--- a/docs/SSS-Documentation.docx
+++ b/docs/SSS-Documentation.docx
@@ -15324,6 +15324,91 @@
       </w:pPr>
       <w:r>
         <w:t xml:space="preserve">Products</w:t>
+      </w:r>
+    </w:p>
+    <w:p>
+      <w:pPr>
+        <w:pStyle w:val="Compact"/>
+        <w:numPr>
+          <w:ilvl w:val="0"/>
+          <w:numId w:val="1028"/>
+        </w:numPr>
+      </w:pPr>
+      <w:r>
+        <w:rPr>
+          <w:b/>
+          <w:bCs/>
+        </w:rPr>
+        <w:t xml:space="preserve">Categories</w:t>
+      </w:r>
+      <w:r>
+        <w:t xml:space="preserve"> </w:t>
+      </w:r>
+      <w:r>
+        <w:t xml:space="preserve">— at the top of the page, add a new category by typing a name and</w:t>
+      </w:r>
+      <w:r>
+        <w:t xml:space="preserve"> </w:t>
+      </w:r>
+      <w:r>
+        <w:t xml:space="preserve">pressing</w:t>
+      </w:r>
+      <w:r>
+        <w:t xml:space="preserve"> </w:t>
+      </w:r>
+      <w:r>
+        <w:rPr>
+          <w:b/>
+          <w:bCs/>
+        </w:rPr>
+        <w:t xml:space="preserve">Add category</w:t>
+      </w:r>
+      <w:r>
+        <w:t xml:space="preserve">. Each chip shows how many products it holds; the</w:t>
+      </w:r>
+      <w:r>
+        <w:t xml:space="preserve"> </w:t>
+      </w:r>
+      <w:r>
+        <w:rPr>
+          <w:b/>
+          <w:bCs/>
+        </w:rPr>
+        <w:t xml:space="preserve">×</w:t>
+      </w:r>
+      <w:r>
+        <w:t xml:space="preserve"> </w:t>
+      </w:r>
+      <w:r>
+        <w:t xml:space="preserve">deletes a category, but only once it's</w:t>
+      </w:r>
+      <w:r>
+        <w:t xml:space="preserve"> </w:t>
+      </w:r>
+      <w:r>
+        <w:rPr>
+          <w:b/>
+          <w:bCs/>
+        </w:rPr>
+        <w:t xml:space="preserve">empty</w:t>
+      </w:r>
+      <w:r>
+        <w:t xml:space="preserve"> </w:t>
+      </w:r>
+      <w:r>
+        <w:t xml:space="preserve">(move or archive its products</w:t>
+      </w:r>
+      <w:r>
+        <w:t xml:space="preserve"> </w:t>
+      </w:r>
+      <w:r>
+        <w:t xml:space="preserve">first). Categories appear as the section headers and the filter pills in the</w:t>
+      </w:r>
+      <w:r>
+        <w:t xml:space="preserve"> </w:t>
+      </w:r>
+      <w:r>
+        <w:t xml:space="preserve">kiosk shop.</w:t>
       </w:r>
     </w:p>
     <w:p>

--- a/docs/SSS-Documentation.docx
+++ b/docs/SSS-Documentation.docx
@@ -15093,7 +15093,37 @@
         <w:t xml:space="preserve"> </w:t>
       </w:r>
       <w:r>
-        <w:t xml:space="preserve">Revenue, Orders, Items sold, Average order.</w:t>
+        <w:t xml:space="preserve">Revenue, Active users, Orders, Items sold, Average order.</w:t>
+      </w:r>
+      <w:r>
+        <w:t xml:space="preserve"> </w:t>
+      </w:r>
+      <w:r>
+        <w:rPr>
+          <w:i/>
+          <w:iCs/>
+        </w:rPr>
+        <w:t xml:space="preserve">Active</w:t>
+      </w:r>
+      <w:r>
+        <w:rPr>
+          <w:i/>
+          <w:iCs/>
+        </w:rPr>
+        <w:t xml:space="preserve"> </w:t>
+      </w:r>
+      <w:r>
+        <w:rPr>
+          <w:i/>
+          <w:iCs/>
+        </w:rPr>
+        <w:t xml:space="preserve">users</w:t>
+      </w:r>
+      <w:r>
+        <w:t xml:space="preserve"> </w:t>
+      </w:r>
+      <w:r>
+        <w:t xml:space="preserve">counts the distinct members who made at least one purchase in the period.</w:t>
       </w:r>
     </w:p>
     <w:p>
@@ -15138,6 +15168,34 @@
       </w:r>
       <w:r>
         <w:t xml:space="preserve">ranked by quantity, with revenue per item.</w:t>
+      </w:r>
+    </w:p>
+    <w:p>
+      <w:pPr>
+        <w:pStyle w:val="Compact"/>
+        <w:numPr>
+          <w:ilvl w:val="0"/>
+          <w:numId w:val="1026"/>
+        </w:numPr>
+      </w:pPr>
+      <w:r>
+        <w:rPr>
+          <w:b/>
+          <w:bCs/>
+        </w:rPr>
+        <w:t xml:space="preserve">Top spenders:</w:t>
+      </w:r>
+      <w:r>
+        <w:t xml:space="preserve"> </w:t>
+      </w:r>
+      <w:r>
+        <w:t xml:space="preserve">the 10 members who spent the most in the period, with their</w:t>
+      </w:r>
+      <w:r>
+        <w:t xml:space="preserve"> </w:t>
+      </w:r>
+      <w:r>
+        <w:t xml:space="preserve">total spend and order count.</w:t>
       </w:r>
     </w:p>
     <w:p>

--- a/docs/SSS-Documentation.docx
+++ b/docs/SSS-Documentation.docx
@@ -15555,6 +15555,34 @@
       </w:r>
       <w:r>
         <w:t xml:space="preserve">Price changes sync to Congressus.</w:t>
+      </w:r>
+    </w:p>
+    <w:p>
+      <w:pPr>
+        <w:pStyle w:val="Compact"/>
+        <w:numPr>
+          <w:ilvl w:val="0"/>
+          <w:numId w:val="1028"/>
+        </w:numPr>
+      </w:pPr>
+      <w:r>
+        <w:rPr>
+          <w:b/>
+          <w:bCs/>
+        </w:rPr>
+        <w:t xml:space="preserve">Change category</w:t>
+      </w:r>
+      <w:r>
+        <w:t xml:space="preserve"> </w:t>
+      </w:r>
+      <w:r>
+        <w:t xml:space="preserve">— pick a different category from the dropdown on the product</w:t>
+      </w:r>
+      <w:r>
+        <w:t xml:space="preserve"> </w:t>
+      </w:r>
+      <w:r>
+        <w:t xml:space="preserve">row; it moves immediately. Category is SSS-only (it doesn't affect Congressus).</w:t>
       </w:r>
     </w:p>
     <w:p>

--- a/docs/SSS-Documentation.docx
+++ b/docs/SSS-Documentation.docx
@@ -15460,13 +15460,35 @@
         <w:t xml:space="preserve"> </w:t>
       </w:r>
       <w:r>
-        <w:t xml:space="preserve">first). Categories appear as the section headers and the filter pills in the</w:t>
-      </w:r>
-      <w:r>
-        <w:t xml:space="preserve"> </w:t>
-      </w:r>
-      <w:r>
-        <w:t xml:space="preserve">kiosk shop.</w:t>
+        <w:t xml:space="preserve">first). Use the</w:t>
+      </w:r>
+      <w:r>
+        <w:t xml:space="preserve"> </w:t>
+      </w:r>
+      <w:r>
+        <w:rPr>
+          <w:b/>
+          <w:bCs/>
+        </w:rPr>
+        <w:t xml:space="preserve">‹ ›</w:t>
+      </w:r>
+      <w:r>
+        <w:t xml:space="preserve"> </w:t>
+      </w:r>
+      <w:r>
+        <w:t xml:space="preserve">arrows on a chip to reorder categories — the order sets</w:t>
+      </w:r>
+      <w:r>
+        <w:t xml:space="preserve"> </w:t>
+      </w:r>
+      <w:r>
+        <w:t xml:space="preserve">both the section order and the filter-pill order in the kiosk shop. Categories</w:t>
+      </w:r>
+      <w:r>
+        <w:t xml:space="preserve"> </w:t>
+      </w:r>
+      <w:r>
+        <w:t xml:space="preserve">appear as the section headers and the filter pills in the kiosk shop.</w:t>
       </w:r>
     </w:p>
     <w:p>

--- a/docs/SSS-Documentation.docx
+++ b/docs/SSS-Documentation.docx
@@ -15605,6 +15605,124 @@
       </w:r>
       <w:r>
         <w:t xml:space="preserve">row; it moves immediately. Category is SSS-only (it doesn't affect Congressus).</w:t>
+      </w:r>
+    </w:p>
+    <w:p>
+      <w:pPr>
+        <w:pStyle w:val="Compact"/>
+        <w:numPr>
+          <w:ilvl w:val="0"/>
+          <w:numId w:val="1028"/>
+        </w:numPr>
+      </w:pPr>
+      <w:r>
+        <w:rPr>
+          <w:b/>
+          <w:bCs/>
+        </w:rPr>
+        <w:t xml:space="preserve">Best before (expiry discount)</w:t>
+      </w:r>
+      <w:r>
+        <w:t xml:space="preserve"> </w:t>
+      </w:r>
+      <w:r>
+        <w:t xml:space="preserve">— set a best-before date on the product row.</w:t>
+      </w:r>
+      <w:r>
+        <w:t xml:space="preserve"> </w:t>
+      </w:r>
+      <w:r>
+        <w:t xml:space="preserve">From</w:t>
+      </w:r>
+      <w:r>
+        <w:t xml:space="preserve"> </w:t>
+      </w:r>
+      <w:r>
+        <w:rPr>
+          <w:b/>
+          <w:bCs/>
+        </w:rPr>
+        <w:t xml:space="preserve">7 days before</w:t>
+      </w:r>
+      <w:r>
+        <w:t xml:space="preserve"> </w:t>
+      </w:r>
+      <w:r>
+        <w:t xml:space="preserve">that date onward — and after it — the product is sold at</w:t>
+      </w:r>
+      <w:r>
+        <w:t xml:space="preserve"> </w:t>
+      </w:r>
+      <w:r>
+        <w:rPr>
+          <w:b/>
+          <w:bCs/>
+        </w:rPr>
+        <w:t xml:space="preserve">50% off</w:t>
+      </w:r>
+      <w:r>
+        <w:t xml:space="preserve"> </w:t>
+      </w:r>
+      <w:r>
+        <w:t xml:space="preserve">automatically. The kiosk shows a</w:t>
+      </w:r>
+      <w:r>
+        <w:t xml:space="preserve"> </w:t>
+      </w:r>
+      <w:r>
+        <w:rPr>
+          <w:b/>
+          <w:bCs/>
+        </w:rPr>
+        <w:t xml:space="preserve">-50%</w:t>
+      </w:r>
+      <w:r>
+        <w:t xml:space="preserve"> </w:t>
+      </w:r>
+      <w:r>
+        <w:t xml:space="preserve">badge with the original</w:t>
+      </w:r>
+      <w:r>
+        <w:t xml:space="preserve"> </w:t>
+      </w:r>
+      <w:r>
+        <w:t xml:space="preserve">price struck through, and members are charged (and billed in Congressus) the</w:t>
+      </w:r>
+      <w:r>
+        <w:t xml:space="preserve"> </w:t>
+      </w:r>
+      <w:r>
+        <w:t xml:space="preserve">discounted price. Clear the date to remove the discount. Update the date when a</w:t>
+      </w:r>
+      <w:r>
+        <w:t xml:space="preserve"> </w:t>
+      </w:r>
+      <w:r>
+        <w:t xml:space="preserve">new batch arrives.</w:t>
+      </w:r>
+      <w:r>
+        <w:t xml:space="preserve"> </w:t>
+      </w:r>
+      <w:r>
+        <w:rPr>
+          <w:i/>
+          <w:iCs/>
+        </w:rPr>
+        <w:t xml:space="preserve">Note: products stay on sale after the date — they are not</w:t>
+      </w:r>
+      <w:r>
+        <w:rPr>
+          <w:i/>
+          <w:iCs/>
+        </w:rPr>
+        <w:t xml:space="preserve"> </w:t>
+      </w:r>
+      <w:r>
+        <w:rPr>
+          <w:i/>
+          <w:iCs/>
+        </w:rPr>
+        <w:t xml:space="preserve">auto-hidden — so archive anything you no longer want sold.</w:t>
       </w:r>
     </w:p>
     <w:p>

--- a/docs/SSS-Documentation.docx
+++ b/docs/SSS-Documentation.docx
@@ -15386,7 +15386,6 @@
     </w:p>
     <w:p>
       <w:pPr>
-        <w:pStyle w:val="Compact"/>
         <w:numPr>
           <w:ilvl w:val="0"/>
           <w:numId w:val="1028"/>
@@ -15493,7 +15492,6 @@
     </w:p>
     <w:p>
       <w:pPr>
-        <w:pStyle w:val="Compact"/>
         <w:numPr>
           <w:ilvl w:val="0"/>
           <w:numId w:val="1028"/>
@@ -15540,7 +15538,6 @@
     </w:p>
     <w:p>
       <w:pPr>
-        <w:pStyle w:val="Compact"/>
         <w:numPr>
           <w:ilvl w:val="0"/>
           <w:numId w:val="1028"/>
@@ -15581,7 +15578,6 @@
     </w:p>
     <w:p>
       <w:pPr>
-        <w:pStyle w:val="Compact"/>
         <w:numPr>
           <w:ilvl w:val="0"/>
           <w:numId w:val="1028"/>
@@ -15609,7 +15605,6 @@
     </w:p>
     <w:p>
       <w:pPr>
-        <w:pStyle w:val="Compact"/>
         <w:numPr>
           <w:ilvl w:val="0"/>
           <w:numId w:val="1028"/>
@@ -15632,23 +15627,29 @@
         <w:t xml:space="preserve"> </w:t>
       </w:r>
       <w:r>
-        <w:t xml:space="preserve">From</w:t>
-      </w:r>
-      <w:r>
-        <w:t xml:space="preserve"> </w:t>
-      </w:r>
+        <w:t xml:space="preserve">The price then drops automatically as it ages:</w:t>
+      </w:r>
+    </w:p>
+    <w:p>
+      <w:pPr>
+        <w:pStyle w:val="Compact"/>
+        <w:numPr>
+          <w:ilvl w:val="1"/>
+          <w:numId w:val="1029"/>
+        </w:numPr>
+      </w:pPr>
       <w:r>
         <w:rPr>
           <w:b/>
           <w:bCs/>
         </w:rPr>
-        <w:t xml:space="preserve">7 days before</w:t>
-      </w:r>
-      <w:r>
-        <w:t xml:space="preserve"> </w:t>
-      </w:r>
-      <w:r>
-        <w:t xml:space="preserve">that date onward — and after it — the product is sold at</w:t>
+        <w:t xml:space="preserve">final 7 days</w:t>
+      </w:r>
+      <w:r>
+        <w:t xml:space="preserve"> </w:t>
+      </w:r>
+      <w:r>
+        <w:t xml:space="preserve">(up to and including the best-before date) →</w:t>
       </w:r>
       <w:r>
         <w:t xml:space="preserve"> </w:t>
@@ -15664,7 +15665,7 @@
         <w:t xml:space="preserve"> </w:t>
       </w:r>
       <w:r>
-        <w:t xml:space="preserve">automatically. The kiosk shows a</w:t>
+        <w:t xml:space="preserve">(kiosk shows a</w:t>
       </w:r>
       <w:r>
         <w:t xml:space="preserve"> </w:t>
@@ -15680,25 +15681,84 @@
         <w:t xml:space="preserve"> </w:t>
       </w:r>
       <w:r>
-        <w:t xml:space="preserve">badge with the original</w:t>
-      </w:r>
-      <w:r>
-        <w:t xml:space="preserve"> </w:t>
-      </w:r>
-      <w:r>
-        <w:t xml:space="preserve">price struck through, and members are charged (and billed in Congressus) the</w:t>
-      </w:r>
-      <w:r>
-        <w:t xml:space="preserve"> </w:t>
-      </w:r>
-      <w:r>
-        <w:t xml:space="preserve">discounted price. Clear the date to remove the discount. Update the date when a</w:t>
-      </w:r>
-      <w:r>
-        <w:t xml:space="preserve"> </w:t>
-      </w:r>
-      <w:r>
-        <w:t xml:space="preserve">new batch arrives.</w:t>
+        <w:t xml:space="preserve">badge),</w:t>
+      </w:r>
+    </w:p>
+    <w:p>
+      <w:pPr>
+        <w:pStyle w:val="Compact"/>
+        <w:numPr>
+          <w:ilvl w:val="1"/>
+          <w:numId w:val="1029"/>
+        </w:numPr>
+      </w:pPr>
+      <w:r>
+        <w:rPr>
+          <w:b/>
+          <w:bCs/>
+        </w:rPr>
+        <w:t xml:space="preserve">after the best-before date</w:t>
+      </w:r>
+      <w:r>
+        <w:t xml:space="preserve"> </w:t>
+      </w:r>
+      <w:r>
+        <w:t xml:space="preserve">→</w:t>
+      </w:r>
+      <w:r>
+        <w:t xml:space="preserve"> </w:t>
+      </w:r>
+      <w:r>
+        <w:rPr>
+          <w:b/>
+          <w:bCs/>
+        </w:rPr>
+        <w:t xml:space="preserve">free</w:t>
+      </w:r>
+      <w:r>
+        <w:t xml:space="preserve"> </w:t>
+      </w:r>
+      <w:r>
+        <w:t xml:space="preserve">(kiosk shows a</w:t>
+      </w:r>
+      <w:r>
+        <w:t xml:space="preserve"> </w:t>
+      </w:r>
+      <w:r>
+        <w:rPr>
+          <w:b/>
+          <w:bCs/>
+        </w:rPr>
+        <w:t xml:space="preserve">FREE</w:t>
+      </w:r>
+      <w:r>
+        <w:t xml:space="preserve"> </w:t>
+      </w:r>
+      <w:r>
+        <w:t xml:space="preserve">badge).</w:t>
+      </w:r>
+    </w:p>
+    <w:p>
+      <w:pPr>
+        <w:numPr>
+          <w:ilvl w:val="0"/>
+          <w:numId w:val="1000"/>
+        </w:numPr>
+      </w:pPr>
+      <w:r>
+        <w:t xml:space="preserve">The original price is struck through, and members are charged (and billed in</w:t>
+      </w:r>
+      <w:r>
+        <w:t xml:space="preserve"> </w:t>
+      </w:r>
+      <w:r>
+        <w:t xml:space="preserve">Congressus) the discounted/zero price. Clear the date to remove the discount,</w:t>
+      </w:r>
+      <w:r>
+        <w:t xml:space="preserve"> </w:t>
+      </w:r>
+      <w:r>
+        <w:t xml:space="preserve">and update it when a new batch arrives.</w:t>
       </w:r>
       <w:r>
         <w:t xml:space="preserve"> </w:t>
@@ -15708,7 +15768,7 @@
           <w:i/>
           <w:iCs/>
         </w:rPr>
-        <w:t xml:space="preserve">Note: products stay on sale after the date — they are not</w:t>
+        <w:t xml:space="preserve">Note: products are not auto-hidden —</w:t>
       </w:r>
       <w:r>
         <w:rPr>
@@ -15722,12 +15782,25 @@
           <w:i/>
           <w:iCs/>
         </w:rPr>
-        <w:t xml:space="preserve">auto-hidden — so archive anything you no longer want sold.</w:t>
-      </w:r>
-    </w:p>
-    <w:p>
-      <w:pPr>
-        <w:pStyle w:val="Compact"/>
+        <w:t xml:space="preserve">an out-of-date product keeps being offered for free until you archive it or set</w:t>
+      </w:r>
+      <w:r>
+        <w:rPr>
+          <w:i/>
+          <w:iCs/>
+        </w:rPr>
+        <w:t xml:space="preserve"> </w:t>
+      </w:r>
+      <w:r>
+        <w:rPr>
+          <w:i/>
+          <w:iCs/>
+        </w:rPr>
+        <w:t xml:space="preserve">a new date, so archive anything you no longer want given away.</w:t>
+      </w:r>
+    </w:p>
+    <w:p>
+      <w:pPr>
         <w:numPr>
           <w:ilvl w:val="0"/>
           <w:numId w:val="1028"/>
@@ -15749,7 +15822,6 @@
     </w:p>
     <w:p>
       <w:pPr>
-        <w:pStyle w:val="Compact"/>
         <w:numPr>
           <w:ilvl w:val="0"/>
           <w:numId w:val="1028"/>
@@ -15787,7 +15859,6 @@
     </w:p>
     <w:p>
       <w:pPr>
-        <w:pStyle w:val="Compact"/>
         <w:numPr>
           <w:ilvl w:val="0"/>
           <w:numId w:val="1028"/>
@@ -15855,199 +15926,6 @@
       </w:r>
       <w:r>
         <w:t xml:space="preserve">(already sent to Congressus).</w:t>
-      </w:r>
-    </w:p>
-    <w:p>
-      <w:pPr>
-        <w:pStyle w:val="Compact"/>
-        <w:numPr>
-          <w:ilvl w:val="0"/>
-          <w:numId w:val="1029"/>
-        </w:numPr>
-      </w:pPr>
-      <w:r>
-        <w:rPr>
-          <w:b/>
-          <w:bCs/>
-        </w:rPr>
-        <w:t xml:space="preserve">Edit</w:t>
-      </w:r>
-      <w:r>
-        <w:t xml:space="preserve"> </w:t>
-      </w:r>
-      <w:r>
-        <w:t xml:space="preserve">(pending only) — adjust line quantities with</w:t>
-      </w:r>
-      <w:r>
-        <w:t xml:space="preserve"> </w:t>
-      </w:r>
-      <w:r>
-        <w:rPr>
-          <w:rStyle w:val="VerbatimChar"/>
-        </w:rPr>
-        <w:t xml:space="preserve">−/+</w:t>
-      </w:r>
-      <w:r>
-        <w:t xml:space="preserve">, or set a line to 0</w:t>
-      </w:r>
-      <w:r>
-        <w:t xml:space="preserve"> </w:t>
-      </w:r>
-      <w:r>
-        <w:t xml:space="preserve">to remove it; the total recalculates live. Use this when a member was charged</w:t>
-      </w:r>
-      <w:r>
-        <w:t xml:space="preserve"> </w:t>
-      </w:r>
-      <w:r>
-        <w:t xml:space="preserve">for something by mistake or that wasn't actually in stock.</w:t>
-      </w:r>
-      <w:r>
-        <w:t xml:space="preserve"> </w:t>
-      </w:r>
-      <w:r>
-        <w:rPr>
-          <w:b/>
-          <w:bCs/>
-        </w:rPr>
-        <w:t xml:space="preserve">Save changes</w:t>
-      </w:r>
-      <w:r>
-        <w:t xml:space="preserve">.</w:t>
-      </w:r>
-    </w:p>
-    <w:p>
-      <w:pPr>
-        <w:pStyle w:val="Compact"/>
-        <w:numPr>
-          <w:ilvl w:val="0"/>
-          <w:numId w:val="1029"/>
-        </w:numPr>
-      </w:pPr>
-      <w:r>
-        <w:rPr>
-          <w:b/>
-          <w:bCs/>
-        </w:rPr>
-        <w:t xml:space="preserve">Delete invoice</w:t>
-      </w:r>
-      <w:r>
-        <w:t xml:space="preserve"> </w:t>
-      </w:r>
-      <w:r>
-        <w:t xml:space="preserve">(pending only) — remove a whole invoice.</w:t>
-      </w:r>
-    </w:p>
-    <w:p>
-      <w:pPr>
-        <w:pStyle w:val="Compact"/>
-        <w:numPr>
-          <w:ilvl w:val="0"/>
-          <w:numId w:val="1029"/>
-        </w:numPr>
-      </w:pPr>
-      <w:r>
-        <w:rPr>
-          <w:b/>
-          <w:bCs/>
-        </w:rPr>
-        <w:t xml:space="preserve">Export to Congressus</w:t>
-      </w:r>
-      <w:r>
-        <w:t xml:space="preserve"> </w:t>
-      </w:r>
-      <w:r>
-        <w:t xml:space="preserve">— bills all pending invoices. They are grouped into</w:t>
-      </w:r>
-      <w:r>
-        <w:t xml:space="preserve"> </w:t>
-      </w:r>
-      <w:r>
-        <w:rPr>
-          <w:b/>
-          <w:bCs/>
-        </w:rPr>
-        <w:t xml:space="preserve">one Congressus invoice per member per month</w:t>
-      </w:r>
-      <w:r>
-        <w:t xml:space="preserve"> </w:t>
-      </w:r>
-      <w:r>
-        <w:t xml:space="preserve">and then move to the Exported</w:t>
-      </w:r>
-      <w:r>
-        <w:t xml:space="preserve"> </w:t>
-      </w:r>
-      <w:r>
-        <w:t xml:space="preserve">tab. Run this once per billing cycle (e.g. monthly).</w:t>
-      </w:r>
-    </w:p>
-    <w:p>
-      <w:pPr>
-        <w:pStyle w:val="Compact"/>
-        <w:numPr>
-          <w:ilvl w:val="0"/>
-          <w:numId w:val="1029"/>
-        </w:numPr>
-      </w:pPr>
-      <w:r>
-        <w:rPr>
-          <w:b/>
-          <w:bCs/>
-        </w:rPr>
-        <w:t xml:space="preserve">Clear all … (test data)</w:t>
-      </w:r>
-      <w:r>
-        <w:t xml:space="preserve"> </w:t>
-      </w:r>
-      <w:r>
-        <w:t xml:space="preserve">— bulk-deletes every invoice in the current tab,</w:t>
-      </w:r>
-      <w:r>
-        <w:t xml:space="preserve"> </w:t>
-      </w:r>
-      <w:r>
-        <w:t xml:space="preserve">with a double confirmation. Use this to wipe test data so the dashboard counts</w:t>
-      </w:r>
-      <w:r>
-        <w:t xml:space="preserve"> </w:t>
-      </w:r>
-      <w:r>
-        <w:t xml:space="preserve">fresh.</w:t>
-      </w:r>
-      <w:r>
-        <w:t xml:space="preserve"> </w:t>
-      </w:r>
-      <w:r>
-        <w:rPr>
-          <w:b/>
-          <w:bCs/>
-        </w:rPr>
-        <w:t xml:space="preserve">Irreversible.</w:t>
-      </w:r>
-    </w:p>
-    <w:p>
-      <w:pPr>
-        <w:pStyle w:val="BlockText"/>
-      </w:pPr>
-      <w:r>
-        <w:t xml:space="preserve">Exported invoices are read-only here. They've been sent to Congressus, so</w:t>
-      </w:r>
-      <w:r>
-        <w:t xml:space="preserve"> </w:t>
-      </w:r>
-      <w:r>
-        <w:t xml:space="preserve">corrections after export must be made in Congressus directly.</w:t>
-      </w:r>
-    </w:p>
-    <w:bookmarkEnd w:id="119"/>
-    <w:bookmarkStart w:id="120" w:name="typical-monthly-routine"/>
-    <w:p>
-      <w:pPr>
-        <w:pStyle w:val="Heading2"/>
-      </w:pPr>
-      <w:r>
-        <w:t xml:space="preserve">Typical monthly routine</w:t>
       </w:r>
     </w:p>
     <w:p>
@@ -16063,13 +15941,50 @@
           <w:b/>
           <w:bCs/>
         </w:rPr>
-        <w:t xml:space="preserve">Members → Sync from Congressus</w:t>
-      </w:r>
-      <w:r>
-        <w:t xml:space="preserve"> </w:t>
-      </w:r>
-      <w:r>
-        <w:t xml:space="preserve">(catch new/changed members).</w:t>
+        <w:t xml:space="preserve">Edit</w:t>
+      </w:r>
+      <w:r>
+        <w:t xml:space="preserve"> </w:t>
+      </w:r>
+      <w:r>
+        <w:t xml:space="preserve">(pending only) — adjust line quantities with</w:t>
+      </w:r>
+      <w:r>
+        <w:t xml:space="preserve"> </w:t>
+      </w:r>
+      <w:r>
+        <w:rPr>
+          <w:rStyle w:val="VerbatimChar"/>
+        </w:rPr>
+        <w:t xml:space="preserve">−/+</w:t>
+      </w:r>
+      <w:r>
+        <w:t xml:space="preserve">, or set a line to 0</w:t>
+      </w:r>
+      <w:r>
+        <w:t xml:space="preserve"> </w:t>
+      </w:r>
+      <w:r>
+        <w:t xml:space="preserve">to remove it; the total recalculates live. Use this when a member was charged</w:t>
+      </w:r>
+      <w:r>
+        <w:t xml:space="preserve"> </w:t>
+      </w:r>
+      <w:r>
+        <w:t xml:space="preserve">for something by mistake or that wasn't actually in stock.</w:t>
+      </w:r>
+      <w:r>
+        <w:t xml:space="preserve"> </w:t>
+      </w:r>
+      <w:r>
+        <w:rPr>
+          <w:b/>
+          <w:bCs/>
+        </w:rPr>
+        <w:t xml:space="preserve">Save changes</w:t>
+      </w:r>
+      <w:r>
+        <w:t xml:space="preserve">.</w:t>
       </w:r>
     </w:p>
     <w:p>
@@ -16081,23 +15996,17 @@
         </w:numPr>
       </w:pPr>
       <w:r>
-        <w:t xml:space="preserve">Check the</w:t>
-      </w:r>
-      <w:r>
-        <w:t xml:space="preserve"> </w:t>
-      </w:r>
-      <w:r>
         <w:rPr>
           <w:b/>
           <w:bCs/>
         </w:rPr>
-        <w:t xml:space="preserve">Dashboard</w:t>
-      </w:r>
-      <w:r>
-        <w:t xml:space="preserve"> </w:t>
-      </w:r>
-      <w:r>
-        <w:t xml:space="preserve">for the month.</w:t>
+        <w:t xml:space="preserve">Delete invoice</w:t>
+      </w:r>
+      <w:r>
+        <w:t xml:space="preserve"> </w:t>
+      </w:r>
+      <w:r>
+        <w:t xml:space="preserve">(pending only) — remove a whole invoice.</w:t>
       </w:r>
     </w:p>
     <w:p>
@@ -16113,13 +16022,35 @@
           <w:b/>
           <w:bCs/>
         </w:rPr>
-        <w:t xml:space="preserve">Invoices → Export to Congressus</w:t>
-      </w:r>
-      <w:r>
-        <w:t xml:space="preserve"> </w:t>
-      </w:r>
-      <w:r>
-        <w:t xml:space="preserve">to bill the month's purchases.</w:t>
+        <w:t xml:space="preserve">Export to Congressus</w:t>
+      </w:r>
+      <w:r>
+        <w:t xml:space="preserve"> </w:t>
+      </w:r>
+      <w:r>
+        <w:t xml:space="preserve">— bills all pending invoices. They are grouped into</w:t>
+      </w:r>
+      <w:r>
+        <w:t xml:space="preserve"> </w:t>
+      </w:r>
+      <w:r>
+        <w:rPr>
+          <w:b/>
+          <w:bCs/>
+        </w:rPr>
+        <w:t xml:space="preserve">one Congressus invoice per member per month</w:t>
+      </w:r>
+      <w:r>
+        <w:t xml:space="preserve"> </w:t>
+      </w:r>
+      <w:r>
+        <w:t xml:space="preserve">and then move to the Exported</w:t>
+      </w:r>
+      <w:r>
+        <w:t xml:space="preserve"> </w:t>
+      </w:r>
+      <w:r>
+        <w:t xml:space="preserve">tab. Run this once per billing cycle (e.g. monthly).</w:t>
       </w:r>
     </w:p>
     <w:p>
@@ -16131,17 +16062,63 @@
         </w:numPr>
       </w:pPr>
       <w:r>
-        <w:t xml:space="preserve">Verify the new invoices in Congressus.</w:t>
-      </w:r>
-    </w:p>
-    <w:bookmarkEnd w:id="120"/>
-    <w:bookmarkStart w:id="121" w:name="Xdfdd6fef4644c16841a13fbca3b793942ebb4aa"/>
+        <w:rPr>
+          <w:b/>
+          <w:bCs/>
+        </w:rPr>
+        <w:t xml:space="preserve">Clear all … (test data)</w:t>
+      </w:r>
+      <w:r>
+        <w:t xml:space="preserve"> </w:t>
+      </w:r>
+      <w:r>
+        <w:t xml:space="preserve">— bulk-deletes every invoice in the current tab,</w:t>
+      </w:r>
+      <w:r>
+        <w:t xml:space="preserve"> </w:t>
+      </w:r>
+      <w:r>
+        <w:t xml:space="preserve">with a double confirmation. Use this to wipe test data so the dashboard counts</w:t>
+      </w:r>
+      <w:r>
+        <w:t xml:space="preserve"> </w:t>
+      </w:r>
+      <w:r>
+        <w:t xml:space="preserve">fresh.</w:t>
+      </w:r>
+      <w:r>
+        <w:t xml:space="preserve"> </w:t>
+      </w:r>
+      <w:r>
+        <w:rPr>
+          <w:b/>
+          <w:bCs/>
+        </w:rPr>
+        <w:t xml:space="preserve">Irreversible.</w:t>
+      </w:r>
+    </w:p>
+    <w:p>
+      <w:pPr>
+        <w:pStyle w:val="BlockText"/>
+      </w:pPr>
+      <w:r>
+        <w:t xml:space="preserve">Exported invoices are read-only here. They've been sent to Congressus, so</w:t>
+      </w:r>
+      <w:r>
+        <w:t xml:space="preserve"> </w:t>
+      </w:r>
+      <w:r>
+        <w:t xml:space="preserve">corrections after export must be made in Congressus directly.</w:t>
+      </w:r>
+    </w:p>
+    <w:bookmarkEnd w:id="119"/>
+    <w:bookmarkStart w:id="120" w:name="typical-monthly-routine"/>
     <w:p>
       <w:pPr>
         <w:pStyle w:val="Heading2"/>
       </w:pPr>
       <w:r>
-        <w:t xml:space="preserve">Member-facing flows (what members experience)</w:t>
+        <w:t xml:space="preserve">Typical monthly routine</w:t>
       </w:r>
     </w:p>
     <w:p>
@@ -16157,19 +16134,13 @@
           <w:b/>
           <w:bCs/>
         </w:rPr>
-        <w:t xml:space="preserve">Tap a registered card</w:t>
-      </w:r>
-      <w:r>
-        <w:t xml:space="preserve"> </w:t>
-      </w:r>
-      <w:r>
-        <w:t xml:space="preserve">→ the shop opens, greets them by name, they pick</w:t>
-      </w:r>
-      <w:r>
-        <w:t xml:space="preserve"> </w:t>
-      </w:r>
-      <w:r>
-        <w:t xml:space="preserve">snacks and confirm. It auto-returns to the tap screen after ~1 minute idle.</w:t>
+        <w:t xml:space="preserve">Members → Sync from Congressus</w:t>
+      </w:r>
+      <w:r>
+        <w:t xml:space="preserve"> </w:t>
+      </w:r>
+      <w:r>
+        <w:t xml:space="preserve">(catch new/changed members).</w:t>
       </w:r>
     </w:p>
     <w:p>
@@ -16181,61 +16152,23 @@
         </w:numPr>
       </w:pPr>
       <w:r>
+        <w:t xml:space="preserve">Check the</w:t>
+      </w:r>
+      <w:r>
+        <w:t xml:space="preserve"> </w:t>
+      </w:r>
+      <w:r>
         <w:rPr>
           <w:b/>
           <w:bCs/>
         </w:rPr>
-        <w:t xml:space="preserve">Tap an unregistered card</w:t>
-      </w:r>
-      <w:r>
-        <w:t xml:space="preserve"> </w:t>
-      </w:r>
-      <w:r>
-        <w:t xml:space="preserve">→ they enter their</w:t>
-      </w:r>
-      <w:r>
-        <w:t xml:space="preserve"> </w:t>
-      </w:r>
-      <w:r>
-        <w:rPr>
-          <w:b/>
-          <w:bCs/>
-        </w:rPr>
-        <w:t xml:space="preserve">Stress website email</w:t>
-      </w:r>
-      <w:r>
-        <w:t xml:space="preserve"> </w:t>
-      </w:r>
-      <w:r>
-        <w:t xml:space="preserve">→ they</w:t>
-      </w:r>
-      <w:r>
-        <w:t xml:space="preserve"> </w:t>
-      </w:r>
-      <w:r>
-        <w:t xml:space="preserve">get a verification email → they click</w:t>
-      </w:r>
-      <w:r>
-        <w:t xml:space="preserve"> </w:t>
-      </w:r>
-      <w:r>
-        <w:rPr>
-          <w:b/>
-          <w:bCs/>
-        </w:rPr>
-        <w:t xml:space="preserve">Yes, link my card</w:t>
-      </w:r>
-      <w:r>
-        <w:t xml:space="preserve"> </w:t>
-      </w:r>
-      <w:r>
-        <w:t xml:space="preserve">on their phone →</w:t>
-      </w:r>
-      <w:r>
-        <w:t xml:space="preserve"> </w:t>
-      </w:r>
-      <w:r>
-        <w:t xml:space="preserve">the card is linked. They then tap again at the kiosk to shop.</w:t>
+        <w:t xml:space="preserve">Dashboard</w:t>
+      </w:r>
+      <w:r>
+        <w:t xml:space="preserve"> </w:t>
+      </w:r>
+      <w:r>
+        <w:t xml:space="preserve">for the month.</w:t>
       </w:r>
     </w:p>
     <w:p>
@@ -16251,97 +16184,35 @@
           <w:b/>
           <w:bCs/>
         </w:rPr>
-        <w:t xml:space="preserve">"Email not found"</w:t>
-      </w:r>
-      <w:r>
-        <w:t xml:space="preserve"> </w:t>
-      </w:r>
-      <w:r>
-        <w:t xml:space="preserve">→ they typed an email that isn't a member's. They should</w:t>
-      </w:r>
-      <w:r>
-        <w:t xml:space="preserve"> </w:t>
-      </w:r>
-      <w:r>
-        <w:t xml:space="preserve">use the email they log into the Stress website with. Persisting issues → board.</w:t>
-      </w:r>
-    </w:p>
-    <w:p>
-      <w:r>
-        <w:br w:type="page"/>
-      </w:r>
-    </w:p>
-    <w:bookmarkEnd w:id="121"/>
-    <w:bookmarkEnd w:id="122"/>
-    <w:bookmarkStart w:id="136" w:name="security-model"/>
-    <w:p>
-      <w:pPr>
-        <w:pStyle w:val="Heading1"/>
-      </w:pPr>
-      <w:r>
-        <w:t xml:space="preserve">Security Model</w:t>
-      </w:r>
-    </w:p>
-    <w:p>
-      <w:pPr>
-        <w:pStyle w:val="FirstParagraph"/>
-      </w:pPr>
-      <w:r>
-        <w:t xml:space="preserve">The guiding rule:</w:t>
-      </w:r>
-      <w:r>
-        <w:t xml:space="preserve"> </w:t>
-      </w:r>
-      <w:r>
-        <w:rPr>
-          <w:b/>
-          <w:bCs/>
-        </w:rPr>
-        <w:t xml:space="preserve">no member or internal data is reachable without a valid</w:t>
-      </w:r>
-      <w:r>
-        <w:rPr>
-          <w:b/>
-          <w:bCs/>
-        </w:rPr>
-        <w:t xml:space="preserve"> </w:t>
-      </w:r>
-      <w:r>
-        <w:rPr>
-          <w:b/>
-          <w:bCs/>
-        </w:rPr>
-        <w:t xml:space="preserve">session.</w:t>
-      </w:r>
-      <w:r>
-        <w:t xml:space="preserve"> </w:t>
-      </w:r>
-      <w:r>
-        <w:t xml:space="preserve">This document explains how that's enforced and the deliberate</w:t>
-      </w:r>
-      <w:r>
-        <w:t xml:space="preserve"> </w:t>
-      </w:r>
-      <w:r>
-        <w:t xml:space="preserve">trade-offs made for a shared, physical kiosk.</w:t>
-      </w:r>
-    </w:p>
-    <w:bookmarkStart w:id="126" w:name="authentication--authorisation"/>
+        <w:t xml:space="preserve">Invoices → Export to Congressus</w:t>
+      </w:r>
+      <w:r>
+        <w:t xml:space="preserve"> </w:t>
+      </w:r>
+      <w:r>
+        <w:t xml:space="preserve">to bill the month's purchases.</w:t>
+      </w:r>
+    </w:p>
+    <w:p>
+      <w:pPr>
+        <w:pStyle w:val="Compact"/>
+        <w:numPr>
+          <w:ilvl w:val="0"/>
+          <w:numId w:val="1031"/>
+        </w:numPr>
+      </w:pPr>
+      <w:r>
+        <w:t xml:space="preserve">Verify the new invoices in Congressus.</w:t>
+      </w:r>
+    </w:p>
+    <w:bookmarkEnd w:id="120"/>
+    <w:bookmarkStart w:id="121" w:name="Xdfdd6fef4644c16841a13fbca3b793942ebb4aa"/>
     <w:p>
       <w:pPr>
         <w:pStyle w:val="Heading2"/>
       </w:pPr>
       <w:r>
-        <w:t xml:space="preserve">Authentication &amp; authorisation</w:t>
-      </w:r>
-    </w:p>
-    <w:bookmarkStart w:id="123" w:name="admin"/>
-    <w:p>
-      <w:pPr>
-        <w:pStyle w:val="Heading3"/>
-      </w:pPr>
-      <w:r>
-        <w:t xml:space="preserve">Admin</w:t>
+        <w:t xml:space="preserve">Member-facing flows (what members experience)</w:t>
       </w:r>
     </w:p>
     <w:p>
@@ -16353,56 +16224,23 @@
         </w:numPr>
       </w:pPr>
       <w:r>
-        <w:t xml:space="preserve">Login (</w:t>
-      </w:r>
-      <w:r>
-        <w:rPr>
-          <w:rStyle w:val="VerbatimChar"/>
-        </w:rPr>
-        <w:t xml:space="preserve">POST /api/auth/login</w:t>
-      </w:r>
-      <w:r>
-        <w:t xml:space="preserve">) verifies a bcrypt password and sets an</w:t>
-      </w:r>
-      <w:r>
-        <w:t xml:space="preserve"> </w:t>
-      </w:r>
-      <w:r>
         <w:rPr>
           <w:b/>
           <w:bCs/>
         </w:rPr>
-        <w:t xml:space="preserve">httpOnly</w:t>
-      </w:r>
-      <w:r>
-        <w:t xml:space="preserve"> </w:t>
-      </w:r>
-      <w:r>
-        <w:rPr>
-          <w:rStyle w:val="VerbatimChar"/>
-        </w:rPr>
-        <w:t xml:space="preserve">session</w:t>
-      </w:r>
-      <w:r>
-        <w:t xml:space="preserve"> </w:t>
-      </w:r>
-      <w:r>
-        <w:t xml:space="preserve">cookie (7-day</w:t>
-      </w:r>
-      <w:r>
-        <w:t xml:space="preserve"> </w:t>
-      </w:r>
-      <w:r>
-        <w:rPr>
-          <w:rStyle w:val="VerbatimChar"/>
-        </w:rPr>
-        <w:t xml:space="preserve">Session</w:t>
-      </w:r>
-      <w:r>
-        <w:t xml:space="preserve"> </w:t>
-      </w:r>
-      <w:r>
-        <w:t xml:space="preserve">row).</w:t>
+        <w:t xml:space="preserve">Tap a registered card</w:t>
+      </w:r>
+      <w:r>
+        <w:t xml:space="preserve"> </w:t>
+      </w:r>
+      <w:r>
+        <w:t xml:space="preserve">→ the shop opens, greets them by name, they pick</w:t>
+      </w:r>
+      <w:r>
+        <w:t xml:space="preserve"> </w:t>
+      </w:r>
+      <w:r>
+        <w:t xml:space="preserve">snacks and confirm. It auto-returns to the tap screen after ~1 minute idle.</w:t>
       </w:r>
     </w:p>
     <w:p>
@@ -16415,67 +16253,60 @@
       </w:pPr>
       <w:r>
         <w:rPr>
-          <w:rStyle w:val="VerbatimChar"/>
-        </w:rPr>
-        <w:t xml:space="preserve">requireAdmin()</w:t>
-      </w:r>
-      <w:r>
-        <w:t xml:space="preserve"> </w:t>
-      </w:r>
-      <w:r>
-        <w:t xml:space="preserve">(</w:t>
-      </w:r>
-      <w:r>
-        <w:rPr>
-          <w:rStyle w:val="VerbatimChar"/>
-        </w:rPr>
-        <w:t xml:space="preserve">src/lib/auth.ts</w:t>
-      </w:r>
-      <w:r>
-        <w:t xml:space="preserve">) loads the session, checks it isn't expired,</w:t>
-      </w:r>
-      <w:r>
-        <w:t xml:space="preserve"> </w:t>
-      </w:r>
-      <w:r>
-        <w:t xml:space="preserve">and checks</w:t>
-      </w:r>
-      <w:r>
-        <w:t xml:space="preserve"> </w:t>
-      </w:r>
-      <w:r>
-        <w:rPr>
-          <w:rStyle w:val="VerbatimChar"/>
-        </w:rPr>
-        <w:t xml:space="preserve">role === "ADMIN"</w:t>
-      </w:r>
-      <w:r>
-        <w:t xml:space="preserve">.</w:t>
-      </w:r>
-      <w:r>
-        <w:t xml:space="preserve"> </w:t>
-      </w:r>
-      <w:r>
-        <w:rPr>
           <w:b/>
           <w:bCs/>
         </w:rPr>
-        <w:t xml:space="preserve">Every</w:t>
-      </w:r>
-      <w:r>
-        <w:t xml:space="preserve"> </w:t>
-      </w:r>
-      <w:r>
-        <w:rPr>
-          <w:rStyle w:val="VerbatimChar"/>
-        </w:rPr>
-        <w:t xml:space="preserve">/api/admin/*</w:t>
-      </w:r>
-      <w:r>
-        <w:t xml:space="preserve"> </w:t>
-      </w:r>
-      <w:r>
-        <w:t xml:space="preserve">handler calls it.</w:t>
+        <w:t xml:space="preserve">Tap an unregistered card</w:t>
+      </w:r>
+      <w:r>
+        <w:t xml:space="preserve"> </w:t>
+      </w:r>
+      <w:r>
+        <w:t xml:space="preserve">→ they enter their</w:t>
+      </w:r>
+      <w:r>
+        <w:t xml:space="preserve"> </w:t>
+      </w:r>
+      <w:r>
+        <w:rPr>
+          <w:b/>
+          <w:bCs/>
+        </w:rPr>
+        <w:t xml:space="preserve">Stress website email</w:t>
+      </w:r>
+      <w:r>
+        <w:t xml:space="preserve"> </w:t>
+      </w:r>
+      <w:r>
+        <w:t xml:space="preserve">→ they</w:t>
+      </w:r>
+      <w:r>
+        <w:t xml:space="preserve"> </w:t>
+      </w:r>
+      <w:r>
+        <w:t xml:space="preserve">get a verification email → they click</w:t>
+      </w:r>
+      <w:r>
+        <w:t xml:space="preserve"> </w:t>
+      </w:r>
+      <w:r>
+        <w:rPr>
+          <w:b/>
+          <w:bCs/>
+        </w:rPr>
+        <w:t xml:space="preserve">Yes, link my card</w:t>
+      </w:r>
+      <w:r>
+        <w:t xml:space="preserve"> </w:t>
+      </w:r>
+      <w:r>
+        <w:t xml:space="preserve">on their phone →</w:t>
+      </w:r>
+      <w:r>
+        <w:t xml:space="preserve"> </w:t>
+      </w:r>
+      <w:r>
+        <w:t xml:space="preserve">the card is linked. They then tap again at the kiosk to shop.</w:t>
       </w:r>
     </w:p>
     <w:p>
@@ -16487,144 +16318,101 @@
         </w:numPr>
       </w:pPr>
       <w:r>
-        <w:t xml:space="preserve">The admin pages are gated by a</w:t>
-      </w:r>
-      <w:r>
-        <w:t xml:space="preserve"> </w:t>
-      </w:r>
-      <w:r>
         <w:rPr>
           <w:b/>
           <w:bCs/>
         </w:rPr>
-        <w:t xml:space="preserve">server-side layout</w:t>
-      </w:r>
-      <w:r>
-        <w:t xml:space="preserve"> </w:t>
-      </w:r>
-      <w:r>
-        <w:t xml:space="preserve">(</w:t>
-      </w:r>
-      <w:r>
-        <w:rPr>
-          <w:rStyle w:val="VerbatimChar"/>
-        </w:rPr>
-        <w:t xml:space="preserve">requireAdmin()</w:t>
-      </w:r>
-      <w:r>
-        <w:t xml:space="preserve"> </w:t>
-      </w:r>
-      <w:r>
-        <w:t xml:space="preserve">→</w:t>
-      </w:r>
-      <w:r>
-        <w:t xml:space="preserve"> </w:t>
-      </w:r>
-      <w:r>
-        <w:rPr>
-          <w:rStyle w:val="VerbatimChar"/>
-        </w:rPr>
-        <w:t xml:space="preserve">redirect("/admin/login")</w:t>
-      </w:r>
-      <w:r>
-        <w:t xml:space="preserve">), so unauthenticated users never receive page HTML</w:t>
-      </w:r>
-      <w:r>
-        <w:t xml:space="preserve"> </w:t>
-      </w:r>
-      <w:r>
-        <w:t xml:space="preserve">or data — only a redirect.</w:t>
-      </w:r>
-    </w:p>
-    <w:p>
-      <w:pPr>
-        <w:pStyle w:val="Compact"/>
-        <w:numPr>
-          <w:ilvl w:val="0"/>
-          <w:numId w:val="1032"/>
-        </w:numPr>
-      </w:pPr>
-      <w:r>
-        <w:t xml:space="preserve">Middleware (</w:t>
-      </w:r>
-      <w:r>
-        <w:rPr>
-          <w:rStyle w:val="VerbatimChar"/>
-        </w:rPr>
-        <w:t xml:space="preserve">src/middleware.ts</w:t>
-      </w:r>
-      <w:r>
-        <w:t xml:space="preserve">) additionally requires the cookie to be present</w:t>
-      </w:r>
-      <w:r>
-        <w:t xml:space="preserve"> </w:t>
-      </w:r>
-      <w:r>
-        <w:t xml:space="preserve">on</w:t>
-      </w:r>
-      <w:r>
-        <w:t xml:space="preserve"> </w:t>
-      </w:r>
-      <w:r>
-        <w:rPr>
-          <w:rStyle w:val="VerbatimChar"/>
-        </w:rPr>
-        <w:t xml:space="preserve">/admin/*</w:t>
-      </w:r>
-      <w:r>
-        <w:t xml:space="preserve"> </w:t>
-      </w:r>
-      <w:r>
-        <w:t xml:space="preserve">and</w:t>
-      </w:r>
-      <w:r>
-        <w:t xml:space="preserve"> </w:t>
-      </w:r>
-      <w:r>
-        <w:rPr>
-          <w:rStyle w:val="VerbatimChar"/>
-        </w:rPr>
-        <w:t xml:space="preserve">/api/admin/*</w:t>
-      </w:r>
-      <w:r>
-        <w:t xml:space="preserve">. This is a fast pre-check; the real validation</w:t>
-      </w:r>
-      <w:r>
-        <w:t xml:space="preserve"> </w:t>
-      </w:r>
-      <w:r>
-        <w:t xml:space="preserve">is</w:t>
-      </w:r>
-      <w:r>
-        <w:t xml:space="preserve"> </w:t>
-      </w:r>
-      <w:r>
-        <w:rPr>
-          <w:rStyle w:val="VerbatimChar"/>
-        </w:rPr>
-        <w:t xml:space="preserve">requireAdmin()</w:t>
-      </w:r>
-      <w:r>
-        <w:t xml:space="preserve"> </w:t>
-      </w:r>
-      <w:r>
-        <w:t xml:space="preserve">(a forged/expired cookie passes middleware but is rejected</w:t>
-      </w:r>
-      <w:r>
-        <w:t xml:space="preserve"> </w:t>
-      </w:r>
-      <w:r>
-        <w:t xml:space="preserve">by the handler).</w:t>
-      </w:r>
-    </w:p>
-    <w:bookmarkEnd w:id="123"/>
-    <w:bookmarkStart w:id="124" w:name="shop-members"/>
+        <w:t xml:space="preserve">"Email not found"</w:t>
+      </w:r>
+      <w:r>
+        <w:t xml:space="preserve"> </w:t>
+      </w:r>
+      <w:r>
+        <w:t xml:space="preserve">→ they typed an email that isn't a member's. They should</w:t>
+      </w:r>
+      <w:r>
+        <w:t xml:space="preserve"> </w:t>
+      </w:r>
+      <w:r>
+        <w:t xml:space="preserve">use the email they log into the Stress website with. Persisting issues → board.</w:t>
+      </w:r>
+    </w:p>
+    <w:p>
+      <w:r>
+        <w:br w:type="page"/>
+      </w:r>
+    </w:p>
+    <w:bookmarkEnd w:id="121"/>
+    <w:bookmarkEnd w:id="122"/>
+    <w:bookmarkStart w:id="136" w:name="security-model"/>
+    <w:p>
+      <w:pPr>
+        <w:pStyle w:val="Heading1"/>
+      </w:pPr>
+      <w:r>
+        <w:t xml:space="preserve">Security Model</w:t>
+      </w:r>
+    </w:p>
+    <w:p>
+      <w:pPr>
+        <w:pStyle w:val="FirstParagraph"/>
+      </w:pPr>
+      <w:r>
+        <w:t xml:space="preserve">The guiding rule:</w:t>
+      </w:r>
+      <w:r>
+        <w:t xml:space="preserve"> </w:t>
+      </w:r>
+      <w:r>
+        <w:rPr>
+          <w:b/>
+          <w:bCs/>
+        </w:rPr>
+        <w:t xml:space="preserve">no member or internal data is reachable without a valid</w:t>
+      </w:r>
+      <w:r>
+        <w:rPr>
+          <w:b/>
+          <w:bCs/>
+        </w:rPr>
+        <w:t xml:space="preserve"> </w:t>
+      </w:r>
+      <w:r>
+        <w:rPr>
+          <w:b/>
+          <w:bCs/>
+        </w:rPr>
+        <w:t xml:space="preserve">session.</w:t>
+      </w:r>
+      <w:r>
+        <w:t xml:space="preserve"> </w:t>
+      </w:r>
+      <w:r>
+        <w:t xml:space="preserve">This document explains how that's enforced and the deliberate</w:t>
+      </w:r>
+      <w:r>
+        <w:t xml:space="preserve"> </w:t>
+      </w:r>
+      <w:r>
+        <w:t xml:space="preserve">trade-offs made for a shared, physical kiosk.</w:t>
+      </w:r>
+    </w:p>
+    <w:bookmarkStart w:id="126" w:name="authentication--authorisation"/>
+    <w:p>
+      <w:pPr>
+        <w:pStyle w:val="Heading2"/>
+      </w:pPr>
+      <w:r>
+        <w:t xml:space="preserve">Authentication &amp; authorisation</w:t>
+      </w:r>
+    </w:p>
+    <w:bookmarkStart w:id="123" w:name="admin"/>
     <w:p>
       <w:pPr>
         <w:pStyle w:val="Heading3"/>
       </w:pPr>
       <w:r>
-        <w:t xml:space="preserve">Shop (members)</w:t>
+        <w:t xml:space="preserve">Admin</w:t>
       </w:r>
     </w:p>
     <w:p>
@@ -16636,22 +16424,16 @@
         </w:numPr>
       </w:pPr>
       <w:r>
-        <w:t xml:space="preserve">A</w:t>
-      </w:r>
-      <w:r>
-        <w:t xml:space="preserve"> </w:t>
-      </w:r>
-      <w:r>
-        <w:rPr>
-          <w:rStyle w:val="VerbatimChar"/>
-        </w:rPr>
-        <w:t xml:space="preserve">ShopSession</w:t>
-      </w:r>
-      <w:r>
-        <w:t xml:space="preserve"> </w:t>
-      </w:r>
-      <w:r>
-        <w:t xml:space="preserve">token (random cuid) is created only by a</w:t>
+        <w:t xml:space="preserve">Login (</w:t>
+      </w:r>
+      <w:r>
+        <w:rPr>
+          <w:rStyle w:val="VerbatimChar"/>
+        </w:rPr>
+        <w:t xml:space="preserve">POST /api/auth/login</w:t>
+      </w:r>
+      <w:r>
+        <w:t xml:space="preserve">) verifies a bcrypt password and sets an</w:t>
       </w:r>
       <w:r>
         <w:t xml:space="preserve"> </w:t>
@@ -16661,41 +16443,37 @@
           <w:b/>
           <w:bCs/>
         </w:rPr>
-        <w:t xml:space="preserve">physical card tap</w:t>
-      </w:r>
-      <w:r>
-        <w:t xml:space="preserve"> </w:t>
-      </w:r>
-      <w:r>
-        <w:t xml:space="preserve">or an admin's</w:t>
-      </w:r>
-      <w:r>
-        <w:t xml:space="preserve"> </w:t>
-      </w:r>
-      <w:r>
-        <w:rPr>
-          <w:b/>
-          <w:bCs/>
-        </w:rPr>
-        <w:t xml:space="preserve">Enter store</w:t>
-      </w:r>
-      <w:r>
-        <w:t xml:space="preserve">. It lives in the</w:t>
-      </w:r>
-      <w:r>
-        <w:t xml:space="preserve"> </w:t>
-      </w:r>
-      <w:r>
-        <w:rPr>
-          <w:rStyle w:val="VerbatimChar"/>
-        </w:rPr>
-        <w:t xml:space="preserve">/shop/&lt;token&gt;</w:t>
-      </w:r>
-      <w:r>
-        <w:t xml:space="preserve"> </w:t>
-      </w:r>
-      <w:r>
-        <w:t xml:space="preserve">URL.</w:t>
+        <w:t xml:space="preserve">httpOnly</w:t>
+      </w:r>
+      <w:r>
+        <w:t xml:space="preserve"> </w:t>
+      </w:r>
+      <w:r>
+        <w:rPr>
+          <w:rStyle w:val="VerbatimChar"/>
+        </w:rPr>
+        <w:t xml:space="preserve">session</w:t>
+      </w:r>
+      <w:r>
+        <w:t xml:space="preserve"> </w:t>
+      </w:r>
+      <w:r>
+        <w:t xml:space="preserve">cookie (7-day</w:t>
+      </w:r>
+      <w:r>
+        <w:t xml:space="preserve"> </w:t>
+      </w:r>
+      <w:r>
+        <w:rPr>
+          <w:rStyle w:val="VerbatimChar"/>
+        </w:rPr>
+        <w:t xml:space="preserve">Session</w:t>
+      </w:r>
+      <w:r>
+        <w:t xml:space="preserve"> </w:t>
+      </w:r>
+      <w:r>
+        <w:t xml:space="preserve">row).</w:t>
       </w:r>
     </w:p>
     <w:p>
@@ -16710,28 +16488,65 @@
         <w:rPr>
           <w:rStyle w:val="VerbatimChar"/>
         </w:rPr>
-        <w:t xml:space="preserve">/api/cart</w:t>
-      </w:r>
-      <w:r>
-        <w:t xml:space="preserve"> </w:t>
-      </w:r>
-      <w:r>
-        <w:t xml:space="preserve">and</w:t>
-      </w:r>
-      <w:r>
-        <w:t xml:space="preserve"> </w:t>
-      </w:r>
-      <w:r>
-        <w:rPr>
-          <w:rStyle w:val="VerbatimChar"/>
-        </w:rPr>
-        <w:t xml:space="preserve">/api/orders/confirm</w:t>
-      </w:r>
-      <w:r>
-        <w:t xml:space="preserve"> </w:t>
-      </w:r>
-      <w:r>
-        <w:t xml:space="preserve">require a valid, unexpired token.</w:t>
+        <w:t xml:space="preserve">requireAdmin()</w:t>
+      </w:r>
+      <w:r>
+        <w:t xml:space="preserve"> </w:t>
+      </w:r>
+      <w:r>
+        <w:t xml:space="preserve">(</w:t>
+      </w:r>
+      <w:r>
+        <w:rPr>
+          <w:rStyle w:val="VerbatimChar"/>
+        </w:rPr>
+        <w:t xml:space="preserve">src/lib/auth.ts</w:t>
+      </w:r>
+      <w:r>
+        <w:t xml:space="preserve">) loads the session, checks it isn't expired,</w:t>
+      </w:r>
+      <w:r>
+        <w:t xml:space="preserve"> </w:t>
+      </w:r>
+      <w:r>
+        <w:t xml:space="preserve">and checks</w:t>
+      </w:r>
+      <w:r>
+        <w:t xml:space="preserve"> </w:t>
+      </w:r>
+      <w:r>
+        <w:rPr>
+          <w:rStyle w:val="VerbatimChar"/>
+        </w:rPr>
+        <w:t xml:space="preserve">role === "ADMIN"</w:t>
+      </w:r>
+      <w:r>
+        <w:t xml:space="preserve">.</w:t>
+      </w:r>
+      <w:r>
+        <w:t xml:space="preserve"> </w:t>
+      </w:r>
+      <w:r>
+        <w:rPr>
+          <w:b/>
+          <w:bCs/>
+        </w:rPr>
+        <w:t xml:space="preserve">Every</w:t>
+      </w:r>
+      <w:r>
+        <w:t xml:space="preserve"> </w:t>
+      </w:r>
+      <w:r>
+        <w:rPr>
+          <w:rStyle w:val="VerbatimChar"/>
+        </w:rPr>
+        <w:t xml:space="preserve">/api/admin/*</w:t>
+      </w:r>
+      <w:r>
+        <w:t xml:space="preserve"> </w:t>
+      </w:r>
+      <w:r>
+        <w:t xml:space="preserve">handler calls it.</w:t>
       </w:r>
     </w:p>
     <w:p>
@@ -16743,7 +16558,7 @@
         </w:numPr>
       </w:pPr>
       <w:r>
-        <w:t xml:space="preserve">The member's first name is returned</w:t>
+        <w:t xml:space="preserve">The admin pages are gated by a</w:t>
       </w:r>
       <w:r>
         <w:t xml:space="preserve"> </w:t>
@@ -16753,19 +16568,43 @@
           <w:b/>
           <w:bCs/>
         </w:rPr>
-        <w:t xml:space="preserve">only</w:t>
-      </w:r>
-      <w:r>
-        <w:t xml:space="preserve"> </w:t>
-      </w:r>
-      <w:r>
-        <w:t xml:space="preserve">by the token-scoped cart endpoint —</w:t>
-      </w:r>
-      <w:r>
-        <w:t xml:space="preserve"> </w:t>
-      </w:r>
-      <w:r>
-        <w:t xml:space="preserve">never by the public scan endpoint.</w:t>
+        <w:t xml:space="preserve">server-side layout</w:t>
+      </w:r>
+      <w:r>
+        <w:t xml:space="preserve"> </w:t>
+      </w:r>
+      <w:r>
+        <w:t xml:space="preserve">(</w:t>
+      </w:r>
+      <w:r>
+        <w:rPr>
+          <w:rStyle w:val="VerbatimChar"/>
+        </w:rPr>
+        <w:t xml:space="preserve">requireAdmin()</w:t>
+      </w:r>
+      <w:r>
+        <w:t xml:space="preserve"> </w:t>
+      </w:r>
+      <w:r>
+        <w:t xml:space="preserve">→</w:t>
+      </w:r>
+      <w:r>
+        <w:t xml:space="preserve"> </w:t>
+      </w:r>
+      <w:r>
+        <w:rPr>
+          <w:rStyle w:val="VerbatimChar"/>
+        </w:rPr>
+        <w:t xml:space="preserve">redirect("/admin/login")</w:t>
+      </w:r>
+      <w:r>
+        <w:t xml:space="preserve">), so unauthenticated users never receive page HTML</w:t>
+      </w:r>
+      <w:r>
+        <w:t xml:space="preserve"> </w:t>
+      </w:r>
+      <w:r>
+        <w:t xml:space="preserve">or data — only a redirect.</w:t>
       </w:r>
     </w:p>
     <w:p>
@@ -16777,39 +16616,86 @@
         </w:numPr>
       </w:pPr>
       <w:r>
-        <w:rPr>
-          <w:b/>
-          <w:bCs/>
-        </w:rPr>
-        <w:t xml:space="preserve">Idle auto-reset:</w:t>
-      </w:r>
-      <w:r>
-        <w:t xml:space="preserve"> </w:t>
-      </w:r>
-      <w:r>
-        <w:t xml:space="preserve">the shop page deletes the session and returns to the tap</w:t>
-      </w:r>
-      <w:r>
-        <w:t xml:space="preserve"> </w:t>
-      </w:r>
-      <w:r>
-        <w:t xml:space="preserve">screen after ~60 s of inactivity (with a 15 s warning), so a member who walks</w:t>
-      </w:r>
-      <w:r>
-        <w:t xml:space="preserve"> </w:t>
-      </w:r>
-      <w:r>
-        <w:t xml:space="preserve">away can't leave their account open for the next person.</w:t>
-      </w:r>
-    </w:p>
-    <w:bookmarkEnd w:id="124"/>
-    <w:bookmarkStart w:id="125" w:name="card-verification"/>
+        <w:t xml:space="preserve">Middleware (</w:t>
+      </w:r>
+      <w:r>
+        <w:rPr>
+          <w:rStyle w:val="VerbatimChar"/>
+        </w:rPr>
+        <w:t xml:space="preserve">src/middleware.ts</w:t>
+      </w:r>
+      <w:r>
+        <w:t xml:space="preserve">) additionally requires the cookie to be present</w:t>
+      </w:r>
+      <w:r>
+        <w:t xml:space="preserve"> </w:t>
+      </w:r>
+      <w:r>
+        <w:t xml:space="preserve">on</w:t>
+      </w:r>
+      <w:r>
+        <w:t xml:space="preserve"> </w:t>
+      </w:r>
+      <w:r>
+        <w:rPr>
+          <w:rStyle w:val="VerbatimChar"/>
+        </w:rPr>
+        <w:t xml:space="preserve">/admin/*</w:t>
+      </w:r>
+      <w:r>
+        <w:t xml:space="preserve"> </w:t>
+      </w:r>
+      <w:r>
+        <w:t xml:space="preserve">and</w:t>
+      </w:r>
+      <w:r>
+        <w:t xml:space="preserve"> </w:t>
+      </w:r>
+      <w:r>
+        <w:rPr>
+          <w:rStyle w:val="VerbatimChar"/>
+        </w:rPr>
+        <w:t xml:space="preserve">/api/admin/*</w:t>
+      </w:r>
+      <w:r>
+        <w:t xml:space="preserve">. This is a fast pre-check; the real validation</w:t>
+      </w:r>
+      <w:r>
+        <w:t xml:space="preserve"> </w:t>
+      </w:r>
+      <w:r>
+        <w:t xml:space="preserve">is</w:t>
+      </w:r>
+      <w:r>
+        <w:t xml:space="preserve"> </w:t>
+      </w:r>
+      <w:r>
+        <w:rPr>
+          <w:rStyle w:val="VerbatimChar"/>
+        </w:rPr>
+        <w:t xml:space="preserve">requireAdmin()</w:t>
+      </w:r>
+      <w:r>
+        <w:t xml:space="preserve"> </w:t>
+      </w:r>
+      <w:r>
+        <w:t xml:space="preserve">(a forged/expired cookie passes middleware but is rejected</w:t>
+      </w:r>
+      <w:r>
+        <w:t xml:space="preserve"> </w:t>
+      </w:r>
+      <w:r>
+        <w:t xml:space="preserve">by the handler).</w:t>
+      </w:r>
+    </w:p>
+    <w:bookmarkEnd w:id="123"/>
+    <w:bookmarkStart w:id="124" w:name="shop-members"/>
     <w:p>
       <w:pPr>
         <w:pStyle w:val="Heading3"/>
       </w:pPr>
       <w:r>
-        <w:t xml:space="preserve">Card verification</w:t>
+        <w:t xml:space="preserve">Shop (members)</w:t>
       </w:r>
     </w:p>
     <w:p>
@@ -16821,16 +16707,66 @@
         </w:numPr>
       </w:pPr>
       <w:r>
-        <w:rPr>
-          <w:rStyle w:val="VerbatimChar"/>
-        </w:rPr>
-        <w:t xml:space="preserve">CardRegistration</w:t>
-      </w:r>
-      <w:r>
-        <w:t xml:space="preserve"> </w:t>
-      </w:r>
-      <w:r>
-        <w:t xml:space="preserve">tokens are single-use and expire in 15 minutes.</w:t>
+        <w:t xml:space="preserve">A</w:t>
+      </w:r>
+      <w:r>
+        <w:t xml:space="preserve"> </w:t>
+      </w:r>
+      <w:r>
+        <w:rPr>
+          <w:rStyle w:val="VerbatimChar"/>
+        </w:rPr>
+        <w:t xml:space="preserve">ShopSession</w:t>
+      </w:r>
+      <w:r>
+        <w:t xml:space="preserve"> </w:t>
+      </w:r>
+      <w:r>
+        <w:t xml:space="preserve">token (random cuid) is created only by a</w:t>
+      </w:r>
+      <w:r>
+        <w:t xml:space="preserve"> </w:t>
+      </w:r>
+      <w:r>
+        <w:rPr>
+          <w:b/>
+          <w:bCs/>
+        </w:rPr>
+        <w:t xml:space="preserve">physical card tap</w:t>
+      </w:r>
+      <w:r>
+        <w:t xml:space="preserve"> </w:t>
+      </w:r>
+      <w:r>
+        <w:t xml:space="preserve">or an admin's</w:t>
+      </w:r>
+      <w:r>
+        <w:t xml:space="preserve"> </w:t>
+      </w:r>
+      <w:r>
+        <w:rPr>
+          <w:b/>
+          <w:bCs/>
+        </w:rPr>
+        <w:t xml:space="preserve">Enter store</w:t>
+      </w:r>
+      <w:r>
+        <w:t xml:space="preserve">. It lives in the</w:t>
+      </w:r>
+      <w:r>
+        <w:t xml:space="preserve"> </w:t>
+      </w:r>
+      <w:r>
+        <w:rPr>
+          <w:rStyle w:val="VerbatimChar"/>
+        </w:rPr>
+        <w:t xml:space="preserve">/shop/&lt;token&gt;</w:t>
+      </w:r>
+      <w:r>
+        <w:t xml:space="preserve"> </w:t>
+      </w:r>
+      <w:r>
+        <w:t xml:space="preserve">URL.</w:t>
       </w:r>
     </w:p>
     <w:p>
@@ -16839,6 +16775,141 @@
         <w:numPr>
           <w:ilvl w:val="0"/>
           <w:numId w:val="1034"/>
+        </w:numPr>
+      </w:pPr>
+      <w:r>
+        <w:rPr>
+          <w:rStyle w:val="VerbatimChar"/>
+        </w:rPr>
+        <w:t xml:space="preserve">/api/cart</w:t>
+      </w:r>
+      <w:r>
+        <w:t xml:space="preserve"> </w:t>
+      </w:r>
+      <w:r>
+        <w:t xml:space="preserve">and</w:t>
+      </w:r>
+      <w:r>
+        <w:t xml:space="preserve"> </w:t>
+      </w:r>
+      <w:r>
+        <w:rPr>
+          <w:rStyle w:val="VerbatimChar"/>
+        </w:rPr>
+        <w:t xml:space="preserve">/api/orders/confirm</w:t>
+      </w:r>
+      <w:r>
+        <w:t xml:space="preserve"> </w:t>
+      </w:r>
+      <w:r>
+        <w:t xml:space="preserve">require a valid, unexpired token.</w:t>
+      </w:r>
+    </w:p>
+    <w:p>
+      <w:pPr>
+        <w:pStyle w:val="Compact"/>
+        <w:numPr>
+          <w:ilvl w:val="0"/>
+          <w:numId w:val="1034"/>
+        </w:numPr>
+      </w:pPr>
+      <w:r>
+        <w:t xml:space="preserve">The member's first name is returned</w:t>
+      </w:r>
+      <w:r>
+        <w:t xml:space="preserve"> </w:t>
+      </w:r>
+      <w:r>
+        <w:rPr>
+          <w:b/>
+          <w:bCs/>
+        </w:rPr>
+        <w:t xml:space="preserve">only</w:t>
+      </w:r>
+      <w:r>
+        <w:t xml:space="preserve"> </w:t>
+      </w:r>
+      <w:r>
+        <w:t xml:space="preserve">by the token-scoped cart endpoint —</w:t>
+      </w:r>
+      <w:r>
+        <w:t xml:space="preserve"> </w:t>
+      </w:r>
+      <w:r>
+        <w:t xml:space="preserve">never by the public scan endpoint.</w:t>
+      </w:r>
+    </w:p>
+    <w:p>
+      <w:pPr>
+        <w:pStyle w:val="Compact"/>
+        <w:numPr>
+          <w:ilvl w:val="0"/>
+          <w:numId w:val="1034"/>
+        </w:numPr>
+      </w:pPr>
+      <w:r>
+        <w:rPr>
+          <w:b/>
+          <w:bCs/>
+        </w:rPr>
+        <w:t xml:space="preserve">Idle auto-reset:</w:t>
+      </w:r>
+      <w:r>
+        <w:t xml:space="preserve"> </w:t>
+      </w:r>
+      <w:r>
+        <w:t xml:space="preserve">the shop page deletes the session and returns to the tap</w:t>
+      </w:r>
+      <w:r>
+        <w:t xml:space="preserve"> </w:t>
+      </w:r>
+      <w:r>
+        <w:t xml:space="preserve">screen after ~60 s of inactivity (with a 15 s warning), so a member who walks</w:t>
+      </w:r>
+      <w:r>
+        <w:t xml:space="preserve"> </w:t>
+      </w:r>
+      <w:r>
+        <w:t xml:space="preserve">away can't leave their account open for the next person.</w:t>
+      </w:r>
+    </w:p>
+    <w:bookmarkEnd w:id="124"/>
+    <w:bookmarkStart w:id="125" w:name="card-verification"/>
+    <w:p>
+      <w:pPr>
+        <w:pStyle w:val="Heading3"/>
+      </w:pPr>
+      <w:r>
+        <w:t xml:space="preserve">Card verification</w:t>
+      </w:r>
+    </w:p>
+    <w:p>
+      <w:pPr>
+        <w:pStyle w:val="Compact"/>
+        <w:numPr>
+          <w:ilvl w:val="0"/>
+          <w:numId w:val="1035"/>
+        </w:numPr>
+      </w:pPr>
+      <w:r>
+        <w:rPr>
+          <w:rStyle w:val="VerbatimChar"/>
+        </w:rPr>
+        <w:t xml:space="preserve">CardRegistration</w:t>
+      </w:r>
+      <w:r>
+        <w:t xml:space="preserve"> </w:t>
+      </w:r>
+      <w:r>
+        <w:t xml:space="preserve">tokens are single-use and expire in 15 minutes.</w:t>
+      </w:r>
+    </w:p>
+    <w:p>
+      <w:pPr>
+        <w:pStyle w:val="Compact"/>
+        <w:numPr>
+          <w:ilvl w:val="0"/>
+          <w:numId w:val="1035"/>
         </w:numPr>
       </w:pPr>
       <w:r>
@@ -17216,315 +17287,11 @@
         <w:pStyle w:val="Compact"/>
         <w:numPr>
           <w:ilvl w:val="0"/>
-          <w:numId w:val="1035"/>
+          <w:numId w:val="1036"/>
         </w:numPr>
       </w:pPr>
       <w:r>
         <w:t xml:space="preserve">React escapes all interpolated values in the kiosk/shop/admin pages.</w:t>
-      </w:r>
-    </w:p>
-    <w:p>
-      <w:pPr>
-        <w:pStyle w:val="Compact"/>
-        <w:numPr>
-          <w:ilvl w:val="0"/>
-          <w:numId w:val="1035"/>
-        </w:numPr>
-      </w:pPr>
-      <w:r>
-        <w:t xml:space="preserve">The card-verify pages are</w:t>
-      </w:r>
-      <w:r>
-        <w:t xml:space="preserve"> </w:t>
-      </w:r>
-      <w:r>
-        <w:rPr>
-          <w:b/>
-          <w:bCs/>
-        </w:rPr>
-        <w:t xml:space="preserve">hand-built HTML</w:t>
-      </w:r>
-      <w:r>
-        <w:t xml:space="preserve">, so member names and tokens are</w:t>
-      </w:r>
-      <w:r>
-        <w:t xml:space="preserve"> </w:t>
-      </w:r>
-      <w:r>
-        <w:t xml:space="preserve">passed through</w:t>
-      </w:r>
-      <w:r>
-        <w:t xml:space="preserve"> </w:t>
-      </w:r>
-      <w:r>
-        <w:rPr>
-          <w:rStyle w:val="VerbatimChar"/>
-        </w:rPr>
-        <w:t xml:space="preserve">escapeHtml()</w:t>
-      </w:r>
-      <w:r>
-        <w:t xml:space="preserve"> </w:t>
-      </w:r>
-      <w:r>
-        <w:t xml:space="preserve">before interpolation (prevents stored XSS from a</w:t>
-      </w:r>
-      <w:r>
-        <w:t xml:space="preserve"> </w:t>
-      </w:r>
-      <w:r>
-        <w:t xml:space="preserve">name synced out of Congressus).</w:t>
-      </w:r>
-    </w:p>
-    <w:p>
-      <w:pPr>
-        <w:pStyle w:val="Compact"/>
-        <w:numPr>
-          <w:ilvl w:val="0"/>
-          <w:numId w:val="1035"/>
-        </w:numPr>
-      </w:pPr>
-      <w:r>
-        <w:t xml:space="preserve">Those pages declare</w:t>
-      </w:r>
-      <w:r>
-        <w:t xml:space="preserve"> </w:t>
-      </w:r>
-      <w:r>
-        <w:rPr>
-          <w:rStyle w:val="VerbatimChar"/>
-        </w:rPr>
-        <w:t xml:space="preserve">charset=utf-8</w:t>
-      </w:r>
-      <w:r>
-        <w:t xml:space="preserve"> </w:t>
-      </w:r>
-      <w:r>
-        <w:t xml:space="preserve">(header + meta) so emoji/diacritics render</w:t>
-      </w:r>
-      <w:r>
-        <w:t xml:space="preserve"> </w:t>
-      </w:r>
-      <w:r>
-        <w:t xml:space="preserve">correctly.</w:t>
-      </w:r>
-    </w:p>
-    <w:bookmarkEnd w:id="129"/>
-    <w:bookmarkStart w:id="133" w:name="deliberate-trade-offs"/>
-    <w:p>
-      <w:pPr>
-        <w:pStyle w:val="Heading2"/>
-      </w:pPr>
-      <w:r>
-        <w:t xml:space="preserve">Deliberate trade-offs</w:t>
-      </w:r>
-    </w:p>
-    <w:bookmarkStart w:id="130" w:name="card-uids-arent-secret"/>
-    <w:p>
-      <w:pPr>
-        <w:pStyle w:val="Heading3"/>
-      </w:pPr>
-      <w:r>
-        <w:t xml:space="preserve">Card UIDs aren't secret</w:t>
-      </w:r>
-    </w:p>
-    <w:p>
-      <w:pPr>
-        <w:pStyle w:val="FirstParagraph"/>
-      </w:pPr>
-      <w:r>
-        <w:t xml:space="preserve">Any NFC reader can read a card UID, and the scan endpoint is necessarily</w:t>
-      </w:r>
-      <w:r>
-        <w:t xml:space="preserve"> </w:t>
-      </w:r>
-      <w:r>
-        <w:t xml:space="preserve">unauthenticated (the kiosk is a public web page). Mitigations: the scan endpoint</w:t>
-      </w:r>
-      <w:r>
-        <w:t xml:space="preserve"> </w:t>
-      </w:r>
-      <w:r>
-        <w:t xml:space="preserve">returns no member data and is rate-limited. For stronger protection, restrict</w:t>
-      </w:r>
-      <w:r>
-        <w:t xml:space="preserve"> </w:t>
-      </w:r>
-      <w:r>
-        <w:rPr>
-          <w:rStyle w:val="VerbatimChar"/>
-        </w:rPr>
-        <w:t xml:space="preserve">/api/card/scan</w:t>
-      </w:r>
-      <w:r>
-        <w:t xml:space="preserve"> </w:t>
-      </w:r>
-      <w:r>
-        <w:t xml:space="preserve">to the kiosk's IP at the network layer.</w:t>
-      </w:r>
-    </w:p>
-    <w:bookmarkEnd w:id="130"/>
-    <w:bookmarkStart w:id="131" w:name="email-not-found-vs-enumeration"/>
-    <w:p>
-      <w:pPr>
-        <w:pStyle w:val="Heading3"/>
-      </w:pPr>
-      <w:r>
-        <w:t xml:space="preserve">"Email not found" vs enumeration</w:t>
-      </w:r>
-    </w:p>
-    <w:p>
-      <w:pPr>
-        <w:pStyle w:val="FirstParagraph"/>
-      </w:pPr>
-      <w:r>
-        <w:t xml:space="preserve">The card-registration flow tells a user when their email matches no member</w:t>
-      </w:r>
-      <w:r>
-        <w:t xml:space="preserve"> </w:t>
-      </w:r>
-      <w:r>
-        <w:t xml:space="preserve">("Email not found"). This</w:t>
-      </w:r>
-      <w:r>
-        <w:t xml:space="preserve"> </w:t>
-      </w:r>
-      <w:r>
-        <w:rPr>
-          <w:b/>
-          <w:bCs/>
-        </w:rPr>
-        <w:t xml:space="preserve">re-introduces some email-enumeration ability</w:t>
-      </w:r>
-      <w:r>
-        <w:t xml:space="preserve"> </w:t>
-      </w:r>
-      <w:r>
-        <w:t xml:space="preserve">that a</w:t>
-      </w:r>
-      <w:r>
-        <w:t xml:space="preserve"> </w:t>
-      </w:r>
-      <w:r>
-        <w:t xml:space="preserve">uniform response would prevent. It was a conscious product choice: confused</w:t>
-      </w:r>
-      <w:r>
-        <w:t xml:space="preserve"> </w:t>
-      </w:r>
-      <w:r>
-        <w:t xml:space="preserve">members not knowing why nothing happened is a real problem at a kiosk, the kiosk</w:t>
-      </w:r>
-      <w:r>
-        <w:t xml:space="preserve"> </w:t>
-      </w:r>
-      <w:r>
-        <w:t xml:space="preserve">is physical, and the endpoint is rate-limited. If enumeration resistance becomes</w:t>
-      </w:r>
-      <w:r>
-        <w:t xml:space="preserve"> </w:t>
-      </w:r>
-      <w:r>
-        <w:t xml:space="preserve">more important than this UX, revert</w:t>
-      </w:r>
-      <w:r>
-        <w:t xml:space="preserve"> </w:t>
-      </w:r>
-      <w:r>
-        <w:rPr>
-          <w:rStyle w:val="VerbatimChar"/>
-        </w:rPr>
-        <w:t xml:space="preserve">card/register</w:t>
-      </w:r>
-      <w:r>
-        <w:t xml:space="preserve"> </w:t>
-      </w:r>
-      <w:r>
-        <w:t xml:space="preserve">to a uniform</w:t>
-      </w:r>
-      <w:r>
-        <w:t xml:space="preserve"> </w:t>
-      </w:r>
-      <w:r>
-        <w:rPr>
-          <w:rStyle w:val="VerbatimChar"/>
-        </w:rPr>
-        <w:t xml:space="preserve">{ ok: true }</w:t>
-      </w:r>
-      <w:r>
-        <w:t xml:space="preserve">.</w:t>
-      </w:r>
-    </w:p>
-    <w:bookmarkEnd w:id="131"/>
-    <w:bookmarkStart w:id="132" w:name="shop-token-is-a-bearer-token-in-the-url"/>
-    <w:p>
-      <w:pPr>
-        <w:pStyle w:val="Heading3"/>
-      </w:pPr>
-      <w:r>
-        <w:t xml:space="preserve">Shop token is a bearer token in the URL</w:t>
-      </w:r>
-    </w:p>
-    <w:p>
-      <w:pPr>
-        <w:pStyle w:val="FirstParagraph"/>
-      </w:pPr>
-      <w:r>
-        <w:t xml:space="preserve">Anyone holding a live</w:t>
-      </w:r>
-      <w:r>
-        <w:t xml:space="preserve"> </w:t>
-      </w:r>
-      <w:r>
-        <w:rPr>
-          <w:rStyle w:val="VerbatimChar"/>
-        </w:rPr>
-        <w:t xml:space="preserve">/shop/&lt;token&gt;</w:t>
-      </w:r>
-      <w:r>
-        <w:t xml:space="preserve"> </w:t>
-      </w:r>
-      <w:r>
-        <w:t xml:space="preserve">URL can act as that member until it expires</w:t>
-      </w:r>
-      <w:r>
-        <w:t xml:space="preserve"> </w:t>
-      </w:r>
-      <w:r>
-        <w:t xml:space="preserve">(10 min) or the order is confirmed. Tokens are random and per-tap (a new one each</w:t>
-      </w:r>
-      <w:r>
-        <w:t xml:space="preserve"> </w:t>
-      </w:r>
-      <w:r>
-        <w:t xml:space="preserve">scan), so they can't be guessed or reused. The idle auto-reset and short lifetime</w:t>
-      </w:r>
-      <w:r>
-        <w:t xml:space="preserve"> </w:t>
-      </w:r>
-      <w:r>
-        <w:t xml:space="preserve">bound the exposure. Stronger options (not currently implemented): move the token</w:t>
-      </w:r>
-      <w:r>
-        <w:t xml:space="preserve"> </w:t>
-      </w:r>
-      <w:r>
-        <w:t xml:space="preserve">into an httpOnly cookie so it can't be shared via URL, or use a crypto-random</w:t>
-      </w:r>
-      <w:r>
-        <w:t xml:space="preserve"> </w:t>
-      </w:r>
-      <w:r>
-        <w:t xml:space="preserve">token instead of a cuid.</w:t>
-      </w:r>
-    </w:p>
-    <w:bookmarkEnd w:id="132"/>
-    <w:bookmarkEnd w:id="133"/>
-    <w:bookmarkStart w:id="134" w:name="prohibited--careful-operations"/>
-    <w:p>
-      <w:pPr>
-        <w:pStyle w:val="Heading2"/>
-      </w:pPr>
-      <w:r>
-        <w:t xml:space="preserve">Prohibited / careful operations</w:t>
       </w:r>
     </w:p>
     <w:p>
@@ -17536,17 +17303,47 @@
         </w:numPr>
       </w:pPr>
       <w:r>
+        <w:t xml:space="preserve">The card-verify pages are</w:t>
+      </w:r>
+      <w:r>
+        <w:t xml:space="preserve"> </w:t>
+      </w:r>
+      <w:r>
         <w:rPr>
           <w:b/>
           <w:bCs/>
         </w:rPr>
-        <w:t xml:space="preserve">Member deletion</w:t>
-      </w:r>
-      <w:r>
-        <w:t xml:space="preserve"> </w:t>
-      </w:r>
-      <w:r>
-        <w:t xml:space="preserve">is blocked while invoices exist.</w:t>
+        <w:t xml:space="preserve">hand-built HTML</w:t>
+      </w:r>
+      <w:r>
+        <w:t xml:space="preserve">, so member names and tokens are</w:t>
+      </w:r>
+      <w:r>
+        <w:t xml:space="preserve"> </w:t>
+      </w:r>
+      <w:r>
+        <w:t xml:space="preserve">passed through</w:t>
+      </w:r>
+      <w:r>
+        <w:t xml:space="preserve"> </w:t>
+      </w:r>
+      <w:r>
+        <w:rPr>
+          <w:rStyle w:val="VerbatimChar"/>
+        </w:rPr>
+        <w:t xml:space="preserve">escapeHtml()</w:t>
+      </w:r>
+      <w:r>
+        <w:t xml:space="preserve"> </w:t>
+      </w:r>
+      <w:r>
+        <w:t xml:space="preserve">before interpolation (prevents stored XSS from a</w:t>
+      </w:r>
+      <w:r>
+        <w:t xml:space="preserve"> </w:t>
+      </w:r>
+      <w:r>
+        <w:t xml:space="preserve">name synced out of Congressus).</w:t>
       </w:r>
     </w:p>
     <w:p>
@@ -17558,110 +17355,358 @@
         </w:numPr>
       </w:pPr>
       <w:r>
+        <w:t xml:space="preserve">Those pages declare</w:t>
+      </w:r>
+      <w:r>
+        <w:t xml:space="preserve"> </w:t>
+      </w:r>
+      <w:r>
+        <w:rPr>
+          <w:rStyle w:val="VerbatimChar"/>
+        </w:rPr>
+        <w:t xml:space="preserve">charset=utf-8</w:t>
+      </w:r>
+      <w:r>
+        <w:t xml:space="preserve"> </w:t>
+      </w:r>
+      <w:r>
+        <w:t xml:space="preserve">(header + meta) so emoji/diacritics render</w:t>
+      </w:r>
+      <w:r>
+        <w:t xml:space="preserve"> </w:t>
+      </w:r>
+      <w:r>
+        <w:t xml:space="preserve">correctly.</w:t>
+      </w:r>
+    </w:p>
+    <w:bookmarkEnd w:id="129"/>
+    <w:bookmarkStart w:id="133" w:name="deliberate-trade-offs"/>
+    <w:p>
+      <w:pPr>
+        <w:pStyle w:val="Heading2"/>
+      </w:pPr>
+      <w:r>
+        <w:t xml:space="preserve">Deliberate trade-offs</w:t>
+      </w:r>
+    </w:p>
+    <w:bookmarkStart w:id="130" w:name="card-uids-arent-secret"/>
+    <w:p>
+      <w:pPr>
+        <w:pStyle w:val="Heading3"/>
+      </w:pPr>
+      <w:r>
+        <w:t xml:space="preserve">Card UIDs aren't secret</w:t>
+      </w:r>
+    </w:p>
+    <w:p>
+      <w:pPr>
+        <w:pStyle w:val="FirstParagraph"/>
+      </w:pPr>
+      <w:r>
+        <w:t xml:space="preserve">Any NFC reader can read a card UID, and the scan endpoint is necessarily</w:t>
+      </w:r>
+      <w:r>
+        <w:t xml:space="preserve"> </w:t>
+      </w:r>
+      <w:r>
+        <w:t xml:space="preserve">unauthenticated (the kiosk is a public web page). Mitigations: the scan endpoint</w:t>
+      </w:r>
+      <w:r>
+        <w:t xml:space="preserve"> </w:t>
+      </w:r>
+      <w:r>
+        <w:t xml:space="preserve">returns no member data and is rate-limited. For stronger protection, restrict</w:t>
+      </w:r>
+      <w:r>
+        <w:t xml:space="preserve"> </w:t>
+      </w:r>
+      <w:r>
+        <w:rPr>
+          <w:rStyle w:val="VerbatimChar"/>
+        </w:rPr>
+        <w:t xml:space="preserve">/api/card/scan</w:t>
+      </w:r>
+      <w:r>
+        <w:t xml:space="preserve"> </w:t>
+      </w:r>
+      <w:r>
+        <w:t xml:space="preserve">to the kiosk's IP at the network layer.</w:t>
+      </w:r>
+    </w:p>
+    <w:bookmarkEnd w:id="130"/>
+    <w:bookmarkStart w:id="131" w:name="email-not-found-vs-enumeration"/>
+    <w:p>
+      <w:pPr>
+        <w:pStyle w:val="Heading3"/>
+      </w:pPr>
+      <w:r>
+        <w:t xml:space="preserve">"Email not found" vs enumeration</w:t>
+      </w:r>
+    </w:p>
+    <w:p>
+      <w:pPr>
+        <w:pStyle w:val="FirstParagraph"/>
+      </w:pPr>
+      <w:r>
+        <w:t xml:space="preserve">The card-registration flow tells a user when their email matches no member</w:t>
+      </w:r>
+      <w:r>
+        <w:t xml:space="preserve"> </w:t>
+      </w:r>
+      <w:r>
+        <w:t xml:space="preserve">("Email not found"). This</w:t>
+      </w:r>
+      <w:r>
+        <w:t xml:space="preserve"> </w:t>
+      </w:r>
+      <w:r>
         <w:rPr>
           <w:b/>
           <w:bCs/>
         </w:rPr>
-        <w:t xml:space="preserve">Invoice edit/delete</w:t>
-      </w:r>
-      <w:r>
-        <w:t xml:space="preserve"> </w:t>
-      </w:r>
-      <w:r>
-        <w:t xml:space="preserve">is blocked once an invoice is</w:t>
-      </w:r>
-      <w:r>
-        <w:t xml:space="preserve"> </w:t>
-      </w:r>
-      <w:r>
-        <w:rPr>
-          <w:rStyle w:val="VerbatimChar"/>
-        </w:rPr>
-        <w:t xml:space="preserve">EXPORTED</w:t>
-      </w:r>
-      <w:r>
-        <w:t xml:space="preserve"> </w:t>
-      </w:r>
-      <w:r>
-        <w:t xml:space="preserve">(already billed</w:t>
-      </w:r>
-      <w:r>
-        <w:t xml:space="preserve"> </w:t>
-      </w:r>
-      <w:r>
-        <w:t xml:space="preserve">in Congressus).</w:t>
+        <w:t xml:space="preserve">re-introduces some email-enumeration ability</w:t>
+      </w:r>
+      <w:r>
+        <w:t xml:space="preserve"> </w:t>
+      </w:r>
+      <w:r>
+        <w:t xml:space="preserve">that a</w:t>
+      </w:r>
+      <w:r>
+        <w:t xml:space="preserve"> </w:t>
+      </w:r>
+      <w:r>
+        <w:t xml:space="preserve">uniform response would prevent. It was a conscious product choice: confused</w:t>
+      </w:r>
+      <w:r>
+        <w:t xml:space="preserve"> </w:t>
+      </w:r>
+      <w:r>
+        <w:t xml:space="preserve">members not knowing why nothing happened is a real problem at a kiosk, the kiosk</w:t>
+      </w:r>
+      <w:r>
+        <w:t xml:space="preserve"> </w:t>
+      </w:r>
+      <w:r>
+        <w:t xml:space="preserve">is physical, and the endpoint is rate-limited. If enumeration resistance becomes</w:t>
+      </w:r>
+      <w:r>
+        <w:t xml:space="preserve"> </w:t>
+      </w:r>
+      <w:r>
+        <w:t xml:space="preserve">more important than this UX, revert</w:t>
+      </w:r>
+      <w:r>
+        <w:t xml:space="preserve"> </w:t>
+      </w:r>
+      <w:r>
+        <w:rPr>
+          <w:rStyle w:val="VerbatimChar"/>
+        </w:rPr>
+        <w:t xml:space="preserve">card/register</w:t>
+      </w:r>
+      <w:r>
+        <w:t xml:space="preserve"> </w:t>
+      </w:r>
+      <w:r>
+        <w:t xml:space="preserve">to a uniform</w:t>
+      </w:r>
+      <w:r>
+        <w:t xml:space="preserve"> </w:t>
+      </w:r>
+      <w:r>
+        <w:rPr>
+          <w:rStyle w:val="VerbatimChar"/>
+        </w:rPr>
+        <w:t xml:space="preserve">{ ok: true }</w:t>
+      </w:r>
+      <w:r>
+        <w:t xml:space="preserve">.</w:t>
+      </w:r>
+    </w:p>
+    <w:bookmarkEnd w:id="131"/>
+    <w:bookmarkStart w:id="132" w:name="shop-token-is-a-bearer-token-in-the-url"/>
+    <w:p>
+      <w:pPr>
+        <w:pStyle w:val="Heading3"/>
+      </w:pPr>
+      <w:r>
+        <w:t xml:space="preserve">Shop token is a bearer token in the URL</w:t>
+      </w:r>
+    </w:p>
+    <w:p>
+      <w:pPr>
+        <w:pStyle w:val="FirstParagraph"/>
+      </w:pPr>
+      <w:r>
+        <w:t xml:space="preserve">Anyone holding a live</w:t>
+      </w:r>
+      <w:r>
+        <w:t xml:space="preserve"> </w:t>
+      </w:r>
+      <w:r>
+        <w:rPr>
+          <w:rStyle w:val="VerbatimChar"/>
+        </w:rPr>
+        <w:t xml:space="preserve">/shop/&lt;token&gt;</w:t>
+      </w:r>
+      <w:r>
+        <w:t xml:space="preserve"> </w:t>
+      </w:r>
+      <w:r>
+        <w:t xml:space="preserve">URL can act as that member until it expires</w:t>
+      </w:r>
+      <w:r>
+        <w:t xml:space="preserve"> </w:t>
+      </w:r>
+      <w:r>
+        <w:t xml:space="preserve">(10 min) or the order is confirmed. Tokens are random and per-tap (a new one each</w:t>
+      </w:r>
+      <w:r>
+        <w:t xml:space="preserve"> </w:t>
+      </w:r>
+      <w:r>
+        <w:t xml:space="preserve">scan), so they can't be guessed or reused. The idle auto-reset and short lifetime</w:t>
+      </w:r>
+      <w:r>
+        <w:t xml:space="preserve"> </w:t>
+      </w:r>
+      <w:r>
+        <w:t xml:space="preserve">bound the exposure. Stronger options (not currently implemented): move the token</w:t>
+      </w:r>
+      <w:r>
+        <w:t xml:space="preserve"> </w:t>
+      </w:r>
+      <w:r>
+        <w:t xml:space="preserve">into an httpOnly cookie so it can't be shared via URL, or use a crypto-random</w:t>
+      </w:r>
+      <w:r>
+        <w:t xml:space="preserve"> </w:t>
+      </w:r>
+      <w:r>
+        <w:t xml:space="preserve">token instead of a cuid.</w:t>
+      </w:r>
+    </w:p>
+    <w:bookmarkEnd w:id="132"/>
+    <w:bookmarkEnd w:id="133"/>
+    <w:bookmarkStart w:id="134" w:name="prohibited--careful-operations"/>
+    <w:p>
+      <w:pPr>
+        <w:pStyle w:val="Heading2"/>
+      </w:pPr>
+      <w:r>
+        <w:t xml:space="preserve">Prohibited / careful operations</w:t>
       </w:r>
     </w:p>
     <w:p>
       <w:pPr>
         <w:pStyle w:val="Compact"/>
-        <w:numPr>
-          <w:ilvl w:val="0"/>
-          <w:numId w:val="1036"/>
-        </w:numPr>
-      </w:pPr>
-      <w:r>
-        <w:rPr>
-          <w:b/>
-          <w:bCs/>
-        </w:rPr>
-        <w:t xml:space="preserve">Bulk invoice clearing</w:t>
-      </w:r>
-      <w:r>
-        <w:t xml:space="preserve"> </w:t>
-      </w:r>
-      <w:r>
-        <w:t xml:space="preserve">requires a double confirmation in the UI and is</w:t>
-      </w:r>
-      <w:r>
-        <w:t xml:space="preserve"> </w:t>
-      </w:r>
-      <w:r>
-        <w:t xml:space="preserve">intended for test-data cleanup only.</w:t>
-      </w:r>
-    </w:p>
-    <w:bookmarkEnd w:id="134"/>
-    <w:bookmarkStart w:id="135" w:name="audit-checklist"/>
-    <w:p>
-      <w:pPr>
-        <w:pStyle w:val="Heading2"/>
-      </w:pPr>
-      <w:r>
-        <w:t xml:space="preserve">Audit checklist</w:t>
-      </w:r>
-    </w:p>
-    <w:p>
-      <w:pPr>
-        <w:pStyle w:val="FirstParagraph"/>
-      </w:pPr>
-      <w:r>
-        <w:t xml:space="preserve">When adding a new endpoint:</w:t>
-      </w:r>
-    </w:p>
-    <w:p>
-      <w:pPr>
         <w:numPr>
           <w:ilvl w:val="0"/>
           <w:numId w:val="1037"/>
         </w:numPr>
       </w:pPr>
       <w:r>
-        <w:t xml:space="preserve">Does it touch member/admin data? → call</w:t>
-      </w:r>
-      <w:r>
-        <w:t xml:space="preserve"> </w:t>
-      </w:r>
-      <w:r>
-        <w:rPr>
-          <w:rStyle w:val="VerbatimChar"/>
-        </w:rPr>
-        <w:t xml:space="preserve">requireAdmin()</w:t>
-      </w:r>
-      <w:r>
-        <w:t xml:space="preserve"> </w:t>
-      </w:r>
-      <w:r>
-        <w:t xml:space="preserve">(admin) or validate a token (shop/registration).</w:t>
+        <w:rPr>
+          <w:b/>
+          <w:bCs/>
+        </w:rPr>
+        <w:t xml:space="preserve">Member deletion</w:t>
+      </w:r>
+      <w:r>
+        <w:t xml:space="preserve"> </w:t>
+      </w:r>
+      <w:r>
+        <w:t xml:space="preserve">is blocked while invoices exist.</w:t>
+      </w:r>
+    </w:p>
+    <w:p>
+      <w:pPr>
+        <w:pStyle w:val="Compact"/>
+        <w:numPr>
+          <w:ilvl w:val="0"/>
+          <w:numId w:val="1037"/>
+        </w:numPr>
+      </w:pPr>
+      <w:r>
+        <w:rPr>
+          <w:b/>
+          <w:bCs/>
+        </w:rPr>
+        <w:t xml:space="preserve">Invoice edit/delete</w:t>
+      </w:r>
+      <w:r>
+        <w:t xml:space="preserve"> </w:t>
+      </w:r>
+      <w:r>
+        <w:t xml:space="preserve">is blocked once an invoice is</w:t>
+      </w:r>
+      <w:r>
+        <w:t xml:space="preserve"> </w:t>
+      </w:r>
+      <w:r>
+        <w:rPr>
+          <w:rStyle w:val="VerbatimChar"/>
+        </w:rPr>
+        <w:t xml:space="preserve">EXPORTED</w:t>
+      </w:r>
+      <w:r>
+        <w:t xml:space="preserve"> </w:t>
+      </w:r>
+      <w:r>
+        <w:t xml:space="preserve">(already billed</w:t>
+      </w:r>
+      <w:r>
+        <w:t xml:space="preserve"> </w:t>
+      </w:r>
+      <w:r>
+        <w:t xml:space="preserve">in Congressus).</w:t>
+      </w:r>
+    </w:p>
+    <w:p>
+      <w:pPr>
+        <w:pStyle w:val="Compact"/>
+        <w:numPr>
+          <w:ilvl w:val="0"/>
+          <w:numId w:val="1037"/>
+        </w:numPr>
+      </w:pPr>
+      <w:r>
+        <w:rPr>
+          <w:b/>
+          <w:bCs/>
+        </w:rPr>
+        <w:t xml:space="preserve">Bulk invoice clearing</w:t>
+      </w:r>
+      <w:r>
+        <w:t xml:space="preserve"> </w:t>
+      </w:r>
+      <w:r>
+        <w:t xml:space="preserve">requires a double confirmation in the UI and is</w:t>
+      </w:r>
+      <w:r>
+        <w:t xml:space="preserve"> </w:t>
+      </w:r>
+      <w:r>
+        <w:t xml:space="preserve">intended for test-data cleanup only.</w:t>
+      </w:r>
+    </w:p>
+    <w:bookmarkEnd w:id="134"/>
+    <w:bookmarkStart w:id="135" w:name="audit-checklist"/>
+    <w:p>
+      <w:pPr>
+        <w:pStyle w:val="Heading2"/>
+      </w:pPr>
+      <w:r>
+        <w:t xml:space="preserve">Audit checklist</w:t>
+      </w:r>
+    </w:p>
+    <w:p>
+      <w:pPr>
+        <w:pStyle w:val="FirstParagraph"/>
+      </w:pPr>
+      <w:r>
+        <w:t xml:space="preserve">When adding a new endpoint:</w:t>
       </w:r>
     </w:p>
     <w:p>
@@ -17672,22 +17717,22 @@
         </w:numPr>
       </w:pPr>
       <w:r>
-        <w:t xml:space="preserve">Does it return more fields than the caller needs? →</w:t>
-      </w:r>
-      <w:r>
-        <w:t xml:space="preserve"> </w:t>
-      </w:r>
-      <w:r>
-        <w:rPr>
-          <w:rStyle w:val="VerbatimChar"/>
-        </w:rPr>
-        <w:t xml:space="preserve">select</w:t>
-      </w:r>
-      <w:r>
-        <w:t xml:space="preserve"> </w:t>
-      </w:r>
-      <w:r>
-        <w:t xml:space="preserve">only what's required.</w:t>
+        <w:t xml:space="preserve">Does it touch member/admin data? → call</w:t>
+      </w:r>
+      <w:r>
+        <w:t xml:space="preserve"> </w:t>
+      </w:r>
+      <w:r>
+        <w:rPr>
+          <w:rStyle w:val="VerbatimChar"/>
+        </w:rPr>
+        <w:t xml:space="preserve">requireAdmin()</w:t>
+      </w:r>
+      <w:r>
+        <w:t xml:space="preserve"> </w:t>
+      </w:r>
+      <w:r>
+        <w:t xml:space="preserve">(admin) or validate a token (shop/registration).</w:t>
       </w:r>
     </w:p>
     <w:p>
@@ -17698,7 +17743,22 @@
         </w:numPr>
       </w:pPr>
       <w:r>
-        <w:t xml:space="preserve">Is it public and write-capable or enumeration-prone? → add rate limiting.</w:t>
+        <w:t xml:space="preserve">Does it return more fields than the caller needs? →</w:t>
+      </w:r>
+      <w:r>
+        <w:t xml:space="preserve"> </w:t>
+      </w:r>
+      <w:r>
+        <w:rPr>
+          <w:rStyle w:val="VerbatimChar"/>
+        </w:rPr>
+        <w:t xml:space="preserve">select</w:t>
+      </w:r>
+      <w:r>
+        <w:t xml:space="preserve"> </w:t>
+      </w:r>
+      <w:r>
+        <w:t xml:space="preserve">only what's required.</w:t>
       </w:r>
     </w:p>
     <w:p>
@@ -17709,7 +17769,7 @@
         </w:numPr>
       </w:pPr>
       <w:r>
-        <w:t xml:space="preserve">Does it render raw HTML with external data? → escape it.</w:t>
+        <w:t xml:space="preserve">Is it public and write-capable or enumeration-prone? → add rate limiting.</w:t>
       </w:r>
     </w:p>
     <w:p>
@@ -17717,6 +17777,17 @@
         <w:numPr>
           <w:ilvl w:val="0"/>
           <w:numId w:val="1041"/>
+        </w:numPr>
+      </w:pPr>
+      <w:r>
+        <w:t xml:space="preserve">Does it render raw HTML with external data? → escape it.</w:t>
+      </w:r>
+    </w:p>
+    <w:p>
+      <w:pPr>
+        <w:numPr>
+          <w:ilvl w:val="0"/>
+          <w:numId w:val="1042"/>
         </w:numPr>
       </w:pPr>
       <w:r>
@@ -18395,6 +18466,9 @@
     <w:abstractNumId w:val="991"/>
   </w:num>
   <w:num w:numId="1030">
+    <w:abstractNumId w:val="991"/>
+  </w:num>
+  <w:num w:numId="1031">
     <w:abstractNumId w:val="99411"/>
     <w:lvlOverride w:ilvl="0">
       <w:startOverride w:val="1"/>
@@ -18424,9 +18498,6 @@
       <w:startOverride w:val="1"/>
     </w:lvlOverride>
   </w:num>
-  <w:num w:numId="1031">
-    <w:abstractNumId w:val="991"/>
-  </w:num>
   <w:num w:numId="1032">
     <w:abstractNumId w:val="991"/>
   </w:num>
@@ -18443,7 +18514,7 @@
     <w:abstractNumId w:val="991"/>
   </w:num>
   <w:num w:numId="1037">
-    <w:abstractNumId w:val="992"/>
+    <w:abstractNumId w:val="991"/>
   </w:num>
   <w:num w:numId="1038">
     <w:abstractNumId w:val="992"/>
@@ -18455,6 +18526,9 @@
     <w:abstractNumId w:val="992"/>
   </w:num>
   <w:num w:numId="1041">
+    <w:abstractNumId w:val="992"/>
+  </w:num>
+  <w:num w:numId="1042">
     <w:abstractNumId w:val="992"/>
   </w:num>
 </w:numbering>

--- a/docs/SSS-Documentation.docx
+++ b/docs/SSS-Documentation.docx
@@ -8975,6 +8975,21 @@
       <w:r>
         <w:t xml:space="preserve">invoices).</w:t>
       </w:r>
+      <w:r>
+        <w:t xml:space="preserve"> </w:t>
+      </w:r>
+      <w:r>
+        <w:rPr>
+          <w:rStyle w:val="VerbatimChar"/>
+        </w:rPr>
+        <w:t xml:space="preserve">activeUsers</w:t>
+      </w:r>
+      <w:r>
+        <w:t xml:space="preserve"> </w:t>
+      </w:r>
+      <w:r>
+        <w:t xml:space="preserve">is the count of distinct members who purchased in the period.</w:t>
+      </w:r>
     </w:p>
     <w:p>
       <w:pPr>
@@ -9170,6 +9185,42 @@
         <w:t xml:space="preserve">,</w:t>
       </w:r>
       <w:r>
+        <w:rPr>
+          <w:rStyle w:val="NormalTok"/>
+        </w:rPr>
+        <w:t xml:space="preserve"> </w:t>
+      </w:r>
+      <w:r>
+        <w:rPr>
+          <w:rStyle w:val="DataTypeTok"/>
+        </w:rPr>
+        <w:t xml:space="preserve">"activeUsers"</w:t>
+      </w:r>
+      <w:r>
+        <w:rPr>
+          <w:rStyle w:val="FunctionTok"/>
+        </w:rPr>
+        <w:t xml:space="preserve">:</w:t>
+      </w:r>
+      <w:r>
+        <w:rPr>
+          <w:rStyle w:val="NormalTok"/>
+        </w:rPr>
+        <w:t xml:space="preserve"> </w:t>
+      </w:r>
+      <w:r>
+        <w:rPr>
+          <w:rStyle w:val="DecValTok"/>
+        </w:rPr>
+        <w:t xml:space="preserve">4</w:t>
+      </w:r>
+      <w:r>
+        <w:rPr>
+          <w:rStyle w:val="FunctionTok"/>
+        </w:rPr>
+        <w:t xml:space="preserve">,</w:t>
+      </w:r>
+      <w:r>
         <w:br/>
       </w:r>
       <w:r>
@@ -9351,6 +9402,573 @@
           <w:rStyle w:val="DecValTok"/>
         </w:rPr>
         <w:t xml:space="preserve">900</w:t>
+      </w:r>
+      <w:r>
+        <w:rPr>
+          <w:rStyle w:val="NormalTok"/>
+        </w:rPr>
+        <w:t xml:space="preserve"> </w:t>
+      </w:r>
+      <w:r>
+        <w:rPr>
+          <w:rStyle w:val="FunctionTok"/>
+        </w:rPr>
+        <w:t xml:space="preserve">}</w:t>
+      </w:r>
+      <w:r>
+        <w:rPr>
+          <w:rStyle w:val="NormalTok"/>
+        </w:rPr>
+        <w:t xml:space="preserve"> </w:t>
+      </w:r>
+      <w:r>
+        <w:rPr>
+          <w:rStyle w:val="OtherTok"/>
+        </w:rPr>
+        <w:t xml:space="preserve">]</w:t>
+      </w:r>
+      <w:r>
+        <w:rPr>
+          <w:rStyle w:val="FunctionTok"/>
+        </w:rPr>
+        <w:t xml:space="preserve">,</w:t>
+      </w:r>
+      <w:r>
+        <w:br/>
+      </w:r>
+      <w:r>
+        <w:rPr>
+          <w:rStyle w:val="NormalTok"/>
+        </w:rPr>
+        <w:t xml:space="preserve">  </w:t>
+      </w:r>
+      <w:r>
+        <w:rPr>
+          <w:rStyle w:val="DataTypeTok"/>
+        </w:rPr>
+        <w:t xml:space="preserve">"topSpenders"</w:t>
+      </w:r>
+      <w:r>
+        <w:rPr>
+          <w:rStyle w:val="FunctionTok"/>
+        </w:rPr>
+        <w:t xml:space="preserve">:</w:t>
+      </w:r>
+      <w:r>
+        <w:rPr>
+          <w:rStyle w:val="NormalTok"/>
+        </w:rPr>
+        <w:t xml:space="preserve"> </w:t>
+      </w:r>
+      <w:r>
+        <w:rPr>
+          <w:rStyle w:val="OtherTok"/>
+        </w:rPr>
+        <w:t xml:space="preserve">[</w:t>
+      </w:r>
+      <w:r>
+        <w:rPr>
+          <w:rStyle w:val="NormalTok"/>
+        </w:rPr>
+        <w:t xml:space="preserve"> </w:t>
+      </w:r>
+      <w:r>
+        <w:rPr>
+          <w:rStyle w:val="FunctionTok"/>
+        </w:rPr>
+        <w:t xml:space="preserve">{</w:t>
+      </w:r>
+      <w:r>
+        <w:rPr>
+          <w:rStyle w:val="NormalTok"/>
+        </w:rPr>
+        <w:t xml:space="preserve"> </w:t>
+      </w:r>
+      <w:r>
+        <w:rPr>
+          <w:rStyle w:val="DataTypeTok"/>
+        </w:rPr>
+        <w:t xml:space="preserve">"id"</w:t>
+      </w:r>
+      <w:r>
+        <w:rPr>
+          <w:rStyle w:val="FunctionTok"/>
+        </w:rPr>
+        <w:t xml:space="preserve">:</w:t>
+      </w:r>
+      <w:r>
+        <w:rPr>
+          <w:rStyle w:val="NormalTok"/>
+        </w:rPr>
+        <w:t xml:space="preserve"> </w:t>
+      </w:r>
+      <w:r>
+        <w:rPr>
+          <w:rStyle w:val="StringTok"/>
+        </w:rPr>
+        <w:t xml:space="preserve">"…"</w:t>
+      </w:r>
+      <w:r>
+        <w:rPr>
+          <w:rStyle w:val="FunctionTok"/>
+        </w:rPr>
+        <w:t xml:space="preserve">,</w:t>
+      </w:r>
+      <w:r>
+        <w:rPr>
+          <w:rStyle w:val="NormalTok"/>
+        </w:rPr>
+        <w:t xml:space="preserve"> </w:t>
+      </w:r>
+      <w:r>
+        <w:rPr>
+          <w:rStyle w:val="DataTypeTok"/>
+        </w:rPr>
+        <w:t xml:space="preserve">"name"</w:t>
+      </w:r>
+      <w:r>
+        <w:rPr>
+          <w:rStyle w:val="FunctionTok"/>
+        </w:rPr>
+        <w:t xml:space="preserve">:</w:t>
+      </w:r>
+      <w:r>
+        <w:rPr>
+          <w:rStyle w:val="NormalTok"/>
+        </w:rPr>
+        <w:t xml:space="preserve"> </w:t>
+      </w:r>
+      <w:r>
+        <w:rPr>
+          <w:rStyle w:val="StringTok"/>
+        </w:rPr>
+        <w:t xml:space="preserve">"Jane Doe"</w:t>
+      </w:r>
+      <w:r>
+        <w:rPr>
+          <w:rStyle w:val="FunctionTok"/>
+        </w:rPr>
+        <w:t xml:space="preserve">,</w:t>
+      </w:r>
+      <w:r>
+        <w:rPr>
+          <w:rStyle w:val="NormalTok"/>
+        </w:rPr>
+        <w:t xml:space="preserve"> </w:t>
+      </w:r>
+      <w:r>
+        <w:rPr>
+          <w:rStyle w:val="DataTypeTok"/>
+        </w:rPr>
+        <w:t xml:space="preserve">"spentCents"</w:t>
+      </w:r>
+      <w:r>
+        <w:rPr>
+          <w:rStyle w:val="FunctionTok"/>
+        </w:rPr>
+        <w:t xml:space="preserve">:</w:t>
+      </w:r>
+      <w:r>
+        <w:rPr>
+          <w:rStyle w:val="NormalTok"/>
+        </w:rPr>
+        <w:t xml:space="preserve"> </w:t>
+      </w:r>
+      <w:r>
+        <w:rPr>
+          <w:rStyle w:val="DecValTok"/>
+        </w:rPr>
+        <w:t xml:space="preserve">1270</w:t>
+      </w:r>
+      <w:r>
+        <w:rPr>
+          <w:rStyle w:val="FunctionTok"/>
+        </w:rPr>
+        <w:t xml:space="preserve">,</w:t>
+      </w:r>
+      <w:r>
+        <w:rPr>
+          <w:rStyle w:val="NormalTok"/>
+        </w:rPr>
+        <w:t xml:space="preserve"> </w:t>
+      </w:r>
+      <w:r>
+        <w:rPr>
+          <w:rStyle w:val="DataTypeTok"/>
+        </w:rPr>
+        <w:t xml:space="preserve">"orderCount"</w:t>
+      </w:r>
+      <w:r>
+        <w:rPr>
+          <w:rStyle w:val="FunctionTok"/>
+        </w:rPr>
+        <w:t xml:space="preserve">:</w:t>
+      </w:r>
+      <w:r>
+        <w:rPr>
+          <w:rStyle w:val="NormalTok"/>
+        </w:rPr>
+        <w:t xml:space="preserve"> </w:t>
+      </w:r>
+      <w:r>
+        <w:rPr>
+          <w:rStyle w:val="DecValTok"/>
+        </w:rPr>
+        <w:t xml:space="preserve">3</w:t>
+      </w:r>
+      <w:r>
+        <w:rPr>
+          <w:rStyle w:val="NormalTok"/>
+        </w:rPr>
+        <w:t xml:space="preserve"> </w:t>
+      </w:r>
+      <w:r>
+        <w:rPr>
+          <w:rStyle w:val="FunctionTok"/>
+        </w:rPr>
+        <w:t xml:space="preserve">}</w:t>
+      </w:r>
+      <w:r>
+        <w:rPr>
+          <w:rStyle w:val="NormalTok"/>
+        </w:rPr>
+        <w:t xml:space="preserve"> </w:t>
+      </w:r>
+      <w:r>
+        <w:rPr>
+          <w:rStyle w:val="OtherTok"/>
+        </w:rPr>
+        <w:t xml:space="preserve">]</w:t>
+      </w:r>
+      <w:r>
+        <w:rPr>
+          <w:rStyle w:val="FunctionTok"/>
+        </w:rPr>
+        <w:t xml:space="preserve">,</w:t>
+      </w:r>
+      <w:r>
+        <w:br/>
+      </w:r>
+      <w:r>
+        <w:rPr>
+          <w:rStyle w:val="NormalTok"/>
+        </w:rPr>
+        <w:t xml:space="preserve">  </w:t>
+      </w:r>
+      <w:r>
+        <w:rPr>
+          <w:rStyle w:val="DataTypeTok"/>
+        </w:rPr>
+        <w:t xml:space="preserve">"recentPurchases"</w:t>
+      </w:r>
+      <w:r>
+        <w:rPr>
+          <w:rStyle w:val="FunctionTok"/>
+        </w:rPr>
+        <w:t xml:space="preserve">:</w:t>
+      </w:r>
+      <w:r>
+        <w:rPr>
+          <w:rStyle w:val="NormalTok"/>
+        </w:rPr>
+        <w:t xml:space="preserve"> </w:t>
+      </w:r>
+      <w:r>
+        <w:rPr>
+          <w:rStyle w:val="OtherTok"/>
+        </w:rPr>
+        <w:t xml:space="preserve">[</w:t>
+      </w:r>
+      <w:r>
+        <w:rPr>
+          <w:rStyle w:val="NormalTok"/>
+        </w:rPr>
+        <w:t xml:space="preserve"> </w:t>
+      </w:r>
+      <w:r>
+        <w:rPr>
+          <w:rStyle w:val="FunctionTok"/>
+        </w:rPr>
+        <w:t xml:space="preserve">{</w:t>
+      </w:r>
+      <w:r>
+        <w:rPr>
+          <w:rStyle w:val="NormalTok"/>
+        </w:rPr>
+        <w:t xml:space="preserve"> </w:t>
+      </w:r>
+      <w:r>
+        <w:rPr>
+          <w:rStyle w:val="DataTypeTok"/>
+        </w:rPr>
+        <w:t xml:space="preserve">"id"</w:t>
+      </w:r>
+      <w:r>
+        <w:rPr>
+          <w:rStyle w:val="FunctionTok"/>
+        </w:rPr>
+        <w:t xml:space="preserve">:</w:t>
+      </w:r>
+      <w:r>
+        <w:rPr>
+          <w:rStyle w:val="NormalTok"/>
+        </w:rPr>
+        <w:t xml:space="preserve"> </w:t>
+      </w:r>
+      <w:r>
+        <w:rPr>
+          <w:rStyle w:val="StringTok"/>
+        </w:rPr>
+        <w:t xml:space="preserve">"…"</w:t>
+      </w:r>
+      <w:r>
+        <w:rPr>
+          <w:rStyle w:val="FunctionTok"/>
+        </w:rPr>
+        <w:t xml:space="preserve">,</w:t>
+      </w:r>
+      <w:r>
+        <w:rPr>
+          <w:rStyle w:val="NormalTok"/>
+        </w:rPr>
+        <w:t xml:space="preserve"> </w:t>
+      </w:r>
+      <w:r>
+        <w:rPr>
+          <w:rStyle w:val="DataTypeTok"/>
+        </w:rPr>
+        <w:t xml:space="preserve">"memberName"</w:t>
+      </w:r>
+      <w:r>
+        <w:rPr>
+          <w:rStyle w:val="FunctionTok"/>
+        </w:rPr>
+        <w:t xml:space="preserve">:</w:t>
+      </w:r>
+      <w:r>
+        <w:rPr>
+          <w:rStyle w:val="NormalTok"/>
+        </w:rPr>
+        <w:t xml:space="preserve"> </w:t>
+      </w:r>
+      <w:r>
+        <w:rPr>
+          <w:rStyle w:val="StringTok"/>
+        </w:rPr>
+        <w:t xml:space="preserve">"Jane Doe"</w:t>
+      </w:r>
+      <w:r>
+        <w:rPr>
+          <w:rStyle w:val="FunctionTok"/>
+        </w:rPr>
+        <w:t xml:space="preserve">,</w:t>
+      </w:r>
+      <w:r>
+        <w:rPr>
+          <w:rStyle w:val="NormalTok"/>
+        </w:rPr>
+        <w:t xml:space="preserve"> </w:t>
+      </w:r>
+      <w:r>
+        <w:rPr>
+          <w:rStyle w:val="DataTypeTok"/>
+        </w:rPr>
+        <w:t xml:space="preserve">"at"</w:t>
+      </w:r>
+      <w:r>
+        <w:rPr>
+          <w:rStyle w:val="FunctionTok"/>
+        </w:rPr>
+        <w:t xml:space="preserve">:</w:t>
+      </w:r>
+      <w:r>
+        <w:rPr>
+          <w:rStyle w:val="NormalTok"/>
+        </w:rPr>
+        <w:t xml:space="preserve"> </w:t>
+      </w:r>
+      <w:r>
+        <w:rPr>
+          <w:rStyle w:val="StringTok"/>
+        </w:rPr>
+        <w:t xml:space="preserve">"2026-06-04T14:23:39Z"</w:t>
+      </w:r>
+      <w:r>
+        <w:rPr>
+          <w:rStyle w:val="FunctionTok"/>
+        </w:rPr>
+        <w:t xml:space="preserve">,</w:t>
+      </w:r>
+      <w:r>
+        <w:br/>
+      </w:r>
+      <w:r>
+        <w:rPr>
+          <w:rStyle w:val="NormalTok"/>
+        </w:rPr>
+        <w:t xml:space="preserve">    </w:t>
+      </w:r>
+      <w:r>
+        <w:rPr>
+          <w:rStyle w:val="DataTypeTok"/>
+        </w:rPr>
+        <w:t xml:space="preserve">"totalCents"</w:t>
+      </w:r>
+      <w:r>
+        <w:rPr>
+          <w:rStyle w:val="FunctionTok"/>
+        </w:rPr>
+        <w:t xml:space="preserve">:</w:t>
+      </w:r>
+      <w:r>
+        <w:rPr>
+          <w:rStyle w:val="NormalTok"/>
+        </w:rPr>
+        <w:t xml:space="preserve"> </w:t>
+      </w:r>
+      <w:r>
+        <w:rPr>
+          <w:rStyle w:val="DecValTok"/>
+        </w:rPr>
+        <w:t xml:space="preserve">175</w:t>
+      </w:r>
+      <w:r>
+        <w:rPr>
+          <w:rStyle w:val="FunctionTok"/>
+        </w:rPr>
+        <w:t xml:space="preserve">,</w:t>
+      </w:r>
+      <w:r>
+        <w:rPr>
+          <w:rStyle w:val="NormalTok"/>
+        </w:rPr>
+        <w:t xml:space="preserve"> </w:t>
+      </w:r>
+      <w:r>
+        <w:rPr>
+          <w:rStyle w:val="DataTypeTok"/>
+        </w:rPr>
+        <w:t xml:space="preserve">"items"</w:t>
+      </w:r>
+      <w:r>
+        <w:rPr>
+          <w:rStyle w:val="FunctionTok"/>
+        </w:rPr>
+        <w:t xml:space="preserve">:</w:t>
+      </w:r>
+      <w:r>
+        <w:rPr>
+          <w:rStyle w:val="NormalTok"/>
+        </w:rPr>
+        <w:t xml:space="preserve"> </w:t>
+      </w:r>
+      <w:r>
+        <w:rPr>
+          <w:rStyle w:val="OtherTok"/>
+        </w:rPr>
+        <w:t xml:space="preserve">[</w:t>
+      </w:r>
+      <w:r>
+        <w:rPr>
+          <w:rStyle w:val="NormalTok"/>
+        </w:rPr>
+        <w:t xml:space="preserve"> </w:t>
+      </w:r>
+      <w:r>
+        <w:rPr>
+          <w:rStyle w:val="FunctionTok"/>
+        </w:rPr>
+        <w:t xml:space="preserve">{</w:t>
+      </w:r>
+      <w:r>
+        <w:rPr>
+          <w:rStyle w:val="NormalTok"/>
+        </w:rPr>
+        <w:t xml:space="preserve"> </w:t>
+      </w:r>
+      <w:r>
+        <w:rPr>
+          <w:rStyle w:val="DataTypeTok"/>
+        </w:rPr>
+        <w:t xml:space="preserve">"name"</w:t>
+      </w:r>
+      <w:r>
+        <w:rPr>
+          <w:rStyle w:val="FunctionTok"/>
+        </w:rPr>
+        <w:t xml:space="preserve">:</w:t>
+      </w:r>
+      <w:r>
+        <w:rPr>
+          <w:rStyle w:val="NormalTok"/>
+        </w:rPr>
+        <w:t xml:space="preserve"> </w:t>
+      </w:r>
+      <w:r>
+        <w:rPr>
+          <w:rStyle w:val="StringTok"/>
+        </w:rPr>
+        <w:t xml:space="preserve">"Cola"</w:t>
+      </w:r>
+      <w:r>
+        <w:rPr>
+          <w:rStyle w:val="FunctionTok"/>
+        </w:rPr>
+        <w:t xml:space="preserve">,</w:t>
+      </w:r>
+      <w:r>
+        <w:rPr>
+          <w:rStyle w:val="NormalTok"/>
+        </w:rPr>
+        <w:t xml:space="preserve"> </w:t>
+      </w:r>
+      <w:r>
+        <w:rPr>
+          <w:rStyle w:val="DataTypeTok"/>
+        </w:rPr>
+        <w:t xml:space="preserve">"quantity"</w:t>
+      </w:r>
+      <w:r>
+        <w:rPr>
+          <w:rStyle w:val="FunctionTok"/>
+        </w:rPr>
+        <w:t xml:space="preserve">:</w:t>
+      </w:r>
+      <w:r>
+        <w:rPr>
+          <w:rStyle w:val="NormalTok"/>
+        </w:rPr>
+        <w:t xml:space="preserve"> </w:t>
+      </w:r>
+      <w:r>
+        <w:rPr>
+          <w:rStyle w:val="DecValTok"/>
+        </w:rPr>
+        <w:t xml:space="preserve">1</w:t>
+      </w:r>
+      <w:r>
+        <w:rPr>
+          <w:rStyle w:val="NormalTok"/>
+        </w:rPr>
+        <w:t xml:space="preserve"> </w:t>
+      </w:r>
+      <w:r>
+        <w:rPr>
+          <w:rStyle w:val="FunctionTok"/>
+        </w:rPr>
+        <w:t xml:space="preserve">}</w:t>
+      </w:r>
+      <w:r>
+        <w:rPr>
+          <w:rStyle w:val="NormalTok"/>
+        </w:rPr>
+        <w:t xml:space="preserve"> </w:t>
+      </w:r>
+      <w:r>
+        <w:rPr>
+          <w:rStyle w:val="OtherTok"/>
+        </w:rPr>
+        <w:t xml:space="preserve">]</w:t>
       </w:r>
       <w:r>
         <w:rPr>
@@ -15196,6 +15814,34 @@
       </w:r>
       <w:r>
         <w:t xml:space="preserve">total spend and order count.</w:t>
+      </w:r>
+    </w:p>
+    <w:p>
+      <w:pPr>
+        <w:pStyle w:val="Compact"/>
+        <w:numPr>
+          <w:ilvl w:val="0"/>
+          <w:numId w:val="1026"/>
+        </w:numPr>
+      </w:pPr>
+      <w:r>
+        <w:rPr>
+          <w:b/>
+          <w:bCs/>
+        </w:rPr>
+        <w:t xml:space="preserve">Recent purchases:</w:t>
+      </w:r>
+      <w:r>
+        <w:t xml:space="preserve"> </w:t>
+      </w:r>
+      <w:r>
+        <w:t xml:space="preserve">a live feed of the latest orders in the period — which</w:t>
+      </w:r>
+      <w:r>
+        <w:t xml:space="preserve"> </w:t>
+      </w:r>
+      <w:r>
+        <w:t xml:space="preserve">member bought which items, the order total, and how long ago.</w:t>
       </w:r>
     </w:p>
     <w:p>

--- a/docs/SSS-Documentation.docx
+++ b/docs/SSS-Documentation.docx
@@ -16220,6 +16220,93 @@
       </w:r>
       <w:r>
         <w:t xml:space="preserve">Price changes sync to Congressus.</w:t>
+      </w:r>
+    </w:p>
+    <w:p>
+      <w:pPr>
+        <w:numPr>
+          <w:ilvl w:val="0"/>
+          <w:numId w:val="1028"/>
+        </w:numPr>
+      </w:pPr>
+      <w:r>
+        <w:rPr>
+          <w:b/>
+          <w:bCs/>
+        </w:rPr>
+        <w:t xml:space="preserve">Edit stock</w:t>
+      </w:r>
+      <w:r>
+        <w:t xml:space="preserve"> </w:t>
+      </w:r>
+      <w:r>
+        <w:t xml:space="preserve">— click the stock line under the product name to set a count</w:t>
+      </w:r>
+      <w:r>
+        <w:t xml:space="preserve"> </w:t>
+      </w:r>
+      <w:r>
+        <w:t xml:space="preserve">(blank = unlimited). When stock reaches</w:t>
+      </w:r>
+      <w:r>
+        <w:t xml:space="preserve"> </w:t>
+      </w:r>
+      <w:r>
+        <w:rPr>
+          <w:b/>
+          <w:bCs/>
+        </w:rPr>
+        <w:t xml:space="preserve">0</w:t>
+      </w:r>
+      <w:r>
+        <w:t xml:space="preserve"> </w:t>
+      </w:r>
+      <w:r>
+        <w:t xml:space="preserve">the product is shown greyed-out</w:t>
+      </w:r>
+      <w:r>
+        <w:t xml:space="preserve"> </w:t>
+      </w:r>
+      <w:r>
+        <w:t xml:space="preserve">with an</w:t>
+      </w:r>
+      <w:r>
+        <w:t xml:space="preserve"> </w:t>
+      </w:r>
+      <w:r>
+        <w:rPr>
+          <w:b/>
+          <w:bCs/>
+        </w:rPr>
+        <w:t xml:space="preserve">Out of stock</w:t>
+      </w:r>
+      <w:r>
+        <w:t xml:space="preserve"> </w:t>
+      </w:r>
+      <w:r>
+        <w:t xml:space="preserve">label in the kiosk — but members can</w:t>
+      </w:r>
+      <w:r>
+        <w:t xml:space="preserve"> </w:t>
+      </w:r>
+      <w:r>
+        <w:rPr>
+          <w:b/>
+          <w:bCs/>
+        </w:rPr>
+        <w:t xml:space="preserve">still buy it</w:t>
+      </w:r>
+      <w:r>
+        <w:t xml:space="preserve"> </w:t>
+      </w:r>
+      <w:r>
+        <w:t xml:space="preserve">(the count is a guide, not a hard block, in case it's wrong). Stock is not</w:t>
+      </w:r>
+      <w:r>
+        <w:t xml:space="preserve"> </w:t>
+      </w:r>
+      <w:r>
+        <w:t xml:space="preserve">decremented automatically; update it when you restock or sell out.</w:t>
       </w:r>
     </w:p>
     <w:p>

--- a/docs/SSS-Documentation.docx
+++ b/docs/SSS-Documentation.docx
@@ -74,7 +74,7 @@
         <w:pStyle w:val="FirstParagraph"/>
       </w:pPr>
       <w:r>
-        <w:t xml:space="preserve">A self-service snack kiosk for the Stress student association. Members tap their</w:t>
+        <w:t xml:space="preserve">A self-service snack kiosk for the Stress Study association. Members tap their</w:t>
       </w:r>
       <w:r>
         <w:t xml:space="preserve"> </w:t>
@@ -16300,13 +16300,49 @@
         <w:t xml:space="preserve"> </w:t>
       </w:r>
       <w:r>
-        <w:t xml:space="preserve">(the count is a guide, not a hard block, in case it's wrong). Stock is not</w:t>
-      </w:r>
-      <w:r>
-        <w:t xml:space="preserve"> </w:t>
-      </w:r>
-      <w:r>
-        <w:t xml:space="preserve">decremented automatically; update it when you restock or sell out.</w:t>
+        <w:t xml:space="preserve">(the count is a guide, not a hard block, in case it's wrong).</w:t>
+      </w:r>
+      <w:r>
+        <w:t xml:space="preserve"> </w:t>
+      </w:r>
+      <w:r>
+        <w:rPr>
+          <w:b/>
+          <w:bCs/>
+        </w:rPr>
+        <w:t xml:space="preserve">Stock decreases</w:t>
+      </w:r>
+      <w:r>
+        <w:rPr>
+          <w:b/>
+          <w:bCs/>
+        </w:rPr>
+        <w:t xml:space="preserve"> </w:t>
+      </w:r>
+      <w:r>
+        <w:rPr>
+          <w:b/>
+          <w:bCs/>
+        </w:rPr>
+        <w:t xml:space="preserve">automatically</w:t>
+      </w:r>
+      <w:r>
+        <w:t xml:space="preserve"> </w:t>
+      </w:r>
+      <w:r>
+        <w:t xml:space="preserve">as products are bought (by the quantity in each confirmed</w:t>
+      </w:r>
+      <w:r>
+        <w:t xml:space="preserve"> </w:t>
+      </w:r>
+      <w:r>
+        <w:t xml:space="preserve">order); it clamps at 0 and never goes negative, and unlimited products are</w:t>
+      </w:r>
+      <w:r>
+        <w:t xml:space="preserve"> </w:t>
+      </w:r>
+      <w:r>
+        <w:t xml:space="preserve">unaffected. Set the count again when you restock.</w:t>
       </w:r>
     </w:p>
     <w:p>

--- a/docs/SSS-Documentation.docx
+++ b/docs/SSS-Documentation.docx
@@ -11040,7 +11040,7 @@
     <w:bookmarkEnd w:id="88"/>
     <w:bookmarkEnd w:id="89"/>
     <w:bookmarkEnd w:id="90"/>
-    <w:bookmarkStart w:id="99" w:name="deployment"/>
+    <w:bookmarkStart w:id="100" w:name="deployment"/>
     <w:p>
       <w:pPr>
         <w:pStyle w:val="Heading1"/>
@@ -11459,7 +11459,7 @@
       </w:r>
     </w:p>
     <w:bookmarkEnd w:id="91"/>
-    <w:bookmarkStart w:id="93" w:name="environment-variables"/>
+    <w:bookmarkStart w:id="94" w:name="environment-variables"/>
     <w:p>
       <w:pPr>
         <w:pStyle w:val="Heading2"/>
@@ -11849,7 +11849,7 @@
               <w:rPr>
                 <w:rStyle w:val="VerbatimChar"/>
               </w:rPr>
-              <w:t xml:space="preserve">https://snack-system-production.up.railway.app</w:t>
+              <w:t xml:space="preserve">https://51vo.nl</w:t>
             </w:r>
           </w:p>
         </w:tc>
@@ -11919,6 +11919,21 @@
               </w:rPr>
               <w:t xml:space="preserve">BASE_URL</w:t>
             </w:r>
+            <w:r>
+              <w:t xml:space="preserve"> </w:t>
+            </w:r>
+            <w:r>
+              <w:t xml:space="preserve">(</w:t>
+            </w:r>
+            <w:r>
+              <w:rPr>
+                <w:rStyle w:val="VerbatimChar"/>
+              </w:rPr>
+              <w:t xml:space="preserve">https://51vo.nl</w:t>
+            </w:r>
+            <w:r>
+              <w:t xml:space="preserve">)</w:t>
+            </w:r>
           </w:p>
         </w:tc>
         <w:tc>
@@ -12283,14 +12298,22 @@
       </w:r>
     </w:p>
     <w:bookmarkEnd w:id="92"/>
-    <w:bookmarkEnd w:id="93"/>
-    <w:bookmarkStart w:id="94" w:name="persistent-volume-product-images"/>
-    <w:p>
-      <w:pPr>
-        <w:pStyle w:val="Heading2"/>
-      </w:pPr>
-      <w:r>
-        <w:t xml:space="preserve">Persistent volume (product images)</w:t>
+    <w:bookmarkStart w:id="93" w:name="custom-domain-51vonl"/>
+    <w:p>
+      <w:pPr>
+        <w:pStyle w:val="Heading3"/>
+      </w:pPr>
+      <w:r>
+        <w:t xml:space="preserve">Custom domain (</w:t>
+      </w:r>
+      <w:r>
+        <w:rPr>
+          <w:rStyle w:val="VerbatimChar"/>
+        </w:rPr>
+        <w:t xml:space="preserve">51vo.nl</w:t>
+      </w:r>
+      <w:r>
+        <w:t xml:space="preserve">)</w:t>
       </w:r>
     </w:p>
     <w:p>
@@ -12298,53 +12321,18 @@
         <w:pStyle w:val="FirstParagraph"/>
       </w:pPr>
       <w:r>
-        <w:t xml:space="preserve">Railway containers have an</w:t>
-      </w:r>
-      <w:r>
-        <w:t xml:space="preserve"> </w:t>
-      </w:r>
-      <w:r>
-        <w:rPr>
+        <w:t xml:space="preserve">The app is served from Railway under the custom domain</w:t>
+      </w:r>
+      <w:r>
+        <w:t xml:space="preserve"> </w:t>
+      </w:r>
+      <w:r>
+        <w:rPr>
+          <w:rStyle w:val="VerbatimChar"/>
           <w:b/>
           <w:bCs/>
         </w:rPr>
-        <w:t xml:space="preserve">ephemeral filesystem</w:t>
-      </w:r>
-      <w:r>
-        <w:t xml:space="preserve"> </w:t>
-      </w:r>
-      <w:r>
-        <w:t xml:space="preserve">— anything written to disk is</w:t>
-      </w:r>
-      <w:r>
-        <w:t xml:space="preserve"> </w:t>
-      </w:r>
-      <w:r>
-        <w:t xml:space="preserve">lost on every redeploy. Product images are therefore stored on a</w:t>
-      </w:r>
-      <w:r>
-        <w:t xml:space="preserve"> </w:t>
-      </w:r>
-      <w:r>
-        <w:rPr>
-          <w:b/>
-          <w:bCs/>
-        </w:rPr>
-        <w:t xml:space="preserve">Railway</w:t>
-      </w:r>
-      <w:r>
-        <w:rPr>
-          <w:b/>
-          <w:bCs/>
-        </w:rPr>
-        <w:t xml:space="preserve"> </w:t>
-      </w:r>
-      <w:r>
-        <w:rPr>
-          <w:b/>
-          <w:bCs/>
-        </w:rPr>
-        <w:t xml:space="preserve">Volume</w:t>
+        <w:t xml:space="preserve">https://51vo.nl</w:t>
       </w:r>
       <w:r>
         <w:t xml:space="preserve">:</w:t>
@@ -12369,10 +12357,34 @@
           <w:b/>
           <w:bCs/>
         </w:rPr>
-        <w:t xml:space="preserve">Settings → Volumes → Add Volume</w:t>
-      </w:r>
-      <w:r>
-        <w:t xml:space="preserve">.</w:t>
+        <w:t xml:space="preserve">Settings → Networking → Custom Domain</w:t>
+      </w:r>
+      <w:r>
+        <w:t xml:space="preserve"> </w:t>
+      </w:r>
+      <w:r>
+        <w:t xml:space="preserve">→ add</w:t>
+      </w:r>
+      <w:r>
+        <w:t xml:space="preserve"> </w:t>
+      </w:r>
+      <w:r>
+        <w:rPr>
+          <w:rStyle w:val="VerbatimChar"/>
+        </w:rPr>
+        <w:t xml:space="preserve">51vo.nl</w:t>
+      </w:r>
+      <w:r>
+        <w:t xml:space="preserve"> </w:t>
+      </w:r>
+      <w:r>
+        <w:t xml:space="preserve">(or a subdomain), and create the CNAME record Railway shows at your</w:t>
+      </w:r>
+      <w:r>
+        <w:t xml:space="preserve"> </w:t>
+      </w:r>
+      <w:r>
+        <w:t xml:space="preserve">DNS provider.</w:t>
       </w:r>
     </w:p>
     <w:p>
@@ -12384,7 +12396,7 @@
         </w:numPr>
       </w:pPr>
       <w:r>
-        <w:t xml:space="preserve">Mount path:</w:t>
+        <w:t xml:space="preserve">Set</w:t>
       </w:r>
       <w:r>
         <w:t xml:space="preserve"> </w:t>
@@ -12395,189 +12407,154 @@
           <w:b/>
           <w:bCs/>
         </w:rPr>
-        <w:t xml:space="preserve">/data</w:t>
-      </w:r>
-      <w:r>
-        <w:t xml:space="preserve">.</w:t>
-      </w:r>
-    </w:p>
-    <w:p>
-      <w:pPr>
-        <w:pStyle w:val="FirstParagraph"/>
-      </w:pPr>
-      <w:r>
-        <w:t xml:space="preserve">Images are written to</w:t>
-      </w:r>
-      <w:r>
-        <w:t xml:space="preserve"> </w:t>
-      </w:r>
-      <w:r>
-        <w:rPr>
-          <w:rStyle w:val="VerbatimChar"/>
-        </w:rPr>
-        <w:t xml:space="preserve">/data/uploads/products/&lt;productId&gt;.&lt;ext&gt;</w:t>
-      </w:r>
-      <w:r>
-        <w:t xml:space="preserve"> </w:t>
-      </w:r>
-      <w:r>
-        <w:t xml:space="preserve">and served via</w:t>
-      </w:r>
-      <w:r>
-        <w:t xml:space="preserve"> </w:t>
-      </w:r>
-      <w:r>
-        <w:rPr>
-          <w:rStyle w:val="VerbatimChar"/>
-        </w:rPr>
-        <w:t xml:space="preserve">GET /api/images/products/&lt;filename&gt;</w:t>
-      </w:r>
-      <w:r>
-        <w:t xml:space="preserve"> </w:t>
-      </w:r>
-      <w:r>
-        <w:t xml:space="preserve">(not from</w:t>
-      </w:r>
-      <w:r>
-        <w:t xml:space="preserve"> </w:t>
-      </w:r>
-      <w:r>
-        <w:rPr>
-          <w:rStyle w:val="VerbatimChar"/>
-        </w:rPr>
-        <w:t xml:space="preserve">public/</w:t>
-      </w:r>
-      <w:r>
-        <w:t xml:space="preserve">, which is read-only at</w:t>
-      </w:r>
-      <w:r>
-        <w:t xml:space="preserve"> </w:t>
-      </w:r>
-      <w:r>
-        <w:t xml:space="preserve">runtime and rebuilt each deploy). The path is overridable with</w:t>
-      </w:r>
-      <w:r>
-        <w:t xml:space="preserve"> </w:t>
-      </w:r>
-      <w:r>
-        <w:rPr>
-          <w:rStyle w:val="VerbatimChar"/>
-        </w:rPr>
-        <w:t xml:space="preserve">UPLOAD_DIR</w:t>
-      </w:r>
-      <w:r>
-        <w:t xml:space="preserve">;</w:t>
-      </w:r>
-      <w:r>
-        <w:t xml:space="preserve"> </w:t>
-      </w:r>
-      <w:r>
-        <w:t xml:space="preserve">locally it defaults to</w:t>
-      </w:r>
-      <w:r>
-        <w:t xml:space="preserve"> </w:t>
-      </w:r>
-      <w:r>
-        <w:rPr>
-          <w:rStyle w:val="VerbatimChar"/>
-        </w:rPr>
-        <w:t xml:space="preserve">./public/uploads/products</w:t>
-      </w:r>
-      <w:r>
-        <w:t xml:space="preserve">.</w:t>
-      </w:r>
-    </w:p>
-    <w:p>
-      <w:pPr>
-        <w:pStyle w:val="BlockText"/>
-      </w:pPr>
-      <w:r>
-        <w:t xml:space="preserve">Static assets that ship with the code (e.g.</w:t>
-      </w:r>
-      <w:r>
-        <w:t xml:space="preserve"> </w:t>
-      </w:r>
-      <w:r>
-        <w:rPr>
-          <w:rStyle w:val="VerbatimChar"/>
-        </w:rPr>
-        <w:t xml:space="preserve">public/stress-logo.svg</w:t>
-      </w:r>
-      <w:r>
-        <w:t xml:space="preserve">) are baked</w:t>
-      </w:r>
-      <w:r>
-        <w:t xml:space="preserve"> </w:t>
-      </w:r>
-      <w:r>
-        <w:t xml:space="preserve">into the build and need</w:t>
-      </w:r>
-      <w:r>
-        <w:t xml:space="preserve"> </w:t>
-      </w:r>
-      <w:r>
-        <w:rPr>
+        <w:t xml:space="preserve">BASE_URL</w:t>
+      </w:r>
+      <w:r>
+        <w:t xml:space="preserve"> </w:t>
+      </w:r>
+      <w:r>
+        <w:t xml:space="preserve">and</w:t>
+      </w:r>
+      <w:r>
+        <w:t xml:space="preserve"> </w:t>
+      </w:r>
+      <w:r>
+        <w:rPr>
+          <w:rStyle w:val="VerbatimChar"/>
           <w:b/>
           <w:bCs/>
         </w:rPr>
-        <w:t xml:space="preserve">no</w:t>
-      </w:r>
-      <w:r>
-        <w:t xml:space="preserve"> </w:t>
-      </w:r>
-      <w:r>
-        <w:t xml:space="preserve">volume — only user-uploaded images do.</w:t>
-      </w:r>
-    </w:p>
+        <w:t xml:space="preserve">NEXT_PUBLIC_BASE_URL</w:t>
+      </w:r>
+      <w:r>
+        <w:t xml:space="preserve"> </w:t>
+      </w:r>
+      <w:r>
+        <w:t xml:space="preserve">to</w:t>
+      </w:r>
+      <w:r>
+        <w:t xml:space="preserve"> </w:t>
+      </w:r>
+      <w:r>
+        <w:rPr>
+          <w:rStyle w:val="VerbatimChar"/>
+        </w:rPr>
+        <w:t xml:space="preserve">https://51vo.nl</w:t>
+      </w:r>
+      <w:r>
+        <w:t xml:space="preserve"> </w:t>
+      </w:r>
+      <w:r>
+        <w:t xml:space="preserve">and</w:t>
+      </w:r>
+      <w:r>
+        <w:t xml:space="preserve"> </w:t>
+      </w:r>
+      <w:r>
+        <w:t xml:space="preserve">redeploy. This is what makes the card-verification</w:t>
+      </w:r>
+      <w:r>
+        <w:t xml:space="preserve"> </w:t>
+      </w:r>
+      <w:r>
+        <w:rPr>
+          <w:b/>
+          <w:bCs/>
+        </w:rPr>
+        <w:t xml:space="preserve">emails</w:t>
+      </w:r>
+      <w:r>
+        <w:t xml:space="preserve"> </w:t>
+      </w:r>
+      <w:r>
+        <w:t xml:space="preserve">and the verify</w:t>
+      </w:r>
+      <w:r>
+        <w:t xml:space="preserve"> </w:t>
+      </w:r>
+      <w:r>
+        <w:t xml:space="preserve">form point at the new domain — adding the domain in Networking alone is</w:t>
+      </w:r>
+      <w:r>
+        <w:t xml:space="preserve"> </w:t>
+      </w:r>
+      <w:r>
+        <w:rPr>
+          <w:b/>
+          <w:bCs/>
+        </w:rPr>
+        <w:t xml:space="preserve">not</w:t>
+      </w:r>
+      <w:r>
+        <w:t xml:space="preserve"> </w:t>
+      </w:r>
+      <w:r>
+        <w:t xml:space="preserve">enough, because</w:t>
+      </w:r>
+      <w:r>
+        <w:t xml:space="preserve"> </w:t>
+      </w:r>
+      <w:r>
+        <w:rPr>
+          <w:rStyle w:val="VerbatimChar"/>
+        </w:rPr>
+        <w:t xml:space="preserve">NEXT_PUBLIC_BASE_URL</w:t>
+      </w:r>
+      <w:r>
+        <w:t xml:space="preserve"> </w:t>
+      </w:r>
+      <w:r>
+        <w:t xml:space="preserve">is baked into the client at build time.</w:t>
+      </w:r>
+    </w:p>
+    <w:p>
+      <w:pPr>
+        <w:pStyle w:val="Compact"/>
+        <w:numPr>
+          <w:ilvl w:val="0"/>
+          <w:numId w:val="1016"/>
+        </w:numPr>
+      </w:pPr>
+      <w:r>
+        <w:t xml:space="preserve">Keep</w:t>
+      </w:r>
+      <w:r>
+        <w:t xml:space="preserve"> </w:t>
+      </w:r>
+      <w:r>
+        <w:rPr>
+          <w:rStyle w:val="VerbatimChar"/>
+        </w:rPr>
+        <w:t xml:space="preserve">EMAIL_FROM</w:t>
+      </w:r>
+      <w:r>
+        <w:t xml:space="preserve"> </w:t>
+      </w:r>
+      <w:r>
+        <w:t xml:space="preserve">on a Resend-verified domain (already</w:t>
+      </w:r>
+      <w:r>
+        <w:t xml:space="preserve"> </w:t>
+      </w:r>
+      <w:r>
+        <w:rPr>
+          <w:rStyle w:val="VerbatimChar"/>
+        </w:rPr>
+        <w:t xml:space="preserve">…@51vo.nl</w:t>
+      </w:r>
+      <w:r>
+        <w:t xml:space="preserve">).</w:t>
+      </w:r>
+    </w:p>
+    <w:bookmarkEnd w:id="93"/>
     <w:bookmarkEnd w:id="94"/>
-    <w:bookmarkStart w:id="95" w:name="first-time-setup"/>
+    <w:bookmarkStart w:id="95" w:name="persistent-volume-product-images"/>
     <w:p>
       <w:pPr>
         <w:pStyle w:val="Heading2"/>
       </w:pPr>
       <w:r>
-        <w:t xml:space="preserve">First-time setup</w:t>
-      </w:r>
-    </w:p>
-    <w:p>
-      <w:pPr>
-        <w:pStyle w:val="SourceCode"/>
-      </w:pPr>
-      <w:r>
-        <w:rPr>
-          <w:rStyle w:val="CommentTok"/>
-        </w:rPr>
-        <w:t xml:space="preserve"># After the first deploy, seed the admin user + product categories.</w:t>
-      </w:r>
-      <w:r>
-        <w:br/>
-      </w:r>
-      <w:r>
-        <w:rPr>
-          <w:rStyle w:val="CommentTok"/>
-        </w:rPr>
-        <w:t xml:space="preserve"># Locally (pointing at the production DB public URL) or via railway run:</w:t>
-      </w:r>
-      <w:r>
-        <w:br/>
-      </w:r>
-      <w:r>
-        <w:rPr>
-          <w:rStyle w:val="ExtensionTok"/>
-        </w:rPr>
-        <w:t xml:space="preserve">npm</w:t>
-      </w:r>
-      <w:r>
-        <w:rPr>
-          <w:rStyle w:val="NormalTok"/>
-        </w:rPr>
-        <w:t xml:space="preserve"> run seed        </w:t>
-      </w:r>
-      <w:r>
-        <w:rPr>
-          <w:rStyle w:val="CommentTok"/>
-        </w:rPr>
-        <w:t xml:space="preserve"># uses ADMIN_EMAIL / ADMIN_PASSWORD</w:t>
+        <w:t xml:space="preserve">Persistent volume (product images)</w:t>
       </w:r>
     </w:p>
     <w:p>
@@ -12585,7 +12562,56 @@
         <w:pStyle w:val="FirstParagraph"/>
       </w:pPr>
       <w:r>
-        <w:t xml:space="preserve">Then sync data from Congressus from the admin panel:</w:t>
+        <w:t xml:space="preserve">Railway containers have an</w:t>
+      </w:r>
+      <w:r>
+        <w:t xml:space="preserve"> </w:t>
+      </w:r>
+      <w:r>
+        <w:rPr>
+          <w:b/>
+          <w:bCs/>
+        </w:rPr>
+        <w:t xml:space="preserve">ephemeral filesystem</w:t>
+      </w:r>
+      <w:r>
+        <w:t xml:space="preserve"> </w:t>
+      </w:r>
+      <w:r>
+        <w:t xml:space="preserve">— anything written to disk is</w:t>
+      </w:r>
+      <w:r>
+        <w:t xml:space="preserve"> </w:t>
+      </w:r>
+      <w:r>
+        <w:t xml:space="preserve">lost on every redeploy. Product images are therefore stored on a</w:t>
+      </w:r>
+      <w:r>
+        <w:t xml:space="preserve"> </w:t>
+      </w:r>
+      <w:r>
+        <w:rPr>
+          <w:b/>
+          <w:bCs/>
+        </w:rPr>
+        <w:t xml:space="preserve">Railway</w:t>
+      </w:r>
+      <w:r>
+        <w:rPr>
+          <w:b/>
+          <w:bCs/>
+        </w:rPr>
+        <w:t xml:space="preserve"> </w:t>
+      </w:r>
+      <w:r>
+        <w:rPr>
+          <w:b/>
+          <w:bCs/>
+        </w:rPr>
+        <w:t xml:space="preserve">Volume</w:t>
+      </w:r>
+      <w:r>
+        <w:t xml:space="preserve">:</w:t>
       </w:r>
     </w:p>
     <w:p>
@@ -12597,16 +12623,17 @@
         </w:numPr>
       </w:pPr>
       <w:r>
-        <w:t xml:space="preserve">Log in at</w:t>
-      </w:r>
-      <w:r>
-        <w:t xml:space="preserve"> </w:t>
-      </w:r>
-      <w:r>
-        <w:rPr>
-          <w:rStyle w:val="VerbatimChar"/>
-        </w:rPr>
-        <w:t xml:space="preserve">/admin</w:t>
+        <w:t xml:space="preserve">Railway → the service →</w:t>
+      </w:r>
+      <w:r>
+        <w:t xml:space="preserve"> </w:t>
+      </w:r>
+      <w:r>
+        <w:rPr>
+          <w:b/>
+          <w:bCs/>
+        </w:rPr>
+        <w:t xml:space="preserve">Settings → Volumes → Add Volume</w:t>
       </w:r>
       <w:r>
         <w:t xml:space="preserve">.</w:t>
@@ -12621,14 +12648,208 @@
         </w:numPr>
       </w:pPr>
       <w:r>
-        <w:rPr>
+        <w:t xml:space="preserve">Mount path:</w:t>
+      </w:r>
+      <w:r>
+        <w:t xml:space="preserve"> </w:t>
+      </w:r>
+      <w:r>
+        <w:rPr>
+          <w:rStyle w:val="VerbatimChar"/>
           <w:b/>
           <w:bCs/>
         </w:rPr>
-        <w:t xml:space="preserve">Members → Sync from Congressus</w:t>
+        <w:t xml:space="preserve">/data</w:t>
       </w:r>
       <w:r>
         <w:t xml:space="preserve">.</w:t>
+      </w:r>
+    </w:p>
+    <w:p>
+      <w:pPr>
+        <w:pStyle w:val="FirstParagraph"/>
+      </w:pPr>
+      <w:r>
+        <w:t xml:space="preserve">Images are written to</w:t>
+      </w:r>
+      <w:r>
+        <w:t xml:space="preserve"> </w:t>
+      </w:r>
+      <w:r>
+        <w:rPr>
+          <w:rStyle w:val="VerbatimChar"/>
+        </w:rPr>
+        <w:t xml:space="preserve">/data/uploads/products/&lt;productId&gt;.&lt;ext&gt;</w:t>
+      </w:r>
+      <w:r>
+        <w:t xml:space="preserve"> </w:t>
+      </w:r>
+      <w:r>
+        <w:t xml:space="preserve">and served via</w:t>
+      </w:r>
+      <w:r>
+        <w:t xml:space="preserve"> </w:t>
+      </w:r>
+      <w:r>
+        <w:rPr>
+          <w:rStyle w:val="VerbatimChar"/>
+        </w:rPr>
+        <w:t xml:space="preserve">GET /api/images/products/&lt;filename&gt;</w:t>
+      </w:r>
+      <w:r>
+        <w:t xml:space="preserve"> </w:t>
+      </w:r>
+      <w:r>
+        <w:t xml:space="preserve">(not from</w:t>
+      </w:r>
+      <w:r>
+        <w:t xml:space="preserve"> </w:t>
+      </w:r>
+      <w:r>
+        <w:rPr>
+          <w:rStyle w:val="VerbatimChar"/>
+        </w:rPr>
+        <w:t xml:space="preserve">public/</w:t>
+      </w:r>
+      <w:r>
+        <w:t xml:space="preserve">, which is read-only at</w:t>
+      </w:r>
+      <w:r>
+        <w:t xml:space="preserve"> </w:t>
+      </w:r>
+      <w:r>
+        <w:t xml:space="preserve">runtime and rebuilt each deploy). The path is overridable with</w:t>
+      </w:r>
+      <w:r>
+        <w:t xml:space="preserve"> </w:t>
+      </w:r>
+      <w:r>
+        <w:rPr>
+          <w:rStyle w:val="VerbatimChar"/>
+        </w:rPr>
+        <w:t xml:space="preserve">UPLOAD_DIR</w:t>
+      </w:r>
+      <w:r>
+        <w:t xml:space="preserve">;</w:t>
+      </w:r>
+      <w:r>
+        <w:t xml:space="preserve"> </w:t>
+      </w:r>
+      <w:r>
+        <w:t xml:space="preserve">locally it defaults to</w:t>
+      </w:r>
+      <w:r>
+        <w:t xml:space="preserve"> </w:t>
+      </w:r>
+      <w:r>
+        <w:rPr>
+          <w:rStyle w:val="VerbatimChar"/>
+        </w:rPr>
+        <w:t xml:space="preserve">./public/uploads/products</w:t>
+      </w:r>
+      <w:r>
+        <w:t xml:space="preserve">.</w:t>
+      </w:r>
+    </w:p>
+    <w:p>
+      <w:pPr>
+        <w:pStyle w:val="BlockText"/>
+      </w:pPr>
+      <w:r>
+        <w:t xml:space="preserve">Static assets that ship with the code (e.g.</w:t>
+      </w:r>
+      <w:r>
+        <w:t xml:space="preserve"> </w:t>
+      </w:r>
+      <w:r>
+        <w:rPr>
+          <w:rStyle w:val="VerbatimChar"/>
+        </w:rPr>
+        <w:t xml:space="preserve">public/stress-logo.svg</w:t>
+      </w:r>
+      <w:r>
+        <w:t xml:space="preserve">) are baked</w:t>
+      </w:r>
+      <w:r>
+        <w:t xml:space="preserve"> </w:t>
+      </w:r>
+      <w:r>
+        <w:t xml:space="preserve">into the build and need</w:t>
+      </w:r>
+      <w:r>
+        <w:t xml:space="preserve"> </w:t>
+      </w:r>
+      <w:r>
+        <w:rPr>
+          <w:b/>
+          <w:bCs/>
+        </w:rPr>
+        <w:t xml:space="preserve">no</w:t>
+      </w:r>
+      <w:r>
+        <w:t xml:space="preserve"> </w:t>
+      </w:r>
+      <w:r>
+        <w:t xml:space="preserve">volume — only user-uploaded images do.</w:t>
+      </w:r>
+    </w:p>
+    <w:bookmarkEnd w:id="95"/>
+    <w:bookmarkStart w:id="96" w:name="first-time-setup"/>
+    <w:p>
+      <w:pPr>
+        <w:pStyle w:val="Heading2"/>
+      </w:pPr>
+      <w:r>
+        <w:t xml:space="preserve">First-time setup</w:t>
+      </w:r>
+    </w:p>
+    <w:p>
+      <w:pPr>
+        <w:pStyle w:val="SourceCode"/>
+      </w:pPr>
+      <w:r>
+        <w:rPr>
+          <w:rStyle w:val="CommentTok"/>
+        </w:rPr>
+        <w:t xml:space="preserve"># After the first deploy, seed the admin user + product categories.</w:t>
+      </w:r>
+      <w:r>
+        <w:br/>
+      </w:r>
+      <w:r>
+        <w:rPr>
+          <w:rStyle w:val="CommentTok"/>
+        </w:rPr>
+        <w:t xml:space="preserve"># Locally (pointing at the production DB public URL) or via railway run:</w:t>
+      </w:r>
+      <w:r>
+        <w:br/>
+      </w:r>
+      <w:r>
+        <w:rPr>
+          <w:rStyle w:val="ExtensionTok"/>
+        </w:rPr>
+        <w:t xml:space="preserve">npm</w:t>
+      </w:r>
+      <w:r>
+        <w:rPr>
+          <w:rStyle w:val="NormalTok"/>
+        </w:rPr>
+        <w:t xml:space="preserve"> run seed        </w:t>
+      </w:r>
+      <w:r>
+        <w:rPr>
+          <w:rStyle w:val="CommentTok"/>
+        </w:rPr>
+        <w:t xml:space="preserve"># uses ADMIN_EMAIL / ADMIN_PASSWORD</w:t>
+      </w:r>
+    </w:p>
+    <w:p>
+      <w:pPr>
+        <w:pStyle w:val="FirstParagraph"/>
+      </w:pPr>
+      <w:r>
+        <w:t xml:space="preserve">Then sync data from Congressus from the admin panel:</w:t>
       </w:r>
     </w:p>
     <w:p>
@@ -12636,7 +12857,31 @@
         <w:pStyle w:val="Compact"/>
         <w:numPr>
           <w:ilvl w:val="0"/>
-          <w:numId w:val="1017"/>
+          <w:numId w:val="1018"/>
+        </w:numPr>
+      </w:pPr>
+      <w:r>
+        <w:t xml:space="preserve">Log in at</w:t>
+      </w:r>
+      <w:r>
+        <w:t xml:space="preserve"> </w:t>
+      </w:r>
+      <w:r>
+        <w:rPr>
+          <w:rStyle w:val="VerbatimChar"/>
+        </w:rPr>
+        <w:t xml:space="preserve">/admin</w:t>
+      </w:r>
+      <w:r>
+        <w:t xml:space="preserve">.</w:t>
+      </w:r>
+    </w:p>
+    <w:p>
+      <w:pPr>
+        <w:pStyle w:val="Compact"/>
+        <w:numPr>
+          <w:ilvl w:val="0"/>
+          <w:numId w:val="1018"/>
         </w:numPr>
       </w:pPr>
       <w:r>
@@ -12644,6 +12889,25 @@
           <w:b/>
           <w:bCs/>
         </w:rPr>
+        <w:t xml:space="preserve">Members → Sync from Congressus</w:t>
+      </w:r>
+      <w:r>
+        <w:t xml:space="preserve">.</w:t>
+      </w:r>
+    </w:p>
+    <w:p>
+      <w:pPr>
+        <w:pStyle w:val="Compact"/>
+        <w:numPr>
+          <w:ilvl w:val="0"/>
+          <w:numId w:val="1018"/>
+        </w:numPr>
+      </w:pPr>
+      <w:r>
+        <w:rPr>
+          <w:b/>
+          <w:bCs/>
+        </w:rPr>
         <w:t xml:space="preserve">Products</w:t>
       </w:r>
       <w:r>
@@ -12653,8 +12917,8 @@
         <w:t xml:space="preserve">— add your snacks (each one also creates a Congressus product).</w:t>
       </w:r>
     </w:p>
-    <w:bookmarkEnd w:id="95"/>
-    <w:bookmarkStart w:id="96" w:name="deploying-changes"/>
+    <w:bookmarkEnd w:id="96"/>
+    <w:bookmarkStart w:id="97" w:name="deploying-changes"/>
     <w:p>
       <w:pPr>
         <w:pStyle w:val="Heading2"/>
@@ -12751,8 +13015,8 @@
         <w:t xml:space="preserve">must pass for the deploy to go live.</w:t>
       </w:r>
     </w:p>
-    <w:bookmarkEnd w:id="96"/>
-    <w:bookmarkStart w:id="98" w:name="local-development"/>
+    <w:bookmarkEnd w:id="97"/>
+    <w:bookmarkStart w:id="99" w:name="local-development"/>
     <w:p>
       <w:pPr>
         <w:pStyle w:val="Heading2"/>
@@ -12893,7 +13157,7 @@
       <w:r>
         <w:t xml:space="preserve"> </w:t>
       </w:r>
-      <w:hyperlink r:id="rId97">
+      <w:hyperlink r:id="rId98">
         <w:r>
           <w:rPr>
             <w:rStyle w:val="Hyperlink"/>
@@ -12910,9 +13174,9 @@
         <w:br w:type="page"/>
       </w:r>
     </w:p>
-    <w:bookmarkEnd w:id="98"/>
     <w:bookmarkEnd w:id="99"/>
-    <w:bookmarkStart w:id="106" w:name="card-reader--kiosk-setup"/>
+    <w:bookmarkEnd w:id="100"/>
+    <w:bookmarkStart w:id="107" w:name="card-reader--kiosk-setup"/>
     <w:p>
       <w:pPr>
         <w:pStyle w:val="Heading1"/>
@@ -12984,7 +13248,7 @@
         <w:t xml:space="preserve">the card directly.</w:t>
       </w:r>
     </w:p>
-    <w:bookmarkStart w:id="100" w:name="how-it-works"/>
+    <w:bookmarkStart w:id="101" w:name="how-it-works"/>
     <w:p>
       <w:pPr>
         <w:pStyle w:val="Heading2"/>
@@ -13009,7 +13273,7 @@
         <w:pStyle w:val="Compact"/>
         <w:numPr>
           <w:ilvl w:val="0"/>
-          <w:numId w:val="1018"/>
+          <w:numId w:val="1019"/>
         </w:numPr>
       </w:pPr>
       <w:r>
@@ -13033,7 +13297,7 @@
         <w:pStyle w:val="Compact"/>
         <w:numPr>
           <w:ilvl w:val="0"/>
-          <w:numId w:val="1018"/>
+          <w:numId w:val="1019"/>
         </w:numPr>
       </w:pPr>
       <w:r>
@@ -13174,7 +13438,7 @@
         <w:pStyle w:val="Compact"/>
         <w:numPr>
           <w:ilvl w:val="0"/>
-          <w:numId w:val="1018"/>
+          <w:numId w:val="1019"/>
         </w:numPr>
       </w:pPr>
       <w:r>
@@ -13230,55 +13494,6 @@
       </w:r>
       <w:r>
         <w:t xml:space="preserve">.</w:t>
-      </w:r>
-    </w:p>
-    <w:p>
-      <w:pPr>
-        <w:pStyle w:val="Compact"/>
-        <w:numPr>
-          <w:ilvl w:val="0"/>
-          <w:numId w:val="1018"/>
-        </w:numPr>
-      </w:pPr>
-      <w:r>
-        <w:t xml:space="preserve">A status dot (top-right of the kiosk) shows</w:t>
-      </w:r>
-      <w:r>
-        <w:t xml:space="preserve"> </w:t>
-      </w:r>
-      <w:r>
-        <w:rPr>
-          <w:b/>
-          <w:bCs/>
-        </w:rPr>
-        <w:t xml:space="preserve">Reader connected / Connecting… /</w:t>
-      </w:r>
-      <w:r>
-        <w:rPr>
-          <w:b/>
-          <w:bCs/>
-        </w:rPr>
-        <w:t xml:space="preserve"> </w:t>
-      </w:r>
-      <w:r>
-        <w:rPr>
-          <w:b/>
-          <w:bCs/>
-        </w:rPr>
-        <w:t xml:space="preserve">Reader offline</w:t>
-      </w:r>
-      <w:r>
-        <w:t xml:space="preserve">, and the page auto-reconnects every 3 seconds.</w:t>
-      </w:r>
-    </w:p>
-    <w:bookmarkEnd w:id="100"/>
-    <w:bookmarkStart w:id="103" w:name="kiosk-laptop-setup"/>
-    <w:p>
-      <w:pPr>
-        <w:pStyle w:val="Heading2"/>
-      </w:pPr>
-      <w:r>
-        <w:t xml:space="preserve">Kiosk laptop setup</w:t>
       </w:r>
     </w:p>
     <w:p>
@@ -13290,334 +13505,44 @@
         </w:numPr>
       </w:pPr>
       <w:r>
+        <w:t xml:space="preserve">A status dot (top-right of the kiosk) shows</w:t>
+      </w:r>
+      <w:r>
+        <w:t xml:space="preserve"> </w:t>
+      </w:r>
+      <w:r>
         <w:rPr>
           <w:b/>
           <w:bCs/>
         </w:rPr>
-        <w:t xml:space="preserve">Run the production app in a browser</w:t>
-      </w:r>
-      <w:r>
-        <w:t xml:space="preserve">, full-screen/kiosk mode, pointed at the</w:t>
-      </w:r>
-      <w:r>
-        <w:t xml:space="preserve"> </w:t>
-      </w:r>
-      <w:r>
-        <w:t xml:space="preserve">Railway URL (e.g.</w:t>
-      </w:r>
-      <w:r>
-        <w:t xml:space="preserve"> </w:t>
-      </w:r>
-      <w:r>
-        <w:rPr>
-          <w:rStyle w:val="VerbatimChar"/>
-        </w:rPr>
-        <w:t xml:space="preserve">https://snack-system-production.up.railway.app</w:t>
-      </w:r>
-      <w:r>
-        <w:t xml:space="preserve">).</w:t>
-      </w:r>
-    </w:p>
-    <w:p>
-      <w:pPr>
-        <w:pStyle w:val="Compact"/>
-        <w:numPr>
-          <w:ilvl w:val="0"/>
-          <w:numId w:val="1019"/>
-        </w:numPr>
-      </w:pPr>
+        <w:t xml:space="preserve">Reader connected / Connecting… /</w:t>
+      </w:r>
       <w:r>
         <w:rPr>
           <w:b/>
           <w:bCs/>
         </w:rPr>
-        <w:t xml:space="preserve">Run the Arago Card Reader</w:t>
-      </w:r>
-      <w:r>
-        <w:t xml:space="preserve"> </w:t>
-      </w:r>
-      <w:r>
-        <w:t xml:space="preserve">on the same laptop (follow its repo's</w:t>
-      </w:r>
-      <w:r>
-        <w:t xml:space="preserve"> </w:t>
-      </w:r>
-      <w:r>
-        <w:t xml:space="preserve">instructions). Note the WebSocket port it uses.</w:t>
-      </w:r>
-    </w:p>
-    <w:p>
-      <w:pPr>
-        <w:pStyle w:val="Compact"/>
-        <w:numPr>
-          <w:ilvl w:val="0"/>
-          <w:numId w:val="1019"/>
-        </w:numPr>
-      </w:pPr>
+        <w:t xml:space="preserve"> </w:t>
+      </w:r>
       <w:r>
         <w:rPr>
           <w:b/>
           <w:bCs/>
         </w:rPr>
-        <w:t xml:space="preserve">Point the kiosk at the reader.</w:t>
-      </w:r>
-      <w:r>
-        <w:t xml:space="preserve"> </w:t>
-      </w:r>
-      <w:r>
-        <w:t xml:space="preserve">The web page reads</w:t>
-      </w:r>
-      <w:r>
-        <w:t xml:space="preserve"> </w:t>
-      </w:r>
-      <w:r>
-        <w:rPr>
-          <w:rStyle w:val="VerbatimChar"/>
-        </w:rPr>
-        <w:t xml:space="preserve">NEXT_PUBLIC_CARD_READER_WS_URL</w:t>
-      </w:r>
-      <w:r>
-        <w:t xml:space="preserve">. Because this is a</w:t>
-      </w:r>
-      <w:r>
-        <w:t xml:space="preserve"> </w:t>
-      </w:r>
-      <w:r>
-        <w:rPr>
-          <w:rStyle w:val="VerbatimChar"/>
-        </w:rPr>
-        <w:t xml:space="preserve">NEXT_PUBLIC_*</w:t>
-      </w:r>
-      <w:r>
-        <w:t xml:space="preserve"> </w:t>
-      </w:r>
-      <w:r>
-        <w:t xml:space="preserve">variable it</w:t>
-      </w:r>
-      <w:r>
-        <w:t xml:space="preserve"> </w:t>
-      </w:r>
-      <w:r>
-        <w:t xml:space="preserve">is</w:t>
-      </w:r>
-      <w:r>
-        <w:t xml:space="preserve"> </w:t>
-      </w:r>
-      <w:r>
-        <w:rPr>
-          <w:b/>
-          <w:bCs/>
-        </w:rPr>
-        <w:t xml:space="preserve">baked in at build time</w:t>
-      </w:r>
-      <w:r>
-        <w:t xml:space="preserve">, so the production build must already contain the</w:t>
-      </w:r>
-      <w:r>
-        <w:t xml:space="preserve"> </w:t>
-      </w:r>
-      <w:r>
-        <w:t xml:space="preserve">right value.</w:t>
-      </w:r>
-    </w:p>
-    <w:bookmarkStart w:id="101" w:name="port-conflict-warning"/>
-    <w:p>
-      <w:pPr>
-        <w:pStyle w:val="Heading3"/>
-      </w:pPr>
-      <w:r>
-        <w:t xml:space="preserve">Port conflict warning</w:t>
-      </w:r>
-    </w:p>
-    <w:p>
-      <w:pPr>
-        <w:pStyle w:val="FirstParagraph"/>
-      </w:pPr>
-      <w:r>
-        <w:t xml:space="preserve">If you run the Next.js dev server</w:t>
-      </w:r>
-      <w:r>
-        <w:t xml:space="preserve"> </w:t>
-      </w:r>
-      <w:r>
-        <w:rPr>
-          <w:b/>
-          <w:bCs/>
-        </w:rPr>
-        <w:t xml:space="preserve">and</w:t>
-      </w:r>
-      <w:r>
-        <w:t xml:space="preserve"> </w:t>
-      </w:r>
-      <w:r>
-        <w:t xml:space="preserve">the reader on the same machine, they</w:t>
-      </w:r>
-      <w:r>
-        <w:t xml:space="preserve"> </w:t>
-      </w:r>
-      <w:r>
-        <w:t xml:space="preserve">can't both use port</w:t>
-      </w:r>
-      <w:r>
-        <w:t xml:space="preserve"> </w:t>
-      </w:r>
-      <w:r>
-        <w:rPr>
-          <w:rStyle w:val="VerbatimChar"/>
-        </w:rPr>
-        <w:t xml:space="preserve">3000</w:t>
-      </w:r>
-      <w:r>
-        <w:t xml:space="preserve">. Configure the reader on a different port (e.g.</w:t>
-      </w:r>
-      <w:r>
-        <w:t xml:space="preserve"> </w:t>
-      </w:r>
-      <w:r>
-        <w:rPr>
-          <w:rStyle w:val="VerbatimChar"/>
-        </w:rPr>
-        <w:t xml:space="preserve">3001</w:t>
-      </w:r>
-      <w:r>
-        <w:t xml:space="preserve">) and set</w:t>
-      </w:r>
-      <w:r>
-        <w:t xml:space="preserve"> </w:t>
-      </w:r>
-      <w:r>
-        <w:rPr>
-          <w:rStyle w:val="VerbatimChar"/>
-        </w:rPr>
-        <w:t xml:space="preserve">NEXT_PUBLIC_CARD_READER_WS_URL=ws://localhost:3001</w:t>
-      </w:r>
-      <w:r>
-        <w:t xml:space="preserve">. In the</w:t>
-      </w:r>
-      <w:r>
-        <w:t xml:space="preserve"> </w:t>
-      </w:r>
-      <w:r>
-        <w:t xml:space="preserve">normal kiosk setup the app is served from Railway (not locally), so</w:t>
-      </w:r>
-      <w:r>
-        <w:t xml:space="preserve"> </w:t>
-      </w:r>
-      <w:r>
-        <w:rPr>
-          <w:rStyle w:val="VerbatimChar"/>
-        </w:rPr>
-        <w:t xml:space="preserve">3000</w:t>
-      </w:r>
-      <w:r>
-        <w:t xml:space="preserve"> </w:t>
-      </w:r>
-      <w:r>
-        <w:t xml:space="preserve">is</w:t>
-      </w:r>
-      <w:r>
-        <w:t xml:space="preserve"> </w:t>
-      </w:r>
-      <w:r>
-        <w:t xml:space="preserve">free for the reader.</w:t>
+        <w:t xml:space="preserve">Reader offline</w:t>
+      </w:r>
+      <w:r>
+        <w:t xml:space="preserve">, and the page auto-reconnects every 3 seconds.</w:t>
       </w:r>
     </w:p>
     <w:bookmarkEnd w:id="101"/>
-    <w:bookmarkStart w:id="102" w:name="ws-vs-wss"/>
-    <w:p>
-      <w:pPr>
-        <w:pStyle w:val="Heading3"/>
-      </w:pPr>
-      <w:r>
-        <w:rPr>
-          <w:rStyle w:val="VerbatimChar"/>
-        </w:rPr>
-        <w:t xml:space="preserve">ws://</w:t>
-      </w:r>
-      <w:r>
-        <w:t xml:space="preserve"> </w:t>
-      </w:r>
-      <w:r>
-        <w:t xml:space="preserve">vs</w:t>
-      </w:r>
-      <w:r>
-        <w:t xml:space="preserve"> </w:t>
-      </w:r>
-      <w:r>
-        <w:rPr>
-          <w:rStyle w:val="VerbatimChar"/>
-        </w:rPr>
-        <w:t xml:space="preserve">wss://</w:t>
-      </w:r>
-    </w:p>
-    <w:p>
-      <w:pPr>
-        <w:pStyle w:val="FirstParagraph"/>
-      </w:pPr>
-      <w:r>
-        <w:t xml:space="preserve">The reader serves plain</w:t>
-      </w:r>
-      <w:r>
-        <w:t xml:space="preserve"> </w:t>
-      </w:r>
-      <w:r>
-        <w:rPr>
-          <w:rStyle w:val="VerbatimChar"/>
-        </w:rPr>
-        <w:t xml:space="preserve">ws://localhost:3000</w:t>
-      </w:r>
-      <w:r>
-        <w:t xml:space="preserve">. Because the kiosk connects to</w:t>
-      </w:r>
-      <w:r>
-        <w:t xml:space="preserve"> </w:t>
-      </w:r>
-      <w:r>
-        <w:rPr>
-          <w:rStyle w:val="VerbatimChar"/>
-        </w:rPr>
-        <w:t xml:space="preserve">localhost</w:t>
-      </w:r>
-      <w:r>
-        <w:t xml:space="preserve">, browsers permit this even though the page itself is loaded over</w:t>
-      </w:r>
-      <w:r>
-        <w:t xml:space="preserve"> </w:t>
-      </w:r>
-      <w:r>
-        <w:t xml:space="preserve">HTTPS (localhost is treated as a secure context). Do not point the kiosk at a</w:t>
-      </w:r>
-      <w:r>
-        <w:t xml:space="preserve"> </w:t>
-      </w:r>
-      <w:r>
-        <w:t xml:space="preserve">remote</w:t>
-      </w:r>
-      <w:r>
-        <w:t xml:space="preserve"> </w:t>
-      </w:r>
-      <w:r>
-        <w:rPr>
-          <w:rStyle w:val="VerbatimChar"/>
-        </w:rPr>
-        <w:t xml:space="preserve">ws://</w:t>
-      </w:r>
-      <w:r>
-        <w:t xml:space="preserve"> </w:t>
-      </w:r>
-      <w:r>
-        <w:t xml:space="preserve">reader over the network — that would be blocked as mixed content.</w:t>
-      </w:r>
-    </w:p>
-    <w:bookmarkEnd w:id="102"/>
-    <w:bookmarkEnd w:id="103"/>
-    <w:bookmarkStart w:id="104" w:name="card-uids"/>
+    <w:bookmarkStart w:id="104" w:name="kiosk-laptop-setup"/>
     <w:p>
       <w:pPr>
         <w:pStyle w:val="Heading2"/>
       </w:pPr>
       <w:r>
-        <w:t xml:space="preserve">Card UIDs</w:t>
+        <w:t xml:space="preserve">Kiosk laptop setup</w:t>
       </w:r>
     </w:p>
     <w:p>
@@ -13629,23 +13554,29 @@
         </w:numPr>
       </w:pPr>
       <w:r>
-        <w:t xml:space="preserve">UIDs are normalised to</w:t>
-      </w:r>
-      <w:r>
-        <w:t xml:space="preserve"> </w:t>
-      </w:r>
-      <w:r>
         <w:rPr>
           <w:b/>
           <w:bCs/>
         </w:rPr>
-        <w:t xml:space="preserve">upper-case</w:t>
-      </w:r>
-      <w:r>
-        <w:t xml:space="preserve"> </w:t>
-      </w:r>
-      <w:r>
-        <w:t xml:space="preserve">before lookup/storage.</w:t>
+        <w:t xml:space="preserve">Run the production app in a browser</w:t>
+      </w:r>
+      <w:r>
+        <w:t xml:space="preserve">, full-screen/kiosk mode, pointed at the</w:t>
+      </w:r>
+      <w:r>
+        <w:t xml:space="preserve"> </w:t>
+      </w:r>
+      <w:r>
+        <w:t xml:space="preserve">app's URL (</w:t>
+      </w:r>
+      <w:r>
+        <w:rPr>
+          <w:rStyle w:val="VerbatimChar"/>
+        </w:rPr>
+        <w:t xml:space="preserve">https://51vo.nl</w:t>
+      </w:r>
+      <w:r>
+        <w:t xml:space="preserve">).</w:t>
       </w:r>
     </w:p>
     <w:p>
@@ -13654,6 +13585,336 @@
         <w:numPr>
           <w:ilvl w:val="0"/>
           <w:numId w:val="1020"/>
+        </w:numPr>
+      </w:pPr>
+      <w:r>
+        <w:rPr>
+          <w:b/>
+          <w:bCs/>
+        </w:rPr>
+        <w:t xml:space="preserve">Run the Arago Card Reader</w:t>
+      </w:r>
+      <w:r>
+        <w:t xml:space="preserve"> </w:t>
+      </w:r>
+      <w:r>
+        <w:t xml:space="preserve">on the same laptop (follow its repo's</w:t>
+      </w:r>
+      <w:r>
+        <w:t xml:space="preserve"> </w:t>
+      </w:r>
+      <w:r>
+        <w:t xml:space="preserve">instructions). Note the WebSocket port it uses.</w:t>
+      </w:r>
+    </w:p>
+    <w:p>
+      <w:pPr>
+        <w:pStyle w:val="Compact"/>
+        <w:numPr>
+          <w:ilvl w:val="0"/>
+          <w:numId w:val="1020"/>
+        </w:numPr>
+      </w:pPr>
+      <w:r>
+        <w:rPr>
+          <w:b/>
+          <w:bCs/>
+        </w:rPr>
+        <w:t xml:space="preserve">Point the kiosk at the reader.</w:t>
+      </w:r>
+      <w:r>
+        <w:t xml:space="preserve"> </w:t>
+      </w:r>
+      <w:r>
+        <w:t xml:space="preserve">The web page reads</w:t>
+      </w:r>
+      <w:r>
+        <w:t xml:space="preserve"> </w:t>
+      </w:r>
+      <w:r>
+        <w:rPr>
+          <w:rStyle w:val="VerbatimChar"/>
+        </w:rPr>
+        <w:t xml:space="preserve">NEXT_PUBLIC_CARD_READER_WS_URL</w:t>
+      </w:r>
+      <w:r>
+        <w:t xml:space="preserve">. Because this is a</w:t>
+      </w:r>
+      <w:r>
+        <w:t xml:space="preserve"> </w:t>
+      </w:r>
+      <w:r>
+        <w:rPr>
+          <w:rStyle w:val="VerbatimChar"/>
+        </w:rPr>
+        <w:t xml:space="preserve">NEXT_PUBLIC_*</w:t>
+      </w:r>
+      <w:r>
+        <w:t xml:space="preserve"> </w:t>
+      </w:r>
+      <w:r>
+        <w:t xml:space="preserve">variable it</w:t>
+      </w:r>
+      <w:r>
+        <w:t xml:space="preserve"> </w:t>
+      </w:r>
+      <w:r>
+        <w:t xml:space="preserve">is</w:t>
+      </w:r>
+      <w:r>
+        <w:t xml:space="preserve"> </w:t>
+      </w:r>
+      <w:r>
+        <w:rPr>
+          <w:b/>
+          <w:bCs/>
+        </w:rPr>
+        <w:t xml:space="preserve">baked in at build time</w:t>
+      </w:r>
+      <w:r>
+        <w:t xml:space="preserve">, so the production build must already contain the</w:t>
+      </w:r>
+      <w:r>
+        <w:t xml:space="preserve"> </w:t>
+      </w:r>
+      <w:r>
+        <w:t xml:space="preserve">right value.</w:t>
+      </w:r>
+    </w:p>
+    <w:bookmarkStart w:id="102" w:name="port-conflict-warning"/>
+    <w:p>
+      <w:pPr>
+        <w:pStyle w:val="Heading3"/>
+      </w:pPr>
+      <w:r>
+        <w:t xml:space="preserve">Port conflict warning</w:t>
+      </w:r>
+    </w:p>
+    <w:p>
+      <w:pPr>
+        <w:pStyle w:val="FirstParagraph"/>
+      </w:pPr>
+      <w:r>
+        <w:t xml:space="preserve">If you run the Next.js dev server</w:t>
+      </w:r>
+      <w:r>
+        <w:t xml:space="preserve"> </w:t>
+      </w:r>
+      <w:r>
+        <w:rPr>
+          <w:b/>
+          <w:bCs/>
+        </w:rPr>
+        <w:t xml:space="preserve">and</w:t>
+      </w:r>
+      <w:r>
+        <w:t xml:space="preserve"> </w:t>
+      </w:r>
+      <w:r>
+        <w:t xml:space="preserve">the reader on the same machine, they</w:t>
+      </w:r>
+      <w:r>
+        <w:t xml:space="preserve"> </w:t>
+      </w:r>
+      <w:r>
+        <w:t xml:space="preserve">can't both use port</w:t>
+      </w:r>
+      <w:r>
+        <w:t xml:space="preserve"> </w:t>
+      </w:r>
+      <w:r>
+        <w:rPr>
+          <w:rStyle w:val="VerbatimChar"/>
+        </w:rPr>
+        <w:t xml:space="preserve">3000</w:t>
+      </w:r>
+      <w:r>
+        <w:t xml:space="preserve">. Configure the reader on a different port (e.g.</w:t>
+      </w:r>
+      <w:r>
+        <w:t xml:space="preserve"> </w:t>
+      </w:r>
+      <w:r>
+        <w:rPr>
+          <w:rStyle w:val="VerbatimChar"/>
+        </w:rPr>
+        <w:t xml:space="preserve">3001</w:t>
+      </w:r>
+      <w:r>
+        <w:t xml:space="preserve">) and set</w:t>
+      </w:r>
+      <w:r>
+        <w:t xml:space="preserve"> </w:t>
+      </w:r>
+      <w:r>
+        <w:rPr>
+          <w:rStyle w:val="VerbatimChar"/>
+        </w:rPr>
+        <w:t xml:space="preserve">NEXT_PUBLIC_CARD_READER_WS_URL=ws://localhost:3001</w:t>
+      </w:r>
+      <w:r>
+        <w:t xml:space="preserve">. In the</w:t>
+      </w:r>
+      <w:r>
+        <w:t xml:space="preserve"> </w:t>
+      </w:r>
+      <w:r>
+        <w:t xml:space="preserve">normal kiosk setup the app is served from Railway (not locally), so</w:t>
+      </w:r>
+      <w:r>
+        <w:t xml:space="preserve"> </w:t>
+      </w:r>
+      <w:r>
+        <w:rPr>
+          <w:rStyle w:val="VerbatimChar"/>
+        </w:rPr>
+        <w:t xml:space="preserve">3000</w:t>
+      </w:r>
+      <w:r>
+        <w:t xml:space="preserve"> </w:t>
+      </w:r>
+      <w:r>
+        <w:t xml:space="preserve">is</w:t>
+      </w:r>
+      <w:r>
+        <w:t xml:space="preserve"> </w:t>
+      </w:r>
+      <w:r>
+        <w:t xml:space="preserve">free for the reader.</w:t>
+      </w:r>
+    </w:p>
+    <w:bookmarkEnd w:id="102"/>
+    <w:bookmarkStart w:id="103" w:name="ws-vs-wss"/>
+    <w:p>
+      <w:pPr>
+        <w:pStyle w:val="Heading3"/>
+      </w:pPr>
+      <w:r>
+        <w:rPr>
+          <w:rStyle w:val="VerbatimChar"/>
+        </w:rPr>
+        <w:t xml:space="preserve">ws://</w:t>
+      </w:r>
+      <w:r>
+        <w:t xml:space="preserve"> </w:t>
+      </w:r>
+      <w:r>
+        <w:t xml:space="preserve">vs</w:t>
+      </w:r>
+      <w:r>
+        <w:t xml:space="preserve"> </w:t>
+      </w:r>
+      <w:r>
+        <w:rPr>
+          <w:rStyle w:val="VerbatimChar"/>
+        </w:rPr>
+        <w:t xml:space="preserve">wss://</w:t>
+      </w:r>
+    </w:p>
+    <w:p>
+      <w:pPr>
+        <w:pStyle w:val="FirstParagraph"/>
+      </w:pPr>
+      <w:r>
+        <w:t xml:space="preserve">The reader serves plain</w:t>
+      </w:r>
+      <w:r>
+        <w:t xml:space="preserve"> </w:t>
+      </w:r>
+      <w:r>
+        <w:rPr>
+          <w:rStyle w:val="VerbatimChar"/>
+        </w:rPr>
+        <w:t xml:space="preserve">ws://localhost:3000</w:t>
+      </w:r>
+      <w:r>
+        <w:t xml:space="preserve">. Because the kiosk connects to</w:t>
+      </w:r>
+      <w:r>
+        <w:t xml:space="preserve"> </w:t>
+      </w:r>
+      <w:r>
+        <w:rPr>
+          <w:rStyle w:val="VerbatimChar"/>
+        </w:rPr>
+        <w:t xml:space="preserve">localhost</w:t>
+      </w:r>
+      <w:r>
+        <w:t xml:space="preserve">, browsers permit this even though the page itself is loaded over</w:t>
+      </w:r>
+      <w:r>
+        <w:t xml:space="preserve"> </w:t>
+      </w:r>
+      <w:r>
+        <w:t xml:space="preserve">HTTPS (localhost is treated as a secure context). Do not point the kiosk at a</w:t>
+      </w:r>
+      <w:r>
+        <w:t xml:space="preserve"> </w:t>
+      </w:r>
+      <w:r>
+        <w:t xml:space="preserve">remote</w:t>
+      </w:r>
+      <w:r>
+        <w:t xml:space="preserve"> </w:t>
+      </w:r>
+      <w:r>
+        <w:rPr>
+          <w:rStyle w:val="VerbatimChar"/>
+        </w:rPr>
+        <w:t xml:space="preserve">ws://</w:t>
+      </w:r>
+      <w:r>
+        <w:t xml:space="preserve"> </w:t>
+      </w:r>
+      <w:r>
+        <w:t xml:space="preserve">reader over the network — that would be blocked as mixed content.</w:t>
+      </w:r>
+    </w:p>
+    <w:bookmarkEnd w:id="103"/>
+    <w:bookmarkEnd w:id="104"/>
+    <w:bookmarkStart w:id="105" w:name="card-uids"/>
+    <w:p>
+      <w:pPr>
+        <w:pStyle w:val="Heading2"/>
+      </w:pPr>
+      <w:r>
+        <w:t xml:space="preserve">Card UIDs</w:t>
+      </w:r>
+    </w:p>
+    <w:p>
+      <w:pPr>
+        <w:pStyle w:val="Compact"/>
+        <w:numPr>
+          <w:ilvl w:val="0"/>
+          <w:numId w:val="1021"/>
+        </w:numPr>
+      </w:pPr>
+      <w:r>
+        <w:t xml:space="preserve">UIDs are normalised to</w:t>
+      </w:r>
+      <w:r>
+        <w:t xml:space="preserve"> </w:t>
+      </w:r>
+      <w:r>
+        <w:rPr>
+          <w:b/>
+          <w:bCs/>
+        </w:rPr>
+        <w:t xml:space="preserve">upper-case</w:t>
+      </w:r>
+      <w:r>
+        <w:t xml:space="preserve"> </w:t>
+      </w:r>
+      <w:r>
+        <w:t xml:space="preserve">before lookup/storage.</w:t>
+      </w:r>
+    </w:p>
+    <w:p>
+      <w:pPr>
+        <w:pStyle w:val="Compact"/>
+        <w:numPr>
+          <w:ilvl w:val="0"/>
+          <w:numId w:val="1021"/>
         </w:numPr>
       </w:pPr>
       <w:r>
@@ -13680,8 +13941,8 @@
         <w:t xml:space="preserve">.</w:t>
       </w:r>
     </w:p>
-    <w:bookmarkEnd w:id="104"/>
-    <w:bookmarkStart w:id="105" w:name="testing-without-a-reader"/>
+    <w:bookmarkEnd w:id="105"/>
+    <w:bookmarkStart w:id="106" w:name="testing-without-a-reader"/>
     <w:p>
       <w:pPr>
         <w:pStyle w:val="Heading2"/>
@@ -13737,516 +13998,6 @@
       </w:pPr>
       <w:r>
         <w:t xml:space="preserve">Option A — admin "Enter store":</w:t>
-      </w:r>
-    </w:p>
-    <w:p>
-      <w:pPr>
-        <w:pStyle w:val="Compact"/>
-        <w:numPr>
-          <w:ilvl w:val="0"/>
-          <w:numId w:val="1021"/>
-        </w:numPr>
-      </w:pPr>
-      <w:r>
-        <w:t xml:space="preserve">Log in to</w:t>
-      </w:r>
-      <w:r>
-        <w:t xml:space="preserve"> </w:t>
-      </w:r>
-      <w:r>
-        <w:rPr>
-          <w:rStyle w:val="VerbatimChar"/>
-        </w:rPr>
-        <w:t xml:space="preserve">/admin</w:t>
-      </w:r>
-      <w:r>
-        <w:t xml:space="preserve">.</w:t>
-      </w:r>
-    </w:p>
-    <w:p>
-      <w:pPr>
-        <w:pStyle w:val="Compact"/>
-        <w:numPr>
-          <w:ilvl w:val="0"/>
-          <w:numId w:val="1021"/>
-        </w:numPr>
-      </w:pPr>
-      <w:r>
-        <w:rPr>
-          <w:b/>
-          <w:bCs/>
-        </w:rPr>
-        <w:t xml:space="preserve">Members</w:t>
-      </w:r>
-      <w:r>
-        <w:t xml:space="preserve"> </w:t>
-      </w:r>
-      <w:r>
-        <w:t xml:space="preserve">→ find a member →</w:t>
-      </w:r>
-      <w:r>
-        <w:t xml:space="preserve"> </w:t>
-      </w:r>
-      <w:r>
-        <w:rPr>
-          <w:b/>
-          <w:bCs/>
-        </w:rPr>
-        <w:t xml:space="preserve">Enter store</w:t>
-      </w:r>
-      <w:r>
-        <w:t xml:space="preserve">. This creates a shop session and</w:t>
-      </w:r>
-      <w:r>
-        <w:t xml:space="preserve"> </w:t>
-      </w:r>
-      <w:r>
-        <w:t xml:space="preserve">drops you into</w:t>
-      </w:r>
-      <w:r>
-        <w:t xml:space="preserve"> </w:t>
-      </w:r>
-      <w:r>
-        <w:rPr>
-          <w:rStyle w:val="VerbatimChar"/>
-        </w:rPr>
-        <w:t xml:space="preserve">/shop/&lt;token&gt;</w:t>
-      </w:r>
-      <w:r>
-        <w:t xml:space="preserve">.</w:t>
-      </w:r>
-    </w:p>
-    <w:p>
-      <w:pPr>
-        <w:pStyle w:val="FirstParagraph"/>
-      </w:pPr>
-      <w:r>
-        <w:t xml:space="preserve">Option B — a quick script (local DB):</w:t>
-      </w:r>
-    </w:p>
-    <w:p>
-      <w:pPr>
-        <w:pStyle w:val="SourceCode"/>
-      </w:pPr>
-      <w:r>
-        <w:rPr>
-          <w:rStyle w:val="CommentTok"/>
-        </w:rPr>
-        <w:t xml:space="preserve">// node script using the same Prisma setup as src/lib/prisma.ts</w:t>
-      </w:r>
-      <w:r>
-        <w:br/>
-      </w:r>
-      <w:r>
-        <w:rPr>
-          <w:rStyle w:val="KeywordTok"/>
-        </w:rPr>
-        <w:t xml:space="preserve">const</w:t>
-      </w:r>
-      <w:r>
-        <w:rPr>
-          <w:rStyle w:val="NormalTok"/>
-        </w:rPr>
-        <w:t xml:space="preserve"> session </w:t>
-      </w:r>
-      <w:r>
-        <w:rPr>
-          <w:rStyle w:val="OperatorTok"/>
-        </w:rPr>
-        <w:t xml:space="preserve">=</w:t>
-      </w:r>
-      <w:r>
-        <w:rPr>
-          <w:rStyle w:val="NormalTok"/>
-        </w:rPr>
-        <w:t xml:space="preserve"> </w:t>
-      </w:r>
-      <w:r>
-        <w:rPr>
-          <w:rStyle w:val="ControlFlowTok"/>
-        </w:rPr>
-        <w:t xml:space="preserve">await</w:t>
-      </w:r>
-      <w:r>
-        <w:rPr>
-          <w:rStyle w:val="NormalTok"/>
-        </w:rPr>
-        <w:t xml:space="preserve"> prisma</w:t>
-      </w:r>
-      <w:r>
-        <w:rPr>
-          <w:rStyle w:val="OperatorTok"/>
-        </w:rPr>
-        <w:t xml:space="preserve">.</w:t>
-      </w:r>
-      <w:r>
-        <w:rPr>
-          <w:rStyle w:val="AttributeTok"/>
-        </w:rPr>
-        <w:t xml:space="preserve">shopSession</w:t>
-      </w:r>
-      <w:r>
-        <w:rPr>
-          <w:rStyle w:val="OperatorTok"/>
-        </w:rPr>
-        <w:t xml:space="preserve">.</w:t>
-      </w:r>
-      <w:r>
-        <w:rPr>
-          <w:rStyle w:val="FunctionTok"/>
-        </w:rPr>
-        <w:t xml:space="preserve">create</w:t>
-      </w:r>
-      <w:r>
-        <w:rPr>
-          <w:rStyle w:val="NormalTok"/>
-        </w:rPr>
-        <w:t xml:space="preserve">({</w:t>
-      </w:r>
-      <w:r>
-        <w:br/>
-      </w:r>
-      <w:r>
-        <w:rPr>
-          <w:rStyle w:val="NormalTok"/>
-        </w:rPr>
-        <w:t xml:space="preserve">  </w:t>
-      </w:r>
-      <w:r>
-        <w:rPr>
-          <w:rStyle w:val="DataTypeTok"/>
-        </w:rPr>
-        <w:t xml:space="preserve">data</w:t>
-      </w:r>
-      <w:r>
-        <w:rPr>
-          <w:rStyle w:val="OperatorTok"/>
-        </w:rPr>
-        <w:t xml:space="preserve">:</w:t>
-      </w:r>
-      <w:r>
-        <w:rPr>
-          <w:rStyle w:val="NormalTok"/>
-        </w:rPr>
-        <w:t xml:space="preserve"> { </w:t>
-      </w:r>
-      <w:r>
-        <w:rPr>
-          <w:rStyle w:val="DataTypeTok"/>
-        </w:rPr>
-        <w:t xml:space="preserve">memberId</w:t>
-      </w:r>
-      <w:r>
-        <w:rPr>
-          <w:rStyle w:val="OperatorTok"/>
-        </w:rPr>
-        <w:t xml:space="preserve">:</w:t>
-      </w:r>
-      <w:r>
-        <w:rPr>
-          <w:rStyle w:val="NormalTok"/>
-        </w:rPr>
-        <w:t xml:space="preserve"> someMember</w:t>
-      </w:r>
-      <w:r>
-        <w:rPr>
-          <w:rStyle w:val="OperatorTok"/>
-        </w:rPr>
-        <w:t xml:space="preserve">.</w:t>
-      </w:r>
-      <w:r>
-        <w:rPr>
-          <w:rStyle w:val="AttributeTok"/>
-        </w:rPr>
-        <w:t xml:space="preserve">id</w:t>
-      </w:r>
-      <w:r>
-        <w:rPr>
-          <w:rStyle w:val="OperatorTok"/>
-        </w:rPr>
-        <w:t xml:space="preserve">,</w:t>
-      </w:r>
-      <w:r>
-        <w:rPr>
-          <w:rStyle w:val="NormalTok"/>
-        </w:rPr>
-        <w:t xml:space="preserve"> </w:t>
-      </w:r>
-      <w:r>
-        <w:rPr>
-          <w:rStyle w:val="DataTypeTok"/>
-        </w:rPr>
-        <w:t xml:space="preserve">expiresAt</w:t>
-      </w:r>
-      <w:r>
-        <w:rPr>
-          <w:rStyle w:val="OperatorTok"/>
-        </w:rPr>
-        <w:t xml:space="preserve">:</w:t>
-      </w:r>
-      <w:r>
-        <w:rPr>
-          <w:rStyle w:val="NormalTok"/>
-        </w:rPr>
-        <w:t xml:space="preserve"> </w:t>
-      </w:r>
-      <w:r>
-        <w:rPr>
-          <w:rStyle w:val="KeywordTok"/>
-        </w:rPr>
-        <w:t xml:space="preserve">new</w:t>
-      </w:r>
-      <w:r>
-        <w:rPr>
-          <w:rStyle w:val="NormalTok"/>
-        </w:rPr>
-        <w:t xml:space="preserve"> </w:t>
-      </w:r>
-      <w:r>
-        <w:rPr>
-          <w:rStyle w:val="BuiltInTok"/>
-        </w:rPr>
-        <w:t xml:space="preserve">Date</w:t>
-      </w:r>
-      <w:r>
-        <w:rPr>
-          <w:rStyle w:val="NormalTok"/>
-        </w:rPr>
-        <w:t xml:space="preserve">(</w:t>
-      </w:r>
-      <w:r>
-        <w:rPr>
-          <w:rStyle w:val="BuiltInTok"/>
-        </w:rPr>
-        <w:t xml:space="preserve">Date</w:t>
-      </w:r>
-      <w:r>
-        <w:rPr>
-          <w:rStyle w:val="OperatorTok"/>
-        </w:rPr>
-        <w:t xml:space="preserve">.</w:t>
-      </w:r>
-      <w:r>
-        <w:rPr>
-          <w:rStyle w:val="FunctionTok"/>
-        </w:rPr>
-        <w:t xml:space="preserve">now</w:t>
-      </w:r>
-      <w:r>
-        <w:rPr>
-          <w:rStyle w:val="NormalTok"/>
-        </w:rPr>
-        <w:t xml:space="preserve">() </w:t>
-      </w:r>
-      <w:r>
-        <w:rPr>
-          <w:rStyle w:val="OperatorTok"/>
-        </w:rPr>
-        <w:t xml:space="preserve">+</w:t>
-      </w:r>
-      <w:r>
-        <w:rPr>
-          <w:rStyle w:val="NormalTok"/>
-        </w:rPr>
-        <w:t xml:space="preserve"> </w:t>
-      </w:r>
-      <w:r>
-        <w:rPr>
-          <w:rStyle w:val="FloatTok"/>
-        </w:rPr>
-        <w:t xml:space="preserve">3600e3</w:t>
-      </w:r>
-      <w:r>
-        <w:rPr>
-          <w:rStyle w:val="NormalTok"/>
-        </w:rPr>
-        <w:t xml:space="preserve">) }</w:t>
-      </w:r>
-      <w:r>
-        <w:rPr>
-          <w:rStyle w:val="OperatorTok"/>
-        </w:rPr>
-        <w:t xml:space="preserve">,</w:t>
-      </w:r>
-      <w:r>
-        <w:br/>
-      </w:r>
-      <w:r>
-        <w:rPr>
-          <w:rStyle w:val="NormalTok"/>
-        </w:rPr>
-        <w:t xml:space="preserve">})</w:t>
-      </w:r>
-      <w:r>
-        <w:rPr>
-          <w:rStyle w:val="OperatorTok"/>
-        </w:rPr>
-        <w:t xml:space="preserve">;</w:t>
-      </w:r>
-      <w:r>
-        <w:br/>
-      </w:r>
-      <w:r>
-        <w:rPr>
-          <w:rStyle w:val="BuiltInTok"/>
-        </w:rPr>
-        <w:t xml:space="preserve">console</w:t>
-      </w:r>
-      <w:r>
-        <w:rPr>
-          <w:rStyle w:val="OperatorTok"/>
-        </w:rPr>
-        <w:t xml:space="preserve">.</w:t>
-      </w:r>
-      <w:r>
-        <w:rPr>
-          <w:rStyle w:val="FunctionTok"/>
-        </w:rPr>
-        <w:t xml:space="preserve">log</w:t>
-      </w:r>
-      <w:r>
-        <w:rPr>
-          <w:rStyle w:val="NormalTok"/>
-        </w:rPr>
-        <w:t xml:space="preserve">(</w:t>
-      </w:r>
-      <w:r>
-        <w:rPr>
-          <w:rStyle w:val="VerbatimStringTok"/>
-        </w:rPr>
-        <w:t xml:space="preserve">`/shop/</w:t>
-      </w:r>
-      <w:r>
-        <w:rPr>
-          <w:rStyle w:val="SpecialCharTok"/>
-        </w:rPr>
-        <w:t xml:space="preserve">${</w:t>
-      </w:r>
-      <w:r>
-        <w:rPr>
-          <w:rStyle w:val="NormalTok"/>
-        </w:rPr>
-        <w:t xml:space="preserve">session</w:t>
-      </w:r>
-      <w:r>
-        <w:rPr>
-          <w:rStyle w:val="OperatorTok"/>
-        </w:rPr>
-        <w:t xml:space="preserve">.</w:t>
-      </w:r>
-      <w:r>
-        <w:rPr>
-          <w:rStyle w:val="AttributeTok"/>
-        </w:rPr>
-        <w:t xml:space="preserve">token</w:t>
-      </w:r>
-      <w:r>
-        <w:rPr>
-          <w:rStyle w:val="SpecialCharTok"/>
-        </w:rPr>
-        <w:t xml:space="preserve">}</w:t>
-      </w:r>
-      <w:r>
-        <w:rPr>
-          <w:rStyle w:val="VerbatimStringTok"/>
-        </w:rPr>
-        <w:t xml:space="preserve">`</w:t>
-      </w:r>
-      <w:r>
-        <w:rPr>
-          <w:rStyle w:val="NormalTok"/>
-        </w:rPr>
-        <w:t xml:space="preserve">)</w:t>
-      </w:r>
-      <w:r>
-        <w:rPr>
-          <w:rStyle w:val="OperatorTok"/>
-        </w:rPr>
-        <w:t xml:space="preserve">;</w:t>
-      </w:r>
-    </w:p>
-    <w:p>
-      <w:pPr>
-        <w:pStyle w:val="FirstParagraph"/>
-      </w:pPr>
-      <w:r>
-        <w:t xml:space="preserve">To simulate a tap end-to-end you can also</w:t>
-      </w:r>
-      <w:r>
-        <w:t xml:space="preserve"> </w:t>
-      </w:r>
-      <w:r>
-        <w:rPr>
-          <w:rStyle w:val="VerbatimChar"/>
-        </w:rPr>
-        <w:t xml:space="preserve">POST /api/card/scan</w:t>
-      </w:r>
-      <w:r>
-        <w:t xml:space="preserve"> </w:t>
-      </w:r>
-      <w:r>
-        <w:t xml:space="preserve">with a known,</w:t>
-      </w:r>
-      <w:r>
-        <w:t xml:space="preserve"> </w:t>
-      </w:r>
-      <w:r>
-        <w:t xml:space="preserve">registered UID and follow the returned token.</w:t>
-      </w:r>
-    </w:p>
-    <w:p>
-      <w:r>
-        <w:br w:type="page"/>
-      </w:r>
-    </w:p>
-    <w:bookmarkEnd w:id="105"/>
-    <w:bookmarkEnd w:id="106"/>
-    <w:bookmarkStart w:id="115" w:name="congressus-integration"/>
-    <w:p>
-      <w:pPr>
-        <w:pStyle w:val="Heading1"/>
-      </w:pPr>
-      <w:r>
-        <w:t xml:space="preserve">Congressus Integration</w:t>
-      </w:r>
-    </w:p>
-    <w:p>
-      <w:pPr>
-        <w:pStyle w:val="FirstParagraph"/>
-      </w:pPr>
-      <w:r>
-        <w:t xml:space="preserve">SSS syncs three things with</w:t>
-      </w:r>
-      <w:r>
-        <w:t xml:space="preserve"> </w:t>
-      </w:r>
-      <w:r>
-        <w:rPr>
-          <w:b/>
-          <w:bCs/>
-        </w:rPr>
-        <w:t xml:space="preserve">Congressus API v30</w:t>
-      </w:r>
-      <w:r>
-        <w:t xml:space="preserve">: members (in), products (out),</w:t>
-      </w:r>
-      <w:r>
-        <w:t xml:space="preserve"> </w:t>
-      </w:r>
-      <w:r>
-        <w:t xml:space="preserve">and monthly sale-invoices (out). Client code lives in</w:t>
-      </w:r>
-      <w:r>
-        <w:t xml:space="preserve"> </w:t>
-      </w:r>
-      <w:r>
-        <w:rPr>
-          <w:rStyle w:val="VerbatimChar"/>
-        </w:rPr>
-        <w:t xml:space="preserve">src/lib/congressus.ts</w:t>
-      </w:r>
-      <w:r>
-        <w:t xml:space="preserve">.</w:t>
       </w:r>
     </w:p>
     <w:p>
@@ -14258,20 +14009,19 @@
         </w:numPr>
       </w:pPr>
       <w:r>
-        <w:rPr>
-          <w:b/>
-          <w:bCs/>
-        </w:rPr>
-        <w:t xml:space="preserve">Base URL:</w:t>
-      </w:r>
-      <w:r>
-        <w:t xml:space="preserve"> </w:t>
-      </w:r>
-      <w:r>
-        <w:rPr>
-          <w:rStyle w:val="VerbatimChar"/>
-        </w:rPr>
-        <w:t xml:space="preserve">https://api.congressus.nl/v30</w:t>
+        <w:t xml:space="preserve">Log in to</w:t>
+      </w:r>
+      <w:r>
+        <w:t xml:space="preserve"> </w:t>
+      </w:r>
+      <w:r>
+        <w:rPr>
+          <w:rStyle w:val="VerbatimChar"/>
+        </w:rPr>
+        <w:t xml:space="preserve">/admin</w:t>
+      </w:r>
+      <w:r>
+        <w:t xml:space="preserve">.</w:t>
       </w:r>
     </w:p>
     <w:p>
@@ -14287,320 +14037,477 @@
           <w:b/>
           <w:bCs/>
         </w:rPr>
-        <w:t xml:space="preserve">Auth:</w:t>
-      </w:r>
-      <w:r>
-        <w:t xml:space="preserve"> </w:t>
-      </w:r>
-      <w:r>
-        <w:rPr>
-          <w:rStyle w:val="VerbatimChar"/>
-        </w:rPr>
-        <w:t xml:space="preserve">Authorization: Bearer ${CONGRESSUS_API_TOKEN}</w:t>
-      </w:r>
-      <w:r>
-        <w:t xml:space="preserve"> </w:t>
-      </w:r>
-      <w:r>
-        <w:t xml:space="preserve">(a generic API token)</w:t>
-      </w:r>
-    </w:p>
-    <w:p>
-      <w:pPr>
-        <w:pStyle w:val="Compact"/>
-        <w:numPr>
-          <w:ilvl w:val="0"/>
-          <w:numId w:val="1022"/>
-        </w:numPr>
-      </w:pPr>
+        <w:t xml:space="preserve">Members</w:t>
+      </w:r>
+      <w:r>
+        <w:t xml:space="preserve"> </w:t>
+      </w:r>
+      <w:r>
+        <w:t xml:space="preserve">→ find a member →</w:t>
+      </w:r>
+      <w:r>
+        <w:t xml:space="preserve"> </w:t>
+      </w:r>
       <w:r>
         <w:rPr>
           <w:b/>
           <w:bCs/>
         </w:rPr>
-        <w:t xml:space="preserve">SSS product folder id:</w:t>
-      </w:r>
-      <w:r>
-        <w:t xml:space="preserve"> </w:t>
-      </w:r>
-      <w:r>
-        <w:rPr>
-          <w:rStyle w:val="VerbatimChar"/>
-        </w:rPr>
-        <w:t xml:space="preserve">5952</w:t>
-      </w:r>
-    </w:p>
-    <w:p>
-      <w:pPr>
-        <w:pStyle w:val="Compact"/>
-        <w:numPr>
-          <w:ilvl w:val="0"/>
-          <w:numId w:val="1022"/>
-        </w:numPr>
-      </w:pPr>
+        <w:t xml:space="preserve">Enter store</w:t>
+      </w:r>
+      <w:r>
+        <w:t xml:space="preserve">. This creates a shop session and</w:t>
+      </w:r>
+      <w:r>
+        <w:t xml:space="preserve"> </w:t>
+      </w:r>
+      <w:r>
+        <w:t xml:space="preserve">drops you into</w:t>
+      </w:r>
+      <w:r>
+        <w:t xml:space="preserve"> </w:t>
+      </w:r>
+      <w:r>
+        <w:rPr>
+          <w:rStyle w:val="VerbatimChar"/>
+        </w:rPr>
+        <w:t xml:space="preserve">/shop/&lt;token&gt;</w:t>
+      </w:r>
+      <w:r>
+        <w:t xml:space="preserve">.</w:t>
+      </w:r>
+    </w:p>
+    <w:p>
+      <w:pPr>
+        <w:pStyle w:val="FirstParagraph"/>
+      </w:pPr>
+      <w:r>
+        <w:t xml:space="preserve">Option B — a quick script (local DB):</w:t>
+      </w:r>
+    </w:p>
+    <w:p>
+      <w:pPr>
+        <w:pStyle w:val="SourceCode"/>
+      </w:pPr>
+      <w:r>
+        <w:rPr>
+          <w:rStyle w:val="CommentTok"/>
+        </w:rPr>
+        <w:t xml:space="preserve">// node script using the same Prisma setup as src/lib/prisma.ts</w:t>
+      </w:r>
+      <w:r>
+        <w:br/>
+      </w:r>
+      <w:r>
+        <w:rPr>
+          <w:rStyle w:val="KeywordTok"/>
+        </w:rPr>
+        <w:t xml:space="preserve">const</w:t>
+      </w:r>
+      <w:r>
+        <w:rPr>
+          <w:rStyle w:val="NormalTok"/>
+        </w:rPr>
+        <w:t xml:space="preserve"> session </w:t>
+      </w:r>
+      <w:r>
+        <w:rPr>
+          <w:rStyle w:val="OperatorTok"/>
+        </w:rPr>
+        <w:t xml:space="preserve">=</w:t>
+      </w:r>
+      <w:r>
+        <w:rPr>
+          <w:rStyle w:val="NormalTok"/>
+        </w:rPr>
+        <w:t xml:space="preserve"> </w:t>
+      </w:r>
+      <w:r>
+        <w:rPr>
+          <w:rStyle w:val="ControlFlowTok"/>
+        </w:rPr>
+        <w:t xml:space="preserve">await</w:t>
+      </w:r>
+      <w:r>
+        <w:rPr>
+          <w:rStyle w:val="NormalTok"/>
+        </w:rPr>
+        <w:t xml:space="preserve"> prisma</w:t>
+      </w:r>
+      <w:r>
+        <w:rPr>
+          <w:rStyle w:val="OperatorTok"/>
+        </w:rPr>
+        <w:t xml:space="preserve">.</w:t>
+      </w:r>
+      <w:r>
+        <w:rPr>
+          <w:rStyle w:val="AttributeTok"/>
+        </w:rPr>
+        <w:t xml:space="preserve">shopSession</w:t>
+      </w:r>
+      <w:r>
+        <w:rPr>
+          <w:rStyle w:val="OperatorTok"/>
+        </w:rPr>
+        <w:t xml:space="preserve">.</w:t>
+      </w:r>
+      <w:r>
+        <w:rPr>
+          <w:rStyle w:val="FunctionTok"/>
+        </w:rPr>
+        <w:t xml:space="preserve">create</w:t>
+      </w:r>
+      <w:r>
+        <w:rPr>
+          <w:rStyle w:val="NormalTok"/>
+        </w:rPr>
+        <w:t xml:space="preserve">({</w:t>
+      </w:r>
+      <w:r>
+        <w:br/>
+      </w:r>
+      <w:r>
+        <w:rPr>
+          <w:rStyle w:val="NormalTok"/>
+        </w:rPr>
+        <w:t xml:space="preserve">  </w:t>
+      </w:r>
+      <w:r>
+        <w:rPr>
+          <w:rStyle w:val="DataTypeTok"/>
+        </w:rPr>
+        <w:t xml:space="preserve">data</w:t>
+      </w:r>
+      <w:r>
+        <w:rPr>
+          <w:rStyle w:val="OperatorTok"/>
+        </w:rPr>
+        <w:t xml:space="preserve">:</w:t>
+      </w:r>
+      <w:r>
+        <w:rPr>
+          <w:rStyle w:val="NormalTok"/>
+        </w:rPr>
+        <w:t xml:space="preserve"> { </w:t>
+      </w:r>
+      <w:r>
+        <w:rPr>
+          <w:rStyle w:val="DataTypeTok"/>
+        </w:rPr>
+        <w:t xml:space="preserve">memberId</w:t>
+      </w:r>
+      <w:r>
+        <w:rPr>
+          <w:rStyle w:val="OperatorTok"/>
+        </w:rPr>
+        <w:t xml:space="preserve">:</w:t>
+      </w:r>
+      <w:r>
+        <w:rPr>
+          <w:rStyle w:val="NormalTok"/>
+        </w:rPr>
+        <w:t xml:space="preserve"> someMember</w:t>
+      </w:r>
+      <w:r>
+        <w:rPr>
+          <w:rStyle w:val="OperatorTok"/>
+        </w:rPr>
+        <w:t xml:space="preserve">.</w:t>
+      </w:r>
+      <w:r>
+        <w:rPr>
+          <w:rStyle w:val="AttributeTok"/>
+        </w:rPr>
+        <w:t xml:space="preserve">id</w:t>
+      </w:r>
+      <w:r>
+        <w:rPr>
+          <w:rStyle w:val="OperatorTok"/>
+        </w:rPr>
+        <w:t xml:space="preserve">,</w:t>
+      </w:r>
+      <w:r>
+        <w:rPr>
+          <w:rStyle w:val="NormalTok"/>
+        </w:rPr>
+        <w:t xml:space="preserve"> </w:t>
+      </w:r>
+      <w:r>
+        <w:rPr>
+          <w:rStyle w:val="DataTypeTok"/>
+        </w:rPr>
+        <w:t xml:space="preserve">expiresAt</w:t>
+      </w:r>
+      <w:r>
+        <w:rPr>
+          <w:rStyle w:val="OperatorTok"/>
+        </w:rPr>
+        <w:t xml:space="preserve">:</w:t>
+      </w:r>
+      <w:r>
+        <w:rPr>
+          <w:rStyle w:val="NormalTok"/>
+        </w:rPr>
+        <w:t xml:space="preserve"> </w:t>
+      </w:r>
+      <w:r>
+        <w:rPr>
+          <w:rStyle w:val="KeywordTok"/>
+        </w:rPr>
+        <w:t xml:space="preserve">new</w:t>
+      </w:r>
+      <w:r>
+        <w:rPr>
+          <w:rStyle w:val="NormalTok"/>
+        </w:rPr>
+        <w:t xml:space="preserve"> </w:t>
+      </w:r>
+      <w:r>
+        <w:rPr>
+          <w:rStyle w:val="BuiltInTok"/>
+        </w:rPr>
+        <w:t xml:space="preserve">Date</w:t>
+      </w:r>
+      <w:r>
+        <w:rPr>
+          <w:rStyle w:val="NormalTok"/>
+        </w:rPr>
+        <w:t xml:space="preserve">(</w:t>
+      </w:r>
+      <w:r>
+        <w:rPr>
+          <w:rStyle w:val="BuiltInTok"/>
+        </w:rPr>
+        <w:t xml:space="preserve">Date</w:t>
+      </w:r>
+      <w:r>
+        <w:rPr>
+          <w:rStyle w:val="OperatorTok"/>
+        </w:rPr>
+        <w:t xml:space="preserve">.</w:t>
+      </w:r>
+      <w:r>
+        <w:rPr>
+          <w:rStyle w:val="FunctionTok"/>
+        </w:rPr>
+        <w:t xml:space="preserve">now</w:t>
+      </w:r>
+      <w:r>
+        <w:rPr>
+          <w:rStyle w:val="NormalTok"/>
+        </w:rPr>
+        <w:t xml:space="preserve">() </w:t>
+      </w:r>
+      <w:r>
+        <w:rPr>
+          <w:rStyle w:val="OperatorTok"/>
+        </w:rPr>
+        <w:t xml:space="preserve">+</w:t>
+      </w:r>
+      <w:r>
+        <w:rPr>
+          <w:rStyle w:val="NormalTok"/>
+        </w:rPr>
+        <w:t xml:space="preserve"> </w:t>
+      </w:r>
+      <w:r>
+        <w:rPr>
+          <w:rStyle w:val="FloatTok"/>
+        </w:rPr>
+        <w:t xml:space="preserve">3600e3</w:t>
+      </w:r>
+      <w:r>
+        <w:rPr>
+          <w:rStyle w:val="NormalTok"/>
+        </w:rPr>
+        <w:t xml:space="preserve">) }</w:t>
+      </w:r>
+      <w:r>
+        <w:rPr>
+          <w:rStyle w:val="OperatorTok"/>
+        </w:rPr>
+        <w:t xml:space="preserve">,</w:t>
+      </w:r>
+      <w:r>
+        <w:br/>
+      </w:r>
+      <w:r>
+        <w:rPr>
+          <w:rStyle w:val="NormalTok"/>
+        </w:rPr>
+        <w:t xml:space="preserve">})</w:t>
+      </w:r>
+      <w:r>
+        <w:rPr>
+          <w:rStyle w:val="OperatorTok"/>
+        </w:rPr>
+        <w:t xml:space="preserve">;</w:t>
+      </w:r>
+      <w:r>
+        <w:br/>
+      </w:r>
+      <w:r>
+        <w:rPr>
+          <w:rStyle w:val="BuiltInTok"/>
+        </w:rPr>
+        <w:t xml:space="preserve">console</w:t>
+      </w:r>
+      <w:r>
+        <w:rPr>
+          <w:rStyle w:val="OperatorTok"/>
+        </w:rPr>
+        <w:t xml:space="preserve">.</w:t>
+      </w:r>
+      <w:r>
+        <w:rPr>
+          <w:rStyle w:val="FunctionTok"/>
+        </w:rPr>
+        <w:t xml:space="preserve">log</w:t>
+      </w:r>
+      <w:r>
+        <w:rPr>
+          <w:rStyle w:val="NormalTok"/>
+        </w:rPr>
+        <w:t xml:space="preserve">(</w:t>
+      </w:r>
+      <w:r>
+        <w:rPr>
+          <w:rStyle w:val="VerbatimStringTok"/>
+        </w:rPr>
+        <w:t xml:space="preserve">`/shop/</w:t>
+      </w:r>
+      <w:r>
+        <w:rPr>
+          <w:rStyle w:val="SpecialCharTok"/>
+        </w:rPr>
+        <w:t xml:space="preserve">${</w:t>
+      </w:r>
+      <w:r>
+        <w:rPr>
+          <w:rStyle w:val="NormalTok"/>
+        </w:rPr>
+        <w:t xml:space="preserve">session</w:t>
+      </w:r>
+      <w:r>
+        <w:rPr>
+          <w:rStyle w:val="OperatorTok"/>
+        </w:rPr>
+        <w:t xml:space="preserve">.</w:t>
+      </w:r>
+      <w:r>
+        <w:rPr>
+          <w:rStyle w:val="AttributeTok"/>
+        </w:rPr>
+        <w:t xml:space="preserve">token</w:t>
+      </w:r>
+      <w:r>
+        <w:rPr>
+          <w:rStyle w:val="SpecialCharTok"/>
+        </w:rPr>
+        <w:t xml:space="preserve">}</w:t>
+      </w:r>
+      <w:r>
+        <w:rPr>
+          <w:rStyle w:val="VerbatimStringTok"/>
+        </w:rPr>
+        <w:t xml:space="preserve">`</w:t>
+      </w:r>
+      <w:r>
+        <w:rPr>
+          <w:rStyle w:val="NormalTok"/>
+        </w:rPr>
+        <w:t xml:space="preserve">)</w:t>
+      </w:r>
+      <w:r>
+        <w:rPr>
+          <w:rStyle w:val="OperatorTok"/>
+        </w:rPr>
+        <w:t xml:space="preserve">;</w:t>
+      </w:r>
+    </w:p>
+    <w:p>
+      <w:pPr>
+        <w:pStyle w:val="FirstParagraph"/>
+      </w:pPr>
+      <w:r>
+        <w:t xml:space="preserve">To simulate a tap end-to-end you can also</w:t>
+      </w:r>
+      <w:r>
+        <w:t xml:space="preserve"> </w:t>
+      </w:r>
+      <w:r>
+        <w:rPr>
+          <w:rStyle w:val="VerbatimChar"/>
+        </w:rPr>
+        <w:t xml:space="preserve">POST /api/card/scan</w:t>
+      </w:r>
+      <w:r>
+        <w:t xml:space="preserve"> </w:t>
+      </w:r>
+      <w:r>
+        <w:t xml:space="preserve">with a known,</w:t>
+      </w:r>
+      <w:r>
+        <w:t xml:space="preserve"> </w:t>
+      </w:r>
+      <w:r>
+        <w:t xml:space="preserve">registered UID and follow the returned token.</w:t>
+      </w:r>
+    </w:p>
+    <w:p>
+      <w:r>
+        <w:br w:type="page"/>
+      </w:r>
+    </w:p>
+    <w:bookmarkEnd w:id="106"/>
+    <w:bookmarkEnd w:id="107"/>
+    <w:bookmarkStart w:id="116" w:name="congressus-integration"/>
+    <w:p>
+      <w:pPr>
+        <w:pStyle w:val="Heading1"/>
+      </w:pPr>
+      <w:r>
+        <w:t xml:space="preserve">Congressus Integration</w:t>
+      </w:r>
+    </w:p>
+    <w:p>
+      <w:pPr>
+        <w:pStyle w:val="FirstParagraph"/>
+      </w:pPr>
+      <w:r>
+        <w:t xml:space="preserve">SSS syncs three things with</w:t>
+      </w:r>
+      <w:r>
+        <w:t xml:space="preserve"> </w:t>
+      </w:r>
       <w:r>
         <w:rPr>
           <w:b/>
           <w:bCs/>
         </w:rPr>
-        <w:t xml:space="preserve">Imported member statuses:</w:t>
-      </w:r>
-      <w:r>
-        <w:t xml:space="preserve"> </w:t>
-      </w:r>
-      <w:r>
-        <w:rPr>
-          <w:rStyle w:val="VerbatimChar"/>
-        </w:rPr>
-        <w:t xml:space="preserve">1845</w:t>
-      </w:r>
-      <w:r>
-        <w:t xml:space="preserve"> </w:t>
-      </w:r>
-      <w:r>
-        <w:t xml:space="preserve">(Primary),</w:t>
-      </w:r>
-      <w:r>
-        <w:t xml:space="preserve"> </w:t>
-      </w:r>
-      <w:r>
-        <w:rPr>
-          <w:rStyle w:val="VerbatimChar"/>
-        </w:rPr>
-        <w:t xml:space="preserve">1844</w:t>
-      </w:r>
-      <w:r>
-        <w:t xml:space="preserve"> </w:t>
-      </w:r>
-      <w:r>
-        <w:t xml:space="preserve">(Secondary)</w:t>
-      </w:r>
-    </w:p>
-    <w:p>
-      <w:pPr>
-        <w:pStyle w:val="Compact"/>
-        <w:numPr>
-          <w:ilvl w:val="0"/>
-          <w:numId w:val="1022"/>
-        </w:numPr>
-      </w:pPr>
-      <w:r>
-        <w:rPr>
-          <w:b/>
-          <w:bCs/>
-        </w:rPr>
-        <w:t xml:space="preserve">Invoice workflow id:</w:t>
-      </w:r>
-      <w:r>
-        <w:t xml:space="preserve"> </w:t>
-      </w:r>
-      <w:r>
-        <w:rPr>
-          <w:rStyle w:val="VerbatimChar"/>
-        </w:rPr>
-        <w:t xml:space="preserve">605</w:t>
-      </w:r>
-      <w:r>
-        <w:t xml:space="preserve"> </w:t>
-      </w:r>
-      <w:r>
-        <w:t xml:space="preserve">(Contribution)</w:t>
-      </w:r>
-    </w:p>
-    <w:bookmarkStart w:id="107" w:name="members-congressus--sss"/>
-    <w:p>
-      <w:pPr>
-        <w:pStyle w:val="Heading2"/>
-      </w:pPr>
-      <w:r>
-        <w:t xml:space="preserve">Members (Congressus → SSS)</w:t>
-      </w:r>
-    </w:p>
-    <w:p>
-      <w:pPr>
-        <w:pStyle w:val="FirstParagraph"/>
-      </w:pPr>
-      <w:r>
-        <w:rPr>
-          <w:rStyle w:val="VerbatimChar"/>
-        </w:rPr>
-        <w:t xml:space="preserve">Members → Sync from Congressus</w:t>
-      </w:r>
-      <w:r>
-        <w:t xml:space="preserve"> </w:t>
-      </w:r>
-      <w:r>
-        <w:t xml:space="preserve">calls</w:t>
-      </w:r>
-      <w:r>
-        <w:t xml:space="preserve"> </w:t>
-      </w:r>
-      <w:r>
-        <w:rPr>
-          <w:rStyle w:val="VerbatimChar"/>
-        </w:rPr>
-        <w:t xml:space="preserve">fetchAllMembers()</w:t>
-      </w:r>
-      <w:r>
-        <w:t xml:space="preserve">, which pages through</w:t>
-      </w:r>
-      <w:r>
-        <w:t xml:space="preserve"> </w:t>
-      </w:r>
-      <w:r>
-        <w:rPr>
-          <w:rStyle w:val="VerbatimChar"/>
-        </w:rPr>
-        <w:t xml:space="preserve">GET /members?status_id=…</w:t>
-      </w:r>
-      <w:r>
-        <w:t xml:space="preserve"> </w:t>
-      </w:r>
-      <w:r>
-        <w:t xml:space="preserve">for the Primary and Secondary statuses and upserts</w:t>
-      </w:r>
-      <w:r>
-        <w:t xml:space="preserve"> </w:t>
-      </w:r>
-      <w:r>
-        <w:t xml:space="preserve">each by</w:t>
-      </w:r>
-      <w:r>
-        <w:t xml:space="preserve"> </w:t>
-      </w:r>
-      <w:r>
-        <w:rPr>
-          <w:rStyle w:val="VerbatimChar"/>
-        </w:rPr>
-        <w:t xml:space="preserve">congressusId</w:t>
-      </w:r>
-      <w:r>
-        <w:t xml:space="preserve">. A member is marked</w:t>
-      </w:r>
-      <w:r>
-        <w:t xml:space="preserve"> </w:t>
-      </w:r>
-      <w:r>
-        <w:rPr>
-          <w:rStyle w:val="VerbatimChar"/>
-        </w:rPr>
-        <w:t xml:space="preserve">active</w:t>
-      </w:r>
-      <w:r>
-        <w:t xml:space="preserve"> </w:t>
-      </w:r>
-      <w:r>
-        <w:t xml:space="preserve">unless Congressus says they</w:t>
-      </w:r>
-      <w:r>
-        <w:t xml:space="preserve"> </w:t>
-      </w:r>
-      <w:r>
-        <w:t xml:space="preserve">are deleted, locked, archived, or deceased. Members without an email are skipped</w:t>
-      </w:r>
-      <w:r>
-        <w:t xml:space="preserve"> </w:t>
-      </w:r>
-      <w:r>
-        <w:t xml:space="preserve">(email is the unique key used for card linking).</w:t>
-      </w:r>
-    </w:p>
-    <w:bookmarkEnd w:id="107"/>
-    <w:bookmarkStart w:id="110" w:name="products-sss--congressus"/>
-    <w:p>
-      <w:pPr>
-        <w:pStyle w:val="Heading2"/>
-      </w:pPr>
-      <w:r>
-        <w:t xml:space="preserve">Products (SSS → Congressus)</w:t>
-      </w:r>
-    </w:p>
-    <w:p>
-      <w:pPr>
-        <w:pStyle w:val="FirstParagraph"/>
-      </w:pPr>
-      <w:r>
-        <w:t xml:space="preserve">When you create a product in the admin panel it is also created in the Congressus</w:t>
-      </w:r>
-      <w:r>
-        <w:t xml:space="preserve"> </w:t>
-      </w:r>
-      <w:r>
-        <w:t xml:space="preserve">SSS folder, and its</w:t>
-      </w:r>
-      <w:r>
-        <w:t xml:space="preserve"> </w:t>
-      </w:r>
-      <w:r>
-        <w:rPr>
-          <w:b/>
-          <w:bCs/>
-        </w:rPr>
-        <w:t xml:space="preserve">offer id</w:t>
-      </w:r>
-      <w:r>
-        <w:t xml:space="preserve"> </w:t>
-      </w:r>
-      <w:r>
-        <w:t xml:space="preserve">is stored on the local product</w:t>
-      </w:r>
-      <w:r>
-        <w:t xml:space="preserve"> </w:t>
-      </w:r>
-      <w:r>
-        <w:t xml:space="preserve">(</w:t>
-      </w:r>
-      <w:r>
-        <w:rPr>
-          <w:rStyle w:val="VerbatimChar"/>
-        </w:rPr>
-        <w:t xml:space="preserve">congressusProductOfferId</w:t>
-      </w:r>
-      <w:r>
-        <w:t xml:space="preserve">). Name/price edits sync too.</w:t>
-      </w:r>
-    </w:p>
-    <w:bookmarkStart w:id="108" w:name="warning-the-product-id-vs-offer-id-quirk"/>
-    <w:p>
-      <w:pPr>
-        <w:pStyle w:val="Heading3"/>
-      </w:pPr>
-      <w:r>
-        <w:t xml:space="preserve">⚠️ The product id vs offer id quirk</w:t>
-      </w:r>
-    </w:p>
-    <w:p>
-      <w:pPr>
-        <w:pStyle w:val="FirstParagraph"/>
-      </w:pPr>
-      <w:r>
-        <w:t xml:space="preserve">A Congressus product has both a product entity id and a</w:t>
-      </w:r>
-      <w:r>
-        <w:t xml:space="preserve"> </w:t>
-      </w:r>
-      <w:r>
-        <w:rPr>
-          <w:b/>
-          <w:bCs/>
-        </w:rPr>
-        <w:t xml:space="preserve">product offer id</w:t>
+        <w:t xml:space="preserve">Congressus API v30</w:t>
+      </w:r>
+      <w:r>
+        <w:t xml:space="preserve">: members (in), products (out),</w:t>
+      </w:r>
+      <w:r>
+        <w:t xml:space="preserve"> </w:t>
+      </w:r>
+      <w:r>
+        <w:t xml:space="preserve">and monthly sale-invoices (out). Client code lives in</w:t>
+      </w:r>
+      <w:r>
+        <w:t xml:space="preserve"> </w:t>
+      </w:r>
+      <w:r>
+        <w:rPr>
+          <w:rStyle w:val="VerbatimChar"/>
+        </w:rPr>
+        <w:t xml:space="preserve">src/lib/congressus.ts</w:t>
       </w:r>
       <w:r>
         <w:t xml:space="preserve">.</w:t>
-      </w:r>
-      <w:r>
-        <w:t xml:space="preserve"> </w:t>
-      </w:r>
-      <w:r>
-        <w:rPr>
-          <w:b/>
-          <w:bCs/>
-        </w:rPr>
-        <w:t xml:space="preserve">Invoice line items reference the offer id</w:t>
-      </w:r>
-      <w:r>
-        <w:t xml:space="preserve">, not the product id.</w:t>
       </w:r>
     </w:p>
     <w:p>
@@ -14613,89 +14520,19 @@
       </w:pPr>
       <w:r>
         <w:rPr>
-          <w:rStyle w:val="VerbatimChar"/>
-        </w:rPr>
-        <w:t xml:space="preserve">POST /products</w:t>
-      </w:r>
-      <w:r>
-        <w:t xml:space="preserve"> </w:t>
-      </w:r>
-      <w:r>
-        <w:t xml:space="preserve">returns</w:t>
-      </w:r>
-      <w:r>
-        <w:t xml:space="preserve"> </w:t>
-      </w:r>
-      <w:r>
-        <w:rPr>
-          <w:rStyle w:val="VerbatimChar"/>
-        </w:rPr>
-        <w:t xml:space="preserve">id</w:t>
-      </w:r>
-      <w:r>
-        <w:t xml:space="preserve"> </w:t>
-      </w:r>
-      <w:r>
-        <w:t xml:space="preserve">/</w:t>
-      </w:r>
-      <w:r>
-        <w:t xml:space="preserve"> </w:t>
-      </w:r>
-      <w:r>
-        <w:rPr>
-          <w:rStyle w:val="VerbatimChar"/>
-        </w:rPr>
-        <w:t xml:space="preserve">product_offer_id</w:t>
-      </w:r>
-      <w:r>
-        <w:t xml:space="preserve"> </w:t>
-      </w:r>
-      <w:r>
-        <w:t xml:space="preserve">in the</w:t>
-      </w:r>
-      <w:r>
-        <w:t xml:space="preserve"> </w:t>
-      </w:r>
-      <w:r>
-        <w:rPr>
           <w:b/>
           <w:bCs/>
         </w:rPr>
-        <w:t xml:space="preserve">product-entity</w:t>
-      </w:r>
-      <w:r>
-        <w:t xml:space="preserve"> </w:t>
-      </w:r>
-      <w:r>
-        <w:t xml:space="preserve">range (e.g.</w:t>
-      </w:r>
-      <w:r>
-        <w:t xml:space="preserve"> </w:t>
-      </w:r>
-      <w:r>
-        <w:rPr>
-          <w:rStyle w:val="VerbatimChar"/>
-        </w:rPr>
-        <w:t xml:space="preserve">110xxx</w:t>
-      </w:r>
-      <w:r>
-        <w:t xml:space="preserve">), which is</w:t>
-      </w:r>
-      <w:r>
-        <w:t xml:space="preserve"> </w:t>
-      </w:r>
-      <w:r>
-        <w:rPr>
-          <w:b/>
-          <w:bCs/>
-        </w:rPr>
-        <w:t xml:space="preserve">not</w:t>
-      </w:r>
-      <w:r>
-        <w:t xml:space="preserve"> </w:t>
-      </w:r>
-      <w:r>
-        <w:t xml:space="preserve">the id used on invoices.</w:t>
+        <w:t xml:space="preserve">Base URL:</w:t>
+      </w:r>
+      <w:r>
+        <w:t xml:space="preserve"> </w:t>
+      </w:r>
+      <w:r>
+        <w:rPr>
+          <w:rStyle w:val="VerbatimChar"/>
+        </w:rPr>
+        <w:t xml:space="preserve">https://api.congressus.nl/v30</w:t>
       </w:r>
     </w:p>
     <w:p>
@@ -14707,210 +14544,324 @@
         </w:numPr>
       </w:pPr>
       <w:r>
-        <w:t xml:space="preserve">The real offer id (e.g.</w:t>
-      </w:r>
-      <w:r>
-        <w:t xml:space="preserve"> </w:t>
-      </w:r>
-      <w:r>
-        <w:rPr>
-          <w:rStyle w:val="VerbatimChar"/>
-        </w:rPr>
-        <w:t xml:space="preserve">118xxx</w:t>
-      </w:r>
-      <w:r>
-        <w:t xml:space="preserve">) only appears once you read the product back</w:t>
-      </w:r>
-      <w:r>
-        <w:t xml:space="preserve"> </w:t>
-      </w:r>
-      <w:r>
-        <w:t xml:space="preserve">from the</w:t>
-      </w:r>
-      <w:r>
-        <w:t xml:space="preserve"> </w:t>
-      </w:r>
-      <w:r>
         <w:rPr>
           <w:b/>
           <w:bCs/>
         </w:rPr>
-        <w:t xml:space="preserve">folder listing</w:t>
-      </w:r>
-      <w:r>
-        <w:t xml:space="preserve"> </w:t>
-      </w:r>
-      <w:r>
-        <w:t xml:space="preserve">(</w:t>
-      </w:r>
-      <w:r>
-        <w:rPr>
-          <w:rStyle w:val="VerbatimChar"/>
-        </w:rPr>
-        <w:t xml:space="preserve">GET /products?folder_id=5952</w:t>
-      </w:r>
-      <w:r>
-        <w:t xml:space="preserve">).</w:t>
-      </w:r>
-    </w:p>
-    <w:p>
-      <w:pPr>
-        <w:pStyle w:val="FirstParagraph"/>
-      </w:pPr>
-      <w:r>
-        <w:t xml:space="preserve">So</w:t>
-      </w:r>
-      <w:r>
-        <w:t xml:space="preserve"> </w:t>
-      </w:r>
-      <w:r>
-        <w:rPr>
-          <w:rStyle w:val="VerbatimChar"/>
-        </w:rPr>
-        <w:t xml:space="preserve">createCongressusProduct()</w:t>
-      </w:r>
-      <w:r>
-        <w:t xml:space="preserve"> </w:t>
-      </w:r>
-      <w:r>
-        <w:t xml:space="preserve">creates the product and then re-queries the folder</w:t>
-      </w:r>
-      <w:r>
-        <w:t xml:space="preserve"> </w:t>
-      </w:r>
-      <w:r>
-        <w:t xml:space="preserve">to find the real offer id. Using the wrong id silently produces an invoice with</w:t>
-      </w:r>
-      <w:r>
-        <w:t xml:space="preserve"> </w:t>
-      </w:r>
+        <w:t xml:space="preserve">Auth:</w:t>
+      </w:r>
+      <w:r>
+        <w:t xml:space="preserve"> </w:t>
+      </w:r>
+      <w:r>
+        <w:rPr>
+          <w:rStyle w:val="VerbatimChar"/>
+        </w:rPr>
+        <w:t xml:space="preserve">Authorization: Bearer ${CONGRESSUS_API_TOKEN}</w:t>
+      </w:r>
+      <w:r>
+        <w:t xml:space="preserve"> </w:t>
+      </w:r>
+      <w:r>
+        <w:t xml:space="preserve">(a generic API token)</w:t>
+      </w:r>
+    </w:p>
+    <w:p>
+      <w:pPr>
+        <w:pStyle w:val="Compact"/>
+        <w:numPr>
+          <w:ilvl w:val="0"/>
+          <w:numId w:val="1023"/>
+        </w:numPr>
+      </w:pPr>
       <w:r>
         <w:rPr>
           <w:b/>
           <w:bCs/>
         </w:rPr>
-        <w:t xml:space="preserve">empty line items</w:t>
-      </w:r>
-      <w:r>
-        <w:t xml:space="preserve">.</w:t>
-      </w:r>
-    </w:p>
-    <w:p>
-      <w:pPr>
-        <w:pStyle w:val="BlockText"/>
-      </w:pPr>
-      <w:r>
-        <w:t xml:space="preserve">Also note:</w:t>
-      </w:r>
-      <w:r>
-        <w:t xml:space="preserve"> </w:t>
-      </w:r>
-      <w:r>
-        <w:rPr>
-          <w:rStyle w:val="VerbatimChar"/>
-        </w:rPr>
-        <w:t xml:space="preserve">GET /products/{id}</w:t>
-      </w:r>
-      <w:r>
-        <w:t xml:space="preserve"> </w:t>
-      </w:r>
-      <w:r>
-        <w:t xml:space="preserve">returns 404 for any id, and</w:t>
-      </w:r>
-      <w:r>
-        <w:t xml:space="preserve"> </w:t>
-      </w:r>
-      <w:r>
-        <w:rPr>
-          <w:rStyle w:val="VerbatimChar"/>
-        </w:rPr>
-        <w:t xml:space="preserve">page_size</w:t>
-      </w:r>
-      <w:r>
-        <w:t xml:space="preserve"> </w:t>
-      </w:r>
-      <w:r>
-        <w:t xml:space="preserve">maxes</w:t>
-      </w:r>
-      <w:r>
-        <w:t xml:space="preserve"> </w:t>
-      </w:r>
-      <w:r>
-        <w:t xml:space="preserve">out at</w:t>
-      </w:r>
-      <w:r>
-        <w:t xml:space="preserve"> </w:t>
-      </w:r>
+        <w:t xml:space="preserve">SSS product folder id:</w:t>
+      </w:r>
+      <w:r>
+        <w:t xml:space="preserve"> </w:t>
+      </w:r>
+      <w:r>
+        <w:rPr>
+          <w:rStyle w:val="VerbatimChar"/>
+        </w:rPr>
+        <w:t xml:space="preserve">5952</w:t>
+      </w:r>
+    </w:p>
+    <w:p>
+      <w:pPr>
+        <w:pStyle w:val="Compact"/>
+        <w:numPr>
+          <w:ilvl w:val="0"/>
+          <w:numId w:val="1023"/>
+        </w:numPr>
+      </w:pPr>
       <w:r>
         <w:rPr>
           <w:b/>
           <w:bCs/>
         </w:rPr>
-        <w:t xml:space="preserve">100</w:t>
+        <w:t xml:space="preserve">Imported member statuses:</w:t>
+      </w:r>
+      <w:r>
+        <w:t xml:space="preserve"> </w:t>
+      </w:r>
+      <w:r>
+        <w:rPr>
+          <w:rStyle w:val="VerbatimChar"/>
+        </w:rPr>
+        <w:t xml:space="preserve">1845</w:t>
+      </w:r>
+      <w:r>
+        <w:t xml:space="preserve"> </w:t>
+      </w:r>
+      <w:r>
+        <w:t xml:space="preserve">(Primary),</w:t>
+      </w:r>
+      <w:r>
+        <w:t xml:space="preserve"> </w:t>
+      </w:r>
+      <w:r>
+        <w:rPr>
+          <w:rStyle w:val="VerbatimChar"/>
+        </w:rPr>
+        <w:t xml:space="preserve">1844</w:t>
+      </w:r>
+      <w:r>
+        <w:t xml:space="preserve"> </w:t>
+      </w:r>
+      <w:r>
+        <w:t xml:space="preserve">(Secondary)</w:t>
+      </w:r>
+    </w:p>
+    <w:p>
+      <w:pPr>
+        <w:pStyle w:val="Compact"/>
+        <w:numPr>
+          <w:ilvl w:val="0"/>
+          <w:numId w:val="1023"/>
+        </w:numPr>
+      </w:pPr>
+      <w:r>
+        <w:rPr>
+          <w:b/>
+          <w:bCs/>
+        </w:rPr>
+        <w:t xml:space="preserve">Invoice workflow id:</w:t>
+      </w:r>
+      <w:r>
+        <w:t xml:space="preserve"> </w:t>
+      </w:r>
+      <w:r>
+        <w:rPr>
+          <w:rStyle w:val="VerbatimChar"/>
+        </w:rPr>
+        <w:t xml:space="preserve">605</w:t>
+      </w:r>
+      <w:r>
+        <w:t xml:space="preserve"> </w:t>
+      </w:r>
+      <w:r>
+        <w:t xml:space="preserve">(Contribution)</w:t>
+      </w:r>
+    </w:p>
+    <w:bookmarkStart w:id="108" w:name="members-congressus--sss"/>
+    <w:p>
+      <w:pPr>
+        <w:pStyle w:val="Heading2"/>
+      </w:pPr>
+      <w:r>
+        <w:t xml:space="preserve">Members (Congressus → SSS)</w:t>
+      </w:r>
+    </w:p>
+    <w:p>
+      <w:pPr>
+        <w:pStyle w:val="FirstParagraph"/>
+      </w:pPr>
+      <w:r>
+        <w:rPr>
+          <w:rStyle w:val="VerbatimChar"/>
+        </w:rPr>
+        <w:t xml:space="preserve">Members → Sync from Congressus</w:t>
+      </w:r>
+      <w:r>
+        <w:t xml:space="preserve"> </w:t>
+      </w:r>
+      <w:r>
+        <w:t xml:space="preserve">calls</w:t>
+      </w:r>
+      <w:r>
+        <w:t xml:space="preserve"> </w:t>
+      </w:r>
+      <w:r>
+        <w:rPr>
+          <w:rStyle w:val="VerbatimChar"/>
+        </w:rPr>
+        <w:t xml:space="preserve">fetchAllMembers()</w:t>
+      </w:r>
+      <w:r>
+        <w:t xml:space="preserve">, which pages through</w:t>
+      </w:r>
+      <w:r>
+        <w:t xml:space="preserve"> </w:t>
+      </w:r>
+      <w:r>
+        <w:rPr>
+          <w:rStyle w:val="VerbatimChar"/>
+        </w:rPr>
+        <w:t xml:space="preserve">GET /members?status_id=…</w:t>
+      </w:r>
+      <w:r>
+        <w:t xml:space="preserve"> </w:t>
+      </w:r>
+      <w:r>
+        <w:t xml:space="preserve">for the Primary and Secondary statuses and upserts</w:t>
+      </w:r>
+      <w:r>
+        <w:t xml:space="preserve"> </w:t>
+      </w:r>
+      <w:r>
+        <w:t xml:space="preserve">each by</w:t>
+      </w:r>
+      <w:r>
+        <w:t xml:space="preserve"> </w:t>
+      </w:r>
+      <w:r>
+        <w:rPr>
+          <w:rStyle w:val="VerbatimChar"/>
+        </w:rPr>
+        <w:t xml:space="preserve">congressusId</w:t>
+      </w:r>
+      <w:r>
+        <w:t xml:space="preserve">. A member is marked</w:t>
+      </w:r>
+      <w:r>
+        <w:t xml:space="preserve"> </w:t>
+      </w:r>
+      <w:r>
+        <w:rPr>
+          <w:rStyle w:val="VerbatimChar"/>
+        </w:rPr>
+        <w:t xml:space="preserve">active</w:t>
+      </w:r>
+      <w:r>
+        <w:t xml:space="preserve"> </w:t>
+      </w:r>
+      <w:r>
+        <w:t xml:space="preserve">unless Congressus says they</w:t>
+      </w:r>
+      <w:r>
+        <w:t xml:space="preserve"> </w:t>
+      </w:r>
+      <w:r>
+        <w:t xml:space="preserve">are deleted, locked, archived, or deceased. Members without an email are skipped</w:t>
+      </w:r>
+      <w:r>
+        <w:t xml:space="preserve"> </w:t>
+      </w:r>
+      <w:r>
+        <w:t xml:space="preserve">(email is the unique key used for card linking).</w:t>
+      </w:r>
+    </w:p>
+    <w:bookmarkEnd w:id="108"/>
+    <w:bookmarkStart w:id="111" w:name="products-sss--congressus"/>
+    <w:p>
+      <w:pPr>
+        <w:pStyle w:val="Heading2"/>
+      </w:pPr>
+      <w:r>
+        <w:t xml:space="preserve">Products (SSS → Congressus)</w:t>
+      </w:r>
+    </w:p>
+    <w:p>
+      <w:pPr>
+        <w:pStyle w:val="FirstParagraph"/>
+      </w:pPr>
+      <w:r>
+        <w:t xml:space="preserve">When you create a product in the admin panel it is also created in the Congressus</w:t>
+      </w:r>
+      <w:r>
+        <w:t xml:space="preserve"> </w:t>
+      </w:r>
+      <w:r>
+        <w:t xml:space="preserve">SSS folder, and its</w:t>
+      </w:r>
+      <w:r>
+        <w:t xml:space="preserve"> </w:t>
+      </w:r>
+      <w:r>
+        <w:rPr>
+          <w:b/>
+          <w:bCs/>
+        </w:rPr>
+        <w:t xml:space="preserve">offer id</w:t>
+      </w:r>
+      <w:r>
+        <w:t xml:space="preserve"> </w:t>
+      </w:r>
+      <w:r>
+        <w:t xml:space="preserve">is stored on the local product</w:t>
+      </w:r>
+      <w:r>
+        <w:t xml:space="preserve"> </w:t>
+      </w:r>
+      <w:r>
+        <w:t xml:space="preserve">(</w:t>
+      </w:r>
+      <w:r>
+        <w:rPr>
+          <w:rStyle w:val="VerbatimChar"/>
+        </w:rPr>
+        <w:t xml:space="preserve">congressusProductOfferId</w:t>
+      </w:r>
+      <w:r>
+        <w:t xml:space="preserve">). Name/price edits sync too.</w:t>
+      </w:r>
+    </w:p>
+    <w:bookmarkStart w:id="109" w:name="warning-the-product-id-vs-offer-id-quirk"/>
+    <w:p>
+      <w:pPr>
+        <w:pStyle w:val="Heading3"/>
+      </w:pPr>
+      <w:r>
+        <w:t xml:space="preserve">⚠️ The product id vs offer id quirk</w:t>
+      </w:r>
+    </w:p>
+    <w:p>
+      <w:pPr>
+        <w:pStyle w:val="FirstParagraph"/>
+      </w:pPr>
+      <w:r>
+        <w:t xml:space="preserve">A Congressus product has both a product entity id and a</w:t>
+      </w:r>
+      <w:r>
+        <w:t xml:space="preserve"> </w:t>
+      </w:r>
+      <w:r>
+        <w:rPr>
+          <w:b/>
+          <w:bCs/>
+        </w:rPr>
+        <w:t xml:space="preserve">product offer id</w:t>
       </w:r>
       <w:r>
         <w:t xml:space="preserve">.</w:t>
       </w:r>
-    </w:p>
-    <w:bookmarkEnd w:id="108"/>
-    <w:bookmarkStart w:id="109" w:name="backfilling-existing-products"/>
-    <w:p>
-      <w:pPr>
-        <w:pStyle w:val="Heading3"/>
-      </w:pPr>
-      <w:r>
-        <w:t xml:space="preserve">Backfilling existing products</w:t>
-      </w:r>
-    </w:p>
-    <w:p>
-      <w:pPr>
-        <w:pStyle w:val="FirstParagraph"/>
-      </w:pPr>
-      <w:r>
-        <w:t xml:space="preserve">Products created before offer ids were tracked can be matched to the folder by</w:t>
-      </w:r>
-      <w:r>
-        <w:t xml:space="preserve"> </w:t>
-      </w:r>
-      <w:r>
-        <w:t xml:space="preserve">name/price via</w:t>
-      </w:r>
-      <w:r>
-        <w:t xml:space="preserve"> </w:t>
-      </w:r>
-      <w:r>
-        <w:rPr>
-          <w:rStyle w:val="VerbatimChar"/>
-        </w:rPr>
-        <w:t xml:space="preserve">POST /api/admin/sync-product-offers</w:t>
-      </w:r>
-      <w:r>
-        <w:t xml:space="preserve">.</w:t>
-      </w:r>
-    </w:p>
-    <w:bookmarkEnd w:id="109"/>
-    <w:bookmarkEnd w:id="110"/>
-    <w:bookmarkStart w:id="112" w:name="sale-invoices-sss--congressus"/>
-    <w:p>
-      <w:pPr>
-        <w:pStyle w:val="Heading2"/>
-      </w:pPr>
-      <w:r>
-        <w:t xml:space="preserve">Sale invoices (SSS → Congressus)</w:t>
-      </w:r>
-    </w:p>
-    <w:p>
-      <w:pPr>
-        <w:pStyle w:val="FirstParagraph"/>
-      </w:pPr>
-      <w:r>
-        <w:rPr>
-          <w:rStyle w:val="VerbatimChar"/>
-        </w:rPr>
-        <w:t xml:space="preserve">Invoices → Export to Congressus</w:t>
-      </w:r>
-      <w:r>
-        <w:t xml:space="preserve">:</w:t>
+      <w:r>
+        <w:t xml:space="preserve"> </w:t>
+      </w:r>
+      <w:r>
+        <w:rPr>
+          <w:b/>
+          <w:bCs/>
+        </w:rPr>
+        <w:t xml:space="preserve">Invoice line items reference the offer id</w:t>
+      </w:r>
+      <w:r>
+        <w:t xml:space="preserve">, not the product id.</w:t>
       </w:r>
     </w:p>
     <w:p>
@@ -14922,22 +14873,46 @@
         </w:numPr>
       </w:pPr>
       <w:r>
-        <w:t xml:space="preserve">Group all</w:t>
-      </w:r>
-      <w:r>
-        <w:t xml:space="preserve"> </w:t>
-      </w:r>
-      <w:r>
-        <w:rPr>
-          <w:rStyle w:val="VerbatimChar"/>
-        </w:rPr>
-        <w:t xml:space="preserve">CONFIRMED</w:t>
-      </w:r>
-      <w:r>
-        <w:t xml:space="preserve"> </w:t>
-      </w:r>
-      <w:r>
-        <w:t xml:space="preserve">invoices by</w:t>
+        <w:rPr>
+          <w:rStyle w:val="VerbatimChar"/>
+        </w:rPr>
+        <w:t xml:space="preserve">POST /products</w:t>
+      </w:r>
+      <w:r>
+        <w:t xml:space="preserve"> </w:t>
+      </w:r>
+      <w:r>
+        <w:t xml:space="preserve">returns</w:t>
+      </w:r>
+      <w:r>
+        <w:t xml:space="preserve"> </w:t>
+      </w:r>
+      <w:r>
+        <w:rPr>
+          <w:rStyle w:val="VerbatimChar"/>
+        </w:rPr>
+        <w:t xml:space="preserve">id</w:t>
+      </w:r>
+      <w:r>
+        <w:t xml:space="preserve"> </w:t>
+      </w:r>
+      <w:r>
+        <w:t xml:space="preserve">/</w:t>
+      </w:r>
+      <w:r>
+        <w:t xml:space="preserve"> </w:t>
+      </w:r>
+      <w:r>
+        <w:rPr>
+          <w:rStyle w:val="VerbatimChar"/>
+        </w:rPr>
+        <w:t xml:space="preserve">product_offer_id</w:t>
+      </w:r>
+      <w:r>
+        <w:t xml:space="preserve"> </w:t>
+      </w:r>
+      <w:r>
+        <w:t xml:space="preserve">in the</w:t>
       </w:r>
       <w:r>
         <w:t xml:space="preserve"> </w:t>
@@ -14947,10 +14922,41 @@
           <w:b/>
           <w:bCs/>
         </w:rPr>
-        <w:t xml:space="preserve">member × calendar month</w:t>
-      </w:r>
-      <w:r>
-        <w:t xml:space="preserve">.</w:t>
+        <w:t xml:space="preserve">product-entity</w:t>
+      </w:r>
+      <w:r>
+        <w:t xml:space="preserve"> </w:t>
+      </w:r>
+      <w:r>
+        <w:t xml:space="preserve">range (e.g.</w:t>
+      </w:r>
+      <w:r>
+        <w:t xml:space="preserve"> </w:t>
+      </w:r>
+      <w:r>
+        <w:rPr>
+          <w:rStyle w:val="VerbatimChar"/>
+        </w:rPr>
+        <w:t xml:space="preserve">110xxx</w:t>
+      </w:r>
+      <w:r>
+        <w:t xml:space="preserve">), which is</w:t>
+      </w:r>
+      <w:r>
+        <w:t xml:space="preserve"> </w:t>
+      </w:r>
+      <w:r>
+        <w:rPr>
+          <w:b/>
+          <w:bCs/>
+        </w:rPr>
+        <w:t xml:space="preserve">not</w:t>
+      </w:r>
+      <w:r>
+        <w:t xml:space="preserve"> </w:t>
+      </w:r>
+      <w:r>
+        <w:t xml:space="preserve">the id used on invoices.</w:t>
       </w:r>
     </w:p>
     <w:p>
@@ -14962,6 +14968,261 @@
         </w:numPr>
       </w:pPr>
       <w:r>
+        <w:t xml:space="preserve">The real offer id (e.g.</w:t>
+      </w:r>
+      <w:r>
+        <w:t xml:space="preserve"> </w:t>
+      </w:r>
+      <w:r>
+        <w:rPr>
+          <w:rStyle w:val="VerbatimChar"/>
+        </w:rPr>
+        <w:t xml:space="preserve">118xxx</w:t>
+      </w:r>
+      <w:r>
+        <w:t xml:space="preserve">) only appears once you read the product back</w:t>
+      </w:r>
+      <w:r>
+        <w:t xml:space="preserve"> </w:t>
+      </w:r>
+      <w:r>
+        <w:t xml:space="preserve">from the</w:t>
+      </w:r>
+      <w:r>
+        <w:t xml:space="preserve"> </w:t>
+      </w:r>
+      <w:r>
+        <w:rPr>
+          <w:b/>
+          <w:bCs/>
+        </w:rPr>
+        <w:t xml:space="preserve">folder listing</w:t>
+      </w:r>
+      <w:r>
+        <w:t xml:space="preserve"> </w:t>
+      </w:r>
+      <w:r>
+        <w:t xml:space="preserve">(</w:t>
+      </w:r>
+      <w:r>
+        <w:rPr>
+          <w:rStyle w:val="VerbatimChar"/>
+        </w:rPr>
+        <w:t xml:space="preserve">GET /products?folder_id=5952</w:t>
+      </w:r>
+      <w:r>
+        <w:t xml:space="preserve">).</w:t>
+      </w:r>
+    </w:p>
+    <w:p>
+      <w:pPr>
+        <w:pStyle w:val="FirstParagraph"/>
+      </w:pPr>
+      <w:r>
+        <w:t xml:space="preserve">So</w:t>
+      </w:r>
+      <w:r>
+        <w:t xml:space="preserve"> </w:t>
+      </w:r>
+      <w:r>
+        <w:rPr>
+          <w:rStyle w:val="VerbatimChar"/>
+        </w:rPr>
+        <w:t xml:space="preserve">createCongressusProduct()</w:t>
+      </w:r>
+      <w:r>
+        <w:t xml:space="preserve"> </w:t>
+      </w:r>
+      <w:r>
+        <w:t xml:space="preserve">creates the product and then re-queries the folder</w:t>
+      </w:r>
+      <w:r>
+        <w:t xml:space="preserve"> </w:t>
+      </w:r>
+      <w:r>
+        <w:t xml:space="preserve">to find the real offer id. Using the wrong id silently produces an invoice with</w:t>
+      </w:r>
+      <w:r>
+        <w:t xml:space="preserve"> </w:t>
+      </w:r>
+      <w:r>
+        <w:rPr>
+          <w:b/>
+          <w:bCs/>
+        </w:rPr>
+        <w:t xml:space="preserve">empty line items</w:t>
+      </w:r>
+      <w:r>
+        <w:t xml:space="preserve">.</w:t>
+      </w:r>
+    </w:p>
+    <w:p>
+      <w:pPr>
+        <w:pStyle w:val="BlockText"/>
+      </w:pPr>
+      <w:r>
+        <w:t xml:space="preserve">Also note:</w:t>
+      </w:r>
+      <w:r>
+        <w:t xml:space="preserve"> </w:t>
+      </w:r>
+      <w:r>
+        <w:rPr>
+          <w:rStyle w:val="VerbatimChar"/>
+        </w:rPr>
+        <w:t xml:space="preserve">GET /products/{id}</w:t>
+      </w:r>
+      <w:r>
+        <w:t xml:space="preserve"> </w:t>
+      </w:r>
+      <w:r>
+        <w:t xml:space="preserve">returns 404 for any id, and</w:t>
+      </w:r>
+      <w:r>
+        <w:t xml:space="preserve"> </w:t>
+      </w:r>
+      <w:r>
+        <w:rPr>
+          <w:rStyle w:val="VerbatimChar"/>
+        </w:rPr>
+        <w:t xml:space="preserve">page_size</w:t>
+      </w:r>
+      <w:r>
+        <w:t xml:space="preserve"> </w:t>
+      </w:r>
+      <w:r>
+        <w:t xml:space="preserve">maxes</w:t>
+      </w:r>
+      <w:r>
+        <w:t xml:space="preserve"> </w:t>
+      </w:r>
+      <w:r>
+        <w:t xml:space="preserve">out at</w:t>
+      </w:r>
+      <w:r>
+        <w:t xml:space="preserve"> </w:t>
+      </w:r>
+      <w:r>
+        <w:rPr>
+          <w:b/>
+          <w:bCs/>
+        </w:rPr>
+        <w:t xml:space="preserve">100</w:t>
+      </w:r>
+      <w:r>
+        <w:t xml:space="preserve">.</w:t>
+      </w:r>
+    </w:p>
+    <w:bookmarkEnd w:id="109"/>
+    <w:bookmarkStart w:id="110" w:name="backfilling-existing-products"/>
+    <w:p>
+      <w:pPr>
+        <w:pStyle w:val="Heading3"/>
+      </w:pPr>
+      <w:r>
+        <w:t xml:space="preserve">Backfilling existing products</w:t>
+      </w:r>
+    </w:p>
+    <w:p>
+      <w:pPr>
+        <w:pStyle w:val="FirstParagraph"/>
+      </w:pPr>
+      <w:r>
+        <w:t xml:space="preserve">Products created before offer ids were tracked can be matched to the folder by</w:t>
+      </w:r>
+      <w:r>
+        <w:t xml:space="preserve"> </w:t>
+      </w:r>
+      <w:r>
+        <w:t xml:space="preserve">name/price via</w:t>
+      </w:r>
+      <w:r>
+        <w:t xml:space="preserve"> </w:t>
+      </w:r>
+      <w:r>
+        <w:rPr>
+          <w:rStyle w:val="VerbatimChar"/>
+        </w:rPr>
+        <w:t xml:space="preserve">POST /api/admin/sync-product-offers</w:t>
+      </w:r>
+      <w:r>
+        <w:t xml:space="preserve">.</w:t>
+      </w:r>
+    </w:p>
+    <w:bookmarkEnd w:id="110"/>
+    <w:bookmarkEnd w:id="111"/>
+    <w:bookmarkStart w:id="113" w:name="sale-invoices-sss--congressus"/>
+    <w:p>
+      <w:pPr>
+        <w:pStyle w:val="Heading2"/>
+      </w:pPr>
+      <w:r>
+        <w:t xml:space="preserve">Sale invoices (SSS → Congressus)</w:t>
+      </w:r>
+    </w:p>
+    <w:p>
+      <w:pPr>
+        <w:pStyle w:val="FirstParagraph"/>
+      </w:pPr>
+      <w:r>
+        <w:rPr>
+          <w:rStyle w:val="VerbatimChar"/>
+        </w:rPr>
+        <w:t xml:space="preserve">Invoices → Export to Congressus</w:t>
+      </w:r>
+      <w:r>
+        <w:t xml:space="preserve">:</w:t>
+      </w:r>
+    </w:p>
+    <w:p>
+      <w:pPr>
+        <w:pStyle w:val="Compact"/>
+        <w:numPr>
+          <w:ilvl w:val="0"/>
+          <w:numId w:val="1025"/>
+        </w:numPr>
+      </w:pPr>
+      <w:r>
+        <w:t xml:space="preserve">Group all</w:t>
+      </w:r>
+      <w:r>
+        <w:t xml:space="preserve"> </w:t>
+      </w:r>
+      <w:r>
+        <w:rPr>
+          <w:rStyle w:val="VerbatimChar"/>
+        </w:rPr>
+        <w:t xml:space="preserve">CONFIRMED</w:t>
+      </w:r>
+      <w:r>
+        <w:t xml:space="preserve"> </w:t>
+      </w:r>
+      <w:r>
+        <w:t xml:space="preserve">invoices by</w:t>
+      </w:r>
+      <w:r>
+        <w:t xml:space="preserve"> </w:t>
+      </w:r>
+      <w:r>
+        <w:rPr>
+          <w:b/>
+          <w:bCs/>
+        </w:rPr>
+        <w:t xml:space="preserve">member × calendar month</w:t>
+      </w:r>
+      <w:r>
+        <w:t xml:space="preserve">.</w:t>
+      </w:r>
+    </w:p>
+    <w:p>
+      <w:pPr>
+        <w:pStyle w:val="Compact"/>
+        <w:numPr>
+          <w:ilvl w:val="0"/>
+          <w:numId w:val="1025"/>
+        </w:numPr>
+      </w:pPr>
+      <w:r>
         <w:t xml:space="preserve">For each group, create one Congressus sale-invoice via</w:t>
       </w:r>
       <w:r>
@@ -14982,7 +15243,7 @@
         <w:pStyle w:val="Compact"/>
         <w:numPr>
           <w:ilvl w:val="1"/>
-          <w:numId w:val="1025"/>
+          <w:numId w:val="1026"/>
         </w:numPr>
       </w:pPr>
       <w:r>
@@ -15009,7 +15270,7 @@
         <w:pStyle w:val="Compact"/>
         <w:numPr>
           <w:ilvl w:val="1"/>
-          <w:numId w:val="1025"/>
+          <w:numId w:val="1026"/>
         </w:numPr>
       </w:pPr>
       <w:r>
@@ -15030,7 +15291,7 @@
         <w:pStyle w:val="Compact"/>
         <w:numPr>
           <w:ilvl w:val="1"/>
-          <w:numId w:val="1025"/>
+          <w:numId w:val="1026"/>
         </w:numPr>
       </w:pPr>
       <w:r>
@@ -15134,7 +15395,7 @@
         <w:pStyle w:val="Compact"/>
         <w:numPr>
           <w:ilvl w:val="0"/>
-          <w:numId w:val="1024"/>
+          <w:numId w:val="1025"/>
         </w:numPr>
       </w:pPr>
       <w:r>
@@ -15168,7 +15429,7 @@
         <w:t xml:space="preserve">.</w:t>
       </w:r>
     </w:p>
-    <w:bookmarkStart w:id="111" w:name="warning-the-500-instead-of-400-quirk"/>
+    <w:bookmarkStart w:id="112" w:name="warning-the-500-instead-of-400-quirk"/>
     <w:p>
       <w:pPr>
         <w:pStyle w:val="Heading3"/>
@@ -15274,9 +15535,9 @@
         <w:t xml:space="preserve">array in the initial create call.</w:t>
       </w:r>
     </w:p>
-    <w:bookmarkEnd w:id="111"/>
     <w:bookmarkEnd w:id="112"/>
-    <w:bookmarkStart w:id="113" w:name="the-sss-purchases-mendix-fallback"/>
+    <w:bookmarkEnd w:id="113"/>
+    <w:bookmarkStart w:id="114" w:name="the-sss-purchases-mendix-fallback"/>
     <w:p>
       <w:pPr>
         <w:pStyle w:val="Heading2"/>
@@ -15326,8 +15587,8 @@
         <w:t xml:space="preserve">products have offer ids, invoices show real product line items instead.</w:t>
       </w:r>
     </w:p>
-    <w:bookmarkEnd w:id="113"/>
-    <w:bookmarkStart w:id="114" w:name="quick-reference-of-quirks"/>
+    <w:bookmarkEnd w:id="114"/>
+    <w:bookmarkStart w:id="115" w:name="quick-reference-of-quirks"/>
     <w:p>
       <w:pPr>
         <w:pStyle w:val="Heading2"/>
@@ -15609,9 +15870,9 @@
         <w:br w:type="page"/>
       </w:r>
     </w:p>
-    <w:bookmarkEnd w:id="114"/>
     <w:bookmarkEnd w:id="115"/>
-    <w:bookmarkStart w:id="122" w:name="admin-guide-for-the-board"/>
+    <w:bookmarkEnd w:id="116"/>
+    <w:bookmarkStart w:id="123" w:name="admin-guide-for-the-board"/>
     <w:p>
       <w:pPr>
         <w:pStyle w:val="Heading1"/>
@@ -15651,7 +15912,7 @@
         <w:t xml:space="preserve">and Invoices, plus links back to the Kiosk and Log out.</w:t>
       </w:r>
     </w:p>
-    <w:bookmarkStart w:id="116" w:name="dashboard"/>
+    <w:bookmarkStart w:id="117" w:name="dashboard"/>
     <w:p>
       <w:pPr>
         <w:pStyle w:val="Heading2"/>
@@ -15690,192 +15951,6 @@
       </w:r>
       <w:r>
         <w:t xml:space="preserve">):</w:t>
-      </w:r>
-    </w:p>
-    <w:p>
-      <w:pPr>
-        <w:pStyle w:val="Compact"/>
-        <w:numPr>
-          <w:ilvl w:val="0"/>
-          <w:numId w:val="1026"/>
-        </w:numPr>
-      </w:pPr>
-      <w:r>
-        <w:rPr>
-          <w:b/>
-          <w:bCs/>
-        </w:rPr>
-        <w:t xml:space="preserve">KPIs:</w:t>
-      </w:r>
-      <w:r>
-        <w:t xml:space="preserve"> </w:t>
-      </w:r>
-      <w:r>
-        <w:t xml:space="preserve">Revenue, Active users, Orders, Items sold, Average order.</w:t>
-      </w:r>
-      <w:r>
-        <w:t xml:space="preserve"> </w:t>
-      </w:r>
-      <w:r>
-        <w:rPr>
-          <w:i/>
-          <w:iCs/>
-        </w:rPr>
-        <w:t xml:space="preserve">Active</w:t>
-      </w:r>
-      <w:r>
-        <w:rPr>
-          <w:i/>
-          <w:iCs/>
-        </w:rPr>
-        <w:t xml:space="preserve"> </w:t>
-      </w:r>
-      <w:r>
-        <w:rPr>
-          <w:i/>
-          <w:iCs/>
-        </w:rPr>
-        <w:t xml:space="preserve">users</w:t>
-      </w:r>
-      <w:r>
-        <w:t xml:space="preserve"> </w:t>
-      </w:r>
-      <w:r>
-        <w:t xml:space="preserve">counts the distinct members who made at least one purchase in the period.</w:t>
-      </w:r>
-    </w:p>
-    <w:p>
-      <w:pPr>
-        <w:pStyle w:val="Compact"/>
-        <w:numPr>
-          <w:ilvl w:val="0"/>
-          <w:numId w:val="1026"/>
-        </w:numPr>
-      </w:pPr>
-      <w:r>
-        <w:rPr>
-          <w:b/>
-          <w:bCs/>
-        </w:rPr>
-        <w:t xml:space="preserve">Revenue over time:</w:t>
-      </w:r>
-      <w:r>
-        <w:t xml:space="preserve"> </w:t>
-      </w:r>
-      <w:r>
-        <w:t xml:space="preserve">a daily bar chart (hover a bar for the date and amount).</w:t>
-      </w:r>
-    </w:p>
-    <w:p>
-      <w:pPr>
-        <w:pStyle w:val="Compact"/>
-        <w:numPr>
-          <w:ilvl w:val="0"/>
-          <w:numId w:val="1026"/>
-        </w:numPr>
-      </w:pPr>
-      <w:r>
-        <w:rPr>
-          <w:b/>
-          <w:bCs/>
-        </w:rPr>
-        <w:t xml:space="preserve">Most popular items:</w:t>
-      </w:r>
-      <w:r>
-        <w:t xml:space="preserve"> </w:t>
-      </w:r>
-      <w:r>
-        <w:t xml:space="preserve">ranked by quantity, with revenue per item.</w:t>
-      </w:r>
-    </w:p>
-    <w:p>
-      <w:pPr>
-        <w:pStyle w:val="Compact"/>
-        <w:numPr>
-          <w:ilvl w:val="0"/>
-          <w:numId w:val="1026"/>
-        </w:numPr>
-      </w:pPr>
-      <w:r>
-        <w:rPr>
-          <w:b/>
-          <w:bCs/>
-        </w:rPr>
-        <w:t xml:space="preserve">Top spenders:</w:t>
-      </w:r>
-      <w:r>
-        <w:t xml:space="preserve"> </w:t>
-      </w:r>
-      <w:r>
-        <w:t xml:space="preserve">the 10 members who spent the most in the period, with their</w:t>
-      </w:r>
-      <w:r>
-        <w:t xml:space="preserve"> </w:t>
-      </w:r>
-      <w:r>
-        <w:t xml:space="preserve">total spend and order count.</w:t>
-      </w:r>
-    </w:p>
-    <w:p>
-      <w:pPr>
-        <w:pStyle w:val="Compact"/>
-        <w:numPr>
-          <w:ilvl w:val="0"/>
-          <w:numId w:val="1026"/>
-        </w:numPr>
-      </w:pPr>
-      <w:r>
-        <w:rPr>
-          <w:b/>
-          <w:bCs/>
-        </w:rPr>
-        <w:t xml:space="preserve">Recent purchases:</w:t>
-      </w:r>
-      <w:r>
-        <w:t xml:space="preserve"> </w:t>
-      </w:r>
-      <w:r>
-        <w:t xml:space="preserve">a live feed of the latest orders in the period — which</w:t>
-      </w:r>
-      <w:r>
-        <w:t xml:space="preserve"> </w:t>
-      </w:r>
-      <w:r>
-        <w:t xml:space="preserve">member bought which items, the order total, and how long ago.</w:t>
-      </w:r>
-    </w:p>
-    <w:p>
-      <w:pPr>
-        <w:pStyle w:val="FirstParagraph"/>
-      </w:pPr>
-      <w:r>
-        <w:t xml:space="preserve">All figures count</w:t>
-      </w:r>
-      <w:r>
-        <w:t xml:space="preserve"> </w:t>
-      </w:r>
-      <w:r>
-        <w:rPr>
-          <w:b/>
-          <w:bCs/>
-        </w:rPr>
-        <w:t xml:space="preserve">confirmed and exported</w:t>
-      </w:r>
-      <w:r>
-        <w:t xml:space="preserve"> </w:t>
-      </w:r>
-      <w:r>
-        <w:t xml:space="preserve">purchases in the chosen period.</w:t>
-      </w:r>
-    </w:p>
-    <w:bookmarkEnd w:id="116"/>
-    <w:bookmarkStart w:id="117" w:name="members"/>
-    <w:p>
-      <w:pPr>
-        <w:pStyle w:val="Heading2"/>
-      </w:pPr>
-      <w:r>
-        <w:t xml:space="preserve">Members</w:t>
       </w:r>
     </w:p>
     <w:p>
@@ -15891,13 +15966,43 @@
           <w:b/>
           <w:bCs/>
         </w:rPr>
-        <w:t xml:space="preserve">Search</w:t>
-      </w:r>
-      <w:r>
-        <w:t xml:space="preserve"> </w:t>
-      </w:r>
-      <w:r>
-        <w:t xml:space="preserve">by name or email.</w:t>
+        <w:t xml:space="preserve">KPIs:</w:t>
+      </w:r>
+      <w:r>
+        <w:t xml:space="preserve"> </w:t>
+      </w:r>
+      <w:r>
+        <w:t xml:space="preserve">Revenue, Active users, Orders, Items sold, Average order.</w:t>
+      </w:r>
+      <w:r>
+        <w:t xml:space="preserve"> </w:t>
+      </w:r>
+      <w:r>
+        <w:rPr>
+          <w:i/>
+          <w:iCs/>
+        </w:rPr>
+        <w:t xml:space="preserve">Active</w:t>
+      </w:r>
+      <w:r>
+        <w:rPr>
+          <w:i/>
+          <w:iCs/>
+        </w:rPr>
+        <w:t xml:space="preserve"> </w:t>
+      </w:r>
+      <w:r>
+        <w:rPr>
+          <w:i/>
+          <w:iCs/>
+        </w:rPr>
+        <w:t xml:space="preserve">users</w:t>
+      </w:r>
+      <w:r>
+        <w:t xml:space="preserve"> </w:t>
+      </w:r>
+      <w:r>
+        <w:t xml:space="preserve">counts the distinct members who made at least one purchase in the period.</w:t>
       </w:r>
     </w:p>
     <w:p>
@@ -15913,25 +16018,13 @@
           <w:b/>
           <w:bCs/>
         </w:rPr>
-        <w:t xml:space="preserve">Sync from Congressus</w:t>
-      </w:r>
-      <w:r>
-        <w:t xml:space="preserve"> </w:t>
-      </w:r>
-      <w:r>
-        <w:t xml:space="preserve">— imports/updates all Primary &amp; Secondary members. Run</w:t>
-      </w:r>
-      <w:r>
-        <w:t xml:space="preserve"> </w:t>
-      </w:r>
-      <w:r>
-        <w:t xml:space="preserve">this whenever membership changes (new members, status changes). Inactive</w:t>
-      </w:r>
-      <w:r>
-        <w:t xml:space="preserve"> </w:t>
-      </w:r>
-      <w:r>
-        <w:t xml:space="preserve">members are flagged and cannot link cards.</w:t>
+        <w:t xml:space="preserve">Revenue over time:</w:t>
+      </w:r>
+      <w:r>
+        <w:t xml:space="preserve"> </w:t>
+      </w:r>
+      <w:r>
+        <w:t xml:space="preserve">a daily bar chart (hover a bar for the date and amount).</w:t>
       </w:r>
     </w:p>
     <w:p>
@@ -15947,35 +16040,13 @@
           <w:b/>
           <w:bCs/>
         </w:rPr>
-        <w:t xml:space="preserve">🛒 Enter store</w:t>
-      </w:r>
-      <w:r>
-        <w:t xml:space="preserve"> </w:t>
-      </w:r>
-      <w:r>
-        <w:t xml:space="preserve">— opens the kiosk shop</w:t>
-      </w:r>
-      <w:r>
-        <w:t xml:space="preserve"> </w:t>
-      </w:r>
-      <w:r>
-        <w:rPr>
-          <w:b/>
-          <w:bCs/>
-        </w:rPr>
-        <w:t xml:space="preserve">as that member</w:t>
-      </w:r>
-      <w:r>
-        <w:t xml:space="preserve"> </w:t>
-      </w:r>
-      <w:r>
-        <w:t xml:space="preserve">so you can place an</w:t>
-      </w:r>
-      <w:r>
-        <w:t xml:space="preserve"> </w:t>
-      </w:r>
-      <w:r>
-        <w:t xml:space="preserve">order on their behalf (e.g. manual sale). It behaves exactly like a card tap.</w:t>
+        <w:t xml:space="preserve">Most popular items:</w:t>
+      </w:r>
+      <w:r>
+        <w:t xml:space="preserve"> </w:t>
+      </w:r>
+      <w:r>
+        <w:t xml:space="preserve">ranked by quantity, with revenue per item.</w:t>
       </w:r>
     </w:p>
     <w:p>
@@ -15991,47 +16062,86 @@
           <w:b/>
           <w:bCs/>
         </w:rPr>
-        <w:t xml:space="preserve">Delete</w:t>
-      </w:r>
-      <w:r>
-        <w:t xml:space="preserve"> </w:t>
-      </w:r>
-      <w:r>
-        <w:t xml:space="preserve">— removes a member and their linked cards. Blocked if the member has</w:t>
-      </w:r>
-      <w:r>
-        <w:t xml:space="preserve"> </w:t>
-      </w:r>
-      <w:r>
-        <w:t xml:space="preserve">any invoices (delete/clear those first).</w:t>
-      </w:r>
-    </w:p>
-    <w:p>
-      <w:pPr>
-        <w:pStyle w:val="BlockText"/>
-      </w:pPr>
-      <w:r>
-        <w:t xml:space="preserve">Cards are normally linked by members themselves via the email flow — you don't</w:t>
-      </w:r>
-      <w:r>
-        <w:t xml:space="preserve"> </w:t>
-      </w:r>
-      <w:r>
-        <w:t xml:space="preserve">link cards from the admin panel.</w:t>
+        <w:t xml:space="preserve">Top spenders:</w:t>
+      </w:r>
+      <w:r>
+        <w:t xml:space="preserve"> </w:t>
+      </w:r>
+      <w:r>
+        <w:t xml:space="preserve">the 10 members who spent the most in the period, with their</w:t>
+      </w:r>
+      <w:r>
+        <w:t xml:space="preserve"> </w:t>
+      </w:r>
+      <w:r>
+        <w:t xml:space="preserve">total spend and order count.</w:t>
+      </w:r>
+    </w:p>
+    <w:p>
+      <w:pPr>
+        <w:pStyle w:val="Compact"/>
+        <w:numPr>
+          <w:ilvl w:val="0"/>
+          <w:numId w:val="1027"/>
+        </w:numPr>
+      </w:pPr>
+      <w:r>
+        <w:rPr>
+          <w:b/>
+          <w:bCs/>
+        </w:rPr>
+        <w:t xml:space="preserve">Recent purchases:</w:t>
+      </w:r>
+      <w:r>
+        <w:t xml:space="preserve"> </w:t>
+      </w:r>
+      <w:r>
+        <w:t xml:space="preserve">a live feed of the latest orders in the period — which</w:t>
+      </w:r>
+      <w:r>
+        <w:t xml:space="preserve"> </w:t>
+      </w:r>
+      <w:r>
+        <w:t xml:space="preserve">member bought which items, the order total, and how long ago.</w:t>
+      </w:r>
+    </w:p>
+    <w:p>
+      <w:pPr>
+        <w:pStyle w:val="FirstParagraph"/>
+      </w:pPr>
+      <w:r>
+        <w:t xml:space="preserve">All figures count</w:t>
+      </w:r>
+      <w:r>
+        <w:t xml:space="preserve"> </w:t>
+      </w:r>
+      <w:r>
+        <w:rPr>
+          <w:b/>
+          <w:bCs/>
+        </w:rPr>
+        <w:t xml:space="preserve">confirmed and exported</w:t>
+      </w:r>
+      <w:r>
+        <w:t xml:space="preserve"> </w:t>
+      </w:r>
+      <w:r>
+        <w:t xml:space="preserve">purchases in the chosen period.</w:t>
       </w:r>
     </w:p>
     <w:bookmarkEnd w:id="117"/>
-    <w:bookmarkStart w:id="118" w:name="products"/>
+    <w:bookmarkStart w:id="118" w:name="members"/>
     <w:p>
       <w:pPr>
         <w:pStyle w:val="Heading2"/>
       </w:pPr>
       <w:r>
-        <w:t xml:space="preserve">Products</w:t>
-      </w:r>
-    </w:p>
-    <w:p>
-      <w:pPr>
+        <w:t xml:space="preserve">Members</w:t>
+      </w:r>
+    </w:p>
+    <w:p>
+      <w:pPr>
+        <w:pStyle w:val="Compact"/>
         <w:numPr>
           <w:ilvl w:val="0"/>
           <w:numId w:val="1028"/>
@@ -16042,102 +16152,18 @@
           <w:b/>
           <w:bCs/>
         </w:rPr>
-        <w:t xml:space="preserve">Categories</w:t>
-      </w:r>
-      <w:r>
-        <w:t xml:space="preserve"> </w:t>
-      </w:r>
-      <w:r>
-        <w:t xml:space="preserve">— at the top of the page, add a new category by typing a name and</w:t>
-      </w:r>
-      <w:r>
-        <w:t xml:space="preserve"> </w:t>
-      </w:r>
-      <w:r>
-        <w:t xml:space="preserve">pressing</w:t>
-      </w:r>
-      <w:r>
-        <w:t xml:space="preserve"> </w:t>
-      </w:r>
-      <w:r>
-        <w:rPr>
-          <w:b/>
-          <w:bCs/>
-        </w:rPr>
-        <w:t xml:space="preserve">Add category</w:t>
-      </w:r>
-      <w:r>
-        <w:t xml:space="preserve">. Each chip shows how many products it holds; the</w:t>
-      </w:r>
-      <w:r>
-        <w:t xml:space="preserve"> </w:t>
-      </w:r>
-      <w:r>
-        <w:rPr>
-          <w:b/>
-          <w:bCs/>
-        </w:rPr>
-        <w:t xml:space="preserve">×</w:t>
-      </w:r>
-      <w:r>
-        <w:t xml:space="preserve"> </w:t>
-      </w:r>
-      <w:r>
-        <w:t xml:space="preserve">deletes a category, but only once it's</w:t>
-      </w:r>
-      <w:r>
-        <w:t xml:space="preserve"> </w:t>
-      </w:r>
-      <w:r>
-        <w:rPr>
-          <w:b/>
-          <w:bCs/>
-        </w:rPr>
-        <w:t xml:space="preserve">empty</w:t>
-      </w:r>
-      <w:r>
-        <w:t xml:space="preserve"> </w:t>
-      </w:r>
-      <w:r>
-        <w:t xml:space="preserve">(move or archive its products</w:t>
-      </w:r>
-      <w:r>
-        <w:t xml:space="preserve"> </w:t>
-      </w:r>
-      <w:r>
-        <w:t xml:space="preserve">first). Use the</w:t>
-      </w:r>
-      <w:r>
-        <w:t xml:space="preserve"> </w:t>
-      </w:r>
-      <w:r>
-        <w:rPr>
-          <w:b/>
-          <w:bCs/>
-        </w:rPr>
-        <w:t xml:space="preserve">‹ ›</w:t>
-      </w:r>
-      <w:r>
-        <w:t xml:space="preserve"> </w:t>
-      </w:r>
-      <w:r>
-        <w:t xml:space="preserve">arrows on a chip to reorder categories — the order sets</w:t>
-      </w:r>
-      <w:r>
-        <w:t xml:space="preserve"> </w:t>
-      </w:r>
-      <w:r>
-        <w:t xml:space="preserve">both the section order and the filter-pill order in the kiosk shop. Categories</w:t>
-      </w:r>
-      <w:r>
-        <w:t xml:space="preserve"> </w:t>
-      </w:r>
-      <w:r>
-        <w:t xml:space="preserve">appear as the section headers and the filter pills in the kiosk shop.</w:t>
-      </w:r>
-    </w:p>
-    <w:p>
-      <w:pPr>
+        <w:t xml:space="preserve">Search</w:t>
+      </w:r>
+      <w:r>
+        <w:t xml:space="preserve"> </w:t>
+      </w:r>
+      <w:r>
+        <w:t xml:space="preserve">by name or email.</w:t>
+      </w:r>
+    </w:p>
+    <w:p>
+      <w:pPr>
+        <w:pStyle w:val="Compact"/>
         <w:numPr>
           <w:ilvl w:val="0"/>
           <w:numId w:val="1028"/>
@@ -16148,42 +16174,30 @@
           <w:b/>
           <w:bCs/>
         </w:rPr>
-        <w:t xml:space="preserve">Add product</w:t>
-      </w:r>
-      <w:r>
-        <w:t xml:space="preserve"> </w:t>
-      </w:r>
-      <w:r>
-        <w:t xml:space="preserve">— name, price (€), category, and optional stock (blank =</w:t>
-      </w:r>
-      <w:r>
-        <w:t xml:space="preserve"> </w:t>
-      </w:r>
-      <w:r>
-        <w:t xml:space="preserve">unlimited). Creating a product also creates a matching Congressus product so it</w:t>
-      </w:r>
-      <w:r>
-        <w:t xml:space="preserve"> </w:t>
-      </w:r>
-      <w:r>
-        <w:t xml:space="preserve">can appear on invoices. New products start as</w:t>
-      </w:r>
-      <w:r>
-        <w:t xml:space="preserve"> </w:t>
-      </w:r>
-      <w:r>
-        <w:rPr>
-          <w:b/>
-          <w:bCs/>
-        </w:rPr>
-        <w:t xml:space="preserve">Draft</w:t>
-      </w:r>
-      <w:r>
-        <w:t xml:space="preserve">.</w:t>
-      </w:r>
-    </w:p>
-    <w:p>
-      <w:pPr>
+        <w:t xml:space="preserve">Sync from Congressus</w:t>
+      </w:r>
+      <w:r>
+        <w:t xml:space="preserve"> </w:t>
+      </w:r>
+      <w:r>
+        <w:t xml:space="preserve">— imports/updates all Primary &amp; Secondary members. Run</w:t>
+      </w:r>
+      <w:r>
+        <w:t xml:space="preserve"> </w:t>
+      </w:r>
+      <w:r>
+        <w:t xml:space="preserve">this whenever membership changes (new members, status changes). Inactive</w:t>
+      </w:r>
+      <w:r>
+        <w:t xml:space="preserve"> </w:t>
+      </w:r>
+      <w:r>
+        <w:t xml:space="preserve">members are flagged and cannot link cards.</w:t>
+      </w:r>
+    </w:p>
+    <w:p>
+      <w:pPr>
+        <w:pStyle w:val="Compact"/>
         <w:numPr>
           <w:ilvl w:val="0"/>
           <w:numId w:val="1028"/>
@@ -16194,13 +16208,13 @@
           <w:b/>
           <w:bCs/>
         </w:rPr>
-        <w:t xml:space="preserve">Edit price</w:t>
-      </w:r>
-      <w:r>
-        <w:t xml:space="preserve"> </w:t>
-      </w:r>
-      <w:r>
-        <w:t xml:space="preserve">— click the price, type a new value, press Enter or</w:t>
+        <w:t xml:space="preserve">🛒 Enter store</w:t>
+      </w:r>
+      <w:r>
+        <w:t xml:space="preserve"> </w:t>
+      </w:r>
+      <w:r>
+        <w:t xml:space="preserve">— opens the kiosk shop</w:t>
       </w:r>
       <w:r>
         <w:t xml:space="preserve"> </w:t>
@@ -16210,20 +16224,24 @@
           <w:b/>
           <w:bCs/>
         </w:rPr>
-        <w:t xml:space="preserve">Save</w:t>
-      </w:r>
-      <w:r>
-        <w:t xml:space="preserve">.</w:t>
-      </w:r>
-      <w:r>
-        <w:t xml:space="preserve"> </w:t>
-      </w:r>
-      <w:r>
-        <w:t xml:space="preserve">Price changes sync to Congressus.</w:t>
-      </w:r>
-    </w:p>
-    <w:p>
-      <w:pPr>
+        <w:t xml:space="preserve">as that member</w:t>
+      </w:r>
+      <w:r>
+        <w:t xml:space="preserve"> </w:t>
+      </w:r>
+      <w:r>
+        <w:t xml:space="preserve">so you can place an</w:t>
+      </w:r>
+      <w:r>
+        <w:t xml:space="preserve"> </w:t>
+      </w:r>
+      <w:r>
+        <w:t xml:space="preserve">order on their behalf (e.g. manual sale). It behaves exactly like a card tap.</w:t>
+      </w:r>
+    </w:p>
+    <w:p>
+      <w:pPr>
+        <w:pStyle w:val="Compact"/>
         <w:numPr>
           <w:ilvl w:val="0"/>
           <w:numId w:val="1028"/>
@@ -16234,41 +16252,70 @@
           <w:b/>
           <w:bCs/>
         </w:rPr>
-        <w:t xml:space="preserve">Edit stock</w:t>
-      </w:r>
-      <w:r>
-        <w:t xml:space="preserve"> </w:t>
-      </w:r>
-      <w:r>
-        <w:t xml:space="preserve">— click the stock line under the product name to set a count</w:t>
-      </w:r>
-      <w:r>
-        <w:t xml:space="preserve"> </w:t>
-      </w:r>
-      <w:r>
-        <w:t xml:space="preserve">(blank = unlimited). When stock reaches</w:t>
-      </w:r>
-      <w:r>
-        <w:t xml:space="preserve"> </w:t>
-      </w:r>
+        <w:t xml:space="preserve">Delete</w:t>
+      </w:r>
+      <w:r>
+        <w:t xml:space="preserve"> </w:t>
+      </w:r>
+      <w:r>
+        <w:t xml:space="preserve">— removes a member and their linked cards. Blocked if the member has</w:t>
+      </w:r>
+      <w:r>
+        <w:t xml:space="preserve"> </w:t>
+      </w:r>
+      <w:r>
+        <w:t xml:space="preserve">any invoices (delete/clear those first).</w:t>
+      </w:r>
+    </w:p>
+    <w:p>
+      <w:pPr>
+        <w:pStyle w:val="BlockText"/>
+      </w:pPr>
+      <w:r>
+        <w:t xml:space="preserve">Cards are normally linked by members themselves via the email flow — you don't</w:t>
+      </w:r>
+      <w:r>
+        <w:t xml:space="preserve"> </w:t>
+      </w:r>
+      <w:r>
+        <w:t xml:space="preserve">link cards from the admin panel.</w:t>
+      </w:r>
+    </w:p>
+    <w:bookmarkEnd w:id="118"/>
+    <w:bookmarkStart w:id="119" w:name="products"/>
+    <w:p>
+      <w:pPr>
+        <w:pStyle w:val="Heading2"/>
+      </w:pPr>
+      <w:r>
+        <w:t xml:space="preserve">Products</w:t>
+      </w:r>
+    </w:p>
+    <w:p>
+      <w:pPr>
+        <w:numPr>
+          <w:ilvl w:val="0"/>
+          <w:numId w:val="1029"/>
+        </w:numPr>
+      </w:pPr>
       <w:r>
         <w:rPr>
           <w:b/>
           <w:bCs/>
         </w:rPr>
-        <w:t xml:space="preserve">0</w:t>
-      </w:r>
-      <w:r>
-        <w:t xml:space="preserve"> </w:t>
-      </w:r>
-      <w:r>
-        <w:t xml:space="preserve">the product is shown greyed-out</w:t>
-      </w:r>
-      <w:r>
-        <w:t xml:space="preserve"> </w:t>
-      </w:r>
-      <w:r>
-        <w:t xml:space="preserve">with an</w:t>
+        <w:t xml:space="preserve">Categories</w:t>
+      </w:r>
+      <w:r>
+        <w:t xml:space="preserve"> </w:t>
+      </w:r>
+      <w:r>
+        <w:t xml:space="preserve">— at the top of the page, add a new category by typing a name and</w:t>
+      </w:r>
+      <w:r>
+        <w:t xml:space="preserve"> </w:t>
+      </w:r>
+      <w:r>
+        <w:t xml:space="preserve">pressing</w:t>
       </w:r>
       <w:r>
         <w:t xml:space="preserve"> </w:t>
@@ -16278,13 +16325,10 @@
           <w:b/>
           <w:bCs/>
         </w:rPr>
-        <w:t xml:space="preserve">Out of stock</w:t>
-      </w:r>
-      <w:r>
-        <w:t xml:space="preserve"> </w:t>
-      </w:r>
-      <w:r>
-        <w:t xml:space="preserve">label in the kiosk — but members can</w:t>
+        <w:t xml:space="preserve">Add category</w:t>
+      </w:r>
+      <w:r>
+        <w:t xml:space="preserve">. Each chip shows how many products it holds; the</w:t>
       </w:r>
       <w:r>
         <w:t xml:space="preserve"> </w:t>
@@ -16294,13 +16338,13 @@
           <w:b/>
           <w:bCs/>
         </w:rPr>
-        <w:t xml:space="preserve">still buy it</w:t>
-      </w:r>
-      <w:r>
-        <w:t xml:space="preserve"> </w:t>
-      </w:r>
-      <w:r>
-        <w:t xml:space="preserve">(the count is a guide, not a hard block, in case it's wrong).</w:t>
+        <w:t xml:space="preserve">×</w:t>
+      </w:r>
+      <w:r>
+        <w:t xml:space="preserve"> </w:t>
+      </w:r>
+      <w:r>
+        <w:t xml:space="preserve">deletes a category, but only once it's</w:t>
       </w:r>
       <w:r>
         <w:t xml:space="preserve"> </w:t>
@@ -16310,46 +16354,100 @@
           <w:b/>
           <w:bCs/>
         </w:rPr>
-        <w:t xml:space="preserve">Stock decreases</w:t>
+        <w:t xml:space="preserve">empty</w:t>
+      </w:r>
+      <w:r>
+        <w:t xml:space="preserve"> </w:t>
+      </w:r>
+      <w:r>
+        <w:t xml:space="preserve">(move or archive its products</w:t>
+      </w:r>
+      <w:r>
+        <w:t xml:space="preserve"> </w:t>
+      </w:r>
+      <w:r>
+        <w:t xml:space="preserve">first). Use the</w:t>
+      </w:r>
+      <w:r>
+        <w:t xml:space="preserve"> </w:t>
       </w:r>
       <w:r>
         <w:rPr>
           <w:b/>
           <w:bCs/>
         </w:rPr>
-        <w:t xml:space="preserve"> </w:t>
-      </w:r>
+        <w:t xml:space="preserve">‹ ›</w:t>
+      </w:r>
+      <w:r>
+        <w:t xml:space="preserve"> </w:t>
+      </w:r>
+      <w:r>
+        <w:t xml:space="preserve">arrows on a chip to reorder categories — the order sets</w:t>
+      </w:r>
+      <w:r>
+        <w:t xml:space="preserve"> </w:t>
+      </w:r>
+      <w:r>
+        <w:t xml:space="preserve">both the section order and the filter-pill order in the kiosk shop. Categories</w:t>
+      </w:r>
+      <w:r>
+        <w:t xml:space="preserve"> </w:t>
+      </w:r>
+      <w:r>
+        <w:t xml:space="preserve">appear as the section headers and the filter pills in the kiosk shop.</w:t>
+      </w:r>
+    </w:p>
+    <w:p>
+      <w:pPr>
+        <w:numPr>
+          <w:ilvl w:val="0"/>
+          <w:numId w:val="1029"/>
+        </w:numPr>
+      </w:pPr>
       <w:r>
         <w:rPr>
           <w:b/>
           <w:bCs/>
         </w:rPr>
-        <w:t xml:space="preserve">automatically</w:t>
-      </w:r>
-      <w:r>
-        <w:t xml:space="preserve"> </w:t>
-      </w:r>
-      <w:r>
-        <w:t xml:space="preserve">as products are bought (by the quantity in each confirmed</w:t>
-      </w:r>
-      <w:r>
-        <w:t xml:space="preserve"> </w:t>
-      </w:r>
-      <w:r>
-        <w:t xml:space="preserve">order); it clamps at 0 and never goes negative, and unlimited products are</w:t>
-      </w:r>
-      <w:r>
-        <w:t xml:space="preserve"> </w:t>
-      </w:r>
-      <w:r>
-        <w:t xml:space="preserve">unaffected. Set the count again when you restock.</w:t>
+        <w:t xml:space="preserve">Add product</w:t>
+      </w:r>
+      <w:r>
+        <w:t xml:space="preserve"> </w:t>
+      </w:r>
+      <w:r>
+        <w:t xml:space="preserve">— name, price (€), category, and optional stock (blank =</w:t>
+      </w:r>
+      <w:r>
+        <w:t xml:space="preserve"> </w:t>
+      </w:r>
+      <w:r>
+        <w:t xml:space="preserve">unlimited). Creating a product also creates a matching Congressus product so it</w:t>
+      </w:r>
+      <w:r>
+        <w:t xml:space="preserve"> </w:t>
+      </w:r>
+      <w:r>
+        <w:t xml:space="preserve">can appear on invoices. New products start as</w:t>
+      </w:r>
+      <w:r>
+        <w:t xml:space="preserve"> </w:t>
+      </w:r>
+      <w:r>
+        <w:rPr>
+          <w:b/>
+          <w:bCs/>
+        </w:rPr>
+        <w:t xml:space="preserve">Draft</w:t>
+      </w:r>
+      <w:r>
+        <w:t xml:space="preserve">.</w:t>
       </w:r>
     </w:p>
     <w:p>
       <w:pPr>
         <w:numPr>
           <w:ilvl w:val="0"/>
-          <w:numId w:val="1028"/>
+          <w:numId w:val="1029"/>
         </w:numPr>
       </w:pPr>
       <w:r>
@@ -16357,26 +16455,189 @@
           <w:b/>
           <w:bCs/>
         </w:rPr>
-        <w:t xml:space="preserve">Change category</w:t>
-      </w:r>
-      <w:r>
-        <w:t xml:space="preserve"> </w:t>
-      </w:r>
-      <w:r>
-        <w:t xml:space="preserve">— pick a different category from the dropdown on the product</w:t>
-      </w:r>
-      <w:r>
-        <w:t xml:space="preserve"> </w:t>
-      </w:r>
-      <w:r>
-        <w:t xml:space="preserve">row; it moves immediately. Category is SSS-only (it doesn't affect Congressus).</w:t>
+        <w:t xml:space="preserve">Edit price</w:t>
+      </w:r>
+      <w:r>
+        <w:t xml:space="preserve"> </w:t>
+      </w:r>
+      <w:r>
+        <w:t xml:space="preserve">— click the price, type a new value, press Enter or</w:t>
+      </w:r>
+      <w:r>
+        <w:t xml:space="preserve"> </w:t>
+      </w:r>
+      <w:r>
+        <w:rPr>
+          <w:b/>
+          <w:bCs/>
+        </w:rPr>
+        <w:t xml:space="preserve">Save</w:t>
+      </w:r>
+      <w:r>
+        <w:t xml:space="preserve">.</w:t>
+      </w:r>
+      <w:r>
+        <w:t xml:space="preserve"> </w:t>
+      </w:r>
+      <w:r>
+        <w:t xml:space="preserve">Price changes sync to Congressus.</w:t>
       </w:r>
     </w:p>
     <w:p>
       <w:pPr>
         <w:numPr>
           <w:ilvl w:val="0"/>
-          <w:numId w:val="1028"/>
+          <w:numId w:val="1029"/>
+        </w:numPr>
+      </w:pPr>
+      <w:r>
+        <w:rPr>
+          <w:b/>
+          <w:bCs/>
+        </w:rPr>
+        <w:t xml:space="preserve">Edit stock</w:t>
+      </w:r>
+      <w:r>
+        <w:t xml:space="preserve"> </w:t>
+      </w:r>
+      <w:r>
+        <w:t xml:space="preserve">— click the stock line under the product name to set a count</w:t>
+      </w:r>
+      <w:r>
+        <w:t xml:space="preserve"> </w:t>
+      </w:r>
+      <w:r>
+        <w:t xml:space="preserve">(blank = unlimited). When stock reaches</w:t>
+      </w:r>
+      <w:r>
+        <w:t xml:space="preserve"> </w:t>
+      </w:r>
+      <w:r>
+        <w:rPr>
+          <w:b/>
+          <w:bCs/>
+        </w:rPr>
+        <w:t xml:space="preserve">0</w:t>
+      </w:r>
+      <w:r>
+        <w:t xml:space="preserve"> </w:t>
+      </w:r>
+      <w:r>
+        <w:t xml:space="preserve">the product is shown greyed-out</w:t>
+      </w:r>
+      <w:r>
+        <w:t xml:space="preserve"> </w:t>
+      </w:r>
+      <w:r>
+        <w:t xml:space="preserve">with an</w:t>
+      </w:r>
+      <w:r>
+        <w:t xml:space="preserve"> </w:t>
+      </w:r>
+      <w:r>
+        <w:rPr>
+          <w:b/>
+          <w:bCs/>
+        </w:rPr>
+        <w:t xml:space="preserve">Out of stock</w:t>
+      </w:r>
+      <w:r>
+        <w:t xml:space="preserve"> </w:t>
+      </w:r>
+      <w:r>
+        <w:t xml:space="preserve">label in the kiosk — but members can</w:t>
+      </w:r>
+      <w:r>
+        <w:t xml:space="preserve"> </w:t>
+      </w:r>
+      <w:r>
+        <w:rPr>
+          <w:b/>
+          <w:bCs/>
+        </w:rPr>
+        <w:t xml:space="preserve">still buy it</w:t>
+      </w:r>
+      <w:r>
+        <w:t xml:space="preserve"> </w:t>
+      </w:r>
+      <w:r>
+        <w:t xml:space="preserve">(the count is a guide, not a hard block, in case it's wrong).</w:t>
+      </w:r>
+      <w:r>
+        <w:t xml:space="preserve"> </w:t>
+      </w:r>
+      <w:r>
+        <w:rPr>
+          <w:b/>
+          <w:bCs/>
+        </w:rPr>
+        <w:t xml:space="preserve">Stock decreases</w:t>
+      </w:r>
+      <w:r>
+        <w:rPr>
+          <w:b/>
+          <w:bCs/>
+        </w:rPr>
+        <w:t xml:space="preserve"> </w:t>
+      </w:r>
+      <w:r>
+        <w:rPr>
+          <w:b/>
+          <w:bCs/>
+        </w:rPr>
+        <w:t xml:space="preserve">automatically</w:t>
+      </w:r>
+      <w:r>
+        <w:t xml:space="preserve"> </w:t>
+      </w:r>
+      <w:r>
+        <w:t xml:space="preserve">as products are bought (by the quantity in each confirmed</w:t>
+      </w:r>
+      <w:r>
+        <w:t xml:space="preserve"> </w:t>
+      </w:r>
+      <w:r>
+        <w:t xml:space="preserve">order); it clamps at 0 and never goes negative, and unlimited products are</w:t>
+      </w:r>
+      <w:r>
+        <w:t xml:space="preserve"> </w:t>
+      </w:r>
+      <w:r>
+        <w:t xml:space="preserve">unaffected. Set the count again when you restock.</w:t>
+      </w:r>
+    </w:p>
+    <w:p>
+      <w:pPr>
+        <w:numPr>
+          <w:ilvl w:val="0"/>
+          <w:numId w:val="1029"/>
+        </w:numPr>
+      </w:pPr>
+      <w:r>
+        <w:rPr>
+          <w:b/>
+          <w:bCs/>
+        </w:rPr>
+        <w:t xml:space="preserve">Change category</w:t>
+      </w:r>
+      <w:r>
+        <w:t xml:space="preserve"> </w:t>
+      </w:r>
+      <w:r>
+        <w:t xml:space="preserve">— pick a different category from the dropdown on the product</w:t>
+      </w:r>
+      <w:r>
+        <w:t xml:space="preserve"> </w:t>
+      </w:r>
+      <w:r>
+        <w:t xml:space="preserve">row; it moves immediately. Category is SSS-only (it doesn't affect Congressus).</w:t>
+      </w:r>
+    </w:p>
+    <w:p>
+      <w:pPr>
+        <w:numPr>
+          <w:ilvl w:val="0"/>
+          <w:numId w:val="1029"/>
         </w:numPr>
       </w:pPr>
       <w:r>
@@ -16404,7 +16665,7 @@
         <w:pStyle w:val="Compact"/>
         <w:numPr>
           <w:ilvl w:val="1"/>
-          <w:numId w:val="1029"/>
+          <w:numId w:val="1030"/>
         </w:numPr>
       </w:pPr>
       <w:r>
@@ -16458,7 +16719,7 @@
         <w:pStyle w:val="Compact"/>
         <w:numPr>
           <w:ilvl w:val="1"/>
-          <w:numId w:val="1029"/>
+          <w:numId w:val="1030"/>
         </w:numPr>
       </w:pPr>
       <w:r>
@@ -16572,7 +16833,7 @@
       <w:pPr>
         <w:numPr>
           <w:ilvl w:val="0"/>
-          <w:numId w:val="1028"/>
+          <w:numId w:val="1029"/>
         </w:numPr>
       </w:pPr>
       <w:r>
@@ -16593,7 +16854,7 @@
       <w:pPr>
         <w:numPr>
           <w:ilvl w:val="0"/>
-          <w:numId w:val="1028"/>
+          <w:numId w:val="1029"/>
         </w:numPr>
       </w:pPr>
       <w:r>
@@ -16630,7 +16891,7 @@
       <w:pPr>
         <w:numPr>
           <w:ilvl w:val="0"/>
-          <w:numId w:val="1028"/>
+          <w:numId w:val="1029"/>
         </w:numPr>
       </w:pPr>
       <w:r>
@@ -16647,8 +16908,8 @@
         <w:t xml:space="preserve">— hides a product you no longer sell.</w:t>
       </w:r>
     </w:p>
-    <w:bookmarkEnd w:id="118"/>
-    <w:bookmarkStart w:id="119" w:name="invoices"/>
+    <w:bookmarkEnd w:id="119"/>
+    <w:bookmarkStart w:id="120" w:name="invoices"/>
     <w:p>
       <w:pPr>
         <w:pStyle w:val="Heading2"/>
@@ -16695,199 +16956,6 @@
       </w:r>
       <w:r>
         <w:t xml:space="preserve">(already sent to Congressus).</w:t>
-      </w:r>
-    </w:p>
-    <w:p>
-      <w:pPr>
-        <w:pStyle w:val="Compact"/>
-        <w:numPr>
-          <w:ilvl w:val="0"/>
-          <w:numId w:val="1030"/>
-        </w:numPr>
-      </w:pPr>
-      <w:r>
-        <w:rPr>
-          <w:b/>
-          <w:bCs/>
-        </w:rPr>
-        <w:t xml:space="preserve">Edit</w:t>
-      </w:r>
-      <w:r>
-        <w:t xml:space="preserve"> </w:t>
-      </w:r>
-      <w:r>
-        <w:t xml:space="preserve">(pending only) — adjust line quantities with</w:t>
-      </w:r>
-      <w:r>
-        <w:t xml:space="preserve"> </w:t>
-      </w:r>
-      <w:r>
-        <w:rPr>
-          <w:rStyle w:val="VerbatimChar"/>
-        </w:rPr>
-        <w:t xml:space="preserve">−/+</w:t>
-      </w:r>
-      <w:r>
-        <w:t xml:space="preserve">, or set a line to 0</w:t>
-      </w:r>
-      <w:r>
-        <w:t xml:space="preserve"> </w:t>
-      </w:r>
-      <w:r>
-        <w:t xml:space="preserve">to remove it; the total recalculates live. Use this when a member was charged</w:t>
-      </w:r>
-      <w:r>
-        <w:t xml:space="preserve"> </w:t>
-      </w:r>
-      <w:r>
-        <w:t xml:space="preserve">for something by mistake or that wasn't actually in stock.</w:t>
-      </w:r>
-      <w:r>
-        <w:t xml:space="preserve"> </w:t>
-      </w:r>
-      <w:r>
-        <w:rPr>
-          <w:b/>
-          <w:bCs/>
-        </w:rPr>
-        <w:t xml:space="preserve">Save changes</w:t>
-      </w:r>
-      <w:r>
-        <w:t xml:space="preserve">.</w:t>
-      </w:r>
-    </w:p>
-    <w:p>
-      <w:pPr>
-        <w:pStyle w:val="Compact"/>
-        <w:numPr>
-          <w:ilvl w:val="0"/>
-          <w:numId w:val="1030"/>
-        </w:numPr>
-      </w:pPr>
-      <w:r>
-        <w:rPr>
-          <w:b/>
-          <w:bCs/>
-        </w:rPr>
-        <w:t xml:space="preserve">Delete invoice</w:t>
-      </w:r>
-      <w:r>
-        <w:t xml:space="preserve"> </w:t>
-      </w:r>
-      <w:r>
-        <w:t xml:space="preserve">(pending only) — remove a whole invoice.</w:t>
-      </w:r>
-    </w:p>
-    <w:p>
-      <w:pPr>
-        <w:pStyle w:val="Compact"/>
-        <w:numPr>
-          <w:ilvl w:val="0"/>
-          <w:numId w:val="1030"/>
-        </w:numPr>
-      </w:pPr>
-      <w:r>
-        <w:rPr>
-          <w:b/>
-          <w:bCs/>
-        </w:rPr>
-        <w:t xml:space="preserve">Export to Congressus</w:t>
-      </w:r>
-      <w:r>
-        <w:t xml:space="preserve"> </w:t>
-      </w:r>
-      <w:r>
-        <w:t xml:space="preserve">— bills all pending invoices. They are grouped into</w:t>
-      </w:r>
-      <w:r>
-        <w:t xml:space="preserve"> </w:t>
-      </w:r>
-      <w:r>
-        <w:rPr>
-          <w:b/>
-          <w:bCs/>
-        </w:rPr>
-        <w:t xml:space="preserve">one Congressus invoice per member per month</w:t>
-      </w:r>
-      <w:r>
-        <w:t xml:space="preserve"> </w:t>
-      </w:r>
-      <w:r>
-        <w:t xml:space="preserve">and then move to the Exported</w:t>
-      </w:r>
-      <w:r>
-        <w:t xml:space="preserve"> </w:t>
-      </w:r>
-      <w:r>
-        <w:t xml:space="preserve">tab. Run this once per billing cycle (e.g. monthly).</w:t>
-      </w:r>
-    </w:p>
-    <w:p>
-      <w:pPr>
-        <w:pStyle w:val="Compact"/>
-        <w:numPr>
-          <w:ilvl w:val="0"/>
-          <w:numId w:val="1030"/>
-        </w:numPr>
-      </w:pPr>
-      <w:r>
-        <w:rPr>
-          <w:b/>
-          <w:bCs/>
-        </w:rPr>
-        <w:t xml:space="preserve">Clear all … (test data)</w:t>
-      </w:r>
-      <w:r>
-        <w:t xml:space="preserve"> </w:t>
-      </w:r>
-      <w:r>
-        <w:t xml:space="preserve">— bulk-deletes every invoice in the current tab,</w:t>
-      </w:r>
-      <w:r>
-        <w:t xml:space="preserve"> </w:t>
-      </w:r>
-      <w:r>
-        <w:t xml:space="preserve">with a double confirmation. Use this to wipe test data so the dashboard counts</w:t>
-      </w:r>
-      <w:r>
-        <w:t xml:space="preserve"> </w:t>
-      </w:r>
-      <w:r>
-        <w:t xml:space="preserve">fresh.</w:t>
-      </w:r>
-      <w:r>
-        <w:t xml:space="preserve"> </w:t>
-      </w:r>
-      <w:r>
-        <w:rPr>
-          <w:b/>
-          <w:bCs/>
-        </w:rPr>
-        <w:t xml:space="preserve">Irreversible.</w:t>
-      </w:r>
-    </w:p>
-    <w:p>
-      <w:pPr>
-        <w:pStyle w:val="BlockText"/>
-      </w:pPr>
-      <w:r>
-        <w:t xml:space="preserve">Exported invoices are read-only here. They've been sent to Congressus, so</w:t>
-      </w:r>
-      <w:r>
-        <w:t xml:space="preserve"> </w:t>
-      </w:r>
-      <w:r>
-        <w:t xml:space="preserve">corrections after export must be made in Congressus directly.</w:t>
-      </w:r>
-    </w:p>
-    <w:bookmarkEnd w:id="119"/>
-    <w:bookmarkStart w:id="120" w:name="typical-monthly-routine"/>
-    <w:p>
-      <w:pPr>
-        <w:pStyle w:val="Heading2"/>
-      </w:pPr>
-      <w:r>
-        <w:t xml:space="preserve">Typical monthly routine</w:t>
       </w:r>
     </w:p>
     <w:p>
@@ -16903,13 +16971,50 @@
           <w:b/>
           <w:bCs/>
         </w:rPr>
-        <w:t xml:space="preserve">Members → Sync from Congressus</w:t>
-      </w:r>
-      <w:r>
-        <w:t xml:space="preserve"> </w:t>
-      </w:r>
-      <w:r>
-        <w:t xml:space="preserve">(catch new/changed members).</w:t>
+        <w:t xml:space="preserve">Edit</w:t>
+      </w:r>
+      <w:r>
+        <w:t xml:space="preserve"> </w:t>
+      </w:r>
+      <w:r>
+        <w:t xml:space="preserve">(pending only) — adjust line quantities with</w:t>
+      </w:r>
+      <w:r>
+        <w:t xml:space="preserve"> </w:t>
+      </w:r>
+      <w:r>
+        <w:rPr>
+          <w:rStyle w:val="VerbatimChar"/>
+        </w:rPr>
+        <w:t xml:space="preserve">−/+</w:t>
+      </w:r>
+      <w:r>
+        <w:t xml:space="preserve">, or set a line to 0</w:t>
+      </w:r>
+      <w:r>
+        <w:t xml:space="preserve"> </w:t>
+      </w:r>
+      <w:r>
+        <w:t xml:space="preserve">to remove it; the total recalculates live. Use this when a member was charged</w:t>
+      </w:r>
+      <w:r>
+        <w:t xml:space="preserve"> </w:t>
+      </w:r>
+      <w:r>
+        <w:t xml:space="preserve">for something by mistake or that wasn't actually in stock.</w:t>
+      </w:r>
+      <w:r>
+        <w:t xml:space="preserve"> </w:t>
+      </w:r>
+      <w:r>
+        <w:rPr>
+          <w:b/>
+          <w:bCs/>
+        </w:rPr>
+        <w:t xml:space="preserve">Save changes</w:t>
+      </w:r>
+      <w:r>
+        <w:t xml:space="preserve">.</w:t>
       </w:r>
     </w:p>
     <w:p>
@@ -16921,23 +17026,17 @@
         </w:numPr>
       </w:pPr>
       <w:r>
-        <w:t xml:space="preserve">Check the</w:t>
-      </w:r>
-      <w:r>
-        <w:t xml:space="preserve"> </w:t>
-      </w:r>
-      <w:r>
         <w:rPr>
           <w:b/>
           <w:bCs/>
         </w:rPr>
-        <w:t xml:space="preserve">Dashboard</w:t>
-      </w:r>
-      <w:r>
-        <w:t xml:space="preserve"> </w:t>
-      </w:r>
-      <w:r>
-        <w:t xml:space="preserve">for the month.</w:t>
+        <w:t xml:space="preserve">Delete invoice</w:t>
+      </w:r>
+      <w:r>
+        <w:t xml:space="preserve"> </w:t>
+      </w:r>
+      <w:r>
+        <w:t xml:space="preserve">(pending only) — remove a whole invoice.</w:t>
       </w:r>
     </w:p>
     <w:p>
@@ -16953,13 +17052,35 @@
           <w:b/>
           <w:bCs/>
         </w:rPr>
-        <w:t xml:space="preserve">Invoices → Export to Congressus</w:t>
-      </w:r>
-      <w:r>
-        <w:t xml:space="preserve"> </w:t>
-      </w:r>
-      <w:r>
-        <w:t xml:space="preserve">to bill the month's purchases.</w:t>
+        <w:t xml:space="preserve">Export to Congressus</w:t>
+      </w:r>
+      <w:r>
+        <w:t xml:space="preserve"> </w:t>
+      </w:r>
+      <w:r>
+        <w:t xml:space="preserve">— bills all pending invoices. They are grouped into</w:t>
+      </w:r>
+      <w:r>
+        <w:t xml:space="preserve"> </w:t>
+      </w:r>
+      <w:r>
+        <w:rPr>
+          <w:b/>
+          <w:bCs/>
+        </w:rPr>
+        <w:t xml:space="preserve">one Congressus invoice per member per month</w:t>
+      </w:r>
+      <w:r>
+        <w:t xml:space="preserve"> </w:t>
+      </w:r>
+      <w:r>
+        <w:t xml:space="preserve">and then move to the Exported</w:t>
+      </w:r>
+      <w:r>
+        <w:t xml:space="preserve"> </w:t>
+      </w:r>
+      <w:r>
+        <w:t xml:space="preserve">tab. Run this once per billing cycle (e.g. monthly).</w:t>
       </w:r>
     </w:p>
     <w:p>
@@ -16971,17 +17092,63 @@
         </w:numPr>
       </w:pPr>
       <w:r>
-        <w:t xml:space="preserve">Verify the new invoices in Congressus.</w:t>
+        <w:rPr>
+          <w:b/>
+          <w:bCs/>
+        </w:rPr>
+        <w:t xml:space="preserve">Clear all … (test data)</w:t>
+      </w:r>
+      <w:r>
+        <w:t xml:space="preserve"> </w:t>
+      </w:r>
+      <w:r>
+        <w:t xml:space="preserve">— bulk-deletes every invoice in the current tab,</w:t>
+      </w:r>
+      <w:r>
+        <w:t xml:space="preserve"> </w:t>
+      </w:r>
+      <w:r>
+        <w:t xml:space="preserve">with a double confirmation. Use this to wipe test data so the dashboard counts</w:t>
+      </w:r>
+      <w:r>
+        <w:t xml:space="preserve"> </w:t>
+      </w:r>
+      <w:r>
+        <w:t xml:space="preserve">fresh.</w:t>
+      </w:r>
+      <w:r>
+        <w:t xml:space="preserve"> </w:t>
+      </w:r>
+      <w:r>
+        <w:rPr>
+          <w:b/>
+          <w:bCs/>
+        </w:rPr>
+        <w:t xml:space="preserve">Irreversible.</w:t>
+      </w:r>
+    </w:p>
+    <w:p>
+      <w:pPr>
+        <w:pStyle w:val="BlockText"/>
+      </w:pPr>
+      <w:r>
+        <w:t xml:space="preserve">Exported invoices are read-only here. They've been sent to Congressus, so</w:t>
+      </w:r>
+      <w:r>
+        <w:t xml:space="preserve"> </w:t>
+      </w:r>
+      <w:r>
+        <w:t xml:space="preserve">corrections after export must be made in Congressus directly.</w:t>
       </w:r>
     </w:p>
     <w:bookmarkEnd w:id="120"/>
-    <w:bookmarkStart w:id="121" w:name="Xdfdd6fef4644c16841a13fbca3b793942ebb4aa"/>
+    <w:bookmarkStart w:id="121" w:name="typical-monthly-routine"/>
     <w:p>
       <w:pPr>
         <w:pStyle w:val="Heading2"/>
       </w:pPr>
       <w:r>
-        <w:t xml:space="preserve">Member-facing flows (what members experience)</w:t>
+        <w:t xml:space="preserve">Typical monthly routine</w:t>
       </w:r>
     </w:p>
     <w:p>
@@ -16997,19 +17164,13 @@
           <w:b/>
           <w:bCs/>
         </w:rPr>
-        <w:t xml:space="preserve">Tap a registered card</w:t>
-      </w:r>
-      <w:r>
-        <w:t xml:space="preserve"> </w:t>
-      </w:r>
-      <w:r>
-        <w:t xml:space="preserve">→ the shop opens, greets them by name, they pick</w:t>
-      </w:r>
-      <w:r>
-        <w:t xml:space="preserve"> </w:t>
-      </w:r>
-      <w:r>
-        <w:t xml:space="preserve">snacks and confirm. It auto-returns to the tap screen after ~1 minute idle.</w:t>
+        <w:t xml:space="preserve">Members → Sync from Congressus</w:t>
+      </w:r>
+      <w:r>
+        <w:t xml:space="preserve"> </w:t>
+      </w:r>
+      <w:r>
+        <w:t xml:space="preserve">(catch new/changed members).</w:t>
       </w:r>
     </w:p>
     <w:p>
@@ -17021,61 +17182,23 @@
         </w:numPr>
       </w:pPr>
       <w:r>
+        <w:t xml:space="preserve">Check the</w:t>
+      </w:r>
+      <w:r>
+        <w:t xml:space="preserve"> </w:t>
+      </w:r>
+      <w:r>
         <w:rPr>
           <w:b/>
           <w:bCs/>
         </w:rPr>
-        <w:t xml:space="preserve">Tap an unregistered card</w:t>
-      </w:r>
-      <w:r>
-        <w:t xml:space="preserve"> </w:t>
-      </w:r>
-      <w:r>
-        <w:t xml:space="preserve">→ they enter their</w:t>
-      </w:r>
-      <w:r>
-        <w:t xml:space="preserve"> </w:t>
-      </w:r>
-      <w:r>
-        <w:rPr>
-          <w:b/>
-          <w:bCs/>
-        </w:rPr>
-        <w:t xml:space="preserve">Stress website email</w:t>
-      </w:r>
-      <w:r>
-        <w:t xml:space="preserve"> </w:t>
-      </w:r>
-      <w:r>
-        <w:t xml:space="preserve">→ they</w:t>
-      </w:r>
-      <w:r>
-        <w:t xml:space="preserve"> </w:t>
-      </w:r>
-      <w:r>
-        <w:t xml:space="preserve">get a verification email → they click</w:t>
-      </w:r>
-      <w:r>
-        <w:t xml:space="preserve"> </w:t>
-      </w:r>
-      <w:r>
-        <w:rPr>
-          <w:b/>
-          <w:bCs/>
-        </w:rPr>
-        <w:t xml:space="preserve">Yes, link my card</w:t>
-      </w:r>
-      <w:r>
-        <w:t xml:space="preserve"> </w:t>
-      </w:r>
-      <w:r>
-        <w:t xml:space="preserve">on their phone →</w:t>
-      </w:r>
-      <w:r>
-        <w:t xml:space="preserve"> </w:t>
-      </w:r>
-      <w:r>
-        <w:t xml:space="preserve">the card is linked. They then tap again at the kiosk to shop.</w:t>
+        <w:t xml:space="preserve">Dashboard</w:t>
+      </w:r>
+      <w:r>
+        <w:t xml:space="preserve"> </w:t>
+      </w:r>
+      <w:r>
+        <w:t xml:space="preserve">for the month.</w:t>
       </w:r>
     </w:p>
     <w:p>
@@ -17091,97 +17214,35 @@
           <w:b/>
           <w:bCs/>
         </w:rPr>
-        <w:t xml:space="preserve">"Email not found"</w:t>
-      </w:r>
-      <w:r>
-        <w:t xml:space="preserve"> </w:t>
-      </w:r>
-      <w:r>
-        <w:t xml:space="preserve">→ they typed an email that isn't a member's. They should</w:t>
-      </w:r>
-      <w:r>
-        <w:t xml:space="preserve"> </w:t>
-      </w:r>
-      <w:r>
-        <w:t xml:space="preserve">use the email they log into the Stress website with. Persisting issues → board.</w:t>
-      </w:r>
-    </w:p>
-    <w:p>
-      <w:r>
-        <w:br w:type="page"/>
+        <w:t xml:space="preserve">Invoices → Export to Congressus</w:t>
+      </w:r>
+      <w:r>
+        <w:t xml:space="preserve"> </w:t>
+      </w:r>
+      <w:r>
+        <w:t xml:space="preserve">to bill the month's purchases.</w:t>
+      </w:r>
+    </w:p>
+    <w:p>
+      <w:pPr>
+        <w:pStyle w:val="Compact"/>
+        <w:numPr>
+          <w:ilvl w:val="0"/>
+          <w:numId w:val="1032"/>
+        </w:numPr>
+      </w:pPr>
+      <w:r>
+        <w:t xml:space="preserve">Verify the new invoices in Congressus.</w:t>
       </w:r>
     </w:p>
     <w:bookmarkEnd w:id="121"/>
-    <w:bookmarkEnd w:id="122"/>
-    <w:bookmarkStart w:id="136" w:name="security-model"/>
-    <w:p>
-      <w:pPr>
-        <w:pStyle w:val="Heading1"/>
-      </w:pPr>
-      <w:r>
-        <w:t xml:space="preserve">Security Model</w:t>
-      </w:r>
-    </w:p>
-    <w:p>
-      <w:pPr>
-        <w:pStyle w:val="FirstParagraph"/>
-      </w:pPr>
-      <w:r>
-        <w:t xml:space="preserve">The guiding rule:</w:t>
-      </w:r>
-      <w:r>
-        <w:t xml:space="preserve"> </w:t>
-      </w:r>
-      <w:r>
-        <w:rPr>
-          <w:b/>
-          <w:bCs/>
-        </w:rPr>
-        <w:t xml:space="preserve">no member or internal data is reachable without a valid</w:t>
-      </w:r>
-      <w:r>
-        <w:rPr>
-          <w:b/>
-          <w:bCs/>
-        </w:rPr>
-        <w:t xml:space="preserve"> </w:t>
-      </w:r>
-      <w:r>
-        <w:rPr>
-          <w:b/>
-          <w:bCs/>
-        </w:rPr>
-        <w:t xml:space="preserve">session.</w:t>
-      </w:r>
-      <w:r>
-        <w:t xml:space="preserve"> </w:t>
-      </w:r>
-      <w:r>
-        <w:t xml:space="preserve">This document explains how that's enforced and the deliberate</w:t>
-      </w:r>
-      <w:r>
-        <w:t xml:space="preserve"> </w:t>
-      </w:r>
-      <w:r>
-        <w:t xml:space="preserve">trade-offs made for a shared, physical kiosk.</w:t>
-      </w:r>
-    </w:p>
-    <w:bookmarkStart w:id="126" w:name="authentication--authorisation"/>
+    <w:bookmarkStart w:id="122" w:name="Xdfdd6fef4644c16841a13fbca3b793942ebb4aa"/>
     <w:p>
       <w:pPr>
         <w:pStyle w:val="Heading2"/>
       </w:pPr>
       <w:r>
-        <w:t xml:space="preserve">Authentication &amp; authorisation</w:t>
-      </w:r>
-    </w:p>
-    <w:bookmarkStart w:id="123" w:name="admin"/>
-    <w:p>
-      <w:pPr>
-        <w:pStyle w:val="Heading3"/>
-      </w:pPr>
-      <w:r>
-        <w:t xml:space="preserve">Admin</w:t>
+        <w:t xml:space="preserve">Member-facing flows (what members experience)</w:t>
       </w:r>
     </w:p>
     <w:p>
@@ -17193,56 +17254,23 @@
         </w:numPr>
       </w:pPr>
       <w:r>
-        <w:t xml:space="preserve">Login (</w:t>
-      </w:r>
-      <w:r>
-        <w:rPr>
-          <w:rStyle w:val="VerbatimChar"/>
-        </w:rPr>
-        <w:t xml:space="preserve">POST /api/auth/login</w:t>
-      </w:r>
-      <w:r>
-        <w:t xml:space="preserve">) verifies a bcrypt password and sets an</w:t>
-      </w:r>
-      <w:r>
-        <w:t xml:space="preserve"> </w:t>
-      </w:r>
-      <w:r>
         <w:rPr>
           <w:b/>
           <w:bCs/>
         </w:rPr>
-        <w:t xml:space="preserve">httpOnly</w:t>
-      </w:r>
-      <w:r>
-        <w:t xml:space="preserve"> </w:t>
-      </w:r>
-      <w:r>
-        <w:rPr>
-          <w:rStyle w:val="VerbatimChar"/>
-        </w:rPr>
-        <w:t xml:space="preserve">session</w:t>
-      </w:r>
-      <w:r>
-        <w:t xml:space="preserve"> </w:t>
-      </w:r>
-      <w:r>
-        <w:t xml:space="preserve">cookie (7-day</w:t>
-      </w:r>
-      <w:r>
-        <w:t xml:space="preserve"> </w:t>
-      </w:r>
-      <w:r>
-        <w:rPr>
-          <w:rStyle w:val="VerbatimChar"/>
-        </w:rPr>
-        <w:t xml:space="preserve">Session</w:t>
-      </w:r>
-      <w:r>
-        <w:t xml:space="preserve"> </w:t>
-      </w:r>
-      <w:r>
-        <w:t xml:space="preserve">row).</w:t>
+        <w:t xml:space="preserve">Tap a registered card</w:t>
+      </w:r>
+      <w:r>
+        <w:t xml:space="preserve"> </w:t>
+      </w:r>
+      <w:r>
+        <w:t xml:space="preserve">→ the shop opens, greets them by name, they pick</w:t>
+      </w:r>
+      <w:r>
+        <w:t xml:space="preserve"> </w:t>
+      </w:r>
+      <w:r>
+        <w:t xml:space="preserve">snacks and confirm. It auto-returns to the tap screen after ~1 minute idle.</w:t>
       </w:r>
     </w:p>
     <w:p>
@@ -17255,67 +17283,60 @@
       </w:pPr>
       <w:r>
         <w:rPr>
-          <w:rStyle w:val="VerbatimChar"/>
-        </w:rPr>
-        <w:t xml:space="preserve">requireAdmin()</w:t>
-      </w:r>
-      <w:r>
-        <w:t xml:space="preserve"> </w:t>
-      </w:r>
-      <w:r>
-        <w:t xml:space="preserve">(</w:t>
-      </w:r>
-      <w:r>
-        <w:rPr>
-          <w:rStyle w:val="VerbatimChar"/>
-        </w:rPr>
-        <w:t xml:space="preserve">src/lib/auth.ts</w:t>
-      </w:r>
-      <w:r>
-        <w:t xml:space="preserve">) loads the session, checks it isn't expired,</w:t>
-      </w:r>
-      <w:r>
-        <w:t xml:space="preserve"> </w:t>
-      </w:r>
-      <w:r>
-        <w:t xml:space="preserve">and checks</w:t>
-      </w:r>
-      <w:r>
-        <w:t xml:space="preserve"> </w:t>
-      </w:r>
-      <w:r>
-        <w:rPr>
-          <w:rStyle w:val="VerbatimChar"/>
-        </w:rPr>
-        <w:t xml:space="preserve">role === "ADMIN"</w:t>
-      </w:r>
-      <w:r>
-        <w:t xml:space="preserve">.</w:t>
-      </w:r>
-      <w:r>
-        <w:t xml:space="preserve"> </w:t>
-      </w:r>
-      <w:r>
-        <w:rPr>
           <w:b/>
           <w:bCs/>
         </w:rPr>
-        <w:t xml:space="preserve">Every</w:t>
-      </w:r>
-      <w:r>
-        <w:t xml:space="preserve"> </w:t>
-      </w:r>
-      <w:r>
-        <w:rPr>
-          <w:rStyle w:val="VerbatimChar"/>
-        </w:rPr>
-        <w:t xml:space="preserve">/api/admin/*</w:t>
-      </w:r>
-      <w:r>
-        <w:t xml:space="preserve"> </w:t>
-      </w:r>
-      <w:r>
-        <w:t xml:space="preserve">handler calls it.</w:t>
+        <w:t xml:space="preserve">Tap an unregistered card</w:t>
+      </w:r>
+      <w:r>
+        <w:t xml:space="preserve"> </w:t>
+      </w:r>
+      <w:r>
+        <w:t xml:space="preserve">→ they enter their</w:t>
+      </w:r>
+      <w:r>
+        <w:t xml:space="preserve"> </w:t>
+      </w:r>
+      <w:r>
+        <w:rPr>
+          <w:b/>
+          <w:bCs/>
+        </w:rPr>
+        <w:t xml:space="preserve">Stress website email</w:t>
+      </w:r>
+      <w:r>
+        <w:t xml:space="preserve"> </w:t>
+      </w:r>
+      <w:r>
+        <w:t xml:space="preserve">→ they</w:t>
+      </w:r>
+      <w:r>
+        <w:t xml:space="preserve"> </w:t>
+      </w:r>
+      <w:r>
+        <w:t xml:space="preserve">get a verification email → they click</w:t>
+      </w:r>
+      <w:r>
+        <w:t xml:space="preserve"> </w:t>
+      </w:r>
+      <w:r>
+        <w:rPr>
+          <w:b/>
+          <w:bCs/>
+        </w:rPr>
+        <w:t xml:space="preserve">Yes, link my card</w:t>
+      </w:r>
+      <w:r>
+        <w:t xml:space="preserve"> </w:t>
+      </w:r>
+      <w:r>
+        <w:t xml:space="preserve">on their phone →</w:t>
+      </w:r>
+      <w:r>
+        <w:t xml:space="preserve"> </w:t>
+      </w:r>
+      <w:r>
+        <w:t xml:space="preserve">the card is linked. They then tap again at the kiosk to shop.</w:t>
       </w:r>
     </w:p>
     <w:p>
@@ -17327,144 +17348,101 @@
         </w:numPr>
       </w:pPr>
       <w:r>
-        <w:t xml:space="preserve">The admin pages are gated by a</w:t>
-      </w:r>
-      <w:r>
-        <w:t xml:space="preserve"> </w:t>
-      </w:r>
-      <w:r>
         <w:rPr>
           <w:b/>
           <w:bCs/>
         </w:rPr>
-        <w:t xml:space="preserve">server-side layout</w:t>
-      </w:r>
-      <w:r>
-        <w:t xml:space="preserve"> </w:t>
-      </w:r>
-      <w:r>
-        <w:t xml:space="preserve">(</w:t>
-      </w:r>
-      <w:r>
-        <w:rPr>
-          <w:rStyle w:val="VerbatimChar"/>
-        </w:rPr>
-        <w:t xml:space="preserve">requireAdmin()</w:t>
-      </w:r>
-      <w:r>
-        <w:t xml:space="preserve"> </w:t>
-      </w:r>
-      <w:r>
-        <w:t xml:space="preserve">→</w:t>
-      </w:r>
-      <w:r>
-        <w:t xml:space="preserve"> </w:t>
-      </w:r>
-      <w:r>
-        <w:rPr>
-          <w:rStyle w:val="VerbatimChar"/>
-        </w:rPr>
-        <w:t xml:space="preserve">redirect("/admin/login")</w:t>
-      </w:r>
-      <w:r>
-        <w:t xml:space="preserve">), so unauthenticated users never receive page HTML</w:t>
-      </w:r>
-      <w:r>
-        <w:t xml:space="preserve"> </w:t>
-      </w:r>
-      <w:r>
-        <w:t xml:space="preserve">or data — only a redirect.</w:t>
-      </w:r>
-    </w:p>
-    <w:p>
-      <w:pPr>
-        <w:pStyle w:val="Compact"/>
-        <w:numPr>
-          <w:ilvl w:val="0"/>
-          <w:numId w:val="1033"/>
-        </w:numPr>
-      </w:pPr>
-      <w:r>
-        <w:t xml:space="preserve">Middleware (</w:t>
-      </w:r>
-      <w:r>
-        <w:rPr>
-          <w:rStyle w:val="VerbatimChar"/>
-        </w:rPr>
-        <w:t xml:space="preserve">src/middleware.ts</w:t>
-      </w:r>
-      <w:r>
-        <w:t xml:space="preserve">) additionally requires the cookie to be present</w:t>
-      </w:r>
-      <w:r>
-        <w:t xml:space="preserve"> </w:t>
-      </w:r>
-      <w:r>
-        <w:t xml:space="preserve">on</w:t>
-      </w:r>
-      <w:r>
-        <w:t xml:space="preserve"> </w:t>
-      </w:r>
-      <w:r>
-        <w:rPr>
-          <w:rStyle w:val="VerbatimChar"/>
-        </w:rPr>
-        <w:t xml:space="preserve">/admin/*</w:t>
-      </w:r>
-      <w:r>
-        <w:t xml:space="preserve"> </w:t>
-      </w:r>
-      <w:r>
-        <w:t xml:space="preserve">and</w:t>
-      </w:r>
-      <w:r>
-        <w:t xml:space="preserve"> </w:t>
-      </w:r>
-      <w:r>
-        <w:rPr>
-          <w:rStyle w:val="VerbatimChar"/>
-        </w:rPr>
-        <w:t xml:space="preserve">/api/admin/*</w:t>
-      </w:r>
-      <w:r>
-        <w:t xml:space="preserve">. This is a fast pre-check; the real validation</w:t>
-      </w:r>
-      <w:r>
-        <w:t xml:space="preserve"> </w:t>
-      </w:r>
-      <w:r>
-        <w:t xml:space="preserve">is</w:t>
-      </w:r>
-      <w:r>
-        <w:t xml:space="preserve"> </w:t>
-      </w:r>
-      <w:r>
-        <w:rPr>
-          <w:rStyle w:val="VerbatimChar"/>
-        </w:rPr>
-        <w:t xml:space="preserve">requireAdmin()</w:t>
-      </w:r>
-      <w:r>
-        <w:t xml:space="preserve"> </w:t>
-      </w:r>
-      <w:r>
-        <w:t xml:space="preserve">(a forged/expired cookie passes middleware but is rejected</w:t>
-      </w:r>
-      <w:r>
-        <w:t xml:space="preserve"> </w:t>
-      </w:r>
-      <w:r>
-        <w:t xml:space="preserve">by the handler).</w:t>
-      </w:r>
-    </w:p>
+        <w:t xml:space="preserve">"Email not found"</w:t>
+      </w:r>
+      <w:r>
+        <w:t xml:space="preserve"> </w:t>
+      </w:r>
+      <w:r>
+        <w:t xml:space="preserve">→ they typed an email that isn't a member's. They should</w:t>
+      </w:r>
+      <w:r>
+        <w:t xml:space="preserve"> </w:t>
+      </w:r>
+      <w:r>
+        <w:t xml:space="preserve">use the email they log into the Stress website with. Persisting issues → board.</w:t>
+      </w:r>
+    </w:p>
+    <w:p>
+      <w:r>
+        <w:br w:type="page"/>
+      </w:r>
+    </w:p>
+    <w:bookmarkEnd w:id="122"/>
     <w:bookmarkEnd w:id="123"/>
-    <w:bookmarkStart w:id="124" w:name="shop-members"/>
+    <w:bookmarkStart w:id="137" w:name="security-model"/>
+    <w:p>
+      <w:pPr>
+        <w:pStyle w:val="Heading1"/>
+      </w:pPr>
+      <w:r>
+        <w:t xml:space="preserve">Security Model</w:t>
+      </w:r>
+    </w:p>
+    <w:p>
+      <w:pPr>
+        <w:pStyle w:val="FirstParagraph"/>
+      </w:pPr>
+      <w:r>
+        <w:t xml:space="preserve">The guiding rule:</w:t>
+      </w:r>
+      <w:r>
+        <w:t xml:space="preserve"> </w:t>
+      </w:r>
+      <w:r>
+        <w:rPr>
+          <w:b/>
+          <w:bCs/>
+        </w:rPr>
+        <w:t xml:space="preserve">no member or internal data is reachable without a valid</w:t>
+      </w:r>
+      <w:r>
+        <w:rPr>
+          <w:b/>
+          <w:bCs/>
+        </w:rPr>
+        <w:t xml:space="preserve"> </w:t>
+      </w:r>
+      <w:r>
+        <w:rPr>
+          <w:b/>
+          <w:bCs/>
+        </w:rPr>
+        <w:t xml:space="preserve">session.</w:t>
+      </w:r>
+      <w:r>
+        <w:t xml:space="preserve"> </w:t>
+      </w:r>
+      <w:r>
+        <w:t xml:space="preserve">This document explains how that's enforced and the deliberate</w:t>
+      </w:r>
+      <w:r>
+        <w:t xml:space="preserve"> </w:t>
+      </w:r>
+      <w:r>
+        <w:t xml:space="preserve">trade-offs made for a shared, physical kiosk.</w:t>
+      </w:r>
+    </w:p>
+    <w:bookmarkStart w:id="127" w:name="authentication--authorisation"/>
+    <w:p>
+      <w:pPr>
+        <w:pStyle w:val="Heading2"/>
+      </w:pPr>
+      <w:r>
+        <w:t xml:space="preserve">Authentication &amp; authorisation</w:t>
+      </w:r>
+    </w:p>
+    <w:bookmarkStart w:id="124" w:name="admin"/>
     <w:p>
       <w:pPr>
         <w:pStyle w:val="Heading3"/>
       </w:pPr>
       <w:r>
-        <w:t xml:space="preserve">Shop (members)</w:t>
+        <w:t xml:space="preserve">Admin</w:t>
       </w:r>
     </w:p>
     <w:p>
@@ -17476,22 +17454,16 @@
         </w:numPr>
       </w:pPr>
       <w:r>
-        <w:t xml:space="preserve">A</w:t>
-      </w:r>
-      <w:r>
-        <w:t xml:space="preserve"> </w:t>
-      </w:r>
-      <w:r>
-        <w:rPr>
-          <w:rStyle w:val="VerbatimChar"/>
-        </w:rPr>
-        <w:t xml:space="preserve">ShopSession</w:t>
-      </w:r>
-      <w:r>
-        <w:t xml:space="preserve"> </w:t>
-      </w:r>
-      <w:r>
-        <w:t xml:space="preserve">token (random cuid) is created only by a</w:t>
+        <w:t xml:space="preserve">Login (</w:t>
+      </w:r>
+      <w:r>
+        <w:rPr>
+          <w:rStyle w:val="VerbatimChar"/>
+        </w:rPr>
+        <w:t xml:space="preserve">POST /api/auth/login</w:t>
+      </w:r>
+      <w:r>
+        <w:t xml:space="preserve">) verifies a bcrypt password and sets an</w:t>
       </w:r>
       <w:r>
         <w:t xml:space="preserve"> </w:t>
@@ -17501,41 +17473,37 @@
           <w:b/>
           <w:bCs/>
         </w:rPr>
-        <w:t xml:space="preserve">physical card tap</w:t>
-      </w:r>
-      <w:r>
-        <w:t xml:space="preserve"> </w:t>
-      </w:r>
-      <w:r>
-        <w:t xml:space="preserve">or an admin's</w:t>
-      </w:r>
-      <w:r>
-        <w:t xml:space="preserve"> </w:t>
-      </w:r>
-      <w:r>
-        <w:rPr>
-          <w:b/>
-          <w:bCs/>
-        </w:rPr>
-        <w:t xml:space="preserve">Enter store</w:t>
-      </w:r>
-      <w:r>
-        <w:t xml:space="preserve">. It lives in the</w:t>
-      </w:r>
-      <w:r>
-        <w:t xml:space="preserve"> </w:t>
-      </w:r>
-      <w:r>
-        <w:rPr>
-          <w:rStyle w:val="VerbatimChar"/>
-        </w:rPr>
-        <w:t xml:space="preserve">/shop/&lt;token&gt;</w:t>
-      </w:r>
-      <w:r>
-        <w:t xml:space="preserve"> </w:t>
-      </w:r>
-      <w:r>
-        <w:t xml:space="preserve">URL.</w:t>
+        <w:t xml:space="preserve">httpOnly</w:t>
+      </w:r>
+      <w:r>
+        <w:t xml:space="preserve"> </w:t>
+      </w:r>
+      <w:r>
+        <w:rPr>
+          <w:rStyle w:val="VerbatimChar"/>
+        </w:rPr>
+        <w:t xml:space="preserve">session</w:t>
+      </w:r>
+      <w:r>
+        <w:t xml:space="preserve"> </w:t>
+      </w:r>
+      <w:r>
+        <w:t xml:space="preserve">cookie (7-day</w:t>
+      </w:r>
+      <w:r>
+        <w:t xml:space="preserve"> </w:t>
+      </w:r>
+      <w:r>
+        <w:rPr>
+          <w:rStyle w:val="VerbatimChar"/>
+        </w:rPr>
+        <w:t xml:space="preserve">Session</w:t>
+      </w:r>
+      <w:r>
+        <w:t xml:space="preserve"> </w:t>
+      </w:r>
+      <w:r>
+        <w:t xml:space="preserve">row).</w:t>
       </w:r>
     </w:p>
     <w:p>
@@ -17550,28 +17518,65 @@
         <w:rPr>
           <w:rStyle w:val="VerbatimChar"/>
         </w:rPr>
-        <w:t xml:space="preserve">/api/cart</w:t>
-      </w:r>
-      <w:r>
-        <w:t xml:space="preserve"> </w:t>
-      </w:r>
-      <w:r>
-        <w:t xml:space="preserve">and</w:t>
-      </w:r>
-      <w:r>
-        <w:t xml:space="preserve"> </w:t>
-      </w:r>
-      <w:r>
-        <w:rPr>
-          <w:rStyle w:val="VerbatimChar"/>
-        </w:rPr>
-        <w:t xml:space="preserve">/api/orders/confirm</w:t>
-      </w:r>
-      <w:r>
-        <w:t xml:space="preserve"> </w:t>
-      </w:r>
-      <w:r>
-        <w:t xml:space="preserve">require a valid, unexpired token.</w:t>
+        <w:t xml:space="preserve">requireAdmin()</w:t>
+      </w:r>
+      <w:r>
+        <w:t xml:space="preserve"> </w:t>
+      </w:r>
+      <w:r>
+        <w:t xml:space="preserve">(</w:t>
+      </w:r>
+      <w:r>
+        <w:rPr>
+          <w:rStyle w:val="VerbatimChar"/>
+        </w:rPr>
+        <w:t xml:space="preserve">src/lib/auth.ts</w:t>
+      </w:r>
+      <w:r>
+        <w:t xml:space="preserve">) loads the session, checks it isn't expired,</w:t>
+      </w:r>
+      <w:r>
+        <w:t xml:space="preserve"> </w:t>
+      </w:r>
+      <w:r>
+        <w:t xml:space="preserve">and checks</w:t>
+      </w:r>
+      <w:r>
+        <w:t xml:space="preserve"> </w:t>
+      </w:r>
+      <w:r>
+        <w:rPr>
+          <w:rStyle w:val="VerbatimChar"/>
+        </w:rPr>
+        <w:t xml:space="preserve">role === "ADMIN"</w:t>
+      </w:r>
+      <w:r>
+        <w:t xml:space="preserve">.</w:t>
+      </w:r>
+      <w:r>
+        <w:t xml:space="preserve"> </w:t>
+      </w:r>
+      <w:r>
+        <w:rPr>
+          <w:b/>
+          <w:bCs/>
+        </w:rPr>
+        <w:t xml:space="preserve">Every</w:t>
+      </w:r>
+      <w:r>
+        <w:t xml:space="preserve"> </w:t>
+      </w:r>
+      <w:r>
+        <w:rPr>
+          <w:rStyle w:val="VerbatimChar"/>
+        </w:rPr>
+        <w:t xml:space="preserve">/api/admin/*</w:t>
+      </w:r>
+      <w:r>
+        <w:t xml:space="preserve"> </w:t>
+      </w:r>
+      <w:r>
+        <w:t xml:space="preserve">handler calls it.</w:t>
       </w:r>
     </w:p>
     <w:p>
@@ -17583,7 +17588,7 @@
         </w:numPr>
       </w:pPr>
       <w:r>
-        <w:t xml:space="preserve">The member's first name is returned</w:t>
+        <w:t xml:space="preserve">The admin pages are gated by a</w:t>
       </w:r>
       <w:r>
         <w:t xml:space="preserve"> </w:t>
@@ -17593,19 +17598,43 @@
           <w:b/>
           <w:bCs/>
         </w:rPr>
-        <w:t xml:space="preserve">only</w:t>
-      </w:r>
-      <w:r>
-        <w:t xml:space="preserve"> </w:t>
-      </w:r>
-      <w:r>
-        <w:t xml:space="preserve">by the token-scoped cart endpoint —</w:t>
-      </w:r>
-      <w:r>
-        <w:t xml:space="preserve"> </w:t>
-      </w:r>
-      <w:r>
-        <w:t xml:space="preserve">never by the public scan endpoint.</w:t>
+        <w:t xml:space="preserve">server-side layout</w:t>
+      </w:r>
+      <w:r>
+        <w:t xml:space="preserve"> </w:t>
+      </w:r>
+      <w:r>
+        <w:t xml:space="preserve">(</w:t>
+      </w:r>
+      <w:r>
+        <w:rPr>
+          <w:rStyle w:val="VerbatimChar"/>
+        </w:rPr>
+        <w:t xml:space="preserve">requireAdmin()</w:t>
+      </w:r>
+      <w:r>
+        <w:t xml:space="preserve"> </w:t>
+      </w:r>
+      <w:r>
+        <w:t xml:space="preserve">→</w:t>
+      </w:r>
+      <w:r>
+        <w:t xml:space="preserve"> </w:t>
+      </w:r>
+      <w:r>
+        <w:rPr>
+          <w:rStyle w:val="VerbatimChar"/>
+        </w:rPr>
+        <w:t xml:space="preserve">redirect("/admin/login")</w:t>
+      </w:r>
+      <w:r>
+        <w:t xml:space="preserve">), so unauthenticated users never receive page HTML</w:t>
+      </w:r>
+      <w:r>
+        <w:t xml:space="preserve"> </w:t>
+      </w:r>
+      <w:r>
+        <w:t xml:space="preserve">or data — only a redirect.</w:t>
       </w:r>
     </w:p>
     <w:p>
@@ -17617,39 +17646,86 @@
         </w:numPr>
       </w:pPr>
       <w:r>
-        <w:rPr>
-          <w:b/>
-          <w:bCs/>
-        </w:rPr>
-        <w:t xml:space="preserve">Idle auto-reset:</w:t>
-      </w:r>
-      <w:r>
-        <w:t xml:space="preserve"> </w:t>
-      </w:r>
-      <w:r>
-        <w:t xml:space="preserve">the shop page deletes the session and returns to the tap</w:t>
-      </w:r>
-      <w:r>
-        <w:t xml:space="preserve"> </w:t>
-      </w:r>
-      <w:r>
-        <w:t xml:space="preserve">screen after ~60 s of inactivity (with a 15 s warning), so a member who walks</w:t>
-      </w:r>
-      <w:r>
-        <w:t xml:space="preserve"> </w:t>
-      </w:r>
-      <w:r>
-        <w:t xml:space="preserve">away can't leave their account open for the next person.</w:t>
+        <w:t xml:space="preserve">Middleware (</w:t>
+      </w:r>
+      <w:r>
+        <w:rPr>
+          <w:rStyle w:val="VerbatimChar"/>
+        </w:rPr>
+        <w:t xml:space="preserve">src/middleware.ts</w:t>
+      </w:r>
+      <w:r>
+        <w:t xml:space="preserve">) additionally requires the cookie to be present</w:t>
+      </w:r>
+      <w:r>
+        <w:t xml:space="preserve"> </w:t>
+      </w:r>
+      <w:r>
+        <w:t xml:space="preserve">on</w:t>
+      </w:r>
+      <w:r>
+        <w:t xml:space="preserve"> </w:t>
+      </w:r>
+      <w:r>
+        <w:rPr>
+          <w:rStyle w:val="VerbatimChar"/>
+        </w:rPr>
+        <w:t xml:space="preserve">/admin/*</w:t>
+      </w:r>
+      <w:r>
+        <w:t xml:space="preserve"> </w:t>
+      </w:r>
+      <w:r>
+        <w:t xml:space="preserve">and</w:t>
+      </w:r>
+      <w:r>
+        <w:t xml:space="preserve"> </w:t>
+      </w:r>
+      <w:r>
+        <w:rPr>
+          <w:rStyle w:val="VerbatimChar"/>
+        </w:rPr>
+        <w:t xml:space="preserve">/api/admin/*</w:t>
+      </w:r>
+      <w:r>
+        <w:t xml:space="preserve">. This is a fast pre-check; the real validation</w:t>
+      </w:r>
+      <w:r>
+        <w:t xml:space="preserve"> </w:t>
+      </w:r>
+      <w:r>
+        <w:t xml:space="preserve">is</w:t>
+      </w:r>
+      <w:r>
+        <w:t xml:space="preserve"> </w:t>
+      </w:r>
+      <w:r>
+        <w:rPr>
+          <w:rStyle w:val="VerbatimChar"/>
+        </w:rPr>
+        <w:t xml:space="preserve">requireAdmin()</w:t>
+      </w:r>
+      <w:r>
+        <w:t xml:space="preserve"> </w:t>
+      </w:r>
+      <w:r>
+        <w:t xml:space="preserve">(a forged/expired cookie passes middleware but is rejected</w:t>
+      </w:r>
+      <w:r>
+        <w:t xml:space="preserve"> </w:t>
+      </w:r>
+      <w:r>
+        <w:t xml:space="preserve">by the handler).</w:t>
       </w:r>
     </w:p>
     <w:bookmarkEnd w:id="124"/>
-    <w:bookmarkStart w:id="125" w:name="card-verification"/>
+    <w:bookmarkStart w:id="125" w:name="shop-members"/>
     <w:p>
       <w:pPr>
         <w:pStyle w:val="Heading3"/>
       </w:pPr>
       <w:r>
-        <w:t xml:space="preserve">Card verification</w:t>
+        <w:t xml:space="preserve">Shop (members)</w:t>
       </w:r>
     </w:p>
     <w:p>
@@ -17661,16 +17737,66 @@
         </w:numPr>
       </w:pPr>
       <w:r>
-        <w:rPr>
-          <w:rStyle w:val="VerbatimChar"/>
-        </w:rPr>
-        <w:t xml:space="preserve">CardRegistration</w:t>
-      </w:r>
-      <w:r>
-        <w:t xml:space="preserve"> </w:t>
-      </w:r>
-      <w:r>
-        <w:t xml:space="preserve">tokens are single-use and expire in 15 minutes.</w:t>
+        <w:t xml:space="preserve">A</w:t>
+      </w:r>
+      <w:r>
+        <w:t xml:space="preserve"> </w:t>
+      </w:r>
+      <w:r>
+        <w:rPr>
+          <w:rStyle w:val="VerbatimChar"/>
+        </w:rPr>
+        <w:t xml:space="preserve">ShopSession</w:t>
+      </w:r>
+      <w:r>
+        <w:t xml:space="preserve"> </w:t>
+      </w:r>
+      <w:r>
+        <w:t xml:space="preserve">token (random cuid) is created only by a</w:t>
+      </w:r>
+      <w:r>
+        <w:t xml:space="preserve"> </w:t>
+      </w:r>
+      <w:r>
+        <w:rPr>
+          <w:b/>
+          <w:bCs/>
+        </w:rPr>
+        <w:t xml:space="preserve">physical card tap</w:t>
+      </w:r>
+      <w:r>
+        <w:t xml:space="preserve"> </w:t>
+      </w:r>
+      <w:r>
+        <w:t xml:space="preserve">or an admin's</w:t>
+      </w:r>
+      <w:r>
+        <w:t xml:space="preserve"> </w:t>
+      </w:r>
+      <w:r>
+        <w:rPr>
+          <w:b/>
+          <w:bCs/>
+        </w:rPr>
+        <w:t xml:space="preserve">Enter store</w:t>
+      </w:r>
+      <w:r>
+        <w:t xml:space="preserve">. It lives in the</w:t>
+      </w:r>
+      <w:r>
+        <w:t xml:space="preserve"> </w:t>
+      </w:r>
+      <w:r>
+        <w:rPr>
+          <w:rStyle w:val="VerbatimChar"/>
+        </w:rPr>
+        <w:t xml:space="preserve">/shop/&lt;token&gt;</w:t>
+      </w:r>
+      <w:r>
+        <w:t xml:space="preserve"> </w:t>
+      </w:r>
+      <w:r>
+        <w:t xml:space="preserve">URL.</w:t>
       </w:r>
     </w:p>
     <w:p>
@@ -17683,31 +17809,166 @@
       </w:pPr>
       <w:r>
         <w:rPr>
+          <w:rStyle w:val="VerbatimChar"/>
+        </w:rPr>
+        <w:t xml:space="preserve">/api/cart</w:t>
+      </w:r>
+      <w:r>
+        <w:t xml:space="preserve"> </w:t>
+      </w:r>
+      <w:r>
+        <w:t xml:space="preserve">and</w:t>
+      </w:r>
+      <w:r>
+        <w:t xml:space="preserve"> </w:t>
+      </w:r>
+      <w:r>
+        <w:rPr>
+          <w:rStyle w:val="VerbatimChar"/>
+        </w:rPr>
+        <w:t xml:space="preserve">/api/orders/confirm</w:t>
+      </w:r>
+      <w:r>
+        <w:t xml:space="preserve"> </w:t>
+      </w:r>
+      <w:r>
+        <w:t xml:space="preserve">require a valid, unexpired token.</w:t>
+      </w:r>
+    </w:p>
+    <w:p>
+      <w:pPr>
+        <w:pStyle w:val="Compact"/>
+        <w:numPr>
+          <w:ilvl w:val="0"/>
+          <w:numId w:val="1035"/>
+        </w:numPr>
+      </w:pPr>
+      <w:r>
+        <w:t xml:space="preserve">The member's first name is returned</w:t>
+      </w:r>
+      <w:r>
+        <w:t xml:space="preserve"> </w:t>
+      </w:r>
+      <w:r>
+        <w:rPr>
           <w:b/>
           <w:bCs/>
         </w:rPr>
-        <w:t xml:space="preserve">GET shows, POST acts:</w:t>
-      </w:r>
-      <w:r>
-        <w:t xml:space="preserve"> </w:t>
-      </w:r>
-      <w:r>
-        <w:t xml:space="preserve">the verification link is a GET that only renders a</w:t>
-      </w:r>
-      <w:r>
-        <w:t xml:space="preserve"> </w:t>
-      </w:r>
-      <w:r>
-        <w:t xml:space="preserve">confirmation page; the card is linked only by the subsequent POST. This defeats</w:t>
-      </w:r>
-      <w:r>
-        <w:t xml:space="preserve"> </w:t>
-      </w:r>
+        <w:t xml:space="preserve">only</w:t>
+      </w:r>
+      <w:r>
+        <w:t xml:space="preserve"> </w:t>
+      </w:r>
+      <w:r>
+        <w:t xml:space="preserve">by the token-scoped cart endpoint —</w:t>
+      </w:r>
+      <w:r>
+        <w:t xml:space="preserve"> </w:t>
+      </w:r>
+      <w:r>
+        <w:t xml:space="preserve">never by the public scan endpoint.</w:t>
+      </w:r>
+    </w:p>
+    <w:p>
+      <w:pPr>
+        <w:pStyle w:val="Compact"/>
+        <w:numPr>
+          <w:ilvl w:val="0"/>
+          <w:numId w:val="1035"/>
+        </w:numPr>
+      </w:pPr>
       <w:r>
         <w:rPr>
           <w:b/>
           <w:bCs/>
         </w:rPr>
+        <w:t xml:space="preserve">Idle auto-reset:</w:t>
+      </w:r>
+      <w:r>
+        <w:t xml:space="preserve"> </w:t>
+      </w:r>
+      <w:r>
+        <w:t xml:space="preserve">the shop page deletes the session and returns to the tap</w:t>
+      </w:r>
+      <w:r>
+        <w:t xml:space="preserve"> </w:t>
+      </w:r>
+      <w:r>
+        <w:t xml:space="preserve">screen after ~60 s of inactivity (with a 15 s warning), so a member who walks</w:t>
+      </w:r>
+      <w:r>
+        <w:t xml:space="preserve"> </w:t>
+      </w:r>
+      <w:r>
+        <w:t xml:space="preserve">away can't leave their account open for the next person.</w:t>
+      </w:r>
+    </w:p>
+    <w:bookmarkEnd w:id="125"/>
+    <w:bookmarkStart w:id="126" w:name="card-verification"/>
+    <w:p>
+      <w:pPr>
+        <w:pStyle w:val="Heading3"/>
+      </w:pPr>
+      <w:r>
+        <w:t xml:space="preserve">Card verification</w:t>
+      </w:r>
+    </w:p>
+    <w:p>
+      <w:pPr>
+        <w:pStyle w:val="Compact"/>
+        <w:numPr>
+          <w:ilvl w:val="0"/>
+          <w:numId w:val="1036"/>
+        </w:numPr>
+      </w:pPr>
+      <w:r>
+        <w:rPr>
+          <w:rStyle w:val="VerbatimChar"/>
+        </w:rPr>
+        <w:t xml:space="preserve">CardRegistration</w:t>
+      </w:r>
+      <w:r>
+        <w:t xml:space="preserve"> </w:t>
+      </w:r>
+      <w:r>
+        <w:t xml:space="preserve">tokens are single-use and expire in 15 minutes.</w:t>
+      </w:r>
+    </w:p>
+    <w:p>
+      <w:pPr>
+        <w:pStyle w:val="Compact"/>
+        <w:numPr>
+          <w:ilvl w:val="0"/>
+          <w:numId w:val="1036"/>
+        </w:numPr>
+      </w:pPr>
+      <w:r>
+        <w:rPr>
+          <w:b/>
+          <w:bCs/>
+        </w:rPr>
+        <w:t xml:space="preserve">GET shows, POST acts:</w:t>
+      </w:r>
+      <w:r>
+        <w:t xml:space="preserve"> </w:t>
+      </w:r>
+      <w:r>
+        <w:t xml:space="preserve">the verification link is a GET that only renders a</w:t>
+      </w:r>
+      <w:r>
+        <w:t xml:space="preserve"> </w:t>
+      </w:r>
+      <w:r>
+        <w:t xml:space="preserve">confirmation page; the card is linked only by the subsequent POST. This defeats</w:t>
+      </w:r>
+      <w:r>
+        <w:t xml:space="preserve"> </w:t>
+      </w:r>
+      <w:r>
+        <w:rPr>
+          <w:b/>
+          <w:bCs/>
+        </w:rPr>
         <w:t xml:space="preserve">email-client link pre-fetching</w:t>
       </w:r>
       <w:r>
@@ -17729,9 +17990,9 @@
         <w:t xml:space="preserve">member clicked.</w:t>
       </w:r>
     </w:p>
-    <w:bookmarkEnd w:id="125"/>
     <w:bookmarkEnd w:id="126"/>
-    <w:bookmarkStart w:id="127" w:name="X77f42a2852d9dd86410b0545fad3e0fbb180833"/>
+    <w:bookmarkEnd w:id="127"/>
+    <w:bookmarkStart w:id="128" w:name="X77f42a2852d9dd86410b0545fad3e0fbb180833"/>
     <w:p>
       <w:pPr>
         <w:pStyle w:val="Heading2"/>
@@ -17945,8 +18206,8 @@
         </w:tc>
       </w:tr>
     </w:tbl>
-    <w:bookmarkEnd w:id="127"/>
-    <w:bookmarkStart w:id="128" w:name="rate-limiting"/>
+    <w:bookmarkEnd w:id="128"/>
+    <w:bookmarkStart w:id="129" w:name="rate-limiting"/>
     <w:p>
       <w:pPr>
         <w:pStyle w:val="Heading2"/>
@@ -18041,330 +18302,14 @@
         <w:t xml:space="preserve">a shared store (e.g. Redis).</w:t>
       </w:r>
     </w:p>
-    <w:bookmarkEnd w:id="128"/>
-    <w:bookmarkStart w:id="129" w:name="injection--output-safety"/>
+    <w:bookmarkEnd w:id="129"/>
+    <w:bookmarkStart w:id="130" w:name="injection--output-safety"/>
     <w:p>
       <w:pPr>
         <w:pStyle w:val="Heading2"/>
       </w:pPr>
       <w:r>
         <w:t xml:space="preserve">Injection &amp; output safety</w:t>
-      </w:r>
-    </w:p>
-    <w:p>
-      <w:pPr>
-        <w:pStyle w:val="Compact"/>
-        <w:numPr>
-          <w:ilvl w:val="0"/>
-          <w:numId w:val="1036"/>
-        </w:numPr>
-      </w:pPr>
-      <w:r>
-        <w:t xml:space="preserve">React escapes all interpolated values in the kiosk/shop/admin pages.</w:t>
-      </w:r>
-    </w:p>
-    <w:p>
-      <w:pPr>
-        <w:pStyle w:val="Compact"/>
-        <w:numPr>
-          <w:ilvl w:val="0"/>
-          <w:numId w:val="1036"/>
-        </w:numPr>
-      </w:pPr>
-      <w:r>
-        <w:t xml:space="preserve">The card-verify pages are</w:t>
-      </w:r>
-      <w:r>
-        <w:t xml:space="preserve"> </w:t>
-      </w:r>
-      <w:r>
-        <w:rPr>
-          <w:b/>
-          <w:bCs/>
-        </w:rPr>
-        <w:t xml:space="preserve">hand-built HTML</w:t>
-      </w:r>
-      <w:r>
-        <w:t xml:space="preserve">, so member names and tokens are</w:t>
-      </w:r>
-      <w:r>
-        <w:t xml:space="preserve"> </w:t>
-      </w:r>
-      <w:r>
-        <w:t xml:space="preserve">passed through</w:t>
-      </w:r>
-      <w:r>
-        <w:t xml:space="preserve"> </w:t>
-      </w:r>
-      <w:r>
-        <w:rPr>
-          <w:rStyle w:val="VerbatimChar"/>
-        </w:rPr>
-        <w:t xml:space="preserve">escapeHtml()</w:t>
-      </w:r>
-      <w:r>
-        <w:t xml:space="preserve"> </w:t>
-      </w:r>
-      <w:r>
-        <w:t xml:space="preserve">before interpolation (prevents stored XSS from a</w:t>
-      </w:r>
-      <w:r>
-        <w:t xml:space="preserve"> </w:t>
-      </w:r>
-      <w:r>
-        <w:t xml:space="preserve">name synced out of Congressus).</w:t>
-      </w:r>
-    </w:p>
-    <w:p>
-      <w:pPr>
-        <w:pStyle w:val="Compact"/>
-        <w:numPr>
-          <w:ilvl w:val="0"/>
-          <w:numId w:val="1036"/>
-        </w:numPr>
-      </w:pPr>
-      <w:r>
-        <w:t xml:space="preserve">Those pages declare</w:t>
-      </w:r>
-      <w:r>
-        <w:t xml:space="preserve"> </w:t>
-      </w:r>
-      <w:r>
-        <w:rPr>
-          <w:rStyle w:val="VerbatimChar"/>
-        </w:rPr>
-        <w:t xml:space="preserve">charset=utf-8</w:t>
-      </w:r>
-      <w:r>
-        <w:t xml:space="preserve"> </w:t>
-      </w:r>
-      <w:r>
-        <w:t xml:space="preserve">(header + meta) so emoji/diacritics render</w:t>
-      </w:r>
-      <w:r>
-        <w:t xml:space="preserve"> </w:t>
-      </w:r>
-      <w:r>
-        <w:t xml:space="preserve">correctly.</w:t>
-      </w:r>
-    </w:p>
-    <w:bookmarkEnd w:id="129"/>
-    <w:bookmarkStart w:id="133" w:name="deliberate-trade-offs"/>
-    <w:p>
-      <w:pPr>
-        <w:pStyle w:val="Heading2"/>
-      </w:pPr>
-      <w:r>
-        <w:t xml:space="preserve">Deliberate trade-offs</w:t>
-      </w:r>
-    </w:p>
-    <w:bookmarkStart w:id="130" w:name="card-uids-arent-secret"/>
-    <w:p>
-      <w:pPr>
-        <w:pStyle w:val="Heading3"/>
-      </w:pPr>
-      <w:r>
-        <w:t xml:space="preserve">Card UIDs aren't secret</w:t>
-      </w:r>
-    </w:p>
-    <w:p>
-      <w:pPr>
-        <w:pStyle w:val="FirstParagraph"/>
-      </w:pPr>
-      <w:r>
-        <w:t xml:space="preserve">Any NFC reader can read a card UID, and the scan endpoint is necessarily</w:t>
-      </w:r>
-      <w:r>
-        <w:t xml:space="preserve"> </w:t>
-      </w:r>
-      <w:r>
-        <w:t xml:space="preserve">unauthenticated (the kiosk is a public web page). Mitigations: the scan endpoint</w:t>
-      </w:r>
-      <w:r>
-        <w:t xml:space="preserve"> </w:t>
-      </w:r>
-      <w:r>
-        <w:t xml:space="preserve">returns no member data and is rate-limited. For stronger protection, restrict</w:t>
-      </w:r>
-      <w:r>
-        <w:t xml:space="preserve"> </w:t>
-      </w:r>
-      <w:r>
-        <w:rPr>
-          <w:rStyle w:val="VerbatimChar"/>
-        </w:rPr>
-        <w:t xml:space="preserve">/api/card/scan</w:t>
-      </w:r>
-      <w:r>
-        <w:t xml:space="preserve"> </w:t>
-      </w:r>
-      <w:r>
-        <w:t xml:space="preserve">to the kiosk's IP at the network layer.</w:t>
-      </w:r>
-    </w:p>
-    <w:bookmarkEnd w:id="130"/>
-    <w:bookmarkStart w:id="131" w:name="email-not-found-vs-enumeration"/>
-    <w:p>
-      <w:pPr>
-        <w:pStyle w:val="Heading3"/>
-      </w:pPr>
-      <w:r>
-        <w:t xml:space="preserve">"Email not found" vs enumeration</w:t>
-      </w:r>
-    </w:p>
-    <w:p>
-      <w:pPr>
-        <w:pStyle w:val="FirstParagraph"/>
-      </w:pPr>
-      <w:r>
-        <w:t xml:space="preserve">The card-registration flow tells a user when their email matches no member</w:t>
-      </w:r>
-      <w:r>
-        <w:t xml:space="preserve"> </w:t>
-      </w:r>
-      <w:r>
-        <w:t xml:space="preserve">("Email not found"). This</w:t>
-      </w:r>
-      <w:r>
-        <w:t xml:space="preserve"> </w:t>
-      </w:r>
-      <w:r>
-        <w:rPr>
-          <w:b/>
-          <w:bCs/>
-        </w:rPr>
-        <w:t xml:space="preserve">re-introduces some email-enumeration ability</w:t>
-      </w:r>
-      <w:r>
-        <w:t xml:space="preserve"> </w:t>
-      </w:r>
-      <w:r>
-        <w:t xml:space="preserve">that a</w:t>
-      </w:r>
-      <w:r>
-        <w:t xml:space="preserve"> </w:t>
-      </w:r>
-      <w:r>
-        <w:t xml:space="preserve">uniform response would prevent. It was a conscious product choice: confused</w:t>
-      </w:r>
-      <w:r>
-        <w:t xml:space="preserve"> </w:t>
-      </w:r>
-      <w:r>
-        <w:t xml:space="preserve">members not knowing why nothing happened is a real problem at a kiosk, the kiosk</w:t>
-      </w:r>
-      <w:r>
-        <w:t xml:space="preserve"> </w:t>
-      </w:r>
-      <w:r>
-        <w:t xml:space="preserve">is physical, and the endpoint is rate-limited. If enumeration resistance becomes</w:t>
-      </w:r>
-      <w:r>
-        <w:t xml:space="preserve"> </w:t>
-      </w:r>
-      <w:r>
-        <w:t xml:space="preserve">more important than this UX, revert</w:t>
-      </w:r>
-      <w:r>
-        <w:t xml:space="preserve"> </w:t>
-      </w:r>
-      <w:r>
-        <w:rPr>
-          <w:rStyle w:val="VerbatimChar"/>
-        </w:rPr>
-        <w:t xml:space="preserve">card/register</w:t>
-      </w:r>
-      <w:r>
-        <w:t xml:space="preserve"> </w:t>
-      </w:r>
-      <w:r>
-        <w:t xml:space="preserve">to a uniform</w:t>
-      </w:r>
-      <w:r>
-        <w:t xml:space="preserve"> </w:t>
-      </w:r>
-      <w:r>
-        <w:rPr>
-          <w:rStyle w:val="VerbatimChar"/>
-        </w:rPr>
-        <w:t xml:space="preserve">{ ok: true }</w:t>
-      </w:r>
-      <w:r>
-        <w:t xml:space="preserve">.</w:t>
-      </w:r>
-    </w:p>
-    <w:bookmarkEnd w:id="131"/>
-    <w:bookmarkStart w:id="132" w:name="shop-token-is-a-bearer-token-in-the-url"/>
-    <w:p>
-      <w:pPr>
-        <w:pStyle w:val="Heading3"/>
-      </w:pPr>
-      <w:r>
-        <w:t xml:space="preserve">Shop token is a bearer token in the URL</w:t>
-      </w:r>
-    </w:p>
-    <w:p>
-      <w:pPr>
-        <w:pStyle w:val="FirstParagraph"/>
-      </w:pPr>
-      <w:r>
-        <w:t xml:space="preserve">Anyone holding a live</w:t>
-      </w:r>
-      <w:r>
-        <w:t xml:space="preserve"> </w:t>
-      </w:r>
-      <w:r>
-        <w:rPr>
-          <w:rStyle w:val="VerbatimChar"/>
-        </w:rPr>
-        <w:t xml:space="preserve">/shop/&lt;token&gt;</w:t>
-      </w:r>
-      <w:r>
-        <w:t xml:space="preserve"> </w:t>
-      </w:r>
-      <w:r>
-        <w:t xml:space="preserve">URL can act as that member until it expires</w:t>
-      </w:r>
-      <w:r>
-        <w:t xml:space="preserve"> </w:t>
-      </w:r>
-      <w:r>
-        <w:t xml:space="preserve">(10 min) or the order is confirmed. Tokens are random and per-tap (a new one each</w:t>
-      </w:r>
-      <w:r>
-        <w:t xml:space="preserve"> </w:t>
-      </w:r>
-      <w:r>
-        <w:t xml:space="preserve">scan), so they can't be guessed or reused. The idle auto-reset and short lifetime</w:t>
-      </w:r>
-      <w:r>
-        <w:t xml:space="preserve"> </w:t>
-      </w:r>
-      <w:r>
-        <w:t xml:space="preserve">bound the exposure. Stronger options (not currently implemented): move the token</w:t>
-      </w:r>
-      <w:r>
-        <w:t xml:space="preserve"> </w:t>
-      </w:r>
-      <w:r>
-        <w:t xml:space="preserve">into an httpOnly cookie so it can't be shared via URL, or use a crypto-random</w:t>
-      </w:r>
-      <w:r>
-        <w:t xml:space="preserve"> </w:t>
-      </w:r>
-      <w:r>
-        <w:t xml:space="preserve">token instead of a cuid.</w:t>
-      </w:r>
-    </w:p>
-    <w:bookmarkEnd w:id="132"/>
-    <w:bookmarkEnd w:id="133"/>
-    <w:bookmarkStart w:id="134" w:name="prohibited--careful-operations"/>
-    <w:p>
-      <w:pPr>
-        <w:pStyle w:val="Heading2"/>
-      </w:pPr>
-      <w:r>
-        <w:t xml:space="preserve">Prohibited / careful operations</w:t>
       </w:r>
     </w:p>
     <w:p>
@@ -18376,17 +18321,7 @@
         </w:numPr>
       </w:pPr>
       <w:r>
-        <w:rPr>
-          <w:b/>
-          <w:bCs/>
-        </w:rPr>
-        <w:t xml:space="preserve">Member deletion</w:t>
-      </w:r>
-      <w:r>
-        <w:t xml:space="preserve"> </w:t>
-      </w:r>
-      <w:r>
-        <w:t xml:space="preserve">is blocked while invoices exist.</w:t>
+        <w:t xml:space="preserve">React escapes all interpolated values in the kiosk/shop/admin pages.</w:t>
       </w:r>
     </w:p>
     <w:p>
@@ -18398,38 +18333,47 @@
         </w:numPr>
       </w:pPr>
       <w:r>
+        <w:t xml:space="preserve">The card-verify pages are</w:t>
+      </w:r>
+      <w:r>
+        <w:t xml:space="preserve"> </w:t>
+      </w:r>
+      <w:r>
         <w:rPr>
           <w:b/>
           <w:bCs/>
         </w:rPr>
-        <w:t xml:space="preserve">Invoice edit/delete</w:t>
-      </w:r>
-      <w:r>
-        <w:t xml:space="preserve"> </w:t>
-      </w:r>
-      <w:r>
-        <w:t xml:space="preserve">is blocked once an invoice is</w:t>
-      </w:r>
-      <w:r>
-        <w:t xml:space="preserve"> </w:t>
-      </w:r>
-      <w:r>
-        <w:rPr>
-          <w:rStyle w:val="VerbatimChar"/>
-        </w:rPr>
-        <w:t xml:space="preserve">EXPORTED</w:t>
-      </w:r>
-      <w:r>
-        <w:t xml:space="preserve"> </w:t>
-      </w:r>
-      <w:r>
-        <w:t xml:space="preserve">(already billed</w:t>
-      </w:r>
-      <w:r>
-        <w:t xml:space="preserve"> </w:t>
-      </w:r>
-      <w:r>
-        <w:t xml:space="preserve">in Congressus).</w:t>
+        <w:t xml:space="preserve">hand-built HTML</w:t>
+      </w:r>
+      <w:r>
+        <w:t xml:space="preserve">, so member names and tokens are</w:t>
+      </w:r>
+      <w:r>
+        <w:t xml:space="preserve"> </w:t>
+      </w:r>
+      <w:r>
+        <w:t xml:space="preserve">passed through</w:t>
+      </w:r>
+      <w:r>
+        <w:t xml:space="preserve"> </w:t>
+      </w:r>
+      <w:r>
+        <w:rPr>
+          <w:rStyle w:val="VerbatimChar"/>
+        </w:rPr>
+        <w:t xml:space="preserve">escapeHtml()</w:t>
+      </w:r>
+      <w:r>
+        <w:t xml:space="preserve"> </w:t>
+      </w:r>
+      <w:r>
+        <w:t xml:space="preserve">before interpolation (prevents stored XSS from a</w:t>
+      </w:r>
+      <w:r>
+        <w:t xml:space="preserve"> </w:t>
+      </w:r>
+      <w:r>
+        <w:t xml:space="preserve">name synced out of Congressus).</w:t>
       </w:r>
     </w:p>
     <w:p>
@@ -18441,67 +18385,358 @@
         </w:numPr>
       </w:pPr>
       <w:r>
+        <w:t xml:space="preserve">Those pages declare</w:t>
+      </w:r>
+      <w:r>
+        <w:t xml:space="preserve"> </w:t>
+      </w:r>
+      <w:r>
+        <w:rPr>
+          <w:rStyle w:val="VerbatimChar"/>
+        </w:rPr>
+        <w:t xml:space="preserve">charset=utf-8</w:t>
+      </w:r>
+      <w:r>
+        <w:t xml:space="preserve"> </w:t>
+      </w:r>
+      <w:r>
+        <w:t xml:space="preserve">(header + meta) so emoji/diacritics render</w:t>
+      </w:r>
+      <w:r>
+        <w:t xml:space="preserve"> </w:t>
+      </w:r>
+      <w:r>
+        <w:t xml:space="preserve">correctly.</w:t>
+      </w:r>
+    </w:p>
+    <w:bookmarkEnd w:id="130"/>
+    <w:bookmarkStart w:id="134" w:name="deliberate-trade-offs"/>
+    <w:p>
+      <w:pPr>
+        <w:pStyle w:val="Heading2"/>
+      </w:pPr>
+      <w:r>
+        <w:t xml:space="preserve">Deliberate trade-offs</w:t>
+      </w:r>
+    </w:p>
+    <w:bookmarkStart w:id="131" w:name="card-uids-arent-secret"/>
+    <w:p>
+      <w:pPr>
+        <w:pStyle w:val="Heading3"/>
+      </w:pPr>
+      <w:r>
+        <w:t xml:space="preserve">Card UIDs aren't secret</w:t>
+      </w:r>
+    </w:p>
+    <w:p>
+      <w:pPr>
+        <w:pStyle w:val="FirstParagraph"/>
+      </w:pPr>
+      <w:r>
+        <w:t xml:space="preserve">Any NFC reader can read a card UID, and the scan endpoint is necessarily</w:t>
+      </w:r>
+      <w:r>
+        <w:t xml:space="preserve"> </w:t>
+      </w:r>
+      <w:r>
+        <w:t xml:space="preserve">unauthenticated (the kiosk is a public web page). Mitigations: the scan endpoint</w:t>
+      </w:r>
+      <w:r>
+        <w:t xml:space="preserve"> </w:t>
+      </w:r>
+      <w:r>
+        <w:t xml:space="preserve">returns no member data and is rate-limited. For stronger protection, restrict</w:t>
+      </w:r>
+      <w:r>
+        <w:t xml:space="preserve"> </w:t>
+      </w:r>
+      <w:r>
+        <w:rPr>
+          <w:rStyle w:val="VerbatimChar"/>
+        </w:rPr>
+        <w:t xml:space="preserve">/api/card/scan</w:t>
+      </w:r>
+      <w:r>
+        <w:t xml:space="preserve"> </w:t>
+      </w:r>
+      <w:r>
+        <w:t xml:space="preserve">to the kiosk's IP at the network layer.</w:t>
+      </w:r>
+    </w:p>
+    <w:bookmarkEnd w:id="131"/>
+    <w:bookmarkStart w:id="132" w:name="email-not-found-vs-enumeration"/>
+    <w:p>
+      <w:pPr>
+        <w:pStyle w:val="Heading3"/>
+      </w:pPr>
+      <w:r>
+        <w:t xml:space="preserve">"Email not found" vs enumeration</w:t>
+      </w:r>
+    </w:p>
+    <w:p>
+      <w:pPr>
+        <w:pStyle w:val="FirstParagraph"/>
+      </w:pPr>
+      <w:r>
+        <w:t xml:space="preserve">The card-registration flow tells a user when their email matches no member</w:t>
+      </w:r>
+      <w:r>
+        <w:t xml:space="preserve"> </w:t>
+      </w:r>
+      <w:r>
+        <w:t xml:space="preserve">("Email not found"). This</w:t>
+      </w:r>
+      <w:r>
+        <w:t xml:space="preserve"> </w:t>
+      </w:r>
+      <w:r>
         <w:rPr>
           <w:b/>
           <w:bCs/>
         </w:rPr>
-        <w:t xml:space="preserve">Bulk invoice clearing</w:t>
-      </w:r>
-      <w:r>
-        <w:t xml:space="preserve"> </w:t>
-      </w:r>
-      <w:r>
-        <w:t xml:space="preserve">requires a double confirmation in the UI and is</w:t>
-      </w:r>
-      <w:r>
-        <w:t xml:space="preserve"> </w:t>
-      </w:r>
-      <w:r>
-        <w:t xml:space="preserve">intended for test-data cleanup only.</w:t>
-      </w:r>
-    </w:p>
+        <w:t xml:space="preserve">re-introduces some email-enumeration ability</w:t>
+      </w:r>
+      <w:r>
+        <w:t xml:space="preserve"> </w:t>
+      </w:r>
+      <w:r>
+        <w:t xml:space="preserve">that a</w:t>
+      </w:r>
+      <w:r>
+        <w:t xml:space="preserve"> </w:t>
+      </w:r>
+      <w:r>
+        <w:t xml:space="preserve">uniform response would prevent. It was a conscious product choice: confused</w:t>
+      </w:r>
+      <w:r>
+        <w:t xml:space="preserve"> </w:t>
+      </w:r>
+      <w:r>
+        <w:t xml:space="preserve">members not knowing why nothing happened is a real problem at a kiosk, the kiosk</w:t>
+      </w:r>
+      <w:r>
+        <w:t xml:space="preserve"> </w:t>
+      </w:r>
+      <w:r>
+        <w:t xml:space="preserve">is physical, and the endpoint is rate-limited. If enumeration resistance becomes</w:t>
+      </w:r>
+      <w:r>
+        <w:t xml:space="preserve"> </w:t>
+      </w:r>
+      <w:r>
+        <w:t xml:space="preserve">more important than this UX, revert</w:t>
+      </w:r>
+      <w:r>
+        <w:t xml:space="preserve"> </w:t>
+      </w:r>
+      <w:r>
+        <w:rPr>
+          <w:rStyle w:val="VerbatimChar"/>
+        </w:rPr>
+        <w:t xml:space="preserve">card/register</w:t>
+      </w:r>
+      <w:r>
+        <w:t xml:space="preserve"> </w:t>
+      </w:r>
+      <w:r>
+        <w:t xml:space="preserve">to a uniform</w:t>
+      </w:r>
+      <w:r>
+        <w:t xml:space="preserve"> </w:t>
+      </w:r>
+      <w:r>
+        <w:rPr>
+          <w:rStyle w:val="VerbatimChar"/>
+        </w:rPr>
+        <w:t xml:space="preserve">{ ok: true }</w:t>
+      </w:r>
+      <w:r>
+        <w:t xml:space="preserve">.</w:t>
+      </w:r>
+    </w:p>
+    <w:bookmarkEnd w:id="132"/>
+    <w:bookmarkStart w:id="133" w:name="shop-token-is-a-bearer-token-in-the-url"/>
+    <w:p>
+      <w:pPr>
+        <w:pStyle w:val="Heading3"/>
+      </w:pPr>
+      <w:r>
+        <w:t xml:space="preserve">Shop token is a bearer token in the URL</w:t>
+      </w:r>
+    </w:p>
+    <w:p>
+      <w:pPr>
+        <w:pStyle w:val="FirstParagraph"/>
+      </w:pPr>
+      <w:r>
+        <w:t xml:space="preserve">Anyone holding a live</w:t>
+      </w:r>
+      <w:r>
+        <w:t xml:space="preserve"> </w:t>
+      </w:r>
+      <w:r>
+        <w:rPr>
+          <w:rStyle w:val="VerbatimChar"/>
+        </w:rPr>
+        <w:t xml:space="preserve">/shop/&lt;token&gt;</w:t>
+      </w:r>
+      <w:r>
+        <w:t xml:space="preserve"> </w:t>
+      </w:r>
+      <w:r>
+        <w:t xml:space="preserve">URL can act as that member until it expires</w:t>
+      </w:r>
+      <w:r>
+        <w:t xml:space="preserve"> </w:t>
+      </w:r>
+      <w:r>
+        <w:t xml:space="preserve">(10 min) or the order is confirmed. Tokens are random and per-tap (a new one each</w:t>
+      </w:r>
+      <w:r>
+        <w:t xml:space="preserve"> </w:t>
+      </w:r>
+      <w:r>
+        <w:t xml:space="preserve">scan), so they can't be guessed or reused. The idle auto-reset and short lifetime</w:t>
+      </w:r>
+      <w:r>
+        <w:t xml:space="preserve"> </w:t>
+      </w:r>
+      <w:r>
+        <w:t xml:space="preserve">bound the exposure. Stronger options (not currently implemented): move the token</w:t>
+      </w:r>
+      <w:r>
+        <w:t xml:space="preserve"> </w:t>
+      </w:r>
+      <w:r>
+        <w:t xml:space="preserve">into an httpOnly cookie so it can't be shared via URL, or use a crypto-random</w:t>
+      </w:r>
+      <w:r>
+        <w:t xml:space="preserve"> </w:t>
+      </w:r>
+      <w:r>
+        <w:t xml:space="preserve">token instead of a cuid.</w:t>
+      </w:r>
+    </w:p>
+    <w:bookmarkEnd w:id="133"/>
     <w:bookmarkEnd w:id="134"/>
-    <w:bookmarkStart w:id="135" w:name="audit-checklist"/>
+    <w:bookmarkStart w:id="135" w:name="prohibited--careful-operations"/>
     <w:p>
       <w:pPr>
         <w:pStyle w:val="Heading2"/>
       </w:pPr>
       <w:r>
-        <w:t xml:space="preserve">Audit checklist</w:t>
-      </w:r>
-    </w:p>
-    <w:p>
-      <w:pPr>
-        <w:pStyle w:val="FirstParagraph"/>
-      </w:pPr>
-      <w:r>
-        <w:t xml:space="preserve">When adding a new endpoint:</w:t>
-      </w:r>
-    </w:p>
-    <w:p>
-      <w:pPr>
+        <w:t xml:space="preserve">Prohibited / careful operations</w:t>
+      </w:r>
+    </w:p>
+    <w:p>
+      <w:pPr>
+        <w:pStyle w:val="Compact"/>
         <w:numPr>
           <w:ilvl w:val="0"/>
           <w:numId w:val="1038"/>
         </w:numPr>
       </w:pPr>
       <w:r>
-        <w:t xml:space="preserve">Does it touch member/admin data? → call</w:t>
-      </w:r>
-      <w:r>
-        <w:t xml:space="preserve"> </w:t>
-      </w:r>
-      <w:r>
-        <w:rPr>
-          <w:rStyle w:val="VerbatimChar"/>
-        </w:rPr>
-        <w:t xml:space="preserve">requireAdmin()</w:t>
-      </w:r>
-      <w:r>
-        <w:t xml:space="preserve"> </w:t>
-      </w:r>
-      <w:r>
-        <w:t xml:space="preserve">(admin) or validate a token (shop/registration).</w:t>
+        <w:rPr>
+          <w:b/>
+          <w:bCs/>
+        </w:rPr>
+        <w:t xml:space="preserve">Member deletion</w:t>
+      </w:r>
+      <w:r>
+        <w:t xml:space="preserve"> </w:t>
+      </w:r>
+      <w:r>
+        <w:t xml:space="preserve">is blocked while invoices exist.</w:t>
+      </w:r>
+    </w:p>
+    <w:p>
+      <w:pPr>
+        <w:pStyle w:val="Compact"/>
+        <w:numPr>
+          <w:ilvl w:val="0"/>
+          <w:numId w:val="1038"/>
+        </w:numPr>
+      </w:pPr>
+      <w:r>
+        <w:rPr>
+          <w:b/>
+          <w:bCs/>
+        </w:rPr>
+        <w:t xml:space="preserve">Invoice edit/delete</w:t>
+      </w:r>
+      <w:r>
+        <w:t xml:space="preserve"> </w:t>
+      </w:r>
+      <w:r>
+        <w:t xml:space="preserve">is blocked once an invoice is</w:t>
+      </w:r>
+      <w:r>
+        <w:t xml:space="preserve"> </w:t>
+      </w:r>
+      <w:r>
+        <w:rPr>
+          <w:rStyle w:val="VerbatimChar"/>
+        </w:rPr>
+        <w:t xml:space="preserve">EXPORTED</w:t>
+      </w:r>
+      <w:r>
+        <w:t xml:space="preserve"> </w:t>
+      </w:r>
+      <w:r>
+        <w:t xml:space="preserve">(already billed</w:t>
+      </w:r>
+      <w:r>
+        <w:t xml:space="preserve"> </w:t>
+      </w:r>
+      <w:r>
+        <w:t xml:space="preserve">in Congressus).</w:t>
+      </w:r>
+    </w:p>
+    <w:p>
+      <w:pPr>
+        <w:pStyle w:val="Compact"/>
+        <w:numPr>
+          <w:ilvl w:val="0"/>
+          <w:numId w:val="1038"/>
+        </w:numPr>
+      </w:pPr>
+      <w:r>
+        <w:rPr>
+          <w:b/>
+          <w:bCs/>
+        </w:rPr>
+        <w:t xml:space="preserve">Bulk invoice clearing</w:t>
+      </w:r>
+      <w:r>
+        <w:t xml:space="preserve"> </w:t>
+      </w:r>
+      <w:r>
+        <w:t xml:space="preserve">requires a double confirmation in the UI and is</w:t>
+      </w:r>
+      <w:r>
+        <w:t xml:space="preserve"> </w:t>
+      </w:r>
+      <w:r>
+        <w:t xml:space="preserve">intended for test-data cleanup only.</w:t>
+      </w:r>
+    </w:p>
+    <w:bookmarkEnd w:id="135"/>
+    <w:bookmarkStart w:id="136" w:name="audit-checklist"/>
+    <w:p>
+      <w:pPr>
+        <w:pStyle w:val="Heading2"/>
+      </w:pPr>
+      <w:r>
+        <w:t xml:space="preserve">Audit checklist</w:t>
+      </w:r>
+    </w:p>
+    <w:p>
+      <w:pPr>
+        <w:pStyle w:val="FirstParagraph"/>
+      </w:pPr>
+      <w:r>
+        <w:t xml:space="preserve">When adding a new endpoint:</w:t>
       </w:r>
     </w:p>
     <w:p>
@@ -18512,22 +18747,22 @@
         </w:numPr>
       </w:pPr>
       <w:r>
-        <w:t xml:space="preserve">Does it return more fields than the caller needs? →</w:t>
-      </w:r>
-      <w:r>
-        <w:t xml:space="preserve"> </w:t>
-      </w:r>
-      <w:r>
-        <w:rPr>
-          <w:rStyle w:val="VerbatimChar"/>
-        </w:rPr>
-        <w:t xml:space="preserve">select</w:t>
-      </w:r>
-      <w:r>
-        <w:t xml:space="preserve"> </w:t>
-      </w:r>
-      <w:r>
-        <w:t xml:space="preserve">only what's required.</w:t>
+        <w:t xml:space="preserve">Does it touch member/admin data? → call</w:t>
+      </w:r>
+      <w:r>
+        <w:t xml:space="preserve"> </w:t>
+      </w:r>
+      <w:r>
+        <w:rPr>
+          <w:rStyle w:val="VerbatimChar"/>
+        </w:rPr>
+        <w:t xml:space="preserve">requireAdmin()</w:t>
+      </w:r>
+      <w:r>
+        <w:t xml:space="preserve"> </w:t>
+      </w:r>
+      <w:r>
+        <w:t xml:space="preserve">(admin) or validate a token (shop/registration).</w:t>
       </w:r>
     </w:p>
     <w:p>
@@ -18538,7 +18773,22 @@
         </w:numPr>
       </w:pPr>
       <w:r>
-        <w:t xml:space="preserve">Is it public and write-capable or enumeration-prone? → add rate limiting.</w:t>
+        <w:t xml:space="preserve">Does it return more fields than the caller needs? →</w:t>
+      </w:r>
+      <w:r>
+        <w:t xml:space="preserve"> </w:t>
+      </w:r>
+      <w:r>
+        <w:rPr>
+          <w:rStyle w:val="VerbatimChar"/>
+        </w:rPr>
+        <w:t xml:space="preserve">select</w:t>
+      </w:r>
+      <w:r>
+        <w:t xml:space="preserve"> </w:t>
+      </w:r>
+      <w:r>
+        <w:t xml:space="preserve">only what's required.</w:t>
       </w:r>
     </w:p>
     <w:p>
@@ -18549,7 +18799,7 @@
         </w:numPr>
       </w:pPr>
       <w:r>
-        <w:t xml:space="preserve">Does it render raw HTML with external data? → escape it.</w:t>
+        <w:t xml:space="preserve">Is it public and write-capable or enumeration-prone? → add rate limiting.</w:t>
       </w:r>
     </w:p>
     <w:p>
@@ -18560,6 +18810,17 @@
         </w:numPr>
       </w:pPr>
       <w:r>
+        <w:t xml:space="preserve">Does it render raw HTML with external data? → escape it.</w:t>
+      </w:r>
+    </w:p>
+    <w:p>
+      <w:pPr>
+        <w:numPr>
+          <w:ilvl w:val="0"/>
+          <w:numId w:val="1043"/>
+        </w:numPr>
+      </w:pPr>
+      <w:r>
         <w:t xml:space="preserve">Verify at runtime: unauthenticated</w:t>
       </w:r>
       <w:r>
@@ -18579,8 +18840,8 @@
         <w:t xml:space="preserve">forged-cookie requests both get 401/redirect.</w:t>
       </w:r>
     </w:p>
-    <w:bookmarkEnd w:id="135"/>
     <w:bookmarkEnd w:id="136"/>
+    <w:bookmarkEnd w:id="137"/>
     <w:sectPr>
       <w:footnotePr>
         <w:numRestart w:val="eachSect"/>
@@ -19151,9 +19412,6 @@
     </w:lvlOverride>
   </w:num>
   <w:num w:numId="1020">
-    <w:abstractNumId w:val="991"/>
-  </w:num>
-  <w:num w:numId="1021">
     <w:abstractNumId w:val="99411"/>
     <w:lvlOverride w:ilvl="0">
       <w:startOverride w:val="1"/>
@@ -19183,13 +19441,10 @@
       <w:startOverride w:val="1"/>
     </w:lvlOverride>
   </w:num>
-  <w:num w:numId="1022">
+  <w:num w:numId="1021">
     <w:abstractNumId w:val="991"/>
   </w:num>
-  <w:num w:numId="1023">
-    <w:abstractNumId w:val="991"/>
-  </w:num>
-  <w:num w:numId="1024">
+  <w:num w:numId="1022">
     <w:abstractNumId w:val="99411"/>
     <w:lvlOverride w:ilvl="0">
       <w:startOverride w:val="1"/>
@@ -19219,25 +19474,13 @@
       <w:startOverride w:val="1"/>
     </w:lvlOverride>
   </w:num>
-  <w:num w:numId="1025">
+  <w:num w:numId="1023">
     <w:abstractNumId w:val="991"/>
   </w:num>
-  <w:num w:numId="1026">
+  <w:num w:numId="1024">
     <w:abstractNumId w:val="991"/>
   </w:num>
-  <w:num w:numId="1027">
-    <w:abstractNumId w:val="991"/>
-  </w:num>
-  <w:num w:numId="1028">
-    <w:abstractNumId w:val="991"/>
-  </w:num>
-  <w:num w:numId="1029">
-    <w:abstractNumId w:val="991"/>
-  </w:num>
-  <w:num w:numId="1030">
-    <w:abstractNumId w:val="991"/>
-  </w:num>
-  <w:num w:numId="1031">
+  <w:num w:numId="1025">
     <w:abstractNumId w:val="99411"/>
     <w:lvlOverride w:ilvl="0">
       <w:startOverride w:val="1"/>
@@ -19267,8 +19510,53 @@
       <w:startOverride w:val="1"/>
     </w:lvlOverride>
   </w:num>
+  <w:num w:numId="1026">
+    <w:abstractNumId w:val="991"/>
+  </w:num>
+  <w:num w:numId="1027">
+    <w:abstractNumId w:val="991"/>
+  </w:num>
+  <w:num w:numId="1028">
+    <w:abstractNumId w:val="991"/>
+  </w:num>
+  <w:num w:numId="1029">
+    <w:abstractNumId w:val="991"/>
+  </w:num>
+  <w:num w:numId="1030">
+    <w:abstractNumId w:val="991"/>
+  </w:num>
+  <w:num w:numId="1031">
+    <w:abstractNumId w:val="991"/>
+  </w:num>
   <w:num w:numId="1032">
-    <w:abstractNumId w:val="991"/>
+    <w:abstractNumId w:val="99411"/>
+    <w:lvlOverride w:ilvl="0">
+      <w:startOverride w:val="1"/>
+    </w:lvlOverride>
+    <w:lvlOverride w:ilvl="1">
+      <w:startOverride w:val="1"/>
+    </w:lvlOverride>
+    <w:lvlOverride w:ilvl="2">
+      <w:startOverride w:val="1"/>
+    </w:lvlOverride>
+    <w:lvlOverride w:ilvl="3">
+      <w:startOverride w:val="1"/>
+    </w:lvlOverride>
+    <w:lvlOverride w:ilvl="4">
+      <w:startOverride w:val="1"/>
+    </w:lvlOverride>
+    <w:lvlOverride w:ilvl="5">
+      <w:startOverride w:val="1"/>
+    </w:lvlOverride>
+    <w:lvlOverride w:ilvl="6">
+      <w:startOverride w:val="1"/>
+    </w:lvlOverride>
+    <w:lvlOverride w:ilvl="7">
+      <w:startOverride w:val="1"/>
+    </w:lvlOverride>
+    <w:lvlOverride w:ilvl="8">
+      <w:startOverride w:val="1"/>
+    </w:lvlOverride>
   </w:num>
   <w:num w:numId="1033">
     <w:abstractNumId w:val="991"/>
@@ -19286,7 +19574,7 @@
     <w:abstractNumId w:val="991"/>
   </w:num>
   <w:num w:numId="1038">
-    <w:abstractNumId w:val="992"/>
+    <w:abstractNumId w:val="991"/>
   </w:num>
   <w:num w:numId="1039">
     <w:abstractNumId w:val="992"/>
@@ -19298,6 +19586,9 @@
     <w:abstractNumId w:val="992"/>
   </w:num>
   <w:num w:numId="1042">
+    <w:abstractNumId w:val="992"/>
+  </w:num>
+  <w:num w:numId="1043">
     <w:abstractNumId w:val="992"/>
   </w:num>
 </w:numbering>

--- a/docs/SSS-Documentation.docx
+++ b/docs/SSS-Documentation.docx
@@ -11995,7 +11995,134 @@
               <w:pStyle w:val="Compact"/>
             </w:pPr>
             <w:r>
-              <w:t xml:space="preserve">WebSocket the kiosk connects to for card taps. Baked into the client bundle at build time.</w:t>
+              <w:t xml:space="preserve">WebSocket the kiosk connects to for card taps (</w:t>
+            </w:r>
+            <w:r>
+              <w:rPr>
+                <w:rStyle w:val="VerbatimChar"/>
+              </w:rPr>
+              <w:t xml:space="preserve">ws</w:t>
+            </w:r>
+            <w:r>
+              <w:t xml:space="preserve"> </w:t>
+            </w:r>
+            <w:r>
+              <w:t xml:space="preserve">mode). Baked into the client bundle at build time.</w:t>
+            </w:r>
+          </w:p>
+        </w:tc>
+      </w:tr>
+      <w:tr>
+        <w:tc>
+          <w:tcPr/>
+          <w:p>
+            <w:pPr>
+              <w:pStyle w:val="Compact"/>
+            </w:pPr>
+            <w:r>
+              <w:rPr>
+                <w:rStyle w:val="VerbatimChar"/>
+              </w:rPr>
+              <w:t xml:space="preserve">NEXT_PUBLIC_CARD_READER_MODE</w:t>
+            </w:r>
+          </w:p>
+        </w:tc>
+        <w:tc>
+          <w:tcPr/>
+          <w:p>
+            <w:pPr>
+              <w:pStyle w:val="Compact"/>
+            </w:pPr>
+            <w:r>
+              <w:t xml:space="preserve">–</w:t>
+            </w:r>
+          </w:p>
+        </w:tc>
+        <w:tc>
+          <w:tcPr/>
+          <w:p>
+            <w:pPr>
+              <w:pStyle w:val="Compact"/>
+            </w:pPr>
+            <w:r>
+              <w:rPr>
+                <w:rStyle w:val="VerbatimChar"/>
+              </w:rPr>
+              <w:t xml:space="preserve">ws</w:t>
+            </w:r>
+            <w:r>
+              <w:t xml:space="preserve"> </w:t>
+            </w:r>
+            <w:r>
+              <w:t xml:space="preserve">(or</w:t>
+            </w:r>
+            <w:r>
+              <w:t xml:space="preserve"> </w:t>
+            </w:r>
+            <w:r>
+              <w:rPr>
+                <w:rStyle w:val="VerbatimChar"/>
+              </w:rPr>
+              <w:t xml:space="preserve">hid</w:t>
+            </w:r>
+            <w:r>
+              <w:t xml:space="preserve">)</w:t>
+            </w:r>
+          </w:p>
+        </w:tc>
+        <w:tc>
+          <w:tcPr/>
+          <w:p>
+            <w:pPr>
+              <w:pStyle w:val="Compact"/>
+            </w:pPr>
+            <w:r>
+              <w:t xml:space="preserve">Default input mode:</w:t>
+            </w:r>
+            <w:r>
+              <w:t xml:space="preserve"> </w:t>
+            </w:r>
+            <w:r>
+              <w:rPr>
+                <w:rStyle w:val="VerbatimChar"/>
+              </w:rPr>
+              <w:t xml:space="preserve">ws</w:t>
+            </w:r>
+            <w:r>
+              <w:t xml:space="preserve"> </w:t>
+            </w:r>
+            <w:r>
+              <w:t xml:space="preserve">(Arago WebSocket) or</w:t>
+            </w:r>
+            <w:r>
+              <w:t xml:space="preserve"> </w:t>
+            </w:r>
+            <w:r>
+              <w:rPr>
+                <w:rStyle w:val="VerbatimChar"/>
+              </w:rPr>
+              <w:t xml:space="preserve">hid</w:t>
+            </w:r>
+            <w:r>
+              <w:t xml:space="preserve"> </w:t>
+            </w:r>
+            <w:r>
+              <w:t xml:space="preserve">(keyboard-wedge NFC reader, e.g. iPad). Override per device with the</w:t>
+            </w:r>
+            <w:r>
+              <w:t xml:space="preserve"> </w:t>
+            </w:r>
+            <w:r>
+              <w:rPr>
+                <w:rStyle w:val="VerbatimChar"/>
+              </w:rPr>
+              <w:t xml:space="preserve">?mode=</w:t>
+            </w:r>
+            <w:r>
+              <w:t xml:space="preserve"> </w:t>
+            </w:r>
+            <w:r>
+              <w:t xml:space="preserve">URL query.</w:t>
             </w:r>
           </w:p>
         </w:tc>
@@ -13176,7 +13303,7 @@
     </w:p>
     <w:bookmarkEnd w:id="99"/>
     <w:bookmarkEnd w:id="100"/>
-    <w:bookmarkStart w:id="107" w:name="card-reader--kiosk-setup"/>
+    <w:bookmarkStart w:id="109" w:name="card-reader--kiosk-setup"/>
     <w:p>
       <w:pPr>
         <w:pStyle w:val="Heading1"/>
@@ -13190,2411 +13317,13 @@
         <w:pStyle w:val="FirstParagraph"/>
       </w:pPr>
       <w:r>
-        <w:t xml:space="preserve">The kiosk reads student cards with the</w:t>
-      </w:r>
-      <w:r>
-        <w:t xml:space="preserve"> </w:t>
-      </w:r>
-      <w:hyperlink r:id="rId10">
-        <w:r>
-          <w:rPr>
-            <w:rStyle w:val="Hyperlink"/>
-            <w:b/>
-            <w:bCs/>
-          </w:rPr>
-          <w:t xml:space="preserve">Arago Card Reader</w:t>
-        </w:r>
-      </w:hyperlink>
-      <w:r>
-        <w:t xml:space="preserve">, a small</w:t>
-      </w:r>
-      <w:r>
-        <w:t xml:space="preserve"> </w:t>
-      </w:r>
-      <w:r>
-        <w:t xml:space="preserve">program that runs on the kiosk laptop and</w:t>
-      </w:r>
-      <w:r>
-        <w:t xml:space="preserve"> </w:t>
-      </w:r>
-      <w:r>
-        <w:rPr>
-          <w:b/>
-          <w:bCs/>
-        </w:rPr>
-        <w:t xml:space="preserve">broadcasts card taps over a</w:t>
-      </w:r>
-      <w:r>
-        <w:rPr>
-          <w:b/>
-          <w:bCs/>
-        </w:rPr>
-        <w:t xml:space="preserve"> </w:t>
-      </w:r>
-      <w:r>
-        <w:rPr>
-          <w:b/>
-          <w:bCs/>
-        </w:rPr>
-        <w:t xml:space="preserve">WebSocket</w:t>
-      </w:r>
-      <w:r>
-        <w:t xml:space="preserve">. The kiosk web page connects to that WebSocket instead of reading</w:t>
-      </w:r>
-      <w:r>
-        <w:t xml:space="preserve"> </w:t>
-      </w:r>
-      <w:r>
-        <w:t xml:space="preserve">the card directly.</w:t>
-      </w:r>
-    </w:p>
-    <w:bookmarkStart w:id="101" w:name="how-it-works"/>
-    <w:p>
-      <w:pPr>
-        <w:pStyle w:val="Heading2"/>
-      </w:pPr>
-      <w:r>
-        <w:t xml:space="preserve">How it works</w:t>
-      </w:r>
-    </w:p>
-    <w:p>
-      <w:pPr>
-        <w:pStyle w:val="SourceCode"/>
-      </w:pPr>
-      <w:r>
-        <w:rPr>
-          <w:rStyle w:val="VerbatimChar"/>
-        </w:rPr>
-        <w:t xml:space="preserve">Physical card ──tap──▶ Arago Card Reader (laptop) ──WebSocket──▶ kiosk page (browser)</w:t>
-      </w:r>
-    </w:p>
-    <w:p>
-      <w:pPr>
-        <w:pStyle w:val="Compact"/>
-        <w:numPr>
-          <w:ilvl w:val="0"/>
-          <w:numId w:val="1019"/>
-        </w:numPr>
-      </w:pPr>
-      <w:r>
-        <w:t xml:space="preserve">The Arago Card Reader runs locally and listens on a WebSocket port (default</w:t>
-      </w:r>
-      <w:r>
-        <w:t xml:space="preserve"> </w:t>
-      </w:r>
-      <w:r>
-        <w:rPr>
-          <w:rStyle w:val="VerbatimChar"/>
-        </w:rPr>
-        <w:t xml:space="preserve">3000</w:t>
-      </w:r>
-      <w:r>
-        <w:t xml:space="preserve">).</w:t>
-      </w:r>
-    </w:p>
-    <w:p>
-      <w:pPr>
-        <w:pStyle w:val="Compact"/>
-        <w:numPr>
-          <w:ilvl w:val="0"/>
-          <w:numId w:val="1019"/>
-        </w:numPr>
-      </w:pPr>
-      <w:r>
-        <w:t xml:space="preserve">On each tap it broadcasts a JSON message:</w:t>
-      </w:r>
-    </w:p>
-    <w:p>
-      <w:pPr>
-        <w:pStyle w:val="SourceCode"/>
-        <w:numPr>
-          <w:ilvl w:val="0"/>
-          <w:numId w:val="1000"/>
-        </w:numPr>
-      </w:pPr>
-      <w:r>
-        <w:rPr>
-          <w:rStyle w:val="FunctionTok"/>
-        </w:rPr>
-        <w:t xml:space="preserve">{</w:t>
-      </w:r>
-      <w:r>
-        <w:rPr>
-          <w:rStyle w:val="NormalTok"/>
-        </w:rPr>
-        <w:t xml:space="preserve"> </w:t>
-      </w:r>
-      <w:r>
-        <w:rPr>
-          <w:rStyle w:val="DataTypeTok"/>
-        </w:rPr>
-        <w:t xml:space="preserve">"atqa"</w:t>
-      </w:r>
-      <w:r>
-        <w:rPr>
-          <w:rStyle w:val="FunctionTok"/>
-        </w:rPr>
-        <w:t xml:space="preserve">:</w:t>
-      </w:r>
-      <w:r>
-        <w:rPr>
-          <w:rStyle w:val="NormalTok"/>
-        </w:rPr>
-        <w:t xml:space="preserve"> </w:t>
-      </w:r>
-      <w:r>
-        <w:rPr>
-          <w:rStyle w:val="StringTok"/>
-        </w:rPr>
-        <w:t xml:space="preserve">"0004"</w:t>
-      </w:r>
-      <w:r>
-        <w:rPr>
-          <w:rStyle w:val="FunctionTok"/>
-        </w:rPr>
-        <w:t xml:space="preserve">,</w:t>
-      </w:r>
-      <w:r>
-        <w:rPr>
-          <w:rStyle w:val="NormalTok"/>
-        </w:rPr>
-        <w:t xml:space="preserve"> </w:t>
-      </w:r>
-      <w:r>
-        <w:rPr>
-          <w:rStyle w:val="DataTypeTok"/>
-        </w:rPr>
-        <w:t xml:space="preserve">"uid"</w:t>
-      </w:r>
-      <w:r>
-        <w:rPr>
-          <w:rStyle w:val="FunctionTok"/>
-        </w:rPr>
-        <w:t xml:space="preserve">:</w:t>
-      </w:r>
-      <w:r>
-        <w:rPr>
-          <w:rStyle w:val="NormalTok"/>
-        </w:rPr>
-        <w:t xml:space="preserve"> </w:t>
-      </w:r>
-      <w:r>
-        <w:rPr>
-          <w:rStyle w:val="StringTok"/>
-        </w:rPr>
-        <w:t xml:space="preserve">"AABBCCDD"</w:t>
-      </w:r>
-      <w:r>
-        <w:rPr>
-          <w:rStyle w:val="FunctionTok"/>
-        </w:rPr>
-        <w:t xml:space="preserve">,</w:t>
-      </w:r>
-      <w:r>
-        <w:rPr>
-          <w:rStyle w:val="NormalTok"/>
-        </w:rPr>
-        <w:t xml:space="preserve"> </w:t>
-      </w:r>
-      <w:r>
-        <w:rPr>
-          <w:rStyle w:val="DataTypeTok"/>
-        </w:rPr>
-        <w:t xml:space="preserve">"sak"</w:t>
-      </w:r>
-      <w:r>
-        <w:rPr>
-          <w:rStyle w:val="FunctionTok"/>
-        </w:rPr>
-        <w:t xml:space="preserve">:</w:t>
-      </w:r>
-      <w:r>
-        <w:rPr>
-          <w:rStyle w:val="NormalTok"/>
-        </w:rPr>
-        <w:t xml:space="preserve"> </w:t>
-      </w:r>
-      <w:r>
-        <w:rPr>
-          <w:rStyle w:val="StringTok"/>
-        </w:rPr>
-        <w:t xml:space="preserve">"08"</w:t>
-      </w:r>
-      <w:r>
-        <w:rPr>
-          <w:rStyle w:val="NormalTok"/>
-        </w:rPr>
-        <w:t xml:space="preserve"> </w:t>
-      </w:r>
-      <w:r>
-        <w:rPr>
-          <w:rStyle w:val="FunctionTok"/>
-        </w:rPr>
-        <w:t xml:space="preserve">}</w:t>
-      </w:r>
-    </w:p>
-    <w:p>
-      <w:pPr>
-        <w:pStyle w:val="Compact"/>
-        <w:numPr>
-          <w:ilvl w:val="0"/>
-          <w:numId w:val="1019"/>
-        </w:numPr>
-      </w:pPr>
-      <w:r>
-        <w:t xml:space="preserve">The kiosk page (</w:t>
-      </w:r>
-      <w:r>
-        <w:rPr>
-          <w:rStyle w:val="VerbatimChar"/>
-        </w:rPr>
-        <w:t xml:space="preserve">src/app/page.tsx</w:t>
-      </w:r>
-      <w:r>
-        <w:t xml:space="preserve">) connects to</w:t>
-      </w:r>
-      <w:r>
-        <w:t xml:space="preserve"> </w:t>
-      </w:r>
-      <w:r>
-        <w:rPr>
-          <w:rStyle w:val="VerbatimChar"/>
-        </w:rPr>
-        <w:t xml:space="preserve">NEXT_PUBLIC_CARD_READER_WS_URL</w:t>
-      </w:r>
-      <w:r>
-        <w:t xml:space="preserve">,</w:t>
-      </w:r>
-      <w:r>
-        <w:t xml:space="preserve"> </w:t>
-      </w:r>
-      <w:r>
-        <w:t xml:space="preserve">reads</w:t>
-      </w:r>
-      <w:r>
-        <w:t xml:space="preserve"> </w:t>
-      </w:r>
-      <w:r>
-        <w:rPr>
-          <w:rStyle w:val="VerbatimChar"/>
-        </w:rPr>
-        <w:t xml:space="preserve">uid</w:t>
-      </w:r>
-      <w:r>
-        <w:t xml:space="preserve">, and calls</w:t>
-      </w:r>
-      <w:r>
-        <w:t xml:space="preserve"> </w:t>
-      </w:r>
-      <w:r>
-        <w:rPr>
-          <w:rStyle w:val="VerbatimChar"/>
-        </w:rPr>
-        <w:t xml:space="preserve">POST /api/card/scan</w:t>
-      </w:r>
-      <w:r>
-        <w:t xml:space="preserve">.</w:t>
-      </w:r>
-    </w:p>
-    <w:p>
-      <w:pPr>
-        <w:pStyle w:val="Compact"/>
-        <w:numPr>
-          <w:ilvl w:val="0"/>
-          <w:numId w:val="1019"/>
-        </w:numPr>
-      </w:pPr>
-      <w:r>
-        <w:t xml:space="preserve">A status dot (top-right of the kiosk) shows</w:t>
-      </w:r>
-      <w:r>
-        <w:t xml:space="preserve"> </w:t>
-      </w:r>
-      <w:r>
-        <w:rPr>
-          <w:b/>
-          <w:bCs/>
-        </w:rPr>
-        <w:t xml:space="preserve">Reader connected / Connecting… /</w:t>
-      </w:r>
-      <w:r>
-        <w:rPr>
-          <w:b/>
-          <w:bCs/>
-        </w:rPr>
-        <w:t xml:space="preserve"> </w:t>
-      </w:r>
-      <w:r>
-        <w:rPr>
-          <w:b/>
-          <w:bCs/>
-        </w:rPr>
-        <w:t xml:space="preserve">Reader offline</w:t>
-      </w:r>
-      <w:r>
-        <w:t xml:space="preserve">, and the page auto-reconnects every 3 seconds.</w:t>
-      </w:r>
-    </w:p>
-    <w:bookmarkEnd w:id="101"/>
-    <w:bookmarkStart w:id="104" w:name="kiosk-laptop-setup"/>
-    <w:p>
-      <w:pPr>
-        <w:pStyle w:val="Heading2"/>
-      </w:pPr>
-      <w:r>
-        <w:t xml:space="preserve">Kiosk laptop setup</w:t>
-      </w:r>
-    </w:p>
-    <w:p>
-      <w:pPr>
-        <w:pStyle w:val="Compact"/>
-        <w:numPr>
-          <w:ilvl w:val="0"/>
-          <w:numId w:val="1020"/>
-        </w:numPr>
-      </w:pPr>
-      <w:r>
-        <w:rPr>
-          <w:b/>
-          <w:bCs/>
-        </w:rPr>
-        <w:t xml:space="preserve">Run the production app in a browser</w:t>
-      </w:r>
-      <w:r>
-        <w:t xml:space="preserve">, full-screen/kiosk mode, pointed at the</w:t>
-      </w:r>
-      <w:r>
-        <w:t xml:space="preserve"> </w:t>
-      </w:r>
-      <w:r>
-        <w:t xml:space="preserve">app's URL (</w:t>
-      </w:r>
-      <w:r>
-        <w:rPr>
-          <w:rStyle w:val="VerbatimChar"/>
-        </w:rPr>
-        <w:t xml:space="preserve">https://51vo.nl</w:t>
-      </w:r>
-      <w:r>
-        <w:t xml:space="preserve">).</w:t>
-      </w:r>
-    </w:p>
-    <w:p>
-      <w:pPr>
-        <w:pStyle w:val="Compact"/>
-        <w:numPr>
-          <w:ilvl w:val="0"/>
-          <w:numId w:val="1020"/>
-        </w:numPr>
-      </w:pPr>
-      <w:r>
-        <w:rPr>
-          <w:b/>
-          <w:bCs/>
-        </w:rPr>
-        <w:t xml:space="preserve">Run the Arago Card Reader</w:t>
-      </w:r>
-      <w:r>
-        <w:t xml:space="preserve"> </w:t>
-      </w:r>
-      <w:r>
-        <w:t xml:space="preserve">on the same laptop (follow its repo's</w:t>
-      </w:r>
-      <w:r>
-        <w:t xml:space="preserve"> </w:t>
-      </w:r>
-      <w:r>
-        <w:t xml:space="preserve">instructions). Note the WebSocket port it uses.</w:t>
-      </w:r>
-    </w:p>
-    <w:p>
-      <w:pPr>
-        <w:pStyle w:val="Compact"/>
-        <w:numPr>
-          <w:ilvl w:val="0"/>
-          <w:numId w:val="1020"/>
-        </w:numPr>
-      </w:pPr>
-      <w:r>
-        <w:rPr>
-          <w:b/>
-          <w:bCs/>
-        </w:rPr>
-        <w:t xml:space="preserve">Point the kiosk at the reader.</w:t>
-      </w:r>
-      <w:r>
-        <w:t xml:space="preserve"> </w:t>
-      </w:r>
-      <w:r>
-        <w:t xml:space="preserve">The web page reads</w:t>
-      </w:r>
-      <w:r>
-        <w:t xml:space="preserve"> </w:t>
-      </w:r>
-      <w:r>
-        <w:rPr>
-          <w:rStyle w:val="VerbatimChar"/>
-        </w:rPr>
-        <w:t xml:space="preserve">NEXT_PUBLIC_CARD_READER_WS_URL</w:t>
-      </w:r>
-      <w:r>
-        <w:t xml:space="preserve">. Because this is a</w:t>
-      </w:r>
-      <w:r>
-        <w:t xml:space="preserve"> </w:t>
-      </w:r>
-      <w:r>
-        <w:rPr>
-          <w:rStyle w:val="VerbatimChar"/>
-        </w:rPr>
-        <w:t xml:space="preserve">NEXT_PUBLIC_*</w:t>
-      </w:r>
-      <w:r>
-        <w:t xml:space="preserve"> </w:t>
-      </w:r>
-      <w:r>
-        <w:t xml:space="preserve">variable it</w:t>
-      </w:r>
-      <w:r>
-        <w:t xml:space="preserve"> </w:t>
-      </w:r>
-      <w:r>
-        <w:t xml:space="preserve">is</w:t>
-      </w:r>
-      <w:r>
-        <w:t xml:space="preserve"> </w:t>
-      </w:r>
-      <w:r>
-        <w:rPr>
-          <w:b/>
-          <w:bCs/>
-        </w:rPr>
-        <w:t xml:space="preserve">baked in at build time</w:t>
-      </w:r>
-      <w:r>
-        <w:t xml:space="preserve">, so the production build must already contain the</w:t>
-      </w:r>
-      <w:r>
-        <w:t xml:space="preserve"> </w:t>
-      </w:r>
-      <w:r>
-        <w:t xml:space="preserve">right value.</w:t>
-      </w:r>
-    </w:p>
-    <w:bookmarkStart w:id="102" w:name="port-conflict-warning"/>
-    <w:p>
-      <w:pPr>
-        <w:pStyle w:val="Heading3"/>
-      </w:pPr>
-      <w:r>
-        <w:t xml:space="preserve">Port conflict warning</w:t>
-      </w:r>
-    </w:p>
-    <w:p>
-      <w:pPr>
-        <w:pStyle w:val="FirstParagraph"/>
-      </w:pPr>
-      <w:r>
-        <w:t xml:space="preserve">If you run the Next.js dev server</w:t>
-      </w:r>
-      <w:r>
-        <w:t xml:space="preserve"> </w:t>
-      </w:r>
-      <w:r>
-        <w:rPr>
-          <w:b/>
-          <w:bCs/>
-        </w:rPr>
-        <w:t xml:space="preserve">and</w:t>
-      </w:r>
-      <w:r>
-        <w:t xml:space="preserve"> </w:t>
-      </w:r>
-      <w:r>
-        <w:t xml:space="preserve">the reader on the same machine, they</w:t>
-      </w:r>
-      <w:r>
-        <w:t xml:space="preserve"> </w:t>
-      </w:r>
-      <w:r>
-        <w:t xml:space="preserve">can't both use port</w:t>
-      </w:r>
-      <w:r>
-        <w:t xml:space="preserve"> </w:t>
-      </w:r>
-      <w:r>
-        <w:rPr>
-          <w:rStyle w:val="VerbatimChar"/>
-        </w:rPr>
-        <w:t xml:space="preserve">3000</w:t>
-      </w:r>
-      <w:r>
-        <w:t xml:space="preserve">. Configure the reader on a different port (e.g.</w:t>
-      </w:r>
-      <w:r>
-        <w:t xml:space="preserve"> </w:t>
-      </w:r>
-      <w:r>
-        <w:rPr>
-          <w:rStyle w:val="VerbatimChar"/>
-        </w:rPr>
-        <w:t xml:space="preserve">3001</w:t>
-      </w:r>
-      <w:r>
-        <w:t xml:space="preserve">) and set</w:t>
-      </w:r>
-      <w:r>
-        <w:t xml:space="preserve"> </w:t>
-      </w:r>
-      <w:r>
-        <w:rPr>
-          <w:rStyle w:val="VerbatimChar"/>
-        </w:rPr>
-        <w:t xml:space="preserve">NEXT_PUBLIC_CARD_READER_WS_URL=ws://localhost:3001</w:t>
-      </w:r>
-      <w:r>
-        <w:t xml:space="preserve">. In the</w:t>
-      </w:r>
-      <w:r>
-        <w:t xml:space="preserve"> </w:t>
-      </w:r>
-      <w:r>
-        <w:t xml:space="preserve">normal kiosk setup the app is served from Railway (not locally), so</w:t>
-      </w:r>
-      <w:r>
-        <w:t xml:space="preserve"> </w:t>
-      </w:r>
-      <w:r>
-        <w:rPr>
-          <w:rStyle w:val="VerbatimChar"/>
-        </w:rPr>
-        <w:t xml:space="preserve">3000</w:t>
-      </w:r>
-      <w:r>
-        <w:t xml:space="preserve"> </w:t>
-      </w:r>
-      <w:r>
-        <w:t xml:space="preserve">is</w:t>
-      </w:r>
-      <w:r>
-        <w:t xml:space="preserve"> </w:t>
-      </w:r>
-      <w:r>
-        <w:t xml:space="preserve">free for the reader.</w:t>
-      </w:r>
-    </w:p>
-    <w:bookmarkEnd w:id="102"/>
-    <w:bookmarkStart w:id="103" w:name="ws-vs-wss"/>
-    <w:p>
-      <w:pPr>
-        <w:pStyle w:val="Heading3"/>
-      </w:pPr>
-      <w:r>
-        <w:rPr>
-          <w:rStyle w:val="VerbatimChar"/>
-        </w:rPr>
-        <w:t xml:space="preserve">ws://</w:t>
-      </w:r>
-      <w:r>
-        <w:t xml:space="preserve"> </w:t>
-      </w:r>
-      <w:r>
-        <w:t xml:space="preserve">vs</w:t>
-      </w:r>
-      <w:r>
-        <w:t xml:space="preserve"> </w:t>
-      </w:r>
-      <w:r>
-        <w:rPr>
-          <w:rStyle w:val="VerbatimChar"/>
-        </w:rPr>
-        <w:t xml:space="preserve">wss://</w:t>
-      </w:r>
-    </w:p>
-    <w:p>
-      <w:pPr>
-        <w:pStyle w:val="FirstParagraph"/>
-      </w:pPr>
-      <w:r>
-        <w:t xml:space="preserve">The reader serves plain</w:t>
-      </w:r>
-      <w:r>
-        <w:t xml:space="preserve"> </w:t>
-      </w:r>
-      <w:r>
-        <w:rPr>
-          <w:rStyle w:val="VerbatimChar"/>
-        </w:rPr>
-        <w:t xml:space="preserve">ws://localhost:3000</w:t>
-      </w:r>
-      <w:r>
-        <w:t xml:space="preserve">. Because the kiosk connects to</w:t>
-      </w:r>
-      <w:r>
-        <w:t xml:space="preserve"> </w:t>
-      </w:r>
-      <w:r>
-        <w:rPr>
-          <w:rStyle w:val="VerbatimChar"/>
-        </w:rPr>
-        <w:t xml:space="preserve">localhost</w:t>
-      </w:r>
-      <w:r>
-        <w:t xml:space="preserve">, browsers permit this even though the page itself is loaded over</w:t>
-      </w:r>
-      <w:r>
-        <w:t xml:space="preserve"> </w:t>
-      </w:r>
-      <w:r>
-        <w:t xml:space="preserve">HTTPS (localhost is treated as a secure context). Do not point the kiosk at a</w:t>
-      </w:r>
-      <w:r>
-        <w:t xml:space="preserve"> </w:t>
-      </w:r>
-      <w:r>
-        <w:t xml:space="preserve">remote</w:t>
-      </w:r>
-      <w:r>
-        <w:t xml:space="preserve"> </w:t>
-      </w:r>
-      <w:r>
-        <w:rPr>
-          <w:rStyle w:val="VerbatimChar"/>
-        </w:rPr>
-        <w:t xml:space="preserve">ws://</w:t>
-      </w:r>
-      <w:r>
-        <w:t xml:space="preserve"> </w:t>
-      </w:r>
-      <w:r>
-        <w:t xml:space="preserve">reader over the network — that would be blocked as mixed content.</w:t>
-      </w:r>
-    </w:p>
-    <w:bookmarkEnd w:id="103"/>
-    <w:bookmarkEnd w:id="104"/>
-    <w:bookmarkStart w:id="105" w:name="card-uids"/>
-    <w:p>
-      <w:pPr>
-        <w:pStyle w:val="Heading2"/>
-      </w:pPr>
-      <w:r>
-        <w:t xml:space="preserve">Card UIDs</w:t>
-      </w:r>
-    </w:p>
-    <w:p>
-      <w:pPr>
-        <w:pStyle w:val="Compact"/>
-        <w:numPr>
-          <w:ilvl w:val="0"/>
-          <w:numId w:val="1021"/>
-        </w:numPr>
-      </w:pPr>
-      <w:r>
-        <w:t xml:space="preserve">UIDs are normalised to</w:t>
-      </w:r>
-      <w:r>
-        <w:t xml:space="preserve"> </w:t>
-      </w:r>
-      <w:r>
-        <w:rPr>
-          <w:b/>
-          <w:bCs/>
-        </w:rPr>
-        <w:t xml:space="preserve">upper-case</w:t>
-      </w:r>
-      <w:r>
-        <w:t xml:space="preserve"> </w:t>
-      </w:r>
-      <w:r>
-        <w:t xml:space="preserve">before lookup/storage.</w:t>
-      </w:r>
-    </w:p>
-    <w:p>
-      <w:pPr>
-        <w:pStyle w:val="Compact"/>
-        <w:numPr>
-          <w:ilvl w:val="0"/>
-          <w:numId w:val="1021"/>
-        </w:numPr>
-      </w:pPr>
-      <w:r>
-        <w:t xml:space="preserve">A UID is not a secret — any NFC reader can read it. The system therefore never</w:t>
-      </w:r>
-      <w:r>
-        <w:t xml:space="preserve"> </w:t>
-      </w:r>
-      <w:r>
-        <w:t xml:space="preserve">returns member data from the (public) scan endpoint and rate-limits it. See</w:t>
-      </w:r>
-      <w:r>
-        <w:t xml:space="preserve"> </w:t>
-      </w:r>
-      <w:hyperlink r:id="rId29">
-        <w:r>
-          <w:rPr>
-            <w:rStyle w:val="Hyperlink"/>
-          </w:rPr>
-          <w:t xml:space="preserve">SECURITY.md</w:t>
-        </w:r>
-      </w:hyperlink>
-      <w:r>
-        <w:t xml:space="preserve">.</w:t>
-      </w:r>
-    </w:p>
-    <w:bookmarkEnd w:id="105"/>
-    <w:bookmarkStart w:id="106" w:name="testing-without-a-reader"/>
-    <w:p>
-      <w:pPr>
-        <w:pStyle w:val="Heading2"/>
-      </w:pPr>
-      <w:r>
-        <w:t xml:space="preserve">Testing without a reader</w:t>
-      </w:r>
-    </w:p>
-    <w:p>
-      <w:pPr>
-        <w:pStyle w:val="FirstParagraph"/>
-      </w:pPr>
-      <w:r>
-        <w:t xml:space="preserve">You can exercise the shop without hardware by creating a</w:t>
-      </w:r>
-      <w:r>
-        <w:t xml:space="preserve"> </w:t>
-      </w:r>
-      <w:r>
-        <w:rPr>
-          <w:rStyle w:val="VerbatimChar"/>
-        </w:rPr>
-        <w:t xml:space="preserve">ShopSession</w:t>
-      </w:r>
-      <w:r>
-        <w:t xml:space="preserve"> </w:t>
-      </w:r>
-      <w:r>
-        <w:t xml:space="preserve">directly</w:t>
-      </w:r>
-      <w:r>
-        <w:t xml:space="preserve"> </w:t>
-      </w:r>
-      <w:r>
-        <w:t xml:space="preserve">and visiting</w:t>
-      </w:r>
-      <w:r>
-        <w:t xml:space="preserve"> </w:t>
-      </w:r>
-      <w:r>
-        <w:rPr>
-          <w:rStyle w:val="VerbatimChar"/>
-        </w:rPr>
-        <w:t xml:space="preserve">/shop/&lt;token&gt;</w:t>
-      </w:r>
-      <w:r>
-        <w:t xml:space="preserve">.</w:t>
-      </w:r>
-    </w:p>
-    <w:p>
-      <w:pPr>
-        <w:pStyle w:val="BodyText"/>
-      </w:pPr>
-      <w:r>
-        <w:t xml:space="preserve">Option A — admin "Enter store":</w:t>
-      </w:r>
-    </w:p>
-    <w:p>
-      <w:pPr>
-        <w:pStyle w:val="Compact"/>
-        <w:numPr>
-          <w:ilvl w:val="0"/>
-          <w:numId w:val="1022"/>
-        </w:numPr>
-      </w:pPr>
-      <w:r>
-        <w:t xml:space="preserve">Log in to</w:t>
-      </w:r>
-      <w:r>
-        <w:t xml:space="preserve"> </w:t>
-      </w:r>
-      <w:r>
-        <w:rPr>
-          <w:rStyle w:val="VerbatimChar"/>
-        </w:rPr>
-        <w:t xml:space="preserve">/admin</w:t>
-      </w:r>
-      <w:r>
-        <w:t xml:space="preserve">.</w:t>
-      </w:r>
-    </w:p>
-    <w:p>
-      <w:pPr>
-        <w:pStyle w:val="Compact"/>
-        <w:numPr>
-          <w:ilvl w:val="0"/>
-          <w:numId w:val="1022"/>
-        </w:numPr>
-      </w:pPr>
-      <w:r>
-        <w:rPr>
-          <w:b/>
-          <w:bCs/>
-        </w:rPr>
-        <w:t xml:space="preserve">Members</w:t>
-      </w:r>
-      <w:r>
-        <w:t xml:space="preserve"> </w:t>
-      </w:r>
-      <w:r>
-        <w:t xml:space="preserve">→ find a member →</w:t>
-      </w:r>
-      <w:r>
-        <w:t xml:space="preserve"> </w:t>
-      </w:r>
-      <w:r>
-        <w:rPr>
-          <w:b/>
-          <w:bCs/>
-        </w:rPr>
-        <w:t xml:space="preserve">Enter store</w:t>
-      </w:r>
-      <w:r>
-        <w:t xml:space="preserve">. This creates a shop session and</w:t>
-      </w:r>
-      <w:r>
-        <w:t xml:space="preserve"> </w:t>
-      </w:r>
-      <w:r>
-        <w:t xml:space="preserve">drops you into</w:t>
-      </w:r>
-      <w:r>
-        <w:t xml:space="preserve"> </w:t>
-      </w:r>
-      <w:r>
-        <w:rPr>
-          <w:rStyle w:val="VerbatimChar"/>
-        </w:rPr>
-        <w:t xml:space="preserve">/shop/&lt;token&gt;</w:t>
-      </w:r>
-      <w:r>
-        <w:t xml:space="preserve">.</w:t>
-      </w:r>
-    </w:p>
-    <w:p>
-      <w:pPr>
-        <w:pStyle w:val="FirstParagraph"/>
-      </w:pPr>
-      <w:r>
-        <w:t xml:space="preserve">Option B — a quick script (local DB):</w:t>
-      </w:r>
-    </w:p>
-    <w:p>
-      <w:pPr>
-        <w:pStyle w:val="SourceCode"/>
-      </w:pPr>
-      <w:r>
-        <w:rPr>
-          <w:rStyle w:val="CommentTok"/>
-        </w:rPr>
-        <w:t xml:space="preserve">// node script using the same Prisma setup as src/lib/prisma.ts</w:t>
-      </w:r>
-      <w:r>
-        <w:br/>
-      </w:r>
-      <w:r>
-        <w:rPr>
-          <w:rStyle w:val="KeywordTok"/>
-        </w:rPr>
-        <w:t xml:space="preserve">const</w:t>
-      </w:r>
-      <w:r>
-        <w:rPr>
-          <w:rStyle w:val="NormalTok"/>
-        </w:rPr>
-        <w:t xml:space="preserve"> session </w:t>
-      </w:r>
-      <w:r>
-        <w:rPr>
-          <w:rStyle w:val="OperatorTok"/>
-        </w:rPr>
-        <w:t xml:space="preserve">=</w:t>
-      </w:r>
-      <w:r>
-        <w:rPr>
-          <w:rStyle w:val="NormalTok"/>
-        </w:rPr>
-        <w:t xml:space="preserve"> </w:t>
-      </w:r>
-      <w:r>
-        <w:rPr>
-          <w:rStyle w:val="ControlFlowTok"/>
-        </w:rPr>
-        <w:t xml:space="preserve">await</w:t>
-      </w:r>
-      <w:r>
-        <w:rPr>
-          <w:rStyle w:val="NormalTok"/>
-        </w:rPr>
-        <w:t xml:space="preserve"> prisma</w:t>
-      </w:r>
-      <w:r>
-        <w:rPr>
-          <w:rStyle w:val="OperatorTok"/>
-        </w:rPr>
-        <w:t xml:space="preserve">.</w:t>
-      </w:r>
-      <w:r>
-        <w:rPr>
-          <w:rStyle w:val="AttributeTok"/>
-        </w:rPr>
-        <w:t xml:space="preserve">shopSession</w:t>
-      </w:r>
-      <w:r>
-        <w:rPr>
-          <w:rStyle w:val="OperatorTok"/>
-        </w:rPr>
-        <w:t xml:space="preserve">.</w:t>
-      </w:r>
-      <w:r>
-        <w:rPr>
-          <w:rStyle w:val="FunctionTok"/>
-        </w:rPr>
-        <w:t xml:space="preserve">create</w:t>
-      </w:r>
-      <w:r>
-        <w:rPr>
-          <w:rStyle w:val="NormalTok"/>
-        </w:rPr>
-        <w:t xml:space="preserve">({</w:t>
-      </w:r>
-      <w:r>
-        <w:br/>
-      </w:r>
-      <w:r>
-        <w:rPr>
-          <w:rStyle w:val="NormalTok"/>
-        </w:rPr>
-        <w:t xml:space="preserve">  </w:t>
-      </w:r>
-      <w:r>
-        <w:rPr>
-          <w:rStyle w:val="DataTypeTok"/>
-        </w:rPr>
-        <w:t xml:space="preserve">data</w:t>
-      </w:r>
-      <w:r>
-        <w:rPr>
-          <w:rStyle w:val="OperatorTok"/>
-        </w:rPr>
-        <w:t xml:space="preserve">:</w:t>
-      </w:r>
-      <w:r>
-        <w:rPr>
-          <w:rStyle w:val="NormalTok"/>
-        </w:rPr>
-        <w:t xml:space="preserve"> { </w:t>
-      </w:r>
-      <w:r>
-        <w:rPr>
-          <w:rStyle w:val="DataTypeTok"/>
-        </w:rPr>
-        <w:t xml:space="preserve">memberId</w:t>
-      </w:r>
-      <w:r>
-        <w:rPr>
-          <w:rStyle w:val="OperatorTok"/>
-        </w:rPr>
-        <w:t xml:space="preserve">:</w:t>
-      </w:r>
-      <w:r>
-        <w:rPr>
-          <w:rStyle w:val="NormalTok"/>
-        </w:rPr>
-        <w:t xml:space="preserve"> someMember</w:t>
-      </w:r>
-      <w:r>
-        <w:rPr>
-          <w:rStyle w:val="OperatorTok"/>
-        </w:rPr>
-        <w:t xml:space="preserve">.</w:t>
-      </w:r>
-      <w:r>
-        <w:rPr>
-          <w:rStyle w:val="AttributeTok"/>
-        </w:rPr>
-        <w:t xml:space="preserve">id</w:t>
-      </w:r>
-      <w:r>
-        <w:rPr>
-          <w:rStyle w:val="OperatorTok"/>
-        </w:rPr>
-        <w:t xml:space="preserve">,</w:t>
-      </w:r>
-      <w:r>
-        <w:rPr>
-          <w:rStyle w:val="NormalTok"/>
-        </w:rPr>
-        <w:t xml:space="preserve"> </w:t>
-      </w:r>
-      <w:r>
-        <w:rPr>
-          <w:rStyle w:val="DataTypeTok"/>
-        </w:rPr>
-        <w:t xml:space="preserve">expiresAt</w:t>
-      </w:r>
-      <w:r>
-        <w:rPr>
-          <w:rStyle w:val="OperatorTok"/>
-        </w:rPr>
-        <w:t xml:space="preserve">:</w:t>
-      </w:r>
-      <w:r>
-        <w:rPr>
-          <w:rStyle w:val="NormalTok"/>
-        </w:rPr>
-        <w:t xml:space="preserve"> </w:t>
-      </w:r>
-      <w:r>
-        <w:rPr>
-          <w:rStyle w:val="KeywordTok"/>
-        </w:rPr>
-        <w:t xml:space="preserve">new</w:t>
-      </w:r>
-      <w:r>
-        <w:rPr>
-          <w:rStyle w:val="NormalTok"/>
-        </w:rPr>
-        <w:t xml:space="preserve"> </w:t>
-      </w:r>
-      <w:r>
-        <w:rPr>
-          <w:rStyle w:val="BuiltInTok"/>
-        </w:rPr>
-        <w:t xml:space="preserve">Date</w:t>
-      </w:r>
-      <w:r>
-        <w:rPr>
-          <w:rStyle w:val="NormalTok"/>
-        </w:rPr>
-        <w:t xml:space="preserve">(</w:t>
-      </w:r>
-      <w:r>
-        <w:rPr>
-          <w:rStyle w:val="BuiltInTok"/>
-        </w:rPr>
-        <w:t xml:space="preserve">Date</w:t>
-      </w:r>
-      <w:r>
-        <w:rPr>
-          <w:rStyle w:val="OperatorTok"/>
-        </w:rPr>
-        <w:t xml:space="preserve">.</w:t>
-      </w:r>
-      <w:r>
-        <w:rPr>
-          <w:rStyle w:val="FunctionTok"/>
-        </w:rPr>
-        <w:t xml:space="preserve">now</w:t>
-      </w:r>
-      <w:r>
-        <w:rPr>
-          <w:rStyle w:val="NormalTok"/>
-        </w:rPr>
-        <w:t xml:space="preserve">() </w:t>
-      </w:r>
-      <w:r>
-        <w:rPr>
-          <w:rStyle w:val="OperatorTok"/>
-        </w:rPr>
-        <w:t xml:space="preserve">+</w:t>
-      </w:r>
-      <w:r>
-        <w:rPr>
-          <w:rStyle w:val="NormalTok"/>
-        </w:rPr>
-        <w:t xml:space="preserve"> </w:t>
-      </w:r>
-      <w:r>
-        <w:rPr>
-          <w:rStyle w:val="FloatTok"/>
-        </w:rPr>
-        <w:t xml:space="preserve">3600e3</w:t>
-      </w:r>
-      <w:r>
-        <w:rPr>
-          <w:rStyle w:val="NormalTok"/>
-        </w:rPr>
-        <w:t xml:space="preserve">) }</w:t>
-      </w:r>
-      <w:r>
-        <w:rPr>
-          <w:rStyle w:val="OperatorTok"/>
-        </w:rPr>
-        <w:t xml:space="preserve">,</w:t>
-      </w:r>
-      <w:r>
-        <w:br/>
-      </w:r>
-      <w:r>
-        <w:rPr>
-          <w:rStyle w:val="NormalTok"/>
-        </w:rPr>
-        <w:t xml:space="preserve">})</w:t>
-      </w:r>
-      <w:r>
-        <w:rPr>
-          <w:rStyle w:val="OperatorTok"/>
-        </w:rPr>
-        <w:t xml:space="preserve">;</w:t>
-      </w:r>
-      <w:r>
-        <w:br/>
-      </w:r>
-      <w:r>
-        <w:rPr>
-          <w:rStyle w:val="BuiltInTok"/>
-        </w:rPr>
-        <w:t xml:space="preserve">console</w:t>
-      </w:r>
-      <w:r>
-        <w:rPr>
-          <w:rStyle w:val="OperatorTok"/>
-        </w:rPr>
-        <w:t xml:space="preserve">.</w:t>
-      </w:r>
-      <w:r>
-        <w:rPr>
-          <w:rStyle w:val="FunctionTok"/>
-        </w:rPr>
-        <w:t xml:space="preserve">log</w:t>
-      </w:r>
-      <w:r>
-        <w:rPr>
-          <w:rStyle w:val="NormalTok"/>
-        </w:rPr>
-        <w:t xml:space="preserve">(</w:t>
-      </w:r>
-      <w:r>
-        <w:rPr>
-          <w:rStyle w:val="VerbatimStringTok"/>
-        </w:rPr>
-        <w:t xml:space="preserve">`/shop/</w:t>
-      </w:r>
-      <w:r>
-        <w:rPr>
-          <w:rStyle w:val="SpecialCharTok"/>
-        </w:rPr>
-        <w:t xml:space="preserve">${</w:t>
-      </w:r>
-      <w:r>
-        <w:rPr>
-          <w:rStyle w:val="NormalTok"/>
-        </w:rPr>
-        <w:t xml:space="preserve">session</w:t>
-      </w:r>
-      <w:r>
-        <w:rPr>
-          <w:rStyle w:val="OperatorTok"/>
-        </w:rPr>
-        <w:t xml:space="preserve">.</w:t>
-      </w:r>
-      <w:r>
-        <w:rPr>
-          <w:rStyle w:val="AttributeTok"/>
-        </w:rPr>
-        <w:t xml:space="preserve">token</w:t>
-      </w:r>
-      <w:r>
-        <w:rPr>
-          <w:rStyle w:val="SpecialCharTok"/>
-        </w:rPr>
-        <w:t xml:space="preserve">}</w:t>
-      </w:r>
-      <w:r>
-        <w:rPr>
-          <w:rStyle w:val="VerbatimStringTok"/>
-        </w:rPr>
-        <w:t xml:space="preserve">`</w:t>
-      </w:r>
-      <w:r>
-        <w:rPr>
-          <w:rStyle w:val="NormalTok"/>
-        </w:rPr>
-        <w:t xml:space="preserve">)</w:t>
-      </w:r>
-      <w:r>
-        <w:rPr>
-          <w:rStyle w:val="OperatorTok"/>
-        </w:rPr>
-        <w:t xml:space="preserve">;</w:t>
-      </w:r>
-    </w:p>
-    <w:p>
-      <w:pPr>
-        <w:pStyle w:val="FirstParagraph"/>
-      </w:pPr>
-      <w:r>
-        <w:t xml:space="preserve">To simulate a tap end-to-end you can also</w:t>
-      </w:r>
-      <w:r>
-        <w:t xml:space="preserve"> </w:t>
-      </w:r>
-      <w:r>
-        <w:rPr>
-          <w:rStyle w:val="VerbatimChar"/>
-        </w:rPr>
-        <w:t xml:space="preserve">POST /api/card/scan</w:t>
-      </w:r>
-      <w:r>
-        <w:t xml:space="preserve"> </w:t>
-      </w:r>
-      <w:r>
-        <w:t xml:space="preserve">with a known,</w:t>
-      </w:r>
-      <w:r>
-        <w:t xml:space="preserve"> </w:t>
-      </w:r>
-      <w:r>
-        <w:t xml:space="preserve">registered UID and follow the returned token.</w:t>
-      </w:r>
-    </w:p>
-    <w:p>
-      <w:r>
-        <w:br w:type="page"/>
-      </w:r>
-    </w:p>
-    <w:bookmarkEnd w:id="106"/>
-    <w:bookmarkEnd w:id="107"/>
-    <w:bookmarkStart w:id="116" w:name="congressus-integration"/>
-    <w:p>
-      <w:pPr>
-        <w:pStyle w:val="Heading1"/>
-      </w:pPr>
-      <w:r>
-        <w:t xml:space="preserve">Congressus Integration</w:t>
-      </w:r>
-    </w:p>
-    <w:p>
-      <w:pPr>
-        <w:pStyle w:val="FirstParagraph"/>
-      </w:pPr>
-      <w:r>
-        <w:t xml:space="preserve">SSS syncs three things with</w:t>
-      </w:r>
-      <w:r>
-        <w:t xml:space="preserve"> </w:t>
-      </w:r>
-      <w:r>
-        <w:rPr>
-          <w:b/>
-          <w:bCs/>
-        </w:rPr>
-        <w:t xml:space="preserve">Congressus API v30</w:t>
-      </w:r>
-      <w:r>
-        <w:t xml:space="preserve">: members (in), products (out),</w:t>
-      </w:r>
-      <w:r>
-        <w:t xml:space="preserve"> </w:t>
-      </w:r>
-      <w:r>
-        <w:t xml:space="preserve">and monthly sale-invoices (out). Client code lives in</w:t>
-      </w:r>
-      <w:r>
-        <w:t xml:space="preserve"> </w:t>
-      </w:r>
-      <w:r>
-        <w:rPr>
-          <w:rStyle w:val="VerbatimChar"/>
-        </w:rPr>
-        <w:t xml:space="preserve">src/lib/congressus.ts</w:t>
-      </w:r>
-      <w:r>
-        <w:t xml:space="preserve">.</w:t>
-      </w:r>
-    </w:p>
-    <w:p>
-      <w:pPr>
-        <w:pStyle w:val="Compact"/>
-        <w:numPr>
-          <w:ilvl w:val="0"/>
-          <w:numId w:val="1023"/>
-        </w:numPr>
-      </w:pPr>
-      <w:r>
-        <w:rPr>
-          <w:b/>
-          <w:bCs/>
-        </w:rPr>
-        <w:t xml:space="preserve">Base URL:</w:t>
-      </w:r>
-      <w:r>
-        <w:t xml:space="preserve"> </w:t>
-      </w:r>
-      <w:r>
-        <w:rPr>
-          <w:rStyle w:val="VerbatimChar"/>
-        </w:rPr>
-        <w:t xml:space="preserve">https://api.congressus.nl/v30</w:t>
-      </w:r>
-    </w:p>
-    <w:p>
-      <w:pPr>
-        <w:pStyle w:val="Compact"/>
-        <w:numPr>
-          <w:ilvl w:val="0"/>
-          <w:numId w:val="1023"/>
-        </w:numPr>
-      </w:pPr>
-      <w:r>
-        <w:rPr>
-          <w:b/>
-          <w:bCs/>
-        </w:rPr>
-        <w:t xml:space="preserve">Auth:</w:t>
-      </w:r>
-      <w:r>
-        <w:t xml:space="preserve"> </w:t>
-      </w:r>
-      <w:r>
-        <w:rPr>
-          <w:rStyle w:val="VerbatimChar"/>
-        </w:rPr>
-        <w:t xml:space="preserve">Authorization: Bearer ${CONGRESSUS_API_TOKEN}</w:t>
-      </w:r>
-      <w:r>
-        <w:t xml:space="preserve"> </w:t>
-      </w:r>
-      <w:r>
-        <w:t xml:space="preserve">(a generic API token)</w:t>
-      </w:r>
-    </w:p>
-    <w:p>
-      <w:pPr>
-        <w:pStyle w:val="Compact"/>
-        <w:numPr>
-          <w:ilvl w:val="0"/>
-          <w:numId w:val="1023"/>
-        </w:numPr>
-      </w:pPr>
-      <w:r>
-        <w:rPr>
-          <w:b/>
-          <w:bCs/>
-        </w:rPr>
-        <w:t xml:space="preserve">SSS product folder id:</w:t>
-      </w:r>
-      <w:r>
-        <w:t xml:space="preserve"> </w:t>
-      </w:r>
-      <w:r>
-        <w:rPr>
-          <w:rStyle w:val="VerbatimChar"/>
-        </w:rPr>
-        <w:t xml:space="preserve">5952</w:t>
-      </w:r>
-    </w:p>
-    <w:p>
-      <w:pPr>
-        <w:pStyle w:val="Compact"/>
-        <w:numPr>
-          <w:ilvl w:val="0"/>
-          <w:numId w:val="1023"/>
-        </w:numPr>
-      </w:pPr>
-      <w:r>
-        <w:rPr>
-          <w:b/>
-          <w:bCs/>
-        </w:rPr>
-        <w:t xml:space="preserve">Imported member statuses:</w:t>
-      </w:r>
-      <w:r>
-        <w:t xml:space="preserve"> </w:t>
-      </w:r>
-      <w:r>
-        <w:rPr>
-          <w:rStyle w:val="VerbatimChar"/>
-        </w:rPr>
-        <w:t xml:space="preserve">1845</w:t>
-      </w:r>
-      <w:r>
-        <w:t xml:space="preserve"> </w:t>
-      </w:r>
-      <w:r>
-        <w:t xml:space="preserve">(Primary),</w:t>
-      </w:r>
-      <w:r>
-        <w:t xml:space="preserve"> </w:t>
-      </w:r>
-      <w:r>
-        <w:rPr>
-          <w:rStyle w:val="VerbatimChar"/>
-        </w:rPr>
-        <w:t xml:space="preserve">1844</w:t>
-      </w:r>
-      <w:r>
-        <w:t xml:space="preserve"> </w:t>
-      </w:r>
-      <w:r>
-        <w:t xml:space="preserve">(Secondary)</w:t>
-      </w:r>
-    </w:p>
-    <w:p>
-      <w:pPr>
-        <w:pStyle w:val="Compact"/>
-        <w:numPr>
-          <w:ilvl w:val="0"/>
-          <w:numId w:val="1023"/>
-        </w:numPr>
-      </w:pPr>
-      <w:r>
-        <w:rPr>
-          <w:b/>
-          <w:bCs/>
-        </w:rPr>
-        <w:t xml:space="preserve">Invoice workflow id:</w:t>
-      </w:r>
-      <w:r>
-        <w:t xml:space="preserve"> </w:t>
-      </w:r>
-      <w:r>
-        <w:rPr>
-          <w:rStyle w:val="VerbatimChar"/>
-        </w:rPr>
-        <w:t xml:space="preserve">605</w:t>
-      </w:r>
-      <w:r>
-        <w:t xml:space="preserve"> </w:t>
-      </w:r>
-      <w:r>
-        <w:t xml:space="preserve">(Contribution)</w:t>
-      </w:r>
-    </w:p>
-    <w:bookmarkStart w:id="108" w:name="members-congressus--sss"/>
-    <w:p>
-      <w:pPr>
-        <w:pStyle w:val="Heading2"/>
-      </w:pPr>
-      <w:r>
-        <w:t xml:space="preserve">Members (Congressus → SSS)</w:t>
-      </w:r>
-    </w:p>
-    <w:p>
-      <w:pPr>
-        <w:pStyle w:val="FirstParagraph"/>
-      </w:pPr>
-      <w:r>
-        <w:rPr>
-          <w:rStyle w:val="VerbatimChar"/>
-        </w:rPr>
-        <w:t xml:space="preserve">Members → Sync from Congressus</w:t>
-      </w:r>
-      <w:r>
-        <w:t xml:space="preserve"> </w:t>
-      </w:r>
-      <w:r>
-        <w:t xml:space="preserve">calls</w:t>
-      </w:r>
-      <w:r>
-        <w:t xml:space="preserve"> </w:t>
-      </w:r>
-      <w:r>
-        <w:rPr>
-          <w:rStyle w:val="VerbatimChar"/>
-        </w:rPr>
-        <w:t xml:space="preserve">fetchAllMembers()</w:t>
-      </w:r>
-      <w:r>
-        <w:t xml:space="preserve">, which pages through</w:t>
-      </w:r>
-      <w:r>
-        <w:t xml:space="preserve"> </w:t>
-      </w:r>
-      <w:r>
-        <w:rPr>
-          <w:rStyle w:val="VerbatimChar"/>
-        </w:rPr>
-        <w:t xml:space="preserve">GET /members?status_id=…</w:t>
-      </w:r>
-      <w:r>
-        <w:t xml:space="preserve"> </w:t>
-      </w:r>
-      <w:r>
-        <w:t xml:space="preserve">for the Primary and Secondary statuses and upserts</w:t>
-      </w:r>
-      <w:r>
-        <w:t xml:space="preserve"> </w:t>
-      </w:r>
-      <w:r>
-        <w:t xml:space="preserve">each by</w:t>
-      </w:r>
-      <w:r>
-        <w:t xml:space="preserve"> </w:t>
-      </w:r>
-      <w:r>
-        <w:rPr>
-          <w:rStyle w:val="VerbatimChar"/>
-        </w:rPr>
-        <w:t xml:space="preserve">congressusId</w:t>
-      </w:r>
-      <w:r>
-        <w:t xml:space="preserve">. A member is marked</w:t>
-      </w:r>
-      <w:r>
-        <w:t xml:space="preserve"> </w:t>
-      </w:r>
-      <w:r>
-        <w:rPr>
-          <w:rStyle w:val="VerbatimChar"/>
-        </w:rPr>
-        <w:t xml:space="preserve">active</w:t>
-      </w:r>
-      <w:r>
-        <w:t xml:space="preserve"> </w:t>
-      </w:r>
-      <w:r>
-        <w:t xml:space="preserve">unless Congressus says they</w:t>
-      </w:r>
-      <w:r>
-        <w:t xml:space="preserve"> </w:t>
-      </w:r>
-      <w:r>
-        <w:t xml:space="preserve">are deleted, locked, archived, or deceased. Members without an email are skipped</w:t>
-      </w:r>
-      <w:r>
-        <w:t xml:space="preserve"> </w:t>
-      </w:r>
-      <w:r>
-        <w:t xml:space="preserve">(email is the unique key used for card linking).</w:t>
-      </w:r>
-    </w:p>
-    <w:bookmarkEnd w:id="108"/>
-    <w:bookmarkStart w:id="111" w:name="products-sss--congressus"/>
-    <w:p>
-      <w:pPr>
-        <w:pStyle w:val="Heading2"/>
-      </w:pPr>
-      <w:r>
-        <w:t xml:space="preserve">Products (SSS → Congressus)</w:t>
-      </w:r>
-    </w:p>
-    <w:p>
-      <w:pPr>
-        <w:pStyle w:val="FirstParagraph"/>
-      </w:pPr>
-      <w:r>
-        <w:t xml:space="preserve">When you create a product in the admin panel it is also created in the Congressus</w:t>
-      </w:r>
-      <w:r>
-        <w:t xml:space="preserve"> </w:t>
-      </w:r>
-      <w:r>
-        <w:t xml:space="preserve">SSS folder, and its</w:t>
-      </w:r>
-      <w:r>
-        <w:t xml:space="preserve"> </w:t>
-      </w:r>
-      <w:r>
-        <w:rPr>
-          <w:b/>
-          <w:bCs/>
-        </w:rPr>
-        <w:t xml:space="preserve">offer id</w:t>
-      </w:r>
-      <w:r>
-        <w:t xml:space="preserve"> </w:t>
-      </w:r>
-      <w:r>
-        <w:t xml:space="preserve">is stored on the local product</w:t>
-      </w:r>
-      <w:r>
-        <w:t xml:space="preserve"> </w:t>
-      </w:r>
-      <w:r>
-        <w:t xml:space="preserve">(</w:t>
-      </w:r>
-      <w:r>
-        <w:rPr>
-          <w:rStyle w:val="VerbatimChar"/>
-        </w:rPr>
-        <w:t xml:space="preserve">congressusProductOfferId</w:t>
-      </w:r>
-      <w:r>
-        <w:t xml:space="preserve">). Name/price edits sync too.</w:t>
-      </w:r>
-    </w:p>
-    <w:bookmarkStart w:id="109" w:name="warning-the-product-id-vs-offer-id-quirk"/>
-    <w:p>
-      <w:pPr>
-        <w:pStyle w:val="Heading3"/>
-      </w:pPr>
-      <w:r>
-        <w:t xml:space="preserve">⚠️ The product id vs offer id quirk</w:t>
-      </w:r>
-    </w:p>
-    <w:p>
-      <w:pPr>
-        <w:pStyle w:val="FirstParagraph"/>
-      </w:pPr>
-      <w:r>
-        <w:t xml:space="preserve">A Congressus product has both a product entity id and a</w:t>
-      </w:r>
-      <w:r>
-        <w:t xml:space="preserve"> </w:t>
-      </w:r>
-      <w:r>
-        <w:rPr>
-          <w:b/>
-          <w:bCs/>
-        </w:rPr>
-        <w:t xml:space="preserve">product offer id</w:t>
-      </w:r>
-      <w:r>
-        <w:t xml:space="preserve">.</w:t>
-      </w:r>
-      <w:r>
-        <w:t xml:space="preserve"> </w:t>
-      </w:r>
-      <w:r>
-        <w:rPr>
-          <w:b/>
-          <w:bCs/>
-        </w:rPr>
-        <w:t xml:space="preserve">Invoice line items reference the offer id</w:t>
-      </w:r>
-      <w:r>
-        <w:t xml:space="preserve">, not the product id.</w:t>
-      </w:r>
-    </w:p>
-    <w:p>
-      <w:pPr>
-        <w:pStyle w:val="Compact"/>
-        <w:numPr>
-          <w:ilvl w:val="0"/>
-          <w:numId w:val="1024"/>
-        </w:numPr>
-      </w:pPr>
-      <w:r>
-        <w:rPr>
-          <w:rStyle w:val="VerbatimChar"/>
-        </w:rPr>
-        <w:t xml:space="preserve">POST /products</w:t>
-      </w:r>
-      <w:r>
-        <w:t xml:space="preserve"> </w:t>
-      </w:r>
-      <w:r>
-        <w:t xml:space="preserve">returns</w:t>
-      </w:r>
-      <w:r>
-        <w:t xml:space="preserve"> </w:t>
-      </w:r>
-      <w:r>
-        <w:rPr>
-          <w:rStyle w:val="VerbatimChar"/>
-        </w:rPr>
-        <w:t xml:space="preserve">id</w:t>
-      </w:r>
-      <w:r>
-        <w:t xml:space="preserve"> </w:t>
-      </w:r>
-      <w:r>
-        <w:t xml:space="preserve">/</w:t>
-      </w:r>
-      <w:r>
-        <w:t xml:space="preserve"> </w:t>
-      </w:r>
-      <w:r>
-        <w:rPr>
-          <w:rStyle w:val="VerbatimChar"/>
-        </w:rPr>
-        <w:t xml:space="preserve">product_offer_id</w:t>
-      </w:r>
-      <w:r>
-        <w:t xml:space="preserve"> </w:t>
-      </w:r>
-      <w:r>
-        <w:t xml:space="preserve">in the</w:t>
-      </w:r>
-      <w:r>
-        <w:t xml:space="preserve"> </w:t>
-      </w:r>
-      <w:r>
-        <w:rPr>
-          <w:b/>
-          <w:bCs/>
-        </w:rPr>
-        <w:t xml:space="preserve">product-entity</w:t>
-      </w:r>
-      <w:r>
-        <w:t xml:space="preserve"> </w:t>
-      </w:r>
-      <w:r>
-        <w:t xml:space="preserve">range (e.g.</w:t>
-      </w:r>
-      <w:r>
-        <w:t xml:space="preserve"> </w:t>
-      </w:r>
-      <w:r>
-        <w:rPr>
-          <w:rStyle w:val="VerbatimChar"/>
-        </w:rPr>
-        <w:t xml:space="preserve">110xxx</w:t>
-      </w:r>
-      <w:r>
-        <w:t xml:space="preserve">), which is</w:t>
-      </w:r>
-      <w:r>
-        <w:t xml:space="preserve"> </w:t>
-      </w:r>
-      <w:r>
-        <w:rPr>
-          <w:b/>
-          <w:bCs/>
-        </w:rPr>
-        <w:t xml:space="preserve">not</w:t>
-      </w:r>
-      <w:r>
-        <w:t xml:space="preserve"> </w:t>
-      </w:r>
-      <w:r>
-        <w:t xml:space="preserve">the id used on invoices.</w:t>
-      </w:r>
-    </w:p>
-    <w:p>
-      <w:pPr>
-        <w:pStyle w:val="Compact"/>
-        <w:numPr>
-          <w:ilvl w:val="0"/>
-          <w:numId w:val="1024"/>
-        </w:numPr>
-      </w:pPr>
-      <w:r>
-        <w:t xml:space="preserve">The real offer id (e.g.</w:t>
-      </w:r>
-      <w:r>
-        <w:t xml:space="preserve"> </w:t>
-      </w:r>
-      <w:r>
-        <w:rPr>
-          <w:rStyle w:val="VerbatimChar"/>
-        </w:rPr>
-        <w:t xml:space="preserve">118xxx</w:t>
-      </w:r>
-      <w:r>
-        <w:t xml:space="preserve">) only appears once you read the product back</w:t>
-      </w:r>
-      <w:r>
-        <w:t xml:space="preserve"> </w:t>
-      </w:r>
-      <w:r>
-        <w:t xml:space="preserve">from the</w:t>
-      </w:r>
-      <w:r>
-        <w:t xml:space="preserve"> </w:t>
-      </w:r>
-      <w:r>
-        <w:rPr>
-          <w:b/>
-          <w:bCs/>
-        </w:rPr>
-        <w:t xml:space="preserve">folder listing</w:t>
-      </w:r>
-      <w:r>
-        <w:t xml:space="preserve"> </w:t>
-      </w:r>
-      <w:r>
-        <w:t xml:space="preserve">(</w:t>
-      </w:r>
-      <w:r>
-        <w:rPr>
-          <w:rStyle w:val="VerbatimChar"/>
-        </w:rPr>
-        <w:t xml:space="preserve">GET /products?folder_id=5952</w:t>
-      </w:r>
-      <w:r>
-        <w:t xml:space="preserve">).</w:t>
-      </w:r>
-    </w:p>
-    <w:p>
-      <w:pPr>
-        <w:pStyle w:val="FirstParagraph"/>
-      </w:pPr>
-      <w:r>
-        <w:t xml:space="preserve">So</w:t>
-      </w:r>
-      <w:r>
-        <w:t xml:space="preserve"> </w:t>
-      </w:r>
-      <w:r>
-        <w:rPr>
-          <w:rStyle w:val="VerbatimChar"/>
-        </w:rPr>
-        <w:t xml:space="preserve">createCongressusProduct()</w:t>
-      </w:r>
-      <w:r>
-        <w:t xml:space="preserve"> </w:t>
-      </w:r>
-      <w:r>
-        <w:t xml:space="preserve">creates the product and then re-queries the folder</w:t>
-      </w:r>
-      <w:r>
-        <w:t xml:space="preserve"> </w:t>
-      </w:r>
-      <w:r>
-        <w:t xml:space="preserve">to find the real offer id. Using the wrong id silently produces an invoice with</w:t>
-      </w:r>
-      <w:r>
-        <w:t xml:space="preserve"> </w:t>
-      </w:r>
-      <w:r>
-        <w:rPr>
-          <w:b/>
-          <w:bCs/>
-        </w:rPr>
-        <w:t xml:space="preserve">empty line items</w:t>
-      </w:r>
-      <w:r>
-        <w:t xml:space="preserve">.</w:t>
-      </w:r>
-    </w:p>
-    <w:p>
-      <w:pPr>
-        <w:pStyle w:val="BlockText"/>
-      </w:pPr>
-      <w:r>
-        <w:t xml:space="preserve">Also note:</w:t>
-      </w:r>
-      <w:r>
-        <w:t xml:space="preserve"> </w:t>
-      </w:r>
-      <w:r>
-        <w:rPr>
-          <w:rStyle w:val="VerbatimChar"/>
-        </w:rPr>
-        <w:t xml:space="preserve">GET /products/{id}</w:t>
-      </w:r>
-      <w:r>
-        <w:t xml:space="preserve"> </w:t>
-      </w:r>
-      <w:r>
-        <w:t xml:space="preserve">returns 404 for any id, and</w:t>
-      </w:r>
-      <w:r>
-        <w:t xml:space="preserve"> </w:t>
-      </w:r>
-      <w:r>
-        <w:rPr>
-          <w:rStyle w:val="VerbatimChar"/>
-        </w:rPr>
-        <w:t xml:space="preserve">page_size</w:t>
-      </w:r>
-      <w:r>
-        <w:t xml:space="preserve"> </w:t>
-      </w:r>
-      <w:r>
-        <w:t xml:space="preserve">maxes</w:t>
-      </w:r>
-      <w:r>
-        <w:t xml:space="preserve"> </w:t>
-      </w:r>
-      <w:r>
-        <w:t xml:space="preserve">out at</w:t>
-      </w:r>
-      <w:r>
-        <w:t xml:space="preserve"> </w:t>
-      </w:r>
-      <w:r>
-        <w:rPr>
-          <w:b/>
-          <w:bCs/>
-        </w:rPr>
-        <w:t xml:space="preserve">100</w:t>
-      </w:r>
-      <w:r>
-        <w:t xml:space="preserve">.</w:t>
-      </w:r>
-    </w:p>
-    <w:bookmarkEnd w:id="109"/>
-    <w:bookmarkStart w:id="110" w:name="backfilling-existing-products"/>
-    <w:p>
-      <w:pPr>
-        <w:pStyle w:val="Heading3"/>
-      </w:pPr>
-      <w:r>
-        <w:t xml:space="preserve">Backfilling existing products</w:t>
-      </w:r>
-    </w:p>
-    <w:p>
-      <w:pPr>
-        <w:pStyle w:val="FirstParagraph"/>
-      </w:pPr>
-      <w:r>
-        <w:t xml:space="preserve">Products created before offer ids were tracked can be matched to the folder by</w:t>
-      </w:r>
-      <w:r>
-        <w:t xml:space="preserve"> </w:t>
-      </w:r>
-      <w:r>
-        <w:t xml:space="preserve">name/price via</w:t>
-      </w:r>
-      <w:r>
-        <w:t xml:space="preserve"> </w:t>
-      </w:r>
-      <w:r>
-        <w:rPr>
-          <w:rStyle w:val="VerbatimChar"/>
-        </w:rPr>
-        <w:t xml:space="preserve">POST /api/admin/sync-product-offers</w:t>
-      </w:r>
-      <w:r>
-        <w:t xml:space="preserve">.</w:t>
-      </w:r>
-    </w:p>
-    <w:bookmarkEnd w:id="110"/>
-    <w:bookmarkEnd w:id="111"/>
-    <w:bookmarkStart w:id="113" w:name="sale-invoices-sss--congressus"/>
-    <w:p>
-      <w:pPr>
-        <w:pStyle w:val="Heading2"/>
-      </w:pPr>
-      <w:r>
-        <w:t xml:space="preserve">Sale invoices (SSS → Congressus)</w:t>
-      </w:r>
-    </w:p>
-    <w:p>
-      <w:pPr>
-        <w:pStyle w:val="FirstParagraph"/>
-      </w:pPr>
-      <w:r>
-        <w:rPr>
-          <w:rStyle w:val="VerbatimChar"/>
-        </w:rPr>
-        <w:t xml:space="preserve">Invoices → Export to Congressus</w:t>
-      </w:r>
-      <w:r>
-        <w:t xml:space="preserve">:</w:t>
-      </w:r>
-    </w:p>
-    <w:p>
-      <w:pPr>
-        <w:pStyle w:val="Compact"/>
-        <w:numPr>
-          <w:ilvl w:val="0"/>
-          <w:numId w:val="1025"/>
-        </w:numPr>
-      </w:pPr>
-      <w:r>
-        <w:t xml:space="preserve">Group all</w:t>
-      </w:r>
-      <w:r>
-        <w:t xml:space="preserve"> </w:t>
-      </w:r>
-      <w:r>
-        <w:rPr>
-          <w:rStyle w:val="VerbatimChar"/>
-        </w:rPr>
-        <w:t xml:space="preserve">CONFIRMED</w:t>
-      </w:r>
-      <w:r>
-        <w:t xml:space="preserve"> </w:t>
-      </w:r>
-      <w:r>
-        <w:t xml:space="preserve">invoices by</w:t>
-      </w:r>
-      <w:r>
-        <w:t xml:space="preserve"> </w:t>
-      </w:r>
-      <w:r>
-        <w:rPr>
-          <w:b/>
-          <w:bCs/>
-        </w:rPr>
-        <w:t xml:space="preserve">member × calendar month</w:t>
-      </w:r>
-      <w:r>
-        <w:t xml:space="preserve">.</w:t>
-      </w:r>
-    </w:p>
-    <w:p>
-      <w:pPr>
-        <w:pStyle w:val="Compact"/>
-        <w:numPr>
-          <w:ilvl w:val="0"/>
-          <w:numId w:val="1025"/>
-        </w:numPr>
-      </w:pPr>
-      <w:r>
-        <w:t xml:space="preserve">For each group, create one Congressus sale-invoice via</w:t>
-      </w:r>
-      <w:r>
-        <w:t xml:space="preserve"> </w:t>
-      </w:r>
-      <w:r>
-        <w:rPr>
-          <w:rStyle w:val="VerbatimChar"/>
-        </w:rPr>
-        <w:t xml:space="preserve">POST /sale-invoices</w:t>
-      </w:r>
-      <w:r>
-        <w:t xml:space="preserve">:</w:t>
-      </w:r>
-    </w:p>
-    <w:p>
-      <w:pPr>
-        <w:pStyle w:val="Compact"/>
-        <w:numPr>
-          <w:ilvl w:val="1"/>
-          <w:numId w:val="1026"/>
-        </w:numPr>
-      </w:pPr>
-      <w:r>
-        <w:rPr>
-          <w:rStyle w:val="VerbatimChar"/>
-        </w:rPr>
-        <w:t xml:space="preserve">invoice_workflow_id: 605</w:t>
-      </w:r>
-      <w:r>
-        <w:t xml:space="preserve">,</w:t>
-      </w:r>
-      <w:r>
-        <w:t xml:space="preserve"> </w:t>
-      </w:r>
-      <w:r>
-        <w:rPr>
-          <w:rStyle w:val="VerbatimChar"/>
-        </w:rPr>
-        <w:t xml:space="preserve">use_direct_debit: true</w:t>
-      </w:r>
-    </w:p>
-    <w:p>
-      <w:pPr>
-        <w:pStyle w:val="Compact"/>
-        <w:numPr>
-          <w:ilvl w:val="1"/>
-          <w:numId w:val="1026"/>
-        </w:numPr>
-      </w:pPr>
-      <w:r>
-        <w:rPr>
-          <w:rStyle w:val="VerbatimChar"/>
-        </w:rPr>
-        <w:t xml:space="preserve">invoice_reference: "SSS &lt;month&gt; &lt;year&gt;"</w:t>
-      </w:r>
-      <w:r>
-        <w:t xml:space="preserve"> </w:t>
-      </w:r>
-      <w:r>
-        <w:t xml:space="preserve">(Dutch locale, e.g. "SSS juni 2026")</w:t>
-      </w:r>
-    </w:p>
-    <w:p>
-      <w:pPr>
-        <w:pStyle w:val="Compact"/>
-        <w:numPr>
-          <w:ilvl w:val="1"/>
-          <w:numId w:val="1026"/>
-        </w:numPr>
-      </w:pPr>
-      <w:r>
-        <w:rPr>
-          <w:rStyle w:val="VerbatimChar"/>
-          <w:b/>
-          <w:bCs/>
-        </w:rPr>
-        <w:t xml:space="preserve">items[]</w:t>
-      </w:r>
-      <w:r>
-        <w:rPr>
-          <w:b/>
-          <w:bCs/>
-        </w:rPr>
-        <w:t xml:space="preserve"> </w:t>
-      </w:r>
-      <w:r>
-        <w:rPr>
-          <w:b/>
-          <w:bCs/>
-        </w:rPr>
-        <w:t xml:space="preserve">built from the grouped lines</w:t>
-      </w:r>
-      <w:r>
-        <w:t xml:space="preserve"> </w:t>
-      </w:r>
-      <w:r>
-        <w:t xml:space="preserve">— one line per product using its</w:t>
-      </w:r>
-      <w:r>
-        <w:t xml:space="preserve"> </w:t>
-      </w:r>
-      <w:r>
-        <w:t xml:space="preserve">offer id; any product without an offer id is rolled into a single fallback</w:t>
-      </w:r>
-      <w:r>
-        <w:t xml:space="preserve"> </w:t>
-      </w:r>
-      <w:r>
-        <w:t xml:space="preserve">line using the</w:t>
-      </w:r>
-      <w:r>
-        <w:t xml:space="preserve"> </w:t>
-      </w:r>
-      <w:r>
-        <w:rPr>
-          <w:b/>
-          <w:bCs/>
-        </w:rPr>
-        <w:t xml:space="preserve">"SSS purchases Mendix"</w:t>
-      </w:r>
-      <w:r>
-        <w:t xml:space="preserve"> </w:t>
-      </w:r>
-      <w:r>
-        <w:t xml:space="preserve">product</w:t>
-      </w:r>
-      <w:r>
-        <w:t xml:space="preserve"> </w:t>
-      </w:r>
-      <w:r>
-        <w:t xml:space="preserve">(</w:t>
-      </w:r>
-      <w:r>
-        <w:rPr>
-          <w:rStyle w:val="VerbatimChar"/>
-        </w:rPr>
-        <w:t xml:space="preserve">CONGRESSUS_PRODUCT_OFFER_ID</w:t>
-      </w:r>
-      <w:r>
-        <w:t xml:space="preserve">, default</w:t>
-      </w:r>
-      <w:r>
-        <w:t xml:space="preserve"> </w:t>
-      </w:r>
-      <w:r>
-        <w:rPr>
-          <w:rStyle w:val="VerbatimChar"/>
-        </w:rPr>
-        <w:t xml:space="preserve">118389</w:t>
-      </w:r>
-      <w:r>
-        <w:t xml:space="preserve">) at</w:t>
-      </w:r>
-      <w:r>
-        <w:t xml:space="preserve"> </w:t>
-      </w:r>
-      <w:r>
-        <w:rPr>
-          <w:rStyle w:val="VerbatimChar"/>
-        </w:rPr>
-        <w:t xml:space="preserve">€0.01 × total cents</w:t>
-      </w:r>
-      <w:r>
-        <w:t xml:space="preserve">.</w:t>
-      </w:r>
-    </w:p>
-    <w:p>
-      <w:pPr>
-        <w:pStyle w:val="Compact"/>
-        <w:numPr>
-          <w:ilvl w:val="0"/>
-          <w:numId w:val="1025"/>
-        </w:numPr>
-      </w:pPr>
-      <w:r>
-        <w:t xml:space="preserve">Mark each local invoice</w:t>
-      </w:r>
-      <w:r>
-        <w:t xml:space="preserve"> </w:t>
-      </w:r>
-      <w:r>
-        <w:rPr>
-          <w:rStyle w:val="VerbatimChar"/>
-        </w:rPr>
-        <w:t xml:space="preserve">EXPORTED</w:t>
-      </w:r>
-      <w:r>
-        <w:t xml:space="preserve"> </w:t>
-      </w:r>
-      <w:r>
-        <w:t xml:space="preserve">with the returned</w:t>
-      </w:r>
-      <w:r>
-        <w:t xml:space="preserve"> </w:t>
-      </w:r>
-      <w:r>
-        <w:rPr>
-          <w:rStyle w:val="VerbatimChar"/>
-        </w:rPr>
-        <w:t xml:space="preserve">congressusInvoiceId</w:t>
-      </w:r>
-      <w:r>
-        <w:t xml:space="preserve">.</w:t>
-      </w:r>
-    </w:p>
-    <w:bookmarkStart w:id="112" w:name="warning-the-500-instead-of-400-quirk"/>
-    <w:p>
-      <w:pPr>
-        <w:pStyle w:val="Heading3"/>
-      </w:pPr>
-      <w:r>
-        <w:t xml:space="preserve">⚠️ The 500-instead-of-400 quirk</w:t>
-      </w:r>
-    </w:p>
-    <w:p>
-      <w:pPr>
-        <w:pStyle w:val="FirstParagraph"/>
-      </w:pPr>
-      <w:r>
-        <w:rPr>
-          <w:rStyle w:val="VerbatimChar"/>
-        </w:rPr>
-        <w:t xml:space="preserve">items</w:t>
-      </w:r>
-      <w:r>
-        <w:t xml:space="preserve"> </w:t>
-      </w:r>
-      <w:r>
-        <w:t xml:space="preserve">is</w:t>
-      </w:r>
-      <w:r>
-        <w:t xml:space="preserve"> </w:t>
-      </w:r>
-      <w:r>
-        <w:rPr>
-          <w:b/>
-          <w:bCs/>
-        </w:rPr>
-        <w:t xml:space="preserve">required</w:t>
-      </w:r>
-      <w:r>
-        <w:t xml:space="preserve"> </w:t>
-      </w:r>
-      <w:r>
-        <w:t xml:space="preserve">in the</w:t>
-      </w:r>
-      <w:r>
-        <w:t xml:space="preserve"> </w:t>
-      </w:r>
-      <w:r>
-        <w:rPr>
-          <w:rStyle w:val="VerbatimChar"/>
-        </w:rPr>
-        <w:t xml:space="preserve">POST /sale-invoices</w:t>
-      </w:r>
-      <w:r>
-        <w:t xml:space="preserve"> </w:t>
-      </w:r>
-      <w:r>
-        <w:t xml:space="preserve">body, but the API responds</w:t>
-      </w:r>
-      <w:r>
-        <w:t xml:space="preserve"> </w:t>
-      </w:r>
-      <w:r>
-        <w:t xml:space="preserve">with a generic</w:t>
-      </w:r>
-      <w:r>
-        <w:t xml:space="preserve"> </w:t>
-      </w:r>
-      <w:r>
-        <w:rPr>
-          <w:b/>
-          <w:bCs/>
-        </w:rPr>
-        <w:t xml:space="preserve">500 Internal Server Error</w:t>
-      </w:r>
-      <w:r>
-        <w:t xml:space="preserve"> </w:t>
-      </w:r>
-      <w:r>
-        <w:t xml:space="preserve">(not a 400 validation error) when it</w:t>
-      </w:r>
-      <w:r>
-        <w:t xml:space="preserve"> </w:t>
-      </w:r>
-      <w:r>
-        <w:t xml:space="preserve">is missing — and items cannot be added afterwards via a separate endpoint. The</w:t>
-      </w:r>
-      <w:r>
-        <w:t xml:space="preserve"> </w:t>
-      </w:r>
-      <w:r>
-        <w:t xml:space="preserve">client therefore always includes the</w:t>
-      </w:r>
-      <w:r>
-        <w:t xml:space="preserve"> </w:t>
-      </w:r>
-      <w:r>
-        <w:rPr>
-          <w:rStyle w:val="VerbatimChar"/>
-        </w:rPr>
-        <w:t xml:space="preserve">items</w:t>
-      </w:r>
-      <w:r>
-        <w:t xml:space="preserve"> </w:t>
-      </w:r>
-      <w:r>
-        <w:t xml:space="preserve">array in the initial create call.</w:t>
-      </w:r>
-    </w:p>
-    <w:bookmarkEnd w:id="112"/>
-    <w:bookmarkEnd w:id="113"/>
-    <w:bookmarkStart w:id="114" w:name="the-sss-purchases-mendix-fallback"/>
-    <w:p>
-      <w:pPr>
-        <w:pStyle w:val="Heading2"/>
-      </w:pPr>
-      <w:r>
-        <w:t xml:space="preserve">The "SSS purchases Mendix" fallback</w:t>
-      </w:r>
-    </w:p>
-    <w:p>
-      <w:pPr>
-        <w:pStyle w:val="FirstParagraph"/>
-      </w:pPr>
-      <w:r>
-        <w:t xml:space="preserve">This mirrors the original Mendix system's billing method: a single €0.01 product</w:t>
-      </w:r>
-      <w:r>
-        <w:t xml:space="preserve"> </w:t>
-      </w:r>
-      <w:r>
-        <w:t xml:space="preserve">charged</w:t>
-      </w:r>
-      <w:r>
-        <w:t xml:space="preserve"> </w:t>
-      </w:r>
-      <w:r>
-        <w:rPr>
-          <w:rStyle w:val="VerbatimChar"/>
-        </w:rPr>
-        <w:t xml:space="preserve">total_cents</w:t>
-      </w:r>
-      <w:r>
-        <w:t xml:space="preserve"> </w:t>
-      </w:r>
-      <w:r>
-        <w:t xml:space="preserve">times. It is used whenever a product has no Congressus offer</w:t>
-      </w:r>
-      <w:r>
-        <w:t xml:space="preserve"> </w:t>
-      </w:r>
-      <w:r>
-        <w:t xml:space="preserve">id, so an export can never fail just because one product wasn't synced. Once all</w:t>
-      </w:r>
-      <w:r>
-        <w:t xml:space="preserve"> </w:t>
-      </w:r>
-      <w:r>
-        <w:t xml:space="preserve">products have offer ids, invoices show real product line items instead.</w:t>
-      </w:r>
-    </w:p>
-    <w:bookmarkEnd w:id="114"/>
-    <w:bookmarkStart w:id="115" w:name="quick-reference-of-quirks"/>
-    <w:p>
-      <w:pPr>
-        <w:pStyle w:val="Heading2"/>
-      </w:pPr>
-      <w:r>
-        <w:t xml:space="preserve">Quick reference of quirks</w:t>
+        <w:t xml:space="preserve">The kiosk supports two ways of getting a card UID into the page, chosen per</w:t>
+      </w:r>
+      <w:r>
+        <w:t xml:space="preserve"> </w:t>
+      </w:r>
+      <w:r>
+        <w:t xml:space="preserve">device:</w:t>
       </w:r>
     </w:p>
     <w:tbl>
@@ -15619,6 +13348,2965 @@
               <w:pStyle w:val="Compact"/>
             </w:pPr>
             <w:r>
+              <w:t xml:space="preserve">Mode</w:t>
+            </w:r>
+          </w:p>
+        </w:tc>
+        <w:tc>
+          <w:tcPr/>
+          <w:p>
+            <w:pPr>
+              <w:pStyle w:val="Compact"/>
+            </w:pPr>
+            <w:r>
+              <w:t xml:space="preserve">For</w:t>
+            </w:r>
+          </w:p>
+        </w:tc>
+        <w:tc>
+          <w:tcPr/>
+          <w:p>
+            <w:pPr>
+              <w:pStyle w:val="Compact"/>
+            </w:pPr>
+            <w:r>
+              <w:t xml:space="preserve">How the UID arrives</w:t>
+            </w:r>
+          </w:p>
+        </w:tc>
+      </w:tr>
+      <w:tr>
+        <w:tc>
+          <w:tcPr/>
+          <w:p>
+            <w:pPr>
+              <w:pStyle w:val="Compact"/>
+            </w:pPr>
+            <w:r>
+              <w:rPr>
+                <w:rStyle w:val="VerbatimChar"/>
+                <w:b/>
+                <w:bCs/>
+              </w:rPr>
+              <w:t xml:space="preserve">ws</w:t>
+            </w:r>
+            <w:r>
+              <w:t xml:space="preserve"> </w:t>
+            </w:r>
+            <w:r>
+              <w:t xml:space="preserve">(default)</w:t>
+            </w:r>
+          </w:p>
+        </w:tc>
+        <w:tc>
+          <w:tcPr/>
+          <w:p>
+            <w:pPr>
+              <w:pStyle w:val="Compact"/>
+            </w:pPr>
+            <w:r>
+              <w:t xml:space="preserve">Laptop kiosk</w:t>
+            </w:r>
+          </w:p>
+        </w:tc>
+        <w:tc>
+          <w:tcPr/>
+          <w:p>
+            <w:pPr>
+              <w:pStyle w:val="Compact"/>
+            </w:pPr>
+            <w:hyperlink r:id="rId10">
+              <w:r>
+                <w:rPr>
+                  <w:rStyle w:val="Hyperlink"/>
+                  <w:b/>
+                  <w:bCs/>
+                </w:rPr>
+                <w:t xml:space="preserve">Arago Card Reader</w:t>
+              </w:r>
+            </w:hyperlink>
+            <w:r>
+              <w:t xml:space="preserve"> </w:t>
+            </w:r>
+            <w:r>
+              <w:t xml:space="preserve">broadcasts taps over a</w:t>
+            </w:r>
+            <w:r>
+              <w:t xml:space="preserve"> </w:t>
+            </w:r>
+            <w:r>
+              <w:rPr>
+                <w:b/>
+                <w:bCs/>
+              </w:rPr>
+              <w:t xml:space="preserve">WebSocket</w:t>
+            </w:r>
+          </w:p>
+        </w:tc>
+      </w:tr>
+      <w:tr>
+        <w:tc>
+          <w:tcPr/>
+          <w:p>
+            <w:pPr>
+              <w:pStyle w:val="Compact"/>
+            </w:pPr>
+            <w:r>
+              <w:rPr>
+                <w:rStyle w:val="VerbatimChar"/>
+                <w:b/>
+                <w:bCs/>
+              </w:rPr>
+              <w:t xml:space="preserve">hid</w:t>
+            </w:r>
+          </w:p>
+        </w:tc>
+        <w:tc>
+          <w:tcPr/>
+          <w:p>
+            <w:pPr>
+              <w:pStyle w:val="Compact"/>
+            </w:pPr>
+            <w:r>
+              <w:rPr>
+                <w:b/>
+                <w:bCs/>
+              </w:rPr>
+              <w:t xml:space="preserve">iPad / tablet</w:t>
+            </w:r>
+            <w:r>
+              <w:t xml:space="preserve"> </w:t>
+            </w:r>
+            <w:r>
+              <w:t xml:space="preserve">kiosk</w:t>
+            </w:r>
+          </w:p>
+        </w:tc>
+        <w:tc>
+          <w:tcPr/>
+          <w:p>
+            <w:pPr>
+              <w:pStyle w:val="Compact"/>
+            </w:pPr>
+            <w:r>
+              <w:t xml:space="preserve">A USB-C/Bluetooth NFC reader in</w:t>
+            </w:r>
+            <w:r>
+              <w:t xml:space="preserve"> </w:t>
+            </w:r>
+            <w:r>
+              <w:rPr>
+                <w:b/>
+                <w:bCs/>
+              </w:rPr>
+              <w:t xml:space="preserve">keyboard-wedge</w:t>
+            </w:r>
+            <w:r>
+              <w:t xml:space="preserve"> </w:t>
+            </w:r>
+            <w:r>
+              <w:t xml:space="preserve">mode "types" the UID + Enter</w:t>
+            </w:r>
+          </w:p>
+        </w:tc>
+      </w:tr>
+    </w:tbl>
+    <w:p>
+      <w:pPr>
+        <w:pStyle w:val="BodyText"/>
+      </w:pPr>
+      <w:r>
+        <w:t xml:space="preserve">Both feed the same</w:t>
+      </w:r>
+      <w:r>
+        <w:t xml:space="preserve"> </w:t>
+      </w:r>
+      <w:r>
+        <w:rPr>
+          <w:rStyle w:val="VerbatimChar"/>
+        </w:rPr>
+        <w:t xml:space="preserve">handleScan(uid)</w:t>
+      </w:r>
+      <w:r>
+        <w:t xml:space="preserve"> </w:t>
+      </w:r>
+      <w:r>
+        <w:t xml:space="preserve">→</w:t>
+      </w:r>
+      <w:r>
+        <w:t xml:space="preserve"> </w:t>
+      </w:r>
+      <w:r>
+        <w:rPr>
+          <w:rStyle w:val="VerbatimChar"/>
+        </w:rPr>
+        <w:t xml:space="preserve">POST /api/card/scan</w:t>
+      </w:r>
+      <w:r>
+        <w:t xml:space="preserve"> </w:t>
+      </w:r>
+      <w:r>
+        <w:t xml:space="preserve">flow. Pick the mode</w:t>
+      </w:r>
+      <w:r>
+        <w:t xml:space="preserve"> </w:t>
+      </w:r>
+      <w:r>
+        <w:t xml:space="preserve">with the</w:t>
+      </w:r>
+      <w:r>
+        <w:t xml:space="preserve"> </w:t>
+      </w:r>
+      <w:r>
+        <w:rPr>
+          <w:rStyle w:val="VerbatimChar"/>
+          <w:b/>
+          <w:bCs/>
+        </w:rPr>
+        <w:t xml:space="preserve">?mode=</w:t>
+      </w:r>
+      <w:r>
+        <w:rPr>
+          <w:b/>
+          <w:bCs/>
+        </w:rPr>
+        <w:t xml:space="preserve"> </w:t>
+      </w:r>
+      <w:r>
+        <w:rPr>
+          <w:b/>
+          <w:bCs/>
+        </w:rPr>
+        <w:t xml:space="preserve">URL query</w:t>
+      </w:r>
+      <w:r>
+        <w:t xml:space="preserve"> </w:t>
+      </w:r>
+      <w:r>
+        <w:t xml:space="preserve">(per device) or the</w:t>
+      </w:r>
+      <w:r>
+        <w:t xml:space="preserve"> </w:t>
+      </w:r>
+      <w:r>
+        <w:rPr>
+          <w:rStyle w:val="VerbatimChar"/>
+        </w:rPr>
+        <w:t xml:space="preserve">NEXT_PUBLIC_CARD_READER_MODE</w:t>
+      </w:r>
+      <w:r>
+        <w:t xml:space="preserve"> </w:t>
+      </w:r>
+      <w:r>
+        <w:t xml:space="preserve">env var (build default):</w:t>
+      </w:r>
+    </w:p>
+    <w:p>
+      <w:pPr>
+        <w:pStyle w:val="Compact"/>
+        <w:numPr>
+          <w:ilvl w:val="0"/>
+          <w:numId w:val="1019"/>
+        </w:numPr>
+      </w:pPr>
+      <w:r>
+        <w:t xml:space="preserve">Laptop: open the app normally (defaults to</w:t>
+      </w:r>
+      <w:r>
+        <w:t xml:space="preserve"> </w:t>
+      </w:r>
+      <w:r>
+        <w:rPr>
+          <w:rStyle w:val="VerbatimChar"/>
+        </w:rPr>
+        <w:t xml:space="preserve">ws</w:t>
+      </w:r>
+      <w:r>
+        <w:t xml:space="preserve">).</w:t>
+      </w:r>
+    </w:p>
+    <w:p>
+      <w:pPr>
+        <w:pStyle w:val="Compact"/>
+        <w:numPr>
+          <w:ilvl w:val="0"/>
+          <w:numId w:val="1019"/>
+        </w:numPr>
+      </w:pPr>
+      <w:r>
+        <w:t xml:space="preserve">iPad: open</w:t>
+      </w:r>
+      <w:r>
+        <w:t xml:space="preserve"> </w:t>
+      </w:r>
+      <w:r>
+        <w:rPr>
+          <w:rStyle w:val="VerbatimChar"/>
+          <w:b/>
+          <w:bCs/>
+        </w:rPr>
+        <w:t xml:space="preserve">https://snacks.51vo.nl/?mode=hid</w:t>
+      </w:r>
+      <w:r>
+        <w:t xml:space="preserve">.</w:t>
+      </w:r>
+    </w:p>
+    <w:bookmarkStart w:id="101" w:name="ipad--tablet-kiosk-hid-keyboard-wedge"/>
+    <w:p>
+      <w:pPr>
+        <w:pStyle w:val="Heading2"/>
+      </w:pPr>
+      <w:r>
+        <w:t xml:space="preserve">iPad / tablet kiosk (HID keyboard-wedge)</w:t>
+      </w:r>
+    </w:p>
+    <w:p>
+      <w:pPr>
+        <w:pStyle w:val="FirstParagraph"/>
+      </w:pPr>
+      <w:r>
+        <w:t xml:space="preserve">iPads have</w:t>
+      </w:r>
+      <w:r>
+        <w:t xml:space="preserve"> </w:t>
+      </w:r>
+      <w:r>
+        <w:rPr>
+          <w:b/>
+          <w:bCs/>
+        </w:rPr>
+        <w:t xml:space="preserve">no built-in NFC</w:t>
+      </w:r>
+      <w:r>
+        <w:t xml:space="preserve">, and Safari does not support the Web NFC API, so an</w:t>
+      </w:r>
+      <w:r>
+        <w:t xml:space="preserve"> </w:t>
+      </w:r>
+      <w:r>
+        <w:rPr>
+          <w:b/>
+          <w:bCs/>
+        </w:rPr>
+        <w:t xml:space="preserve">external NFC reader is required</w:t>
+      </w:r>
+      <w:r>
+        <w:t xml:space="preserve">. Use a USB-C or Bluetooth reader configured as</w:t>
+      </w:r>
+      <w:r>
+        <w:t xml:space="preserve"> </w:t>
+      </w:r>
+      <w:r>
+        <w:t xml:space="preserve">a</w:t>
+      </w:r>
+      <w:r>
+        <w:t xml:space="preserve"> </w:t>
+      </w:r>
+      <w:r>
+        <w:rPr>
+          <w:b/>
+          <w:bCs/>
+        </w:rPr>
+        <w:t xml:space="preserve">keyboard-wedge (HID)</w:t>
+      </w:r>
+      <w:r>
+        <w:t xml:space="preserve">: on each tap it sends the card UID as keystrokes</w:t>
+      </w:r>
+      <w:r>
+        <w:t xml:space="preserve"> </w:t>
+      </w:r>
+      <w:r>
+        <w:t xml:space="preserve">followed by Enter. The kiosk page (in</w:t>
+      </w:r>
+      <w:r>
+        <w:t xml:space="preserve"> </w:t>
+      </w:r>
+      <w:r>
+        <w:rPr>
+          <w:rStyle w:val="VerbatimChar"/>
+        </w:rPr>
+        <w:t xml:space="preserve">?mode=hid</w:t>
+      </w:r>
+      <w:r>
+        <w:t xml:space="preserve">) listens for that burst on the</w:t>
+      </w:r>
+      <w:r>
+        <w:t xml:space="preserve"> </w:t>
+      </w:r>
+      <w:r>
+        <w:t xml:space="preserve">idle screen and treats it as a scan — no WebSocket, works in plain Safari.</w:t>
+      </w:r>
+    </w:p>
+    <w:p>
+      <w:pPr>
+        <w:pStyle w:val="BodyText"/>
+      </w:pPr>
+      <w:r>
+        <w:t xml:space="preserve">Setup:</w:t>
+      </w:r>
+    </w:p>
+    <w:p>
+      <w:pPr>
+        <w:pStyle w:val="Compact"/>
+        <w:numPr>
+          <w:ilvl w:val="0"/>
+          <w:numId w:val="1020"/>
+        </w:numPr>
+      </w:pPr>
+      <w:r>
+        <w:t xml:space="preserve">Pair/connect the HID NFC reader to the iPad and confirm it types the UID into a</w:t>
+      </w:r>
+      <w:r>
+        <w:t xml:space="preserve"> </w:t>
+      </w:r>
+      <w:r>
+        <w:t xml:space="preserve">notes field followed by a newline.</w:t>
+      </w:r>
+    </w:p>
+    <w:p>
+      <w:pPr>
+        <w:pStyle w:val="Compact"/>
+        <w:numPr>
+          <w:ilvl w:val="0"/>
+          <w:numId w:val="1020"/>
+        </w:numPr>
+      </w:pPr>
+      <w:r>
+        <w:t xml:space="preserve">Open</w:t>
+      </w:r>
+      <w:r>
+        <w:t xml:space="preserve"> </w:t>
+      </w:r>
+      <w:r>
+        <w:rPr>
+          <w:rStyle w:val="VerbatimChar"/>
+          <w:b/>
+          <w:bCs/>
+        </w:rPr>
+        <w:t xml:space="preserve">/?mode=hid</w:t>
+      </w:r>
+      <w:r>
+        <w:t xml:space="preserve"> </w:t>
+      </w:r>
+      <w:r>
+        <w:t xml:space="preserve">full-screen (Add to Home Screen / Guided Access works well).</w:t>
+      </w:r>
+    </w:p>
+    <w:p>
+      <w:pPr>
+        <w:pStyle w:val="Compact"/>
+        <w:numPr>
+          <w:ilvl w:val="0"/>
+          <w:numId w:val="1020"/>
+        </w:numPr>
+      </w:pPr>
+      <w:r>
+        <w:t xml:space="preserve">The status dot shows a steady</w:t>
+      </w:r>
+      <w:r>
+        <w:t xml:space="preserve"> </w:t>
+      </w:r>
+      <w:r>
+        <w:rPr>
+          <w:b/>
+          <w:bCs/>
+        </w:rPr>
+        <w:t xml:space="preserve">"Ready to scan"</w:t>
+      </w:r>
+      <w:r>
+        <w:t xml:space="preserve"> </w:t>
+      </w:r>
+      <w:r>
+        <w:t xml:space="preserve">(there's no connection to</w:t>
+      </w:r>
+      <w:r>
+        <w:t xml:space="preserve"> </w:t>
+      </w:r>
+      <w:r>
+        <w:t xml:space="preserve">monitor — the reader is just a keyboard).</w:t>
+      </w:r>
+    </w:p>
+    <w:p>
+      <w:pPr>
+        <w:pStyle w:val="BlockText"/>
+      </w:pPr>
+      <w:r>
+        <w:t xml:space="preserve">⚠️</w:t>
+      </w:r>
+      <w:r>
+        <w:t xml:space="preserve"> </w:t>
+      </w:r>
+      <w:r>
+        <w:rPr>
+          <w:b/>
+          <w:bCs/>
+        </w:rPr>
+        <w:t xml:space="preserve">UID format must match.</w:t>
+      </w:r>
+      <w:r>
+        <w:t xml:space="preserve"> </w:t>
+      </w:r>
+      <w:r>
+        <w:t xml:space="preserve">A card is matched by the exact UID stored when it</w:t>
+      </w:r>
+      <w:r>
+        <w:t xml:space="preserve"> </w:t>
+      </w:r>
+      <w:r>
+        <w:t xml:space="preserve">was registered. If some cards are registered on the laptop (Arago) and others on</w:t>
+      </w:r>
+      <w:r>
+        <w:t xml:space="preserve"> </w:t>
+      </w:r>
+      <w:r>
+        <w:t xml:space="preserve">the iPad (HID reader), make sure both output the UID in the</w:t>
+      </w:r>
+      <w:r>
+        <w:t xml:space="preserve"> </w:t>
+      </w:r>
+      <w:r>
+        <w:rPr>
+          <w:b/>
+          <w:bCs/>
+        </w:rPr>
+        <w:t xml:space="preserve">same format</w:t>
+      </w:r>
+      <w:r>
+        <w:t xml:space="preserve"> </w:t>
+      </w:r>
+      <w:r>
+        <w:t xml:space="preserve">(e.g. uppercase hex, same byte order), or a card registered on one won't be</w:t>
+      </w:r>
+      <w:r>
+        <w:t xml:space="preserve"> </w:t>
+      </w:r>
+      <w:r>
+        <w:t xml:space="preserve">recognised on the other.</w:t>
+      </w:r>
+    </w:p>
+    <w:bookmarkEnd w:id="101"/>
+    <w:bookmarkStart w:id="102" w:name="laptop-kiosk-arago-websocket"/>
+    <w:p>
+      <w:pPr>
+        <w:pStyle w:val="Heading2"/>
+      </w:pPr>
+      <w:r>
+        <w:t xml:space="preserve">Laptop kiosk (Arago WebSocket)</w:t>
+      </w:r>
+    </w:p>
+    <w:p>
+      <w:pPr>
+        <w:pStyle w:val="FirstParagraph"/>
+      </w:pPr>
+      <w:r>
+        <w:t xml:space="preserve">The Arago Card Reader runs on the kiosk laptop and</w:t>
+      </w:r>
+      <w:r>
+        <w:t xml:space="preserve"> </w:t>
+      </w:r>
+      <w:r>
+        <w:rPr>
+          <w:b/>
+          <w:bCs/>
+        </w:rPr>
+        <w:t xml:space="preserve">broadcasts card taps over a</w:t>
+      </w:r>
+      <w:r>
+        <w:rPr>
+          <w:b/>
+          <w:bCs/>
+        </w:rPr>
+        <w:t xml:space="preserve"> </w:t>
+      </w:r>
+      <w:r>
+        <w:rPr>
+          <w:b/>
+          <w:bCs/>
+        </w:rPr>
+        <w:t xml:space="preserve">WebSocket</w:t>
+      </w:r>
+      <w:r>
+        <w:t xml:space="preserve">; the kiosk web page connects to it instead of reading the card</w:t>
+      </w:r>
+      <w:r>
+        <w:t xml:space="preserve"> </w:t>
+      </w:r>
+      <w:r>
+        <w:t xml:space="preserve">directly.</w:t>
+      </w:r>
+    </w:p>
+    <w:bookmarkEnd w:id="102"/>
+    <w:bookmarkStart w:id="103" w:name="how-it-works"/>
+    <w:p>
+      <w:pPr>
+        <w:pStyle w:val="Heading2"/>
+      </w:pPr>
+      <w:r>
+        <w:t xml:space="preserve">How it works</w:t>
+      </w:r>
+    </w:p>
+    <w:p>
+      <w:pPr>
+        <w:pStyle w:val="SourceCode"/>
+      </w:pPr>
+      <w:r>
+        <w:rPr>
+          <w:rStyle w:val="VerbatimChar"/>
+        </w:rPr>
+        <w:t xml:space="preserve">Physical card ──tap──▶ Arago Card Reader (laptop) ──WebSocket──▶ kiosk page (browser)</w:t>
+      </w:r>
+    </w:p>
+    <w:p>
+      <w:pPr>
+        <w:pStyle w:val="Compact"/>
+        <w:numPr>
+          <w:ilvl w:val="0"/>
+          <w:numId w:val="1021"/>
+        </w:numPr>
+      </w:pPr>
+      <w:r>
+        <w:t xml:space="preserve">The Arago Card Reader runs locally and listens on a WebSocket port (default</w:t>
+      </w:r>
+      <w:r>
+        <w:t xml:space="preserve"> </w:t>
+      </w:r>
+      <w:r>
+        <w:rPr>
+          <w:rStyle w:val="VerbatimChar"/>
+        </w:rPr>
+        <w:t xml:space="preserve">3000</w:t>
+      </w:r>
+      <w:r>
+        <w:t xml:space="preserve">).</w:t>
+      </w:r>
+    </w:p>
+    <w:p>
+      <w:pPr>
+        <w:pStyle w:val="Compact"/>
+        <w:numPr>
+          <w:ilvl w:val="0"/>
+          <w:numId w:val="1021"/>
+        </w:numPr>
+      </w:pPr>
+      <w:r>
+        <w:t xml:space="preserve">On each tap it broadcasts a JSON message:</w:t>
+      </w:r>
+    </w:p>
+    <w:p>
+      <w:pPr>
+        <w:pStyle w:val="SourceCode"/>
+        <w:numPr>
+          <w:ilvl w:val="0"/>
+          <w:numId w:val="1000"/>
+        </w:numPr>
+      </w:pPr>
+      <w:r>
+        <w:rPr>
+          <w:rStyle w:val="FunctionTok"/>
+        </w:rPr>
+        <w:t xml:space="preserve">{</w:t>
+      </w:r>
+      <w:r>
+        <w:rPr>
+          <w:rStyle w:val="NormalTok"/>
+        </w:rPr>
+        <w:t xml:space="preserve"> </w:t>
+      </w:r>
+      <w:r>
+        <w:rPr>
+          <w:rStyle w:val="DataTypeTok"/>
+        </w:rPr>
+        <w:t xml:space="preserve">"atqa"</w:t>
+      </w:r>
+      <w:r>
+        <w:rPr>
+          <w:rStyle w:val="FunctionTok"/>
+        </w:rPr>
+        <w:t xml:space="preserve">:</w:t>
+      </w:r>
+      <w:r>
+        <w:rPr>
+          <w:rStyle w:val="NormalTok"/>
+        </w:rPr>
+        <w:t xml:space="preserve"> </w:t>
+      </w:r>
+      <w:r>
+        <w:rPr>
+          <w:rStyle w:val="StringTok"/>
+        </w:rPr>
+        <w:t xml:space="preserve">"0004"</w:t>
+      </w:r>
+      <w:r>
+        <w:rPr>
+          <w:rStyle w:val="FunctionTok"/>
+        </w:rPr>
+        <w:t xml:space="preserve">,</w:t>
+      </w:r>
+      <w:r>
+        <w:rPr>
+          <w:rStyle w:val="NormalTok"/>
+        </w:rPr>
+        <w:t xml:space="preserve"> </w:t>
+      </w:r>
+      <w:r>
+        <w:rPr>
+          <w:rStyle w:val="DataTypeTok"/>
+        </w:rPr>
+        <w:t xml:space="preserve">"uid"</w:t>
+      </w:r>
+      <w:r>
+        <w:rPr>
+          <w:rStyle w:val="FunctionTok"/>
+        </w:rPr>
+        <w:t xml:space="preserve">:</w:t>
+      </w:r>
+      <w:r>
+        <w:rPr>
+          <w:rStyle w:val="NormalTok"/>
+        </w:rPr>
+        <w:t xml:space="preserve"> </w:t>
+      </w:r>
+      <w:r>
+        <w:rPr>
+          <w:rStyle w:val="StringTok"/>
+        </w:rPr>
+        <w:t xml:space="preserve">"AABBCCDD"</w:t>
+      </w:r>
+      <w:r>
+        <w:rPr>
+          <w:rStyle w:val="FunctionTok"/>
+        </w:rPr>
+        <w:t xml:space="preserve">,</w:t>
+      </w:r>
+      <w:r>
+        <w:rPr>
+          <w:rStyle w:val="NormalTok"/>
+        </w:rPr>
+        <w:t xml:space="preserve"> </w:t>
+      </w:r>
+      <w:r>
+        <w:rPr>
+          <w:rStyle w:val="DataTypeTok"/>
+        </w:rPr>
+        <w:t xml:space="preserve">"sak"</w:t>
+      </w:r>
+      <w:r>
+        <w:rPr>
+          <w:rStyle w:val="FunctionTok"/>
+        </w:rPr>
+        <w:t xml:space="preserve">:</w:t>
+      </w:r>
+      <w:r>
+        <w:rPr>
+          <w:rStyle w:val="NormalTok"/>
+        </w:rPr>
+        <w:t xml:space="preserve"> </w:t>
+      </w:r>
+      <w:r>
+        <w:rPr>
+          <w:rStyle w:val="StringTok"/>
+        </w:rPr>
+        <w:t xml:space="preserve">"08"</w:t>
+      </w:r>
+      <w:r>
+        <w:rPr>
+          <w:rStyle w:val="NormalTok"/>
+        </w:rPr>
+        <w:t xml:space="preserve"> </w:t>
+      </w:r>
+      <w:r>
+        <w:rPr>
+          <w:rStyle w:val="FunctionTok"/>
+        </w:rPr>
+        <w:t xml:space="preserve">}</w:t>
+      </w:r>
+    </w:p>
+    <w:p>
+      <w:pPr>
+        <w:pStyle w:val="Compact"/>
+        <w:numPr>
+          <w:ilvl w:val="0"/>
+          <w:numId w:val="1021"/>
+        </w:numPr>
+      </w:pPr>
+      <w:r>
+        <w:t xml:space="preserve">The kiosk page (</w:t>
+      </w:r>
+      <w:r>
+        <w:rPr>
+          <w:rStyle w:val="VerbatimChar"/>
+        </w:rPr>
+        <w:t xml:space="preserve">src/app/page.tsx</w:t>
+      </w:r>
+      <w:r>
+        <w:t xml:space="preserve">) connects to</w:t>
+      </w:r>
+      <w:r>
+        <w:t xml:space="preserve"> </w:t>
+      </w:r>
+      <w:r>
+        <w:rPr>
+          <w:rStyle w:val="VerbatimChar"/>
+        </w:rPr>
+        <w:t xml:space="preserve">NEXT_PUBLIC_CARD_READER_WS_URL</w:t>
+      </w:r>
+      <w:r>
+        <w:t xml:space="preserve">,</w:t>
+      </w:r>
+      <w:r>
+        <w:t xml:space="preserve"> </w:t>
+      </w:r>
+      <w:r>
+        <w:t xml:space="preserve">reads</w:t>
+      </w:r>
+      <w:r>
+        <w:t xml:space="preserve"> </w:t>
+      </w:r>
+      <w:r>
+        <w:rPr>
+          <w:rStyle w:val="VerbatimChar"/>
+        </w:rPr>
+        <w:t xml:space="preserve">uid</w:t>
+      </w:r>
+      <w:r>
+        <w:t xml:space="preserve">, and calls</w:t>
+      </w:r>
+      <w:r>
+        <w:t xml:space="preserve"> </w:t>
+      </w:r>
+      <w:r>
+        <w:rPr>
+          <w:rStyle w:val="VerbatimChar"/>
+        </w:rPr>
+        <w:t xml:space="preserve">POST /api/card/scan</w:t>
+      </w:r>
+      <w:r>
+        <w:t xml:space="preserve">.</w:t>
+      </w:r>
+    </w:p>
+    <w:p>
+      <w:pPr>
+        <w:pStyle w:val="Compact"/>
+        <w:numPr>
+          <w:ilvl w:val="0"/>
+          <w:numId w:val="1021"/>
+        </w:numPr>
+      </w:pPr>
+      <w:r>
+        <w:t xml:space="preserve">A status dot (top-right of the kiosk) shows</w:t>
+      </w:r>
+      <w:r>
+        <w:t xml:space="preserve"> </w:t>
+      </w:r>
+      <w:r>
+        <w:rPr>
+          <w:b/>
+          <w:bCs/>
+        </w:rPr>
+        <w:t xml:space="preserve">Reader connected / Connecting… /</w:t>
+      </w:r>
+      <w:r>
+        <w:rPr>
+          <w:b/>
+          <w:bCs/>
+        </w:rPr>
+        <w:t xml:space="preserve"> </w:t>
+      </w:r>
+      <w:r>
+        <w:rPr>
+          <w:b/>
+          <w:bCs/>
+        </w:rPr>
+        <w:t xml:space="preserve">Reader offline</w:t>
+      </w:r>
+      <w:r>
+        <w:t xml:space="preserve">, and the page auto-reconnects every 3 seconds.</w:t>
+      </w:r>
+    </w:p>
+    <w:bookmarkEnd w:id="103"/>
+    <w:bookmarkStart w:id="106" w:name="kiosk-laptop-setup"/>
+    <w:p>
+      <w:pPr>
+        <w:pStyle w:val="Heading2"/>
+      </w:pPr>
+      <w:r>
+        <w:t xml:space="preserve">Kiosk laptop setup</w:t>
+      </w:r>
+    </w:p>
+    <w:p>
+      <w:pPr>
+        <w:pStyle w:val="Compact"/>
+        <w:numPr>
+          <w:ilvl w:val="0"/>
+          <w:numId w:val="1022"/>
+        </w:numPr>
+      </w:pPr>
+      <w:r>
+        <w:rPr>
+          <w:b/>
+          <w:bCs/>
+        </w:rPr>
+        <w:t xml:space="preserve">Run the production app in a browser</w:t>
+      </w:r>
+      <w:r>
+        <w:t xml:space="preserve">, full-screen/kiosk mode, pointed at the</w:t>
+      </w:r>
+      <w:r>
+        <w:t xml:space="preserve"> </w:t>
+      </w:r>
+      <w:r>
+        <w:t xml:space="preserve">app's URL (</w:t>
+      </w:r>
+      <w:r>
+        <w:rPr>
+          <w:rStyle w:val="VerbatimChar"/>
+        </w:rPr>
+        <w:t xml:space="preserve">https://51vo.nl</w:t>
+      </w:r>
+      <w:r>
+        <w:t xml:space="preserve">).</w:t>
+      </w:r>
+    </w:p>
+    <w:p>
+      <w:pPr>
+        <w:pStyle w:val="Compact"/>
+        <w:numPr>
+          <w:ilvl w:val="0"/>
+          <w:numId w:val="1022"/>
+        </w:numPr>
+      </w:pPr>
+      <w:r>
+        <w:rPr>
+          <w:b/>
+          <w:bCs/>
+        </w:rPr>
+        <w:t xml:space="preserve">Run the Arago Card Reader</w:t>
+      </w:r>
+      <w:r>
+        <w:t xml:space="preserve"> </w:t>
+      </w:r>
+      <w:r>
+        <w:t xml:space="preserve">on the same laptop (follow its repo's</w:t>
+      </w:r>
+      <w:r>
+        <w:t xml:space="preserve"> </w:t>
+      </w:r>
+      <w:r>
+        <w:t xml:space="preserve">instructions). Note the WebSocket port it uses.</w:t>
+      </w:r>
+    </w:p>
+    <w:p>
+      <w:pPr>
+        <w:pStyle w:val="Compact"/>
+        <w:numPr>
+          <w:ilvl w:val="0"/>
+          <w:numId w:val="1022"/>
+        </w:numPr>
+      </w:pPr>
+      <w:r>
+        <w:rPr>
+          <w:b/>
+          <w:bCs/>
+        </w:rPr>
+        <w:t xml:space="preserve">Point the kiosk at the reader.</w:t>
+      </w:r>
+      <w:r>
+        <w:t xml:space="preserve"> </w:t>
+      </w:r>
+      <w:r>
+        <w:t xml:space="preserve">The web page reads</w:t>
+      </w:r>
+      <w:r>
+        <w:t xml:space="preserve"> </w:t>
+      </w:r>
+      <w:r>
+        <w:rPr>
+          <w:rStyle w:val="VerbatimChar"/>
+        </w:rPr>
+        <w:t xml:space="preserve">NEXT_PUBLIC_CARD_READER_WS_URL</w:t>
+      </w:r>
+      <w:r>
+        <w:t xml:space="preserve">. Because this is a</w:t>
+      </w:r>
+      <w:r>
+        <w:t xml:space="preserve"> </w:t>
+      </w:r>
+      <w:r>
+        <w:rPr>
+          <w:rStyle w:val="VerbatimChar"/>
+        </w:rPr>
+        <w:t xml:space="preserve">NEXT_PUBLIC_*</w:t>
+      </w:r>
+      <w:r>
+        <w:t xml:space="preserve"> </w:t>
+      </w:r>
+      <w:r>
+        <w:t xml:space="preserve">variable it</w:t>
+      </w:r>
+      <w:r>
+        <w:t xml:space="preserve"> </w:t>
+      </w:r>
+      <w:r>
+        <w:t xml:space="preserve">is</w:t>
+      </w:r>
+      <w:r>
+        <w:t xml:space="preserve"> </w:t>
+      </w:r>
+      <w:r>
+        <w:rPr>
+          <w:b/>
+          <w:bCs/>
+        </w:rPr>
+        <w:t xml:space="preserve">baked in at build time</w:t>
+      </w:r>
+      <w:r>
+        <w:t xml:space="preserve">, so the production build must already contain the</w:t>
+      </w:r>
+      <w:r>
+        <w:t xml:space="preserve"> </w:t>
+      </w:r>
+      <w:r>
+        <w:t xml:space="preserve">right value.</w:t>
+      </w:r>
+    </w:p>
+    <w:bookmarkStart w:id="104" w:name="port-conflict-warning"/>
+    <w:p>
+      <w:pPr>
+        <w:pStyle w:val="Heading3"/>
+      </w:pPr>
+      <w:r>
+        <w:t xml:space="preserve">Port conflict warning</w:t>
+      </w:r>
+    </w:p>
+    <w:p>
+      <w:pPr>
+        <w:pStyle w:val="FirstParagraph"/>
+      </w:pPr>
+      <w:r>
+        <w:t xml:space="preserve">If you run the Next.js dev server</w:t>
+      </w:r>
+      <w:r>
+        <w:t xml:space="preserve"> </w:t>
+      </w:r>
+      <w:r>
+        <w:rPr>
+          <w:b/>
+          <w:bCs/>
+        </w:rPr>
+        <w:t xml:space="preserve">and</w:t>
+      </w:r>
+      <w:r>
+        <w:t xml:space="preserve"> </w:t>
+      </w:r>
+      <w:r>
+        <w:t xml:space="preserve">the reader on the same machine, they</w:t>
+      </w:r>
+      <w:r>
+        <w:t xml:space="preserve"> </w:t>
+      </w:r>
+      <w:r>
+        <w:t xml:space="preserve">can't both use port</w:t>
+      </w:r>
+      <w:r>
+        <w:t xml:space="preserve"> </w:t>
+      </w:r>
+      <w:r>
+        <w:rPr>
+          <w:rStyle w:val="VerbatimChar"/>
+        </w:rPr>
+        <w:t xml:space="preserve">3000</w:t>
+      </w:r>
+      <w:r>
+        <w:t xml:space="preserve">. Configure the reader on a different port (e.g.</w:t>
+      </w:r>
+      <w:r>
+        <w:t xml:space="preserve"> </w:t>
+      </w:r>
+      <w:r>
+        <w:rPr>
+          <w:rStyle w:val="VerbatimChar"/>
+        </w:rPr>
+        <w:t xml:space="preserve">3001</w:t>
+      </w:r>
+      <w:r>
+        <w:t xml:space="preserve">) and set</w:t>
+      </w:r>
+      <w:r>
+        <w:t xml:space="preserve"> </w:t>
+      </w:r>
+      <w:r>
+        <w:rPr>
+          <w:rStyle w:val="VerbatimChar"/>
+        </w:rPr>
+        <w:t xml:space="preserve">NEXT_PUBLIC_CARD_READER_WS_URL=ws://localhost:3001</w:t>
+      </w:r>
+      <w:r>
+        <w:t xml:space="preserve">. In the</w:t>
+      </w:r>
+      <w:r>
+        <w:t xml:space="preserve"> </w:t>
+      </w:r>
+      <w:r>
+        <w:t xml:space="preserve">normal kiosk setup the app is served from Railway (not locally), so</w:t>
+      </w:r>
+      <w:r>
+        <w:t xml:space="preserve"> </w:t>
+      </w:r>
+      <w:r>
+        <w:rPr>
+          <w:rStyle w:val="VerbatimChar"/>
+        </w:rPr>
+        <w:t xml:space="preserve">3000</w:t>
+      </w:r>
+      <w:r>
+        <w:t xml:space="preserve"> </w:t>
+      </w:r>
+      <w:r>
+        <w:t xml:space="preserve">is</w:t>
+      </w:r>
+      <w:r>
+        <w:t xml:space="preserve"> </w:t>
+      </w:r>
+      <w:r>
+        <w:t xml:space="preserve">free for the reader.</w:t>
+      </w:r>
+    </w:p>
+    <w:bookmarkEnd w:id="104"/>
+    <w:bookmarkStart w:id="105" w:name="ws-vs-wss"/>
+    <w:p>
+      <w:pPr>
+        <w:pStyle w:val="Heading3"/>
+      </w:pPr>
+      <w:r>
+        <w:rPr>
+          <w:rStyle w:val="VerbatimChar"/>
+        </w:rPr>
+        <w:t xml:space="preserve">ws://</w:t>
+      </w:r>
+      <w:r>
+        <w:t xml:space="preserve"> </w:t>
+      </w:r>
+      <w:r>
+        <w:t xml:space="preserve">vs</w:t>
+      </w:r>
+      <w:r>
+        <w:t xml:space="preserve"> </w:t>
+      </w:r>
+      <w:r>
+        <w:rPr>
+          <w:rStyle w:val="VerbatimChar"/>
+        </w:rPr>
+        <w:t xml:space="preserve">wss://</w:t>
+      </w:r>
+    </w:p>
+    <w:p>
+      <w:pPr>
+        <w:pStyle w:val="FirstParagraph"/>
+      </w:pPr>
+      <w:r>
+        <w:t xml:space="preserve">The reader serves plain</w:t>
+      </w:r>
+      <w:r>
+        <w:t xml:space="preserve"> </w:t>
+      </w:r>
+      <w:r>
+        <w:rPr>
+          <w:rStyle w:val="VerbatimChar"/>
+        </w:rPr>
+        <w:t xml:space="preserve">ws://localhost:3000</w:t>
+      </w:r>
+      <w:r>
+        <w:t xml:space="preserve">. Because the kiosk connects to</w:t>
+      </w:r>
+      <w:r>
+        <w:t xml:space="preserve"> </w:t>
+      </w:r>
+      <w:r>
+        <w:rPr>
+          <w:rStyle w:val="VerbatimChar"/>
+        </w:rPr>
+        <w:t xml:space="preserve">localhost</w:t>
+      </w:r>
+      <w:r>
+        <w:t xml:space="preserve">, browsers permit this even though the page itself is loaded over</w:t>
+      </w:r>
+      <w:r>
+        <w:t xml:space="preserve"> </w:t>
+      </w:r>
+      <w:r>
+        <w:t xml:space="preserve">HTTPS (localhost is treated as a secure context). Do not point the kiosk at a</w:t>
+      </w:r>
+      <w:r>
+        <w:t xml:space="preserve"> </w:t>
+      </w:r>
+      <w:r>
+        <w:t xml:space="preserve">remote</w:t>
+      </w:r>
+      <w:r>
+        <w:t xml:space="preserve"> </w:t>
+      </w:r>
+      <w:r>
+        <w:rPr>
+          <w:rStyle w:val="VerbatimChar"/>
+        </w:rPr>
+        <w:t xml:space="preserve">ws://</w:t>
+      </w:r>
+      <w:r>
+        <w:t xml:space="preserve"> </w:t>
+      </w:r>
+      <w:r>
+        <w:t xml:space="preserve">reader over the network — that would be blocked as mixed content.</w:t>
+      </w:r>
+    </w:p>
+    <w:bookmarkEnd w:id="105"/>
+    <w:bookmarkEnd w:id="106"/>
+    <w:bookmarkStart w:id="107" w:name="card-uids"/>
+    <w:p>
+      <w:pPr>
+        <w:pStyle w:val="Heading2"/>
+      </w:pPr>
+      <w:r>
+        <w:t xml:space="preserve">Card UIDs</w:t>
+      </w:r>
+    </w:p>
+    <w:p>
+      <w:pPr>
+        <w:pStyle w:val="Compact"/>
+        <w:numPr>
+          <w:ilvl w:val="0"/>
+          <w:numId w:val="1023"/>
+        </w:numPr>
+      </w:pPr>
+      <w:r>
+        <w:t xml:space="preserve">UIDs are normalised to</w:t>
+      </w:r>
+      <w:r>
+        <w:t xml:space="preserve"> </w:t>
+      </w:r>
+      <w:r>
+        <w:rPr>
+          <w:b/>
+          <w:bCs/>
+        </w:rPr>
+        <w:t xml:space="preserve">upper-case</w:t>
+      </w:r>
+      <w:r>
+        <w:t xml:space="preserve"> </w:t>
+      </w:r>
+      <w:r>
+        <w:t xml:space="preserve">before lookup/storage.</w:t>
+      </w:r>
+    </w:p>
+    <w:p>
+      <w:pPr>
+        <w:pStyle w:val="Compact"/>
+        <w:numPr>
+          <w:ilvl w:val="0"/>
+          <w:numId w:val="1023"/>
+        </w:numPr>
+      </w:pPr>
+      <w:r>
+        <w:t xml:space="preserve">A UID is not a secret — any NFC reader can read it. The system therefore never</w:t>
+      </w:r>
+      <w:r>
+        <w:t xml:space="preserve"> </w:t>
+      </w:r>
+      <w:r>
+        <w:t xml:space="preserve">returns member data from the (public) scan endpoint and rate-limits it. See</w:t>
+      </w:r>
+      <w:r>
+        <w:t xml:space="preserve"> </w:t>
+      </w:r>
+      <w:hyperlink r:id="rId29">
+        <w:r>
+          <w:rPr>
+            <w:rStyle w:val="Hyperlink"/>
+          </w:rPr>
+          <w:t xml:space="preserve">SECURITY.md</w:t>
+        </w:r>
+      </w:hyperlink>
+      <w:r>
+        <w:t xml:space="preserve">.</w:t>
+      </w:r>
+    </w:p>
+    <w:bookmarkEnd w:id="107"/>
+    <w:bookmarkStart w:id="108" w:name="testing-without-a-reader"/>
+    <w:p>
+      <w:pPr>
+        <w:pStyle w:val="Heading2"/>
+      </w:pPr>
+      <w:r>
+        <w:t xml:space="preserve">Testing without a reader</w:t>
+      </w:r>
+    </w:p>
+    <w:p>
+      <w:pPr>
+        <w:pStyle w:val="FirstParagraph"/>
+      </w:pPr>
+      <w:r>
+        <w:t xml:space="preserve">You can exercise the shop without hardware by creating a</w:t>
+      </w:r>
+      <w:r>
+        <w:t xml:space="preserve"> </w:t>
+      </w:r>
+      <w:r>
+        <w:rPr>
+          <w:rStyle w:val="VerbatimChar"/>
+        </w:rPr>
+        <w:t xml:space="preserve">ShopSession</w:t>
+      </w:r>
+      <w:r>
+        <w:t xml:space="preserve"> </w:t>
+      </w:r>
+      <w:r>
+        <w:t xml:space="preserve">directly</w:t>
+      </w:r>
+      <w:r>
+        <w:t xml:space="preserve"> </w:t>
+      </w:r>
+      <w:r>
+        <w:t xml:space="preserve">and visiting</w:t>
+      </w:r>
+      <w:r>
+        <w:t xml:space="preserve"> </w:t>
+      </w:r>
+      <w:r>
+        <w:rPr>
+          <w:rStyle w:val="VerbatimChar"/>
+        </w:rPr>
+        <w:t xml:space="preserve">/shop/&lt;token&gt;</w:t>
+      </w:r>
+      <w:r>
+        <w:t xml:space="preserve">.</w:t>
+      </w:r>
+    </w:p>
+    <w:p>
+      <w:pPr>
+        <w:pStyle w:val="BodyText"/>
+      </w:pPr>
+      <w:r>
+        <w:t xml:space="preserve">Option A — admin "Enter store":</w:t>
+      </w:r>
+    </w:p>
+    <w:p>
+      <w:pPr>
+        <w:pStyle w:val="Compact"/>
+        <w:numPr>
+          <w:ilvl w:val="0"/>
+          <w:numId w:val="1024"/>
+        </w:numPr>
+      </w:pPr>
+      <w:r>
+        <w:t xml:space="preserve">Log in to</w:t>
+      </w:r>
+      <w:r>
+        <w:t xml:space="preserve"> </w:t>
+      </w:r>
+      <w:r>
+        <w:rPr>
+          <w:rStyle w:val="VerbatimChar"/>
+        </w:rPr>
+        <w:t xml:space="preserve">/admin</w:t>
+      </w:r>
+      <w:r>
+        <w:t xml:space="preserve">.</w:t>
+      </w:r>
+    </w:p>
+    <w:p>
+      <w:pPr>
+        <w:pStyle w:val="Compact"/>
+        <w:numPr>
+          <w:ilvl w:val="0"/>
+          <w:numId w:val="1024"/>
+        </w:numPr>
+      </w:pPr>
+      <w:r>
+        <w:rPr>
+          <w:b/>
+          <w:bCs/>
+        </w:rPr>
+        <w:t xml:space="preserve">Members</w:t>
+      </w:r>
+      <w:r>
+        <w:t xml:space="preserve"> </w:t>
+      </w:r>
+      <w:r>
+        <w:t xml:space="preserve">→ find a member →</w:t>
+      </w:r>
+      <w:r>
+        <w:t xml:space="preserve"> </w:t>
+      </w:r>
+      <w:r>
+        <w:rPr>
+          <w:b/>
+          <w:bCs/>
+        </w:rPr>
+        <w:t xml:space="preserve">Enter store</w:t>
+      </w:r>
+      <w:r>
+        <w:t xml:space="preserve">. This creates a shop session and</w:t>
+      </w:r>
+      <w:r>
+        <w:t xml:space="preserve"> </w:t>
+      </w:r>
+      <w:r>
+        <w:t xml:space="preserve">drops you into</w:t>
+      </w:r>
+      <w:r>
+        <w:t xml:space="preserve"> </w:t>
+      </w:r>
+      <w:r>
+        <w:rPr>
+          <w:rStyle w:val="VerbatimChar"/>
+        </w:rPr>
+        <w:t xml:space="preserve">/shop/&lt;token&gt;</w:t>
+      </w:r>
+      <w:r>
+        <w:t xml:space="preserve">.</w:t>
+      </w:r>
+    </w:p>
+    <w:p>
+      <w:pPr>
+        <w:pStyle w:val="FirstParagraph"/>
+      </w:pPr>
+      <w:r>
+        <w:t xml:space="preserve">Option B — a quick script (local DB):</w:t>
+      </w:r>
+    </w:p>
+    <w:p>
+      <w:pPr>
+        <w:pStyle w:val="SourceCode"/>
+      </w:pPr>
+      <w:r>
+        <w:rPr>
+          <w:rStyle w:val="CommentTok"/>
+        </w:rPr>
+        <w:t xml:space="preserve">// node script using the same Prisma setup as src/lib/prisma.ts</w:t>
+      </w:r>
+      <w:r>
+        <w:br/>
+      </w:r>
+      <w:r>
+        <w:rPr>
+          <w:rStyle w:val="KeywordTok"/>
+        </w:rPr>
+        <w:t xml:space="preserve">const</w:t>
+      </w:r>
+      <w:r>
+        <w:rPr>
+          <w:rStyle w:val="NormalTok"/>
+        </w:rPr>
+        <w:t xml:space="preserve"> session </w:t>
+      </w:r>
+      <w:r>
+        <w:rPr>
+          <w:rStyle w:val="OperatorTok"/>
+        </w:rPr>
+        <w:t xml:space="preserve">=</w:t>
+      </w:r>
+      <w:r>
+        <w:rPr>
+          <w:rStyle w:val="NormalTok"/>
+        </w:rPr>
+        <w:t xml:space="preserve"> </w:t>
+      </w:r>
+      <w:r>
+        <w:rPr>
+          <w:rStyle w:val="ControlFlowTok"/>
+        </w:rPr>
+        <w:t xml:space="preserve">await</w:t>
+      </w:r>
+      <w:r>
+        <w:rPr>
+          <w:rStyle w:val="NormalTok"/>
+        </w:rPr>
+        <w:t xml:space="preserve"> prisma</w:t>
+      </w:r>
+      <w:r>
+        <w:rPr>
+          <w:rStyle w:val="OperatorTok"/>
+        </w:rPr>
+        <w:t xml:space="preserve">.</w:t>
+      </w:r>
+      <w:r>
+        <w:rPr>
+          <w:rStyle w:val="AttributeTok"/>
+        </w:rPr>
+        <w:t xml:space="preserve">shopSession</w:t>
+      </w:r>
+      <w:r>
+        <w:rPr>
+          <w:rStyle w:val="OperatorTok"/>
+        </w:rPr>
+        <w:t xml:space="preserve">.</w:t>
+      </w:r>
+      <w:r>
+        <w:rPr>
+          <w:rStyle w:val="FunctionTok"/>
+        </w:rPr>
+        <w:t xml:space="preserve">create</w:t>
+      </w:r>
+      <w:r>
+        <w:rPr>
+          <w:rStyle w:val="NormalTok"/>
+        </w:rPr>
+        <w:t xml:space="preserve">({</w:t>
+      </w:r>
+      <w:r>
+        <w:br/>
+      </w:r>
+      <w:r>
+        <w:rPr>
+          <w:rStyle w:val="NormalTok"/>
+        </w:rPr>
+        <w:t xml:space="preserve">  </w:t>
+      </w:r>
+      <w:r>
+        <w:rPr>
+          <w:rStyle w:val="DataTypeTok"/>
+        </w:rPr>
+        <w:t xml:space="preserve">data</w:t>
+      </w:r>
+      <w:r>
+        <w:rPr>
+          <w:rStyle w:val="OperatorTok"/>
+        </w:rPr>
+        <w:t xml:space="preserve">:</w:t>
+      </w:r>
+      <w:r>
+        <w:rPr>
+          <w:rStyle w:val="NormalTok"/>
+        </w:rPr>
+        <w:t xml:space="preserve"> { </w:t>
+      </w:r>
+      <w:r>
+        <w:rPr>
+          <w:rStyle w:val="DataTypeTok"/>
+        </w:rPr>
+        <w:t xml:space="preserve">memberId</w:t>
+      </w:r>
+      <w:r>
+        <w:rPr>
+          <w:rStyle w:val="OperatorTok"/>
+        </w:rPr>
+        <w:t xml:space="preserve">:</w:t>
+      </w:r>
+      <w:r>
+        <w:rPr>
+          <w:rStyle w:val="NormalTok"/>
+        </w:rPr>
+        <w:t xml:space="preserve"> someMember</w:t>
+      </w:r>
+      <w:r>
+        <w:rPr>
+          <w:rStyle w:val="OperatorTok"/>
+        </w:rPr>
+        <w:t xml:space="preserve">.</w:t>
+      </w:r>
+      <w:r>
+        <w:rPr>
+          <w:rStyle w:val="AttributeTok"/>
+        </w:rPr>
+        <w:t xml:space="preserve">id</w:t>
+      </w:r>
+      <w:r>
+        <w:rPr>
+          <w:rStyle w:val="OperatorTok"/>
+        </w:rPr>
+        <w:t xml:space="preserve">,</w:t>
+      </w:r>
+      <w:r>
+        <w:rPr>
+          <w:rStyle w:val="NormalTok"/>
+        </w:rPr>
+        <w:t xml:space="preserve"> </w:t>
+      </w:r>
+      <w:r>
+        <w:rPr>
+          <w:rStyle w:val="DataTypeTok"/>
+        </w:rPr>
+        <w:t xml:space="preserve">expiresAt</w:t>
+      </w:r>
+      <w:r>
+        <w:rPr>
+          <w:rStyle w:val="OperatorTok"/>
+        </w:rPr>
+        <w:t xml:space="preserve">:</w:t>
+      </w:r>
+      <w:r>
+        <w:rPr>
+          <w:rStyle w:val="NormalTok"/>
+        </w:rPr>
+        <w:t xml:space="preserve"> </w:t>
+      </w:r>
+      <w:r>
+        <w:rPr>
+          <w:rStyle w:val="KeywordTok"/>
+        </w:rPr>
+        <w:t xml:space="preserve">new</w:t>
+      </w:r>
+      <w:r>
+        <w:rPr>
+          <w:rStyle w:val="NormalTok"/>
+        </w:rPr>
+        <w:t xml:space="preserve"> </w:t>
+      </w:r>
+      <w:r>
+        <w:rPr>
+          <w:rStyle w:val="BuiltInTok"/>
+        </w:rPr>
+        <w:t xml:space="preserve">Date</w:t>
+      </w:r>
+      <w:r>
+        <w:rPr>
+          <w:rStyle w:val="NormalTok"/>
+        </w:rPr>
+        <w:t xml:space="preserve">(</w:t>
+      </w:r>
+      <w:r>
+        <w:rPr>
+          <w:rStyle w:val="BuiltInTok"/>
+        </w:rPr>
+        <w:t xml:space="preserve">Date</w:t>
+      </w:r>
+      <w:r>
+        <w:rPr>
+          <w:rStyle w:val="OperatorTok"/>
+        </w:rPr>
+        <w:t xml:space="preserve">.</w:t>
+      </w:r>
+      <w:r>
+        <w:rPr>
+          <w:rStyle w:val="FunctionTok"/>
+        </w:rPr>
+        <w:t xml:space="preserve">now</w:t>
+      </w:r>
+      <w:r>
+        <w:rPr>
+          <w:rStyle w:val="NormalTok"/>
+        </w:rPr>
+        <w:t xml:space="preserve">() </w:t>
+      </w:r>
+      <w:r>
+        <w:rPr>
+          <w:rStyle w:val="OperatorTok"/>
+        </w:rPr>
+        <w:t xml:space="preserve">+</w:t>
+      </w:r>
+      <w:r>
+        <w:rPr>
+          <w:rStyle w:val="NormalTok"/>
+        </w:rPr>
+        <w:t xml:space="preserve"> </w:t>
+      </w:r>
+      <w:r>
+        <w:rPr>
+          <w:rStyle w:val="FloatTok"/>
+        </w:rPr>
+        <w:t xml:space="preserve">3600e3</w:t>
+      </w:r>
+      <w:r>
+        <w:rPr>
+          <w:rStyle w:val="NormalTok"/>
+        </w:rPr>
+        <w:t xml:space="preserve">) }</w:t>
+      </w:r>
+      <w:r>
+        <w:rPr>
+          <w:rStyle w:val="OperatorTok"/>
+        </w:rPr>
+        <w:t xml:space="preserve">,</w:t>
+      </w:r>
+      <w:r>
+        <w:br/>
+      </w:r>
+      <w:r>
+        <w:rPr>
+          <w:rStyle w:val="NormalTok"/>
+        </w:rPr>
+        <w:t xml:space="preserve">})</w:t>
+      </w:r>
+      <w:r>
+        <w:rPr>
+          <w:rStyle w:val="OperatorTok"/>
+        </w:rPr>
+        <w:t xml:space="preserve">;</w:t>
+      </w:r>
+      <w:r>
+        <w:br/>
+      </w:r>
+      <w:r>
+        <w:rPr>
+          <w:rStyle w:val="BuiltInTok"/>
+        </w:rPr>
+        <w:t xml:space="preserve">console</w:t>
+      </w:r>
+      <w:r>
+        <w:rPr>
+          <w:rStyle w:val="OperatorTok"/>
+        </w:rPr>
+        <w:t xml:space="preserve">.</w:t>
+      </w:r>
+      <w:r>
+        <w:rPr>
+          <w:rStyle w:val="FunctionTok"/>
+        </w:rPr>
+        <w:t xml:space="preserve">log</w:t>
+      </w:r>
+      <w:r>
+        <w:rPr>
+          <w:rStyle w:val="NormalTok"/>
+        </w:rPr>
+        <w:t xml:space="preserve">(</w:t>
+      </w:r>
+      <w:r>
+        <w:rPr>
+          <w:rStyle w:val="VerbatimStringTok"/>
+        </w:rPr>
+        <w:t xml:space="preserve">`/shop/</w:t>
+      </w:r>
+      <w:r>
+        <w:rPr>
+          <w:rStyle w:val="SpecialCharTok"/>
+        </w:rPr>
+        <w:t xml:space="preserve">${</w:t>
+      </w:r>
+      <w:r>
+        <w:rPr>
+          <w:rStyle w:val="NormalTok"/>
+        </w:rPr>
+        <w:t xml:space="preserve">session</w:t>
+      </w:r>
+      <w:r>
+        <w:rPr>
+          <w:rStyle w:val="OperatorTok"/>
+        </w:rPr>
+        <w:t xml:space="preserve">.</w:t>
+      </w:r>
+      <w:r>
+        <w:rPr>
+          <w:rStyle w:val="AttributeTok"/>
+        </w:rPr>
+        <w:t xml:space="preserve">token</w:t>
+      </w:r>
+      <w:r>
+        <w:rPr>
+          <w:rStyle w:val="SpecialCharTok"/>
+        </w:rPr>
+        <w:t xml:space="preserve">}</w:t>
+      </w:r>
+      <w:r>
+        <w:rPr>
+          <w:rStyle w:val="VerbatimStringTok"/>
+        </w:rPr>
+        <w:t xml:space="preserve">`</w:t>
+      </w:r>
+      <w:r>
+        <w:rPr>
+          <w:rStyle w:val="NormalTok"/>
+        </w:rPr>
+        <w:t xml:space="preserve">)</w:t>
+      </w:r>
+      <w:r>
+        <w:rPr>
+          <w:rStyle w:val="OperatorTok"/>
+        </w:rPr>
+        <w:t xml:space="preserve">;</w:t>
+      </w:r>
+    </w:p>
+    <w:p>
+      <w:pPr>
+        <w:pStyle w:val="FirstParagraph"/>
+      </w:pPr>
+      <w:r>
+        <w:t xml:space="preserve">To simulate a tap end-to-end you can also</w:t>
+      </w:r>
+      <w:r>
+        <w:t xml:space="preserve"> </w:t>
+      </w:r>
+      <w:r>
+        <w:rPr>
+          <w:rStyle w:val="VerbatimChar"/>
+        </w:rPr>
+        <w:t xml:space="preserve">POST /api/card/scan</w:t>
+      </w:r>
+      <w:r>
+        <w:t xml:space="preserve"> </w:t>
+      </w:r>
+      <w:r>
+        <w:t xml:space="preserve">with a known,</w:t>
+      </w:r>
+      <w:r>
+        <w:t xml:space="preserve"> </w:t>
+      </w:r>
+      <w:r>
+        <w:t xml:space="preserve">registered UID and follow the returned token.</w:t>
+      </w:r>
+    </w:p>
+    <w:p>
+      <w:r>
+        <w:br w:type="page"/>
+      </w:r>
+    </w:p>
+    <w:bookmarkEnd w:id="108"/>
+    <w:bookmarkEnd w:id="109"/>
+    <w:bookmarkStart w:id="118" w:name="congressus-integration"/>
+    <w:p>
+      <w:pPr>
+        <w:pStyle w:val="Heading1"/>
+      </w:pPr>
+      <w:r>
+        <w:t xml:space="preserve">Congressus Integration</w:t>
+      </w:r>
+    </w:p>
+    <w:p>
+      <w:pPr>
+        <w:pStyle w:val="FirstParagraph"/>
+      </w:pPr>
+      <w:r>
+        <w:t xml:space="preserve">SSS syncs three things with</w:t>
+      </w:r>
+      <w:r>
+        <w:t xml:space="preserve"> </w:t>
+      </w:r>
+      <w:r>
+        <w:rPr>
+          <w:b/>
+          <w:bCs/>
+        </w:rPr>
+        <w:t xml:space="preserve">Congressus API v30</w:t>
+      </w:r>
+      <w:r>
+        <w:t xml:space="preserve">: members (in), products (out),</w:t>
+      </w:r>
+      <w:r>
+        <w:t xml:space="preserve"> </w:t>
+      </w:r>
+      <w:r>
+        <w:t xml:space="preserve">and monthly sale-invoices (out). Client code lives in</w:t>
+      </w:r>
+      <w:r>
+        <w:t xml:space="preserve"> </w:t>
+      </w:r>
+      <w:r>
+        <w:rPr>
+          <w:rStyle w:val="VerbatimChar"/>
+        </w:rPr>
+        <w:t xml:space="preserve">src/lib/congressus.ts</w:t>
+      </w:r>
+      <w:r>
+        <w:t xml:space="preserve">.</w:t>
+      </w:r>
+    </w:p>
+    <w:p>
+      <w:pPr>
+        <w:pStyle w:val="Compact"/>
+        <w:numPr>
+          <w:ilvl w:val="0"/>
+          <w:numId w:val="1025"/>
+        </w:numPr>
+      </w:pPr>
+      <w:r>
+        <w:rPr>
+          <w:b/>
+          <w:bCs/>
+        </w:rPr>
+        <w:t xml:space="preserve">Base URL:</w:t>
+      </w:r>
+      <w:r>
+        <w:t xml:space="preserve"> </w:t>
+      </w:r>
+      <w:r>
+        <w:rPr>
+          <w:rStyle w:val="VerbatimChar"/>
+        </w:rPr>
+        <w:t xml:space="preserve">https://api.congressus.nl/v30</w:t>
+      </w:r>
+    </w:p>
+    <w:p>
+      <w:pPr>
+        <w:pStyle w:val="Compact"/>
+        <w:numPr>
+          <w:ilvl w:val="0"/>
+          <w:numId w:val="1025"/>
+        </w:numPr>
+      </w:pPr>
+      <w:r>
+        <w:rPr>
+          <w:b/>
+          <w:bCs/>
+        </w:rPr>
+        <w:t xml:space="preserve">Auth:</w:t>
+      </w:r>
+      <w:r>
+        <w:t xml:space="preserve"> </w:t>
+      </w:r>
+      <w:r>
+        <w:rPr>
+          <w:rStyle w:val="VerbatimChar"/>
+        </w:rPr>
+        <w:t xml:space="preserve">Authorization: Bearer ${CONGRESSUS_API_TOKEN}</w:t>
+      </w:r>
+      <w:r>
+        <w:t xml:space="preserve"> </w:t>
+      </w:r>
+      <w:r>
+        <w:t xml:space="preserve">(a generic API token)</w:t>
+      </w:r>
+    </w:p>
+    <w:p>
+      <w:pPr>
+        <w:pStyle w:val="Compact"/>
+        <w:numPr>
+          <w:ilvl w:val="0"/>
+          <w:numId w:val="1025"/>
+        </w:numPr>
+      </w:pPr>
+      <w:r>
+        <w:rPr>
+          <w:b/>
+          <w:bCs/>
+        </w:rPr>
+        <w:t xml:space="preserve">SSS product folder id:</w:t>
+      </w:r>
+      <w:r>
+        <w:t xml:space="preserve"> </w:t>
+      </w:r>
+      <w:r>
+        <w:rPr>
+          <w:rStyle w:val="VerbatimChar"/>
+        </w:rPr>
+        <w:t xml:space="preserve">5952</w:t>
+      </w:r>
+    </w:p>
+    <w:p>
+      <w:pPr>
+        <w:pStyle w:val="Compact"/>
+        <w:numPr>
+          <w:ilvl w:val="0"/>
+          <w:numId w:val="1025"/>
+        </w:numPr>
+      </w:pPr>
+      <w:r>
+        <w:rPr>
+          <w:b/>
+          <w:bCs/>
+        </w:rPr>
+        <w:t xml:space="preserve">Imported member statuses:</w:t>
+      </w:r>
+      <w:r>
+        <w:t xml:space="preserve"> </w:t>
+      </w:r>
+      <w:r>
+        <w:rPr>
+          <w:rStyle w:val="VerbatimChar"/>
+        </w:rPr>
+        <w:t xml:space="preserve">1845</w:t>
+      </w:r>
+      <w:r>
+        <w:t xml:space="preserve"> </w:t>
+      </w:r>
+      <w:r>
+        <w:t xml:space="preserve">(Primary),</w:t>
+      </w:r>
+      <w:r>
+        <w:t xml:space="preserve"> </w:t>
+      </w:r>
+      <w:r>
+        <w:rPr>
+          <w:rStyle w:val="VerbatimChar"/>
+        </w:rPr>
+        <w:t xml:space="preserve">1844</w:t>
+      </w:r>
+      <w:r>
+        <w:t xml:space="preserve"> </w:t>
+      </w:r>
+      <w:r>
+        <w:t xml:space="preserve">(Secondary)</w:t>
+      </w:r>
+    </w:p>
+    <w:p>
+      <w:pPr>
+        <w:pStyle w:val="Compact"/>
+        <w:numPr>
+          <w:ilvl w:val="0"/>
+          <w:numId w:val="1025"/>
+        </w:numPr>
+      </w:pPr>
+      <w:r>
+        <w:rPr>
+          <w:b/>
+          <w:bCs/>
+        </w:rPr>
+        <w:t xml:space="preserve">Invoice workflow id:</w:t>
+      </w:r>
+      <w:r>
+        <w:t xml:space="preserve"> </w:t>
+      </w:r>
+      <w:r>
+        <w:rPr>
+          <w:rStyle w:val="VerbatimChar"/>
+        </w:rPr>
+        <w:t xml:space="preserve">605</w:t>
+      </w:r>
+      <w:r>
+        <w:t xml:space="preserve"> </w:t>
+      </w:r>
+      <w:r>
+        <w:t xml:space="preserve">(Contribution)</w:t>
+      </w:r>
+    </w:p>
+    <w:bookmarkStart w:id="110" w:name="members-congressus--sss"/>
+    <w:p>
+      <w:pPr>
+        <w:pStyle w:val="Heading2"/>
+      </w:pPr>
+      <w:r>
+        <w:t xml:space="preserve">Members (Congressus → SSS)</w:t>
+      </w:r>
+    </w:p>
+    <w:p>
+      <w:pPr>
+        <w:pStyle w:val="FirstParagraph"/>
+      </w:pPr>
+      <w:r>
+        <w:rPr>
+          <w:rStyle w:val="VerbatimChar"/>
+        </w:rPr>
+        <w:t xml:space="preserve">Members → Sync from Congressus</w:t>
+      </w:r>
+      <w:r>
+        <w:t xml:space="preserve"> </w:t>
+      </w:r>
+      <w:r>
+        <w:t xml:space="preserve">calls</w:t>
+      </w:r>
+      <w:r>
+        <w:t xml:space="preserve"> </w:t>
+      </w:r>
+      <w:r>
+        <w:rPr>
+          <w:rStyle w:val="VerbatimChar"/>
+        </w:rPr>
+        <w:t xml:space="preserve">fetchAllMembers()</w:t>
+      </w:r>
+      <w:r>
+        <w:t xml:space="preserve">, which pages through</w:t>
+      </w:r>
+      <w:r>
+        <w:t xml:space="preserve"> </w:t>
+      </w:r>
+      <w:r>
+        <w:rPr>
+          <w:rStyle w:val="VerbatimChar"/>
+        </w:rPr>
+        <w:t xml:space="preserve">GET /members?status_id=…</w:t>
+      </w:r>
+      <w:r>
+        <w:t xml:space="preserve"> </w:t>
+      </w:r>
+      <w:r>
+        <w:t xml:space="preserve">for the Primary and Secondary statuses and upserts</w:t>
+      </w:r>
+      <w:r>
+        <w:t xml:space="preserve"> </w:t>
+      </w:r>
+      <w:r>
+        <w:t xml:space="preserve">each by</w:t>
+      </w:r>
+      <w:r>
+        <w:t xml:space="preserve"> </w:t>
+      </w:r>
+      <w:r>
+        <w:rPr>
+          <w:rStyle w:val="VerbatimChar"/>
+        </w:rPr>
+        <w:t xml:space="preserve">congressusId</w:t>
+      </w:r>
+      <w:r>
+        <w:t xml:space="preserve">. A member is marked</w:t>
+      </w:r>
+      <w:r>
+        <w:t xml:space="preserve"> </w:t>
+      </w:r>
+      <w:r>
+        <w:rPr>
+          <w:rStyle w:val="VerbatimChar"/>
+        </w:rPr>
+        <w:t xml:space="preserve">active</w:t>
+      </w:r>
+      <w:r>
+        <w:t xml:space="preserve"> </w:t>
+      </w:r>
+      <w:r>
+        <w:t xml:space="preserve">unless Congressus says they</w:t>
+      </w:r>
+      <w:r>
+        <w:t xml:space="preserve"> </w:t>
+      </w:r>
+      <w:r>
+        <w:t xml:space="preserve">are deleted, locked, archived, or deceased. Members without an email are skipped</w:t>
+      </w:r>
+      <w:r>
+        <w:t xml:space="preserve"> </w:t>
+      </w:r>
+      <w:r>
+        <w:t xml:space="preserve">(email is the unique key used for card linking).</w:t>
+      </w:r>
+    </w:p>
+    <w:bookmarkEnd w:id="110"/>
+    <w:bookmarkStart w:id="113" w:name="products-sss--congressus"/>
+    <w:p>
+      <w:pPr>
+        <w:pStyle w:val="Heading2"/>
+      </w:pPr>
+      <w:r>
+        <w:t xml:space="preserve">Products (SSS → Congressus)</w:t>
+      </w:r>
+    </w:p>
+    <w:p>
+      <w:pPr>
+        <w:pStyle w:val="FirstParagraph"/>
+      </w:pPr>
+      <w:r>
+        <w:t xml:space="preserve">When you create a product in the admin panel it is also created in the Congressus</w:t>
+      </w:r>
+      <w:r>
+        <w:t xml:space="preserve"> </w:t>
+      </w:r>
+      <w:r>
+        <w:t xml:space="preserve">SSS folder, and its</w:t>
+      </w:r>
+      <w:r>
+        <w:t xml:space="preserve"> </w:t>
+      </w:r>
+      <w:r>
+        <w:rPr>
+          <w:b/>
+          <w:bCs/>
+        </w:rPr>
+        <w:t xml:space="preserve">offer id</w:t>
+      </w:r>
+      <w:r>
+        <w:t xml:space="preserve"> </w:t>
+      </w:r>
+      <w:r>
+        <w:t xml:space="preserve">is stored on the local product</w:t>
+      </w:r>
+      <w:r>
+        <w:t xml:space="preserve"> </w:t>
+      </w:r>
+      <w:r>
+        <w:t xml:space="preserve">(</w:t>
+      </w:r>
+      <w:r>
+        <w:rPr>
+          <w:rStyle w:val="VerbatimChar"/>
+        </w:rPr>
+        <w:t xml:space="preserve">congressusProductOfferId</w:t>
+      </w:r>
+      <w:r>
+        <w:t xml:space="preserve">). Name/price edits sync too.</w:t>
+      </w:r>
+    </w:p>
+    <w:bookmarkStart w:id="111" w:name="warning-the-product-id-vs-offer-id-quirk"/>
+    <w:p>
+      <w:pPr>
+        <w:pStyle w:val="Heading3"/>
+      </w:pPr>
+      <w:r>
+        <w:t xml:space="preserve">⚠️ The product id vs offer id quirk</w:t>
+      </w:r>
+    </w:p>
+    <w:p>
+      <w:pPr>
+        <w:pStyle w:val="FirstParagraph"/>
+      </w:pPr>
+      <w:r>
+        <w:t xml:space="preserve">A Congressus product has both a product entity id and a</w:t>
+      </w:r>
+      <w:r>
+        <w:t xml:space="preserve"> </w:t>
+      </w:r>
+      <w:r>
+        <w:rPr>
+          <w:b/>
+          <w:bCs/>
+        </w:rPr>
+        <w:t xml:space="preserve">product offer id</w:t>
+      </w:r>
+      <w:r>
+        <w:t xml:space="preserve">.</w:t>
+      </w:r>
+      <w:r>
+        <w:t xml:space="preserve"> </w:t>
+      </w:r>
+      <w:r>
+        <w:rPr>
+          <w:b/>
+          <w:bCs/>
+        </w:rPr>
+        <w:t xml:space="preserve">Invoice line items reference the offer id</w:t>
+      </w:r>
+      <w:r>
+        <w:t xml:space="preserve">, not the product id.</w:t>
+      </w:r>
+    </w:p>
+    <w:p>
+      <w:pPr>
+        <w:pStyle w:val="Compact"/>
+        <w:numPr>
+          <w:ilvl w:val="0"/>
+          <w:numId w:val="1026"/>
+        </w:numPr>
+      </w:pPr>
+      <w:r>
+        <w:rPr>
+          <w:rStyle w:val="VerbatimChar"/>
+        </w:rPr>
+        <w:t xml:space="preserve">POST /products</w:t>
+      </w:r>
+      <w:r>
+        <w:t xml:space="preserve"> </w:t>
+      </w:r>
+      <w:r>
+        <w:t xml:space="preserve">returns</w:t>
+      </w:r>
+      <w:r>
+        <w:t xml:space="preserve"> </w:t>
+      </w:r>
+      <w:r>
+        <w:rPr>
+          <w:rStyle w:val="VerbatimChar"/>
+        </w:rPr>
+        <w:t xml:space="preserve">id</w:t>
+      </w:r>
+      <w:r>
+        <w:t xml:space="preserve"> </w:t>
+      </w:r>
+      <w:r>
+        <w:t xml:space="preserve">/</w:t>
+      </w:r>
+      <w:r>
+        <w:t xml:space="preserve"> </w:t>
+      </w:r>
+      <w:r>
+        <w:rPr>
+          <w:rStyle w:val="VerbatimChar"/>
+        </w:rPr>
+        <w:t xml:space="preserve">product_offer_id</w:t>
+      </w:r>
+      <w:r>
+        <w:t xml:space="preserve"> </w:t>
+      </w:r>
+      <w:r>
+        <w:t xml:space="preserve">in the</w:t>
+      </w:r>
+      <w:r>
+        <w:t xml:space="preserve"> </w:t>
+      </w:r>
+      <w:r>
+        <w:rPr>
+          <w:b/>
+          <w:bCs/>
+        </w:rPr>
+        <w:t xml:space="preserve">product-entity</w:t>
+      </w:r>
+      <w:r>
+        <w:t xml:space="preserve"> </w:t>
+      </w:r>
+      <w:r>
+        <w:t xml:space="preserve">range (e.g.</w:t>
+      </w:r>
+      <w:r>
+        <w:t xml:space="preserve"> </w:t>
+      </w:r>
+      <w:r>
+        <w:rPr>
+          <w:rStyle w:val="VerbatimChar"/>
+        </w:rPr>
+        <w:t xml:space="preserve">110xxx</w:t>
+      </w:r>
+      <w:r>
+        <w:t xml:space="preserve">), which is</w:t>
+      </w:r>
+      <w:r>
+        <w:t xml:space="preserve"> </w:t>
+      </w:r>
+      <w:r>
+        <w:rPr>
+          <w:b/>
+          <w:bCs/>
+        </w:rPr>
+        <w:t xml:space="preserve">not</w:t>
+      </w:r>
+      <w:r>
+        <w:t xml:space="preserve"> </w:t>
+      </w:r>
+      <w:r>
+        <w:t xml:space="preserve">the id used on invoices.</w:t>
+      </w:r>
+    </w:p>
+    <w:p>
+      <w:pPr>
+        <w:pStyle w:val="Compact"/>
+        <w:numPr>
+          <w:ilvl w:val="0"/>
+          <w:numId w:val="1026"/>
+        </w:numPr>
+      </w:pPr>
+      <w:r>
+        <w:t xml:space="preserve">The real offer id (e.g.</w:t>
+      </w:r>
+      <w:r>
+        <w:t xml:space="preserve"> </w:t>
+      </w:r>
+      <w:r>
+        <w:rPr>
+          <w:rStyle w:val="VerbatimChar"/>
+        </w:rPr>
+        <w:t xml:space="preserve">118xxx</w:t>
+      </w:r>
+      <w:r>
+        <w:t xml:space="preserve">) only appears once you read the product back</w:t>
+      </w:r>
+      <w:r>
+        <w:t xml:space="preserve"> </w:t>
+      </w:r>
+      <w:r>
+        <w:t xml:space="preserve">from the</w:t>
+      </w:r>
+      <w:r>
+        <w:t xml:space="preserve"> </w:t>
+      </w:r>
+      <w:r>
+        <w:rPr>
+          <w:b/>
+          <w:bCs/>
+        </w:rPr>
+        <w:t xml:space="preserve">folder listing</w:t>
+      </w:r>
+      <w:r>
+        <w:t xml:space="preserve"> </w:t>
+      </w:r>
+      <w:r>
+        <w:t xml:space="preserve">(</w:t>
+      </w:r>
+      <w:r>
+        <w:rPr>
+          <w:rStyle w:val="VerbatimChar"/>
+        </w:rPr>
+        <w:t xml:space="preserve">GET /products?folder_id=5952</w:t>
+      </w:r>
+      <w:r>
+        <w:t xml:space="preserve">).</w:t>
+      </w:r>
+    </w:p>
+    <w:p>
+      <w:pPr>
+        <w:pStyle w:val="FirstParagraph"/>
+      </w:pPr>
+      <w:r>
+        <w:t xml:space="preserve">So</w:t>
+      </w:r>
+      <w:r>
+        <w:t xml:space="preserve"> </w:t>
+      </w:r>
+      <w:r>
+        <w:rPr>
+          <w:rStyle w:val="VerbatimChar"/>
+        </w:rPr>
+        <w:t xml:space="preserve">createCongressusProduct()</w:t>
+      </w:r>
+      <w:r>
+        <w:t xml:space="preserve"> </w:t>
+      </w:r>
+      <w:r>
+        <w:t xml:space="preserve">creates the product and then re-queries the folder</w:t>
+      </w:r>
+      <w:r>
+        <w:t xml:space="preserve"> </w:t>
+      </w:r>
+      <w:r>
+        <w:t xml:space="preserve">to find the real offer id. Using the wrong id silently produces an invoice with</w:t>
+      </w:r>
+      <w:r>
+        <w:t xml:space="preserve"> </w:t>
+      </w:r>
+      <w:r>
+        <w:rPr>
+          <w:b/>
+          <w:bCs/>
+        </w:rPr>
+        <w:t xml:space="preserve">empty line items</w:t>
+      </w:r>
+      <w:r>
+        <w:t xml:space="preserve">.</w:t>
+      </w:r>
+    </w:p>
+    <w:p>
+      <w:pPr>
+        <w:pStyle w:val="BlockText"/>
+      </w:pPr>
+      <w:r>
+        <w:t xml:space="preserve">Also note:</w:t>
+      </w:r>
+      <w:r>
+        <w:t xml:space="preserve"> </w:t>
+      </w:r>
+      <w:r>
+        <w:rPr>
+          <w:rStyle w:val="VerbatimChar"/>
+        </w:rPr>
+        <w:t xml:space="preserve">GET /products/{id}</w:t>
+      </w:r>
+      <w:r>
+        <w:t xml:space="preserve"> </w:t>
+      </w:r>
+      <w:r>
+        <w:t xml:space="preserve">returns 404 for any id, and</w:t>
+      </w:r>
+      <w:r>
+        <w:t xml:space="preserve"> </w:t>
+      </w:r>
+      <w:r>
+        <w:rPr>
+          <w:rStyle w:val="VerbatimChar"/>
+        </w:rPr>
+        <w:t xml:space="preserve">page_size</w:t>
+      </w:r>
+      <w:r>
+        <w:t xml:space="preserve"> </w:t>
+      </w:r>
+      <w:r>
+        <w:t xml:space="preserve">maxes</w:t>
+      </w:r>
+      <w:r>
+        <w:t xml:space="preserve"> </w:t>
+      </w:r>
+      <w:r>
+        <w:t xml:space="preserve">out at</w:t>
+      </w:r>
+      <w:r>
+        <w:t xml:space="preserve"> </w:t>
+      </w:r>
+      <w:r>
+        <w:rPr>
+          <w:b/>
+          <w:bCs/>
+        </w:rPr>
+        <w:t xml:space="preserve">100</w:t>
+      </w:r>
+      <w:r>
+        <w:t xml:space="preserve">.</w:t>
+      </w:r>
+    </w:p>
+    <w:bookmarkEnd w:id="111"/>
+    <w:bookmarkStart w:id="112" w:name="backfilling-existing-products"/>
+    <w:p>
+      <w:pPr>
+        <w:pStyle w:val="Heading3"/>
+      </w:pPr>
+      <w:r>
+        <w:t xml:space="preserve">Backfilling existing products</w:t>
+      </w:r>
+    </w:p>
+    <w:p>
+      <w:pPr>
+        <w:pStyle w:val="FirstParagraph"/>
+      </w:pPr>
+      <w:r>
+        <w:t xml:space="preserve">Products created before offer ids were tracked can be matched to the folder by</w:t>
+      </w:r>
+      <w:r>
+        <w:t xml:space="preserve"> </w:t>
+      </w:r>
+      <w:r>
+        <w:t xml:space="preserve">name/price via</w:t>
+      </w:r>
+      <w:r>
+        <w:t xml:space="preserve"> </w:t>
+      </w:r>
+      <w:r>
+        <w:rPr>
+          <w:rStyle w:val="VerbatimChar"/>
+        </w:rPr>
+        <w:t xml:space="preserve">POST /api/admin/sync-product-offers</w:t>
+      </w:r>
+      <w:r>
+        <w:t xml:space="preserve">.</w:t>
+      </w:r>
+    </w:p>
+    <w:bookmarkEnd w:id="112"/>
+    <w:bookmarkEnd w:id="113"/>
+    <w:bookmarkStart w:id="115" w:name="sale-invoices-sss--congressus"/>
+    <w:p>
+      <w:pPr>
+        <w:pStyle w:val="Heading2"/>
+      </w:pPr>
+      <w:r>
+        <w:t xml:space="preserve">Sale invoices (SSS → Congressus)</w:t>
+      </w:r>
+    </w:p>
+    <w:p>
+      <w:pPr>
+        <w:pStyle w:val="FirstParagraph"/>
+      </w:pPr>
+      <w:r>
+        <w:rPr>
+          <w:rStyle w:val="VerbatimChar"/>
+        </w:rPr>
+        <w:t xml:space="preserve">Invoices → Export to Congressus</w:t>
+      </w:r>
+      <w:r>
+        <w:t xml:space="preserve">:</w:t>
+      </w:r>
+    </w:p>
+    <w:p>
+      <w:pPr>
+        <w:pStyle w:val="Compact"/>
+        <w:numPr>
+          <w:ilvl w:val="0"/>
+          <w:numId w:val="1027"/>
+        </w:numPr>
+      </w:pPr>
+      <w:r>
+        <w:t xml:space="preserve">Group all</w:t>
+      </w:r>
+      <w:r>
+        <w:t xml:space="preserve"> </w:t>
+      </w:r>
+      <w:r>
+        <w:rPr>
+          <w:rStyle w:val="VerbatimChar"/>
+        </w:rPr>
+        <w:t xml:space="preserve">CONFIRMED</w:t>
+      </w:r>
+      <w:r>
+        <w:t xml:space="preserve"> </w:t>
+      </w:r>
+      <w:r>
+        <w:t xml:space="preserve">invoices by</w:t>
+      </w:r>
+      <w:r>
+        <w:t xml:space="preserve"> </w:t>
+      </w:r>
+      <w:r>
+        <w:rPr>
+          <w:b/>
+          <w:bCs/>
+        </w:rPr>
+        <w:t xml:space="preserve">member × calendar month</w:t>
+      </w:r>
+      <w:r>
+        <w:t xml:space="preserve">.</w:t>
+      </w:r>
+    </w:p>
+    <w:p>
+      <w:pPr>
+        <w:pStyle w:val="Compact"/>
+        <w:numPr>
+          <w:ilvl w:val="0"/>
+          <w:numId w:val="1027"/>
+        </w:numPr>
+      </w:pPr>
+      <w:r>
+        <w:t xml:space="preserve">For each group, create one Congressus sale-invoice via</w:t>
+      </w:r>
+      <w:r>
+        <w:t xml:space="preserve"> </w:t>
+      </w:r>
+      <w:r>
+        <w:rPr>
+          <w:rStyle w:val="VerbatimChar"/>
+        </w:rPr>
+        <w:t xml:space="preserve">POST /sale-invoices</w:t>
+      </w:r>
+      <w:r>
+        <w:t xml:space="preserve">:</w:t>
+      </w:r>
+    </w:p>
+    <w:p>
+      <w:pPr>
+        <w:pStyle w:val="Compact"/>
+        <w:numPr>
+          <w:ilvl w:val="1"/>
+          <w:numId w:val="1028"/>
+        </w:numPr>
+      </w:pPr>
+      <w:r>
+        <w:rPr>
+          <w:rStyle w:val="VerbatimChar"/>
+        </w:rPr>
+        <w:t xml:space="preserve">invoice_workflow_id: 605</w:t>
+      </w:r>
+      <w:r>
+        <w:t xml:space="preserve">,</w:t>
+      </w:r>
+      <w:r>
+        <w:t xml:space="preserve"> </w:t>
+      </w:r>
+      <w:r>
+        <w:rPr>
+          <w:rStyle w:val="VerbatimChar"/>
+        </w:rPr>
+        <w:t xml:space="preserve">use_direct_debit: true</w:t>
+      </w:r>
+    </w:p>
+    <w:p>
+      <w:pPr>
+        <w:pStyle w:val="Compact"/>
+        <w:numPr>
+          <w:ilvl w:val="1"/>
+          <w:numId w:val="1028"/>
+        </w:numPr>
+      </w:pPr>
+      <w:r>
+        <w:rPr>
+          <w:rStyle w:val="VerbatimChar"/>
+        </w:rPr>
+        <w:t xml:space="preserve">invoice_reference: "SSS &lt;month&gt; &lt;year&gt;"</w:t>
+      </w:r>
+      <w:r>
+        <w:t xml:space="preserve"> </w:t>
+      </w:r>
+      <w:r>
+        <w:t xml:space="preserve">(Dutch locale, e.g. "SSS juni 2026")</w:t>
+      </w:r>
+    </w:p>
+    <w:p>
+      <w:pPr>
+        <w:pStyle w:val="Compact"/>
+        <w:numPr>
+          <w:ilvl w:val="1"/>
+          <w:numId w:val="1028"/>
+        </w:numPr>
+      </w:pPr>
+      <w:r>
+        <w:rPr>
+          <w:rStyle w:val="VerbatimChar"/>
+          <w:b/>
+          <w:bCs/>
+        </w:rPr>
+        <w:t xml:space="preserve">items[]</w:t>
+      </w:r>
+      <w:r>
+        <w:rPr>
+          <w:b/>
+          <w:bCs/>
+        </w:rPr>
+        <w:t xml:space="preserve"> </w:t>
+      </w:r>
+      <w:r>
+        <w:rPr>
+          <w:b/>
+          <w:bCs/>
+        </w:rPr>
+        <w:t xml:space="preserve">built from the grouped lines</w:t>
+      </w:r>
+      <w:r>
+        <w:t xml:space="preserve"> </w:t>
+      </w:r>
+      <w:r>
+        <w:t xml:space="preserve">— one line per product using its</w:t>
+      </w:r>
+      <w:r>
+        <w:t xml:space="preserve"> </w:t>
+      </w:r>
+      <w:r>
+        <w:t xml:space="preserve">offer id; any product without an offer id is rolled into a single fallback</w:t>
+      </w:r>
+      <w:r>
+        <w:t xml:space="preserve"> </w:t>
+      </w:r>
+      <w:r>
+        <w:t xml:space="preserve">line using the</w:t>
+      </w:r>
+      <w:r>
+        <w:t xml:space="preserve"> </w:t>
+      </w:r>
+      <w:r>
+        <w:rPr>
+          <w:b/>
+          <w:bCs/>
+        </w:rPr>
+        <w:t xml:space="preserve">"SSS purchases Mendix"</w:t>
+      </w:r>
+      <w:r>
+        <w:t xml:space="preserve"> </w:t>
+      </w:r>
+      <w:r>
+        <w:t xml:space="preserve">product</w:t>
+      </w:r>
+      <w:r>
+        <w:t xml:space="preserve"> </w:t>
+      </w:r>
+      <w:r>
+        <w:t xml:space="preserve">(</w:t>
+      </w:r>
+      <w:r>
+        <w:rPr>
+          <w:rStyle w:val="VerbatimChar"/>
+        </w:rPr>
+        <w:t xml:space="preserve">CONGRESSUS_PRODUCT_OFFER_ID</w:t>
+      </w:r>
+      <w:r>
+        <w:t xml:space="preserve">, default</w:t>
+      </w:r>
+      <w:r>
+        <w:t xml:space="preserve"> </w:t>
+      </w:r>
+      <w:r>
+        <w:rPr>
+          <w:rStyle w:val="VerbatimChar"/>
+        </w:rPr>
+        <w:t xml:space="preserve">118389</w:t>
+      </w:r>
+      <w:r>
+        <w:t xml:space="preserve">) at</w:t>
+      </w:r>
+      <w:r>
+        <w:t xml:space="preserve"> </w:t>
+      </w:r>
+      <w:r>
+        <w:rPr>
+          <w:rStyle w:val="VerbatimChar"/>
+        </w:rPr>
+        <w:t xml:space="preserve">€0.01 × total cents</w:t>
+      </w:r>
+      <w:r>
+        <w:t xml:space="preserve">.</w:t>
+      </w:r>
+    </w:p>
+    <w:p>
+      <w:pPr>
+        <w:pStyle w:val="Compact"/>
+        <w:numPr>
+          <w:ilvl w:val="0"/>
+          <w:numId w:val="1027"/>
+        </w:numPr>
+      </w:pPr>
+      <w:r>
+        <w:t xml:space="preserve">Mark each local invoice</w:t>
+      </w:r>
+      <w:r>
+        <w:t xml:space="preserve"> </w:t>
+      </w:r>
+      <w:r>
+        <w:rPr>
+          <w:rStyle w:val="VerbatimChar"/>
+        </w:rPr>
+        <w:t xml:space="preserve">EXPORTED</w:t>
+      </w:r>
+      <w:r>
+        <w:t xml:space="preserve"> </w:t>
+      </w:r>
+      <w:r>
+        <w:t xml:space="preserve">with the returned</w:t>
+      </w:r>
+      <w:r>
+        <w:t xml:space="preserve"> </w:t>
+      </w:r>
+      <w:r>
+        <w:rPr>
+          <w:rStyle w:val="VerbatimChar"/>
+        </w:rPr>
+        <w:t xml:space="preserve">congressusInvoiceId</w:t>
+      </w:r>
+      <w:r>
+        <w:t xml:space="preserve">.</w:t>
+      </w:r>
+    </w:p>
+    <w:bookmarkStart w:id="114" w:name="warning-the-500-instead-of-400-quirk"/>
+    <w:p>
+      <w:pPr>
+        <w:pStyle w:val="Heading3"/>
+      </w:pPr>
+      <w:r>
+        <w:t xml:space="preserve">⚠️ The 500-instead-of-400 quirk</w:t>
+      </w:r>
+    </w:p>
+    <w:p>
+      <w:pPr>
+        <w:pStyle w:val="FirstParagraph"/>
+      </w:pPr>
+      <w:r>
+        <w:rPr>
+          <w:rStyle w:val="VerbatimChar"/>
+        </w:rPr>
+        <w:t xml:space="preserve">items</w:t>
+      </w:r>
+      <w:r>
+        <w:t xml:space="preserve"> </w:t>
+      </w:r>
+      <w:r>
+        <w:t xml:space="preserve">is</w:t>
+      </w:r>
+      <w:r>
+        <w:t xml:space="preserve"> </w:t>
+      </w:r>
+      <w:r>
+        <w:rPr>
+          <w:b/>
+          <w:bCs/>
+        </w:rPr>
+        <w:t xml:space="preserve">required</w:t>
+      </w:r>
+      <w:r>
+        <w:t xml:space="preserve"> </w:t>
+      </w:r>
+      <w:r>
+        <w:t xml:space="preserve">in the</w:t>
+      </w:r>
+      <w:r>
+        <w:t xml:space="preserve"> </w:t>
+      </w:r>
+      <w:r>
+        <w:rPr>
+          <w:rStyle w:val="VerbatimChar"/>
+        </w:rPr>
+        <w:t xml:space="preserve">POST /sale-invoices</w:t>
+      </w:r>
+      <w:r>
+        <w:t xml:space="preserve"> </w:t>
+      </w:r>
+      <w:r>
+        <w:t xml:space="preserve">body, but the API responds</w:t>
+      </w:r>
+      <w:r>
+        <w:t xml:space="preserve"> </w:t>
+      </w:r>
+      <w:r>
+        <w:t xml:space="preserve">with a generic</w:t>
+      </w:r>
+      <w:r>
+        <w:t xml:space="preserve"> </w:t>
+      </w:r>
+      <w:r>
+        <w:rPr>
+          <w:b/>
+          <w:bCs/>
+        </w:rPr>
+        <w:t xml:space="preserve">500 Internal Server Error</w:t>
+      </w:r>
+      <w:r>
+        <w:t xml:space="preserve"> </w:t>
+      </w:r>
+      <w:r>
+        <w:t xml:space="preserve">(not a 400 validation error) when it</w:t>
+      </w:r>
+      <w:r>
+        <w:t xml:space="preserve"> </w:t>
+      </w:r>
+      <w:r>
+        <w:t xml:space="preserve">is missing — and items cannot be added afterwards via a separate endpoint. The</w:t>
+      </w:r>
+      <w:r>
+        <w:t xml:space="preserve"> </w:t>
+      </w:r>
+      <w:r>
+        <w:t xml:space="preserve">client therefore always includes the</w:t>
+      </w:r>
+      <w:r>
+        <w:t xml:space="preserve"> </w:t>
+      </w:r>
+      <w:r>
+        <w:rPr>
+          <w:rStyle w:val="VerbatimChar"/>
+        </w:rPr>
+        <w:t xml:space="preserve">items</w:t>
+      </w:r>
+      <w:r>
+        <w:t xml:space="preserve"> </w:t>
+      </w:r>
+      <w:r>
+        <w:t xml:space="preserve">array in the initial create call.</w:t>
+      </w:r>
+    </w:p>
+    <w:bookmarkEnd w:id="114"/>
+    <w:bookmarkEnd w:id="115"/>
+    <w:bookmarkStart w:id="116" w:name="the-sss-purchases-mendix-fallback"/>
+    <w:p>
+      <w:pPr>
+        <w:pStyle w:val="Heading2"/>
+      </w:pPr>
+      <w:r>
+        <w:t xml:space="preserve">The "SSS purchases Mendix" fallback</w:t>
+      </w:r>
+    </w:p>
+    <w:p>
+      <w:pPr>
+        <w:pStyle w:val="FirstParagraph"/>
+      </w:pPr>
+      <w:r>
+        <w:t xml:space="preserve">This mirrors the original Mendix system's billing method: a single €0.01 product</w:t>
+      </w:r>
+      <w:r>
+        <w:t xml:space="preserve"> </w:t>
+      </w:r>
+      <w:r>
+        <w:t xml:space="preserve">charged</w:t>
+      </w:r>
+      <w:r>
+        <w:t xml:space="preserve"> </w:t>
+      </w:r>
+      <w:r>
+        <w:rPr>
+          <w:rStyle w:val="VerbatimChar"/>
+        </w:rPr>
+        <w:t xml:space="preserve">total_cents</w:t>
+      </w:r>
+      <w:r>
+        <w:t xml:space="preserve"> </w:t>
+      </w:r>
+      <w:r>
+        <w:t xml:space="preserve">times. It is used whenever a product has no Congressus offer</w:t>
+      </w:r>
+      <w:r>
+        <w:t xml:space="preserve"> </w:t>
+      </w:r>
+      <w:r>
+        <w:t xml:space="preserve">id, so an export can never fail just because one product wasn't synced. Once all</w:t>
+      </w:r>
+      <w:r>
+        <w:t xml:space="preserve"> </w:t>
+      </w:r>
+      <w:r>
+        <w:t xml:space="preserve">products have offer ids, invoices show real product line items instead.</w:t>
+      </w:r>
+    </w:p>
+    <w:bookmarkEnd w:id="116"/>
+    <w:bookmarkStart w:id="117" w:name="quick-reference-of-quirks"/>
+    <w:p>
+      <w:pPr>
+        <w:pStyle w:val="Heading2"/>
+      </w:pPr>
+      <w:r>
+        <w:t xml:space="preserve">Quick reference of quirks</w:t>
+      </w:r>
+    </w:p>
+    <w:tbl>
+      <w:tblPr>
+        <w:tblStyle w:val="Table"/>
+        <w:tblW w:type="auto" w:w="0"/>
+        <w:tblLook w:firstRow="1" w:lastRow="0" w:firstColumn="0" w:lastColumn="0" w:noHBand="0" w:noVBand="0" w:val="0020"/>
+      </w:tblPr>
+      <w:tblGrid>
+        <w:gridCol w:w="2640"/>
+        <w:gridCol w:w="2640"/>
+        <w:gridCol w:w="2640"/>
+      </w:tblGrid>
+      <w:tr>
+        <w:trPr>
+          <w:tblHeader w:val="on"/>
+        </w:trPr>
+        <w:tc>
+          <w:tcPr/>
+          <w:p>
+            <w:pPr>
+              <w:pStyle w:val="Compact"/>
+            </w:pPr>
+            <w:r>
               <w:t xml:space="preserve">Symptom</w:t>
             </w:r>
           </w:p>
@@ -15870,9 +16558,9 @@
         <w:br w:type="page"/>
       </w:r>
     </w:p>
-    <w:bookmarkEnd w:id="115"/>
-    <w:bookmarkEnd w:id="116"/>
-    <w:bookmarkStart w:id="123" w:name="admin-guide-for-the-board"/>
+    <w:bookmarkEnd w:id="117"/>
+    <w:bookmarkEnd w:id="118"/>
+    <w:bookmarkStart w:id="125" w:name="admin-guide-for-the-board"/>
     <w:p>
       <w:pPr>
         <w:pStyle w:val="Heading1"/>
@@ -15912,7 +16600,7 @@
         <w:t xml:space="preserve">and Invoices, plus links back to the Kiosk and Log out.</w:t>
       </w:r>
     </w:p>
-    <w:bookmarkStart w:id="117" w:name="dashboard"/>
+    <w:bookmarkStart w:id="119" w:name="dashboard"/>
     <w:p>
       <w:pPr>
         <w:pStyle w:val="Heading2"/>
@@ -15956,343 +16644,6 @@
     <w:p>
       <w:pPr>
         <w:pStyle w:val="Compact"/>
-        <w:numPr>
-          <w:ilvl w:val="0"/>
-          <w:numId w:val="1027"/>
-        </w:numPr>
-      </w:pPr>
-      <w:r>
-        <w:rPr>
-          <w:b/>
-          <w:bCs/>
-        </w:rPr>
-        <w:t xml:space="preserve">KPIs:</w:t>
-      </w:r>
-      <w:r>
-        <w:t xml:space="preserve"> </w:t>
-      </w:r>
-      <w:r>
-        <w:t xml:space="preserve">Revenue, Active users, Orders, Items sold, Average order.</w:t>
-      </w:r>
-      <w:r>
-        <w:t xml:space="preserve"> </w:t>
-      </w:r>
-      <w:r>
-        <w:rPr>
-          <w:i/>
-          <w:iCs/>
-        </w:rPr>
-        <w:t xml:space="preserve">Active</w:t>
-      </w:r>
-      <w:r>
-        <w:rPr>
-          <w:i/>
-          <w:iCs/>
-        </w:rPr>
-        <w:t xml:space="preserve"> </w:t>
-      </w:r>
-      <w:r>
-        <w:rPr>
-          <w:i/>
-          <w:iCs/>
-        </w:rPr>
-        <w:t xml:space="preserve">users</w:t>
-      </w:r>
-      <w:r>
-        <w:t xml:space="preserve"> </w:t>
-      </w:r>
-      <w:r>
-        <w:t xml:space="preserve">counts the distinct members who made at least one purchase in the period.</w:t>
-      </w:r>
-    </w:p>
-    <w:p>
-      <w:pPr>
-        <w:pStyle w:val="Compact"/>
-        <w:numPr>
-          <w:ilvl w:val="0"/>
-          <w:numId w:val="1027"/>
-        </w:numPr>
-      </w:pPr>
-      <w:r>
-        <w:rPr>
-          <w:b/>
-          <w:bCs/>
-        </w:rPr>
-        <w:t xml:space="preserve">Revenue over time:</w:t>
-      </w:r>
-      <w:r>
-        <w:t xml:space="preserve"> </w:t>
-      </w:r>
-      <w:r>
-        <w:t xml:space="preserve">a daily bar chart (hover a bar for the date and amount).</w:t>
-      </w:r>
-    </w:p>
-    <w:p>
-      <w:pPr>
-        <w:pStyle w:val="Compact"/>
-        <w:numPr>
-          <w:ilvl w:val="0"/>
-          <w:numId w:val="1027"/>
-        </w:numPr>
-      </w:pPr>
-      <w:r>
-        <w:rPr>
-          <w:b/>
-          <w:bCs/>
-        </w:rPr>
-        <w:t xml:space="preserve">Most popular items:</w:t>
-      </w:r>
-      <w:r>
-        <w:t xml:space="preserve"> </w:t>
-      </w:r>
-      <w:r>
-        <w:t xml:space="preserve">ranked by quantity, with revenue per item.</w:t>
-      </w:r>
-    </w:p>
-    <w:p>
-      <w:pPr>
-        <w:pStyle w:val="Compact"/>
-        <w:numPr>
-          <w:ilvl w:val="0"/>
-          <w:numId w:val="1027"/>
-        </w:numPr>
-      </w:pPr>
-      <w:r>
-        <w:rPr>
-          <w:b/>
-          <w:bCs/>
-        </w:rPr>
-        <w:t xml:space="preserve">Top spenders:</w:t>
-      </w:r>
-      <w:r>
-        <w:t xml:space="preserve"> </w:t>
-      </w:r>
-      <w:r>
-        <w:t xml:space="preserve">the 10 members who spent the most in the period, with their</w:t>
-      </w:r>
-      <w:r>
-        <w:t xml:space="preserve"> </w:t>
-      </w:r>
-      <w:r>
-        <w:t xml:space="preserve">total spend and order count.</w:t>
-      </w:r>
-    </w:p>
-    <w:p>
-      <w:pPr>
-        <w:pStyle w:val="Compact"/>
-        <w:numPr>
-          <w:ilvl w:val="0"/>
-          <w:numId w:val="1027"/>
-        </w:numPr>
-      </w:pPr>
-      <w:r>
-        <w:rPr>
-          <w:b/>
-          <w:bCs/>
-        </w:rPr>
-        <w:t xml:space="preserve">Recent purchases:</w:t>
-      </w:r>
-      <w:r>
-        <w:t xml:space="preserve"> </w:t>
-      </w:r>
-      <w:r>
-        <w:t xml:space="preserve">a live feed of the latest orders in the period — which</w:t>
-      </w:r>
-      <w:r>
-        <w:t xml:space="preserve"> </w:t>
-      </w:r>
-      <w:r>
-        <w:t xml:space="preserve">member bought which items, the order total, and how long ago.</w:t>
-      </w:r>
-    </w:p>
-    <w:p>
-      <w:pPr>
-        <w:pStyle w:val="FirstParagraph"/>
-      </w:pPr>
-      <w:r>
-        <w:t xml:space="preserve">All figures count</w:t>
-      </w:r>
-      <w:r>
-        <w:t xml:space="preserve"> </w:t>
-      </w:r>
-      <w:r>
-        <w:rPr>
-          <w:b/>
-          <w:bCs/>
-        </w:rPr>
-        <w:t xml:space="preserve">confirmed and exported</w:t>
-      </w:r>
-      <w:r>
-        <w:t xml:space="preserve"> </w:t>
-      </w:r>
-      <w:r>
-        <w:t xml:space="preserve">purchases in the chosen period.</w:t>
-      </w:r>
-    </w:p>
-    <w:bookmarkEnd w:id="117"/>
-    <w:bookmarkStart w:id="118" w:name="members"/>
-    <w:p>
-      <w:pPr>
-        <w:pStyle w:val="Heading2"/>
-      </w:pPr>
-      <w:r>
-        <w:t xml:space="preserve">Members</w:t>
-      </w:r>
-    </w:p>
-    <w:p>
-      <w:pPr>
-        <w:pStyle w:val="Compact"/>
-        <w:numPr>
-          <w:ilvl w:val="0"/>
-          <w:numId w:val="1028"/>
-        </w:numPr>
-      </w:pPr>
-      <w:r>
-        <w:rPr>
-          <w:b/>
-          <w:bCs/>
-        </w:rPr>
-        <w:t xml:space="preserve">Search</w:t>
-      </w:r>
-      <w:r>
-        <w:t xml:space="preserve"> </w:t>
-      </w:r>
-      <w:r>
-        <w:t xml:space="preserve">by name or email.</w:t>
-      </w:r>
-    </w:p>
-    <w:p>
-      <w:pPr>
-        <w:pStyle w:val="Compact"/>
-        <w:numPr>
-          <w:ilvl w:val="0"/>
-          <w:numId w:val="1028"/>
-        </w:numPr>
-      </w:pPr>
-      <w:r>
-        <w:rPr>
-          <w:b/>
-          <w:bCs/>
-        </w:rPr>
-        <w:t xml:space="preserve">Sync from Congressus</w:t>
-      </w:r>
-      <w:r>
-        <w:t xml:space="preserve"> </w:t>
-      </w:r>
-      <w:r>
-        <w:t xml:space="preserve">— imports/updates all Primary &amp; Secondary members. Run</w:t>
-      </w:r>
-      <w:r>
-        <w:t xml:space="preserve"> </w:t>
-      </w:r>
-      <w:r>
-        <w:t xml:space="preserve">this whenever membership changes (new members, status changes). Inactive</w:t>
-      </w:r>
-      <w:r>
-        <w:t xml:space="preserve"> </w:t>
-      </w:r>
-      <w:r>
-        <w:t xml:space="preserve">members are flagged and cannot link cards.</w:t>
-      </w:r>
-    </w:p>
-    <w:p>
-      <w:pPr>
-        <w:pStyle w:val="Compact"/>
-        <w:numPr>
-          <w:ilvl w:val="0"/>
-          <w:numId w:val="1028"/>
-        </w:numPr>
-      </w:pPr>
-      <w:r>
-        <w:rPr>
-          <w:b/>
-          <w:bCs/>
-        </w:rPr>
-        <w:t xml:space="preserve">🛒 Enter store</w:t>
-      </w:r>
-      <w:r>
-        <w:t xml:space="preserve"> </w:t>
-      </w:r>
-      <w:r>
-        <w:t xml:space="preserve">— opens the kiosk shop</w:t>
-      </w:r>
-      <w:r>
-        <w:t xml:space="preserve"> </w:t>
-      </w:r>
-      <w:r>
-        <w:rPr>
-          <w:b/>
-          <w:bCs/>
-        </w:rPr>
-        <w:t xml:space="preserve">as that member</w:t>
-      </w:r>
-      <w:r>
-        <w:t xml:space="preserve"> </w:t>
-      </w:r>
-      <w:r>
-        <w:t xml:space="preserve">so you can place an</w:t>
-      </w:r>
-      <w:r>
-        <w:t xml:space="preserve"> </w:t>
-      </w:r>
-      <w:r>
-        <w:t xml:space="preserve">order on their behalf (e.g. manual sale). It behaves exactly like a card tap.</w:t>
-      </w:r>
-    </w:p>
-    <w:p>
-      <w:pPr>
-        <w:pStyle w:val="Compact"/>
-        <w:numPr>
-          <w:ilvl w:val="0"/>
-          <w:numId w:val="1028"/>
-        </w:numPr>
-      </w:pPr>
-      <w:r>
-        <w:rPr>
-          <w:b/>
-          <w:bCs/>
-        </w:rPr>
-        <w:t xml:space="preserve">Delete</w:t>
-      </w:r>
-      <w:r>
-        <w:t xml:space="preserve"> </w:t>
-      </w:r>
-      <w:r>
-        <w:t xml:space="preserve">— removes a member and their linked cards. Blocked if the member has</w:t>
-      </w:r>
-      <w:r>
-        <w:t xml:space="preserve"> </w:t>
-      </w:r>
-      <w:r>
-        <w:t xml:space="preserve">any invoices (delete/clear those first).</w:t>
-      </w:r>
-    </w:p>
-    <w:p>
-      <w:pPr>
-        <w:pStyle w:val="BlockText"/>
-      </w:pPr>
-      <w:r>
-        <w:t xml:space="preserve">Cards are normally linked by members themselves via the email flow — you don't</w:t>
-      </w:r>
-      <w:r>
-        <w:t xml:space="preserve"> </w:t>
-      </w:r>
-      <w:r>
-        <w:t xml:space="preserve">link cards from the admin panel.</w:t>
-      </w:r>
-    </w:p>
-    <w:bookmarkEnd w:id="118"/>
-    <w:bookmarkStart w:id="119" w:name="products"/>
-    <w:p>
-      <w:pPr>
-        <w:pStyle w:val="Heading2"/>
-      </w:pPr>
-      <w:r>
-        <w:t xml:space="preserve">Products</w:t>
-      </w:r>
-    </w:p>
-    <w:p>
-      <w:pPr>
         <w:numPr>
           <w:ilvl w:val="0"/>
           <w:numId w:val="1029"/>
@@ -16303,102 +16654,48 @@
           <w:b/>
           <w:bCs/>
         </w:rPr>
-        <w:t xml:space="preserve">Categories</w:t>
-      </w:r>
-      <w:r>
-        <w:t xml:space="preserve"> </w:t>
-      </w:r>
-      <w:r>
-        <w:t xml:space="preserve">— at the top of the page, add a new category by typing a name and</w:t>
-      </w:r>
-      <w:r>
-        <w:t xml:space="preserve"> </w:t>
-      </w:r>
-      <w:r>
-        <w:t xml:space="preserve">pressing</w:t>
-      </w:r>
-      <w:r>
-        <w:t xml:space="preserve"> </w:t>
-      </w:r>
-      <w:r>
-        <w:rPr>
-          <w:b/>
-          <w:bCs/>
-        </w:rPr>
-        <w:t xml:space="preserve">Add category</w:t>
-      </w:r>
-      <w:r>
-        <w:t xml:space="preserve">. Each chip shows how many products it holds; the</w:t>
-      </w:r>
-      <w:r>
-        <w:t xml:space="preserve"> </w:t>
-      </w:r>
-      <w:r>
-        <w:rPr>
-          <w:b/>
-          <w:bCs/>
-        </w:rPr>
-        <w:t xml:space="preserve">×</w:t>
-      </w:r>
-      <w:r>
-        <w:t xml:space="preserve"> </w:t>
-      </w:r>
-      <w:r>
-        <w:t xml:space="preserve">deletes a category, but only once it's</w:t>
-      </w:r>
-      <w:r>
-        <w:t xml:space="preserve"> </w:t>
-      </w:r>
-      <w:r>
-        <w:rPr>
-          <w:b/>
-          <w:bCs/>
-        </w:rPr>
-        <w:t xml:space="preserve">empty</w:t>
-      </w:r>
-      <w:r>
-        <w:t xml:space="preserve"> </w:t>
-      </w:r>
-      <w:r>
-        <w:t xml:space="preserve">(move or archive its products</w:t>
-      </w:r>
-      <w:r>
-        <w:t xml:space="preserve"> </w:t>
-      </w:r>
-      <w:r>
-        <w:t xml:space="preserve">first). Use the</w:t>
-      </w:r>
-      <w:r>
-        <w:t xml:space="preserve"> </w:t>
-      </w:r>
-      <w:r>
-        <w:rPr>
-          <w:b/>
-          <w:bCs/>
-        </w:rPr>
-        <w:t xml:space="preserve">‹ ›</w:t>
-      </w:r>
-      <w:r>
-        <w:t xml:space="preserve"> </w:t>
-      </w:r>
-      <w:r>
-        <w:t xml:space="preserve">arrows on a chip to reorder categories — the order sets</w:t>
-      </w:r>
-      <w:r>
-        <w:t xml:space="preserve"> </w:t>
-      </w:r>
-      <w:r>
-        <w:t xml:space="preserve">both the section order and the filter-pill order in the kiosk shop. Categories</w:t>
-      </w:r>
-      <w:r>
-        <w:t xml:space="preserve"> </w:t>
-      </w:r>
-      <w:r>
-        <w:t xml:space="preserve">appear as the section headers and the filter pills in the kiosk shop.</w:t>
-      </w:r>
-    </w:p>
-    <w:p>
-      <w:pPr>
+        <w:t xml:space="preserve">KPIs:</w:t>
+      </w:r>
+      <w:r>
+        <w:t xml:space="preserve"> </w:t>
+      </w:r>
+      <w:r>
+        <w:t xml:space="preserve">Revenue, Active users, Orders, Items sold, Average order.</w:t>
+      </w:r>
+      <w:r>
+        <w:t xml:space="preserve"> </w:t>
+      </w:r>
+      <w:r>
+        <w:rPr>
+          <w:i/>
+          <w:iCs/>
+        </w:rPr>
+        <w:t xml:space="preserve">Active</w:t>
+      </w:r>
+      <w:r>
+        <w:rPr>
+          <w:i/>
+          <w:iCs/>
+        </w:rPr>
+        <w:t xml:space="preserve"> </w:t>
+      </w:r>
+      <w:r>
+        <w:rPr>
+          <w:i/>
+          <w:iCs/>
+        </w:rPr>
+        <w:t xml:space="preserve">users</w:t>
+      </w:r>
+      <w:r>
+        <w:t xml:space="preserve"> </w:t>
+      </w:r>
+      <w:r>
+        <w:t xml:space="preserve">counts the distinct members who made at least one purchase in the period.</w:t>
+      </w:r>
+    </w:p>
+    <w:p>
+      <w:pPr>
+        <w:pStyle w:val="Compact"/>
         <w:numPr>
           <w:ilvl w:val="0"/>
           <w:numId w:val="1029"/>
@@ -16409,42 +16706,18 @@
           <w:b/>
           <w:bCs/>
         </w:rPr>
-        <w:t xml:space="preserve">Add product</w:t>
-      </w:r>
-      <w:r>
-        <w:t xml:space="preserve"> </w:t>
-      </w:r>
-      <w:r>
-        <w:t xml:space="preserve">— name, price (€), category, and optional stock (blank =</w:t>
-      </w:r>
-      <w:r>
-        <w:t xml:space="preserve"> </w:t>
-      </w:r>
-      <w:r>
-        <w:t xml:space="preserve">unlimited). Creating a product also creates a matching Congressus product so it</w:t>
-      </w:r>
-      <w:r>
-        <w:t xml:space="preserve"> </w:t>
-      </w:r>
-      <w:r>
-        <w:t xml:space="preserve">can appear on invoices. New products start as</w:t>
-      </w:r>
-      <w:r>
-        <w:t xml:space="preserve"> </w:t>
-      </w:r>
-      <w:r>
-        <w:rPr>
-          <w:b/>
-          <w:bCs/>
-        </w:rPr>
-        <w:t xml:space="preserve">Draft</w:t>
-      </w:r>
-      <w:r>
-        <w:t xml:space="preserve">.</w:t>
-      </w:r>
-    </w:p>
-    <w:p>
-      <w:pPr>
+        <w:t xml:space="preserve">Revenue over time:</w:t>
+      </w:r>
+      <w:r>
+        <w:t xml:space="preserve"> </w:t>
+      </w:r>
+      <w:r>
+        <w:t xml:space="preserve">a daily bar chart (hover a bar for the date and amount).</w:t>
+      </w:r>
+    </w:p>
+    <w:p>
+      <w:pPr>
+        <w:pStyle w:val="Compact"/>
         <w:numPr>
           <w:ilvl w:val="0"/>
           <w:numId w:val="1029"/>
@@ -16455,36 +16728,18 @@
           <w:b/>
           <w:bCs/>
         </w:rPr>
-        <w:t xml:space="preserve">Edit price</w:t>
-      </w:r>
-      <w:r>
-        <w:t xml:space="preserve"> </w:t>
-      </w:r>
-      <w:r>
-        <w:t xml:space="preserve">— click the price, type a new value, press Enter or</w:t>
-      </w:r>
-      <w:r>
-        <w:t xml:space="preserve"> </w:t>
-      </w:r>
-      <w:r>
-        <w:rPr>
-          <w:b/>
-          <w:bCs/>
-        </w:rPr>
-        <w:t xml:space="preserve">Save</w:t>
-      </w:r>
-      <w:r>
-        <w:t xml:space="preserve">.</w:t>
-      </w:r>
-      <w:r>
-        <w:t xml:space="preserve"> </w:t>
-      </w:r>
-      <w:r>
-        <w:t xml:space="preserve">Price changes sync to Congressus.</w:t>
-      </w:r>
-    </w:p>
-    <w:p>
-      <w:pPr>
+        <w:t xml:space="preserve">Most popular items:</w:t>
+      </w:r>
+      <w:r>
+        <w:t xml:space="preserve"> </w:t>
+      </w:r>
+      <w:r>
+        <w:t xml:space="preserve">ranked by quantity, with revenue per item.</w:t>
+      </w:r>
+    </w:p>
+    <w:p>
+      <w:pPr>
+        <w:pStyle w:val="Compact"/>
         <w:numPr>
           <w:ilvl w:val="0"/>
           <w:numId w:val="1029"/>
@@ -16495,119 +16750,24 @@
           <w:b/>
           <w:bCs/>
         </w:rPr>
-        <w:t xml:space="preserve">Edit stock</w:t>
-      </w:r>
-      <w:r>
-        <w:t xml:space="preserve"> </w:t>
-      </w:r>
-      <w:r>
-        <w:t xml:space="preserve">— click the stock line under the product name to set a count</w:t>
-      </w:r>
-      <w:r>
-        <w:t xml:space="preserve"> </w:t>
-      </w:r>
-      <w:r>
-        <w:t xml:space="preserve">(blank = unlimited). When stock reaches</w:t>
-      </w:r>
-      <w:r>
-        <w:t xml:space="preserve"> </w:t>
-      </w:r>
-      <w:r>
-        <w:rPr>
-          <w:b/>
-          <w:bCs/>
-        </w:rPr>
-        <w:t xml:space="preserve">0</w:t>
-      </w:r>
-      <w:r>
-        <w:t xml:space="preserve"> </w:t>
-      </w:r>
-      <w:r>
-        <w:t xml:space="preserve">the product is shown greyed-out</w:t>
-      </w:r>
-      <w:r>
-        <w:t xml:space="preserve"> </w:t>
-      </w:r>
-      <w:r>
-        <w:t xml:space="preserve">with an</w:t>
-      </w:r>
-      <w:r>
-        <w:t xml:space="preserve"> </w:t>
-      </w:r>
-      <w:r>
-        <w:rPr>
-          <w:b/>
-          <w:bCs/>
-        </w:rPr>
-        <w:t xml:space="preserve">Out of stock</w:t>
-      </w:r>
-      <w:r>
-        <w:t xml:space="preserve"> </w:t>
-      </w:r>
-      <w:r>
-        <w:t xml:space="preserve">label in the kiosk — but members can</w:t>
-      </w:r>
-      <w:r>
-        <w:t xml:space="preserve"> </w:t>
-      </w:r>
-      <w:r>
-        <w:rPr>
-          <w:b/>
-          <w:bCs/>
-        </w:rPr>
-        <w:t xml:space="preserve">still buy it</w:t>
-      </w:r>
-      <w:r>
-        <w:t xml:space="preserve"> </w:t>
-      </w:r>
-      <w:r>
-        <w:t xml:space="preserve">(the count is a guide, not a hard block, in case it's wrong).</w:t>
-      </w:r>
-      <w:r>
-        <w:t xml:space="preserve"> </w:t>
-      </w:r>
-      <w:r>
-        <w:rPr>
-          <w:b/>
-          <w:bCs/>
-        </w:rPr>
-        <w:t xml:space="preserve">Stock decreases</w:t>
-      </w:r>
-      <w:r>
-        <w:rPr>
-          <w:b/>
-          <w:bCs/>
-        </w:rPr>
-        <w:t xml:space="preserve"> </w:t>
-      </w:r>
-      <w:r>
-        <w:rPr>
-          <w:b/>
-          <w:bCs/>
-        </w:rPr>
-        <w:t xml:space="preserve">automatically</w:t>
-      </w:r>
-      <w:r>
-        <w:t xml:space="preserve"> </w:t>
-      </w:r>
-      <w:r>
-        <w:t xml:space="preserve">as products are bought (by the quantity in each confirmed</w:t>
-      </w:r>
-      <w:r>
-        <w:t xml:space="preserve"> </w:t>
-      </w:r>
-      <w:r>
-        <w:t xml:space="preserve">order); it clamps at 0 and never goes negative, and unlimited products are</w:t>
-      </w:r>
-      <w:r>
-        <w:t xml:space="preserve"> </w:t>
-      </w:r>
-      <w:r>
-        <w:t xml:space="preserve">unaffected. Set the count again when you restock.</w:t>
-      </w:r>
-    </w:p>
-    <w:p>
-      <w:pPr>
+        <w:t xml:space="preserve">Top spenders:</w:t>
+      </w:r>
+      <w:r>
+        <w:t xml:space="preserve"> </w:t>
+      </w:r>
+      <w:r>
+        <w:t xml:space="preserve">the 10 members who spent the most in the period, with their</w:t>
+      </w:r>
+      <w:r>
+        <w:t xml:space="preserve"> </w:t>
+      </w:r>
+      <w:r>
+        <w:t xml:space="preserve">total spend and order count.</w:t>
+      </w:r>
+    </w:p>
+    <w:p>
+      <w:pPr>
+        <w:pStyle w:val="Compact"/>
         <w:numPr>
           <w:ilvl w:val="0"/>
           <w:numId w:val="1029"/>
@@ -16618,26 +16778,554 @@
           <w:b/>
           <w:bCs/>
         </w:rPr>
-        <w:t xml:space="preserve">Change category</w:t>
-      </w:r>
-      <w:r>
-        <w:t xml:space="preserve"> </w:t>
-      </w:r>
-      <w:r>
-        <w:t xml:space="preserve">— pick a different category from the dropdown on the product</w:t>
-      </w:r>
-      <w:r>
-        <w:t xml:space="preserve"> </w:t>
-      </w:r>
-      <w:r>
-        <w:t xml:space="preserve">row; it moves immediately. Category is SSS-only (it doesn't affect Congressus).</w:t>
-      </w:r>
-    </w:p>
-    <w:p>
-      <w:pPr>
+        <w:t xml:space="preserve">Recent purchases:</w:t>
+      </w:r>
+      <w:r>
+        <w:t xml:space="preserve"> </w:t>
+      </w:r>
+      <w:r>
+        <w:t xml:space="preserve">a live feed of the latest orders in the period — which</w:t>
+      </w:r>
+      <w:r>
+        <w:t xml:space="preserve"> </w:t>
+      </w:r>
+      <w:r>
+        <w:t xml:space="preserve">member bought which items, the order total, and how long ago.</w:t>
+      </w:r>
+    </w:p>
+    <w:p>
+      <w:pPr>
+        <w:pStyle w:val="FirstParagraph"/>
+      </w:pPr>
+      <w:r>
+        <w:t xml:space="preserve">All figures count</w:t>
+      </w:r>
+      <w:r>
+        <w:t xml:space="preserve"> </w:t>
+      </w:r>
+      <w:r>
+        <w:rPr>
+          <w:b/>
+          <w:bCs/>
+        </w:rPr>
+        <w:t xml:space="preserve">confirmed and exported</w:t>
+      </w:r>
+      <w:r>
+        <w:t xml:space="preserve"> </w:t>
+      </w:r>
+      <w:r>
+        <w:t xml:space="preserve">purchases in the chosen period.</w:t>
+      </w:r>
+    </w:p>
+    <w:bookmarkEnd w:id="119"/>
+    <w:bookmarkStart w:id="120" w:name="members"/>
+    <w:p>
+      <w:pPr>
+        <w:pStyle w:val="Heading2"/>
+      </w:pPr>
+      <w:r>
+        <w:t xml:space="preserve">Members</w:t>
+      </w:r>
+    </w:p>
+    <w:p>
+      <w:pPr>
+        <w:pStyle w:val="Compact"/>
         <w:numPr>
           <w:ilvl w:val="0"/>
-          <w:numId w:val="1029"/>
+          <w:numId w:val="1030"/>
+        </w:numPr>
+      </w:pPr>
+      <w:r>
+        <w:rPr>
+          <w:b/>
+          <w:bCs/>
+        </w:rPr>
+        <w:t xml:space="preserve">Search</w:t>
+      </w:r>
+      <w:r>
+        <w:t xml:space="preserve"> </w:t>
+      </w:r>
+      <w:r>
+        <w:t xml:space="preserve">by name or email.</w:t>
+      </w:r>
+    </w:p>
+    <w:p>
+      <w:pPr>
+        <w:pStyle w:val="Compact"/>
+        <w:numPr>
+          <w:ilvl w:val="0"/>
+          <w:numId w:val="1030"/>
+        </w:numPr>
+      </w:pPr>
+      <w:r>
+        <w:rPr>
+          <w:b/>
+          <w:bCs/>
+        </w:rPr>
+        <w:t xml:space="preserve">Sync from Congressus</w:t>
+      </w:r>
+      <w:r>
+        <w:t xml:space="preserve"> </w:t>
+      </w:r>
+      <w:r>
+        <w:t xml:space="preserve">— imports/updates all Primary &amp; Secondary members. Run</w:t>
+      </w:r>
+      <w:r>
+        <w:t xml:space="preserve"> </w:t>
+      </w:r>
+      <w:r>
+        <w:t xml:space="preserve">this whenever membership changes (new members, status changes). Inactive</w:t>
+      </w:r>
+      <w:r>
+        <w:t xml:space="preserve"> </w:t>
+      </w:r>
+      <w:r>
+        <w:t xml:space="preserve">members are flagged and cannot link cards.</w:t>
+      </w:r>
+    </w:p>
+    <w:p>
+      <w:pPr>
+        <w:pStyle w:val="Compact"/>
+        <w:numPr>
+          <w:ilvl w:val="0"/>
+          <w:numId w:val="1030"/>
+        </w:numPr>
+      </w:pPr>
+      <w:r>
+        <w:rPr>
+          <w:b/>
+          <w:bCs/>
+        </w:rPr>
+        <w:t xml:space="preserve">🛒 Enter store</w:t>
+      </w:r>
+      <w:r>
+        <w:t xml:space="preserve"> </w:t>
+      </w:r>
+      <w:r>
+        <w:t xml:space="preserve">— opens the kiosk shop</w:t>
+      </w:r>
+      <w:r>
+        <w:t xml:space="preserve"> </w:t>
+      </w:r>
+      <w:r>
+        <w:rPr>
+          <w:b/>
+          <w:bCs/>
+        </w:rPr>
+        <w:t xml:space="preserve">as that member</w:t>
+      </w:r>
+      <w:r>
+        <w:t xml:space="preserve"> </w:t>
+      </w:r>
+      <w:r>
+        <w:t xml:space="preserve">so you can place an</w:t>
+      </w:r>
+      <w:r>
+        <w:t xml:space="preserve"> </w:t>
+      </w:r>
+      <w:r>
+        <w:t xml:space="preserve">order on their behalf (e.g. manual sale). It behaves exactly like a card tap.</w:t>
+      </w:r>
+    </w:p>
+    <w:p>
+      <w:pPr>
+        <w:pStyle w:val="Compact"/>
+        <w:numPr>
+          <w:ilvl w:val="0"/>
+          <w:numId w:val="1030"/>
+        </w:numPr>
+      </w:pPr>
+      <w:r>
+        <w:rPr>
+          <w:b/>
+          <w:bCs/>
+        </w:rPr>
+        <w:t xml:space="preserve">Delete</w:t>
+      </w:r>
+      <w:r>
+        <w:t xml:space="preserve"> </w:t>
+      </w:r>
+      <w:r>
+        <w:t xml:space="preserve">— removes a member and their linked cards. Blocked if the member has</w:t>
+      </w:r>
+      <w:r>
+        <w:t xml:space="preserve"> </w:t>
+      </w:r>
+      <w:r>
+        <w:t xml:space="preserve">any invoices (delete/clear those first).</w:t>
+      </w:r>
+    </w:p>
+    <w:p>
+      <w:pPr>
+        <w:pStyle w:val="BlockText"/>
+      </w:pPr>
+      <w:r>
+        <w:t xml:space="preserve">Cards are normally linked by members themselves via the email flow — you don't</w:t>
+      </w:r>
+      <w:r>
+        <w:t xml:space="preserve"> </w:t>
+      </w:r>
+      <w:r>
+        <w:t xml:space="preserve">link cards from the admin panel.</w:t>
+      </w:r>
+    </w:p>
+    <w:bookmarkEnd w:id="120"/>
+    <w:bookmarkStart w:id="121" w:name="products"/>
+    <w:p>
+      <w:pPr>
+        <w:pStyle w:val="Heading2"/>
+      </w:pPr>
+      <w:r>
+        <w:t xml:space="preserve">Products</w:t>
+      </w:r>
+    </w:p>
+    <w:p>
+      <w:pPr>
+        <w:numPr>
+          <w:ilvl w:val="0"/>
+          <w:numId w:val="1031"/>
+        </w:numPr>
+      </w:pPr>
+      <w:r>
+        <w:rPr>
+          <w:b/>
+          <w:bCs/>
+        </w:rPr>
+        <w:t xml:space="preserve">Categories</w:t>
+      </w:r>
+      <w:r>
+        <w:t xml:space="preserve"> </w:t>
+      </w:r>
+      <w:r>
+        <w:t xml:space="preserve">— at the top of the page, add a new category by typing a name and</w:t>
+      </w:r>
+      <w:r>
+        <w:t xml:space="preserve"> </w:t>
+      </w:r>
+      <w:r>
+        <w:t xml:space="preserve">pressing</w:t>
+      </w:r>
+      <w:r>
+        <w:t xml:space="preserve"> </w:t>
+      </w:r>
+      <w:r>
+        <w:rPr>
+          <w:b/>
+          <w:bCs/>
+        </w:rPr>
+        <w:t xml:space="preserve">Add category</w:t>
+      </w:r>
+      <w:r>
+        <w:t xml:space="preserve">. Each chip shows how many products it holds; the</w:t>
+      </w:r>
+      <w:r>
+        <w:t xml:space="preserve"> </w:t>
+      </w:r>
+      <w:r>
+        <w:rPr>
+          <w:b/>
+          <w:bCs/>
+        </w:rPr>
+        <w:t xml:space="preserve">×</w:t>
+      </w:r>
+      <w:r>
+        <w:t xml:space="preserve"> </w:t>
+      </w:r>
+      <w:r>
+        <w:t xml:space="preserve">deletes a category, but only once it's</w:t>
+      </w:r>
+      <w:r>
+        <w:t xml:space="preserve"> </w:t>
+      </w:r>
+      <w:r>
+        <w:rPr>
+          <w:b/>
+          <w:bCs/>
+        </w:rPr>
+        <w:t xml:space="preserve">empty</w:t>
+      </w:r>
+      <w:r>
+        <w:t xml:space="preserve"> </w:t>
+      </w:r>
+      <w:r>
+        <w:t xml:space="preserve">(move or archive its products</w:t>
+      </w:r>
+      <w:r>
+        <w:t xml:space="preserve"> </w:t>
+      </w:r>
+      <w:r>
+        <w:t xml:space="preserve">first). Use the</w:t>
+      </w:r>
+      <w:r>
+        <w:t xml:space="preserve"> </w:t>
+      </w:r>
+      <w:r>
+        <w:rPr>
+          <w:b/>
+          <w:bCs/>
+        </w:rPr>
+        <w:t xml:space="preserve">‹ ›</w:t>
+      </w:r>
+      <w:r>
+        <w:t xml:space="preserve"> </w:t>
+      </w:r>
+      <w:r>
+        <w:t xml:space="preserve">arrows on a chip to reorder categories — the order sets</w:t>
+      </w:r>
+      <w:r>
+        <w:t xml:space="preserve"> </w:t>
+      </w:r>
+      <w:r>
+        <w:t xml:space="preserve">both the section order and the filter-pill order in the kiosk shop. Categories</w:t>
+      </w:r>
+      <w:r>
+        <w:t xml:space="preserve"> </w:t>
+      </w:r>
+      <w:r>
+        <w:t xml:space="preserve">appear as the section headers and the filter pills in the kiosk shop.</w:t>
+      </w:r>
+    </w:p>
+    <w:p>
+      <w:pPr>
+        <w:numPr>
+          <w:ilvl w:val="0"/>
+          <w:numId w:val="1031"/>
+        </w:numPr>
+      </w:pPr>
+      <w:r>
+        <w:rPr>
+          <w:b/>
+          <w:bCs/>
+        </w:rPr>
+        <w:t xml:space="preserve">Add product</w:t>
+      </w:r>
+      <w:r>
+        <w:t xml:space="preserve"> </w:t>
+      </w:r>
+      <w:r>
+        <w:t xml:space="preserve">— name, price (€), category, and optional stock (blank =</w:t>
+      </w:r>
+      <w:r>
+        <w:t xml:space="preserve"> </w:t>
+      </w:r>
+      <w:r>
+        <w:t xml:space="preserve">unlimited). Creating a product also creates a matching Congressus product so it</w:t>
+      </w:r>
+      <w:r>
+        <w:t xml:space="preserve"> </w:t>
+      </w:r>
+      <w:r>
+        <w:t xml:space="preserve">can appear on invoices. New products start as</w:t>
+      </w:r>
+      <w:r>
+        <w:t xml:space="preserve"> </w:t>
+      </w:r>
+      <w:r>
+        <w:rPr>
+          <w:b/>
+          <w:bCs/>
+        </w:rPr>
+        <w:t xml:space="preserve">Draft</w:t>
+      </w:r>
+      <w:r>
+        <w:t xml:space="preserve">.</w:t>
+      </w:r>
+    </w:p>
+    <w:p>
+      <w:pPr>
+        <w:numPr>
+          <w:ilvl w:val="0"/>
+          <w:numId w:val="1031"/>
+        </w:numPr>
+      </w:pPr>
+      <w:r>
+        <w:rPr>
+          <w:b/>
+          <w:bCs/>
+        </w:rPr>
+        <w:t xml:space="preserve">Edit price</w:t>
+      </w:r>
+      <w:r>
+        <w:t xml:space="preserve"> </w:t>
+      </w:r>
+      <w:r>
+        <w:t xml:space="preserve">— click the price, type a new value, press Enter or</w:t>
+      </w:r>
+      <w:r>
+        <w:t xml:space="preserve"> </w:t>
+      </w:r>
+      <w:r>
+        <w:rPr>
+          <w:b/>
+          <w:bCs/>
+        </w:rPr>
+        <w:t xml:space="preserve">Save</w:t>
+      </w:r>
+      <w:r>
+        <w:t xml:space="preserve">.</w:t>
+      </w:r>
+      <w:r>
+        <w:t xml:space="preserve"> </w:t>
+      </w:r>
+      <w:r>
+        <w:t xml:space="preserve">Price changes sync to Congressus.</w:t>
+      </w:r>
+    </w:p>
+    <w:p>
+      <w:pPr>
+        <w:numPr>
+          <w:ilvl w:val="0"/>
+          <w:numId w:val="1031"/>
+        </w:numPr>
+      </w:pPr>
+      <w:r>
+        <w:rPr>
+          <w:b/>
+          <w:bCs/>
+        </w:rPr>
+        <w:t xml:space="preserve">Edit stock</w:t>
+      </w:r>
+      <w:r>
+        <w:t xml:space="preserve"> </w:t>
+      </w:r>
+      <w:r>
+        <w:t xml:space="preserve">— click the stock line under the product name to set a count</w:t>
+      </w:r>
+      <w:r>
+        <w:t xml:space="preserve"> </w:t>
+      </w:r>
+      <w:r>
+        <w:t xml:space="preserve">(blank = unlimited). When stock reaches</w:t>
+      </w:r>
+      <w:r>
+        <w:t xml:space="preserve"> </w:t>
+      </w:r>
+      <w:r>
+        <w:rPr>
+          <w:b/>
+          <w:bCs/>
+        </w:rPr>
+        <w:t xml:space="preserve">0</w:t>
+      </w:r>
+      <w:r>
+        <w:t xml:space="preserve"> </w:t>
+      </w:r>
+      <w:r>
+        <w:t xml:space="preserve">the product is shown greyed-out</w:t>
+      </w:r>
+      <w:r>
+        <w:t xml:space="preserve"> </w:t>
+      </w:r>
+      <w:r>
+        <w:t xml:space="preserve">with an</w:t>
+      </w:r>
+      <w:r>
+        <w:t xml:space="preserve"> </w:t>
+      </w:r>
+      <w:r>
+        <w:rPr>
+          <w:b/>
+          <w:bCs/>
+        </w:rPr>
+        <w:t xml:space="preserve">Out of stock</w:t>
+      </w:r>
+      <w:r>
+        <w:t xml:space="preserve"> </w:t>
+      </w:r>
+      <w:r>
+        <w:t xml:space="preserve">label in the kiosk — but members can</w:t>
+      </w:r>
+      <w:r>
+        <w:t xml:space="preserve"> </w:t>
+      </w:r>
+      <w:r>
+        <w:rPr>
+          <w:b/>
+          <w:bCs/>
+        </w:rPr>
+        <w:t xml:space="preserve">still buy it</w:t>
+      </w:r>
+      <w:r>
+        <w:t xml:space="preserve"> </w:t>
+      </w:r>
+      <w:r>
+        <w:t xml:space="preserve">(the count is a guide, not a hard block, in case it's wrong).</w:t>
+      </w:r>
+      <w:r>
+        <w:t xml:space="preserve"> </w:t>
+      </w:r>
+      <w:r>
+        <w:rPr>
+          <w:b/>
+          <w:bCs/>
+        </w:rPr>
+        <w:t xml:space="preserve">Stock decreases</w:t>
+      </w:r>
+      <w:r>
+        <w:rPr>
+          <w:b/>
+          <w:bCs/>
+        </w:rPr>
+        <w:t xml:space="preserve"> </w:t>
+      </w:r>
+      <w:r>
+        <w:rPr>
+          <w:b/>
+          <w:bCs/>
+        </w:rPr>
+        <w:t xml:space="preserve">automatically</w:t>
+      </w:r>
+      <w:r>
+        <w:t xml:space="preserve"> </w:t>
+      </w:r>
+      <w:r>
+        <w:t xml:space="preserve">as products are bought (by the quantity in each confirmed</w:t>
+      </w:r>
+      <w:r>
+        <w:t xml:space="preserve"> </w:t>
+      </w:r>
+      <w:r>
+        <w:t xml:space="preserve">order); it clamps at 0 and never goes negative, and unlimited products are</w:t>
+      </w:r>
+      <w:r>
+        <w:t xml:space="preserve"> </w:t>
+      </w:r>
+      <w:r>
+        <w:t xml:space="preserve">unaffected. Set the count again when you restock.</w:t>
+      </w:r>
+    </w:p>
+    <w:p>
+      <w:pPr>
+        <w:numPr>
+          <w:ilvl w:val="0"/>
+          <w:numId w:val="1031"/>
+        </w:numPr>
+      </w:pPr>
+      <w:r>
+        <w:rPr>
+          <w:b/>
+          <w:bCs/>
+        </w:rPr>
+        <w:t xml:space="preserve">Change category</w:t>
+      </w:r>
+      <w:r>
+        <w:t xml:space="preserve"> </w:t>
+      </w:r>
+      <w:r>
+        <w:t xml:space="preserve">— pick a different category from the dropdown on the product</w:t>
+      </w:r>
+      <w:r>
+        <w:t xml:space="preserve"> </w:t>
+      </w:r>
+      <w:r>
+        <w:t xml:space="preserve">row; it moves immediately. Category is SSS-only (it doesn't affect Congressus).</w:t>
+      </w:r>
+    </w:p>
+    <w:p>
+      <w:pPr>
+        <w:numPr>
+          <w:ilvl w:val="0"/>
+          <w:numId w:val="1031"/>
         </w:numPr>
       </w:pPr>
       <w:r>
@@ -16665,7 +17353,7 @@
         <w:pStyle w:val="Compact"/>
         <w:numPr>
           <w:ilvl w:val="1"/>
-          <w:numId w:val="1030"/>
+          <w:numId w:val="1032"/>
         </w:numPr>
       </w:pPr>
       <w:r>
@@ -16719,7 +17407,7 @@
         <w:pStyle w:val="Compact"/>
         <w:numPr>
           <w:ilvl w:val="1"/>
-          <w:numId w:val="1030"/>
+          <w:numId w:val="1032"/>
         </w:numPr>
       </w:pPr>
       <w:r>
@@ -16833,7 +17521,7 @@
       <w:pPr>
         <w:numPr>
           <w:ilvl w:val="0"/>
-          <w:numId w:val="1029"/>
+          <w:numId w:val="1031"/>
         </w:numPr>
       </w:pPr>
       <w:r>
@@ -16852,115 +17540,6 @@
     </w:p>
     <w:p>
       <w:pPr>
-        <w:numPr>
-          <w:ilvl w:val="0"/>
-          <w:numId w:val="1029"/>
-        </w:numPr>
-      </w:pPr>
-      <w:r>
-        <w:rPr>
-          <w:b/>
-          <w:bCs/>
-        </w:rPr>
-        <w:t xml:space="preserve">Publish / Draft</w:t>
-      </w:r>
-      <w:r>
-        <w:t xml:space="preserve"> </w:t>
-      </w:r>
-      <w:r>
-        <w:t xml:space="preserve">— only</w:t>
-      </w:r>
-      <w:r>
-        <w:t xml:space="preserve"> </w:t>
-      </w:r>
-      <w:r>
-        <w:rPr>
-          <w:b/>
-          <w:bCs/>
-        </w:rPr>
-        <w:t xml:space="preserve">Published</w:t>
-      </w:r>
-      <w:r>
-        <w:t xml:space="preserve"> </w:t>
-      </w:r>
-      <w:r>
-        <w:t xml:space="preserve">products appear in the kiosk shop.</w:t>
-      </w:r>
-    </w:p>
-    <w:p>
-      <w:pPr>
-        <w:numPr>
-          <w:ilvl w:val="0"/>
-          <w:numId w:val="1029"/>
-        </w:numPr>
-      </w:pPr>
-      <w:r>
-        <w:rPr>
-          <w:b/>
-          <w:bCs/>
-        </w:rPr>
-        <w:t xml:space="preserve">Archive</w:t>
-      </w:r>
-      <w:r>
-        <w:t xml:space="preserve"> </w:t>
-      </w:r>
-      <w:r>
-        <w:t xml:space="preserve">— hides a product you no longer sell.</w:t>
-      </w:r>
-    </w:p>
-    <w:bookmarkEnd w:id="119"/>
-    <w:bookmarkStart w:id="120" w:name="invoices"/>
-    <w:p>
-      <w:pPr>
-        <w:pStyle w:val="Heading2"/>
-      </w:pPr>
-      <w:r>
-        <w:t xml:space="preserve">Invoices</w:t>
-      </w:r>
-    </w:p>
-    <w:p>
-      <w:pPr>
-        <w:pStyle w:val="FirstParagraph"/>
-      </w:pPr>
-      <w:r>
-        <w:t xml:space="preserve">Two tabs:</w:t>
-      </w:r>
-      <w:r>
-        <w:t xml:space="preserve"> </w:t>
-      </w:r>
-      <w:r>
-        <w:rPr>
-          <w:b/>
-          <w:bCs/>
-        </w:rPr>
-        <w:t xml:space="preserve">Pending export</w:t>
-      </w:r>
-      <w:r>
-        <w:t xml:space="preserve"> </w:t>
-      </w:r>
-      <w:r>
-        <w:t xml:space="preserve">(confirmed, awaiting billing) and</w:t>
-      </w:r>
-      <w:r>
-        <w:t xml:space="preserve"> </w:t>
-      </w:r>
-      <w:r>
-        <w:rPr>
-          <w:b/>
-          <w:bCs/>
-        </w:rPr>
-        <w:t xml:space="preserve">Exported</w:t>
-      </w:r>
-      <w:r>
-        <w:t xml:space="preserve"> </w:t>
-      </w:r>
-      <w:r>
-        <w:t xml:space="preserve">(already sent to Congressus).</w:t>
-      </w:r>
-    </w:p>
-    <w:p>
-      <w:pPr>
-        <w:pStyle w:val="Compact"/>
         <w:numPr>
           <w:ilvl w:val="0"/>
           <w:numId w:val="1031"/>
@@ -16971,37 +17550,13 @@
           <w:b/>
           <w:bCs/>
         </w:rPr>
-        <w:t xml:space="preserve">Edit</w:t>
-      </w:r>
-      <w:r>
-        <w:t xml:space="preserve"> </w:t>
-      </w:r>
-      <w:r>
-        <w:t xml:space="preserve">(pending only) — adjust line quantities with</w:t>
-      </w:r>
-      <w:r>
-        <w:t xml:space="preserve"> </w:t>
-      </w:r>
-      <w:r>
-        <w:rPr>
-          <w:rStyle w:val="VerbatimChar"/>
-        </w:rPr>
-        <w:t xml:space="preserve">−/+</w:t>
-      </w:r>
-      <w:r>
-        <w:t xml:space="preserve">, or set a line to 0</w:t>
-      </w:r>
-      <w:r>
-        <w:t xml:space="preserve"> </w:t>
-      </w:r>
-      <w:r>
-        <w:t xml:space="preserve">to remove it; the total recalculates live. Use this when a member was charged</w:t>
-      </w:r>
-      <w:r>
-        <w:t xml:space="preserve"> </w:t>
-      </w:r>
-      <w:r>
-        <w:t xml:space="preserve">for something by mistake or that wasn't actually in stock.</w:t>
+        <w:t xml:space="preserve">Publish / Draft</w:t>
+      </w:r>
+      <w:r>
+        <w:t xml:space="preserve"> </w:t>
+      </w:r>
+      <w:r>
+        <w:t xml:space="preserve">— only</w:t>
       </w:r>
       <w:r>
         <w:t xml:space="preserve"> </w:t>
@@ -17011,15 +17566,17 @@
           <w:b/>
           <w:bCs/>
         </w:rPr>
-        <w:t xml:space="preserve">Save changes</w:t>
-      </w:r>
-      <w:r>
-        <w:t xml:space="preserve">.</w:t>
-      </w:r>
-    </w:p>
-    <w:p>
-      <w:pPr>
-        <w:pStyle w:val="Compact"/>
+        <w:t xml:space="preserve">Published</w:t>
+      </w:r>
+      <w:r>
+        <w:t xml:space="preserve"> </w:t>
+      </w:r>
+      <w:r>
+        <w:t xml:space="preserve">products appear in the kiosk shop.</w:t>
+      </w:r>
+    </w:p>
+    <w:p>
+      <w:pPr>
         <w:numPr>
           <w:ilvl w:val="0"/>
           <w:numId w:val="1031"/>
@@ -17030,35 +17587,47 @@
           <w:b/>
           <w:bCs/>
         </w:rPr>
-        <w:t xml:space="preserve">Delete invoice</w:t>
-      </w:r>
-      <w:r>
-        <w:t xml:space="preserve"> </w:t>
-      </w:r>
-      <w:r>
-        <w:t xml:space="preserve">(pending only) — remove a whole invoice.</w:t>
-      </w:r>
-    </w:p>
-    <w:p>
-      <w:pPr>
-        <w:pStyle w:val="Compact"/>
-        <w:numPr>
-          <w:ilvl w:val="0"/>
-          <w:numId w:val="1031"/>
-        </w:numPr>
-      </w:pPr>
+        <w:t xml:space="preserve">Archive</w:t>
+      </w:r>
+      <w:r>
+        <w:t xml:space="preserve"> </w:t>
+      </w:r>
+      <w:r>
+        <w:t xml:space="preserve">— hides a product you no longer sell.</w:t>
+      </w:r>
+    </w:p>
+    <w:bookmarkEnd w:id="121"/>
+    <w:bookmarkStart w:id="122" w:name="invoices"/>
+    <w:p>
+      <w:pPr>
+        <w:pStyle w:val="Heading2"/>
+      </w:pPr>
+      <w:r>
+        <w:t xml:space="preserve">Invoices</w:t>
+      </w:r>
+    </w:p>
+    <w:p>
+      <w:pPr>
+        <w:pStyle w:val="FirstParagraph"/>
+      </w:pPr>
+      <w:r>
+        <w:t xml:space="preserve">Two tabs:</w:t>
+      </w:r>
+      <w:r>
+        <w:t xml:space="preserve"> </w:t>
+      </w:r>
       <w:r>
         <w:rPr>
           <w:b/>
           <w:bCs/>
         </w:rPr>
-        <w:t xml:space="preserve">Export to Congressus</w:t>
-      </w:r>
-      <w:r>
-        <w:t xml:space="preserve"> </w:t>
-      </w:r>
-      <w:r>
-        <w:t xml:space="preserve">— bills all pending invoices. They are grouped into</w:t>
+        <w:t xml:space="preserve">Pending export</w:t>
+      </w:r>
+      <w:r>
+        <w:t xml:space="preserve"> </w:t>
+      </w:r>
+      <w:r>
+        <w:t xml:space="preserve">(confirmed, awaiting billing) and</w:t>
       </w:r>
       <w:r>
         <w:t xml:space="preserve"> </w:t>
@@ -17068,181 +17637,13 @@
           <w:b/>
           <w:bCs/>
         </w:rPr>
-        <w:t xml:space="preserve">one Congressus invoice per member per month</w:t>
-      </w:r>
-      <w:r>
-        <w:t xml:space="preserve"> </w:t>
-      </w:r>
-      <w:r>
-        <w:t xml:space="preserve">and then move to the Exported</w:t>
-      </w:r>
-      <w:r>
-        <w:t xml:space="preserve"> </w:t>
-      </w:r>
-      <w:r>
-        <w:t xml:space="preserve">tab. Run this once per billing cycle (e.g. monthly).</w:t>
-      </w:r>
-    </w:p>
-    <w:p>
-      <w:pPr>
-        <w:pStyle w:val="Compact"/>
-        <w:numPr>
-          <w:ilvl w:val="0"/>
-          <w:numId w:val="1031"/>
-        </w:numPr>
-      </w:pPr>
-      <w:r>
-        <w:rPr>
-          <w:b/>
-          <w:bCs/>
-        </w:rPr>
-        <w:t xml:space="preserve">Clear all … (test data)</w:t>
-      </w:r>
-      <w:r>
-        <w:t xml:space="preserve"> </w:t>
-      </w:r>
-      <w:r>
-        <w:t xml:space="preserve">— bulk-deletes every invoice in the current tab,</w:t>
-      </w:r>
-      <w:r>
-        <w:t xml:space="preserve"> </w:t>
-      </w:r>
-      <w:r>
-        <w:t xml:space="preserve">with a double confirmation. Use this to wipe test data so the dashboard counts</w:t>
-      </w:r>
-      <w:r>
-        <w:t xml:space="preserve"> </w:t>
-      </w:r>
-      <w:r>
-        <w:t xml:space="preserve">fresh.</w:t>
-      </w:r>
-      <w:r>
-        <w:t xml:space="preserve"> </w:t>
-      </w:r>
-      <w:r>
-        <w:rPr>
-          <w:b/>
-          <w:bCs/>
-        </w:rPr>
-        <w:t xml:space="preserve">Irreversible.</w:t>
-      </w:r>
-    </w:p>
-    <w:p>
-      <w:pPr>
-        <w:pStyle w:val="BlockText"/>
-      </w:pPr>
-      <w:r>
-        <w:t xml:space="preserve">Exported invoices are read-only here. They've been sent to Congressus, so</w:t>
-      </w:r>
-      <w:r>
-        <w:t xml:space="preserve"> </w:t>
-      </w:r>
-      <w:r>
-        <w:t xml:space="preserve">corrections after export must be made in Congressus directly.</w:t>
-      </w:r>
-    </w:p>
-    <w:bookmarkEnd w:id="120"/>
-    <w:bookmarkStart w:id="121" w:name="typical-monthly-routine"/>
-    <w:p>
-      <w:pPr>
-        <w:pStyle w:val="Heading2"/>
-      </w:pPr>
-      <w:r>
-        <w:t xml:space="preserve">Typical monthly routine</w:t>
-      </w:r>
-    </w:p>
-    <w:p>
-      <w:pPr>
-        <w:pStyle w:val="Compact"/>
-        <w:numPr>
-          <w:ilvl w:val="0"/>
-          <w:numId w:val="1032"/>
-        </w:numPr>
-      </w:pPr>
-      <w:r>
-        <w:rPr>
-          <w:b/>
-          <w:bCs/>
-        </w:rPr>
-        <w:t xml:space="preserve">Members → Sync from Congressus</w:t>
-      </w:r>
-      <w:r>
-        <w:t xml:space="preserve"> </w:t>
-      </w:r>
-      <w:r>
-        <w:t xml:space="preserve">(catch new/changed members).</w:t>
-      </w:r>
-    </w:p>
-    <w:p>
-      <w:pPr>
-        <w:pStyle w:val="Compact"/>
-        <w:numPr>
-          <w:ilvl w:val="0"/>
-          <w:numId w:val="1032"/>
-        </w:numPr>
-      </w:pPr>
-      <w:r>
-        <w:t xml:space="preserve">Check the</w:t>
-      </w:r>
-      <w:r>
-        <w:t xml:space="preserve"> </w:t>
-      </w:r>
-      <w:r>
-        <w:rPr>
-          <w:b/>
-          <w:bCs/>
-        </w:rPr>
-        <w:t xml:space="preserve">Dashboard</w:t>
-      </w:r>
-      <w:r>
-        <w:t xml:space="preserve"> </w:t>
-      </w:r>
-      <w:r>
-        <w:t xml:space="preserve">for the month.</w:t>
-      </w:r>
-    </w:p>
-    <w:p>
-      <w:pPr>
-        <w:pStyle w:val="Compact"/>
-        <w:numPr>
-          <w:ilvl w:val="0"/>
-          <w:numId w:val="1032"/>
-        </w:numPr>
-      </w:pPr>
-      <w:r>
-        <w:rPr>
-          <w:b/>
-          <w:bCs/>
-        </w:rPr>
-        <w:t xml:space="preserve">Invoices → Export to Congressus</w:t>
-      </w:r>
-      <w:r>
-        <w:t xml:space="preserve"> </w:t>
-      </w:r>
-      <w:r>
-        <w:t xml:space="preserve">to bill the month's purchases.</w:t>
-      </w:r>
-    </w:p>
-    <w:p>
-      <w:pPr>
-        <w:pStyle w:val="Compact"/>
-        <w:numPr>
-          <w:ilvl w:val="0"/>
-          <w:numId w:val="1032"/>
-        </w:numPr>
-      </w:pPr>
-      <w:r>
-        <w:t xml:space="preserve">Verify the new invoices in Congressus.</w:t>
-      </w:r>
-    </w:p>
-    <w:bookmarkEnd w:id="121"/>
-    <w:bookmarkStart w:id="122" w:name="Xdfdd6fef4644c16841a13fbca3b793942ebb4aa"/>
-    <w:p>
-      <w:pPr>
-        <w:pStyle w:val="Heading2"/>
-      </w:pPr>
-      <w:r>
-        <w:t xml:space="preserve">Member-facing flows (what members experience)</w:t>
+        <w:t xml:space="preserve">Exported</w:t>
+      </w:r>
+      <w:r>
+        <w:t xml:space="preserve"> </w:t>
+      </w:r>
+      <w:r>
+        <w:t xml:space="preserve">(already sent to Congressus).</w:t>
       </w:r>
     </w:p>
     <w:p>
@@ -17258,19 +17659,50 @@
           <w:b/>
           <w:bCs/>
         </w:rPr>
-        <w:t xml:space="preserve">Tap a registered card</w:t>
-      </w:r>
-      <w:r>
-        <w:t xml:space="preserve"> </w:t>
-      </w:r>
-      <w:r>
-        <w:t xml:space="preserve">→ the shop opens, greets them by name, they pick</w:t>
-      </w:r>
-      <w:r>
-        <w:t xml:space="preserve"> </w:t>
-      </w:r>
-      <w:r>
-        <w:t xml:space="preserve">snacks and confirm. It auto-returns to the tap screen after ~1 minute idle.</w:t>
+        <w:t xml:space="preserve">Edit</w:t>
+      </w:r>
+      <w:r>
+        <w:t xml:space="preserve"> </w:t>
+      </w:r>
+      <w:r>
+        <w:t xml:space="preserve">(pending only) — adjust line quantities with</w:t>
+      </w:r>
+      <w:r>
+        <w:t xml:space="preserve"> </w:t>
+      </w:r>
+      <w:r>
+        <w:rPr>
+          <w:rStyle w:val="VerbatimChar"/>
+        </w:rPr>
+        <w:t xml:space="preserve">−/+</w:t>
+      </w:r>
+      <w:r>
+        <w:t xml:space="preserve">, or set a line to 0</w:t>
+      </w:r>
+      <w:r>
+        <w:t xml:space="preserve"> </w:t>
+      </w:r>
+      <w:r>
+        <w:t xml:space="preserve">to remove it; the total recalculates live. Use this when a member was charged</w:t>
+      </w:r>
+      <w:r>
+        <w:t xml:space="preserve"> </w:t>
+      </w:r>
+      <w:r>
+        <w:t xml:space="preserve">for something by mistake or that wasn't actually in stock.</w:t>
+      </w:r>
+      <w:r>
+        <w:t xml:space="preserve"> </w:t>
+      </w:r>
+      <w:r>
+        <w:rPr>
+          <w:b/>
+          <w:bCs/>
+        </w:rPr>
+        <w:t xml:space="preserve">Save changes</w:t>
+      </w:r>
+      <w:r>
+        <w:t xml:space="preserve">.</w:t>
       </w:r>
     </w:p>
     <w:p>
@@ -17286,57 +17718,13 @@
           <w:b/>
           <w:bCs/>
         </w:rPr>
-        <w:t xml:space="preserve">Tap an unregistered card</w:t>
-      </w:r>
-      <w:r>
-        <w:t xml:space="preserve"> </w:t>
-      </w:r>
-      <w:r>
-        <w:t xml:space="preserve">→ they enter their</w:t>
-      </w:r>
-      <w:r>
-        <w:t xml:space="preserve"> </w:t>
-      </w:r>
-      <w:r>
-        <w:rPr>
-          <w:b/>
-          <w:bCs/>
-        </w:rPr>
-        <w:t xml:space="preserve">Stress website email</w:t>
-      </w:r>
-      <w:r>
-        <w:t xml:space="preserve"> </w:t>
-      </w:r>
-      <w:r>
-        <w:t xml:space="preserve">→ they</w:t>
-      </w:r>
-      <w:r>
-        <w:t xml:space="preserve"> </w:t>
-      </w:r>
-      <w:r>
-        <w:t xml:space="preserve">get a verification email → they click</w:t>
-      </w:r>
-      <w:r>
-        <w:t xml:space="preserve"> </w:t>
-      </w:r>
-      <w:r>
-        <w:rPr>
-          <w:b/>
-          <w:bCs/>
-        </w:rPr>
-        <w:t xml:space="preserve">Yes, link my card</w:t>
-      </w:r>
-      <w:r>
-        <w:t xml:space="preserve"> </w:t>
-      </w:r>
-      <w:r>
-        <w:t xml:space="preserve">on their phone →</w:t>
-      </w:r>
-      <w:r>
-        <w:t xml:space="preserve"> </w:t>
-      </w:r>
-      <w:r>
-        <w:t xml:space="preserve">the card is linked. They then tap again at the kiosk to shop.</w:t>
+        <w:t xml:space="preserve">Delete invoice</w:t>
+      </w:r>
+      <w:r>
+        <w:t xml:space="preserve"> </w:t>
+      </w:r>
+      <w:r>
+        <w:t xml:space="preserve">(pending only) — remove a whole invoice.</w:t>
       </w:r>
     </w:p>
     <w:p>
@@ -17352,43 +17740,13 @@
           <w:b/>
           <w:bCs/>
         </w:rPr>
-        <w:t xml:space="preserve">"Email not found"</w:t>
-      </w:r>
-      <w:r>
-        <w:t xml:space="preserve"> </w:t>
-      </w:r>
-      <w:r>
-        <w:t xml:space="preserve">→ they typed an email that isn't a member's. They should</w:t>
-      </w:r>
-      <w:r>
-        <w:t xml:space="preserve"> </w:t>
-      </w:r>
-      <w:r>
-        <w:t xml:space="preserve">use the email they log into the Stress website with. Persisting issues → board.</w:t>
-      </w:r>
-    </w:p>
-    <w:p>
-      <w:r>
-        <w:br w:type="page"/>
-      </w:r>
-    </w:p>
-    <w:bookmarkEnd w:id="122"/>
-    <w:bookmarkEnd w:id="123"/>
-    <w:bookmarkStart w:id="137" w:name="security-model"/>
-    <w:p>
-      <w:pPr>
-        <w:pStyle w:val="Heading1"/>
-      </w:pPr>
-      <w:r>
-        <w:t xml:space="preserve">Security Model</w:t>
-      </w:r>
-    </w:p>
-    <w:p>
-      <w:pPr>
-        <w:pStyle w:val="FirstParagraph"/>
-      </w:pPr>
-      <w:r>
-        <w:t xml:space="preserve">The guiding rule:</w:t>
+        <w:t xml:space="preserve">Export to Congressus</w:t>
+      </w:r>
+      <w:r>
+        <w:t xml:space="preserve"> </w:t>
+      </w:r>
+      <w:r>
+        <w:t xml:space="preserve">— bills all pending invoices. They are grouped into</w:t>
       </w:r>
       <w:r>
         <w:t xml:space="preserve"> </w:t>
@@ -17398,13 +17756,55 @@
           <w:b/>
           <w:bCs/>
         </w:rPr>
-        <w:t xml:space="preserve">no member or internal data is reachable without a valid</w:t>
-      </w:r>
+        <w:t xml:space="preserve">one Congressus invoice per member per month</w:t>
+      </w:r>
+      <w:r>
+        <w:t xml:space="preserve"> </w:t>
+      </w:r>
+      <w:r>
+        <w:t xml:space="preserve">and then move to the Exported</w:t>
+      </w:r>
+      <w:r>
+        <w:t xml:space="preserve"> </w:t>
+      </w:r>
+      <w:r>
+        <w:t xml:space="preserve">tab. Run this once per billing cycle (e.g. monthly).</w:t>
+      </w:r>
+    </w:p>
+    <w:p>
+      <w:pPr>
+        <w:pStyle w:val="Compact"/>
+        <w:numPr>
+          <w:ilvl w:val="0"/>
+          <w:numId w:val="1033"/>
+        </w:numPr>
+      </w:pPr>
       <w:r>
         <w:rPr>
           <w:b/>
           <w:bCs/>
         </w:rPr>
+        <w:t xml:space="preserve">Clear all … (test data)</w:t>
+      </w:r>
+      <w:r>
+        <w:t xml:space="preserve"> </w:t>
+      </w:r>
+      <w:r>
+        <w:t xml:space="preserve">— bulk-deletes every invoice in the current tab,</w:t>
+      </w:r>
+      <w:r>
+        <w:t xml:space="preserve"> </w:t>
+      </w:r>
+      <w:r>
+        <w:t xml:space="preserve">with a double confirmation. Use this to wipe test data so the dashboard counts</w:t>
+      </w:r>
+      <w:r>
+        <w:t xml:space="preserve"> </w:t>
+      </w:r>
+      <w:r>
+        <w:t xml:space="preserve">fresh.</w:t>
+      </w:r>
+      <w:r>
         <w:t xml:space="preserve"> </w:t>
       </w:r>
       <w:r>
@@ -17412,37 +17812,31 @@
           <w:b/>
           <w:bCs/>
         </w:rPr>
-        <w:t xml:space="preserve">session.</w:t>
-      </w:r>
-      <w:r>
-        <w:t xml:space="preserve"> </w:t>
-      </w:r>
-      <w:r>
-        <w:t xml:space="preserve">This document explains how that's enforced and the deliberate</w:t>
-      </w:r>
-      <w:r>
-        <w:t xml:space="preserve"> </w:t>
-      </w:r>
-      <w:r>
-        <w:t xml:space="preserve">trade-offs made for a shared, physical kiosk.</w:t>
-      </w:r>
-    </w:p>
-    <w:bookmarkStart w:id="127" w:name="authentication--authorisation"/>
+        <w:t xml:space="preserve">Irreversible.</w:t>
+      </w:r>
+    </w:p>
+    <w:p>
+      <w:pPr>
+        <w:pStyle w:val="BlockText"/>
+      </w:pPr>
+      <w:r>
+        <w:t xml:space="preserve">Exported invoices are read-only here. They've been sent to Congressus, so</w:t>
+      </w:r>
+      <w:r>
+        <w:t xml:space="preserve"> </w:t>
+      </w:r>
+      <w:r>
+        <w:t xml:space="preserve">corrections after export must be made in Congressus directly.</w:t>
+      </w:r>
+    </w:p>
+    <w:bookmarkEnd w:id="122"/>
+    <w:bookmarkStart w:id="123" w:name="typical-monthly-routine"/>
     <w:p>
       <w:pPr>
         <w:pStyle w:val="Heading2"/>
       </w:pPr>
       <w:r>
-        <w:t xml:space="preserve">Authentication &amp; authorisation</w:t>
-      </w:r>
-    </w:p>
-    <w:bookmarkStart w:id="124" w:name="admin"/>
-    <w:p>
-      <w:pPr>
-        <w:pStyle w:val="Heading3"/>
-      </w:pPr>
-      <w:r>
-        <w:t xml:space="preserve">Admin</w:t>
+        <w:t xml:space="preserve">Typical monthly routine</w:t>
       </w:r>
     </w:p>
     <w:p>
@@ -17454,56 +17848,17 @@
         </w:numPr>
       </w:pPr>
       <w:r>
-        <w:t xml:space="preserve">Login (</w:t>
-      </w:r>
-      <w:r>
-        <w:rPr>
-          <w:rStyle w:val="VerbatimChar"/>
-        </w:rPr>
-        <w:t xml:space="preserve">POST /api/auth/login</w:t>
-      </w:r>
-      <w:r>
-        <w:t xml:space="preserve">) verifies a bcrypt password and sets an</w:t>
-      </w:r>
-      <w:r>
-        <w:t xml:space="preserve"> </w:t>
-      </w:r>
-      <w:r>
         <w:rPr>
           <w:b/>
           <w:bCs/>
         </w:rPr>
-        <w:t xml:space="preserve">httpOnly</w:t>
-      </w:r>
-      <w:r>
-        <w:t xml:space="preserve"> </w:t>
-      </w:r>
-      <w:r>
-        <w:rPr>
-          <w:rStyle w:val="VerbatimChar"/>
-        </w:rPr>
-        <w:t xml:space="preserve">session</w:t>
-      </w:r>
-      <w:r>
-        <w:t xml:space="preserve"> </w:t>
-      </w:r>
-      <w:r>
-        <w:t xml:space="preserve">cookie (7-day</w:t>
-      </w:r>
-      <w:r>
-        <w:t xml:space="preserve"> </w:t>
-      </w:r>
-      <w:r>
-        <w:rPr>
-          <w:rStyle w:val="VerbatimChar"/>
-        </w:rPr>
-        <w:t xml:space="preserve">Session</w:t>
-      </w:r>
-      <w:r>
-        <w:t xml:space="preserve"> </w:t>
-      </w:r>
-      <w:r>
-        <w:t xml:space="preserve">row).</w:t>
+        <w:t xml:space="preserve">Members → Sync from Congressus</w:t>
+      </w:r>
+      <w:r>
+        <w:t xml:space="preserve"> </w:t>
+      </w:r>
+      <w:r>
+        <w:t xml:space="preserve">(catch new/changed members).</w:t>
       </w:r>
     </w:p>
     <w:p>
@@ -17515,43 +17870,7 @@
         </w:numPr>
       </w:pPr>
       <w:r>
-        <w:rPr>
-          <w:rStyle w:val="VerbatimChar"/>
-        </w:rPr>
-        <w:t xml:space="preserve">requireAdmin()</w:t>
-      </w:r>
-      <w:r>
-        <w:t xml:space="preserve"> </w:t>
-      </w:r>
-      <w:r>
-        <w:t xml:space="preserve">(</w:t>
-      </w:r>
-      <w:r>
-        <w:rPr>
-          <w:rStyle w:val="VerbatimChar"/>
-        </w:rPr>
-        <w:t xml:space="preserve">src/lib/auth.ts</w:t>
-      </w:r>
-      <w:r>
-        <w:t xml:space="preserve">) loads the session, checks it isn't expired,</w:t>
-      </w:r>
-      <w:r>
-        <w:t xml:space="preserve"> </w:t>
-      </w:r>
-      <w:r>
-        <w:t xml:space="preserve">and checks</w:t>
-      </w:r>
-      <w:r>
-        <w:t xml:space="preserve"> </w:t>
-      </w:r>
-      <w:r>
-        <w:rPr>
-          <w:rStyle w:val="VerbatimChar"/>
-        </w:rPr>
-        <w:t xml:space="preserve">role === "ADMIN"</w:t>
-      </w:r>
-      <w:r>
-        <w:t xml:space="preserve">.</w:t>
+        <w:t xml:space="preserve">Check the</w:t>
       </w:r>
       <w:r>
         <w:t xml:space="preserve"> </w:t>
@@ -17561,22 +17880,13 @@
           <w:b/>
           <w:bCs/>
         </w:rPr>
-        <w:t xml:space="preserve">Every</w:t>
-      </w:r>
-      <w:r>
-        <w:t xml:space="preserve"> </w:t>
-      </w:r>
-      <w:r>
-        <w:rPr>
-          <w:rStyle w:val="VerbatimChar"/>
-        </w:rPr>
-        <w:t xml:space="preserve">/api/admin/*</w:t>
-      </w:r>
-      <w:r>
-        <w:t xml:space="preserve"> </w:t>
-      </w:r>
-      <w:r>
-        <w:t xml:space="preserve">handler calls it.</w:t>
+        <w:t xml:space="preserve">Dashboard</w:t>
+      </w:r>
+      <w:r>
+        <w:t xml:space="preserve"> </w:t>
+      </w:r>
+      <w:r>
+        <w:t xml:space="preserve">for the month.</w:t>
       </w:r>
     </w:p>
     <w:p>
@@ -17588,53 +17898,17 @@
         </w:numPr>
       </w:pPr>
       <w:r>
-        <w:t xml:space="preserve">The admin pages are gated by a</w:t>
-      </w:r>
-      <w:r>
-        <w:t xml:space="preserve"> </w:t>
-      </w:r>
-      <w:r>
         <w:rPr>
           <w:b/>
           <w:bCs/>
         </w:rPr>
-        <w:t xml:space="preserve">server-side layout</w:t>
-      </w:r>
-      <w:r>
-        <w:t xml:space="preserve"> </w:t>
-      </w:r>
-      <w:r>
-        <w:t xml:space="preserve">(</w:t>
-      </w:r>
-      <w:r>
-        <w:rPr>
-          <w:rStyle w:val="VerbatimChar"/>
-        </w:rPr>
-        <w:t xml:space="preserve">requireAdmin()</w:t>
-      </w:r>
-      <w:r>
-        <w:t xml:space="preserve"> </w:t>
-      </w:r>
-      <w:r>
-        <w:t xml:space="preserve">→</w:t>
-      </w:r>
-      <w:r>
-        <w:t xml:space="preserve"> </w:t>
-      </w:r>
-      <w:r>
-        <w:rPr>
-          <w:rStyle w:val="VerbatimChar"/>
-        </w:rPr>
-        <w:t xml:space="preserve">redirect("/admin/login")</w:t>
-      </w:r>
-      <w:r>
-        <w:t xml:space="preserve">), so unauthenticated users never receive page HTML</w:t>
-      </w:r>
-      <w:r>
-        <w:t xml:space="preserve"> </w:t>
-      </w:r>
-      <w:r>
-        <w:t xml:space="preserve">or data — only a redirect.</w:t>
+        <w:t xml:space="preserve">Invoices → Export to Congressus</w:t>
+      </w:r>
+      <w:r>
+        <w:t xml:space="preserve"> </w:t>
+      </w:r>
+      <w:r>
+        <w:t xml:space="preserve">to bill the month's purchases.</w:t>
       </w:r>
     </w:p>
     <w:p>
@@ -17646,86 +17920,17 @@
         </w:numPr>
       </w:pPr>
       <w:r>
-        <w:t xml:space="preserve">Middleware (</w:t>
-      </w:r>
-      <w:r>
-        <w:rPr>
-          <w:rStyle w:val="VerbatimChar"/>
-        </w:rPr>
-        <w:t xml:space="preserve">src/middleware.ts</w:t>
-      </w:r>
-      <w:r>
-        <w:t xml:space="preserve">) additionally requires the cookie to be present</w:t>
-      </w:r>
-      <w:r>
-        <w:t xml:space="preserve"> </w:t>
-      </w:r>
-      <w:r>
-        <w:t xml:space="preserve">on</w:t>
-      </w:r>
-      <w:r>
-        <w:t xml:space="preserve"> </w:t>
-      </w:r>
-      <w:r>
-        <w:rPr>
-          <w:rStyle w:val="VerbatimChar"/>
-        </w:rPr>
-        <w:t xml:space="preserve">/admin/*</w:t>
-      </w:r>
-      <w:r>
-        <w:t xml:space="preserve"> </w:t>
-      </w:r>
-      <w:r>
-        <w:t xml:space="preserve">and</w:t>
-      </w:r>
-      <w:r>
-        <w:t xml:space="preserve"> </w:t>
-      </w:r>
-      <w:r>
-        <w:rPr>
-          <w:rStyle w:val="VerbatimChar"/>
-        </w:rPr>
-        <w:t xml:space="preserve">/api/admin/*</w:t>
-      </w:r>
-      <w:r>
-        <w:t xml:space="preserve">. This is a fast pre-check; the real validation</w:t>
-      </w:r>
-      <w:r>
-        <w:t xml:space="preserve"> </w:t>
-      </w:r>
-      <w:r>
-        <w:t xml:space="preserve">is</w:t>
-      </w:r>
-      <w:r>
-        <w:t xml:space="preserve"> </w:t>
-      </w:r>
-      <w:r>
-        <w:rPr>
-          <w:rStyle w:val="VerbatimChar"/>
-        </w:rPr>
-        <w:t xml:space="preserve">requireAdmin()</w:t>
-      </w:r>
-      <w:r>
-        <w:t xml:space="preserve"> </w:t>
-      </w:r>
-      <w:r>
-        <w:t xml:space="preserve">(a forged/expired cookie passes middleware but is rejected</w:t>
-      </w:r>
-      <w:r>
-        <w:t xml:space="preserve"> </w:t>
-      </w:r>
-      <w:r>
-        <w:t xml:space="preserve">by the handler).</w:t>
-      </w:r>
-    </w:p>
-    <w:bookmarkEnd w:id="124"/>
-    <w:bookmarkStart w:id="125" w:name="shop-members"/>
-    <w:p>
-      <w:pPr>
-        <w:pStyle w:val="Heading3"/>
-      </w:pPr>
-      <w:r>
-        <w:t xml:space="preserve">Shop (members)</w:t>
+        <w:t xml:space="preserve">Verify the new invoices in Congressus.</w:t>
+      </w:r>
+    </w:p>
+    <w:bookmarkEnd w:id="123"/>
+    <w:bookmarkStart w:id="124" w:name="Xdfdd6fef4644c16841a13fbca3b793942ebb4aa"/>
+    <w:p>
+      <w:pPr>
+        <w:pStyle w:val="Heading2"/>
+      </w:pPr>
+      <w:r>
+        <w:t xml:space="preserve">Member-facing flows (what members experience)</w:t>
       </w:r>
     </w:p>
     <w:p>
@@ -17737,66 +17942,23 @@
         </w:numPr>
       </w:pPr>
       <w:r>
-        <w:t xml:space="preserve">A</w:t>
-      </w:r>
-      <w:r>
-        <w:t xml:space="preserve"> </w:t>
-      </w:r>
-      <w:r>
-        <w:rPr>
-          <w:rStyle w:val="VerbatimChar"/>
-        </w:rPr>
-        <w:t xml:space="preserve">ShopSession</w:t>
-      </w:r>
-      <w:r>
-        <w:t xml:space="preserve"> </w:t>
-      </w:r>
-      <w:r>
-        <w:t xml:space="preserve">token (random cuid) is created only by a</w:t>
-      </w:r>
-      <w:r>
-        <w:t xml:space="preserve"> </w:t>
-      </w:r>
-      <w:r>
         <w:rPr>
           <w:b/>
           <w:bCs/>
         </w:rPr>
-        <w:t xml:space="preserve">physical card tap</w:t>
-      </w:r>
-      <w:r>
-        <w:t xml:space="preserve"> </w:t>
-      </w:r>
-      <w:r>
-        <w:t xml:space="preserve">or an admin's</w:t>
-      </w:r>
-      <w:r>
-        <w:t xml:space="preserve"> </w:t>
-      </w:r>
-      <w:r>
-        <w:rPr>
-          <w:b/>
-          <w:bCs/>
-        </w:rPr>
-        <w:t xml:space="preserve">Enter store</w:t>
-      </w:r>
-      <w:r>
-        <w:t xml:space="preserve">. It lives in the</w:t>
-      </w:r>
-      <w:r>
-        <w:t xml:space="preserve"> </w:t>
-      </w:r>
-      <w:r>
-        <w:rPr>
-          <w:rStyle w:val="VerbatimChar"/>
-        </w:rPr>
-        <w:t xml:space="preserve">/shop/&lt;token&gt;</w:t>
-      </w:r>
-      <w:r>
-        <w:t xml:space="preserve"> </w:t>
-      </w:r>
-      <w:r>
-        <w:t xml:space="preserve">URL.</w:t>
+        <w:t xml:space="preserve">Tap a registered card</w:t>
+      </w:r>
+      <w:r>
+        <w:t xml:space="preserve"> </w:t>
+      </w:r>
+      <w:r>
+        <w:t xml:space="preserve">→ the shop opens, greets them by name, they pick</w:t>
+      </w:r>
+      <w:r>
+        <w:t xml:space="preserve"> </w:t>
+      </w:r>
+      <w:r>
+        <w:t xml:space="preserve">snacks and confirm. It auto-returns to the tap screen after ~1 minute idle.</w:t>
       </w:r>
     </w:p>
     <w:p>
@@ -17809,30 +17971,60 @@
       </w:pPr>
       <w:r>
         <w:rPr>
-          <w:rStyle w:val="VerbatimChar"/>
-        </w:rPr>
-        <w:t xml:space="preserve">/api/cart</w:t>
-      </w:r>
-      <w:r>
-        <w:t xml:space="preserve"> </w:t>
-      </w:r>
-      <w:r>
-        <w:t xml:space="preserve">and</w:t>
-      </w:r>
-      <w:r>
-        <w:t xml:space="preserve"> </w:t>
-      </w:r>
-      <w:r>
-        <w:rPr>
-          <w:rStyle w:val="VerbatimChar"/>
-        </w:rPr>
-        <w:t xml:space="preserve">/api/orders/confirm</w:t>
-      </w:r>
-      <w:r>
-        <w:t xml:space="preserve"> </w:t>
-      </w:r>
-      <w:r>
-        <w:t xml:space="preserve">require a valid, unexpired token.</w:t>
+          <w:b/>
+          <w:bCs/>
+        </w:rPr>
+        <w:t xml:space="preserve">Tap an unregistered card</w:t>
+      </w:r>
+      <w:r>
+        <w:t xml:space="preserve"> </w:t>
+      </w:r>
+      <w:r>
+        <w:t xml:space="preserve">→ they enter their</w:t>
+      </w:r>
+      <w:r>
+        <w:t xml:space="preserve"> </w:t>
+      </w:r>
+      <w:r>
+        <w:rPr>
+          <w:b/>
+          <w:bCs/>
+        </w:rPr>
+        <w:t xml:space="preserve">Stress website email</w:t>
+      </w:r>
+      <w:r>
+        <w:t xml:space="preserve"> </w:t>
+      </w:r>
+      <w:r>
+        <w:t xml:space="preserve">→ they</w:t>
+      </w:r>
+      <w:r>
+        <w:t xml:space="preserve"> </w:t>
+      </w:r>
+      <w:r>
+        <w:t xml:space="preserve">get a verification email → they click</w:t>
+      </w:r>
+      <w:r>
+        <w:t xml:space="preserve"> </w:t>
+      </w:r>
+      <w:r>
+        <w:rPr>
+          <w:b/>
+          <w:bCs/>
+        </w:rPr>
+        <w:t xml:space="preserve">Yes, link my card</w:t>
+      </w:r>
+      <w:r>
+        <w:t xml:space="preserve"> </w:t>
+      </w:r>
+      <w:r>
+        <w:t xml:space="preserve">on their phone →</w:t>
+      </w:r>
+      <w:r>
+        <w:t xml:space="preserve"> </w:t>
+      </w:r>
+      <w:r>
+        <w:t xml:space="preserve">the card is linked. They then tap again at the kiosk to shop.</w:t>
       </w:r>
     </w:p>
     <w:p>
@@ -17844,73 +18036,101 @@
         </w:numPr>
       </w:pPr>
       <w:r>
-        <w:t xml:space="preserve">The member's first name is returned</w:t>
-      </w:r>
-      <w:r>
-        <w:t xml:space="preserve"> </w:t>
-      </w:r>
-      <w:r>
         <w:rPr>
           <w:b/>
           <w:bCs/>
         </w:rPr>
-        <w:t xml:space="preserve">only</w:t>
-      </w:r>
-      <w:r>
-        <w:t xml:space="preserve"> </w:t>
-      </w:r>
-      <w:r>
-        <w:t xml:space="preserve">by the token-scoped cart endpoint —</w:t>
-      </w:r>
-      <w:r>
-        <w:t xml:space="preserve"> </w:t>
-      </w:r>
-      <w:r>
-        <w:t xml:space="preserve">never by the public scan endpoint.</w:t>
-      </w:r>
-    </w:p>
-    <w:p>
-      <w:pPr>
-        <w:pStyle w:val="Compact"/>
-        <w:numPr>
-          <w:ilvl w:val="0"/>
-          <w:numId w:val="1035"/>
-        </w:numPr>
-      </w:pPr>
+        <w:t xml:space="preserve">"Email not found"</w:t>
+      </w:r>
+      <w:r>
+        <w:t xml:space="preserve"> </w:t>
+      </w:r>
+      <w:r>
+        <w:t xml:space="preserve">→ they typed an email that isn't a member's. They should</w:t>
+      </w:r>
+      <w:r>
+        <w:t xml:space="preserve"> </w:t>
+      </w:r>
+      <w:r>
+        <w:t xml:space="preserve">use the email they log into the Stress website with. Persisting issues → board.</w:t>
+      </w:r>
+    </w:p>
+    <w:p>
+      <w:r>
+        <w:br w:type="page"/>
+      </w:r>
+    </w:p>
+    <w:bookmarkEnd w:id="124"/>
+    <w:bookmarkEnd w:id="125"/>
+    <w:bookmarkStart w:id="139" w:name="security-model"/>
+    <w:p>
+      <w:pPr>
+        <w:pStyle w:val="Heading1"/>
+      </w:pPr>
+      <w:r>
+        <w:t xml:space="preserve">Security Model</w:t>
+      </w:r>
+    </w:p>
+    <w:p>
+      <w:pPr>
+        <w:pStyle w:val="FirstParagraph"/>
+      </w:pPr>
+      <w:r>
+        <w:t xml:space="preserve">The guiding rule:</w:t>
+      </w:r>
+      <w:r>
+        <w:t xml:space="preserve"> </w:t>
+      </w:r>
       <w:r>
         <w:rPr>
           <w:b/>
           <w:bCs/>
         </w:rPr>
-        <w:t xml:space="preserve">Idle auto-reset:</w:t>
-      </w:r>
-      <w:r>
-        <w:t xml:space="preserve"> </w:t>
-      </w:r>
-      <w:r>
-        <w:t xml:space="preserve">the shop page deletes the session and returns to the tap</w:t>
-      </w:r>
-      <w:r>
-        <w:t xml:space="preserve"> </w:t>
-      </w:r>
-      <w:r>
-        <w:t xml:space="preserve">screen after ~60 s of inactivity (with a 15 s warning), so a member who walks</w:t>
-      </w:r>
-      <w:r>
-        <w:t xml:space="preserve"> </w:t>
-      </w:r>
-      <w:r>
-        <w:t xml:space="preserve">away can't leave their account open for the next person.</w:t>
-      </w:r>
-    </w:p>
-    <w:bookmarkEnd w:id="125"/>
-    <w:bookmarkStart w:id="126" w:name="card-verification"/>
+        <w:t xml:space="preserve">no member or internal data is reachable without a valid</w:t>
+      </w:r>
+      <w:r>
+        <w:rPr>
+          <w:b/>
+          <w:bCs/>
+        </w:rPr>
+        <w:t xml:space="preserve"> </w:t>
+      </w:r>
+      <w:r>
+        <w:rPr>
+          <w:b/>
+          <w:bCs/>
+        </w:rPr>
+        <w:t xml:space="preserve">session.</w:t>
+      </w:r>
+      <w:r>
+        <w:t xml:space="preserve"> </w:t>
+      </w:r>
+      <w:r>
+        <w:t xml:space="preserve">This document explains how that's enforced and the deliberate</w:t>
+      </w:r>
+      <w:r>
+        <w:t xml:space="preserve"> </w:t>
+      </w:r>
+      <w:r>
+        <w:t xml:space="preserve">trade-offs made for a shared, physical kiosk.</w:t>
+      </w:r>
+    </w:p>
+    <w:bookmarkStart w:id="129" w:name="authentication--authorisation"/>
+    <w:p>
+      <w:pPr>
+        <w:pStyle w:val="Heading2"/>
+      </w:pPr>
+      <w:r>
+        <w:t xml:space="preserve">Authentication &amp; authorisation</w:t>
+      </w:r>
+    </w:p>
+    <w:bookmarkStart w:id="126" w:name="admin"/>
     <w:p>
       <w:pPr>
         <w:pStyle w:val="Heading3"/>
       </w:pPr>
       <w:r>
-        <w:t xml:space="preserve">Card verification</w:t>
+        <w:t xml:space="preserve">Admin</w:t>
       </w:r>
     </w:p>
     <w:p>
@@ -17922,16 +18142,56 @@
         </w:numPr>
       </w:pPr>
       <w:r>
-        <w:rPr>
-          <w:rStyle w:val="VerbatimChar"/>
-        </w:rPr>
-        <w:t xml:space="preserve">CardRegistration</w:t>
-      </w:r>
-      <w:r>
-        <w:t xml:space="preserve"> </w:t>
-      </w:r>
-      <w:r>
-        <w:t xml:space="preserve">tokens are single-use and expire in 15 minutes.</w:t>
+        <w:t xml:space="preserve">Login (</w:t>
+      </w:r>
+      <w:r>
+        <w:rPr>
+          <w:rStyle w:val="VerbatimChar"/>
+        </w:rPr>
+        <w:t xml:space="preserve">POST /api/auth/login</w:t>
+      </w:r>
+      <w:r>
+        <w:t xml:space="preserve">) verifies a bcrypt password and sets an</w:t>
+      </w:r>
+      <w:r>
+        <w:t xml:space="preserve"> </w:t>
+      </w:r>
+      <w:r>
+        <w:rPr>
+          <w:b/>
+          <w:bCs/>
+        </w:rPr>
+        <w:t xml:space="preserve">httpOnly</w:t>
+      </w:r>
+      <w:r>
+        <w:t xml:space="preserve"> </w:t>
+      </w:r>
+      <w:r>
+        <w:rPr>
+          <w:rStyle w:val="VerbatimChar"/>
+        </w:rPr>
+        <w:t xml:space="preserve">session</w:t>
+      </w:r>
+      <w:r>
+        <w:t xml:space="preserve"> </w:t>
+      </w:r>
+      <w:r>
+        <w:t xml:space="preserve">cookie (7-day</w:t>
+      </w:r>
+      <w:r>
+        <w:t xml:space="preserve"> </w:t>
+      </w:r>
+      <w:r>
+        <w:rPr>
+          <w:rStyle w:val="VerbatimChar"/>
+        </w:rPr>
+        <w:t xml:space="preserve">Session</w:t>
+      </w:r>
+      <w:r>
+        <w:t xml:space="preserve"> </w:t>
+      </w:r>
+      <w:r>
+        <w:t xml:space="preserve">row).</w:t>
       </w:r>
     </w:p>
     <w:p>
@@ -17944,22 +18204,79 @@
       </w:pPr>
       <w:r>
         <w:rPr>
+          <w:rStyle w:val="VerbatimChar"/>
+        </w:rPr>
+        <w:t xml:space="preserve">requireAdmin()</w:t>
+      </w:r>
+      <w:r>
+        <w:t xml:space="preserve"> </w:t>
+      </w:r>
+      <w:r>
+        <w:t xml:space="preserve">(</w:t>
+      </w:r>
+      <w:r>
+        <w:rPr>
+          <w:rStyle w:val="VerbatimChar"/>
+        </w:rPr>
+        <w:t xml:space="preserve">src/lib/auth.ts</w:t>
+      </w:r>
+      <w:r>
+        <w:t xml:space="preserve">) loads the session, checks it isn't expired,</w:t>
+      </w:r>
+      <w:r>
+        <w:t xml:space="preserve"> </w:t>
+      </w:r>
+      <w:r>
+        <w:t xml:space="preserve">and checks</w:t>
+      </w:r>
+      <w:r>
+        <w:t xml:space="preserve"> </w:t>
+      </w:r>
+      <w:r>
+        <w:rPr>
+          <w:rStyle w:val="VerbatimChar"/>
+        </w:rPr>
+        <w:t xml:space="preserve">role === "ADMIN"</w:t>
+      </w:r>
+      <w:r>
+        <w:t xml:space="preserve">.</w:t>
+      </w:r>
+      <w:r>
+        <w:t xml:space="preserve"> </w:t>
+      </w:r>
+      <w:r>
+        <w:rPr>
           <w:b/>
           <w:bCs/>
         </w:rPr>
-        <w:t xml:space="preserve">GET shows, POST acts:</w:t>
-      </w:r>
-      <w:r>
-        <w:t xml:space="preserve"> </w:t>
-      </w:r>
-      <w:r>
-        <w:t xml:space="preserve">the verification link is a GET that only renders a</w:t>
-      </w:r>
-      <w:r>
-        <w:t xml:space="preserve"> </w:t>
-      </w:r>
-      <w:r>
-        <w:t xml:space="preserve">confirmation page; the card is linked only by the subsequent POST. This defeats</w:t>
+        <w:t xml:space="preserve">Every</w:t>
+      </w:r>
+      <w:r>
+        <w:t xml:space="preserve"> </w:t>
+      </w:r>
+      <w:r>
+        <w:rPr>
+          <w:rStyle w:val="VerbatimChar"/>
+        </w:rPr>
+        <w:t xml:space="preserve">/api/admin/*</w:t>
+      </w:r>
+      <w:r>
+        <w:t xml:space="preserve"> </w:t>
+      </w:r>
+      <w:r>
+        <w:t xml:space="preserve">handler calls it.</w:t>
+      </w:r>
+    </w:p>
+    <w:p>
+      <w:pPr>
+        <w:pStyle w:val="Compact"/>
+        <w:numPr>
+          <w:ilvl w:val="0"/>
+          <w:numId w:val="1036"/>
+        </w:numPr>
+      </w:pPr>
+      <w:r>
+        <w:t xml:space="preserve">The admin pages are gated by a</w:t>
       </w:r>
       <w:r>
         <w:t xml:space="preserve"> </w:t>
@@ -17969,6 +18286,377 @@
           <w:b/>
           <w:bCs/>
         </w:rPr>
+        <w:t xml:space="preserve">server-side layout</w:t>
+      </w:r>
+      <w:r>
+        <w:t xml:space="preserve"> </w:t>
+      </w:r>
+      <w:r>
+        <w:t xml:space="preserve">(</w:t>
+      </w:r>
+      <w:r>
+        <w:rPr>
+          <w:rStyle w:val="VerbatimChar"/>
+        </w:rPr>
+        <w:t xml:space="preserve">requireAdmin()</w:t>
+      </w:r>
+      <w:r>
+        <w:t xml:space="preserve"> </w:t>
+      </w:r>
+      <w:r>
+        <w:t xml:space="preserve">→</w:t>
+      </w:r>
+      <w:r>
+        <w:t xml:space="preserve"> </w:t>
+      </w:r>
+      <w:r>
+        <w:rPr>
+          <w:rStyle w:val="VerbatimChar"/>
+        </w:rPr>
+        <w:t xml:space="preserve">redirect("/admin/login")</w:t>
+      </w:r>
+      <w:r>
+        <w:t xml:space="preserve">), so unauthenticated users never receive page HTML</w:t>
+      </w:r>
+      <w:r>
+        <w:t xml:space="preserve"> </w:t>
+      </w:r>
+      <w:r>
+        <w:t xml:space="preserve">or data — only a redirect.</w:t>
+      </w:r>
+    </w:p>
+    <w:p>
+      <w:pPr>
+        <w:pStyle w:val="Compact"/>
+        <w:numPr>
+          <w:ilvl w:val="0"/>
+          <w:numId w:val="1036"/>
+        </w:numPr>
+      </w:pPr>
+      <w:r>
+        <w:t xml:space="preserve">Middleware (</w:t>
+      </w:r>
+      <w:r>
+        <w:rPr>
+          <w:rStyle w:val="VerbatimChar"/>
+        </w:rPr>
+        <w:t xml:space="preserve">src/middleware.ts</w:t>
+      </w:r>
+      <w:r>
+        <w:t xml:space="preserve">) additionally requires the cookie to be present</w:t>
+      </w:r>
+      <w:r>
+        <w:t xml:space="preserve"> </w:t>
+      </w:r>
+      <w:r>
+        <w:t xml:space="preserve">on</w:t>
+      </w:r>
+      <w:r>
+        <w:t xml:space="preserve"> </w:t>
+      </w:r>
+      <w:r>
+        <w:rPr>
+          <w:rStyle w:val="VerbatimChar"/>
+        </w:rPr>
+        <w:t xml:space="preserve">/admin/*</w:t>
+      </w:r>
+      <w:r>
+        <w:t xml:space="preserve"> </w:t>
+      </w:r>
+      <w:r>
+        <w:t xml:space="preserve">and</w:t>
+      </w:r>
+      <w:r>
+        <w:t xml:space="preserve"> </w:t>
+      </w:r>
+      <w:r>
+        <w:rPr>
+          <w:rStyle w:val="VerbatimChar"/>
+        </w:rPr>
+        <w:t xml:space="preserve">/api/admin/*</w:t>
+      </w:r>
+      <w:r>
+        <w:t xml:space="preserve">. This is a fast pre-check; the real validation</w:t>
+      </w:r>
+      <w:r>
+        <w:t xml:space="preserve"> </w:t>
+      </w:r>
+      <w:r>
+        <w:t xml:space="preserve">is</w:t>
+      </w:r>
+      <w:r>
+        <w:t xml:space="preserve"> </w:t>
+      </w:r>
+      <w:r>
+        <w:rPr>
+          <w:rStyle w:val="VerbatimChar"/>
+        </w:rPr>
+        <w:t xml:space="preserve">requireAdmin()</w:t>
+      </w:r>
+      <w:r>
+        <w:t xml:space="preserve"> </w:t>
+      </w:r>
+      <w:r>
+        <w:t xml:space="preserve">(a forged/expired cookie passes middleware but is rejected</w:t>
+      </w:r>
+      <w:r>
+        <w:t xml:space="preserve"> </w:t>
+      </w:r>
+      <w:r>
+        <w:t xml:space="preserve">by the handler).</w:t>
+      </w:r>
+    </w:p>
+    <w:bookmarkEnd w:id="126"/>
+    <w:bookmarkStart w:id="127" w:name="shop-members"/>
+    <w:p>
+      <w:pPr>
+        <w:pStyle w:val="Heading3"/>
+      </w:pPr>
+      <w:r>
+        <w:t xml:space="preserve">Shop (members)</w:t>
+      </w:r>
+    </w:p>
+    <w:p>
+      <w:pPr>
+        <w:pStyle w:val="Compact"/>
+        <w:numPr>
+          <w:ilvl w:val="0"/>
+          <w:numId w:val="1037"/>
+        </w:numPr>
+      </w:pPr>
+      <w:r>
+        <w:t xml:space="preserve">A</w:t>
+      </w:r>
+      <w:r>
+        <w:t xml:space="preserve"> </w:t>
+      </w:r>
+      <w:r>
+        <w:rPr>
+          <w:rStyle w:val="VerbatimChar"/>
+        </w:rPr>
+        <w:t xml:space="preserve">ShopSession</w:t>
+      </w:r>
+      <w:r>
+        <w:t xml:space="preserve"> </w:t>
+      </w:r>
+      <w:r>
+        <w:t xml:space="preserve">token (random cuid) is created only by a</w:t>
+      </w:r>
+      <w:r>
+        <w:t xml:space="preserve"> </w:t>
+      </w:r>
+      <w:r>
+        <w:rPr>
+          <w:b/>
+          <w:bCs/>
+        </w:rPr>
+        <w:t xml:space="preserve">physical card tap</w:t>
+      </w:r>
+      <w:r>
+        <w:t xml:space="preserve"> </w:t>
+      </w:r>
+      <w:r>
+        <w:t xml:space="preserve">or an admin's</w:t>
+      </w:r>
+      <w:r>
+        <w:t xml:space="preserve"> </w:t>
+      </w:r>
+      <w:r>
+        <w:rPr>
+          <w:b/>
+          <w:bCs/>
+        </w:rPr>
+        <w:t xml:space="preserve">Enter store</w:t>
+      </w:r>
+      <w:r>
+        <w:t xml:space="preserve">. It lives in the</w:t>
+      </w:r>
+      <w:r>
+        <w:t xml:space="preserve"> </w:t>
+      </w:r>
+      <w:r>
+        <w:rPr>
+          <w:rStyle w:val="VerbatimChar"/>
+        </w:rPr>
+        <w:t xml:space="preserve">/shop/&lt;token&gt;</w:t>
+      </w:r>
+      <w:r>
+        <w:t xml:space="preserve"> </w:t>
+      </w:r>
+      <w:r>
+        <w:t xml:space="preserve">URL.</w:t>
+      </w:r>
+    </w:p>
+    <w:p>
+      <w:pPr>
+        <w:pStyle w:val="Compact"/>
+        <w:numPr>
+          <w:ilvl w:val="0"/>
+          <w:numId w:val="1037"/>
+        </w:numPr>
+      </w:pPr>
+      <w:r>
+        <w:rPr>
+          <w:rStyle w:val="VerbatimChar"/>
+        </w:rPr>
+        <w:t xml:space="preserve">/api/cart</w:t>
+      </w:r>
+      <w:r>
+        <w:t xml:space="preserve"> </w:t>
+      </w:r>
+      <w:r>
+        <w:t xml:space="preserve">and</w:t>
+      </w:r>
+      <w:r>
+        <w:t xml:space="preserve"> </w:t>
+      </w:r>
+      <w:r>
+        <w:rPr>
+          <w:rStyle w:val="VerbatimChar"/>
+        </w:rPr>
+        <w:t xml:space="preserve">/api/orders/confirm</w:t>
+      </w:r>
+      <w:r>
+        <w:t xml:space="preserve"> </w:t>
+      </w:r>
+      <w:r>
+        <w:t xml:space="preserve">require a valid, unexpired token.</w:t>
+      </w:r>
+    </w:p>
+    <w:p>
+      <w:pPr>
+        <w:pStyle w:val="Compact"/>
+        <w:numPr>
+          <w:ilvl w:val="0"/>
+          <w:numId w:val="1037"/>
+        </w:numPr>
+      </w:pPr>
+      <w:r>
+        <w:t xml:space="preserve">The member's first name is returned</w:t>
+      </w:r>
+      <w:r>
+        <w:t xml:space="preserve"> </w:t>
+      </w:r>
+      <w:r>
+        <w:rPr>
+          <w:b/>
+          <w:bCs/>
+        </w:rPr>
+        <w:t xml:space="preserve">only</w:t>
+      </w:r>
+      <w:r>
+        <w:t xml:space="preserve"> </w:t>
+      </w:r>
+      <w:r>
+        <w:t xml:space="preserve">by the token-scoped cart endpoint —</w:t>
+      </w:r>
+      <w:r>
+        <w:t xml:space="preserve"> </w:t>
+      </w:r>
+      <w:r>
+        <w:t xml:space="preserve">never by the public scan endpoint.</w:t>
+      </w:r>
+    </w:p>
+    <w:p>
+      <w:pPr>
+        <w:pStyle w:val="Compact"/>
+        <w:numPr>
+          <w:ilvl w:val="0"/>
+          <w:numId w:val="1037"/>
+        </w:numPr>
+      </w:pPr>
+      <w:r>
+        <w:rPr>
+          <w:b/>
+          <w:bCs/>
+        </w:rPr>
+        <w:t xml:space="preserve">Idle auto-reset:</w:t>
+      </w:r>
+      <w:r>
+        <w:t xml:space="preserve"> </w:t>
+      </w:r>
+      <w:r>
+        <w:t xml:space="preserve">the shop page deletes the session and returns to the tap</w:t>
+      </w:r>
+      <w:r>
+        <w:t xml:space="preserve"> </w:t>
+      </w:r>
+      <w:r>
+        <w:t xml:space="preserve">screen after ~60 s of inactivity (with a 15 s warning), so a member who walks</w:t>
+      </w:r>
+      <w:r>
+        <w:t xml:space="preserve"> </w:t>
+      </w:r>
+      <w:r>
+        <w:t xml:space="preserve">away can't leave their account open for the next person.</w:t>
+      </w:r>
+    </w:p>
+    <w:bookmarkEnd w:id="127"/>
+    <w:bookmarkStart w:id="128" w:name="card-verification"/>
+    <w:p>
+      <w:pPr>
+        <w:pStyle w:val="Heading3"/>
+      </w:pPr>
+      <w:r>
+        <w:t xml:space="preserve">Card verification</w:t>
+      </w:r>
+    </w:p>
+    <w:p>
+      <w:pPr>
+        <w:pStyle w:val="Compact"/>
+        <w:numPr>
+          <w:ilvl w:val="0"/>
+          <w:numId w:val="1038"/>
+        </w:numPr>
+      </w:pPr>
+      <w:r>
+        <w:rPr>
+          <w:rStyle w:val="VerbatimChar"/>
+        </w:rPr>
+        <w:t xml:space="preserve">CardRegistration</w:t>
+      </w:r>
+      <w:r>
+        <w:t xml:space="preserve"> </w:t>
+      </w:r>
+      <w:r>
+        <w:t xml:space="preserve">tokens are single-use and expire in 15 minutes.</w:t>
+      </w:r>
+    </w:p>
+    <w:p>
+      <w:pPr>
+        <w:pStyle w:val="Compact"/>
+        <w:numPr>
+          <w:ilvl w:val="0"/>
+          <w:numId w:val="1038"/>
+        </w:numPr>
+      </w:pPr>
+      <w:r>
+        <w:rPr>
+          <w:b/>
+          <w:bCs/>
+        </w:rPr>
+        <w:t xml:space="preserve">GET shows, POST acts:</w:t>
+      </w:r>
+      <w:r>
+        <w:t xml:space="preserve"> </w:t>
+      </w:r>
+      <w:r>
+        <w:t xml:space="preserve">the verification link is a GET that only renders a</w:t>
+      </w:r>
+      <w:r>
+        <w:t xml:space="preserve"> </w:t>
+      </w:r>
+      <w:r>
+        <w:t xml:space="preserve">confirmation page; the card is linked only by the subsequent POST. This defeats</w:t>
+      </w:r>
+      <w:r>
+        <w:t xml:space="preserve"> </w:t>
+      </w:r>
+      <w:r>
+        <w:rPr>
+          <w:b/>
+          <w:bCs/>
+        </w:rPr>
         <w:t xml:space="preserve">email-client link pre-fetching</w:t>
       </w:r>
       <w:r>
@@ -17990,9 +18678,9 @@
         <w:t xml:space="preserve">member clicked.</w:t>
       </w:r>
     </w:p>
-    <w:bookmarkEnd w:id="126"/>
-    <w:bookmarkEnd w:id="127"/>
-    <w:bookmarkStart w:id="128" w:name="X77f42a2852d9dd86410b0545fad3e0fbb180833"/>
+    <w:bookmarkEnd w:id="128"/>
+    <w:bookmarkEnd w:id="129"/>
+    <w:bookmarkStart w:id="130" w:name="X77f42a2852d9dd86410b0545fad3e0fbb180833"/>
     <w:p>
       <w:pPr>
         <w:pStyle w:val="Heading2"/>
@@ -18206,8 +18894,8 @@
         </w:tc>
       </w:tr>
     </w:tbl>
-    <w:bookmarkEnd w:id="128"/>
-    <w:bookmarkStart w:id="129" w:name="rate-limiting"/>
+    <w:bookmarkEnd w:id="130"/>
+    <w:bookmarkStart w:id="131" w:name="rate-limiting"/>
     <w:p>
       <w:pPr>
         <w:pStyle w:val="Heading2"/>
@@ -18302,8 +18990,8 @@
         <w:t xml:space="preserve">a shared store (e.g. Redis).</w:t>
       </w:r>
     </w:p>
-    <w:bookmarkEnd w:id="129"/>
-    <w:bookmarkStart w:id="130" w:name="injection--output-safety"/>
+    <w:bookmarkEnd w:id="131"/>
+    <w:bookmarkStart w:id="132" w:name="injection--output-safety"/>
     <w:p>
       <w:pPr>
         <w:pStyle w:val="Heading2"/>
@@ -18315,480 +19003,428 @@
     <w:p>
       <w:pPr>
         <w:pStyle w:val="Compact"/>
-        <w:numPr>
-          <w:ilvl w:val="0"/>
-          <w:numId w:val="1037"/>
-        </w:numPr>
-      </w:pPr>
-      <w:r>
-        <w:t xml:space="preserve">React escapes all interpolated values in the kiosk/shop/admin pages.</w:t>
-      </w:r>
-    </w:p>
-    <w:p>
-      <w:pPr>
-        <w:pStyle w:val="Compact"/>
-        <w:numPr>
-          <w:ilvl w:val="0"/>
-          <w:numId w:val="1037"/>
-        </w:numPr>
-      </w:pPr>
-      <w:r>
-        <w:t xml:space="preserve">The card-verify pages are</w:t>
-      </w:r>
-      <w:r>
-        <w:t xml:space="preserve"> </w:t>
-      </w:r>
-      <w:r>
-        <w:rPr>
-          <w:b/>
-          <w:bCs/>
-        </w:rPr>
-        <w:t xml:space="preserve">hand-built HTML</w:t>
-      </w:r>
-      <w:r>
-        <w:t xml:space="preserve">, so member names and tokens are</w:t>
-      </w:r>
-      <w:r>
-        <w:t xml:space="preserve"> </w:t>
-      </w:r>
-      <w:r>
-        <w:t xml:space="preserve">passed through</w:t>
-      </w:r>
-      <w:r>
-        <w:t xml:space="preserve"> </w:t>
-      </w:r>
-      <w:r>
-        <w:rPr>
-          <w:rStyle w:val="VerbatimChar"/>
-        </w:rPr>
-        <w:t xml:space="preserve">escapeHtml()</w:t>
-      </w:r>
-      <w:r>
-        <w:t xml:space="preserve"> </w:t>
-      </w:r>
-      <w:r>
-        <w:t xml:space="preserve">before interpolation (prevents stored XSS from a</w:t>
-      </w:r>
-      <w:r>
-        <w:t xml:space="preserve"> </w:t>
-      </w:r>
-      <w:r>
-        <w:t xml:space="preserve">name synced out of Congressus).</w:t>
-      </w:r>
-    </w:p>
-    <w:p>
-      <w:pPr>
-        <w:pStyle w:val="Compact"/>
-        <w:numPr>
-          <w:ilvl w:val="0"/>
-          <w:numId w:val="1037"/>
-        </w:numPr>
-      </w:pPr>
-      <w:r>
-        <w:t xml:space="preserve">Those pages declare</w:t>
-      </w:r>
-      <w:r>
-        <w:t xml:space="preserve"> </w:t>
-      </w:r>
-      <w:r>
-        <w:rPr>
-          <w:rStyle w:val="VerbatimChar"/>
-        </w:rPr>
-        <w:t xml:space="preserve">charset=utf-8</w:t>
-      </w:r>
-      <w:r>
-        <w:t xml:space="preserve"> </w:t>
-      </w:r>
-      <w:r>
-        <w:t xml:space="preserve">(header + meta) so emoji/diacritics render</w:t>
-      </w:r>
-      <w:r>
-        <w:t xml:space="preserve"> </w:t>
-      </w:r>
-      <w:r>
-        <w:t xml:space="preserve">correctly.</w:t>
-      </w:r>
-    </w:p>
-    <w:bookmarkEnd w:id="130"/>
-    <w:bookmarkStart w:id="134" w:name="deliberate-trade-offs"/>
-    <w:p>
-      <w:pPr>
-        <w:pStyle w:val="Heading2"/>
-      </w:pPr>
-      <w:r>
-        <w:t xml:space="preserve">Deliberate trade-offs</w:t>
-      </w:r>
-    </w:p>
-    <w:bookmarkStart w:id="131" w:name="card-uids-arent-secret"/>
-    <w:p>
-      <w:pPr>
-        <w:pStyle w:val="Heading3"/>
-      </w:pPr>
-      <w:r>
-        <w:t xml:space="preserve">Card UIDs aren't secret</w:t>
-      </w:r>
-    </w:p>
-    <w:p>
-      <w:pPr>
-        <w:pStyle w:val="FirstParagraph"/>
-      </w:pPr>
-      <w:r>
-        <w:t xml:space="preserve">Any NFC reader can read a card UID, and the scan endpoint is necessarily</w:t>
-      </w:r>
-      <w:r>
-        <w:t xml:space="preserve"> </w:t>
-      </w:r>
-      <w:r>
-        <w:t xml:space="preserve">unauthenticated (the kiosk is a public web page). Mitigations: the scan endpoint</w:t>
-      </w:r>
-      <w:r>
-        <w:t xml:space="preserve"> </w:t>
-      </w:r>
-      <w:r>
-        <w:t xml:space="preserve">returns no member data and is rate-limited. For stronger protection, restrict</w:t>
-      </w:r>
-      <w:r>
-        <w:t xml:space="preserve"> </w:t>
-      </w:r>
-      <w:r>
-        <w:rPr>
-          <w:rStyle w:val="VerbatimChar"/>
-        </w:rPr>
-        <w:t xml:space="preserve">/api/card/scan</w:t>
-      </w:r>
-      <w:r>
-        <w:t xml:space="preserve"> </w:t>
-      </w:r>
-      <w:r>
-        <w:t xml:space="preserve">to the kiosk's IP at the network layer.</w:t>
-      </w:r>
-    </w:p>
-    <w:bookmarkEnd w:id="131"/>
-    <w:bookmarkStart w:id="132" w:name="email-not-found-vs-enumeration"/>
-    <w:p>
-      <w:pPr>
-        <w:pStyle w:val="Heading3"/>
-      </w:pPr>
-      <w:r>
-        <w:t xml:space="preserve">"Email not found" vs enumeration</w:t>
-      </w:r>
-    </w:p>
-    <w:p>
-      <w:pPr>
-        <w:pStyle w:val="FirstParagraph"/>
-      </w:pPr>
-      <w:r>
-        <w:t xml:space="preserve">The card-registration flow tells a user when their email matches no member</w:t>
-      </w:r>
-      <w:r>
-        <w:t xml:space="preserve"> </w:t>
-      </w:r>
-      <w:r>
-        <w:t xml:space="preserve">("Email not found"). This</w:t>
-      </w:r>
-      <w:r>
-        <w:t xml:space="preserve"> </w:t>
-      </w:r>
-      <w:r>
-        <w:rPr>
-          <w:b/>
-          <w:bCs/>
-        </w:rPr>
-        <w:t xml:space="preserve">re-introduces some email-enumeration ability</w:t>
-      </w:r>
-      <w:r>
-        <w:t xml:space="preserve"> </w:t>
-      </w:r>
-      <w:r>
-        <w:t xml:space="preserve">that a</w:t>
-      </w:r>
-      <w:r>
-        <w:t xml:space="preserve"> </w:t>
-      </w:r>
-      <w:r>
-        <w:t xml:space="preserve">uniform response would prevent. It was a conscious product choice: confused</w:t>
-      </w:r>
-      <w:r>
-        <w:t xml:space="preserve"> </w:t>
-      </w:r>
-      <w:r>
-        <w:t xml:space="preserve">members not knowing why nothing happened is a real problem at a kiosk, the kiosk</w:t>
-      </w:r>
-      <w:r>
-        <w:t xml:space="preserve"> </w:t>
-      </w:r>
-      <w:r>
-        <w:t xml:space="preserve">is physical, and the endpoint is rate-limited. If enumeration resistance becomes</w:t>
-      </w:r>
-      <w:r>
-        <w:t xml:space="preserve"> </w:t>
-      </w:r>
-      <w:r>
-        <w:t xml:space="preserve">more important than this UX, revert</w:t>
-      </w:r>
-      <w:r>
-        <w:t xml:space="preserve"> </w:t>
-      </w:r>
-      <w:r>
-        <w:rPr>
-          <w:rStyle w:val="VerbatimChar"/>
-        </w:rPr>
-        <w:t xml:space="preserve">card/register</w:t>
-      </w:r>
-      <w:r>
-        <w:t xml:space="preserve"> </w:t>
-      </w:r>
-      <w:r>
-        <w:t xml:space="preserve">to a uniform</w:t>
-      </w:r>
-      <w:r>
-        <w:t xml:space="preserve"> </w:t>
-      </w:r>
-      <w:r>
-        <w:rPr>
-          <w:rStyle w:val="VerbatimChar"/>
-        </w:rPr>
-        <w:t xml:space="preserve">{ ok: true }</w:t>
-      </w:r>
-      <w:r>
-        <w:t xml:space="preserve">.</w:t>
-      </w:r>
-    </w:p>
-    <w:bookmarkEnd w:id="132"/>
-    <w:bookmarkStart w:id="133" w:name="shop-token-is-a-bearer-token-in-the-url"/>
-    <w:p>
-      <w:pPr>
-        <w:pStyle w:val="Heading3"/>
-      </w:pPr>
-      <w:r>
-        <w:t xml:space="preserve">Shop token is a bearer token in the URL</w:t>
-      </w:r>
-    </w:p>
-    <w:p>
-      <w:pPr>
-        <w:pStyle w:val="FirstParagraph"/>
-      </w:pPr>
-      <w:r>
-        <w:t xml:space="preserve">Anyone holding a live</w:t>
-      </w:r>
-      <w:r>
-        <w:t xml:space="preserve"> </w:t>
-      </w:r>
-      <w:r>
-        <w:rPr>
-          <w:rStyle w:val="VerbatimChar"/>
-        </w:rPr>
-        <w:t xml:space="preserve">/shop/&lt;token&gt;</w:t>
-      </w:r>
-      <w:r>
-        <w:t xml:space="preserve"> </w:t>
-      </w:r>
-      <w:r>
-        <w:t xml:space="preserve">URL can act as that member until it expires</w:t>
-      </w:r>
-      <w:r>
-        <w:t xml:space="preserve"> </w:t>
-      </w:r>
-      <w:r>
-        <w:t xml:space="preserve">(10 min) or the order is confirmed. Tokens are random and per-tap (a new one each</w:t>
-      </w:r>
-      <w:r>
-        <w:t xml:space="preserve"> </w:t>
-      </w:r>
-      <w:r>
-        <w:t xml:space="preserve">scan), so they can't be guessed or reused. The idle auto-reset and short lifetime</w:t>
-      </w:r>
-      <w:r>
-        <w:t xml:space="preserve"> </w:t>
-      </w:r>
-      <w:r>
-        <w:t xml:space="preserve">bound the exposure. Stronger options (not currently implemented): move the token</w:t>
-      </w:r>
-      <w:r>
-        <w:t xml:space="preserve"> </w:t>
-      </w:r>
-      <w:r>
-        <w:t xml:space="preserve">into an httpOnly cookie so it can't be shared via URL, or use a crypto-random</w:t>
-      </w:r>
-      <w:r>
-        <w:t xml:space="preserve"> </w:t>
-      </w:r>
-      <w:r>
-        <w:t xml:space="preserve">token instead of a cuid.</w:t>
-      </w:r>
-    </w:p>
-    <w:bookmarkEnd w:id="133"/>
-    <w:bookmarkEnd w:id="134"/>
-    <w:bookmarkStart w:id="135" w:name="prohibited--careful-operations"/>
-    <w:p>
-      <w:pPr>
-        <w:pStyle w:val="Heading2"/>
-      </w:pPr>
-      <w:r>
-        <w:t xml:space="preserve">Prohibited / careful operations</w:t>
-      </w:r>
-    </w:p>
-    <w:p>
-      <w:pPr>
-        <w:pStyle w:val="Compact"/>
-        <w:numPr>
-          <w:ilvl w:val="0"/>
-          <w:numId w:val="1038"/>
-        </w:numPr>
-      </w:pPr>
-      <w:r>
-        <w:rPr>
-          <w:b/>
-          <w:bCs/>
-        </w:rPr>
-        <w:t xml:space="preserve">Member deletion</w:t>
-      </w:r>
-      <w:r>
-        <w:t xml:space="preserve"> </w:t>
-      </w:r>
-      <w:r>
-        <w:t xml:space="preserve">is blocked while invoices exist.</w:t>
-      </w:r>
-    </w:p>
-    <w:p>
-      <w:pPr>
-        <w:pStyle w:val="Compact"/>
-        <w:numPr>
-          <w:ilvl w:val="0"/>
-          <w:numId w:val="1038"/>
-        </w:numPr>
-      </w:pPr>
-      <w:r>
-        <w:rPr>
-          <w:b/>
-          <w:bCs/>
-        </w:rPr>
-        <w:t xml:space="preserve">Invoice edit/delete</w:t>
-      </w:r>
-      <w:r>
-        <w:t xml:space="preserve"> </w:t>
-      </w:r>
-      <w:r>
-        <w:t xml:space="preserve">is blocked once an invoice is</w:t>
-      </w:r>
-      <w:r>
-        <w:t xml:space="preserve"> </w:t>
-      </w:r>
-      <w:r>
-        <w:rPr>
-          <w:rStyle w:val="VerbatimChar"/>
-        </w:rPr>
-        <w:t xml:space="preserve">EXPORTED</w:t>
-      </w:r>
-      <w:r>
-        <w:t xml:space="preserve"> </w:t>
-      </w:r>
-      <w:r>
-        <w:t xml:space="preserve">(already billed</w:t>
-      </w:r>
-      <w:r>
-        <w:t xml:space="preserve"> </w:t>
-      </w:r>
-      <w:r>
-        <w:t xml:space="preserve">in Congressus).</w:t>
-      </w:r>
-    </w:p>
-    <w:p>
-      <w:pPr>
-        <w:pStyle w:val="Compact"/>
-        <w:numPr>
-          <w:ilvl w:val="0"/>
-          <w:numId w:val="1038"/>
-        </w:numPr>
-      </w:pPr>
-      <w:r>
-        <w:rPr>
-          <w:b/>
-          <w:bCs/>
-        </w:rPr>
-        <w:t xml:space="preserve">Bulk invoice clearing</w:t>
-      </w:r>
-      <w:r>
-        <w:t xml:space="preserve"> </w:t>
-      </w:r>
-      <w:r>
-        <w:t xml:space="preserve">requires a double confirmation in the UI and is</w:t>
-      </w:r>
-      <w:r>
-        <w:t xml:space="preserve"> </w:t>
-      </w:r>
-      <w:r>
-        <w:t xml:space="preserve">intended for test-data cleanup only.</w:t>
-      </w:r>
-    </w:p>
-    <w:bookmarkEnd w:id="135"/>
-    <w:bookmarkStart w:id="136" w:name="audit-checklist"/>
-    <w:p>
-      <w:pPr>
-        <w:pStyle w:val="Heading2"/>
-      </w:pPr>
-      <w:r>
-        <w:t xml:space="preserve">Audit checklist</w:t>
-      </w:r>
-    </w:p>
-    <w:p>
-      <w:pPr>
-        <w:pStyle w:val="FirstParagraph"/>
-      </w:pPr>
-      <w:r>
-        <w:t xml:space="preserve">When adding a new endpoint:</w:t>
-      </w:r>
-    </w:p>
-    <w:p>
-      <w:pPr>
         <w:numPr>
           <w:ilvl w:val="0"/>
           <w:numId w:val="1039"/>
         </w:numPr>
       </w:pPr>
       <w:r>
-        <w:t xml:space="preserve">Does it touch member/admin data? → call</w:t>
-      </w:r>
-      <w:r>
-        <w:t xml:space="preserve"> </w:t>
-      </w:r>
-      <w:r>
-        <w:rPr>
-          <w:rStyle w:val="VerbatimChar"/>
-        </w:rPr>
-        <w:t xml:space="preserve">requireAdmin()</w:t>
-      </w:r>
-      <w:r>
-        <w:t xml:space="preserve"> </w:t>
-      </w:r>
-      <w:r>
-        <w:t xml:space="preserve">(admin) or validate a token (shop/registration).</w:t>
-      </w:r>
-    </w:p>
-    <w:p>
-      <w:pPr>
+        <w:t xml:space="preserve">React escapes all interpolated values in the kiosk/shop/admin pages.</w:t>
+      </w:r>
+    </w:p>
+    <w:p>
+      <w:pPr>
+        <w:pStyle w:val="Compact"/>
+        <w:numPr>
+          <w:ilvl w:val="0"/>
+          <w:numId w:val="1039"/>
+        </w:numPr>
+      </w:pPr>
+      <w:r>
+        <w:t xml:space="preserve">The card-verify pages are</w:t>
+      </w:r>
+      <w:r>
+        <w:t xml:space="preserve"> </w:t>
+      </w:r>
+      <w:r>
+        <w:rPr>
+          <w:b/>
+          <w:bCs/>
+        </w:rPr>
+        <w:t xml:space="preserve">hand-built HTML</w:t>
+      </w:r>
+      <w:r>
+        <w:t xml:space="preserve">, so member names and tokens are</w:t>
+      </w:r>
+      <w:r>
+        <w:t xml:space="preserve"> </w:t>
+      </w:r>
+      <w:r>
+        <w:t xml:space="preserve">passed through</w:t>
+      </w:r>
+      <w:r>
+        <w:t xml:space="preserve"> </w:t>
+      </w:r>
+      <w:r>
+        <w:rPr>
+          <w:rStyle w:val="VerbatimChar"/>
+        </w:rPr>
+        <w:t xml:space="preserve">escapeHtml()</w:t>
+      </w:r>
+      <w:r>
+        <w:t xml:space="preserve"> </w:t>
+      </w:r>
+      <w:r>
+        <w:t xml:space="preserve">before interpolation (prevents stored XSS from a</w:t>
+      </w:r>
+      <w:r>
+        <w:t xml:space="preserve"> </w:t>
+      </w:r>
+      <w:r>
+        <w:t xml:space="preserve">name synced out of Congressus).</w:t>
+      </w:r>
+    </w:p>
+    <w:p>
+      <w:pPr>
+        <w:pStyle w:val="Compact"/>
+        <w:numPr>
+          <w:ilvl w:val="0"/>
+          <w:numId w:val="1039"/>
+        </w:numPr>
+      </w:pPr>
+      <w:r>
+        <w:t xml:space="preserve">Those pages declare</w:t>
+      </w:r>
+      <w:r>
+        <w:t xml:space="preserve"> </w:t>
+      </w:r>
+      <w:r>
+        <w:rPr>
+          <w:rStyle w:val="VerbatimChar"/>
+        </w:rPr>
+        <w:t xml:space="preserve">charset=utf-8</w:t>
+      </w:r>
+      <w:r>
+        <w:t xml:space="preserve"> </w:t>
+      </w:r>
+      <w:r>
+        <w:t xml:space="preserve">(header + meta) so emoji/diacritics render</w:t>
+      </w:r>
+      <w:r>
+        <w:t xml:space="preserve"> </w:t>
+      </w:r>
+      <w:r>
+        <w:t xml:space="preserve">correctly.</w:t>
+      </w:r>
+    </w:p>
+    <w:bookmarkEnd w:id="132"/>
+    <w:bookmarkStart w:id="136" w:name="deliberate-trade-offs"/>
+    <w:p>
+      <w:pPr>
+        <w:pStyle w:val="Heading2"/>
+      </w:pPr>
+      <w:r>
+        <w:t xml:space="preserve">Deliberate trade-offs</w:t>
+      </w:r>
+    </w:p>
+    <w:bookmarkStart w:id="133" w:name="card-uids-arent-secret"/>
+    <w:p>
+      <w:pPr>
+        <w:pStyle w:val="Heading3"/>
+      </w:pPr>
+      <w:r>
+        <w:t xml:space="preserve">Card UIDs aren't secret</w:t>
+      </w:r>
+    </w:p>
+    <w:p>
+      <w:pPr>
+        <w:pStyle w:val="FirstParagraph"/>
+      </w:pPr>
+      <w:r>
+        <w:t xml:space="preserve">Any NFC reader can read a card UID, and the scan endpoint is necessarily</w:t>
+      </w:r>
+      <w:r>
+        <w:t xml:space="preserve"> </w:t>
+      </w:r>
+      <w:r>
+        <w:t xml:space="preserve">unauthenticated (the kiosk is a public web page). Mitigations: the scan endpoint</w:t>
+      </w:r>
+      <w:r>
+        <w:t xml:space="preserve"> </w:t>
+      </w:r>
+      <w:r>
+        <w:t xml:space="preserve">returns no member data and is rate-limited. For stronger protection, restrict</w:t>
+      </w:r>
+      <w:r>
+        <w:t xml:space="preserve"> </w:t>
+      </w:r>
+      <w:r>
+        <w:rPr>
+          <w:rStyle w:val="VerbatimChar"/>
+        </w:rPr>
+        <w:t xml:space="preserve">/api/card/scan</w:t>
+      </w:r>
+      <w:r>
+        <w:t xml:space="preserve"> </w:t>
+      </w:r>
+      <w:r>
+        <w:t xml:space="preserve">to the kiosk's IP at the network layer.</w:t>
+      </w:r>
+    </w:p>
+    <w:bookmarkEnd w:id="133"/>
+    <w:bookmarkStart w:id="134" w:name="email-not-found-vs-enumeration"/>
+    <w:p>
+      <w:pPr>
+        <w:pStyle w:val="Heading3"/>
+      </w:pPr>
+      <w:r>
+        <w:t xml:space="preserve">"Email not found" vs enumeration</w:t>
+      </w:r>
+    </w:p>
+    <w:p>
+      <w:pPr>
+        <w:pStyle w:val="FirstParagraph"/>
+      </w:pPr>
+      <w:r>
+        <w:t xml:space="preserve">The card-registration flow tells a user when their email matches no member</w:t>
+      </w:r>
+      <w:r>
+        <w:t xml:space="preserve"> </w:t>
+      </w:r>
+      <w:r>
+        <w:t xml:space="preserve">("Email not found"). This</w:t>
+      </w:r>
+      <w:r>
+        <w:t xml:space="preserve"> </w:t>
+      </w:r>
+      <w:r>
+        <w:rPr>
+          <w:b/>
+          <w:bCs/>
+        </w:rPr>
+        <w:t xml:space="preserve">re-introduces some email-enumeration ability</w:t>
+      </w:r>
+      <w:r>
+        <w:t xml:space="preserve"> </w:t>
+      </w:r>
+      <w:r>
+        <w:t xml:space="preserve">that a</w:t>
+      </w:r>
+      <w:r>
+        <w:t xml:space="preserve"> </w:t>
+      </w:r>
+      <w:r>
+        <w:t xml:space="preserve">uniform response would prevent. It was a conscious product choice: confused</w:t>
+      </w:r>
+      <w:r>
+        <w:t xml:space="preserve"> </w:t>
+      </w:r>
+      <w:r>
+        <w:t xml:space="preserve">members not knowing why nothing happened is a real problem at a kiosk, the kiosk</w:t>
+      </w:r>
+      <w:r>
+        <w:t xml:space="preserve"> </w:t>
+      </w:r>
+      <w:r>
+        <w:t xml:space="preserve">is physical, and the endpoint is rate-limited. If enumeration resistance becomes</w:t>
+      </w:r>
+      <w:r>
+        <w:t xml:space="preserve"> </w:t>
+      </w:r>
+      <w:r>
+        <w:t xml:space="preserve">more important than this UX, revert</w:t>
+      </w:r>
+      <w:r>
+        <w:t xml:space="preserve"> </w:t>
+      </w:r>
+      <w:r>
+        <w:rPr>
+          <w:rStyle w:val="VerbatimChar"/>
+        </w:rPr>
+        <w:t xml:space="preserve">card/register</w:t>
+      </w:r>
+      <w:r>
+        <w:t xml:space="preserve"> </w:t>
+      </w:r>
+      <w:r>
+        <w:t xml:space="preserve">to a uniform</w:t>
+      </w:r>
+      <w:r>
+        <w:t xml:space="preserve"> </w:t>
+      </w:r>
+      <w:r>
+        <w:rPr>
+          <w:rStyle w:val="VerbatimChar"/>
+        </w:rPr>
+        <w:t xml:space="preserve">{ ok: true }</w:t>
+      </w:r>
+      <w:r>
+        <w:t xml:space="preserve">.</w:t>
+      </w:r>
+    </w:p>
+    <w:bookmarkEnd w:id="134"/>
+    <w:bookmarkStart w:id="135" w:name="shop-token-is-a-bearer-token-in-the-url"/>
+    <w:p>
+      <w:pPr>
+        <w:pStyle w:val="Heading3"/>
+      </w:pPr>
+      <w:r>
+        <w:t xml:space="preserve">Shop token is a bearer token in the URL</w:t>
+      </w:r>
+    </w:p>
+    <w:p>
+      <w:pPr>
+        <w:pStyle w:val="FirstParagraph"/>
+      </w:pPr>
+      <w:r>
+        <w:t xml:space="preserve">Anyone holding a live</w:t>
+      </w:r>
+      <w:r>
+        <w:t xml:space="preserve"> </w:t>
+      </w:r>
+      <w:r>
+        <w:rPr>
+          <w:rStyle w:val="VerbatimChar"/>
+        </w:rPr>
+        <w:t xml:space="preserve">/shop/&lt;token&gt;</w:t>
+      </w:r>
+      <w:r>
+        <w:t xml:space="preserve"> </w:t>
+      </w:r>
+      <w:r>
+        <w:t xml:space="preserve">URL can act as that member until it expires</w:t>
+      </w:r>
+      <w:r>
+        <w:t xml:space="preserve"> </w:t>
+      </w:r>
+      <w:r>
+        <w:t xml:space="preserve">(10 min) or the order is confirmed. Tokens are random and per-tap (a new one each</w:t>
+      </w:r>
+      <w:r>
+        <w:t xml:space="preserve"> </w:t>
+      </w:r>
+      <w:r>
+        <w:t xml:space="preserve">scan), so they can't be guessed or reused. The idle auto-reset and short lifetime</w:t>
+      </w:r>
+      <w:r>
+        <w:t xml:space="preserve"> </w:t>
+      </w:r>
+      <w:r>
+        <w:t xml:space="preserve">bound the exposure. Stronger options (not currently implemented): move the token</w:t>
+      </w:r>
+      <w:r>
+        <w:t xml:space="preserve"> </w:t>
+      </w:r>
+      <w:r>
+        <w:t xml:space="preserve">into an httpOnly cookie so it can't be shared via URL, or use a crypto-random</w:t>
+      </w:r>
+      <w:r>
+        <w:t xml:space="preserve"> </w:t>
+      </w:r>
+      <w:r>
+        <w:t xml:space="preserve">token instead of a cuid.</w:t>
+      </w:r>
+    </w:p>
+    <w:bookmarkEnd w:id="135"/>
+    <w:bookmarkEnd w:id="136"/>
+    <w:bookmarkStart w:id="137" w:name="prohibited--careful-operations"/>
+    <w:p>
+      <w:pPr>
+        <w:pStyle w:val="Heading2"/>
+      </w:pPr>
+      <w:r>
+        <w:t xml:space="preserve">Prohibited / careful operations</w:t>
+      </w:r>
+    </w:p>
+    <w:p>
+      <w:pPr>
+        <w:pStyle w:val="Compact"/>
         <w:numPr>
           <w:ilvl w:val="0"/>
           <w:numId w:val="1040"/>
         </w:numPr>
       </w:pPr>
       <w:r>
-        <w:t xml:space="preserve">Does it return more fields than the caller needs? →</w:t>
-      </w:r>
-      <w:r>
-        <w:t xml:space="preserve"> </w:t>
-      </w:r>
-      <w:r>
-        <w:rPr>
-          <w:rStyle w:val="VerbatimChar"/>
-        </w:rPr>
-        <w:t xml:space="preserve">select</w:t>
-      </w:r>
-      <w:r>
-        <w:t xml:space="preserve"> </w:t>
-      </w:r>
-      <w:r>
-        <w:t xml:space="preserve">only what's required.</w:t>
+        <w:rPr>
+          <w:b/>
+          <w:bCs/>
+        </w:rPr>
+        <w:t xml:space="preserve">Member deletion</w:t>
+      </w:r>
+      <w:r>
+        <w:t xml:space="preserve"> </w:t>
+      </w:r>
+      <w:r>
+        <w:t xml:space="preserve">is blocked while invoices exist.</w:t>
+      </w:r>
+    </w:p>
+    <w:p>
+      <w:pPr>
+        <w:pStyle w:val="Compact"/>
+        <w:numPr>
+          <w:ilvl w:val="0"/>
+          <w:numId w:val="1040"/>
+        </w:numPr>
+      </w:pPr>
+      <w:r>
+        <w:rPr>
+          <w:b/>
+          <w:bCs/>
+        </w:rPr>
+        <w:t xml:space="preserve">Invoice edit/delete</w:t>
+      </w:r>
+      <w:r>
+        <w:t xml:space="preserve"> </w:t>
+      </w:r>
+      <w:r>
+        <w:t xml:space="preserve">is blocked once an invoice is</w:t>
+      </w:r>
+      <w:r>
+        <w:t xml:space="preserve"> </w:t>
+      </w:r>
+      <w:r>
+        <w:rPr>
+          <w:rStyle w:val="VerbatimChar"/>
+        </w:rPr>
+        <w:t xml:space="preserve">EXPORTED</w:t>
+      </w:r>
+      <w:r>
+        <w:t xml:space="preserve"> </w:t>
+      </w:r>
+      <w:r>
+        <w:t xml:space="preserve">(already billed</w:t>
+      </w:r>
+      <w:r>
+        <w:t xml:space="preserve"> </w:t>
+      </w:r>
+      <w:r>
+        <w:t xml:space="preserve">in Congressus).</w:t>
+      </w:r>
+    </w:p>
+    <w:p>
+      <w:pPr>
+        <w:pStyle w:val="Compact"/>
+        <w:numPr>
+          <w:ilvl w:val="0"/>
+          <w:numId w:val="1040"/>
+        </w:numPr>
+      </w:pPr>
+      <w:r>
+        <w:rPr>
+          <w:b/>
+          <w:bCs/>
+        </w:rPr>
+        <w:t xml:space="preserve">Bulk invoice clearing</w:t>
+      </w:r>
+      <w:r>
+        <w:t xml:space="preserve"> </w:t>
+      </w:r>
+      <w:r>
+        <w:t xml:space="preserve">requires a double confirmation in the UI and is</w:t>
+      </w:r>
+      <w:r>
+        <w:t xml:space="preserve"> </w:t>
+      </w:r>
+      <w:r>
+        <w:t xml:space="preserve">intended for test-data cleanup only.</w:t>
+      </w:r>
+    </w:p>
+    <w:bookmarkEnd w:id="137"/>
+    <w:bookmarkStart w:id="138" w:name="audit-checklist"/>
+    <w:p>
+      <w:pPr>
+        <w:pStyle w:val="Heading2"/>
+      </w:pPr>
+      <w:r>
+        <w:t xml:space="preserve">Audit checklist</w:t>
+      </w:r>
+    </w:p>
+    <w:p>
+      <w:pPr>
+        <w:pStyle w:val="FirstParagraph"/>
+      </w:pPr>
+      <w:r>
+        <w:t xml:space="preserve">When adding a new endpoint:</w:t>
       </w:r>
     </w:p>
     <w:p>
@@ -18799,7 +19435,22 @@
         </w:numPr>
       </w:pPr>
       <w:r>
-        <w:t xml:space="preserve">Is it public and write-capable or enumeration-prone? → add rate limiting.</w:t>
+        <w:t xml:space="preserve">Does it touch member/admin data? → call</w:t>
+      </w:r>
+      <w:r>
+        <w:t xml:space="preserve"> </w:t>
+      </w:r>
+      <w:r>
+        <w:rPr>
+          <w:rStyle w:val="VerbatimChar"/>
+        </w:rPr>
+        <w:t xml:space="preserve">requireAdmin()</w:t>
+      </w:r>
+      <w:r>
+        <w:t xml:space="preserve"> </w:t>
+      </w:r>
+      <w:r>
+        <w:t xml:space="preserve">(admin) or validate a token (shop/registration).</w:t>
       </w:r>
     </w:p>
     <w:p>
@@ -18810,7 +19461,22 @@
         </w:numPr>
       </w:pPr>
       <w:r>
-        <w:t xml:space="preserve">Does it render raw HTML with external data? → escape it.</w:t>
+        <w:t xml:space="preserve">Does it return more fields than the caller needs? →</w:t>
+      </w:r>
+      <w:r>
+        <w:t xml:space="preserve"> </w:t>
+      </w:r>
+      <w:r>
+        <w:rPr>
+          <w:rStyle w:val="VerbatimChar"/>
+        </w:rPr>
+        <w:t xml:space="preserve">select</w:t>
+      </w:r>
+      <w:r>
+        <w:t xml:space="preserve"> </w:t>
+      </w:r>
+      <w:r>
+        <w:t xml:space="preserve">only what's required.</w:t>
       </w:r>
     </w:p>
     <w:p>
@@ -18821,6 +19487,28 @@
         </w:numPr>
       </w:pPr>
       <w:r>
+        <w:t xml:space="preserve">Is it public and write-capable or enumeration-prone? → add rate limiting.</w:t>
+      </w:r>
+    </w:p>
+    <w:p>
+      <w:pPr>
+        <w:numPr>
+          <w:ilvl w:val="0"/>
+          <w:numId w:val="1044"/>
+        </w:numPr>
+      </w:pPr>
+      <w:r>
+        <w:t xml:space="preserve">Does it render raw HTML with external data? → escape it.</w:t>
+      </w:r>
+    </w:p>
+    <w:p>
+      <w:pPr>
+        <w:numPr>
+          <w:ilvl w:val="0"/>
+          <w:numId w:val="1045"/>
+        </w:numPr>
+      </w:pPr>
+      <w:r>
         <w:t xml:space="preserve">Verify at runtime: unauthenticated</w:t>
       </w:r>
       <w:r>
@@ -18840,8 +19528,8 @@
         <w:t xml:space="preserve">forged-cookie requests both get 401/redirect.</w:t>
       </w:r>
     </w:p>
-    <w:bookmarkEnd w:id="136"/>
-    <w:bookmarkEnd w:id="137"/>
+    <w:bookmarkEnd w:id="138"/>
+    <w:bookmarkEnd w:id="139"/>
     <w:sectPr>
       <w:footnotePr>
         <w:numRestart w:val="eachSect"/>
@@ -19382,34 +20070,7 @@
     </w:lvlOverride>
   </w:num>
   <w:num w:numId="1019">
-    <w:abstractNumId w:val="99411"/>
-    <w:lvlOverride w:ilvl="0">
-      <w:startOverride w:val="1"/>
-    </w:lvlOverride>
-    <w:lvlOverride w:ilvl="1">
-      <w:startOverride w:val="1"/>
-    </w:lvlOverride>
-    <w:lvlOverride w:ilvl="2">
-      <w:startOverride w:val="1"/>
-    </w:lvlOverride>
-    <w:lvlOverride w:ilvl="3">
-      <w:startOverride w:val="1"/>
-    </w:lvlOverride>
-    <w:lvlOverride w:ilvl="4">
-      <w:startOverride w:val="1"/>
-    </w:lvlOverride>
-    <w:lvlOverride w:ilvl="5">
-      <w:startOverride w:val="1"/>
-    </w:lvlOverride>
-    <w:lvlOverride w:ilvl="6">
-      <w:startOverride w:val="1"/>
-    </w:lvlOverride>
-    <w:lvlOverride w:ilvl="7">
-      <w:startOverride w:val="1"/>
-    </w:lvlOverride>
-    <w:lvlOverride w:ilvl="8">
-      <w:startOverride w:val="1"/>
-    </w:lvlOverride>
+    <w:abstractNumId w:val="991"/>
   </w:num>
   <w:num w:numId="1020">
     <w:abstractNumId w:val="99411"/>
@@ -19442,7 +20103,34 @@
     </w:lvlOverride>
   </w:num>
   <w:num w:numId="1021">
-    <w:abstractNumId w:val="991"/>
+    <w:abstractNumId w:val="99411"/>
+    <w:lvlOverride w:ilvl="0">
+      <w:startOverride w:val="1"/>
+    </w:lvlOverride>
+    <w:lvlOverride w:ilvl="1">
+      <w:startOverride w:val="1"/>
+    </w:lvlOverride>
+    <w:lvlOverride w:ilvl="2">
+      <w:startOverride w:val="1"/>
+    </w:lvlOverride>
+    <w:lvlOverride w:ilvl="3">
+      <w:startOverride w:val="1"/>
+    </w:lvlOverride>
+    <w:lvlOverride w:ilvl="4">
+      <w:startOverride w:val="1"/>
+    </w:lvlOverride>
+    <w:lvlOverride w:ilvl="5">
+      <w:startOverride w:val="1"/>
+    </w:lvlOverride>
+    <w:lvlOverride w:ilvl="6">
+      <w:startOverride w:val="1"/>
+    </w:lvlOverride>
+    <w:lvlOverride w:ilvl="7">
+      <w:startOverride w:val="1"/>
+    </w:lvlOverride>
+    <w:lvlOverride w:ilvl="8">
+      <w:startOverride w:val="1"/>
+    </w:lvlOverride>
   </w:num>
   <w:num w:numId="1022">
     <w:abstractNumId w:val="99411"/>
@@ -19478,9 +20166,6 @@
     <w:abstractNumId w:val="991"/>
   </w:num>
   <w:num w:numId="1024">
-    <w:abstractNumId w:val="991"/>
-  </w:num>
-  <w:num w:numId="1025">
     <w:abstractNumId w:val="99411"/>
     <w:lvlOverride w:ilvl="0">
       <w:startOverride w:val="1"/>
@@ -19510,25 +20195,13 @@
       <w:startOverride w:val="1"/>
     </w:lvlOverride>
   </w:num>
+  <w:num w:numId="1025">
+    <w:abstractNumId w:val="991"/>
+  </w:num>
   <w:num w:numId="1026">
     <w:abstractNumId w:val="991"/>
   </w:num>
   <w:num w:numId="1027">
-    <w:abstractNumId w:val="991"/>
-  </w:num>
-  <w:num w:numId="1028">
-    <w:abstractNumId w:val="991"/>
-  </w:num>
-  <w:num w:numId="1029">
-    <w:abstractNumId w:val="991"/>
-  </w:num>
-  <w:num w:numId="1030">
-    <w:abstractNumId w:val="991"/>
-  </w:num>
-  <w:num w:numId="1031">
-    <w:abstractNumId w:val="991"/>
-  </w:num>
-  <w:num w:numId="1032">
     <w:abstractNumId w:val="99411"/>
     <w:lvlOverride w:ilvl="0">
       <w:startOverride w:val="1"/>
@@ -19558,11 +20231,53 @@
       <w:startOverride w:val="1"/>
     </w:lvlOverride>
   </w:num>
+  <w:num w:numId="1028">
+    <w:abstractNumId w:val="991"/>
+  </w:num>
+  <w:num w:numId="1029">
+    <w:abstractNumId w:val="991"/>
+  </w:num>
+  <w:num w:numId="1030">
+    <w:abstractNumId w:val="991"/>
+  </w:num>
+  <w:num w:numId="1031">
+    <w:abstractNumId w:val="991"/>
+  </w:num>
+  <w:num w:numId="1032">
+    <w:abstractNumId w:val="991"/>
+  </w:num>
   <w:num w:numId="1033">
     <w:abstractNumId w:val="991"/>
   </w:num>
   <w:num w:numId="1034">
-    <w:abstractNumId w:val="991"/>
+    <w:abstractNumId w:val="99411"/>
+    <w:lvlOverride w:ilvl="0">
+      <w:startOverride w:val="1"/>
+    </w:lvlOverride>
+    <w:lvlOverride w:ilvl="1">
+      <w:startOverride w:val="1"/>
+    </w:lvlOverride>
+    <w:lvlOverride w:ilvl="2">
+      <w:startOverride w:val="1"/>
+    </w:lvlOverride>
+    <w:lvlOverride w:ilvl="3">
+      <w:startOverride w:val="1"/>
+    </w:lvlOverride>
+    <w:lvlOverride w:ilvl="4">
+      <w:startOverride w:val="1"/>
+    </w:lvlOverride>
+    <w:lvlOverride w:ilvl="5">
+      <w:startOverride w:val="1"/>
+    </w:lvlOverride>
+    <w:lvlOverride w:ilvl="6">
+      <w:startOverride w:val="1"/>
+    </w:lvlOverride>
+    <w:lvlOverride w:ilvl="7">
+      <w:startOverride w:val="1"/>
+    </w:lvlOverride>
+    <w:lvlOverride w:ilvl="8">
+      <w:startOverride w:val="1"/>
+    </w:lvlOverride>
   </w:num>
   <w:num w:numId="1035">
     <w:abstractNumId w:val="991"/>
@@ -19577,10 +20292,10 @@
     <w:abstractNumId w:val="991"/>
   </w:num>
   <w:num w:numId="1039">
-    <w:abstractNumId w:val="992"/>
+    <w:abstractNumId w:val="991"/>
   </w:num>
   <w:num w:numId="1040">
-    <w:abstractNumId w:val="992"/>
+    <w:abstractNumId w:val="991"/>
   </w:num>
   <w:num w:numId="1041">
     <w:abstractNumId w:val="992"/>
@@ -19589,6 +20304,12 @@
     <w:abstractNumId w:val="992"/>
   </w:num>
   <w:num w:numId="1043">
+    <w:abstractNumId w:val="992"/>
+  </w:num>
+  <w:num w:numId="1044">
+    <w:abstractNumId w:val="992"/>
+  </w:num>
+  <w:num w:numId="1045">
     <w:abstractNumId w:val="992"/>
   </w:num>
 </w:numbering>

--- a/docs/SSS-Documentation.docx
+++ b/docs/SSS-Documentation.docx
@@ -13841,25 +13841,49 @@
           <w:b/>
           <w:bCs/>
         </w:rPr>
-        <w:t xml:space="preserve">UID format must match.</w:t>
-      </w:r>
-      <w:r>
-        <w:t xml:space="preserve"> </w:t>
-      </w:r>
-      <w:r>
-        <w:t xml:space="preserve">A card is matched by the exact UID stored when it</w:t>
-      </w:r>
-      <w:r>
-        <w:t xml:space="preserve"> </w:t>
-      </w:r>
-      <w:r>
-        <w:t xml:space="preserve">was registered. If some cards are registered on the laptop (Arago) and others on</w:t>
-      </w:r>
-      <w:r>
-        <w:t xml:space="preserve"> </w:t>
-      </w:r>
-      <w:r>
-        <w:t xml:space="preserve">the iPad (HID reader), make sure both output the UID in the</w:t>
+        <w:t xml:space="preserve">UID format must match across readers.</w:t>
+      </w:r>
+      <w:r>
+        <w:t xml:space="preserve"> </w:t>
+      </w:r>
+      <w:r>
+        <w:t xml:space="preserve">A card is matched by the UID stored</w:t>
+      </w:r>
+      <w:r>
+        <w:t xml:space="preserve"> </w:t>
+      </w:r>
+      <w:r>
+        <w:t xml:space="preserve">when it was registered, so a UID read on the laptop and the iPad must canonicalise</w:t>
+      </w:r>
+      <w:r>
+        <w:t xml:space="preserve"> </w:t>
+      </w:r>
+      <w:r>
+        <w:t xml:space="preserve">to the same value.</w:t>
+      </w:r>
+      <w:r>
+        <w:t xml:space="preserve"> </w:t>
+      </w:r>
+      <w:r>
+        <w:rPr>
+          <w:rStyle w:val="VerbatimChar"/>
+        </w:rPr>
+        <w:t xml:space="preserve">normalizeUid()</w:t>
+      </w:r>
+      <w:r>
+        <w:t xml:space="preserve"> </w:t>
+      </w:r>
+      <w:r>
+        <w:t xml:space="preserve">(</w:t>
+      </w:r>
+      <w:r>
+        <w:rPr>
+          <w:rStyle w:val="VerbatimChar"/>
+        </w:rPr>
+        <w:t xml:space="preserve">src/lib/card.ts</w:t>
+      </w:r>
+      <w:r>
+        <w:t xml:space="preserve">) already makes</w:t>
       </w:r>
       <w:r>
         <w:t xml:space="preserve"> </w:t>
@@ -13869,37 +13893,55 @@
           <w:b/>
           <w:bCs/>
         </w:rPr>
-        <w:t xml:space="preserve">same format</w:t>
-      </w:r>
-      <w:r>
-        <w:t xml:space="preserve"> </w:t>
-      </w:r>
-      <w:r>
-        <w:t xml:space="preserve">(e.g. uppercase hex, same byte order), or a card registered on one won't be</w:t>
-      </w:r>
-      <w:r>
-        <w:t xml:space="preserve"> </w:t>
-      </w:r>
-      <w:r>
-        <w:t xml:space="preserve">recognised on the other.</w:t>
-      </w:r>
-    </w:p>
-    <w:bookmarkEnd w:id="101"/>
-    <w:bookmarkStart w:id="102" w:name="laptop-kiosk-arago-websocket"/>
-    <w:p>
-      <w:pPr>
-        <w:pStyle w:val="Heading2"/>
-      </w:pPr>
-      <w:r>
-        <w:t xml:space="preserve">Laptop kiosk (Arago WebSocket)</w:t>
-      </w:r>
-    </w:p>
-    <w:p>
-      <w:pPr>
-        <w:pStyle w:val="FirstParagraph"/>
-      </w:pPr>
-      <w:r>
-        <w:t xml:space="preserve">The Arago Card Reader runs on the kiosk laptop and</w:t>
+        <w:t xml:space="preserve">case, separators, and whitespace</w:t>
+      </w:r>
+      <w:r>
+        <w:t xml:space="preserve"> </w:t>
+      </w:r>
+      <w:r>
+        <w:t xml:space="preserve">irrelevant (</w:t>
+      </w:r>
+      <w:r>
+        <w:rPr>
+          <w:rStyle w:val="VerbatimChar"/>
+        </w:rPr>
+        <w:t xml:space="preserve">aa:bb:cc:dd</w:t>
+      </w:r>
+      <w:r>
+        <w:t xml:space="preserve">,</w:t>
+      </w:r>
+      <w:r>
+        <w:t xml:space="preserve"> </w:t>
+      </w:r>
+      <w:r>
+        <w:rPr>
+          <w:rStyle w:val="VerbatimChar"/>
+        </w:rPr>
+        <w:t xml:space="preserve">AA-BB-CC-DD</w:t>
+      </w:r>
+      <w:r>
+        <w:t xml:space="preserve">,</w:t>
+      </w:r>
+      <w:r>
+        <w:t xml:space="preserve"> </w:t>
+      </w:r>
+      <w:r>
+        <w:t xml:space="preserve">and</w:t>
+      </w:r>
+      <w:r>
+        <w:t xml:space="preserve"> </w:t>
+      </w:r>
+      <w:r>
+        <w:rPr>
+          <w:rStyle w:val="VerbatimChar"/>
+        </w:rPr>
+        <w:t xml:space="preserve">AABBCCDD</w:t>
+      </w:r>
+      <w:r>
+        <w:t xml:space="preserve"> </w:t>
+      </w:r>
+      <w:r>
+        <w:t xml:space="preserve">all match). What it can't infer from the string alone is</w:t>
       </w:r>
       <w:r>
         <w:t xml:space="preserve"> </w:t>
@@ -13909,7 +13951,7 @@
           <w:b/>
           <w:bCs/>
         </w:rPr>
-        <w:t xml:space="preserve">broadcasts card taps over a</w:t>
+        <w:t xml:space="preserve">byte</w:t>
       </w:r>
       <w:r>
         <w:rPr>
@@ -13923,37 +13965,68 @@
           <w:b/>
           <w:bCs/>
         </w:rPr>
-        <w:t xml:space="preserve">WebSocket</w:t>
-      </w:r>
-      <w:r>
-        <w:t xml:space="preserve">; the kiosk web page connects to it instead of reading the card</w:t>
-      </w:r>
-      <w:r>
-        <w:t xml:space="preserve"> </w:t>
-      </w:r>
-      <w:r>
-        <w:t xml:space="preserve">directly.</w:t>
-      </w:r>
-    </w:p>
-    <w:bookmarkEnd w:id="102"/>
-    <w:bookmarkStart w:id="103" w:name="how-it-works"/>
-    <w:p>
-      <w:pPr>
-        <w:pStyle w:val="Heading2"/>
-      </w:pPr>
-      <w:r>
-        <w:t xml:space="preserve">How it works</w:t>
-      </w:r>
-    </w:p>
-    <w:p>
-      <w:pPr>
-        <w:pStyle w:val="SourceCode"/>
-      </w:pPr>
-      <w:r>
-        <w:rPr>
-          <w:rStyle w:val="VerbatimChar"/>
-        </w:rPr>
-        <w:t xml:space="preserve">Physical card ──tap──▶ Arago Card Reader (laptop) ──WebSocket──▶ kiosk page (browser)</w:t>
+        <w:t xml:space="preserve">order</w:t>
+      </w:r>
+      <w:r>
+        <w:t xml:space="preserve"> </w:t>
+      </w:r>
+      <w:r>
+        <w:t xml:space="preserve">(</w:t>
+      </w:r>
+      <w:r>
+        <w:rPr>
+          <w:rStyle w:val="VerbatimChar"/>
+        </w:rPr>
+        <w:t xml:space="preserve">AABBCCDD</w:t>
+      </w:r>
+      <w:r>
+        <w:t xml:space="preserve"> </w:t>
+      </w:r>
+      <w:r>
+        <w:t xml:space="preserve">vs</w:t>
+      </w:r>
+      <w:r>
+        <w:t xml:space="preserve"> </w:t>
+      </w:r>
+      <w:r>
+        <w:rPr>
+          <w:rStyle w:val="VerbatimChar"/>
+        </w:rPr>
+        <w:t xml:space="preserve">DDCCBBAA</w:t>
+      </w:r>
+      <w:r>
+        <w:t xml:space="preserve">) or</w:t>
+      </w:r>
+      <w:r>
+        <w:t xml:space="preserve"> </w:t>
+      </w:r>
+      <w:r>
+        <w:rPr>
+          <w:b/>
+          <w:bCs/>
+        </w:rPr>
+        <w:t xml:space="preserve">decimal vs hex</w:t>
+      </w:r>
+      <w:r>
+        <w:t xml:space="preserve"> </w:t>
+      </w:r>
+      <w:r>
+        <w:t xml:space="preserve">output.</w:t>
+      </w:r>
+    </w:p>
+    <w:p>
+      <w:pPr>
+        <w:pStyle w:val="BlockText"/>
+      </w:pPr>
+      <w:r>
+        <w:rPr>
+          <w:b/>
+          <w:bCs/>
+        </w:rPr>
+        <w:t xml:space="preserve">When the HID reader arrives</w:t>
+      </w:r>
+      <w:r>
+        <w:t xml:space="preserve">, confirm the two agree:</w:t>
       </w:r>
     </w:p>
     <w:p>
@@ -13965,19 +14038,29 @@
         </w:numPr>
       </w:pPr>
       <w:r>
-        <w:t xml:space="preserve">The Arago Card Reader runs locally and listens on a WebSocket port (default</w:t>
-      </w:r>
-      <w:r>
-        <w:t xml:space="preserve"> </w:t>
-      </w:r>
-      <w:r>
-        <w:rPr>
-          <w:rStyle w:val="VerbatimChar"/>
-        </w:rPr>
-        <w:t xml:space="preserve">3000</w:t>
-      </w:r>
-      <w:r>
-        <w:t xml:space="preserve">).</w:t>
+        <w:t xml:space="preserve">Take one known card. Scan it on the</w:t>
+      </w:r>
+      <w:r>
+        <w:t xml:space="preserve"> </w:t>
+      </w:r>
+      <w:r>
+        <w:rPr>
+          <w:b/>
+          <w:bCs/>
+        </w:rPr>
+        <w:t xml:space="preserve">Arago laptop</w:t>
+      </w:r>
+      <w:r>
+        <w:t xml:space="preserve"> </w:t>
+      </w:r>
+      <w:r>
+        <w:t xml:space="preserve">reader and note the UID</w:t>
+      </w:r>
+      <w:r>
+        <w:t xml:space="preserve"> </w:t>
+      </w:r>
+      <w:r>
+        <w:t xml:space="preserve">(Members → the card, or the scan logs).</w:t>
       </w:r>
     </w:p>
     <w:p>
@@ -13989,6 +14072,207 @@
         </w:numPr>
       </w:pPr>
       <w:r>
+        <w:t xml:space="preserve">Scan the</w:t>
+      </w:r>
+      <w:r>
+        <w:t xml:space="preserve"> </w:t>
+      </w:r>
+      <w:r>
+        <w:rPr>
+          <w:b/>
+          <w:bCs/>
+        </w:rPr>
+        <w:t xml:space="preserve">same</w:t>
+      </w:r>
+      <w:r>
+        <w:t xml:space="preserve"> </w:t>
+      </w:r>
+      <w:r>
+        <w:t xml:space="preserve">card on the</w:t>
+      </w:r>
+      <w:r>
+        <w:t xml:space="preserve"> </w:t>
+      </w:r>
+      <w:r>
+        <w:rPr>
+          <w:b/>
+          <w:bCs/>
+        </w:rPr>
+        <w:t xml:space="preserve">iPad HID</w:t>
+      </w:r>
+      <w:r>
+        <w:t xml:space="preserve"> </w:t>
+      </w:r>
+      <w:r>
+        <w:t xml:space="preserve">reader (type into a notes field).</w:t>
+      </w:r>
+    </w:p>
+    <w:p>
+      <w:pPr>
+        <w:pStyle w:val="Compact"/>
+        <w:numPr>
+          <w:ilvl w:val="0"/>
+          <w:numId w:val="1021"/>
+        </w:numPr>
+      </w:pPr>
+      <w:r>
+        <w:t xml:space="preserve">If, after ignoring case/separators, the two strings match → done, nothing to do.</w:t>
+      </w:r>
+    </w:p>
+    <w:p>
+      <w:pPr>
+        <w:pStyle w:val="Compact"/>
+        <w:numPr>
+          <w:ilvl w:val="0"/>
+          <w:numId w:val="1021"/>
+        </w:numPr>
+      </w:pPr>
+      <w:r>
+        <w:t xml:space="preserve">If they differ by byte order or decimal/hex, either reconfigure the HID reader</w:t>
+      </w:r>
+      <w:r>
+        <w:t xml:space="preserve"> </w:t>
+      </w:r>
+      <w:r>
+        <w:t xml:space="preserve">to match,</w:t>
+      </w:r>
+      <w:r>
+        <w:t xml:space="preserve"> </w:t>
+      </w:r>
+      <w:r>
+        <w:rPr>
+          <w:b/>
+          <w:bCs/>
+        </w:rPr>
+        <w:t xml:space="preserve">or</w:t>
+      </w:r>
+      <w:r>
+        <w:t xml:space="preserve"> </w:t>
+      </w:r>
+      <w:r>
+        <w:t xml:space="preserve">add the one-line transform in the marked spot in</w:t>
+      </w:r>
+      <w:r>
+        <w:t xml:space="preserve"> </w:t>
+      </w:r>
+      <w:r>
+        <w:rPr>
+          <w:rStyle w:val="VerbatimChar"/>
+        </w:rPr>
+        <w:t xml:space="preserve">normalizeUid()</w:t>
+      </w:r>
+      <w:r>
+        <w:t xml:space="preserve"> </w:t>
+      </w:r>
+      <w:r>
+        <w:t xml:space="preserve">— then every device stays in sync automatically.</w:t>
+      </w:r>
+    </w:p>
+    <w:bookmarkEnd w:id="101"/>
+    <w:bookmarkStart w:id="102" w:name="laptop-kiosk-arago-websocket"/>
+    <w:p>
+      <w:pPr>
+        <w:pStyle w:val="Heading2"/>
+      </w:pPr>
+      <w:r>
+        <w:t xml:space="preserve">Laptop kiosk (Arago WebSocket)</w:t>
+      </w:r>
+    </w:p>
+    <w:p>
+      <w:pPr>
+        <w:pStyle w:val="FirstParagraph"/>
+      </w:pPr>
+      <w:r>
+        <w:t xml:space="preserve">The Arago Card Reader runs on the kiosk laptop and</w:t>
+      </w:r>
+      <w:r>
+        <w:t xml:space="preserve"> </w:t>
+      </w:r>
+      <w:r>
+        <w:rPr>
+          <w:b/>
+          <w:bCs/>
+        </w:rPr>
+        <w:t xml:space="preserve">broadcasts card taps over a</w:t>
+      </w:r>
+      <w:r>
+        <w:rPr>
+          <w:b/>
+          <w:bCs/>
+        </w:rPr>
+        <w:t xml:space="preserve"> </w:t>
+      </w:r>
+      <w:r>
+        <w:rPr>
+          <w:b/>
+          <w:bCs/>
+        </w:rPr>
+        <w:t xml:space="preserve">WebSocket</w:t>
+      </w:r>
+      <w:r>
+        <w:t xml:space="preserve">; the kiosk web page connects to it instead of reading the card</w:t>
+      </w:r>
+      <w:r>
+        <w:t xml:space="preserve"> </w:t>
+      </w:r>
+      <w:r>
+        <w:t xml:space="preserve">directly.</w:t>
+      </w:r>
+    </w:p>
+    <w:bookmarkEnd w:id="102"/>
+    <w:bookmarkStart w:id="103" w:name="how-it-works"/>
+    <w:p>
+      <w:pPr>
+        <w:pStyle w:val="Heading2"/>
+      </w:pPr>
+      <w:r>
+        <w:t xml:space="preserve">How it works</w:t>
+      </w:r>
+    </w:p>
+    <w:p>
+      <w:pPr>
+        <w:pStyle w:val="SourceCode"/>
+      </w:pPr>
+      <w:r>
+        <w:rPr>
+          <w:rStyle w:val="VerbatimChar"/>
+        </w:rPr>
+        <w:t xml:space="preserve">Physical card ──tap──▶ Arago Card Reader (laptop) ──WebSocket──▶ kiosk page (browser)</w:t>
+      </w:r>
+    </w:p>
+    <w:p>
+      <w:pPr>
+        <w:pStyle w:val="Compact"/>
+        <w:numPr>
+          <w:ilvl w:val="0"/>
+          <w:numId w:val="1022"/>
+        </w:numPr>
+      </w:pPr>
+      <w:r>
+        <w:t xml:space="preserve">The Arago Card Reader runs locally and listens on a WebSocket port (default</w:t>
+      </w:r>
+      <w:r>
+        <w:t xml:space="preserve"> </w:t>
+      </w:r>
+      <w:r>
+        <w:rPr>
+          <w:rStyle w:val="VerbatimChar"/>
+        </w:rPr>
+        <w:t xml:space="preserve">3000</w:t>
+      </w:r>
+      <w:r>
+        <w:t xml:space="preserve">).</w:t>
+      </w:r>
+    </w:p>
+    <w:p>
+      <w:pPr>
+        <w:pStyle w:val="Compact"/>
+        <w:numPr>
+          <w:ilvl w:val="0"/>
+          <w:numId w:val="1022"/>
+        </w:numPr>
+      </w:pPr>
+      <w:r>
         <w:t xml:space="preserve">On each tap it broadcasts a JSON message:</w:t>
       </w:r>
     </w:p>
@@ -14126,7 +14410,7 @@
         <w:pStyle w:val="Compact"/>
         <w:numPr>
           <w:ilvl w:val="0"/>
-          <w:numId w:val="1021"/>
+          <w:numId w:val="1022"/>
         </w:numPr>
       </w:pPr>
       <w:r>
@@ -14182,55 +14466,6 @@
       </w:r>
       <w:r>
         <w:t xml:space="preserve">.</w:t>
-      </w:r>
-    </w:p>
-    <w:p>
-      <w:pPr>
-        <w:pStyle w:val="Compact"/>
-        <w:numPr>
-          <w:ilvl w:val="0"/>
-          <w:numId w:val="1021"/>
-        </w:numPr>
-      </w:pPr>
-      <w:r>
-        <w:t xml:space="preserve">A status dot (top-right of the kiosk) shows</w:t>
-      </w:r>
-      <w:r>
-        <w:t xml:space="preserve"> </w:t>
-      </w:r>
-      <w:r>
-        <w:rPr>
-          <w:b/>
-          <w:bCs/>
-        </w:rPr>
-        <w:t xml:space="preserve">Reader connected / Connecting… /</w:t>
-      </w:r>
-      <w:r>
-        <w:rPr>
-          <w:b/>
-          <w:bCs/>
-        </w:rPr>
-        <w:t xml:space="preserve"> </w:t>
-      </w:r>
-      <w:r>
-        <w:rPr>
-          <w:b/>
-          <w:bCs/>
-        </w:rPr>
-        <w:t xml:space="preserve">Reader offline</w:t>
-      </w:r>
-      <w:r>
-        <w:t xml:space="preserve">, and the page auto-reconnects every 3 seconds.</w:t>
-      </w:r>
-    </w:p>
-    <w:bookmarkEnd w:id="103"/>
-    <w:bookmarkStart w:id="106" w:name="kiosk-laptop-setup"/>
-    <w:p>
-      <w:pPr>
-        <w:pStyle w:val="Heading2"/>
-      </w:pPr>
-      <w:r>
-        <w:t xml:space="preserve">Kiosk laptop setup</w:t>
       </w:r>
     </w:p>
     <w:p>
@@ -14242,331 +14477,44 @@
         </w:numPr>
       </w:pPr>
       <w:r>
+        <w:t xml:space="preserve">A status dot (top-right of the kiosk) shows</w:t>
+      </w:r>
+      <w:r>
+        <w:t xml:space="preserve"> </w:t>
+      </w:r>
+      <w:r>
         <w:rPr>
           <w:b/>
           <w:bCs/>
         </w:rPr>
-        <w:t xml:space="preserve">Run the production app in a browser</w:t>
-      </w:r>
-      <w:r>
-        <w:t xml:space="preserve">, full-screen/kiosk mode, pointed at the</w:t>
-      </w:r>
-      <w:r>
-        <w:t xml:space="preserve"> </w:t>
-      </w:r>
-      <w:r>
-        <w:t xml:space="preserve">app's URL (</w:t>
-      </w:r>
-      <w:r>
-        <w:rPr>
-          <w:rStyle w:val="VerbatimChar"/>
-        </w:rPr>
-        <w:t xml:space="preserve">https://51vo.nl</w:t>
-      </w:r>
-      <w:r>
-        <w:t xml:space="preserve">).</w:t>
-      </w:r>
-    </w:p>
-    <w:p>
-      <w:pPr>
-        <w:pStyle w:val="Compact"/>
-        <w:numPr>
-          <w:ilvl w:val="0"/>
-          <w:numId w:val="1022"/>
-        </w:numPr>
-      </w:pPr>
+        <w:t xml:space="preserve">Reader connected / Connecting… /</w:t>
+      </w:r>
       <w:r>
         <w:rPr>
           <w:b/>
           <w:bCs/>
         </w:rPr>
-        <w:t xml:space="preserve">Run the Arago Card Reader</w:t>
-      </w:r>
-      <w:r>
-        <w:t xml:space="preserve"> </w:t>
-      </w:r>
-      <w:r>
-        <w:t xml:space="preserve">on the same laptop (follow its repo's</w:t>
-      </w:r>
-      <w:r>
-        <w:t xml:space="preserve"> </w:t>
-      </w:r>
-      <w:r>
-        <w:t xml:space="preserve">instructions). Note the WebSocket port it uses.</w:t>
-      </w:r>
-    </w:p>
-    <w:p>
-      <w:pPr>
-        <w:pStyle w:val="Compact"/>
-        <w:numPr>
-          <w:ilvl w:val="0"/>
-          <w:numId w:val="1022"/>
-        </w:numPr>
-      </w:pPr>
+        <w:t xml:space="preserve"> </w:t>
+      </w:r>
       <w:r>
         <w:rPr>
           <w:b/>
           <w:bCs/>
         </w:rPr>
-        <w:t xml:space="preserve">Point the kiosk at the reader.</w:t>
-      </w:r>
-      <w:r>
-        <w:t xml:space="preserve"> </w:t>
-      </w:r>
-      <w:r>
-        <w:t xml:space="preserve">The web page reads</w:t>
-      </w:r>
-      <w:r>
-        <w:t xml:space="preserve"> </w:t>
-      </w:r>
-      <w:r>
-        <w:rPr>
-          <w:rStyle w:val="VerbatimChar"/>
-        </w:rPr>
-        <w:t xml:space="preserve">NEXT_PUBLIC_CARD_READER_WS_URL</w:t>
-      </w:r>
-      <w:r>
-        <w:t xml:space="preserve">. Because this is a</w:t>
-      </w:r>
-      <w:r>
-        <w:t xml:space="preserve"> </w:t>
-      </w:r>
-      <w:r>
-        <w:rPr>
-          <w:rStyle w:val="VerbatimChar"/>
-        </w:rPr>
-        <w:t xml:space="preserve">NEXT_PUBLIC_*</w:t>
-      </w:r>
-      <w:r>
-        <w:t xml:space="preserve"> </w:t>
-      </w:r>
-      <w:r>
-        <w:t xml:space="preserve">variable it</w:t>
-      </w:r>
-      <w:r>
-        <w:t xml:space="preserve"> </w:t>
-      </w:r>
-      <w:r>
-        <w:t xml:space="preserve">is</w:t>
-      </w:r>
-      <w:r>
-        <w:t xml:space="preserve"> </w:t>
-      </w:r>
-      <w:r>
-        <w:rPr>
-          <w:b/>
-          <w:bCs/>
-        </w:rPr>
-        <w:t xml:space="preserve">baked in at build time</w:t>
-      </w:r>
-      <w:r>
-        <w:t xml:space="preserve">, so the production build must already contain the</w:t>
-      </w:r>
-      <w:r>
-        <w:t xml:space="preserve"> </w:t>
-      </w:r>
-      <w:r>
-        <w:t xml:space="preserve">right value.</w:t>
-      </w:r>
-    </w:p>
-    <w:bookmarkStart w:id="104" w:name="port-conflict-warning"/>
-    <w:p>
-      <w:pPr>
-        <w:pStyle w:val="Heading3"/>
-      </w:pPr>
-      <w:r>
-        <w:t xml:space="preserve">Port conflict warning</w:t>
-      </w:r>
-    </w:p>
-    <w:p>
-      <w:pPr>
-        <w:pStyle w:val="FirstParagraph"/>
-      </w:pPr>
-      <w:r>
-        <w:t xml:space="preserve">If you run the Next.js dev server</w:t>
-      </w:r>
-      <w:r>
-        <w:t xml:space="preserve"> </w:t>
-      </w:r>
-      <w:r>
-        <w:rPr>
-          <w:b/>
-          <w:bCs/>
-        </w:rPr>
-        <w:t xml:space="preserve">and</w:t>
-      </w:r>
-      <w:r>
-        <w:t xml:space="preserve"> </w:t>
-      </w:r>
-      <w:r>
-        <w:t xml:space="preserve">the reader on the same machine, they</w:t>
-      </w:r>
-      <w:r>
-        <w:t xml:space="preserve"> </w:t>
-      </w:r>
-      <w:r>
-        <w:t xml:space="preserve">can't both use port</w:t>
-      </w:r>
-      <w:r>
-        <w:t xml:space="preserve"> </w:t>
-      </w:r>
-      <w:r>
-        <w:rPr>
-          <w:rStyle w:val="VerbatimChar"/>
-        </w:rPr>
-        <w:t xml:space="preserve">3000</w:t>
-      </w:r>
-      <w:r>
-        <w:t xml:space="preserve">. Configure the reader on a different port (e.g.</w:t>
-      </w:r>
-      <w:r>
-        <w:t xml:space="preserve"> </w:t>
-      </w:r>
-      <w:r>
-        <w:rPr>
-          <w:rStyle w:val="VerbatimChar"/>
-        </w:rPr>
-        <w:t xml:space="preserve">3001</w:t>
-      </w:r>
-      <w:r>
-        <w:t xml:space="preserve">) and set</w:t>
-      </w:r>
-      <w:r>
-        <w:t xml:space="preserve"> </w:t>
-      </w:r>
-      <w:r>
-        <w:rPr>
-          <w:rStyle w:val="VerbatimChar"/>
-        </w:rPr>
-        <w:t xml:space="preserve">NEXT_PUBLIC_CARD_READER_WS_URL=ws://localhost:3001</w:t>
-      </w:r>
-      <w:r>
-        <w:t xml:space="preserve">. In the</w:t>
-      </w:r>
-      <w:r>
-        <w:t xml:space="preserve"> </w:t>
-      </w:r>
-      <w:r>
-        <w:t xml:space="preserve">normal kiosk setup the app is served from Railway (not locally), so</w:t>
-      </w:r>
-      <w:r>
-        <w:t xml:space="preserve"> </w:t>
-      </w:r>
-      <w:r>
-        <w:rPr>
-          <w:rStyle w:val="VerbatimChar"/>
-        </w:rPr>
-        <w:t xml:space="preserve">3000</w:t>
-      </w:r>
-      <w:r>
-        <w:t xml:space="preserve"> </w:t>
-      </w:r>
-      <w:r>
-        <w:t xml:space="preserve">is</w:t>
-      </w:r>
-      <w:r>
-        <w:t xml:space="preserve"> </w:t>
-      </w:r>
-      <w:r>
-        <w:t xml:space="preserve">free for the reader.</w:t>
-      </w:r>
-    </w:p>
-    <w:bookmarkEnd w:id="104"/>
-    <w:bookmarkStart w:id="105" w:name="ws-vs-wss"/>
-    <w:p>
-      <w:pPr>
-        <w:pStyle w:val="Heading3"/>
-      </w:pPr>
-      <w:r>
-        <w:rPr>
-          <w:rStyle w:val="VerbatimChar"/>
-        </w:rPr>
-        <w:t xml:space="preserve">ws://</w:t>
-      </w:r>
-      <w:r>
-        <w:t xml:space="preserve"> </w:t>
-      </w:r>
-      <w:r>
-        <w:t xml:space="preserve">vs</w:t>
-      </w:r>
-      <w:r>
-        <w:t xml:space="preserve"> </w:t>
-      </w:r>
-      <w:r>
-        <w:rPr>
-          <w:rStyle w:val="VerbatimChar"/>
-        </w:rPr>
-        <w:t xml:space="preserve">wss://</w:t>
-      </w:r>
-    </w:p>
-    <w:p>
-      <w:pPr>
-        <w:pStyle w:val="FirstParagraph"/>
-      </w:pPr>
-      <w:r>
-        <w:t xml:space="preserve">The reader serves plain</w:t>
-      </w:r>
-      <w:r>
-        <w:t xml:space="preserve"> </w:t>
-      </w:r>
-      <w:r>
-        <w:rPr>
-          <w:rStyle w:val="VerbatimChar"/>
-        </w:rPr>
-        <w:t xml:space="preserve">ws://localhost:3000</w:t>
-      </w:r>
-      <w:r>
-        <w:t xml:space="preserve">. Because the kiosk connects to</w:t>
-      </w:r>
-      <w:r>
-        <w:t xml:space="preserve"> </w:t>
-      </w:r>
-      <w:r>
-        <w:rPr>
-          <w:rStyle w:val="VerbatimChar"/>
-        </w:rPr>
-        <w:t xml:space="preserve">localhost</w:t>
-      </w:r>
-      <w:r>
-        <w:t xml:space="preserve">, browsers permit this even though the page itself is loaded over</w:t>
-      </w:r>
-      <w:r>
-        <w:t xml:space="preserve"> </w:t>
-      </w:r>
-      <w:r>
-        <w:t xml:space="preserve">HTTPS (localhost is treated as a secure context). Do not point the kiosk at a</w:t>
-      </w:r>
-      <w:r>
-        <w:t xml:space="preserve"> </w:t>
-      </w:r>
-      <w:r>
-        <w:t xml:space="preserve">remote</w:t>
-      </w:r>
-      <w:r>
-        <w:t xml:space="preserve"> </w:t>
-      </w:r>
-      <w:r>
-        <w:rPr>
-          <w:rStyle w:val="VerbatimChar"/>
-        </w:rPr>
-        <w:t xml:space="preserve">ws://</w:t>
-      </w:r>
-      <w:r>
-        <w:t xml:space="preserve"> </w:t>
-      </w:r>
-      <w:r>
-        <w:t xml:space="preserve">reader over the network — that would be blocked as mixed content.</w:t>
-      </w:r>
-    </w:p>
-    <w:bookmarkEnd w:id="105"/>
-    <w:bookmarkEnd w:id="106"/>
-    <w:bookmarkStart w:id="107" w:name="card-uids"/>
+        <w:t xml:space="preserve">Reader offline</w:t>
+      </w:r>
+      <w:r>
+        <w:t xml:space="preserve">, and the page auto-reconnects every 3 seconds.</w:t>
+      </w:r>
+    </w:p>
+    <w:bookmarkEnd w:id="103"/>
+    <w:bookmarkStart w:id="106" w:name="kiosk-laptop-setup"/>
     <w:p>
       <w:pPr>
         <w:pStyle w:val="Heading2"/>
       </w:pPr>
       <w:r>
-        <w:t xml:space="preserve">Card UIDs</w:t>
+        <w:t xml:space="preserve">Kiosk laptop setup</w:t>
       </w:r>
     </w:p>
     <w:p>
@@ -14578,23 +14526,29 @@
         </w:numPr>
       </w:pPr>
       <w:r>
-        <w:t xml:space="preserve">UIDs are normalised to</w:t>
-      </w:r>
-      <w:r>
-        <w:t xml:space="preserve"> </w:t>
-      </w:r>
-      <w:r>
         <w:rPr>
           <w:b/>
           <w:bCs/>
         </w:rPr>
-        <w:t xml:space="preserve">upper-case</w:t>
-      </w:r>
-      <w:r>
-        <w:t xml:space="preserve"> </w:t>
-      </w:r>
-      <w:r>
-        <w:t xml:space="preserve">before lookup/storage.</w:t>
+        <w:t xml:space="preserve">Run the production app in a browser</w:t>
+      </w:r>
+      <w:r>
+        <w:t xml:space="preserve">, full-screen/kiosk mode, pointed at the</w:t>
+      </w:r>
+      <w:r>
+        <w:t xml:space="preserve"> </w:t>
+      </w:r>
+      <w:r>
+        <w:t xml:space="preserve">app's URL (</w:t>
+      </w:r>
+      <w:r>
+        <w:rPr>
+          <w:rStyle w:val="VerbatimChar"/>
+        </w:rPr>
+        <w:t xml:space="preserve">https://51vo.nl</w:t>
+      </w:r>
+      <w:r>
+        <w:t xml:space="preserve">).</w:t>
       </w:r>
     </w:p>
     <w:p>
@@ -14603,6 +14557,336 @@
         <w:numPr>
           <w:ilvl w:val="0"/>
           <w:numId w:val="1023"/>
+        </w:numPr>
+      </w:pPr>
+      <w:r>
+        <w:rPr>
+          <w:b/>
+          <w:bCs/>
+        </w:rPr>
+        <w:t xml:space="preserve">Run the Arago Card Reader</w:t>
+      </w:r>
+      <w:r>
+        <w:t xml:space="preserve"> </w:t>
+      </w:r>
+      <w:r>
+        <w:t xml:space="preserve">on the same laptop (follow its repo's</w:t>
+      </w:r>
+      <w:r>
+        <w:t xml:space="preserve"> </w:t>
+      </w:r>
+      <w:r>
+        <w:t xml:space="preserve">instructions). Note the WebSocket port it uses.</w:t>
+      </w:r>
+    </w:p>
+    <w:p>
+      <w:pPr>
+        <w:pStyle w:val="Compact"/>
+        <w:numPr>
+          <w:ilvl w:val="0"/>
+          <w:numId w:val="1023"/>
+        </w:numPr>
+      </w:pPr>
+      <w:r>
+        <w:rPr>
+          <w:b/>
+          <w:bCs/>
+        </w:rPr>
+        <w:t xml:space="preserve">Point the kiosk at the reader.</w:t>
+      </w:r>
+      <w:r>
+        <w:t xml:space="preserve"> </w:t>
+      </w:r>
+      <w:r>
+        <w:t xml:space="preserve">The web page reads</w:t>
+      </w:r>
+      <w:r>
+        <w:t xml:space="preserve"> </w:t>
+      </w:r>
+      <w:r>
+        <w:rPr>
+          <w:rStyle w:val="VerbatimChar"/>
+        </w:rPr>
+        <w:t xml:space="preserve">NEXT_PUBLIC_CARD_READER_WS_URL</w:t>
+      </w:r>
+      <w:r>
+        <w:t xml:space="preserve">. Because this is a</w:t>
+      </w:r>
+      <w:r>
+        <w:t xml:space="preserve"> </w:t>
+      </w:r>
+      <w:r>
+        <w:rPr>
+          <w:rStyle w:val="VerbatimChar"/>
+        </w:rPr>
+        <w:t xml:space="preserve">NEXT_PUBLIC_*</w:t>
+      </w:r>
+      <w:r>
+        <w:t xml:space="preserve"> </w:t>
+      </w:r>
+      <w:r>
+        <w:t xml:space="preserve">variable it</w:t>
+      </w:r>
+      <w:r>
+        <w:t xml:space="preserve"> </w:t>
+      </w:r>
+      <w:r>
+        <w:t xml:space="preserve">is</w:t>
+      </w:r>
+      <w:r>
+        <w:t xml:space="preserve"> </w:t>
+      </w:r>
+      <w:r>
+        <w:rPr>
+          <w:b/>
+          <w:bCs/>
+        </w:rPr>
+        <w:t xml:space="preserve">baked in at build time</w:t>
+      </w:r>
+      <w:r>
+        <w:t xml:space="preserve">, so the production build must already contain the</w:t>
+      </w:r>
+      <w:r>
+        <w:t xml:space="preserve"> </w:t>
+      </w:r>
+      <w:r>
+        <w:t xml:space="preserve">right value.</w:t>
+      </w:r>
+    </w:p>
+    <w:bookmarkStart w:id="104" w:name="port-conflict-warning"/>
+    <w:p>
+      <w:pPr>
+        <w:pStyle w:val="Heading3"/>
+      </w:pPr>
+      <w:r>
+        <w:t xml:space="preserve">Port conflict warning</w:t>
+      </w:r>
+    </w:p>
+    <w:p>
+      <w:pPr>
+        <w:pStyle w:val="FirstParagraph"/>
+      </w:pPr>
+      <w:r>
+        <w:t xml:space="preserve">If you run the Next.js dev server</w:t>
+      </w:r>
+      <w:r>
+        <w:t xml:space="preserve"> </w:t>
+      </w:r>
+      <w:r>
+        <w:rPr>
+          <w:b/>
+          <w:bCs/>
+        </w:rPr>
+        <w:t xml:space="preserve">and</w:t>
+      </w:r>
+      <w:r>
+        <w:t xml:space="preserve"> </w:t>
+      </w:r>
+      <w:r>
+        <w:t xml:space="preserve">the reader on the same machine, they</w:t>
+      </w:r>
+      <w:r>
+        <w:t xml:space="preserve"> </w:t>
+      </w:r>
+      <w:r>
+        <w:t xml:space="preserve">can't both use port</w:t>
+      </w:r>
+      <w:r>
+        <w:t xml:space="preserve"> </w:t>
+      </w:r>
+      <w:r>
+        <w:rPr>
+          <w:rStyle w:val="VerbatimChar"/>
+        </w:rPr>
+        <w:t xml:space="preserve">3000</w:t>
+      </w:r>
+      <w:r>
+        <w:t xml:space="preserve">. Configure the reader on a different port (e.g.</w:t>
+      </w:r>
+      <w:r>
+        <w:t xml:space="preserve"> </w:t>
+      </w:r>
+      <w:r>
+        <w:rPr>
+          <w:rStyle w:val="VerbatimChar"/>
+        </w:rPr>
+        <w:t xml:space="preserve">3001</w:t>
+      </w:r>
+      <w:r>
+        <w:t xml:space="preserve">) and set</w:t>
+      </w:r>
+      <w:r>
+        <w:t xml:space="preserve"> </w:t>
+      </w:r>
+      <w:r>
+        <w:rPr>
+          <w:rStyle w:val="VerbatimChar"/>
+        </w:rPr>
+        <w:t xml:space="preserve">NEXT_PUBLIC_CARD_READER_WS_URL=ws://localhost:3001</w:t>
+      </w:r>
+      <w:r>
+        <w:t xml:space="preserve">. In the</w:t>
+      </w:r>
+      <w:r>
+        <w:t xml:space="preserve"> </w:t>
+      </w:r>
+      <w:r>
+        <w:t xml:space="preserve">normal kiosk setup the app is served from Railway (not locally), so</w:t>
+      </w:r>
+      <w:r>
+        <w:t xml:space="preserve"> </w:t>
+      </w:r>
+      <w:r>
+        <w:rPr>
+          <w:rStyle w:val="VerbatimChar"/>
+        </w:rPr>
+        <w:t xml:space="preserve">3000</w:t>
+      </w:r>
+      <w:r>
+        <w:t xml:space="preserve"> </w:t>
+      </w:r>
+      <w:r>
+        <w:t xml:space="preserve">is</w:t>
+      </w:r>
+      <w:r>
+        <w:t xml:space="preserve"> </w:t>
+      </w:r>
+      <w:r>
+        <w:t xml:space="preserve">free for the reader.</w:t>
+      </w:r>
+    </w:p>
+    <w:bookmarkEnd w:id="104"/>
+    <w:bookmarkStart w:id="105" w:name="ws-vs-wss"/>
+    <w:p>
+      <w:pPr>
+        <w:pStyle w:val="Heading3"/>
+      </w:pPr>
+      <w:r>
+        <w:rPr>
+          <w:rStyle w:val="VerbatimChar"/>
+        </w:rPr>
+        <w:t xml:space="preserve">ws://</w:t>
+      </w:r>
+      <w:r>
+        <w:t xml:space="preserve"> </w:t>
+      </w:r>
+      <w:r>
+        <w:t xml:space="preserve">vs</w:t>
+      </w:r>
+      <w:r>
+        <w:t xml:space="preserve"> </w:t>
+      </w:r>
+      <w:r>
+        <w:rPr>
+          <w:rStyle w:val="VerbatimChar"/>
+        </w:rPr>
+        <w:t xml:space="preserve">wss://</w:t>
+      </w:r>
+    </w:p>
+    <w:p>
+      <w:pPr>
+        <w:pStyle w:val="FirstParagraph"/>
+      </w:pPr>
+      <w:r>
+        <w:t xml:space="preserve">The reader serves plain</w:t>
+      </w:r>
+      <w:r>
+        <w:t xml:space="preserve"> </w:t>
+      </w:r>
+      <w:r>
+        <w:rPr>
+          <w:rStyle w:val="VerbatimChar"/>
+        </w:rPr>
+        <w:t xml:space="preserve">ws://localhost:3000</w:t>
+      </w:r>
+      <w:r>
+        <w:t xml:space="preserve">. Because the kiosk connects to</w:t>
+      </w:r>
+      <w:r>
+        <w:t xml:space="preserve"> </w:t>
+      </w:r>
+      <w:r>
+        <w:rPr>
+          <w:rStyle w:val="VerbatimChar"/>
+        </w:rPr>
+        <w:t xml:space="preserve">localhost</w:t>
+      </w:r>
+      <w:r>
+        <w:t xml:space="preserve">, browsers permit this even though the page itself is loaded over</w:t>
+      </w:r>
+      <w:r>
+        <w:t xml:space="preserve"> </w:t>
+      </w:r>
+      <w:r>
+        <w:t xml:space="preserve">HTTPS (localhost is treated as a secure context). Do not point the kiosk at a</w:t>
+      </w:r>
+      <w:r>
+        <w:t xml:space="preserve"> </w:t>
+      </w:r>
+      <w:r>
+        <w:t xml:space="preserve">remote</w:t>
+      </w:r>
+      <w:r>
+        <w:t xml:space="preserve"> </w:t>
+      </w:r>
+      <w:r>
+        <w:rPr>
+          <w:rStyle w:val="VerbatimChar"/>
+        </w:rPr>
+        <w:t xml:space="preserve">ws://</w:t>
+      </w:r>
+      <w:r>
+        <w:t xml:space="preserve"> </w:t>
+      </w:r>
+      <w:r>
+        <w:t xml:space="preserve">reader over the network — that would be blocked as mixed content.</w:t>
+      </w:r>
+    </w:p>
+    <w:bookmarkEnd w:id="105"/>
+    <w:bookmarkEnd w:id="106"/>
+    <w:bookmarkStart w:id="107" w:name="card-uids"/>
+    <w:p>
+      <w:pPr>
+        <w:pStyle w:val="Heading2"/>
+      </w:pPr>
+      <w:r>
+        <w:t xml:space="preserve">Card UIDs</w:t>
+      </w:r>
+    </w:p>
+    <w:p>
+      <w:pPr>
+        <w:pStyle w:val="Compact"/>
+        <w:numPr>
+          <w:ilvl w:val="0"/>
+          <w:numId w:val="1024"/>
+        </w:numPr>
+      </w:pPr>
+      <w:r>
+        <w:t xml:space="preserve">UIDs are normalised to</w:t>
+      </w:r>
+      <w:r>
+        <w:t xml:space="preserve"> </w:t>
+      </w:r>
+      <w:r>
+        <w:rPr>
+          <w:b/>
+          <w:bCs/>
+        </w:rPr>
+        <w:t xml:space="preserve">upper-case</w:t>
+      </w:r>
+      <w:r>
+        <w:t xml:space="preserve"> </w:t>
+      </w:r>
+      <w:r>
+        <w:t xml:space="preserve">before lookup/storage.</w:t>
+      </w:r>
+    </w:p>
+    <w:p>
+      <w:pPr>
+        <w:pStyle w:val="Compact"/>
+        <w:numPr>
+          <w:ilvl w:val="0"/>
+          <w:numId w:val="1024"/>
         </w:numPr>
       </w:pPr>
       <w:r>
@@ -14693,7 +14977,7 @@
         <w:pStyle w:val="Compact"/>
         <w:numPr>
           <w:ilvl w:val="0"/>
-          <w:numId w:val="1024"/>
+          <w:numId w:val="1025"/>
         </w:numPr>
       </w:pPr>
       <w:r>
@@ -14707,492 +14991,6 @@
           <w:rStyle w:val="VerbatimChar"/>
         </w:rPr>
         <w:t xml:space="preserve">/admin</w:t>
-      </w:r>
-      <w:r>
-        <w:t xml:space="preserve">.</w:t>
-      </w:r>
-    </w:p>
-    <w:p>
-      <w:pPr>
-        <w:pStyle w:val="Compact"/>
-        <w:numPr>
-          <w:ilvl w:val="0"/>
-          <w:numId w:val="1024"/>
-        </w:numPr>
-      </w:pPr>
-      <w:r>
-        <w:rPr>
-          <w:b/>
-          <w:bCs/>
-        </w:rPr>
-        <w:t xml:space="preserve">Members</w:t>
-      </w:r>
-      <w:r>
-        <w:t xml:space="preserve"> </w:t>
-      </w:r>
-      <w:r>
-        <w:t xml:space="preserve">→ find a member →</w:t>
-      </w:r>
-      <w:r>
-        <w:t xml:space="preserve"> </w:t>
-      </w:r>
-      <w:r>
-        <w:rPr>
-          <w:b/>
-          <w:bCs/>
-        </w:rPr>
-        <w:t xml:space="preserve">Enter store</w:t>
-      </w:r>
-      <w:r>
-        <w:t xml:space="preserve">. This creates a shop session and</w:t>
-      </w:r>
-      <w:r>
-        <w:t xml:space="preserve"> </w:t>
-      </w:r>
-      <w:r>
-        <w:t xml:space="preserve">drops you into</w:t>
-      </w:r>
-      <w:r>
-        <w:t xml:space="preserve"> </w:t>
-      </w:r>
-      <w:r>
-        <w:rPr>
-          <w:rStyle w:val="VerbatimChar"/>
-        </w:rPr>
-        <w:t xml:space="preserve">/shop/&lt;token&gt;</w:t>
-      </w:r>
-      <w:r>
-        <w:t xml:space="preserve">.</w:t>
-      </w:r>
-    </w:p>
-    <w:p>
-      <w:pPr>
-        <w:pStyle w:val="FirstParagraph"/>
-      </w:pPr>
-      <w:r>
-        <w:t xml:space="preserve">Option B — a quick script (local DB):</w:t>
-      </w:r>
-    </w:p>
-    <w:p>
-      <w:pPr>
-        <w:pStyle w:val="SourceCode"/>
-      </w:pPr>
-      <w:r>
-        <w:rPr>
-          <w:rStyle w:val="CommentTok"/>
-        </w:rPr>
-        <w:t xml:space="preserve">// node script using the same Prisma setup as src/lib/prisma.ts</w:t>
-      </w:r>
-      <w:r>
-        <w:br/>
-      </w:r>
-      <w:r>
-        <w:rPr>
-          <w:rStyle w:val="KeywordTok"/>
-        </w:rPr>
-        <w:t xml:space="preserve">const</w:t>
-      </w:r>
-      <w:r>
-        <w:rPr>
-          <w:rStyle w:val="NormalTok"/>
-        </w:rPr>
-        <w:t xml:space="preserve"> session </w:t>
-      </w:r>
-      <w:r>
-        <w:rPr>
-          <w:rStyle w:val="OperatorTok"/>
-        </w:rPr>
-        <w:t xml:space="preserve">=</w:t>
-      </w:r>
-      <w:r>
-        <w:rPr>
-          <w:rStyle w:val="NormalTok"/>
-        </w:rPr>
-        <w:t xml:space="preserve"> </w:t>
-      </w:r>
-      <w:r>
-        <w:rPr>
-          <w:rStyle w:val="ControlFlowTok"/>
-        </w:rPr>
-        <w:t xml:space="preserve">await</w:t>
-      </w:r>
-      <w:r>
-        <w:rPr>
-          <w:rStyle w:val="NormalTok"/>
-        </w:rPr>
-        <w:t xml:space="preserve"> prisma</w:t>
-      </w:r>
-      <w:r>
-        <w:rPr>
-          <w:rStyle w:val="OperatorTok"/>
-        </w:rPr>
-        <w:t xml:space="preserve">.</w:t>
-      </w:r>
-      <w:r>
-        <w:rPr>
-          <w:rStyle w:val="AttributeTok"/>
-        </w:rPr>
-        <w:t xml:space="preserve">shopSession</w:t>
-      </w:r>
-      <w:r>
-        <w:rPr>
-          <w:rStyle w:val="OperatorTok"/>
-        </w:rPr>
-        <w:t xml:space="preserve">.</w:t>
-      </w:r>
-      <w:r>
-        <w:rPr>
-          <w:rStyle w:val="FunctionTok"/>
-        </w:rPr>
-        <w:t xml:space="preserve">create</w:t>
-      </w:r>
-      <w:r>
-        <w:rPr>
-          <w:rStyle w:val="NormalTok"/>
-        </w:rPr>
-        <w:t xml:space="preserve">({</w:t>
-      </w:r>
-      <w:r>
-        <w:br/>
-      </w:r>
-      <w:r>
-        <w:rPr>
-          <w:rStyle w:val="NormalTok"/>
-        </w:rPr>
-        <w:t xml:space="preserve">  </w:t>
-      </w:r>
-      <w:r>
-        <w:rPr>
-          <w:rStyle w:val="DataTypeTok"/>
-        </w:rPr>
-        <w:t xml:space="preserve">data</w:t>
-      </w:r>
-      <w:r>
-        <w:rPr>
-          <w:rStyle w:val="OperatorTok"/>
-        </w:rPr>
-        <w:t xml:space="preserve">:</w:t>
-      </w:r>
-      <w:r>
-        <w:rPr>
-          <w:rStyle w:val="NormalTok"/>
-        </w:rPr>
-        <w:t xml:space="preserve"> { </w:t>
-      </w:r>
-      <w:r>
-        <w:rPr>
-          <w:rStyle w:val="DataTypeTok"/>
-        </w:rPr>
-        <w:t xml:space="preserve">memberId</w:t>
-      </w:r>
-      <w:r>
-        <w:rPr>
-          <w:rStyle w:val="OperatorTok"/>
-        </w:rPr>
-        <w:t xml:space="preserve">:</w:t>
-      </w:r>
-      <w:r>
-        <w:rPr>
-          <w:rStyle w:val="NormalTok"/>
-        </w:rPr>
-        <w:t xml:space="preserve"> someMember</w:t>
-      </w:r>
-      <w:r>
-        <w:rPr>
-          <w:rStyle w:val="OperatorTok"/>
-        </w:rPr>
-        <w:t xml:space="preserve">.</w:t>
-      </w:r>
-      <w:r>
-        <w:rPr>
-          <w:rStyle w:val="AttributeTok"/>
-        </w:rPr>
-        <w:t xml:space="preserve">id</w:t>
-      </w:r>
-      <w:r>
-        <w:rPr>
-          <w:rStyle w:val="OperatorTok"/>
-        </w:rPr>
-        <w:t xml:space="preserve">,</w:t>
-      </w:r>
-      <w:r>
-        <w:rPr>
-          <w:rStyle w:val="NormalTok"/>
-        </w:rPr>
-        <w:t xml:space="preserve"> </w:t>
-      </w:r>
-      <w:r>
-        <w:rPr>
-          <w:rStyle w:val="DataTypeTok"/>
-        </w:rPr>
-        <w:t xml:space="preserve">expiresAt</w:t>
-      </w:r>
-      <w:r>
-        <w:rPr>
-          <w:rStyle w:val="OperatorTok"/>
-        </w:rPr>
-        <w:t xml:space="preserve">:</w:t>
-      </w:r>
-      <w:r>
-        <w:rPr>
-          <w:rStyle w:val="NormalTok"/>
-        </w:rPr>
-        <w:t xml:space="preserve"> </w:t>
-      </w:r>
-      <w:r>
-        <w:rPr>
-          <w:rStyle w:val="KeywordTok"/>
-        </w:rPr>
-        <w:t xml:space="preserve">new</w:t>
-      </w:r>
-      <w:r>
-        <w:rPr>
-          <w:rStyle w:val="NormalTok"/>
-        </w:rPr>
-        <w:t xml:space="preserve"> </w:t>
-      </w:r>
-      <w:r>
-        <w:rPr>
-          <w:rStyle w:val="BuiltInTok"/>
-        </w:rPr>
-        <w:t xml:space="preserve">Date</w:t>
-      </w:r>
-      <w:r>
-        <w:rPr>
-          <w:rStyle w:val="NormalTok"/>
-        </w:rPr>
-        <w:t xml:space="preserve">(</w:t>
-      </w:r>
-      <w:r>
-        <w:rPr>
-          <w:rStyle w:val="BuiltInTok"/>
-        </w:rPr>
-        <w:t xml:space="preserve">Date</w:t>
-      </w:r>
-      <w:r>
-        <w:rPr>
-          <w:rStyle w:val="OperatorTok"/>
-        </w:rPr>
-        <w:t xml:space="preserve">.</w:t>
-      </w:r>
-      <w:r>
-        <w:rPr>
-          <w:rStyle w:val="FunctionTok"/>
-        </w:rPr>
-        <w:t xml:space="preserve">now</w:t>
-      </w:r>
-      <w:r>
-        <w:rPr>
-          <w:rStyle w:val="NormalTok"/>
-        </w:rPr>
-        <w:t xml:space="preserve">() </w:t>
-      </w:r>
-      <w:r>
-        <w:rPr>
-          <w:rStyle w:val="OperatorTok"/>
-        </w:rPr>
-        <w:t xml:space="preserve">+</w:t>
-      </w:r>
-      <w:r>
-        <w:rPr>
-          <w:rStyle w:val="NormalTok"/>
-        </w:rPr>
-        <w:t xml:space="preserve"> </w:t>
-      </w:r>
-      <w:r>
-        <w:rPr>
-          <w:rStyle w:val="FloatTok"/>
-        </w:rPr>
-        <w:t xml:space="preserve">3600e3</w:t>
-      </w:r>
-      <w:r>
-        <w:rPr>
-          <w:rStyle w:val="NormalTok"/>
-        </w:rPr>
-        <w:t xml:space="preserve">) }</w:t>
-      </w:r>
-      <w:r>
-        <w:rPr>
-          <w:rStyle w:val="OperatorTok"/>
-        </w:rPr>
-        <w:t xml:space="preserve">,</w:t>
-      </w:r>
-      <w:r>
-        <w:br/>
-      </w:r>
-      <w:r>
-        <w:rPr>
-          <w:rStyle w:val="NormalTok"/>
-        </w:rPr>
-        <w:t xml:space="preserve">})</w:t>
-      </w:r>
-      <w:r>
-        <w:rPr>
-          <w:rStyle w:val="OperatorTok"/>
-        </w:rPr>
-        <w:t xml:space="preserve">;</w:t>
-      </w:r>
-      <w:r>
-        <w:br/>
-      </w:r>
-      <w:r>
-        <w:rPr>
-          <w:rStyle w:val="BuiltInTok"/>
-        </w:rPr>
-        <w:t xml:space="preserve">console</w:t>
-      </w:r>
-      <w:r>
-        <w:rPr>
-          <w:rStyle w:val="OperatorTok"/>
-        </w:rPr>
-        <w:t xml:space="preserve">.</w:t>
-      </w:r>
-      <w:r>
-        <w:rPr>
-          <w:rStyle w:val="FunctionTok"/>
-        </w:rPr>
-        <w:t xml:space="preserve">log</w:t>
-      </w:r>
-      <w:r>
-        <w:rPr>
-          <w:rStyle w:val="NormalTok"/>
-        </w:rPr>
-        <w:t xml:space="preserve">(</w:t>
-      </w:r>
-      <w:r>
-        <w:rPr>
-          <w:rStyle w:val="VerbatimStringTok"/>
-        </w:rPr>
-        <w:t xml:space="preserve">`/shop/</w:t>
-      </w:r>
-      <w:r>
-        <w:rPr>
-          <w:rStyle w:val="SpecialCharTok"/>
-        </w:rPr>
-        <w:t xml:space="preserve">${</w:t>
-      </w:r>
-      <w:r>
-        <w:rPr>
-          <w:rStyle w:val="NormalTok"/>
-        </w:rPr>
-        <w:t xml:space="preserve">session</w:t>
-      </w:r>
-      <w:r>
-        <w:rPr>
-          <w:rStyle w:val="OperatorTok"/>
-        </w:rPr>
-        <w:t xml:space="preserve">.</w:t>
-      </w:r>
-      <w:r>
-        <w:rPr>
-          <w:rStyle w:val="AttributeTok"/>
-        </w:rPr>
-        <w:t xml:space="preserve">token</w:t>
-      </w:r>
-      <w:r>
-        <w:rPr>
-          <w:rStyle w:val="SpecialCharTok"/>
-        </w:rPr>
-        <w:t xml:space="preserve">}</w:t>
-      </w:r>
-      <w:r>
-        <w:rPr>
-          <w:rStyle w:val="VerbatimStringTok"/>
-        </w:rPr>
-        <w:t xml:space="preserve">`</w:t>
-      </w:r>
-      <w:r>
-        <w:rPr>
-          <w:rStyle w:val="NormalTok"/>
-        </w:rPr>
-        <w:t xml:space="preserve">)</w:t>
-      </w:r>
-      <w:r>
-        <w:rPr>
-          <w:rStyle w:val="OperatorTok"/>
-        </w:rPr>
-        <w:t xml:space="preserve">;</w:t>
-      </w:r>
-    </w:p>
-    <w:p>
-      <w:pPr>
-        <w:pStyle w:val="FirstParagraph"/>
-      </w:pPr>
-      <w:r>
-        <w:t xml:space="preserve">To simulate a tap end-to-end you can also</w:t>
-      </w:r>
-      <w:r>
-        <w:t xml:space="preserve"> </w:t>
-      </w:r>
-      <w:r>
-        <w:rPr>
-          <w:rStyle w:val="VerbatimChar"/>
-        </w:rPr>
-        <w:t xml:space="preserve">POST /api/card/scan</w:t>
-      </w:r>
-      <w:r>
-        <w:t xml:space="preserve"> </w:t>
-      </w:r>
-      <w:r>
-        <w:t xml:space="preserve">with a known,</w:t>
-      </w:r>
-      <w:r>
-        <w:t xml:space="preserve"> </w:t>
-      </w:r>
-      <w:r>
-        <w:t xml:space="preserve">registered UID and follow the returned token.</w:t>
-      </w:r>
-    </w:p>
-    <w:p>
-      <w:r>
-        <w:br w:type="page"/>
-      </w:r>
-    </w:p>
-    <w:bookmarkEnd w:id="108"/>
-    <w:bookmarkEnd w:id="109"/>
-    <w:bookmarkStart w:id="118" w:name="congressus-integration"/>
-    <w:p>
-      <w:pPr>
-        <w:pStyle w:val="Heading1"/>
-      </w:pPr>
-      <w:r>
-        <w:t xml:space="preserve">Congressus Integration</w:t>
-      </w:r>
-    </w:p>
-    <w:p>
-      <w:pPr>
-        <w:pStyle w:val="FirstParagraph"/>
-      </w:pPr>
-      <w:r>
-        <w:t xml:space="preserve">SSS syncs three things with</w:t>
-      </w:r>
-      <w:r>
-        <w:t xml:space="preserve"> </w:t>
-      </w:r>
-      <w:r>
-        <w:rPr>
-          <w:b/>
-          <w:bCs/>
-        </w:rPr>
-        <w:t xml:space="preserve">Congressus API v30</w:t>
-      </w:r>
-      <w:r>
-        <w:t xml:space="preserve">: members (in), products (out),</w:t>
-      </w:r>
-      <w:r>
-        <w:t xml:space="preserve"> </w:t>
-      </w:r>
-      <w:r>
-        <w:t xml:space="preserve">and monthly sale-invoices (out). Client code lives in</w:t>
-      </w:r>
-      <w:r>
-        <w:t xml:space="preserve"> </w:t>
-      </w:r>
-      <w:r>
-        <w:rPr>
-          <w:rStyle w:val="VerbatimChar"/>
-        </w:rPr>
-        <w:t xml:space="preserve">src/lib/congressus.ts</w:t>
       </w:r>
       <w:r>
         <w:t xml:space="preserve">.</w:t>
@@ -15211,345 +15009,477 @@
           <w:b/>
           <w:bCs/>
         </w:rPr>
-        <w:t xml:space="preserve">Base URL:</w:t>
-      </w:r>
-      <w:r>
-        <w:t xml:space="preserve"> </w:t>
-      </w:r>
-      <w:r>
-        <w:rPr>
-          <w:rStyle w:val="VerbatimChar"/>
-        </w:rPr>
-        <w:t xml:space="preserve">https://api.congressus.nl/v30</w:t>
-      </w:r>
-    </w:p>
-    <w:p>
-      <w:pPr>
-        <w:pStyle w:val="Compact"/>
-        <w:numPr>
-          <w:ilvl w:val="0"/>
-          <w:numId w:val="1025"/>
-        </w:numPr>
-      </w:pPr>
+        <w:t xml:space="preserve">Members</w:t>
+      </w:r>
+      <w:r>
+        <w:t xml:space="preserve"> </w:t>
+      </w:r>
+      <w:r>
+        <w:t xml:space="preserve">→ find a member →</w:t>
+      </w:r>
+      <w:r>
+        <w:t xml:space="preserve"> </w:t>
+      </w:r>
       <w:r>
         <w:rPr>
           <w:b/>
           <w:bCs/>
         </w:rPr>
-        <w:t xml:space="preserve">Auth:</w:t>
-      </w:r>
-      <w:r>
-        <w:t xml:space="preserve"> </w:t>
-      </w:r>
-      <w:r>
-        <w:rPr>
-          <w:rStyle w:val="VerbatimChar"/>
-        </w:rPr>
-        <w:t xml:space="preserve">Authorization: Bearer ${CONGRESSUS_API_TOKEN}</w:t>
-      </w:r>
-      <w:r>
-        <w:t xml:space="preserve"> </w:t>
-      </w:r>
-      <w:r>
-        <w:t xml:space="preserve">(a generic API token)</w:t>
-      </w:r>
-    </w:p>
-    <w:p>
-      <w:pPr>
-        <w:pStyle w:val="Compact"/>
-        <w:numPr>
-          <w:ilvl w:val="0"/>
-          <w:numId w:val="1025"/>
-        </w:numPr>
-      </w:pPr>
+        <w:t xml:space="preserve">Enter store</w:t>
+      </w:r>
+      <w:r>
+        <w:t xml:space="preserve">. This creates a shop session and</w:t>
+      </w:r>
+      <w:r>
+        <w:t xml:space="preserve"> </w:t>
+      </w:r>
+      <w:r>
+        <w:t xml:space="preserve">drops you into</w:t>
+      </w:r>
+      <w:r>
+        <w:t xml:space="preserve"> </w:t>
+      </w:r>
+      <w:r>
+        <w:rPr>
+          <w:rStyle w:val="VerbatimChar"/>
+        </w:rPr>
+        <w:t xml:space="preserve">/shop/&lt;token&gt;</w:t>
+      </w:r>
+      <w:r>
+        <w:t xml:space="preserve">.</w:t>
+      </w:r>
+    </w:p>
+    <w:p>
+      <w:pPr>
+        <w:pStyle w:val="FirstParagraph"/>
+      </w:pPr>
+      <w:r>
+        <w:t xml:space="preserve">Option B — a quick script (local DB):</w:t>
+      </w:r>
+    </w:p>
+    <w:p>
+      <w:pPr>
+        <w:pStyle w:val="SourceCode"/>
+      </w:pPr>
+      <w:r>
+        <w:rPr>
+          <w:rStyle w:val="CommentTok"/>
+        </w:rPr>
+        <w:t xml:space="preserve">// node script using the same Prisma setup as src/lib/prisma.ts</w:t>
+      </w:r>
+      <w:r>
+        <w:br/>
+      </w:r>
+      <w:r>
+        <w:rPr>
+          <w:rStyle w:val="KeywordTok"/>
+        </w:rPr>
+        <w:t xml:space="preserve">const</w:t>
+      </w:r>
+      <w:r>
+        <w:rPr>
+          <w:rStyle w:val="NormalTok"/>
+        </w:rPr>
+        <w:t xml:space="preserve"> session </w:t>
+      </w:r>
+      <w:r>
+        <w:rPr>
+          <w:rStyle w:val="OperatorTok"/>
+        </w:rPr>
+        <w:t xml:space="preserve">=</w:t>
+      </w:r>
+      <w:r>
+        <w:rPr>
+          <w:rStyle w:val="NormalTok"/>
+        </w:rPr>
+        <w:t xml:space="preserve"> </w:t>
+      </w:r>
+      <w:r>
+        <w:rPr>
+          <w:rStyle w:val="ControlFlowTok"/>
+        </w:rPr>
+        <w:t xml:space="preserve">await</w:t>
+      </w:r>
+      <w:r>
+        <w:rPr>
+          <w:rStyle w:val="NormalTok"/>
+        </w:rPr>
+        <w:t xml:space="preserve"> prisma</w:t>
+      </w:r>
+      <w:r>
+        <w:rPr>
+          <w:rStyle w:val="OperatorTok"/>
+        </w:rPr>
+        <w:t xml:space="preserve">.</w:t>
+      </w:r>
+      <w:r>
+        <w:rPr>
+          <w:rStyle w:val="AttributeTok"/>
+        </w:rPr>
+        <w:t xml:space="preserve">shopSession</w:t>
+      </w:r>
+      <w:r>
+        <w:rPr>
+          <w:rStyle w:val="OperatorTok"/>
+        </w:rPr>
+        <w:t xml:space="preserve">.</w:t>
+      </w:r>
+      <w:r>
+        <w:rPr>
+          <w:rStyle w:val="FunctionTok"/>
+        </w:rPr>
+        <w:t xml:space="preserve">create</w:t>
+      </w:r>
+      <w:r>
+        <w:rPr>
+          <w:rStyle w:val="NormalTok"/>
+        </w:rPr>
+        <w:t xml:space="preserve">({</w:t>
+      </w:r>
+      <w:r>
+        <w:br/>
+      </w:r>
+      <w:r>
+        <w:rPr>
+          <w:rStyle w:val="NormalTok"/>
+        </w:rPr>
+        <w:t xml:space="preserve">  </w:t>
+      </w:r>
+      <w:r>
+        <w:rPr>
+          <w:rStyle w:val="DataTypeTok"/>
+        </w:rPr>
+        <w:t xml:space="preserve">data</w:t>
+      </w:r>
+      <w:r>
+        <w:rPr>
+          <w:rStyle w:val="OperatorTok"/>
+        </w:rPr>
+        <w:t xml:space="preserve">:</w:t>
+      </w:r>
+      <w:r>
+        <w:rPr>
+          <w:rStyle w:val="NormalTok"/>
+        </w:rPr>
+        <w:t xml:space="preserve"> { </w:t>
+      </w:r>
+      <w:r>
+        <w:rPr>
+          <w:rStyle w:val="DataTypeTok"/>
+        </w:rPr>
+        <w:t xml:space="preserve">memberId</w:t>
+      </w:r>
+      <w:r>
+        <w:rPr>
+          <w:rStyle w:val="OperatorTok"/>
+        </w:rPr>
+        <w:t xml:space="preserve">:</w:t>
+      </w:r>
+      <w:r>
+        <w:rPr>
+          <w:rStyle w:val="NormalTok"/>
+        </w:rPr>
+        <w:t xml:space="preserve"> someMember</w:t>
+      </w:r>
+      <w:r>
+        <w:rPr>
+          <w:rStyle w:val="OperatorTok"/>
+        </w:rPr>
+        <w:t xml:space="preserve">.</w:t>
+      </w:r>
+      <w:r>
+        <w:rPr>
+          <w:rStyle w:val="AttributeTok"/>
+        </w:rPr>
+        <w:t xml:space="preserve">id</w:t>
+      </w:r>
+      <w:r>
+        <w:rPr>
+          <w:rStyle w:val="OperatorTok"/>
+        </w:rPr>
+        <w:t xml:space="preserve">,</w:t>
+      </w:r>
+      <w:r>
+        <w:rPr>
+          <w:rStyle w:val="NormalTok"/>
+        </w:rPr>
+        <w:t xml:space="preserve"> </w:t>
+      </w:r>
+      <w:r>
+        <w:rPr>
+          <w:rStyle w:val="DataTypeTok"/>
+        </w:rPr>
+        <w:t xml:space="preserve">expiresAt</w:t>
+      </w:r>
+      <w:r>
+        <w:rPr>
+          <w:rStyle w:val="OperatorTok"/>
+        </w:rPr>
+        <w:t xml:space="preserve">:</w:t>
+      </w:r>
+      <w:r>
+        <w:rPr>
+          <w:rStyle w:val="NormalTok"/>
+        </w:rPr>
+        <w:t xml:space="preserve"> </w:t>
+      </w:r>
+      <w:r>
+        <w:rPr>
+          <w:rStyle w:val="KeywordTok"/>
+        </w:rPr>
+        <w:t xml:space="preserve">new</w:t>
+      </w:r>
+      <w:r>
+        <w:rPr>
+          <w:rStyle w:val="NormalTok"/>
+        </w:rPr>
+        <w:t xml:space="preserve"> </w:t>
+      </w:r>
+      <w:r>
+        <w:rPr>
+          <w:rStyle w:val="BuiltInTok"/>
+        </w:rPr>
+        <w:t xml:space="preserve">Date</w:t>
+      </w:r>
+      <w:r>
+        <w:rPr>
+          <w:rStyle w:val="NormalTok"/>
+        </w:rPr>
+        <w:t xml:space="preserve">(</w:t>
+      </w:r>
+      <w:r>
+        <w:rPr>
+          <w:rStyle w:val="BuiltInTok"/>
+        </w:rPr>
+        <w:t xml:space="preserve">Date</w:t>
+      </w:r>
+      <w:r>
+        <w:rPr>
+          <w:rStyle w:val="OperatorTok"/>
+        </w:rPr>
+        <w:t xml:space="preserve">.</w:t>
+      </w:r>
+      <w:r>
+        <w:rPr>
+          <w:rStyle w:val="FunctionTok"/>
+        </w:rPr>
+        <w:t xml:space="preserve">now</w:t>
+      </w:r>
+      <w:r>
+        <w:rPr>
+          <w:rStyle w:val="NormalTok"/>
+        </w:rPr>
+        <w:t xml:space="preserve">() </w:t>
+      </w:r>
+      <w:r>
+        <w:rPr>
+          <w:rStyle w:val="OperatorTok"/>
+        </w:rPr>
+        <w:t xml:space="preserve">+</w:t>
+      </w:r>
+      <w:r>
+        <w:rPr>
+          <w:rStyle w:val="NormalTok"/>
+        </w:rPr>
+        <w:t xml:space="preserve"> </w:t>
+      </w:r>
+      <w:r>
+        <w:rPr>
+          <w:rStyle w:val="FloatTok"/>
+        </w:rPr>
+        <w:t xml:space="preserve">3600e3</w:t>
+      </w:r>
+      <w:r>
+        <w:rPr>
+          <w:rStyle w:val="NormalTok"/>
+        </w:rPr>
+        <w:t xml:space="preserve">) }</w:t>
+      </w:r>
+      <w:r>
+        <w:rPr>
+          <w:rStyle w:val="OperatorTok"/>
+        </w:rPr>
+        <w:t xml:space="preserve">,</w:t>
+      </w:r>
+      <w:r>
+        <w:br/>
+      </w:r>
+      <w:r>
+        <w:rPr>
+          <w:rStyle w:val="NormalTok"/>
+        </w:rPr>
+        <w:t xml:space="preserve">})</w:t>
+      </w:r>
+      <w:r>
+        <w:rPr>
+          <w:rStyle w:val="OperatorTok"/>
+        </w:rPr>
+        <w:t xml:space="preserve">;</w:t>
+      </w:r>
+      <w:r>
+        <w:br/>
+      </w:r>
+      <w:r>
+        <w:rPr>
+          <w:rStyle w:val="BuiltInTok"/>
+        </w:rPr>
+        <w:t xml:space="preserve">console</w:t>
+      </w:r>
+      <w:r>
+        <w:rPr>
+          <w:rStyle w:val="OperatorTok"/>
+        </w:rPr>
+        <w:t xml:space="preserve">.</w:t>
+      </w:r>
+      <w:r>
+        <w:rPr>
+          <w:rStyle w:val="FunctionTok"/>
+        </w:rPr>
+        <w:t xml:space="preserve">log</w:t>
+      </w:r>
+      <w:r>
+        <w:rPr>
+          <w:rStyle w:val="NormalTok"/>
+        </w:rPr>
+        <w:t xml:space="preserve">(</w:t>
+      </w:r>
+      <w:r>
+        <w:rPr>
+          <w:rStyle w:val="VerbatimStringTok"/>
+        </w:rPr>
+        <w:t xml:space="preserve">`/shop/</w:t>
+      </w:r>
+      <w:r>
+        <w:rPr>
+          <w:rStyle w:val="SpecialCharTok"/>
+        </w:rPr>
+        <w:t xml:space="preserve">${</w:t>
+      </w:r>
+      <w:r>
+        <w:rPr>
+          <w:rStyle w:val="NormalTok"/>
+        </w:rPr>
+        <w:t xml:space="preserve">session</w:t>
+      </w:r>
+      <w:r>
+        <w:rPr>
+          <w:rStyle w:val="OperatorTok"/>
+        </w:rPr>
+        <w:t xml:space="preserve">.</w:t>
+      </w:r>
+      <w:r>
+        <w:rPr>
+          <w:rStyle w:val="AttributeTok"/>
+        </w:rPr>
+        <w:t xml:space="preserve">token</w:t>
+      </w:r>
+      <w:r>
+        <w:rPr>
+          <w:rStyle w:val="SpecialCharTok"/>
+        </w:rPr>
+        <w:t xml:space="preserve">}</w:t>
+      </w:r>
+      <w:r>
+        <w:rPr>
+          <w:rStyle w:val="VerbatimStringTok"/>
+        </w:rPr>
+        <w:t xml:space="preserve">`</w:t>
+      </w:r>
+      <w:r>
+        <w:rPr>
+          <w:rStyle w:val="NormalTok"/>
+        </w:rPr>
+        <w:t xml:space="preserve">)</w:t>
+      </w:r>
+      <w:r>
+        <w:rPr>
+          <w:rStyle w:val="OperatorTok"/>
+        </w:rPr>
+        <w:t xml:space="preserve">;</w:t>
+      </w:r>
+    </w:p>
+    <w:p>
+      <w:pPr>
+        <w:pStyle w:val="FirstParagraph"/>
+      </w:pPr>
+      <w:r>
+        <w:t xml:space="preserve">To simulate a tap end-to-end you can also</w:t>
+      </w:r>
+      <w:r>
+        <w:t xml:space="preserve"> </w:t>
+      </w:r>
+      <w:r>
+        <w:rPr>
+          <w:rStyle w:val="VerbatimChar"/>
+        </w:rPr>
+        <w:t xml:space="preserve">POST /api/card/scan</w:t>
+      </w:r>
+      <w:r>
+        <w:t xml:space="preserve"> </w:t>
+      </w:r>
+      <w:r>
+        <w:t xml:space="preserve">with a known,</w:t>
+      </w:r>
+      <w:r>
+        <w:t xml:space="preserve"> </w:t>
+      </w:r>
+      <w:r>
+        <w:t xml:space="preserve">registered UID and follow the returned token.</w:t>
+      </w:r>
+    </w:p>
+    <w:p>
+      <w:r>
+        <w:br w:type="page"/>
+      </w:r>
+    </w:p>
+    <w:bookmarkEnd w:id="108"/>
+    <w:bookmarkEnd w:id="109"/>
+    <w:bookmarkStart w:id="118" w:name="congressus-integration"/>
+    <w:p>
+      <w:pPr>
+        <w:pStyle w:val="Heading1"/>
+      </w:pPr>
+      <w:r>
+        <w:t xml:space="preserve">Congressus Integration</w:t>
+      </w:r>
+    </w:p>
+    <w:p>
+      <w:pPr>
+        <w:pStyle w:val="FirstParagraph"/>
+      </w:pPr>
+      <w:r>
+        <w:t xml:space="preserve">SSS syncs three things with</w:t>
+      </w:r>
+      <w:r>
+        <w:t xml:space="preserve"> </w:t>
+      </w:r>
       <w:r>
         <w:rPr>
           <w:b/>
           <w:bCs/>
         </w:rPr>
-        <w:t xml:space="preserve">SSS product folder id:</w:t>
-      </w:r>
-      <w:r>
-        <w:t xml:space="preserve"> </w:t>
-      </w:r>
-      <w:r>
-        <w:rPr>
-          <w:rStyle w:val="VerbatimChar"/>
-        </w:rPr>
-        <w:t xml:space="preserve">5952</w:t>
-      </w:r>
-    </w:p>
-    <w:p>
-      <w:pPr>
-        <w:pStyle w:val="Compact"/>
-        <w:numPr>
-          <w:ilvl w:val="0"/>
-          <w:numId w:val="1025"/>
-        </w:numPr>
-      </w:pPr>
-      <w:r>
-        <w:rPr>
-          <w:b/>
-          <w:bCs/>
-        </w:rPr>
-        <w:t xml:space="preserve">Imported member statuses:</w:t>
-      </w:r>
-      <w:r>
-        <w:t xml:space="preserve"> </w:t>
-      </w:r>
-      <w:r>
-        <w:rPr>
-          <w:rStyle w:val="VerbatimChar"/>
-        </w:rPr>
-        <w:t xml:space="preserve">1845</w:t>
-      </w:r>
-      <w:r>
-        <w:t xml:space="preserve"> </w:t>
-      </w:r>
-      <w:r>
-        <w:t xml:space="preserve">(Primary),</w:t>
-      </w:r>
-      <w:r>
-        <w:t xml:space="preserve"> </w:t>
-      </w:r>
-      <w:r>
-        <w:rPr>
-          <w:rStyle w:val="VerbatimChar"/>
-        </w:rPr>
-        <w:t xml:space="preserve">1844</w:t>
-      </w:r>
-      <w:r>
-        <w:t xml:space="preserve"> </w:t>
-      </w:r>
-      <w:r>
-        <w:t xml:space="preserve">(Secondary)</w:t>
-      </w:r>
-    </w:p>
-    <w:p>
-      <w:pPr>
-        <w:pStyle w:val="Compact"/>
-        <w:numPr>
-          <w:ilvl w:val="0"/>
-          <w:numId w:val="1025"/>
-        </w:numPr>
-      </w:pPr>
-      <w:r>
-        <w:rPr>
-          <w:b/>
-          <w:bCs/>
-        </w:rPr>
-        <w:t xml:space="preserve">Invoice workflow id:</w:t>
-      </w:r>
-      <w:r>
-        <w:t xml:space="preserve"> </w:t>
-      </w:r>
-      <w:r>
-        <w:rPr>
-          <w:rStyle w:val="VerbatimChar"/>
-        </w:rPr>
-        <w:t xml:space="preserve">605</w:t>
-      </w:r>
-      <w:r>
-        <w:t xml:space="preserve"> </w:t>
-      </w:r>
-      <w:r>
-        <w:t xml:space="preserve">(Contribution)</w:t>
-      </w:r>
-    </w:p>
-    <w:bookmarkStart w:id="110" w:name="members-congressus--sss"/>
-    <w:p>
-      <w:pPr>
-        <w:pStyle w:val="Heading2"/>
-      </w:pPr>
-      <w:r>
-        <w:t xml:space="preserve">Members (Congressus → SSS)</w:t>
-      </w:r>
-    </w:p>
-    <w:p>
-      <w:pPr>
-        <w:pStyle w:val="FirstParagraph"/>
-      </w:pPr>
-      <w:r>
-        <w:rPr>
-          <w:rStyle w:val="VerbatimChar"/>
-        </w:rPr>
-        <w:t xml:space="preserve">Members → Sync from Congressus</w:t>
-      </w:r>
-      <w:r>
-        <w:t xml:space="preserve"> </w:t>
-      </w:r>
-      <w:r>
-        <w:t xml:space="preserve">calls</w:t>
-      </w:r>
-      <w:r>
-        <w:t xml:space="preserve"> </w:t>
-      </w:r>
-      <w:r>
-        <w:rPr>
-          <w:rStyle w:val="VerbatimChar"/>
-        </w:rPr>
-        <w:t xml:space="preserve">fetchAllMembers()</w:t>
-      </w:r>
-      <w:r>
-        <w:t xml:space="preserve">, which pages through</w:t>
-      </w:r>
-      <w:r>
-        <w:t xml:space="preserve"> </w:t>
-      </w:r>
-      <w:r>
-        <w:rPr>
-          <w:rStyle w:val="VerbatimChar"/>
-        </w:rPr>
-        <w:t xml:space="preserve">GET /members?status_id=…</w:t>
-      </w:r>
-      <w:r>
-        <w:t xml:space="preserve"> </w:t>
-      </w:r>
-      <w:r>
-        <w:t xml:space="preserve">for the Primary and Secondary statuses and upserts</w:t>
-      </w:r>
-      <w:r>
-        <w:t xml:space="preserve"> </w:t>
-      </w:r>
-      <w:r>
-        <w:t xml:space="preserve">each by</w:t>
-      </w:r>
-      <w:r>
-        <w:t xml:space="preserve"> </w:t>
-      </w:r>
-      <w:r>
-        <w:rPr>
-          <w:rStyle w:val="VerbatimChar"/>
-        </w:rPr>
-        <w:t xml:space="preserve">congressusId</w:t>
-      </w:r>
-      <w:r>
-        <w:t xml:space="preserve">. A member is marked</w:t>
-      </w:r>
-      <w:r>
-        <w:t xml:space="preserve"> </w:t>
-      </w:r>
-      <w:r>
-        <w:rPr>
-          <w:rStyle w:val="VerbatimChar"/>
-        </w:rPr>
-        <w:t xml:space="preserve">active</w:t>
-      </w:r>
-      <w:r>
-        <w:t xml:space="preserve"> </w:t>
-      </w:r>
-      <w:r>
-        <w:t xml:space="preserve">unless Congressus says they</w:t>
-      </w:r>
-      <w:r>
-        <w:t xml:space="preserve"> </w:t>
-      </w:r>
-      <w:r>
-        <w:t xml:space="preserve">are deleted, locked, archived, or deceased. Members without an email are skipped</w:t>
-      </w:r>
-      <w:r>
-        <w:t xml:space="preserve"> </w:t>
-      </w:r>
-      <w:r>
-        <w:t xml:space="preserve">(email is the unique key used for card linking).</w:t>
-      </w:r>
-    </w:p>
-    <w:bookmarkEnd w:id="110"/>
-    <w:bookmarkStart w:id="113" w:name="products-sss--congressus"/>
-    <w:p>
-      <w:pPr>
-        <w:pStyle w:val="Heading2"/>
-      </w:pPr>
-      <w:r>
-        <w:t xml:space="preserve">Products (SSS → Congressus)</w:t>
-      </w:r>
-    </w:p>
-    <w:p>
-      <w:pPr>
-        <w:pStyle w:val="FirstParagraph"/>
-      </w:pPr>
-      <w:r>
-        <w:t xml:space="preserve">When you create a product in the admin panel it is also created in the Congressus</w:t>
-      </w:r>
-      <w:r>
-        <w:t xml:space="preserve"> </w:t>
-      </w:r>
-      <w:r>
-        <w:t xml:space="preserve">SSS folder, and its</w:t>
-      </w:r>
-      <w:r>
-        <w:t xml:space="preserve"> </w:t>
-      </w:r>
-      <w:r>
-        <w:rPr>
-          <w:b/>
-          <w:bCs/>
-        </w:rPr>
-        <w:t xml:space="preserve">offer id</w:t>
-      </w:r>
-      <w:r>
-        <w:t xml:space="preserve"> </w:t>
-      </w:r>
-      <w:r>
-        <w:t xml:space="preserve">is stored on the local product</w:t>
-      </w:r>
-      <w:r>
-        <w:t xml:space="preserve"> </w:t>
-      </w:r>
-      <w:r>
-        <w:t xml:space="preserve">(</w:t>
-      </w:r>
-      <w:r>
-        <w:rPr>
-          <w:rStyle w:val="VerbatimChar"/>
-        </w:rPr>
-        <w:t xml:space="preserve">congressusProductOfferId</w:t>
-      </w:r>
-      <w:r>
-        <w:t xml:space="preserve">). Name/price edits sync too.</w:t>
-      </w:r>
-    </w:p>
-    <w:bookmarkStart w:id="111" w:name="warning-the-product-id-vs-offer-id-quirk"/>
-    <w:p>
-      <w:pPr>
-        <w:pStyle w:val="Heading3"/>
-      </w:pPr>
-      <w:r>
-        <w:t xml:space="preserve">⚠️ The product id vs offer id quirk</w:t>
-      </w:r>
-    </w:p>
-    <w:p>
-      <w:pPr>
-        <w:pStyle w:val="FirstParagraph"/>
-      </w:pPr>
-      <w:r>
-        <w:t xml:space="preserve">A Congressus product has both a product entity id and a</w:t>
-      </w:r>
-      <w:r>
-        <w:t xml:space="preserve"> </w:t>
-      </w:r>
-      <w:r>
-        <w:rPr>
-          <w:b/>
-          <w:bCs/>
-        </w:rPr>
-        <w:t xml:space="preserve">product offer id</w:t>
+        <w:t xml:space="preserve">Congressus API v30</w:t>
+      </w:r>
+      <w:r>
+        <w:t xml:space="preserve">: members (in), products (out),</w:t>
+      </w:r>
+      <w:r>
+        <w:t xml:space="preserve"> </w:t>
+      </w:r>
+      <w:r>
+        <w:t xml:space="preserve">and monthly sale-invoices (out). Client code lives in</w:t>
+      </w:r>
+      <w:r>
+        <w:t xml:space="preserve"> </w:t>
+      </w:r>
+      <w:r>
+        <w:rPr>
+          <w:rStyle w:val="VerbatimChar"/>
+        </w:rPr>
+        <w:t xml:space="preserve">src/lib/congressus.ts</w:t>
       </w:r>
       <w:r>
         <w:t xml:space="preserve">.</w:t>
-      </w:r>
-      <w:r>
-        <w:t xml:space="preserve"> </w:t>
-      </w:r>
-      <w:r>
-        <w:rPr>
-          <w:b/>
-          <w:bCs/>
-        </w:rPr>
-        <w:t xml:space="preserve">Invoice line items reference the offer id</w:t>
-      </w:r>
-      <w:r>
-        <w:t xml:space="preserve">, not the product id.</w:t>
       </w:r>
     </w:p>
     <w:p>
@@ -15562,89 +15492,19 @@
       </w:pPr>
       <w:r>
         <w:rPr>
-          <w:rStyle w:val="VerbatimChar"/>
-        </w:rPr>
-        <w:t xml:space="preserve">POST /products</w:t>
-      </w:r>
-      <w:r>
-        <w:t xml:space="preserve"> </w:t>
-      </w:r>
-      <w:r>
-        <w:t xml:space="preserve">returns</w:t>
-      </w:r>
-      <w:r>
-        <w:t xml:space="preserve"> </w:t>
-      </w:r>
-      <w:r>
-        <w:rPr>
-          <w:rStyle w:val="VerbatimChar"/>
-        </w:rPr>
-        <w:t xml:space="preserve">id</w:t>
-      </w:r>
-      <w:r>
-        <w:t xml:space="preserve"> </w:t>
-      </w:r>
-      <w:r>
-        <w:t xml:space="preserve">/</w:t>
-      </w:r>
-      <w:r>
-        <w:t xml:space="preserve"> </w:t>
-      </w:r>
-      <w:r>
-        <w:rPr>
-          <w:rStyle w:val="VerbatimChar"/>
-        </w:rPr>
-        <w:t xml:space="preserve">product_offer_id</w:t>
-      </w:r>
-      <w:r>
-        <w:t xml:space="preserve"> </w:t>
-      </w:r>
-      <w:r>
-        <w:t xml:space="preserve">in the</w:t>
-      </w:r>
-      <w:r>
-        <w:t xml:space="preserve"> </w:t>
-      </w:r>
-      <w:r>
-        <w:rPr>
           <w:b/>
           <w:bCs/>
         </w:rPr>
-        <w:t xml:space="preserve">product-entity</w:t>
-      </w:r>
-      <w:r>
-        <w:t xml:space="preserve"> </w:t>
-      </w:r>
-      <w:r>
-        <w:t xml:space="preserve">range (e.g.</w:t>
-      </w:r>
-      <w:r>
-        <w:t xml:space="preserve"> </w:t>
-      </w:r>
-      <w:r>
-        <w:rPr>
-          <w:rStyle w:val="VerbatimChar"/>
-        </w:rPr>
-        <w:t xml:space="preserve">110xxx</w:t>
-      </w:r>
-      <w:r>
-        <w:t xml:space="preserve">), which is</w:t>
-      </w:r>
-      <w:r>
-        <w:t xml:space="preserve"> </w:t>
-      </w:r>
-      <w:r>
-        <w:rPr>
-          <w:b/>
-          <w:bCs/>
-        </w:rPr>
-        <w:t xml:space="preserve">not</w:t>
-      </w:r>
-      <w:r>
-        <w:t xml:space="preserve"> </w:t>
-      </w:r>
-      <w:r>
-        <w:t xml:space="preserve">the id used on invoices.</w:t>
+        <w:t xml:space="preserve">Base URL:</w:t>
+      </w:r>
+      <w:r>
+        <w:t xml:space="preserve"> </w:t>
+      </w:r>
+      <w:r>
+        <w:rPr>
+          <w:rStyle w:val="VerbatimChar"/>
+        </w:rPr>
+        <w:t xml:space="preserve">https://api.congressus.nl/v30</w:t>
       </w:r>
     </w:p>
     <w:p>
@@ -15656,210 +15516,324 @@
         </w:numPr>
       </w:pPr>
       <w:r>
-        <w:t xml:space="preserve">The real offer id (e.g.</w:t>
-      </w:r>
-      <w:r>
-        <w:t xml:space="preserve"> </w:t>
-      </w:r>
-      <w:r>
-        <w:rPr>
-          <w:rStyle w:val="VerbatimChar"/>
-        </w:rPr>
-        <w:t xml:space="preserve">118xxx</w:t>
-      </w:r>
-      <w:r>
-        <w:t xml:space="preserve">) only appears once you read the product back</w:t>
-      </w:r>
-      <w:r>
-        <w:t xml:space="preserve"> </w:t>
-      </w:r>
-      <w:r>
-        <w:t xml:space="preserve">from the</w:t>
-      </w:r>
-      <w:r>
-        <w:t xml:space="preserve"> </w:t>
-      </w:r>
-      <w:r>
         <w:rPr>
           <w:b/>
           <w:bCs/>
         </w:rPr>
-        <w:t xml:space="preserve">folder listing</w:t>
-      </w:r>
-      <w:r>
-        <w:t xml:space="preserve"> </w:t>
-      </w:r>
-      <w:r>
-        <w:t xml:space="preserve">(</w:t>
-      </w:r>
-      <w:r>
-        <w:rPr>
-          <w:rStyle w:val="VerbatimChar"/>
-        </w:rPr>
-        <w:t xml:space="preserve">GET /products?folder_id=5952</w:t>
-      </w:r>
-      <w:r>
-        <w:t xml:space="preserve">).</w:t>
-      </w:r>
-    </w:p>
-    <w:p>
-      <w:pPr>
-        <w:pStyle w:val="FirstParagraph"/>
-      </w:pPr>
-      <w:r>
-        <w:t xml:space="preserve">So</w:t>
-      </w:r>
-      <w:r>
-        <w:t xml:space="preserve"> </w:t>
-      </w:r>
-      <w:r>
-        <w:rPr>
-          <w:rStyle w:val="VerbatimChar"/>
-        </w:rPr>
-        <w:t xml:space="preserve">createCongressusProduct()</w:t>
-      </w:r>
-      <w:r>
-        <w:t xml:space="preserve"> </w:t>
-      </w:r>
-      <w:r>
-        <w:t xml:space="preserve">creates the product and then re-queries the folder</w:t>
-      </w:r>
-      <w:r>
-        <w:t xml:space="preserve"> </w:t>
-      </w:r>
-      <w:r>
-        <w:t xml:space="preserve">to find the real offer id. Using the wrong id silently produces an invoice with</w:t>
-      </w:r>
-      <w:r>
-        <w:t xml:space="preserve"> </w:t>
-      </w:r>
+        <w:t xml:space="preserve">Auth:</w:t>
+      </w:r>
+      <w:r>
+        <w:t xml:space="preserve"> </w:t>
+      </w:r>
+      <w:r>
+        <w:rPr>
+          <w:rStyle w:val="VerbatimChar"/>
+        </w:rPr>
+        <w:t xml:space="preserve">Authorization: Bearer ${CONGRESSUS_API_TOKEN}</w:t>
+      </w:r>
+      <w:r>
+        <w:t xml:space="preserve"> </w:t>
+      </w:r>
+      <w:r>
+        <w:t xml:space="preserve">(a generic API token)</w:t>
+      </w:r>
+    </w:p>
+    <w:p>
+      <w:pPr>
+        <w:pStyle w:val="Compact"/>
+        <w:numPr>
+          <w:ilvl w:val="0"/>
+          <w:numId w:val="1026"/>
+        </w:numPr>
+      </w:pPr>
       <w:r>
         <w:rPr>
           <w:b/>
           <w:bCs/>
         </w:rPr>
-        <w:t xml:space="preserve">empty line items</w:t>
-      </w:r>
-      <w:r>
-        <w:t xml:space="preserve">.</w:t>
-      </w:r>
-    </w:p>
-    <w:p>
-      <w:pPr>
-        <w:pStyle w:val="BlockText"/>
-      </w:pPr>
-      <w:r>
-        <w:t xml:space="preserve">Also note:</w:t>
-      </w:r>
-      <w:r>
-        <w:t xml:space="preserve"> </w:t>
-      </w:r>
-      <w:r>
-        <w:rPr>
-          <w:rStyle w:val="VerbatimChar"/>
-        </w:rPr>
-        <w:t xml:space="preserve">GET /products/{id}</w:t>
-      </w:r>
-      <w:r>
-        <w:t xml:space="preserve"> </w:t>
-      </w:r>
-      <w:r>
-        <w:t xml:space="preserve">returns 404 for any id, and</w:t>
-      </w:r>
-      <w:r>
-        <w:t xml:space="preserve"> </w:t>
-      </w:r>
-      <w:r>
-        <w:rPr>
-          <w:rStyle w:val="VerbatimChar"/>
-        </w:rPr>
-        <w:t xml:space="preserve">page_size</w:t>
-      </w:r>
-      <w:r>
-        <w:t xml:space="preserve"> </w:t>
-      </w:r>
-      <w:r>
-        <w:t xml:space="preserve">maxes</w:t>
-      </w:r>
-      <w:r>
-        <w:t xml:space="preserve"> </w:t>
-      </w:r>
-      <w:r>
-        <w:t xml:space="preserve">out at</w:t>
-      </w:r>
-      <w:r>
-        <w:t xml:space="preserve"> </w:t>
-      </w:r>
+        <w:t xml:space="preserve">SSS product folder id:</w:t>
+      </w:r>
+      <w:r>
+        <w:t xml:space="preserve"> </w:t>
+      </w:r>
+      <w:r>
+        <w:rPr>
+          <w:rStyle w:val="VerbatimChar"/>
+        </w:rPr>
+        <w:t xml:space="preserve">5952</w:t>
+      </w:r>
+    </w:p>
+    <w:p>
+      <w:pPr>
+        <w:pStyle w:val="Compact"/>
+        <w:numPr>
+          <w:ilvl w:val="0"/>
+          <w:numId w:val="1026"/>
+        </w:numPr>
+      </w:pPr>
       <w:r>
         <w:rPr>
           <w:b/>
           <w:bCs/>
         </w:rPr>
-        <w:t xml:space="preserve">100</w:t>
+        <w:t xml:space="preserve">Imported member statuses:</w:t>
+      </w:r>
+      <w:r>
+        <w:t xml:space="preserve"> </w:t>
+      </w:r>
+      <w:r>
+        <w:rPr>
+          <w:rStyle w:val="VerbatimChar"/>
+        </w:rPr>
+        <w:t xml:space="preserve">1845</w:t>
+      </w:r>
+      <w:r>
+        <w:t xml:space="preserve"> </w:t>
+      </w:r>
+      <w:r>
+        <w:t xml:space="preserve">(Primary),</w:t>
+      </w:r>
+      <w:r>
+        <w:t xml:space="preserve"> </w:t>
+      </w:r>
+      <w:r>
+        <w:rPr>
+          <w:rStyle w:val="VerbatimChar"/>
+        </w:rPr>
+        <w:t xml:space="preserve">1844</w:t>
+      </w:r>
+      <w:r>
+        <w:t xml:space="preserve"> </w:t>
+      </w:r>
+      <w:r>
+        <w:t xml:space="preserve">(Secondary)</w:t>
+      </w:r>
+    </w:p>
+    <w:p>
+      <w:pPr>
+        <w:pStyle w:val="Compact"/>
+        <w:numPr>
+          <w:ilvl w:val="0"/>
+          <w:numId w:val="1026"/>
+        </w:numPr>
+      </w:pPr>
+      <w:r>
+        <w:rPr>
+          <w:b/>
+          <w:bCs/>
+        </w:rPr>
+        <w:t xml:space="preserve">Invoice workflow id:</w:t>
+      </w:r>
+      <w:r>
+        <w:t xml:space="preserve"> </w:t>
+      </w:r>
+      <w:r>
+        <w:rPr>
+          <w:rStyle w:val="VerbatimChar"/>
+        </w:rPr>
+        <w:t xml:space="preserve">605</w:t>
+      </w:r>
+      <w:r>
+        <w:t xml:space="preserve"> </w:t>
+      </w:r>
+      <w:r>
+        <w:t xml:space="preserve">(Contribution)</w:t>
+      </w:r>
+    </w:p>
+    <w:bookmarkStart w:id="110" w:name="members-congressus--sss"/>
+    <w:p>
+      <w:pPr>
+        <w:pStyle w:val="Heading2"/>
+      </w:pPr>
+      <w:r>
+        <w:t xml:space="preserve">Members (Congressus → SSS)</w:t>
+      </w:r>
+    </w:p>
+    <w:p>
+      <w:pPr>
+        <w:pStyle w:val="FirstParagraph"/>
+      </w:pPr>
+      <w:r>
+        <w:rPr>
+          <w:rStyle w:val="VerbatimChar"/>
+        </w:rPr>
+        <w:t xml:space="preserve">Members → Sync from Congressus</w:t>
+      </w:r>
+      <w:r>
+        <w:t xml:space="preserve"> </w:t>
+      </w:r>
+      <w:r>
+        <w:t xml:space="preserve">calls</w:t>
+      </w:r>
+      <w:r>
+        <w:t xml:space="preserve"> </w:t>
+      </w:r>
+      <w:r>
+        <w:rPr>
+          <w:rStyle w:val="VerbatimChar"/>
+        </w:rPr>
+        <w:t xml:space="preserve">fetchAllMembers()</w:t>
+      </w:r>
+      <w:r>
+        <w:t xml:space="preserve">, which pages through</w:t>
+      </w:r>
+      <w:r>
+        <w:t xml:space="preserve"> </w:t>
+      </w:r>
+      <w:r>
+        <w:rPr>
+          <w:rStyle w:val="VerbatimChar"/>
+        </w:rPr>
+        <w:t xml:space="preserve">GET /members?status_id=…</w:t>
+      </w:r>
+      <w:r>
+        <w:t xml:space="preserve"> </w:t>
+      </w:r>
+      <w:r>
+        <w:t xml:space="preserve">for the Primary and Secondary statuses and upserts</w:t>
+      </w:r>
+      <w:r>
+        <w:t xml:space="preserve"> </w:t>
+      </w:r>
+      <w:r>
+        <w:t xml:space="preserve">each by</w:t>
+      </w:r>
+      <w:r>
+        <w:t xml:space="preserve"> </w:t>
+      </w:r>
+      <w:r>
+        <w:rPr>
+          <w:rStyle w:val="VerbatimChar"/>
+        </w:rPr>
+        <w:t xml:space="preserve">congressusId</w:t>
+      </w:r>
+      <w:r>
+        <w:t xml:space="preserve">. A member is marked</w:t>
+      </w:r>
+      <w:r>
+        <w:t xml:space="preserve"> </w:t>
+      </w:r>
+      <w:r>
+        <w:rPr>
+          <w:rStyle w:val="VerbatimChar"/>
+        </w:rPr>
+        <w:t xml:space="preserve">active</w:t>
+      </w:r>
+      <w:r>
+        <w:t xml:space="preserve"> </w:t>
+      </w:r>
+      <w:r>
+        <w:t xml:space="preserve">unless Congressus says they</w:t>
+      </w:r>
+      <w:r>
+        <w:t xml:space="preserve"> </w:t>
+      </w:r>
+      <w:r>
+        <w:t xml:space="preserve">are deleted, locked, archived, or deceased. Members without an email are skipped</w:t>
+      </w:r>
+      <w:r>
+        <w:t xml:space="preserve"> </w:t>
+      </w:r>
+      <w:r>
+        <w:t xml:space="preserve">(email is the unique key used for card linking).</w:t>
+      </w:r>
+    </w:p>
+    <w:bookmarkEnd w:id="110"/>
+    <w:bookmarkStart w:id="113" w:name="products-sss--congressus"/>
+    <w:p>
+      <w:pPr>
+        <w:pStyle w:val="Heading2"/>
+      </w:pPr>
+      <w:r>
+        <w:t xml:space="preserve">Products (SSS → Congressus)</w:t>
+      </w:r>
+    </w:p>
+    <w:p>
+      <w:pPr>
+        <w:pStyle w:val="FirstParagraph"/>
+      </w:pPr>
+      <w:r>
+        <w:t xml:space="preserve">When you create a product in the admin panel it is also created in the Congressus</w:t>
+      </w:r>
+      <w:r>
+        <w:t xml:space="preserve"> </w:t>
+      </w:r>
+      <w:r>
+        <w:t xml:space="preserve">SSS folder, and its</w:t>
+      </w:r>
+      <w:r>
+        <w:t xml:space="preserve"> </w:t>
+      </w:r>
+      <w:r>
+        <w:rPr>
+          <w:b/>
+          <w:bCs/>
+        </w:rPr>
+        <w:t xml:space="preserve">offer id</w:t>
+      </w:r>
+      <w:r>
+        <w:t xml:space="preserve"> </w:t>
+      </w:r>
+      <w:r>
+        <w:t xml:space="preserve">is stored on the local product</w:t>
+      </w:r>
+      <w:r>
+        <w:t xml:space="preserve"> </w:t>
+      </w:r>
+      <w:r>
+        <w:t xml:space="preserve">(</w:t>
+      </w:r>
+      <w:r>
+        <w:rPr>
+          <w:rStyle w:val="VerbatimChar"/>
+        </w:rPr>
+        <w:t xml:space="preserve">congressusProductOfferId</w:t>
+      </w:r>
+      <w:r>
+        <w:t xml:space="preserve">). Name/price edits sync too.</w:t>
+      </w:r>
+    </w:p>
+    <w:bookmarkStart w:id="111" w:name="warning-the-product-id-vs-offer-id-quirk"/>
+    <w:p>
+      <w:pPr>
+        <w:pStyle w:val="Heading3"/>
+      </w:pPr>
+      <w:r>
+        <w:t xml:space="preserve">⚠️ The product id vs offer id quirk</w:t>
+      </w:r>
+    </w:p>
+    <w:p>
+      <w:pPr>
+        <w:pStyle w:val="FirstParagraph"/>
+      </w:pPr>
+      <w:r>
+        <w:t xml:space="preserve">A Congressus product has both a product entity id and a</w:t>
+      </w:r>
+      <w:r>
+        <w:t xml:space="preserve"> </w:t>
+      </w:r>
+      <w:r>
+        <w:rPr>
+          <w:b/>
+          <w:bCs/>
+        </w:rPr>
+        <w:t xml:space="preserve">product offer id</w:t>
       </w:r>
       <w:r>
         <w:t xml:space="preserve">.</w:t>
       </w:r>
-    </w:p>
-    <w:bookmarkEnd w:id="111"/>
-    <w:bookmarkStart w:id="112" w:name="backfilling-existing-products"/>
-    <w:p>
-      <w:pPr>
-        <w:pStyle w:val="Heading3"/>
-      </w:pPr>
-      <w:r>
-        <w:t xml:space="preserve">Backfilling existing products</w:t>
-      </w:r>
-    </w:p>
-    <w:p>
-      <w:pPr>
-        <w:pStyle w:val="FirstParagraph"/>
-      </w:pPr>
-      <w:r>
-        <w:t xml:space="preserve">Products created before offer ids were tracked can be matched to the folder by</w:t>
-      </w:r>
-      <w:r>
-        <w:t xml:space="preserve"> </w:t>
-      </w:r>
-      <w:r>
-        <w:t xml:space="preserve">name/price via</w:t>
-      </w:r>
-      <w:r>
-        <w:t xml:space="preserve"> </w:t>
-      </w:r>
-      <w:r>
-        <w:rPr>
-          <w:rStyle w:val="VerbatimChar"/>
-        </w:rPr>
-        <w:t xml:space="preserve">POST /api/admin/sync-product-offers</w:t>
-      </w:r>
-      <w:r>
-        <w:t xml:space="preserve">.</w:t>
-      </w:r>
-    </w:p>
-    <w:bookmarkEnd w:id="112"/>
-    <w:bookmarkEnd w:id="113"/>
-    <w:bookmarkStart w:id="115" w:name="sale-invoices-sss--congressus"/>
-    <w:p>
-      <w:pPr>
-        <w:pStyle w:val="Heading2"/>
-      </w:pPr>
-      <w:r>
-        <w:t xml:space="preserve">Sale invoices (SSS → Congressus)</w:t>
-      </w:r>
-    </w:p>
-    <w:p>
-      <w:pPr>
-        <w:pStyle w:val="FirstParagraph"/>
-      </w:pPr>
-      <w:r>
-        <w:rPr>
-          <w:rStyle w:val="VerbatimChar"/>
-        </w:rPr>
-        <w:t xml:space="preserve">Invoices → Export to Congressus</w:t>
-      </w:r>
-      <w:r>
-        <w:t xml:space="preserve">:</w:t>
+      <w:r>
+        <w:t xml:space="preserve"> </w:t>
+      </w:r>
+      <w:r>
+        <w:rPr>
+          <w:b/>
+          <w:bCs/>
+        </w:rPr>
+        <w:t xml:space="preserve">Invoice line items reference the offer id</w:t>
+      </w:r>
+      <w:r>
+        <w:t xml:space="preserve">, not the product id.</w:t>
       </w:r>
     </w:p>
     <w:p>
@@ -15871,22 +15845,46 @@
         </w:numPr>
       </w:pPr>
       <w:r>
-        <w:t xml:space="preserve">Group all</w:t>
-      </w:r>
-      <w:r>
-        <w:t xml:space="preserve"> </w:t>
-      </w:r>
-      <w:r>
-        <w:rPr>
-          <w:rStyle w:val="VerbatimChar"/>
-        </w:rPr>
-        <w:t xml:space="preserve">CONFIRMED</w:t>
-      </w:r>
-      <w:r>
-        <w:t xml:space="preserve"> </w:t>
-      </w:r>
-      <w:r>
-        <w:t xml:space="preserve">invoices by</w:t>
+        <w:rPr>
+          <w:rStyle w:val="VerbatimChar"/>
+        </w:rPr>
+        <w:t xml:space="preserve">POST /products</w:t>
+      </w:r>
+      <w:r>
+        <w:t xml:space="preserve"> </w:t>
+      </w:r>
+      <w:r>
+        <w:t xml:space="preserve">returns</w:t>
+      </w:r>
+      <w:r>
+        <w:t xml:space="preserve"> </w:t>
+      </w:r>
+      <w:r>
+        <w:rPr>
+          <w:rStyle w:val="VerbatimChar"/>
+        </w:rPr>
+        <w:t xml:space="preserve">id</w:t>
+      </w:r>
+      <w:r>
+        <w:t xml:space="preserve"> </w:t>
+      </w:r>
+      <w:r>
+        <w:t xml:space="preserve">/</w:t>
+      </w:r>
+      <w:r>
+        <w:t xml:space="preserve"> </w:t>
+      </w:r>
+      <w:r>
+        <w:rPr>
+          <w:rStyle w:val="VerbatimChar"/>
+        </w:rPr>
+        <w:t xml:space="preserve">product_offer_id</w:t>
+      </w:r>
+      <w:r>
+        <w:t xml:space="preserve"> </w:t>
+      </w:r>
+      <w:r>
+        <w:t xml:space="preserve">in the</w:t>
       </w:r>
       <w:r>
         <w:t xml:space="preserve"> </w:t>
@@ -15896,10 +15894,41 @@
           <w:b/>
           <w:bCs/>
         </w:rPr>
-        <w:t xml:space="preserve">member × calendar month</w:t>
-      </w:r>
-      <w:r>
-        <w:t xml:space="preserve">.</w:t>
+        <w:t xml:space="preserve">product-entity</w:t>
+      </w:r>
+      <w:r>
+        <w:t xml:space="preserve"> </w:t>
+      </w:r>
+      <w:r>
+        <w:t xml:space="preserve">range (e.g.</w:t>
+      </w:r>
+      <w:r>
+        <w:t xml:space="preserve"> </w:t>
+      </w:r>
+      <w:r>
+        <w:rPr>
+          <w:rStyle w:val="VerbatimChar"/>
+        </w:rPr>
+        <w:t xml:space="preserve">110xxx</w:t>
+      </w:r>
+      <w:r>
+        <w:t xml:space="preserve">), which is</w:t>
+      </w:r>
+      <w:r>
+        <w:t xml:space="preserve"> </w:t>
+      </w:r>
+      <w:r>
+        <w:rPr>
+          <w:b/>
+          <w:bCs/>
+        </w:rPr>
+        <w:t xml:space="preserve">not</w:t>
+      </w:r>
+      <w:r>
+        <w:t xml:space="preserve"> </w:t>
+      </w:r>
+      <w:r>
+        <w:t xml:space="preserve">the id used on invoices.</w:t>
       </w:r>
     </w:p>
     <w:p>
@@ -15911,6 +15940,261 @@
         </w:numPr>
       </w:pPr>
       <w:r>
+        <w:t xml:space="preserve">The real offer id (e.g.</w:t>
+      </w:r>
+      <w:r>
+        <w:t xml:space="preserve"> </w:t>
+      </w:r>
+      <w:r>
+        <w:rPr>
+          <w:rStyle w:val="VerbatimChar"/>
+        </w:rPr>
+        <w:t xml:space="preserve">118xxx</w:t>
+      </w:r>
+      <w:r>
+        <w:t xml:space="preserve">) only appears once you read the product back</w:t>
+      </w:r>
+      <w:r>
+        <w:t xml:space="preserve"> </w:t>
+      </w:r>
+      <w:r>
+        <w:t xml:space="preserve">from the</w:t>
+      </w:r>
+      <w:r>
+        <w:t xml:space="preserve"> </w:t>
+      </w:r>
+      <w:r>
+        <w:rPr>
+          <w:b/>
+          <w:bCs/>
+        </w:rPr>
+        <w:t xml:space="preserve">folder listing</w:t>
+      </w:r>
+      <w:r>
+        <w:t xml:space="preserve"> </w:t>
+      </w:r>
+      <w:r>
+        <w:t xml:space="preserve">(</w:t>
+      </w:r>
+      <w:r>
+        <w:rPr>
+          <w:rStyle w:val="VerbatimChar"/>
+        </w:rPr>
+        <w:t xml:space="preserve">GET /products?folder_id=5952</w:t>
+      </w:r>
+      <w:r>
+        <w:t xml:space="preserve">).</w:t>
+      </w:r>
+    </w:p>
+    <w:p>
+      <w:pPr>
+        <w:pStyle w:val="FirstParagraph"/>
+      </w:pPr>
+      <w:r>
+        <w:t xml:space="preserve">So</w:t>
+      </w:r>
+      <w:r>
+        <w:t xml:space="preserve"> </w:t>
+      </w:r>
+      <w:r>
+        <w:rPr>
+          <w:rStyle w:val="VerbatimChar"/>
+        </w:rPr>
+        <w:t xml:space="preserve">createCongressusProduct()</w:t>
+      </w:r>
+      <w:r>
+        <w:t xml:space="preserve"> </w:t>
+      </w:r>
+      <w:r>
+        <w:t xml:space="preserve">creates the product and then re-queries the folder</w:t>
+      </w:r>
+      <w:r>
+        <w:t xml:space="preserve"> </w:t>
+      </w:r>
+      <w:r>
+        <w:t xml:space="preserve">to find the real offer id. Using the wrong id silently produces an invoice with</w:t>
+      </w:r>
+      <w:r>
+        <w:t xml:space="preserve"> </w:t>
+      </w:r>
+      <w:r>
+        <w:rPr>
+          <w:b/>
+          <w:bCs/>
+        </w:rPr>
+        <w:t xml:space="preserve">empty line items</w:t>
+      </w:r>
+      <w:r>
+        <w:t xml:space="preserve">.</w:t>
+      </w:r>
+    </w:p>
+    <w:p>
+      <w:pPr>
+        <w:pStyle w:val="BlockText"/>
+      </w:pPr>
+      <w:r>
+        <w:t xml:space="preserve">Also note:</w:t>
+      </w:r>
+      <w:r>
+        <w:t xml:space="preserve"> </w:t>
+      </w:r>
+      <w:r>
+        <w:rPr>
+          <w:rStyle w:val="VerbatimChar"/>
+        </w:rPr>
+        <w:t xml:space="preserve">GET /products/{id}</w:t>
+      </w:r>
+      <w:r>
+        <w:t xml:space="preserve"> </w:t>
+      </w:r>
+      <w:r>
+        <w:t xml:space="preserve">returns 404 for any id, and</w:t>
+      </w:r>
+      <w:r>
+        <w:t xml:space="preserve"> </w:t>
+      </w:r>
+      <w:r>
+        <w:rPr>
+          <w:rStyle w:val="VerbatimChar"/>
+        </w:rPr>
+        <w:t xml:space="preserve">page_size</w:t>
+      </w:r>
+      <w:r>
+        <w:t xml:space="preserve"> </w:t>
+      </w:r>
+      <w:r>
+        <w:t xml:space="preserve">maxes</w:t>
+      </w:r>
+      <w:r>
+        <w:t xml:space="preserve"> </w:t>
+      </w:r>
+      <w:r>
+        <w:t xml:space="preserve">out at</w:t>
+      </w:r>
+      <w:r>
+        <w:t xml:space="preserve"> </w:t>
+      </w:r>
+      <w:r>
+        <w:rPr>
+          <w:b/>
+          <w:bCs/>
+        </w:rPr>
+        <w:t xml:space="preserve">100</w:t>
+      </w:r>
+      <w:r>
+        <w:t xml:space="preserve">.</w:t>
+      </w:r>
+    </w:p>
+    <w:bookmarkEnd w:id="111"/>
+    <w:bookmarkStart w:id="112" w:name="backfilling-existing-products"/>
+    <w:p>
+      <w:pPr>
+        <w:pStyle w:val="Heading3"/>
+      </w:pPr>
+      <w:r>
+        <w:t xml:space="preserve">Backfilling existing products</w:t>
+      </w:r>
+    </w:p>
+    <w:p>
+      <w:pPr>
+        <w:pStyle w:val="FirstParagraph"/>
+      </w:pPr>
+      <w:r>
+        <w:t xml:space="preserve">Products created before offer ids were tracked can be matched to the folder by</w:t>
+      </w:r>
+      <w:r>
+        <w:t xml:space="preserve"> </w:t>
+      </w:r>
+      <w:r>
+        <w:t xml:space="preserve">name/price via</w:t>
+      </w:r>
+      <w:r>
+        <w:t xml:space="preserve"> </w:t>
+      </w:r>
+      <w:r>
+        <w:rPr>
+          <w:rStyle w:val="VerbatimChar"/>
+        </w:rPr>
+        <w:t xml:space="preserve">POST /api/admin/sync-product-offers</w:t>
+      </w:r>
+      <w:r>
+        <w:t xml:space="preserve">.</w:t>
+      </w:r>
+    </w:p>
+    <w:bookmarkEnd w:id="112"/>
+    <w:bookmarkEnd w:id="113"/>
+    <w:bookmarkStart w:id="115" w:name="sale-invoices-sss--congressus"/>
+    <w:p>
+      <w:pPr>
+        <w:pStyle w:val="Heading2"/>
+      </w:pPr>
+      <w:r>
+        <w:t xml:space="preserve">Sale invoices (SSS → Congressus)</w:t>
+      </w:r>
+    </w:p>
+    <w:p>
+      <w:pPr>
+        <w:pStyle w:val="FirstParagraph"/>
+      </w:pPr>
+      <w:r>
+        <w:rPr>
+          <w:rStyle w:val="VerbatimChar"/>
+        </w:rPr>
+        <w:t xml:space="preserve">Invoices → Export to Congressus</w:t>
+      </w:r>
+      <w:r>
+        <w:t xml:space="preserve">:</w:t>
+      </w:r>
+    </w:p>
+    <w:p>
+      <w:pPr>
+        <w:pStyle w:val="Compact"/>
+        <w:numPr>
+          <w:ilvl w:val="0"/>
+          <w:numId w:val="1028"/>
+        </w:numPr>
+      </w:pPr>
+      <w:r>
+        <w:t xml:space="preserve">Group all</w:t>
+      </w:r>
+      <w:r>
+        <w:t xml:space="preserve"> </w:t>
+      </w:r>
+      <w:r>
+        <w:rPr>
+          <w:rStyle w:val="VerbatimChar"/>
+        </w:rPr>
+        <w:t xml:space="preserve">CONFIRMED</w:t>
+      </w:r>
+      <w:r>
+        <w:t xml:space="preserve"> </w:t>
+      </w:r>
+      <w:r>
+        <w:t xml:space="preserve">invoices by</w:t>
+      </w:r>
+      <w:r>
+        <w:t xml:space="preserve"> </w:t>
+      </w:r>
+      <w:r>
+        <w:rPr>
+          <w:b/>
+          <w:bCs/>
+        </w:rPr>
+        <w:t xml:space="preserve">member × calendar month</w:t>
+      </w:r>
+      <w:r>
+        <w:t xml:space="preserve">.</w:t>
+      </w:r>
+    </w:p>
+    <w:p>
+      <w:pPr>
+        <w:pStyle w:val="Compact"/>
+        <w:numPr>
+          <w:ilvl w:val="0"/>
+          <w:numId w:val="1028"/>
+        </w:numPr>
+      </w:pPr>
+      <w:r>
         <w:t xml:space="preserve">For each group, create one Congressus sale-invoice via</w:t>
       </w:r>
       <w:r>
@@ -15931,7 +16215,7 @@
         <w:pStyle w:val="Compact"/>
         <w:numPr>
           <w:ilvl w:val="1"/>
-          <w:numId w:val="1028"/>
+          <w:numId w:val="1029"/>
         </w:numPr>
       </w:pPr>
       <w:r>
@@ -15958,7 +16242,7 @@
         <w:pStyle w:val="Compact"/>
         <w:numPr>
           <w:ilvl w:val="1"/>
-          <w:numId w:val="1028"/>
+          <w:numId w:val="1029"/>
         </w:numPr>
       </w:pPr>
       <w:r>
@@ -15979,7 +16263,7 @@
         <w:pStyle w:val="Compact"/>
         <w:numPr>
           <w:ilvl w:val="1"/>
-          <w:numId w:val="1028"/>
+          <w:numId w:val="1029"/>
         </w:numPr>
       </w:pPr>
       <w:r>
@@ -16083,7 +16367,7 @@
         <w:pStyle w:val="Compact"/>
         <w:numPr>
           <w:ilvl w:val="0"/>
-          <w:numId w:val="1027"/>
+          <w:numId w:val="1028"/>
         </w:numPr>
       </w:pPr>
       <w:r>
@@ -16646,7 +16930,7 @@
         <w:pStyle w:val="Compact"/>
         <w:numPr>
           <w:ilvl w:val="0"/>
-          <w:numId w:val="1029"/>
+          <w:numId w:val="1030"/>
         </w:numPr>
       </w:pPr>
       <w:r>
@@ -16691,140 +16975,6 @@
       </w:r>
       <w:r>
         <w:t xml:space="preserve">counts the distinct members who made at least one purchase in the period.</w:t>
-      </w:r>
-    </w:p>
-    <w:p>
-      <w:pPr>
-        <w:pStyle w:val="Compact"/>
-        <w:numPr>
-          <w:ilvl w:val="0"/>
-          <w:numId w:val="1029"/>
-        </w:numPr>
-      </w:pPr>
-      <w:r>
-        <w:rPr>
-          <w:b/>
-          <w:bCs/>
-        </w:rPr>
-        <w:t xml:space="preserve">Revenue over time:</w:t>
-      </w:r>
-      <w:r>
-        <w:t xml:space="preserve"> </w:t>
-      </w:r>
-      <w:r>
-        <w:t xml:space="preserve">a daily bar chart (hover a bar for the date and amount).</w:t>
-      </w:r>
-    </w:p>
-    <w:p>
-      <w:pPr>
-        <w:pStyle w:val="Compact"/>
-        <w:numPr>
-          <w:ilvl w:val="0"/>
-          <w:numId w:val="1029"/>
-        </w:numPr>
-      </w:pPr>
-      <w:r>
-        <w:rPr>
-          <w:b/>
-          <w:bCs/>
-        </w:rPr>
-        <w:t xml:space="preserve">Most popular items:</w:t>
-      </w:r>
-      <w:r>
-        <w:t xml:space="preserve"> </w:t>
-      </w:r>
-      <w:r>
-        <w:t xml:space="preserve">ranked by quantity, with revenue per item.</w:t>
-      </w:r>
-    </w:p>
-    <w:p>
-      <w:pPr>
-        <w:pStyle w:val="Compact"/>
-        <w:numPr>
-          <w:ilvl w:val="0"/>
-          <w:numId w:val="1029"/>
-        </w:numPr>
-      </w:pPr>
-      <w:r>
-        <w:rPr>
-          <w:b/>
-          <w:bCs/>
-        </w:rPr>
-        <w:t xml:space="preserve">Top spenders:</w:t>
-      </w:r>
-      <w:r>
-        <w:t xml:space="preserve"> </w:t>
-      </w:r>
-      <w:r>
-        <w:t xml:space="preserve">the 10 members who spent the most in the period, with their</w:t>
-      </w:r>
-      <w:r>
-        <w:t xml:space="preserve"> </w:t>
-      </w:r>
-      <w:r>
-        <w:t xml:space="preserve">total spend and order count.</w:t>
-      </w:r>
-    </w:p>
-    <w:p>
-      <w:pPr>
-        <w:pStyle w:val="Compact"/>
-        <w:numPr>
-          <w:ilvl w:val="0"/>
-          <w:numId w:val="1029"/>
-        </w:numPr>
-      </w:pPr>
-      <w:r>
-        <w:rPr>
-          <w:b/>
-          <w:bCs/>
-        </w:rPr>
-        <w:t xml:space="preserve">Recent purchases:</w:t>
-      </w:r>
-      <w:r>
-        <w:t xml:space="preserve"> </w:t>
-      </w:r>
-      <w:r>
-        <w:t xml:space="preserve">a live feed of the latest orders in the period — which</w:t>
-      </w:r>
-      <w:r>
-        <w:t xml:space="preserve"> </w:t>
-      </w:r>
-      <w:r>
-        <w:t xml:space="preserve">member bought which items, the order total, and how long ago.</w:t>
-      </w:r>
-    </w:p>
-    <w:p>
-      <w:pPr>
-        <w:pStyle w:val="FirstParagraph"/>
-      </w:pPr>
-      <w:r>
-        <w:t xml:space="preserve">All figures count</w:t>
-      </w:r>
-      <w:r>
-        <w:t xml:space="preserve"> </w:t>
-      </w:r>
-      <w:r>
-        <w:rPr>
-          <w:b/>
-          <w:bCs/>
-        </w:rPr>
-        <w:t xml:space="preserve">confirmed and exported</w:t>
-      </w:r>
-      <w:r>
-        <w:t xml:space="preserve"> </w:t>
-      </w:r>
-      <w:r>
-        <w:t xml:space="preserve">purchases in the chosen period.</w:t>
-      </w:r>
-    </w:p>
-    <w:bookmarkEnd w:id="119"/>
-    <w:bookmarkStart w:id="120" w:name="members"/>
-    <w:p>
-      <w:pPr>
-        <w:pStyle w:val="Heading2"/>
-      </w:pPr>
-      <w:r>
-        <w:t xml:space="preserve">Members</w:t>
       </w:r>
     </w:p>
     <w:p>
@@ -16840,13 +16990,13 @@
           <w:b/>
           <w:bCs/>
         </w:rPr>
-        <w:t xml:space="preserve">Search</w:t>
-      </w:r>
-      <w:r>
-        <w:t xml:space="preserve"> </w:t>
-      </w:r>
-      <w:r>
-        <w:t xml:space="preserve">by name or email.</w:t>
+        <w:t xml:space="preserve">Revenue over time:</w:t>
+      </w:r>
+      <w:r>
+        <w:t xml:space="preserve"> </w:t>
+      </w:r>
+      <w:r>
+        <w:t xml:space="preserve">a daily bar chart (hover a bar for the date and amount).</w:t>
       </w:r>
     </w:p>
     <w:p>
@@ -16862,25 +17012,13 @@
           <w:b/>
           <w:bCs/>
         </w:rPr>
-        <w:t xml:space="preserve">Sync from Congressus</w:t>
-      </w:r>
-      <w:r>
-        <w:t xml:space="preserve"> </w:t>
-      </w:r>
-      <w:r>
-        <w:t xml:space="preserve">— imports/updates all Primary &amp; Secondary members. Run</w:t>
-      </w:r>
-      <w:r>
-        <w:t xml:space="preserve"> </w:t>
-      </w:r>
-      <w:r>
-        <w:t xml:space="preserve">this whenever membership changes (new members, status changes). Inactive</w:t>
-      </w:r>
-      <w:r>
-        <w:t xml:space="preserve"> </w:t>
-      </w:r>
-      <w:r>
-        <w:t xml:space="preserve">members are flagged and cannot link cards.</w:t>
+        <w:t xml:space="preserve">Most popular items:</w:t>
+      </w:r>
+      <w:r>
+        <w:t xml:space="preserve"> </w:t>
+      </w:r>
+      <w:r>
+        <w:t xml:space="preserve">ranked by quantity, with revenue per item.</w:t>
       </w:r>
     </w:p>
     <w:p>
@@ -16896,35 +17034,19 @@
           <w:b/>
           <w:bCs/>
         </w:rPr>
-        <w:t xml:space="preserve">🛒 Enter store</w:t>
-      </w:r>
-      <w:r>
-        <w:t xml:space="preserve"> </w:t>
-      </w:r>
-      <w:r>
-        <w:t xml:space="preserve">— opens the kiosk shop</w:t>
-      </w:r>
-      <w:r>
-        <w:t xml:space="preserve"> </w:t>
-      </w:r>
-      <w:r>
-        <w:rPr>
-          <w:b/>
-          <w:bCs/>
-        </w:rPr>
-        <w:t xml:space="preserve">as that member</w:t>
-      </w:r>
-      <w:r>
-        <w:t xml:space="preserve"> </w:t>
-      </w:r>
-      <w:r>
-        <w:t xml:space="preserve">so you can place an</w:t>
-      </w:r>
-      <w:r>
-        <w:t xml:space="preserve"> </w:t>
-      </w:r>
-      <w:r>
-        <w:t xml:space="preserve">order on their behalf (e.g. manual sale). It behaves exactly like a card tap.</w:t>
+        <w:t xml:space="preserve">Top spenders:</w:t>
+      </w:r>
+      <w:r>
+        <w:t xml:space="preserve"> </w:t>
+      </w:r>
+      <w:r>
+        <w:t xml:space="preserve">the 10 members who spent the most in the period, with their</w:t>
+      </w:r>
+      <w:r>
+        <w:t xml:space="preserve"> </w:t>
+      </w:r>
+      <w:r>
+        <w:t xml:space="preserve">total spend and order count.</w:t>
       </w:r>
     </w:p>
     <w:p>
@@ -16940,47 +17062,58 @@
           <w:b/>
           <w:bCs/>
         </w:rPr>
-        <w:t xml:space="preserve">Delete</w:t>
-      </w:r>
-      <w:r>
-        <w:t xml:space="preserve"> </w:t>
-      </w:r>
-      <w:r>
-        <w:t xml:space="preserve">— removes a member and their linked cards. Blocked if the member has</w:t>
-      </w:r>
-      <w:r>
-        <w:t xml:space="preserve"> </w:t>
-      </w:r>
-      <w:r>
-        <w:t xml:space="preserve">any invoices (delete/clear those first).</w:t>
-      </w:r>
-    </w:p>
-    <w:p>
-      <w:pPr>
-        <w:pStyle w:val="BlockText"/>
-      </w:pPr>
-      <w:r>
-        <w:t xml:space="preserve">Cards are normally linked by members themselves via the email flow — you don't</w:t>
-      </w:r>
-      <w:r>
-        <w:t xml:space="preserve"> </w:t>
-      </w:r>
-      <w:r>
-        <w:t xml:space="preserve">link cards from the admin panel.</w:t>
-      </w:r>
-    </w:p>
-    <w:bookmarkEnd w:id="120"/>
-    <w:bookmarkStart w:id="121" w:name="products"/>
+        <w:t xml:space="preserve">Recent purchases:</w:t>
+      </w:r>
+      <w:r>
+        <w:t xml:space="preserve"> </w:t>
+      </w:r>
+      <w:r>
+        <w:t xml:space="preserve">a live feed of the latest orders in the period — which</w:t>
+      </w:r>
+      <w:r>
+        <w:t xml:space="preserve"> </w:t>
+      </w:r>
+      <w:r>
+        <w:t xml:space="preserve">member bought which items, the order total, and how long ago.</w:t>
+      </w:r>
+    </w:p>
+    <w:p>
+      <w:pPr>
+        <w:pStyle w:val="FirstParagraph"/>
+      </w:pPr>
+      <w:r>
+        <w:t xml:space="preserve">All figures count</w:t>
+      </w:r>
+      <w:r>
+        <w:t xml:space="preserve"> </w:t>
+      </w:r>
+      <w:r>
+        <w:rPr>
+          <w:b/>
+          <w:bCs/>
+        </w:rPr>
+        <w:t xml:space="preserve">confirmed and exported</w:t>
+      </w:r>
+      <w:r>
+        <w:t xml:space="preserve"> </w:t>
+      </w:r>
+      <w:r>
+        <w:t xml:space="preserve">purchases in the chosen period.</w:t>
+      </w:r>
+    </w:p>
+    <w:bookmarkEnd w:id="119"/>
+    <w:bookmarkStart w:id="120" w:name="members"/>
     <w:p>
       <w:pPr>
         <w:pStyle w:val="Heading2"/>
       </w:pPr>
       <w:r>
-        <w:t xml:space="preserve">Products</w:t>
-      </w:r>
-    </w:p>
-    <w:p>
-      <w:pPr>
+        <w:t xml:space="preserve">Members</w:t>
+      </w:r>
+    </w:p>
+    <w:p>
+      <w:pPr>
+        <w:pStyle w:val="Compact"/>
         <w:numPr>
           <w:ilvl w:val="0"/>
           <w:numId w:val="1031"/>
@@ -16991,102 +17124,18 @@
           <w:b/>
           <w:bCs/>
         </w:rPr>
-        <w:t xml:space="preserve">Categories</w:t>
-      </w:r>
-      <w:r>
-        <w:t xml:space="preserve"> </w:t>
-      </w:r>
-      <w:r>
-        <w:t xml:space="preserve">— at the top of the page, add a new category by typing a name and</w:t>
-      </w:r>
-      <w:r>
-        <w:t xml:space="preserve"> </w:t>
-      </w:r>
-      <w:r>
-        <w:t xml:space="preserve">pressing</w:t>
-      </w:r>
-      <w:r>
-        <w:t xml:space="preserve"> </w:t>
-      </w:r>
-      <w:r>
-        <w:rPr>
-          <w:b/>
-          <w:bCs/>
-        </w:rPr>
-        <w:t xml:space="preserve">Add category</w:t>
-      </w:r>
-      <w:r>
-        <w:t xml:space="preserve">. Each chip shows how many products it holds; the</w:t>
-      </w:r>
-      <w:r>
-        <w:t xml:space="preserve"> </w:t>
-      </w:r>
-      <w:r>
-        <w:rPr>
-          <w:b/>
-          <w:bCs/>
-        </w:rPr>
-        <w:t xml:space="preserve">×</w:t>
-      </w:r>
-      <w:r>
-        <w:t xml:space="preserve"> </w:t>
-      </w:r>
-      <w:r>
-        <w:t xml:space="preserve">deletes a category, but only once it's</w:t>
-      </w:r>
-      <w:r>
-        <w:t xml:space="preserve"> </w:t>
-      </w:r>
-      <w:r>
-        <w:rPr>
-          <w:b/>
-          <w:bCs/>
-        </w:rPr>
-        <w:t xml:space="preserve">empty</w:t>
-      </w:r>
-      <w:r>
-        <w:t xml:space="preserve"> </w:t>
-      </w:r>
-      <w:r>
-        <w:t xml:space="preserve">(move or archive its products</w:t>
-      </w:r>
-      <w:r>
-        <w:t xml:space="preserve"> </w:t>
-      </w:r>
-      <w:r>
-        <w:t xml:space="preserve">first). Use the</w:t>
-      </w:r>
-      <w:r>
-        <w:t xml:space="preserve"> </w:t>
-      </w:r>
-      <w:r>
-        <w:rPr>
-          <w:b/>
-          <w:bCs/>
-        </w:rPr>
-        <w:t xml:space="preserve">‹ ›</w:t>
-      </w:r>
-      <w:r>
-        <w:t xml:space="preserve"> </w:t>
-      </w:r>
-      <w:r>
-        <w:t xml:space="preserve">arrows on a chip to reorder categories — the order sets</w:t>
-      </w:r>
-      <w:r>
-        <w:t xml:space="preserve"> </w:t>
-      </w:r>
-      <w:r>
-        <w:t xml:space="preserve">both the section order and the filter-pill order in the kiosk shop. Categories</w:t>
-      </w:r>
-      <w:r>
-        <w:t xml:space="preserve"> </w:t>
-      </w:r>
-      <w:r>
-        <w:t xml:space="preserve">appear as the section headers and the filter pills in the kiosk shop.</w:t>
-      </w:r>
-    </w:p>
-    <w:p>
-      <w:pPr>
+        <w:t xml:space="preserve">Search</w:t>
+      </w:r>
+      <w:r>
+        <w:t xml:space="preserve"> </w:t>
+      </w:r>
+      <w:r>
+        <w:t xml:space="preserve">by name or email.</w:t>
+      </w:r>
+    </w:p>
+    <w:p>
+      <w:pPr>
+        <w:pStyle w:val="Compact"/>
         <w:numPr>
           <w:ilvl w:val="0"/>
           <w:numId w:val="1031"/>
@@ -17097,42 +17146,30 @@
           <w:b/>
           <w:bCs/>
         </w:rPr>
-        <w:t xml:space="preserve">Add product</w:t>
-      </w:r>
-      <w:r>
-        <w:t xml:space="preserve"> </w:t>
-      </w:r>
-      <w:r>
-        <w:t xml:space="preserve">— name, price (€), category, and optional stock (blank =</w:t>
-      </w:r>
-      <w:r>
-        <w:t xml:space="preserve"> </w:t>
-      </w:r>
-      <w:r>
-        <w:t xml:space="preserve">unlimited). Creating a product also creates a matching Congressus product so it</w:t>
-      </w:r>
-      <w:r>
-        <w:t xml:space="preserve"> </w:t>
-      </w:r>
-      <w:r>
-        <w:t xml:space="preserve">can appear on invoices. New products start as</w:t>
-      </w:r>
-      <w:r>
-        <w:t xml:space="preserve"> </w:t>
-      </w:r>
-      <w:r>
-        <w:rPr>
-          <w:b/>
-          <w:bCs/>
-        </w:rPr>
-        <w:t xml:space="preserve">Draft</w:t>
-      </w:r>
-      <w:r>
-        <w:t xml:space="preserve">.</w:t>
-      </w:r>
-    </w:p>
-    <w:p>
-      <w:pPr>
+        <w:t xml:space="preserve">Sync from Congressus</w:t>
+      </w:r>
+      <w:r>
+        <w:t xml:space="preserve"> </w:t>
+      </w:r>
+      <w:r>
+        <w:t xml:space="preserve">— imports/updates all Primary &amp; Secondary members. Run</w:t>
+      </w:r>
+      <w:r>
+        <w:t xml:space="preserve"> </w:t>
+      </w:r>
+      <w:r>
+        <w:t xml:space="preserve">this whenever membership changes (new members, status changes). Inactive</w:t>
+      </w:r>
+      <w:r>
+        <w:t xml:space="preserve"> </w:t>
+      </w:r>
+      <w:r>
+        <w:t xml:space="preserve">members are flagged and cannot link cards.</w:t>
+      </w:r>
+    </w:p>
+    <w:p>
+      <w:pPr>
+        <w:pStyle w:val="Compact"/>
         <w:numPr>
           <w:ilvl w:val="0"/>
           <w:numId w:val="1031"/>
@@ -17143,13 +17180,13 @@
           <w:b/>
           <w:bCs/>
         </w:rPr>
-        <w:t xml:space="preserve">Edit price</w:t>
-      </w:r>
-      <w:r>
-        <w:t xml:space="preserve"> </w:t>
-      </w:r>
-      <w:r>
-        <w:t xml:space="preserve">— click the price, type a new value, press Enter or</w:t>
+        <w:t xml:space="preserve">🛒 Enter store</w:t>
+      </w:r>
+      <w:r>
+        <w:t xml:space="preserve"> </w:t>
+      </w:r>
+      <w:r>
+        <w:t xml:space="preserve">— opens the kiosk shop</w:t>
       </w:r>
       <w:r>
         <w:t xml:space="preserve"> </w:t>
@@ -17159,20 +17196,24 @@
           <w:b/>
           <w:bCs/>
         </w:rPr>
-        <w:t xml:space="preserve">Save</w:t>
-      </w:r>
-      <w:r>
-        <w:t xml:space="preserve">.</w:t>
-      </w:r>
-      <w:r>
-        <w:t xml:space="preserve"> </w:t>
-      </w:r>
-      <w:r>
-        <w:t xml:space="preserve">Price changes sync to Congressus.</w:t>
-      </w:r>
-    </w:p>
-    <w:p>
-      <w:pPr>
+        <w:t xml:space="preserve">as that member</w:t>
+      </w:r>
+      <w:r>
+        <w:t xml:space="preserve"> </w:t>
+      </w:r>
+      <w:r>
+        <w:t xml:space="preserve">so you can place an</w:t>
+      </w:r>
+      <w:r>
+        <w:t xml:space="preserve"> </w:t>
+      </w:r>
+      <w:r>
+        <w:t xml:space="preserve">order on their behalf (e.g. manual sale). It behaves exactly like a card tap.</w:t>
+      </w:r>
+    </w:p>
+    <w:p>
+      <w:pPr>
+        <w:pStyle w:val="Compact"/>
         <w:numPr>
           <w:ilvl w:val="0"/>
           <w:numId w:val="1031"/>
@@ -17183,41 +17224,70 @@
           <w:b/>
           <w:bCs/>
         </w:rPr>
-        <w:t xml:space="preserve">Edit stock</w:t>
-      </w:r>
-      <w:r>
-        <w:t xml:space="preserve"> </w:t>
-      </w:r>
-      <w:r>
-        <w:t xml:space="preserve">— click the stock line under the product name to set a count</w:t>
-      </w:r>
-      <w:r>
-        <w:t xml:space="preserve"> </w:t>
-      </w:r>
-      <w:r>
-        <w:t xml:space="preserve">(blank = unlimited). When stock reaches</w:t>
-      </w:r>
-      <w:r>
-        <w:t xml:space="preserve"> </w:t>
-      </w:r>
+        <w:t xml:space="preserve">Delete</w:t>
+      </w:r>
+      <w:r>
+        <w:t xml:space="preserve"> </w:t>
+      </w:r>
+      <w:r>
+        <w:t xml:space="preserve">— removes a member and their linked cards. Blocked if the member has</w:t>
+      </w:r>
+      <w:r>
+        <w:t xml:space="preserve"> </w:t>
+      </w:r>
+      <w:r>
+        <w:t xml:space="preserve">any invoices (delete/clear those first).</w:t>
+      </w:r>
+    </w:p>
+    <w:p>
+      <w:pPr>
+        <w:pStyle w:val="BlockText"/>
+      </w:pPr>
+      <w:r>
+        <w:t xml:space="preserve">Cards are normally linked by members themselves via the email flow — you don't</w:t>
+      </w:r>
+      <w:r>
+        <w:t xml:space="preserve"> </w:t>
+      </w:r>
+      <w:r>
+        <w:t xml:space="preserve">link cards from the admin panel.</w:t>
+      </w:r>
+    </w:p>
+    <w:bookmarkEnd w:id="120"/>
+    <w:bookmarkStart w:id="121" w:name="products"/>
+    <w:p>
+      <w:pPr>
+        <w:pStyle w:val="Heading2"/>
+      </w:pPr>
+      <w:r>
+        <w:t xml:space="preserve">Products</w:t>
+      </w:r>
+    </w:p>
+    <w:p>
+      <w:pPr>
+        <w:numPr>
+          <w:ilvl w:val="0"/>
+          <w:numId w:val="1032"/>
+        </w:numPr>
+      </w:pPr>
       <w:r>
         <w:rPr>
           <w:b/>
           <w:bCs/>
         </w:rPr>
-        <w:t xml:space="preserve">0</w:t>
-      </w:r>
-      <w:r>
-        <w:t xml:space="preserve"> </w:t>
-      </w:r>
-      <w:r>
-        <w:t xml:space="preserve">the product is shown greyed-out</w:t>
-      </w:r>
-      <w:r>
-        <w:t xml:space="preserve"> </w:t>
-      </w:r>
-      <w:r>
-        <w:t xml:space="preserve">with an</w:t>
+        <w:t xml:space="preserve">Categories</w:t>
+      </w:r>
+      <w:r>
+        <w:t xml:space="preserve"> </w:t>
+      </w:r>
+      <w:r>
+        <w:t xml:space="preserve">— at the top of the page, add a new category by typing a name and</w:t>
+      </w:r>
+      <w:r>
+        <w:t xml:space="preserve"> </w:t>
+      </w:r>
+      <w:r>
+        <w:t xml:space="preserve">pressing</w:t>
       </w:r>
       <w:r>
         <w:t xml:space="preserve"> </w:t>
@@ -17227,13 +17297,10 @@
           <w:b/>
           <w:bCs/>
         </w:rPr>
-        <w:t xml:space="preserve">Out of stock</w:t>
-      </w:r>
-      <w:r>
-        <w:t xml:space="preserve"> </w:t>
-      </w:r>
-      <w:r>
-        <w:t xml:space="preserve">label in the kiosk — but members can</w:t>
+        <w:t xml:space="preserve">Add category</w:t>
+      </w:r>
+      <w:r>
+        <w:t xml:space="preserve">. Each chip shows how many products it holds; the</w:t>
       </w:r>
       <w:r>
         <w:t xml:space="preserve"> </w:t>
@@ -17243,13 +17310,13 @@
           <w:b/>
           <w:bCs/>
         </w:rPr>
-        <w:t xml:space="preserve">still buy it</w:t>
-      </w:r>
-      <w:r>
-        <w:t xml:space="preserve"> </w:t>
-      </w:r>
-      <w:r>
-        <w:t xml:space="preserve">(the count is a guide, not a hard block, in case it's wrong).</w:t>
+        <w:t xml:space="preserve">×</w:t>
+      </w:r>
+      <w:r>
+        <w:t xml:space="preserve"> </w:t>
+      </w:r>
+      <w:r>
+        <w:t xml:space="preserve">deletes a category, but only once it's</w:t>
       </w:r>
       <w:r>
         <w:t xml:space="preserve"> </w:t>
@@ -17259,46 +17326,100 @@
           <w:b/>
           <w:bCs/>
         </w:rPr>
-        <w:t xml:space="preserve">Stock decreases</w:t>
+        <w:t xml:space="preserve">empty</w:t>
+      </w:r>
+      <w:r>
+        <w:t xml:space="preserve"> </w:t>
+      </w:r>
+      <w:r>
+        <w:t xml:space="preserve">(move or archive its products</w:t>
+      </w:r>
+      <w:r>
+        <w:t xml:space="preserve"> </w:t>
+      </w:r>
+      <w:r>
+        <w:t xml:space="preserve">first). Use the</w:t>
+      </w:r>
+      <w:r>
+        <w:t xml:space="preserve"> </w:t>
       </w:r>
       <w:r>
         <w:rPr>
           <w:b/>
           <w:bCs/>
         </w:rPr>
-        <w:t xml:space="preserve"> </w:t>
-      </w:r>
+        <w:t xml:space="preserve">‹ ›</w:t>
+      </w:r>
+      <w:r>
+        <w:t xml:space="preserve"> </w:t>
+      </w:r>
+      <w:r>
+        <w:t xml:space="preserve">arrows on a chip to reorder categories — the order sets</w:t>
+      </w:r>
+      <w:r>
+        <w:t xml:space="preserve"> </w:t>
+      </w:r>
+      <w:r>
+        <w:t xml:space="preserve">both the section order and the filter-pill order in the kiosk shop. Categories</w:t>
+      </w:r>
+      <w:r>
+        <w:t xml:space="preserve"> </w:t>
+      </w:r>
+      <w:r>
+        <w:t xml:space="preserve">appear as the section headers and the filter pills in the kiosk shop.</w:t>
+      </w:r>
+    </w:p>
+    <w:p>
+      <w:pPr>
+        <w:numPr>
+          <w:ilvl w:val="0"/>
+          <w:numId w:val="1032"/>
+        </w:numPr>
+      </w:pPr>
       <w:r>
         <w:rPr>
           <w:b/>
           <w:bCs/>
         </w:rPr>
-        <w:t xml:space="preserve">automatically</w:t>
-      </w:r>
-      <w:r>
-        <w:t xml:space="preserve"> </w:t>
-      </w:r>
-      <w:r>
-        <w:t xml:space="preserve">as products are bought (by the quantity in each confirmed</w:t>
-      </w:r>
-      <w:r>
-        <w:t xml:space="preserve"> </w:t>
-      </w:r>
-      <w:r>
-        <w:t xml:space="preserve">order); it clamps at 0 and never goes negative, and unlimited products are</w:t>
-      </w:r>
-      <w:r>
-        <w:t xml:space="preserve"> </w:t>
-      </w:r>
-      <w:r>
-        <w:t xml:space="preserve">unaffected. Set the count again when you restock.</w:t>
+        <w:t xml:space="preserve">Add product</w:t>
+      </w:r>
+      <w:r>
+        <w:t xml:space="preserve"> </w:t>
+      </w:r>
+      <w:r>
+        <w:t xml:space="preserve">— name, price (€), category, and optional stock (blank =</w:t>
+      </w:r>
+      <w:r>
+        <w:t xml:space="preserve"> </w:t>
+      </w:r>
+      <w:r>
+        <w:t xml:space="preserve">unlimited). Creating a product also creates a matching Congressus product so it</w:t>
+      </w:r>
+      <w:r>
+        <w:t xml:space="preserve"> </w:t>
+      </w:r>
+      <w:r>
+        <w:t xml:space="preserve">can appear on invoices. New products start as</w:t>
+      </w:r>
+      <w:r>
+        <w:t xml:space="preserve"> </w:t>
+      </w:r>
+      <w:r>
+        <w:rPr>
+          <w:b/>
+          <w:bCs/>
+        </w:rPr>
+        <w:t xml:space="preserve">Draft</w:t>
+      </w:r>
+      <w:r>
+        <w:t xml:space="preserve">.</w:t>
       </w:r>
     </w:p>
     <w:p>
       <w:pPr>
         <w:numPr>
           <w:ilvl w:val="0"/>
-          <w:numId w:val="1031"/>
+          <w:numId w:val="1032"/>
         </w:numPr>
       </w:pPr>
       <w:r>
@@ -17306,26 +17427,189 @@
           <w:b/>
           <w:bCs/>
         </w:rPr>
-        <w:t xml:space="preserve">Change category</w:t>
-      </w:r>
-      <w:r>
-        <w:t xml:space="preserve"> </w:t>
-      </w:r>
-      <w:r>
-        <w:t xml:space="preserve">— pick a different category from the dropdown on the product</w:t>
-      </w:r>
-      <w:r>
-        <w:t xml:space="preserve"> </w:t>
-      </w:r>
-      <w:r>
-        <w:t xml:space="preserve">row; it moves immediately. Category is SSS-only (it doesn't affect Congressus).</w:t>
+        <w:t xml:space="preserve">Edit price</w:t>
+      </w:r>
+      <w:r>
+        <w:t xml:space="preserve"> </w:t>
+      </w:r>
+      <w:r>
+        <w:t xml:space="preserve">— click the price, type a new value, press Enter or</w:t>
+      </w:r>
+      <w:r>
+        <w:t xml:space="preserve"> </w:t>
+      </w:r>
+      <w:r>
+        <w:rPr>
+          <w:b/>
+          <w:bCs/>
+        </w:rPr>
+        <w:t xml:space="preserve">Save</w:t>
+      </w:r>
+      <w:r>
+        <w:t xml:space="preserve">.</w:t>
+      </w:r>
+      <w:r>
+        <w:t xml:space="preserve"> </w:t>
+      </w:r>
+      <w:r>
+        <w:t xml:space="preserve">Price changes sync to Congressus.</w:t>
       </w:r>
     </w:p>
     <w:p>
       <w:pPr>
         <w:numPr>
           <w:ilvl w:val="0"/>
-          <w:numId w:val="1031"/>
+          <w:numId w:val="1032"/>
+        </w:numPr>
+      </w:pPr>
+      <w:r>
+        <w:rPr>
+          <w:b/>
+          <w:bCs/>
+        </w:rPr>
+        <w:t xml:space="preserve">Edit stock</w:t>
+      </w:r>
+      <w:r>
+        <w:t xml:space="preserve"> </w:t>
+      </w:r>
+      <w:r>
+        <w:t xml:space="preserve">— click the stock line under the product name to set a count</w:t>
+      </w:r>
+      <w:r>
+        <w:t xml:space="preserve"> </w:t>
+      </w:r>
+      <w:r>
+        <w:t xml:space="preserve">(blank = unlimited). When stock reaches</w:t>
+      </w:r>
+      <w:r>
+        <w:t xml:space="preserve"> </w:t>
+      </w:r>
+      <w:r>
+        <w:rPr>
+          <w:b/>
+          <w:bCs/>
+        </w:rPr>
+        <w:t xml:space="preserve">0</w:t>
+      </w:r>
+      <w:r>
+        <w:t xml:space="preserve"> </w:t>
+      </w:r>
+      <w:r>
+        <w:t xml:space="preserve">the product is shown greyed-out</w:t>
+      </w:r>
+      <w:r>
+        <w:t xml:space="preserve"> </w:t>
+      </w:r>
+      <w:r>
+        <w:t xml:space="preserve">with an</w:t>
+      </w:r>
+      <w:r>
+        <w:t xml:space="preserve"> </w:t>
+      </w:r>
+      <w:r>
+        <w:rPr>
+          <w:b/>
+          <w:bCs/>
+        </w:rPr>
+        <w:t xml:space="preserve">Out of stock</w:t>
+      </w:r>
+      <w:r>
+        <w:t xml:space="preserve"> </w:t>
+      </w:r>
+      <w:r>
+        <w:t xml:space="preserve">label in the kiosk — but members can</w:t>
+      </w:r>
+      <w:r>
+        <w:t xml:space="preserve"> </w:t>
+      </w:r>
+      <w:r>
+        <w:rPr>
+          <w:b/>
+          <w:bCs/>
+        </w:rPr>
+        <w:t xml:space="preserve">still buy it</w:t>
+      </w:r>
+      <w:r>
+        <w:t xml:space="preserve"> </w:t>
+      </w:r>
+      <w:r>
+        <w:t xml:space="preserve">(the count is a guide, not a hard block, in case it's wrong).</w:t>
+      </w:r>
+      <w:r>
+        <w:t xml:space="preserve"> </w:t>
+      </w:r>
+      <w:r>
+        <w:rPr>
+          <w:b/>
+          <w:bCs/>
+        </w:rPr>
+        <w:t xml:space="preserve">Stock decreases</w:t>
+      </w:r>
+      <w:r>
+        <w:rPr>
+          <w:b/>
+          <w:bCs/>
+        </w:rPr>
+        <w:t xml:space="preserve"> </w:t>
+      </w:r>
+      <w:r>
+        <w:rPr>
+          <w:b/>
+          <w:bCs/>
+        </w:rPr>
+        <w:t xml:space="preserve">automatically</w:t>
+      </w:r>
+      <w:r>
+        <w:t xml:space="preserve"> </w:t>
+      </w:r>
+      <w:r>
+        <w:t xml:space="preserve">as products are bought (by the quantity in each confirmed</w:t>
+      </w:r>
+      <w:r>
+        <w:t xml:space="preserve"> </w:t>
+      </w:r>
+      <w:r>
+        <w:t xml:space="preserve">order); it clamps at 0 and never goes negative, and unlimited products are</w:t>
+      </w:r>
+      <w:r>
+        <w:t xml:space="preserve"> </w:t>
+      </w:r>
+      <w:r>
+        <w:t xml:space="preserve">unaffected. Set the count again when you restock.</w:t>
+      </w:r>
+    </w:p>
+    <w:p>
+      <w:pPr>
+        <w:numPr>
+          <w:ilvl w:val="0"/>
+          <w:numId w:val="1032"/>
+        </w:numPr>
+      </w:pPr>
+      <w:r>
+        <w:rPr>
+          <w:b/>
+          <w:bCs/>
+        </w:rPr>
+        <w:t xml:space="preserve">Change category</w:t>
+      </w:r>
+      <w:r>
+        <w:t xml:space="preserve"> </w:t>
+      </w:r>
+      <w:r>
+        <w:t xml:space="preserve">— pick a different category from the dropdown on the product</w:t>
+      </w:r>
+      <w:r>
+        <w:t xml:space="preserve"> </w:t>
+      </w:r>
+      <w:r>
+        <w:t xml:space="preserve">row; it moves immediately. Category is SSS-only (it doesn't affect Congressus).</w:t>
+      </w:r>
+    </w:p>
+    <w:p>
+      <w:pPr>
+        <w:numPr>
+          <w:ilvl w:val="0"/>
+          <w:numId w:val="1032"/>
         </w:numPr>
       </w:pPr>
       <w:r>
@@ -17353,7 +17637,7 @@
         <w:pStyle w:val="Compact"/>
         <w:numPr>
           <w:ilvl w:val="1"/>
-          <w:numId w:val="1032"/>
+          <w:numId w:val="1033"/>
         </w:numPr>
       </w:pPr>
       <w:r>
@@ -17407,7 +17691,7 @@
         <w:pStyle w:val="Compact"/>
         <w:numPr>
           <w:ilvl w:val="1"/>
-          <w:numId w:val="1032"/>
+          <w:numId w:val="1033"/>
         </w:numPr>
       </w:pPr>
       <w:r>
@@ -17521,7 +17805,7 @@
       <w:pPr>
         <w:numPr>
           <w:ilvl w:val="0"/>
-          <w:numId w:val="1031"/>
+          <w:numId w:val="1032"/>
         </w:numPr>
       </w:pPr>
       <w:r>
@@ -17542,7 +17826,7 @@
       <w:pPr>
         <w:numPr>
           <w:ilvl w:val="0"/>
-          <w:numId w:val="1031"/>
+          <w:numId w:val="1032"/>
         </w:numPr>
       </w:pPr>
       <w:r>
@@ -17579,7 +17863,7 @@
       <w:pPr>
         <w:numPr>
           <w:ilvl w:val="0"/>
-          <w:numId w:val="1031"/>
+          <w:numId w:val="1032"/>
         </w:numPr>
       </w:pPr>
       <w:r>
@@ -17644,199 +17928,6 @@
       </w:r>
       <w:r>
         <w:t xml:space="preserve">(already sent to Congressus).</w:t>
-      </w:r>
-    </w:p>
-    <w:p>
-      <w:pPr>
-        <w:pStyle w:val="Compact"/>
-        <w:numPr>
-          <w:ilvl w:val="0"/>
-          <w:numId w:val="1033"/>
-        </w:numPr>
-      </w:pPr>
-      <w:r>
-        <w:rPr>
-          <w:b/>
-          <w:bCs/>
-        </w:rPr>
-        <w:t xml:space="preserve">Edit</w:t>
-      </w:r>
-      <w:r>
-        <w:t xml:space="preserve"> </w:t>
-      </w:r>
-      <w:r>
-        <w:t xml:space="preserve">(pending only) — adjust line quantities with</w:t>
-      </w:r>
-      <w:r>
-        <w:t xml:space="preserve"> </w:t>
-      </w:r>
-      <w:r>
-        <w:rPr>
-          <w:rStyle w:val="VerbatimChar"/>
-        </w:rPr>
-        <w:t xml:space="preserve">−/+</w:t>
-      </w:r>
-      <w:r>
-        <w:t xml:space="preserve">, or set a line to 0</w:t>
-      </w:r>
-      <w:r>
-        <w:t xml:space="preserve"> </w:t>
-      </w:r>
-      <w:r>
-        <w:t xml:space="preserve">to remove it; the total recalculates live. Use this when a member was charged</w:t>
-      </w:r>
-      <w:r>
-        <w:t xml:space="preserve"> </w:t>
-      </w:r>
-      <w:r>
-        <w:t xml:space="preserve">for something by mistake or that wasn't actually in stock.</w:t>
-      </w:r>
-      <w:r>
-        <w:t xml:space="preserve"> </w:t>
-      </w:r>
-      <w:r>
-        <w:rPr>
-          <w:b/>
-          <w:bCs/>
-        </w:rPr>
-        <w:t xml:space="preserve">Save changes</w:t>
-      </w:r>
-      <w:r>
-        <w:t xml:space="preserve">.</w:t>
-      </w:r>
-    </w:p>
-    <w:p>
-      <w:pPr>
-        <w:pStyle w:val="Compact"/>
-        <w:numPr>
-          <w:ilvl w:val="0"/>
-          <w:numId w:val="1033"/>
-        </w:numPr>
-      </w:pPr>
-      <w:r>
-        <w:rPr>
-          <w:b/>
-          <w:bCs/>
-        </w:rPr>
-        <w:t xml:space="preserve">Delete invoice</w:t>
-      </w:r>
-      <w:r>
-        <w:t xml:space="preserve"> </w:t>
-      </w:r>
-      <w:r>
-        <w:t xml:space="preserve">(pending only) — remove a whole invoice.</w:t>
-      </w:r>
-    </w:p>
-    <w:p>
-      <w:pPr>
-        <w:pStyle w:val="Compact"/>
-        <w:numPr>
-          <w:ilvl w:val="0"/>
-          <w:numId w:val="1033"/>
-        </w:numPr>
-      </w:pPr>
-      <w:r>
-        <w:rPr>
-          <w:b/>
-          <w:bCs/>
-        </w:rPr>
-        <w:t xml:space="preserve">Export to Congressus</w:t>
-      </w:r>
-      <w:r>
-        <w:t xml:space="preserve"> </w:t>
-      </w:r>
-      <w:r>
-        <w:t xml:space="preserve">— bills all pending invoices. They are grouped into</w:t>
-      </w:r>
-      <w:r>
-        <w:t xml:space="preserve"> </w:t>
-      </w:r>
-      <w:r>
-        <w:rPr>
-          <w:b/>
-          <w:bCs/>
-        </w:rPr>
-        <w:t xml:space="preserve">one Congressus invoice per member per month</w:t>
-      </w:r>
-      <w:r>
-        <w:t xml:space="preserve"> </w:t>
-      </w:r>
-      <w:r>
-        <w:t xml:space="preserve">and then move to the Exported</w:t>
-      </w:r>
-      <w:r>
-        <w:t xml:space="preserve"> </w:t>
-      </w:r>
-      <w:r>
-        <w:t xml:space="preserve">tab. Run this once per billing cycle (e.g. monthly).</w:t>
-      </w:r>
-    </w:p>
-    <w:p>
-      <w:pPr>
-        <w:pStyle w:val="Compact"/>
-        <w:numPr>
-          <w:ilvl w:val="0"/>
-          <w:numId w:val="1033"/>
-        </w:numPr>
-      </w:pPr>
-      <w:r>
-        <w:rPr>
-          <w:b/>
-          <w:bCs/>
-        </w:rPr>
-        <w:t xml:space="preserve">Clear all … (test data)</w:t>
-      </w:r>
-      <w:r>
-        <w:t xml:space="preserve"> </w:t>
-      </w:r>
-      <w:r>
-        <w:t xml:space="preserve">— bulk-deletes every invoice in the current tab,</w:t>
-      </w:r>
-      <w:r>
-        <w:t xml:space="preserve"> </w:t>
-      </w:r>
-      <w:r>
-        <w:t xml:space="preserve">with a double confirmation. Use this to wipe test data so the dashboard counts</w:t>
-      </w:r>
-      <w:r>
-        <w:t xml:space="preserve"> </w:t>
-      </w:r>
-      <w:r>
-        <w:t xml:space="preserve">fresh.</w:t>
-      </w:r>
-      <w:r>
-        <w:t xml:space="preserve"> </w:t>
-      </w:r>
-      <w:r>
-        <w:rPr>
-          <w:b/>
-          <w:bCs/>
-        </w:rPr>
-        <w:t xml:space="preserve">Irreversible.</w:t>
-      </w:r>
-    </w:p>
-    <w:p>
-      <w:pPr>
-        <w:pStyle w:val="BlockText"/>
-      </w:pPr>
-      <w:r>
-        <w:t xml:space="preserve">Exported invoices are read-only here. They've been sent to Congressus, so</w:t>
-      </w:r>
-      <w:r>
-        <w:t xml:space="preserve"> </w:t>
-      </w:r>
-      <w:r>
-        <w:t xml:space="preserve">corrections after export must be made in Congressus directly.</w:t>
-      </w:r>
-    </w:p>
-    <w:bookmarkEnd w:id="122"/>
-    <w:bookmarkStart w:id="123" w:name="typical-monthly-routine"/>
-    <w:p>
-      <w:pPr>
-        <w:pStyle w:val="Heading2"/>
-      </w:pPr>
-      <w:r>
-        <w:t xml:space="preserve">Typical monthly routine</w:t>
       </w:r>
     </w:p>
     <w:p>
@@ -17852,13 +17943,50 @@
           <w:b/>
           <w:bCs/>
         </w:rPr>
-        <w:t xml:space="preserve">Members → Sync from Congressus</w:t>
-      </w:r>
-      <w:r>
-        <w:t xml:space="preserve"> </w:t>
-      </w:r>
-      <w:r>
-        <w:t xml:space="preserve">(catch new/changed members).</w:t>
+        <w:t xml:space="preserve">Edit</w:t>
+      </w:r>
+      <w:r>
+        <w:t xml:space="preserve"> </w:t>
+      </w:r>
+      <w:r>
+        <w:t xml:space="preserve">(pending only) — adjust line quantities with</w:t>
+      </w:r>
+      <w:r>
+        <w:t xml:space="preserve"> </w:t>
+      </w:r>
+      <w:r>
+        <w:rPr>
+          <w:rStyle w:val="VerbatimChar"/>
+        </w:rPr>
+        <w:t xml:space="preserve">−/+</w:t>
+      </w:r>
+      <w:r>
+        <w:t xml:space="preserve">, or set a line to 0</w:t>
+      </w:r>
+      <w:r>
+        <w:t xml:space="preserve"> </w:t>
+      </w:r>
+      <w:r>
+        <w:t xml:space="preserve">to remove it; the total recalculates live. Use this when a member was charged</w:t>
+      </w:r>
+      <w:r>
+        <w:t xml:space="preserve"> </w:t>
+      </w:r>
+      <w:r>
+        <w:t xml:space="preserve">for something by mistake or that wasn't actually in stock.</w:t>
+      </w:r>
+      <w:r>
+        <w:t xml:space="preserve"> </w:t>
+      </w:r>
+      <w:r>
+        <w:rPr>
+          <w:b/>
+          <w:bCs/>
+        </w:rPr>
+        <w:t xml:space="preserve">Save changes</w:t>
+      </w:r>
+      <w:r>
+        <w:t xml:space="preserve">.</w:t>
       </w:r>
     </w:p>
     <w:p>
@@ -17870,23 +17998,17 @@
         </w:numPr>
       </w:pPr>
       <w:r>
-        <w:t xml:space="preserve">Check the</w:t>
-      </w:r>
-      <w:r>
-        <w:t xml:space="preserve"> </w:t>
-      </w:r>
-      <w:r>
         <w:rPr>
           <w:b/>
           <w:bCs/>
         </w:rPr>
-        <w:t xml:space="preserve">Dashboard</w:t>
-      </w:r>
-      <w:r>
-        <w:t xml:space="preserve"> </w:t>
-      </w:r>
-      <w:r>
-        <w:t xml:space="preserve">for the month.</w:t>
+        <w:t xml:space="preserve">Delete invoice</w:t>
+      </w:r>
+      <w:r>
+        <w:t xml:space="preserve"> </w:t>
+      </w:r>
+      <w:r>
+        <w:t xml:space="preserve">(pending only) — remove a whole invoice.</w:t>
       </w:r>
     </w:p>
     <w:p>
@@ -17902,13 +18024,35 @@
           <w:b/>
           <w:bCs/>
         </w:rPr>
-        <w:t xml:space="preserve">Invoices → Export to Congressus</w:t>
-      </w:r>
-      <w:r>
-        <w:t xml:space="preserve"> </w:t>
-      </w:r>
-      <w:r>
-        <w:t xml:space="preserve">to bill the month's purchases.</w:t>
+        <w:t xml:space="preserve">Export to Congressus</w:t>
+      </w:r>
+      <w:r>
+        <w:t xml:space="preserve"> </w:t>
+      </w:r>
+      <w:r>
+        <w:t xml:space="preserve">— bills all pending invoices. They are grouped into</w:t>
+      </w:r>
+      <w:r>
+        <w:t xml:space="preserve"> </w:t>
+      </w:r>
+      <w:r>
+        <w:rPr>
+          <w:b/>
+          <w:bCs/>
+        </w:rPr>
+        <w:t xml:space="preserve">one Congressus invoice per member per month</w:t>
+      </w:r>
+      <w:r>
+        <w:t xml:space="preserve"> </w:t>
+      </w:r>
+      <w:r>
+        <w:t xml:space="preserve">and then move to the Exported</w:t>
+      </w:r>
+      <w:r>
+        <w:t xml:space="preserve"> </w:t>
+      </w:r>
+      <w:r>
+        <w:t xml:space="preserve">tab. Run this once per billing cycle (e.g. monthly).</w:t>
       </w:r>
     </w:p>
     <w:p>
@@ -17920,17 +18064,63 @@
         </w:numPr>
       </w:pPr>
       <w:r>
-        <w:t xml:space="preserve">Verify the new invoices in Congressus.</w:t>
-      </w:r>
-    </w:p>
-    <w:bookmarkEnd w:id="123"/>
-    <w:bookmarkStart w:id="124" w:name="Xdfdd6fef4644c16841a13fbca3b793942ebb4aa"/>
+        <w:rPr>
+          <w:b/>
+          <w:bCs/>
+        </w:rPr>
+        <w:t xml:space="preserve">Clear all … (test data)</w:t>
+      </w:r>
+      <w:r>
+        <w:t xml:space="preserve"> </w:t>
+      </w:r>
+      <w:r>
+        <w:t xml:space="preserve">— bulk-deletes every invoice in the current tab,</w:t>
+      </w:r>
+      <w:r>
+        <w:t xml:space="preserve"> </w:t>
+      </w:r>
+      <w:r>
+        <w:t xml:space="preserve">with a double confirmation. Use this to wipe test data so the dashboard counts</w:t>
+      </w:r>
+      <w:r>
+        <w:t xml:space="preserve"> </w:t>
+      </w:r>
+      <w:r>
+        <w:t xml:space="preserve">fresh.</w:t>
+      </w:r>
+      <w:r>
+        <w:t xml:space="preserve"> </w:t>
+      </w:r>
+      <w:r>
+        <w:rPr>
+          <w:b/>
+          <w:bCs/>
+        </w:rPr>
+        <w:t xml:space="preserve">Irreversible.</w:t>
+      </w:r>
+    </w:p>
+    <w:p>
+      <w:pPr>
+        <w:pStyle w:val="BlockText"/>
+      </w:pPr>
+      <w:r>
+        <w:t xml:space="preserve">Exported invoices are read-only here. They've been sent to Congressus, so</w:t>
+      </w:r>
+      <w:r>
+        <w:t xml:space="preserve"> </w:t>
+      </w:r>
+      <w:r>
+        <w:t xml:space="preserve">corrections after export must be made in Congressus directly.</w:t>
+      </w:r>
+    </w:p>
+    <w:bookmarkEnd w:id="122"/>
+    <w:bookmarkStart w:id="123" w:name="typical-monthly-routine"/>
     <w:p>
       <w:pPr>
         <w:pStyle w:val="Heading2"/>
       </w:pPr>
       <w:r>
-        <w:t xml:space="preserve">Member-facing flows (what members experience)</w:t>
+        <w:t xml:space="preserve">Typical monthly routine</w:t>
       </w:r>
     </w:p>
     <w:p>
@@ -17946,19 +18136,13 @@
           <w:b/>
           <w:bCs/>
         </w:rPr>
-        <w:t xml:space="preserve">Tap a registered card</w:t>
-      </w:r>
-      <w:r>
-        <w:t xml:space="preserve"> </w:t>
-      </w:r>
-      <w:r>
-        <w:t xml:space="preserve">→ the shop opens, greets them by name, they pick</w:t>
-      </w:r>
-      <w:r>
-        <w:t xml:space="preserve"> </w:t>
-      </w:r>
-      <w:r>
-        <w:t xml:space="preserve">snacks and confirm. It auto-returns to the tap screen after ~1 minute idle.</w:t>
+        <w:t xml:space="preserve">Members → Sync from Congressus</w:t>
+      </w:r>
+      <w:r>
+        <w:t xml:space="preserve"> </w:t>
+      </w:r>
+      <w:r>
+        <w:t xml:space="preserve">(catch new/changed members).</w:t>
       </w:r>
     </w:p>
     <w:p>
@@ -17970,61 +18154,23 @@
         </w:numPr>
       </w:pPr>
       <w:r>
+        <w:t xml:space="preserve">Check the</w:t>
+      </w:r>
+      <w:r>
+        <w:t xml:space="preserve"> </w:t>
+      </w:r>
+      <w:r>
         <w:rPr>
           <w:b/>
           <w:bCs/>
         </w:rPr>
-        <w:t xml:space="preserve">Tap an unregistered card</w:t>
-      </w:r>
-      <w:r>
-        <w:t xml:space="preserve"> </w:t>
-      </w:r>
-      <w:r>
-        <w:t xml:space="preserve">→ they enter their</w:t>
-      </w:r>
-      <w:r>
-        <w:t xml:space="preserve"> </w:t>
-      </w:r>
-      <w:r>
-        <w:rPr>
-          <w:b/>
-          <w:bCs/>
-        </w:rPr>
-        <w:t xml:space="preserve">Stress website email</w:t>
-      </w:r>
-      <w:r>
-        <w:t xml:space="preserve"> </w:t>
-      </w:r>
-      <w:r>
-        <w:t xml:space="preserve">→ they</w:t>
-      </w:r>
-      <w:r>
-        <w:t xml:space="preserve"> </w:t>
-      </w:r>
-      <w:r>
-        <w:t xml:space="preserve">get a verification email → they click</w:t>
-      </w:r>
-      <w:r>
-        <w:t xml:space="preserve"> </w:t>
-      </w:r>
-      <w:r>
-        <w:rPr>
-          <w:b/>
-          <w:bCs/>
-        </w:rPr>
-        <w:t xml:space="preserve">Yes, link my card</w:t>
-      </w:r>
-      <w:r>
-        <w:t xml:space="preserve"> </w:t>
-      </w:r>
-      <w:r>
-        <w:t xml:space="preserve">on their phone →</w:t>
-      </w:r>
-      <w:r>
-        <w:t xml:space="preserve"> </w:t>
-      </w:r>
-      <w:r>
-        <w:t xml:space="preserve">the card is linked. They then tap again at the kiosk to shop.</w:t>
+        <w:t xml:space="preserve">Dashboard</w:t>
+      </w:r>
+      <w:r>
+        <w:t xml:space="preserve"> </w:t>
+      </w:r>
+      <w:r>
+        <w:t xml:space="preserve">for the month.</w:t>
       </w:r>
     </w:p>
     <w:p>
@@ -18040,97 +18186,35 @@
           <w:b/>
           <w:bCs/>
         </w:rPr>
-        <w:t xml:space="preserve">"Email not found"</w:t>
-      </w:r>
-      <w:r>
-        <w:t xml:space="preserve"> </w:t>
-      </w:r>
-      <w:r>
-        <w:t xml:space="preserve">→ they typed an email that isn't a member's. They should</w:t>
-      </w:r>
-      <w:r>
-        <w:t xml:space="preserve"> </w:t>
-      </w:r>
-      <w:r>
-        <w:t xml:space="preserve">use the email they log into the Stress website with. Persisting issues → board.</w:t>
-      </w:r>
-    </w:p>
-    <w:p>
-      <w:r>
-        <w:br w:type="page"/>
-      </w:r>
-    </w:p>
-    <w:bookmarkEnd w:id="124"/>
-    <w:bookmarkEnd w:id="125"/>
-    <w:bookmarkStart w:id="139" w:name="security-model"/>
-    <w:p>
-      <w:pPr>
-        <w:pStyle w:val="Heading1"/>
-      </w:pPr>
-      <w:r>
-        <w:t xml:space="preserve">Security Model</w:t>
-      </w:r>
-    </w:p>
-    <w:p>
-      <w:pPr>
-        <w:pStyle w:val="FirstParagraph"/>
-      </w:pPr>
-      <w:r>
-        <w:t xml:space="preserve">The guiding rule:</w:t>
-      </w:r>
-      <w:r>
-        <w:t xml:space="preserve"> </w:t>
-      </w:r>
-      <w:r>
-        <w:rPr>
-          <w:b/>
-          <w:bCs/>
-        </w:rPr>
-        <w:t xml:space="preserve">no member or internal data is reachable without a valid</w:t>
-      </w:r>
-      <w:r>
-        <w:rPr>
-          <w:b/>
-          <w:bCs/>
-        </w:rPr>
-        <w:t xml:space="preserve"> </w:t>
-      </w:r>
-      <w:r>
-        <w:rPr>
-          <w:b/>
-          <w:bCs/>
-        </w:rPr>
-        <w:t xml:space="preserve">session.</w:t>
-      </w:r>
-      <w:r>
-        <w:t xml:space="preserve"> </w:t>
-      </w:r>
-      <w:r>
-        <w:t xml:space="preserve">This document explains how that's enforced and the deliberate</w:t>
-      </w:r>
-      <w:r>
-        <w:t xml:space="preserve"> </w:t>
-      </w:r>
-      <w:r>
-        <w:t xml:space="preserve">trade-offs made for a shared, physical kiosk.</w:t>
-      </w:r>
-    </w:p>
-    <w:bookmarkStart w:id="129" w:name="authentication--authorisation"/>
+        <w:t xml:space="preserve">Invoices → Export to Congressus</w:t>
+      </w:r>
+      <w:r>
+        <w:t xml:space="preserve"> </w:t>
+      </w:r>
+      <w:r>
+        <w:t xml:space="preserve">to bill the month's purchases.</w:t>
+      </w:r>
+    </w:p>
+    <w:p>
+      <w:pPr>
+        <w:pStyle w:val="Compact"/>
+        <w:numPr>
+          <w:ilvl w:val="0"/>
+          <w:numId w:val="1035"/>
+        </w:numPr>
+      </w:pPr>
+      <w:r>
+        <w:t xml:space="preserve">Verify the new invoices in Congressus.</w:t>
+      </w:r>
+    </w:p>
+    <w:bookmarkEnd w:id="123"/>
+    <w:bookmarkStart w:id="124" w:name="Xdfdd6fef4644c16841a13fbca3b793942ebb4aa"/>
     <w:p>
       <w:pPr>
         <w:pStyle w:val="Heading2"/>
       </w:pPr>
       <w:r>
-        <w:t xml:space="preserve">Authentication &amp; authorisation</w:t>
-      </w:r>
-    </w:p>
-    <w:bookmarkStart w:id="126" w:name="admin"/>
-    <w:p>
-      <w:pPr>
-        <w:pStyle w:val="Heading3"/>
-      </w:pPr>
-      <w:r>
-        <w:t xml:space="preserve">Admin</w:t>
+        <w:t xml:space="preserve">Member-facing flows (what members experience)</w:t>
       </w:r>
     </w:p>
     <w:p>
@@ -18142,56 +18226,23 @@
         </w:numPr>
       </w:pPr>
       <w:r>
-        <w:t xml:space="preserve">Login (</w:t>
-      </w:r>
-      <w:r>
-        <w:rPr>
-          <w:rStyle w:val="VerbatimChar"/>
-        </w:rPr>
-        <w:t xml:space="preserve">POST /api/auth/login</w:t>
-      </w:r>
-      <w:r>
-        <w:t xml:space="preserve">) verifies a bcrypt password and sets an</w:t>
-      </w:r>
-      <w:r>
-        <w:t xml:space="preserve"> </w:t>
-      </w:r>
-      <w:r>
         <w:rPr>
           <w:b/>
           <w:bCs/>
         </w:rPr>
-        <w:t xml:space="preserve">httpOnly</w:t>
-      </w:r>
-      <w:r>
-        <w:t xml:space="preserve"> </w:t>
-      </w:r>
-      <w:r>
-        <w:rPr>
-          <w:rStyle w:val="VerbatimChar"/>
-        </w:rPr>
-        <w:t xml:space="preserve">session</w:t>
-      </w:r>
-      <w:r>
-        <w:t xml:space="preserve"> </w:t>
-      </w:r>
-      <w:r>
-        <w:t xml:space="preserve">cookie (7-day</w:t>
-      </w:r>
-      <w:r>
-        <w:t xml:space="preserve"> </w:t>
-      </w:r>
-      <w:r>
-        <w:rPr>
-          <w:rStyle w:val="VerbatimChar"/>
-        </w:rPr>
-        <w:t xml:space="preserve">Session</w:t>
-      </w:r>
-      <w:r>
-        <w:t xml:space="preserve"> </w:t>
-      </w:r>
-      <w:r>
-        <w:t xml:space="preserve">row).</w:t>
+        <w:t xml:space="preserve">Tap a registered card</w:t>
+      </w:r>
+      <w:r>
+        <w:t xml:space="preserve"> </w:t>
+      </w:r>
+      <w:r>
+        <w:t xml:space="preserve">→ the shop opens, greets them by name, they pick</w:t>
+      </w:r>
+      <w:r>
+        <w:t xml:space="preserve"> </w:t>
+      </w:r>
+      <w:r>
+        <w:t xml:space="preserve">snacks and confirm. It auto-returns to the tap screen after ~1 minute idle.</w:t>
       </w:r>
     </w:p>
     <w:p>
@@ -18204,67 +18255,60 @@
       </w:pPr>
       <w:r>
         <w:rPr>
-          <w:rStyle w:val="VerbatimChar"/>
-        </w:rPr>
-        <w:t xml:space="preserve">requireAdmin()</w:t>
-      </w:r>
-      <w:r>
-        <w:t xml:space="preserve"> </w:t>
-      </w:r>
-      <w:r>
-        <w:t xml:space="preserve">(</w:t>
-      </w:r>
-      <w:r>
-        <w:rPr>
-          <w:rStyle w:val="VerbatimChar"/>
-        </w:rPr>
-        <w:t xml:space="preserve">src/lib/auth.ts</w:t>
-      </w:r>
-      <w:r>
-        <w:t xml:space="preserve">) loads the session, checks it isn't expired,</w:t>
-      </w:r>
-      <w:r>
-        <w:t xml:space="preserve"> </w:t>
-      </w:r>
-      <w:r>
-        <w:t xml:space="preserve">and checks</w:t>
-      </w:r>
-      <w:r>
-        <w:t xml:space="preserve"> </w:t>
-      </w:r>
-      <w:r>
-        <w:rPr>
-          <w:rStyle w:val="VerbatimChar"/>
-        </w:rPr>
-        <w:t xml:space="preserve">role === "ADMIN"</w:t>
-      </w:r>
-      <w:r>
-        <w:t xml:space="preserve">.</w:t>
-      </w:r>
-      <w:r>
-        <w:t xml:space="preserve"> </w:t>
-      </w:r>
-      <w:r>
-        <w:rPr>
           <w:b/>
           <w:bCs/>
         </w:rPr>
-        <w:t xml:space="preserve">Every</w:t>
-      </w:r>
-      <w:r>
-        <w:t xml:space="preserve"> </w:t>
-      </w:r>
-      <w:r>
-        <w:rPr>
-          <w:rStyle w:val="VerbatimChar"/>
-        </w:rPr>
-        <w:t xml:space="preserve">/api/admin/*</w:t>
-      </w:r>
-      <w:r>
-        <w:t xml:space="preserve"> </w:t>
-      </w:r>
-      <w:r>
-        <w:t xml:space="preserve">handler calls it.</w:t>
+        <w:t xml:space="preserve">Tap an unregistered card</w:t>
+      </w:r>
+      <w:r>
+        <w:t xml:space="preserve"> </w:t>
+      </w:r>
+      <w:r>
+        <w:t xml:space="preserve">→ they enter their</w:t>
+      </w:r>
+      <w:r>
+        <w:t xml:space="preserve"> </w:t>
+      </w:r>
+      <w:r>
+        <w:rPr>
+          <w:b/>
+          <w:bCs/>
+        </w:rPr>
+        <w:t xml:space="preserve">Stress website email</w:t>
+      </w:r>
+      <w:r>
+        <w:t xml:space="preserve"> </w:t>
+      </w:r>
+      <w:r>
+        <w:t xml:space="preserve">→ they</w:t>
+      </w:r>
+      <w:r>
+        <w:t xml:space="preserve"> </w:t>
+      </w:r>
+      <w:r>
+        <w:t xml:space="preserve">get a verification email → they click</w:t>
+      </w:r>
+      <w:r>
+        <w:t xml:space="preserve"> </w:t>
+      </w:r>
+      <w:r>
+        <w:rPr>
+          <w:b/>
+          <w:bCs/>
+        </w:rPr>
+        <w:t xml:space="preserve">Yes, link my card</w:t>
+      </w:r>
+      <w:r>
+        <w:t xml:space="preserve"> </w:t>
+      </w:r>
+      <w:r>
+        <w:t xml:space="preserve">on their phone →</w:t>
+      </w:r>
+      <w:r>
+        <w:t xml:space="preserve"> </w:t>
+      </w:r>
+      <w:r>
+        <w:t xml:space="preserve">the card is linked. They then tap again at the kiosk to shop.</w:t>
       </w:r>
     </w:p>
     <w:p>
@@ -18276,144 +18320,101 @@
         </w:numPr>
       </w:pPr>
       <w:r>
-        <w:t xml:space="preserve">The admin pages are gated by a</w:t>
-      </w:r>
-      <w:r>
-        <w:t xml:space="preserve"> </w:t>
-      </w:r>
-      <w:r>
         <w:rPr>
           <w:b/>
           <w:bCs/>
         </w:rPr>
-        <w:t xml:space="preserve">server-side layout</w:t>
-      </w:r>
-      <w:r>
-        <w:t xml:space="preserve"> </w:t>
-      </w:r>
-      <w:r>
-        <w:t xml:space="preserve">(</w:t>
-      </w:r>
-      <w:r>
-        <w:rPr>
-          <w:rStyle w:val="VerbatimChar"/>
-        </w:rPr>
-        <w:t xml:space="preserve">requireAdmin()</w:t>
-      </w:r>
-      <w:r>
-        <w:t xml:space="preserve"> </w:t>
-      </w:r>
-      <w:r>
-        <w:t xml:space="preserve">→</w:t>
-      </w:r>
-      <w:r>
-        <w:t xml:space="preserve"> </w:t>
-      </w:r>
-      <w:r>
-        <w:rPr>
-          <w:rStyle w:val="VerbatimChar"/>
-        </w:rPr>
-        <w:t xml:space="preserve">redirect("/admin/login")</w:t>
-      </w:r>
-      <w:r>
-        <w:t xml:space="preserve">), so unauthenticated users never receive page HTML</w:t>
-      </w:r>
-      <w:r>
-        <w:t xml:space="preserve"> </w:t>
-      </w:r>
-      <w:r>
-        <w:t xml:space="preserve">or data — only a redirect.</w:t>
-      </w:r>
-    </w:p>
-    <w:p>
-      <w:pPr>
-        <w:pStyle w:val="Compact"/>
-        <w:numPr>
-          <w:ilvl w:val="0"/>
-          <w:numId w:val="1036"/>
-        </w:numPr>
-      </w:pPr>
-      <w:r>
-        <w:t xml:space="preserve">Middleware (</w:t>
-      </w:r>
-      <w:r>
-        <w:rPr>
-          <w:rStyle w:val="VerbatimChar"/>
-        </w:rPr>
-        <w:t xml:space="preserve">src/middleware.ts</w:t>
-      </w:r>
-      <w:r>
-        <w:t xml:space="preserve">) additionally requires the cookie to be present</w:t>
-      </w:r>
-      <w:r>
-        <w:t xml:space="preserve"> </w:t>
-      </w:r>
-      <w:r>
-        <w:t xml:space="preserve">on</w:t>
-      </w:r>
-      <w:r>
-        <w:t xml:space="preserve"> </w:t>
-      </w:r>
-      <w:r>
-        <w:rPr>
-          <w:rStyle w:val="VerbatimChar"/>
-        </w:rPr>
-        <w:t xml:space="preserve">/admin/*</w:t>
-      </w:r>
-      <w:r>
-        <w:t xml:space="preserve"> </w:t>
-      </w:r>
-      <w:r>
-        <w:t xml:space="preserve">and</w:t>
-      </w:r>
-      <w:r>
-        <w:t xml:space="preserve"> </w:t>
-      </w:r>
-      <w:r>
-        <w:rPr>
-          <w:rStyle w:val="VerbatimChar"/>
-        </w:rPr>
-        <w:t xml:space="preserve">/api/admin/*</w:t>
-      </w:r>
-      <w:r>
-        <w:t xml:space="preserve">. This is a fast pre-check; the real validation</w:t>
-      </w:r>
-      <w:r>
-        <w:t xml:space="preserve"> </w:t>
-      </w:r>
-      <w:r>
-        <w:t xml:space="preserve">is</w:t>
-      </w:r>
-      <w:r>
-        <w:t xml:space="preserve"> </w:t>
-      </w:r>
-      <w:r>
-        <w:rPr>
-          <w:rStyle w:val="VerbatimChar"/>
-        </w:rPr>
-        <w:t xml:space="preserve">requireAdmin()</w:t>
-      </w:r>
-      <w:r>
-        <w:t xml:space="preserve"> </w:t>
-      </w:r>
-      <w:r>
-        <w:t xml:space="preserve">(a forged/expired cookie passes middleware but is rejected</w:t>
-      </w:r>
-      <w:r>
-        <w:t xml:space="preserve"> </w:t>
-      </w:r>
-      <w:r>
-        <w:t xml:space="preserve">by the handler).</w:t>
-      </w:r>
-    </w:p>
-    <w:bookmarkEnd w:id="126"/>
-    <w:bookmarkStart w:id="127" w:name="shop-members"/>
+        <w:t xml:space="preserve">"Email not found"</w:t>
+      </w:r>
+      <w:r>
+        <w:t xml:space="preserve"> </w:t>
+      </w:r>
+      <w:r>
+        <w:t xml:space="preserve">→ they typed an email that isn't a member's. They should</w:t>
+      </w:r>
+      <w:r>
+        <w:t xml:space="preserve"> </w:t>
+      </w:r>
+      <w:r>
+        <w:t xml:space="preserve">use the email they log into the Stress website with. Persisting issues → board.</w:t>
+      </w:r>
+    </w:p>
+    <w:p>
+      <w:r>
+        <w:br w:type="page"/>
+      </w:r>
+    </w:p>
+    <w:bookmarkEnd w:id="124"/>
+    <w:bookmarkEnd w:id="125"/>
+    <w:bookmarkStart w:id="139" w:name="security-model"/>
+    <w:p>
+      <w:pPr>
+        <w:pStyle w:val="Heading1"/>
+      </w:pPr>
+      <w:r>
+        <w:t xml:space="preserve">Security Model</w:t>
+      </w:r>
+    </w:p>
+    <w:p>
+      <w:pPr>
+        <w:pStyle w:val="FirstParagraph"/>
+      </w:pPr>
+      <w:r>
+        <w:t xml:space="preserve">The guiding rule:</w:t>
+      </w:r>
+      <w:r>
+        <w:t xml:space="preserve"> </w:t>
+      </w:r>
+      <w:r>
+        <w:rPr>
+          <w:b/>
+          <w:bCs/>
+        </w:rPr>
+        <w:t xml:space="preserve">no member or internal data is reachable without a valid</w:t>
+      </w:r>
+      <w:r>
+        <w:rPr>
+          <w:b/>
+          <w:bCs/>
+        </w:rPr>
+        <w:t xml:space="preserve"> </w:t>
+      </w:r>
+      <w:r>
+        <w:rPr>
+          <w:b/>
+          <w:bCs/>
+        </w:rPr>
+        <w:t xml:space="preserve">session.</w:t>
+      </w:r>
+      <w:r>
+        <w:t xml:space="preserve"> </w:t>
+      </w:r>
+      <w:r>
+        <w:t xml:space="preserve">This document explains how that's enforced and the deliberate</w:t>
+      </w:r>
+      <w:r>
+        <w:t xml:space="preserve"> </w:t>
+      </w:r>
+      <w:r>
+        <w:t xml:space="preserve">trade-offs made for a shared, physical kiosk.</w:t>
+      </w:r>
+    </w:p>
+    <w:bookmarkStart w:id="129" w:name="authentication--authorisation"/>
+    <w:p>
+      <w:pPr>
+        <w:pStyle w:val="Heading2"/>
+      </w:pPr>
+      <w:r>
+        <w:t xml:space="preserve">Authentication &amp; authorisation</w:t>
+      </w:r>
+    </w:p>
+    <w:bookmarkStart w:id="126" w:name="admin"/>
     <w:p>
       <w:pPr>
         <w:pStyle w:val="Heading3"/>
       </w:pPr>
       <w:r>
-        <w:t xml:space="preserve">Shop (members)</w:t>
+        <w:t xml:space="preserve">Admin</w:t>
       </w:r>
     </w:p>
     <w:p>
@@ -18425,22 +18426,16 @@
         </w:numPr>
       </w:pPr>
       <w:r>
-        <w:t xml:space="preserve">A</w:t>
-      </w:r>
-      <w:r>
-        <w:t xml:space="preserve"> </w:t>
-      </w:r>
-      <w:r>
-        <w:rPr>
-          <w:rStyle w:val="VerbatimChar"/>
-        </w:rPr>
-        <w:t xml:space="preserve">ShopSession</w:t>
-      </w:r>
-      <w:r>
-        <w:t xml:space="preserve"> </w:t>
-      </w:r>
-      <w:r>
-        <w:t xml:space="preserve">token (random cuid) is created only by a</w:t>
+        <w:t xml:space="preserve">Login (</w:t>
+      </w:r>
+      <w:r>
+        <w:rPr>
+          <w:rStyle w:val="VerbatimChar"/>
+        </w:rPr>
+        <w:t xml:space="preserve">POST /api/auth/login</w:t>
+      </w:r>
+      <w:r>
+        <w:t xml:space="preserve">) verifies a bcrypt password and sets an</w:t>
       </w:r>
       <w:r>
         <w:t xml:space="preserve"> </w:t>
@@ -18450,41 +18445,37 @@
           <w:b/>
           <w:bCs/>
         </w:rPr>
-        <w:t xml:space="preserve">physical card tap</w:t>
-      </w:r>
-      <w:r>
-        <w:t xml:space="preserve"> </w:t>
-      </w:r>
-      <w:r>
-        <w:t xml:space="preserve">or an admin's</w:t>
-      </w:r>
-      <w:r>
-        <w:t xml:space="preserve"> </w:t>
-      </w:r>
-      <w:r>
-        <w:rPr>
-          <w:b/>
-          <w:bCs/>
-        </w:rPr>
-        <w:t xml:space="preserve">Enter store</w:t>
-      </w:r>
-      <w:r>
-        <w:t xml:space="preserve">. It lives in the</w:t>
-      </w:r>
-      <w:r>
-        <w:t xml:space="preserve"> </w:t>
-      </w:r>
-      <w:r>
-        <w:rPr>
-          <w:rStyle w:val="VerbatimChar"/>
-        </w:rPr>
-        <w:t xml:space="preserve">/shop/&lt;token&gt;</w:t>
-      </w:r>
-      <w:r>
-        <w:t xml:space="preserve"> </w:t>
-      </w:r>
-      <w:r>
-        <w:t xml:space="preserve">URL.</w:t>
+        <w:t xml:space="preserve">httpOnly</w:t>
+      </w:r>
+      <w:r>
+        <w:t xml:space="preserve"> </w:t>
+      </w:r>
+      <w:r>
+        <w:rPr>
+          <w:rStyle w:val="VerbatimChar"/>
+        </w:rPr>
+        <w:t xml:space="preserve">session</w:t>
+      </w:r>
+      <w:r>
+        <w:t xml:space="preserve"> </w:t>
+      </w:r>
+      <w:r>
+        <w:t xml:space="preserve">cookie (7-day</w:t>
+      </w:r>
+      <w:r>
+        <w:t xml:space="preserve"> </w:t>
+      </w:r>
+      <w:r>
+        <w:rPr>
+          <w:rStyle w:val="VerbatimChar"/>
+        </w:rPr>
+        <w:t xml:space="preserve">Session</w:t>
+      </w:r>
+      <w:r>
+        <w:t xml:space="preserve"> </w:t>
+      </w:r>
+      <w:r>
+        <w:t xml:space="preserve">row).</w:t>
       </w:r>
     </w:p>
     <w:p>
@@ -18499,28 +18490,65 @@
         <w:rPr>
           <w:rStyle w:val="VerbatimChar"/>
         </w:rPr>
-        <w:t xml:space="preserve">/api/cart</w:t>
-      </w:r>
-      <w:r>
-        <w:t xml:space="preserve"> </w:t>
-      </w:r>
-      <w:r>
-        <w:t xml:space="preserve">and</w:t>
-      </w:r>
-      <w:r>
-        <w:t xml:space="preserve"> </w:t>
-      </w:r>
-      <w:r>
-        <w:rPr>
-          <w:rStyle w:val="VerbatimChar"/>
-        </w:rPr>
-        <w:t xml:space="preserve">/api/orders/confirm</w:t>
-      </w:r>
-      <w:r>
-        <w:t xml:space="preserve"> </w:t>
-      </w:r>
-      <w:r>
-        <w:t xml:space="preserve">require a valid, unexpired token.</w:t>
+        <w:t xml:space="preserve">requireAdmin()</w:t>
+      </w:r>
+      <w:r>
+        <w:t xml:space="preserve"> </w:t>
+      </w:r>
+      <w:r>
+        <w:t xml:space="preserve">(</w:t>
+      </w:r>
+      <w:r>
+        <w:rPr>
+          <w:rStyle w:val="VerbatimChar"/>
+        </w:rPr>
+        <w:t xml:space="preserve">src/lib/auth.ts</w:t>
+      </w:r>
+      <w:r>
+        <w:t xml:space="preserve">) loads the session, checks it isn't expired,</w:t>
+      </w:r>
+      <w:r>
+        <w:t xml:space="preserve"> </w:t>
+      </w:r>
+      <w:r>
+        <w:t xml:space="preserve">and checks</w:t>
+      </w:r>
+      <w:r>
+        <w:t xml:space="preserve"> </w:t>
+      </w:r>
+      <w:r>
+        <w:rPr>
+          <w:rStyle w:val="VerbatimChar"/>
+        </w:rPr>
+        <w:t xml:space="preserve">role === "ADMIN"</w:t>
+      </w:r>
+      <w:r>
+        <w:t xml:space="preserve">.</w:t>
+      </w:r>
+      <w:r>
+        <w:t xml:space="preserve"> </w:t>
+      </w:r>
+      <w:r>
+        <w:rPr>
+          <w:b/>
+          <w:bCs/>
+        </w:rPr>
+        <w:t xml:space="preserve">Every</w:t>
+      </w:r>
+      <w:r>
+        <w:t xml:space="preserve"> </w:t>
+      </w:r>
+      <w:r>
+        <w:rPr>
+          <w:rStyle w:val="VerbatimChar"/>
+        </w:rPr>
+        <w:t xml:space="preserve">/api/admin/*</w:t>
+      </w:r>
+      <w:r>
+        <w:t xml:space="preserve"> </w:t>
+      </w:r>
+      <w:r>
+        <w:t xml:space="preserve">handler calls it.</w:t>
       </w:r>
     </w:p>
     <w:p>
@@ -18532,7 +18560,7 @@
         </w:numPr>
       </w:pPr>
       <w:r>
-        <w:t xml:space="preserve">The member's first name is returned</w:t>
+        <w:t xml:space="preserve">The admin pages are gated by a</w:t>
       </w:r>
       <w:r>
         <w:t xml:space="preserve"> </w:t>
@@ -18542,19 +18570,43 @@
           <w:b/>
           <w:bCs/>
         </w:rPr>
-        <w:t xml:space="preserve">only</w:t>
-      </w:r>
-      <w:r>
-        <w:t xml:space="preserve"> </w:t>
-      </w:r>
-      <w:r>
-        <w:t xml:space="preserve">by the token-scoped cart endpoint —</w:t>
-      </w:r>
-      <w:r>
-        <w:t xml:space="preserve"> </w:t>
-      </w:r>
-      <w:r>
-        <w:t xml:space="preserve">never by the public scan endpoint.</w:t>
+        <w:t xml:space="preserve">server-side layout</w:t>
+      </w:r>
+      <w:r>
+        <w:t xml:space="preserve"> </w:t>
+      </w:r>
+      <w:r>
+        <w:t xml:space="preserve">(</w:t>
+      </w:r>
+      <w:r>
+        <w:rPr>
+          <w:rStyle w:val="VerbatimChar"/>
+        </w:rPr>
+        <w:t xml:space="preserve">requireAdmin()</w:t>
+      </w:r>
+      <w:r>
+        <w:t xml:space="preserve"> </w:t>
+      </w:r>
+      <w:r>
+        <w:t xml:space="preserve">→</w:t>
+      </w:r>
+      <w:r>
+        <w:t xml:space="preserve"> </w:t>
+      </w:r>
+      <w:r>
+        <w:rPr>
+          <w:rStyle w:val="VerbatimChar"/>
+        </w:rPr>
+        <w:t xml:space="preserve">redirect("/admin/login")</w:t>
+      </w:r>
+      <w:r>
+        <w:t xml:space="preserve">), so unauthenticated users never receive page HTML</w:t>
+      </w:r>
+      <w:r>
+        <w:t xml:space="preserve"> </w:t>
+      </w:r>
+      <w:r>
+        <w:t xml:space="preserve">or data — only a redirect.</w:t>
       </w:r>
     </w:p>
     <w:p>
@@ -18566,39 +18618,86 @@
         </w:numPr>
       </w:pPr>
       <w:r>
-        <w:rPr>
-          <w:b/>
-          <w:bCs/>
-        </w:rPr>
-        <w:t xml:space="preserve">Idle auto-reset:</w:t>
-      </w:r>
-      <w:r>
-        <w:t xml:space="preserve"> </w:t>
-      </w:r>
-      <w:r>
-        <w:t xml:space="preserve">the shop page deletes the session and returns to the tap</w:t>
-      </w:r>
-      <w:r>
-        <w:t xml:space="preserve"> </w:t>
-      </w:r>
-      <w:r>
-        <w:t xml:space="preserve">screen after ~60 s of inactivity (with a 15 s warning), so a member who walks</w:t>
-      </w:r>
-      <w:r>
-        <w:t xml:space="preserve"> </w:t>
-      </w:r>
-      <w:r>
-        <w:t xml:space="preserve">away can't leave their account open for the next person.</w:t>
-      </w:r>
-    </w:p>
-    <w:bookmarkEnd w:id="127"/>
-    <w:bookmarkStart w:id="128" w:name="card-verification"/>
+        <w:t xml:space="preserve">Middleware (</w:t>
+      </w:r>
+      <w:r>
+        <w:rPr>
+          <w:rStyle w:val="VerbatimChar"/>
+        </w:rPr>
+        <w:t xml:space="preserve">src/middleware.ts</w:t>
+      </w:r>
+      <w:r>
+        <w:t xml:space="preserve">) additionally requires the cookie to be present</w:t>
+      </w:r>
+      <w:r>
+        <w:t xml:space="preserve"> </w:t>
+      </w:r>
+      <w:r>
+        <w:t xml:space="preserve">on</w:t>
+      </w:r>
+      <w:r>
+        <w:t xml:space="preserve"> </w:t>
+      </w:r>
+      <w:r>
+        <w:rPr>
+          <w:rStyle w:val="VerbatimChar"/>
+        </w:rPr>
+        <w:t xml:space="preserve">/admin/*</w:t>
+      </w:r>
+      <w:r>
+        <w:t xml:space="preserve"> </w:t>
+      </w:r>
+      <w:r>
+        <w:t xml:space="preserve">and</w:t>
+      </w:r>
+      <w:r>
+        <w:t xml:space="preserve"> </w:t>
+      </w:r>
+      <w:r>
+        <w:rPr>
+          <w:rStyle w:val="VerbatimChar"/>
+        </w:rPr>
+        <w:t xml:space="preserve">/api/admin/*</w:t>
+      </w:r>
+      <w:r>
+        <w:t xml:space="preserve">. This is a fast pre-check; the real validation</w:t>
+      </w:r>
+      <w:r>
+        <w:t xml:space="preserve"> </w:t>
+      </w:r>
+      <w:r>
+        <w:t xml:space="preserve">is</w:t>
+      </w:r>
+      <w:r>
+        <w:t xml:space="preserve"> </w:t>
+      </w:r>
+      <w:r>
+        <w:rPr>
+          <w:rStyle w:val="VerbatimChar"/>
+        </w:rPr>
+        <w:t xml:space="preserve">requireAdmin()</w:t>
+      </w:r>
+      <w:r>
+        <w:t xml:space="preserve"> </w:t>
+      </w:r>
+      <w:r>
+        <w:t xml:space="preserve">(a forged/expired cookie passes middleware but is rejected</w:t>
+      </w:r>
+      <w:r>
+        <w:t xml:space="preserve"> </w:t>
+      </w:r>
+      <w:r>
+        <w:t xml:space="preserve">by the handler).</w:t>
+      </w:r>
+    </w:p>
+    <w:bookmarkEnd w:id="126"/>
+    <w:bookmarkStart w:id="127" w:name="shop-members"/>
     <w:p>
       <w:pPr>
         <w:pStyle w:val="Heading3"/>
       </w:pPr>
       <w:r>
-        <w:t xml:space="preserve">Card verification</w:t>
+        <w:t xml:space="preserve">Shop (members)</w:t>
       </w:r>
     </w:p>
     <w:p>
@@ -18610,16 +18709,66 @@
         </w:numPr>
       </w:pPr>
       <w:r>
-        <w:rPr>
-          <w:rStyle w:val="VerbatimChar"/>
-        </w:rPr>
-        <w:t xml:space="preserve">CardRegistration</w:t>
-      </w:r>
-      <w:r>
-        <w:t xml:space="preserve"> </w:t>
-      </w:r>
-      <w:r>
-        <w:t xml:space="preserve">tokens are single-use and expire in 15 minutes.</w:t>
+        <w:t xml:space="preserve">A</w:t>
+      </w:r>
+      <w:r>
+        <w:t xml:space="preserve"> </w:t>
+      </w:r>
+      <w:r>
+        <w:rPr>
+          <w:rStyle w:val="VerbatimChar"/>
+        </w:rPr>
+        <w:t xml:space="preserve">ShopSession</w:t>
+      </w:r>
+      <w:r>
+        <w:t xml:space="preserve"> </w:t>
+      </w:r>
+      <w:r>
+        <w:t xml:space="preserve">token (random cuid) is created only by a</w:t>
+      </w:r>
+      <w:r>
+        <w:t xml:space="preserve"> </w:t>
+      </w:r>
+      <w:r>
+        <w:rPr>
+          <w:b/>
+          <w:bCs/>
+        </w:rPr>
+        <w:t xml:space="preserve">physical card tap</w:t>
+      </w:r>
+      <w:r>
+        <w:t xml:space="preserve"> </w:t>
+      </w:r>
+      <w:r>
+        <w:t xml:space="preserve">or an admin's</w:t>
+      </w:r>
+      <w:r>
+        <w:t xml:space="preserve"> </w:t>
+      </w:r>
+      <w:r>
+        <w:rPr>
+          <w:b/>
+          <w:bCs/>
+        </w:rPr>
+        <w:t xml:space="preserve">Enter store</w:t>
+      </w:r>
+      <w:r>
+        <w:t xml:space="preserve">. It lives in the</w:t>
+      </w:r>
+      <w:r>
+        <w:t xml:space="preserve"> </w:t>
+      </w:r>
+      <w:r>
+        <w:rPr>
+          <w:rStyle w:val="VerbatimChar"/>
+        </w:rPr>
+        <w:t xml:space="preserve">/shop/&lt;token&gt;</w:t>
+      </w:r>
+      <w:r>
+        <w:t xml:space="preserve"> </w:t>
+      </w:r>
+      <w:r>
+        <w:t xml:space="preserve">URL.</w:t>
       </w:r>
     </w:p>
     <w:p>
@@ -18628,6 +18777,141 @@
         <w:numPr>
           <w:ilvl w:val="0"/>
           <w:numId w:val="1038"/>
+        </w:numPr>
+      </w:pPr>
+      <w:r>
+        <w:rPr>
+          <w:rStyle w:val="VerbatimChar"/>
+        </w:rPr>
+        <w:t xml:space="preserve">/api/cart</w:t>
+      </w:r>
+      <w:r>
+        <w:t xml:space="preserve"> </w:t>
+      </w:r>
+      <w:r>
+        <w:t xml:space="preserve">and</w:t>
+      </w:r>
+      <w:r>
+        <w:t xml:space="preserve"> </w:t>
+      </w:r>
+      <w:r>
+        <w:rPr>
+          <w:rStyle w:val="VerbatimChar"/>
+        </w:rPr>
+        <w:t xml:space="preserve">/api/orders/confirm</w:t>
+      </w:r>
+      <w:r>
+        <w:t xml:space="preserve"> </w:t>
+      </w:r>
+      <w:r>
+        <w:t xml:space="preserve">require a valid, unexpired token.</w:t>
+      </w:r>
+    </w:p>
+    <w:p>
+      <w:pPr>
+        <w:pStyle w:val="Compact"/>
+        <w:numPr>
+          <w:ilvl w:val="0"/>
+          <w:numId w:val="1038"/>
+        </w:numPr>
+      </w:pPr>
+      <w:r>
+        <w:t xml:space="preserve">The member's first name is returned</w:t>
+      </w:r>
+      <w:r>
+        <w:t xml:space="preserve"> </w:t>
+      </w:r>
+      <w:r>
+        <w:rPr>
+          <w:b/>
+          <w:bCs/>
+        </w:rPr>
+        <w:t xml:space="preserve">only</w:t>
+      </w:r>
+      <w:r>
+        <w:t xml:space="preserve"> </w:t>
+      </w:r>
+      <w:r>
+        <w:t xml:space="preserve">by the token-scoped cart endpoint —</w:t>
+      </w:r>
+      <w:r>
+        <w:t xml:space="preserve"> </w:t>
+      </w:r>
+      <w:r>
+        <w:t xml:space="preserve">never by the public scan endpoint.</w:t>
+      </w:r>
+    </w:p>
+    <w:p>
+      <w:pPr>
+        <w:pStyle w:val="Compact"/>
+        <w:numPr>
+          <w:ilvl w:val="0"/>
+          <w:numId w:val="1038"/>
+        </w:numPr>
+      </w:pPr>
+      <w:r>
+        <w:rPr>
+          <w:b/>
+          <w:bCs/>
+        </w:rPr>
+        <w:t xml:space="preserve">Idle auto-reset:</w:t>
+      </w:r>
+      <w:r>
+        <w:t xml:space="preserve"> </w:t>
+      </w:r>
+      <w:r>
+        <w:t xml:space="preserve">the shop page deletes the session and returns to the tap</w:t>
+      </w:r>
+      <w:r>
+        <w:t xml:space="preserve"> </w:t>
+      </w:r>
+      <w:r>
+        <w:t xml:space="preserve">screen after ~60 s of inactivity (with a 15 s warning), so a member who walks</w:t>
+      </w:r>
+      <w:r>
+        <w:t xml:space="preserve"> </w:t>
+      </w:r>
+      <w:r>
+        <w:t xml:space="preserve">away can't leave their account open for the next person.</w:t>
+      </w:r>
+    </w:p>
+    <w:bookmarkEnd w:id="127"/>
+    <w:bookmarkStart w:id="128" w:name="card-verification"/>
+    <w:p>
+      <w:pPr>
+        <w:pStyle w:val="Heading3"/>
+      </w:pPr>
+      <w:r>
+        <w:t xml:space="preserve">Card verification</w:t>
+      </w:r>
+    </w:p>
+    <w:p>
+      <w:pPr>
+        <w:pStyle w:val="Compact"/>
+        <w:numPr>
+          <w:ilvl w:val="0"/>
+          <w:numId w:val="1039"/>
+        </w:numPr>
+      </w:pPr>
+      <w:r>
+        <w:rPr>
+          <w:rStyle w:val="VerbatimChar"/>
+        </w:rPr>
+        <w:t xml:space="preserve">CardRegistration</w:t>
+      </w:r>
+      <w:r>
+        <w:t xml:space="preserve"> </w:t>
+      </w:r>
+      <w:r>
+        <w:t xml:space="preserve">tokens are single-use and expire in 15 minutes.</w:t>
+      </w:r>
+    </w:p>
+    <w:p>
+      <w:pPr>
+        <w:pStyle w:val="Compact"/>
+        <w:numPr>
+          <w:ilvl w:val="0"/>
+          <w:numId w:val="1039"/>
         </w:numPr>
       </w:pPr>
       <w:r>
@@ -19005,315 +19289,11 @@
         <w:pStyle w:val="Compact"/>
         <w:numPr>
           <w:ilvl w:val="0"/>
-          <w:numId w:val="1039"/>
+          <w:numId w:val="1040"/>
         </w:numPr>
       </w:pPr>
       <w:r>
         <w:t xml:space="preserve">React escapes all interpolated values in the kiosk/shop/admin pages.</w:t>
-      </w:r>
-    </w:p>
-    <w:p>
-      <w:pPr>
-        <w:pStyle w:val="Compact"/>
-        <w:numPr>
-          <w:ilvl w:val="0"/>
-          <w:numId w:val="1039"/>
-        </w:numPr>
-      </w:pPr>
-      <w:r>
-        <w:t xml:space="preserve">The card-verify pages are</w:t>
-      </w:r>
-      <w:r>
-        <w:t xml:space="preserve"> </w:t>
-      </w:r>
-      <w:r>
-        <w:rPr>
-          <w:b/>
-          <w:bCs/>
-        </w:rPr>
-        <w:t xml:space="preserve">hand-built HTML</w:t>
-      </w:r>
-      <w:r>
-        <w:t xml:space="preserve">, so member names and tokens are</w:t>
-      </w:r>
-      <w:r>
-        <w:t xml:space="preserve"> </w:t>
-      </w:r>
-      <w:r>
-        <w:t xml:space="preserve">passed through</w:t>
-      </w:r>
-      <w:r>
-        <w:t xml:space="preserve"> </w:t>
-      </w:r>
-      <w:r>
-        <w:rPr>
-          <w:rStyle w:val="VerbatimChar"/>
-        </w:rPr>
-        <w:t xml:space="preserve">escapeHtml()</w:t>
-      </w:r>
-      <w:r>
-        <w:t xml:space="preserve"> </w:t>
-      </w:r>
-      <w:r>
-        <w:t xml:space="preserve">before interpolation (prevents stored XSS from a</w:t>
-      </w:r>
-      <w:r>
-        <w:t xml:space="preserve"> </w:t>
-      </w:r>
-      <w:r>
-        <w:t xml:space="preserve">name synced out of Congressus).</w:t>
-      </w:r>
-    </w:p>
-    <w:p>
-      <w:pPr>
-        <w:pStyle w:val="Compact"/>
-        <w:numPr>
-          <w:ilvl w:val="0"/>
-          <w:numId w:val="1039"/>
-        </w:numPr>
-      </w:pPr>
-      <w:r>
-        <w:t xml:space="preserve">Those pages declare</w:t>
-      </w:r>
-      <w:r>
-        <w:t xml:space="preserve"> </w:t>
-      </w:r>
-      <w:r>
-        <w:rPr>
-          <w:rStyle w:val="VerbatimChar"/>
-        </w:rPr>
-        <w:t xml:space="preserve">charset=utf-8</w:t>
-      </w:r>
-      <w:r>
-        <w:t xml:space="preserve"> </w:t>
-      </w:r>
-      <w:r>
-        <w:t xml:space="preserve">(header + meta) so emoji/diacritics render</w:t>
-      </w:r>
-      <w:r>
-        <w:t xml:space="preserve"> </w:t>
-      </w:r>
-      <w:r>
-        <w:t xml:space="preserve">correctly.</w:t>
-      </w:r>
-    </w:p>
-    <w:bookmarkEnd w:id="132"/>
-    <w:bookmarkStart w:id="136" w:name="deliberate-trade-offs"/>
-    <w:p>
-      <w:pPr>
-        <w:pStyle w:val="Heading2"/>
-      </w:pPr>
-      <w:r>
-        <w:t xml:space="preserve">Deliberate trade-offs</w:t>
-      </w:r>
-    </w:p>
-    <w:bookmarkStart w:id="133" w:name="card-uids-arent-secret"/>
-    <w:p>
-      <w:pPr>
-        <w:pStyle w:val="Heading3"/>
-      </w:pPr>
-      <w:r>
-        <w:t xml:space="preserve">Card UIDs aren't secret</w:t>
-      </w:r>
-    </w:p>
-    <w:p>
-      <w:pPr>
-        <w:pStyle w:val="FirstParagraph"/>
-      </w:pPr>
-      <w:r>
-        <w:t xml:space="preserve">Any NFC reader can read a card UID, and the scan endpoint is necessarily</w:t>
-      </w:r>
-      <w:r>
-        <w:t xml:space="preserve"> </w:t>
-      </w:r>
-      <w:r>
-        <w:t xml:space="preserve">unauthenticated (the kiosk is a public web page). Mitigations: the scan endpoint</w:t>
-      </w:r>
-      <w:r>
-        <w:t xml:space="preserve"> </w:t>
-      </w:r>
-      <w:r>
-        <w:t xml:space="preserve">returns no member data and is rate-limited. For stronger protection, restrict</w:t>
-      </w:r>
-      <w:r>
-        <w:t xml:space="preserve"> </w:t>
-      </w:r>
-      <w:r>
-        <w:rPr>
-          <w:rStyle w:val="VerbatimChar"/>
-        </w:rPr>
-        <w:t xml:space="preserve">/api/card/scan</w:t>
-      </w:r>
-      <w:r>
-        <w:t xml:space="preserve"> </w:t>
-      </w:r>
-      <w:r>
-        <w:t xml:space="preserve">to the kiosk's IP at the network layer.</w:t>
-      </w:r>
-    </w:p>
-    <w:bookmarkEnd w:id="133"/>
-    <w:bookmarkStart w:id="134" w:name="email-not-found-vs-enumeration"/>
-    <w:p>
-      <w:pPr>
-        <w:pStyle w:val="Heading3"/>
-      </w:pPr>
-      <w:r>
-        <w:t xml:space="preserve">"Email not found" vs enumeration</w:t>
-      </w:r>
-    </w:p>
-    <w:p>
-      <w:pPr>
-        <w:pStyle w:val="FirstParagraph"/>
-      </w:pPr>
-      <w:r>
-        <w:t xml:space="preserve">The card-registration flow tells a user when their email matches no member</w:t>
-      </w:r>
-      <w:r>
-        <w:t xml:space="preserve"> </w:t>
-      </w:r>
-      <w:r>
-        <w:t xml:space="preserve">("Email not found"). This</w:t>
-      </w:r>
-      <w:r>
-        <w:t xml:space="preserve"> </w:t>
-      </w:r>
-      <w:r>
-        <w:rPr>
-          <w:b/>
-          <w:bCs/>
-        </w:rPr>
-        <w:t xml:space="preserve">re-introduces some email-enumeration ability</w:t>
-      </w:r>
-      <w:r>
-        <w:t xml:space="preserve"> </w:t>
-      </w:r>
-      <w:r>
-        <w:t xml:space="preserve">that a</w:t>
-      </w:r>
-      <w:r>
-        <w:t xml:space="preserve"> </w:t>
-      </w:r>
-      <w:r>
-        <w:t xml:space="preserve">uniform response would prevent. It was a conscious product choice: confused</w:t>
-      </w:r>
-      <w:r>
-        <w:t xml:space="preserve"> </w:t>
-      </w:r>
-      <w:r>
-        <w:t xml:space="preserve">members not knowing why nothing happened is a real problem at a kiosk, the kiosk</w:t>
-      </w:r>
-      <w:r>
-        <w:t xml:space="preserve"> </w:t>
-      </w:r>
-      <w:r>
-        <w:t xml:space="preserve">is physical, and the endpoint is rate-limited. If enumeration resistance becomes</w:t>
-      </w:r>
-      <w:r>
-        <w:t xml:space="preserve"> </w:t>
-      </w:r>
-      <w:r>
-        <w:t xml:space="preserve">more important than this UX, revert</w:t>
-      </w:r>
-      <w:r>
-        <w:t xml:space="preserve"> </w:t>
-      </w:r>
-      <w:r>
-        <w:rPr>
-          <w:rStyle w:val="VerbatimChar"/>
-        </w:rPr>
-        <w:t xml:space="preserve">card/register</w:t>
-      </w:r>
-      <w:r>
-        <w:t xml:space="preserve"> </w:t>
-      </w:r>
-      <w:r>
-        <w:t xml:space="preserve">to a uniform</w:t>
-      </w:r>
-      <w:r>
-        <w:t xml:space="preserve"> </w:t>
-      </w:r>
-      <w:r>
-        <w:rPr>
-          <w:rStyle w:val="VerbatimChar"/>
-        </w:rPr>
-        <w:t xml:space="preserve">{ ok: true }</w:t>
-      </w:r>
-      <w:r>
-        <w:t xml:space="preserve">.</w:t>
-      </w:r>
-    </w:p>
-    <w:bookmarkEnd w:id="134"/>
-    <w:bookmarkStart w:id="135" w:name="shop-token-is-a-bearer-token-in-the-url"/>
-    <w:p>
-      <w:pPr>
-        <w:pStyle w:val="Heading3"/>
-      </w:pPr>
-      <w:r>
-        <w:t xml:space="preserve">Shop token is a bearer token in the URL</w:t>
-      </w:r>
-    </w:p>
-    <w:p>
-      <w:pPr>
-        <w:pStyle w:val="FirstParagraph"/>
-      </w:pPr>
-      <w:r>
-        <w:t xml:space="preserve">Anyone holding a live</w:t>
-      </w:r>
-      <w:r>
-        <w:t xml:space="preserve"> </w:t>
-      </w:r>
-      <w:r>
-        <w:rPr>
-          <w:rStyle w:val="VerbatimChar"/>
-        </w:rPr>
-        <w:t xml:space="preserve">/shop/&lt;token&gt;</w:t>
-      </w:r>
-      <w:r>
-        <w:t xml:space="preserve"> </w:t>
-      </w:r>
-      <w:r>
-        <w:t xml:space="preserve">URL can act as that member until it expires</w:t>
-      </w:r>
-      <w:r>
-        <w:t xml:space="preserve"> </w:t>
-      </w:r>
-      <w:r>
-        <w:t xml:space="preserve">(10 min) or the order is confirmed. Tokens are random and per-tap (a new one each</w:t>
-      </w:r>
-      <w:r>
-        <w:t xml:space="preserve"> </w:t>
-      </w:r>
-      <w:r>
-        <w:t xml:space="preserve">scan), so they can't be guessed or reused. The idle auto-reset and short lifetime</w:t>
-      </w:r>
-      <w:r>
-        <w:t xml:space="preserve"> </w:t>
-      </w:r>
-      <w:r>
-        <w:t xml:space="preserve">bound the exposure. Stronger options (not currently implemented): move the token</w:t>
-      </w:r>
-      <w:r>
-        <w:t xml:space="preserve"> </w:t>
-      </w:r>
-      <w:r>
-        <w:t xml:space="preserve">into an httpOnly cookie so it can't be shared via URL, or use a crypto-random</w:t>
-      </w:r>
-      <w:r>
-        <w:t xml:space="preserve"> </w:t>
-      </w:r>
-      <w:r>
-        <w:t xml:space="preserve">token instead of a cuid.</w:t>
-      </w:r>
-    </w:p>
-    <w:bookmarkEnd w:id="135"/>
-    <w:bookmarkEnd w:id="136"/>
-    <w:bookmarkStart w:id="137" w:name="prohibited--careful-operations"/>
-    <w:p>
-      <w:pPr>
-        <w:pStyle w:val="Heading2"/>
-      </w:pPr>
-      <w:r>
-        <w:t xml:space="preserve">Prohibited / careful operations</w:t>
       </w:r>
     </w:p>
     <w:p>
@@ -19325,17 +19305,47 @@
         </w:numPr>
       </w:pPr>
       <w:r>
+        <w:t xml:space="preserve">The card-verify pages are</w:t>
+      </w:r>
+      <w:r>
+        <w:t xml:space="preserve"> </w:t>
+      </w:r>
+      <w:r>
         <w:rPr>
           <w:b/>
           <w:bCs/>
         </w:rPr>
-        <w:t xml:space="preserve">Member deletion</w:t>
-      </w:r>
-      <w:r>
-        <w:t xml:space="preserve"> </w:t>
-      </w:r>
-      <w:r>
-        <w:t xml:space="preserve">is blocked while invoices exist.</w:t>
+        <w:t xml:space="preserve">hand-built HTML</w:t>
+      </w:r>
+      <w:r>
+        <w:t xml:space="preserve">, so member names and tokens are</w:t>
+      </w:r>
+      <w:r>
+        <w:t xml:space="preserve"> </w:t>
+      </w:r>
+      <w:r>
+        <w:t xml:space="preserve">passed through</w:t>
+      </w:r>
+      <w:r>
+        <w:t xml:space="preserve"> </w:t>
+      </w:r>
+      <w:r>
+        <w:rPr>
+          <w:rStyle w:val="VerbatimChar"/>
+        </w:rPr>
+        <w:t xml:space="preserve">escapeHtml()</w:t>
+      </w:r>
+      <w:r>
+        <w:t xml:space="preserve"> </w:t>
+      </w:r>
+      <w:r>
+        <w:t xml:space="preserve">before interpolation (prevents stored XSS from a</w:t>
+      </w:r>
+      <w:r>
+        <w:t xml:space="preserve"> </w:t>
+      </w:r>
+      <w:r>
+        <w:t xml:space="preserve">name synced out of Congressus).</w:t>
       </w:r>
     </w:p>
     <w:p>
@@ -19347,110 +19357,358 @@
         </w:numPr>
       </w:pPr>
       <w:r>
+        <w:t xml:space="preserve">Those pages declare</w:t>
+      </w:r>
+      <w:r>
+        <w:t xml:space="preserve"> </w:t>
+      </w:r>
+      <w:r>
+        <w:rPr>
+          <w:rStyle w:val="VerbatimChar"/>
+        </w:rPr>
+        <w:t xml:space="preserve">charset=utf-8</w:t>
+      </w:r>
+      <w:r>
+        <w:t xml:space="preserve"> </w:t>
+      </w:r>
+      <w:r>
+        <w:t xml:space="preserve">(header + meta) so emoji/diacritics render</w:t>
+      </w:r>
+      <w:r>
+        <w:t xml:space="preserve"> </w:t>
+      </w:r>
+      <w:r>
+        <w:t xml:space="preserve">correctly.</w:t>
+      </w:r>
+    </w:p>
+    <w:bookmarkEnd w:id="132"/>
+    <w:bookmarkStart w:id="136" w:name="deliberate-trade-offs"/>
+    <w:p>
+      <w:pPr>
+        <w:pStyle w:val="Heading2"/>
+      </w:pPr>
+      <w:r>
+        <w:t xml:space="preserve">Deliberate trade-offs</w:t>
+      </w:r>
+    </w:p>
+    <w:bookmarkStart w:id="133" w:name="card-uids-arent-secret"/>
+    <w:p>
+      <w:pPr>
+        <w:pStyle w:val="Heading3"/>
+      </w:pPr>
+      <w:r>
+        <w:t xml:space="preserve">Card UIDs aren't secret</w:t>
+      </w:r>
+    </w:p>
+    <w:p>
+      <w:pPr>
+        <w:pStyle w:val="FirstParagraph"/>
+      </w:pPr>
+      <w:r>
+        <w:t xml:space="preserve">Any NFC reader can read a card UID, and the scan endpoint is necessarily</w:t>
+      </w:r>
+      <w:r>
+        <w:t xml:space="preserve"> </w:t>
+      </w:r>
+      <w:r>
+        <w:t xml:space="preserve">unauthenticated (the kiosk is a public web page). Mitigations: the scan endpoint</w:t>
+      </w:r>
+      <w:r>
+        <w:t xml:space="preserve"> </w:t>
+      </w:r>
+      <w:r>
+        <w:t xml:space="preserve">returns no member data and is rate-limited. For stronger protection, restrict</w:t>
+      </w:r>
+      <w:r>
+        <w:t xml:space="preserve"> </w:t>
+      </w:r>
+      <w:r>
+        <w:rPr>
+          <w:rStyle w:val="VerbatimChar"/>
+        </w:rPr>
+        <w:t xml:space="preserve">/api/card/scan</w:t>
+      </w:r>
+      <w:r>
+        <w:t xml:space="preserve"> </w:t>
+      </w:r>
+      <w:r>
+        <w:t xml:space="preserve">to the kiosk's IP at the network layer.</w:t>
+      </w:r>
+    </w:p>
+    <w:bookmarkEnd w:id="133"/>
+    <w:bookmarkStart w:id="134" w:name="email-not-found-vs-enumeration"/>
+    <w:p>
+      <w:pPr>
+        <w:pStyle w:val="Heading3"/>
+      </w:pPr>
+      <w:r>
+        <w:t xml:space="preserve">"Email not found" vs enumeration</w:t>
+      </w:r>
+    </w:p>
+    <w:p>
+      <w:pPr>
+        <w:pStyle w:val="FirstParagraph"/>
+      </w:pPr>
+      <w:r>
+        <w:t xml:space="preserve">The card-registration flow tells a user when their email matches no member</w:t>
+      </w:r>
+      <w:r>
+        <w:t xml:space="preserve"> </w:t>
+      </w:r>
+      <w:r>
+        <w:t xml:space="preserve">("Email not found"). This</w:t>
+      </w:r>
+      <w:r>
+        <w:t xml:space="preserve"> </w:t>
+      </w:r>
+      <w:r>
         <w:rPr>
           <w:b/>
           <w:bCs/>
         </w:rPr>
-        <w:t xml:space="preserve">Invoice edit/delete</w:t>
-      </w:r>
-      <w:r>
-        <w:t xml:space="preserve"> </w:t>
-      </w:r>
-      <w:r>
-        <w:t xml:space="preserve">is blocked once an invoice is</w:t>
-      </w:r>
-      <w:r>
-        <w:t xml:space="preserve"> </w:t>
-      </w:r>
-      <w:r>
-        <w:rPr>
-          <w:rStyle w:val="VerbatimChar"/>
-        </w:rPr>
-        <w:t xml:space="preserve">EXPORTED</w:t>
-      </w:r>
-      <w:r>
-        <w:t xml:space="preserve"> </w:t>
-      </w:r>
-      <w:r>
-        <w:t xml:space="preserve">(already billed</w:t>
-      </w:r>
-      <w:r>
-        <w:t xml:space="preserve"> </w:t>
-      </w:r>
-      <w:r>
-        <w:t xml:space="preserve">in Congressus).</w:t>
+        <w:t xml:space="preserve">re-introduces some email-enumeration ability</w:t>
+      </w:r>
+      <w:r>
+        <w:t xml:space="preserve"> </w:t>
+      </w:r>
+      <w:r>
+        <w:t xml:space="preserve">that a</w:t>
+      </w:r>
+      <w:r>
+        <w:t xml:space="preserve"> </w:t>
+      </w:r>
+      <w:r>
+        <w:t xml:space="preserve">uniform response would prevent. It was a conscious product choice: confused</w:t>
+      </w:r>
+      <w:r>
+        <w:t xml:space="preserve"> </w:t>
+      </w:r>
+      <w:r>
+        <w:t xml:space="preserve">members not knowing why nothing happened is a real problem at a kiosk, the kiosk</w:t>
+      </w:r>
+      <w:r>
+        <w:t xml:space="preserve"> </w:t>
+      </w:r>
+      <w:r>
+        <w:t xml:space="preserve">is physical, and the endpoint is rate-limited. If enumeration resistance becomes</w:t>
+      </w:r>
+      <w:r>
+        <w:t xml:space="preserve"> </w:t>
+      </w:r>
+      <w:r>
+        <w:t xml:space="preserve">more important than this UX, revert</w:t>
+      </w:r>
+      <w:r>
+        <w:t xml:space="preserve"> </w:t>
+      </w:r>
+      <w:r>
+        <w:rPr>
+          <w:rStyle w:val="VerbatimChar"/>
+        </w:rPr>
+        <w:t xml:space="preserve">card/register</w:t>
+      </w:r>
+      <w:r>
+        <w:t xml:space="preserve"> </w:t>
+      </w:r>
+      <w:r>
+        <w:t xml:space="preserve">to a uniform</w:t>
+      </w:r>
+      <w:r>
+        <w:t xml:space="preserve"> </w:t>
+      </w:r>
+      <w:r>
+        <w:rPr>
+          <w:rStyle w:val="VerbatimChar"/>
+        </w:rPr>
+        <w:t xml:space="preserve">{ ok: true }</w:t>
+      </w:r>
+      <w:r>
+        <w:t xml:space="preserve">.</w:t>
+      </w:r>
+    </w:p>
+    <w:bookmarkEnd w:id="134"/>
+    <w:bookmarkStart w:id="135" w:name="shop-token-is-a-bearer-token-in-the-url"/>
+    <w:p>
+      <w:pPr>
+        <w:pStyle w:val="Heading3"/>
+      </w:pPr>
+      <w:r>
+        <w:t xml:space="preserve">Shop token is a bearer token in the URL</w:t>
+      </w:r>
+    </w:p>
+    <w:p>
+      <w:pPr>
+        <w:pStyle w:val="FirstParagraph"/>
+      </w:pPr>
+      <w:r>
+        <w:t xml:space="preserve">Anyone holding a live</w:t>
+      </w:r>
+      <w:r>
+        <w:t xml:space="preserve"> </w:t>
+      </w:r>
+      <w:r>
+        <w:rPr>
+          <w:rStyle w:val="VerbatimChar"/>
+        </w:rPr>
+        <w:t xml:space="preserve">/shop/&lt;token&gt;</w:t>
+      </w:r>
+      <w:r>
+        <w:t xml:space="preserve"> </w:t>
+      </w:r>
+      <w:r>
+        <w:t xml:space="preserve">URL can act as that member until it expires</w:t>
+      </w:r>
+      <w:r>
+        <w:t xml:space="preserve"> </w:t>
+      </w:r>
+      <w:r>
+        <w:t xml:space="preserve">(10 min) or the order is confirmed. Tokens are random and per-tap (a new one each</w:t>
+      </w:r>
+      <w:r>
+        <w:t xml:space="preserve"> </w:t>
+      </w:r>
+      <w:r>
+        <w:t xml:space="preserve">scan), so they can't be guessed or reused. The idle auto-reset and short lifetime</w:t>
+      </w:r>
+      <w:r>
+        <w:t xml:space="preserve"> </w:t>
+      </w:r>
+      <w:r>
+        <w:t xml:space="preserve">bound the exposure. Stronger options (not currently implemented): move the token</w:t>
+      </w:r>
+      <w:r>
+        <w:t xml:space="preserve"> </w:t>
+      </w:r>
+      <w:r>
+        <w:t xml:space="preserve">into an httpOnly cookie so it can't be shared via URL, or use a crypto-random</w:t>
+      </w:r>
+      <w:r>
+        <w:t xml:space="preserve"> </w:t>
+      </w:r>
+      <w:r>
+        <w:t xml:space="preserve">token instead of a cuid.</w:t>
+      </w:r>
+    </w:p>
+    <w:bookmarkEnd w:id="135"/>
+    <w:bookmarkEnd w:id="136"/>
+    <w:bookmarkStart w:id="137" w:name="prohibited--careful-operations"/>
+    <w:p>
+      <w:pPr>
+        <w:pStyle w:val="Heading2"/>
+      </w:pPr>
+      <w:r>
+        <w:t xml:space="preserve">Prohibited / careful operations</w:t>
       </w:r>
     </w:p>
     <w:p>
       <w:pPr>
         <w:pStyle w:val="Compact"/>
-        <w:numPr>
-          <w:ilvl w:val="0"/>
-          <w:numId w:val="1040"/>
-        </w:numPr>
-      </w:pPr>
-      <w:r>
-        <w:rPr>
-          <w:b/>
-          <w:bCs/>
-        </w:rPr>
-        <w:t xml:space="preserve">Bulk invoice clearing</w:t>
-      </w:r>
-      <w:r>
-        <w:t xml:space="preserve"> </w:t>
-      </w:r>
-      <w:r>
-        <w:t xml:space="preserve">requires a double confirmation in the UI and is</w:t>
-      </w:r>
-      <w:r>
-        <w:t xml:space="preserve"> </w:t>
-      </w:r>
-      <w:r>
-        <w:t xml:space="preserve">intended for test-data cleanup only.</w:t>
-      </w:r>
-    </w:p>
-    <w:bookmarkEnd w:id="137"/>
-    <w:bookmarkStart w:id="138" w:name="audit-checklist"/>
-    <w:p>
-      <w:pPr>
-        <w:pStyle w:val="Heading2"/>
-      </w:pPr>
-      <w:r>
-        <w:t xml:space="preserve">Audit checklist</w:t>
-      </w:r>
-    </w:p>
-    <w:p>
-      <w:pPr>
-        <w:pStyle w:val="FirstParagraph"/>
-      </w:pPr>
-      <w:r>
-        <w:t xml:space="preserve">When adding a new endpoint:</w:t>
-      </w:r>
-    </w:p>
-    <w:p>
-      <w:pPr>
         <w:numPr>
           <w:ilvl w:val="0"/>
           <w:numId w:val="1041"/>
         </w:numPr>
       </w:pPr>
       <w:r>
-        <w:t xml:space="preserve">Does it touch member/admin data? → call</w:t>
-      </w:r>
-      <w:r>
-        <w:t xml:space="preserve"> </w:t>
-      </w:r>
-      <w:r>
-        <w:rPr>
-          <w:rStyle w:val="VerbatimChar"/>
-        </w:rPr>
-        <w:t xml:space="preserve">requireAdmin()</w:t>
-      </w:r>
-      <w:r>
-        <w:t xml:space="preserve"> </w:t>
-      </w:r>
-      <w:r>
-        <w:t xml:space="preserve">(admin) or validate a token (shop/registration).</w:t>
+        <w:rPr>
+          <w:b/>
+          <w:bCs/>
+        </w:rPr>
+        <w:t xml:space="preserve">Member deletion</w:t>
+      </w:r>
+      <w:r>
+        <w:t xml:space="preserve"> </w:t>
+      </w:r>
+      <w:r>
+        <w:t xml:space="preserve">is blocked while invoices exist.</w:t>
+      </w:r>
+    </w:p>
+    <w:p>
+      <w:pPr>
+        <w:pStyle w:val="Compact"/>
+        <w:numPr>
+          <w:ilvl w:val="0"/>
+          <w:numId w:val="1041"/>
+        </w:numPr>
+      </w:pPr>
+      <w:r>
+        <w:rPr>
+          <w:b/>
+          <w:bCs/>
+        </w:rPr>
+        <w:t xml:space="preserve">Invoice edit/delete</w:t>
+      </w:r>
+      <w:r>
+        <w:t xml:space="preserve"> </w:t>
+      </w:r>
+      <w:r>
+        <w:t xml:space="preserve">is blocked once an invoice is</w:t>
+      </w:r>
+      <w:r>
+        <w:t xml:space="preserve"> </w:t>
+      </w:r>
+      <w:r>
+        <w:rPr>
+          <w:rStyle w:val="VerbatimChar"/>
+        </w:rPr>
+        <w:t xml:space="preserve">EXPORTED</w:t>
+      </w:r>
+      <w:r>
+        <w:t xml:space="preserve"> </w:t>
+      </w:r>
+      <w:r>
+        <w:t xml:space="preserve">(already billed</w:t>
+      </w:r>
+      <w:r>
+        <w:t xml:space="preserve"> </w:t>
+      </w:r>
+      <w:r>
+        <w:t xml:space="preserve">in Congressus).</w:t>
+      </w:r>
+    </w:p>
+    <w:p>
+      <w:pPr>
+        <w:pStyle w:val="Compact"/>
+        <w:numPr>
+          <w:ilvl w:val="0"/>
+          <w:numId w:val="1041"/>
+        </w:numPr>
+      </w:pPr>
+      <w:r>
+        <w:rPr>
+          <w:b/>
+          <w:bCs/>
+        </w:rPr>
+        <w:t xml:space="preserve">Bulk invoice clearing</w:t>
+      </w:r>
+      <w:r>
+        <w:t xml:space="preserve"> </w:t>
+      </w:r>
+      <w:r>
+        <w:t xml:space="preserve">requires a double confirmation in the UI and is</w:t>
+      </w:r>
+      <w:r>
+        <w:t xml:space="preserve"> </w:t>
+      </w:r>
+      <w:r>
+        <w:t xml:space="preserve">intended for test-data cleanup only.</w:t>
+      </w:r>
+    </w:p>
+    <w:bookmarkEnd w:id="137"/>
+    <w:bookmarkStart w:id="138" w:name="audit-checklist"/>
+    <w:p>
+      <w:pPr>
+        <w:pStyle w:val="Heading2"/>
+      </w:pPr>
+      <w:r>
+        <w:t xml:space="preserve">Audit checklist</w:t>
+      </w:r>
+    </w:p>
+    <w:p>
+      <w:pPr>
+        <w:pStyle w:val="FirstParagraph"/>
+      </w:pPr>
+      <w:r>
+        <w:t xml:space="preserve">When adding a new endpoint:</w:t>
       </w:r>
     </w:p>
     <w:p>
@@ -19461,22 +19719,22 @@
         </w:numPr>
       </w:pPr>
       <w:r>
-        <w:t xml:space="preserve">Does it return more fields than the caller needs? →</w:t>
-      </w:r>
-      <w:r>
-        <w:t xml:space="preserve"> </w:t>
-      </w:r>
-      <w:r>
-        <w:rPr>
-          <w:rStyle w:val="VerbatimChar"/>
-        </w:rPr>
-        <w:t xml:space="preserve">select</w:t>
-      </w:r>
-      <w:r>
-        <w:t xml:space="preserve"> </w:t>
-      </w:r>
-      <w:r>
-        <w:t xml:space="preserve">only what's required.</w:t>
+        <w:t xml:space="preserve">Does it touch member/admin data? → call</w:t>
+      </w:r>
+      <w:r>
+        <w:t xml:space="preserve"> </w:t>
+      </w:r>
+      <w:r>
+        <w:rPr>
+          <w:rStyle w:val="VerbatimChar"/>
+        </w:rPr>
+        <w:t xml:space="preserve">requireAdmin()</w:t>
+      </w:r>
+      <w:r>
+        <w:t xml:space="preserve"> </w:t>
+      </w:r>
+      <w:r>
+        <w:t xml:space="preserve">(admin) or validate a token (shop/registration).</w:t>
       </w:r>
     </w:p>
     <w:p>
@@ -19487,7 +19745,22 @@
         </w:numPr>
       </w:pPr>
       <w:r>
-        <w:t xml:space="preserve">Is it public and write-capable or enumeration-prone? → add rate limiting.</w:t>
+        <w:t xml:space="preserve">Does it return more fields than the caller needs? →</w:t>
+      </w:r>
+      <w:r>
+        <w:t xml:space="preserve"> </w:t>
+      </w:r>
+      <w:r>
+        <w:rPr>
+          <w:rStyle w:val="VerbatimChar"/>
+        </w:rPr>
+        <w:t xml:space="preserve">select</w:t>
+      </w:r>
+      <w:r>
+        <w:t xml:space="preserve"> </w:t>
+      </w:r>
+      <w:r>
+        <w:t xml:space="preserve">only what's required.</w:t>
       </w:r>
     </w:p>
     <w:p>
@@ -19498,7 +19771,7 @@
         </w:numPr>
       </w:pPr>
       <w:r>
-        <w:t xml:space="preserve">Does it render raw HTML with external data? → escape it.</w:t>
+        <w:t xml:space="preserve">Is it public and write-capable or enumeration-prone? → add rate limiting.</w:t>
       </w:r>
     </w:p>
     <w:p>
@@ -19506,6 +19779,17 @@
         <w:numPr>
           <w:ilvl w:val="0"/>
           <w:numId w:val="1045"/>
+        </w:numPr>
+      </w:pPr>
+      <w:r>
+        <w:t xml:space="preserve">Does it render raw HTML with external data? → escape it.</w:t>
+      </w:r>
+    </w:p>
+    <w:p>
+      <w:pPr>
+        <w:numPr>
+          <w:ilvl w:val="0"/>
+          <w:numId w:val="1046"/>
         </w:numPr>
       </w:pPr>
       <w:r>
@@ -20163,9 +20447,6 @@
     </w:lvlOverride>
   </w:num>
   <w:num w:numId="1023">
-    <w:abstractNumId w:val="991"/>
-  </w:num>
-  <w:num w:numId="1024">
     <w:abstractNumId w:val="99411"/>
     <w:lvlOverride w:ilvl="0">
       <w:startOverride w:val="1"/>
@@ -20195,13 +20476,10 @@
       <w:startOverride w:val="1"/>
     </w:lvlOverride>
   </w:num>
-  <w:num w:numId="1025">
+  <w:num w:numId="1024">
     <w:abstractNumId w:val="991"/>
   </w:num>
-  <w:num w:numId="1026">
-    <w:abstractNumId w:val="991"/>
-  </w:num>
-  <w:num w:numId="1027">
+  <w:num w:numId="1025">
     <w:abstractNumId w:val="99411"/>
     <w:lvlOverride w:ilvl="0">
       <w:startOverride w:val="1"/>
@@ -20231,25 +20509,13 @@
       <w:startOverride w:val="1"/>
     </w:lvlOverride>
   </w:num>
-  <w:num w:numId="1028">
+  <w:num w:numId="1026">
     <w:abstractNumId w:val="991"/>
   </w:num>
-  <w:num w:numId="1029">
+  <w:num w:numId="1027">
     <w:abstractNumId w:val="991"/>
   </w:num>
-  <w:num w:numId="1030">
-    <w:abstractNumId w:val="991"/>
-  </w:num>
-  <w:num w:numId="1031">
-    <w:abstractNumId w:val="991"/>
-  </w:num>
-  <w:num w:numId="1032">
-    <w:abstractNumId w:val="991"/>
-  </w:num>
-  <w:num w:numId="1033">
-    <w:abstractNumId w:val="991"/>
-  </w:num>
-  <w:num w:numId="1034">
+  <w:num w:numId="1028">
     <w:abstractNumId w:val="99411"/>
     <w:lvlOverride w:ilvl="0">
       <w:startOverride w:val="1"/>
@@ -20279,8 +20545,53 @@
       <w:startOverride w:val="1"/>
     </w:lvlOverride>
   </w:num>
+  <w:num w:numId="1029">
+    <w:abstractNumId w:val="991"/>
+  </w:num>
+  <w:num w:numId="1030">
+    <w:abstractNumId w:val="991"/>
+  </w:num>
+  <w:num w:numId="1031">
+    <w:abstractNumId w:val="991"/>
+  </w:num>
+  <w:num w:numId="1032">
+    <w:abstractNumId w:val="991"/>
+  </w:num>
+  <w:num w:numId="1033">
+    <w:abstractNumId w:val="991"/>
+  </w:num>
+  <w:num w:numId="1034">
+    <w:abstractNumId w:val="991"/>
+  </w:num>
   <w:num w:numId="1035">
-    <w:abstractNumId w:val="991"/>
+    <w:abstractNumId w:val="99411"/>
+    <w:lvlOverride w:ilvl="0">
+      <w:startOverride w:val="1"/>
+    </w:lvlOverride>
+    <w:lvlOverride w:ilvl="1">
+      <w:startOverride w:val="1"/>
+    </w:lvlOverride>
+    <w:lvlOverride w:ilvl="2">
+      <w:startOverride w:val="1"/>
+    </w:lvlOverride>
+    <w:lvlOverride w:ilvl="3">
+      <w:startOverride w:val="1"/>
+    </w:lvlOverride>
+    <w:lvlOverride w:ilvl="4">
+      <w:startOverride w:val="1"/>
+    </w:lvlOverride>
+    <w:lvlOverride w:ilvl="5">
+      <w:startOverride w:val="1"/>
+    </w:lvlOverride>
+    <w:lvlOverride w:ilvl="6">
+      <w:startOverride w:val="1"/>
+    </w:lvlOverride>
+    <w:lvlOverride w:ilvl="7">
+      <w:startOverride w:val="1"/>
+    </w:lvlOverride>
+    <w:lvlOverride w:ilvl="8">
+      <w:startOverride w:val="1"/>
+    </w:lvlOverride>
   </w:num>
   <w:num w:numId="1036">
     <w:abstractNumId w:val="991"/>
@@ -20298,7 +20609,7 @@
     <w:abstractNumId w:val="991"/>
   </w:num>
   <w:num w:numId="1041">
-    <w:abstractNumId w:val="992"/>
+    <w:abstractNumId w:val="991"/>
   </w:num>
   <w:num w:numId="1042">
     <w:abstractNumId w:val="992"/>
@@ -20310,6 +20621,9 @@
     <w:abstractNumId w:val="992"/>
   </w:num>
   <w:num w:numId="1045">
+    <w:abstractNumId w:val="992"/>
+  </w:num>
+  <w:num w:numId="1046">
     <w:abstractNumId w:val="992"/>
   </w:num>
 </w:numbering>

--- a/docs/SSS-Documentation.docx
+++ b/docs/SSS-Documentation.docx
@@ -11040,7 +11040,7 @@
     <w:bookmarkEnd w:id="88"/>
     <w:bookmarkEnd w:id="89"/>
     <w:bookmarkEnd w:id="90"/>
-    <w:bookmarkStart w:id="100" w:name="deployment"/>
+    <w:bookmarkStart w:id="101" w:name="deployment"/>
     <w:p>
       <w:pPr>
         <w:pStyle w:val="Heading1"/>
@@ -11797,18 +11797,101 @@
               <w:rPr>
                 <w:rStyle w:val="VerbatimChar"/>
               </w:rPr>
-              <w:t xml:space="preserve">SSS &lt;noreply@51vo.nl&gt;</w:t>
-            </w:r>
-          </w:p>
-        </w:tc>
-        <w:tc>
-          <w:tcPr/>
-          <w:p>
-            <w:pPr>
-              <w:pStyle w:val="Compact"/>
-            </w:pPr>
-            <w:r>
-              <w:t xml:space="preserve">From address (must be a verified Resend domain).</w:t>
+              <w:t xml:space="preserve">Stress Snack System &lt;snacks@51vo.nl&gt;</w:t>
+            </w:r>
+          </w:p>
+        </w:tc>
+        <w:tc>
+          <w:tcPr/>
+          <w:p>
+            <w:pPr>
+              <w:pStyle w:val="Compact"/>
+            </w:pPr>
+            <w:r>
+              <w:t xml:space="preserve">From address (Resend-verified domain).</w:t>
+            </w:r>
+            <w:r>
+              <w:t xml:space="preserve"> </w:t>
+            </w:r>
+            <w:r>
+              <w:rPr>
+                <w:b/>
+                <w:bCs/>
+              </w:rPr>
+              <w:t xml:space="preserve">Not</w:t>
+            </w:r>
+            <w:r>
+              <w:t xml:space="preserve"> </w:t>
+            </w:r>
+            <w:r>
+              <w:t xml:space="preserve">a</w:t>
+            </w:r>
+            <w:r>
+              <w:t xml:space="preserve"> </w:t>
+            </w:r>
+            <w:r>
+              <w:rPr>
+                <w:rStyle w:val="VerbatimChar"/>
+              </w:rPr>
+              <w:t xml:space="preserve">no-reply@</w:t>
+            </w:r>
+            <w:r>
+              <w:t xml:space="preserve"> </w:t>
+            </w:r>
+            <w:r>
+              <w:t xml:space="preserve">address.</w:t>
+            </w:r>
+          </w:p>
+        </w:tc>
+      </w:tr>
+      <w:tr>
+        <w:tc>
+          <w:tcPr/>
+          <w:p>
+            <w:pPr>
+              <w:pStyle w:val="Compact"/>
+            </w:pPr>
+            <w:r>
+              <w:rPr>
+                <w:rStyle w:val="VerbatimChar"/>
+              </w:rPr>
+              <w:t xml:space="preserve">EMAIL_REPLY_TO</w:t>
+            </w:r>
+          </w:p>
+        </w:tc>
+        <w:tc>
+          <w:tcPr/>
+          <w:p>
+            <w:pPr>
+              <w:pStyle w:val="Compact"/>
+            </w:pPr>
+            <w:r>
+              <w:t xml:space="preserve">–</w:t>
+            </w:r>
+          </w:p>
+        </w:tc>
+        <w:tc>
+          <w:tcPr/>
+          <w:p>
+            <w:pPr>
+              <w:pStyle w:val="Compact"/>
+            </w:pPr>
+            <w:r>
+              <w:rPr>
+                <w:rStyle w:val="VerbatimChar"/>
+              </w:rPr>
+              <w:t xml:space="preserve">board@51vo.nl</w:t>
+            </w:r>
+          </w:p>
+        </w:tc>
+        <w:tc>
+          <w:tcPr/>
+          <w:p>
+            <w:pPr>
+              <w:pStyle w:val="Compact"/>
+            </w:pPr>
+            <w:r>
+              <w:t xml:space="preserve">Optional reply-to so members can respond / it isn't one-way.</w:t>
             </w:r>
           </w:p>
         </w:tc>
@@ -11849,7 +11932,7 @@
               <w:rPr>
                 <w:rStyle w:val="VerbatimChar"/>
               </w:rPr>
-              <w:t xml:space="preserve">https://51vo.nl</w:t>
+              <w:t xml:space="preserve">https://snacks.51vo.nl</w:t>
             </w:r>
           </w:p>
         </w:tc>
@@ -11872,6 +11955,22 @@
             <w:r>
               <w:t xml:space="preserve">public URL. Used in email links and the verify form action.</w:t>
             </w:r>
+            <w:r>
+              <w:t xml:space="preserve"> </w:t>
+            </w:r>
+            <w:r>
+              <w:rPr>
+                <w:b/>
+                <w:bCs/>
+              </w:rPr>
+              <w:t xml:space="preserve">Must be on the same domain you email from</w:t>
+            </w:r>
+            <w:r>
+              <w:t xml:space="preserve"> </w:t>
+            </w:r>
+            <w:r>
+              <w:t xml:space="preserve">(51vo.nl) or links get flagged.</w:t>
+            </w:r>
           </w:p>
         </w:tc>
       </w:tr>
@@ -11929,7 +12028,7 @@
               <w:rPr>
                 <w:rStyle w:val="VerbatimChar"/>
               </w:rPr>
-              <w:t xml:space="preserve">https://51vo.nl</w:t>
+              <w:t xml:space="preserve">https://snacks.51vo.nl</w:t>
             </w:r>
             <w:r>
               <w:t xml:space="preserve">)</w:t>
@@ -12675,13 +12774,13 @@
     </w:p>
     <w:bookmarkEnd w:id="93"/>
     <w:bookmarkEnd w:id="94"/>
-    <w:bookmarkStart w:id="95" w:name="persistent-volume-product-images"/>
+    <w:bookmarkStart w:id="95" w:name="email-deliverability-verification-emails"/>
     <w:p>
       <w:pPr>
         <w:pStyle w:val="Heading2"/>
       </w:pPr>
       <w:r>
-        <w:t xml:space="preserve">Persistent volume (product images)</w:t>
+        <w:t xml:space="preserve">Email deliverability (verification emails)</w:t>
       </w:r>
     </w:p>
     <w:p>
@@ -12689,7 +12788,7 @@
         <w:pStyle w:val="FirstParagraph"/>
       </w:pPr>
       <w:r>
-        <w:t xml:space="preserve">Railway containers have an</w:t>
+        <w:t xml:space="preserve">Verification emails go through</w:t>
       </w:r>
       <w:r>
         <w:t xml:space="preserve"> </w:t>
@@ -12699,46 +12798,25 @@
           <w:b/>
           <w:bCs/>
         </w:rPr>
-        <w:t xml:space="preserve">ephemeral filesystem</w:t>
-      </w:r>
-      <w:r>
-        <w:t xml:space="preserve"> </w:t>
-      </w:r>
-      <w:r>
-        <w:t xml:space="preserve">— anything written to disk is</w:t>
-      </w:r>
-      <w:r>
-        <w:t xml:space="preserve"> </w:t>
-      </w:r>
-      <w:r>
-        <w:t xml:space="preserve">lost on every redeploy. Product images are therefore stored on a</w:t>
-      </w:r>
-      <w:r>
-        <w:t xml:space="preserve"> </w:t>
-      </w:r>
-      <w:r>
-        <w:rPr>
-          <w:b/>
-          <w:bCs/>
-        </w:rPr>
-        <w:t xml:space="preserve">Railway</w:t>
-      </w:r>
-      <w:r>
-        <w:rPr>
-          <w:b/>
-          <w:bCs/>
-        </w:rPr>
-        <w:t xml:space="preserve"> </w:t>
-      </w:r>
-      <w:r>
-        <w:rPr>
-          <w:b/>
-          <w:bCs/>
-        </w:rPr>
-        <w:t xml:space="preserve">Volume</w:t>
-      </w:r>
-      <w:r>
-        <w:t xml:space="preserve">:</w:t>
+        <w:t xml:space="preserve">Resend</w:t>
+      </w:r>
+      <w:r>
+        <w:t xml:space="preserve"> </w:t>
+      </w:r>
+      <w:r>
+        <w:t xml:space="preserve">from</w:t>
+      </w:r>
+      <w:r>
+        <w:t xml:space="preserve"> </w:t>
+      </w:r>
+      <w:r>
+        <w:rPr>
+          <w:rStyle w:val="VerbatimChar"/>
+        </w:rPr>
+        <w:t xml:space="preserve">…@51vo.nl</w:t>
+      </w:r>
+      <w:r>
+        <w:t xml:space="preserve">. To stay out of spam:</w:t>
       </w:r>
     </w:p>
     <w:p>
@@ -12750,17 +12828,63 @@
         </w:numPr>
       </w:pPr>
       <w:r>
-        <w:t xml:space="preserve">Railway → the service →</w:t>
-      </w:r>
-      <w:r>
-        <w:t xml:space="preserve"> </w:t>
-      </w:r>
-      <w:r>
         <w:rPr>
           <w:b/>
           <w:bCs/>
         </w:rPr>
-        <w:t xml:space="preserve">Settings → Volumes → Add Volume</w:t>
+        <w:t xml:space="preserve">SPF + DKIM</w:t>
+      </w:r>
+      <w:r>
+        <w:t xml:space="preserve"> </w:t>
+      </w:r>
+      <w:r>
+        <w:t xml:space="preserve">— set up by Resend's domain verification. Confirmed present:</w:t>
+      </w:r>
+      <w:r>
+        <w:t xml:space="preserve"> </w:t>
+      </w:r>
+      <w:r>
+        <w:rPr>
+          <w:rStyle w:val="VerbatimChar"/>
+        </w:rPr>
+        <w:t xml:space="preserve">resend._domainkey.51vo.nl</w:t>
+      </w:r>
+      <w:r>
+        <w:t xml:space="preserve"> </w:t>
+      </w:r>
+      <w:r>
+        <w:t xml:space="preserve">(DKIM) and</w:t>
+      </w:r>
+      <w:r>
+        <w:t xml:space="preserve"> </w:t>
+      </w:r>
+      <w:r>
+        <w:rPr>
+          <w:rStyle w:val="VerbatimChar"/>
+        </w:rPr>
+        <w:t xml:space="preserve">send.51vo.nl</w:t>
+      </w:r>
+      <w:r>
+        <w:t xml:space="preserve"> </w:t>
+      </w:r>
+      <w:r>
+        <w:t xml:space="preserve">(return-path SPF +</w:t>
+      </w:r>
+      <w:r>
+        <w:t xml:space="preserve"> </w:t>
+      </w:r>
+      <w:r>
+        <w:t xml:space="preserve">feedback MX). Keep the Resend domain</w:t>
+      </w:r>
+      <w:r>
+        <w:t xml:space="preserve"> </w:t>
+      </w:r>
+      <w:r>
+        <w:rPr>
+          <w:b/>
+          <w:bCs/>
+        </w:rPr>
+        <w:t xml:space="preserve">Verified</w:t>
       </w:r>
       <w:r>
         <w:t xml:space="preserve">.</w:t>
@@ -12775,200 +12899,295 @@
         </w:numPr>
       </w:pPr>
       <w:r>
-        <w:t xml:space="preserve">Mount path:</w:t>
-      </w:r>
-      <w:r>
-        <w:t xml:space="preserve"> </w:t>
-      </w:r>
-      <w:r>
-        <w:rPr>
-          <w:rStyle w:val="VerbatimChar"/>
+        <w:rPr>
           <w:b/>
           <w:bCs/>
         </w:rPr>
-        <w:t xml:space="preserve">/data</w:t>
-      </w:r>
-      <w:r>
-        <w:t xml:space="preserve">.</w:t>
-      </w:r>
-    </w:p>
-    <w:p>
-      <w:pPr>
-        <w:pStyle w:val="FirstParagraph"/>
-      </w:pPr>
-      <w:r>
-        <w:t xml:space="preserve">Images are written to</w:t>
-      </w:r>
-      <w:r>
-        <w:t xml:space="preserve"> </w:t>
-      </w:r>
-      <w:r>
-        <w:rPr>
-          <w:rStyle w:val="VerbatimChar"/>
-        </w:rPr>
-        <w:t xml:space="preserve">/data/uploads/products/&lt;productId&gt;.&lt;ext&gt;</w:t>
-      </w:r>
-      <w:r>
-        <w:t xml:space="preserve"> </w:t>
-      </w:r>
-      <w:r>
-        <w:t xml:space="preserve">and served via</w:t>
-      </w:r>
-      <w:r>
-        <w:t xml:space="preserve"> </w:t>
-      </w:r>
-      <w:r>
-        <w:rPr>
-          <w:rStyle w:val="VerbatimChar"/>
-        </w:rPr>
-        <w:t xml:space="preserve">GET /api/images/products/&lt;filename&gt;</w:t>
-      </w:r>
-      <w:r>
-        <w:t xml:space="preserve"> </w:t>
-      </w:r>
-      <w:r>
-        <w:t xml:space="preserve">(not from</w:t>
-      </w:r>
-      <w:r>
-        <w:t xml:space="preserve"> </w:t>
-      </w:r>
-      <w:r>
-        <w:rPr>
-          <w:rStyle w:val="VerbatimChar"/>
-        </w:rPr>
-        <w:t xml:space="preserve">public/</w:t>
-      </w:r>
-      <w:r>
-        <w:t xml:space="preserve">, which is read-only at</w:t>
-      </w:r>
-      <w:r>
-        <w:t xml:space="preserve"> </w:t>
-      </w:r>
-      <w:r>
-        <w:t xml:space="preserve">runtime and rebuilt each deploy). The path is overridable with</w:t>
-      </w:r>
-      <w:r>
-        <w:t xml:space="preserve"> </w:t>
-      </w:r>
-      <w:r>
-        <w:rPr>
-          <w:rStyle w:val="VerbatimChar"/>
-        </w:rPr>
-        <w:t xml:space="preserve">UPLOAD_DIR</w:t>
-      </w:r>
-      <w:r>
-        <w:t xml:space="preserve">;</w:t>
-      </w:r>
-      <w:r>
-        <w:t xml:space="preserve"> </w:t>
-      </w:r>
-      <w:r>
-        <w:t xml:space="preserve">locally it defaults to</w:t>
-      </w:r>
-      <w:r>
-        <w:t xml:space="preserve"> </w:t>
-      </w:r>
-      <w:r>
-        <w:rPr>
-          <w:rStyle w:val="VerbatimChar"/>
-        </w:rPr>
-        <w:t xml:space="preserve">./public/uploads/products</w:t>
-      </w:r>
-      <w:r>
-        <w:t xml:space="preserve">.</w:t>
-      </w:r>
-    </w:p>
-    <w:p>
-      <w:pPr>
-        <w:pStyle w:val="BlockText"/>
-      </w:pPr>
-      <w:r>
-        <w:t xml:space="preserve">Static assets that ship with the code (e.g.</w:t>
-      </w:r>
-      <w:r>
-        <w:t xml:space="preserve"> </w:t>
-      </w:r>
-      <w:r>
-        <w:rPr>
-          <w:rStyle w:val="VerbatimChar"/>
-        </w:rPr>
-        <w:t xml:space="preserve">public/stress-logo.svg</w:t>
-      </w:r>
-      <w:r>
-        <w:t xml:space="preserve">) are baked</w:t>
-      </w:r>
-      <w:r>
-        <w:t xml:space="preserve"> </w:t>
-      </w:r>
-      <w:r>
-        <w:t xml:space="preserve">into the build and need</w:t>
-      </w:r>
-      <w:r>
-        <w:t xml:space="preserve"> </w:t>
-      </w:r>
-      <w:r>
-        <w:rPr>
+        <w:t xml:space="preserve">DMARC (required)</w:t>
+      </w:r>
+      <w:r>
+        <w:t xml:space="preserve"> </w:t>
+      </w:r>
+      <w:r>
+        <w:t xml:space="preserve">— add a TXT record at</w:t>
+      </w:r>
+      <w:r>
+        <w:t xml:space="preserve"> </w:t>
+      </w:r>
+      <w:r>
+        <w:rPr>
+          <w:rStyle w:val="VerbatimChar"/>
           <w:b/>
           <w:bCs/>
         </w:rPr>
-        <w:t xml:space="preserve">no</w:t>
-      </w:r>
-      <w:r>
-        <w:t xml:space="preserve"> </w:t>
-      </w:r>
-      <w:r>
-        <w:t xml:space="preserve">volume — only user-uploaded images do.</w:t>
+        <w:t xml:space="preserve">_dmarc.51vo.nl</w:t>
+      </w:r>
+      <w:r>
+        <w:t xml:space="preserve">:</w:t>
+      </w:r>
+    </w:p>
+    <w:p>
+      <w:pPr>
+        <w:pStyle w:val="SourceCode"/>
+        <w:numPr>
+          <w:ilvl w:val="0"/>
+          <w:numId w:val="1000"/>
+        </w:numPr>
+      </w:pPr>
+      <w:r>
+        <w:rPr>
+          <w:rStyle w:val="VerbatimChar"/>
+        </w:rPr>
+        <w:t xml:space="preserve">v=DMARC1; p=none; rua=mailto:dmarc@51vo.nl; fo=1</w:t>
+      </w:r>
+    </w:p>
+    <w:p>
+      <w:pPr>
+        <w:pStyle w:val="Compact"/>
+        <w:numPr>
+          <w:ilvl w:val="0"/>
+          <w:numId w:val="1000"/>
+        </w:numPr>
+      </w:pPr>
+      <w:r>
+        <w:t xml:space="preserve">Start with</w:t>
+      </w:r>
+      <w:r>
+        <w:t xml:space="preserve"> </w:t>
+      </w:r>
+      <w:r>
+        <w:rPr>
+          <w:rStyle w:val="VerbatimChar"/>
+        </w:rPr>
+        <w:t xml:space="preserve">p=none</w:t>
+      </w:r>
+      <w:r>
+        <w:t xml:space="preserve"> </w:t>
+      </w:r>
+      <w:r>
+        <w:t xml:space="preserve">(monitor only); once reports look clean, tighten to</w:t>
+      </w:r>
+      <w:r>
+        <w:t xml:space="preserve"> </w:t>
+      </w:r>
+      <w:r>
+        <w:rPr>
+          <w:rStyle w:val="VerbatimChar"/>
+        </w:rPr>
+        <w:t xml:space="preserve">p=quarantine</w:t>
+      </w:r>
+      <w:r>
+        <w:t xml:space="preserve"> </w:t>
+      </w:r>
+      <w:r>
+        <w:t xml:space="preserve">then</w:t>
+      </w:r>
+      <w:r>
+        <w:t xml:space="preserve"> </w:t>
+      </w:r>
+      <w:r>
+        <w:rPr>
+          <w:rStyle w:val="VerbatimChar"/>
+        </w:rPr>
+        <w:t xml:space="preserve">p=reject</w:t>
+      </w:r>
+      <w:r>
+        <w:t xml:space="preserve">. DKIM is domain-aligned (</w:t>
+      </w:r>
+      <w:r>
+        <w:rPr>
+          <w:rStyle w:val="VerbatimChar"/>
+        </w:rPr>
+        <w:t xml:space="preserve">d=51vo.nl</w:t>
+      </w:r>
+      <w:r>
+        <w:t xml:space="preserve">), so DMARC</w:t>
+      </w:r>
+      <w:r>
+        <w:t xml:space="preserve"> </w:t>
+      </w:r>
+      <w:r>
+        <w:t xml:space="preserve">passes. Google/Yahoo/Microsoft now require a DMARC record to exist.</w:t>
+      </w:r>
+    </w:p>
+    <w:p>
+      <w:pPr>
+        <w:pStyle w:val="Compact"/>
+        <w:numPr>
+          <w:ilvl w:val="0"/>
+          <w:numId w:val="1017"/>
+        </w:numPr>
+      </w:pPr>
+      <w:r>
+        <w:rPr>
+          <w:b/>
+          <w:bCs/>
+        </w:rPr>
+        <w:t xml:space="preserve">Link domain must match the sender</w:t>
+      </w:r>
+      <w:r>
+        <w:t xml:space="preserve"> </w:t>
+      </w:r>
+      <w:r>
+        <w:t xml:space="preserve">— the verify link must be on</w:t>
+      </w:r>
+      <w:r>
+        <w:t xml:space="preserve"> </w:t>
+      </w:r>
+      <w:r>
+        <w:rPr>
+          <w:rStyle w:val="VerbatimChar"/>
+        </w:rPr>
+        <w:t xml:space="preserve">51vo.nl</w:t>
+      </w:r>
+      <w:r>
+        <w:t xml:space="preserve">,</w:t>
+      </w:r>
+      <w:r>
+        <w:t xml:space="preserve"> </w:t>
+      </w:r>
+      <w:r>
+        <w:t xml:space="preserve">not the Railway domain. This is why</w:t>
+      </w:r>
+      <w:r>
+        <w:t xml:space="preserve"> </w:t>
+      </w:r>
+      <w:r>
+        <w:rPr>
+          <w:rStyle w:val="VerbatimChar"/>
+        </w:rPr>
+        <w:t xml:space="preserve">BASE_URL</w:t>
+      </w:r>
+      <w:r>
+        <w:t xml:space="preserve">/</w:t>
+      </w:r>
+      <w:r>
+        <w:rPr>
+          <w:rStyle w:val="VerbatimChar"/>
+        </w:rPr>
+        <w:t xml:space="preserve">NEXT_PUBLIC_BASE_URL</w:t>
+      </w:r>
+      <w:r>
+        <w:t xml:space="preserve"> </w:t>
+      </w:r>
+      <w:r>
+        <w:t xml:space="preserve">are set to</w:t>
+      </w:r>
+      <w:r>
+        <w:t xml:space="preserve"> </w:t>
+      </w:r>
+      <w:r>
+        <w:rPr>
+          <w:rStyle w:val="VerbatimChar"/>
+        </w:rPr>
+        <w:t xml:space="preserve">https://snacks.51vo.nl</w:t>
+      </w:r>
+      <w:r>
+        <w:t xml:space="preserve">. A link to</w:t>
+      </w:r>
+      <w:r>
+        <w:t xml:space="preserve"> </w:t>
+      </w:r>
+      <w:r>
+        <w:rPr>
+          <w:rStyle w:val="VerbatimChar"/>
+        </w:rPr>
+        <w:t xml:space="preserve">*.up.railway.app</w:t>
+      </w:r>
+      <w:r>
+        <w:t xml:space="preserve"> </w:t>
+      </w:r>
+      <w:r>
+        <w:t xml:space="preserve">from a</w:t>
+      </w:r>
+      <w:r>
+        <w:t xml:space="preserve"> </w:t>
+      </w:r>
+      <w:r>
+        <w:rPr>
+          <w:rStyle w:val="VerbatimChar"/>
+        </w:rPr>
+        <w:t xml:space="preserve">@51vo.nl</w:t>
+      </w:r>
+      <w:r>
+        <w:t xml:space="preserve"> </w:t>
+      </w:r>
+      <w:r>
+        <w:t xml:space="preserve">sender</w:t>
+      </w:r>
+      <w:r>
+        <w:t xml:space="preserve"> </w:t>
+      </w:r>
+      <w:r>
+        <w:t xml:space="preserve">looks like phishing and trips spam filters.</w:t>
+      </w:r>
+    </w:p>
+    <w:p>
+      <w:pPr>
+        <w:pStyle w:val="Compact"/>
+        <w:numPr>
+          <w:ilvl w:val="0"/>
+          <w:numId w:val="1017"/>
+        </w:numPr>
+      </w:pPr>
+      <w:r>
+        <w:rPr>
+          <w:b/>
+          <w:bCs/>
+        </w:rPr>
+        <w:t xml:space="preserve">No</w:t>
+      </w:r>
+      <w:r>
+        <w:rPr>
+          <w:b/>
+          <w:bCs/>
+        </w:rPr>
+        <w:t xml:space="preserve"> </w:t>
+      </w:r>
+      <w:r>
+        <w:rPr>
+          <w:rStyle w:val="VerbatimChar"/>
+          <w:b/>
+          <w:bCs/>
+        </w:rPr>
+        <w:t xml:space="preserve">no-reply</w:t>
+      </w:r>
+      <w:r>
+        <w:t xml:space="preserve"> </w:t>
+      </w:r>
+      <w:r>
+        <w:t xml:space="preserve">— use a real from-address (</w:t>
+      </w:r>
+      <w:r>
+        <w:rPr>
+          <w:rStyle w:val="VerbatimChar"/>
+        </w:rPr>
+        <w:t xml:space="preserve">snacks@51vo.nl</w:t>
+      </w:r>
+      <w:r>
+        <w:t xml:space="preserve">) and optionally</w:t>
+      </w:r>
+      <w:r>
+        <w:t xml:space="preserve"> </w:t>
+      </w:r>
+      <w:r>
+        <w:rPr>
+          <w:rStyle w:val="VerbatimChar"/>
+        </w:rPr>
+        <w:t xml:space="preserve">EMAIL_REPLY_TO</w:t>
+      </w:r>
+      <w:r>
+        <w:t xml:space="preserve">.</w:t>
       </w:r>
     </w:p>
     <w:bookmarkEnd w:id="95"/>
-    <w:bookmarkStart w:id="96" w:name="first-time-setup"/>
+    <w:bookmarkStart w:id="96" w:name="persistent-volume-product-images"/>
     <w:p>
       <w:pPr>
         <w:pStyle w:val="Heading2"/>
       </w:pPr>
       <w:r>
-        <w:t xml:space="preserve">First-time setup</w:t>
-      </w:r>
-    </w:p>
-    <w:p>
-      <w:pPr>
-        <w:pStyle w:val="SourceCode"/>
-      </w:pPr>
-      <w:r>
-        <w:rPr>
-          <w:rStyle w:val="CommentTok"/>
-        </w:rPr>
-        <w:t xml:space="preserve"># After the first deploy, seed the admin user + product categories.</w:t>
-      </w:r>
-      <w:r>
-        <w:br/>
-      </w:r>
-      <w:r>
-        <w:rPr>
-          <w:rStyle w:val="CommentTok"/>
-        </w:rPr>
-        <w:t xml:space="preserve"># Locally (pointing at the production DB public URL) or via railway run:</w:t>
-      </w:r>
-      <w:r>
-        <w:br/>
-      </w:r>
-      <w:r>
-        <w:rPr>
-          <w:rStyle w:val="ExtensionTok"/>
-        </w:rPr>
-        <w:t xml:space="preserve">npm</w:t>
-      </w:r>
-      <w:r>
-        <w:rPr>
-          <w:rStyle w:val="NormalTok"/>
-        </w:rPr>
-        <w:t xml:space="preserve"> run seed        </w:t>
-      </w:r>
-      <w:r>
-        <w:rPr>
-          <w:rStyle w:val="CommentTok"/>
-        </w:rPr>
-        <w:t xml:space="preserve"># uses ADMIN_EMAIL / ADMIN_PASSWORD</w:t>
+        <w:t xml:space="preserve">Persistent volume (product images)</w:t>
       </w:r>
     </w:p>
     <w:p>
@@ -12976,7 +13195,56 @@
         <w:pStyle w:val="FirstParagraph"/>
       </w:pPr>
       <w:r>
-        <w:t xml:space="preserve">Then sync data from Congressus from the admin panel:</w:t>
+        <w:t xml:space="preserve">Railway containers have an</w:t>
+      </w:r>
+      <w:r>
+        <w:t xml:space="preserve"> </w:t>
+      </w:r>
+      <w:r>
+        <w:rPr>
+          <w:b/>
+          <w:bCs/>
+        </w:rPr>
+        <w:t xml:space="preserve">ephemeral filesystem</w:t>
+      </w:r>
+      <w:r>
+        <w:t xml:space="preserve"> </w:t>
+      </w:r>
+      <w:r>
+        <w:t xml:space="preserve">— anything written to disk is</w:t>
+      </w:r>
+      <w:r>
+        <w:t xml:space="preserve"> </w:t>
+      </w:r>
+      <w:r>
+        <w:t xml:space="preserve">lost on every redeploy. Product images are therefore stored on a</w:t>
+      </w:r>
+      <w:r>
+        <w:t xml:space="preserve"> </w:t>
+      </w:r>
+      <w:r>
+        <w:rPr>
+          <w:b/>
+          <w:bCs/>
+        </w:rPr>
+        <w:t xml:space="preserve">Railway</w:t>
+      </w:r>
+      <w:r>
+        <w:rPr>
+          <w:b/>
+          <w:bCs/>
+        </w:rPr>
+        <w:t xml:space="preserve"> </w:t>
+      </w:r>
+      <w:r>
+        <w:rPr>
+          <w:b/>
+          <w:bCs/>
+        </w:rPr>
+        <w:t xml:space="preserve">Volume</w:t>
+      </w:r>
+      <w:r>
+        <w:t xml:space="preserve">:</w:t>
       </w:r>
     </w:p>
     <w:p>
@@ -12988,16 +13256,17 @@
         </w:numPr>
       </w:pPr>
       <w:r>
-        <w:t xml:space="preserve">Log in at</w:t>
-      </w:r>
-      <w:r>
-        <w:t xml:space="preserve"> </w:t>
-      </w:r>
-      <w:r>
-        <w:rPr>
-          <w:rStyle w:val="VerbatimChar"/>
-        </w:rPr>
-        <w:t xml:space="preserve">/admin</w:t>
+        <w:t xml:space="preserve">Railway → the service →</w:t>
+      </w:r>
+      <w:r>
+        <w:t xml:space="preserve"> </w:t>
+      </w:r>
+      <w:r>
+        <w:rPr>
+          <w:b/>
+          <w:bCs/>
+        </w:rPr>
+        <w:t xml:space="preserve">Settings → Volumes → Add Volume</w:t>
       </w:r>
       <w:r>
         <w:t xml:space="preserve">.</w:t>
@@ -13012,14 +13281,208 @@
         </w:numPr>
       </w:pPr>
       <w:r>
-        <w:rPr>
+        <w:t xml:space="preserve">Mount path:</w:t>
+      </w:r>
+      <w:r>
+        <w:t xml:space="preserve"> </w:t>
+      </w:r>
+      <w:r>
+        <w:rPr>
+          <w:rStyle w:val="VerbatimChar"/>
           <w:b/>
           <w:bCs/>
         </w:rPr>
-        <w:t xml:space="preserve">Members → Sync from Congressus</w:t>
+        <w:t xml:space="preserve">/data</w:t>
       </w:r>
       <w:r>
         <w:t xml:space="preserve">.</w:t>
+      </w:r>
+    </w:p>
+    <w:p>
+      <w:pPr>
+        <w:pStyle w:val="FirstParagraph"/>
+      </w:pPr>
+      <w:r>
+        <w:t xml:space="preserve">Images are written to</w:t>
+      </w:r>
+      <w:r>
+        <w:t xml:space="preserve"> </w:t>
+      </w:r>
+      <w:r>
+        <w:rPr>
+          <w:rStyle w:val="VerbatimChar"/>
+        </w:rPr>
+        <w:t xml:space="preserve">/data/uploads/products/&lt;productId&gt;.&lt;ext&gt;</w:t>
+      </w:r>
+      <w:r>
+        <w:t xml:space="preserve"> </w:t>
+      </w:r>
+      <w:r>
+        <w:t xml:space="preserve">and served via</w:t>
+      </w:r>
+      <w:r>
+        <w:t xml:space="preserve"> </w:t>
+      </w:r>
+      <w:r>
+        <w:rPr>
+          <w:rStyle w:val="VerbatimChar"/>
+        </w:rPr>
+        <w:t xml:space="preserve">GET /api/images/products/&lt;filename&gt;</w:t>
+      </w:r>
+      <w:r>
+        <w:t xml:space="preserve"> </w:t>
+      </w:r>
+      <w:r>
+        <w:t xml:space="preserve">(not from</w:t>
+      </w:r>
+      <w:r>
+        <w:t xml:space="preserve"> </w:t>
+      </w:r>
+      <w:r>
+        <w:rPr>
+          <w:rStyle w:val="VerbatimChar"/>
+        </w:rPr>
+        <w:t xml:space="preserve">public/</w:t>
+      </w:r>
+      <w:r>
+        <w:t xml:space="preserve">, which is read-only at</w:t>
+      </w:r>
+      <w:r>
+        <w:t xml:space="preserve"> </w:t>
+      </w:r>
+      <w:r>
+        <w:t xml:space="preserve">runtime and rebuilt each deploy). The path is overridable with</w:t>
+      </w:r>
+      <w:r>
+        <w:t xml:space="preserve"> </w:t>
+      </w:r>
+      <w:r>
+        <w:rPr>
+          <w:rStyle w:val="VerbatimChar"/>
+        </w:rPr>
+        <w:t xml:space="preserve">UPLOAD_DIR</w:t>
+      </w:r>
+      <w:r>
+        <w:t xml:space="preserve">;</w:t>
+      </w:r>
+      <w:r>
+        <w:t xml:space="preserve"> </w:t>
+      </w:r>
+      <w:r>
+        <w:t xml:space="preserve">locally it defaults to</w:t>
+      </w:r>
+      <w:r>
+        <w:t xml:space="preserve"> </w:t>
+      </w:r>
+      <w:r>
+        <w:rPr>
+          <w:rStyle w:val="VerbatimChar"/>
+        </w:rPr>
+        <w:t xml:space="preserve">./public/uploads/products</w:t>
+      </w:r>
+      <w:r>
+        <w:t xml:space="preserve">.</w:t>
+      </w:r>
+    </w:p>
+    <w:p>
+      <w:pPr>
+        <w:pStyle w:val="BlockText"/>
+      </w:pPr>
+      <w:r>
+        <w:t xml:space="preserve">Static assets that ship with the code (e.g.</w:t>
+      </w:r>
+      <w:r>
+        <w:t xml:space="preserve"> </w:t>
+      </w:r>
+      <w:r>
+        <w:rPr>
+          <w:rStyle w:val="VerbatimChar"/>
+        </w:rPr>
+        <w:t xml:space="preserve">public/stress-logo.svg</w:t>
+      </w:r>
+      <w:r>
+        <w:t xml:space="preserve">) are baked</w:t>
+      </w:r>
+      <w:r>
+        <w:t xml:space="preserve"> </w:t>
+      </w:r>
+      <w:r>
+        <w:t xml:space="preserve">into the build and need</w:t>
+      </w:r>
+      <w:r>
+        <w:t xml:space="preserve"> </w:t>
+      </w:r>
+      <w:r>
+        <w:rPr>
+          <w:b/>
+          <w:bCs/>
+        </w:rPr>
+        <w:t xml:space="preserve">no</w:t>
+      </w:r>
+      <w:r>
+        <w:t xml:space="preserve"> </w:t>
+      </w:r>
+      <w:r>
+        <w:t xml:space="preserve">volume — only user-uploaded images do.</w:t>
+      </w:r>
+    </w:p>
+    <w:bookmarkEnd w:id="96"/>
+    <w:bookmarkStart w:id="97" w:name="first-time-setup"/>
+    <w:p>
+      <w:pPr>
+        <w:pStyle w:val="Heading2"/>
+      </w:pPr>
+      <w:r>
+        <w:t xml:space="preserve">First-time setup</w:t>
+      </w:r>
+    </w:p>
+    <w:p>
+      <w:pPr>
+        <w:pStyle w:val="SourceCode"/>
+      </w:pPr>
+      <w:r>
+        <w:rPr>
+          <w:rStyle w:val="CommentTok"/>
+        </w:rPr>
+        <w:t xml:space="preserve"># After the first deploy, seed the admin user + product categories.</w:t>
+      </w:r>
+      <w:r>
+        <w:br/>
+      </w:r>
+      <w:r>
+        <w:rPr>
+          <w:rStyle w:val="CommentTok"/>
+        </w:rPr>
+        <w:t xml:space="preserve"># Locally (pointing at the production DB public URL) or via railway run:</w:t>
+      </w:r>
+      <w:r>
+        <w:br/>
+      </w:r>
+      <w:r>
+        <w:rPr>
+          <w:rStyle w:val="ExtensionTok"/>
+        </w:rPr>
+        <w:t xml:space="preserve">npm</w:t>
+      </w:r>
+      <w:r>
+        <w:rPr>
+          <w:rStyle w:val="NormalTok"/>
+        </w:rPr>
+        <w:t xml:space="preserve"> run seed        </w:t>
+      </w:r>
+      <w:r>
+        <w:rPr>
+          <w:rStyle w:val="CommentTok"/>
+        </w:rPr>
+        <w:t xml:space="preserve"># uses ADMIN_EMAIL / ADMIN_PASSWORD</w:t>
+      </w:r>
+    </w:p>
+    <w:p>
+      <w:pPr>
+        <w:pStyle w:val="FirstParagraph"/>
+      </w:pPr>
+      <w:r>
+        <w:t xml:space="preserve">Then sync data from Congressus from the admin panel:</w:t>
       </w:r>
     </w:p>
     <w:p>
@@ -13027,7 +13490,31 @@
         <w:pStyle w:val="Compact"/>
         <w:numPr>
           <w:ilvl w:val="0"/>
-          <w:numId w:val="1018"/>
+          <w:numId w:val="1019"/>
+        </w:numPr>
+      </w:pPr>
+      <w:r>
+        <w:t xml:space="preserve">Log in at</w:t>
+      </w:r>
+      <w:r>
+        <w:t xml:space="preserve"> </w:t>
+      </w:r>
+      <w:r>
+        <w:rPr>
+          <w:rStyle w:val="VerbatimChar"/>
+        </w:rPr>
+        <w:t xml:space="preserve">/admin</w:t>
+      </w:r>
+      <w:r>
+        <w:t xml:space="preserve">.</w:t>
+      </w:r>
+    </w:p>
+    <w:p>
+      <w:pPr>
+        <w:pStyle w:val="Compact"/>
+        <w:numPr>
+          <w:ilvl w:val="0"/>
+          <w:numId w:val="1019"/>
         </w:numPr>
       </w:pPr>
       <w:r>
@@ -13035,6 +13522,25 @@
           <w:b/>
           <w:bCs/>
         </w:rPr>
+        <w:t xml:space="preserve">Members → Sync from Congressus</w:t>
+      </w:r>
+      <w:r>
+        <w:t xml:space="preserve">.</w:t>
+      </w:r>
+    </w:p>
+    <w:p>
+      <w:pPr>
+        <w:pStyle w:val="Compact"/>
+        <w:numPr>
+          <w:ilvl w:val="0"/>
+          <w:numId w:val="1019"/>
+        </w:numPr>
+      </w:pPr>
+      <w:r>
+        <w:rPr>
+          <w:b/>
+          <w:bCs/>
+        </w:rPr>
         <w:t xml:space="preserve">Products</w:t>
       </w:r>
       <w:r>
@@ -13044,8 +13550,8 @@
         <w:t xml:space="preserve">— add your snacks (each one also creates a Congressus product).</w:t>
       </w:r>
     </w:p>
-    <w:bookmarkEnd w:id="96"/>
-    <w:bookmarkStart w:id="97" w:name="deploying-changes"/>
+    <w:bookmarkEnd w:id="97"/>
+    <w:bookmarkStart w:id="98" w:name="deploying-changes"/>
     <w:p>
       <w:pPr>
         <w:pStyle w:val="Heading2"/>
@@ -13142,8 +13648,8 @@
         <w:t xml:space="preserve">must pass for the deploy to go live.</w:t>
       </w:r>
     </w:p>
-    <w:bookmarkEnd w:id="97"/>
-    <w:bookmarkStart w:id="99" w:name="local-development"/>
+    <w:bookmarkEnd w:id="98"/>
+    <w:bookmarkStart w:id="100" w:name="local-development"/>
     <w:p>
       <w:pPr>
         <w:pStyle w:val="Heading2"/>
@@ -13284,7 +13790,7 @@
       <w:r>
         <w:t xml:space="preserve"> </w:t>
       </w:r>
-      <w:hyperlink r:id="rId98">
+      <w:hyperlink r:id="rId99">
         <w:r>
           <w:rPr>
             <w:rStyle w:val="Hyperlink"/>
@@ -13301,9 +13807,9 @@
         <w:br w:type="page"/>
       </w:r>
     </w:p>
-    <w:bookmarkEnd w:id="99"/>
     <w:bookmarkEnd w:id="100"/>
-    <w:bookmarkStart w:id="109" w:name="card-reader--kiosk-setup"/>
+    <w:bookmarkEnd w:id="101"/>
+    <w:bookmarkStart w:id="110" w:name="card-reader--kiosk-setup"/>
     <w:p>
       <w:pPr>
         <w:pStyle w:val="Heading1"/>
@@ -13606,7 +14112,7 @@
         <w:pStyle w:val="Compact"/>
         <w:numPr>
           <w:ilvl w:val="0"/>
-          <w:numId w:val="1019"/>
+          <w:numId w:val="1020"/>
         </w:numPr>
       </w:pPr>
       <w:r>
@@ -13623,126 +14129,6 @@
       </w:r>
       <w:r>
         <w:t xml:space="preserve">).</w:t>
-      </w:r>
-    </w:p>
-    <w:p>
-      <w:pPr>
-        <w:pStyle w:val="Compact"/>
-        <w:numPr>
-          <w:ilvl w:val="0"/>
-          <w:numId w:val="1019"/>
-        </w:numPr>
-      </w:pPr>
-      <w:r>
-        <w:t xml:space="preserve">iPad: open</w:t>
-      </w:r>
-      <w:r>
-        <w:t xml:space="preserve"> </w:t>
-      </w:r>
-      <w:r>
-        <w:rPr>
-          <w:rStyle w:val="VerbatimChar"/>
-          <w:b/>
-          <w:bCs/>
-        </w:rPr>
-        <w:t xml:space="preserve">https://snacks.51vo.nl/?mode=hid</w:t>
-      </w:r>
-      <w:r>
-        <w:t xml:space="preserve">.</w:t>
-      </w:r>
-    </w:p>
-    <w:bookmarkStart w:id="101" w:name="ipad--tablet-kiosk-hid-keyboard-wedge"/>
-    <w:p>
-      <w:pPr>
-        <w:pStyle w:val="Heading2"/>
-      </w:pPr>
-      <w:r>
-        <w:t xml:space="preserve">iPad / tablet kiosk (HID keyboard-wedge)</w:t>
-      </w:r>
-    </w:p>
-    <w:p>
-      <w:pPr>
-        <w:pStyle w:val="FirstParagraph"/>
-      </w:pPr>
-      <w:r>
-        <w:t xml:space="preserve">iPads have</w:t>
-      </w:r>
-      <w:r>
-        <w:t xml:space="preserve"> </w:t>
-      </w:r>
-      <w:r>
-        <w:rPr>
-          <w:b/>
-          <w:bCs/>
-        </w:rPr>
-        <w:t xml:space="preserve">no built-in NFC</w:t>
-      </w:r>
-      <w:r>
-        <w:t xml:space="preserve">, and Safari does not support the Web NFC API, so an</w:t>
-      </w:r>
-      <w:r>
-        <w:t xml:space="preserve"> </w:t>
-      </w:r>
-      <w:r>
-        <w:rPr>
-          <w:b/>
-          <w:bCs/>
-        </w:rPr>
-        <w:t xml:space="preserve">external NFC reader is required</w:t>
-      </w:r>
-      <w:r>
-        <w:t xml:space="preserve">. Use a USB-C or Bluetooth reader configured as</w:t>
-      </w:r>
-      <w:r>
-        <w:t xml:space="preserve"> </w:t>
-      </w:r>
-      <w:r>
-        <w:t xml:space="preserve">a</w:t>
-      </w:r>
-      <w:r>
-        <w:t xml:space="preserve"> </w:t>
-      </w:r>
-      <w:r>
-        <w:rPr>
-          <w:b/>
-          <w:bCs/>
-        </w:rPr>
-        <w:t xml:space="preserve">keyboard-wedge (HID)</w:t>
-      </w:r>
-      <w:r>
-        <w:t xml:space="preserve">: on each tap it sends the card UID as keystrokes</w:t>
-      </w:r>
-      <w:r>
-        <w:t xml:space="preserve"> </w:t>
-      </w:r>
-      <w:r>
-        <w:t xml:space="preserve">followed by Enter. The kiosk page (in</w:t>
-      </w:r>
-      <w:r>
-        <w:t xml:space="preserve"> </w:t>
-      </w:r>
-      <w:r>
-        <w:rPr>
-          <w:rStyle w:val="VerbatimChar"/>
-        </w:rPr>
-        <w:t xml:space="preserve">?mode=hid</w:t>
-      </w:r>
-      <w:r>
-        <w:t xml:space="preserve">) listens for that burst on the</w:t>
-      </w:r>
-      <w:r>
-        <w:t xml:space="preserve"> </w:t>
-      </w:r>
-      <w:r>
-        <w:t xml:space="preserve">idle screen and treats it as a scan — no WebSocket, works in plain Safari.</w:t>
-      </w:r>
-    </w:p>
-    <w:p>
-      <w:pPr>
-        <w:pStyle w:val="BodyText"/>
-      </w:pPr>
-      <w:r>
-        <w:t xml:space="preserve">Setup:</w:t>
       </w:r>
     </w:p>
     <w:p>
@@ -13754,25 +14140,7 @@
         </w:numPr>
       </w:pPr>
       <w:r>
-        <w:t xml:space="preserve">Pair/connect the HID NFC reader to the iPad and confirm it types the UID into a</w:t>
-      </w:r>
-      <w:r>
-        <w:t xml:space="preserve"> </w:t>
-      </w:r>
-      <w:r>
-        <w:t xml:space="preserve">notes field followed by a newline.</w:t>
-      </w:r>
-    </w:p>
-    <w:p>
-      <w:pPr>
-        <w:pStyle w:val="Compact"/>
-        <w:numPr>
-          <w:ilvl w:val="0"/>
-          <w:numId w:val="1020"/>
-        </w:numPr>
-      </w:pPr>
-      <w:r>
-        <w:t xml:space="preserve">Open</w:t>
+        <w:t xml:space="preserve">iPad: open</w:t>
       </w:r>
       <w:r>
         <w:t xml:space="preserve"> </w:t>
@@ -13783,25 +14151,27 @@
           <w:b/>
           <w:bCs/>
         </w:rPr>
-        <w:t xml:space="preserve">/?mode=hid</w:t>
-      </w:r>
-      <w:r>
-        <w:t xml:space="preserve"> </w:t>
-      </w:r>
-      <w:r>
-        <w:t xml:space="preserve">full-screen (Add to Home Screen / Guided Access works well).</w:t>
-      </w:r>
-    </w:p>
-    <w:p>
-      <w:pPr>
-        <w:pStyle w:val="Compact"/>
-        <w:numPr>
-          <w:ilvl w:val="0"/>
-          <w:numId w:val="1020"/>
-        </w:numPr>
-      </w:pPr>
-      <w:r>
-        <w:t xml:space="preserve">The status dot shows a steady</w:t>
+        <w:t xml:space="preserve">https://snacks.51vo.nl/?mode=hid</w:t>
+      </w:r>
+      <w:r>
+        <w:t xml:space="preserve">.</w:t>
+      </w:r>
+    </w:p>
+    <w:bookmarkStart w:id="102" w:name="ipad--tablet-kiosk-hid-keyboard-wedge"/>
+    <w:p>
+      <w:pPr>
+        <w:pStyle w:val="Heading2"/>
+      </w:pPr>
+      <w:r>
+        <w:t xml:space="preserve">iPad / tablet kiosk (HID keyboard-wedge)</w:t>
+      </w:r>
+    </w:p>
+    <w:p>
+      <w:pPr>
+        <w:pStyle w:val="FirstParagraph"/>
+      </w:pPr>
+      <w:r>
+        <w:t xml:space="preserve">iPads have</w:t>
       </w:r>
       <w:r>
         <w:t xml:space="preserve"> </w:t>
@@ -13811,27 +14181,10 @@
           <w:b/>
           <w:bCs/>
         </w:rPr>
-        <w:t xml:space="preserve">"Ready to scan"</w:t>
-      </w:r>
-      <w:r>
-        <w:t xml:space="preserve"> </w:t>
-      </w:r>
-      <w:r>
-        <w:t xml:space="preserve">(there's no connection to</w:t>
-      </w:r>
-      <w:r>
-        <w:t xml:space="preserve"> </w:t>
-      </w:r>
-      <w:r>
-        <w:t xml:space="preserve">monitor — the reader is just a keyboard).</w:t>
-      </w:r>
-    </w:p>
-    <w:p>
-      <w:pPr>
-        <w:pStyle w:val="BlockText"/>
-      </w:pPr>
-      <w:r>
-        <w:t xml:space="preserve">⚠️</w:t>
+        <w:t xml:space="preserve">no built-in NFC</w:t>
+      </w:r>
+      <w:r>
+        <w:t xml:space="preserve">, and Safari does not support the Web NFC API, so an</w:t>
       </w:r>
       <w:r>
         <w:t xml:space="preserve"> </w:t>
@@ -13841,49 +14194,16 @@
           <w:b/>
           <w:bCs/>
         </w:rPr>
-        <w:t xml:space="preserve">UID format must match across readers.</w:t>
-      </w:r>
-      <w:r>
-        <w:t xml:space="preserve"> </w:t>
-      </w:r>
-      <w:r>
-        <w:t xml:space="preserve">A card is matched by the UID stored</w:t>
-      </w:r>
-      <w:r>
-        <w:t xml:space="preserve"> </w:t>
-      </w:r>
-      <w:r>
-        <w:t xml:space="preserve">when it was registered, so a UID read on the laptop and the iPad must canonicalise</w:t>
-      </w:r>
-      <w:r>
-        <w:t xml:space="preserve"> </w:t>
-      </w:r>
-      <w:r>
-        <w:t xml:space="preserve">to the same value.</w:t>
-      </w:r>
-      <w:r>
-        <w:t xml:space="preserve"> </w:t>
-      </w:r>
-      <w:r>
-        <w:rPr>
-          <w:rStyle w:val="VerbatimChar"/>
-        </w:rPr>
-        <w:t xml:space="preserve">normalizeUid()</w:t>
-      </w:r>
-      <w:r>
-        <w:t xml:space="preserve"> </w:t>
-      </w:r>
-      <w:r>
-        <w:t xml:space="preserve">(</w:t>
-      </w:r>
-      <w:r>
-        <w:rPr>
-          <w:rStyle w:val="VerbatimChar"/>
-        </w:rPr>
-        <w:t xml:space="preserve">src/lib/card.ts</w:t>
-      </w:r>
-      <w:r>
-        <w:t xml:space="preserve">) already makes</w:t>
+        <w:t xml:space="preserve">external NFC reader is required</w:t>
+      </w:r>
+      <w:r>
+        <w:t xml:space="preserve">. Use a USB-C or Bluetooth reader configured as</w:t>
+      </w:r>
+      <w:r>
+        <w:t xml:space="preserve"> </w:t>
+      </w:r>
+      <w:r>
+        <w:t xml:space="preserve">a</w:t>
       </w:r>
       <w:r>
         <w:t xml:space="preserve"> </w:t>
@@ -13893,140 +14213,42 @@
           <w:b/>
           <w:bCs/>
         </w:rPr>
-        <w:t xml:space="preserve">case, separators, and whitespace</w:t>
-      </w:r>
-      <w:r>
-        <w:t xml:space="preserve"> </w:t>
-      </w:r>
-      <w:r>
-        <w:t xml:space="preserve">irrelevant (</w:t>
-      </w:r>
-      <w:r>
-        <w:rPr>
-          <w:rStyle w:val="VerbatimChar"/>
-        </w:rPr>
-        <w:t xml:space="preserve">aa:bb:cc:dd</w:t>
-      </w:r>
-      <w:r>
-        <w:t xml:space="preserve">,</w:t>
-      </w:r>
-      <w:r>
-        <w:t xml:space="preserve"> </w:t>
-      </w:r>
-      <w:r>
-        <w:rPr>
-          <w:rStyle w:val="VerbatimChar"/>
-        </w:rPr>
-        <w:t xml:space="preserve">AA-BB-CC-DD</w:t>
-      </w:r>
-      <w:r>
-        <w:t xml:space="preserve">,</w:t>
-      </w:r>
-      <w:r>
-        <w:t xml:space="preserve"> </w:t>
-      </w:r>
-      <w:r>
-        <w:t xml:space="preserve">and</w:t>
-      </w:r>
-      <w:r>
-        <w:t xml:space="preserve"> </w:t>
-      </w:r>
-      <w:r>
-        <w:rPr>
-          <w:rStyle w:val="VerbatimChar"/>
-        </w:rPr>
-        <w:t xml:space="preserve">AABBCCDD</w:t>
-      </w:r>
-      <w:r>
-        <w:t xml:space="preserve"> </w:t>
-      </w:r>
-      <w:r>
-        <w:t xml:space="preserve">all match). What it can't infer from the string alone is</w:t>
-      </w:r>
-      <w:r>
-        <w:t xml:space="preserve"> </w:t>
-      </w:r>
-      <w:r>
-        <w:rPr>
-          <w:b/>
-          <w:bCs/>
-        </w:rPr>
-        <w:t xml:space="preserve">byte</w:t>
-      </w:r>
-      <w:r>
-        <w:rPr>
-          <w:b/>
-          <w:bCs/>
-        </w:rPr>
-        <w:t xml:space="preserve"> </w:t>
-      </w:r>
-      <w:r>
-        <w:rPr>
-          <w:b/>
-          <w:bCs/>
-        </w:rPr>
-        <w:t xml:space="preserve">order</w:t>
-      </w:r>
-      <w:r>
-        <w:t xml:space="preserve"> </w:t>
-      </w:r>
-      <w:r>
-        <w:t xml:space="preserve">(</w:t>
-      </w:r>
-      <w:r>
-        <w:rPr>
-          <w:rStyle w:val="VerbatimChar"/>
-        </w:rPr>
-        <w:t xml:space="preserve">AABBCCDD</w:t>
-      </w:r>
-      <w:r>
-        <w:t xml:space="preserve"> </w:t>
-      </w:r>
-      <w:r>
-        <w:t xml:space="preserve">vs</w:t>
-      </w:r>
-      <w:r>
-        <w:t xml:space="preserve"> </w:t>
-      </w:r>
-      <w:r>
-        <w:rPr>
-          <w:rStyle w:val="VerbatimChar"/>
-        </w:rPr>
-        <w:t xml:space="preserve">DDCCBBAA</w:t>
-      </w:r>
-      <w:r>
-        <w:t xml:space="preserve">) or</w:t>
-      </w:r>
-      <w:r>
-        <w:t xml:space="preserve"> </w:t>
-      </w:r>
-      <w:r>
-        <w:rPr>
-          <w:b/>
-          <w:bCs/>
-        </w:rPr>
-        <w:t xml:space="preserve">decimal vs hex</w:t>
-      </w:r>
-      <w:r>
-        <w:t xml:space="preserve"> </w:t>
-      </w:r>
-      <w:r>
-        <w:t xml:space="preserve">output.</w:t>
-      </w:r>
-    </w:p>
-    <w:p>
-      <w:pPr>
-        <w:pStyle w:val="BlockText"/>
-      </w:pPr>
-      <w:r>
-        <w:rPr>
-          <w:b/>
-          <w:bCs/>
-        </w:rPr>
-        <w:t xml:space="preserve">When the HID reader arrives</w:t>
-      </w:r>
-      <w:r>
-        <w:t xml:space="preserve">, confirm the two agree:</w:t>
+        <w:t xml:space="preserve">keyboard-wedge (HID)</w:t>
+      </w:r>
+      <w:r>
+        <w:t xml:space="preserve">: on each tap it sends the card UID as keystrokes</w:t>
+      </w:r>
+      <w:r>
+        <w:t xml:space="preserve"> </w:t>
+      </w:r>
+      <w:r>
+        <w:t xml:space="preserve">followed by Enter. The kiosk page (in</w:t>
+      </w:r>
+      <w:r>
+        <w:t xml:space="preserve"> </w:t>
+      </w:r>
+      <w:r>
+        <w:rPr>
+          <w:rStyle w:val="VerbatimChar"/>
+        </w:rPr>
+        <w:t xml:space="preserve">?mode=hid</w:t>
+      </w:r>
+      <w:r>
+        <w:t xml:space="preserve">) listens for that burst on the</w:t>
+      </w:r>
+      <w:r>
+        <w:t xml:space="preserve"> </w:t>
+      </w:r>
+      <w:r>
+        <w:t xml:space="preserve">idle screen and treats it as a scan — no WebSocket, works in plain Safari.</w:t>
+      </w:r>
+    </w:p>
+    <w:p>
+      <w:pPr>
+        <w:pStyle w:val="BodyText"/>
+      </w:pPr>
+      <w:r>
+        <w:t xml:space="preserve">Setup:</w:t>
       </w:r>
     </w:p>
     <w:p>
@@ -14038,29 +14260,13 @@
         </w:numPr>
       </w:pPr>
       <w:r>
-        <w:t xml:space="preserve">Take one known card. Scan it on the</w:t>
-      </w:r>
-      <w:r>
-        <w:t xml:space="preserve"> </w:t>
-      </w:r>
-      <w:r>
-        <w:rPr>
-          <w:b/>
-          <w:bCs/>
-        </w:rPr>
-        <w:t xml:space="preserve">Arago laptop</w:t>
-      </w:r>
-      <w:r>
-        <w:t xml:space="preserve"> </w:t>
-      </w:r>
-      <w:r>
-        <w:t xml:space="preserve">reader and note the UID</w:t>
-      </w:r>
-      <w:r>
-        <w:t xml:space="preserve"> </w:t>
-      </w:r>
-      <w:r>
-        <w:t xml:space="preserve">(Members → the card, or the scan logs).</w:t>
+        <w:t xml:space="preserve">Pair/connect the HID NFC reader to the iPad and confirm it types the UID into a</w:t>
+      </w:r>
+      <w:r>
+        <w:t xml:space="preserve"> </w:t>
+      </w:r>
+      <w:r>
+        <w:t xml:space="preserve">notes field followed by a newline.</w:t>
       </w:r>
     </w:p>
     <w:p>
@@ -14072,39 +14278,24 @@
         </w:numPr>
       </w:pPr>
       <w:r>
-        <w:t xml:space="preserve">Scan the</w:t>
-      </w:r>
-      <w:r>
-        <w:t xml:space="preserve"> </w:t>
-      </w:r>
-      <w:r>
-        <w:rPr>
+        <w:t xml:space="preserve">Open</w:t>
+      </w:r>
+      <w:r>
+        <w:t xml:space="preserve"> </w:t>
+      </w:r>
+      <w:r>
+        <w:rPr>
+          <w:rStyle w:val="VerbatimChar"/>
           <w:b/>
           <w:bCs/>
         </w:rPr>
-        <w:t xml:space="preserve">same</w:t>
-      </w:r>
-      <w:r>
-        <w:t xml:space="preserve"> </w:t>
-      </w:r>
-      <w:r>
-        <w:t xml:space="preserve">card on the</w:t>
-      </w:r>
-      <w:r>
-        <w:t xml:space="preserve"> </w:t>
-      </w:r>
-      <w:r>
-        <w:rPr>
-          <w:b/>
-          <w:bCs/>
-        </w:rPr>
-        <w:t xml:space="preserve">iPad HID</w:t>
-      </w:r>
-      <w:r>
-        <w:t xml:space="preserve"> </w:t>
-      </w:r>
-      <w:r>
-        <w:t xml:space="preserve">reader (type into a notes field).</w:t>
+        <w:t xml:space="preserve">/?mode=hid</w:t>
+      </w:r>
+      <w:r>
+        <w:t xml:space="preserve"> </w:t>
+      </w:r>
+      <w:r>
+        <w:t xml:space="preserve">full-screen (Add to Home Screen / Guided Access works well).</w:t>
       </w:r>
     </w:p>
     <w:p>
@@ -14116,25 +14307,7 @@
         </w:numPr>
       </w:pPr>
       <w:r>
-        <w:t xml:space="preserve">If, after ignoring case/separators, the two strings match → done, nothing to do.</w:t>
-      </w:r>
-    </w:p>
-    <w:p>
-      <w:pPr>
-        <w:pStyle w:val="Compact"/>
-        <w:numPr>
-          <w:ilvl w:val="0"/>
-          <w:numId w:val="1021"/>
-        </w:numPr>
-      </w:pPr>
-      <w:r>
-        <w:t xml:space="preserve">If they differ by byte order or decimal/hex, either reconfigure the HID reader</w:t>
-      </w:r>
-      <w:r>
-        <w:t xml:space="preserve"> </w:t>
-      </w:r>
-      <w:r>
-        <w:t xml:space="preserve">to match,</w:t>
+        <w:t xml:space="preserve">The status dot shows a steady</w:t>
       </w:r>
       <w:r>
         <w:t xml:space="preserve"> </w:t>
@@ -14144,46 +14317,27 @@
           <w:b/>
           <w:bCs/>
         </w:rPr>
-        <w:t xml:space="preserve">or</w:t>
-      </w:r>
-      <w:r>
-        <w:t xml:space="preserve"> </w:t>
-      </w:r>
-      <w:r>
-        <w:t xml:space="preserve">add the one-line transform in the marked spot in</w:t>
-      </w:r>
-      <w:r>
-        <w:t xml:space="preserve"> </w:t>
-      </w:r>
-      <w:r>
-        <w:rPr>
-          <w:rStyle w:val="VerbatimChar"/>
-        </w:rPr>
-        <w:t xml:space="preserve">normalizeUid()</w:t>
-      </w:r>
-      <w:r>
-        <w:t xml:space="preserve"> </w:t>
-      </w:r>
-      <w:r>
-        <w:t xml:space="preserve">— then every device stays in sync automatically.</w:t>
-      </w:r>
-    </w:p>
-    <w:bookmarkEnd w:id="101"/>
-    <w:bookmarkStart w:id="102" w:name="laptop-kiosk-arago-websocket"/>
-    <w:p>
-      <w:pPr>
-        <w:pStyle w:val="Heading2"/>
-      </w:pPr>
-      <w:r>
-        <w:t xml:space="preserve">Laptop kiosk (Arago WebSocket)</w:t>
-      </w:r>
-    </w:p>
-    <w:p>
-      <w:pPr>
-        <w:pStyle w:val="FirstParagraph"/>
-      </w:pPr>
-      <w:r>
-        <w:t xml:space="preserve">The Arago Card Reader runs on the kiosk laptop and</w:t>
+        <w:t xml:space="preserve">"Ready to scan"</w:t>
+      </w:r>
+      <w:r>
+        <w:t xml:space="preserve"> </w:t>
+      </w:r>
+      <w:r>
+        <w:t xml:space="preserve">(there's no connection to</w:t>
+      </w:r>
+      <w:r>
+        <w:t xml:space="preserve"> </w:t>
+      </w:r>
+      <w:r>
+        <w:t xml:space="preserve">monitor — the reader is just a keyboard).</w:t>
+      </w:r>
+    </w:p>
+    <w:p>
+      <w:pPr>
+        <w:pStyle w:val="BlockText"/>
+      </w:pPr>
+      <w:r>
+        <w:t xml:space="preserve">⚠️</w:t>
       </w:r>
       <w:r>
         <w:t xml:space="preserve"> </w:t>
@@ -14193,13 +14347,109 @@
           <w:b/>
           <w:bCs/>
         </w:rPr>
-        <w:t xml:space="preserve">broadcasts card taps over a</w:t>
+        <w:t xml:space="preserve">UID format must match across readers.</w:t>
+      </w:r>
+      <w:r>
+        <w:t xml:space="preserve"> </w:t>
+      </w:r>
+      <w:r>
+        <w:t xml:space="preserve">A card is matched by the UID stored</w:t>
+      </w:r>
+      <w:r>
+        <w:t xml:space="preserve"> </w:t>
+      </w:r>
+      <w:r>
+        <w:t xml:space="preserve">when it was registered, so a UID read on the laptop and the iPad must canonicalise</w:t>
+      </w:r>
+      <w:r>
+        <w:t xml:space="preserve"> </w:t>
+      </w:r>
+      <w:r>
+        <w:t xml:space="preserve">to the same value.</w:t>
+      </w:r>
+      <w:r>
+        <w:t xml:space="preserve"> </w:t>
+      </w:r>
+      <w:r>
+        <w:rPr>
+          <w:rStyle w:val="VerbatimChar"/>
+        </w:rPr>
+        <w:t xml:space="preserve">normalizeUid()</w:t>
+      </w:r>
+      <w:r>
+        <w:t xml:space="preserve"> </w:t>
+      </w:r>
+      <w:r>
+        <w:t xml:space="preserve">(</w:t>
+      </w:r>
+      <w:r>
+        <w:rPr>
+          <w:rStyle w:val="VerbatimChar"/>
+        </w:rPr>
+        <w:t xml:space="preserve">src/lib/card.ts</w:t>
+      </w:r>
+      <w:r>
+        <w:t xml:space="preserve">) already makes</w:t>
+      </w:r>
+      <w:r>
+        <w:t xml:space="preserve"> </w:t>
       </w:r>
       <w:r>
         <w:rPr>
           <w:b/>
           <w:bCs/>
         </w:rPr>
+        <w:t xml:space="preserve">case, separators, and whitespace</w:t>
+      </w:r>
+      <w:r>
+        <w:t xml:space="preserve"> </w:t>
+      </w:r>
+      <w:r>
+        <w:t xml:space="preserve">irrelevant (</w:t>
+      </w:r>
+      <w:r>
+        <w:rPr>
+          <w:rStyle w:val="VerbatimChar"/>
+        </w:rPr>
+        <w:t xml:space="preserve">aa:bb:cc:dd</w:t>
+      </w:r>
+      <w:r>
+        <w:t xml:space="preserve">,</w:t>
+      </w:r>
+      <w:r>
+        <w:t xml:space="preserve"> </w:t>
+      </w:r>
+      <w:r>
+        <w:rPr>
+          <w:rStyle w:val="VerbatimChar"/>
+        </w:rPr>
+        <w:t xml:space="preserve">AA-BB-CC-DD</w:t>
+      </w:r>
+      <w:r>
+        <w:t xml:space="preserve">,</w:t>
+      </w:r>
+      <w:r>
+        <w:t xml:space="preserve"> </w:t>
+      </w:r>
+      <w:r>
+        <w:t xml:space="preserve">and</w:t>
+      </w:r>
+      <w:r>
+        <w:t xml:space="preserve"> </w:t>
+      </w:r>
+      <w:r>
+        <w:rPr>
+          <w:rStyle w:val="VerbatimChar"/>
+        </w:rPr>
+        <w:t xml:space="preserve">AABBCCDD</w:t>
+      </w:r>
+      <w:r>
+        <w:t xml:space="preserve"> </w:t>
+      </w:r>
+      <w:r>
+        <w:t xml:space="preserve">all match). What it can't infer from the string alone is</w:t>
+      </w:r>
+      <w:r>
         <w:t xml:space="preserve"> </w:t>
       </w:r>
       <w:r>
@@ -14207,37 +14457,82 @@
           <w:b/>
           <w:bCs/>
         </w:rPr>
-        <w:t xml:space="preserve">WebSocket</w:t>
-      </w:r>
-      <w:r>
-        <w:t xml:space="preserve">; the kiosk web page connects to it instead of reading the card</w:t>
-      </w:r>
-      <w:r>
-        <w:t xml:space="preserve"> </w:t>
-      </w:r>
-      <w:r>
-        <w:t xml:space="preserve">directly.</w:t>
-      </w:r>
-    </w:p>
-    <w:bookmarkEnd w:id="102"/>
-    <w:bookmarkStart w:id="103" w:name="how-it-works"/>
-    <w:p>
-      <w:pPr>
-        <w:pStyle w:val="Heading2"/>
-      </w:pPr>
-      <w:r>
-        <w:t xml:space="preserve">How it works</w:t>
-      </w:r>
-    </w:p>
-    <w:p>
-      <w:pPr>
-        <w:pStyle w:val="SourceCode"/>
-      </w:pPr>
-      <w:r>
-        <w:rPr>
-          <w:rStyle w:val="VerbatimChar"/>
-        </w:rPr>
-        <w:t xml:space="preserve">Physical card ──tap──▶ Arago Card Reader (laptop) ──WebSocket──▶ kiosk page (browser)</w:t>
+        <w:t xml:space="preserve">byte</w:t>
+      </w:r>
+      <w:r>
+        <w:rPr>
+          <w:b/>
+          <w:bCs/>
+        </w:rPr>
+        <w:t xml:space="preserve"> </w:t>
+      </w:r>
+      <w:r>
+        <w:rPr>
+          <w:b/>
+          <w:bCs/>
+        </w:rPr>
+        <w:t xml:space="preserve">order</w:t>
+      </w:r>
+      <w:r>
+        <w:t xml:space="preserve"> </w:t>
+      </w:r>
+      <w:r>
+        <w:t xml:space="preserve">(</w:t>
+      </w:r>
+      <w:r>
+        <w:rPr>
+          <w:rStyle w:val="VerbatimChar"/>
+        </w:rPr>
+        <w:t xml:space="preserve">AABBCCDD</w:t>
+      </w:r>
+      <w:r>
+        <w:t xml:space="preserve"> </w:t>
+      </w:r>
+      <w:r>
+        <w:t xml:space="preserve">vs</w:t>
+      </w:r>
+      <w:r>
+        <w:t xml:space="preserve"> </w:t>
+      </w:r>
+      <w:r>
+        <w:rPr>
+          <w:rStyle w:val="VerbatimChar"/>
+        </w:rPr>
+        <w:t xml:space="preserve">DDCCBBAA</w:t>
+      </w:r>
+      <w:r>
+        <w:t xml:space="preserve">) or</w:t>
+      </w:r>
+      <w:r>
+        <w:t xml:space="preserve"> </w:t>
+      </w:r>
+      <w:r>
+        <w:rPr>
+          <w:b/>
+          <w:bCs/>
+        </w:rPr>
+        <w:t xml:space="preserve">decimal vs hex</w:t>
+      </w:r>
+      <w:r>
+        <w:t xml:space="preserve"> </w:t>
+      </w:r>
+      <w:r>
+        <w:t xml:space="preserve">output.</w:t>
+      </w:r>
+    </w:p>
+    <w:p>
+      <w:pPr>
+        <w:pStyle w:val="BlockText"/>
+      </w:pPr>
+      <w:r>
+        <w:rPr>
+          <w:b/>
+          <w:bCs/>
+        </w:rPr>
+        <w:t xml:space="preserve">When the HID reader arrives</w:t>
+      </w:r>
+      <w:r>
+        <w:t xml:space="preserve">, confirm the two agree:</w:t>
       </w:r>
     </w:p>
     <w:p>
@@ -14249,19 +14544,29 @@
         </w:numPr>
       </w:pPr>
       <w:r>
-        <w:t xml:space="preserve">The Arago Card Reader runs locally and listens on a WebSocket port (default</w:t>
-      </w:r>
-      <w:r>
-        <w:t xml:space="preserve"> </w:t>
-      </w:r>
-      <w:r>
-        <w:rPr>
-          <w:rStyle w:val="VerbatimChar"/>
-        </w:rPr>
-        <w:t xml:space="preserve">3000</w:t>
-      </w:r>
-      <w:r>
-        <w:t xml:space="preserve">).</w:t>
+        <w:t xml:space="preserve">Take one known card. Scan it on the</w:t>
+      </w:r>
+      <w:r>
+        <w:t xml:space="preserve"> </w:t>
+      </w:r>
+      <w:r>
+        <w:rPr>
+          <w:b/>
+          <w:bCs/>
+        </w:rPr>
+        <w:t xml:space="preserve">Arago laptop</w:t>
+      </w:r>
+      <w:r>
+        <w:t xml:space="preserve"> </w:t>
+      </w:r>
+      <w:r>
+        <w:t xml:space="preserve">reader and note the UID</w:t>
+      </w:r>
+      <w:r>
+        <w:t xml:space="preserve"> </w:t>
+      </w:r>
+      <w:r>
+        <w:t xml:space="preserve">(Members → the card, or the scan logs).</w:t>
       </w:r>
     </w:p>
     <w:p>
@@ -14273,6 +14578,207 @@
         </w:numPr>
       </w:pPr>
       <w:r>
+        <w:t xml:space="preserve">Scan the</w:t>
+      </w:r>
+      <w:r>
+        <w:t xml:space="preserve"> </w:t>
+      </w:r>
+      <w:r>
+        <w:rPr>
+          <w:b/>
+          <w:bCs/>
+        </w:rPr>
+        <w:t xml:space="preserve">same</w:t>
+      </w:r>
+      <w:r>
+        <w:t xml:space="preserve"> </w:t>
+      </w:r>
+      <w:r>
+        <w:t xml:space="preserve">card on the</w:t>
+      </w:r>
+      <w:r>
+        <w:t xml:space="preserve"> </w:t>
+      </w:r>
+      <w:r>
+        <w:rPr>
+          <w:b/>
+          <w:bCs/>
+        </w:rPr>
+        <w:t xml:space="preserve">iPad HID</w:t>
+      </w:r>
+      <w:r>
+        <w:t xml:space="preserve"> </w:t>
+      </w:r>
+      <w:r>
+        <w:t xml:space="preserve">reader (type into a notes field).</w:t>
+      </w:r>
+    </w:p>
+    <w:p>
+      <w:pPr>
+        <w:pStyle w:val="Compact"/>
+        <w:numPr>
+          <w:ilvl w:val="0"/>
+          <w:numId w:val="1022"/>
+        </w:numPr>
+      </w:pPr>
+      <w:r>
+        <w:t xml:space="preserve">If, after ignoring case/separators, the two strings match → done, nothing to do.</w:t>
+      </w:r>
+    </w:p>
+    <w:p>
+      <w:pPr>
+        <w:pStyle w:val="Compact"/>
+        <w:numPr>
+          <w:ilvl w:val="0"/>
+          <w:numId w:val="1022"/>
+        </w:numPr>
+      </w:pPr>
+      <w:r>
+        <w:t xml:space="preserve">If they differ by byte order or decimal/hex, either reconfigure the HID reader</w:t>
+      </w:r>
+      <w:r>
+        <w:t xml:space="preserve"> </w:t>
+      </w:r>
+      <w:r>
+        <w:t xml:space="preserve">to match,</w:t>
+      </w:r>
+      <w:r>
+        <w:t xml:space="preserve"> </w:t>
+      </w:r>
+      <w:r>
+        <w:rPr>
+          <w:b/>
+          <w:bCs/>
+        </w:rPr>
+        <w:t xml:space="preserve">or</w:t>
+      </w:r>
+      <w:r>
+        <w:t xml:space="preserve"> </w:t>
+      </w:r>
+      <w:r>
+        <w:t xml:space="preserve">add the one-line transform in the marked spot in</w:t>
+      </w:r>
+      <w:r>
+        <w:t xml:space="preserve"> </w:t>
+      </w:r>
+      <w:r>
+        <w:rPr>
+          <w:rStyle w:val="VerbatimChar"/>
+        </w:rPr>
+        <w:t xml:space="preserve">normalizeUid()</w:t>
+      </w:r>
+      <w:r>
+        <w:t xml:space="preserve"> </w:t>
+      </w:r>
+      <w:r>
+        <w:t xml:space="preserve">— then every device stays in sync automatically.</w:t>
+      </w:r>
+    </w:p>
+    <w:bookmarkEnd w:id="102"/>
+    <w:bookmarkStart w:id="103" w:name="laptop-kiosk-arago-websocket"/>
+    <w:p>
+      <w:pPr>
+        <w:pStyle w:val="Heading2"/>
+      </w:pPr>
+      <w:r>
+        <w:t xml:space="preserve">Laptop kiosk (Arago WebSocket)</w:t>
+      </w:r>
+    </w:p>
+    <w:p>
+      <w:pPr>
+        <w:pStyle w:val="FirstParagraph"/>
+      </w:pPr>
+      <w:r>
+        <w:t xml:space="preserve">The Arago Card Reader runs on the kiosk laptop and</w:t>
+      </w:r>
+      <w:r>
+        <w:t xml:space="preserve"> </w:t>
+      </w:r>
+      <w:r>
+        <w:rPr>
+          <w:b/>
+          <w:bCs/>
+        </w:rPr>
+        <w:t xml:space="preserve">broadcasts card taps over a</w:t>
+      </w:r>
+      <w:r>
+        <w:rPr>
+          <w:b/>
+          <w:bCs/>
+        </w:rPr>
+        <w:t xml:space="preserve"> </w:t>
+      </w:r>
+      <w:r>
+        <w:rPr>
+          <w:b/>
+          <w:bCs/>
+        </w:rPr>
+        <w:t xml:space="preserve">WebSocket</w:t>
+      </w:r>
+      <w:r>
+        <w:t xml:space="preserve">; the kiosk web page connects to it instead of reading the card</w:t>
+      </w:r>
+      <w:r>
+        <w:t xml:space="preserve"> </w:t>
+      </w:r>
+      <w:r>
+        <w:t xml:space="preserve">directly.</w:t>
+      </w:r>
+    </w:p>
+    <w:bookmarkEnd w:id="103"/>
+    <w:bookmarkStart w:id="104" w:name="how-it-works"/>
+    <w:p>
+      <w:pPr>
+        <w:pStyle w:val="Heading2"/>
+      </w:pPr>
+      <w:r>
+        <w:t xml:space="preserve">How it works</w:t>
+      </w:r>
+    </w:p>
+    <w:p>
+      <w:pPr>
+        <w:pStyle w:val="SourceCode"/>
+      </w:pPr>
+      <w:r>
+        <w:rPr>
+          <w:rStyle w:val="VerbatimChar"/>
+        </w:rPr>
+        <w:t xml:space="preserve">Physical card ──tap──▶ Arago Card Reader (laptop) ──WebSocket──▶ kiosk page (browser)</w:t>
+      </w:r>
+    </w:p>
+    <w:p>
+      <w:pPr>
+        <w:pStyle w:val="Compact"/>
+        <w:numPr>
+          <w:ilvl w:val="0"/>
+          <w:numId w:val="1023"/>
+        </w:numPr>
+      </w:pPr>
+      <w:r>
+        <w:t xml:space="preserve">The Arago Card Reader runs locally and listens on a WebSocket port (default</w:t>
+      </w:r>
+      <w:r>
+        <w:t xml:space="preserve"> </w:t>
+      </w:r>
+      <w:r>
+        <w:rPr>
+          <w:rStyle w:val="VerbatimChar"/>
+        </w:rPr>
+        <w:t xml:space="preserve">3000</w:t>
+      </w:r>
+      <w:r>
+        <w:t xml:space="preserve">).</w:t>
+      </w:r>
+    </w:p>
+    <w:p>
+      <w:pPr>
+        <w:pStyle w:val="Compact"/>
+        <w:numPr>
+          <w:ilvl w:val="0"/>
+          <w:numId w:val="1023"/>
+        </w:numPr>
+      </w:pPr>
+      <w:r>
         <w:t xml:space="preserve">On each tap it broadcasts a JSON message:</w:t>
       </w:r>
     </w:p>
@@ -14410,7 +14916,7 @@
         <w:pStyle w:val="Compact"/>
         <w:numPr>
           <w:ilvl w:val="0"/>
-          <w:numId w:val="1022"/>
+          <w:numId w:val="1023"/>
         </w:numPr>
       </w:pPr>
       <w:r>
@@ -14466,55 +14972,6 @@
       </w:r>
       <w:r>
         <w:t xml:space="preserve">.</w:t>
-      </w:r>
-    </w:p>
-    <w:p>
-      <w:pPr>
-        <w:pStyle w:val="Compact"/>
-        <w:numPr>
-          <w:ilvl w:val="0"/>
-          <w:numId w:val="1022"/>
-        </w:numPr>
-      </w:pPr>
-      <w:r>
-        <w:t xml:space="preserve">A status dot (top-right of the kiosk) shows</w:t>
-      </w:r>
-      <w:r>
-        <w:t xml:space="preserve"> </w:t>
-      </w:r>
-      <w:r>
-        <w:rPr>
-          <w:b/>
-          <w:bCs/>
-        </w:rPr>
-        <w:t xml:space="preserve">Reader connected / Connecting… /</w:t>
-      </w:r>
-      <w:r>
-        <w:rPr>
-          <w:b/>
-          <w:bCs/>
-        </w:rPr>
-        <w:t xml:space="preserve"> </w:t>
-      </w:r>
-      <w:r>
-        <w:rPr>
-          <w:b/>
-          <w:bCs/>
-        </w:rPr>
-        <w:t xml:space="preserve">Reader offline</w:t>
-      </w:r>
-      <w:r>
-        <w:t xml:space="preserve">, and the page auto-reconnects every 3 seconds.</w:t>
-      </w:r>
-    </w:p>
-    <w:bookmarkEnd w:id="103"/>
-    <w:bookmarkStart w:id="106" w:name="kiosk-laptop-setup"/>
-    <w:p>
-      <w:pPr>
-        <w:pStyle w:val="Heading2"/>
-      </w:pPr>
-      <w:r>
-        <w:t xml:space="preserve">Kiosk laptop setup</w:t>
       </w:r>
     </w:p>
     <w:p>
@@ -14526,331 +14983,44 @@
         </w:numPr>
       </w:pPr>
       <w:r>
+        <w:t xml:space="preserve">A status dot (top-right of the kiosk) shows</w:t>
+      </w:r>
+      <w:r>
+        <w:t xml:space="preserve"> </w:t>
+      </w:r>
+      <w:r>
         <w:rPr>
           <w:b/>
           <w:bCs/>
         </w:rPr>
-        <w:t xml:space="preserve">Run the production app in a browser</w:t>
-      </w:r>
-      <w:r>
-        <w:t xml:space="preserve">, full-screen/kiosk mode, pointed at the</w:t>
-      </w:r>
-      <w:r>
-        <w:t xml:space="preserve"> </w:t>
-      </w:r>
-      <w:r>
-        <w:t xml:space="preserve">app's URL (</w:t>
-      </w:r>
-      <w:r>
-        <w:rPr>
-          <w:rStyle w:val="VerbatimChar"/>
-        </w:rPr>
-        <w:t xml:space="preserve">https://51vo.nl</w:t>
-      </w:r>
-      <w:r>
-        <w:t xml:space="preserve">).</w:t>
-      </w:r>
-    </w:p>
-    <w:p>
-      <w:pPr>
-        <w:pStyle w:val="Compact"/>
-        <w:numPr>
-          <w:ilvl w:val="0"/>
-          <w:numId w:val="1023"/>
-        </w:numPr>
-      </w:pPr>
+        <w:t xml:space="preserve">Reader connected / Connecting… /</w:t>
+      </w:r>
       <w:r>
         <w:rPr>
           <w:b/>
           <w:bCs/>
         </w:rPr>
-        <w:t xml:space="preserve">Run the Arago Card Reader</w:t>
-      </w:r>
-      <w:r>
-        <w:t xml:space="preserve"> </w:t>
-      </w:r>
-      <w:r>
-        <w:t xml:space="preserve">on the same laptop (follow its repo's</w:t>
-      </w:r>
-      <w:r>
-        <w:t xml:space="preserve"> </w:t>
-      </w:r>
-      <w:r>
-        <w:t xml:space="preserve">instructions). Note the WebSocket port it uses.</w:t>
-      </w:r>
-    </w:p>
-    <w:p>
-      <w:pPr>
-        <w:pStyle w:val="Compact"/>
-        <w:numPr>
-          <w:ilvl w:val="0"/>
-          <w:numId w:val="1023"/>
-        </w:numPr>
-      </w:pPr>
+        <w:t xml:space="preserve"> </w:t>
+      </w:r>
       <w:r>
         <w:rPr>
           <w:b/>
           <w:bCs/>
         </w:rPr>
-        <w:t xml:space="preserve">Point the kiosk at the reader.</w:t>
-      </w:r>
-      <w:r>
-        <w:t xml:space="preserve"> </w:t>
-      </w:r>
-      <w:r>
-        <w:t xml:space="preserve">The web page reads</w:t>
-      </w:r>
-      <w:r>
-        <w:t xml:space="preserve"> </w:t>
-      </w:r>
-      <w:r>
-        <w:rPr>
-          <w:rStyle w:val="VerbatimChar"/>
-        </w:rPr>
-        <w:t xml:space="preserve">NEXT_PUBLIC_CARD_READER_WS_URL</w:t>
-      </w:r>
-      <w:r>
-        <w:t xml:space="preserve">. Because this is a</w:t>
-      </w:r>
-      <w:r>
-        <w:t xml:space="preserve"> </w:t>
-      </w:r>
-      <w:r>
-        <w:rPr>
-          <w:rStyle w:val="VerbatimChar"/>
-        </w:rPr>
-        <w:t xml:space="preserve">NEXT_PUBLIC_*</w:t>
-      </w:r>
-      <w:r>
-        <w:t xml:space="preserve"> </w:t>
-      </w:r>
-      <w:r>
-        <w:t xml:space="preserve">variable it</w:t>
-      </w:r>
-      <w:r>
-        <w:t xml:space="preserve"> </w:t>
-      </w:r>
-      <w:r>
-        <w:t xml:space="preserve">is</w:t>
-      </w:r>
-      <w:r>
-        <w:t xml:space="preserve"> </w:t>
-      </w:r>
-      <w:r>
-        <w:rPr>
-          <w:b/>
-          <w:bCs/>
-        </w:rPr>
-        <w:t xml:space="preserve">baked in at build time</w:t>
-      </w:r>
-      <w:r>
-        <w:t xml:space="preserve">, so the production build must already contain the</w:t>
-      </w:r>
-      <w:r>
-        <w:t xml:space="preserve"> </w:t>
-      </w:r>
-      <w:r>
-        <w:t xml:space="preserve">right value.</w:t>
-      </w:r>
-    </w:p>
-    <w:bookmarkStart w:id="104" w:name="port-conflict-warning"/>
-    <w:p>
-      <w:pPr>
-        <w:pStyle w:val="Heading3"/>
-      </w:pPr>
-      <w:r>
-        <w:t xml:space="preserve">Port conflict warning</w:t>
-      </w:r>
-    </w:p>
-    <w:p>
-      <w:pPr>
-        <w:pStyle w:val="FirstParagraph"/>
-      </w:pPr>
-      <w:r>
-        <w:t xml:space="preserve">If you run the Next.js dev server</w:t>
-      </w:r>
-      <w:r>
-        <w:t xml:space="preserve"> </w:t>
-      </w:r>
-      <w:r>
-        <w:rPr>
-          <w:b/>
-          <w:bCs/>
-        </w:rPr>
-        <w:t xml:space="preserve">and</w:t>
-      </w:r>
-      <w:r>
-        <w:t xml:space="preserve"> </w:t>
-      </w:r>
-      <w:r>
-        <w:t xml:space="preserve">the reader on the same machine, they</w:t>
-      </w:r>
-      <w:r>
-        <w:t xml:space="preserve"> </w:t>
-      </w:r>
-      <w:r>
-        <w:t xml:space="preserve">can't both use port</w:t>
-      </w:r>
-      <w:r>
-        <w:t xml:space="preserve"> </w:t>
-      </w:r>
-      <w:r>
-        <w:rPr>
-          <w:rStyle w:val="VerbatimChar"/>
-        </w:rPr>
-        <w:t xml:space="preserve">3000</w:t>
-      </w:r>
-      <w:r>
-        <w:t xml:space="preserve">. Configure the reader on a different port (e.g.</w:t>
-      </w:r>
-      <w:r>
-        <w:t xml:space="preserve"> </w:t>
-      </w:r>
-      <w:r>
-        <w:rPr>
-          <w:rStyle w:val="VerbatimChar"/>
-        </w:rPr>
-        <w:t xml:space="preserve">3001</w:t>
-      </w:r>
-      <w:r>
-        <w:t xml:space="preserve">) and set</w:t>
-      </w:r>
-      <w:r>
-        <w:t xml:space="preserve"> </w:t>
-      </w:r>
-      <w:r>
-        <w:rPr>
-          <w:rStyle w:val="VerbatimChar"/>
-        </w:rPr>
-        <w:t xml:space="preserve">NEXT_PUBLIC_CARD_READER_WS_URL=ws://localhost:3001</w:t>
-      </w:r>
-      <w:r>
-        <w:t xml:space="preserve">. In the</w:t>
-      </w:r>
-      <w:r>
-        <w:t xml:space="preserve"> </w:t>
-      </w:r>
-      <w:r>
-        <w:t xml:space="preserve">normal kiosk setup the app is served from Railway (not locally), so</w:t>
-      </w:r>
-      <w:r>
-        <w:t xml:space="preserve"> </w:t>
-      </w:r>
-      <w:r>
-        <w:rPr>
-          <w:rStyle w:val="VerbatimChar"/>
-        </w:rPr>
-        <w:t xml:space="preserve">3000</w:t>
-      </w:r>
-      <w:r>
-        <w:t xml:space="preserve"> </w:t>
-      </w:r>
-      <w:r>
-        <w:t xml:space="preserve">is</w:t>
-      </w:r>
-      <w:r>
-        <w:t xml:space="preserve"> </w:t>
-      </w:r>
-      <w:r>
-        <w:t xml:space="preserve">free for the reader.</w:t>
+        <w:t xml:space="preserve">Reader offline</w:t>
+      </w:r>
+      <w:r>
+        <w:t xml:space="preserve">, and the page auto-reconnects every 3 seconds.</w:t>
       </w:r>
     </w:p>
     <w:bookmarkEnd w:id="104"/>
-    <w:bookmarkStart w:id="105" w:name="ws-vs-wss"/>
-    <w:p>
-      <w:pPr>
-        <w:pStyle w:val="Heading3"/>
-      </w:pPr>
-      <w:r>
-        <w:rPr>
-          <w:rStyle w:val="VerbatimChar"/>
-        </w:rPr>
-        <w:t xml:space="preserve">ws://</w:t>
-      </w:r>
-      <w:r>
-        <w:t xml:space="preserve"> </w:t>
-      </w:r>
-      <w:r>
-        <w:t xml:space="preserve">vs</w:t>
-      </w:r>
-      <w:r>
-        <w:t xml:space="preserve"> </w:t>
-      </w:r>
-      <w:r>
-        <w:rPr>
-          <w:rStyle w:val="VerbatimChar"/>
-        </w:rPr>
-        <w:t xml:space="preserve">wss://</w:t>
-      </w:r>
-    </w:p>
-    <w:p>
-      <w:pPr>
-        <w:pStyle w:val="FirstParagraph"/>
-      </w:pPr>
-      <w:r>
-        <w:t xml:space="preserve">The reader serves plain</w:t>
-      </w:r>
-      <w:r>
-        <w:t xml:space="preserve"> </w:t>
-      </w:r>
-      <w:r>
-        <w:rPr>
-          <w:rStyle w:val="VerbatimChar"/>
-        </w:rPr>
-        <w:t xml:space="preserve">ws://localhost:3000</w:t>
-      </w:r>
-      <w:r>
-        <w:t xml:space="preserve">. Because the kiosk connects to</w:t>
-      </w:r>
-      <w:r>
-        <w:t xml:space="preserve"> </w:t>
-      </w:r>
-      <w:r>
-        <w:rPr>
-          <w:rStyle w:val="VerbatimChar"/>
-        </w:rPr>
-        <w:t xml:space="preserve">localhost</w:t>
-      </w:r>
-      <w:r>
-        <w:t xml:space="preserve">, browsers permit this even though the page itself is loaded over</w:t>
-      </w:r>
-      <w:r>
-        <w:t xml:space="preserve"> </w:t>
-      </w:r>
-      <w:r>
-        <w:t xml:space="preserve">HTTPS (localhost is treated as a secure context). Do not point the kiosk at a</w:t>
-      </w:r>
-      <w:r>
-        <w:t xml:space="preserve"> </w:t>
-      </w:r>
-      <w:r>
-        <w:t xml:space="preserve">remote</w:t>
-      </w:r>
-      <w:r>
-        <w:t xml:space="preserve"> </w:t>
-      </w:r>
-      <w:r>
-        <w:rPr>
-          <w:rStyle w:val="VerbatimChar"/>
-        </w:rPr>
-        <w:t xml:space="preserve">ws://</w:t>
-      </w:r>
-      <w:r>
-        <w:t xml:space="preserve"> </w:t>
-      </w:r>
-      <w:r>
-        <w:t xml:space="preserve">reader over the network — that would be blocked as mixed content.</w:t>
-      </w:r>
-    </w:p>
-    <w:bookmarkEnd w:id="105"/>
-    <w:bookmarkEnd w:id="106"/>
-    <w:bookmarkStart w:id="107" w:name="card-uids"/>
+    <w:bookmarkStart w:id="107" w:name="kiosk-laptop-setup"/>
     <w:p>
       <w:pPr>
         <w:pStyle w:val="Heading2"/>
       </w:pPr>
       <w:r>
-        <w:t xml:space="preserve">Card UIDs</w:t>
+        <w:t xml:space="preserve">Kiosk laptop setup</w:t>
       </w:r>
     </w:p>
     <w:p>
@@ -14862,23 +15032,29 @@
         </w:numPr>
       </w:pPr>
       <w:r>
-        <w:t xml:space="preserve">UIDs are normalised to</w:t>
-      </w:r>
-      <w:r>
-        <w:t xml:space="preserve"> </w:t>
-      </w:r>
-      <w:r>
         <w:rPr>
           <w:b/>
           <w:bCs/>
         </w:rPr>
-        <w:t xml:space="preserve">upper-case</w:t>
-      </w:r>
-      <w:r>
-        <w:t xml:space="preserve"> </w:t>
-      </w:r>
-      <w:r>
-        <w:t xml:space="preserve">before lookup/storage.</w:t>
+        <w:t xml:space="preserve">Run the production app in a browser</w:t>
+      </w:r>
+      <w:r>
+        <w:t xml:space="preserve">, full-screen/kiosk mode, pointed at the</w:t>
+      </w:r>
+      <w:r>
+        <w:t xml:space="preserve"> </w:t>
+      </w:r>
+      <w:r>
+        <w:t xml:space="preserve">app's URL (</w:t>
+      </w:r>
+      <w:r>
+        <w:rPr>
+          <w:rStyle w:val="VerbatimChar"/>
+        </w:rPr>
+        <w:t xml:space="preserve">https://51vo.nl</w:t>
+      </w:r>
+      <w:r>
+        <w:t xml:space="preserve">).</w:t>
       </w:r>
     </w:p>
     <w:p>
@@ -14887,6 +15063,336 @@
         <w:numPr>
           <w:ilvl w:val="0"/>
           <w:numId w:val="1024"/>
+        </w:numPr>
+      </w:pPr>
+      <w:r>
+        <w:rPr>
+          <w:b/>
+          <w:bCs/>
+        </w:rPr>
+        <w:t xml:space="preserve">Run the Arago Card Reader</w:t>
+      </w:r>
+      <w:r>
+        <w:t xml:space="preserve"> </w:t>
+      </w:r>
+      <w:r>
+        <w:t xml:space="preserve">on the same laptop (follow its repo's</w:t>
+      </w:r>
+      <w:r>
+        <w:t xml:space="preserve"> </w:t>
+      </w:r>
+      <w:r>
+        <w:t xml:space="preserve">instructions). Note the WebSocket port it uses.</w:t>
+      </w:r>
+    </w:p>
+    <w:p>
+      <w:pPr>
+        <w:pStyle w:val="Compact"/>
+        <w:numPr>
+          <w:ilvl w:val="0"/>
+          <w:numId w:val="1024"/>
+        </w:numPr>
+      </w:pPr>
+      <w:r>
+        <w:rPr>
+          <w:b/>
+          <w:bCs/>
+        </w:rPr>
+        <w:t xml:space="preserve">Point the kiosk at the reader.</w:t>
+      </w:r>
+      <w:r>
+        <w:t xml:space="preserve"> </w:t>
+      </w:r>
+      <w:r>
+        <w:t xml:space="preserve">The web page reads</w:t>
+      </w:r>
+      <w:r>
+        <w:t xml:space="preserve"> </w:t>
+      </w:r>
+      <w:r>
+        <w:rPr>
+          <w:rStyle w:val="VerbatimChar"/>
+        </w:rPr>
+        <w:t xml:space="preserve">NEXT_PUBLIC_CARD_READER_WS_URL</w:t>
+      </w:r>
+      <w:r>
+        <w:t xml:space="preserve">. Because this is a</w:t>
+      </w:r>
+      <w:r>
+        <w:t xml:space="preserve"> </w:t>
+      </w:r>
+      <w:r>
+        <w:rPr>
+          <w:rStyle w:val="VerbatimChar"/>
+        </w:rPr>
+        <w:t xml:space="preserve">NEXT_PUBLIC_*</w:t>
+      </w:r>
+      <w:r>
+        <w:t xml:space="preserve"> </w:t>
+      </w:r>
+      <w:r>
+        <w:t xml:space="preserve">variable it</w:t>
+      </w:r>
+      <w:r>
+        <w:t xml:space="preserve"> </w:t>
+      </w:r>
+      <w:r>
+        <w:t xml:space="preserve">is</w:t>
+      </w:r>
+      <w:r>
+        <w:t xml:space="preserve"> </w:t>
+      </w:r>
+      <w:r>
+        <w:rPr>
+          <w:b/>
+          <w:bCs/>
+        </w:rPr>
+        <w:t xml:space="preserve">baked in at build time</w:t>
+      </w:r>
+      <w:r>
+        <w:t xml:space="preserve">, so the production build must already contain the</w:t>
+      </w:r>
+      <w:r>
+        <w:t xml:space="preserve"> </w:t>
+      </w:r>
+      <w:r>
+        <w:t xml:space="preserve">right value.</w:t>
+      </w:r>
+    </w:p>
+    <w:bookmarkStart w:id="105" w:name="port-conflict-warning"/>
+    <w:p>
+      <w:pPr>
+        <w:pStyle w:val="Heading3"/>
+      </w:pPr>
+      <w:r>
+        <w:t xml:space="preserve">Port conflict warning</w:t>
+      </w:r>
+    </w:p>
+    <w:p>
+      <w:pPr>
+        <w:pStyle w:val="FirstParagraph"/>
+      </w:pPr>
+      <w:r>
+        <w:t xml:space="preserve">If you run the Next.js dev server</w:t>
+      </w:r>
+      <w:r>
+        <w:t xml:space="preserve"> </w:t>
+      </w:r>
+      <w:r>
+        <w:rPr>
+          <w:b/>
+          <w:bCs/>
+        </w:rPr>
+        <w:t xml:space="preserve">and</w:t>
+      </w:r>
+      <w:r>
+        <w:t xml:space="preserve"> </w:t>
+      </w:r>
+      <w:r>
+        <w:t xml:space="preserve">the reader on the same machine, they</w:t>
+      </w:r>
+      <w:r>
+        <w:t xml:space="preserve"> </w:t>
+      </w:r>
+      <w:r>
+        <w:t xml:space="preserve">can't both use port</w:t>
+      </w:r>
+      <w:r>
+        <w:t xml:space="preserve"> </w:t>
+      </w:r>
+      <w:r>
+        <w:rPr>
+          <w:rStyle w:val="VerbatimChar"/>
+        </w:rPr>
+        <w:t xml:space="preserve">3000</w:t>
+      </w:r>
+      <w:r>
+        <w:t xml:space="preserve">. Configure the reader on a different port (e.g.</w:t>
+      </w:r>
+      <w:r>
+        <w:t xml:space="preserve"> </w:t>
+      </w:r>
+      <w:r>
+        <w:rPr>
+          <w:rStyle w:val="VerbatimChar"/>
+        </w:rPr>
+        <w:t xml:space="preserve">3001</w:t>
+      </w:r>
+      <w:r>
+        <w:t xml:space="preserve">) and set</w:t>
+      </w:r>
+      <w:r>
+        <w:t xml:space="preserve"> </w:t>
+      </w:r>
+      <w:r>
+        <w:rPr>
+          <w:rStyle w:val="VerbatimChar"/>
+        </w:rPr>
+        <w:t xml:space="preserve">NEXT_PUBLIC_CARD_READER_WS_URL=ws://localhost:3001</w:t>
+      </w:r>
+      <w:r>
+        <w:t xml:space="preserve">. In the</w:t>
+      </w:r>
+      <w:r>
+        <w:t xml:space="preserve"> </w:t>
+      </w:r>
+      <w:r>
+        <w:t xml:space="preserve">normal kiosk setup the app is served from Railway (not locally), so</w:t>
+      </w:r>
+      <w:r>
+        <w:t xml:space="preserve"> </w:t>
+      </w:r>
+      <w:r>
+        <w:rPr>
+          <w:rStyle w:val="VerbatimChar"/>
+        </w:rPr>
+        <w:t xml:space="preserve">3000</w:t>
+      </w:r>
+      <w:r>
+        <w:t xml:space="preserve"> </w:t>
+      </w:r>
+      <w:r>
+        <w:t xml:space="preserve">is</w:t>
+      </w:r>
+      <w:r>
+        <w:t xml:space="preserve"> </w:t>
+      </w:r>
+      <w:r>
+        <w:t xml:space="preserve">free for the reader.</w:t>
+      </w:r>
+    </w:p>
+    <w:bookmarkEnd w:id="105"/>
+    <w:bookmarkStart w:id="106" w:name="ws-vs-wss"/>
+    <w:p>
+      <w:pPr>
+        <w:pStyle w:val="Heading3"/>
+      </w:pPr>
+      <w:r>
+        <w:rPr>
+          <w:rStyle w:val="VerbatimChar"/>
+        </w:rPr>
+        <w:t xml:space="preserve">ws://</w:t>
+      </w:r>
+      <w:r>
+        <w:t xml:space="preserve"> </w:t>
+      </w:r>
+      <w:r>
+        <w:t xml:space="preserve">vs</w:t>
+      </w:r>
+      <w:r>
+        <w:t xml:space="preserve"> </w:t>
+      </w:r>
+      <w:r>
+        <w:rPr>
+          <w:rStyle w:val="VerbatimChar"/>
+        </w:rPr>
+        <w:t xml:space="preserve">wss://</w:t>
+      </w:r>
+    </w:p>
+    <w:p>
+      <w:pPr>
+        <w:pStyle w:val="FirstParagraph"/>
+      </w:pPr>
+      <w:r>
+        <w:t xml:space="preserve">The reader serves plain</w:t>
+      </w:r>
+      <w:r>
+        <w:t xml:space="preserve"> </w:t>
+      </w:r>
+      <w:r>
+        <w:rPr>
+          <w:rStyle w:val="VerbatimChar"/>
+        </w:rPr>
+        <w:t xml:space="preserve">ws://localhost:3000</w:t>
+      </w:r>
+      <w:r>
+        <w:t xml:space="preserve">. Because the kiosk connects to</w:t>
+      </w:r>
+      <w:r>
+        <w:t xml:space="preserve"> </w:t>
+      </w:r>
+      <w:r>
+        <w:rPr>
+          <w:rStyle w:val="VerbatimChar"/>
+        </w:rPr>
+        <w:t xml:space="preserve">localhost</w:t>
+      </w:r>
+      <w:r>
+        <w:t xml:space="preserve">, browsers permit this even though the page itself is loaded over</w:t>
+      </w:r>
+      <w:r>
+        <w:t xml:space="preserve"> </w:t>
+      </w:r>
+      <w:r>
+        <w:t xml:space="preserve">HTTPS (localhost is treated as a secure context). Do not point the kiosk at a</w:t>
+      </w:r>
+      <w:r>
+        <w:t xml:space="preserve"> </w:t>
+      </w:r>
+      <w:r>
+        <w:t xml:space="preserve">remote</w:t>
+      </w:r>
+      <w:r>
+        <w:t xml:space="preserve"> </w:t>
+      </w:r>
+      <w:r>
+        <w:rPr>
+          <w:rStyle w:val="VerbatimChar"/>
+        </w:rPr>
+        <w:t xml:space="preserve">ws://</w:t>
+      </w:r>
+      <w:r>
+        <w:t xml:space="preserve"> </w:t>
+      </w:r>
+      <w:r>
+        <w:t xml:space="preserve">reader over the network — that would be blocked as mixed content.</w:t>
+      </w:r>
+    </w:p>
+    <w:bookmarkEnd w:id="106"/>
+    <w:bookmarkEnd w:id="107"/>
+    <w:bookmarkStart w:id="108" w:name="card-uids"/>
+    <w:p>
+      <w:pPr>
+        <w:pStyle w:val="Heading2"/>
+      </w:pPr>
+      <w:r>
+        <w:t xml:space="preserve">Card UIDs</w:t>
+      </w:r>
+    </w:p>
+    <w:p>
+      <w:pPr>
+        <w:pStyle w:val="Compact"/>
+        <w:numPr>
+          <w:ilvl w:val="0"/>
+          <w:numId w:val="1025"/>
+        </w:numPr>
+      </w:pPr>
+      <w:r>
+        <w:t xml:space="preserve">UIDs are normalised to</w:t>
+      </w:r>
+      <w:r>
+        <w:t xml:space="preserve"> </w:t>
+      </w:r>
+      <w:r>
+        <w:rPr>
+          <w:b/>
+          <w:bCs/>
+        </w:rPr>
+        <w:t xml:space="preserve">upper-case</w:t>
+      </w:r>
+      <w:r>
+        <w:t xml:space="preserve"> </w:t>
+      </w:r>
+      <w:r>
+        <w:t xml:space="preserve">before lookup/storage.</w:t>
+      </w:r>
+    </w:p>
+    <w:p>
+      <w:pPr>
+        <w:pStyle w:val="Compact"/>
+        <w:numPr>
+          <w:ilvl w:val="0"/>
+          <w:numId w:val="1025"/>
         </w:numPr>
       </w:pPr>
       <w:r>
@@ -14913,8 +15419,8 @@
         <w:t xml:space="preserve">.</w:t>
       </w:r>
     </w:p>
-    <w:bookmarkEnd w:id="107"/>
-    <w:bookmarkStart w:id="108" w:name="testing-without-a-reader"/>
+    <w:bookmarkEnd w:id="108"/>
+    <w:bookmarkStart w:id="109" w:name="testing-without-a-reader"/>
     <w:p>
       <w:pPr>
         <w:pStyle w:val="Heading2"/>
@@ -14970,516 +15476,6 @@
       </w:pPr>
       <w:r>
         <w:t xml:space="preserve">Option A — admin "Enter store":</w:t>
-      </w:r>
-    </w:p>
-    <w:p>
-      <w:pPr>
-        <w:pStyle w:val="Compact"/>
-        <w:numPr>
-          <w:ilvl w:val="0"/>
-          <w:numId w:val="1025"/>
-        </w:numPr>
-      </w:pPr>
-      <w:r>
-        <w:t xml:space="preserve">Log in to</w:t>
-      </w:r>
-      <w:r>
-        <w:t xml:space="preserve"> </w:t>
-      </w:r>
-      <w:r>
-        <w:rPr>
-          <w:rStyle w:val="VerbatimChar"/>
-        </w:rPr>
-        <w:t xml:space="preserve">/admin</w:t>
-      </w:r>
-      <w:r>
-        <w:t xml:space="preserve">.</w:t>
-      </w:r>
-    </w:p>
-    <w:p>
-      <w:pPr>
-        <w:pStyle w:val="Compact"/>
-        <w:numPr>
-          <w:ilvl w:val="0"/>
-          <w:numId w:val="1025"/>
-        </w:numPr>
-      </w:pPr>
-      <w:r>
-        <w:rPr>
-          <w:b/>
-          <w:bCs/>
-        </w:rPr>
-        <w:t xml:space="preserve">Members</w:t>
-      </w:r>
-      <w:r>
-        <w:t xml:space="preserve"> </w:t>
-      </w:r>
-      <w:r>
-        <w:t xml:space="preserve">→ find a member →</w:t>
-      </w:r>
-      <w:r>
-        <w:t xml:space="preserve"> </w:t>
-      </w:r>
-      <w:r>
-        <w:rPr>
-          <w:b/>
-          <w:bCs/>
-        </w:rPr>
-        <w:t xml:space="preserve">Enter store</w:t>
-      </w:r>
-      <w:r>
-        <w:t xml:space="preserve">. This creates a shop session and</w:t>
-      </w:r>
-      <w:r>
-        <w:t xml:space="preserve"> </w:t>
-      </w:r>
-      <w:r>
-        <w:t xml:space="preserve">drops you into</w:t>
-      </w:r>
-      <w:r>
-        <w:t xml:space="preserve"> </w:t>
-      </w:r>
-      <w:r>
-        <w:rPr>
-          <w:rStyle w:val="VerbatimChar"/>
-        </w:rPr>
-        <w:t xml:space="preserve">/shop/&lt;token&gt;</w:t>
-      </w:r>
-      <w:r>
-        <w:t xml:space="preserve">.</w:t>
-      </w:r>
-    </w:p>
-    <w:p>
-      <w:pPr>
-        <w:pStyle w:val="FirstParagraph"/>
-      </w:pPr>
-      <w:r>
-        <w:t xml:space="preserve">Option B — a quick script (local DB):</w:t>
-      </w:r>
-    </w:p>
-    <w:p>
-      <w:pPr>
-        <w:pStyle w:val="SourceCode"/>
-      </w:pPr>
-      <w:r>
-        <w:rPr>
-          <w:rStyle w:val="CommentTok"/>
-        </w:rPr>
-        <w:t xml:space="preserve">// node script using the same Prisma setup as src/lib/prisma.ts</w:t>
-      </w:r>
-      <w:r>
-        <w:br/>
-      </w:r>
-      <w:r>
-        <w:rPr>
-          <w:rStyle w:val="KeywordTok"/>
-        </w:rPr>
-        <w:t xml:space="preserve">const</w:t>
-      </w:r>
-      <w:r>
-        <w:rPr>
-          <w:rStyle w:val="NormalTok"/>
-        </w:rPr>
-        <w:t xml:space="preserve"> session </w:t>
-      </w:r>
-      <w:r>
-        <w:rPr>
-          <w:rStyle w:val="OperatorTok"/>
-        </w:rPr>
-        <w:t xml:space="preserve">=</w:t>
-      </w:r>
-      <w:r>
-        <w:rPr>
-          <w:rStyle w:val="NormalTok"/>
-        </w:rPr>
-        <w:t xml:space="preserve"> </w:t>
-      </w:r>
-      <w:r>
-        <w:rPr>
-          <w:rStyle w:val="ControlFlowTok"/>
-        </w:rPr>
-        <w:t xml:space="preserve">await</w:t>
-      </w:r>
-      <w:r>
-        <w:rPr>
-          <w:rStyle w:val="NormalTok"/>
-        </w:rPr>
-        <w:t xml:space="preserve"> prisma</w:t>
-      </w:r>
-      <w:r>
-        <w:rPr>
-          <w:rStyle w:val="OperatorTok"/>
-        </w:rPr>
-        <w:t xml:space="preserve">.</w:t>
-      </w:r>
-      <w:r>
-        <w:rPr>
-          <w:rStyle w:val="AttributeTok"/>
-        </w:rPr>
-        <w:t xml:space="preserve">shopSession</w:t>
-      </w:r>
-      <w:r>
-        <w:rPr>
-          <w:rStyle w:val="OperatorTok"/>
-        </w:rPr>
-        <w:t xml:space="preserve">.</w:t>
-      </w:r>
-      <w:r>
-        <w:rPr>
-          <w:rStyle w:val="FunctionTok"/>
-        </w:rPr>
-        <w:t xml:space="preserve">create</w:t>
-      </w:r>
-      <w:r>
-        <w:rPr>
-          <w:rStyle w:val="NormalTok"/>
-        </w:rPr>
-        <w:t xml:space="preserve">({</w:t>
-      </w:r>
-      <w:r>
-        <w:br/>
-      </w:r>
-      <w:r>
-        <w:rPr>
-          <w:rStyle w:val="NormalTok"/>
-        </w:rPr>
-        <w:t xml:space="preserve">  </w:t>
-      </w:r>
-      <w:r>
-        <w:rPr>
-          <w:rStyle w:val="DataTypeTok"/>
-        </w:rPr>
-        <w:t xml:space="preserve">data</w:t>
-      </w:r>
-      <w:r>
-        <w:rPr>
-          <w:rStyle w:val="OperatorTok"/>
-        </w:rPr>
-        <w:t xml:space="preserve">:</w:t>
-      </w:r>
-      <w:r>
-        <w:rPr>
-          <w:rStyle w:val="NormalTok"/>
-        </w:rPr>
-        <w:t xml:space="preserve"> { </w:t>
-      </w:r>
-      <w:r>
-        <w:rPr>
-          <w:rStyle w:val="DataTypeTok"/>
-        </w:rPr>
-        <w:t xml:space="preserve">memberId</w:t>
-      </w:r>
-      <w:r>
-        <w:rPr>
-          <w:rStyle w:val="OperatorTok"/>
-        </w:rPr>
-        <w:t xml:space="preserve">:</w:t>
-      </w:r>
-      <w:r>
-        <w:rPr>
-          <w:rStyle w:val="NormalTok"/>
-        </w:rPr>
-        <w:t xml:space="preserve"> someMember</w:t>
-      </w:r>
-      <w:r>
-        <w:rPr>
-          <w:rStyle w:val="OperatorTok"/>
-        </w:rPr>
-        <w:t xml:space="preserve">.</w:t>
-      </w:r>
-      <w:r>
-        <w:rPr>
-          <w:rStyle w:val="AttributeTok"/>
-        </w:rPr>
-        <w:t xml:space="preserve">id</w:t>
-      </w:r>
-      <w:r>
-        <w:rPr>
-          <w:rStyle w:val="OperatorTok"/>
-        </w:rPr>
-        <w:t xml:space="preserve">,</w:t>
-      </w:r>
-      <w:r>
-        <w:rPr>
-          <w:rStyle w:val="NormalTok"/>
-        </w:rPr>
-        <w:t xml:space="preserve"> </w:t>
-      </w:r>
-      <w:r>
-        <w:rPr>
-          <w:rStyle w:val="DataTypeTok"/>
-        </w:rPr>
-        <w:t xml:space="preserve">expiresAt</w:t>
-      </w:r>
-      <w:r>
-        <w:rPr>
-          <w:rStyle w:val="OperatorTok"/>
-        </w:rPr>
-        <w:t xml:space="preserve">:</w:t>
-      </w:r>
-      <w:r>
-        <w:rPr>
-          <w:rStyle w:val="NormalTok"/>
-        </w:rPr>
-        <w:t xml:space="preserve"> </w:t>
-      </w:r>
-      <w:r>
-        <w:rPr>
-          <w:rStyle w:val="KeywordTok"/>
-        </w:rPr>
-        <w:t xml:space="preserve">new</w:t>
-      </w:r>
-      <w:r>
-        <w:rPr>
-          <w:rStyle w:val="NormalTok"/>
-        </w:rPr>
-        <w:t xml:space="preserve"> </w:t>
-      </w:r>
-      <w:r>
-        <w:rPr>
-          <w:rStyle w:val="BuiltInTok"/>
-        </w:rPr>
-        <w:t xml:space="preserve">Date</w:t>
-      </w:r>
-      <w:r>
-        <w:rPr>
-          <w:rStyle w:val="NormalTok"/>
-        </w:rPr>
-        <w:t xml:space="preserve">(</w:t>
-      </w:r>
-      <w:r>
-        <w:rPr>
-          <w:rStyle w:val="BuiltInTok"/>
-        </w:rPr>
-        <w:t xml:space="preserve">Date</w:t>
-      </w:r>
-      <w:r>
-        <w:rPr>
-          <w:rStyle w:val="OperatorTok"/>
-        </w:rPr>
-        <w:t xml:space="preserve">.</w:t>
-      </w:r>
-      <w:r>
-        <w:rPr>
-          <w:rStyle w:val="FunctionTok"/>
-        </w:rPr>
-        <w:t xml:space="preserve">now</w:t>
-      </w:r>
-      <w:r>
-        <w:rPr>
-          <w:rStyle w:val="NormalTok"/>
-        </w:rPr>
-        <w:t xml:space="preserve">() </w:t>
-      </w:r>
-      <w:r>
-        <w:rPr>
-          <w:rStyle w:val="OperatorTok"/>
-        </w:rPr>
-        <w:t xml:space="preserve">+</w:t>
-      </w:r>
-      <w:r>
-        <w:rPr>
-          <w:rStyle w:val="NormalTok"/>
-        </w:rPr>
-        <w:t xml:space="preserve"> </w:t>
-      </w:r>
-      <w:r>
-        <w:rPr>
-          <w:rStyle w:val="FloatTok"/>
-        </w:rPr>
-        <w:t xml:space="preserve">3600e3</w:t>
-      </w:r>
-      <w:r>
-        <w:rPr>
-          <w:rStyle w:val="NormalTok"/>
-        </w:rPr>
-        <w:t xml:space="preserve">) }</w:t>
-      </w:r>
-      <w:r>
-        <w:rPr>
-          <w:rStyle w:val="OperatorTok"/>
-        </w:rPr>
-        <w:t xml:space="preserve">,</w:t>
-      </w:r>
-      <w:r>
-        <w:br/>
-      </w:r>
-      <w:r>
-        <w:rPr>
-          <w:rStyle w:val="NormalTok"/>
-        </w:rPr>
-        <w:t xml:space="preserve">})</w:t>
-      </w:r>
-      <w:r>
-        <w:rPr>
-          <w:rStyle w:val="OperatorTok"/>
-        </w:rPr>
-        <w:t xml:space="preserve">;</w:t>
-      </w:r>
-      <w:r>
-        <w:br/>
-      </w:r>
-      <w:r>
-        <w:rPr>
-          <w:rStyle w:val="BuiltInTok"/>
-        </w:rPr>
-        <w:t xml:space="preserve">console</w:t>
-      </w:r>
-      <w:r>
-        <w:rPr>
-          <w:rStyle w:val="OperatorTok"/>
-        </w:rPr>
-        <w:t xml:space="preserve">.</w:t>
-      </w:r>
-      <w:r>
-        <w:rPr>
-          <w:rStyle w:val="FunctionTok"/>
-        </w:rPr>
-        <w:t xml:space="preserve">log</w:t>
-      </w:r>
-      <w:r>
-        <w:rPr>
-          <w:rStyle w:val="NormalTok"/>
-        </w:rPr>
-        <w:t xml:space="preserve">(</w:t>
-      </w:r>
-      <w:r>
-        <w:rPr>
-          <w:rStyle w:val="VerbatimStringTok"/>
-        </w:rPr>
-        <w:t xml:space="preserve">`/shop/</w:t>
-      </w:r>
-      <w:r>
-        <w:rPr>
-          <w:rStyle w:val="SpecialCharTok"/>
-        </w:rPr>
-        <w:t xml:space="preserve">${</w:t>
-      </w:r>
-      <w:r>
-        <w:rPr>
-          <w:rStyle w:val="NormalTok"/>
-        </w:rPr>
-        <w:t xml:space="preserve">session</w:t>
-      </w:r>
-      <w:r>
-        <w:rPr>
-          <w:rStyle w:val="OperatorTok"/>
-        </w:rPr>
-        <w:t xml:space="preserve">.</w:t>
-      </w:r>
-      <w:r>
-        <w:rPr>
-          <w:rStyle w:val="AttributeTok"/>
-        </w:rPr>
-        <w:t xml:space="preserve">token</w:t>
-      </w:r>
-      <w:r>
-        <w:rPr>
-          <w:rStyle w:val="SpecialCharTok"/>
-        </w:rPr>
-        <w:t xml:space="preserve">}</w:t>
-      </w:r>
-      <w:r>
-        <w:rPr>
-          <w:rStyle w:val="VerbatimStringTok"/>
-        </w:rPr>
-        <w:t xml:space="preserve">`</w:t>
-      </w:r>
-      <w:r>
-        <w:rPr>
-          <w:rStyle w:val="NormalTok"/>
-        </w:rPr>
-        <w:t xml:space="preserve">)</w:t>
-      </w:r>
-      <w:r>
-        <w:rPr>
-          <w:rStyle w:val="OperatorTok"/>
-        </w:rPr>
-        <w:t xml:space="preserve">;</w:t>
-      </w:r>
-    </w:p>
-    <w:p>
-      <w:pPr>
-        <w:pStyle w:val="FirstParagraph"/>
-      </w:pPr>
-      <w:r>
-        <w:t xml:space="preserve">To simulate a tap end-to-end you can also</w:t>
-      </w:r>
-      <w:r>
-        <w:t xml:space="preserve"> </w:t>
-      </w:r>
-      <w:r>
-        <w:rPr>
-          <w:rStyle w:val="VerbatimChar"/>
-        </w:rPr>
-        <w:t xml:space="preserve">POST /api/card/scan</w:t>
-      </w:r>
-      <w:r>
-        <w:t xml:space="preserve"> </w:t>
-      </w:r>
-      <w:r>
-        <w:t xml:space="preserve">with a known,</w:t>
-      </w:r>
-      <w:r>
-        <w:t xml:space="preserve"> </w:t>
-      </w:r>
-      <w:r>
-        <w:t xml:space="preserve">registered UID and follow the returned token.</w:t>
-      </w:r>
-    </w:p>
-    <w:p>
-      <w:r>
-        <w:br w:type="page"/>
-      </w:r>
-    </w:p>
-    <w:bookmarkEnd w:id="108"/>
-    <w:bookmarkEnd w:id="109"/>
-    <w:bookmarkStart w:id="118" w:name="congressus-integration"/>
-    <w:p>
-      <w:pPr>
-        <w:pStyle w:val="Heading1"/>
-      </w:pPr>
-      <w:r>
-        <w:t xml:space="preserve">Congressus Integration</w:t>
-      </w:r>
-    </w:p>
-    <w:p>
-      <w:pPr>
-        <w:pStyle w:val="FirstParagraph"/>
-      </w:pPr>
-      <w:r>
-        <w:t xml:space="preserve">SSS syncs three things with</w:t>
-      </w:r>
-      <w:r>
-        <w:t xml:space="preserve"> </w:t>
-      </w:r>
-      <w:r>
-        <w:rPr>
-          <w:b/>
-          <w:bCs/>
-        </w:rPr>
-        <w:t xml:space="preserve">Congressus API v30</w:t>
-      </w:r>
-      <w:r>
-        <w:t xml:space="preserve">: members (in), products (out),</w:t>
-      </w:r>
-      <w:r>
-        <w:t xml:space="preserve"> </w:t>
-      </w:r>
-      <w:r>
-        <w:t xml:space="preserve">and monthly sale-invoices (out). Client code lives in</w:t>
-      </w:r>
-      <w:r>
-        <w:t xml:space="preserve"> </w:t>
-      </w:r>
-      <w:r>
-        <w:rPr>
-          <w:rStyle w:val="VerbatimChar"/>
-        </w:rPr>
-        <w:t xml:space="preserve">src/lib/congressus.ts</w:t>
-      </w:r>
-      <w:r>
-        <w:t xml:space="preserve">.</w:t>
       </w:r>
     </w:p>
     <w:p>
@@ -15491,20 +15487,19 @@
         </w:numPr>
       </w:pPr>
       <w:r>
-        <w:rPr>
-          <w:b/>
-          <w:bCs/>
-        </w:rPr>
-        <w:t xml:space="preserve">Base URL:</w:t>
-      </w:r>
-      <w:r>
-        <w:t xml:space="preserve"> </w:t>
-      </w:r>
-      <w:r>
-        <w:rPr>
-          <w:rStyle w:val="VerbatimChar"/>
-        </w:rPr>
-        <w:t xml:space="preserve">https://api.congressus.nl/v30</w:t>
+        <w:t xml:space="preserve">Log in to</w:t>
+      </w:r>
+      <w:r>
+        <w:t xml:space="preserve"> </w:t>
+      </w:r>
+      <w:r>
+        <w:rPr>
+          <w:rStyle w:val="VerbatimChar"/>
+        </w:rPr>
+        <w:t xml:space="preserve">/admin</w:t>
+      </w:r>
+      <w:r>
+        <w:t xml:space="preserve">.</w:t>
       </w:r>
     </w:p>
     <w:p>
@@ -15520,320 +15515,477 @@
           <w:b/>
           <w:bCs/>
         </w:rPr>
-        <w:t xml:space="preserve">Auth:</w:t>
-      </w:r>
-      <w:r>
-        <w:t xml:space="preserve"> </w:t>
-      </w:r>
-      <w:r>
-        <w:rPr>
-          <w:rStyle w:val="VerbatimChar"/>
-        </w:rPr>
-        <w:t xml:space="preserve">Authorization: Bearer ${CONGRESSUS_API_TOKEN}</w:t>
-      </w:r>
-      <w:r>
-        <w:t xml:space="preserve"> </w:t>
-      </w:r>
-      <w:r>
-        <w:t xml:space="preserve">(a generic API token)</w:t>
-      </w:r>
-    </w:p>
-    <w:p>
-      <w:pPr>
-        <w:pStyle w:val="Compact"/>
-        <w:numPr>
-          <w:ilvl w:val="0"/>
-          <w:numId w:val="1026"/>
-        </w:numPr>
-      </w:pPr>
+        <w:t xml:space="preserve">Members</w:t>
+      </w:r>
+      <w:r>
+        <w:t xml:space="preserve"> </w:t>
+      </w:r>
+      <w:r>
+        <w:t xml:space="preserve">→ find a member →</w:t>
+      </w:r>
+      <w:r>
+        <w:t xml:space="preserve"> </w:t>
+      </w:r>
       <w:r>
         <w:rPr>
           <w:b/>
           <w:bCs/>
         </w:rPr>
-        <w:t xml:space="preserve">SSS product folder id:</w:t>
-      </w:r>
-      <w:r>
-        <w:t xml:space="preserve"> </w:t>
-      </w:r>
-      <w:r>
-        <w:rPr>
-          <w:rStyle w:val="VerbatimChar"/>
-        </w:rPr>
-        <w:t xml:space="preserve">5952</w:t>
-      </w:r>
-    </w:p>
-    <w:p>
-      <w:pPr>
-        <w:pStyle w:val="Compact"/>
-        <w:numPr>
-          <w:ilvl w:val="0"/>
-          <w:numId w:val="1026"/>
-        </w:numPr>
-      </w:pPr>
+        <w:t xml:space="preserve">Enter store</w:t>
+      </w:r>
+      <w:r>
+        <w:t xml:space="preserve">. This creates a shop session and</w:t>
+      </w:r>
+      <w:r>
+        <w:t xml:space="preserve"> </w:t>
+      </w:r>
+      <w:r>
+        <w:t xml:space="preserve">drops you into</w:t>
+      </w:r>
+      <w:r>
+        <w:t xml:space="preserve"> </w:t>
+      </w:r>
+      <w:r>
+        <w:rPr>
+          <w:rStyle w:val="VerbatimChar"/>
+        </w:rPr>
+        <w:t xml:space="preserve">/shop/&lt;token&gt;</w:t>
+      </w:r>
+      <w:r>
+        <w:t xml:space="preserve">.</w:t>
+      </w:r>
+    </w:p>
+    <w:p>
+      <w:pPr>
+        <w:pStyle w:val="FirstParagraph"/>
+      </w:pPr>
+      <w:r>
+        <w:t xml:space="preserve">Option B — a quick script (local DB):</w:t>
+      </w:r>
+    </w:p>
+    <w:p>
+      <w:pPr>
+        <w:pStyle w:val="SourceCode"/>
+      </w:pPr>
+      <w:r>
+        <w:rPr>
+          <w:rStyle w:val="CommentTok"/>
+        </w:rPr>
+        <w:t xml:space="preserve">// node script using the same Prisma setup as src/lib/prisma.ts</w:t>
+      </w:r>
+      <w:r>
+        <w:br/>
+      </w:r>
+      <w:r>
+        <w:rPr>
+          <w:rStyle w:val="KeywordTok"/>
+        </w:rPr>
+        <w:t xml:space="preserve">const</w:t>
+      </w:r>
+      <w:r>
+        <w:rPr>
+          <w:rStyle w:val="NormalTok"/>
+        </w:rPr>
+        <w:t xml:space="preserve"> session </w:t>
+      </w:r>
+      <w:r>
+        <w:rPr>
+          <w:rStyle w:val="OperatorTok"/>
+        </w:rPr>
+        <w:t xml:space="preserve">=</w:t>
+      </w:r>
+      <w:r>
+        <w:rPr>
+          <w:rStyle w:val="NormalTok"/>
+        </w:rPr>
+        <w:t xml:space="preserve"> </w:t>
+      </w:r>
+      <w:r>
+        <w:rPr>
+          <w:rStyle w:val="ControlFlowTok"/>
+        </w:rPr>
+        <w:t xml:space="preserve">await</w:t>
+      </w:r>
+      <w:r>
+        <w:rPr>
+          <w:rStyle w:val="NormalTok"/>
+        </w:rPr>
+        <w:t xml:space="preserve"> prisma</w:t>
+      </w:r>
+      <w:r>
+        <w:rPr>
+          <w:rStyle w:val="OperatorTok"/>
+        </w:rPr>
+        <w:t xml:space="preserve">.</w:t>
+      </w:r>
+      <w:r>
+        <w:rPr>
+          <w:rStyle w:val="AttributeTok"/>
+        </w:rPr>
+        <w:t xml:space="preserve">shopSession</w:t>
+      </w:r>
+      <w:r>
+        <w:rPr>
+          <w:rStyle w:val="OperatorTok"/>
+        </w:rPr>
+        <w:t xml:space="preserve">.</w:t>
+      </w:r>
+      <w:r>
+        <w:rPr>
+          <w:rStyle w:val="FunctionTok"/>
+        </w:rPr>
+        <w:t xml:space="preserve">create</w:t>
+      </w:r>
+      <w:r>
+        <w:rPr>
+          <w:rStyle w:val="NormalTok"/>
+        </w:rPr>
+        <w:t xml:space="preserve">({</w:t>
+      </w:r>
+      <w:r>
+        <w:br/>
+      </w:r>
+      <w:r>
+        <w:rPr>
+          <w:rStyle w:val="NormalTok"/>
+        </w:rPr>
+        <w:t xml:space="preserve">  </w:t>
+      </w:r>
+      <w:r>
+        <w:rPr>
+          <w:rStyle w:val="DataTypeTok"/>
+        </w:rPr>
+        <w:t xml:space="preserve">data</w:t>
+      </w:r>
+      <w:r>
+        <w:rPr>
+          <w:rStyle w:val="OperatorTok"/>
+        </w:rPr>
+        <w:t xml:space="preserve">:</w:t>
+      </w:r>
+      <w:r>
+        <w:rPr>
+          <w:rStyle w:val="NormalTok"/>
+        </w:rPr>
+        <w:t xml:space="preserve"> { </w:t>
+      </w:r>
+      <w:r>
+        <w:rPr>
+          <w:rStyle w:val="DataTypeTok"/>
+        </w:rPr>
+        <w:t xml:space="preserve">memberId</w:t>
+      </w:r>
+      <w:r>
+        <w:rPr>
+          <w:rStyle w:val="OperatorTok"/>
+        </w:rPr>
+        <w:t xml:space="preserve">:</w:t>
+      </w:r>
+      <w:r>
+        <w:rPr>
+          <w:rStyle w:val="NormalTok"/>
+        </w:rPr>
+        <w:t xml:space="preserve"> someMember</w:t>
+      </w:r>
+      <w:r>
+        <w:rPr>
+          <w:rStyle w:val="OperatorTok"/>
+        </w:rPr>
+        <w:t xml:space="preserve">.</w:t>
+      </w:r>
+      <w:r>
+        <w:rPr>
+          <w:rStyle w:val="AttributeTok"/>
+        </w:rPr>
+        <w:t xml:space="preserve">id</w:t>
+      </w:r>
+      <w:r>
+        <w:rPr>
+          <w:rStyle w:val="OperatorTok"/>
+        </w:rPr>
+        <w:t xml:space="preserve">,</w:t>
+      </w:r>
+      <w:r>
+        <w:rPr>
+          <w:rStyle w:val="NormalTok"/>
+        </w:rPr>
+        <w:t xml:space="preserve"> </w:t>
+      </w:r>
+      <w:r>
+        <w:rPr>
+          <w:rStyle w:val="DataTypeTok"/>
+        </w:rPr>
+        <w:t xml:space="preserve">expiresAt</w:t>
+      </w:r>
+      <w:r>
+        <w:rPr>
+          <w:rStyle w:val="OperatorTok"/>
+        </w:rPr>
+        <w:t xml:space="preserve">:</w:t>
+      </w:r>
+      <w:r>
+        <w:rPr>
+          <w:rStyle w:val="NormalTok"/>
+        </w:rPr>
+        <w:t xml:space="preserve"> </w:t>
+      </w:r>
+      <w:r>
+        <w:rPr>
+          <w:rStyle w:val="KeywordTok"/>
+        </w:rPr>
+        <w:t xml:space="preserve">new</w:t>
+      </w:r>
+      <w:r>
+        <w:rPr>
+          <w:rStyle w:val="NormalTok"/>
+        </w:rPr>
+        <w:t xml:space="preserve"> </w:t>
+      </w:r>
+      <w:r>
+        <w:rPr>
+          <w:rStyle w:val="BuiltInTok"/>
+        </w:rPr>
+        <w:t xml:space="preserve">Date</w:t>
+      </w:r>
+      <w:r>
+        <w:rPr>
+          <w:rStyle w:val="NormalTok"/>
+        </w:rPr>
+        <w:t xml:space="preserve">(</w:t>
+      </w:r>
+      <w:r>
+        <w:rPr>
+          <w:rStyle w:val="BuiltInTok"/>
+        </w:rPr>
+        <w:t xml:space="preserve">Date</w:t>
+      </w:r>
+      <w:r>
+        <w:rPr>
+          <w:rStyle w:val="OperatorTok"/>
+        </w:rPr>
+        <w:t xml:space="preserve">.</w:t>
+      </w:r>
+      <w:r>
+        <w:rPr>
+          <w:rStyle w:val="FunctionTok"/>
+        </w:rPr>
+        <w:t xml:space="preserve">now</w:t>
+      </w:r>
+      <w:r>
+        <w:rPr>
+          <w:rStyle w:val="NormalTok"/>
+        </w:rPr>
+        <w:t xml:space="preserve">() </w:t>
+      </w:r>
+      <w:r>
+        <w:rPr>
+          <w:rStyle w:val="OperatorTok"/>
+        </w:rPr>
+        <w:t xml:space="preserve">+</w:t>
+      </w:r>
+      <w:r>
+        <w:rPr>
+          <w:rStyle w:val="NormalTok"/>
+        </w:rPr>
+        <w:t xml:space="preserve"> </w:t>
+      </w:r>
+      <w:r>
+        <w:rPr>
+          <w:rStyle w:val="FloatTok"/>
+        </w:rPr>
+        <w:t xml:space="preserve">3600e3</w:t>
+      </w:r>
+      <w:r>
+        <w:rPr>
+          <w:rStyle w:val="NormalTok"/>
+        </w:rPr>
+        <w:t xml:space="preserve">) }</w:t>
+      </w:r>
+      <w:r>
+        <w:rPr>
+          <w:rStyle w:val="OperatorTok"/>
+        </w:rPr>
+        <w:t xml:space="preserve">,</w:t>
+      </w:r>
+      <w:r>
+        <w:br/>
+      </w:r>
+      <w:r>
+        <w:rPr>
+          <w:rStyle w:val="NormalTok"/>
+        </w:rPr>
+        <w:t xml:space="preserve">})</w:t>
+      </w:r>
+      <w:r>
+        <w:rPr>
+          <w:rStyle w:val="OperatorTok"/>
+        </w:rPr>
+        <w:t xml:space="preserve">;</w:t>
+      </w:r>
+      <w:r>
+        <w:br/>
+      </w:r>
+      <w:r>
+        <w:rPr>
+          <w:rStyle w:val="BuiltInTok"/>
+        </w:rPr>
+        <w:t xml:space="preserve">console</w:t>
+      </w:r>
+      <w:r>
+        <w:rPr>
+          <w:rStyle w:val="OperatorTok"/>
+        </w:rPr>
+        <w:t xml:space="preserve">.</w:t>
+      </w:r>
+      <w:r>
+        <w:rPr>
+          <w:rStyle w:val="FunctionTok"/>
+        </w:rPr>
+        <w:t xml:space="preserve">log</w:t>
+      </w:r>
+      <w:r>
+        <w:rPr>
+          <w:rStyle w:val="NormalTok"/>
+        </w:rPr>
+        <w:t xml:space="preserve">(</w:t>
+      </w:r>
+      <w:r>
+        <w:rPr>
+          <w:rStyle w:val="VerbatimStringTok"/>
+        </w:rPr>
+        <w:t xml:space="preserve">`/shop/</w:t>
+      </w:r>
+      <w:r>
+        <w:rPr>
+          <w:rStyle w:val="SpecialCharTok"/>
+        </w:rPr>
+        <w:t xml:space="preserve">${</w:t>
+      </w:r>
+      <w:r>
+        <w:rPr>
+          <w:rStyle w:val="NormalTok"/>
+        </w:rPr>
+        <w:t xml:space="preserve">session</w:t>
+      </w:r>
+      <w:r>
+        <w:rPr>
+          <w:rStyle w:val="OperatorTok"/>
+        </w:rPr>
+        <w:t xml:space="preserve">.</w:t>
+      </w:r>
+      <w:r>
+        <w:rPr>
+          <w:rStyle w:val="AttributeTok"/>
+        </w:rPr>
+        <w:t xml:space="preserve">token</w:t>
+      </w:r>
+      <w:r>
+        <w:rPr>
+          <w:rStyle w:val="SpecialCharTok"/>
+        </w:rPr>
+        <w:t xml:space="preserve">}</w:t>
+      </w:r>
+      <w:r>
+        <w:rPr>
+          <w:rStyle w:val="VerbatimStringTok"/>
+        </w:rPr>
+        <w:t xml:space="preserve">`</w:t>
+      </w:r>
+      <w:r>
+        <w:rPr>
+          <w:rStyle w:val="NormalTok"/>
+        </w:rPr>
+        <w:t xml:space="preserve">)</w:t>
+      </w:r>
+      <w:r>
+        <w:rPr>
+          <w:rStyle w:val="OperatorTok"/>
+        </w:rPr>
+        <w:t xml:space="preserve">;</w:t>
+      </w:r>
+    </w:p>
+    <w:p>
+      <w:pPr>
+        <w:pStyle w:val="FirstParagraph"/>
+      </w:pPr>
+      <w:r>
+        <w:t xml:space="preserve">To simulate a tap end-to-end you can also</w:t>
+      </w:r>
+      <w:r>
+        <w:t xml:space="preserve"> </w:t>
+      </w:r>
+      <w:r>
+        <w:rPr>
+          <w:rStyle w:val="VerbatimChar"/>
+        </w:rPr>
+        <w:t xml:space="preserve">POST /api/card/scan</w:t>
+      </w:r>
+      <w:r>
+        <w:t xml:space="preserve"> </w:t>
+      </w:r>
+      <w:r>
+        <w:t xml:space="preserve">with a known,</w:t>
+      </w:r>
+      <w:r>
+        <w:t xml:space="preserve"> </w:t>
+      </w:r>
+      <w:r>
+        <w:t xml:space="preserve">registered UID and follow the returned token.</w:t>
+      </w:r>
+    </w:p>
+    <w:p>
+      <w:r>
+        <w:br w:type="page"/>
+      </w:r>
+    </w:p>
+    <w:bookmarkEnd w:id="109"/>
+    <w:bookmarkEnd w:id="110"/>
+    <w:bookmarkStart w:id="119" w:name="congressus-integration"/>
+    <w:p>
+      <w:pPr>
+        <w:pStyle w:val="Heading1"/>
+      </w:pPr>
+      <w:r>
+        <w:t xml:space="preserve">Congressus Integration</w:t>
+      </w:r>
+    </w:p>
+    <w:p>
+      <w:pPr>
+        <w:pStyle w:val="FirstParagraph"/>
+      </w:pPr>
+      <w:r>
+        <w:t xml:space="preserve">SSS syncs three things with</w:t>
+      </w:r>
+      <w:r>
+        <w:t xml:space="preserve"> </w:t>
+      </w:r>
       <w:r>
         <w:rPr>
           <w:b/>
           <w:bCs/>
         </w:rPr>
-        <w:t xml:space="preserve">Imported member statuses:</w:t>
-      </w:r>
-      <w:r>
-        <w:t xml:space="preserve"> </w:t>
-      </w:r>
-      <w:r>
-        <w:rPr>
-          <w:rStyle w:val="VerbatimChar"/>
-        </w:rPr>
-        <w:t xml:space="preserve">1845</w:t>
-      </w:r>
-      <w:r>
-        <w:t xml:space="preserve"> </w:t>
-      </w:r>
-      <w:r>
-        <w:t xml:space="preserve">(Primary),</w:t>
-      </w:r>
-      <w:r>
-        <w:t xml:space="preserve"> </w:t>
-      </w:r>
-      <w:r>
-        <w:rPr>
-          <w:rStyle w:val="VerbatimChar"/>
-        </w:rPr>
-        <w:t xml:space="preserve">1844</w:t>
-      </w:r>
-      <w:r>
-        <w:t xml:space="preserve"> </w:t>
-      </w:r>
-      <w:r>
-        <w:t xml:space="preserve">(Secondary)</w:t>
-      </w:r>
-    </w:p>
-    <w:p>
-      <w:pPr>
-        <w:pStyle w:val="Compact"/>
-        <w:numPr>
-          <w:ilvl w:val="0"/>
-          <w:numId w:val="1026"/>
-        </w:numPr>
-      </w:pPr>
-      <w:r>
-        <w:rPr>
-          <w:b/>
-          <w:bCs/>
-        </w:rPr>
-        <w:t xml:space="preserve">Invoice workflow id:</w:t>
-      </w:r>
-      <w:r>
-        <w:t xml:space="preserve"> </w:t>
-      </w:r>
-      <w:r>
-        <w:rPr>
-          <w:rStyle w:val="VerbatimChar"/>
-        </w:rPr>
-        <w:t xml:space="preserve">605</w:t>
-      </w:r>
-      <w:r>
-        <w:t xml:space="preserve"> </w:t>
-      </w:r>
-      <w:r>
-        <w:t xml:space="preserve">(Contribution)</w:t>
-      </w:r>
-    </w:p>
-    <w:bookmarkStart w:id="110" w:name="members-congressus--sss"/>
-    <w:p>
-      <w:pPr>
-        <w:pStyle w:val="Heading2"/>
-      </w:pPr>
-      <w:r>
-        <w:t xml:space="preserve">Members (Congressus → SSS)</w:t>
-      </w:r>
-    </w:p>
-    <w:p>
-      <w:pPr>
-        <w:pStyle w:val="FirstParagraph"/>
-      </w:pPr>
-      <w:r>
-        <w:rPr>
-          <w:rStyle w:val="VerbatimChar"/>
-        </w:rPr>
-        <w:t xml:space="preserve">Members → Sync from Congressus</w:t>
-      </w:r>
-      <w:r>
-        <w:t xml:space="preserve"> </w:t>
-      </w:r>
-      <w:r>
-        <w:t xml:space="preserve">calls</w:t>
-      </w:r>
-      <w:r>
-        <w:t xml:space="preserve"> </w:t>
-      </w:r>
-      <w:r>
-        <w:rPr>
-          <w:rStyle w:val="VerbatimChar"/>
-        </w:rPr>
-        <w:t xml:space="preserve">fetchAllMembers()</w:t>
-      </w:r>
-      <w:r>
-        <w:t xml:space="preserve">, which pages through</w:t>
-      </w:r>
-      <w:r>
-        <w:t xml:space="preserve"> </w:t>
-      </w:r>
-      <w:r>
-        <w:rPr>
-          <w:rStyle w:val="VerbatimChar"/>
-        </w:rPr>
-        <w:t xml:space="preserve">GET /members?status_id=…</w:t>
-      </w:r>
-      <w:r>
-        <w:t xml:space="preserve"> </w:t>
-      </w:r>
-      <w:r>
-        <w:t xml:space="preserve">for the Primary and Secondary statuses and upserts</w:t>
-      </w:r>
-      <w:r>
-        <w:t xml:space="preserve"> </w:t>
-      </w:r>
-      <w:r>
-        <w:t xml:space="preserve">each by</w:t>
-      </w:r>
-      <w:r>
-        <w:t xml:space="preserve"> </w:t>
-      </w:r>
-      <w:r>
-        <w:rPr>
-          <w:rStyle w:val="VerbatimChar"/>
-        </w:rPr>
-        <w:t xml:space="preserve">congressusId</w:t>
-      </w:r>
-      <w:r>
-        <w:t xml:space="preserve">. A member is marked</w:t>
-      </w:r>
-      <w:r>
-        <w:t xml:space="preserve"> </w:t>
-      </w:r>
-      <w:r>
-        <w:rPr>
-          <w:rStyle w:val="VerbatimChar"/>
-        </w:rPr>
-        <w:t xml:space="preserve">active</w:t>
-      </w:r>
-      <w:r>
-        <w:t xml:space="preserve"> </w:t>
-      </w:r>
-      <w:r>
-        <w:t xml:space="preserve">unless Congressus says they</w:t>
-      </w:r>
-      <w:r>
-        <w:t xml:space="preserve"> </w:t>
-      </w:r>
-      <w:r>
-        <w:t xml:space="preserve">are deleted, locked, archived, or deceased. Members without an email are skipped</w:t>
-      </w:r>
-      <w:r>
-        <w:t xml:space="preserve"> </w:t>
-      </w:r>
-      <w:r>
-        <w:t xml:space="preserve">(email is the unique key used for card linking).</w:t>
-      </w:r>
-    </w:p>
-    <w:bookmarkEnd w:id="110"/>
-    <w:bookmarkStart w:id="113" w:name="products-sss--congressus"/>
-    <w:p>
-      <w:pPr>
-        <w:pStyle w:val="Heading2"/>
-      </w:pPr>
-      <w:r>
-        <w:t xml:space="preserve">Products (SSS → Congressus)</w:t>
-      </w:r>
-    </w:p>
-    <w:p>
-      <w:pPr>
-        <w:pStyle w:val="FirstParagraph"/>
-      </w:pPr>
-      <w:r>
-        <w:t xml:space="preserve">When you create a product in the admin panel it is also created in the Congressus</w:t>
-      </w:r>
-      <w:r>
-        <w:t xml:space="preserve"> </w:t>
-      </w:r>
-      <w:r>
-        <w:t xml:space="preserve">SSS folder, and its</w:t>
-      </w:r>
-      <w:r>
-        <w:t xml:space="preserve"> </w:t>
-      </w:r>
-      <w:r>
-        <w:rPr>
-          <w:b/>
-          <w:bCs/>
-        </w:rPr>
-        <w:t xml:space="preserve">offer id</w:t>
-      </w:r>
-      <w:r>
-        <w:t xml:space="preserve"> </w:t>
-      </w:r>
-      <w:r>
-        <w:t xml:space="preserve">is stored on the local product</w:t>
-      </w:r>
-      <w:r>
-        <w:t xml:space="preserve"> </w:t>
-      </w:r>
-      <w:r>
-        <w:t xml:space="preserve">(</w:t>
-      </w:r>
-      <w:r>
-        <w:rPr>
-          <w:rStyle w:val="VerbatimChar"/>
-        </w:rPr>
-        <w:t xml:space="preserve">congressusProductOfferId</w:t>
-      </w:r>
-      <w:r>
-        <w:t xml:space="preserve">). Name/price edits sync too.</w:t>
-      </w:r>
-    </w:p>
-    <w:bookmarkStart w:id="111" w:name="warning-the-product-id-vs-offer-id-quirk"/>
-    <w:p>
-      <w:pPr>
-        <w:pStyle w:val="Heading3"/>
-      </w:pPr>
-      <w:r>
-        <w:t xml:space="preserve">⚠️ The product id vs offer id quirk</w:t>
-      </w:r>
-    </w:p>
-    <w:p>
-      <w:pPr>
-        <w:pStyle w:val="FirstParagraph"/>
-      </w:pPr>
-      <w:r>
-        <w:t xml:space="preserve">A Congressus product has both a product entity id and a</w:t>
-      </w:r>
-      <w:r>
-        <w:t xml:space="preserve"> </w:t>
-      </w:r>
-      <w:r>
-        <w:rPr>
-          <w:b/>
-          <w:bCs/>
-        </w:rPr>
-        <w:t xml:space="preserve">product offer id</w:t>
+        <w:t xml:space="preserve">Congressus API v30</w:t>
+      </w:r>
+      <w:r>
+        <w:t xml:space="preserve">: members (in), products (out),</w:t>
+      </w:r>
+      <w:r>
+        <w:t xml:space="preserve"> </w:t>
+      </w:r>
+      <w:r>
+        <w:t xml:space="preserve">and monthly sale-invoices (out). Client code lives in</w:t>
+      </w:r>
+      <w:r>
+        <w:t xml:space="preserve"> </w:t>
+      </w:r>
+      <w:r>
+        <w:rPr>
+          <w:rStyle w:val="VerbatimChar"/>
+        </w:rPr>
+        <w:t xml:space="preserve">src/lib/congressus.ts</w:t>
       </w:r>
       <w:r>
         <w:t xml:space="preserve">.</w:t>
-      </w:r>
-      <w:r>
-        <w:t xml:space="preserve"> </w:t>
-      </w:r>
-      <w:r>
-        <w:rPr>
-          <w:b/>
-          <w:bCs/>
-        </w:rPr>
-        <w:t xml:space="preserve">Invoice line items reference the offer id</w:t>
-      </w:r>
-      <w:r>
-        <w:t xml:space="preserve">, not the product id.</w:t>
       </w:r>
     </w:p>
     <w:p>
@@ -15846,89 +15998,19 @@
       </w:pPr>
       <w:r>
         <w:rPr>
-          <w:rStyle w:val="VerbatimChar"/>
-        </w:rPr>
-        <w:t xml:space="preserve">POST /products</w:t>
-      </w:r>
-      <w:r>
-        <w:t xml:space="preserve"> </w:t>
-      </w:r>
-      <w:r>
-        <w:t xml:space="preserve">returns</w:t>
-      </w:r>
-      <w:r>
-        <w:t xml:space="preserve"> </w:t>
-      </w:r>
-      <w:r>
-        <w:rPr>
-          <w:rStyle w:val="VerbatimChar"/>
-        </w:rPr>
-        <w:t xml:space="preserve">id</w:t>
-      </w:r>
-      <w:r>
-        <w:t xml:space="preserve"> </w:t>
-      </w:r>
-      <w:r>
-        <w:t xml:space="preserve">/</w:t>
-      </w:r>
-      <w:r>
-        <w:t xml:space="preserve"> </w:t>
-      </w:r>
-      <w:r>
-        <w:rPr>
-          <w:rStyle w:val="VerbatimChar"/>
-        </w:rPr>
-        <w:t xml:space="preserve">product_offer_id</w:t>
-      </w:r>
-      <w:r>
-        <w:t xml:space="preserve"> </w:t>
-      </w:r>
-      <w:r>
-        <w:t xml:space="preserve">in the</w:t>
-      </w:r>
-      <w:r>
-        <w:t xml:space="preserve"> </w:t>
-      </w:r>
-      <w:r>
-        <w:rPr>
           <w:b/>
           <w:bCs/>
         </w:rPr>
-        <w:t xml:space="preserve">product-entity</w:t>
-      </w:r>
-      <w:r>
-        <w:t xml:space="preserve"> </w:t>
-      </w:r>
-      <w:r>
-        <w:t xml:space="preserve">range (e.g.</w:t>
-      </w:r>
-      <w:r>
-        <w:t xml:space="preserve"> </w:t>
-      </w:r>
-      <w:r>
-        <w:rPr>
-          <w:rStyle w:val="VerbatimChar"/>
-        </w:rPr>
-        <w:t xml:space="preserve">110xxx</w:t>
-      </w:r>
-      <w:r>
-        <w:t xml:space="preserve">), which is</w:t>
-      </w:r>
-      <w:r>
-        <w:t xml:space="preserve"> </w:t>
-      </w:r>
-      <w:r>
-        <w:rPr>
-          <w:b/>
-          <w:bCs/>
-        </w:rPr>
-        <w:t xml:space="preserve">not</w:t>
-      </w:r>
-      <w:r>
-        <w:t xml:space="preserve"> </w:t>
-      </w:r>
-      <w:r>
-        <w:t xml:space="preserve">the id used on invoices.</w:t>
+        <w:t xml:space="preserve">Base URL:</w:t>
+      </w:r>
+      <w:r>
+        <w:t xml:space="preserve"> </w:t>
+      </w:r>
+      <w:r>
+        <w:rPr>
+          <w:rStyle w:val="VerbatimChar"/>
+        </w:rPr>
+        <w:t xml:space="preserve">https://api.congressus.nl/v30</w:t>
       </w:r>
     </w:p>
     <w:p>
@@ -15940,210 +16022,324 @@
         </w:numPr>
       </w:pPr>
       <w:r>
-        <w:t xml:space="preserve">The real offer id (e.g.</w:t>
-      </w:r>
-      <w:r>
-        <w:t xml:space="preserve"> </w:t>
-      </w:r>
-      <w:r>
-        <w:rPr>
-          <w:rStyle w:val="VerbatimChar"/>
-        </w:rPr>
-        <w:t xml:space="preserve">118xxx</w:t>
-      </w:r>
-      <w:r>
-        <w:t xml:space="preserve">) only appears once you read the product back</w:t>
-      </w:r>
-      <w:r>
-        <w:t xml:space="preserve"> </w:t>
-      </w:r>
-      <w:r>
-        <w:t xml:space="preserve">from the</w:t>
-      </w:r>
-      <w:r>
-        <w:t xml:space="preserve"> </w:t>
-      </w:r>
-      <w:r>
         <w:rPr>
           <w:b/>
           <w:bCs/>
         </w:rPr>
-        <w:t xml:space="preserve">folder listing</w:t>
-      </w:r>
-      <w:r>
-        <w:t xml:space="preserve"> </w:t>
-      </w:r>
-      <w:r>
-        <w:t xml:space="preserve">(</w:t>
-      </w:r>
-      <w:r>
-        <w:rPr>
-          <w:rStyle w:val="VerbatimChar"/>
-        </w:rPr>
-        <w:t xml:space="preserve">GET /products?folder_id=5952</w:t>
-      </w:r>
-      <w:r>
-        <w:t xml:space="preserve">).</w:t>
-      </w:r>
-    </w:p>
-    <w:p>
-      <w:pPr>
-        <w:pStyle w:val="FirstParagraph"/>
-      </w:pPr>
-      <w:r>
-        <w:t xml:space="preserve">So</w:t>
-      </w:r>
-      <w:r>
-        <w:t xml:space="preserve"> </w:t>
-      </w:r>
-      <w:r>
-        <w:rPr>
-          <w:rStyle w:val="VerbatimChar"/>
-        </w:rPr>
-        <w:t xml:space="preserve">createCongressusProduct()</w:t>
-      </w:r>
-      <w:r>
-        <w:t xml:space="preserve"> </w:t>
-      </w:r>
-      <w:r>
-        <w:t xml:space="preserve">creates the product and then re-queries the folder</w:t>
-      </w:r>
-      <w:r>
-        <w:t xml:space="preserve"> </w:t>
-      </w:r>
-      <w:r>
-        <w:t xml:space="preserve">to find the real offer id. Using the wrong id silently produces an invoice with</w:t>
-      </w:r>
-      <w:r>
-        <w:t xml:space="preserve"> </w:t>
-      </w:r>
+        <w:t xml:space="preserve">Auth:</w:t>
+      </w:r>
+      <w:r>
+        <w:t xml:space="preserve"> </w:t>
+      </w:r>
+      <w:r>
+        <w:rPr>
+          <w:rStyle w:val="VerbatimChar"/>
+        </w:rPr>
+        <w:t xml:space="preserve">Authorization: Bearer ${CONGRESSUS_API_TOKEN}</w:t>
+      </w:r>
+      <w:r>
+        <w:t xml:space="preserve"> </w:t>
+      </w:r>
+      <w:r>
+        <w:t xml:space="preserve">(a generic API token)</w:t>
+      </w:r>
+    </w:p>
+    <w:p>
+      <w:pPr>
+        <w:pStyle w:val="Compact"/>
+        <w:numPr>
+          <w:ilvl w:val="0"/>
+          <w:numId w:val="1027"/>
+        </w:numPr>
+      </w:pPr>
       <w:r>
         <w:rPr>
           <w:b/>
           <w:bCs/>
         </w:rPr>
-        <w:t xml:space="preserve">empty line items</w:t>
-      </w:r>
-      <w:r>
-        <w:t xml:space="preserve">.</w:t>
-      </w:r>
-    </w:p>
-    <w:p>
-      <w:pPr>
-        <w:pStyle w:val="BlockText"/>
-      </w:pPr>
-      <w:r>
-        <w:t xml:space="preserve">Also note:</w:t>
-      </w:r>
-      <w:r>
-        <w:t xml:space="preserve"> </w:t>
-      </w:r>
-      <w:r>
-        <w:rPr>
-          <w:rStyle w:val="VerbatimChar"/>
-        </w:rPr>
-        <w:t xml:space="preserve">GET /products/{id}</w:t>
-      </w:r>
-      <w:r>
-        <w:t xml:space="preserve"> </w:t>
-      </w:r>
-      <w:r>
-        <w:t xml:space="preserve">returns 404 for any id, and</w:t>
-      </w:r>
-      <w:r>
-        <w:t xml:space="preserve"> </w:t>
-      </w:r>
-      <w:r>
-        <w:rPr>
-          <w:rStyle w:val="VerbatimChar"/>
-        </w:rPr>
-        <w:t xml:space="preserve">page_size</w:t>
-      </w:r>
-      <w:r>
-        <w:t xml:space="preserve"> </w:t>
-      </w:r>
-      <w:r>
-        <w:t xml:space="preserve">maxes</w:t>
-      </w:r>
-      <w:r>
-        <w:t xml:space="preserve"> </w:t>
-      </w:r>
-      <w:r>
-        <w:t xml:space="preserve">out at</w:t>
-      </w:r>
-      <w:r>
-        <w:t xml:space="preserve"> </w:t>
-      </w:r>
+        <w:t xml:space="preserve">SSS product folder id:</w:t>
+      </w:r>
+      <w:r>
+        <w:t xml:space="preserve"> </w:t>
+      </w:r>
+      <w:r>
+        <w:rPr>
+          <w:rStyle w:val="VerbatimChar"/>
+        </w:rPr>
+        <w:t xml:space="preserve">5952</w:t>
+      </w:r>
+    </w:p>
+    <w:p>
+      <w:pPr>
+        <w:pStyle w:val="Compact"/>
+        <w:numPr>
+          <w:ilvl w:val="0"/>
+          <w:numId w:val="1027"/>
+        </w:numPr>
+      </w:pPr>
       <w:r>
         <w:rPr>
           <w:b/>
           <w:bCs/>
         </w:rPr>
-        <w:t xml:space="preserve">100</w:t>
+        <w:t xml:space="preserve">Imported member statuses:</w:t>
+      </w:r>
+      <w:r>
+        <w:t xml:space="preserve"> </w:t>
+      </w:r>
+      <w:r>
+        <w:rPr>
+          <w:rStyle w:val="VerbatimChar"/>
+        </w:rPr>
+        <w:t xml:space="preserve">1845</w:t>
+      </w:r>
+      <w:r>
+        <w:t xml:space="preserve"> </w:t>
+      </w:r>
+      <w:r>
+        <w:t xml:space="preserve">(Primary),</w:t>
+      </w:r>
+      <w:r>
+        <w:t xml:space="preserve"> </w:t>
+      </w:r>
+      <w:r>
+        <w:rPr>
+          <w:rStyle w:val="VerbatimChar"/>
+        </w:rPr>
+        <w:t xml:space="preserve">1844</w:t>
+      </w:r>
+      <w:r>
+        <w:t xml:space="preserve"> </w:t>
+      </w:r>
+      <w:r>
+        <w:t xml:space="preserve">(Secondary)</w:t>
+      </w:r>
+    </w:p>
+    <w:p>
+      <w:pPr>
+        <w:pStyle w:val="Compact"/>
+        <w:numPr>
+          <w:ilvl w:val="0"/>
+          <w:numId w:val="1027"/>
+        </w:numPr>
+      </w:pPr>
+      <w:r>
+        <w:rPr>
+          <w:b/>
+          <w:bCs/>
+        </w:rPr>
+        <w:t xml:space="preserve">Invoice workflow id:</w:t>
+      </w:r>
+      <w:r>
+        <w:t xml:space="preserve"> </w:t>
+      </w:r>
+      <w:r>
+        <w:rPr>
+          <w:rStyle w:val="VerbatimChar"/>
+        </w:rPr>
+        <w:t xml:space="preserve">605</w:t>
+      </w:r>
+      <w:r>
+        <w:t xml:space="preserve"> </w:t>
+      </w:r>
+      <w:r>
+        <w:t xml:space="preserve">(Contribution)</w:t>
+      </w:r>
+    </w:p>
+    <w:bookmarkStart w:id="111" w:name="members-congressus--sss"/>
+    <w:p>
+      <w:pPr>
+        <w:pStyle w:val="Heading2"/>
+      </w:pPr>
+      <w:r>
+        <w:t xml:space="preserve">Members (Congressus → SSS)</w:t>
+      </w:r>
+    </w:p>
+    <w:p>
+      <w:pPr>
+        <w:pStyle w:val="FirstParagraph"/>
+      </w:pPr>
+      <w:r>
+        <w:rPr>
+          <w:rStyle w:val="VerbatimChar"/>
+        </w:rPr>
+        <w:t xml:space="preserve">Members → Sync from Congressus</w:t>
+      </w:r>
+      <w:r>
+        <w:t xml:space="preserve"> </w:t>
+      </w:r>
+      <w:r>
+        <w:t xml:space="preserve">calls</w:t>
+      </w:r>
+      <w:r>
+        <w:t xml:space="preserve"> </w:t>
+      </w:r>
+      <w:r>
+        <w:rPr>
+          <w:rStyle w:val="VerbatimChar"/>
+        </w:rPr>
+        <w:t xml:space="preserve">fetchAllMembers()</w:t>
+      </w:r>
+      <w:r>
+        <w:t xml:space="preserve">, which pages through</w:t>
+      </w:r>
+      <w:r>
+        <w:t xml:space="preserve"> </w:t>
+      </w:r>
+      <w:r>
+        <w:rPr>
+          <w:rStyle w:val="VerbatimChar"/>
+        </w:rPr>
+        <w:t xml:space="preserve">GET /members?status_id=…</w:t>
+      </w:r>
+      <w:r>
+        <w:t xml:space="preserve"> </w:t>
+      </w:r>
+      <w:r>
+        <w:t xml:space="preserve">for the Primary and Secondary statuses and upserts</w:t>
+      </w:r>
+      <w:r>
+        <w:t xml:space="preserve"> </w:t>
+      </w:r>
+      <w:r>
+        <w:t xml:space="preserve">each by</w:t>
+      </w:r>
+      <w:r>
+        <w:t xml:space="preserve"> </w:t>
+      </w:r>
+      <w:r>
+        <w:rPr>
+          <w:rStyle w:val="VerbatimChar"/>
+        </w:rPr>
+        <w:t xml:space="preserve">congressusId</w:t>
+      </w:r>
+      <w:r>
+        <w:t xml:space="preserve">. A member is marked</w:t>
+      </w:r>
+      <w:r>
+        <w:t xml:space="preserve"> </w:t>
+      </w:r>
+      <w:r>
+        <w:rPr>
+          <w:rStyle w:val="VerbatimChar"/>
+        </w:rPr>
+        <w:t xml:space="preserve">active</w:t>
+      </w:r>
+      <w:r>
+        <w:t xml:space="preserve"> </w:t>
+      </w:r>
+      <w:r>
+        <w:t xml:space="preserve">unless Congressus says they</w:t>
+      </w:r>
+      <w:r>
+        <w:t xml:space="preserve"> </w:t>
+      </w:r>
+      <w:r>
+        <w:t xml:space="preserve">are deleted, locked, archived, or deceased. Members without an email are skipped</w:t>
+      </w:r>
+      <w:r>
+        <w:t xml:space="preserve"> </w:t>
+      </w:r>
+      <w:r>
+        <w:t xml:space="preserve">(email is the unique key used for card linking).</w:t>
+      </w:r>
+    </w:p>
+    <w:bookmarkEnd w:id="111"/>
+    <w:bookmarkStart w:id="114" w:name="products-sss--congressus"/>
+    <w:p>
+      <w:pPr>
+        <w:pStyle w:val="Heading2"/>
+      </w:pPr>
+      <w:r>
+        <w:t xml:space="preserve">Products (SSS → Congressus)</w:t>
+      </w:r>
+    </w:p>
+    <w:p>
+      <w:pPr>
+        <w:pStyle w:val="FirstParagraph"/>
+      </w:pPr>
+      <w:r>
+        <w:t xml:space="preserve">When you create a product in the admin panel it is also created in the Congressus</w:t>
+      </w:r>
+      <w:r>
+        <w:t xml:space="preserve"> </w:t>
+      </w:r>
+      <w:r>
+        <w:t xml:space="preserve">SSS folder, and its</w:t>
+      </w:r>
+      <w:r>
+        <w:t xml:space="preserve"> </w:t>
+      </w:r>
+      <w:r>
+        <w:rPr>
+          <w:b/>
+          <w:bCs/>
+        </w:rPr>
+        <w:t xml:space="preserve">offer id</w:t>
+      </w:r>
+      <w:r>
+        <w:t xml:space="preserve"> </w:t>
+      </w:r>
+      <w:r>
+        <w:t xml:space="preserve">is stored on the local product</w:t>
+      </w:r>
+      <w:r>
+        <w:t xml:space="preserve"> </w:t>
+      </w:r>
+      <w:r>
+        <w:t xml:space="preserve">(</w:t>
+      </w:r>
+      <w:r>
+        <w:rPr>
+          <w:rStyle w:val="VerbatimChar"/>
+        </w:rPr>
+        <w:t xml:space="preserve">congressusProductOfferId</w:t>
+      </w:r>
+      <w:r>
+        <w:t xml:space="preserve">). Name/price edits sync too.</w:t>
+      </w:r>
+    </w:p>
+    <w:bookmarkStart w:id="112" w:name="warning-the-product-id-vs-offer-id-quirk"/>
+    <w:p>
+      <w:pPr>
+        <w:pStyle w:val="Heading3"/>
+      </w:pPr>
+      <w:r>
+        <w:t xml:space="preserve">⚠️ The product id vs offer id quirk</w:t>
+      </w:r>
+    </w:p>
+    <w:p>
+      <w:pPr>
+        <w:pStyle w:val="FirstParagraph"/>
+      </w:pPr>
+      <w:r>
+        <w:t xml:space="preserve">A Congressus product has both a product entity id and a</w:t>
+      </w:r>
+      <w:r>
+        <w:t xml:space="preserve"> </w:t>
+      </w:r>
+      <w:r>
+        <w:rPr>
+          <w:b/>
+          <w:bCs/>
+        </w:rPr>
+        <w:t xml:space="preserve">product offer id</w:t>
       </w:r>
       <w:r>
         <w:t xml:space="preserve">.</w:t>
       </w:r>
-    </w:p>
-    <w:bookmarkEnd w:id="111"/>
-    <w:bookmarkStart w:id="112" w:name="backfilling-existing-products"/>
-    <w:p>
-      <w:pPr>
-        <w:pStyle w:val="Heading3"/>
-      </w:pPr>
-      <w:r>
-        <w:t xml:space="preserve">Backfilling existing products</w:t>
-      </w:r>
-    </w:p>
-    <w:p>
-      <w:pPr>
-        <w:pStyle w:val="FirstParagraph"/>
-      </w:pPr>
-      <w:r>
-        <w:t xml:space="preserve">Products created before offer ids were tracked can be matched to the folder by</w:t>
-      </w:r>
-      <w:r>
-        <w:t xml:space="preserve"> </w:t>
-      </w:r>
-      <w:r>
-        <w:t xml:space="preserve">name/price via</w:t>
-      </w:r>
-      <w:r>
-        <w:t xml:space="preserve"> </w:t>
-      </w:r>
-      <w:r>
-        <w:rPr>
-          <w:rStyle w:val="VerbatimChar"/>
-        </w:rPr>
-        <w:t xml:space="preserve">POST /api/admin/sync-product-offers</w:t>
-      </w:r>
-      <w:r>
-        <w:t xml:space="preserve">.</w:t>
-      </w:r>
-    </w:p>
-    <w:bookmarkEnd w:id="112"/>
-    <w:bookmarkEnd w:id="113"/>
-    <w:bookmarkStart w:id="115" w:name="sale-invoices-sss--congressus"/>
-    <w:p>
-      <w:pPr>
-        <w:pStyle w:val="Heading2"/>
-      </w:pPr>
-      <w:r>
-        <w:t xml:space="preserve">Sale invoices (SSS → Congressus)</w:t>
-      </w:r>
-    </w:p>
-    <w:p>
-      <w:pPr>
-        <w:pStyle w:val="FirstParagraph"/>
-      </w:pPr>
-      <w:r>
-        <w:rPr>
-          <w:rStyle w:val="VerbatimChar"/>
-        </w:rPr>
-        <w:t xml:space="preserve">Invoices → Export to Congressus</w:t>
-      </w:r>
-      <w:r>
-        <w:t xml:space="preserve">:</w:t>
+      <w:r>
+        <w:t xml:space="preserve"> </w:t>
+      </w:r>
+      <w:r>
+        <w:rPr>
+          <w:b/>
+          <w:bCs/>
+        </w:rPr>
+        <w:t xml:space="preserve">Invoice line items reference the offer id</w:t>
+      </w:r>
+      <w:r>
+        <w:t xml:space="preserve">, not the product id.</w:t>
       </w:r>
     </w:p>
     <w:p>
@@ -16155,22 +16351,46 @@
         </w:numPr>
       </w:pPr>
       <w:r>
-        <w:t xml:space="preserve">Group all</w:t>
-      </w:r>
-      <w:r>
-        <w:t xml:space="preserve"> </w:t>
-      </w:r>
-      <w:r>
-        <w:rPr>
-          <w:rStyle w:val="VerbatimChar"/>
-        </w:rPr>
-        <w:t xml:space="preserve">CONFIRMED</w:t>
-      </w:r>
-      <w:r>
-        <w:t xml:space="preserve"> </w:t>
-      </w:r>
-      <w:r>
-        <w:t xml:space="preserve">invoices by</w:t>
+        <w:rPr>
+          <w:rStyle w:val="VerbatimChar"/>
+        </w:rPr>
+        <w:t xml:space="preserve">POST /products</w:t>
+      </w:r>
+      <w:r>
+        <w:t xml:space="preserve"> </w:t>
+      </w:r>
+      <w:r>
+        <w:t xml:space="preserve">returns</w:t>
+      </w:r>
+      <w:r>
+        <w:t xml:space="preserve"> </w:t>
+      </w:r>
+      <w:r>
+        <w:rPr>
+          <w:rStyle w:val="VerbatimChar"/>
+        </w:rPr>
+        <w:t xml:space="preserve">id</w:t>
+      </w:r>
+      <w:r>
+        <w:t xml:space="preserve"> </w:t>
+      </w:r>
+      <w:r>
+        <w:t xml:space="preserve">/</w:t>
+      </w:r>
+      <w:r>
+        <w:t xml:space="preserve"> </w:t>
+      </w:r>
+      <w:r>
+        <w:rPr>
+          <w:rStyle w:val="VerbatimChar"/>
+        </w:rPr>
+        <w:t xml:space="preserve">product_offer_id</w:t>
+      </w:r>
+      <w:r>
+        <w:t xml:space="preserve"> </w:t>
+      </w:r>
+      <w:r>
+        <w:t xml:space="preserve">in the</w:t>
       </w:r>
       <w:r>
         <w:t xml:space="preserve"> </w:t>
@@ -16180,10 +16400,41 @@
           <w:b/>
           <w:bCs/>
         </w:rPr>
-        <w:t xml:space="preserve">member × calendar month</w:t>
-      </w:r>
-      <w:r>
-        <w:t xml:space="preserve">.</w:t>
+        <w:t xml:space="preserve">product-entity</w:t>
+      </w:r>
+      <w:r>
+        <w:t xml:space="preserve"> </w:t>
+      </w:r>
+      <w:r>
+        <w:t xml:space="preserve">range (e.g.</w:t>
+      </w:r>
+      <w:r>
+        <w:t xml:space="preserve"> </w:t>
+      </w:r>
+      <w:r>
+        <w:rPr>
+          <w:rStyle w:val="VerbatimChar"/>
+        </w:rPr>
+        <w:t xml:space="preserve">110xxx</w:t>
+      </w:r>
+      <w:r>
+        <w:t xml:space="preserve">), which is</w:t>
+      </w:r>
+      <w:r>
+        <w:t xml:space="preserve"> </w:t>
+      </w:r>
+      <w:r>
+        <w:rPr>
+          <w:b/>
+          <w:bCs/>
+        </w:rPr>
+        <w:t xml:space="preserve">not</w:t>
+      </w:r>
+      <w:r>
+        <w:t xml:space="preserve"> </w:t>
+      </w:r>
+      <w:r>
+        <w:t xml:space="preserve">the id used on invoices.</w:t>
       </w:r>
     </w:p>
     <w:p>
@@ -16195,6 +16446,261 @@
         </w:numPr>
       </w:pPr>
       <w:r>
+        <w:t xml:space="preserve">The real offer id (e.g.</w:t>
+      </w:r>
+      <w:r>
+        <w:t xml:space="preserve"> </w:t>
+      </w:r>
+      <w:r>
+        <w:rPr>
+          <w:rStyle w:val="VerbatimChar"/>
+        </w:rPr>
+        <w:t xml:space="preserve">118xxx</w:t>
+      </w:r>
+      <w:r>
+        <w:t xml:space="preserve">) only appears once you read the product back</w:t>
+      </w:r>
+      <w:r>
+        <w:t xml:space="preserve"> </w:t>
+      </w:r>
+      <w:r>
+        <w:t xml:space="preserve">from the</w:t>
+      </w:r>
+      <w:r>
+        <w:t xml:space="preserve"> </w:t>
+      </w:r>
+      <w:r>
+        <w:rPr>
+          <w:b/>
+          <w:bCs/>
+        </w:rPr>
+        <w:t xml:space="preserve">folder listing</w:t>
+      </w:r>
+      <w:r>
+        <w:t xml:space="preserve"> </w:t>
+      </w:r>
+      <w:r>
+        <w:t xml:space="preserve">(</w:t>
+      </w:r>
+      <w:r>
+        <w:rPr>
+          <w:rStyle w:val="VerbatimChar"/>
+        </w:rPr>
+        <w:t xml:space="preserve">GET /products?folder_id=5952</w:t>
+      </w:r>
+      <w:r>
+        <w:t xml:space="preserve">).</w:t>
+      </w:r>
+    </w:p>
+    <w:p>
+      <w:pPr>
+        <w:pStyle w:val="FirstParagraph"/>
+      </w:pPr>
+      <w:r>
+        <w:t xml:space="preserve">So</w:t>
+      </w:r>
+      <w:r>
+        <w:t xml:space="preserve"> </w:t>
+      </w:r>
+      <w:r>
+        <w:rPr>
+          <w:rStyle w:val="VerbatimChar"/>
+        </w:rPr>
+        <w:t xml:space="preserve">createCongressusProduct()</w:t>
+      </w:r>
+      <w:r>
+        <w:t xml:space="preserve"> </w:t>
+      </w:r>
+      <w:r>
+        <w:t xml:space="preserve">creates the product and then re-queries the folder</w:t>
+      </w:r>
+      <w:r>
+        <w:t xml:space="preserve"> </w:t>
+      </w:r>
+      <w:r>
+        <w:t xml:space="preserve">to find the real offer id. Using the wrong id silently produces an invoice with</w:t>
+      </w:r>
+      <w:r>
+        <w:t xml:space="preserve"> </w:t>
+      </w:r>
+      <w:r>
+        <w:rPr>
+          <w:b/>
+          <w:bCs/>
+        </w:rPr>
+        <w:t xml:space="preserve">empty line items</w:t>
+      </w:r>
+      <w:r>
+        <w:t xml:space="preserve">.</w:t>
+      </w:r>
+    </w:p>
+    <w:p>
+      <w:pPr>
+        <w:pStyle w:val="BlockText"/>
+      </w:pPr>
+      <w:r>
+        <w:t xml:space="preserve">Also note:</w:t>
+      </w:r>
+      <w:r>
+        <w:t xml:space="preserve"> </w:t>
+      </w:r>
+      <w:r>
+        <w:rPr>
+          <w:rStyle w:val="VerbatimChar"/>
+        </w:rPr>
+        <w:t xml:space="preserve">GET /products/{id}</w:t>
+      </w:r>
+      <w:r>
+        <w:t xml:space="preserve"> </w:t>
+      </w:r>
+      <w:r>
+        <w:t xml:space="preserve">returns 404 for any id, and</w:t>
+      </w:r>
+      <w:r>
+        <w:t xml:space="preserve"> </w:t>
+      </w:r>
+      <w:r>
+        <w:rPr>
+          <w:rStyle w:val="VerbatimChar"/>
+        </w:rPr>
+        <w:t xml:space="preserve">page_size</w:t>
+      </w:r>
+      <w:r>
+        <w:t xml:space="preserve"> </w:t>
+      </w:r>
+      <w:r>
+        <w:t xml:space="preserve">maxes</w:t>
+      </w:r>
+      <w:r>
+        <w:t xml:space="preserve"> </w:t>
+      </w:r>
+      <w:r>
+        <w:t xml:space="preserve">out at</w:t>
+      </w:r>
+      <w:r>
+        <w:t xml:space="preserve"> </w:t>
+      </w:r>
+      <w:r>
+        <w:rPr>
+          <w:b/>
+          <w:bCs/>
+        </w:rPr>
+        <w:t xml:space="preserve">100</w:t>
+      </w:r>
+      <w:r>
+        <w:t xml:space="preserve">.</w:t>
+      </w:r>
+    </w:p>
+    <w:bookmarkEnd w:id="112"/>
+    <w:bookmarkStart w:id="113" w:name="backfilling-existing-products"/>
+    <w:p>
+      <w:pPr>
+        <w:pStyle w:val="Heading3"/>
+      </w:pPr>
+      <w:r>
+        <w:t xml:space="preserve">Backfilling existing products</w:t>
+      </w:r>
+    </w:p>
+    <w:p>
+      <w:pPr>
+        <w:pStyle w:val="FirstParagraph"/>
+      </w:pPr>
+      <w:r>
+        <w:t xml:space="preserve">Products created before offer ids were tracked can be matched to the folder by</w:t>
+      </w:r>
+      <w:r>
+        <w:t xml:space="preserve"> </w:t>
+      </w:r>
+      <w:r>
+        <w:t xml:space="preserve">name/price via</w:t>
+      </w:r>
+      <w:r>
+        <w:t xml:space="preserve"> </w:t>
+      </w:r>
+      <w:r>
+        <w:rPr>
+          <w:rStyle w:val="VerbatimChar"/>
+        </w:rPr>
+        <w:t xml:space="preserve">POST /api/admin/sync-product-offers</w:t>
+      </w:r>
+      <w:r>
+        <w:t xml:space="preserve">.</w:t>
+      </w:r>
+    </w:p>
+    <w:bookmarkEnd w:id="113"/>
+    <w:bookmarkEnd w:id="114"/>
+    <w:bookmarkStart w:id="116" w:name="sale-invoices-sss--congressus"/>
+    <w:p>
+      <w:pPr>
+        <w:pStyle w:val="Heading2"/>
+      </w:pPr>
+      <w:r>
+        <w:t xml:space="preserve">Sale invoices (SSS → Congressus)</w:t>
+      </w:r>
+    </w:p>
+    <w:p>
+      <w:pPr>
+        <w:pStyle w:val="FirstParagraph"/>
+      </w:pPr>
+      <w:r>
+        <w:rPr>
+          <w:rStyle w:val="VerbatimChar"/>
+        </w:rPr>
+        <w:t xml:space="preserve">Invoices → Export to Congressus</w:t>
+      </w:r>
+      <w:r>
+        <w:t xml:space="preserve">:</w:t>
+      </w:r>
+    </w:p>
+    <w:p>
+      <w:pPr>
+        <w:pStyle w:val="Compact"/>
+        <w:numPr>
+          <w:ilvl w:val="0"/>
+          <w:numId w:val="1029"/>
+        </w:numPr>
+      </w:pPr>
+      <w:r>
+        <w:t xml:space="preserve">Group all</w:t>
+      </w:r>
+      <w:r>
+        <w:t xml:space="preserve"> </w:t>
+      </w:r>
+      <w:r>
+        <w:rPr>
+          <w:rStyle w:val="VerbatimChar"/>
+        </w:rPr>
+        <w:t xml:space="preserve">CONFIRMED</w:t>
+      </w:r>
+      <w:r>
+        <w:t xml:space="preserve"> </w:t>
+      </w:r>
+      <w:r>
+        <w:t xml:space="preserve">invoices by</w:t>
+      </w:r>
+      <w:r>
+        <w:t xml:space="preserve"> </w:t>
+      </w:r>
+      <w:r>
+        <w:rPr>
+          <w:b/>
+          <w:bCs/>
+        </w:rPr>
+        <w:t xml:space="preserve">member × calendar month</w:t>
+      </w:r>
+      <w:r>
+        <w:t xml:space="preserve">.</w:t>
+      </w:r>
+    </w:p>
+    <w:p>
+      <w:pPr>
+        <w:pStyle w:val="Compact"/>
+        <w:numPr>
+          <w:ilvl w:val="0"/>
+          <w:numId w:val="1029"/>
+        </w:numPr>
+      </w:pPr>
+      <w:r>
         <w:t xml:space="preserve">For each group, create one Congressus sale-invoice via</w:t>
       </w:r>
       <w:r>
@@ -16215,7 +16721,7 @@
         <w:pStyle w:val="Compact"/>
         <w:numPr>
           <w:ilvl w:val="1"/>
-          <w:numId w:val="1029"/>
+          <w:numId w:val="1030"/>
         </w:numPr>
       </w:pPr>
       <w:r>
@@ -16242,7 +16748,7 @@
         <w:pStyle w:val="Compact"/>
         <w:numPr>
           <w:ilvl w:val="1"/>
-          <w:numId w:val="1029"/>
+          <w:numId w:val="1030"/>
         </w:numPr>
       </w:pPr>
       <w:r>
@@ -16263,7 +16769,7 @@
         <w:pStyle w:val="Compact"/>
         <w:numPr>
           <w:ilvl w:val="1"/>
-          <w:numId w:val="1029"/>
+          <w:numId w:val="1030"/>
         </w:numPr>
       </w:pPr>
       <w:r>
@@ -16367,7 +16873,7 @@
         <w:pStyle w:val="Compact"/>
         <w:numPr>
           <w:ilvl w:val="0"/>
-          <w:numId w:val="1028"/>
+          <w:numId w:val="1029"/>
         </w:numPr>
       </w:pPr>
       <w:r>
@@ -16401,7 +16907,7 @@
         <w:t xml:space="preserve">.</w:t>
       </w:r>
     </w:p>
-    <w:bookmarkStart w:id="114" w:name="warning-the-500-instead-of-400-quirk"/>
+    <w:bookmarkStart w:id="115" w:name="warning-the-500-instead-of-400-quirk"/>
     <w:p>
       <w:pPr>
         <w:pStyle w:val="Heading3"/>
@@ -16507,9 +17013,9 @@
         <w:t xml:space="preserve">array in the initial create call.</w:t>
       </w:r>
     </w:p>
-    <w:bookmarkEnd w:id="114"/>
     <w:bookmarkEnd w:id="115"/>
-    <w:bookmarkStart w:id="116" w:name="the-sss-purchases-mendix-fallback"/>
+    <w:bookmarkEnd w:id="116"/>
+    <w:bookmarkStart w:id="117" w:name="the-sss-purchases-mendix-fallback"/>
     <w:p>
       <w:pPr>
         <w:pStyle w:val="Heading2"/>
@@ -16559,8 +17065,8 @@
         <w:t xml:space="preserve">products have offer ids, invoices show real product line items instead.</w:t>
       </w:r>
     </w:p>
-    <w:bookmarkEnd w:id="116"/>
-    <w:bookmarkStart w:id="117" w:name="quick-reference-of-quirks"/>
+    <w:bookmarkEnd w:id="117"/>
+    <w:bookmarkStart w:id="118" w:name="quick-reference-of-quirks"/>
     <w:p>
       <w:pPr>
         <w:pStyle w:val="Heading2"/>
@@ -16842,9 +17348,9 @@
         <w:br w:type="page"/>
       </w:r>
     </w:p>
-    <w:bookmarkEnd w:id="117"/>
     <w:bookmarkEnd w:id="118"/>
-    <w:bookmarkStart w:id="125" w:name="admin-guide-for-the-board"/>
+    <w:bookmarkEnd w:id="119"/>
+    <w:bookmarkStart w:id="126" w:name="admin-guide-for-the-board"/>
     <w:p>
       <w:pPr>
         <w:pStyle w:val="Heading1"/>
@@ -16884,7 +17390,7 @@
         <w:t xml:space="preserve">and Invoices, plus links back to the Kiosk and Log out.</w:t>
       </w:r>
     </w:p>
-    <w:bookmarkStart w:id="119" w:name="dashboard"/>
+    <w:bookmarkStart w:id="120" w:name="dashboard"/>
     <w:p>
       <w:pPr>
         <w:pStyle w:val="Heading2"/>
@@ -16923,192 +17429,6 @@
       </w:r>
       <w:r>
         <w:t xml:space="preserve">):</w:t>
-      </w:r>
-    </w:p>
-    <w:p>
-      <w:pPr>
-        <w:pStyle w:val="Compact"/>
-        <w:numPr>
-          <w:ilvl w:val="0"/>
-          <w:numId w:val="1030"/>
-        </w:numPr>
-      </w:pPr>
-      <w:r>
-        <w:rPr>
-          <w:b/>
-          <w:bCs/>
-        </w:rPr>
-        <w:t xml:space="preserve">KPIs:</w:t>
-      </w:r>
-      <w:r>
-        <w:t xml:space="preserve"> </w:t>
-      </w:r>
-      <w:r>
-        <w:t xml:space="preserve">Revenue, Active users, Orders, Items sold, Average order.</w:t>
-      </w:r>
-      <w:r>
-        <w:t xml:space="preserve"> </w:t>
-      </w:r>
-      <w:r>
-        <w:rPr>
-          <w:i/>
-          <w:iCs/>
-        </w:rPr>
-        <w:t xml:space="preserve">Active</w:t>
-      </w:r>
-      <w:r>
-        <w:rPr>
-          <w:i/>
-          <w:iCs/>
-        </w:rPr>
-        <w:t xml:space="preserve"> </w:t>
-      </w:r>
-      <w:r>
-        <w:rPr>
-          <w:i/>
-          <w:iCs/>
-        </w:rPr>
-        <w:t xml:space="preserve">users</w:t>
-      </w:r>
-      <w:r>
-        <w:t xml:space="preserve"> </w:t>
-      </w:r>
-      <w:r>
-        <w:t xml:space="preserve">counts the distinct members who made at least one purchase in the period.</w:t>
-      </w:r>
-    </w:p>
-    <w:p>
-      <w:pPr>
-        <w:pStyle w:val="Compact"/>
-        <w:numPr>
-          <w:ilvl w:val="0"/>
-          <w:numId w:val="1030"/>
-        </w:numPr>
-      </w:pPr>
-      <w:r>
-        <w:rPr>
-          <w:b/>
-          <w:bCs/>
-        </w:rPr>
-        <w:t xml:space="preserve">Revenue over time:</w:t>
-      </w:r>
-      <w:r>
-        <w:t xml:space="preserve"> </w:t>
-      </w:r>
-      <w:r>
-        <w:t xml:space="preserve">a daily bar chart (hover a bar for the date and amount).</w:t>
-      </w:r>
-    </w:p>
-    <w:p>
-      <w:pPr>
-        <w:pStyle w:val="Compact"/>
-        <w:numPr>
-          <w:ilvl w:val="0"/>
-          <w:numId w:val="1030"/>
-        </w:numPr>
-      </w:pPr>
-      <w:r>
-        <w:rPr>
-          <w:b/>
-          <w:bCs/>
-        </w:rPr>
-        <w:t xml:space="preserve">Most popular items:</w:t>
-      </w:r>
-      <w:r>
-        <w:t xml:space="preserve"> </w:t>
-      </w:r>
-      <w:r>
-        <w:t xml:space="preserve">ranked by quantity, with revenue per item.</w:t>
-      </w:r>
-    </w:p>
-    <w:p>
-      <w:pPr>
-        <w:pStyle w:val="Compact"/>
-        <w:numPr>
-          <w:ilvl w:val="0"/>
-          <w:numId w:val="1030"/>
-        </w:numPr>
-      </w:pPr>
-      <w:r>
-        <w:rPr>
-          <w:b/>
-          <w:bCs/>
-        </w:rPr>
-        <w:t xml:space="preserve">Top spenders:</w:t>
-      </w:r>
-      <w:r>
-        <w:t xml:space="preserve"> </w:t>
-      </w:r>
-      <w:r>
-        <w:t xml:space="preserve">the 10 members who spent the most in the period, with their</w:t>
-      </w:r>
-      <w:r>
-        <w:t xml:space="preserve"> </w:t>
-      </w:r>
-      <w:r>
-        <w:t xml:space="preserve">total spend and order count.</w:t>
-      </w:r>
-    </w:p>
-    <w:p>
-      <w:pPr>
-        <w:pStyle w:val="Compact"/>
-        <w:numPr>
-          <w:ilvl w:val="0"/>
-          <w:numId w:val="1030"/>
-        </w:numPr>
-      </w:pPr>
-      <w:r>
-        <w:rPr>
-          <w:b/>
-          <w:bCs/>
-        </w:rPr>
-        <w:t xml:space="preserve">Recent purchases:</w:t>
-      </w:r>
-      <w:r>
-        <w:t xml:space="preserve"> </w:t>
-      </w:r>
-      <w:r>
-        <w:t xml:space="preserve">a live feed of the latest orders in the period — which</w:t>
-      </w:r>
-      <w:r>
-        <w:t xml:space="preserve"> </w:t>
-      </w:r>
-      <w:r>
-        <w:t xml:space="preserve">member bought which items, the order total, and how long ago.</w:t>
-      </w:r>
-    </w:p>
-    <w:p>
-      <w:pPr>
-        <w:pStyle w:val="FirstParagraph"/>
-      </w:pPr>
-      <w:r>
-        <w:t xml:space="preserve">All figures count</w:t>
-      </w:r>
-      <w:r>
-        <w:t xml:space="preserve"> </w:t>
-      </w:r>
-      <w:r>
-        <w:rPr>
-          <w:b/>
-          <w:bCs/>
-        </w:rPr>
-        <w:t xml:space="preserve">confirmed and exported</w:t>
-      </w:r>
-      <w:r>
-        <w:t xml:space="preserve"> </w:t>
-      </w:r>
-      <w:r>
-        <w:t xml:space="preserve">purchases in the chosen period.</w:t>
-      </w:r>
-    </w:p>
-    <w:bookmarkEnd w:id="119"/>
-    <w:bookmarkStart w:id="120" w:name="members"/>
-    <w:p>
-      <w:pPr>
-        <w:pStyle w:val="Heading2"/>
-      </w:pPr>
-      <w:r>
-        <w:t xml:space="preserve">Members</w:t>
       </w:r>
     </w:p>
     <w:p>
@@ -17124,13 +17444,43 @@
           <w:b/>
           <w:bCs/>
         </w:rPr>
-        <w:t xml:space="preserve">Search</w:t>
-      </w:r>
-      <w:r>
-        <w:t xml:space="preserve"> </w:t>
-      </w:r>
-      <w:r>
-        <w:t xml:space="preserve">by name or email.</w:t>
+        <w:t xml:space="preserve">KPIs:</w:t>
+      </w:r>
+      <w:r>
+        <w:t xml:space="preserve"> </w:t>
+      </w:r>
+      <w:r>
+        <w:t xml:space="preserve">Revenue, Active users, Orders, Items sold, Average order.</w:t>
+      </w:r>
+      <w:r>
+        <w:t xml:space="preserve"> </w:t>
+      </w:r>
+      <w:r>
+        <w:rPr>
+          <w:i/>
+          <w:iCs/>
+        </w:rPr>
+        <w:t xml:space="preserve">Active</w:t>
+      </w:r>
+      <w:r>
+        <w:rPr>
+          <w:i/>
+          <w:iCs/>
+        </w:rPr>
+        <w:t xml:space="preserve"> </w:t>
+      </w:r>
+      <w:r>
+        <w:rPr>
+          <w:i/>
+          <w:iCs/>
+        </w:rPr>
+        <w:t xml:space="preserve">users</w:t>
+      </w:r>
+      <w:r>
+        <w:t xml:space="preserve"> </w:t>
+      </w:r>
+      <w:r>
+        <w:t xml:space="preserve">counts the distinct members who made at least one purchase in the period.</w:t>
       </w:r>
     </w:p>
     <w:p>
@@ -17146,25 +17496,13 @@
           <w:b/>
           <w:bCs/>
         </w:rPr>
-        <w:t xml:space="preserve">Sync from Congressus</w:t>
-      </w:r>
-      <w:r>
-        <w:t xml:space="preserve"> </w:t>
-      </w:r>
-      <w:r>
-        <w:t xml:space="preserve">— imports/updates all Primary &amp; Secondary members. Run</w:t>
-      </w:r>
-      <w:r>
-        <w:t xml:space="preserve"> </w:t>
-      </w:r>
-      <w:r>
-        <w:t xml:space="preserve">this whenever membership changes (new members, status changes). Inactive</w:t>
-      </w:r>
-      <w:r>
-        <w:t xml:space="preserve"> </w:t>
-      </w:r>
-      <w:r>
-        <w:t xml:space="preserve">members are flagged and cannot link cards.</w:t>
+        <w:t xml:space="preserve">Revenue over time:</w:t>
+      </w:r>
+      <w:r>
+        <w:t xml:space="preserve"> </w:t>
+      </w:r>
+      <w:r>
+        <w:t xml:space="preserve">a daily bar chart (hover a bar for the date and amount).</w:t>
       </w:r>
     </w:p>
     <w:p>
@@ -17180,35 +17518,13 @@
           <w:b/>
           <w:bCs/>
         </w:rPr>
-        <w:t xml:space="preserve">🛒 Enter store</w:t>
-      </w:r>
-      <w:r>
-        <w:t xml:space="preserve"> </w:t>
-      </w:r>
-      <w:r>
-        <w:t xml:space="preserve">— opens the kiosk shop</w:t>
-      </w:r>
-      <w:r>
-        <w:t xml:space="preserve"> </w:t>
-      </w:r>
-      <w:r>
-        <w:rPr>
-          <w:b/>
-          <w:bCs/>
-        </w:rPr>
-        <w:t xml:space="preserve">as that member</w:t>
-      </w:r>
-      <w:r>
-        <w:t xml:space="preserve"> </w:t>
-      </w:r>
-      <w:r>
-        <w:t xml:space="preserve">so you can place an</w:t>
-      </w:r>
-      <w:r>
-        <w:t xml:space="preserve"> </w:t>
-      </w:r>
-      <w:r>
-        <w:t xml:space="preserve">order on their behalf (e.g. manual sale). It behaves exactly like a card tap.</w:t>
+        <w:t xml:space="preserve">Most popular items:</w:t>
+      </w:r>
+      <w:r>
+        <w:t xml:space="preserve"> </w:t>
+      </w:r>
+      <w:r>
+        <w:t xml:space="preserve">ranked by quantity, with revenue per item.</w:t>
       </w:r>
     </w:p>
     <w:p>
@@ -17224,47 +17540,86 @@
           <w:b/>
           <w:bCs/>
         </w:rPr>
-        <w:t xml:space="preserve">Delete</w:t>
-      </w:r>
-      <w:r>
-        <w:t xml:space="preserve"> </w:t>
-      </w:r>
-      <w:r>
-        <w:t xml:space="preserve">— removes a member and their linked cards. Blocked if the member has</w:t>
-      </w:r>
-      <w:r>
-        <w:t xml:space="preserve"> </w:t>
-      </w:r>
-      <w:r>
-        <w:t xml:space="preserve">any invoices (delete/clear those first).</w:t>
-      </w:r>
-    </w:p>
-    <w:p>
-      <w:pPr>
-        <w:pStyle w:val="BlockText"/>
-      </w:pPr>
-      <w:r>
-        <w:t xml:space="preserve">Cards are normally linked by members themselves via the email flow — you don't</w:t>
-      </w:r>
-      <w:r>
-        <w:t xml:space="preserve"> </w:t>
-      </w:r>
-      <w:r>
-        <w:t xml:space="preserve">link cards from the admin panel.</w:t>
+        <w:t xml:space="preserve">Top spenders:</w:t>
+      </w:r>
+      <w:r>
+        <w:t xml:space="preserve"> </w:t>
+      </w:r>
+      <w:r>
+        <w:t xml:space="preserve">the 10 members who spent the most in the period, with their</w:t>
+      </w:r>
+      <w:r>
+        <w:t xml:space="preserve"> </w:t>
+      </w:r>
+      <w:r>
+        <w:t xml:space="preserve">total spend and order count.</w:t>
+      </w:r>
+    </w:p>
+    <w:p>
+      <w:pPr>
+        <w:pStyle w:val="Compact"/>
+        <w:numPr>
+          <w:ilvl w:val="0"/>
+          <w:numId w:val="1031"/>
+        </w:numPr>
+      </w:pPr>
+      <w:r>
+        <w:rPr>
+          <w:b/>
+          <w:bCs/>
+        </w:rPr>
+        <w:t xml:space="preserve">Recent purchases:</w:t>
+      </w:r>
+      <w:r>
+        <w:t xml:space="preserve"> </w:t>
+      </w:r>
+      <w:r>
+        <w:t xml:space="preserve">a live feed of the latest orders in the period — which</w:t>
+      </w:r>
+      <w:r>
+        <w:t xml:space="preserve"> </w:t>
+      </w:r>
+      <w:r>
+        <w:t xml:space="preserve">member bought which items, the order total, and how long ago.</w:t>
+      </w:r>
+    </w:p>
+    <w:p>
+      <w:pPr>
+        <w:pStyle w:val="FirstParagraph"/>
+      </w:pPr>
+      <w:r>
+        <w:t xml:space="preserve">All figures count</w:t>
+      </w:r>
+      <w:r>
+        <w:t xml:space="preserve"> </w:t>
+      </w:r>
+      <w:r>
+        <w:rPr>
+          <w:b/>
+          <w:bCs/>
+        </w:rPr>
+        <w:t xml:space="preserve">confirmed and exported</w:t>
+      </w:r>
+      <w:r>
+        <w:t xml:space="preserve"> </w:t>
+      </w:r>
+      <w:r>
+        <w:t xml:space="preserve">purchases in the chosen period.</w:t>
       </w:r>
     </w:p>
     <w:bookmarkEnd w:id="120"/>
-    <w:bookmarkStart w:id="121" w:name="products"/>
+    <w:bookmarkStart w:id="121" w:name="members"/>
     <w:p>
       <w:pPr>
         <w:pStyle w:val="Heading2"/>
       </w:pPr>
       <w:r>
-        <w:t xml:space="preserve">Products</w:t>
-      </w:r>
-    </w:p>
-    <w:p>
-      <w:pPr>
+        <w:t xml:space="preserve">Members</w:t>
+      </w:r>
+    </w:p>
+    <w:p>
+      <w:pPr>
+        <w:pStyle w:val="Compact"/>
         <w:numPr>
           <w:ilvl w:val="0"/>
           <w:numId w:val="1032"/>
@@ -17275,102 +17630,18 @@
           <w:b/>
           <w:bCs/>
         </w:rPr>
-        <w:t xml:space="preserve">Categories</w:t>
-      </w:r>
-      <w:r>
-        <w:t xml:space="preserve"> </w:t>
-      </w:r>
-      <w:r>
-        <w:t xml:space="preserve">— at the top of the page, add a new category by typing a name and</w:t>
-      </w:r>
-      <w:r>
-        <w:t xml:space="preserve"> </w:t>
-      </w:r>
-      <w:r>
-        <w:t xml:space="preserve">pressing</w:t>
-      </w:r>
-      <w:r>
-        <w:t xml:space="preserve"> </w:t>
-      </w:r>
-      <w:r>
-        <w:rPr>
-          <w:b/>
-          <w:bCs/>
-        </w:rPr>
-        <w:t xml:space="preserve">Add category</w:t>
-      </w:r>
-      <w:r>
-        <w:t xml:space="preserve">. Each chip shows how many products it holds; the</w:t>
-      </w:r>
-      <w:r>
-        <w:t xml:space="preserve"> </w:t>
-      </w:r>
-      <w:r>
-        <w:rPr>
-          <w:b/>
-          <w:bCs/>
-        </w:rPr>
-        <w:t xml:space="preserve">×</w:t>
-      </w:r>
-      <w:r>
-        <w:t xml:space="preserve"> </w:t>
-      </w:r>
-      <w:r>
-        <w:t xml:space="preserve">deletes a category, but only once it's</w:t>
-      </w:r>
-      <w:r>
-        <w:t xml:space="preserve"> </w:t>
-      </w:r>
-      <w:r>
-        <w:rPr>
-          <w:b/>
-          <w:bCs/>
-        </w:rPr>
-        <w:t xml:space="preserve">empty</w:t>
-      </w:r>
-      <w:r>
-        <w:t xml:space="preserve"> </w:t>
-      </w:r>
-      <w:r>
-        <w:t xml:space="preserve">(move or archive its products</w:t>
-      </w:r>
-      <w:r>
-        <w:t xml:space="preserve"> </w:t>
-      </w:r>
-      <w:r>
-        <w:t xml:space="preserve">first). Use the</w:t>
-      </w:r>
-      <w:r>
-        <w:t xml:space="preserve"> </w:t>
-      </w:r>
-      <w:r>
-        <w:rPr>
-          <w:b/>
-          <w:bCs/>
-        </w:rPr>
-        <w:t xml:space="preserve">‹ ›</w:t>
-      </w:r>
-      <w:r>
-        <w:t xml:space="preserve"> </w:t>
-      </w:r>
-      <w:r>
-        <w:t xml:space="preserve">arrows on a chip to reorder categories — the order sets</w:t>
-      </w:r>
-      <w:r>
-        <w:t xml:space="preserve"> </w:t>
-      </w:r>
-      <w:r>
-        <w:t xml:space="preserve">both the section order and the filter-pill order in the kiosk shop. Categories</w:t>
-      </w:r>
-      <w:r>
-        <w:t xml:space="preserve"> </w:t>
-      </w:r>
-      <w:r>
-        <w:t xml:space="preserve">appear as the section headers and the filter pills in the kiosk shop.</w:t>
-      </w:r>
-    </w:p>
-    <w:p>
-      <w:pPr>
+        <w:t xml:space="preserve">Search</w:t>
+      </w:r>
+      <w:r>
+        <w:t xml:space="preserve"> </w:t>
+      </w:r>
+      <w:r>
+        <w:t xml:space="preserve">by name or email.</w:t>
+      </w:r>
+    </w:p>
+    <w:p>
+      <w:pPr>
+        <w:pStyle w:val="Compact"/>
         <w:numPr>
           <w:ilvl w:val="0"/>
           <w:numId w:val="1032"/>
@@ -17381,42 +17652,30 @@
           <w:b/>
           <w:bCs/>
         </w:rPr>
-        <w:t xml:space="preserve">Add product</w:t>
-      </w:r>
-      <w:r>
-        <w:t xml:space="preserve"> </w:t>
-      </w:r>
-      <w:r>
-        <w:t xml:space="preserve">— name, price (€), category, and optional stock (blank =</w:t>
-      </w:r>
-      <w:r>
-        <w:t xml:space="preserve"> </w:t>
-      </w:r>
-      <w:r>
-        <w:t xml:space="preserve">unlimited). Creating a product also creates a matching Congressus product so it</w:t>
-      </w:r>
-      <w:r>
-        <w:t xml:space="preserve"> </w:t>
-      </w:r>
-      <w:r>
-        <w:t xml:space="preserve">can appear on invoices. New products start as</w:t>
-      </w:r>
-      <w:r>
-        <w:t xml:space="preserve"> </w:t>
-      </w:r>
-      <w:r>
-        <w:rPr>
-          <w:b/>
-          <w:bCs/>
-        </w:rPr>
-        <w:t xml:space="preserve">Draft</w:t>
-      </w:r>
-      <w:r>
-        <w:t xml:space="preserve">.</w:t>
-      </w:r>
-    </w:p>
-    <w:p>
-      <w:pPr>
+        <w:t xml:space="preserve">Sync from Congressus</w:t>
+      </w:r>
+      <w:r>
+        <w:t xml:space="preserve"> </w:t>
+      </w:r>
+      <w:r>
+        <w:t xml:space="preserve">— imports/updates all Primary &amp; Secondary members. Run</w:t>
+      </w:r>
+      <w:r>
+        <w:t xml:space="preserve"> </w:t>
+      </w:r>
+      <w:r>
+        <w:t xml:space="preserve">this whenever membership changes (new members, status changes). Inactive</w:t>
+      </w:r>
+      <w:r>
+        <w:t xml:space="preserve"> </w:t>
+      </w:r>
+      <w:r>
+        <w:t xml:space="preserve">members are flagged and cannot link cards.</w:t>
+      </w:r>
+    </w:p>
+    <w:p>
+      <w:pPr>
+        <w:pStyle w:val="Compact"/>
         <w:numPr>
           <w:ilvl w:val="0"/>
           <w:numId w:val="1032"/>
@@ -17427,13 +17686,13 @@
           <w:b/>
           <w:bCs/>
         </w:rPr>
-        <w:t xml:space="preserve">Edit price</w:t>
-      </w:r>
-      <w:r>
-        <w:t xml:space="preserve"> </w:t>
-      </w:r>
-      <w:r>
-        <w:t xml:space="preserve">— click the price, type a new value, press Enter or</w:t>
+        <w:t xml:space="preserve">🛒 Enter store</w:t>
+      </w:r>
+      <w:r>
+        <w:t xml:space="preserve"> </w:t>
+      </w:r>
+      <w:r>
+        <w:t xml:space="preserve">— opens the kiosk shop</w:t>
       </w:r>
       <w:r>
         <w:t xml:space="preserve"> </w:t>
@@ -17443,20 +17702,24 @@
           <w:b/>
           <w:bCs/>
         </w:rPr>
-        <w:t xml:space="preserve">Save</w:t>
-      </w:r>
-      <w:r>
-        <w:t xml:space="preserve">.</w:t>
-      </w:r>
-      <w:r>
-        <w:t xml:space="preserve"> </w:t>
-      </w:r>
-      <w:r>
-        <w:t xml:space="preserve">Price changes sync to Congressus.</w:t>
-      </w:r>
-    </w:p>
-    <w:p>
-      <w:pPr>
+        <w:t xml:space="preserve">as that member</w:t>
+      </w:r>
+      <w:r>
+        <w:t xml:space="preserve"> </w:t>
+      </w:r>
+      <w:r>
+        <w:t xml:space="preserve">so you can place an</w:t>
+      </w:r>
+      <w:r>
+        <w:t xml:space="preserve"> </w:t>
+      </w:r>
+      <w:r>
+        <w:t xml:space="preserve">order on their behalf (e.g. manual sale). It behaves exactly like a card tap.</w:t>
+      </w:r>
+    </w:p>
+    <w:p>
+      <w:pPr>
+        <w:pStyle w:val="Compact"/>
         <w:numPr>
           <w:ilvl w:val="0"/>
           <w:numId w:val="1032"/>
@@ -17467,41 +17730,70 @@
           <w:b/>
           <w:bCs/>
         </w:rPr>
-        <w:t xml:space="preserve">Edit stock</w:t>
-      </w:r>
-      <w:r>
-        <w:t xml:space="preserve"> </w:t>
-      </w:r>
-      <w:r>
-        <w:t xml:space="preserve">— click the stock line under the product name to set a count</w:t>
-      </w:r>
-      <w:r>
-        <w:t xml:space="preserve"> </w:t>
-      </w:r>
-      <w:r>
-        <w:t xml:space="preserve">(blank = unlimited). When stock reaches</w:t>
-      </w:r>
-      <w:r>
-        <w:t xml:space="preserve"> </w:t>
-      </w:r>
+        <w:t xml:space="preserve">Delete</w:t>
+      </w:r>
+      <w:r>
+        <w:t xml:space="preserve"> </w:t>
+      </w:r>
+      <w:r>
+        <w:t xml:space="preserve">— removes a member and their linked cards. Blocked if the member has</w:t>
+      </w:r>
+      <w:r>
+        <w:t xml:space="preserve"> </w:t>
+      </w:r>
+      <w:r>
+        <w:t xml:space="preserve">any invoices (delete/clear those first).</w:t>
+      </w:r>
+    </w:p>
+    <w:p>
+      <w:pPr>
+        <w:pStyle w:val="BlockText"/>
+      </w:pPr>
+      <w:r>
+        <w:t xml:space="preserve">Cards are normally linked by members themselves via the email flow — you don't</w:t>
+      </w:r>
+      <w:r>
+        <w:t xml:space="preserve"> </w:t>
+      </w:r>
+      <w:r>
+        <w:t xml:space="preserve">link cards from the admin panel.</w:t>
+      </w:r>
+    </w:p>
+    <w:bookmarkEnd w:id="121"/>
+    <w:bookmarkStart w:id="122" w:name="products"/>
+    <w:p>
+      <w:pPr>
+        <w:pStyle w:val="Heading2"/>
+      </w:pPr>
+      <w:r>
+        <w:t xml:space="preserve">Products</w:t>
+      </w:r>
+    </w:p>
+    <w:p>
+      <w:pPr>
+        <w:numPr>
+          <w:ilvl w:val="0"/>
+          <w:numId w:val="1033"/>
+        </w:numPr>
+      </w:pPr>
       <w:r>
         <w:rPr>
           <w:b/>
           <w:bCs/>
         </w:rPr>
-        <w:t xml:space="preserve">0</w:t>
-      </w:r>
-      <w:r>
-        <w:t xml:space="preserve"> </w:t>
-      </w:r>
-      <w:r>
-        <w:t xml:space="preserve">the product is shown greyed-out</w:t>
-      </w:r>
-      <w:r>
-        <w:t xml:space="preserve"> </w:t>
-      </w:r>
-      <w:r>
-        <w:t xml:space="preserve">with an</w:t>
+        <w:t xml:space="preserve">Categories</w:t>
+      </w:r>
+      <w:r>
+        <w:t xml:space="preserve"> </w:t>
+      </w:r>
+      <w:r>
+        <w:t xml:space="preserve">— at the top of the page, add a new category by typing a name and</w:t>
+      </w:r>
+      <w:r>
+        <w:t xml:space="preserve"> </w:t>
+      </w:r>
+      <w:r>
+        <w:t xml:space="preserve">pressing</w:t>
       </w:r>
       <w:r>
         <w:t xml:space="preserve"> </w:t>
@@ -17511,13 +17803,10 @@
           <w:b/>
           <w:bCs/>
         </w:rPr>
-        <w:t xml:space="preserve">Out of stock</w:t>
-      </w:r>
-      <w:r>
-        <w:t xml:space="preserve"> </w:t>
-      </w:r>
-      <w:r>
-        <w:t xml:space="preserve">label in the kiosk — but members can</w:t>
+        <w:t xml:space="preserve">Add category</w:t>
+      </w:r>
+      <w:r>
+        <w:t xml:space="preserve">. Each chip shows how many products it holds; the</w:t>
       </w:r>
       <w:r>
         <w:t xml:space="preserve"> </w:t>
@@ -17527,13 +17816,13 @@
           <w:b/>
           <w:bCs/>
         </w:rPr>
-        <w:t xml:space="preserve">still buy it</w:t>
-      </w:r>
-      <w:r>
-        <w:t xml:space="preserve"> </w:t>
-      </w:r>
-      <w:r>
-        <w:t xml:space="preserve">(the count is a guide, not a hard block, in case it's wrong).</w:t>
+        <w:t xml:space="preserve">×</w:t>
+      </w:r>
+      <w:r>
+        <w:t xml:space="preserve"> </w:t>
+      </w:r>
+      <w:r>
+        <w:t xml:space="preserve">deletes a category, but only once it's</w:t>
       </w:r>
       <w:r>
         <w:t xml:space="preserve"> </w:t>
@@ -17543,46 +17832,100 @@
           <w:b/>
           <w:bCs/>
         </w:rPr>
-        <w:t xml:space="preserve">Stock decreases</w:t>
+        <w:t xml:space="preserve">empty</w:t>
+      </w:r>
+      <w:r>
+        <w:t xml:space="preserve"> </w:t>
+      </w:r>
+      <w:r>
+        <w:t xml:space="preserve">(move or archive its products</w:t>
+      </w:r>
+      <w:r>
+        <w:t xml:space="preserve"> </w:t>
+      </w:r>
+      <w:r>
+        <w:t xml:space="preserve">first). Use the</w:t>
+      </w:r>
+      <w:r>
+        <w:t xml:space="preserve"> </w:t>
       </w:r>
       <w:r>
         <w:rPr>
           <w:b/>
           <w:bCs/>
         </w:rPr>
-        <w:t xml:space="preserve"> </w:t>
-      </w:r>
+        <w:t xml:space="preserve">‹ ›</w:t>
+      </w:r>
+      <w:r>
+        <w:t xml:space="preserve"> </w:t>
+      </w:r>
+      <w:r>
+        <w:t xml:space="preserve">arrows on a chip to reorder categories — the order sets</w:t>
+      </w:r>
+      <w:r>
+        <w:t xml:space="preserve"> </w:t>
+      </w:r>
+      <w:r>
+        <w:t xml:space="preserve">both the section order and the filter-pill order in the kiosk shop. Categories</w:t>
+      </w:r>
+      <w:r>
+        <w:t xml:space="preserve"> </w:t>
+      </w:r>
+      <w:r>
+        <w:t xml:space="preserve">appear as the section headers and the filter pills in the kiosk shop.</w:t>
+      </w:r>
+    </w:p>
+    <w:p>
+      <w:pPr>
+        <w:numPr>
+          <w:ilvl w:val="0"/>
+          <w:numId w:val="1033"/>
+        </w:numPr>
+      </w:pPr>
       <w:r>
         <w:rPr>
           <w:b/>
           <w:bCs/>
         </w:rPr>
-        <w:t xml:space="preserve">automatically</w:t>
-      </w:r>
-      <w:r>
-        <w:t xml:space="preserve"> </w:t>
-      </w:r>
-      <w:r>
-        <w:t xml:space="preserve">as products are bought (by the quantity in each confirmed</w:t>
-      </w:r>
-      <w:r>
-        <w:t xml:space="preserve"> </w:t>
-      </w:r>
-      <w:r>
-        <w:t xml:space="preserve">order); it clamps at 0 and never goes negative, and unlimited products are</w:t>
-      </w:r>
-      <w:r>
-        <w:t xml:space="preserve"> </w:t>
-      </w:r>
-      <w:r>
-        <w:t xml:space="preserve">unaffected. Set the count again when you restock.</w:t>
+        <w:t xml:space="preserve">Add product</w:t>
+      </w:r>
+      <w:r>
+        <w:t xml:space="preserve"> </w:t>
+      </w:r>
+      <w:r>
+        <w:t xml:space="preserve">— name, price (€), category, and optional stock (blank =</w:t>
+      </w:r>
+      <w:r>
+        <w:t xml:space="preserve"> </w:t>
+      </w:r>
+      <w:r>
+        <w:t xml:space="preserve">unlimited). Creating a product also creates a matching Congressus product so it</w:t>
+      </w:r>
+      <w:r>
+        <w:t xml:space="preserve"> </w:t>
+      </w:r>
+      <w:r>
+        <w:t xml:space="preserve">can appear on invoices. New products start as</w:t>
+      </w:r>
+      <w:r>
+        <w:t xml:space="preserve"> </w:t>
+      </w:r>
+      <w:r>
+        <w:rPr>
+          <w:b/>
+          <w:bCs/>
+        </w:rPr>
+        <w:t xml:space="preserve">Draft</w:t>
+      </w:r>
+      <w:r>
+        <w:t xml:space="preserve">.</w:t>
       </w:r>
     </w:p>
     <w:p>
       <w:pPr>
         <w:numPr>
           <w:ilvl w:val="0"/>
-          <w:numId w:val="1032"/>
+          <w:numId w:val="1033"/>
         </w:numPr>
       </w:pPr>
       <w:r>
@@ -17590,26 +17933,189 @@
           <w:b/>
           <w:bCs/>
         </w:rPr>
-        <w:t xml:space="preserve">Change category</w:t>
-      </w:r>
-      <w:r>
-        <w:t xml:space="preserve"> </w:t>
-      </w:r>
-      <w:r>
-        <w:t xml:space="preserve">— pick a different category from the dropdown on the product</w:t>
-      </w:r>
-      <w:r>
-        <w:t xml:space="preserve"> </w:t>
-      </w:r>
-      <w:r>
-        <w:t xml:space="preserve">row; it moves immediately. Category is SSS-only (it doesn't affect Congressus).</w:t>
+        <w:t xml:space="preserve">Edit price</w:t>
+      </w:r>
+      <w:r>
+        <w:t xml:space="preserve"> </w:t>
+      </w:r>
+      <w:r>
+        <w:t xml:space="preserve">— click the price, type a new value, press Enter or</w:t>
+      </w:r>
+      <w:r>
+        <w:t xml:space="preserve"> </w:t>
+      </w:r>
+      <w:r>
+        <w:rPr>
+          <w:b/>
+          <w:bCs/>
+        </w:rPr>
+        <w:t xml:space="preserve">Save</w:t>
+      </w:r>
+      <w:r>
+        <w:t xml:space="preserve">.</w:t>
+      </w:r>
+      <w:r>
+        <w:t xml:space="preserve"> </w:t>
+      </w:r>
+      <w:r>
+        <w:t xml:space="preserve">Price changes sync to Congressus.</w:t>
       </w:r>
     </w:p>
     <w:p>
       <w:pPr>
         <w:numPr>
           <w:ilvl w:val="0"/>
-          <w:numId w:val="1032"/>
+          <w:numId w:val="1033"/>
+        </w:numPr>
+      </w:pPr>
+      <w:r>
+        <w:rPr>
+          <w:b/>
+          <w:bCs/>
+        </w:rPr>
+        <w:t xml:space="preserve">Edit stock</w:t>
+      </w:r>
+      <w:r>
+        <w:t xml:space="preserve"> </w:t>
+      </w:r>
+      <w:r>
+        <w:t xml:space="preserve">— click the stock line under the product name to set a count</w:t>
+      </w:r>
+      <w:r>
+        <w:t xml:space="preserve"> </w:t>
+      </w:r>
+      <w:r>
+        <w:t xml:space="preserve">(blank = unlimited). When stock reaches</w:t>
+      </w:r>
+      <w:r>
+        <w:t xml:space="preserve"> </w:t>
+      </w:r>
+      <w:r>
+        <w:rPr>
+          <w:b/>
+          <w:bCs/>
+        </w:rPr>
+        <w:t xml:space="preserve">0</w:t>
+      </w:r>
+      <w:r>
+        <w:t xml:space="preserve"> </w:t>
+      </w:r>
+      <w:r>
+        <w:t xml:space="preserve">the product is shown greyed-out</w:t>
+      </w:r>
+      <w:r>
+        <w:t xml:space="preserve"> </w:t>
+      </w:r>
+      <w:r>
+        <w:t xml:space="preserve">with an</w:t>
+      </w:r>
+      <w:r>
+        <w:t xml:space="preserve"> </w:t>
+      </w:r>
+      <w:r>
+        <w:rPr>
+          <w:b/>
+          <w:bCs/>
+        </w:rPr>
+        <w:t xml:space="preserve">Out of stock</w:t>
+      </w:r>
+      <w:r>
+        <w:t xml:space="preserve"> </w:t>
+      </w:r>
+      <w:r>
+        <w:t xml:space="preserve">label in the kiosk — but members can</w:t>
+      </w:r>
+      <w:r>
+        <w:t xml:space="preserve"> </w:t>
+      </w:r>
+      <w:r>
+        <w:rPr>
+          <w:b/>
+          <w:bCs/>
+        </w:rPr>
+        <w:t xml:space="preserve">still buy it</w:t>
+      </w:r>
+      <w:r>
+        <w:t xml:space="preserve"> </w:t>
+      </w:r>
+      <w:r>
+        <w:t xml:space="preserve">(the count is a guide, not a hard block, in case it's wrong).</w:t>
+      </w:r>
+      <w:r>
+        <w:t xml:space="preserve"> </w:t>
+      </w:r>
+      <w:r>
+        <w:rPr>
+          <w:b/>
+          <w:bCs/>
+        </w:rPr>
+        <w:t xml:space="preserve">Stock decreases</w:t>
+      </w:r>
+      <w:r>
+        <w:rPr>
+          <w:b/>
+          <w:bCs/>
+        </w:rPr>
+        <w:t xml:space="preserve"> </w:t>
+      </w:r>
+      <w:r>
+        <w:rPr>
+          <w:b/>
+          <w:bCs/>
+        </w:rPr>
+        <w:t xml:space="preserve">automatically</w:t>
+      </w:r>
+      <w:r>
+        <w:t xml:space="preserve"> </w:t>
+      </w:r>
+      <w:r>
+        <w:t xml:space="preserve">as products are bought (by the quantity in each confirmed</w:t>
+      </w:r>
+      <w:r>
+        <w:t xml:space="preserve"> </w:t>
+      </w:r>
+      <w:r>
+        <w:t xml:space="preserve">order); it clamps at 0 and never goes negative, and unlimited products are</w:t>
+      </w:r>
+      <w:r>
+        <w:t xml:space="preserve"> </w:t>
+      </w:r>
+      <w:r>
+        <w:t xml:space="preserve">unaffected. Set the count again when you restock.</w:t>
+      </w:r>
+    </w:p>
+    <w:p>
+      <w:pPr>
+        <w:numPr>
+          <w:ilvl w:val="0"/>
+          <w:numId w:val="1033"/>
+        </w:numPr>
+      </w:pPr>
+      <w:r>
+        <w:rPr>
+          <w:b/>
+          <w:bCs/>
+        </w:rPr>
+        <w:t xml:space="preserve">Change category</w:t>
+      </w:r>
+      <w:r>
+        <w:t xml:space="preserve"> </w:t>
+      </w:r>
+      <w:r>
+        <w:t xml:space="preserve">— pick a different category from the dropdown on the product</w:t>
+      </w:r>
+      <w:r>
+        <w:t xml:space="preserve"> </w:t>
+      </w:r>
+      <w:r>
+        <w:t xml:space="preserve">row; it moves immediately. Category is SSS-only (it doesn't affect Congressus).</w:t>
+      </w:r>
+    </w:p>
+    <w:p>
+      <w:pPr>
+        <w:numPr>
+          <w:ilvl w:val="0"/>
+          <w:numId w:val="1033"/>
         </w:numPr>
       </w:pPr>
       <w:r>
@@ -17637,7 +18143,7 @@
         <w:pStyle w:val="Compact"/>
         <w:numPr>
           <w:ilvl w:val="1"/>
-          <w:numId w:val="1033"/>
+          <w:numId w:val="1034"/>
         </w:numPr>
       </w:pPr>
       <w:r>
@@ -17691,7 +18197,7 @@
         <w:pStyle w:val="Compact"/>
         <w:numPr>
           <w:ilvl w:val="1"/>
-          <w:numId w:val="1033"/>
+          <w:numId w:val="1034"/>
         </w:numPr>
       </w:pPr>
       <w:r>
@@ -17805,7 +18311,7 @@
       <w:pPr>
         <w:numPr>
           <w:ilvl w:val="0"/>
-          <w:numId w:val="1032"/>
+          <w:numId w:val="1033"/>
         </w:numPr>
       </w:pPr>
       <w:r>
@@ -17826,7 +18332,7 @@
       <w:pPr>
         <w:numPr>
           <w:ilvl w:val="0"/>
-          <w:numId w:val="1032"/>
+          <w:numId w:val="1033"/>
         </w:numPr>
       </w:pPr>
       <w:r>
@@ -17863,7 +18369,7 @@
       <w:pPr>
         <w:numPr>
           <w:ilvl w:val="0"/>
-          <w:numId w:val="1032"/>
+          <w:numId w:val="1033"/>
         </w:numPr>
       </w:pPr>
       <w:r>
@@ -17880,8 +18386,8 @@
         <w:t xml:space="preserve">— hides a product you no longer sell.</w:t>
       </w:r>
     </w:p>
-    <w:bookmarkEnd w:id="121"/>
-    <w:bookmarkStart w:id="122" w:name="invoices"/>
+    <w:bookmarkEnd w:id="122"/>
+    <w:bookmarkStart w:id="123" w:name="invoices"/>
     <w:p>
       <w:pPr>
         <w:pStyle w:val="Heading2"/>
@@ -17928,199 +18434,6 @@
       </w:r>
       <w:r>
         <w:t xml:space="preserve">(already sent to Congressus).</w:t>
-      </w:r>
-    </w:p>
-    <w:p>
-      <w:pPr>
-        <w:pStyle w:val="Compact"/>
-        <w:numPr>
-          <w:ilvl w:val="0"/>
-          <w:numId w:val="1034"/>
-        </w:numPr>
-      </w:pPr>
-      <w:r>
-        <w:rPr>
-          <w:b/>
-          <w:bCs/>
-        </w:rPr>
-        <w:t xml:space="preserve">Edit</w:t>
-      </w:r>
-      <w:r>
-        <w:t xml:space="preserve"> </w:t>
-      </w:r>
-      <w:r>
-        <w:t xml:space="preserve">(pending only) — adjust line quantities with</w:t>
-      </w:r>
-      <w:r>
-        <w:t xml:space="preserve"> </w:t>
-      </w:r>
-      <w:r>
-        <w:rPr>
-          <w:rStyle w:val="VerbatimChar"/>
-        </w:rPr>
-        <w:t xml:space="preserve">−/+</w:t>
-      </w:r>
-      <w:r>
-        <w:t xml:space="preserve">, or set a line to 0</w:t>
-      </w:r>
-      <w:r>
-        <w:t xml:space="preserve"> </w:t>
-      </w:r>
-      <w:r>
-        <w:t xml:space="preserve">to remove it; the total recalculates live. Use this when a member was charged</w:t>
-      </w:r>
-      <w:r>
-        <w:t xml:space="preserve"> </w:t>
-      </w:r>
-      <w:r>
-        <w:t xml:space="preserve">for something by mistake or that wasn't actually in stock.</w:t>
-      </w:r>
-      <w:r>
-        <w:t xml:space="preserve"> </w:t>
-      </w:r>
-      <w:r>
-        <w:rPr>
-          <w:b/>
-          <w:bCs/>
-        </w:rPr>
-        <w:t xml:space="preserve">Save changes</w:t>
-      </w:r>
-      <w:r>
-        <w:t xml:space="preserve">.</w:t>
-      </w:r>
-    </w:p>
-    <w:p>
-      <w:pPr>
-        <w:pStyle w:val="Compact"/>
-        <w:numPr>
-          <w:ilvl w:val="0"/>
-          <w:numId w:val="1034"/>
-        </w:numPr>
-      </w:pPr>
-      <w:r>
-        <w:rPr>
-          <w:b/>
-          <w:bCs/>
-        </w:rPr>
-        <w:t xml:space="preserve">Delete invoice</w:t>
-      </w:r>
-      <w:r>
-        <w:t xml:space="preserve"> </w:t>
-      </w:r>
-      <w:r>
-        <w:t xml:space="preserve">(pending only) — remove a whole invoice.</w:t>
-      </w:r>
-    </w:p>
-    <w:p>
-      <w:pPr>
-        <w:pStyle w:val="Compact"/>
-        <w:numPr>
-          <w:ilvl w:val="0"/>
-          <w:numId w:val="1034"/>
-        </w:numPr>
-      </w:pPr>
-      <w:r>
-        <w:rPr>
-          <w:b/>
-          <w:bCs/>
-        </w:rPr>
-        <w:t xml:space="preserve">Export to Congressus</w:t>
-      </w:r>
-      <w:r>
-        <w:t xml:space="preserve"> </w:t>
-      </w:r>
-      <w:r>
-        <w:t xml:space="preserve">— bills all pending invoices. They are grouped into</w:t>
-      </w:r>
-      <w:r>
-        <w:t xml:space="preserve"> </w:t>
-      </w:r>
-      <w:r>
-        <w:rPr>
-          <w:b/>
-          <w:bCs/>
-        </w:rPr>
-        <w:t xml:space="preserve">one Congressus invoice per member per month</w:t>
-      </w:r>
-      <w:r>
-        <w:t xml:space="preserve"> </w:t>
-      </w:r>
-      <w:r>
-        <w:t xml:space="preserve">and then move to the Exported</w:t>
-      </w:r>
-      <w:r>
-        <w:t xml:space="preserve"> </w:t>
-      </w:r>
-      <w:r>
-        <w:t xml:space="preserve">tab. Run this once per billing cycle (e.g. monthly).</w:t>
-      </w:r>
-    </w:p>
-    <w:p>
-      <w:pPr>
-        <w:pStyle w:val="Compact"/>
-        <w:numPr>
-          <w:ilvl w:val="0"/>
-          <w:numId w:val="1034"/>
-        </w:numPr>
-      </w:pPr>
-      <w:r>
-        <w:rPr>
-          <w:b/>
-          <w:bCs/>
-        </w:rPr>
-        <w:t xml:space="preserve">Clear all … (test data)</w:t>
-      </w:r>
-      <w:r>
-        <w:t xml:space="preserve"> </w:t>
-      </w:r>
-      <w:r>
-        <w:t xml:space="preserve">— bulk-deletes every invoice in the current tab,</w:t>
-      </w:r>
-      <w:r>
-        <w:t xml:space="preserve"> </w:t>
-      </w:r>
-      <w:r>
-        <w:t xml:space="preserve">with a double confirmation. Use this to wipe test data so the dashboard counts</w:t>
-      </w:r>
-      <w:r>
-        <w:t xml:space="preserve"> </w:t>
-      </w:r>
-      <w:r>
-        <w:t xml:space="preserve">fresh.</w:t>
-      </w:r>
-      <w:r>
-        <w:t xml:space="preserve"> </w:t>
-      </w:r>
-      <w:r>
-        <w:rPr>
-          <w:b/>
-          <w:bCs/>
-        </w:rPr>
-        <w:t xml:space="preserve">Irreversible.</w:t>
-      </w:r>
-    </w:p>
-    <w:p>
-      <w:pPr>
-        <w:pStyle w:val="BlockText"/>
-      </w:pPr>
-      <w:r>
-        <w:t xml:space="preserve">Exported invoices are read-only here. They've been sent to Congressus, so</w:t>
-      </w:r>
-      <w:r>
-        <w:t xml:space="preserve"> </w:t>
-      </w:r>
-      <w:r>
-        <w:t xml:space="preserve">corrections after export must be made in Congressus directly.</w:t>
-      </w:r>
-    </w:p>
-    <w:bookmarkEnd w:id="122"/>
-    <w:bookmarkStart w:id="123" w:name="typical-monthly-routine"/>
-    <w:p>
-      <w:pPr>
-        <w:pStyle w:val="Heading2"/>
-      </w:pPr>
-      <w:r>
-        <w:t xml:space="preserve">Typical monthly routine</w:t>
       </w:r>
     </w:p>
     <w:p>
@@ -18136,13 +18449,50 @@
           <w:b/>
           <w:bCs/>
         </w:rPr>
-        <w:t xml:space="preserve">Members → Sync from Congressus</w:t>
-      </w:r>
-      <w:r>
-        <w:t xml:space="preserve"> </w:t>
-      </w:r>
-      <w:r>
-        <w:t xml:space="preserve">(catch new/changed members).</w:t>
+        <w:t xml:space="preserve">Edit</w:t>
+      </w:r>
+      <w:r>
+        <w:t xml:space="preserve"> </w:t>
+      </w:r>
+      <w:r>
+        <w:t xml:space="preserve">(pending only) — adjust line quantities with</w:t>
+      </w:r>
+      <w:r>
+        <w:t xml:space="preserve"> </w:t>
+      </w:r>
+      <w:r>
+        <w:rPr>
+          <w:rStyle w:val="VerbatimChar"/>
+        </w:rPr>
+        <w:t xml:space="preserve">−/+</w:t>
+      </w:r>
+      <w:r>
+        <w:t xml:space="preserve">, or set a line to 0</w:t>
+      </w:r>
+      <w:r>
+        <w:t xml:space="preserve"> </w:t>
+      </w:r>
+      <w:r>
+        <w:t xml:space="preserve">to remove it; the total recalculates live. Use this when a member was charged</w:t>
+      </w:r>
+      <w:r>
+        <w:t xml:space="preserve"> </w:t>
+      </w:r>
+      <w:r>
+        <w:t xml:space="preserve">for something by mistake or that wasn't actually in stock.</w:t>
+      </w:r>
+      <w:r>
+        <w:t xml:space="preserve"> </w:t>
+      </w:r>
+      <w:r>
+        <w:rPr>
+          <w:b/>
+          <w:bCs/>
+        </w:rPr>
+        <w:t xml:space="preserve">Save changes</w:t>
+      </w:r>
+      <w:r>
+        <w:t xml:space="preserve">.</w:t>
       </w:r>
     </w:p>
     <w:p>
@@ -18154,23 +18504,17 @@
         </w:numPr>
       </w:pPr>
       <w:r>
-        <w:t xml:space="preserve">Check the</w:t>
-      </w:r>
-      <w:r>
-        <w:t xml:space="preserve"> </w:t>
-      </w:r>
-      <w:r>
         <w:rPr>
           <w:b/>
           <w:bCs/>
         </w:rPr>
-        <w:t xml:space="preserve">Dashboard</w:t>
-      </w:r>
-      <w:r>
-        <w:t xml:space="preserve"> </w:t>
-      </w:r>
-      <w:r>
-        <w:t xml:space="preserve">for the month.</w:t>
+        <w:t xml:space="preserve">Delete invoice</w:t>
+      </w:r>
+      <w:r>
+        <w:t xml:space="preserve"> </w:t>
+      </w:r>
+      <w:r>
+        <w:t xml:space="preserve">(pending only) — remove a whole invoice.</w:t>
       </w:r>
     </w:p>
     <w:p>
@@ -18186,13 +18530,35 @@
           <w:b/>
           <w:bCs/>
         </w:rPr>
-        <w:t xml:space="preserve">Invoices → Export to Congressus</w:t>
-      </w:r>
-      <w:r>
-        <w:t xml:space="preserve"> </w:t>
-      </w:r>
-      <w:r>
-        <w:t xml:space="preserve">to bill the month's purchases.</w:t>
+        <w:t xml:space="preserve">Export to Congressus</w:t>
+      </w:r>
+      <w:r>
+        <w:t xml:space="preserve"> </w:t>
+      </w:r>
+      <w:r>
+        <w:t xml:space="preserve">— bills all pending invoices. They are grouped into</w:t>
+      </w:r>
+      <w:r>
+        <w:t xml:space="preserve"> </w:t>
+      </w:r>
+      <w:r>
+        <w:rPr>
+          <w:b/>
+          <w:bCs/>
+        </w:rPr>
+        <w:t xml:space="preserve">one Congressus invoice per member per month</w:t>
+      </w:r>
+      <w:r>
+        <w:t xml:space="preserve"> </w:t>
+      </w:r>
+      <w:r>
+        <w:t xml:space="preserve">and then move to the Exported</w:t>
+      </w:r>
+      <w:r>
+        <w:t xml:space="preserve"> </w:t>
+      </w:r>
+      <w:r>
+        <w:t xml:space="preserve">tab. Run this once per billing cycle (e.g. monthly).</w:t>
       </w:r>
     </w:p>
     <w:p>
@@ -18204,17 +18570,63 @@
         </w:numPr>
       </w:pPr>
       <w:r>
-        <w:t xml:space="preserve">Verify the new invoices in Congressus.</w:t>
+        <w:rPr>
+          <w:b/>
+          <w:bCs/>
+        </w:rPr>
+        <w:t xml:space="preserve">Clear all … (test data)</w:t>
+      </w:r>
+      <w:r>
+        <w:t xml:space="preserve"> </w:t>
+      </w:r>
+      <w:r>
+        <w:t xml:space="preserve">— bulk-deletes every invoice in the current tab,</w:t>
+      </w:r>
+      <w:r>
+        <w:t xml:space="preserve"> </w:t>
+      </w:r>
+      <w:r>
+        <w:t xml:space="preserve">with a double confirmation. Use this to wipe test data so the dashboard counts</w:t>
+      </w:r>
+      <w:r>
+        <w:t xml:space="preserve"> </w:t>
+      </w:r>
+      <w:r>
+        <w:t xml:space="preserve">fresh.</w:t>
+      </w:r>
+      <w:r>
+        <w:t xml:space="preserve"> </w:t>
+      </w:r>
+      <w:r>
+        <w:rPr>
+          <w:b/>
+          <w:bCs/>
+        </w:rPr>
+        <w:t xml:space="preserve">Irreversible.</w:t>
+      </w:r>
+    </w:p>
+    <w:p>
+      <w:pPr>
+        <w:pStyle w:val="BlockText"/>
+      </w:pPr>
+      <w:r>
+        <w:t xml:space="preserve">Exported invoices are read-only here. They've been sent to Congressus, so</w:t>
+      </w:r>
+      <w:r>
+        <w:t xml:space="preserve"> </w:t>
+      </w:r>
+      <w:r>
+        <w:t xml:space="preserve">corrections after export must be made in Congressus directly.</w:t>
       </w:r>
     </w:p>
     <w:bookmarkEnd w:id="123"/>
-    <w:bookmarkStart w:id="124" w:name="Xdfdd6fef4644c16841a13fbca3b793942ebb4aa"/>
+    <w:bookmarkStart w:id="124" w:name="typical-monthly-routine"/>
     <w:p>
       <w:pPr>
         <w:pStyle w:val="Heading2"/>
       </w:pPr>
       <w:r>
-        <w:t xml:space="preserve">Member-facing flows (what members experience)</w:t>
+        <w:t xml:space="preserve">Typical monthly routine</w:t>
       </w:r>
     </w:p>
     <w:p>
@@ -18230,19 +18642,13 @@
           <w:b/>
           <w:bCs/>
         </w:rPr>
-        <w:t xml:space="preserve">Tap a registered card</w:t>
-      </w:r>
-      <w:r>
-        <w:t xml:space="preserve"> </w:t>
-      </w:r>
-      <w:r>
-        <w:t xml:space="preserve">→ the shop opens, greets them by name, they pick</w:t>
-      </w:r>
-      <w:r>
-        <w:t xml:space="preserve"> </w:t>
-      </w:r>
-      <w:r>
-        <w:t xml:space="preserve">snacks and confirm. It auto-returns to the tap screen after ~1 minute idle.</w:t>
+        <w:t xml:space="preserve">Members → Sync from Congressus</w:t>
+      </w:r>
+      <w:r>
+        <w:t xml:space="preserve"> </w:t>
+      </w:r>
+      <w:r>
+        <w:t xml:space="preserve">(catch new/changed members).</w:t>
       </w:r>
     </w:p>
     <w:p>
@@ -18254,61 +18660,23 @@
         </w:numPr>
       </w:pPr>
       <w:r>
+        <w:t xml:space="preserve">Check the</w:t>
+      </w:r>
+      <w:r>
+        <w:t xml:space="preserve"> </w:t>
+      </w:r>
+      <w:r>
         <w:rPr>
           <w:b/>
           <w:bCs/>
         </w:rPr>
-        <w:t xml:space="preserve">Tap an unregistered card</w:t>
-      </w:r>
-      <w:r>
-        <w:t xml:space="preserve"> </w:t>
-      </w:r>
-      <w:r>
-        <w:t xml:space="preserve">→ they enter their</w:t>
-      </w:r>
-      <w:r>
-        <w:t xml:space="preserve"> </w:t>
-      </w:r>
-      <w:r>
-        <w:rPr>
-          <w:b/>
-          <w:bCs/>
-        </w:rPr>
-        <w:t xml:space="preserve">Stress website email</w:t>
-      </w:r>
-      <w:r>
-        <w:t xml:space="preserve"> </w:t>
-      </w:r>
-      <w:r>
-        <w:t xml:space="preserve">→ they</w:t>
-      </w:r>
-      <w:r>
-        <w:t xml:space="preserve"> </w:t>
-      </w:r>
-      <w:r>
-        <w:t xml:space="preserve">get a verification email → they click</w:t>
-      </w:r>
-      <w:r>
-        <w:t xml:space="preserve"> </w:t>
-      </w:r>
-      <w:r>
-        <w:rPr>
-          <w:b/>
-          <w:bCs/>
-        </w:rPr>
-        <w:t xml:space="preserve">Yes, link my card</w:t>
-      </w:r>
-      <w:r>
-        <w:t xml:space="preserve"> </w:t>
-      </w:r>
-      <w:r>
-        <w:t xml:space="preserve">on their phone →</w:t>
-      </w:r>
-      <w:r>
-        <w:t xml:space="preserve"> </w:t>
-      </w:r>
-      <w:r>
-        <w:t xml:space="preserve">the card is linked. They then tap again at the kiosk to shop.</w:t>
+        <w:t xml:space="preserve">Dashboard</w:t>
+      </w:r>
+      <w:r>
+        <w:t xml:space="preserve"> </w:t>
+      </w:r>
+      <w:r>
+        <w:t xml:space="preserve">for the month.</w:t>
       </w:r>
     </w:p>
     <w:p>
@@ -18324,97 +18692,35 @@
           <w:b/>
           <w:bCs/>
         </w:rPr>
-        <w:t xml:space="preserve">"Email not found"</w:t>
-      </w:r>
-      <w:r>
-        <w:t xml:space="preserve"> </w:t>
-      </w:r>
-      <w:r>
-        <w:t xml:space="preserve">→ they typed an email that isn't a member's. They should</w:t>
-      </w:r>
-      <w:r>
-        <w:t xml:space="preserve"> </w:t>
-      </w:r>
-      <w:r>
-        <w:t xml:space="preserve">use the email they log into the Stress website with. Persisting issues → board.</w:t>
-      </w:r>
-    </w:p>
-    <w:p>
-      <w:r>
-        <w:br w:type="page"/>
+        <w:t xml:space="preserve">Invoices → Export to Congressus</w:t>
+      </w:r>
+      <w:r>
+        <w:t xml:space="preserve"> </w:t>
+      </w:r>
+      <w:r>
+        <w:t xml:space="preserve">to bill the month's purchases.</w:t>
+      </w:r>
+    </w:p>
+    <w:p>
+      <w:pPr>
+        <w:pStyle w:val="Compact"/>
+        <w:numPr>
+          <w:ilvl w:val="0"/>
+          <w:numId w:val="1036"/>
+        </w:numPr>
+      </w:pPr>
+      <w:r>
+        <w:t xml:space="preserve">Verify the new invoices in Congressus.</w:t>
       </w:r>
     </w:p>
     <w:bookmarkEnd w:id="124"/>
-    <w:bookmarkEnd w:id="125"/>
-    <w:bookmarkStart w:id="139" w:name="security-model"/>
-    <w:p>
-      <w:pPr>
-        <w:pStyle w:val="Heading1"/>
-      </w:pPr>
-      <w:r>
-        <w:t xml:space="preserve">Security Model</w:t>
-      </w:r>
-    </w:p>
-    <w:p>
-      <w:pPr>
-        <w:pStyle w:val="FirstParagraph"/>
-      </w:pPr>
-      <w:r>
-        <w:t xml:space="preserve">The guiding rule:</w:t>
-      </w:r>
-      <w:r>
-        <w:t xml:space="preserve"> </w:t>
-      </w:r>
-      <w:r>
-        <w:rPr>
-          <w:b/>
-          <w:bCs/>
-        </w:rPr>
-        <w:t xml:space="preserve">no member or internal data is reachable without a valid</w:t>
-      </w:r>
-      <w:r>
-        <w:rPr>
-          <w:b/>
-          <w:bCs/>
-        </w:rPr>
-        <w:t xml:space="preserve"> </w:t>
-      </w:r>
-      <w:r>
-        <w:rPr>
-          <w:b/>
-          <w:bCs/>
-        </w:rPr>
-        <w:t xml:space="preserve">session.</w:t>
-      </w:r>
-      <w:r>
-        <w:t xml:space="preserve"> </w:t>
-      </w:r>
-      <w:r>
-        <w:t xml:space="preserve">This document explains how that's enforced and the deliberate</w:t>
-      </w:r>
-      <w:r>
-        <w:t xml:space="preserve"> </w:t>
-      </w:r>
-      <w:r>
-        <w:t xml:space="preserve">trade-offs made for a shared, physical kiosk.</w:t>
-      </w:r>
-    </w:p>
-    <w:bookmarkStart w:id="129" w:name="authentication--authorisation"/>
+    <w:bookmarkStart w:id="125" w:name="Xdfdd6fef4644c16841a13fbca3b793942ebb4aa"/>
     <w:p>
       <w:pPr>
         <w:pStyle w:val="Heading2"/>
       </w:pPr>
       <w:r>
-        <w:t xml:space="preserve">Authentication &amp; authorisation</w:t>
-      </w:r>
-    </w:p>
-    <w:bookmarkStart w:id="126" w:name="admin"/>
-    <w:p>
-      <w:pPr>
-        <w:pStyle w:val="Heading3"/>
-      </w:pPr>
-      <w:r>
-        <w:t xml:space="preserve">Admin</w:t>
+        <w:t xml:space="preserve">Member-facing flows (what members experience)</w:t>
       </w:r>
     </w:p>
     <w:p>
@@ -18426,56 +18732,23 @@
         </w:numPr>
       </w:pPr>
       <w:r>
-        <w:t xml:space="preserve">Login (</w:t>
-      </w:r>
-      <w:r>
-        <w:rPr>
-          <w:rStyle w:val="VerbatimChar"/>
-        </w:rPr>
-        <w:t xml:space="preserve">POST /api/auth/login</w:t>
-      </w:r>
-      <w:r>
-        <w:t xml:space="preserve">) verifies a bcrypt password and sets an</w:t>
-      </w:r>
-      <w:r>
-        <w:t xml:space="preserve"> </w:t>
-      </w:r>
-      <w:r>
         <w:rPr>
           <w:b/>
           <w:bCs/>
         </w:rPr>
-        <w:t xml:space="preserve">httpOnly</w:t>
-      </w:r>
-      <w:r>
-        <w:t xml:space="preserve"> </w:t>
-      </w:r>
-      <w:r>
-        <w:rPr>
-          <w:rStyle w:val="VerbatimChar"/>
-        </w:rPr>
-        <w:t xml:space="preserve">session</w:t>
-      </w:r>
-      <w:r>
-        <w:t xml:space="preserve"> </w:t>
-      </w:r>
-      <w:r>
-        <w:t xml:space="preserve">cookie (7-day</w:t>
-      </w:r>
-      <w:r>
-        <w:t xml:space="preserve"> </w:t>
-      </w:r>
-      <w:r>
-        <w:rPr>
-          <w:rStyle w:val="VerbatimChar"/>
-        </w:rPr>
-        <w:t xml:space="preserve">Session</w:t>
-      </w:r>
-      <w:r>
-        <w:t xml:space="preserve"> </w:t>
-      </w:r>
-      <w:r>
-        <w:t xml:space="preserve">row).</w:t>
+        <w:t xml:space="preserve">Tap a registered card</w:t>
+      </w:r>
+      <w:r>
+        <w:t xml:space="preserve"> </w:t>
+      </w:r>
+      <w:r>
+        <w:t xml:space="preserve">→ the shop opens, greets them by name, they pick</w:t>
+      </w:r>
+      <w:r>
+        <w:t xml:space="preserve"> </w:t>
+      </w:r>
+      <w:r>
+        <w:t xml:space="preserve">snacks and confirm. It auto-returns to the tap screen after ~1 minute idle.</w:t>
       </w:r>
     </w:p>
     <w:p>
@@ -18488,67 +18761,60 @@
       </w:pPr>
       <w:r>
         <w:rPr>
-          <w:rStyle w:val="VerbatimChar"/>
-        </w:rPr>
-        <w:t xml:space="preserve">requireAdmin()</w:t>
-      </w:r>
-      <w:r>
-        <w:t xml:space="preserve"> </w:t>
-      </w:r>
-      <w:r>
-        <w:t xml:space="preserve">(</w:t>
-      </w:r>
-      <w:r>
-        <w:rPr>
-          <w:rStyle w:val="VerbatimChar"/>
-        </w:rPr>
-        <w:t xml:space="preserve">src/lib/auth.ts</w:t>
-      </w:r>
-      <w:r>
-        <w:t xml:space="preserve">) loads the session, checks it isn't expired,</w:t>
-      </w:r>
-      <w:r>
-        <w:t xml:space="preserve"> </w:t>
-      </w:r>
-      <w:r>
-        <w:t xml:space="preserve">and checks</w:t>
-      </w:r>
-      <w:r>
-        <w:t xml:space="preserve"> </w:t>
-      </w:r>
-      <w:r>
-        <w:rPr>
-          <w:rStyle w:val="VerbatimChar"/>
-        </w:rPr>
-        <w:t xml:space="preserve">role === "ADMIN"</w:t>
-      </w:r>
-      <w:r>
-        <w:t xml:space="preserve">.</w:t>
-      </w:r>
-      <w:r>
-        <w:t xml:space="preserve"> </w:t>
-      </w:r>
-      <w:r>
-        <w:rPr>
           <w:b/>
           <w:bCs/>
         </w:rPr>
-        <w:t xml:space="preserve">Every</w:t>
-      </w:r>
-      <w:r>
-        <w:t xml:space="preserve"> </w:t>
-      </w:r>
-      <w:r>
-        <w:rPr>
-          <w:rStyle w:val="VerbatimChar"/>
-        </w:rPr>
-        <w:t xml:space="preserve">/api/admin/*</w:t>
-      </w:r>
-      <w:r>
-        <w:t xml:space="preserve"> </w:t>
-      </w:r>
-      <w:r>
-        <w:t xml:space="preserve">handler calls it.</w:t>
+        <w:t xml:space="preserve">Tap an unregistered card</w:t>
+      </w:r>
+      <w:r>
+        <w:t xml:space="preserve"> </w:t>
+      </w:r>
+      <w:r>
+        <w:t xml:space="preserve">→ they enter their</w:t>
+      </w:r>
+      <w:r>
+        <w:t xml:space="preserve"> </w:t>
+      </w:r>
+      <w:r>
+        <w:rPr>
+          <w:b/>
+          <w:bCs/>
+        </w:rPr>
+        <w:t xml:space="preserve">Stress website email</w:t>
+      </w:r>
+      <w:r>
+        <w:t xml:space="preserve"> </w:t>
+      </w:r>
+      <w:r>
+        <w:t xml:space="preserve">→ they</w:t>
+      </w:r>
+      <w:r>
+        <w:t xml:space="preserve"> </w:t>
+      </w:r>
+      <w:r>
+        <w:t xml:space="preserve">get a verification email → they click</w:t>
+      </w:r>
+      <w:r>
+        <w:t xml:space="preserve"> </w:t>
+      </w:r>
+      <w:r>
+        <w:rPr>
+          <w:b/>
+          <w:bCs/>
+        </w:rPr>
+        <w:t xml:space="preserve">Yes, link my card</w:t>
+      </w:r>
+      <w:r>
+        <w:t xml:space="preserve"> </w:t>
+      </w:r>
+      <w:r>
+        <w:t xml:space="preserve">on their phone →</w:t>
+      </w:r>
+      <w:r>
+        <w:t xml:space="preserve"> </w:t>
+      </w:r>
+      <w:r>
+        <w:t xml:space="preserve">the card is linked. They then tap again at the kiosk to shop.</w:t>
       </w:r>
     </w:p>
     <w:p>
@@ -18560,144 +18826,101 @@
         </w:numPr>
       </w:pPr>
       <w:r>
-        <w:t xml:space="preserve">The admin pages are gated by a</w:t>
-      </w:r>
-      <w:r>
-        <w:t xml:space="preserve"> </w:t>
-      </w:r>
-      <w:r>
         <w:rPr>
           <w:b/>
           <w:bCs/>
         </w:rPr>
-        <w:t xml:space="preserve">server-side layout</w:t>
-      </w:r>
-      <w:r>
-        <w:t xml:space="preserve"> </w:t>
-      </w:r>
-      <w:r>
-        <w:t xml:space="preserve">(</w:t>
-      </w:r>
-      <w:r>
-        <w:rPr>
-          <w:rStyle w:val="VerbatimChar"/>
-        </w:rPr>
-        <w:t xml:space="preserve">requireAdmin()</w:t>
-      </w:r>
-      <w:r>
-        <w:t xml:space="preserve"> </w:t>
-      </w:r>
-      <w:r>
-        <w:t xml:space="preserve">→</w:t>
-      </w:r>
-      <w:r>
-        <w:t xml:space="preserve"> </w:t>
-      </w:r>
-      <w:r>
-        <w:rPr>
-          <w:rStyle w:val="VerbatimChar"/>
-        </w:rPr>
-        <w:t xml:space="preserve">redirect("/admin/login")</w:t>
-      </w:r>
-      <w:r>
-        <w:t xml:space="preserve">), so unauthenticated users never receive page HTML</w:t>
-      </w:r>
-      <w:r>
-        <w:t xml:space="preserve"> </w:t>
-      </w:r>
-      <w:r>
-        <w:t xml:space="preserve">or data — only a redirect.</w:t>
-      </w:r>
-    </w:p>
-    <w:p>
-      <w:pPr>
-        <w:pStyle w:val="Compact"/>
-        <w:numPr>
-          <w:ilvl w:val="0"/>
-          <w:numId w:val="1037"/>
-        </w:numPr>
-      </w:pPr>
-      <w:r>
-        <w:t xml:space="preserve">Middleware (</w:t>
-      </w:r>
-      <w:r>
-        <w:rPr>
-          <w:rStyle w:val="VerbatimChar"/>
-        </w:rPr>
-        <w:t xml:space="preserve">src/middleware.ts</w:t>
-      </w:r>
-      <w:r>
-        <w:t xml:space="preserve">) additionally requires the cookie to be present</w:t>
-      </w:r>
-      <w:r>
-        <w:t xml:space="preserve"> </w:t>
-      </w:r>
-      <w:r>
-        <w:t xml:space="preserve">on</w:t>
-      </w:r>
-      <w:r>
-        <w:t xml:space="preserve"> </w:t>
-      </w:r>
-      <w:r>
-        <w:rPr>
-          <w:rStyle w:val="VerbatimChar"/>
-        </w:rPr>
-        <w:t xml:space="preserve">/admin/*</w:t>
-      </w:r>
-      <w:r>
-        <w:t xml:space="preserve"> </w:t>
-      </w:r>
-      <w:r>
-        <w:t xml:space="preserve">and</w:t>
-      </w:r>
-      <w:r>
-        <w:t xml:space="preserve"> </w:t>
-      </w:r>
-      <w:r>
-        <w:rPr>
-          <w:rStyle w:val="VerbatimChar"/>
-        </w:rPr>
-        <w:t xml:space="preserve">/api/admin/*</w:t>
-      </w:r>
-      <w:r>
-        <w:t xml:space="preserve">. This is a fast pre-check; the real validation</w:t>
-      </w:r>
-      <w:r>
-        <w:t xml:space="preserve"> </w:t>
-      </w:r>
-      <w:r>
-        <w:t xml:space="preserve">is</w:t>
-      </w:r>
-      <w:r>
-        <w:t xml:space="preserve"> </w:t>
-      </w:r>
-      <w:r>
-        <w:rPr>
-          <w:rStyle w:val="VerbatimChar"/>
-        </w:rPr>
-        <w:t xml:space="preserve">requireAdmin()</w:t>
-      </w:r>
-      <w:r>
-        <w:t xml:space="preserve"> </w:t>
-      </w:r>
-      <w:r>
-        <w:t xml:space="preserve">(a forged/expired cookie passes middleware but is rejected</w:t>
-      </w:r>
-      <w:r>
-        <w:t xml:space="preserve"> </w:t>
-      </w:r>
-      <w:r>
-        <w:t xml:space="preserve">by the handler).</w:t>
-      </w:r>
-    </w:p>
+        <w:t xml:space="preserve">"Email not found"</w:t>
+      </w:r>
+      <w:r>
+        <w:t xml:space="preserve"> </w:t>
+      </w:r>
+      <w:r>
+        <w:t xml:space="preserve">→ they typed an email that isn't a member's. They should</w:t>
+      </w:r>
+      <w:r>
+        <w:t xml:space="preserve"> </w:t>
+      </w:r>
+      <w:r>
+        <w:t xml:space="preserve">use the email they log into the Stress website with. Persisting issues → board.</w:t>
+      </w:r>
+    </w:p>
+    <w:p>
+      <w:r>
+        <w:br w:type="page"/>
+      </w:r>
+    </w:p>
+    <w:bookmarkEnd w:id="125"/>
     <w:bookmarkEnd w:id="126"/>
-    <w:bookmarkStart w:id="127" w:name="shop-members"/>
+    <w:bookmarkStart w:id="140" w:name="security-model"/>
+    <w:p>
+      <w:pPr>
+        <w:pStyle w:val="Heading1"/>
+      </w:pPr>
+      <w:r>
+        <w:t xml:space="preserve">Security Model</w:t>
+      </w:r>
+    </w:p>
+    <w:p>
+      <w:pPr>
+        <w:pStyle w:val="FirstParagraph"/>
+      </w:pPr>
+      <w:r>
+        <w:t xml:space="preserve">The guiding rule:</w:t>
+      </w:r>
+      <w:r>
+        <w:t xml:space="preserve"> </w:t>
+      </w:r>
+      <w:r>
+        <w:rPr>
+          <w:b/>
+          <w:bCs/>
+        </w:rPr>
+        <w:t xml:space="preserve">no member or internal data is reachable without a valid</w:t>
+      </w:r>
+      <w:r>
+        <w:rPr>
+          <w:b/>
+          <w:bCs/>
+        </w:rPr>
+        <w:t xml:space="preserve"> </w:t>
+      </w:r>
+      <w:r>
+        <w:rPr>
+          <w:b/>
+          <w:bCs/>
+        </w:rPr>
+        <w:t xml:space="preserve">session.</w:t>
+      </w:r>
+      <w:r>
+        <w:t xml:space="preserve"> </w:t>
+      </w:r>
+      <w:r>
+        <w:t xml:space="preserve">This document explains how that's enforced and the deliberate</w:t>
+      </w:r>
+      <w:r>
+        <w:t xml:space="preserve"> </w:t>
+      </w:r>
+      <w:r>
+        <w:t xml:space="preserve">trade-offs made for a shared, physical kiosk.</w:t>
+      </w:r>
+    </w:p>
+    <w:bookmarkStart w:id="130" w:name="authentication--authorisation"/>
+    <w:p>
+      <w:pPr>
+        <w:pStyle w:val="Heading2"/>
+      </w:pPr>
+      <w:r>
+        <w:t xml:space="preserve">Authentication &amp; authorisation</w:t>
+      </w:r>
+    </w:p>
+    <w:bookmarkStart w:id="127" w:name="admin"/>
     <w:p>
       <w:pPr>
         <w:pStyle w:val="Heading3"/>
       </w:pPr>
       <w:r>
-        <w:t xml:space="preserve">Shop (members)</w:t>
+        <w:t xml:space="preserve">Admin</w:t>
       </w:r>
     </w:p>
     <w:p>
@@ -18709,22 +18932,16 @@
         </w:numPr>
       </w:pPr>
       <w:r>
-        <w:t xml:space="preserve">A</w:t>
-      </w:r>
-      <w:r>
-        <w:t xml:space="preserve"> </w:t>
-      </w:r>
-      <w:r>
-        <w:rPr>
-          <w:rStyle w:val="VerbatimChar"/>
-        </w:rPr>
-        <w:t xml:space="preserve">ShopSession</w:t>
-      </w:r>
-      <w:r>
-        <w:t xml:space="preserve"> </w:t>
-      </w:r>
-      <w:r>
-        <w:t xml:space="preserve">token (random cuid) is created only by a</w:t>
+        <w:t xml:space="preserve">Login (</w:t>
+      </w:r>
+      <w:r>
+        <w:rPr>
+          <w:rStyle w:val="VerbatimChar"/>
+        </w:rPr>
+        <w:t xml:space="preserve">POST /api/auth/login</w:t>
+      </w:r>
+      <w:r>
+        <w:t xml:space="preserve">) verifies a bcrypt password and sets an</w:t>
       </w:r>
       <w:r>
         <w:t xml:space="preserve"> </w:t>
@@ -18734,41 +18951,37 @@
           <w:b/>
           <w:bCs/>
         </w:rPr>
-        <w:t xml:space="preserve">physical card tap</w:t>
-      </w:r>
-      <w:r>
-        <w:t xml:space="preserve"> </w:t>
-      </w:r>
-      <w:r>
-        <w:t xml:space="preserve">or an admin's</w:t>
-      </w:r>
-      <w:r>
-        <w:t xml:space="preserve"> </w:t>
-      </w:r>
-      <w:r>
-        <w:rPr>
-          <w:b/>
-          <w:bCs/>
-        </w:rPr>
-        <w:t xml:space="preserve">Enter store</w:t>
-      </w:r>
-      <w:r>
-        <w:t xml:space="preserve">. It lives in the</w:t>
-      </w:r>
-      <w:r>
-        <w:t xml:space="preserve"> </w:t>
-      </w:r>
-      <w:r>
-        <w:rPr>
-          <w:rStyle w:val="VerbatimChar"/>
-        </w:rPr>
-        <w:t xml:space="preserve">/shop/&lt;token&gt;</w:t>
-      </w:r>
-      <w:r>
-        <w:t xml:space="preserve"> </w:t>
-      </w:r>
-      <w:r>
-        <w:t xml:space="preserve">URL.</w:t>
+        <w:t xml:space="preserve">httpOnly</w:t>
+      </w:r>
+      <w:r>
+        <w:t xml:space="preserve"> </w:t>
+      </w:r>
+      <w:r>
+        <w:rPr>
+          <w:rStyle w:val="VerbatimChar"/>
+        </w:rPr>
+        <w:t xml:space="preserve">session</w:t>
+      </w:r>
+      <w:r>
+        <w:t xml:space="preserve"> </w:t>
+      </w:r>
+      <w:r>
+        <w:t xml:space="preserve">cookie (7-day</w:t>
+      </w:r>
+      <w:r>
+        <w:t xml:space="preserve"> </w:t>
+      </w:r>
+      <w:r>
+        <w:rPr>
+          <w:rStyle w:val="VerbatimChar"/>
+        </w:rPr>
+        <w:t xml:space="preserve">Session</w:t>
+      </w:r>
+      <w:r>
+        <w:t xml:space="preserve"> </w:t>
+      </w:r>
+      <w:r>
+        <w:t xml:space="preserve">row).</w:t>
       </w:r>
     </w:p>
     <w:p>
@@ -18783,28 +18996,65 @@
         <w:rPr>
           <w:rStyle w:val="VerbatimChar"/>
         </w:rPr>
-        <w:t xml:space="preserve">/api/cart</w:t>
-      </w:r>
-      <w:r>
-        <w:t xml:space="preserve"> </w:t>
-      </w:r>
-      <w:r>
-        <w:t xml:space="preserve">and</w:t>
-      </w:r>
-      <w:r>
-        <w:t xml:space="preserve"> </w:t>
-      </w:r>
-      <w:r>
-        <w:rPr>
-          <w:rStyle w:val="VerbatimChar"/>
-        </w:rPr>
-        <w:t xml:space="preserve">/api/orders/confirm</w:t>
-      </w:r>
-      <w:r>
-        <w:t xml:space="preserve"> </w:t>
-      </w:r>
-      <w:r>
-        <w:t xml:space="preserve">require a valid, unexpired token.</w:t>
+        <w:t xml:space="preserve">requireAdmin()</w:t>
+      </w:r>
+      <w:r>
+        <w:t xml:space="preserve"> </w:t>
+      </w:r>
+      <w:r>
+        <w:t xml:space="preserve">(</w:t>
+      </w:r>
+      <w:r>
+        <w:rPr>
+          <w:rStyle w:val="VerbatimChar"/>
+        </w:rPr>
+        <w:t xml:space="preserve">src/lib/auth.ts</w:t>
+      </w:r>
+      <w:r>
+        <w:t xml:space="preserve">) loads the session, checks it isn't expired,</w:t>
+      </w:r>
+      <w:r>
+        <w:t xml:space="preserve"> </w:t>
+      </w:r>
+      <w:r>
+        <w:t xml:space="preserve">and checks</w:t>
+      </w:r>
+      <w:r>
+        <w:t xml:space="preserve"> </w:t>
+      </w:r>
+      <w:r>
+        <w:rPr>
+          <w:rStyle w:val="VerbatimChar"/>
+        </w:rPr>
+        <w:t xml:space="preserve">role === "ADMIN"</w:t>
+      </w:r>
+      <w:r>
+        <w:t xml:space="preserve">.</w:t>
+      </w:r>
+      <w:r>
+        <w:t xml:space="preserve"> </w:t>
+      </w:r>
+      <w:r>
+        <w:rPr>
+          <w:b/>
+          <w:bCs/>
+        </w:rPr>
+        <w:t xml:space="preserve">Every</w:t>
+      </w:r>
+      <w:r>
+        <w:t xml:space="preserve"> </w:t>
+      </w:r>
+      <w:r>
+        <w:rPr>
+          <w:rStyle w:val="VerbatimChar"/>
+        </w:rPr>
+        <w:t xml:space="preserve">/api/admin/*</w:t>
+      </w:r>
+      <w:r>
+        <w:t xml:space="preserve"> </w:t>
+      </w:r>
+      <w:r>
+        <w:t xml:space="preserve">handler calls it.</w:t>
       </w:r>
     </w:p>
     <w:p>
@@ -18816,7 +19066,7 @@
         </w:numPr>
       </w:pPr>
       <w:r>
-        <w:t xml:space="preserve">The member's first name is returned</w:t>
+        <w:t xml:space="preserve">The admin pages are gated by a</w:t>
       </w:r>
       <w:r>
         <w:t xml:space="preserve"> </w:t>
@@ -18826,19 +19076,43 @@
           <w:b/>
           <w:bCs/>
         </w:rPr>
-        <w:t xml:space="preserve">only</w:t>
-      </w:r>
-      <w:r>
-        <w:t xml:space="preserve"> </w:t>
-      </w:r>
-      <w:r>
-        <w:t xml:space="preserve">by the token-scoped cart endpoint —</w:t>
-      </w:r>
-      <w:r>
-        <w:t xml:space="preserve"> </w:t>
-      </w:r>
-      <w:r>
-        <w:t xml:space="preserve">never by the public scan endpoint.</w:t>
+        <w:t xml:space="preserve">server-side layout</w:t>
+      </w:r>
+      <w:r>
+        <w:t xml:space="preserve"> </w:t>
+      </w:r>
+      <w:r>
+        <w:t xml:space="preserve">(</w:t>
+      </w:r>
+      <w:r>
+        <w:rPr>
+          <w:rStyle w:val="VerbatimChar"/>
+        </w:rPr>
+        <w:t xml:space="preserve">requireAdmin()</w:t>
+      </w:r>
+      <w:r>
+        <w:t xml:space="preserve"> </w:t>
+      </w:r>
+      <w:r>
+        <w:t xml:space="preserve">→</w:t>
+      </w:r>
+      <w:r>
+        <w:t xml:space="preserve"> </w:t>
+      </w:r>
+      <w:r>
+        <w:rPr>
+          <w:rStyle w:val="VerbatimChar"/>
+        </w:rPr>
+        <w:t xml:space="preserve">redirect("/admin/login")</w:t>
+      </w:r>
+      <w:r>
+        <w:t xml:space="preserve">), so unauthenticated users never receive page HTML</w:t>
+      </w:r>
+      <w:r>
+        <w:t xml:space="preserve"> </w:t>
+      </w:r>
+      <w:r>
+        <w:t xml:space="preserve">or data — only a redirect.</w:t>
       </w:r>
     </w:p>
     <w:p>
@@ -18850,39 +19124,86 @@
         </w:numPr>
       </w:pPr>
       <w:r>
-        <w:rPr>
-          <w:b/>
-          <w:bCs/>
-        </w:rPr>
-        <w:t xml:space="preserve">Idle auto-reset:</w:t>
-      </w:r>
-      <w:r>
-        <w:t xml:space="preserve"> </w:t>
-      </w:r>
-      <w:r>
-        <w:t xml:space="preserve">the shop page deletes the session and returns to the tap</w:t>
-      </w:r>
-      <w:r>
-        <w:t xml:space="preserve"> </w:t>
-      </w:r>
-      <w:r>
-        <w:t xml:space="preserve">screen after ~60 s of inactivity (with a 15 s warning), so a member who walks</w:t>
-      </w:r>
-      <w:r>
-        <w:t xml:space="preserve"> </w:t>
-      </w:r>
-      <w:r>
-        <w:t xml:space="preserve">away can't leave their account open for the next person.</w:t>
+        <w:t xml:space="preserve">Middleware (</w:t>
+      </w:r>
+      <w:r>
+        <w:rPr>
+          <w:rStyle w:val="VerbatimChar"/>
+        </w:rPr>
+        <w:t xml:space="preserve">src/middleware.ts</w:t>
+      </w:r>
+      <w:r>
+        <w:t xml:space="preserve">) additionally requires the cookie to be present</w:t>
+      </w:r>
+      <w:r>
+        <w:t xml:space="preserve"> </w:t>
+      </w:r>
+      <w:r>
+        <w:t xml:space="preserve">on</w:t>
+      </w:r>
+      <w:r>
+        <w:t xml:space="preserve"> </w:t>
+      </w:r>
+      <w:r>
+        <w:rPr>
+          <w:rStyle w:val="VerbatimChar"/>
+        </w:rPr>
+        <w:t xml:space="preserve">/admin/*</w:t>
+      </w:r>
+      <w:r>
+        <w:t xml:space="preserve"> </w:t>
+      </w:r>
+      <w:r>
+        <w:t xml:space="preserve">and</w:t>
+      </w:r>
+      <w:r>
+        <w:t xml:space="preserve"> </w:t>
+      </w:r>
+      <w:r>
+        <w:rPr>
+          <w:rStyle w:val="VerbatimChar"/>
+        </w:rPr>
+        <w:t xml:space="preserve">/api/admin/*</w:t>
+      </w:r>
+      <w:r>
+        <w:t xml:space="preserve">. This is a fast pre-check; the real validation</w:t>
+      </w:r>
+      <w:r>
+        <w:t xml:space="preserve"> </w:t>
+      </w:r>
+      <w:r>
+        <w:t xml:space="preserve">is</w:t>
+      </w:r>
+      <w:r>
+        <w:t xml:space="preserve"> </w:t>
+      </w:r>
+      <w:r>
+        <w:rPr>
+          <w:rStyle w:val="VerbatimChar"/>
+        </w:rPr>
+        <w:t xml:space="preserve">requireAdmin()</w:t>
+      </w:r>
+      <w:r>
+        <w:t xml:space="preserve"> </w:t>
+      </w:r>
+      <w:r>
+        <w:t xml:space="preserve">(a forged/expired cookie passes middleware but is rejected</w:t>
+      </w:r>
+      <w:r>
+        <w:t xml:space="preserve"> </w:t>
+      </w:r>
+      <w:r>
+        <w:t xml:space="preserve">by the handler).</w:t>
       </w:r>
     </w:p>
     <w:bookmarkEnd w:id="127"/>
-    <w:bookmarkStart w:id="128" w:name="card-verification"/>
+    <w:bookmarkStart w:id="128" w:name="shop-members"/>
     <w:p>
       <w:pPr>
         <w:pStyle w:val="Heading3"/>
       </w:pPr>
       <w:r>
-        <w:t xml:space="preserve">Card verification</w:t>
+        <w:t xml:space="preserve">Shop (members)</w:t>
       </w:r>
     </w:p>
     <w:p>
@@ -18894,16 +19215,66 @@
         </w:numPr>
       </w:pPr>
       <w:r>
-        <w:rPr>
-          <w:rStyle w:val="VerbatimChar"/>
-        </w:rPr>
-        <w:t xml:space="preserve">CardRegistration</w:t>
-      </w:r>
-      <w:r>
-        <w:t xml:space="preserve"> </w:t>
-      </w:r>
-      <w:r>
-        <w:t xml:space="preserve">tokens are single-use and expire in 15 minutes.</w:t>
+        <w:t xml:space="preserve">A</w:t>
+      </w:r>
+      <w:r>
+        <w:t xml:space="preserve"> </w:t>
+      </w:r>
+      <w:r>
+        <w:rPr>
+          <w:rStyle w:val="VerbatimChar"/>
+        </w:rPr>
+        <w:t xml:space="preserve">ShopSession</w:t>
+      </w:r>
+      <w:r>
+        <w:t xml:space="preserve"> </w:t>
+      </w:r>
+      <w:r>
+        <w:t xml:space="preserve">token (random cuid) is created only by a</w:t>
+      </w:r>
+      <w:r>
+        <w:t xml:space="preserve"> </w:t>
+      </w:r>
+      <w:r>
+        <w:rPr>
+          <w:b/>
+          <w:bCs/>
+        </w:rPr>
+        <w:t xml:space="preserve">physical card tap</w:t>
+      </w:r>
+      <w:r>
+        <w:t xml:space="preserve"> </w:t>
+      </w:r>
+      <w:r>
+        <w:t xml:space="preserve">or an admin's</w:t>
+      </w:r>
+      <w:r>
+        <w:t xml:space="preserve"> </w:t>
+      </w:r>
+      <w:r>
+        <w:rPr>
+          <w:b/>
+          <w:bCs/>
+        </w:rPr>
+        <w:t xml:space="preserve">Enter store</w:t>
+      </w:r>
+      <w:r>
+        <w:t xml:space="preserve">. It lives in the</w:t>
+      </w:r>
+      <w:r>
+        <w:t xml:space="preserve"> </w:t>
+      </w:r>
+      <w:r>
+        <w:rPr>
+          <w:rStyle w:val="VerbatimChar"/>
+        </w:rPr>
+        <w:t xml:space="preserve">/shop/&lt;token&gt;</w:t>
+      </w:r>
+      <w:r>
+        <w:t xml:space="preserve"> </w:t>
+      </w:r>
+      <w:r>
+        <w:t xml:space="preserve">URL.</w:t>
       </w:r>
     </w:p>
     <w:p>
@@ -18916,31 +19287,166 @@
       </w:pPr>
       <w:r>
         <w:rPr>
+          <w:rStyle w:val="VerbatimChar"/>
+        </w:rPr>
+        <w:t xml:space="preserve">/api/cart</w:t>
+      </w:r>
+      <w:r>
+        <w:t xml:space="preserve"> </w:t>
+      </w:r>
+      <w:r>
+        <w:t xml:space="preserve">and</w:t>
+      </w:r>
+      <w:r>
+        <w:t xml:space="preserve"> </w:t>
+      </w:r>
+      <w:r>
+        <w:rPr>
+          <w:rStyle w:val="VerbatimChar"/>
+        </w:rPr>
+        <w:t xml:space="preserve">/api/orders/confirm</w:t>
+      </w:r>
+      <w:r>
+        <w:t xml:space="preserve"> </w:t>
+      </w:r>
+      <w:r>
+        <w:t xml:space="preserve">require a valid, unexpired token.</w:t>
+      </w:r>
+    </w:p>
+    <w:p>
+      <w:pPr>
+        <w:pStyle w:val="Compact"/>
+        <w:numPr>
+          <w:ilvl w:val="0"/>
+          <w:numId w:val="1039"/>
+        </w:numPr>
+      </w:pPr>
+      <w:r>
+        <w:t xml:space="preserve">The member's first name is returned</w:t>
+      </w:r>
+      <w:r>
+        <w:t xml:space="preserve"> </w:t>
+      </w:r>
+      <w:r>
+        <w:rPr>
           <w:b/>
           <w:bCs/>
         </w:rPr>
-        <w:t xml:space="preserve">GET shows, POST acts:</w:t>
-      </w:r>
-      <w:r>
-        <w:t xml:space="preserve"> </w:t>
-      </w:r>
-      <w:r>
-        <w:t xml:space="preserve">the verification link is a GET that only renders a</w:t>
-      </w:r>
-      <w:r>
-        <w:t xml:space="preserve"> </w:t>
-      </w:r>
-      <w:r>
-        <w:t xml:space="preserve">confirmation page; the card is linked only by the subsequent POST. This defeats</w:t>
-      </w:r>
-      <w:r>
-        <w:t xml:space="preserve"> </w:t>
-      </w:r>
+        <w:t xml:space="preserve">only</w:t>
+      </w:r>
+      <w:r>
+        <w:t xml:space="preserve"> </w:t>
+      </w:r>
+      <w:r>
+        <w:t xml:space="preserve">by the token-scoped cart endpoint —</w:t>
+      </w:r>
+      <w:r>
+        <w:t xml:space="preserve"> </w:t>
+      </w:r>
+      <w:r>
+        <w:t xml:space="preserve">never by the public scan endpoint.</w:t>
+      </w:r>
+    </w:p>
+    <w:p>
+      <w:pPr>
+        <w:pStyle w:val="Compact"/>
+        <w:numPr>
+          <w:ilvl w:val="0"/>
+          <w:numId w:val="1039"/>
+        </w:numPr>
+      </w:pPr>
       <w:r>
         <w:rPr>
           <w:b/>
           <w:bCs/>
         </w:rPr>
+        <w:t xml:space="preserve">Idle auto-reset:</w:t>
+      </w:r>
+      <w:r>
+        <w:t xml:space="preserve"> </w:t>
+      </w:r>
+      <w:r>
+        <w:t xml:space="preserve">the shop page deletes the session and returns to the tap</w:t>
+      </w:r>
+      <w:r>
+        <w:t xml:space="preserve"> </w:t>
+      </w:r>
+      <w:r>
+        <w:t xml:space="preserve">screen after ~60 s of inactivity (with a 15 s warning), so a member who walks</w:t>
+      </w:r>
+      <w:r>
+        <w:t xml:space="preserve"> </w:t>
+      </w:r>
+      <w:r>
+        <w:t xml:space="preserve">away can't leave their account open for the next person.</w:t>
+      </w:r>
+    </w:p>
+    <w:bookmarkEnd w:id="128"/>
+    <w:bookmarkStart w:id="129" w:name="card-verification"/>
+    <w:p>
+      <w:pPr>
+        <w:pStyle w:val="Heading3"/>
+      </w:pPr>
+      <w:r>
+        <w:t xml:space="preserve">Card verification</w:t>
+      </w:r>
+    </w:p>
+    <w:p>
+      <w:pPr>
+        <w:pStyle w:val="Compact"/>
+        <w:numPr>
+          <w:ilvl w:val="0"/>
+          <w:numId w:val="1040"/>
+        </w:numPr>
+      </w:pPr>
+      <w:r>
+        <w:rPr>
+          <w:rStyle w:val="VerbatimChar"/>
+        </w:rPr>
+        <w:t xml:space="preserve">CardRegistration</w:t>
+      </w:r>
+      <w:r>
+        <w:t xml:space="preserve"> </w:t>
+      </w:r>
+      <w:r>
+        <w:t xml:space="preserve">tokens are single-use and expire in 15 minutes.</w:t>
+      </w:r>
+    </w:p>
+    <w:p>
+      <w:pPr>
+        <w:pStyle w:val="Compact"/>
+        <w:numPr>
+          <w:ilvl w:val="0"/>
+          <w:numId w:val="1040"/>
+        </w:numPr>
+      </w:pPr>
+      <w:r>
+        <w:rPr>
+          <w:b/>
+          <w:bCs/>
+        </w:rPr>
+        <w:t xml:space="preserve">GET shows, POST acts:</w:t>
+      </w:r>
+      <w:r>
+        <w:t xml:space="preserve"> </w:t>
+      </w:r>
+      <w:r>
+        <w:t xml:space="preserve">the verification link is a GET that only renders a</w:t>
+      </w:r>
+      <w:r>
+        <w:t xml:space="preserve"> </w:t>
+      </w:r>
+      <w:r>
+        <w:t xml:space="preserve">confirmation page; the card is linked only by the subsequent POST. This defeats</w:t>
+      </w:r>
+      <w:r>
+        <w:t xml:space="preserve"> </w:t>
+      </w:r>
+      <w:r>
+        <w:rPr>
+          <w:b/>
+          <w:bCs/>
+        </w:rPr>
         <w:t xml:space="preserve">email-client link pre-fetching</w:t>
       </w:r>
       <w:r>
@@ -18962,9 +19468,9 @@
         <w:t xml:space="preserve">member clicked.</w:t>
       </w:r>
     </w:p>
-    <w:bookmarkEnd w:id="128"/>
     <w:bookmarkEnd w:id="129"/>
-    <w:bookmarkStart w:id="130" w:name="X77f42a2852d9dd86410b0545fad3e0fbb180833"/>
+    <w:bookmarkEnd w:id="130"/>
+    <w:bookmarkStart w:id="131" w:name="X77f42a2852d9dd86410b0545fad3e0fbb180833"/>
     <w:p>
       <w:pPr>
         <w:pStyle w:val="Heading2"/>
@@ -19178,8 +19684,8 @@
         </w:tc>
       </w:tr>
     </w:tbl>
-    <w:bookmarkEnd w:id="130"/>
-    <w:bookmarkStart w:id="131" w:name="rate-limiting"/>
+    <w:bookmarkEnd w:id="131"/>
+    <w:bookmarkStart w:id="132" w:name="rate-limiting"/>
     <w:p>
       <w:pPr>
         <w:pStyle w:val="Heading2"/>
@@ -19274,330 +19780,14 @@
         <w:t xml:space="preserve">a shared store (e.g. Redis).</w:t>
       </w:r>
     </w:p>
-    <w:bookmarkEnd w:id="131"/>
-    <w:bookmarkStart w:id="132" w:name="injection--output-safety"/>
+    <w:bookmarkEnd w:id="132"/>
+    <w:bookmarkStart w:id="133" w:name="injection--output-safety"/>
     <w:p>
       <w:pPr>
         <w:pStyle w:val="Heading2"/>
       </w:pPr>
       <w:r>
         <w:t xml:space="preserve">Injection &amp; output safety</w:t>
-      </w:r>
-    </w:p>
-    <w:p>
-      <w:pPr>
-        <w:pStyle w:val="Compact"/>
-        <w:numPr>
-          <w:ilvl w:val="0"/>
-          <w:numId w:val="1040"/>
-        </w:numPr>
-      </w:pPr>
-      <w:r>
-        <w:t xml:space="preserve">React escapes all interpolated values in the kiosk/shop/admin pages.</w:t>
-      </w:r>
-    </w:p>
-    <w:p>
-      <w:pPr>
-        <w:pStyle w:val="Compact"/>
-        <w:numPr>
-          <w:ilvl w:val="0"/>
-          <w:numId w:val="1040"/>
-        </w:numPr>
-      </w:pPr>
-      <w:r>
-        <w:t xml:space="preserve">The card-verify pages are</w:t>
-      </w:r>
-      <w:r>
-        <w:t xml:space="preserve"> </w:t>
-      </w:r>
-      <w:r>
-        <w:rPr>
-          <w:b/>
-          <w:bCs/>
-        </w:rPr>
-        <w:t xml:space="preserve">hand-built HTML</w:t>
-      </w:r>
-      <w:r>
-        <w:t xml:space="preserve">, so member names and tokens are</w:t>
-      </w:r>
-      <w:r>
-        <w:t xml:space="preserve"> </w:t>
-      </w:r>
-      <w:r>
-        <w:t xml:space="preserve">passed through</w:t>
-      </w:r>
-      <w:r>
-        <w:t xml:space="preserve"> </w:t>
-      </w:r>
-      <w:r>
-        <w:rPr>
-          <w:rStyle w:val="VerbatimChar"/>
-        </w:rPr>
-        <w:t xml:space="preserve">escapeHtml()</w:t>
-      </w:r>
-      <w:r>
-        <w:t xml:space="preserve"> </w:t>
-      </w:r>
-      <w:r>
-        <w:t xml:space="preserve">before interpolation (prevents stored XSS from a</w:t>
-      </w:r>
-      <w:r>
-        <w:t xml:space="preserve"> </w:t>
-      </w:r>
-      <w:r>
-        <w:t xml:space="preserve">name synced out of Congressus).</w:t>
-      </w:r>
-    </w:p>
-    <w:p>
-      <w:pPr>
-        <w:pStyle w:val="Compact"/>
-        <w:numPr>
-          <w:ilvl w:val="0"/>
-          <w:numId w:val="1040"/>
-        </w:numPr>
-      </w:pPr>
-      <w:r>
-        <w:t xml:space="preserve">Those pages declare</w:t>
-      </w:r>
-      <w:r>
-        <w:t xml:space="preserve"> </w:t>
-      </w:r>
-      <w:r>
-        <w:rPr>
-          <w:rStyle w:val="VerbatimChar"/>
-        </w:rPr>
-        <w:t xml:space="preserve">charset=utf-8</w:t>
-      </w:r>
-      <w:r>
-        <w:t xml:space="preserve"> </w:t>
-      </w:r>
-      <w:r>
-        <w:t xml:space="preserve">(header + meta) so emoji/diacritics render</w:t>
-      </w:r>
-      <w:r>
-        <w:t xml:space="preserve"> </w:t>
-      </w:r>
-      <w:r>
-        <w:t xml:space="preserve">correctly.</w:t>
-      </w:r>
-    </w:p>
-    <w:bookmarkEnd w:id="132"/>
-    <w:bookmarkStart w:id="136" w:name="deliberate-trade-offs"/>
-    <w:p>
-      <w:pPr>
-        <w:pStyle w:val="Heading2"/>
-      </w:pPr>
-      <w:r>
-        <w:t xml:space="preserve">Deliberate trade-offs</w:t>
-      </w:r>
-    </w:p>
-    <w:bookmarkStart w:id="133" w:name="card-uids-arent-secret"/>
-    <w:p>
-      <w:pPr>
-        <w:pStyle w:val="Heading3"/>
-      </w:pPr>
-      <w:r>
-        <w:t xml:space="preserve">Card UIDs aren't secret</w:t>
-      </w:r>
-    </w:p>
-    <w:p>
-      <w:pPr>
-        <w:pStyle w:val="FirstParagraph"/>
-      </w:pPr>
-      <w:r>
-        <w:t xml:space="preserve">Any NFC reader can read a card UID, and the scan endpoint is necessarily</w:t>
-      </w:r>
-      <w:r>
-        <w:t xml:space="preserve"> </w:t>
-      </w:r>
-      <w:r>
-        <w:t xml:space="preserve">unauthenticated (the kiosk is a public web page). Mitigations: the scan endpoint</w:t>
-      </w:r>
-      <w:r>
-        <w:t xml:space="preserve"> </w:t>
-      </w:r>
-      <w:r>
-        <w:t xml:space="preserve">returns no member data and is rate-limited. For stronger protection, restrict</w:t>
-      </w:r>
-      <w:r>
-        <w:t xml:space="preserve"> </w:t>
-      </w:r>
-      <w:r>
-        <w:rPr>
-          <w:rStyle w:val="VerbatimChar"/>
-        </w:rPr>
-        <w:t xml:space="preserve">/api/card/scan</w:t>
-      </w:r>
-      <w:r>
-        <w:t xml:space="preserve"> </w:t>
-      </w:r>
-      <w:r>
-        <w:t xml:space="preserve">to the kiosk's IP at the network layer.</w:t>
-      </w:r>
-    </w:p>
-    <w:bookmarkEnd w:id="133"/>
-    <w:bookmarkStart w:id="134" w:name="email-not-found-vs-enumeration"/>
-    <w:p>
-      <w:pPr>
-        <w:pStyle w:val="Heading3"/>
-      </w:pPr>
-      <w:r>
-        <w:t xml:space="preserve">"Email not found" vs enumeration</w:t>
-      </w:r>
-    </w:p>
-    <w:p>
-      <w:pPr>
-        <w:pStyle w:val="FirstParagraph"/>
-      </w:pPr>
-      <w:r>
-        <w:t xml:space="preserve">The card-registration flow tells a user when their email matches no member</w:t>
-      </w:r>
-      <w:r>
-        <w:t xml:space="preserve"> </w:t>
-      </w:r>
-      <w:r>
-        <w:t xml:space="preserve">("Email not found"). This</w:t>
-      </w:r>
-      <w:r>
-        <w:t xml:space="preserve"> </w:t>
-      </w:r>
-      <w:r>
-        <w:rPr>
-          <w:b/>
-          <w:bCs/>
-        </w:rPr>
-        <w:t xml:space="preserve">re-introduces some email-enumeration ability</w:t>
-      </w:r>
-      <w:r>
-        <w:t xml:space="preserve"> </w:t>
-      </w:r>
-      <w:r>
-        <w:t xml:space="preserve">that a</w:t>
-      </w:r>
-      <w:r>
-        <w:t xml:space="preserve"> </w:t>
-      </w:r>
-      <w:r>
-        <w:t xml:space="preserve">uniform response would prevent. It was a conscious product choice: confused</w:t>
-      </w:r>
-      <w:r>
-        <w:t xml:space="preserve"> </w:t>
-      </w:r>
-      <w:r>
-        <w:t xml:space="preserve">members not knowing why nothing happened is a real problem at a kiosk, the kiosk</w:t>
-      </w:r>
-      <w:r>
-        <w:t xml:space="preserve"> </w:t>
-      </w:r>
-      <w:r>
-        <w:t xml:space="preserve">is physical, and the endpoint is rate-limited. If enumeration resistance becomes</w:t>
-      </w:r>
-      <w:r>
-        <w:t xml:space="preserve"> </w:t>
-      </w:r>
-      <w:r>
-        <w:t xml:space="preserve">more important than this UX, revert</w:t>
-      </w:r>
-      <w:r>
-        <w:t xml:space="preserve"> </w:t>
-      </w:r>
-      <w:r>
-        <w:rPr>
-          <w:rStyle w:val="VerbatimChar"/>
-        </w:rPr>
-        <w:t xml:space="preserve">card/register</w:t>
-      </w:r>
-      <w:r>
-        <w:t xml:space="preserve"> </w:t>
-      </w:r>
-      <w:r>
-        <w:t xml:space="preserve">to a uniform</w:t>
-      </w:r>
-      <w:r>
-        <w:t xml:space="preserve"> </w:t>
-      </w:r>
-      <w:r>
-        <w:rPr>
-          <w:rStyle w:val="VerbatimChar"/>
-        </w:rPr>
-        <w:t xml:space="preserve">{ ok: true }</w:t>
-      </w:r>
-      <w:r>
-        <w:t xml:space="preserve">.</w:t>
-      </w:r>
-    </w:p>
-    <w:bookmarkEnd w:id="134"/>
-    <w:bookmarkStart w:id="135" w:name="shop-token-is-a-bearer-token-in-the-url"/>
-    <w:p>
-      <w:pPr>
-        <w:pStyle w:val="Heading3"/>
-      </w:pPr>
-      <w:r>
-        <w:t xml:space="preserve">Shop token is a bearer token in the URL</w:t>
-      </w:r>
-    </w:p>
-    <w:p>
-      <w:pPr>
-        <w:pStyle w:val="FirstParagraph"/>
-      </w:pPr>
-      <w:r>
-        <w:t xml:space="preserve">Anyone holding a live</w:t>
-      </w:r>
-      <w:r>
-        <w:t xml:space="preserve"> </w:t>
-      </w:r>
-      <w:r>
-        <w:rPr>
-          <w:rStyle w:val="VerbatimChar"/>
-        </w:rPr>
-        <w:t xml:space="preserve">/shop/&lt;token&gt;</w:t>
-      </w:r>
-      <w:r>
-        <w:t xml:space="preserve"> </w:t>
-      </w:r>
-      <w:r>
-        <w:t xml:space="preserve">URL can act as that member until it expires</w:t>
-      </w:r>
-      <w:r>
-        <w:t xml:space="preserve"> </w:t>
-      </w:r>
-      <w:r>
-        <w:t xml:space="preserve">(10 min) or the order is confirmed. Tokens are random and per-tap (a new one each</w:t>
-      </w:r>
-      <w:r>
-        <w:t xml:space="preserve"> </w:t>
-      </w:r>
-      <w:r>
-        <w:t xml:space="preserve">scan), so they can't be guessed or reused. The idle auto-reset and short lifetime</w:t>
-      </w:r>
-      <w:r>
-        <w:t xml:space="preserve"> </w:t>
-      </w:r>
-      <w:r>
-        <w:t xml:space="preserve">bound the exposure. Stronger options (not currently implemented): move the token</w:t>
-      </w:r>
-      <w:r>
-        <w:t xml:space="preserve"> </w:t>
-      </w:r>
-      <w:r>
-        <w:t xml:space="preserve">into an httpOnly cookie so it can't be shared via URL, or use a crypto-random</w:t>
-      </w:r>
-      <w:r>
-        <w:t xml:space="preserve"> </w:t>
-      </w:r>
-      <w:r>
-        <w:t xml:space="preserve">token instead of a cuid.</w:t>
-      </w:r>
-    </w:p>
-    <w:bookmarkEnd w:id="135"/>
-    <w:bookmarkEnd w:id="136"/>
-    <w:bookmarkStart w:id="137" w:name="prohibited--careful-operations"/>
-    <w:p>
-      <w:pPr>
-        <w:pStyle w:val="Heading2"/>
-      </w:pPr>
-      <w:r>
-        <w:t xml:space="preserve">Prohibited / careful operations</w:t>
       </w:r>
     </w:p>
     <w:p>
@@ -19609,17 +19799,7 @@
         </w:numPr>
       </w:pPr>
       <w:r>
-        <w:rPr>
-          <w:b/>
-          <w:bCs/>
-        </w:rPr>
-        <w:t xml:space="preserve">Member deletion</w:t>
-      </w:r>
-      <w:r>
-        <w:t xml:space="preserve"> </w:t>
-      </w:r>
-      <w:r>
-        <w:t xml:space="preserve">is blocked while invoices exist.</w:t>
+        <w:t xml:space="preserve">React escapes all interpolated values in the kiosk/shop/admin pages.</w:t>
       </w:r>
     </w:p>
     <w:p>
@@ -19631,38 +19811,47 @@
         </w:numPr>
       </w:pPr>
       <w:r>
+        <w:t xml:space="preserve">The card-verify pages are</w:t>
+      </w:r>
+      <w:r>
+        <w:t xml:space="preserve"> </w:t>
+      </w:r>
+      <w:r>
         <w:rPr>
           <w:b/>
           <w:bCs/>
         </w:rPr>
-        <w:t xml:space="preserve">Invoice edit/delete</w:t>
-      </w:r>
-      <w:r>
-        <w:t xml:space="preserve"> </w:t>
-      </w:r>
-      <w:r>
-        <w:t xml:space="preserve">is blocked once an invoice is</w:t>
-      </w:r>
-      <w:r>
-        <w:t xml:space="preserve"> </w:t>
-      </w:r>
-      <w:r>
-        <w:rPr>
-          <w:rStyle w:val="VerbatimChar"/>
-        </w:rPr>
-        <w:t xml:space="preserve">EXPORTED</w:t>
-      </w:r>
-      <w:r>
-        <w:t xml:space="preserve"> </w:t>
-      </w:r>
-      <w:r>
-        <w:t xml:space="preserve">(already billed</w:t>
-      </w:r>
-      <w:r>
-        <w:t xml:space="preserve"> </w:t>
-      </w:r>
-      <w:r>
-        <w:t xml:space="preserve">in Congressus).</w:t>
+        <w:t xml:space="preserve">hand-built HTML</w:t>
+      </w:r>
+      <w:r>
+        <w:t xml:space="preserve">, so member names and tokens are</w:t>
+      </w:r>
+      <w:r>
+        <w:t xml:space="preserve"> </w:t>
+      </w:r>
+      <w:r>
+        <w:t xml:space="preserve">passed through</w:t>
+      </w:r>
+      <w:r>
+        <w:t xml:space="preserve"> </w:t>
+      </w:r>
+      <w:r>
+        <w:rPr>
+          <w:rStyle w:val="VerbatimChar"/>
+        </w:rPr>
+        <w:t xml:space="preserve">escapeHtml()</w:t>
+      </w:r>
+      <w:r>
+        <w:t xml:space="preserve"> </w:t>
+      </w:r>
+      <w:r>
+        <w:t xml:space="preserve">before interpolation (prevents stored XSS from a</w:t>
+      </w:r>
+      <w:r>
+        <w:t xml:space="preserve"> </w:t>
+      </w:r>
+      <w:r>
+        <w:t xml:space="preserve">name synced out of Congressus).</w:t>
       </w:r>
     </w:p>
     <w:p>
@@ -19674,67 +19863,358 @@
         </w:numPr>
       </w:pPr>
       <w:r>
+        <w:t xml:space="preserve">Those pages declare</w:t>
+      </w:r>
+      <w:r>
+        <w:t xml:space="preserve"> </w:t>
+      </w:r>
+      <w:r>
+        <w:rPr>
+          <w:rStyle w:val="VerbatimChar"/>
+        </w:rPr>
+        <w:t xml:space="preserve">charset=utf-8</w:t>
+      </w:r>
+      <w:r>
+        <w:t xml:space="preserve"> </w:t>
+      </w:r>
+      <w:r>
+        <w:t xml:space="preserve">(header + meta) so emoji/diacritics render</w:t>
+      </w:r>
+      <w:r>
+        <w:t xml:space="preserve"> </w:t>
+      </w:r>
+      <w:r>
+        <w:t xml:space="preserve">correctly.</w:t>
+      </w:r>
+    </w:p>
+    <w:bookmarkEnd w:id="133"/>
+    <w:bookmarkStart w:id="137" w:name="deliberate-trade-offs"/>
+    <w:p>
+      <w:pPr>
+        <w:pStyle w:val="Heading2"/>
+      </w:pPr>
+      <w:r>
+        <w:t xml:space="preserve">Deliberate trade-offs</w:t>
+      </w:r>
+    </w:p>
+    <w:bookmarkStart w:id="134" w:name="card-uids-arent-secret"/>
+    <w:p>
+      <w:pPr>
+        <w:pStyle w:val="Heading3"/>
+      </w:pPr>
+      <w:r>
+        <w:t xml:space="preserve">Card UIDs aren't secret</w:t>
+      </w:r>
+    </w:p>
+    <w:p>
+      <w:pPr>
+        <w:pStyle w:val="FirstParagraph"/>
+      </w:pPr>
+      <w:r>
+        <w:t xml:space="preserve">Any NFC reader can read a card UID, and the scan endpoint is necessarily</w:t>
+      </w:r>
+      <w:r>
+        <w:t xml:space="preserve"> </w:t>
+      </w:r>
+      <w:r>
+        <w:t xml:space="preserve">unauthenticated (the kiosk is a public web page). Mitigations: the scan endpoint</w:t>
+      </w:r>
+      <w:r>
+        <w:t xml:space="preserve"> </w:t>
+      </w:r>
+      <w:r>
+        <w:t xml:space="preserve">returns no member data and is rate-limited. For stronger protection, restrict</w:t>
+      </w:r>
+      <w:r>
+        <w:t xml:space="preserve"> </w:t>
+      </w:r>
+      <w:r>
+        <w:rPr>
+          <w:rStyle w:val="VerbatimChar"/>
+        </w:rPr>
+        <w:t xml:space="preserve">/api/card/scan</w:t>
+      </w:r>
+      <w:r>
+        <w:t xml:space="preserve"> </w:t>
+      </w:r>
+      <w:r>
+        <w:t xml:space="preserve">to the kiosk's IP at the network layer.</w:t>
+      </w:r>
+    </w:p>
+    <w:bookmarkEnd w:id="134"/>
+    <w:bookmarkStart w:id="135" w:name="email-not-found-vs-enumeration"/>
+    <w:p>
+      <w:pPr>
+        <w:pStyle w:val="Heading3"/>
+      </w:pPr>
+      <w:r>
+        <w:t xml:space="preserve">"Email not found" vs enumeration</w:t>
+      </w:r>
+    </w:p>
+    <w:p>
+      <w:pPr>
+        <w:pStyle w:val="FirstParagraph"/>
+      </w:pPr>
+      <w:r>
+        <w:t xml:space="preserve">The card-registration flow tells a user when their email matches no member</w:t>
+      </w:r>
+      <w:r>
+        <w:t xml:space="preserve"> </w:t>
+      </w:r>
+      <w:r>
+        <w:t xml:space="preserve">("Email not found"). This</w:t>
+      </w:r>
+      <w:r>
+        <w:t xml:space="preserve"> </w:t>
+      </w:r>
+      <w:r>
         <w:rPr>
           <w:b/>
           <w:bCs/>
         </w:rPr>
-        <w:t xml:space="preserve">Bulk invoice clearing</w:t>
-      </w:r>
-      <w:r>
-        <w:t xml:space="preserve"> </w:t>
-      </w:r>
-      <w:r>
-        <w:t xml:space="preserve">requires a double confirmation in the UI and is</w:t>
-      </w:r>
-      <w:r>
-        <w:t xml:space="preserve"> </w:t>
-      </w:r>
-      <w:r>
-        <w:t xml:space="preserve">intended for test-data cleanup only.</w:t>
-      </w:r>
-    </w:p>
+        <w:t xml:space="preserve">re-introduces some email-enumeration ability</w:t>
+      </w:r>
+      <w:r>
+        <w:t xml:space="preserve"> </w:t>
+      </w:r>
+      <w:r>
+        <w:t xml:space="preserve">that a</w:t>
+      </w:r>
+      <w:r>
+        <w:t xml:space="preserve"> </w:t>
+      </w:r>
+      <w:r>
+        <w:t xml:space="preserve">uniform response would prevent. It was a conscious product choice: confused</w:t>
+      </w:r>
+      <w:r>
+        <w:t xml:space="preserve"> </w:t>
+      </w:r>
+      <w:r>
+        <w:t xml:space="preserve">members not knowing why nothing happened is a real problem at a kiosk, the kiosk</w:t>
+      </w:r>
+      <w:r>
+        <w:t xml:space="preserve"> </w:t>
+      </w:r>
+      <w:r>
+        <w:t xml:space="preserve">is physical, and the endpoint is rate-limited. If enumeration resistance becomes</w:t>
+      </w:r>
+      <w:r>
+        <w:t xml:space="preserve"> </w:t>
+      </w:r>
+      <w:r>
+        <w:t xml:space="preserve">more important than this UX, revert</w:t>
+      </w:r>
+      <w:r>
+        <w:t xml:space="preserve"> </w:t>
+      </w:r>
+      <w:r>
+        <w:rPr>
+          <w:rStyle w:val="VerbatimChar"/>
+        </w:rPr>
+        <w:t xml:space="preserve">card/register</w:t>
+      </w:r>
+      <w:r>
+        <w:t xml:space="preserve"> </w:t>
+      </w:r>
+      <w:r>
+        <w:t xml:space="preserve">to a uniform</w:t>
+      </w:r>
+      <w:r>
+        <w:t xml:space="preserve"> </w:t>
+      </w:r>
+      <w:r>
+        <w:rPr>
+          <w:rStyle w:val="VerbatimChar"/>
+        </w:rPr>
+        <w:t xml:space="preserve">{ ok: true }</w:t>
+      </w:r>
+      <w:r>
+        <w:t xml:space="preserve">.</w:t>
+      </w:r>
+    </w:p>
+    <w:bookmarkEnd w:id="135"/>
+    <w:bookmarkStart w:id="136" w:name="shop-token-is-a-bearer-token-in-the-url"/>
+    <w:p>
+      <w:pPr>
+        <w:pStyle w:val="Heading3"/>
+      </w:pPr>
+      <w:r>
+        <w:t xml:space="preserve">Shop token is a bearer token in the URL</w:t>
+      </w:r>
+    </w:p>
+    <w:p>
+      <w:pPr>
+        <w:pStyle w:val="FirstParagraph"/>
+      </w:pPr>
+      <w:r>
+        <w:t xml:space="preserve">Anyone holding a live</w:t>
+      </w:r>
+      <w:r>
+        <w:t xml:space="preserve"> </w:t>
+      </w:r>
+      <w:r>
+        <w:rPr>
+          <w:rStyle w:val="VerbatimChar"/>
+        </w:rPr>
+        <w:t xml:space="preserve">/shop/&lt;token&gt;</w:t>
+      </w:r>
+      <w:r>
+        <w:t xml:space="preserve"> </w:t>
+      </w:r>
+      <w:r>
+        <w:t xml:space="preserve">URL can act as that member until it expires</w:t>
+      </w:r>
+      <w:r>
+        <w:t xml:space="preserve"> </w:t>
+      </w:r>
+      <w:r>
+        <w:t xml:space="preserve">(10 min) or the order is confirmed. Tokens are random and per-tap (a new one each</w:t>
+      </w:r>
+      <w:r>
+        <w:t xml:space="preserve"> </w:t>
+      </w:r>
+      <w:r>
+        <w:t xml:space="preserve">scan), so they can't be guessed or reused. The idle auto-reset and short lifetime</w:t>
+      </w:r>
+      <w:r>
+        <w:t xml:space="preserve"> </w:t>
+      </w:r>
+      <w:r>
+        <w:t xml:space="preserve">bound the exposure. Stronger options (not currently implemented): move the token</w:t>
+      </w:r>
+      <w:r>
+        <w:t xml:space="preserve"> </w:t>
+      </w:r>
+      <w:r>
+        <w:t xml:space="preserve">into an httpOnly cookie so it can't be shared via URL, or use a crypto-random</w:t>
+      </w:r>
+      <w:r>
+        <w:t xml:space="preserve"> </w:t>
+      </w:r>
+      <w:r>
+        <w:t xml:space="preserve">token instead of a cuid.</w:t>
+      </w:r>
+    </w:p>
+    <w:bookmarkEnd w:id="136"/>
     <w:bookmarkEnd w:id="137"/>
-    <w:bookmarkStart w:id="138" w:name="audit-checklist"/>
+    <w:bookmarkStart w:id="138" w:name="prohibited--careful-operations"/>
     <w:p>
       <w:pPr>
         <w:pStyle w:val="Heading2"/>
       </w:pPr>
       <w:r>
-        <w:t xml:space="preserve">Audit checklist</w:t>
-      </w:r>
-    </w:p>
-    <w:p>
-      <w:pPr>
-        <w:pStyle w:val="FirstParagraph"/>
-      </w:pPr>
-      <w:r>
-        <w:t xml:space="preserve">When adding a new endpoint:</w:t>
-      </w:r>
-    </w:p>
-    <w:p>
-      <w:pPr>
+        <w:t xml:space="preserve">Prohibited / careful operations</w:t>
+      </w:r>
+    </w:p>
+    <w:p>
+      <w:pPr>
+        <w:pStyle w:val="Compact"/>
         <w:numPr>
           <w:ilvl w:val="0"/>
           <w:numId w:val="1042"/>
         </w:numPr>
       </w:pPr>
       <w:r>
-        <w:t xml:space="preserve">Does it touch member/admin data? → call</w:t>
-      </w:r>
-      <w:r>
-        <w:t xml:space="preserve"> </w:t>
-      </w:r>
-      <w:r>
-        <w:rPr>
-          <w:rStyle w:val="VerbatimChar"/>
-        </w:rPr>
-        <w:t xml:space="preserve">requireAdmin()</w:t>
-      </w:r>
-      <w:r>
-        <w:t xml:space="preserve"> </w:t>
-      </w:r>
-      <w:r>
-        <w:t xml:space="preserve">(admin) or validate a token (shop/registration).</w:t>
+        <w:rPr>
+          <w:b/>
+          <w:bCs/>
+        </w:rPr>
+        <w:t xml:space="preserve">Member deletion</w:t>
+      </w:r>
+      <w:r>
+        <w:t xml:space="preserve"> </w:t>
+      </w:r>
+      <w:r>
+        <w:t xml:space="preserve">is blocked while invoices exist.</w:t>
+      </w:r>
+    </w:p>
+    <w:p>
+      <w:pPr>
+        <w:pStyle w:val="Compact"/>
+        <w:numPr>
+          <w:ilvl w:val="0"/>
+          <w:numId w:val="1042"/>
+        </w:numPr>
+      </w:pPr>
+      <w:r>
+        <w:rPr>
+          <w:b/>
+          <w:bCs/>
+        </w:rPr>
+        <w:t xml:space="preserve">Invoice edit/delete</w:t>
+      </w:r>
+      <w:r>
+        <w:t xml:space="preserve"> </w:t>
+      </w:r>
+      <w:r>
+        <w:t xml:space="preserve">is blocked once an invoice is</w:t>
+      </w:r>
+      <w:r>
+        <w:t xml:space="preserve"> </w:t>
+      </w:r>
+      <w:r>
+        <w:rPr>
+          <w:rStyle w:val="VerbatimChar"/>
+        </w:rPr>
+        <w:t xml:space="preserve">EXPORTED</w:t>
+      </w:r>
+      <w:r>
+        <w:t xml:space="preserve"> </w:t>
+      </w:r>
+      <w:r>
+        <w:t xml:space="preserve">(already billed</w:t>
+      </w:r>
+      <w:r>
+        <w:t xml:space="preserve"> </w:t>
+      </w:r>
+      <w:r>
+        <w:t xml:space="preserve">in Congressus).</w:t>
+      </w:r>
+    </w:p>
+    <w:p>
+      <w:pPr>
+        <w:pStyle w:val="Compact"/>
+        <w:numPr>
+          <w:ilvl w:val="0"/>
+          <w:numId w:val="1042"/>
+        </w:numPr>
+      </w:pPr>
+      <w:r>
+        <w:rPr>
+          <w:b/>
+          <w:bCs/>
+        </w:rPr>
+        <w:t xml:space="preserve">Bulk invoice clearing</w:t>
+      </w:r>
+      <w:r>
+        <w:t xml:space="preserve"> </w:t>
+      </w:r>
+      <w:r>
+        <w:t xml:space="preserve">requires a double confirmation in the UI and is</w:t>
+      </w:r>
+      <w:r>
+        <w:t xml:space="preserve"> </w:t>
+      </w:r>
+      <w:r>
+        <w:t xml:space="preserve">intended for test-data cleanup only.</w:t>
+      </w:r>
+    </w:p>
+    <w:bookmarkEnd w:id="138"/>
+    <w:bookmarkStart w:id="139" w:name="audit-checklist"/>
+    <w:p>
+      <w:pPr>
+        <w:pStyle w:val="Heading2"/>
+      </w:pPr>
+      <w:r>
+        <w:t xml:space="preserve">Audit checklist</w:t>
+      </w:r>
+    </w:p>
+    <w:p>
+      <w:pPr>
+        <w:pStyle w:val="FirstParagraph"/>
+      </w:pPr>
+      <w:r>
+        <w:t xml:space="preserve">When adding a new endpoint:</w:t>
       </w:r>
     </w:p>
     <w:p>
@@ -19745,22 +20225,22 @@
         </w:numPr>
       </w:pPr>
       <w:r>
-        <w:t xml:space="preserve">Does it return more fields than the caller needs? →</w:t>
-      </w:r>
-      <w:r>
-        <w:t xml:space="preserve"> </w:t>
-      </w:r>
-      <w:r>
-        <w:rPr>
-          <w:rStyle w:val="VerbatimChar"/>
-        </w:rPr>
-        <w:t xml:space="preserve">select</w:t>
-      </w:r>
-      <w:r>
-        <w:t xml:space="preserve"> </w:t>
-      </w:r>
-      <w:r>
-        <w:t xml:space="preserve">only what's required.</w:t>
+        <w:t xml:space="preserve">Does it touch member/admin data? → call</w:t>
+      </w:r>
+      <w:r>
+        <w:t xml:space="preserve"> </w:t>
+      </w:r>
+      <w:r>
+        <w:rPr>
+          <w:rStyle w:val="VerbatimChar"/>
+        </w:rPr>
+        <w:t xml:space="preserve">requireAdmin()</w:t>
+      </w:r>
+      <w:r>
+        <w:t xml:space="preserve"> </w:t>
+      </w:r>
+      <w:r>
+        <w:t xml:space="preserve">(admin) or validate a token (shop/registration).</w:t>
       </w:r>
     </w:p>
     <w:p>
@@ -19771,7 +20251,22 @@
         </w:numPr>
       </w:pPr>
       <w:r>
-        <w:t xml:space="preserve">Is it public and write-capable or enumeration-prone? → add rate limiting.</w:t>
+        <w:t xml:space="preserve">Does it return more fields than the caller needs? →</w:t>
+      </w:r>
+      <w:r>
+        <w:t xml:space="preserve"> </w:t>
+      </w:r>
+      <w:r>
+        <w:rPr>
+          <w:rStyle w:val="VerbatimChar"/>
+        </w:rPr>
+        <w:t xml:space="preserve">select</w:t>
+      </w:r>
+      <w:r>
+        <w:t xml:space="preserve"> </w:t>
+      </w:r>
+      <w:r>
+        <w:t xml:space="preserve">only what's required.</w:t>
       </w:r>
     </w:p>
     <w:p>
@@ -19782,7 +20277,7 @@
         </w:numPr>
       </w:pPr>
       <w:r>
-        <w:t xml:space="preserve">Does it render raw HTML with external data? → escape it.</w:t>
+        <w:t xml:space="preserve">Is it public and write-capable or enumeration-prone? → add rate limiting.</w:t>
       </w:r>
     </w:p>
     <w:p>
@@ -19793,6 +20288,17 @@
         </w:numPr>
       </w:pPr>
       <w:r>
+        <w:t xml:space="preserve">Does it render raw HTML with external data? → escape it.</w:t>
+      </w:r>
+    </w:p>
+    <w:p>
+      <w:pPr>
+        <w:numPr>
+          <w:ilvl w:val="0"/>
+          <w:numId w:val="1047"/>
+        </w:numPr>
+      </w:pPr>
+      <w:r>
         <w:t xml:space="preserve">Verify at runtime: unauthenticated</w:t>
       </w:r>
       <w:r>
@@ -19812,8 +20318,8 @@
         <w:t xml:space="preserve">forged-cookie requests both get 401/redirect.</w:t>
       </w:r>
     </w:p>
-    <w:bookmarkEnd w:id="138"/>
     <w:bookmarkEnd w:id="139"/>
+    <w:bookmarkEnd w:id="140"/>
     <w:sectPr>
       <w:footnotePr>
         <w:numRestart w:val="eachSect"/>
@@ -20294,34 +20800,7 @@
     </w:lvlOverride>
   </w:num>
   <w:num w:numId="1017">
-    <w:abstractNumId w:val="99411"/>
-    <w:lvlOverride w:ilvl="0">
-      <w:startOverride w:val="1"/>
-    </w:lvlOverride>
-    <w:lvlOverride w:ilvl="1">
-      <w:startOverride w:val="1"/>
-    </w:lvlOverride>
-    <w:lvlOverride w:ilvl="2">
-      <w:startOverride w:val="1"/>
-    </w:lvlOverride>
-    <w:lvlOverride w:ilvl="3">
-      <w:startOverride w:val="1"/>
-    </w:lvlOverride>
-    <w:lvlOverride w:ilvl="4">
-      <w:startOverride w:val="1"/>
-    </w:lvlOverride>
-    <w:lvlOverride w:ilvl="5">
-      <w:startOverride w:val="1"/>
-    </w:lvlOverride>
-    <w:lvlOverride w:ilvl="6">
-      <w:startOverride w:val="1"/>
-    </w:lvlOverride>
-    <w:lvlOverride w:ilvl="7">
-      <w:startOverride w:val="1"/>
-    </w:lvlOverride>
-    <w:lvlOverride w:ilvl="8">
-      <w:startOverride w:val="1"/>
-    </w:lvlOverride>
+    <w:abstractNumId w:val="991"/>
   </w:num>
   <w:num w:numId="1018">
     <w:abstractNumId w:val="99411"/>
@@ -20354,9 +20833,6 @@
     </w:lvlOverride>
   </w:num>
   <w:num w:numId="1019">
-    <w:abstractNumId w:val="991"/>
-  </w:num>
-  <w:num w:numId="1020">
     <w:abstractNumId w:val="99411"/>
     <w:lvlOverride w:ilvl="0">
       <w:startOverride w:val="1"/>
@@ -20385,6 +20861,9 @@
     <w:lvlOverride w:ilvl="8">
       <w:startOverride w:val="1"/>
     </w:lvlOverride>
+  </w:num>
+  <w:num w:numId="1020">
+    <w:abstractNumId w:val="991"/>
   </w:num>
   <w:num w:numId="1021">
     <w:abstractNumId w:val="99411"/>
@@ -20477,9 +20956,6 @@
     </w:lvlOverride>
   </w:num>
   <w:num w:numId="1024">
-    <w:abstractNumId w:val="991"/>
-  </w:num>
-  <w:num w:numId="1025">
     <w:abstractNumId w:val="99411"/>
     <w:lvlOverride w:ilvl="0">
       <w:startOverride w:val="1"/>
@@ -20509,13 +20985,10 @@
       <w:startOverride w:val="1"/>
     </w:lvlOverride>
   </w:num>
-  <w:num w:numId="1026">
+  <w:num w:numId="1025">
     <w:abstractNumId w:val="991"/>
   </w:num>
-  <w:num w:numId="1027">
-    <w:abstractNumId w:val="991"/>
-  </w:num>
-  <w:num w:numId="1028">
+  <w:num w:numId="1026">
     <w:abstractNumId w:val="99411"/>
     <w:lvlOverride w:ilvl="0">
       <w:startOverride w:val="1"/>
@@ -20545,25 +21018,13 @@
       <w:startOverride w:val="1"/>
     </w:lvlOverride>
   </w:num>
-  <w:num w:numId="1029">
+  <w:num w:numId="1027">
     <w:abstractNumId w:val="991"/>
   </w:num>
-  <w:num w:numId="1030">
+  <w:num w:numId="1028">
     <w:abstractNumId w:val="991"/>
   </w:num>
-  <w:num w:numId="1031">
-    <w:abstractNumId w:val="991"/>
-  </w:num>
-  <w:num w:numId="1032">
-    <w:abstractNumId w:val="991"/>
-  </w:num>
-  <w:num w:numId="1033">
-    <w:abstractNumId w:val="991"/>
-  </w:num>
-  <w:num w:numId="1034">
-    <w:abstractNumId w:val="991"/>
-  </w:num>
-  <w:num w:numId="1035">
+  <w:num w:numId="1029">
     <w:abstractNumId w:val="99411"/>
     <w:lvlOverride w:ilvl="0">
       <w:startOverride w:val="1"/>
@@ -20593,8 +21054,53 @@
       <w:startOverride w:val="1"/>
     </w:lvlOverride>
   </w:num>
+  <w:num w:numId="1030">
+    <w:abstractNumId w:val="991"/>
+  </w:num>
+  <w:num w:numId="1031">
+    <w:abstractNumId w:val="991"/>
+  </w:num>
+  <w:num w:numId="1032">
+    <w:abstractNumId w:val="991"/>
+  </w:num>
+  <w:num w:numId="1033">
+    <w:abstractNumId w:val="991"/>
+  </w:num>
+  <w:num w:numId="1034">
+    <w:abstractNumId w:val="991"/>
+  </w:num>
+  <w:num w:numId="1035">
+    <w:abstractNumId w:val="991"/>
+  </w:num>
   <w:num w:numId="1036">
-    <w:abstractNumId w:val="991"/>
+    <w:abstractNumId w:val="99411"/>
+    <w:lvlOverride w:ilvl="0">
+      <w:startOverride w:val="1"/>
+    </w:lvlOverride>
+    <w:lvlOverride w:ilvl="1">
+      <w:startOverride w:val="1"/>
+    </w:lvlOverride>
+    <w:lvlOverride w:ilvl="2">
+      <w:startOverride w:val="1"/>
+    </w:lvlOverride>
+    <w:lvlOverride w:ilvl="3">
+      <w:startOverride w:val="1"/>
+    </w:lvlOverride>
+    <w:lvlOverride w:ilvl="4">
+      <w:startOverride w:val="1"/>
+    </w:lvlOverride>
+    <w:lvlOverride w:ilvl="5">
+      <w:startOverride w:val="1"/>
+    </w:lvlOverride>
+    <w:lvlOverride w:ilvl="6">
+      <w:startOverride w:val="1"/>
+    </w:lvlOverride>
+    <w:lvlOverride w:ilvl="7">
+      <w:startOverride w:val="1"/>
+    </w:lvlOverride>
+    <w:lvlOverride w:ilvl="8">
+      <w:startOverride w:val="1"/>
+    </w:lvlOverride>
   </w:num>
   <w:num w:numId="1037">
     <w:abstractNumId w:val="991"/>
@@ -20612,7 +21118,7 @@
     <w:abstractNumId w:val="991"/>
   </w:num>
   <w:num w:numId="1042">
-    <w:abstractNumId w:val="992"/>
+    <w:abstractNumId w:val="991"/>
   </w:num>
   <w:num w:numId="1043">
     <w:abstractNumId w:val="992"/>
@@ -20624,6 +21130,9 @@
     <w:abstractNumId w:val="992"/>
   </w:num>
   <w:num w:numId="1046">
+    <w:abstractNumId w:val="992"/>
+  </w:num>
+  <w:num w:numId="1047">
     <w:abstractNumId w:val="992"/>
   </w:num>
 </w:numbering>

--- a/docs/SSS-Documentation.docx
+++ b/docs/SSS-Documentation.docx
@@ -60,7 +60,7 @@
         </w:p>
       </w:sdtContent>
     </w:sdt>
-    <w:bookmarkStart w:id="25" w:name="overview"/>
+    <w:bookmarkStart w:id="26" w:name="overview"/>
     <w:p>
       <w:pPr>
         <w:pStyle w:val="Heading1"/>
@@ -128,7 +128,7 @@
         <w:t xml:space="preserve">  Student card ──tap──▶ Kiosk shop ──confirm──▶ Invoice ──monthly──▶ Congressus (SEPA)</w:t>
       </w:r>
     </w:p>
-    <w:bookmarkStart w:id="9" w:name="highlights"/>
+    <w:bookmarkStart w:id="10" w:name="highlights"/>
     <w:p>
       <w:pPr>
         <w:pStyle w:val="Heading2"/>
@@ -216,13 +216,27 @@
           <w:b/>
           <w:bCs/>
         </w:rPr>
-        <w:t xml:space="preserve">Congressus integration</w:t>
-      </w:r>
-      <w:r>
-        <w:t xml:space="preserve"> </w:t>
-      </w:r>
-      <w:r>
-        <w:t xml:space="preserve">— members, products, and monthly invoices sync to Congressus.</w:t>
+        <w:t xml:space="preserve">PPP bar POS</w:t>
+      </w:r>
+      <w:r>
+        <w:t xml:space="preserve"> </w:t>
+      </w:r>
+      <w:r>
+        <w:t xml:space="preserve">— a bartender-operated point-of-sale for drinks at activities: member roles &amp; discounts, per-borrel drink specials (e.g. Flügel Friday), a touch UI with one-tap "regulars", card-login for bartenders, and a separate monthly Congressus invoice. See</w:t>
+      </w:r>
+      <w:r>
+        <w:t xml:space="preserve"> </w:t>
+      </w:r>
+      <w:hyperlink r:id="rId9">
+        <w:r>
+          <w:rPr>
+            <w:rStyle w:val="Hyperlink"/>
+          </w:rPr>
+          <w:t xml:space="preserve">docs/PPP.md</w:t>
+        </w:r>
+      </w:hyperlink>
+      <w:r>
+        <w:t xml:space="preserve">.</w:t>
       </w:r>
     </w:p>
     <w:p>
@@ -238,6 +252,28 @@
           <w:b/>
           <w:bCs/>
         </w:rPr>
+        <w:t xml:space="preserve">Congressus integration</w:t>
+      </w:r>
+      <w:r>
+        <w:t xml:space="preserve"> </w:t>
+      </w:r>
+      <w:r>
+        <w:t xml:space="preserve">— members, products, and monthly invoices sync to Congressus.</w:t>
+      </w:r>
+    </w:p>
+    <w:p>
+      <w:pPr>
+        <w:pStyle w:val="Compact"/>
+        <w:numPr>
+          <w:ilvl w:val="0"/>
+          <w:numId w:val="1001"/>
+        </w:numPr>
+      </w:pPr>
+      <w:r>
+        <w:rPr>
+          <w:b/>
+          <w:bCs/>
+        </w:rPr>
         <w:t xml:space="preserve">Built for a shared physical kiosk</w:t>
       </w:r>
       <w:r>
@@ -247,8 +283,8 @@
         <w:t xml:space="preserve">— idle auto-reset, rate limiting, and a strict "data only behind a valid session" security model.</w:t>
       </w:r>
     </w:p>
-    <w:bookmarkEnd w:id="9"/>
-    <w:bookmarkStart w:id="11" w:name="tech-stack"/>
+    <w:bookmarkEnd w:id="10"/>
+    <w:bookmarkStart w:id="12" w:name="tech-stack"/>
     <w:p>
       <w:pPr>
         <w:pStyle w:val="Heading2"/>
@@ -495,7 +531,7 @@
             <w:pPr>
               <w:pStyle w:val="Compact"/>
             </w:pPr>
-            <w:hyperlink r:id="rId10">
+            <w:hyperlink r:id="rId11">
               <w:r>
                 <w:rPr>
                   <w:rStyle w:val="Hyperlink"/>
@@ -537,8 +573,8 @@
         </w:tc>
       </w:tr>
     </w:tbl>
-    <w:bookmarkEnd w:id="11"/>
-    <w:bookmarkStart w:id="20" w:name="documentation"/>
+    <w:bookmarkEnd w:id="12"/>
+    <w:bookmarkStart w:id="21" w:name="documentation"/>
     <w:p>
       <w:pPr>
         <w:pStyle w:val="Heading2"/>
@@ -591,7 +627,7 @@
             <w:pPr>
               <w:pStyle w:val="Compact"/>
             </w:pPr>
-            <w:hyperlink r:id="rId12">
+            <w:hyperlink r:id="rId13">
               <w:r>
                 <w:rPr>
                   <w:rStyle w:val="Hyperlink"/>
@@ -620,7 +656,7 @@
             <w:pPr>
               <w:pStyle w:val="Compact"/>
             </w:pPr>
-            <w:hyperlink r:id="rId13">
+            <w:hyperlink r:id="rId14">
               <w:r>
                 <w:rPr>
                   <w:rStyle w:val="Hyperlink"/>
@@ -649,7 +685,7 @@
             <w:pPr>
               <w:pStyle w:val="Compact"/>
             </w:pPr>
-            <w:hyperlink r:id="rId14">
+            <w:hyperlink r:id="rId15">
               <w:r>
                 <w:rPr>
                   <w:rStyle w:val="Hyperlink"/>
@@ -678,7 +714,7 @@
             <w:pPr>
               <w:pStyle w:val="Compact"/>
             </w:pPr>
-            <w:hyperlink r:id="rId15">
+            <w:hyperlink r:id="rId16">
               <w:r>
                 <w:rPr>
                   <w:rStyle w:val="Hyperlink"/>
@@ -707,7 +743,7 @@
             <w:pPr>
               <w:pStyle w:val="Compact"/>
             </w:pPr>
-            <w:hyperlink r:id="rId16">
+            <w:hyperlink r:id="rId17">
               <w:r>
                 <w:rPr>
                   <w:rStyle w:val="Hyperlink"/>
@@ -736,7 +772,7 @@
             <w:pPr>
               <w:pStyle w:val="Compact"/>
             </w:pPr>
-            <w:hyperlink r:id="rId17">
+            <w:hyperlink r:id="rId18">
               <w:r>
                 <w:rPr>
                   <w:rStyle w:val="Hyperlink"/>
@@ -765,7 +801,7 @@
             <w:pPr>
               <w:pStyle w:val="Compact"/>
             </w:pPr>
-            <w:hyperlink r:id="rId18">
+            <w:hyperlink r:id="rId19">
               <w:r>
                 <w:rPr>
                   <w:rStyle w:val="Hyperlink"/>
@@ -794,7 +830,7 @@
             <w:pPr>
               <w:pStyle w:val="Compact"/>
             </w:pPr>
-            <w:hyperlink r:id="rId19">
+            <w:hyperlink r:id="rId20">
               <w:r>
                 <w:rPr>
                   <w:rStyle w:val="Hyperlink"/>
@@ -817,8 +853,8 @@
         </w:tc>
       </w:tr>
     </w:tbl>
-    <w:bookmarkEnd w:id="20"/>
-    <w:bookmarkStart w:id="22" w:name="quick-start-local-development"/>
+    <w:bookmarkEnd w:id="21"/>
+    <w:bookmarkStart w:id="23" w:name="quick-start-local-development"/>
     <w:p>
       <w:pPr>
         <w:pStyle w:val="Heading2"/>
@@ -1073,7 +1109,7 @@
       <w:r>
         <w:t xml:space="preserve"> </w:t>
       </w:r>
-      <w:hyperlink r:id="rId21">
+      <w:hyperlink r:id="rId22">
         <w:r>
           <w:rPr>
             <w:rStyle w:val="Hyperlink"/>
@@ -1085,8 +1121,8 @@
         <w:t xml:space="preserve">.</w:t>
       </w:r>
     </w:p>
-    <w:bookmarkEnd w:id="22"/>
-    <w:bookmarkStart w:id="23" w:name="project-layout"/>
+    <w:bookmarkEnd w:id="23"/>
+    <w:bookmarkStart w:id="24" w:name="project-layout"/>
     <w:p>
       <w:pPr>
         <w:pStyle w:val="Heading2"/>
@@ -1340,8 +1376,8 @@
         <w:t xml:space="preserve">  seed.ts          Admin user + categories</w:t>
       </w:r>
     </w:p>
-    <w:bookmarkEnd w:id="23"/>
-    <w:bookmarkStart w:id="24" w:name="common-scripts"/>
+    <w:bookmarkEnd w:id="24"/>
+    <w:bookmarkStart w:id="25" w:name="common-scripts"/>
     <w:p>
       <w:pPr>
         <w:pStyle w:val="Heading2"/>
@@ -1462,9 +1498,9 @@
         <w:br w:type="page"/>
       </w:r>
     </w:p>
-    <w:bookmarkEnd w:id="24"/>
     <w:bookmarkEnd w:id="25"/>
-    <w:bookmarkStart w:id="41" w:name="architecture"/>
+    <w:bookmarkEnd w:id="26"/>
+    <w:bookmarkStart w:id="43" w:name="architecture"/>
     <w:p>
       <w:pPr>
         <w:pStyle w:val="Heading1"/>
@@ -1473,7 +1509,7 @@
         <w:t xml:space="preserve">Architecture</w:t>
       </w:r>
     </w:p>
-    <w:bookmarkStart w:id="26" w:name="overview-1"/>
+    <w:bookmarkStart w:id="28" w:name="overview-1"/>
     <w:p>
       <w:pPr>
         <w:pStyle w:val="Heading2"/>
@@ -1487,7 +1523,7 @@
         <w:pStyle w:val="FirstParagraph"/>
       </w:pPr>
       <w:r>
-        <w:t xml:space="preserve">SSS is a single Next.js application (App Router) that serves three audiences from</w:t>
+        <w:t xml:space="preserve">SSS is a single Next.js application (App Router) that serves several audiences from</w:t>
       </w:r>
       <w:r>
         <w:t xml:space="preserve"> </w:t>
@@ -1564,6 +1600,73 @@
     </w:p>
     <w:p>
       <w:pPr>
+        <w:pStyle w:val="Compact"/>
+        <w:numPr>
+          <w:ilvl w:val="0"/>
+          <w:numId w:val="1003"/>
+        </w:numPr>
+      </w:pPr>
+      <w:r>
+        <w:rPr>
+          <w:b/>
+          <w:bCs/>
+        </w:rPr>
+        <w:t xml:space="preserve">Bartenders</w:t>
+      </w:r>
+      <w:r>
+        <w:t xml:space="preserve"> </w:t>
+      </w:r>
+      <w:r>
+        <w:t xml:space="preserve">— the</w:t>
+      </w:r>
+      <w:r>
+        <w:t xml:space="preserve"> </w:t>
+      </w:r>
+      <w:r>
+        <w:rPr>
+          <w:b/>
+          <w:bCs/>
+        </w:rPr>
+        <w:t xml:space="preserve">PPP</w:t>
+      </w:r>
+      <w:r>
+        <w:t xml:space="preserve"> </w:t>
+      </w:r>
+      <w:r>
+        <w:t xml:space="preserve">bar POS for selling drinks at activities</w:t>
+      </w:r>
+      <w:r>
+        <w:t xml:space="preserve"> </w:t>
+      </w:r>
+      <w:r>
+        <w:t xml:space="preserve">(</w:t>
+      </w:r>
+      <w:r>
+        <w:rPr>
+          <w:rStyle w:val="VerbatimChar"/>
+        </w:rPr>
+        <w:t xml:space="preserve">/ppp/*</w:t>
+      </w:r>
+      <w:r>
+        <w:t xml:space="preserve">), reusing the same members, cards, auth, and Congressus client. See</w:t>
+      </w:r>
+      <w:r>
+        <w:t xml:space="preserve"> </w:t>
+      </w:r>
+      <w:hyperlink r:id="rId27">
+        <w:r>
+          <w:rPr>
+            <w:rStyle w:val="Hyperlink"/>
+          </w:rPr>
+          <w:t xml:space="preserve">PPP.md</w:t>
+        </w:r>
+      </w:hyperlink>
+      <w:r>
+        <w:t xml:space="preserve">.</w:t>
+      </w:r>
+    </w:p>
+    <w:p>
+      <w:pPr>
         <w:pStyle w:val="FirstParagraph"/>
       </w:pPr>
       <w:r>
@@ -1756,8 +1859,8 @@
         <w:t xml:space="preserve">  └────────────┘</w:t>
       </w:r>
     </w:p>
-    <w:bookmarkEnd w:id="26"/>
-    <w:bookmarkStart w:id="33" w:name="components"/>
+    <w:bookmarkEnd w:id="28"/>
+    <w:bookmarkStart w:id="35" w:name="components"/>
     <w:p>
       <w:pPr>
         <w:pStyle w:val="Heading2"/>
@@ -1766,7 +1869,7 @@
         <w:t xml:space="preserve">Components</w:t>
       </w:r>
     </w:p>
-    <w:bookmarkStart w:id="27" w:name="kiosk-page-srcapppagetsx"/>
+    <w:bookmarkStart w:id="29" w:name="kiosk-page-srcapppagetsx"/>
     <w:p>
       <w:pPr>
         <w:pStyle w:val="Heading3"/>
@@ -1934,8 +2037,8 @@
         <w:t xml:space="preserve">, error.</w:t>
       </w:r>
     </w:p>
-    <w:bookmarkEnd w:id="27"/>
-    <w:bookmarkStart w:id="28" w:name="shop-page-srcappshoptokenpagetsx"/>
+    <w:bookmarkEnd w:id="29"/>
+    <w:bookmarkStart w:id="30" w:name="shop-page-srcappshoptokenpagetsx"/>
     <w:p>
       <w:pPr>
         <w:pStyle w:val="Heading3"/>
@@ -2089,8 +2192,8 @@
         <w:t xml:space="preserve">, which finalises the invoice.</w:t>
       </w:r>
     </w:p>
-    <w:bookmarkEnd w:id="28"/>
-    <w:bookmarkStart w:id="30" w:name="X8587f46d8158afa4f06afdd32eceb9f6a6bb416"/>
+    <w:bookmarkEnd w:id="30"/>
+    <w:bookmarkStart w:id="32" w:name="X8587f46d8158afa4f06afdd32eceb9f6a6bb416"/>
     <w:p>
       <w:pPr>
         <w:pStyle w:val="Heading3"/>
@@ -2204,7 +2307,7 @@
       <w:r>
         <w:t xml:space="preserve"> </w:t>
       </w:r>
-      <w:hyperlink r:id="rId29">
+      <w:hyperlink r:id="rId31">
         <w:r>
           <w:rPr>
             <w:rStyle w:val="Hyperlink"/>
@@ -2216,8 +2319,8 @@
         <w:t xml:space="preserve">.</w:t>
       </w:r>
     </w:p>
-    <w:bookmarkEnd w:id="30"/>
-    <w:bookmarkStart w:id="31" w:name="admin-panel-srcappadminprotected"/>
+    <w:bookmarkEnd w:id="32"/>
+    <w:bookmarkStart w:id="33" w:name="admin-panel-srcappadminprotected"/>
     <w:p>
       <w:pPr>
         <w:pStyle w:val="Heading3"/>
@@ -2358,8 +2461,8 @@
         <w:t xml:space="preserve">— review, edit line quantities, delete, bulk-clear, and export to Congressus.</w:t>
       </w:r>
     </w:p>
-    <w:bookmarkEnd w:id="31"/>
-    <w:bookmarkStart w:id="32" w:name="library-code-srclib"/>
+    <w:bookmarkEnd w:id="33"/>
+    <w:bookmarkStart w:id="34" w:name="library-code-srclib"/>
     <w:p>
       <w:pPr>
         <w:pStyle w:val="Heading3"/>
@@ -2557,9 +2660,9 @@
         <w:t xml:space="preserve">— in-memory sliding-window limiter (per Railway instance).</w:t>
       </w:r>
     </w:p>
-    <w:bookmarkEnd w:id="32"/>
-    <w:bookmarkEnd w:id="33"/>
-    <w:bookmarkStart w:id="38" w:name="key-flows"/>
+    <w:bookmarkEnd w:id="34"/>
+    <w:bookmarkEnd w:id="35"/>
+    <w:bookmarkStart w:id="40" w:name="key-flows"/>
     <w:p>
       <w:pPr>
         <w:pStyle w:val="Heading2"/>
@@ -2568,7 +2671,7 @@
         <w:t xml:space="preserve">Key flows</w:t>
       </w:r>
     </w:p>
-    <w:bookmarkStart w:id="34" w:name="Xab6e096bdeaa363b5b131e61e3169da06a46e50"/>
+    <w:bookmarkStart w:id="36" w:name="Xab6e096bdeaa363b5b131e61e3169da06a46e50"/>
     <w:p>
       <w:pPr>
         <w:pStyle w:val="Heading3"/>
@@ -2642,8 +2745,8 @@
         <w:t xml:space="preserve">  → POST /api/orders/confirm → invoice CONCEPT → CONFIRMED, session deleted</w:t>
       </w:r>
     </w:p>
-    <w:bookmarkEnd w:id="34"/>
-    <w:bookmarkStart w:id="35" w:name="X7d6314278583169f4fe775cb5a67d52c6bb3744"/>
+    <w:bookmarkEnd w:id="36"/>
+    <w:bookmarkStart w:id="37" w:name="X7d6314278583169f4fe775cb5a67d52c6bb3744"/>
     <w:p>
       <w:pPr>
         <w:pStyle w:val="Heading3"/>
@@ -2744,8 +2847,8 @@
         <w:t xml:space="preserve">    by physically tapping the card at the kiosk.)</w:t>
       </w:r>
     </w:p>
-    <w:bookmarkEnd w:id="35"/>
-    <w:bookmarkStart w:id="37" w:name="X77e7082d1894da5afe963f67d970324aa353d2b"/>
+    <w:bookmarkEnd w:id="37"/>
+    <w:bookmarkStart w:id="39" w:name="X77e7082d1894da5afe963f67d970324aa353d2b"/>
     <w:p>
       <w:pPr>
         <w:pStyle w:val="Heading3"/>
@@ -2829,7 +2932,7 @@
       <w:r>
         <w:t xml:space="preserve"> </w:t>
       </w:r>
-      <w:hyperlink r:id="rId36">
+      <w:hyperlink r:id="rId38">
         <w:r>
           <w:rPr>
             <w:rStyle w:val="Hyperlink"/>
@@ -2844,9 +2947,9 @@
         <w:t xml:space="preserve">for the integration's important quirks.</w:t>
       </w:r>
     </w:p>
-    <w:bookmarkEnd w:id="37"/>
-    <w:bookmarkEnd w:id="38"/>
-    <w:bookmarkStart w:id="39" w:name="sessions-two-distinct-kinds"/>
+    <w:bookmarkEnd w:id="39"/>
+    <w:bookmarkEnd w:id="40"/>
+    <w:bookmarkStart w:id="41" w:name="sessions-two-distinct-kinds"/>
     <w:p>
       <w:pPr>
         <w:pStyle w:val="Heading2"/>
@@ -3132,8 +3235,8 @@
         </w:tc>
       </w:tr>
     </w:tbl>
-    <w:bookmarkEnd w:id="39"/>
-    <w:bookmarkStart w:id="40" w:name="request-authorisation-at-a-glance"/>
+    <w:bookmarkEnd w:id="41"/>
+    <w:bookmarkStart w:id="42" w:name="request-authorisation-at-a-glance"/>
     <w:p>
       <w:pPr>
         <w:pStyle w:val="Heading2"/>
@@ -3357,7 +3460,7 @@
       <w:r>
         <w:t xml:space="preserve"> </w:t>
       </w:r>
-      <w:hyperlink r:id="rId29">
+      <w:hyperlink r:id="rId31">
         <w:r>
           <w:rPr>
             <w:rStyle w:val="Hyperlink"/>
@@ -3374,9 +3477,9 @@
         <w:br w:type="page"/>
       </w:r>
     </w:p>
-    <w:bookmarkEnd w:id="40"/>
-    <w:bookmarkEnd w:id="41"/>
-    <w:bookmarkStart w:id="58" w:name="data-model"/>
+    <w:bookmarkEnd w:id="42"/>
+    <w:bookmarkEnd w:id="43"/>
+    <w:bookmarkStart w:id="61" w:name="data-model"/>
     <w:p>
       <w:pPr>
         <w:pStyle w:val="Heading1"/>
@@ -3433,7 +3536,120 @@
         <w:t xml:space="preserve">.</w:t>
       </w:r>
     </w:p>
-    <w:bookmarkStart w:id="42" w:name="entity-overview"/>
+    <w:p>
+      <w:pPr>
+        <w:pStyle w:val="BlockText"/>
+      </w:pPr>
+      <w:r>
+        <w:t xml:space="preserve">This document covers the SSS snack kiosk. The</w:t>
+      </w:r>
+      <w:r>
+        <w:t xml:space="preserve"> </w:t>
+      </w:r>
+      <w:r>
+        <w:rPr>
+          <w:b/>
+          <w:bCs/>
+        </w:rPr>
+        <w:t xml:space="preserve">PPP bar subsystem</w:t>
+      </w:r>
+      <w:r>
+        <w:t xml:space="preserve"> </w:t>
+      </w:r>
+      <w:r>
+        <w:t xml:space="preserve">adds</w:t>
+      </w:r>
+      <w:r>
+        <w:t xml:space="preserve"> </w:t>
+      </w:r>
+      <w:r>
+        <w:rPr>
+          <w:rStyle w:val="VerbatimChar"/>
+        </w:rPr>
+        <w:t xml:space="preserve">Ppp*</w:t>
+      </w:r>
+      <w:r>
+        <w:t xml:space="preserve"> </w:t>
+      </w:r>
+      <w:r>
+        <w:t xml:space="preserve">models,</w:t>
+      </w:r>
+      <w:r>
+        <w:t xml:space="preserve"> </w:t>
+      </w:r>
+      <w:r>
+        <w:rPr>
+          <w:rStyle w:val="VerbatimChar"/>
+        </w:rPr>
+        <w:t xml:space="preserve">MemberRole</w:t>
+      </w:r>
+      <w:r>
+        <w:t xml:space="preserve">,</w:t>
+      </w:r>
+      <w:r>
+        <w:t xml:space="preserve"> </w:t>
+      </w:r>
+      <w:r>
+        <w:rPr>
+          <w:rStyle w:val="VerbatimChar"/>
+        </w:rPr>
+        <w:t xml:space="preserve">PasswordSetupToken</w:t>
+      </w:r>
+      <w:r>
+        <w:t xml:space="preserve">, and reuses</w:t>
+      </w:r>
+      <w:r>
+        <w:t xml:space="preserve"> </w:t>
+      </w:r>
+      <w:r>
+        <w:rPr>
+          <w:rStyle w:val="VerbatimChar"/>
+        </w:rPr>
+        <w:t xml:space="preserve">Member</w:t>
+      </w:r>
+      <w:r>
+        <w:t xml:space="preserve">/</w:t>
+      </w:r>
+      <w:r>
+        <w:rPr>
+          <w:rStyle w:val="VerbatimChar"/>
+        </w:rPr>
+        <w:t xml:space="preserve">Card</w:t>
+      </w:r>
+      <w:r>
+        <w:t xml:space="preserve">/</w:t>
+      </w:r>
+      <w:r>
+        <w:t xml:space="preserve"> </w:t>
+      </w:r>
+      <w:r>
+        <w:rPr>
+          <w:rStyle w:val="VerbatimChar"/>
+        </w:rPr>
+        <w:t xml:space="preserve">User.memberId</w:t>
+      </w:r>
+      <w:r>
+        <w:t xml:space="preserve"> </w:t>
+      </w:r>
+      <w:r>
+        <w:t xml:space="preserve">— see</w:t>
+      </w:r>
+      <w:r>
+        <w:t xml:space="preserve"> </w:t>
+      </w:r>
+      <w:hyperlink r:id="rId44">
+        <w:r>
+          <w:rPr>
+            <w:rStyle w:val="Hyperlink"/>
+          </w:rPr>
+          <w:t xml:space="preserve">PPP.md</w:t>
+        </w:r>
+      </w:hyperlink>
+      <w:r>
+        <w:t xml:space="preserve">.</w:t>
+      </w:r>
+    </w:p>
+    <w:bookmarkStart w:id="45" w:name="entity-overview"/>
     <w:p>
       <w:pPr>
         <w:pStyle w:val="Heading2"/>
@@ -3492,8 +3708,8 @@
         <w:t xml:space="preserve">CardRegistration   (pending card links; standalone)</w:t>
       </w:r>
     </w:p>
-    <w:bookmarkEnd w:id="42"/>
-    <w:bookmarkStart w:id="53" w:name="models"/>
+    <w:bookmarkEnd w:id="45"/>
+    <w:bookmarkStart w:id="56" w:name="models"/>
     <w:p>
       <w:pPr>
         <w:pStyle w:val="Heading2"/>
@@ -3502,7 +3718,7 @@
         <w:t xml:space="preserve">Models</w:t>
       </w:r>
     </w:p>
-    <w:bookmarkStart w:id="43" w:name="member"/>
+    <w:bookmarkStart w:id="46" w:name="member"/>
     <w:p>
       <w:pPr>
         <w:pStyle w:val="Heading3"/>
@@ -3894,8 +4110,8 @@
         </w:tc>
       </w:tr>
     </w:tbl>
-    <w:bookmarkEnd w:id="43"/>
-    <w:bookmarkStart w:id="44" w:name="card"/>
+    <w:bookmarkEnd w:id="46"/>
+    <w:bookmarkStart w:id="47" w:name="card"/>
     <w:p>
       <w:pPr>
         <w:pStyle w:val="Heading3"/>
@@ -4171,8 +4387,8 @@
         </w:tc>
       </w:tr>
     </w:tbl>
-    <w:bookmarkEnd w:id="44"/>
-    <w:bookmarkStart w:id="45" w:name="shopsession"/>
+    <w:bookmarkEnd w:id="47"/>
+    <w:bookmarkStart w:id="48" w:name="shopsession"/>
     <w:p>
       <w:pPr>
         <w:pStyle w:val="Heading3"/>
@@ -4457,8 +4673,8 @@
         </w:tc>
       </w:tr>
     </w:tbl>
-    <w:bookmarkEnd w:id="45"/>
-    <w:bookmarkStart w:id="46" w:name="productcategory"/>
+    <w:bookmarkEnd w:id="48"/>
+    <w:bookmarkStart w:id="49" w:name="productcategory"/>
     <w:p>
       <w:pPr>
         <w:pStyle w:val="Heading3"/>
@@ -4670,8 +4886,8 @@
         </w:tc>
       </w:tr>
     </w:tbl>
-    <w:bookmarkEnd w:id="46"/>
-    <w:bookmarkStart w:id="47" w:name="product"/>
+    <w:bookmarkEnd w:id="49"/>
+    <w:bookmarkStart w:id="50" w:name="product"/>
     <w:p>
       <w:pPr>
         <w:pStyle w:val="Heading3"/>
@@ -5240,7 +5456,7 @@
       <w:r>
         <w:t xml:space="preserve"> </w:t>
       </w:r>
-      <w:hyperlink r:id="rId36">
+      <w:hyperlink r:id="rId38">
         <w:r>
           <w:rPr>
             <w:rStyle w:val="Hyperlink"/>
@@ -5261,8 +5477,8 @@
         <w:t xml:space="preserve">fields exist.</w:t>
       </w:r>
     </w:p>
-    <w:bookmarkEnd w:id="47"/>
-    <w:bookmarkStart w:id="48" w:name="saleinvoice"/>
+    <w:bookmarkEnd w:id="50"/>
+    <w:bookmarkStart w:id="51" w:name="saleinvoice"/>
     <w:p>
       <w:pPr>
         <w:pStyle w:val="Heading3"/>
@@ -5794,8 +6010,8 @@
         <w:t xml:space="preserve">— pushed to Congressus. Read-only in the admin panel.</w:t>
       </w:r>
     </w:p>
-    <w:bookmarkEnd w:id="48"/>
-    <w:bookmarkStart w:id="49" w:name="invoiceline"/>
+    <w:bookmarkEnd w:id="51"/>
+    <w:bookmarkStart w:id="52" w:name="invoiceline"/>
     <w:p>
       <w:pPr>
         <w:pStyle w:val="Heading3"/>
@@ -6075,8 +6291,8 @@
         </w:tc>
       </w:tr>
     </w:tbl>
-    <w:bookmarkEnd w:id="49"/>
-    <w:bookmarkStart w:id="50" w:name="user"/>
+    <w:bookmarkEnd w:id="52"/>
+    <w:bookmarkStart w:id="53" w:name="user"/>
     <w:p>
       <w:pPr>
         <w:pStyle w:val="Heading3"/>
@@ -6446,8 +6662,8 @@
         </w:tc>
       </w:tr>
     </w:tbl>
-    <w:bookmarkEnd w:id="50"/>
-    <w:bookmarkStart w:id="51" w:name="session"/>
+    <w:bookmarkEnd w:id="53"/>
+    <w:bookmarkStart w:id="54" w:name="session"/>
     <w:p>
       <w:pPr>
         <w:pStyle w:val="Heading3"/>
@@ -6744,8 +6960,8 @@
         </w:tc>
       </w:tr>
     </w:tbl>
-    <w:bookmarkEnd w:id="51"/>
-    <w:bookmarkStart w:id="52" w:name="cardregistration"/>
+    <w:bookmarkEnd w:id="54"/>
+    <w:bookmarkStart w:id="55" w:name="cardregistration"/>
     <w:p>
       <w:pPr>
         <w:pStyle w:val="Heading3"/>
@@ -7091,9 +7307,9 @@
         </w:tc>
       </w:tr>
     </w:tbl>
-    <w:bookmarkEnd w:id="52"/>
-    <w:bookmarkEnd w:id="53"/>
-    <w:bookmarkStart w:id="54" w:name="enums"/>
+    <w:bookmarkEnd w:id="55"/>
+    <w:bookmarkEnd w:id="56"/>
+    <w:bookmarkStart w:id="57" w:name="enums"/>
     <w:p>
       <w:pPr>
         <w:pStyle w:val="Heading2"/>
@@ -7122,8 +7338,8 @@
         <w:t xml:space="preserve">enum UserRole      { ADMIN    MEMBER }</w:t>
       </w:r>
     </w:p>
-    <w:bookmarkEnd w:id="54"/>
-    <w:bookmarkStart w:id="55" w:name="notes-on-deletion"/>
+    <w:bookmarkEnd w:id="57"/>
+    <w:bookmarkStart w:id="58" w:name="notes-on-deletion"/>
     <w:p>
       <w:pPr>
         <w:pStyle w:val="Heading2"/>
@@ -7263,8 +7479,8 @@
         <w:t xml:space="preserve">), so the API deletes lines explicitly inside transactions.</w:t>
       </w:r>
     </w:p>
-    <w:bookmarkEnd w:id="55"/>
-    <w:bookmarkStart w:id="57" w:name="migrations"/>
+    <w:bookmarkEnd w:id="58"/>
+    <w:bookmarkStart w:id="60" w:name="migrations"/>
     <w:p>
       <w:pPr>
         <w:pStyle w:val="Heading2"/>
@@ -7320,7 +7536,7 @@
       <w:r>
         <w:t xml:space="preserve"> </w:t>
       </w:r>
-      <w:hyperlink r:id="rId56">
+      <w:hyperlink r:id="rId59">
         <w:r>
           <w:rPr>
             <w:rStyle w:val="Hyperlink"/>
@@ -7337,9 +7553,9 @@
         <w:br w:type="page"/>
       </w:r>
     </w:p>
-    <w:bookmarkEnd w:id="57"/>
-    <w:bookmarkEnd w:id="58"/>
-    <w:bookmarkStart w:id="90" w:name="api-reference"/>
+    <w:bookmarkEnd w:id="60"/>
+    <w:bookmarkEnd w:id="61"/>
+    <w:bookmarkStart w:id="94" w:name="api-reference"/>
     <w:p>
       <w:pPr>
         <w:pStyle w:val="Heading1"/>
@@ -7404,7 +7620,96 @@
     </w:p>
     <w:p>
       <w:pPr>
-        <w:pStyle w:val="BodyText"/>
+        <w:pStyle w:val="BlockText"/>
+      </w:pPr>
+      <w:r>
+        <w:t xml:space="preserve">Covers the SSS snack kiosk + admin. The</w:t>
+      </w:r>
+      <w:r>
+        <w:t xml:space="preserve"> </w:t>
+      </w:r>
+      <w:r>
+        <w:rPr>
+          <w:b/>
+          <w:bCs/>
+        </w:rPr>
+        <w:t xml:space="preserve">PPP bar</w:t>
+      </w:r>
+      <w:r>
+        <w:t xml:space="preserve"> </w:t>
+      </w:r>
+      <w:r>
+        <w:t xml:space="preserve">routes (</w:t>
+      </w:r>
+      <w:r>
+        <w:rPr>
+          <w:rStyle w:val="VerbatimChar"/>
+        </w:rPr>
+        <w:t xml:space="preserve">/api/ppp/*</w:t>
+      </w:r>
+      <w:r>
+        <w:t xml:space="preserve">,</w:t>
+      </w:r>
+      <w:r>
+        <w:t xml:space="preserve"> </w:t>
+      </w:r>
+      <w:r>
+        <w:rPr>
+          <w:rStyle w:val="VerbatimChar"/>
+        </w:rPr>
+        <w:t xml:space="preserve">/api/admin/ppp/*</w:t>
+      </w:r>
+      <w:r>
+        <w:t xml:space="preserve">,</w:t>
+      </w:r>
+      <w:r>
+        <w:t xml:space="preserve"> </w:t>
+      </w:r>
+      <w:r>
+        <w:rPr>
+          <w:rStyle w:val="VerbatimChar"/>
+        </w:rPr>
+        <w:t xml:space="preserve">/api/auth/card-login</w:t>
+      </w:r>
+      <w:r>
+        <w:t xml:space="preserve">,</w:t>
+      </w:r>
+      <w:r>
+        <w:t xml:space="preserve"> </w:t>
+      </w:r>
+      <w:r>
+        <w:rPr>
+          <w:rStyle w:val="VerbatimChar"/>
+        </w:rPr>
+        <w:t xml:space="preserve">/api/auth/set-password</w:t>
+      </w:r>
+      <w:r>
+        <w:t xml:space="preserve">) are listed</w:t>
+      </w:r>
+      <w:r>
+        <w:t xml:space="preserve"> </w:t>
+      </w:r>
+      <w:r>
+        <w:t xml:space="preserve">in</w:t>
+      </w:r>
+      <w:r>
+        <w:t xml:space="preserve"> </w:t>
+      </w:r>
+      <w:hyperlink r:id="rId62">
+        <w:r>
+          <w:rPr>
+            <w:rStyle w:val="Hyperlink"/>
+          </w:rPr>
+          <w:t xml:space="preserve">PPP.md</w:t>
+        </w:r>
+      </w:hyperlink>
+      <w:r>
+        <w:t xml:space="preserve">.</w:t>
+      </w:r>
+    </w:p>
+    <w:p>
+      <w:pPr>
+        <w:pStyle w:val="FirstParagraph"/>
       </w:pPr>
       <w:r>
         <w:t xml:space="preserve">Authorisation classes:</w:t>
@@ -7571,7 +7876,7 @@
         </w:pict>
       </w:r>
     </w:p>
-    <w:bookmarkStart w:id="70" w:name="public"/>
+    <w:bookmarkStart w:id="74" w:name="public"/>
     <w:p>
       <w:pPr>
         <w:pStyle w:val="Heading2"/>
@@ -7580,7 +7885,7 @@
         <w:t xml:space="preserve">Public</w:t>
       </w:r>
     </w:p>
-    <w:bookmarkStart w:id="59" w:name="get-apihealth"/>
+    <w:bookmarkStart w:id="63" w:name="get-apihealth"/>
     <w:p>
       <w:pPr>
         <w:pStyle w:val="Heading3"/>
@@ -7612,8 +7917,8 @@
         <w:t xml:space="preserve">.</w:t>
       </w:r>
     </w:p>
-    <w:bookmarkEnd w:id="59"/>
-    <w:bookmarkStart w:id="60" w:name="get-apiproducts"/>
+    <w:bookmarkEnd w:id="63"/>
+    <w:bookmarkStart w:id="64" w:name="get-apiproducts"/>
     <w:p>
       <w:pPr>
         <w:pStyle w:val="Heading3"/>
@@ -7999,8 +8304,8 @@
         <w:t xml:space="preserve">}</w:t>
       </w:r>
     </w:p>
-    <w:bookmarkEnd w:id="60"/>
-    <w:bookmarkStart w:id="61" w:name="post-apicardscan--rate-limited-30minip"/>
+    <w:bookmarkEnd w:id="64"/>
+    <w:bookmarkStart w:id="65" w:name="post-apicardscan--rate-limited-30minip"/>
     <w:p>
       <w:pPr>
         <w:pStyle w:val="Heading3"/>
@@ -8099,8 +8404,8 @@
         <w:t xml:space="preserve">403 { "error": "Member inactive" }</w:t>
       </w:r>
     </w:p>
-    <w:bookmarkEnd w:id="61"/>
-    <w:bookmarkStart w:id="62" w:name="Xeb3e5b7ae683fbee18096c31330fd8ba238146a"/>
+    <w:bookmarkEnd w:id="65"/>
+    <w:bookmarkStart w:id="66" w:name="Xeb3e5b7ae683fbee18096c31330fd8ba238146a"/>
     <w:p>
       <w:pPr>
         <w:pStyle w:val="Heading3"/>
@@ -8204,8 +8509,8 @@
         <w:t xml:space="preserve">409 { "error": "Card already registered" }</w:t>
       </w:r>
     </w:p>
-    <w:bookmarkEnd w:id="62"/>
-    <w:bookmarkStart w:id="63" w:name="get-apicardverifytoken"/>
+    <w:bookmarkEnd w:id="66"/>
+    <w:bookmarkStart w:id="67" w:name="get-apicardverifytoken"/>
     <w:p>
       <w:pPr>
         <w:pStyle w:val="Heading3"/>
@@ -8253,8 +8558,8 @@
         <w:t xml:space="preserve">pre-fetch can't). Invalid/expired/used tokens render an error page.</w:t>
       </w:r>
     </w:p>
-    <w:bookmarkEnd w:id="63"/>
-    <w:bookmarkStart w:id="64" w:name="post-apicardverify"/>
+    <w:bookmarkEnd w:id="67"/>
+    <w:bookmarkStart w:id="68" w:name="post-apicardverify"/>
     <w:p>
       <w:pPr>
         <w:pStyle w:val="Heading3"/>
@@ -8308,8 +8613,8 @@
         <w:t xml:space="preserve">open a shop session.</w:t>
       </w:r>
     </w:p>
-    <w:bookmarkEnd w:id="64"/>
-    <w:bookmarkStart w:id="65" w:name="get-apicarttoken--shop-token"/>
+    <w:bookmarkEnd w:id="68"/>
+    <w:bookmarkStart w:id="69" w:name="get-apicarttoken--shop-token"/>
     <w:p>
       <w:pPr>
         <w:pStyle w:val="Heading3"/>
@@ -8606,8 +8911,8 @@
         <w:t xml:space="preserve">is only returned here, behind a valid token.</w:t>
       </w:r>
     </w:p>
-    <w:bookmarkEnd w:id="65"/>
-    <w:bookmarkStart w:id="66" w:name="post-apicart--shop-token"/>
+    <w:bookmarkEnd w:id="69"/>
+    <w:bookmarkStart w:id="70" w:name="post-apicart--shop-token"/>
     <w:p>
       <w:pPr>
         <w:pStyle w:val="Heading3"/>
@@ -8651,8 +8956,8 @@
         <w:t xml:space="preserve">unit, upserts the concept invoice, recomputes the total, and extends the session.</w:t>
       </w:r>
     </w:p>
-    <w:bookmarkEnd w:id="66"/>
-    <w:bookmarkStart w:id="67" w:name="delete-apicarttoken--shop-token"/>
+    <w:bookmarkEnd w:id="70"/>
+    <w:bookmarkStart w:id="71" w:name="delete-apicarttoken--shop-token"/>
     <w:p>
       <w:pPr>
         <w:pStyle w:val="Heading3"/>
@@ -8690,8 +8995,8 @@
         <w:t xml:space="preserve">.</w:t>
       </w:r>
     </w:p>
-    <w:bookmarkEnd w:id="67"/>
-    <w:bookmarkStart w:id="68" w:name="post-apiordersconfirm--shop-token"/>
+    <w:bookmarkEnd w:id="71"/>
+    <w:bookmarkStart w:id="72" w:name="post-apiordersconfirm--shop-token"/>
     <w:p>
       <w:pPr>
         <w:pStyle w:val="Heading3"/>
@@ -8768,8 +9073,8 @@
         <w:t xml:space="preserve">if the cart is empty.</w:t>
       </w:r>
     </w:p>
-    <w:bookmarkEnd w:id="68"/>
-    <w:bookmarkStart w:id="69" w:name="get-apiimagesproductsfilename"/>
+    <w:bookmarkEnd w:id="72"/>
+    <w:bookmarkStart w:id="73" w:name="get-apiimagesproductsfilename"/>
     <w:p>
       <w:pPr>
         <w:pStyle w:val="Heading3"/>
@@ -8802,9 +9107,9 @@
         </w:pict>
       </w:r>
     </w:p>
-    <w:bookmarkEnd w:id="69"/>
-    <w:bookmarkEnd w:id="70"/>
-    <w:bookmarkStart w:id="73" w:name="auth"/>
+    <w:bookmarkEnd w:id="73"/>
+    <w:bookmarkEnd w:id="74"/>
+    <w:bookmarkStart w:id="77" w:name="auth"/>
     <w:p>
       <w:pPr>
         <w:pStyle w:val="Heading2"/>
@@ -8813,7 +9118,7 @@
         <w:t xml:space="preserve">Auth</w:t>
       </w:r>
     </w:p>
-    <w:bookmarkStart w:id="71" w:name="post-apiauthlogin--rate-limited-10minip"/>
+    <w:bookmarkStart w:id="75" w:name="post-apiauthlogin--rate-limited-10minip"/>
     <w:p>
       <w:pPr>
         <w:pStyle w:val="Heading3"/>
@@ -8893,8 +9198,8 @@
         <w:t xml:space="preserve">on bad credentials.</w:t>
       </w:r>
     </w:p>
-    <w:bookmarkEnd w:id="71"/>
-    <w:bookmarkStart w:id="72" w:name="post-apiauthlogout"/>
+    <w:bookmarkEnd w:id="75"/>
+    <w:bookmarkStart w:id="76" w:name="post-apiauthlogout"/>
     <w:p>
       <w:pPr>
         <w:pStyle w:val="Heading3"/>
@@ -8921,9 +9226,9 @@
         </w:pict>
       </w:r>
     </w:p>
-    <w:bookmarkEnd w:id="72"/>
-    <w:bookmarkEnd w:id="73"/>
-    <w:bookmarkStart w:id="89" w:name="admin--all-require-an-admin-session"/>
+    <w:bookmarkEnd w:id="76"/>
+    <w:bookmarkEnd w:id="77"/>
+    <w:bookmarkStart w:id="93" w:name="admin--all-require-an-admin-session"/>
     <w:p>
       <w:pPr>
         <w:pStyle w:val="Heading2"/>
@@ -8932,7 +9237,7 @@
         <w:t xml:space="preserve">Admin — all require an admin session</w:t>
       </w:r>
     </w:p>
-    <w:bookmarkStart w:id="74" w:name="get-apiadminstatsrange7d30d90d365dall"/>
+    <w:bookmarkStart w:id="78" w:name="get-apiadminstatsrange7d30d90d365dall"/>
     <w:p>
       <w:pPr>
         <w:pStyle w:val="Heading3"/>
@@ -10148,8 +10453,8 @@
         <w:t xml:space="preserve">}</w:t>
       </w:r>
     </w:p>
-    <w:bookmarkEnd w:id="74"/>
-    <w:bookmarkStart w:id="75" w:name="get-apiadminmembers"/>
+    <w:bookmarkEnd w:id="78"/>
+    <w:bookmarkStart w:id="79" w:name="get-apiadminmembers"/>
     <w:p>
       <w:pPr>
         <w:pStyle w:val="Heading3"/>
@@ -10169,8 +10474,8 @@
         <w:t xml:space="preserve">All members with their cards, sorted by name.</w:t>
       </w:r>
     </w:p>
-    <w:bookmarkEnd w:id="75"/>
-    <w:bookmarkStart w:id="76" w:name="delete-apiadminmembersid"/>
+    <w:bookmarkEnd w:id="79"/>
+    <w:bookmarkStart w:id="80" w:name="delete-apiadminmembersid"/>
     <w:p>
       <w:pPr>
         <w:pStyle w:val="Heading3"/>
@@ -10211,8 +10516,8 @@
         <w:t xml:space="preserve">member has any invoices.</w:t>
       </w:r>
     </w:p>
-    <w:bookmarkEnd w:id="76"/>
-    <w:bookmarkStart w:id="77" w:name="post-apiadminmembersidshop"/>
+    <w:bookmarkEnd w:id="80"/>
+    <w:bookmarkStart w:id="81" w:name="post-apiadminmembersidshop"/>
     <w:p>
       <w:pPr>
         <w:pStyle w:val="Heading3"/>
@@ -10275,8 +10580,8 @@
         <w:t xml:space="preserve">.</w:t>
       </w:r>
     </w:p>
-    <w:bookmarkEnd w:id="77"/>
-    <w:bookmarkStart w:id="78" w:name="post-apiadminmemberssync"/>
+    <w:bookmarkEnd w:id="81"/>
+    <w:bookmarkStart w:id="82" w:name="post-apiadminmemberssync"/>
     <w:p>
       <w:pPr>
         <w:pStyle w:val="Heading3"/>
@@ -10314,8 +10619,8 @@
         <w:t xml:space="preserve">.</w:t>
       </w:r>
     </w:p>
-    <w:bookmarkEnd w:id="78"/>
-    <w:bookmarkStart w:id="79" w:name="get-apiadminproducts"/>
+    <w:bookmarkEnd w:id="82"/>
+    <w:bookmarkStart w:id="83" w:name="get-apiadminproducts"/>
     <w:p>
       <w:pPr>
         <w:pStyle w:val="Heading3"/>
@@ -10335,8 +10640,8 @@
         <w:t xml:space="preserve">All products (incl. archived) with categories.</w:t>
       </w:r>
     </w:p>
-    <w:bookmarkEnd w:id="79"/>
-    <w:bookmarkStart w:id="80" w:name="post-apiadminproducts"/>
+    <w:bookmarkEnd w:id="83"/>
+    <w:bookmarkStart w:id="84" w:name="post-apiadminproducts"/>
     <w:p>
       <w:pPr>
         <w:pStyle w:val="Heading3"/>
@@ -10405,8 +10710,8 @@
         <w:t xml:space="preserve">is returned.</w:t>
       </w:r>
     </w:p>
-    <w:bookmarkEnd w:id="80"/>
-    <w:bookmarkStart w:id="81" w:name="patch-apiadminproductsid"/>
+    <w:bookmarkEnd w:id="84"/>
+    <w:bookmarkStart w:id="85" w:name="patch-apiadminproductsid"/>
     <w:p>
       <w:pPr>
         <w:pStyle w:val="Heading3"/>
@@ -10477,8 +10782,8 @@
         <w:t xml:space="preserve">Name/price changes are synced to Congressus.</w:t>
       </w:r>
     </w:p>
-    <w:bookmarkEnd w:id="81"/>
-    <w:bookmarkStart w:id="82" w:name="post-apiadminproductsidimage"/>
+    <w:bookmarkEnd w:id="85"/>
+    <w:bookmarkStart w:id="86" w:name="post-apiadminproductsidimage"/>
     <w:p>
       <w:pPr>
         <w:pStyle w:val="Heading3"/>
@@ -10531,8 +10836,8 @@
         <w:t xml:space="preserve">. Accepts JPG/PNG/WebP/GIF.</w:t>
       </w:r>
     </w:p>
-    <w:bookmarkEnd w:id="82"/>
-    <w:bookmarkStart w:id="83" w:name="post-apiadminsync-product-offers"/>
+    <w:bookmarkEnd w:id="86"/>
+    <w:bookmarkStart w:id="87" w:name="post-apiadminsync-product-offers"/>
     <w:p>
       <w:pPr>
         <w:pStyle w:val="Heading3"/>
@@ -10579,8 +10884,8 @@
         <w:t xml:space="preserve">folder + local products for debugging.</w:t>
       </w:r>
     </w:p>
-    <w:bookmarkEnd w:id="83"/>
-    <w:bookmarkStart w:id="84" w:name="X6e9001e3427582ce1443020dd7207927e2e4182"/>
+    <w:bookmarkEnd w:id="87"/>
+    <w:bookmarkStart w:id="88" w:name="X6e9001e3427582ce1443020dd7207927e2e4182"/>
     <w:p>
       <w:pPr>
         <w:pStyle w:val="Heading3"/>
@@ -10600,8 +10905,8 @@
         <w:t xml:space="preserve">Invoices of that status with member and lines.</w:t>
       </w:r>
     </w:p>
-    <w:bookmarkEnd w:id="84"/>
-    <w:bookmarkStart w:id="85" w:name="X52dd00b31d6de4d1adea2c3b9fa7443ab4941c1"/>
+    <w:bookmarkEnd w:id="88"/>
+    <w:bookmarkStart w:id="89" w:name="X52dd00b31d6de4d1adea2c3b9fa7443ab4941c1"/>
     <w:p>
       <w:pPr>
         <w:pStyle w:val="Heading3"/>
@@ -10649,8 +10954,8 @@
         <w:t xml:space="preserve">.</w:t>
       </w:r>
     </w:p>
-    <w:bookmarkEnd w:id="85"/>
-    <w:bookmarkStart w:id="86" w:name="patch-apiadmininvoicesid"/>
+    <w:bookmarkEnd w:id="89"/>
+    <w:bookmarkStart w:id="90" w:name="patch-apiadmininvoicesid"/>
     <w:p>
       <w:pPr>
         <w:pStyle w:val="Heading3"/>
@@ -10733,8 +11038,8 @@
         <w:t xml:space="preserve">.</w:t>
       </w:r>
     </w:p>
-    <w:bookmarkEnd w:id="86"/>
-    <w:bookmarkStart w:id="87" w:name="delete-apiadmininvoicesid"/>
+    <w:bookmarkEnd w:id="90"/>
+    <w:bookmarkStart w:id="91" w:name="delete-apiadmininvoicesid"/>
     <w:p>
       <w:pPr>
         <w:pStyle w:val="Heading3"/>
@@ -10781,8 +11086,8 @@
         <w:t xml:space="preserve">.</w:t>
       </w:r>
     </w:p>
-    <w:bookmarkEnd w:id="87"/>
-    <w:bookmarkStart w:id="88" w:name="post-apiadmininvoicesexport"/>
+    <w:bookmarkEnd w:id="91"/>
+    <w:bookmarkStart w:id="92" w:name="post-apiadmininvoicesexport"/>
     <w:p>
       <w:pPr>
         <w:pStyle w:val="Heading3"/>
@@ -11037,10 +11342,10 @@
         <w:br w:type="page"/>
       </w:r>
     </w:p>
-    <w:bookmarkEnd w:id="88"/>
-    <w:bookmarkEnd w:id="89"/>
-    <w:bookmarkEnd w:id="90"/>
-    <w:bookmarkStart w:id="101" w:name="deployment"/>
+    <w:bookmarkEnd w:id="92"/>
+    <w:bookmarkEnd w:id="93"/>
+    <w:bookmarkEnd w:id="94"/>
+    <w:bookmarkStart w:id="105" w:name="deployment"/>
     <w:p>
       <w:pPr>
         <w:pStyle w:val="Heading1"/>
@@ -11105,7 +11410,7 @@
         <w:t xml:space="preserve">for product images.</w:t>
       </w:r>
     </w:p>
-    <w:bookmarkStart w:id="91" w:name="build--start"/>
+    <w:bookmarkStart w:id="95" w:name="build--start"/>
     <w:p>
       <w:pPr>
         <w:pStyle w:val="Heading2"/>
@@ -11458,8 +11763,8 @@
         <w:t xml:space="preserve">.</w:t>
       </w:r>
     </w:p>
-    <w:bookmarkEnd w:id="91"/>
-    <w:bookmarkStart w:id="94" w:name="environment-variables"/>
+    <w:bookmarkEnd w:id="95"/>
+    <w:bookmarkStart w:id="98" w:name="environment-variables"/>
     <w:p>
       <w:pPr>
         <w:pStyle w:val="Heading2"/>
@@ -12237,6 +12542,206 @@
               <w:rPr>
                 <w:rStyle w:val="VerbatimChar"/>
               </w:rPr>
+              <w:t xml:space="preserve">NEXT_PUBLIC_PPP_CARD_READER_MODE</w:t>
+            </w:r>
+          </w:p>
+        </w:tc>
+        <w:tc>
+          <w:tcPr/>
+          <w:p>
+            <w:pPr>
+              <w:pStyle w:val="Compact"/>
+            </w:pPr>
+            <w:r>
+              <w:t xml:space="preserve">–</w:t>
+            </w:r>
+          </w:p>
+        </w:tc>
+        <w:tc>
+          <w:tcPr/>
+          <w:p>
+            <w:pPr>
+              <w:pStyle w:val="Compact"/>
+            </w:pPr>
+            <w:r>
+              <w:rPr>
+                <w:rStyle w:val="VerbatimChar"/>
+              </w:rPr>
+              <w:t xml:space="preserve">ws</w:t>
+            </w:r>
+            <w:r>
+              <w:t xml:space="preserve"> </w:t>
+            </w:r>
+            <w:r>
+              <w:t xml:space="preserve">(or</w:t>
+            </w:r>
+            <w:r>
+              <w:t xml:space="preserve"> </w:t>
+            </w:r>
+            <w:r>
+              <w:rPr>
+                <w:rStyle w:val="VerbatimChar"/>
+              </w:rPr>
+              <w:t xml:space="preserve">hid</w:t>
+            </w:r>
+            <w:r>
+              <w:t xml:space="preserve">)</w:t>
+            </w:r>
+          </w:p>
+        </w:tc>
+        <w:tc>
+          <w:tcPr/>
+          <w:p>
+            <w:pPr>
+              <w:pStyle w:val="Compact"/>
+            </w:pPr>
+            <w:r>
+              <w:t xml:space="preserve">PPP bar POS / login reader mode (independent of the kiosk). Currently</w:t>
+            </w:r>
+            <w:r>
+              <w:t xml:space="preserve"> </w:t>
+            </w:r>
+            <w:r>
+              <w:rPr>
+                <w:rStyle w:val="VerbatimChar"/>
+              </w:rPr>
+              <w:t xml:space="preserve">ws</w:t>
+            </w:r>
+            <w:r>
+              <w:t xml:space="preserve">.</w:t>
+            </w:r>
+          </w:p>
+        </w:tc>
+      </w:tr>
+      <w:tr>
+        <w:tc>
+          <w:tcPr/>
+          <w:p>
+            <w:pPr>
+              <w:pStyle w:val="Compact"/>
+            </w:pPr>
+            <w:r>
+              <w:rPr>
+                <w:rStyle w:val="VerbatimChar"/>
+              </w:rPr>
+              <w:t xml:space="preserve">NEXT_PUBLIC_PPP_CARD_READER_WS_URL</w:t>
+            </w:r>
+          </w:p>
+        </w:tc>
+        <w:tc>
+          <w:tcPr/>
+          <w:p>
+            <w:pPr>
+              <w:pStyle w:val="Compact"/>
+            </w:pPr>
+            <w:r>
+              <w:t xml:space="preserve">–</w:t>
+            </w:r>
+          </w:p>
+        </w:tc>
+        <w:tc>
+          <w:tcPr/>
+          <w:p>
+            <w:pPr>
+              <w:pStyle w:val="Compact"/>
+            </w:pPr>
+            <w:r>
+              <w:rPr>
+                <w:rStyle w:val="VerbatimChar"/>
+              </w:rPr>
+              <w:t xml:space="preserve">ws://localhost:3000</w:t>
+            </w:r>
+          </w:p>
+        </w:tc>
+        <w:tc>
+          <w:tcPr/>
+          <w:p>
+            <w:pPr>
+              <w:pStyle w:val="Compact"/>
+            </w:pPr>
+            <w:r>
+              <w:t xml:space="preserve">PPP POS WebSocket reader address. Baked at build time.</w:t>
+            </w:r>
+          </w:p>
+        </w:tc>
+      </w:tr>
+      <w:tr>
+        <w:tc>
+          <w:tcPr/>
+          <w:p>
+            <w:pPr>
+              <w:pStyle w:val="Compact"/>
+            </w:pPr>
+            <w:r>
+              <w:rPr>
+                <w:rStyle w:val="VerbatimChar"/>
+              </w:rPr>
+              <w:t xml:space="preserve">CONGRESSUS_PPP_FOLDER_ID</w:t>
+            </w:r>
+          </w:p>
+        </w:tc>
+        <w:tc>
+          <w:tcPr/>
+          <w:p>
+            <w:pPr>
+              <w:pStyle w:val="Compact"/>
+            </w:pPr>
+            <w:r>
+              <w:t xml:space="preserve">–</w:t>
+            </w:r>
+          </w:p>
+        </w:tc>
+        <w:tc>
+          <w:tcPr/>
+          <w:p>
+            <w:pPr>
+              <w:pStyle w:val="Compact"/>
+            </w:pPr>
+            <w:r>
+              <w:rPr>
+                <w:rStyle w:val="VerbatimChar"/>
+              </w:rPr>
+              <w:t xml:space="preserve">8804</w:t>
+            </w:r>
+          </w:p>
+        </w:tc>
+        <w:tc>
+          <w:tcPr/>
+          <w:p>
+            <w:pPr>
+              <w:pStyle w:val="Compact"/>
+            </w:pPr>
+            <w:r>
+              <w:t xml:space="preserve">Overrides the PPP (drinks) Congressus product folder. See</w:t>
+            </w:r>
+            <w:r>
+              <w:t xml:space="preserve"> </w:t>
+            </w:r>
+            <w:hyperlink r:id="rId27">
+              <w:r>
+                <w:rPr>
+                  <w:rStyle w:val="Hyperlink"/>
+                </w:rPr>
+                <w:t xml:space="preserve">PPP.md</w:t>
+              </w:r>
+            </w:hyperlink>
+            <w:r>
+              <w:t xml:space="preserve">.</w:t>
+            </w:r>
+          </w:p>
+        </w:tc>
+      </w:tr>
+      <w:tr>
+        <w:tc>
+          <w:tcPr/>
+          <w:p>
+            <w:pPr>
+              <w:pStyle w:val="Compact"/>
+            </w:pPr>
+            <w:r>
+              <w:rPr>
+                <w:rStyle w:val="VerbatimChar"/>
+              </w:rPr>
               <w:t xml:space="preserve">UPLOAD_DIR</w:t>
             </w:r>
           </w:p>
@@ -12392,7 +12897,7 @@
         </w:tc>
       </w:tr>
     </w:tbl>
-    <w:bookmarkStart w:id="92" w:name="Xcb9fb8e9b51d6756401591e907f7cb6deec43ac"/>
+    <w:bookmarkStart w:id="96" w:name="Xcb9fb8e9b51d6756401591e907f7cb6deec43ac"/>
     <w:p>
       <w:pPr>
         <w:pStyle w:val="Heading3"/>
@@ -12523,8 +13028,8 @@
         <w:t xml:space="preserve">— keep both set and equal.</w:t>
       </w:r>
     </w:p>
-    <w:bookmarkEnd w:id="92"/>
-    <w:bookmarkStart w:id="93" w:name="custom-domain-51vonl"/>
+    <w:bookmarkEnd w:id="96"/>
+    <w:bookmarkStart w:id="97" w:name="custom-domain-51vonl"/>
     <w:p>
       <w:pPr>
         <w:pStyle w:val="Heading3"/>
@@ -12772,9 +13277,9 @@
         <w:t xml:space="preserve">).</w:t>
       </w:r>
     </w:p>
-    <w:bookmarkEnd w:id="93"/>
-    <w:bookmarkEnd w:id="94"/>
-    <w:bookmarkStart w:id="95" w:name="email-deliverability-verification-emails"/>
+    <w:bookmarkEnd w:id="97"/>
+    <w:bookmarkEnd w:id="98"/>
+    <w:bookmarkStart w:id="99" w:name="email-deliverability-verification-emails"/>
     <w:p>
       <w:pPr>
         <w:pStyle w:val="Heading2"/>
@@ -13180,8 +13685,8 @@
         <w:t xml:space="preserve">.</w:t>
       </w:r>
     </w:p>
-    <w:bookmarkEnd w:id="95"/>
-    <w:bookmarkStart w:id="96" w:name="persistent-volume-product-images"/>
+    <w:bookmarkEnd w:id="99"/>
+    <w:bookmarkStart w:id="100" w:name="persistent-volume-product-images"/>
     <w:p>
       <w:pPr>
         <w:pStyle w:val="Heading2"/>
@@ -13426,8 +13931,8 @@
         <w:t xml:space="preserve">volume — only user-uploaded images do.</w:t>
       </w:r>
     </w:p>
-    <w:bookmarkEnd w:id="96"/>
-    <w:bookmarkStart w:id="97" w:name="first-time-setup"/>
+    <w:bookmarkEnd w:id="100"/>
+    <w:bookmarkStart w:id="101" w:name="first-time-setup"/>
     <w:p>
       <w:pPr>
         <w:pStyle w:val="Heading2"/>
@@ -13550,8 +14055,8 @@
         <w:t xml:space="preserve">— add your snacks (each one also creates a Congressus product).</w:t>
       </w:r>
     </w:p>
-    <w:bookmarkEnd w:id="97"/>
-    <w:bookmarkStart w:id="98" w:name="deploying-changes"/>
+    <w:bookmarkEnd w:id="101"/>
+    <w:bookmarkStart w:id="102" w:name="deploying-changes"/>
     <w:p>
       <w:pPr>
         <w:pStyle w:val="Heading2"/>
@@ -13648,8 +14153,8 @@
         <w:t xml:space="preserve">must pass for the deploy to go live.</w:t>
       </w:r>
     </w:p>
-    <w:bookmarkEnd w:id="98"/>
-    <w:bookmarkStart w:id="100" w:name="local-development"/>
+    <w:bookmarkEnd w:id="102"/>
+    <w:bookmarkStart w:id="104" w:name="local-development"/>
     <w:p>
       <w:pPr>
         <w:pStyle w:val="Heading2"/>
@@ -13790,7 +14295,7 @@
       <w:r>
         <w:t xml:space="preserve"> </w:t>
       </w:r>
-      <w:hyperlink r:id="rId99">
+      <w:hyperlink r:id="rId103">
         <w:r>
           <w:rPr>
             <w:rStyle w:val="Hyperlink"/>
@@ -13807,9 +14312,9 @@
         <w:br w:type="page"/>
       </w:r>
     </w:p>
-    <w:bookmarkEnd w:id="100"/>
-    <w:bookmarkEnd w:id="101"/>
-    <w:bookmarkStart w:id="110" w:name="card-reader--kiosk-setup"/>
+    <w:bookmarkEnd w:id="104"/>
+    <w:bookmarkEnd w:id="105"/>
+    <w:bookmarkStart w:id="114" w:name="card-reader--kiosk-setup"/>
     <w:p>
       <w:pPr>
         <w:pStyle w:val="Heading1"/>
@@ -13921,7 +14426,7 @@
             <w:pPr>
               <w:pStyle w:val="Compact"/>
             </w:pPr>
-            <w:hyperlink r:id="rId10">
+            <w:hyperlink r:id="rId11">
               <w:r>
                 <w:rPr>
                   <w:rStyle w:val="Hyperlink"/>
@@ -14157,7 +14662,7 @@
         <w:t xml:space="preserve">.</w:t>
       </w:r>
     </w:p>
-    <w:bookmarkStart w:id="102" w:name="ipad--tablet-kiosk-hid-keyboard-wedge"/>
+    <w:bookmarkStart w:id="106" w:name="ipad--tablet-kiosk-hid-keyboard-wedge"/>
     <w:p>
       <w:pPr>
         <w:pStyle w:val="Heading2"/>
@@ -14674,8 +15179,8 @@
         <w:t xml:space="preserve">— then every device stays in sync automatically.</w:t>
       </w:r>
     </w:p>
-    <w:bookmarkEnd w:id="102"/>
-    <w:bookmarkStart w:id="103" w:name="laptop-kiosk-arago-websocket"/>
+    <w:bookmarkEnd w:id="106"/>
+    <w:bookmarkStart w:id="107" w:name="laptop-kiosk-arago-websocket"/>
     <w:p>
       <w:pPr>
         <w:pStyle w:val="Heading2"/>
@@ -14725,8 +15230,8 @@
         <w:t xml:space="preserve">directly.</w:t>
       </w:r>
     </w:p>
-    <w:bookmarkEnd w:id="103"/>
-    <w:bookmarkStart w:id="104" w:name="how-it-works"/>
+    <w:bookmarkEnd w:id="107"/>
+    <w:bookmarkStart w:id="108" w:name="how-it-works"/>
     <w:p>
       <w:pPr>
         <w:pStyle w:val="Heading2"/>
@@ -15013,8 +15518,8 @@
         <w:t xml:space="preserve">, and the page auto-reconnects every 3 seconds.</w:t>
       </w:r>
     </w:p>
-    <w:bookmarkEnd w:id="104"/>
-    <w:bookmarkStart w:id="107" w:name="kiosk-laptop-setup"/>
+    <w:bookmarkEnd w:id="108"/>
+    <w:bookmarkStart w:id="111" w:name="kiosk-laptop-setup"/>
     <w:p>
       <w:pPr>
         <w:pStyle w:val="Heading2"/>
@@ -15159,7 +15664,7 @@
         <w:t xml:space="preserve">right value.</w:t>
       </w:r>
     </w:p>
-    <w:bookmarkStart w:id="105" w:name="port-conflict-warning"/>
+    <w:bookmarkStart w:id="109" w:name="port-conflict-warning"/>
     <w:p>
       <w:pPr>
         <w:pStyle w:val="Heading3"/>
@@ -15261,8 +15766,8 @@
         <w:t xml:space="preserve">free for the reader.</w:t>
       </w:r>
     </w:p>
-    <w:bookmarkEnd w:id="105"/>
-    <w:bookmarkStart w:id="106" w:name="ws-vs-wss"/>
+    <w:bookmarkEnd w:id="109"/>
+    <w:bookmarkStart w:id="110" w:name="ws-vs-wss"/>
     <w:p>
       <w:pPr>
         <w:pStyle w:val="Heading3"/>
@@ -15348,9 +15853,9 @@
         <w:t xml:space="preserve">reader over the network — that would be blocked as mixed content.</w:t>
       </w:r>
     </w:p>
-    <w:bookmarkEnd w:id="106"/>
-    <w:bookmarkEnd w:id="107"/>
-    <w:bookmarkStart w:id="108" w:name="card-uids"/>
+    <w:bookmarkEnd w:id="110"/>
+    <w:bookmarkEnd w:id="111"/>
+    <w:bookmarkStart w:id="112" w:name="card-uids"/>
     <w:p>
       <w:pPr>
         <w:pStyle w:val="Heading2"/>
@@ -15407,7 +15912,7 @@
       <w:r>
         <w:t xml:space="preserve"> </w:t>
       </w:r>
-      <w:hyperlink r:id="rId29">
+      <w:hyperlink r:id="rId31">
         <w:r>
           <w:rPr>
             <w:rStyle w:val="Hyperlink"/>
@@ -15419,8 +15924,8 @@
         <w:t xml:space="preserve">.</w:t>
       </w:r>
     </w:p>
-    <w:bookmarkEnd w:id="108"/>
-    <w:bookmarkStart w:id="109" w:name="testing-without-a-reader"/>
+    <w:bookmarkEnd w:id="112"/>
+    <w:bookmarkStart w:id="113" w:name="testing-without-a-reader"/>
     <w:p>
       <w:pPr>
         <w:pStyle w:val="Heading2"/>
@@ -15938,9 +16443,9 @@
         <w:br w:type="page"/>
       </w:r>
     </w:p>
-    <w:bookmarkEnd w:id="109"/>
-    <w:bookmarkEnd w:id="110"/>
-    <w:bookmarkStart w:id="119" w:name="congressus-integration"/>
+    <w:bookmarkEnd w:id="113"/>
+    <w:bookmarkEnd w:id="114"/>
+    <w:bookmarkStart w:id="124" w:name="congressus-integration"/>
     <w:p>
       <w:pPr>
         <w:pStyle w:val="Heading1"/>
@@ -16068,6 +16573,31 @@
         </w:rPr>
         <w:t xml:space="preserve">5952</w:t>
       </w:r>
+      <w:r>
+        <w:t xml:space="preserve"> </w:t>
+      </w:r>
+      <w:r>
+        <w:t xml:space="preserve">·</w:t>
+      </w:r>
+      <w:r>
+        <w:t xml:space="preserve"> </w:t>
+      </w:r>
+      <w:r>
+        <w:rPr>
+          <w:b/>
+          <w:bCs/>
+        </w:rPr>
+        <w:t xml:space="preserve">PPP (drinks) folder id:</w:t>
+      </w:r>
+      <w:r>
+        <w:t xml:space="preserve"> </w:t>
+      </w:r>
+      <w:r>
+        <w:rPr>
+          <w:rStyle w:val="VerbatimChar"/>
+        </w:rPr>
+        <w:t xml:space="preserve">8804</w:t>
+      </w:r>
     </w:p>
     <w:p>
       <w:pPr>
@@ -16146,7 +16676,86 @@
         <w:t xml:space="preserve">(Contribution)</w:t>
       </w:r>
     </w:p>
-    <w:bookmarkStart w:id="111" w:name="members-congressus--sss"/>
+    <w:p>
+      <w:pPr>
+        <w:pStyle w:val="BlockText"/>
+      </w:pPr>
+      <w:r>
+        <w:t xml:space="preserve">The bar subsystem (PPP) reuses this same client. See</w:t>
+      </w:r>
+      <w:r>
+        <w:t xml:space="preserve"> </w:t>
+      </w:r>
+      <w:hyperlink r:id="rId27">
+        <w:r>
+          <w:rPr>
+            <w:rStyle w:val="Hyperlink"/>
+          </w:rPr>
+          <w:t xml:space="preserve">PPP.md</w:t>
+        </w:r>
+      </w:hyperlink>
+      <w:r>
+        <w:t xml:space="preserve">. PPP</w:t>
+      </w:r>
+      <w:r>
+        <w:t xml:space="preserve"> </w:t>
+      </w:r>
+      <w:r>
+        <w:t xml:space="preserve">products live in folder</w:t>
+      </w:r>
+      <w:r>
+        <w:t xml:space="preserve"> </w:t>
+      </w:r>
+      <w:r>
+        <w:rPr>
+          <w:rStyle w:val="VerbatimChar"/>
+          <w:b/>
+          <w:bCs/>
+        </w:rPr>
+        <w:t xml:space="preserve">8804</w:t>
+      </w:r>
+      <w:r>
+        <w:t xml:space="preserve"> </w:t>
+      </w:r>
+      <w:r>
+        <w:t xml:space="preserve">(</w:t>
+      </w:r>
+      <w:r>
+        <w:rPr>
+          <w:rStyle w:val="VerbatimChar"/>
+        </w:rPr>
+        <w:t xml:space="preserve">webshop/ppp</w:t>
+      </w:r>
+      <w:r>
+        <w:t xml:space="preserve">), and the export produces a</w:t>
+      </w:r>
+      <w:r>
+        <w:t xml:space="preserve"> </w:t>
+      </w:r>
+      <w:r>
+        <w:rPr>
+          <w:b/>
+          <w:bCs/>
+        </w:rPr>
+        <w:t xml:space="preserve">separate</w:t>
+      </w:r>
+      <w:r>
+        <w:t xml:space="preserve"> </w:t>
+      </w:r>
+      <w:r>
+        <w:t xml:space="preserve">Congressus invoice (</w:t>
+      </w:r>
+      <w:r>
+        <w:rPr>
+          <w:rStyle w:val="VerbatimChar"/>
+        </w:rPr>
+        <w:t xml:space="preserve">"PPP &lt;month&gt;"</w:t>
+      </w:r>
+      <w:r>
+        <w:t xml:space="preserve">) — see below.</w:t>
+      </w:r>
+    </w:p>
+    <w:bookmarkStart w:id="115" w:name="members-congressus--sss"/>
     <w:p>
       <w:pPr>
         <w:pStyle w:val="Heading2"/>
@@ -16244,8 +16853,8 @@
         <w:t xml:space="preserve">(email is the unique key used for card linking).</w:t>
       </w:r>
     </w:p>
-    <w:bookmarkEnd w:id="111"/>
-    <w:bookmarkStart w:id="114" w:name="products-sss--congressus"/>
+    <w:bookmarkEnd w:id="115"/>
+    <w:bookmarkStart w:id="118" w:name="products-sss--congressus"/>
     <w:p>
       <w:pPr>
         <w:pStyle w:val="Heading2"/>
@@ -16299,7 +16908,7 @@
         <w:t xml:space="preserve">). Name/price edits sync too.</w:t>
       </w:r>
     </w:p>
-    <w:bookmarkStart w:id="112" w:name="warning-the-product-id-vs-offer-id-quirk"/>
+    <w:bookmarkStart w:id="116" w:name="warning-the-product-id-vs-offer-id-quirk"/>
     <w:p>
       <w:pPr>
         <w:pStyle w:val="Heading3"/>
@@ -16591,8 +17200,8 @@
         <w:t xml:space="preserve">.</w:t>
       </w:r>
     </w:p>
-    <w:bookmarkEnd w:id="112"/>
-    <w:bookmarkStart w:id="113" w:name="backfilling-existing-products"/>
+    <w:bookmarkEnd w:id="116"/>
+    <w:bookmarkStart w:id="117" w:name="backfilling-existing-products"/>
     <w:p>
       <w:pPr>
         <w:pStyle w:val="Heading3"/>
@@ -16627,9 +17236,9 @@
         <w:t xml:space="preserve">.</w:t>
       </w:r>
     </w:p>
-    <w:bookmarkEnd w:id="113"/>
-    <w:bookmarkEnd w:id="114"/>
-    <w:bookmarkStart w:id="116" w:name="sale-invoices-sss--congressus"/>
+    <w:bookmarkEnd w:id="117"/>
+    <w:bookmarkEnd w:id="118"/>
+    <w:bookmarkStart w:id="120" w:name="sale-invoices-sss--congressus"/>
     <w:p>
       <w:pPr>
         <w:pStyle w:val="Heading2"/>
@@ -16907,7 +17516,7 @@
         <w:t xml:space="preserve">.</w:t>
       </w:r>
     </w:p>
-    <w:bookmarkStart w:id="115" w:name="warning-the-500-instead-of-400-quirk"/>
+    <w:bookmarkStart w:id="119" w:name="warning-the-500-instead-of-400-quirk"/>
     <w:p>
       <w:pPr>
         <w:pStyle w:val="Heading3"/>
@@ -17013,9 +17622,9 @@
         <w:t xml:space="preserve">array in the initial create call.</w:t>
       </w:r>
     </w:p>
-    <w:bookmarkEnd w:id="115"/>
-    <w:bookmarkEnd w:id="116"/>
-    <w:bookmarkStart w:id="117" w:name="the-sss-purchases-mendix-fallback"/>
+    <w:bookmarkEnd w:id="119"/>
+    <w:bookmarkEnd w:id="120"/>
+    <w:bookmarkStart w:id="121" w:name="the-sss-purchases-mendix-fallback"/>
     <w:p>
       <w:pPr>
         <w:pStyle w:val="Heading2"/>
@@ -17065,8 +17674,574 @@
         <w:t xml:space="preserve">products have offer ids, invoices show real product line items instead.</w:t>
       </w:r>
     </w:p>
-    <w:bookmarkEnd w:id="117"/>
-    <w:bookmarkStart w:id="118" w:name="quick-reference-of-quirks"/>
+    <w:bookmarkEnd w:id="121"/>
+    <w:bookmarkStart w:id="122" w:name="Xcbc730bcd032a0e57daa67cba6c562d436e893f"/>
+    <w:p>
+      <w:pPr>
+        <w:pStyle w:val="Heading2"/>
+      </w:pPr>
+      <w:r>
+        <w:t xml:space="preserve">PPP (drinks) — folder, VAT, two-invoice export</w:t>
+      </w:r>
+    </w:p>
+    <w:p>
+      <w:pPr>
+        <w:pStyle w:val="FirstParagraph"/>
+      </w:pPr>
+      <w:r>
+        <w:t xml:space="preserve">The bar subsystem syncs the same way, into its own folder.</w:t>
+      </w:r>
+    </w:p>
+    <w:p>
+      <w:pPr>
+        <w:pStyle w:val="Compact"/>
+        <w:numPr>
+          <w:ilvl w:val="0"/>
+          <w:numId w:val="1031"/>
+        </w:numPr>
+      </w:pPr>
+      <w:r>
+        <w:rPr>
+          <w:b/>
+          <w:bCs/>
+        </w:rPr>
+        <w:t xml:space="preserve">PPP folder</w:t>
+      </w:r>
+      <w:r>
+        <w:rPr>
+          <w:b/>
+          <w:bCs/>
+        </w:rPr>
+        <w:t xml:space="preserve"> </w:t>
+      </w:r>
+      <w:r>
+        <w:rPr>
+          <w:rStyle w:val="VerbatimChar"/>
+          <w:b/>
+          <w:bCs/>
+        </w:rPr>
+        <w:t xml:space="preserve">8804</w:t>
+      </w:r>
+      <w:r>
+        <w:t xml:space="preserve"> </w:t>
+      </w:r>
+      <w:r>
+        <w:t xml:space="preserve">(</w:t>
+      </w:r>
+      <w:r>
+        <w:rPr>
+          <w:rStyle w:val="VerbatimChar"/>
+        </w:rPr>
+        <w:t xml:space="preserve">webshop/ppp</w:t>
+      </w:r>
+      <w:r>
+        <w:t xml:space="preserve">) — created via</w:t>
+      </w:r>
+      <w:r>
+        <w:t xml:space="preserve"> </w:t>
+      </w:r>
+      <w:r>
+        <w:rPr>
+          <w:rStyle w:val="VerbatimChar"/>
+        </w:rPr>
+        <w:t xml:space="preserve">POST /v30/product-folders</w:t>
+      </w:r>
+      <w:r>
+        <w:t xml:space="preserve">,</w:t>
+      </w:r>
+      <w:r>
+        <w:t xml:space="preserve"> </w:t>
+      </w:r>
+      <w:r>
+        <w:t xml:space="preserve">parallel to SSS. Hardcoded default in</w:t>
+      </w:r>
+      <w:r>
+        <w:t xml:space="preserve"> </w:t>
+      </w:r>
+      <w:r>
+        <w:rPr>
+          <w:rStyle w:val="VerbatimChar"/>
+        </w:rPr>
+        <w:t xml:space="preserve">createPppCongressusProduct()</w:t>
+      </w:r>
+      <w:r>
+        <w:t xml:space="preserve">, overridable</w:t>
+      </w:r>
+      <w:r>
+        <w:t xml:space="preserve"> </w:t>
+      </w:r>
+      <w:r>
+        <w:t xml:space="preserve">with</w:t>
+      </w:r>
+      <w:r>
+        <w:t xml:space="preserve"> </w:t>
+      </w:r>
+      <w:r>
+        <w:rPr>
+          <w:rStyle w:val="VerbatimChar"/>
+        </w:rPr>
+        <w:t xml:space="preserve">CONGRESSUS_PPP_FOLDER_ID</w:t>
+      </w:r>
+      <w:r>
+        <w:t xml:space="preserve">. New drinks sync here and store their offer id.</w:t>
+      </w:r>
+    </w:p>
+    <w:p>
+      <w:pPr>
+        <w:pStyle w:val="Compact"/>
+        <w:numPr>
+          <w:ilvl w:val="0"/>
+          <w:numId w:val="1031"/>
+        </w:numPr>
+      </w:pPr>
+      <w:r>
+        <w:rPr>
+          <w:b/>
+          <w:bCs/>
+        </w:rPr>
+        <w:t xml:space="preserve">VAT is NOT sent</w:t>
+      </w:r>
+      <w:r>
+        <w:t xml:space="preserve"> </w:t>
+      </w:r>
+      <w:r>
+        <w:t xml:space="preserve">— the product API</w:t>
+      </w:r>
+      <w:r>
+        <w:t xml:space="preserve"> </w:t>
+      </w:r>
+      <w:r>
+        <w:rPr>
+          <w:b/>
+          <w:bCs/>
+        </w:rPr>
+        <w:t xml:space="preserve">cannot</w:t>
+      </w:r>
+      <w:r>
+        <w:t xml:space="preserve"> </w:t>
+      </w:r>
+      <w:r>
+        <w:t xml:space="preserve">set VAT. Every write shape was</w:t>
+      </w:r>
+      <w:r>
+        <w:t xml:space="preserve"> </w:t>
+      </w:r>
+      <w:r>
+        <w:t xml:space="preserve">probed against the live API:</w:t>
+      </w:r>
+      <w:r>
+        <w:t xml:space="preserve"> </w:t>
+      </w:r>
+      <w:r>
+        <w:rPr>
+          <w:rStyle w:val="VerbatimChar"/>
+        </w:rPr>
+        <w:t xml:space="preserve">vat_category: {name|percentage}</w:t>
+      </w:r>
+      <w:r>
+        <w:t xml:space="preserve"> </w:t>
+      </w:r>
+      <w:r>
+        <w:t xml:space="preserve">and</w:t>
+      </w:r>
+      <w:r>
+        <w:t xml:space="preserve"> </w:t>
+      </w:r>
+      <w:r>
+        <w:rPr>
+          <w:rStyle w:val="VerbatimChar"/>
+        </w:rPr>
+        <w:t xml:space="preserve">vat_percentage</w:t>
+      </w:r>
+      <w:r>
+        <w:t xml:space="preserve"> </w:t>
+      </w:r>
+      <w:r>
+        <w:t xml:space="preserve">all return</w:t>
+      </w:r>
+      <w:r>
+        <w:t xml:space="preserve"> </w:t>
+      </w:r>
+      <w:r>
+        <w:rPr>
+          <w:b/>
+          <w:bCs/>
+        </w:rPr>
+        <w:t xml:space="preserve">HTTP 500</w:t>
+      </w:r>
+      <w:r>
+        <w:t xml:space="preserve">;</w:t>
+      </w:r>
+      <w:r>
+        <w:t xml:space="preserve"> </w:t>
+      </w:r>
+      <w:r>
+        <w:rPr>
+          <w:rStyle w:val="VerbatimChar"/>
+        </w:rPr>
+        <w:t xml:space="preserve">vat_category: {id}</w:t>
+      </w:r>
+      <w:r>
+        <w:t xml:space="preserve"> </w:t>
+      </w:r>
+      <w:r>
+        <w:t xml:space="preserve">is rejected</w:t>
+      </w:r>
+      <w:r>
+        <w:t xml:space="preserve"> </w:t>
+      </w:r>
+      <w:r>
+        <w:t xml:space="preserve">("Unknown field"); scalars give "Invalid input type". So PPP products are created</w:t>
+      </w:r>
+      <w:r>
+        <w:t xml:space="preserve"> </w:t>
+      </w:r>
+      <w:r>
+        <w:t xml:space="preserve">without VAT (like all SSS products, which are unset). VAT is kept locally on</w:t>
+      </w:r>
+      <w:r>
+        <w:t xml:space="preserve"> </w:t>
+      </w:r>
+      <w:r>
+        <w:rPr>
+          <w:rStyle w:val="VerbatimChar"/>
+        </w:rPr>
+        <w:t xml:space="preserve">PppProduct.vatCategory</w:t>
+      </w:r>
+      <w:r>
+        <w:t xml:space="preserve">; set it in the Congressus UI if required. (Read shape:</w:t>
+      </w:r>
+      <w:r>
+        <w:t xml:space="preserve"> </w:t>
+      </w:r>
+      <w:r>
+        <w:rPr>
+          <w:rStyle w:val="VerbatimChar"/>
+        </w:rPr>
+        <w:t xml:space="preserve">vat_category: { id, name, percentage }</w:t>
+      </w:r>
+      <w:r>
+        <w:t xml:space="preserve">; org categories are VL = 9 %, VH = 21 %,</w:t>
+      </w:r>
+      <w:r>
+        <w:t xml:space="preserve"> </w:t>
+      </w:r>
+      <w:r>
+        <w:t xml:space="preserve">no 0 %.)</w:t>
+      </w:r>
+    </w:p>
+    <w:p>
+      <w:pPr>
+        <w:pStyle w:val="Compact"/>
+        <w:numPr>
+          <w:ilvl w:val="0"/>
+          <w:numId w:val="1031"/>
+        </w:numPr>
+      </w:pPr>
+      <w:r>
+        <w:rPr>
+          <w:b/>
+          <w:bCs/>
+        </w:rPr>
+        <w:t xml:space="preserve">Product update endpoint</w:t>
+      </w:r>
+      <w:r>
+        <w:t xml:space="preserve"> </w:t>
+      </w:r>
+      <w:r>
+        <w:t xml:space="preserve">is</w:t>
+      </w:r>
+      <w:r>
+        <w:t xml:space="preserve"> </w:t>
+      </w:r>
+      <w:r>
+        <w:rPr>
+          <w:rStyle w:val="VerbatimChar"/>
+        </w:rPr>
+        <w:t xml:space="preserve">PUT /v30/products/{id}</w:t>
+      </w:r>
+      <w:r>
+        <w:t xml:space="preserve"> </w:t>
+      </w:r>
+      <w:r>
+        <w:t xml:space="preserve">(and</w:t>
+      </w:r>
+      <w:r>
+        <w:t xml:space="preserve"> </w:t>
+      </w:r>
+      <w:r>
+        <w:rPr>
+          <w:rStyle w:val="VerbatimChar"/>
+        </w:rPr>
+        <w:t xml:space="preserve">DELETE</w:t>
+      </w:r>
+      <w:r>
+        <w:t xml:space="preserve">);</w:t>
+      </w:r>
+      <w:r>
+        <w:t xml:space="preserve"> </w:t>
+      </w:r>
+      <w:r>
+        <w:rPr>
+          <w:rStyle w:val="VerbatimChar"/>
+        </w:rPr>
+        <w:t xml:space="preserve">PATCH</w:t>
+      </w:r>
+      <w:r>
+        <w:t xml:space="preserve"> </w:t>
+      </w:r>
+      <w:r>
+        <w:t xml:space="preserve">returns 404.</w:t>
+      </w:r>
+      <w:r>
+        <w:t xml:space="preserve"> </w:t>
+      </w:r>
+      <w:r>
+        <w:rPr>
+          <w:rStyle w:val="VerbatimChar"/>
+        </w:rPr>
+        <w:t xml:space="preserve">{id}</w:t>
+      </w:r>
+      <w:r>
+        <w:t xml:space="preserve"> </w:t>
+      </w:r>
+      <w:r>
+        <w:t xml:space="preserve">is the</w:t>
+      </w:r>
+      <w:r>
+        <w:t xml:space="preserve"> </w:t>
+      </w:r>
+      <w:r>
+        <w:rPr>
+          <w:b/>
+          <w:bCs/>
+        </w:rPr>
+        <w:t xml:space="preserve">offer id</w:t>
+      </w:r>
+      <w:r>
+        <w:t xml:space="preserve"> </w:t>
+      </w:r>
+      <w:r>
+        <w:t xml:space="preserve">(object</w:t>
+      </w:r>
+      <w:r>
+        <w:t xml:space="preserve"> </w:t>
+      </w:r>
+      <w:r>
+        <w:rPr>
+          <w:rStyle w:val="VerbatimChar"/>
+        </w:rPr>
+        <w:t xml:space="preserve">id</w:t>
+      </w:r>
+      <w:r>
+        <w:t xml:space="preserve">), not the product entity id.</w:t>
+      </w:r>
+    </w:p>
+    <w:p>
+      <w:pPr>
+        <w:pStyle w:val="Compact"/>
+        <w:numPr>
+          <w:ilvl w:val="0"/>
+          <w:numId w:val="1031"/>
+        </w:numPr>
+      </w:pPr>
+      <w:r>
+        <w:rPr>
+          <w:b/>
+          <w:bCs/>
+        </w:rPr>
+        <w:t xml:space="preserve">Two separate invoices</w:t>
+      </w:r>
+      <w:r>
+        <w:t xml:space="preserve"> </w:t>
+      </w:r>
+      <w:r>
+        <w:t xml:space="preserve">—</w:t>
+      </w:r>
+      <w:r>
+        <w:t xml:space="preserve"> </w:t>
+      </w:r>
+      <w:r>
+        <w:rPr>
+          <w:rStyle w:val="VerbatimChar"/>
+        </w:rPr>
+        <w:t xml:space="preserve">POST /api/admin/invoices/export { scope }</w:t>
+      </w:r>
+      <w:r>
+        <w:t xml:space="preserve"> </w:t>
+      </w:r>
+      <w:r>
+        <w:t xml:space="preserve">(</w:t>
+      </w:r>
+      <w:r>
+        <w:rPr>
+          <w:rStyle w:val="VerbatimChar"/>
+        </w:rPr>
+        <w:t xml:space="preserve">sss</w:t>
+      </w:r>
+      <w:r>
+        <w:t xml:space="preserve">|</w:t>
+      </w:r>
+      <w:r>
+        <w:rPr>
+          <w:rStyle w:val="VerbatimChar"/>
+        </w:rPr>
+        <w:t xml:space="preserve">ppp</w:t>
+      </w:r>
+      <w:r>
+        <w:t xml:space="preserve">|</w:t>
+      </w:r>
+      <w:r>
+        <w:rPr>
+          <w:rStyle w:val="VerbatimChar"/>
+        </w:rPr>
+        <w:t xml:space="preserve">all</w:t>
+      </w:r>
+      <w:r>
+        <w:t xml:space="preserve">) groups</w:t>
+      </w:r>
+      <w:r>
+        <w:t xml:space="preserve"> </w:t>
+      </w:r>
+      <w:r>
+        <w:rPr>
+          <w:rStyle w:val="VerbatimChar"/>
+        </w:rPr>
+        <w:t xml:space="preserve">CONFIRMED</w:t>
+      </w:r>
+      <w:r>
+        <w:t xml:space="preserve"> </w:t>
+      </w:r>
+      <w:r>
+        <w:t xml:space="preserve">invoices by member × month and creates one</w:t>
+      </w:r>
+      <w:r>
+        <w:t xml:space="preserve"> </w:t>
+      </w:r>
+      <w:r>
+        <w:t xml:space="preserve">Congressus sale-invoice per group</w:t>
+      </w:r>
+      <w:r>
+        <w:t xml:space="preserve"> </w:t>
+      </w:r>
+      <w:r>
+        <w:rPr>
+          <w:b/>
+          <w:bCs/>
+        </w:rPr>
+        <w:t xml:space="preserve">per system</w:t>
+      </w:r>
+      <w:r>
+        <w:t xml:space="preserve">:</w:t>
+      </w:r>
+      <w:r>
+        <w:t xml:space="preserve"> </w:t>
+      </w:r>
+      <w:r>
+        <w:rPr>
+          <w:rStyle w:val="VerbatimChar"/>
+        </w:rPr>
+        <w:t xml:space="preserve">"SSS &lt;month&gt;"</w:t>
+      </w:r>
+      <w:r>
+        <w:t xml:space="preserve"> </w:t>
+      </w:r>
+      <w:r>
+        <w:t xml:space="preserve">from</w:t>
+      </w:r>
+      <w:r>
+        <w:t xml:space="preserve"> </w:t>
+      </w:r>
+      <w:r>
+        <w:rPr>
+          <w:rStyle w:val="VerbatimChar"/>
+        </w:rPr>
+        <w:t xml:space="preserve">SaleInvoice</w:t>
+      </w:r>
+      <w:r>
+        <w:t xml:space="preserve">,</w:t>
+      </w:r>
+      <w:r>
+        <w:t xml:space="preserve"> </w:t>
+      </w:r>
+      <w:r>
+        <w:rPr>
+          <w:rStyle w:val="VerbatimChar"/>
+        </w:rPr>
+        <w:t xml:space="preserve">"PPP &lt;month&gt;"</w:t>
+      </w:r>
+      <w:r>
+        <w:t xml:space="preserve"> </w:t>
+      </w:r>
+      <w:r>
+        <w:t xml:space="preserve">from</w:t>
+      </w:r>
+      <w:r>
+        <w:t xml:space="preserve"> </w:t>
+      </w:r>
+      <w:r>
+        <w:rPr>
+          <w:rStyle w:val="VerbatimChar"/>
+        </w:rPr>
+        <w:t xml:space="preserve">PppInvoice</w:t>
+      </w:r>
+      <w:r>
+        <w:t xml:space="preserve">. PPP line descriptions append the</w:t>
+      </w:r>
+      <w:r>
+        <w:t xml:space="preserve"> </w:t>
+      </w:r>
+      <w:r>
+        <w:t xml:space="preserve">activity name (</w:t>
+      </w:r>
+      <w:r>
+        <w:rPr>
+          <w:rStyle w:val="VerbatimChar"/>
+        </w:rPr>
+        <w:t xml:space="preserve">"Pils – Borrel 28 jun"</w:t>
+      </w:r>
+      <w:r>
+        <w:t xml:space="preserve">). Both reuse</w:t>
+      </w:r>
+      <w:r>
+        <w:t xml:space="preserve"> </w:t>
+      </w:r>
+      <w:r>
+        <w:rPr>
+          <w:rStyle w:val="VerbatimChar"/>
+        </w:rPr>
+        <w:t xml:space="preserve">createSaleInvoice()</w:t>
+      </w:r>
+      <w:r>
+        <w:t xml:space="preserve"> </w:t>
+      </w:r>
+      <w:r>
+        <w:t xml:space="preserve">and the</w:t>
+      </w:r>
+      <w:r>
+        <w:t xml:space="preserve"> </w:t>
+      </w:r>
+      <w:r>
+        <w:t xml:space="preserve">Mendix fallback. Source rows are marked</w:t>
+      </w:r>
+      <w:r>
+        <w:t xml:space="preserve"> </w:t>
+      </w:r>
+      <w:r>
+        <w:rPr>
+          <w:rStyle w:val="VerbatimChar"/>
+        </w:rPr>
+        <w:t xml:space="preserve">EXPORTED</w:t>
+      </w:r>
+      <w:r>
+        <w:t xml:space="preserve"> </w:t>
+      </w:r>
+      <w:r>
+        <w:t xml:space="preserve">with the returned id.</w:t>
+      </w:r>
+    </w:p>
+    <w:bookmarkEnd w:id="122"/>
+    <w:bookmarkStart w:id="123" w:name="quick-reference-of-quirks"/>
     <w:p>
       <w:pPr>
         <w:pStyle w:val="Heading2"/>
@@ -17342,15 +18517,183 @@
           </w:p>
         </w:tc>
       </w:tr>
+      <w:tr>
+        <w:tc>
+          <w:tcPr/>
+          <w:p>
+            <w:pPr>
+              <w:pStyle w:val="Compact"/>
+            </w:pPr>
+            <w:r>
+              <w:t xml:space="preserve">Product VAT won't set (</w:t>
+            </w:r>
+            <w:r>
+              <w:rPr>
+                <w:b/>
+                <w:bCs/>
+              </w:rPr>
+              <w:t xml:space="preserve">500</w:t>
+            </w:r>
+            <w:r>
+              <w:t xml:space="preserve">)</w:t>
+            </w:r>
+          </w:p>
+        </w:tc>
+        <w:tc>
+          <w:tcPr/>
+          <w:p>
+            <w:pPr>
+              <w:pStyle w:val="Compact"/>
+            </w:pPr>
+            <w:r>
+              <w:t xml:space="preserve">API can't write</w:t>
+            </w:r>
+            <w:r>
+              <w:t xml:space="preserve"> </w:t>
+            </w:r>
+            <w:r>
+              <w:rPr>
+                <w:rStyle w:val="VerbatimChar"/>
+              </w:rPr>
+              <w:t xml:space="preserve">vat_category</w:t>
+            </w:r>
+            <w:r>
+              <w:t xml:space="preserve"> </w:t>
+            </w:r>
+            <w:r>
+              <w:t xml:space="preserve">/</w:t>
+            </w:r>
+            <w:r>
+              <w:t xml:space="preserve"> </w:t>
+            </w:r>
+            <w:r>
+              <w:rPr>
+                <w:rStyle w:val="VerbatimChar"/>
+              </w:rPr>
+              <w:t xml:space="preserve">vat_percentage</w:t>
+            </w:r>
+          </w:p>
+        </w:tc>
+        <w:tc>
+          <w:tcPr/>
+          <w:p>
+            <w:pPr>
+              <w:pStyle w:val="Compact"/>
+            </w:pPr>
+            <w:r>
+              <w:t xml:space="preserve">omit VAT; set it in the Congressus UI</w:t>
+            </w:r>
+          </w:p>
+        </w:tc>
+      </w:tr>
+      <w:tr>
+        <w:tc>
+          <w:tcPr/>
+          <w:p>
+            <w:pPr>
+              <w:pStyle w:val="Compact"/>
+            </w:pPr>
+            <w:r>
+              <w:t xml:space="preserve">Product</w:t>
+            </w:r>
+            <w:r>
+              <w:t xml:space="preserve"> </w:t>
+            </w:r>
+            <w:r>
+              <w:rPr>
+                <w:rStyle w:val="VerbatimChar"/>
+              </w:rPr>
+              <w:t xml:space="preserve">PATCH</w:t>
+            </w:r>
+            <w:r>
+              <w:t xml:space="preserve"> </w:t>
+            </w:r>
+            <w:r>
+              <w:t xml:space="preserve">→</w:t>
+            </w:r>
+            <w:r>
+              <w:t xml:space="preserve"> </w:t>
+            </w:r>
+            <w:r>
+              <w:rPr>
+                <w:b/>
+                <w:bCs/>
+              </w:rPr>
+              <w:t xml:space="preserve">404</w:t>
+            </w:r>
+          </w:p>
+        </w:tc>
+        <w:tc>
+          <w:tcPr/>
+          <w:p>
+            <w:pPr>
+              <w:pStyle w:val="Compact"/>
+            </w:pPr>
+            <w:r>
+              <w:t xml:space="preserve">products use</w:t>
+            </w:r>
+            <w:r>
+              <w:t xml:space="preserve"> </w:t>
+            </w:r>
+            <w:r>
+              <w:rPr>
+                <w:rStyle w:val="VerbatimChar"/>
+              </w:rPr>
+              <w:t xml:space="preserve">PUT</w:t>
+            </w:r>
+            <w:r>
+              <w:t xml:space="preserve">/</w:t>
+            </w:r>
+            <w:r>
+              <w:rPr>
+                <w:rStyle w:val="VerbatimChar"/>
+              </w:rPr>
+              <w:t xml:space="preserve">DELETE</w:t>
+            </w:r>
+            <w:r>
+              <w:t xml:space="preserve">, not</w:t>
+            </w:r>
+            <w:r>
+              <w:t xml:space="preserve"> </w:t>
+            </w:r>
+            <w:r>
+              <w:rPr>
+                <w:rStyle w:val="VerbatimChar"/>
+              </w:rPr>
+              <w:t xml:space="preserve">PATCH</w:t>
+            </w:r>
+          </w:p>
+        </w:tc>
+        <w:tc>
+          <w:tcPr/>
+          <w:p>
+            <w:pPr>
+              <w:pStyle w:val="Compact"/>
+            </w:pPr>
+            <w:r>
+              <w:t xml:space="preserve">use</w:t>
+            </w:r>
+            <w:r>
+              <w:t xml:space="preserve"> </w:t>
+            </w:r>
+            <w:r>
+              <w:rPr>
+                <w:rStyle w:val="VerbatimChar"/>
+              </w:rPr>
+              <w:t xml:space="preserve">PUT /products/{offerId}</w:t>
+            </w:r>
+          </w:p>
+        </w:tc>
+      </w:tr>
     </w:tbl>
     <w:p>
       <w:r>
         <w:br w:type="page"/>
       </w:r>
     </w:p>
-    <w:bookmarkEnd w:id="118"/>
-    <w:bookmarkEnd w:id="119"/>
-    <w:bookmarkStart w:id="126" w:name="admin-guide-for-the-board"/>
+    <w:bookmarkEnd w:id="123"/>
+    <w:bookmarkEnd w:id="124"/>
+    <w:bookmarkStart w:id="131" w:name="admin-guide-for-the-board"/>
     <w:p>
       <w:pPr>
         <w:pStyle w:val="Heading1"/>
@@ -17390,7 +18733,7 @@
         <w:t xml:space="preserve">and Invoices, plus links back to the Kiosk and Log out.</w:t>
       </w:r>
     </w:p>
-    <w:bookmarkStart w:id="120" w:name="dashboard"/>
+    <w:bookmarkStart w:id="125" w:name="dashboard"/>
     <w:p>
       <w:pPr>
         <w:pStyle w:val="Heading2"/>
@@ -17429,192 +18772,6 @@
       </w:r>
       <w:r>
         <w:t xml:space="preserve">):</w:t>
-      </w:r>
-    </w:p>
-    <w:p>
-      <w:pPr>
-        <w:pStyle w:val="Compact"/>
-        <w:numPr>
-          <w:ilvl w:val="0"/>
-          <w:numId w:val="1031"/>
-        </w:numPr>
-      </w:pPr>
-      <w:r>
-        <w:rPr>
-          <w:b/>
-          <w:bCs/>
-        </w:rPr>
-        <w:t xml:space="preserve">KPIs:</w:t>
-      </w:r>
-      <w:r>
-        <w:t xml:space="preserve"> </w:t>
-      </w:r>
-      <w:r>
-        <w:t xml:space="preserve">Revenue, Active users, Orders, Items sold, Average order.</w:t>
-      </w:r>
-      <w:r>
-        <w:t xml:space="preserve"> </w:t>
-      </w:r>
-      <w:r>
-        <w:rPr>
-          <w:i/>
-          <w:iCs/>
-        </w:rPr>
-        <w:t xml:space="preserve">Active</w:t>
-      </w:r>
-      <w:r>
-        <w:rPr>
-          <w:i/>
-          <w:iCs/>
-        </w:rPr>
-        <w:t xml:space="preserve"> </w:t>
-      </w:r>
-      <w:r>
-        <w:rPr>
-          <w:i/>
-          <w:iCs/>
-        </w:rPr>
-        <w:t xml:space="preserve">users</w:t>
-      </w:r>
-      <w:r>
-        <w:t xml:space="preserve"> </w:t>
-      </w:r>
-      <w:r>
-        <w:t xml:space="preserve">counts the distinct members who made at least one purchase in the period.</w:t>
-      </w:r>
-    </w:p>
-    <w:p>
-      <w:pPr>
-        <w:pStyle w:val="Compact"/>
-        <w:numPr>
-          <w:ilvl w:val="0"/>
-          <w:numId w:val="1031"/>
-        </w:numPr>
-      </w:pPr>
-      <w:r>
-        <w:rPr>
-          <w:b/>
-          <w:bCs/>
-        </w:rPr>
-        <w:t xml:space="preserve">Revenue over time:</w:t>
-      </w:r>
-      <w:r>
-        <w:t xml:space="preserve"> </w:t>
-      </w:r>
-      <w:r>
-        <w:t xml:space="preserve">a daily bar chart (hover a bar for the date and amount).</w:t>
-      </w:r>
-    </w:p>
-    <w:p>
-      <w:pPr>
-        <w:pStyle w:val="Compact"/>
-        <w:numPr>
-          <w:ilvl w:val="0"/>
-          <w:numId w:val="1031"/>
-        </w:numPr>
-      </w:pPr>
-      <w:r>
-        <w:rPr>
-          <w:b/>
-          <w:bCs/>
-        </w:rPr>
-        <w:t xml:space="preserve">Most popular items:</w:t>
-      </w:r>
-      <w:r>
-        <w:t xml:space="preserve"> </w:t>
-      </w:r>
-      <w:r>
-        <w:t xml:space="preserve">ranked by quantity, with revenue per item.</w:t>
-      </w:r>
-    </w:p>
-    <w:p>
-      <w:pPr>
-        <w:pStyle w:val="Compact"/>
-        <w:numPr>
-          <w:ilvl w:val="0"/>
-          <w:numId w:val="1031"/>
-        </w:numPr>
-      </w:pPr>
-      <w:r>
-        <w:rPr>
-          <w:b/>
-          <w:bCs/>
-        </w:rPr>
-        <w:t xml:space="preserve">Top spenders:</w:t>
-      </w:r>
-      <w:r>
-        <w:t xml:space="preserve"> </w:t>
-      </w:r>
-      <w:r>
-        <w:t xml:space="preserve">the 10 members who spent the most in the period, with their</w:t>
-      </w:r>
-      <w:r>
-        <w:t xml:space="preserve"> </w:t>
-      </w:r>
-      <w:r>
-        <w:t xml:space="preserve">total spend and order count.</w:t>
-      </w:r>
-    </w:p>
-    <w:p>
-      <w:pPr>
-        <w:pStyle w:val="Compact"/>
-        <w:numPr>
-          <w:ilvl w:val="0"/>
-          <w:numId w:val="1031"/>
-        </w:numPr>
-      </w:pPr>
-      <w:r>
-        <w:rPr>
-          <w:b/>
-          <w:bCs/>
-        </w:rPr>
-        <w:t xml:space="preserve">Recent purchases:</w:t>
-      </w:r>
-      <w:r>
-        <w:t xml:space="preserve"> </w:t>
-      </w:r>
-      <w:r>
-        <w:t xml:space="preserve">a live feed of the latest orders in the period — which</w:t>
-      </w:r>
-      <w:r>
-        <w:t xml:space="preserve"> </w:t>
-      </w:r>
-      <w:r>
-        <w:t xml:space="preserve">member bought which items, the order total, and how long ago.</w:t>
-      </w:r>
-    </w:p>
-    <w:p>
-      <w:pPr>
-        <w:pStyle w:val="FirstParagraph"/>
-      </w:pPr>
-      <w:r>
-        <w:t xml:space="preserve">All figures count</w:t>
-      </w:r>
-      <w:r>
-        <w:t xml:space="preserve"> </w:t>
-      </w:r>
-      <w:r>
-        <w:rPr>
-          <w:b/>
-          <w:bCs/>
-        </w:rPr>
-        <w:t xml:space="preserve">confirmed and exported</w:t>
-      </w:r>
-      <w:r>
-        <w:t xml:space="preserve"> </w:t>
-      </w:r>
-      <w:r>
-        <w:t xml:space="preserve">purchases in the chosen period.</w:t>
-      </w:r>
-    </w:p>
-    <w:bookmarkEnd w:id="120"/>
-    <w:bookmarkStart w:id="121" w:name="members"/>
-    <w:p>
-      <w:pPr>
-        <w:pStyle w:val="Heading2"/>
-      </w:pPr>
-      <w:r>
-        <w:t xml:space="preserve">Members</w:t>
       </w:r>
     </w:p>
     <w:p>
@@ -17630,13 +18787,43 @@
           <w:b/>
           <w:bCs/>
         </w:rPr>
-        <w:t xml:space="preserve">Search</w:t>
-      </w:r>
-      <w:r>
-        <w:t xml:space="preserve"> </w:t>
-      </w:r>
-      <w:r>
-        <w:t xml:space="preserve">by name or email.</w:t>
+        <w:t xml:space="preserve">KPIs:</w:t>
+      </w:r>
+      <w:r>
+        <w:t xml:space="preserve"> </w:t>
+      </w:r>
+      <w:r>
+        <w:t xml:space="preserve">Revenue, Active users, Orders, Items sold, Average order.</w:t>
+      </w:r>
+      <w:r>
+        <w:t xml:space="preserve"> </w:t>
+      </w:r>
+      <w:r>
+        <w:rPr>
+          <w:i/>
+          <w:iCs/>
+        </w:rPr>
+        <w:t xml:space="preserve">Active</w:t>
+      </w:r>
+      <w:r>
+        <w:rPr>
+          <w:i/>
+          <w:iCs/>
+        </w:rPr>
+        <w:t xml:space="preserve"> </w:t>
+      </w:r>
+      <w:r>
+        <w:rPr>
+          <w:i/>
+          <w:iCs/>
+        </w:rPr>
+        <w:t xml:space="preserve">users</w:t>
+      </w:r>
+      <w:r>
+        <w:t xml:space="preserve"> </w:t>
+      </w:r>
+      <w:r>
+        <w:t xml:space="preserve">counts the distinct members who made at least one purchase in the period.</w:t>
       </w:r>
     </w:p>
     <w:p>
@@ -17652,25 +18839,13 @@
           <w:b/>
           <w:bCs/>
         </w:rPr>
-        <w:t xml:space="preserve">Sync from Congressus</w:t>
-      </w:r>
-      <w:r>
-        <w:t xml:space="preserve"> </w:t>
-      </w:r>
-      <w:r>
-        <w:t xml:space="preserve">— imports/updates all Primary &amp; Secondary members. Run</w:t>
-      </w:r>
-      <w:r>
-        <w:t xml:space="preserve"> </w:t>
-      </w:r>
-      <w:r>
-        <w:t xml:space="preserve">this whenever membership changes (new members, status changes). Inactive</w:t>
-      </w:r>
-      <w:r>
-        <w:t xml:space="preserve"> </w:t>
-      </w:r>
-      <w:r>
-        <w:t xml:space="preserve">members are flagged and cannot link cards.</w:t>
+        <w:t xml:space="preserve">Revenue over time:</w:t>
+      </w:r>
+      <w:r>
+        <w:t xml:space="preserve"> </w:t>
+      </w:r>
+      <w:r>
+        <w:t xml:space="preserve">a daily bar chart (hover a bar for the date and amount).</w:t>
       </w:r>
     </w:p>
     <w:p>
@@ -17686,35 +18861,13 @@
           <w:b/>
           <w:bCs/>
         </w:rPr>
-        <w:t xml:space="preserve">🛒 Enter store</w:t>
-      </w:r>
-      <w:r>
-        <w:t xml:space="preserve"> </w:t>
-      </w:r>
-      <w:r>
-        <w:t xml:space="preserve">— opens the kiosk shop</w:t>
-      </w:r>
-      <w:r>
-        <w:t xml:space="preserve"> </w:t>
-      </w:r>
-      <w:r>
-        <w:rPr>
-          <w:b/>
-          <w:bCs/>
-        </w:rPr>
-        <w:t xml:space="preserve">as that member</w:t>
-      </w:r>
-      <w:r>
-        <w:t xml:space="preserve"> </w:t>
-      </w:r>
-      <w:r>
-        <w:t xml:space="preserve">so you can place an</w:t>
-      </w:r>
-      <w:r>
-        <w:t xml:space="preserve"> </w:t>
-      </w:r>
-      <w:r>
-        <w:t xml:space="preserve">order on their behalf (e.g. manual sale). It behaves exactly like a card tap.</w:t>
+        <w:t xml:space="preserve">Most popular items:</w:t>
+      </w:r>
+      <w:r>
+        <w:t xml:space="preserve"> </w:t>
+      </w:r>
+      <w:r>
+        <w:t xml:space="preserve">ranked by quantity, with revenue per item.</w:t>
       </w:r>
     </w:p>
     <w:p>
@@ -17730,47 +18883,86 @@
           <w:b/>
           <w:bCs/>
         </w:rPr>
-        <w:t xml:space="preserve">Delete</w:t>
-      </w:r>
-      <w:r>
-        <w:t xml:space="preserve"> </w:t>
-      </w:r>
-      <w:r>
-        <w:t xml:space="preserve">— removes a member and their linked cards. Blocked if the member has</w:t>
-      </w:r>
-      <w:r>
-        <w:t xml:space="preserve"> </w:t>
-      </w:r>
-      <w:r>
-        <w:t xml:space="preserve">any invoices (delete/clear those first).</w:t>
-      </w:r>
-    </w:p>
-    <w:p>
-      <w:pPr>
-        <w:pStyle w:val="BlockText"/>
-      </w:pPr>
-      <w:r>
-        <w:t xml:space="preserve">Cards are normally linked by members themselves via the email flow — you don't</w:t>
-      </w:r>
-      <w:r>
-        <w:t xml:space="preserve"> </w:t>
-      </w:r>
-      <w:r>
-        <w:t xml:space="preserve">link cards from the admin panel.</w:t>
-      </w:r>
-    </w:p>
-    <w:bookmarkEnd w:id="121"/>
-    <w:bookmarkStart w:id="122" w:name="products"/>
+        <w:t xml:space="preserve">Top spenders:</w:t>
+      </w:r>
+      <w:r>
+        <w:t xml:space="preserve"> </w:t>
+      </w:r>
+      <w:r>
+        <w:t xml:space="preserve">the 10 members who spent the most in the period, with their</w:t>
+      </w:r>
+      <w:r>
+        <w:t xml:space="preserve"> </w:t>
+      </w:r>
+      <w:r>
+        <w:t xml:space="preserve">total spend and order count.</w:t>
+      </w:r>
+    </w:p>
+    <w:p>
+      <w:pPr>
+        <w:pStyle w:val="Compact"/>
+        <w:numPr>
+          <w:ilvl w:val="0"/>
+          <w:numId w:val="1032"/>
+        </w:numPr>
+      </w:pPr>
+      <w:r>
+        <w:rPr>
+          <w:b/>
+          <w:bCs/>
+        </w:rPr>
+        <w:t xml:space="preserve">Recent purchases:</w:t>
+      </w:r>
+      <w:r>
+        <w:t xml:space="preserve"> </w:t>
+      </w:r>
+      <w:r>
+        <w:t xml:space="preserve">a live feed of the latest orders in the period — which</w:t>
+      </w:r>
+      <w:r>
+        <w:t xml:space="preserve"> </w:t>
+      </w:r>
+      <w:r>
+        <w:t xml:space="preserve">member bought which items, the order total, and how long ago.</w:t>
+      </w:r>
+    </w:p>
+    <w:p>
+      <w:pPr>
+        <w:pStyle w:val="FirstParagraph"/>
+      </w:pPr>
+      <w:r>
+        <w:t xml:space="preserve">All figures count</w:t>
+      </w:r>
+      <w:r>
+        <w:t xml:space="preserve"> </w:t>
+      </w:r>
+      <w:r>
+        <w:rPr>
+          <w:b/>
+          <w:bCs/>
+        </w:rPr>
+        <w:t xml:space="preserve">confirmed and exported</w:t>
+      </w:r>
+      <w:r>
+        <w:t xml:space="preserve"> </w:t>
+      </w:r>
+      <w:r>
+        <w:t xml:space="preserve">purchases in the chosen period.</w:t>
+      </w:r>
+    </w:p>
+    <w:bookmarkEnd w:id="125"/>
+    <w:bookmarkStart w:id="126" w:name="members"/>
     <w:p>
       <w:pPr>
         <w:pStyle w:val="Heading2"/>
       </w:pPr>
       <w:r>
-        <w:t xml:space="preserve">Products</w:t>
-      </w:r>
-    </w:p>
-    <w:p>
-      <w:pPr>
+        <w:t xml:space="preserve">Members</w:t>
+      </w:r>
+    </w:p>
+    <w:p>
+      <w:pPr>
+        <w:pStyle w:val="Compact"/>
         <w:numPr>
           <w:ilvl w:val="0"/>
           <w:numId w:val="1033"/>
@@ -17781,102 +18973,18 @@
           <w:b/>
           <w:bCs/>
         </w:rPr>
-        <w:t xml:space="preserve">Categories</w:t>
-      </w:r>
-      <w:r>
-        <w:t xml:space="preserve"> </w:t>
-      </w:r>
-      <w:r>
-        <w:t xml:space="preserve">— at the top of the page, add a new category by typing a name and</w:t>
-      </w:r>
-      <w:r>
-        <w:t xml:space="preserve"> </w:t>
-      </w:r>
-      <w:r>
-        <w:t xml:space="preserve">pressing</w:t>
-      </w:r>
-      <w:r>
-        <w:t xml:space="preserve"> </w:t>
-      </w:r>
-      <w:r>
-        <w:rPr>
-          <w:b/>
-          <w:bCs/>
-        </w:rPr>
-        <w:t xml:space="preserve">Add category</w:t>
-      </w:r>
-      <w:r>
-        <w:t xml:space="preserve">. Each chip shows how many products it holds; the</w:t>
-      </w:r>
-      <w:r>
-        <w:t xml:space="preserve"> </w:t>
-      </w:r>
-      <w:r>
-        <w:rPr>
-          <w:b/>
-          <w:bCs/>
-        </w:rPr>
-        <w:t xml:space="preserve">×</w:t>
-      </w:r>
-      <w:r>
-        <w:t xml:space="preserve"> </w:t>
-      </w:r>
-      <w:r>
-        <w:t xml:space="preserve">deletes a category, but only once it's</w:t>
-      </w:r>
-      <w:r>
-        <w:t xml:space="preserve"> </w:t>
-      </w:r>
-      <w:r>
-        <w:rPr>
-          <w:b/>
-          <w:bCs/>
-        </w:rPr>
-        <w:t xml:space="preserve">empty</w:t>
-      </w:r>
-      <w:r>
-        <w:t xml:space="preserve"> </w:t>
-      </w:r>
-      <w:r>
-        <w:t xml:space="preserve">(move or archive its products</w:t>
-      </w:r>
-      <w:r>
-        <w:t xml:space="preserve"> </w:t>
-      </w:r>
-      <w:r>
-        <w:t xml:space="preserve">first). Use the</w:t>
-      </w:r>
-      <w:r>
-        <w:t xml:space="preserve"> </w:t>
-      </w:r>
-      <w:r>
-        <w:rPr>
-          <w:b/>
-          <w:bCs/>
-        </w:rPr>
-        <w:t xml:space="preserve">‹ ›</w:t>
-      </w:r>
-      <w:r>
-        <w:t xml:space="preserve"> </w:t>
-      </w:r>
-      <w:r>
-        <w:t xml:space="preserve">arrows on a chip to reorder categories — the order sets</w:t>
-      </w:r>
-      <w:r>
-        <w:t xml:space="preserve"> </w:t>
-      </w:r>
-      <w:r>
-        <w:t xml:space="preserve">both the section order and the filter-pill order in the kiosk shop. Categories</w:t>
-      </w:r>
-      <w:r>
-        <w:t xml:space="preserve"> </w:t>
-      </w:r>
-      <w:r>
-        <w:t xml:space="preserve">appear as the section headers and the filter pills in the kiosk shop.</w:t>
-      </w:r>
-    </w:p>
-    <w:p>
-      <w:pPr>
+        <w:t xml:space="preserve">Search</w:t>
+      </w:r>
+      <w:r>
+        <w:t xml:space="preserve"> </w:t>
+      </w:r>
+      <w:r>
+        <w:t xml:space="preserve">by name or email.</w:t>
+      </w:r>
+    </w:p>
+    <w:p>
+      <w:pPr>
+        <w:pStyle w:val="Compact"/>
         <w:numPr>
           <w:ilvl w:val="0"/>
           <w:numId w:val="1033"/>
@@ -17887,42 +18995,30 @@
           <w:b/>
           <w:bCs/>
         </w:rPr>
-        <w:t xml:space="preserve">Add product</w:t>
-      </w:r>
-      <w:r>
-        <w:t xml:space="preserve"> </w:t>
-      </w:r>
-      <w:r>
-        <w:t xml:space="preserve">— name, price (€), category, and optional stock (blank =</w:t>
-      </w:r>
-      <w:r>
-        <w:t xml:space="preserve"> </w:t>
-      </w:r>
-      <w:r>
-        <w:t xml:space="preserve">unlimited). Creating a product also creates a matching Congressus product so it</w:t>
-      </w:r>
-      <w:r>
-        <w:t xml:space="preserve"> </w:t>
-      </w:r>
-      <w:r>
-        <w:t xml:space="preserve">can appear on invoices. New products start as</w:t>
-      </w:r>
-      <w:r>
-        <w:t xml:space="preserve"> </w:t>
-      </w:r>
-      <w:r>
-        <w:rPr>
-          <w:b/>
-          <w:bCs/>
-        </w:rPr>
-        <w:t xml:space="preserve">Draft</w:t>
-      </w:r>
-      <w:r>
-        <w:t xml:space="preserve">.</w:t>
-      </w:r>
-    </w:p>
-    <w:p>
-      <w:pPr>
+        <w:t xml:space="preserve">Sync from Congressus</w:t>
+      </w:r>
+      <w:r>
+        <w:t xml:space="preserve"> </w:t>
+      </w:r>
+      <w:r>
+        <w:t xml:space="preserve">— imports/updates all Primary &amp; Secondary members. Run</w:t>
+      </w:r>
+      <w:r>
+        <w:t xml:space="preserve"> </w:t>
+      </w:r>
+      <w:r>
+        <w:t xml:space="preserve">this whenever membership changes (new members, status changes). Inactive</w:t>
+      </w:r>
+      <w:r>
+        <w:t xml:space="preserve"> </w:t>
+      </w:r>
+      <w:r>
+        <w:t xml:space="preserve">members are flagged and cannot link cards.</w:t>
+      </w:r>
+    </w:p>
+    <w:p>
+      <w:pPr>
+        <w:pStyle w:val="Compact"/>
         <w:numPr>
           <w:ilvl w:val="0"/>
           <w:numId w:val="1033"/>
@@ -17933,36 +19029,40 @@
           <w:b/>
           <w:bCs/>
         </w:rPr>
-        <w:t xml:space="preserve">Edit price</w:t>
-      </w:r>
-      <w:r>
-        <w:t xml:space="preserve"> </w:t>
-      </w:r>
-      <w:r>
-        <w:t xml:space="preserve">— click the price, type a new value, press Enter or</w:t>
-      </w:r>
-      <w:r>
-        <w:t xml:space="preserve"> </w:t>
-      </w:r>
-      <w:r>
-        <w:rPr>
-          <w:b/>
-          <w:bCs/>
-        </w:rPr>
-        <w:t xml:space="preserve">Save</w:t>
-      </w:r>
-      <w:r>
-        <w:t xml:space="preserve">.</w:t>
-      </w:r>
-      <w:r>
-        <w:t xml:space="preserve"> </w:t>
-      </w:r>
-      <w:r>
-        <w:t xml:space="preserve">Price changes sync to Congressus.</w:t>
-      </w:r>
-    </w:p>
-    <w:p>
-      <w:pPr>
+        <w:t xml:space="preserve">🛒 Enter store</w:t>
+      </w:r>
+      <w:r>
+        <w:t xml:space="preserve"> </w:t>
+      </w:r>
+      <w:r>
+        <w:t xml:space="preserve">— opens the kiosk shop</w:t>
+      </w:r>
+      <w:r>
+        <w:t xml:space="preserve"> </w:t>
+      </w:r>
+      <w:r>
+        <w:rPr>
+          <w:b/>
+          <w:bCs/>
+        </w:rPr>
+        <w:t xml:space="preserve">as that member</w:t>
+      </w:r>
+      <w:r>
+        <w:t xml:space="preserve"> </w:t>
+      </w:r>
+      <w:r>
+        <w:t xml:space="preserve">so you can place an</w:t>
+      </w:r>
+      <w:r>
+        <w:t xml:space="preserve"> </w:t>
+      </w:r>
+      <w:r>
+        <w:t xml:space="preserve">order on their behalf (e.g. manual sale). It behaves exactly like a card tap.</w:t>
+      </w:r>
+    </w:p>
+    <w:p>
+      <w:pPr>
+        <w:pStyle w:val="Compact"/>
         <w:numPr>
           <w:ilvl w:val="0"/>
           <w:numId w:val="1033"/>
@@ -17973,122 +19073,50 @@
           <w:b/>
           <w:bCs/>
         </w:rPr>
-        <w:t xml:space="preserve">Edit stock</w:t>
-      </w:r>
-      <w:r>
-        <w:t xml:space="preserve"> </w:t>
-      </w:r>
-      <w:r>
-        <w:t xml:space="preserve">— click the stock line under the product name to set a count</w:t>
-      </w:r>
-      <w:r>
-        <w:t xml:space="preserve"> </w:t>
-      </w:r>
-      <w:r>
-        <w:t xml:space="preserve">(blank = unlimited). When stock reaches</w:t>
-      </w:r>
-      <w:r>
-        <w:t xml:space="preserve"> </w:t>
-      </w:r>
-      <w:r>
-        <w:rPr>
-          <w:b/>
-          <w:bCs/>
-        </w:rPr>
-        <w:t xml:space="preserve">0</w:t>
-      </w:r>
-      <w:r>
-        <w:t xml:space="preserve"> </w:t>
-      </w:r>
-      <w:r>
-        <w:t xml:space="preserve">the product is shown greyed-out</w:t>
-      </w:r>
-      <w:r>
-        <w:t xml:space="preserve"> </w:t>
-      </w:r>
-      <w:r>
-        <w:t xml:space="preserve">with an</w:t>
-      </w:r>
-      <w:r>
-        <w:t xml:space="preserve"> </w:t>
-      </w:r>
-      <w:r>
-        <w:rPr>
-          <w:b/>
-          <w:bCs/>
-        </w:rPr>
-        <w:t xml:space="preserve">Out of stock</w:t>
-      </w:r>
-      <w:r>
-        <w:t xml:space="preserve"> </w:t>
-      </w:r>
-      <w:r>
-        <w:t xml:space="preserve">label in the kiosk — but members can</w:t>
-      </w:r>
-      <w:r>
-        <w:t xml:space="preserve"> </w:t>
-      </w:r>
-      <w:r>
-        <w:rPr>
-          <w:b/>
-          <w:bCs/>
-        </w:rPr>
-        <w:t xml:space="preserve">still buy it</w:t>
-      </w:r>
-      <w:r>
-        <w:t xml:space="preserve"> </w:t>
-      </w:r>
-      <w:r>
-        <w:t xml:space="preserve">(the count is a guide, not a hard block, in case it's wrong).</w:t>
-      </w:r>
-      <w:r>
-        <w:t xml:space="preserve"> </w:t>
-      </w:r>
-      <w:r>
-        <w:rPr>
-          <w:b/>
-          <w:bCs/>
-        </w:rPr>
-        <w:t xml:space="preserve">Stock decreases</w:t>
-      </w:r>
-      <w:r>
-        <w:rPr>
-          <w:b/>
-          <w:bCs/>
-        </w:rPr>
-        <w:t xml:space="preserve"> </w:t>
-      </w:r>
-      <w:r>
-        <w:rPr>
-          <w:b/>
-          <w:bCs/>
-        </w:rPr>
-        <w:t xml:space="preserve">automatically</w:t>
-      </w:r>
-      <w:r>
-        <w:t xml:space="preserve"> </w:t>
-      </w:r>
-      <w:r>
-        <w:t xml:space="preserve">as products are bought (by the quantity in each confirmed</w:t>
-      </w:r>
-      <w:r>
-        <w:t xml:space="preserve"> </w:t>
-      </w:r>
-      <w:r>
-        <w:t xml:space="preserve">order); it clamps at 0 and never goes negative, and unlimited products are</w:t>
-      </w:r>
-      <w:r>
-        <w:t xml:space="preserve"> </w:t>
-      </w:r>
-      <w:r>
-        <w:t xml:space="preserve">unaffected. Set the count again when you restock.</w:t>
+        <w:t xml:space="preserve">Delete</w:t>
+      </w:r>
+      <w:r>
+        <w:t xml:space="preserve"> </w:t>
+      </w:r>
+      <w:r>
+        <w:t xml:space="preserve">— removes a member and their linked cards. Blocked if the member has</w:t>
+      </w:r>
+      <w:r>
+        <w:t xml:space="preserve"> </w:t>
+      </w:r>
+      <w:r>
+        <w:t xml:space="preserve">any invoices (delete/clear those first).</w:t>
+      </w:r>
+    </w:p>
+    <w:p>
+      <w:pPr>
+        <w:pStyle w:val="BlockText"/>
+      </w:pPr>
+      <w:r>
+        <w:t xml:space="preserve">Cards are normally linked by members themselves via the email flow — you don't</w:t>
+      </w:r>
+      <w:r>
+        <w:t xml:space="preserve"> </w:t>
+      </w:r>
+      <w:r>
+        <w:t xml:space="preserve">link cards from the admin panel.</w:t>
+      </w:r>
+    </w:p>
+    <w:bookmarkEnd w:id="126"/>
+    <w:bookmarkStart w:id="127" w:name="products"/>
+    <w:p>
+      <w:pPr>
+        <w:pStyle w:val="Heading2"/>
+      </w:pPr>
+      <w:r>
+        <w:t xml:space="preserve">Products</w:t>
       </w:r>
     </w:p>
     <w:p>
       <w:pPr>
         <w:numPr>
           <w:ilvl w:val="0"/>
-          <w:numId w:val="1033"/>
+          <w:numId w:val="1034"/>
         </w:numPr>
       </w:pPr>
       <w:r>
@@ -18096,26 +19124,341 @@
           <w:b/>
           <w:bCs/>
         </w:rPr>
-        <w:t xml:space="preserve">Change category</w:t>
-      </w:r>
-      <w:r>
-        <w:t xml:space="preserve"> </w:t>
-      </w:r>
-      <w:r>
-        <w:t xml:space="preserve">— pick a different category from the dropdown on the product</w:t>
-      </w:r>
-      <w:r>
-        <w:t xml:space="preserve"> </w:t>
-      </w:r>
-      <w:r>
-        <w:t xml:space="preserve">row; it moves immediately. Category is SSS-only (it doesn't affect Congressus).</w:t>
+        <w:t xml:space="preserve">Categories</w:t>
+      </w:r>
+      <w:r>
+        <w:t xml:space="preserve"> </w:t>
+      </w:r>
+      <w:r>
+        <w:t xml:space="preserve">— at the top of the page, add a new category by typing a name and</w:t>
+      </w:r>
+      <w:r>
+        <w:t xml:space="preserve"> </w:t>
+      </w:r>
+      <w:r>
+        <w:t xml:space="preserve">pressing</w:t>
+      </w:r>
+      <w:r>
+        <w:t xml:space="preserve"> </w:t>
+      </w:r>
+      <w:r>
+        <w:rPr>
+          <w:b/>
+          <w:bCs/>
+        </w:rPr>
+        <w:t xml:space="preserve">Add category</w:t>
+      </w:r>
+      <w:r>
+        <w:t xml:space="preserve">. Each chip shows how many products it holds; the</w:t>
+      </w:r>
+      <w:r>
+        <w:t xml:space="preserve"> </w:t>
+      </w:r>
+      <w:r>
+        <w:rPr>
+          <w:b/>
+          <w:bCs/>
+        </w:rPr>
+        <w:t xml:space="preserve">×</w:t>
+      </w:r>
+      <w:r>
+        <w:t xml:space="preserve"> </w:t>
+      </w:r>
+      <w:r>
+        <w:t xml:space="preserve">deletes a category, but only once it's</w:t>
+      </w:r>
+      <w:r>
+        <w:t xml:space="preserve"> </w:t>
+      </w:r>
+      <w:r>
+        <w:rPr>
+          <w:b/>
+          <w:bCs/>
+        </w:rPr>
+        <w:t xml:space="preserve">empty</w:t>
+      </w:r>
+      <w:r>
+        <w:t xml:space="preserve"> </w:t>
+      </w:r>
+      <w:r>
+        <w:t xml:space="preserve">(move or archive its products</w:t>
+      </w:r>
+      <w:r>
+        <w:t xml:space="preserve"> </w:t>
+      </w:r>
+      <w:r>
+        <w:t xml:space="preserve">first). Use the</w:t>
+      </w:r>
+      <w:r>
+        <w:t xml:space="preserve"> </w:t>
+      </w:r>
+      <w:r>
+        <w:rPr>
+          <w:b/>
+          <w:bCs/>
+        </w:rPr>
+        <w:t xml:space="preserve">‹ ›</w:t>
+      </w:r>
+      <w:r>
+        <w:t xml:space="preserve"> </w:t>
+      </w:r>
+      <w:r>
+        <w:t xml:space="preserve">arrows on a chip to reorder categories — the order sets</w:t>
+      </w:r>
+      <w:r>
+        <w:t xml:space="preserve"> </w:t>
+      </w:r>
+      <w:r>
+        <w:t xml:space="preserve">both the section order and the filter-pill order in the kiosk shop. Categories</w:t>
+      </w:r>
+      <w:r>
+        <w:t xml:space="preserve"> </w:t>
+      </w:r>
+      <w:r>
+        <w:t xml:space="preserve">appear as the section headers and the filter pills in the kiosk shop.</w:t>
       </w:r>
     </w:p>
     <w:p>
       <w:pPr>
         <w:numPr>
           <w:ilvl w:val="0"/>
-          <w:numId w:val="1033"/>
+          <w:numId w:val="1034"/>
+        </w:numPr>
+      </w:pPr>
+      <w:r>
+        <w:rPr>
+          <w:b/>
+          <w:bCs/>
+        </w:rPr>
+        <w:t xml:space="preserve">Add product</w:t>
+      </w:r>
+      <w:r>
+        <w:t xml:space="preserve"> </w:t>
+      </w:r>
+      <w:r>
+        <w:t xml:space="preserve">— name, price (€), category, and optional stock (blank =</w:t>
+      </w:r>
+      <w:r>
+        <w:t xml:space="preserve"> </w:t>
+      </w:r>
+      <w:r>
+        <w:t xml:space="preserve">unlimited). Creating a product also creates a matching Congressus product so it</w:t>
+      </w:r>
+      <w:r>
+        <w:t xml:space="preserve"> </w:t>
+      </w:r>
+      <w:r>
+        <w:t xml:space="preserve">can appear on invoices. New products start as</w:t>
+      </w:r>
+      <w:r>
+        <w:t xml:space="preserve"> </w:t>
+      </w:r>
+      <w:r>
+        <w:rPr>
+          <w:b/>
+          <w:bCs/>
+        </w:rPr>
+        <w:t xml:space="preserve">Draft</w:t>
+      </w:r>
+      <w:r>
+        <w:t xml:space="preserve">.</w:t>
+      </w:r>
+    </w:p>
+    <w:p>
+      <w:pPr>
+        <w:numPr>
+          <w:ilvl w:val="0"/>
+          <w:numId w:val="1034"/>
+        </w:numPr>
+      </w:pPr>
+      <w:r>
+        <w:rPr>
+          <w:b/>
+          <w:bCs/>
+        </w:rPr>
+        <w:t xml:space="preserve">Edit price</w:t>
+      </w:r>
+      <w:r>
+        <w:t xml:space="preserve"> </w:t>
+      </w:r>
+      <w:r>
+        <w:t xml:space="preserve">— click the price, type a new value, press Enter or</w:t>
+      </w:r>
+      <w:r>
+        <w:t xml:space="preserve"> </w:t>
+      </w:r>
+      <w:r>
+        <w:rPr>
+          <w:b/>
+          <w:bCs/>
+        </w:rPr>
+        <w:t xml:space="preserve">Save</w:t>
+      </w:r>
+      <w:r>
+        <w:t xml:space="preserve">.</w:t>
+      </w:r>
+      <w:r>
+        <w:t xml:space="preserve"> </w:t>
+      </w:r>
+      <w:r>
+        <w:t xml:space="preserve">Price changes sync to Congressus.</w:t>
+      </w:r>
+    </w:p>
+    <w:p>
+      <w:pPr>
+        <w:numPr>
+          <w:ilvl w:val="0"/>
+          <w:numId w:val="1034"/>
+        </w:numPr>
+      </w:pPr>
+      <w:r>
+        <w:rPr>
+          <w:b/>
+          <w:bCs/>
+        </w:rPr>
+        <w:t xml:space="preserve">Edit stock</w:t>
+      </w:r>
+      <w:r>
+        <w:t xml:space="preserve"> </w:t>
+      </w:r>
+      <w:r>
+        <w:t xml:space="preserve">— click the stock line under the product name to set a count</w:t>
+      </w:r>
+      <w:r>
+        <w:t xml:space="preserve"> </w:t>
+      </w:r>
+      <w:r>
+        <w:t xml:space="preserve">(blank = unlimited). When stock reaches</w:t>
+      </w:r>
+      <w:r>
+        <w:t xml:space="preserve"> </w:t>
+      </w:r>
+      <w:r>
+        <w:rPr>
+          <w:b/>
+          <w:bCs/>
+        </w:rPr>
+        <w:t xml:space="preserve">0</w:t>
+      </w:r>
+      <w:r>
+        <w:t xml:space="preserve"> </w:t>
+      </w:r>
+      <w:r>
+        <w:t xml:space="preserve">the product is shown greyed-out</w:t>
+      </w:r>
+      <w:r>
+        <w:t xml:space="preserve"> </w:t>
+      </w:r>
+      <w:r>
+        <w:t xml:space="preserve">with an</w:t>
+      </w:r>
+      <w:r>
+        <w:t xml:space="preserve"> </w:t>
+      </w:r>
+      <w:r>
+        <w:rPr>
+          <w:b/>
+          <w:bCs/>
+        </w:rPr>
+        <w:t xml:space="preserve">Out of stock</w:t>
+      </w:r>
+      <w:r>
+        <w:t xml:space="preserve"> </w:t>
+      </w:r>
+      <w:r>
+        <w:t xml:space="preserve">label in the kiosk — but members can</w:t>
+      </w:r>
+      <w:r>
+        <w:t xml:space="preserve"> </w:t>
+      </w:r>
+      <w:r>
+        <w:rPr>
+          <w:b/>
+          <w:bCs/>
+        </w:rPr>
+        <w:t xml:space="preserve">still buy it</w:t>
+      </w:r>
+      <w:r>
+        <w:t xml:space="preserve"> </w:t>
+      </w:r>
+      <w:r>
+        <w:t xml:space="preserve">(the count is a guide, not a hard block, in case it's wrong).</w:t>
+      </w:r>
+      <w:r>
+        <w:t xml:space="preserve"> </w:t>
+      </w:r>
+      <w:r>
+        <w:rPr>
+          <w:b/>
+          <w:bCs/>
+        </w:rPr>
+        <w:t xml:space="preserve">Stock decreases</w:t>
+      </w:r>
+      <w:r>
+        <w:rPr>
+          <w:b/>
+          <w:bCs/>
+        </w:rPr>
+        <w:t xml:space="preserve"> </w:t>
+      </w:r>
+      <w:r>
+        <w:rPr>
+          <w:b/>
+          <w:bCs/>
+        </w:rPr>
+        <w:t xml:space="preserve">automatically</w:t>
+      </w:r>
+      <w:r>
+        <w:t xml:space="preserve"> </w:t>
+      </w:r>
+      <w:r>
+        <w:t xml:space="preserve">as products are bought (by the quantity in each confirmed</w:t>
+      </w:r>
+      <w:r>
+        <w:t xml:space="preserve"> </w:t>
+      </w:r>
+      <w:r>
+        <w:t xml:space="preserve">order); it clamps at 0 and never goes negative, and unlimited products are</w:t>
+      </w:r>
+      <w:r>
+        <w:t xml:space="preserve"> </w:t>
+      </w:r>
+      <w:r>
+        <w:t xml:space="preserve">unaffected. Set the count again when you restock.</w:t>
+      </w:r>
+    </w:p>
+    <w:p>
+      <w:pPr>
+        <w:numPr>
+          <w:ilvl w:val="0"/>
+          <w:numId w:val="1034"/>
+        </w:numPr>
+      </w:pPr>
+      <w:r>
+        <w:rPr>
+          <w:b/>
+          <w:bCs/>
+        </w:rPr>
+        <w:t xml:space="preserve">Change category</w:t>
+      </w:r>
+      <w:r>
+        <w:t xml:space="preserve"> </w:t>
+      </w:r>
+      <w:r>
+        <w:t xml:space="preserve">— pick a different category from the dropdown on the product</w:t>
+      </w:r>
+      <w:r>
+        <w:t xml:space="preserve"> </w:t>
+      </w:r>
+      <w:r>
+        <w:t xml:space="preserve">row; it moves immediately. Category is SSS-only (it doesn't affect Congressus).</w:t>
+      </w:r>
+    </w:p>
+    <w:p>
+      <w:pPr>
+        <w:numPr>
+          <w:ilvl w:val="0"/>
+          <w:numId w:val="1034"/>
         </w:numPr>
       </w:pPr>
       <w:r>
@@ -18143,7 +19486,7 @@
         <w:pStyle w:val="Compact"/>
         <w:numPr>
           <w:ilvl w:val="1"/>
-          <w:numId w:val="1034"/>
+          <w:numId w:val="1035"/>
         </w:numPr>
       </w:pPr>
       <w:r>
@@ -18197,7 +19540,7 @@
         <w:pStyle w:val="Compact"/>
         <w:numPr>
           <w:ilvl w:val="1"/>
-          <w:numId w:val="1034"/>
+          <w:numId w:val="1035"/>
         </w:numPr>
       </w:pPr>
       <w:r>
@@ -18311,7 +19654,7 @@
       <w:pPr>
         <w:numPr>
           <w:ilvl w:val="0"/>
-          <w:numId w:val="1033"/>
+          <w:numId w:val="1034"/>
         </w:numPr>
       </w:pPr>
       <w:r>
@@ -18332,7 +19675,7 @@
       <w:pPr>
         <w:numPr>
           <w:ilvl w:val="0"/>
-          <w:numId w:val="1033"/>
+          <w:numId w:val="1034"/>
         </w:numPr>
       </w:pPr>
       <w:r>
@@ -18369,7 +19712,7 @@
       <w:pPr>
         <w:numPr>
           <w:ilvl w:val="0"/>
-          <w:numId w:val="1033"/>
+          <w:numId w:val="1034"/>
         </w:numPr>
       </w:pPr>
       <w:r>
@@ -18386,8 +19729,8 @@
         <w:t xml:space="preserve">— hides a product you no longer sell.</w:t>
       </w:r>
     </w:p>
-    <w:bookmarkEnd w:id="122"/>
-    <w:bookmarkStart w:id="123" w:name="invoices"/>
+    <w:bookmarkEnd w:id="127"/>
+    <w:bookmarkStart w:id="128" w:name="invoices"/>
     <w:p>
       <w:pPr>
         <w:pStyle w:val="Heading2"/>
@@ -18434,199 +19777,6 @@
       </w:r>
       <w:r>
         <w:t xml:space="preserve">(already sent to Congressus).</w:t>
-      </w:r>
-    </w:p>
-    <w:p>
-      <w:pPr>
-        <w:pStyle w:val="Compact"/>
-        <w:numPr>
-          <w:ilvl w:val="0"/>
-          <w:numId w:val="1035"/>
-        </w:numPr>
-      </w:pPr>
-      <w:r>
-        <w:rPr>
-          <w:b/>
-          <w:bCs/>
-        </w:rPr>
-        <w:t xml:space="preserve">Edit</w:t>
-      </w:r>
-      <w:r>
-        <w:t xml:space="preserve"> </w:t>
-      </w:r>
-      <w:r>
-        <w:t xml:space="preserve">(pending only) — adjust line quantities with</w:t>
-      </w:r>
-      <w:r>
-        <w:t xml:space="preserve"> </w:t>
-      </w:r>
-      <w:r>
-        <w:rPr>
-          <w:rStyle w:val="VerbatimChar"/>
-        </w:rPr>
-        <w:t xml:space="preserve">−/+</w:t>
-      </w:r>
-      <w:r>
-        <w:t xml:space="preserve">, or set a line to 0</w:t>
-      </w:r>
-      <w:r>
-        <w:t xml:space="preserve"> </w:t>
-      </w:r>
-      <w:r>
-        <w:t xml:space="preserve">to remove it; the total recalculates live. Use this when a member was charged</w:t>
-      </w:r>
-      <w:r>
-        <w:t xml:space="preserve"> </w:t>
-      </w:r>
-      <w:r>
-        <w:t xml:space="preserve">for something by mistake or that wasn't actually in stock.</w:t>
-      </w:r>
-      <w:r>
-        <w:t xml:space="preserve"> </w:t>
-      </w:r>
-      <w:r>
-        <w:rPr>
-          <w:b/>
-          <w:bCs/>
-        </w:rPr>
-        <w:t xml:space="preserve">Save changes</w:t>
-      </w:r>
-      <w:r>
-        <w:t xml:space="preserve">.</w:t>
-      </w:r>
-    </w:p>
-    <w:p>
-      <w:pPr>
-        <w:pStyle w:val="Compact"/>
-        <w:numPr>
-          <w:ilvl w:val="0"/>
-          <w:numId w:val="1035"/>
-        </w:numPr>
-      </w:pPr>
-      <w:r>
-        <w:rPr>
-          <w:b/>
-          <w:bCs/>
-        </w:rPr>
-        <w:t xml:space="preserve">Delete invoice</w:t>
-      </w:r>
-      <w:r>
-        <w:t xml:space="preserve"> </w:t>
-      </w:r>
-      <w:r>
-        <w:t xml:space="preserve">(pending only) — remove a whole invoice.</w:t>
-      </w:r>
-    </w:p>
-    <w:p>
-      <w:pPr>
-        <w:pStyle w:val="Compact"/>
-        <w:numPr>
-          <w:ilvl w:val="0"/>
-          <w:numId w:val="1035"/>
-        </w:numPr>
-      </w:pPr>
-      <w:r>
-        <w:rPr>
-          <w:b/>
-          <w:bCs/>
-        </w:rPr>
-        <w:t xml:space="preserve">Export to Congressus</w:t>
-      </w:r>
-      <w:r>
-        <w:t xml:space="preserve"> </w:t>
-      </w:r>
-      <w:r>
-        <w:t xml:space="preserve">— bills all pending invoices. They are grouped into</w:t>
-      </w:r>
-      <w:r>
-        <w:t xml:space="preserve"> </w:t>
-      </w:r>
-      <w:r>
-        <w:rPr>
-          <w:b/>
-          <w:bCs/>
-        </w:rPr>
-        <w:t xml:space="preserve">one Congressus invoice per member per month</w:t>
-      </w:r>
-      <w:r>
-        <w:t xml:space="preserve"> </w:t>
-      </w:r>
-      <w:r>
-        <w:t xml:space="preserve">and then move to the Exported</w:t>
-      </w:r>
-      <w:r>
-        <w:t xml:space="preserve"> </w:t>
-      </w:r>
-      <w:r>
-        <w:t xml:space="preserve">tab. Run this once per billing cycle (e.g. monthly).</w:t>
-      </w:r>
-    </w:p>
-    <w:p>
-      <w:pPr>
-        <w:pStyle w:val="Compact"/>
-        <w:numPr>
-          <w:ilvl w:val="0"/>
-          <w:numId w:val="1035"/>
-        </w:numPr>
-      </w:pPr>
-      <w:r>
-        <w:rPr>
-          <w:b/>
-          <w:bCs/>
-        </w:rPr>
-        <w:t xml:space="preserve">Clear all … (test data)</w:t>
-      </w:r>
-      <w:r>
-        <w:t xml:space="preserve"> </w:t>
-      </w:r>
-      <w:r>
-        <w:t xml:space="preserve">— bulk-deletes every invoice in the current tab,</w:t>
-      </w:r>
-      <w:r>
-        <w:t xml:space="preserve"> </w:t>
-      </w:r>
-      <w:r>
-        <w:t xml:space="preserve">with a double confirmation. Use this to wipe test data so the dashboard counts</w:t>
-      </w:r>
-      <w:r>
-        <w:t xml:space="preserve"> </w:t>
-      </w:r>
-      <w:r>
-        <w:t xml:space="preserve">fresh.</w:t>
-      </w:r>
-      <w:r>
-        <w:t xml:space="preserve"> </w:t>
-      </w:r>
-      <w:r>
-        <w:rPr>
-          <w:b/>
-          <w:bCs/>
-        </w:rPr>
-        <w:t xml:space="preserve">Irreversible.</w:t>
-      </w:r>
-    </w:p>
-    <w:p>
-      <w:pPr>
-        <w:pStyle w:val="BlockText"/>
-      </w:pPr>
-      <w:r>
-        <w:t xml:space="preserve">Exported invoices are read-only here. They've been sent to Congressus, so</w:t>
-      </w:r>
-      <w:r>
-        <w:t xml:space="preserve"> </w:t>
-      </w:r>
-      <w:r>
-        <w:t xml:space="preserve">corrections after export must be made in Congressus directly.</w:t>
-      </w:r>
-    </w:p>
-    <w:bookmarkEnd w:id="123"/>
-    <w:bookmarkStart w:id="124" w:name="typical-monthly-routine"/>
-    <w:p>
-      <w:pPr>
-        <w:pStyle w:val="Heading2"/>
-      </w:pPr>
-      <w:r>
-        <w:t xml:space="preserve">Typical monthly routine</w:t>
       </w:r>
     </w:p>
     <w:p>
@@ -18642,13 +19792,50 @@
           <w:b/>
           <w:bCs/>
         </w:rPr>
-        <w:t xml:space="preserve">Members → Sync from Congressus</w:t>
-      </w:r>
-      <w:r>
-        <w:t xml:space="preserve"> </w:t>
-      </w:r>
-      <w:r>
-        <w:t xml:space="preserve">(catch new/changed members).</w:t>
+        <w:t xml:space="preserve">Edit</w:t>
+      </w:r>
+      <w:r>
+        <w:t xml:space="preserve"> </w:t>
+      </w:r>
+      <w:r>
+        <w:t xml:space="preserve">(pending only) — adjust line quantities with</w:t>
+      </w:r>
+      <w:r>
+        <w:t xml:space="preserve"> </w:t>
+      </w:r>
+      <w:r>
+        <w:rPr>
+          <w:rStyle w:val="VerbatimChar"/>
+        </w:rPr>
+        <w:t xml:space="preserve">−/+</w:t>
+      </w:r>
+      <w:r>
+        <w:t xml:space="preserve">, or set a line to 0</w:t>
+      </w:r>
+      <w:r>
+        <w:t xml:space="preserve"> </w:t>
+      </w:r>
+      <w:r>
+        <w:t xml:space="preserve">to remove it; the total recalculates live. Use this when a member was charged</w:t>
+      </w:r>
+      <w:r>
+        <w:t xml:space="preserve"> </w:t>
+      </w:r>
+      <w:r>
+        <w:t xml:space="preserve">for something by mistake or that wasn't actually in stock.</w:t>
+      </w:r>
+      <w:r>
+        <w:t xml:space="preserve"> </w:t>
+      </w:r>
+      <w:r>
+        <w:rPr>
+          <w:b/>
+          <w:bCs/>
+        </w:rPr>
+        <w:t xml:space="preserve">Save changes</w:t>
+      </w:r>
+      <w:r>
+        <w:t xml:space="preserve">.</w:t>
       </w:r>
     </w:p>
     <w:p>
@@ -18660,23 +19847,17 @@
         </w:numPr>
       </w:pPr>
       <w:r>
-        <w:t xml:space="preserve">Check the</w:t>
-      </w:r>
-      <w:r>
-        <w:t xml:space="preserve"> </w:t>
-      </w:r>
-      <w:r>
-        <w:rPr>
-          <w:b/>
-          <w:bCs/>
-        </w:rPr>
-        <w:t xml:space="preserve">Dashboard</w:t>
-      </w:r>
-      <w:r>
-        <w:t xml:space="preserve"> </w:t>
-      </w:r>
-      <w:r>
-        <w:t xml:space="preserve">for the month.</w:t>
+        <w:rPr>
+          <w:b/>
+          <w:bCs/>
+        </w:rPr>
+        <w:t xml:space="preserve">Delete invoice</w:t>
+      </w:r>
+      <w:r>
+        <w:t xml:space="preserve"> </w:t>
+      </w:r>
+      <w:r>
+        <w:t xml:space="preserve">(pending only) — remove a whole invoice.</w:t>
       </w:r>
     </w:p>
     <w:p>
@@ -18692,13 +19873,35 @@
           <w:b/>
           <w:bCs/>
         </w:rPr>
-        <w:t xml:space="preserve">Invoices → Export to Congressus</w:t>
-      </w:r>
-      <w:r>
-        <w:t xml:space="preserve"> </w:t>
-      </w:r>
-      <w:r>
-        <w:t xml:space="preserve">to bill the month's purchases.</w:t>
+        <w:t xml:space="preserve">Export to Congressus</w:t>
+      </w:r>
+      <w:r>
+        <w:t xml:space="preserve"> </w:t>
+      </w:r>
+      <w:r>
+        <w:t xml:space="preserve">— bills all pending invoices. They are grouped into</w:t>
+      </w:r>
+      <w:r>
+        <w:t xml:space="preserve"> </w:t>
+      </w:r>
+      <w:r>
+        <w:rPr>
+          <w:b/>
+          <w:bCs/>
+        </w:rPr>
+        <w:t xml:space="preserve">one Congressus invoice per member per month</w:t>
+      </w:r>
+      <w:r>
+        <w:t xml:space="preserve"> </w:t>
+      </w:r>
+      <w:r>
+        <w:t xml:space="preserve">and then move to the Exported</w:t>
+      </w:r>
+      <w:r>
+        <w:t xml:space="preserve"> </w:t>
+      </w:r>
+      <w:r>
+        <w:t xml:space="preserve">tab. Run this once per billing cycle (e.g. monthly).</w:t>
       </w:r>
     </w:p>
     <w:p>
@@ -18710,17 +19913,63 @@
         </w:numPr>
       </w:pPr>
       <w:r>
-        <w:t xml:space="preserve">Verify the new invoices in Congressus.</w:t>
-      </w:r>
-    </w:p>
-    <w:bookmarkEnd w:id="124"/>
-    <w:bookmarkStart w:id="125" w:name="Xdfdd6fef4644c16841a13fbca3b793942ebb4aa"/>
+        <w:rPr>
+          <w:b/>
+          <w:bCs/>
+        </w:rPr>
+        <w:t xml:space="preserve">Clear all … (test data)</w:t>
+      </w:r>
+      <w:r>
+        <w:t xml:space="preserve"> </w:t>
+      </w:r>
+      <w:r>
+        <w:t xml:space="preserve">— bulk-deletes every invoice in the current tab,</w:t>
+      </w:r>
+      <w:r>
+        <w:t xml:space="preserve"> </w:t>
+      </w:r>
+      <w:r>
+        <w:t xml:space="preserve">with a double confirmation. Use this to wipe test data so the dashboard counts</w:t>
+      </w:r>
+      <w:r>
+        <w:t xml:space="preserve"> </w:t>
+      </w:r>
+      <w:r>
+        <w:t xml:space="preserve">fresh.</w:t>
+      </w:r>
+      <w:r>
+        <w:t xml:space="preserve"> </w:t>
+      </w:r>
+      <w:r>
+        <w:rPr>
+          <w:b/>
+          <w:bCs/>
+        </w:rPr>
+        <w:t xml:space="preserve">Irreversible.</w:t>
+      </w:r>
+    </w:p>
+    <w:p>
+      <w:pPr>
+        <w:pStyle w:val="BlockText"/>
+      </w:pPr>
+      <w:r>
+        <w:t xml:space="preserve">Exported invoices are read-only here. They've been sent to Congressus, so</w:t>
+      </w:r>
+      <w:r>
+        <w:t xml:space="preserve"> </w:t>
+      </w:r>
+      <w:r>
+        <w:t xml:space="preserve">corrections after export must be made in Congressus directly.</w:t>
+      </w:r>
+    </w:p>
+    <w:bookmarkEnd w:id="128"/>
+    <w:bookmarkStart w:id="129" w:name="typical-monthly-routine"/>
     <w:p>
       <w:pPr>
         <w:pStyle w:val="Heading2"/>
       </w:pPr>
       <w:r>
-        <w:t xml:space="preserve">Member-facing flows (what members experience)</w:t>
+        <w:t xml:space="preserve">Typical monthly routine</w:t>
       </w:r>
     </w:p>
     <w:p>
@@ -18736,19 +19985,13 @@
           <w:b/>
           <w:bCs/>
         </w:rPr>
-        <w:t xml:space="preserve">Tap a registered card</w:t>
-      </w:r>
-      <w:r>
-        <w:t xml:space="preserve"> </w:t>
-      </w:r>
-      <w:r>
-        <w:t xml:space="preserve">→ the shop opens, greets them by name, they pick</w:t>
-      </w:r>
-      <w:r>
-        <w:t xml:space="preserve"> </w:t>
-      </w:r>
-      <w:r>
-        <w:t xml:space="preserve">snacks and confirm. It auto-returns to the tap screen after ~1 minute idle.</w:t>
+        <w:t xml:space="preserve">Members → Sync from Congressus</w:t>
+      </w:r>
+      <w:r>
+        <w:t xml:space="preserve"> </w:t>
+      </w:r>
+      <w:r>
+        <w:t xml:space="preserve">(catch new/changed members).</w:t>
       </w:r>
     </w:p>
     <w:p>
@@ -18760,61 +20003,23 @@
         </w:numPr>
       </w:pPr>
       <w:r>
-        <w:rPr>
-          <w:b/>
-          <w:bCs/>
-        </w:rPr>
-        <w:t xml:space="preserve">Tap an unregistered card</w:t>
-      </w:r>
-      <w:r>
-        <w:t xml:space="preserve"> </w:t>
-      </w:r>
-      <w:r>
-        <w:t xml:space="preserve">→ they enter their</w:t>
-      </w:r>
-      <w:r>
-        <w:t xml:space="preserve"> </w:t>
-      </w:r>
-      <w:r>
-        <w:rPr>
-          <w:b/>
-          <w:bCs/>
-        </w:rPr>
-        <w:t xml:space="preserve">Stress website email</w:t>
-      </w:r>
-      <w:r>
-        <w:t xml:space="preserve"> </w:t>
-      </w:r>
-      <w:r>
-        <w:t xml:space="preserve">→ they</w:t>
-      </w:r>
-      <w:r>
-        <w:t xml:space="preserve"> </w:t>
-      </w:r>
-      <w:r>
-        <w:t xml:space="preserve">get a verification email → they click</w:t>
-      </w:r>
-      <w:r>
-        <w:t xml:space="preserve"> </w:t>
-      </w:r>
-      <w:r>
-        <w:rPr>
-          <w:b/>
-          <w:bCs/>
-        </w:rPr>
-        <w:t xml:space="preserve">Yes, link my card</w:t>
-      </w:r>
-      <w:r>
-        <w:t xml:space="preserve"> </w:t>
-      </w:r>
-      <w:r>
-        <w:t xml:space="preserve">on their phone →</w:t>
-      </w:r>
-      <w:r>
-        <w:t xml:space="preserve"> </w:t>
-      </w:r>
-      <w:r>
-        <w:t xml:space="preserve">the card is linked. They then tap again at the kiosk to shop.</w:t>
+        <w:t xml:space="preserve">Check the</w:t>
+      </w:r>
+      <w:r>
+        <w:t xml:space="preserve"> </w:t>
+      </w:r>
+      <w:r>
+        <w:rPr>
+          <w:b/>
+          <w:bCs/>
+        </w:rPr>
+        <w:t xml:space="preserve">Dashboard</w:t>
+      </w:r>
+      <w:r>
+        <w:t xml:space="preserve"> </w:t>
+      </w:r>
+      <w:r>
+        <w:t xml:space="preserve">for the month.</w:t>
       </w:r>
     </w:p>
     <w:p>
@@ -18830,97 +20035,35 @@
           <w:b/>
           <w:bCs/>
         </w:rPr>
-        <w:t xml:space="preserve">"Email not found"</w:t>
-      </w:r>
-      <w:r>
-        <w:t xml:space="preserve"> </w:t>
-      </w:r>
-      <w:r>
-        <w:t xml:space="preserve">→ they typed an email that isn't a member's. They should</w:t>
-      </w:r>
-      <w:r>
-        <w:t xml:space="preserve"> </w:t>
-      </w:r>
-      <w:r>
-        <w:t xml:space="preserve">use the email they log into the Stress website with. Persisting issues → board.</w:t>
-      </w:r>
-    </w:p>
-    <w:p>
-      <w:r>
-        <w:br w:type="page"/>
-      </w:r>
-    </w:p>
-    <w:bookmarkEnd w:id="125"/>
-    <w:bookmarkEnd w:id="126"/>
-    <w:bookmarkStart w:id="140" w:name="security-model"/>
-    <w:p>
-      <w:pPr>
-        <w:pStyle w:val="Heading1"/>
-      </w:pPr>
-      <w:r>
-        <w:t xml:space="preserve">Security Model</w:t>
-      </w:r>
-    </w:p>
-    <w:p>
-      <w:pPr>
-        <w:pStyle w:val="FirstParagraph"/>
-      </w:pPr>
-      <w:r>
-        <w:t xml:space="preserve">The guiding rule:</w:t>
-      </w:r>
-      <w:r>
-        <w:t xml:space="preserve"> </w:t>
-      </w:r>
-      <w:r>
-        <w:rPr>
-          <w:b/>
-          <w:bCs/>
-        </w:rPr>
-        <w:t xml:space="preserve">no member or internal data is reachable without a valid</w:t>
-      </w:r>
-      <w:r>
-        <w:rPr>
-          <w:b/>
-          <w:bCs/>
-        </w:rPr>
-        <w:t xml:space="preserve"> </w:t>
-      </w:r>
-      <w:r>
-        <w:rPr>
-          <w:b/>
-          <w:bCs/>
-        </w:rPr>
-        <w:t xml:space="preserve">session.</w:t>
-      </w:r>
-      <w:r>
-        <w:t xml:space="preserve"> </w:t>
-      </w:r>
-      <w:r>
-        <w:t xml:space="preserve">This document explains how that's enforced and the deliberate</w:t>
-      </w:r>
-      <w:r>
-        <w:t xml:space="preserve"> </w:t>
-      </w:r>
-      <w:r>
-        <w:t xml:space="preserve">trade-offs made for a shared, physical kiosk.</w:t>
-      </w:r>
-    </w:p>
-    <w:bookmarkStart w:id="130" w:name="authentication--authorisation"/>
+        <w:t xml:space="preserve">Invoices → Export to Congressus</w:t>
+      </w:r>
+      <w:r>
+        <w:t xml:space="preserve"> </w:t>
+      </w:r>
+      <w:r>
+        <w:t xml:space="preserve">to bill the month's purchases.</w:t>
+      </w:r>
+    </w:p>
+    <w:p>
+      <w:pPr>
+        <w:pStyle w:val="Compact"/>
+        <w:numPr>
+          <w:ilvl w:val="0"/>
+          <w:numId w:val="1037"/>
+        </w:numPr>
+      </w:pPr>
+      <w:r>
+        <w:t xml:space="preserve">Verify the new invoices in Congressus.</w:t>
+      </w:r>
+    </w:p>
+    <w:bookmarkEnd w:id="129"/>
+    <w:bookmarkStart w:id="130" w:name="Xdfdd6fef4644c16841a13fbca3b793942ebb4aa"/>
     <w:p>
       <w:pPr>
         <w:pStyle w:val="Heading2"/>
       </w:pPr>
       <w:r>
-        <w:t xml:space="preserve">Authentication &amp; authorisation</w:t>
-      </w:r>
-    </w:p>
-    <w:bookmarkStart w:id="127" w:name="admin"/>
-    <w:p>
-      <w:pPr>
-        <w:pStyle w:val="Heading3"/>
-      </w:pPr>
-      <w:r>
-        <w:t xml:space="preserve">Admin</w:t>
+        <w:t xml:space="preserve">Member-facing flows (what members experience)</w:t>
       </w:r>
     </w:p>
     <w:p>
@@ -18932,56 +20075,23 @@
         </w:numPr>
       </w:pPr>
       <w:r>
-        <w:t xml:space="preserve">Login (</w:t>
-      </w:r>
-      <w:r>
-        <w:rPr>
-          <w:rStyle w:val="VerbatimChar"/>
-        </w:rPr>
-        <w:t xml:space="preserve">POST /api/auth/login</w:t>
-      </w:r>
-      <w:r>
-        <w:t xml:space="preserve">) verifies a bcrypt password and sets an</w:t>
-      </w:r>
-      <w:r>
-        <w:t xml:space="preserve"> </w:t>
-      </w:r>
-      <w:r>
-        <w:rPr>
-          <w:b/>
-          <w:bCs/>
-        </w:rPr>
-        <w:t xml:space="preserve">httpOnly</w:t>
-      </w:r>
-      <w:r>
-        <w:t xml:space="preserve"> </w:t>
-      </w:r>
-      <w:r>
-        <w:rPr>
-          <w:rStyle w:val="VerbatimChar"/>
-        </w:rPr>
-        <w:t xml:space="preserve">session</w:t>
-      </w:r>
-      <w:r>
-        <w:t xml:space="preserve"> </w:t>
-      </w:r>
-      <w:r>
-        <w:t xml:space="preserve">cookie (7-day</w:t>
-      </w:r>
-      <w:r>
-        <w:t xml:space="preserve"> </w:t>
-      </w:r>
-      <w:r>
-        <w:rPr>
-          <w:rStyle w:val="VerbatimChar"/>
-        </w:rPr>
-        <w:t xml:space="preserve">Session</w:t>
-      </w:r>
-      <w:r>
-        <w:t xml:space="preserve"> </w:t>
-      </w:r>
-      <w:r>
-        <w:t xml:space="preserve">row).</w:t>
+        <w:rPr>
+          <w:b/>
+          <w:bCs/>
+        </w:rPr>
+        <w:t xml:space="preserve">Tap a registered card</w:t>
+      </w:r>
+      <w:r>
+        <w:t xml:space="preserve"> </w:t>
+      </w:r>
+      <w:r>
+        <w:t xml:space="preserve">→ the shop opens, greets them by name, they pick</w:t>
+      </w:r>
+      <w:r>
+        <w:t xml:space="preserve"> </w:t>
+      </w:r>
+      <w:r>
+        <w:t xml:space="preserve">snacks and confirm. It auto-returns to the tap screen after ~1 minute idle.</w:t>
       </w:r>
     </w:p>
     <w:p>
@@ -18994,67 +20104,60 @@
       </w:pPr>
       <w:r>
         <w:rPr>
-          <w:rStyle w:val="VerbatimChar"/>
-        </w:rPr>
-        <w:t xml:space="preserve">requireAdmin()</w:t>
-      </w:r>
-      <w:r>
-        <w:t xml:space="preserve"> </w:t>
-      </w:r>
-      <w:r>
-        <w:t xml:space="preserve">(</w:t>
-      </w:r>
-      <w:r>
-        <w:rPr>
-          <w:rStyle w:val="VerbatimChar"/>
-        </w:rPr>
-        <w:t xml:space="preserve">src/lib/auth.ts</w:t>
-      </w:r>
-      <w:r>
-        <w:t xml:space="preserve">) loads the session, checks it isn't expired,</w:t>
-      </w:r>
-      <w:r>
-        <w:t xml:space="preserve"> </w:t>
-      </w:r>
-      <w:r>
-        <w:t xml:space="preserve">and checks</w:t>
-      </w:r>
-      <w:r>
-        <w:t xml:space="preserve"> </w:t>
-      </w:r>
-      <w:r>
-        <w:rPr>
-          <w:rStyle w:val="VerbatimChar"/>
-        </w:rPr>
-        <w:t xml:space="preserve">role === "ADMIN"</w:t>
-      </w:r>
-      <w:r>
-        <w:t xml:space="preserve">.</w:t>
-      </w:r>
-      <w:r>
-        <w:t xml:space="preserve"> </w:t>
-      </w:r>
-      <w:r>
-        <w:rPr>
-          <w:b/>
-          <w:bCs/>
-        </w:rPr>
-        <w:t xml:space="preserve">Every</w:t>
-      </w:r>
-      <w:r>
-        <w:t xml:space="preserve"> </w:t>
-      </w:r>
-      <w:r>
-        <w:rPr>
-          <w:rStyle w:val="VerbatimChar"/>
-        </w:rPr>
-        <w:t xml:space="preserve">/api/admin/*</w:t>
-      </w:r>
-      <w:r>
-        <w:t xml:space="preserve"> </w:t>
-      </w:r>
-      <w:r>
-        <w:t xml:space="preserve">handler calls it.</w:t>
+          <w:b/>
+          <w:bCs/>
+        </w:rPr>
+        <w:t xml:space="preserve">Tap an unregistered card</w:t>
+      </w:r>
+      <w:r>
+        <w:t xml:space="preserve"> </w:t>
+      </w:r>
+      <w:r>
+        <w:t xml:space="preserve">→ they enter their</w:t>
+      </w:r>
+      <w:r>
+        <w:t xml:space="preserve"> </w:t>
+      </w:r>
+      <w:r>
+        <w:rPr>
+          <w:b/>
+          <w:bCs/>
+        </w:rPr>
+        <w:t xml:space="preserve">Stress website email</w:t>
+      </w:r>
+      <w:r>
+        <w:t xml:space="preserve"> </w:t>
+      </w:r>
+      <w:r>
+        <w:t xml:space="preserve">→ they</w:t>
+      </w:r>
+      <w:r>
+        <w:t xml:space="preserve"> </w:t>
+      </w:r>
+      <w:r>
+        <w:t xml:space="preserve">get a verification email → they click</w:t>
+      </w:r>
+      <w:r>
+        <w:t xml:space="preserve"> </w:t>
+      </w:r>
+      <w:r>
+        <w:rPr>
+          <w:b/>
+          <w:bCs/>
+        </w:rPr>
+        <w:t xml:space="preserve">Yes, link my card</w:t>
+      </w:r>
+      <w:r>
+        <w:t xml:space="preserve"> </w:t>
+      </w:r>
+      <w:r>
+        <w:t xml:space="preserve">on their phone →</w:t>
+      </w:r>
+      <w:r>
+        <w:t xml:space="preserve"> </w:t>
+      </w:r>
+      <w:r>
+        <w:t xml:space="preserve">the card is linked. They then tap again at the kiosk to shop.</w:t>
       </w:r>
     </w:p>
     <w:p>
@@ -19066,17 +20169,522 @@
         </w:numPr>
       </w:pPr>
       <w:r>
-        <w:t xml:space="preserve">The admin pages are gated by a</w:t>
-      </w:r>
-      <w:r>
-        <w:t xml:space="preserve"> </w:t>
-      </w:r>
-      <w:r>
-        <w:rPr>
-          <w:b/>
-          <w:bCs/>
-        </w:rPr>
-        <w:t xml:space="preserve">server-side layout</w:t>
+        <w:rPr>
+          <w:b/>
+          <w:bCs/>
+        </w:rPr>
+        <w:t xml:space="preserve">"Email not found"</w:t>
+      </w:r>
+      <w:r>
+        <w:t xml:space="preserve"> </w:t>
+      </w:r>
+      <w:r>
+        <w:t xml:space="preserve">→ they typed an email that isn't a member's. They should</w:t>
+      </w:r>
+      <w:r>
+        <w:t xml:space="preserve"> </w:t>
+      </w:r>
+      <w:r>
+        <w:t xml:space="preserve">use the email they log into the Stress website with. Persisting issues → board.</w:t>
+      </w:r>
+    </w:p>
+    <w:p>
+      <w:r>
+        <w:br w:type="page"/>
+      </w:r>
+    </w:p>
+    <w:bookmarkEnd w:id="130"/>
+    <w:bookmarkEnd w:id="131"/>
+    <w:bookmarkStart w:id="146" w:name="ppp--bar-pos-drinks-at-activities"/>
+    <w:p>
+      <w:pPr>
+        <w:pStyle w:val="Heading1"/>
+      </w:pPr>
+      <w:r>
+        <w:t xml:space="preserve">PPP — Bar POS (drinks at activities)</w:t>
+      </w:r>
+    </w:p>
+    <w:p>
+      <w:pPr>
+        <w:pStyle w:val="FirstParagraph"/>
+      </w:pPr>
+      <w:r>
+        <w:t xml:space="preserve">PPP extends SSS into a</w:t>
+      </w:r>
+      <w:r>
+        <w:t xml:space="preserve"> </w:t>
+      </w:r>
+      <w:r>
+        <w:rPr>
+          <w:b/>
+          <w:bCs/>
+        </w:rPr>
+        <w:t xml:space="preserve">bartender-operated point-of-sale</w:t>
+      </w:r>
+      <w:r>
+        <w:t xml:space="preserve"> </w:t>
+      </w:r>
+      <w:r>
+        <w:t xml:space="preserve">for selling drinks at</w:t>
+      </w:r>
+      <w:r>
+        <w:t xml:space="preserve"> </w:t>
+      </w:r>
+      <w:r>
+        <w:t xml:space="preserve">association activities ("borrels"). Bartenders open an activity, build a cart of</w:t>
+      </w:r>
+      <w:r>
+        <w:t xml:space="preserve"> </w:t>
+      </w:r>
+      <w:r>
+        <w:t xml:space="preserve">drinks, identify the member (card tap, or a one-tap "regulars" button), and</w:t>
+      </w:r>
+      <w:r>
+        <w:t xml:space="preserve"> </w:t>
+      </w:r>
+      <w:r>
+        <w:t xml:space="preserve">confirm. Orders are batched into</w:t>
+      </w:r>
+      <w:r>
+        <w:t xml:space="preserve"> </w:t>
+      </w:r>
+      <w:r>
+        <w:rPr>
+          <w:b/>
+          <w:bCs/>
+        </w:rPr>
+        <w:t xml:space="preserve">monthly Congressus invoices</w:t>
+      </w:r>
+      <w:r>
+        <w:t xml:space="preserve">, separate from</w:t>
+      </w:r>
+      <w:r>
+        <w:t xml:space="preserve"> </w:t>
+      </w:r>
+      <w:r>
+        <w:t xml:space="preserve">the snack (SSS) invoices.</w:t>
+      </w:r>
+    </w:p>
+    <w:p>
+      <w:pPr>
+        <w:pStyle w:val="BodyText"/>
+      </w:pPr>
+      <w:r>
+        <w:t xml:space="preserve">It reuses the SSS foundation: the</w:t>
+      </w:r>
+      <w:r>
+        <w:t xml:space="preserve"> </w:t>
+      </w:r>
+      <w:r>
+        <w:rPr>
+          <w:b/>
+          <w:bCs/>
+        </w:rPr>
+        <w:t xml:space="preserve">same</w:t>
+      </w:r>
+      <w:r>
+        <w:rPr>
+          <w:b/>
+          <w:bCs/>
+        </w:rPr>
+        <w:t xml:space="preserve"> </w:t>
+      </w:r>
+      <w:r>
+        <w:rPr>
+          <w:rStyle w:val="VerbatimChar"/>
+          <w:b/>
+          <w:bCs/>
+        </w:rPr>
+        <w:t xml:space="preserve">Member</w:t>
+      </w:r>
+      <w:r>
+        <w:rPr>
+          <w:b/>
+          <w:bCs/>
+        </w:rPr>
+        <w:t xml:space="preserve"> </w:t>
+      </w:r>
+      <w:r>
+        <w:rPr>
+          <w:b/>
+          <w:bCs/>
+        </w:rPr>
+        <w:t xml:space="preserve">and</w:t>
+      </w:r>
+      <w:r>
+        <w:rPr>
+          <w:b/>
+          <w:bCs/>
+        </w:rPr>
+        <w:t xml:space="preserve"> </w:t>
+      </w:r>
+      <w:r>
+        <w:rPr>
+          <w:rStyle w:val="VerbatimChar"/>
+          <w:b/>
+          <w:bCs/>
+        </w:rPr>
+        <w:t xml:space="preserve">Card</w:t>
+      </w:r>
+      <w:r>
+        <w:rPr>
+          <w:b/>
+          <w:bCs/>
+        </w:rPr>
+        <w:t xml:space="preserve"> </w:t>
+      </w:r>
+      <w:r>
+        <w:rPr>
+          <w:b/>
+          <w:bCs/>
+        </w:rPr>
+        <w:t xml:space="preserve">tables</w:t>
+      </w:r>
+      <w:r>
+        <w:t xml:space="preserve"> </w:t>
+      </w:r>
+      <w:r>
+        <w:t xml:space="preserve">(a card</w:t>
+      </w:r>
+      <w:r>
+        <w:t xml:space="preserve"> </w:t>
+      </w:r>
+      <w:r>
+        <w:t xml:space="preserve">linked at the snack kiosk works at the bar with no re-registration), the same</w:t>
+      </w:r>
+      <w:r>
+        <w:t xml:space="preserve"> </w:t>
+      </w:r>
+      <w:r>
+        <w:t xml:space="preserve">session/auth model, the same Congressus client, and the same card-reader hook.</w:t>
+      </w:r>
+    </w:p>
+    <w:p>
+      <w:pPr>
+        <w:pStyle w:val="SourceCode"/>
+      </w:pPr>
+      <w:r>
+        <w:rPr>
+          <w:rStyle w:val="VerbatimChar"/>
+        </w:rPr>
+        <w:t xml:space="preserve">  Member card ──tap──▶ Bar POS ──confirm──▶ PppInvoice ──monthly──▶ Congressus ("PPP &lt;month&gt;")</w:t>
+      </w:r>
+    </w:p>
+    <w:bookmarkStart w:id="132" w:name="surfaces"/>
+    <w:p>
+      <w:pPr>
+        <w:pStyle w:val="Heading2"/>
+      </w:pPr>
+      <w:r>
+        <w:t xml:space="preserve">Surfaces</w:t>
+      </w:r>
+    </w:p>
+    <w:tbl>
+      <w:tblPr>
+        <w:tblStyle w:val="Table"/>
+        <w:tblW w:type="auto" w:w="0"/>
+        <w:tblLook w:firstRow="1" w:lastRow="0" w:firstColumn="0" w:lastColumn="0" w:noHBand="0" w:noVBand="0" w:val="0020"/>
+      </w:tblPr>
+      <w:tblGrid>
+        <w:gridCol w:w="2640"/>
+        <w:gridCol w:w="2640"/>
+        <w:gridCol w:w="2640"/>
+      </w:tblGrid>
+      <w:tr>
+        <w:trPr>
+          <w:tblHeader w:val="on"/>
+        </w:trPr>
+        <w:tc>
+          <w:tcPr/>
+          <w:p>
+            <w:pPr>
+              <w:pStyle w:val="Compact"/>
+            </w:pPr>
+            <w:r>
+              <w:t xml:space="preserve">Path</w:t>
+            </w:r>
+          </w:p>
+        </w:tc>
+        <w:tc>
+          <w:tcPr/>
+          <w:p>
+            <w:pPr>
+              <w:pStyle w:val="Compact"/>
+            </w:pPr>
+            <w:r>
+              <w:t xml:space="preserve">Who</w:t>
+            </w:r>
+          </w:p>
+        </w:tc>
+        <w:tc>
+          <w:tcPr/>
+          <w:p>
+            <w:pPr>
+              <w:pStyle w:val="Compact"/>
+            </w:pPr>
+            <w:r>
+              <w:t xml:space="preserve">Purpose</w:t>
+            </w:r>
+          </w:p>
+        </w:tc>
+      </w:tr>
+      <w:tr>
+        <w:tc>
+          <w:tcPr/>
+          <w:p>
+            <w:pPr>
+              <w:pStyle w:val="Compact"/>
+            </w:pPr>
+            <w:r>
+              <w:rPr>
+                <w:rStyle w:val="VerbatimChar"/>
+              </w:rPr>
+              <w:t xml:space="preserve">/ppp/login</w:t>
+            </w:r>
+          </w:p>
+        </w:tc>
+        <w:tc>
+          <w:tcPr/>
+          <w:p>
+            <w:pPr>
+              <w:pStyle w:val="Compact"/>
+            </w:pPr>
+            <w:r>
+              <w:t xml:space="preserve">public</w:t>
+            </w:r>
+          </w:p>
+        </w:tc>
+        <w:tc>
+          <w:tcPr/>
+          <w:p>
+            <w:pPr>
+              <w:pStyle w:val="Compact"/>
+            </w:pPr>
+            <w:r>
+              <w:t xml:space="preserve">Bartender sign-in: email/password</w:t>
+            </w:r>
+            <w:r>
+              <w:t xml:space="preserve"> </w:t>
+            </w:r>
+            <w:r>
+              <w:rPr>
+                <w:b/>
+                <w:bCs/>
+              </w:rPr>
+              <w:t xml:space="preserve">or scan a linked card</w:t>
+            </w:r>
+          </w:p>
+        </w:tc>
+      </w:tr>
+      <w:tr>
+        <w:tc>
+          <w:tcPr/>
+          <w:p>
+            <w:pPr>
+              <w:pStyle w:val="Compact"/>
+            </w:pPr>
+            <w:r>
+              <w:rPr>
+                <w:rStyle w:val="VerbatimChar"/>
+              </w:rPr>
+              <w:t xml:space="preserve">/ppp</w:t>
+            </w:r>
+          </w:p>
+        </w:tc>
+        <w:tc>
+          <w:tcPr/>
+          <w:p>
+            <w:pPr>
+              <w:pStyle w:val="Compact"/>
+            </w:pPr>
+            <w:r>
+              <w:t xml:space="preserve">bartender/admin</w:t>
+            </w:r>
+          </w:p>
+        </w:tc>
+        <w:tc>
+          <w:tcPr/>
+          <w:p>
+            <w:pPr>
+              <w:pStyle w:val="Compact"/>
+            </w:pPr>
+            <w:r>
+              <w:t xml:space="preserve">Activity selector — open an existing borrel or create one</w:t>
+            </w:r>
+          </w:p>
+        </w:tc>
+      </w:tr>
+      <w:tr>
+        <w:tc>
+          <w:tcPr/>
+          <w:p>
+            <w:pPr>
+              <w:pStyle w:val="Compact"/>
+            </w:pPr>
+            <w:r>
+              <w:rPr>
+                <w:rStyle w:val="VerbatimChar"/>
+              </w:rPr>
+              <w:t xml:space="preserve">/ppp/&lt;activityId&gt;</w:t>
+            </w:r>
+          </w:p>
+        </w:tc>
+        <w:tc>
+          <w:tcPr/>
+          <w:p>
+            <w:pPr>
+              <w:pStyle w:val="Compact"/>
+            </w:pPr>
+            <w:r>
+              <w:t xml:space="preserve">bartender/admin</w:t>
+            </w:r>
+          </w:p>
+        </w:tc>
+        <w:tc>
+          <w:tcPr/>
+          <w:p>
+            <w:pPr>
+              <w:pStyle w:val="Compact"/>
+            </w:pPr>
+            <w:r>
+              <w:t xml:space="preserve">The POS screen (cart, scan, regulars, specials toggle)</w:t>
+            </w:r>
+          </w:p>
+        </w:tc>
+      </w:tr>
+      <w:tr>
+        <w:tc>
+          <w:tcPr/>
+          <w:p>
+            <w:pPr>
+              <w:pStyle w:val="Compact"/>
+            </w:pPr>
+            <w:r>
+              <w:rPr>
+                <w:rStyle w:val="VerbatimChar"/>
+              </w:rPr>
+              <w:t xml:space="preserve">/admin/ppp/*</w:t>
+            </w:r>
+          </w:p>
+        </w:tc>
+        <w:tc>
+          <w:tcPr/>
+          <w:p>
+            <w:pPr>
+              <w:pStyle w:val="Compact"/>
+            </w:pPr>
+            <w:r>
+              <w:t xml:space="preserve">admin</w:t>
+            </w:r>
+          </w:p>
+        </w:tc>
+        <w:tc>
+          <w:tcPr/>
+          <w:p>
+            <w:pPr>
+              <w:pStyle w:val="Compact"/>
+            </w:pPr>
+            <w:r>
+              <w:t xml:space="preserve">Management: dashboard, drinks, activities, roles, bartenders, invoices</w:t>
+            </w:r>
+          </w:p>
+        </w:tc>
+      </w:tr>
+    </w:tbl>
+    <w:p>
+      <w:pPr>
+        <w:pStyle w:val="BodyText"/>
+      </w:pPr>
+      <w:r>
+        <w:t xml:space="preserve">Roles:</w:t>
+      </w:r>
+      <w:r>
+        <w:t xml:space="preserve"> </w:t>
+      </w:r>
+      <w:r>
+        <w:rPr>
+          <w:rStyle w:val="VerbatimChar"/>
+        </w:rPr>
+        <w:t xml:space="preserve">requireBartender()</w:t>
+      </w:r>
+      <w:r>
+        <w:t xml:space="preserve"> </w:t>
+      </w:r>
+      <w:r>
+        <w:t xml:space="preserve">allows</w:t>
+      </w:r>
+      <w:r>
+        <w:t xml:space="preserve"> </w:t>
+      </w:r>
+      <w:r>
+        <w:rPr>
+          <w:rStyle w:val="VerbatimChar"/>
+        </w:rPr>
+        <w:t xml:space="preserve">BARTENDER</w:t>
+      </w:r>
+      <w:r>
+        <w:t xml:space="preserve"> </w:t>
+      </w:r>
+      <w:r>
+        <w:rPr>
+          <w:b/>
+          <w:bCs/>
+        </w:rPr>
+        <w:t xml:space="preserve">or</w:t>
+      </w:r>
+      <w:r>
+        <w:t xml:space="preserve"> </w:t>
+      </w:r>
+      <w:r>
+        <w:rPr>
+          <w:rStyle w:val="VerbatimChar"/>
+        </w:rPr>
+        <w:t xml:space="preserve">ADMIN</w:t>
+      </w:r>
+      <w:r>
+        <w:t xml:space="preserve">. Admin-only PPP</w:t>
+      </w:r>
+      <w:r>
+        <w:t xml:space="preserve"> </w:t>
+      </w:r>
+      <w:r>
+        <w:t xml:space="preserve">management uses</w:t>
+      </w:r>
+      <w:r>
+        <w:t xml:space="preserve"> </w:t>
+      </w:r>
+      <w:r>
+        <w:rPr>
+          <w:rStyle w:val="VerbatimChar"/>
+        </w:rPr>
+        <w:t xml:space="preserve">requireAdmin()</w:t>
+      </w:r>
+      <w:r>
+        <w:t xml:space="preserve">. Middleware gates</w:t>
+      </w:r>
+      <w:r>
+        <w:t xml:space="preserve"> </w:t>
+      </w:r>
+      <w:r>
+        <w:rPr>
+          <w:rStyle w:val="VerbatimChar"/>
+        </w:rPr>
+        <w:t xml:space="preserve">/ppp</w:t>
+      </w:r>
+      <w:r>
+        <w:t xml:space="preserve"> </w:t>
+      </w:r>
+      <w:r>
+        <w:t xml:space="preserve">and</w:t>
+      </w:r>
+      <w:r>
+        <w:t xml:space="preserve"> </w:t>
+      </w:r>
+      <w:r>
+        <w:rPr>
+          <w:rStyle w:val="VerbatimChar"/>
+        </w:rPr>
+        <w:t xml:space="preserve">/api/ppp</w:t>
       </w:r>
       <w:r>
         <w:t xml:space="preserve"> </w:t>
@@ -19088,122 +20696,40 @@
         <w:rPr>
           <w:rStyle w:val="VerbatimChar"/>
         </w:rPr>
-        <w:t xml:space="preserve">requireAdmin()</w:t>
-      </w:r>
-      <w:r>
-        <w:t xml:space="preserve"> </w:t>
-      </w:r>
-      <w:r>
-        <w:t xml:space="preserve">→</w:t>
-      </w:r>
-      <w:r>
-        <w:t xml:space="preserve"> </w:t>
-      </w:r>
-      <w:r>
-        <w:rPr>
-          <w:rStyle w:val="VerbatimChar"/>
-        </w:rPr>
-        <w:t xml:space="preserve">redirect("/admin/login")</w:t>
-      </w:r>
-      <w:r>
-        <w:t xml:space="preserve">), so unauthenticated users never receive page HTML</w:t>
-      </w:r>
-      <w:r>
-        <w:t xml:space="preserve"> </w:t>
-      </w:r>
-      <w:r>
-        <w:t xml:space="preserve">or data — only a redirect.</w:t>
-      </w:r>
-    </w:p>
-    <w:p>
-      <w:pPr>
-        <w:pStyle w:val="Compact"/>
-        <w:numPr>
-          <w:ilvl w:val="0"/>
-          <w:numId w:val="1038"/>
-        </w:numPr>
-      </w:pPr>
-      <w:r>
-        <w:t xml:space="preserve">Middleware (</w:t>
-      </w:r>
-      <w:r>
-        <w:rPr>
-          <w:rStyle w:val="VerbatimChar"/>
-        </w:rPr>
-        <w:t xml:space="preserve">src/middleware.ts</w:t>
-      </w:r>
-      <w:r>
-        <w:t xml:space="preserve">) additionally requires the cookie to be present</w:t>
-      </w:r>
-      <w:r>
-        <w:t xml:space="preserve"> </w:t>
-      </w:r>
-      <w:r>
-        <w:t xml:space="preserve">on</w:t>
-      </w:r>
-      <w:r>
-        <w:t xml:space="preserve"> </w:t>
-      </w:r>
-      <w:r>
-        <w:rPr>
-          <w:rStyle w:val="VerbatimChar"/>
-        </w:rPr>
-        <w:t xml:space="preserve">/admin/*</w:t>
-      </w:r>
-      <w:r>
-        <w:t xml:space="preserve"> </w:t>
-      </w:r>
-      <w:r>
-        <w:t xml:space="preserve">and</w:t>
-      </w:r>
-      <w:r>
-        <w:t xml:space="preserve"> </w:t>
-      </w:r>
-      <w:r>
-        <w:rPr>
-          <w:rStyle w:val="VerbatimChar"/>
-        </w:rPr>
-        <w:t xml:space="preserve">/api/admin/*</w:t>
-      </w:r>
-      <w:r>
-        <w:t xml:space="preserve">. This is a fast pre-check; the real validation</w:t>
-      </w:r>
-      <w:r>
-        <w:t xml:space="preserve"> </w:t>
-      </w:r>
-      <w:r>
-        <w:t xml:space="preserve">is</w:t>
-      </w:r>
-      <w:r>
-        <w:t xml:space="preserve"> </w:t>
-      </w:r>
-      <w:r>
-        <w:rPr>
-          <w:rStyle w:val="VerbatimChar"/>
-        </w:rPr>
-        <w:t xml:space="preserve">requireAdmin()</w:t>
-      </w:r>
-      <w:r>
-        <w:t xml:space="preserve"> </w:t>
-      </w:r>
-      <w:r>
-        <w:t xml:space="preserve">(a forged/expired cookie passes middleware but is rejected</w:t>
-      </w:r>
-      <w:r>
-        <w:t xml:space="preserve"> </w:t>
-      </w:r>
-      <w:r>
-        <w:t xml:space="preserve">by the handler).</w:t>
-      </w:r>
-    </w:p>
-    <w:bookmarkEnd w:id="127"/>
-    <w:bookmarkStart w:id="128" w:name="shop-members"/>
-    <w:p>
-      <w:pPr>
-        <w:pStyle w:val="Heading3"/>
-      </w:pPr>
-      <w:r>
-        <w:t xml:space="preserve">Shop (members)</w:t>
+        <w:t xml:space="preserve">/ppp/login</w:t>
+      </w:r>
+      <w:r>
+        <w:t xml:space="preserve"> </w:t>
+      </w:r>
+      <w:r>
+        <w:t xml:space="preserve">is public).</w:t>
+      </w:r>
+    </w:p>
+    <w:bookmarkEnd w:id="132"/>
+    <w:bookmarkStart w:id="133" w:name="the-pos-screen-pppactivityid"/>
+    <w:p>
+      <w:pPr>
+        <w:pStyle w:val="Heading2"/>
+      </w:pPr>
+      <w:r>
+        <w:t xml:space="preserve">The POS screen (</w:t>
+      </w:r>
+      <w:r>
+        <w:rPr>
+          <w:rStyle w:val="VerbatimChar"/>
+        </w:rPr>
+        <w:t xml:space="preserve">/ppp/&lt;activityId&gt;</w:t>
+      </w:r>
+      <w:r>
+        <w:t xml:space="preserve">)</w:t>
+      </w:r>
+    </w:p>
+    <w:p>
+      <w:pPr>
+        <w:pStyle w:val="FirstParagraph"/>
+      </w:pPr>
+      <w:r>
+        <w:t xml:space="preserve">A two-column touch UI plus a bottom "regulars" bar:</w:t>
       </w:r>
     </w:p>
     <w:p>
@@ -19215,66 +20741,61 @@
         </w:numPr>
       </w:pPr>
       <w:r>
-        <w:t xml:space="preserve">A</w:t>
-      </w:r>
-      <w:r>
-        <w:t xml:space="preserve"> </w:t>
-      </w:r>
-      <w:r>
-        <w:rPr>
-          <w:rStyle w:val="VerbatimChar"/>
-        </w:rPr>
-        <w:t xml:space="preserve">ShopSession</w:t>
-      </w:r>
-      <w:r>
-        <w:t xml:space="preserve"> </w:t>
-      </w:r>
-      <w:r>
-        <w:t xml:space="preserve">token (random cuid) is created only by a</w:t>
-      </w:r>
-      <w:r>
-        <w:t xml:space="preserve"> </w:t>
-      </w:r>
-      <w:r>
-        <w:rPr>
-          <w:b/>
-          <w:bCs/>
-        </w:rPr>
-        <w:t xml:space="preserve">physical card tap</w:t>
-      </w:r>
-      <w:r>
-        <w:t xml:space="preserve"> </w:t>
-      </w:r>
-      <w:r>
-        <w:t xml:space="preserve">or an admin's</w:t>
-      </w:r>
-      <w:r>
-        <w:t xml:space="preserve"> </w:t>
-      </w:r>
-      <w:r>
-        <w:rPr>
-          <w:b/>
-          <w:bCs/>
-        </w:rPr>
-        <w:t xml:space="preserve">Enter store</w:t>
-      </w:r>
-      <w:r>
-        <w:t xml:space="preserve">. It lives in the</w:t>
-      </w:r>
-      <w:r>
-        <w:t xml:space="preserve"> </w:t>
-      </w:r>
-      <w:r>
-        <w:rPr>
-          <w:rStyle w:val="VerbatimChar"/>
-        </w:rPr>
-        <w:t xml:space="preserve">/shop/&lt;token&gt;</w:t>
-      </w:r>
-      <w:r>
-        <w:t xml:space="preserve"> </w:t>
-      </w:r>
-      <w:r>
-        <w:t xml:space="preserve">URL.</w:t>
+        <w:rPr>
+          <w:b/>
+          <w:bCs/>
+        </w:rPr>
+        <w:t xml:space="preserve">Left</w:t>
+      </w:r>
+      <w:r>
+        <w:t xml:space="preserve"> </w:t>
+      </w:r>
+      <w:r>
+        <w:t xml:space="preserve">— category tabs + a grid of drink tiles (tap to add). Tiles can carry a</w:t>
+      </w:r>
+      <w:r>
+        <w:t xml:space="preserve"> </w:t>
+      </w:r>
+      <w:r>
+        <w:t xml:space="preserve">background</w:t>
+      </w:r>
+      <w:r>
+        <w:t xml:space="preserve"> </w:t>
+      </w:r>
+      <w:r>
+        <w:rPr>
+          <w:b/>
+          <w:bCs/>
+        </w:rPr>
+        <w:t xml:space="preserve">colour</w:t>
+      </w:r>
+      <w:r>
+        <w:t xml:space="preserve"> </w:t>
+      </w:r>
+      <w:r>
+        <w:t xml:space="preserve">and show a</w:t>
+      </w:r>
+      <w:r>
+        <w:t xml:space="preserve"> </w:t>
+      </w:r>
+      <w:r>
+        <w:rPr>
+          <w:b/>
+          <w:bCs/>
+        </w:rPr>
+        <w:t xml:space="preserve">SPECIAL</w:t>
+      </w:r>
+      <w:r>
+        <w:t xml:space="preserve"> </w:t>
+      </w:r>
+      <w:r>
+        <w:t xml:space="preserve">badge + struck price when an</w:t>
+      </w:r>
+      <w:r>
+        <w:t xml:space="preserve"> </w:t>
+      </w:r>
+      <w:r>
+        <w:t xml:space="preserve">activity special is active.</w:t>
       </w:r>
     </w:p>
     <w:p>
@@ -19287,30 +20808,75 @@
       </w:pPr>
       <w:r>
         <w:rPr>
-          <w:rStyle w:val="VerbatimChar"/>
-        </w:rPr>
-        <w:t xml:space="preserve">/api/cart</w:t>
-      </w:r>
-      <w:r>
-        <w:t xml:space="preserve"> </w:t>
-      </w:r>
-      <w:r>
-        <w:t xml:space="preserve">and</w:t>
-      </w:r>
-      <w:r>
-        <w:t xml:space="preserve"> </w:t>
-      </w:r>
-      <w:r>
-        <w:rPr>
-          <w:rStyle w:val="VerbatimChar"/>
-        </w:rPr>
-        <w:t xml:space="preserve">/api/orders/confirm</w:t>
-      </w:r>
-      <w:r>
-        <w:t xml:space="preserve"> </w:t>
-      </w:r>
-      <w:r>
-        <w:t xml:space="preserve">require a valid, unexpired token.</w:t>
+          <w:b/>
+          <w:bCs/>
+        </w:rPr>
+        <w:t xml:space="preserve">Right</w:t>
+      </w:r>
+      <w:r>
+        <w:t xml:space="preserve"> </w:t>
+      </w:r>
+      <w:r>
+        <w:t xml:space="preserve">— the cart: the member being charged (with their role-discount chips),</w:t>
+      </w:r>
+      <w:r>
+        <w:t xml:space="preserve"> </w:t>
+      </w:r>
+      <w:r>
+        <w:t xml:space="preserve">line items with big</w:t>
+      </w:r>
+      <w:r>
+        <w:t xml:space="preserve"> </w:t>
+      </w:r>
+      <w:r>
+        <w:rPr>
+          <w:rStyle w:val="VerbatimChar"/>
+        </w:rPr>
+        <w:t xml:space="preserve">− qty +</w:t>
+      </w:r>
+      <w:r>
+        <w:t xml:space="preserve"> </w:t>
+      </w:r>
+      <w:r>
+        <w:t xml:space="preserve">steppers, the live total (struck gross + final),</w:t>
+      </w:r>
+      <w:r>
+        <w:t xml:space="preserve"> </w:t>
+      </w:r>
+      <w:r>
+        <w:t xml:space="preserve">and a large</w:t>
+      </w:r>
+      <w:r>
+        <w:t xml:space="preserve"> </w:t>
+      </w:r>
+      <w:r>
+        <w:rPr>
+          <w:b/>
+          <w:bCs/>
+        </w:rPr>
+        <w:t xml:space="preserve">Confirm</w:t>
+      </w:r>
+      <w:r>
+        <w:t xml:space="preserve"> </w:t>
+      </w:r>
+      <w:r>
+        <w:t xml:space="preserve">button.</w:t>
+      </w:r>
+      <w:r>
+        <w:t xml:space="preserve"> </w:t>
+      </w:r>
+      <w:r>
+        <w:rPr>
+          <w:b/>
+          <w:bCs/>
+        </w:rPr>
+        <w:t xml:space="preserve">Clear cart</w:t>
+      </w:r>
+      <w:r>
+        <w:t xml:space="preserve"> </w:t>
+      </w:r>
+      <w:r>
+        <w:t xml:space="preserve">sits at the top of the cart.</w:t>
       </w:r>
     </w:p>
     <w:p>
@@ -19322,29 +20888,39 @@
         </w:numPr>
       </w:pPr>
       <w:r>
-        <w:t xml:space="preserve">The member's first name is returned</w:t>
-      </w:r>
-      <w:r>
-        <w:t xml:space="preserve"> </w:t>
-      </w:r>
-      <w:r>
-        <w:rPr>
-          <w:b/>
-          <w:bCs/>
-        </w:rPr>
-        <w:t xml:space="preserve">only</w:t>
-      </w:r>
-      <w:r>
-        <w:t xml:space="preserve"> </w:t>
-      </w:r>
-      <w:r>
-        <w:t xml:space="preserve">by the token-scoped cart endpoint —</w:t>
-      </w:r>
-      <w:r>
-        <w:t xml:space="preserve"> </w:t>
-      </w:r>
-      <w:r>
-        <w:t xml:space="preserve">never by the public scan endpoint.</w:t>
+        <w:rPr>
+          <w:b/>
+          <w:bCs/>
+        </w:rPr>
+        <w:t xml:space="preserve">Header</w:t>
+      </w:r>
+      <w:r>
+        <w:t xml:space="preserve"> </w:t>
+      </w:r>
+      <w:r>
+        <w:t xml:space="preserve">— back, activity name/status, a</w:t>
+      </w:r>
+      <w:r>
+        <w:t xml:space="preserve"> </w:t>
+      </w:r>
+      <w:r>
+        <w:rPr>
+          <w:b/>
+          <w:bCs/>
+        </w:rPr>
+        <w:t xml:space="preserve">Specials ON/OFF</w:t>
+      </w:r>
+      <w:r>
+        <w:t xml:space="preserve"> </w:t>
+      </w:r>
+      <w:r>
+        <w:t xml:space="preserve">toggle (when the</w:t>
+      </w:r>
+      <w:r>
+        <w:t xml:space="preserve"> </w:t>
+      </w:r>
+      <w:r>
+        <w:t xml:space="preserve">activity has specials), and the reader status dot.</w:t>
       </w:r>
     </w:p>
     <w:p>
@@ -19360,35 +20936,92 @@
           <w:b/>
           <w:bCs/>
         </w:rPr>
-        <w:t xml:space="preserve">Idle auto-reset:</w:t>
-      </w:r>
-      <w:r>
-        <w:t xml:space="preserve"> </w:t>
-      </w:r>
-      <w:r>
-        <w:t xml:space="preserve">the shop page deletes the session and returns to the tap</w:t>
-      </w:r>
-      <w:r>
-        <w:t xml:space="preserve"> </w:t>
-      </w:r>
-      <w:r>
-        <w:t xml:space="preserve">screen after ~60 s of inactivity (with a 15 s warning), so a member who walks</w:t>
-      </w:r>
-      <w:r>
-        <w:t xml:space="preserve"> </w:t>
-      </w:r>
-      <w:r>
-        <w:t xml:space="preserve">away can't leave their account open for the next person.</w:t>
-      </w:r>
-    </w:p>
-    <w:bookmarkEnd w:id="128"/>
-    <w:bookmarkStart w:id="129" w:name="card-verification"/>
-    <w:p>
-      <w:pPr>
-        <w:pStyle w:val="Heading3"/>
-      </w:pPr>
-      <w:r>
-        <w:t xml:space="preserve">Card verification</w:t>
+        <w:t xml:space="preserve">Bottom (left column)</w:t>
+      </w:r>
+      <w:r>
+        <w:t xml:space="preserve"> </w:t>
+      </w:r>
+      <w:r>
+        <w:t xml:space="preserve">—</w:t>
+      </w:r>
+      <w:r>
+        <w:t xml:space="preserve"> </w:t>
+      </w:r>
+      <w:r>
+        <w:rPr>
+          <w:b/>
+          <w:bCs/>
+        </w:rPr>
+        <w:t xml:space="preserve">Regulars</w:t>
+      </w:r>
+      <w:r>
+        <w:t xml:space="preserve">: large circular buttons of members who</w:t>
+      </w:r>
+      <w:r>
+        <w:t xml:space="preserve"> </w:t>
+      </w:r>
+      <w:r>
+        <w:t xml:space="preserve">have ordered at this borrel, most orders first. Tap one to charge them</w:t>
+      </w:r>
+      <w:r>
+        <w:t xml:space="preserve"> </w:t>
+      </w:r>
+      <w:r>
+        <w:rPr>
+          <w:b/>
+          <w:bCs/>
+        </w:rPr>
+        <w:t xml:space="preserve">without</w:t>
+      </w:r>
+      <w:r>
+        <w:rPr>
+          <w:b/>
+          <w:bCs/>
+        </w:rPr>
+        <w:t xml:space="preserve"> </w:t>
+      </w:r>
+      <w:r>
+        <w:rPr>
+          <w:b/>
+          <w:bCs/>
+        </w:rPr>
+        <w:t xml:space="preserve">scanning</w:t>
+      </w:r>
+      <w:r>
+        <w:t xml:space="preserve"> </w:t>
+      </w:r>
+      <w:r>
+        <w:t xml:space="preserve">a card.</w:t>
+      </w:r>
+    </w:p>
+    <w:p>
+      <w:pPr>
+        <w:pStyle w:val="Compact"/>
+        <w:numPr>
+          <w:ilvl w:val="0"/>
+          <w:numId w:val="1039"/>
+        </w:numPr>
+      </w:pPr>
+      <w:r>
+        <w:rPr>
+          <w:b/>
+          <w:bCs/>
+        </w:rPr>
+        <w:t xml:space="preserve">History tab</w:t>
+      </w:r>
+      <w:r>
+        <w:t xml:space="preserve"> </w:t>
+      </w:r>
+      <w:r>
+        <w:t xml:space="preserve">— live order feed for the activity (polls every 10 s).</w:t>
+      </w:r>
+    </w:p>
+    <w:p>
+      <w:pPr>
+        <w:pStyle w:val="FirstParagraph"/>
+      </w:pPr>
+      <w:r>
+        <w:t xml:space="preserve">Identifying the member (three ways, all set the same "charge target"):</w:t>
       </w:r>
     </w:p>
     <w:p>
@@ -19401,15 +21034,52 @@
       </w:pPr>
       <w:r>
         <w:rPr>
-          <w:rStyle w:val="VerbatimChar"/>
-        </w:rPr>
-        <w:t xml:space="preserve">CardRegistration</w:t>
-      </w:r>
-      <w:r>
-        <w:t xml:space="preserve"> </w:t>
-      </w:r>
-      <w:r>
-        <w:t xml:space="preserve">tokens are single-use and expire in 15 minutes.</w:t>
+          <w:b/>
+          <w:bCs/>
+        </w:rPr>
+        <w:t xml:space="preserve">Card scan</w:t>
+      </w:r>
+      <w:r>
+        <w:t xml:space="preserve"> </w:t>
+      </w:r>
+      <w:r>
+        <w:t xml:space="preserve">—</w:t>
+      </w:r>
+      <w:r>
+        <w:t xml:space="preserve"> </w:t>
+      </w:r>
+      <w:r>
+        <w:rPr>
+          <w:rStyle w:val="VerbatimChar"/>
+        </w:rPr>
+        <w:t xml:space="preserve">POST /api/ppp/card/scan</w:t>
+      </w:r>
+      <w:r>
+        <w:t xml:space="preserve"> </w:t>
+      </w:r>
+      <w:r>
+        <w:t xml:space="preserve">(same</w:t>
+      </w:r>
+      <w:r>
+        <w:t xml:space="preserve"> </w:t>
+      </w:r>
+      <w:r>
+        <w:rPr>
+          <w:rStyle w:val="VerbatimChar"/>
+        </w:rPr>
+        <w:t xml:space="preserve">Card → Member</w:t>
+      </w:r>
+      <w:r>
+        <w:t xml:space="preserve"> </w:t>
+      </w:r>
+      <w:r>
+        <w:t xml:space="preserve">lookup as the</w:t>
+      </w:r>
+      <w:r>
+        <w:t xml:space="preserve"> </w:t>
+      </w:r>
+      <w:r>
+        <w:t xml:space="preserve">kiosk); returns the member name + roles so discounts show before confirming.</w:t>
       </w:r>
     </w:p>
     <w:p>
@@ -19425,58 +21095,870 @@
           <w:b/>
           <w:bCs/>
         </w:rPr>
-        <w:t xml:space="preserve">GET shows, POST acts:</w:t>
-      </w:r>
-      <w:r>
-        <w:t xml:space="preserve"> </w:t>
-      </w:r>
-      <w:r>
-        <w:t xml:space="preserve">the verification link is a GET that only renders a</w:t>
-      </w:r>
-      <w:r>
-        <w:t xml:space="preserve"> </w:t>
-      </w:r>
-      <w:r>
-        <w:t xml:space="preserve">confirmation page; the card is linked only by the subsequent POST. This defeats</w:t>
-      </w:r>
-      <w:r>
-        <w:t xml:space="preserve"> </w:t>
-      </w:r>
-      <w:r>
-        <w:rPr>
-          <w:b/>
-          <w:bCs/>
-        </w:rPr>
-        <w:t xml:space="preserve">email-client link pre-fetching</w:t>
-      </w:r>
-      <w:r>
-        <w:t xml:space="preserve"> </w:t>
-      </w:r>
-      <w:r>
-        <w:t xml:space="preserve">(Gmail/Outlook/Apple Mail fetch links to</w:t>
-      </w:r>
-      <w:r>
-        <w:t xml:space="preserve"> </w:t>
-      </w:r>
-      <w:r>
-        <w:t xml:space="preserve">scan them) — a GET that performed the action would link the card before the</w:t>
-      </w:r>
-      <w:r>
-        <w:t xml:space="preserve"> </w:t>
-      </w:r>
-      <w:r>
-        <w:t xml:space="preserve">member clicked.</w:t>
-      </w:r>
-    </w:p>
-    <w:bookmarkEnd w:id="129"/>
-    <w:bookmarkEnd w:id="130"/>
-    <w:bookmarkStart w:id="131" w:name="X77f42a2852d9dd86410b0545fad3e0fbb180833"/>
+        <w:t xml:space="preserve">Regulars button</w:t>
+      </w:r>
+      <w:r>
+        <w:t xml:space="preserve"> </w:t>
+      </w:r>
+      <w:r>
+        <w:t xml:space="preserve">— one tap, no scan.</w:t>
+      </w:r>
+    </w:p>
+    <w:p>
+      <w:pPr>
+        <w:pStyle w:val="Compact"/>
+        <w:numPr>
+          <w:ilvl w:val="0"/>
+          <w:numId w:val="1040"/>
+        </w:numPr>
+      </w:pPr>
+      <w:r>
+        <w:t xml:space="preserve">The bartender can</w:t>
+      </w:r>
+      <w:r>
+        <w:t xml:space="preserve"> </w:t>
+      </w:r>
+      <w:r>
+        <w:rPr>
+          <w:b/>
+          <w:bCs/>
+        </w:rPr>
+        <w:t xml:space="preserve">Change</w:t>
+      </w:r>
+      <w:r>
+        <w:t xml:space="preserve"> </w:t>
+      </w:r>
+      <w:r>
+        <w:t xml:space="preserve">at any time.</w:t>
+      </w:r>
+    </w:p>
+    <w:p>
+      <w:pPr>
+        <w:pStyle w:val="FirstParagraph"/>
+      </w:pPr>
+      <w:r>
+        <w:t xml:space="preserve">Card reader: uses the shared</w:t>
+      </w:r>
+      <w:r>
+        <w:t xml:space="preserve"> </w:t>
+      </w:r>
+      <w:r>
+        <w:rPr>
+          <w:rStyle w:val="VerbatimChar"/>
+        </w:rPr>
+        <w:t xml:space="preserve">useCardReader</w:t>
+      </w:r>
+      <w:r>
+        <w:t xml:space="preserve"> </w:t>
+      </w:r>
+      <w:r>
+        <w:t xml:space="preserve">hook (</w:t>
+      </w:r>
+      <w:r>
+        <w:rPr>
+          <w:rStyle w:val="VerbatimChar"/>
+        </w:rPr>
+        <w:t xml:space="preserve">src/lib/useCardReader.ts</w:t>
+      </w:r>
+      <w:r>
+        <w:t xml:space="preserve">) —</w:t>
+      </w:r>
+      <w:r>
+        <w:t xml:space="preserve"> </w:t>
+      </w:r>
+      <w:r>
+        <w:rPr>
+          <w:rStyle w:val="VerbatimChar"/>
+          <w:b/>
+          <w:bCs/>
+        </w:rPr>
+        <w:t xml:space="preserve">ws</w:t>
+      </w:r>
+      <w:r>
+        <w:t xml:space="preserve"> </w:t>
+      </w:r>
+      <w:r>
+        <w:t xml:space="preserve">(Arago WebSocket, default in production) or</w:t>
+      </w:r>
+      <w:r>
+        <w:t xml:space="preserve"> </w:t>
+      </w:r>
+      <w:r>
+        <w:rPr>
+          <w:rStyle w:val="VerbatimChar"/>
+          <w:b/>
+          <w:bCs/>
+        </w:rPr>
+        <w:t xml:space="preserve">hid</w:t>
+      </w:r>
+      <w:r>
+        <w:t xml:space="preserve"> </w:t>
+      </w:r>
+      <w:r>
+        <w:t xml:space="preserve">(keyboard-wedge),</w:t>
+      </w:r>
+      <w:r>
+        <w:t xml:space="preserve"> </w:t>
+      </w:r>
+      <w:r>
+        <w:t xml:space="preserve">chosen by</w:t>
+      </w:r>
+      <w:r>
+        <w:t xml:space="preserve"> </w:t>
+      </w:r>
+      <w:r>
+        <w:rPr>
+          <w:rStyle w:val="VerbatimChar"/>
+        </w:rPr>
+        <w:t xml:space="preserve">NEXT_PUBLIC_PPP_CARD_READER_MODE</w:t>
+      </w:r>
+      <w:r>
+        <w:t xml:space="preserve"> </w:t>
+      </w:r>
+      <w:r>
+        <w:t xml:space="preserve">/</w:t>
+      </w:r>
+      <w:r>
+        <w:t xml:space="preserve"> </w:t>
+      </w:r>
+      <w:r>
+        <w:rPr>
+          <w:rStyle w:val="VerbatimChar"/>
+        </w:rPr>
+        <w:t xml:space="preserve">?mode=</w:t>
+      </w:r>
+      <w:r>
+        <w:t xml:space="preserve"> </w:t>
+      </w:r>
+      <w:r>
+        <w:t xml:space="preserve">query, same as the kiosk.</w:t>
+      </w:r>
+    </w:p>
+    <w:bookmarkEnd w:id="133"/>
+    <w:bookmarkStart w:id="138" w:name="pricing--discounts"/>
     <w:p>
       <w:pPr>
         <w:pStyle w:val="Heading2"/>
       </w:pPr>
       <w:r>
-        <w:t xml:space="preserve">Public endpoints — and why they leak nothing</w:t>
+        <w:t xml:space="preserve">Pricing &amp; discounts</w:t>
+      </w:r>
+    </w:p>
+    <w:p>
+      <w:pPr>
+        <w:pStyle w:val="FirstParagraph"/>
+      </w:pPr>
+      <w:r>
+        <w:t xml:space="preserve">Several discount mechanisms stack in a defined order. The shared logic lives in</w:t>
+      </w:r>
+      <w:r>
+        <w:t xml:space="preserve"> </w:t>
+      </w:r>
+      <w:r>
+        <w:rPr>
+          <w:rStyle w:val="VerbatimChar"/>
+        </w:rPr>
+        <w:t xml:space="preserve">src/lib/roles.ts</w:t>
+      </w:r>
+      <w:r>
+        <w:t xml:space="preserve"> </w:t>
+      </w:r>
+      <w:r>
+        <w:t xml:space="preserve">and is applied</w:t>
+      </w:r>
+      <w:r>
+        <w:t xml:space="preserve"> </w:t>
+      </w:r>
+      <w:r>
+        <w:rPr>
+          <w:b/>
+          <w:bCs/>
+        </w:rPr>
+        <w:t xml:space="preserve">identically in the POS (display) and the</w:t>
+      </w:r>
+      <w:r>
+        <w:rPr>
+          <w:b/>
+          <w:bCs/>
+        </w:rPr>
+        <w:t xml:space="preserve"> </w:t>
+      </w:r>
+      <w:r>
+        <w:rPr>
+          <w:b/>
+          <w:bCs/>
+        </w:rPr>
+        <w:t xml:space="preserve">invoice route (authoritative)</w:t>
+      </w:r>
+      <w:r>
+        <w:t xml:space="preserve"> </w:t>
+      </w:r>
+      <w:r>
+        <w:t xml:space="preserve">— the client never sets prices.</w:t>
+      </w:r>
+    </w:p>
+    <w:bookmarkStart w:id="134" w:name="member-roles-memberrole"/>
+    <w:p>
+      <w:pPr>
+        <w:pStyle w:val="Heading3"/>
+      </w:pPr>
+      <w:r>
+        <w:t xml:space="preserve">Member roles (</w:t>
+      </w:r>
+      <w:r>
+        <w:rPr>
+          <w:rStyle w:val="VerbatimChar"/>
+        </w:rPr>
+        <w:t xml:space="preserve">MemberRole</w:t>
+      </w:r>
+      <w:r>
+        <w:t xml:space="preserve">)</w:t>
+      </w:r>
+    </w:p>
+    <w:p>
+      <w:pPr>
+        <w:pStyle w:val="FirstParagraph"/>
+      </w:pPr>
+      <w:r>
+        <w:t xml:space="preserve">A member can hold several roles (Board, PilsCie, Bartenders, …). Each role grants</w:t>
+      </w:r>
+      <w:r>
+        <w:t xml:space="preserve"> </w:t>
+      </w:r>
+      <w:r>
+        <w:t xml:space="preserve">a</w:t>
+      </w:r>
+      <w:r>
+        <w:t xml:space="preserve"> </w:t>
+      </w:r>
+      <w:r>
+        <w:rPr>
+          <w:b/>
+          <w:bCs/>
+        </w:rPr>
+        <w:t xml:space="preserve">percentage</w:t>
+      </w:r>
+      <w:r>
+        <w:t xml:space="preserve"> </w:t>
+      </w:r>
+      <w:r>
+        <w:t xml:space="preserve">and/or a</w:t>
+      </w:r>
+      <w:r>
+        <w:t xml:space="preserve"> </w:t>
+      </w:r>
+      <w:r>
+        <w:rPr>
+          <w:b/>
+          <w:bCs/>
+        </w:rPr>
+        <w:t xml:space="preserve">fixed cents</w:t>
+      </w:r>
+      <w:r>
+        <w:t xml:space="preserve"> </w:t>
+      </w:r>
+      <w:r>
+        <w:t xml:space="preserve">discount (they stack within a role).</w:t>
+      </w:r>
+      <w:r>
+        <w:t xml:space="preserve"> </w:t>
+      </w:r>
+      <w:r>
+        <w:t xml:space="preserve">Across a member's roles, the</w:t>
+      </w:r>
+      <w:r>
+        <w:t xml:space="preserve"> </w:t>
+      </w:r>
+      <w:r>
+        <w:rPr>
+          <w:b/>
+          <w:bCs/>
+        </w:rPr>
+        <w:t xml:space="preserve">best (largest) discount amount per drink wins</w:t>
+      </w:r>
+      <w:r>
+        <w:t xml:space="preserve"> </w:t>
+      </w:r>
+      <w:r>
+        <w:t xml:space="preserve">—</w:t>
+      </w:r>
+      <w:r>
+        <w:t xml:space="preserve"> </w:t>
+      </w:r>
+      <w:r>
+        <w:t xml:space="preserve">so a fixed-cents role and a percentage role are always compared on the same</w:t>
+      </w:r>
+      <w:r>
+        <w:t xml:space="preserve"> </w:t>
+      </w:r>
+      <w:r>
+        <w:t xml:space="preserve">footing. Examples: Board = 100 % (free), PilsCie = €0.75 off, Bartenders = 25 %.</w:t>
+      </w:r>
+    </w:p>
+    <w:bookmarkEnd w:id="134"/>
+    <w:bookmarkStart w:id="135" w:name="Xdc2cc5689f60cdecc95c97ccb849e07d18c3f1b"/>
+    <w:p>
+      <w:pPr>
+        <w:pStyle w:val="Heading3"/>
+      </w:pPr>
+      <w:r>
+        <w:t xml:space="preserve">Product special price (</w:t>
+      </w:r>
+      <w:r>
+        <w:rPr>
+          <w:rStyle w:val="VerbatimChar"/>
+        </w:rPr>
+        <w:t xml:space="preserve">PppProduct.specialPrice</w:t>
+      </w:r>
+      <w:r>
+        <w:t xml:space="preserve">)</w:t>
+      </w:r>
+    </w:p>
+    <w:p>
+      <w:pPr>
+        <w:pStyle w:val="FirstParagraph"/>
+      </w:pPr>
+      <w:r>
+        <w:t xml:space="preserve">An optional permanent promo price on a drink. When set, the member pays the</w:t>
+      </w:r>
+      <w:r>
+        <w:t xml:space="preserve"> </w:t>
+      </w:r>
+      <w:r>
+        <w:t xml:space="preserve">special price and</w:t>
+      </w:r>
+      <w:r>
+        <w:t xml:space="preserve"> </w:t>
+      </w:r>
+      <w:r>
+        <w:rPr>
+          <w:b/>
+          <w:bCs/>
+        </w:rPr>
+        <w:t xml:space="preserve">only percentage role discounts apply — fixed-cent discounts</w:t>
+      </w:r>
+      <w:r>
+        <w:rPr>
+          <w:b/>
+          <w:bCs/>
+        </w:rPr>
+        <w:t xml:space="preserve"> </w:t>
+      </w:r>
+      <w:r>
+        <w:rPr>
+          <w:b/>
+          <w:bCs/>
+        </w:rPr>
+        <w:t xml:space="preserve">are skipped</w:t>
+      </w:r>
+      <w:r>
+        <w:t xml:space="preserve"> </w:t>
+      </w:r>
+      <w:r>
+        <w:t xml:space="preserve">(so an already-discounted drink doesn't also get €0.75 off).</w:t>
+      </w:r>
+    </w:p>
+    <w:bookmarkEnd w:id="135"/>
+    <w:bookmarkStart w:id="136" w:name="Xda7dac18422d7a5f8c5c30b94cce3929299f78b"/>
+    <w:p>
+      <w:pPr>
+        <w:pStyle w:val="Heading3"/>
+      </w:pPr>
+      <w:r>
+        <w:t xml:space="preserve">Activity drink specials (</w:t>
+      </w:r>
+      <w:r>
+        <w:rPr>
+          <w:rStyle w:val="VerbatimChar"/>
+        </w:rPr>
+        <w:t xml:space="preserve">PppActivityDiscount</w:t>
+      </w:r>
+      <w:r>
+        <w:t xml:space="preserve">)</w:t>
+      </w:r>
+    </w:p>
+    <w:p>
+      <w:pPr>
+        <w:pStyle w:val="FirstParagraph"/>
+      </w:pPr>
+      <w:r>
+        <w:t xml:space="preserve">A per-borrel special price for specific drinks (e.g.</w:t>
+      </w:r>
+      <w:r>
+        <w:t xml:space="preserve"> </w:t>
+      </w:r>
+      <w:r>
+        <w:rPr>
+          <w:b/>
+          <w:bCs/>
+        </w:rPr>
+        <w:t xml:space="preserve">Flügel Friday</w:t>
+      </w:r>
+      <w:r>
+        <w:t xml:space="preserve"> </w:t>
+      </w:r>
+      <w:r>
+        <w:t xml:space="preserve">→ Flügel</w:t>
+      </w:r>
+      <w:r>
+        <w:t xml:space="preserve"> </w:t>
+      </w:r>
+      <w:r>
+        <w:t xml:space="preserve">€1.00). Configured per activity (see below). When active, an activity special</w:t>
+      </w:r>
+      <w:r>
+        <w:t xml:space="preserve"> </w:t>
+      </w:r>
+      <w:r>
+        <w:rPr>
+          <w:b/>
+          <w:bCs/>
+        </w:rPr>
+        <w:t xml:space="preserve">overrides</w:t>
+      </w:r>
+      <w:r>
+        <w:t xml:space="preserve"> </w:t>
+      </w:r>
+      <w:r>
+        <w:t xml:space="preserve">the product price/specialPrice. Like product specials, only</w:t>
+      </w:r>
+      <w:r>
+        <w:t xml:space="preserve"> </w:t>
+      </w:r>
+      <w:r>
+        <w:t xml:space="preserve">percentage role discounts apply on top.</w:t>
+      </w:r>
+    </w:p>
+    <w:bookmarkEnd w:id="136"/>
+    <w:bookmarkStart w:id="137" w:name="X52d93846910a4db1f279ccfc2712d1574c029da"/>
+    <w:p>
+      <w:pPr>
+        <w:pStyle w:val="Heading3"/>
+      </w:pPr>
+      <w:r>
+        <w:t xml:space="preserve">The Specials toggle (</w:t>
+      </w:r>
+      <w:r>
+        <w:rPr>
+          <w:rStyle w:val="VerbatimChar"/>
+        </w:rPr>
+        <w:t xml:space="preserve">PppActivity.discountsActive</w:t>
+      </w:r>
+      <w:r>
+        <w:t xml:space="preserve">)</w:t>
+      </w:r>
+    </w:p>
+    <w:p>
+      <w:pPr>
+        <w:pStyle w:val="FirstParagraph"/>
+      </w:pPr>
+      <w:r>
+        <w:t xml:space="preserve">Specials often "run out" during the night. Bartenders flip</w:t>
+      </w:r>
+      <w:r>
+        <w:t xml:space="preserve"> </w:t>
+      </w:r>
+      <w:r>
+        <w:rPr>
+          <w:b/>
+          <w:bCs/>
+        </w:rPr>
+        <w:t xml:space="preserve">Specials OFF</w:t>
+      </w:r>
+      <w:r>
+        <w:t xml:space="preserve"> </w:t>
+      </w:r>
+      <w:r>
+        <w:t xml:space="preserve">in the</w:t>
+      </w:r>
+      <w:r>
+        <w:t xml:space="preserve"> </w:t>
+      </w:r>
+      <w:r>
+        <w:t xml:space="preserve">POS header (</w:t>
+      </w:r>
+      <w:r>
+        <w:rPr>
+          <w:rStyle w:val="VerbatimChar"/>
+        </w:rPr>
+        <w:t xml:space="preserve">PATCH /api/ppp/activities/[id] { discountsActive }</w:t>
+      </w:r>
+      <w:r>
+        <w:t xml:space="preserve">) to instantly stop</w:t>
+      </w:r>
+      <w:r>
+        <w:t xml:space="preserve"> </w:t>
+      </w:r>
+      <w:r>
+        <w:t xml:space="preserve">all of that activity's specials for everyone; drinks revert to their normal /</w:t>
+      </w:r>
+      <w:r>
+        <w:t xml:space="preserve"> </w:t>
+      </w:r>
+      <w:r>
+        <w:t xml:space="preserve">product-special price. Member role discounts are unaffected by this toggle.</w:t>
+      </w:r>
+    </w:p>
+    <w:p>
+      <w:pPr>
+        <w:pStyle w:val="BodyText"/>
+      </w:pPr>
+      <w:r>
+        <w:rPr>
+          <w:b/>
+          <w:bCs/>
+        </w:rPr>
+        <w:t xml:space="preserve">Effective unit price</w:t>
+      </w:r>
+      <w:r>
+        <w:t xml:space="preserve"> </w:t>
+      </w:r>
+      <w:r>
+        <w:t xml:space="preserve">(</w:t>
+      </w:r>
+      <w:r>
+        <w:rPr>
+          <w:rStyle w:val="VerbatimChar"/>
+        </w:rPr>
+        <w:t xml:space="preserve">activityDiscountedUnitPrice</w:t>
+      </w:r>
+      <w:r>
+        <w:t xml:space="preserve">):</w:t>
+      </w:r>
+    </w:p>
+    <w:p>
+      <w:pPr>
+        <w:pStyle w:val="SourceCode"/>
+      </w:pPr>
+      <w:r>
+        <w:rPr>
+          <w:rStyle w:val="VerbatimChar"/>
+        </w:rPr>
+        <w:t xml:space="preserve">base   = activitySpecial (if active)  ▸  product.specialPrice  ▸  product.price</w:t>
+      </w:r>
+      <w:r>
+        <w:br/>
+      </w:r>
+      <w:r>
+        <w:rPr>
+          <w:rStyle w:val="VerbatimChar"/>
+        </w:rPr>
+        <w:t xml:space="preserve">isSpecial = base came from an activity or product special</w:t>
+      </w:r>
+      <w:r>
+        <w:br/>
+      </w:r>
+      <w:r>
+        <w:rPr>
+          <w:rStyle w:val="VerbatimChar"/>
+        </w:rPr>
+        <w:t xml:space="preserve">price  = base − bestRoleDiscount(base, roles, ignoreFixed = isSpecial)   (never &lt; 0)</w:t>
+      </w:r>
+    </w:p>
+    <w:bookmarkEnd w:id="137"/>
+    <w:bookmarkEnd w:id="138"/>
+    <w:bookmarkStart w:id="139" w:name="bartender-accounts"/>
+    <w:p>
+      <w:pPr>
+        <w:pStyle w:val="Heading2"/>
+      </w:pPr>
+      <w:r>
+        <w:t xml:space="preserve">Bartender accounts</w:t>
+      </w:r>
+    </w:p>
+    <w:p>
+      <w:pPr>
+        <w:pStyle w:val="FirstParagraph"/>
+      </w:pPr>
+      <w:r>
+        <w:t xml:space="preserve">Managed under</w:t>
+      </w:r>
+      <w:r>
+        <w:t xml:space="preserve"> </w:t>
+      </w:r>
+      <w:r>
+        <w:rPr>
+          <w:b/>
+          <w:bCs/>
+        </w:rPr>
+        <w:t xml:space="preserve">Admin → PPP → Bartenders</w:t>
+      </w:r>
+      <w:r>
+        <w:t xml:space="preserve">.</w:t>
+      </w:r>
+    </w:p>
+    <w:p>
+      <w:pPr>
+        <w:pStyle w:val="Compact"/>
+        <w:numPr>
+          <w:ilvl w:val="0"/>
+          <w:numId w:val="1041"/>
+        </w:numPr>
+      </w:pPr>
+      <w:r>
+        <w:rPr>
+          <w:b/>
+          <w:bCs/>
+        </w:rPr>
+        <w:t xml:space="preserve">Create by email</w:t>
+      </w:r>
+      <w:r>
+        <w:t xml:space="preserve"> </w:t>
+      </w:r>
+      <w:r>
+        <w:t xml:space="preserve">—</w:t>
+      </w:r>
+      <w:r>
+        <w:t xml:space="preserve"> </w:t>
+      </w:r>
+      <w:r>
+        <w:rPr>
+          <w:rStyle w:val="VerbatimChar"/>
+        </w:rPr>
+        <w:t xml:space="preserve">POST /api/admin/ppp/bartenders</w:t>
+      </w:r>
+      <w:r>
+        <w:t xml:space="preserve"> </w:t>
+      </w:r>
+      <w:r>
+        <w:t xml:space="preserve">makes a</w:t>
+      </w:r>
+      <w:r>
+        <w:t xml:space="preserve"> </w:t>
+      </w:r>
+      <w:r>
+        <w:rPr>
+          <w:rStyle w:val="VerbatimChar"/>
+        </w:rPr>
+        <w:t xml:space="preserve">BARTENDER</w:t>
+      </w:r>
+      <w:r>
+        <w:t xml:space="preserve"> </w:t>
+      </w:r>
+      <w:r>
+        <w:rPr>
+          <w:rStyle w:val="VerbatimChar"/>
+        </w:rPr>
+        <w:t xml:space="preserve">User</w:t>
+      </w:r>
+      <w:r>
+        <w:t xml:space="preserve"> </w:t>
+      </w:r>
+      <w:r>
+        <w:t xml:space="preserve">with an unusable random password and emails a</w:t>
+      </w:r>
+      <w:r>
+        <w:t xml:space="preserve"> </w:t>
+      </w:r>
+      <w:r>
+        <w:rPr>
+          <w:b/>
+          <w:bCs/>
+        </w:rPr>
+        <w:t xml:space="preserve">set-password link</w:t>
+      </w:r>
+      <w:r>
+        <w:t xml:space="preserve">. The</w:t>
+      </w:r>
+      <w:r>
+        <w:t xml:space="preserve"> </w:t>
+      </w:r>
+      <w:r>
+        <w:t xml:space="preserve">link is a</w:t>
+      </w:r>
+      <w:r>
+        <w:t xml:space="preserve"> </w:t>
+      </w:r>
+      <w:r>
+        <w:rPr>
+          <w:rStyle w:val="VerbatimChar"/>
+        </w:rPr>
+        <w:t xml:space="preserve">PasswordSetupToken</w:t>
+      </w:r>
+      <w:r>
+        <w:t xml:space="preserve"> </w:t>
+      </w:r>
+      <w:r>
+        <w:t xml:space="preserve">that</w:t>
+      </w:r>
+      <w:r>
+        <w:t xml:space="preserve"> </w:t>
+      </w:r>
+      <w:r>
+        <w:rPr>
+          <w:b/>
+          <w:bCs/>
+        </w:rPr>
+        <w:t xml:space="preserve">never expires</w:t>
+      </w:r>
+      <w:r>
+        <w:t xml:space="preserve"> </w:t>
+      </w:r>
+      <w:r>
+        <w:t xml:space="preserve">and is</w:t>
+      </w:r>
+      <w:r>
+        <w:t xml:space="preserve"> </w:t>
+      </w:r>
+      <w:r>
+        <w:rPr>
+          <w:b/>
+          <w:bCs/>
+        </w:rPr>
+        <w:t xml:space="preserve">single-use</w:t>
+      </w:r>
+      <w:r>
+        <w:t xml:space="preserve"> </w:t>
+      </w:r>
+      <w:r>
+        <w:t xml:space="preserve">(consumed on completion).</w:t>
+      </w:r>
+      <w:r>
+        <w:t xml:space="preserve"> </w:t>
+      </w:r>
+      <w:r>
+        <w:rPr>
+          <w:rStyle w:val="VerbatimChar"/>
+        </w:rPr>
+        <w:t xml:space="preserve">/set-password</w:t>
+      </w:r>
+      <w:r>
+        <w:t xml:space="preserve"> </w:t>
+      </w:r>
+      <w:r>
+        <w:t xml:space="preserve">lets them choose a password and signs</w:t>
+      </w:r>
+      <w:r>
+        <w:t xml:space="preserve"> </w:t>
+      </w:r>
+      <w:r>
+        <w:t xml:space="preserve">them in; "Reset/Resend link" re-issues a fresh token.</w:t>
+      </w:r>
+    </w:p>
+    <w:p>
+      <w:pPr>
+        <w:pStyle w:val="Compact"/>
+        <w:numPr>
+          <w:ilvl w:val="0"/>
+          <w:numId w:val="1041"/>
+        </w:numPr>
+      </w:pPr>
+      <w:r>
+        <w:rPr>
+          <w:b/>
+          <w:bCs/>
+        </w:rPr>
+        <w:t xml:space="preserve">Link a member (card login)</w:t>
+      </w:r>
+      <w:r>
+        <w:t xml:space="preserve"> </w:t>
+      </w:r>
+      <w:r>
+        <w:t xml:space="preserve">— link a bartender to a</w:t>
+      </w:r>
+      <w:r>
+        <w:t xml:space="preserve"> </w:t>
+      </w:r>
+      <w:r>
+        <w:rPr>
+          <w:rStyle w:val="VerbatimChar"/>
+        </w:rPr>
+        <w:t xml:space="preserve">Member</w:t>
+      </w:r>
+      <w:r>
+        <w:t xml:space="preserve"> </w:t>
+      </w:r>
+      <w:r>
+        <w:t xml:space="preserve">(typeahead</w:t>
+      </w:r>
+      <w:r>
+        <w:t xml:space="preserve"> </w:t>
+      </w:r>
+      <w:r>
+        <w:t xml:space="preserve">search) so they can sign in by</w:t>
+      </w:r>
+      <w:r>
+        <w:t xml:space="preserve"> </w:t>
+      </w:r>
+      <w:r>
+        <w:rPr>
+          <w:b/>
+          <w:bCs/>
+        </w:rPr>
+        <w:t xml:space="preserve">scanning their card</w:t>
+      </w:r>
+      <w:r>
+        <w:t xml:space="preserve">.</w:t>
+      </w:r>
+      <w:r>
+        <w:t xml:space="preserve"> </w:t>
+      </w:r>
+      <w:r>
+        <w:rPr>
+          <w:rStyle w:val="VerbatimChar"/>
+        </w:rPr>
+        <w:t xml:space="preserve">POST /api/auth/card-login</w:t>
+      </w:r>
+      <w:r>
+        <w:t xml:space="preserve"> </w:t>
+      </w:r>
+      <w:r>
+        <w:t xml:space="preserve">resolves a tapped UID → member → linked</w:t>
+      </w:r>
+      <w:r>
+        <w:t xml:space="preserve"> </w:t>
+      </w:r>
+      <w:r>
+        <w:rPr>
+          <w:rStyle w:val="VerbatimChar"/>
+        </w:rPr>
+        <w:t xml:space="preserve">BARTENDER</w:t>
+      </w:r>
+      <w:r>
+        <w:t xml:space="preserve">/</w:t>
+      </w:r>
+      <w:r>
+        <w:rPr>
+          <w:rStyle w:val="VerbatimChar"/>
+        </w:rPr>
+        <w:t xml:space="preserve">ADMIN</w:t>
+      </w:r>
+      <w:r>
+        <w:t xml:space="preserve"> </w:t>
+      </w:r>
+      <w:r>
+        <w:t xml:space="preserve">user → session. A</w:t>
+      </w:r>
+      <w:r>
+        <w:t xml:space="preserve"> </w:t>
+      </w:r>
+      <w:r>
+        <w:t xml:space="preserve">card UID isn't a secret, so this is limited to staff-linked cards and</w:t>
+      </w:r>
+      <w:r>
+        <w:t xml:space="preserve"> </w:t>
+      </w:r>
+      <w:r>
+        <w:t xml:space="preserve">rate-limited (it's a convenience, weaker than the password).</w:t>
+      </w:r>
+    </w:p>
+    <w:bookmarkEnd w:id="139"/>
+    <w:bookmarkStart w:id="140" w:name="admin-pages-adminppp"/>
+    <w:p>
+      <w:pPr>
+        <w:pStyle w:val="Heading2"/>
+      </w:pPr>
+      <w:r>
+        <w:t xml:space="preserve">Admin pages (</w:t>
+      </w:r>
+      <w:r>
+        <w:rPr>
+          <w:rStyle w:val="VerbatimChar"/>
+        </w:rPr>
+        <w:t xml:space="preserve">/admin/ppp/*</w:t>
+      </w:r>
+      <w:r>
+        <w:t xml:space="preserve">)</w:t>
       </w:r>
     </w:p>
     <w:tbl>
@@ -19500,6 +21982,2672 @@
               <w:pStyle w:val="Compact"/>
             </w:pPr>
             <w:r>
+              <w:t xml:space="preserve">Page</w:t>
+            </w:r>
+          </w:p>
+        </w:tc>
+        <w:tc>
+          <w:tcPr/>
+          <w:p>
+            <w:pPr>
+              <w:pStyle w:val="Compact"/>
+            </w:pPr>
+            <w:r>
+              <w:t xml:space="preserve">What</w:t>
+            </w:r>
+          </w:p>
+        </w:tc>
+      </w:tr>
+      <w:tr>
+        <w:tc>
+          <w:tcPr/>
+          <w:p>
+            <w:pPr>
+              <w:pStyle w:val="Compact"/>
+            </w:pPr>
+            <w:r>
+              <w:rPr>
+                <w:b/>
+                <w:bCs/>
+              </w:rPr>
+              <w:t xml:space="preserve">Dashboard</w:t>
+            </w:r>
+          </w:p>
+        </w:tc>
+        <w:tc>
+          <w:tcPr/>
+          <w:p>
+            <w:pPr>
+              <w:pStyle w:val="Compact"/>
+            </w:pPr>
+            <w:r>
+              <w:t xml:space="preserve">Financials (revenue, drinks sold, orders, borrels, drinkers, avg) + rankings:</w:t>
+            </w:r>
+            <w:r>
+              <w:t xml:space="preserve"> </w:t>
+            </w:r>
+            <w:r>
+              <w:rPr>
+                <w:b/>
+                <w:bCs/>
+              </w:rPr>
+              <w:t xml:space="preserve">top borrels</w:t>
+            </w:r>
+            <w:r>
+              <w:t xml:space="preserve"> </w:t>
+            </w:r>
+            <w:r>
+              <w:t xml:space="preserve">by revenue,</w:t>
+            </w:r>
+            <w:r>
+              <w:t xml:space="preserve"> </w:t>
+            </w:r>
+            <w:r>
+              <w:rPr>
+                <w:b/>
+                <w:bCs/>
+              </w:rPr>
+              <w:t xml:space="preserve">top drinkers</w:t>
+            </w:r>
+            <w:r>
+              <w:t xml:space="preserve"> </w:t>
+            </w:r>
+            <w:r>
+              <w:t xml:space="preserve">by drinks, most popular drinks. Range selector.</w:t>
+            </w:r>
+          </w:p>
+        </w:tc>
+      </w:tr>
+      <w:tr>
+        <w:tc>
+          <w:tcPr/>
+          <w:p>
+            <w:pPr>
+              <w:pStyle w:val="Compact"/>
+            </w:pPr>
+            <w:r>
+              <w:rPr>
+                <w:b/>
+                <w:bCs/>
+              </w:rPr>
+              <w:t xml:space="preserve">Drinks</w:t>
+            </w:r>
+          </w:p>
+        </w:tc>
+        <w:tc>
+          <w:tcPr/>
+          <w:p>
+            <w:pPr>
+              <w:pStyle w:val="Compact"/>
+            </w:pPr>
+            <w:r>
+              <w:t xml:space="preserve">PPP catalog: categories, create/edit/publish/archive drinks with price,</w:t>
+            </w:r>
+            <w:r>
+              <w:t xml:space="preserve"> </w:t>
+            </w:r>
+            <w:r>
+              <w:rPr>
+                <w:b/>
+                <w:bCs/>
+              </w:rPr>
+              <w:t xml:space="preserve">special price</w:t>
+            </w:r>
+            <w:r>
+              <w:t xml:space="preserve">, VAT, and a 5-colour</w:t>
+            </w:r>
+            <w:r>
+              <w:t xml:space="preserve"> </w:t>
+            </w:r>
+            <w:r>
+              <w:rPr>
+                <w:b/>
+                <w:bCs/>
+              </w:rPr>
+              <w:t xml:space="preserve">tile colour</w:t>
+            </w:r>
+            <w:r>
+              <w:t xml:space="preserve"> </w:t>
+            </w:r>
+            <w:r>
+              <w:t xml:space="preserve">picker.</w:t>
+            </w:r>
+          </w:p>
+        </w:tc>
+      </w:tr>
+      <w:tr>
+        <w:tc>
+          <w:tcPr/>
+          <w:p>
+            <w:pPr>
+              <w:pStyle w:val="Compact"/>
+            </w:pPr>
+            <w:r>
+              <w:rPr>
+                <w:b/>
+                <w:bCs/>
+              </w:rPr>
+              <w:t xml:space="preserve">Activities</w:t>
+            </w:r>
+          </w:p>
+        </w:tc>
+        <w:tc>
+          <w:tcPr/>
+          <w:p>
+            <w:pPr>
+              <w:pStyle w:val="Compact"/>
+            </w:pPr>
+            <w:r>
+              <w:t xml:space="preserve">List borrels (create, close/reopen, rename, revenue + order counts, order list). Each links to its detail page.</w:t>
+            </w:r>
+          </w:p>
+        </w:tc>
+      </w:tr>
+      <w:tr>
+        <w:tc>
+          <w:tcPr/>
+          <w:p>
+            <w:pPr>
+              <w:pStyle w:val="Compact"/>
+            </w:pPr>
+            <w:r>
+              <w:rPr>
+                <w:b/>
+                <w:bCs/>
+              </w:rPr>
+              <w:t xml:space="preserve">Activity detail</w:t>
+            </w:r>
+            <w:r>
+              <w:t xml:space="preserve"> </w:t>
+            </w:r>
+            <w:r>
+              <w:t xml:space="preserve">(</w:t>
+            </w:r>
+            <w:r>
+              <w:rPr>
+                <w:rStyle w:val="VerbatimChar"/>
+              </w:rPr>
+              <w:t xml:space="preserve">/admin/ppp/activities/[id]</w:t>
+            </w:r>
+            <w:r>
+              <w:t xml:space="preserve">)</w:t>
+            </w:r>
+          </w:p>
+        </w:tc>
+        <w:tc>
+          <w:tcPr/>
+          <w:p>
+            <w:pPr>
+              <w:pStyle w:val="Compact"/>
+            </w:pPr>
+            <w:r>
+              <w:t xml:space="preserve">Manage the borrel's</w:t>
+            </w:r>
+            <w:r>
+              <w:t xml:space="preserve"> </w:t>
+            </w:r>
+            <w:r>
+              <w:rPr>
+                <w:b/>
+                <w:bCs/>
+              </w:rPr>
+              <w:t xml:space="preserve">drink specials</w:t>
+            </w:r>
+            <w:r>
+              <w:t xml:space="preserve"> </w:t>
+            </w:r>
+            <w:r>
+              <w:t xml:space="preserve">(pick a drink, set a special price). Shows whether specials are currently active (toggled in the POS).</w:t>
+            </w:r>
+          </w:p>
+        </w:tc>
+      </w:tr>
+      <w:tr>
+        <w:tc>
+          <w:tcPr/>
+          <w:p>
+            <w:pPr>
+              <w:pStyle w:val="Compact"/>
+            </w:pPr>
+            <w:r>
+              <w:rPr>
+                <w:b/>
+                <w:bCs/>
+              </w:rPr>
+              <w:t xml:space="preserve">Member roles</w:t>
+            </w:r>
+          </w:p>
+        </w:tc>
+        <w:tc>
+          <w:tcPr/>
+          <w:p>
+            <w:pPr>
+              <w:pStyle w:val="Compact"/>
+            </w:pPr>
+            <w:r>
+              <w:t xml:space="preserve">Create/edit roles with a</w:t>
+            </w:r>
+            <w:r>
+              <w:t xml:space="preserve"> </w:t>
+            </w:r>
+            <w:r>
+              <w:rPr>
+                <w:rStyle w:val="VerbatimChar"/>
+              </w:rPr>
+              <w:t xml:space="preserve">%</w:t>
+            </w:r>
+            <w:r>
+              <w:t xml:space="preserve"> </w:t>
+            </w:r>
+            <w:r>
+              <w:t xml:space="preserve">and/or</w:t>
+            </w:r>
+            <w:r>
+              <w:t xml:space="preserve"> </w:t>
+            </w:r>
+            <w:r>
+              <w:rPr>
+                <w:rStyle w:val="VerbatimChar"/>
+              </w:rPr>
+              <w:t xml:space="preserve">€</w:t>
+            </w:r>
+            <w:r>
+              <w:t xml:space="preserve"> </w:t>
+            </w:r>
+            <w:r>
+              <w:t xml:space="preserve">discount. Highest wins.</w:t>
+            </w:r>
+          </w:p>
+        </w:tc>
+      </w:tr>
+      <w:tr>
+        <w:tc>
+          <w:tcPr/>
+          <w:p>
+            <w:pPr>
+              <w:pStyle w:val="Compact"/>
+            </w:pPr>
+            <w:r>
+              <w:rPr>
+                <w:b/>
+                <w:bCs/>
+              </w:rPr>
+              <w:t xml:space="preserve">Bartenders</w:t>
+            </w:r>
+          </w:p>
+        </w:tc>
+        <w:tc>
+          <w:tcPr/>
+          <w:p>
+            <w:pPr>
+              <w:pStyle w:val="Compact"/>
+            </w:pPr>
+            <w:r>
+              <w:t xml:space="preserve">Invite by email, set-password link, link to a member for card login, delete.</w:t>
+            </w:r>
+          </w:p>
+        </w:tc>
+      </w:tr>
+      <w:tr>
+        <w:tc>
+          <w:tcPr/>
+          <w:p>
+            <w:pPr>
+              <w:pStyle w:val="Compact"/>
+            </w:pPr>
+            <w:r>
+              <w:rPr>
+                <w:b/>
+                <w:bCs/>
+              </w:rPr>
+              <w:t xml:space="preserve">Invoices</w:t>
+            </w:r>
+          </w:p>
+        </w:tc>
+        <w:tc>
+          <w:tcPr/>
+          <w:p>
+            <w:pPr>
+              <w:pStyle w:val="Compact"/>
+            </w:pPr>
+            <w:r>
+              <w:t xml:space="preserve">PPP orders grouped by borrel; status filter;</w:t>
+            </w:r>
+            <w:r>
+              <w:t xml:space="preserve"> </w:t>
+            </w:r>
+            <w:r>
+              <w:rPr>
+                <w:b/>
+                <w:bCs/>
+              </w:rPr>
+              <w:t xml:space="preserve">Export PPP to Congressus</w:t>
+            </w:r>
+            <w:r>
+              <w:t xml:space="preserve">; delete/clear test data.</w:t>
+            </w:r>
+          </w:p>
+        </w:tc>
+      </w:tr>
+    </w:tbl>
+    <w:p>
+      <w:pPr>
+        <w:pStyle w:val="BodyText"/>
+      </w:pPr>
+      <w:r>
+        <w:t xml:space="preserve">Member</w:t>
+      </w:r>
+      <w:r>
+        <w:t xml:space="preserve"> </w:t>
+      </w:r>
+      <w:r>
+        <w:rPr>
+          <w:b/>
+          <w:bCs/>
+        </w:rPr>
+        <w:t xml:space="preserve">role assignment</w:t>
+      </w:r>
+      <w:r>
+        <w:t xml:space="preserve"> </w:t>
+      </w:r>
+      <w:r>
+        <w:t xml:space="preserve">is on the existing</w:t>
+      </w:r>
+      <w:r>
+        <w:t xml:space="preserve"> </w:t>
+      </w:r>
+      <w:r>
+        <w:rPr>
+          <w:b/>
+          <w:bCs/>
+        </w:rPr>
+        <w:t xml:space="preserve">Admin → Members</w:t>
+      </w:r>
+      <w:r>
+        <w:t xml:space="preserve"> </w:t>
+      </w:r>
+      <w:r>
+        <w:t xml:space="preserve">page (role chips</w:t>
+      </w:r>
+    </w:p>
+    <w:p>
+      <w:pPr>
+        <w:pStyle w:val="Compact"/>
+        <w:numPr>
+          <w:ilvl w:val="0"/>
+          <w:numId w:val="1042"/>
+        </w:numPr>
+      </w:pPr>
+      <w:r>
+        <w:t xml:space="preserve">a toggle picker per member).</w:t>
+      </w:r>
+    </w:p>
+    <w:bookmarkEnd w:id="140"/>
+    <w:bookmarkStart w:id="141" w:name="congressus"/>
+    <w:p>
+      <w:pPr>
+        <w:pStyle w:val="Heading2"/>
+      </w:pPr>
+      <w:r>
+        <w:t xml:space="preserve">Congressus</w:t>
+      </w:r>
+    </w:p>
+    <w:p>
+      <w:pPr>
+        <w:pStyle w:val="FirstParagraph"/>
+      </w:pPr>
+      <w:r>
+        <w:t xml:space="preserve">PPP drinks live in their own Congressus folder, separate from SSS snacks. See</w:t>
+      </w:r>
+      <w:r>
+        <w:t xml:space="preserve"> </w:t>
+      </w:r>
+      <w:hyperlink r:id="rId38">
+        <w:r>
+          <w:rPr>
+            <w:rStyle w:val="Hyperlink"/>
+          </w:rPr>
+          <w:t xml:space="preserve">CONGRESSUS.md</w:t>
+        </w:r>
+      </w:hyperlink>
+      <w:r>
+        <w:t xml:space="preserve"> </w:t>
+      </w:r>
+      <w:r>
+        <w:t xml:space="preserve">for the shared client and quirks.</w:t>
+      </w:r>
+    </w:p>
+    <w:p>
+      <w:pPr>
+        <w:pStyle w:val="Compact"/>
+        <w:numPr>
+          <w:ilvl w:val="0"/>
+          <w:numId w:val="1043"/>
+        </w:numPr>
+      </w:pPr>
+      <w:r>
+        <w:rPr>
+          <w:b/>
+          <w:bCs/>
+        </w:rPr>
+        <w:t xml:space="preserve">PPP product folder id</w:t>
+      </w:r>
+      <w:r>
+        <w:rPr>
+          <w:b/>
+          <w:bCs/>
+        </w:rPr>
+        <w:t xml:space="preserve"> </w:t>
+      </w:r>
+      <w:r>
+        <w:rPr>
+          <w:rStyle w:val="VerbatimChar"/>
+          <w:b/>
+          <w:bCs/>
+        </w:rPr>
+        <w:t xml:space="preserve">8804</w:t>
+      </w:r>
+      <w:r>
+        <w:t xml:space="preserve"> </w:t>
+      </w:r>
+      <w:r>
+        <w:t xml:space="preserve">(</w:t>
+      </w:r>
+      <w:r>
+        <w:rPr>
+          <w:rStyle w:val="VerbatimChar"/>
+        </w:rPr>
+        <w:t xml:space="preserve">webshop/ppp</w:t>
+      </w:r>
+      <w:r>
+        <w:t xml:space="preserve">, created via the API; hardcoded</w:t>
+      </w:r>
+      <w:r>
+        <w:t xml:space="preserve"> </w:t>
+      </w:r>
+      <w:r>
+        <w:t xml:space="preserve">default, overridable with</w:t>
+      </w:r>
+      <w:r>
+        <w:t xml:space="preserve"> </w:t>
+      </w:r>
+      <w:r>
+        <w:rPr>
+          <w:rStyle w:val="VerbatimChar"/>
+        </w:rPr>
+        <w:t xml:space="preserve">CONGRESSUS_PPP_FOLDER_ID</w:t>
+      </w:r>
+      <w:r>
+        <w:t xml:space="preserve">). New drinks created in the</w:t>
+      </w:r>
+      <w:r>
+        <w:t xml:space="preserve"> </w:t>
+      </w:r>
+      <w:r>
+        <w:t xml:space="preserve">admin Drinks page sync here and get a</w:t>
+      </w:r>
+      <w:r>
+        <w:t xml:space="preserve"> </w:t>
+      </w:r>
+      <w:r>
+        <w:rPr>
+          <w:rStyle w:val="VerbatimChar"/>
+        </w:rPr>
+        <w:t xml:space="preserve">congressusProductOfferId</w:t>
+      </w:r>
+      <w:r>
+        <w:t xml:space="preserve">.</w:t>
+      </w:r>
+    </w:p>
+    <w:p>
+      <w:pPr>
+        <w:pStyle w:val="Compact"/>
+        <w:numPr>
+          <w:ilvl w:val="0"/>
+          <w:numId w:val="1043"/>
+        </w:numPr>
+      </w:pPr>
+      <w:r>
+        <w:rPr>
+          <w:b/>
+          <w:bCs/>
+        </w:rPr>
+        <w:t xml:space="preserve">VAT cannot be set via the API</w:t>
+      </w:r>
+      <w:r>
+        <w:t xml:space="preserve"> </w:t>
+      </w:r>
+      <w:r>
+        <w:t xml:space="preserve">— every shape (</w:t>
+      </w:r>
+      <w:r>
+        <w:rPr>
+          <w:rStyle w:val="VerbatimChar"/>
+        </w:rPr>
+        <w:t xml:space="preserve">vat_category {…}</w:t>
+      </w:r>
+      <w:r>
+        <w:t xml:space="preserve">,</w:t>
+      </w:r>
+      <w:r>
+        <w:t xml:space="preserve"> </w:t>
+      </w:r>
+      <w:r>
+        <w:rPr>
+          <w:rStyle w:val="VerbatimChar"/>
+        </w:rPr>
+        <w:t xml:space="preserve">vat_percentage</w:t>
+      </w:r>
+      <w:r>
+        <w:t xml:space="preserve">, …) returns HTTP 500 server-side, so PPP products sync</w:t>
+      </w:r>
+      <w:r>
+        <w:t xml:space="preserve"> </w:t>
+      </w:r>
+      <w:r>
+        <w:rPr>
+          <w:b/>
+          <w:bCs/>
+        </w:rPr>
+        <w:t xml:space="preserve">without</w:t>
+      </w:r>
+      <w:r>
+        <w:rPr>
+          <w:b/>
+          <w:bCs/>
+        </w:rPr>
+        <w:t xml:space="preserve"> </w:t>
+      </w:r>
+      <w:r>
+        <w:rPr>
+          <w:b/>
+          <w:bCs/>
+        </w:rPr>
+        <w:t xml:space="preserve">VAT</w:t>
+      </w:r>
+      <w:r>
+        <w:t xml:space="preserve"> </w:t>
+      </w:r>
+      <w:r>
+        <w:t xml:space="preserve">(like SSS products, which are all unset). VAT is kept locally on</w:t>
+      </w:r>
+      <w:r>
+        <w:t xml:space="preserve"> </w:t>
+      </w:r>
+      <w:r>
+        <w:rPr>
+          <w:rStyle w:val="VerbatimChar"/>
+        </w:rPr>
+        <w:t xml:space="preserve">PppProduct.vatCategory</w:t>
+      </w:r>
+      <w:r>
+        <w:t xml:space="preserve">; set it in the Congressus UI if needed.</w:t>
+      </w:r>
+    </w:p>
+    <w:p>
+      <w:pPr>
+        <w:pStyle w:val="Compact"/>
+        <w:numPr>
+          <w:ilvl w:val="0"/>
+          <w:numId w:val="1043"/>
+        </w:numPr>
+      </w:pPr>
+      <w:r>
+        <w:rPr>
+          <w:b/>
+          <w:bCs/>
+        </w:rPr>
+        <w:t xml:space="preserve">Two-invoice export</w:t>
+      </w:r>
+      <w:r>
+        <w:t xml:space="preserve"> </w:t>
+      </w:r>
+      <w:r>
+        <w:t xml:space="preserve">—</w:t>
+      </w:r>
+      <w:r>
+        <w:t xml:space="preserve"> </w:t>
+      </w:r>
+      <w:r>
+        <w:rPr>
+          <w:rStyle w:val="VerbatimChar"/>
+        </w:rPr>
+        <w:t xml:space="preserve">POST /api/admin/invoices/export { scope }</w:t>
+      </w:r>
+      <w:r>
+        <w:t xml:space="preserve"> </w:t>
+      </w:r>
+      <w:r>
+        <w:t xml:space="preserve">(</w:t>
+      </w:r>
+      <w:r>
+        <w:rPr>
+          <w:rStyle w:val="VerbatimChar"/>
+        </w:rPr>
+        <w:t xml:space="preserve">sss</w:t>
+      </w:r>
+      <w:r>
+        <w:t xml:space="preserve"> </w:t>
+      </w:r>
+      <w:r>
+        <w:t xml:space="preserve">|</w:t>
+      </w:r>
+      <w:r>
+        <w:t xml:space="preserve"> </w:t>
+      </w:r>
+      <w:r>
+        <w:rPr>
+          <w:rStyle w:val="VerbatimChar"/>
+        </w:rPr>
+        <w:t xml:space="preserve">ppp</w:t>
+      </w:r>
+      <w:r>
+        <w:t xml:space="preserve"> </w:t>
+      </w:r>
+      <w:r>
+        <w:t xml:space="preserve">|</w:t>
+      </w:r>
+      <w:r>
+        <w:t xml:space="preserve"> </w:t>
+      </w:r>
+      <w:r>
+        <w:rPr>
+          <w:rStyle w:val="VerbatimChar"/>
+        </w:rPr>
+        <w:t xml:space="preserve">all</w:t>
+      </w:r>
+      <w:r>
+        <w:t xml:space="preserve">) creates</w:t>
+      </w:r>
+      <w:r>
+        <w:t xml:space="preserve"> </w:t>
+      </w:r>
+      <w:r>
+        <w:rPr>
+          <w:b/>
+          <w:bCs/>
+        </w:rPr>
+        <w:t xml:space="preserve">separate</w:t>
+      </w:r>
+      <w:r>
+        <w:t xml:space="preserve"> </w:t>
+      </w:r>
+      <w:r>
+        <w:t xml:space="preserve">Congressus invoices per member per month: an</w:t>
+      </w:r>
+      <w:r>
+        <w:t xml:space="preserve"> </w:t>
+      </w:r>
+      <w:r>
+        <w:rPr>
+          <w:rStyle w:val="VerbatimChar"/>
+        </w:rPr>
+        <w:t xml:space="preserve">"SSS &lt;month&gt;"</w:t>
+      </w:r>
+      <w:r>
+        <w:t xml:space="preserve"> </w:t>
+      </w:r>
+      <w:r>
+        <w:t xml:space="preserve">invoice and a</w:t>
+      </w:r>
+      <w:r>
+        <w:t xml:space="preserve"> </w:t>
+      </w:r>
+      <w:r>
+        <w:rPr>
+          <w:rStyle w:val="VerbatimChar"/>
+        </w:rPr>
+        <w:t xml:space="preserve">"PPP &lt;month&gt;"</w:t>
+      </w:r>
+      <w:r>
+        <w:t xml:space="preserve"> </w:t>
+      </w:r>
+      <w:r>
+        <w:t xml:space="preserve">invoice. PPP line descriptions</w:t>
+      </w:r>
+      <w:r>
+        <w:t xml:space="preserve"> </w:t>
+      </w:r>
+      <w:r>
+        <w:t xml:space="preserve">include the activity name (</w:t>
+      </w:r>
+      <w:r>
+        <w:rPr>
+          <w:rStyle w:val="VerbatimChar"/>
+        </w:rPr>
+        <w:t xml:space="preserve">"Pils – Borrel 28 jun"</w:t>
+      </w:r>
+      <w:r>
+        <w:t xml:space="preserve">); same product at different</w:t>
+      </w:r>
+      <w:r>
+        <w:t xml:space="preserve"> </w:t>
+      </w:r>
+      <w:r>
+        <w:t xml:space="preserve">activities/prices stays on separate lines. Both reuse</w:t>
+      </w:r>
+      <w:r>
+        <w:t xml:space="preserve"> </w:t>
+      </w:r>
+      <w:r>
+        <w:rPr>
+          <w:rStyle w:val="VerbatimChar"/>
+        </w:rPr>
+        <w:t xml:space="preserve">createSaleInvoice()</w:t>
+      </w:r>
+      <w:r>
+        <w:t xml:space="preserve"> </w:t>
+      </w:r>
+      <w:r>
+        <w:t xml:space="preserve">and</w:t>
+      </w:r>
+      <w:r>
+        <w:t xml:space="preserve"> </w:t>
+      </w:r>
+      <w:r>
+        <w:t xml:space="preserve">the Mendix fallback for lines without an offer id.</w:t>
+      </w:r>
+    </w:p>
+    <w:bookmarkEnd w:id="141"/>
+    <w:bookmarkStart w:id="143" w:name="data-model-ppp"/>
+    <w:p>
+      <w:pPr>
+        <w:pStyle w:val="Heading2"/>
+      </w:pPr>
+      <w:r>
+        <w:t xml:space="preserve">Data model (PPP)</w:t>
+      </w:r>
+    </w:p>
+    <w:p>
+      <w:pPr>
+        <w:pStyle w:val="FirstParagraph"/>
+      </w:pPr>
+      <w:r>
+        <w:t xml:space="preserve">See</w:t>
+      </w:r>
+      <w:r>
+        <w:t xml:space="preserve"> </w:t>
+      </w:r>
+      <w:hyperlink r:id="rId142">
+        <w:r>
+          <w:rPr>
+            <w:rStyle w:val="Hyperlink"/>
+          </w:rPr>
+          <w:t xml:space="preserve">DATA_MODEL.md</w:t>
+        </w:r>
+      </w:hyperlink>
+      <w:r>
+        <w:t xml:space="preserve"> </w:t>
+      </w:r>
+      <w:r>
+        <w:t xml:space="preserve">for the full schema. PPP adds:</w:t>
+      </w:r>
+    </w:p>
+    <w:p>
+      <w:pPr>
+        <w:pStyle w:val="Compact"/>
+        <w:numPr>
+          <w:ilvl w:val="0"/>
+          <w:numId w:val="1044"/>
+        </w:numPr>
+      </w:pPr>
+      <w:r>
+        <w:rPr>
+          <w:rStyle w:val="VerbatimChar"/>
+        </w:rPr>
+        <w:t xml:space="preserve">PppProductCategory</w:t>
+      </w:r>
+      <w:r>
+        <w:t xml:space="preserve">,</w:t>
+      </w:r>
+      <w:r>
+        <w:t xml:space="preserve"> </w:t>
+      </w:r>
+      <w:r>
+        <w:rPr>
+          <w:rStyle w:val="VerbatimChar"/>
+        </w:rPr>
+        <w:t xml:space="preserve">PppProduct</w:t>
+      </w:r>
+      <w:r>
+        <w:t xml:space="preserve"> </w:t>
+      </w:r>
+      <w:r>
+        <w:t xml:space="preserve">(price,</w:t>
+      </w:r>
+      <w:r>
+        <w:t xml:space="preserve"> </w:t>
+      </w:r>
+      <w:r>
+        <w:rPr>
+          <w:rStyle w:val="VerbatimChar"/>
+        </w:rPr>
+        <w:t xml:space="preserve">specialPrice?</w:t>
+      </w:r>
+      <w:r>
+        <w:t xml:space="preserve">,</w:t>
+      </w:r>
+      <w:r>
+        <w:t xml:space="preserve"> </w:t>
+      </w:r>
+      <w:r>
+        <w:rPr>
+          <w:rStyle w:val="VerbatimChar"/>
+        </w:rPr>
+        <w:t xml:space="preserve">color?</w:t>
+      </w:r>
+      <w:r>
+        <w:t xml:space="preserve">,</w:t>
+      </w:r>
+      <w:r>
+        <w:t xml:space="preserve"> </w:t>
+      </w:r>
+      <w:r>
+        <w:rPr>
+          <w:rStyle w:val="VerbatimChar"/>
+        </w:rPr>
+        <w:t xml:space="preserve">vatCategory</w:t>
+      </w:r>
+      <w:r>
+        <w:t xml:space="preserve">, Congressus ids),</w:t>
+      </w:r>
+      <w:r>
+        <w:t xml:space="preserve"> </w:t>
+      </w:r>
+      <w:r>
+        <w:rPr>
+          <w:rStyle w:val="VerbatimChar"/>
+        </w:rPr>
+        <w:t xml:space="preserve">PppActivity</w:t>
+      </w:r>
+      <w:r>
+        <w:t xml:space="preserve"> </w:t>
+      </w:r>
+      <w:r>
+        <w:t xml:space="preserve">(</w:t>
+      </w:r>
+      <w:r>
+        <w:rPr>
+          <w:rStyle w:val="VerbatimChar"/>
+        </w:rPr>
+        <w:t xml:space="preserve">status</w:t>
+      </w:r>
+      <w:r>
+        <w:t xml:space="preserve">,</w:t>
+      </w:r>
+      <w:r>
+        <w:t xml:space="preserve"> </w:t>
+      </w:r>
+      <w:r>
+        <w:rPr>
+          <w:rStyle w:val="VerbatimChar"/>
+        </w:rPr>
+        <w:t xml:space="preserve">discountsActive</w:t>
+      </w:r>
+      <w:r>
+        <w:t xml:space="preserve">),</w:t>
+      </w:r>
+      <w:r>
+        <w:t xml:space="preserve"> </w:t>
+      </w:r>
+      <w:r>
+        <w:rPr>
+          <w:rStyle w:val="VerbatimChar"/>
+        </w:rPr>
+        <w:t xml:space="preserve">PppActivityDiscount</w:t>
+      </w:r>
+      <w:r>
+        <w:t xml:space="preserve"> </w:t>
+      </w:r>
+      <w:r>
+        <w:t xml:space="preserve">(per-activity per-product special price),</w:t>
+      </w:r>
+      <w:r>
+        <w:t xml:space="preserve"> </w:t>
+      </w:r>
+      <w:r>
+        <w:rPr>
+          <w:rStyle w:val="VerbatimChar"/>
+        </w:rPr>
+        <w:t xml:space="preserve">PppInvoice</w:t>
+      </w:r>
+      <w:r>
+        <w:t xml:space="preserve"> </w:t>
+      </w:r>
+      <w:r>
+        <w:t xml:space="preserve">(defaults to CONFIRMED, no CONCEPT),</w:t>
+      </w:r>
+      <w:r>
+        <w:t xml:space="preserve"> </w:t>
+      </w:r>
+      <w:r>
+        <w:rPr>
+          <w:rStyle w:val="VerbatimChar"/>
+        </w:rPr>
+        <w:t xml:space="preserve">PppInvoiceLine</w:t>
+      </w:r>
+      <w:r>
+        <w:t xml:space="preserve">.</w:t>
+      </w:r>
+    </w:p>
+    <w:p>
+      <w:pPr>
+        <w:pStyle w:val="Compact"/>
+        <w:numPr>
+          <w:ilvl w:val="0"/>
+          <w:numId w:val="1044"/>
+        </w:numPr>
+      </w:pPr>
+      <w:r>
+        <w:rPr>
+          <w:rStyle w:val="VerbatimChar"/>
+        </w:rPr>
+        <w:t xml:space="preserve">MemberRole</w:t>
+      </w:r>
+      <w:r>
+        <w:t xml:space="preserve"> </w:t>
+      </w:r>
+      <w:r>
+        <w:t xml:space="preserve">(</w:t>
+      </w:r>
+      <w:r>
+        <w:rPr>
+          <w:rStyle w:val="VerbatimChar"/>
+        </w:rPr>
+        <w:t xml:space="preserve">discountPercent</w:t>
+      </w:r>
+      <w:r>
+        <w:t xml:space="preserve">,</w:t>
+      </w:r>
+      <w:r>
+        <w:t xml:space="preserve"> </w:t>
+      </w:r>
+      <w:r>
+        <w:rPr>
+          <w:rStyle w:val="VerbatimChar"/>
+        </w:rPr>
+        <w:t xml:space="preserve">discountCents</w:t>
+      </w:r>
+      <w:r>
+        <w:t xml:space="preserve">) ↔</w:t>
+      </w:r>
+      <w:r>
+        <w:t xml:space="preserve"> </w:t>
+      </w:r>
+      <w:r>
+        <w:rPr>
+          <w:rStyle w:val="VerbatimChar"/>
+        </w:rPr>
+        <w:t xml:space="preserve">Member</w:t>
+      </w:r>
+      <w:r>
+        <w:t xml:space="preserve"> </w:t>
+      </w:r>
+      <w:r>
+        <w:t xml:space="preserve">(many-to-many).</w:t>
+      </w:r>
+    </w:p>
+    <w:p>
+      <w:pPr>
+        <w:pStyle w:val="Compact"/>
+        <w:numPr>
+          <w:ilvl w:val="0"/>
+          <w:numId w:val="1044"/>
+        </w:numPr>
+      </w:pPr>
+      <w:r>
+        <w:rPr>
+          <w:rStyle w:val="VerbatimChar"/>
+        </w:rPr>
+        <w:t xml:space="preserve">PasswordSetupToken</w:t>
+      </w:r>
+      <w:r>
+        <w:t xml:space="preserve"> </w:t>
+      </w:r>
+      <w:r>
+        <w:t xml:space="preserve">(bartender invites; non-expiring, single-use).</w:t>
+      </w:r>
+    </w:p>
+    <w:p>
+      <w:pPr>
+        <w:pStyle w:val="Compact"/>
+        <w:numPr>
+          <w:ilvl w:val="0"/>
+          <w:numId w:val="1044"/>
+        </w:numPr>
+      </w:pPr>
+      <w:r>
+        <w:t xml:space="preserve">Reuses</w:t>
+      </w:r>
+      <w:r>
+        <w:t xml:space="preserve"> </w:t>
+      </w:r>
+      <w:r>
+        <w:rPr>
+          <w:rStyle w:val="VerbatimChar"/>
+        </w:rPr>
+        <w:t xml:space="preserve">User.memberId</w:t>
+      </w:r>
+      <w:r>
+        <w:t xml:space="preserve"> </w:t>
+      </w:r>
+      <w:r>
+        <w:t xml:space="preserve">to link a bartender to a member; reuses</w:t>
+      </w:r>
+      <w:r>
+        <w:t xml:space="preserve"> </w:t>
+      </w:r>
+      <w:r>
+        <w:rPr>
+          <w:rStyle w:val="VerbatimChar"/>
+        </w:rPr>
+        <w:t xml:space="preserve">Member</w:t>
+      </w:r>
+      <w:r>
+        <w:t xml:space="preserve"> </w:t>
+      </w:r>
+      <w:r>
+        <w:t xml:space="preserve">/</w:t>
+      </w:r>
+      <w:r>
+        <w:t xml:space="preserve"> </w:t>
+      </w:r>
+      <w:r>
+        <w:rPr>
+          <w:rStyle w:val="VerbatimChar"/>
+        </w:rPr>
+        <w:t xml:space="preserve">Card</w:t>
+      </w:r>
+      <w:r>
+        <w:t xml:space="preserve"> </w:t>
+      </w:r>
+      <w:r>
+        <w:t xml:space="preserve">unchanged for identity.</w:t>
+      </w:r>
+    </w:p>
+    <w:bookmarkEnd w:id="143"/>
+    <w:bookmarkStart w:id="144" w:name="api-reference-ppp"/>
+    <w:p>
+      <w:pPr>
+        <w:pStyle w:val="Heading2"/>
+      </w:pPr>
+      <w:r>
+        <w:t xml:space="preserve">API reference (PPP)</w:t>
+      </w:r>
+    </w:p>
+    <w:p>
+      <w:pPr>
+        <w:pStyle w:val="FirstParagraph"/>
+      </w:pPr>
+      <w:r>
+        <w:rPr>
+          <w:b/>
+          <w:bCs/>
+        </w:rPr>
+        <w:t xml:space="preserve">Bartender</w:t>
+      </w:r>
+      <w:r>
+        <w:t xml:space="preserve"> </w:t>
+      </w:r>
+      <w:r>
+        <w:t xml:space="preserve">(</w:t>
+      </w:r>
+      <w:r>
+        <w:rPr>
+          <w:rStyle w:val="VerbatimChar"/>
+        </w:rPr>
+        <w:t xml:space="preserve">requireBartender</w:t>
+      </w:r>
+      <w:r>
+        <w:t xml:space="preserve">):</w:t>
+      </w:r>
+    </w:p>
+    <w:tbl>
+      <w:tblPr>
+        <w:tblStyle w:val="Table"/>
+        <w:tblW w:type="auto" w:w="0"/>
+        <w:tblLook w:firstRow="1" w:lastRow="0" w:firstColumn="0" w:lastColumn="0" w:noHBand="0" w:noVBand="0" w:val="0020"/>
+      </w:tblPr>
+      <w:tblGrid>
+        <w:gridCol w:w="2640"/>
+        <w:gridCol w:w="2640"/>
+        <w:gridCol w:w="2640"/>
+      </w:tblGrid>
+      <w:tr>
+        <w:trPr>
+          <w:tblHeader w:val="on"/>
+        </w:trPr>
+        <w:tc>
+          <w:tcPr/>
+          <w:p>
+            <w:pPr>
+              <w:pStyle w:val="Compact"/>
+            </w:pPr>
+            <w:r>
+              <w:t xml:space="preserve">Method</w:t>
+            </w:r>
+          </w:p>
+        </w:tc>
+        <w:tc>
+          <w:tcPr/>
+          <w:p>
+            <w:pPr>
+              <w:pStyle w:val="Compact"/>
+            </w:pPr>
+            <w:r>
+              <w:t xml:space="preserve">Path</w:t>
+            </w:r>
+          </w:p>
+        </w:tc>
+        <w:tc>
+          <w:tcPr/>
+          <w:p>
+            <w:pPr>
+              <w:pStyle w:val="Compact"/>
+            </w:pPr>
+            <w:r>
+              <w:t xml:space="preserve">Purpose</w:t>
+            </w:r>
+          </w:p>
+        </w:tc>
+      </w:tr>
+      <w:tr>
+        <w:tc>
+          <w:tcPr/>
+          <w:p>
+            <w:pPr>
+              <w:pStyle w:val="Compact"/>
+            </w:pPr>
+            <w:r>
+              <w:t xml:space="preserve">GET/POST</w:t>
+            </w:r>
+          </w:p>
+        </w:tc>
+        <w:tc>
+          <w:tcPr/>
+          <w:p>
+            <w:pPr>
+              <w:pStyle w:val="Compact"/>
+            </w:pPr>
+            <w:r>
+              <w:rPr>
+                <w:rStyle w:val="VerbatimChar"/>
+              </w:rPr>
+              <w:t xml:space="preserve">/api/ppp/activities</w:t>
+            </w:r>
+          </w:p>
+        </w:tc>
+        <w:tc>
+          <w:tcPr/>
+          <w:p>
+            <w:pPr>
+              <w:pStyle w:val="Compact"/>
+            </w:pPr>
+            <w:r>
+              <w:t xml:space="preserve">List / create activities</w:t>
+            </w:r>
+          </w:p>
+        </w:tc>
+      </w:tr>
+      <w:tr>
+        <w:tc>
+          <w:tcPr/>
+          <w:p>
+            <w:pPr>
+              <w:pStyle w:val="Compact"/>
+            </w:pPr>
+            <w:r>
+              <w:t xml:space="preserve">GET/PATCH</w:t>
+            </w:r>
+          </w:p>
+        </w:tc>
+        <w:tc>
+          <w:tcPr/>
+          <w:p>
+            <w:pPr>
+              <w:pStyle w:val="Compact"/>
+            </w:pPr>
+            <w:r>
+              <w:rPr>
+                <w:rStyle w:val="VerbatimChar"/>
+              </w:rPr>
+              <w:t xml:space="preserve">/api/ppp/activities/[id]</w:t>
+            </w:r>
+          </w:p>
+        </w:tc>
+        <w:tc>
+          <w:tcPr/>
+          <w:p>
+            <w:pPr>
+              <w:pStyle w:val="Compact"/>
+            </w:pPr>
+            <w:r>
+              <w:t xml:space="preserve">Activity + specials +</w:t>
+            </w:r>
+            <w:r>
+              <w:t xml:space="preserve"> </w:t>
+            </w:r>
+            <w:r>
+              <w:rPr>
+                <w:rStyle w:val="VerbatimChar"/>
+              </w:rPr>
+              <w:t xml:space="preserve">discountsActive</w:t>
+            </w:r>
+            <w:r>
+              <w:t xml:space="preserve"> </w:t>
+            </w:r>
+            <w:r>
+              <w:t xml:space="preserve">/ toggle, close, rename</w:t>
+            </w:r>
+          </w:p>
+        </w:tc>
+      </w:tr>
+      <w:tr>
+        <w:tc>
+          <w:tcPr/>
+          <w:p>
+            <w:pPr>
+              <w:pStyle w:val="Compact"/>
+            </w:pPr>
+            <w:r>
+              <w:t xml:space="preserve">GET</w:t>
+            </w:r>
+          </w:p>
+        </w:tc>
+        <w:tc>
+          <w:tcPr/>
+          <w:p>
+            <w:pPr>
+              <w:pStyle w:val="Compact"/>
+            </w:pPr>
+            <w:r>
+              <w:rPr>
+                <w:rStyle w:val="VerbatimChar"/>
+              </w:rPr>
+              <w:t xml:space="preserve">/api/ppp/activities/[id]/customers</w:t>
+            </w:r>
+          </w:p>
+        </w:tc>
+        <w:tc>
+          <w:tcPr/>
+          <w:p>
+            <w:pPr>
+              <w:pStyle w:val="Compact"/>
+            </w:pPr>
+            <w:r>
+              <w:t xml:space="preserve">Regulars (members who ordered, most first)</w:t>
+            </w:r>
+          </w:p>
+        </w:tc>
+      </w:tr>
+      <w:tr>
+        <w:tc>
+          <w:tcPr/>
+          <w:p>
+            <w:pPr>
+              <w:pStyle w:val="Compact"/>
+            </w:pPr>
+            <w:r>
+              <w:t xml:space="preserve">GET</w:t>
+            </w:r>
+          </w:p>
+        </w:tc>
+        <w:tc>
+          <w:tcPr/>
+          <w:p>
+            <w:pPr>
+              <w:pStyle w:val="Compact"/>
+            </w:pPr>
+            <w:r>
+              <w:rPr>
+                <w:rStyle w:val="VerbatimChar"/>
+              </w:rPr>
+              <w:t xml:space="preserve">/api/ppp/products</w:t>
+            </w:r>
+          </w:p>
+        </w:tc>
+        <w:tc>
+          <w:tcPr/>
+          <w:p>
+            <w:pPr>
+              <w:pStyle w:val="Compact"/>
+            </w:pPr>
+            <w:r>
+              <w:t xml:space="preserve">Published drinks for the POS</w:t>
+            </w:r>
+          </w:p>
+        </w:tc>
+      </w:tr>
+      <w:tr>
+        <w:tc>
+          <w:tcPr/>
+          <w:p>
+            <w:pPr>
+              <w:pStyle w:val="Compact"/>
+            </w:pPr>
+            <w:r>
+              <w:t xml:space="preserve">POST</w:t>
+            </w:r>
+          </w:p>
+        </w:tc>
+        <w:tc>
+          <w:tcPr/>
+          <w:p>
+            <w:pPr>
+              <w:pStyle w:val="Compact"/>
+            </w:pPr>
+            <w:r>
+              <w:rPr>
+                <w:rStyle w:val="VerbatimChar"/>
+              </w:rPr>
+              <w:t xml:space="preserve">/api/ppp/card/scan</w:t>
+            </w:r>
+          </w:p>
+        </w:tc>
+        <w:tc>
+          <w:tcPr/>
+          <w:p>
+            <w:pPr>
+              <w:pStyle w:val="Compact"/>
+            </w:pPr>
+            <w:r>
+              <w:t xml:space="preserve">UID → member (name + roles) for charging</w:t>
+            </w:r>
+          </w:p>
+        </w:tc>
+      </w:tr>
+      <w:tr>
+        <w:tc>
+          <w:tcPr/>
+          <w:p>
+            <w:pPr>
+              <w:pStyle w:val="Compact"/>
+            </w:pPr>
+            <w:r>
+              <w:t xml:space="preserve">GET/POST</w:t>
+            </w:r>
+          </w:p>
+        </w:tc>
+        <w:tc>
+          <w:tcPr/>
+          <w:p>
+            <w:pPr>
+              <w:pStyle w:val="Compact"/>
+            </w:pPr>
+            <w:r>
+              <w:rPr>
+                <w:rStyle w:val="VerbatimChar"/>
+              </w:rPr>
+              <w:t xml:space="preserve">/api/ppp/invoices</w:t>
+            </w:r>
+          </w:p>
+        </w:tc>
+        <w:tc>
+          <w:tcPr/>
+          <w:p>
+            <w:pPr>
+              <w:pStyle w:val="Compact"/>
+            </w:pPr>
+            <w:r>
+              <w:t xml:space="preserve">Order history (</w:t>
+            </w:r>
+            <w:r>
+              <w:rPr>
+                <w:rStyle w:val="VerbatimChar"/>
+              </w:rPr>
+              <w:t xml:space="preserve">?activityId=</w:t>
+            </w:r>
+            <w:r>
+              <w:t xml:space="preserve">) / confirm an order</w:t>
+            </w:r>
+          </w:p>
+        </w:tc>
+      </w:tr>
+    </w:tbl>
+    <w:p>
+      <w:pPr>
+        <w:pStyle w:val="BodyText"/>
+      </w:pPr>
+      <w:r>
+        <w:rPr>
+          <w:b/>
+          <w:bCs/>
+        </w:rPr>
+        <w:t xml:space="preserve">Public</w:t>
+      </w:r>
+      <w:r>
+        <w:t xml:space="preserve">:</w:t>
+      </w:r>
+    </w:p>
+    <w:tbl>
+      <w:tblPr>
+        <w:tblStyle w:val="Table"/>
+        <w:tblW w:type="auto" w:w="0"/>
+        <w:tblLook w:firstRow="1" w:lastRow="0" w:firstColumn="0" w:lastColumn="0" w:noHBand="0" w:noVBand="0" w:val="0020"/>
+      </w:tblPr>
+      <w:tblGrid>
+        <w:gridCol w:w="2640"/>
+        <w:gridCol w:w="2640"/>
+        <w:gridCol w:w="2640"/>
+      </w:tblGrid>
+      <w:tr>
+        <w:trPr>
+          <w:tblHeader w:val="on"/>
+        </w:trPr>
+        <w:tc>
+          <w:tcPr/>
+          <w:p>
+            <w:pPr>
+              <w:pStyle w:val="Compact"/>
+            </w:pPr>
+            <w:r>
+              <w:t xml:space="preserve">Method</w:t>
+            </w:r>
+          </w:p>
+        </w:tc>
+        <w:tc>
+          <w:tcPr/>
+          <w:p>
+            <w:pPr>
+              <w:pStyle w:val="Compact"/>
+            </w:pPr>
+            <w:r>
+              <w:t xml:space="preserve">Path</w:t>
+            </w:r>
+          </w:p>
+        </w:tc>
+        <w:tc>
+          <w:tcPr/>
+          <w:p>
+            <w:pPr>
+              <w:pStyle w:val="Compact"/>
+            </w:pPr>
+            <w:r>
+              <w:t xml:space="preserve">Purpose</w:t>
+            </w:r>
+          </w:p>
+        </w:tc>
+      </w:tr>
+      <w:tr>
+        <w:tc>
+          <w:tcPr/>
+          <w:p>
+            <w:pPr>
+              <w:pStyle w:val="Compact"/>
+            </w:pPr>
+            <w:r>
+              <w:t xml:space="preserve">POST</w:t>
+            </w:r>
+          </w:p>
+        </w:tc>
+        <w:tc>
+          <w:tcPr/>
+          <w:p>
+            <w:pPr>
+              <w:pStyle w:val="Compact"/>
+            </w:pPr>
+            <w:r>
+              <w:rPr>
+                <w:rStyle w:val="VerbatimChar"/>
+              </w:rPr>
+              <w:t xml:space="preserve">/api/auth/card-login</w:t>
+            </w:r>
+          </w:p>
+        </w:tc>
+        <w:tc>
+          <w:tcPr/>
+          <w:p>
+            <w:pPr>
+              <w:pStyle w:val="Compact"/>
+            </w:pPr>
+            <w:r>
+              <w:t xml:space="preserve">Sign a bartender in by card (linked member)</w:t>
+            </w:r>
+          </w:p>
+        </w:tc>
+      </w:tr>
+      <w:tr>
+        <w:tc>
+          <w:tcPr/>
+          <w:p>
+            <w:pPr>
+              <w:pStyle w:val="Compact"/>
+            </w:pPr>
+            <w:r>
+              <w:t xml:space="preserve">GET/POST</w:t>
+            </w:r>
+          </w:p>
+        </w:tc>
+        <w:tc>
+          <w:tcPr/>
+          <w:p>
+            <w:pPr>
+              <w:pStyle w:val="Compact"/>
+            </w:pPr>
+            <w:r>
+              <w:rPr>
+                <w:rStyle w:val="VerbatimChar"/>
+              </w:rPr>
+              <w:t xml:space="preserve">/api/auth/set-password</w:t>
+            </w:r>
+          </w:p>
+        </w:tc>
+        <w:tc>
+          <w:tcPr/>
+          <w:p>
+            <w:pPr>
+              <w:pStyle w:val="Compact"/>
+            </w:pPr>
+            <w:r>
+              <w:t xml:space="preserve">Validate / consume a set-password token</w:t>
+            </w:r>
+          </w:p>
+        </w:tc>
+      </w:tr>
+    </w:tbl>
+    <w:p>
+      <w:pPr>
+        <w:pStyle w:val="BodyText"/>
+      </w:pPr>
+      <w:r>
+        <w:rPr>
+          <w:b/>
+          <w:bCs/>
+        </w:rPr>
+        <w:t xml:space="preserve">Admin</w:t>
+      </w:r>
+      <w:r>
+        <w:t xml:space="preserve"> </w:t>
+      </w:r>
+      <w:r>
+        <w:t xml:space="preserve">(</w:t>
+      </w:r>
+      <w:r>
+        <w:rPr>
+          <w:rStyle w:val="VerbatimChar"/>
+        </w:rPr>
+        <w:t xml:space="preserve">requireAdmin</w:t>
+      </w:r>
+      <w:r>
+        <w:t xml:space="preserve">):</w:t>
+      </w:r>
+      <w:r>
+        <w:t xml:space="preserve"> </w:t>
+      </w:r>
+      <w:r>
+        <w:rPr>
+          <w:rStyle w:val="VerbatimChar"/>
+        </w:rPr>
+        <w:t xml:space="preserve">/api/admin/ppp/products</w:t>
+      </w:r>
+      <w:r>
+        <w:t xml:space="preserve">,</w:t>
+      </w:r>
+      <w:r>
+        <w:t xml:space="preserve"> </w:t>
+      </w:r>
+      <w:r>
+        <w:rPr>
+          <w:rStyle w:val="VerbatimChar"/>
+        </w:rPr>
+        <w:t xml:space="preserve">…/categories</w:t>
+      </w:r>
+      <w:r>
+        <w:t xml:space="preserve">,</w:t>
+      </w:r>
+      <w:r>
+        <w:t xml:space="preserve"> </w:t>
+      </w:r>
+      <w:r>
+        <w:rPr>
+          <w:rStyle w:val="VerbatimChar"/>
+        </w:rPr>
+        <w:t xml:space="preserve">…/roles</w:t>
+      </w:r>
+      <w:r>
+        <w:t xml:space="preserve">,</w:t>
+      </w:r>
+      <w:r>
+        <w:t xml:space="preserve"> </w:t>
+      </w:r>
+      <w:r>
+        <w:rPr>
+          <w:rStyle w:val="VerbatimChar"/>
+        </w:rPr>
+        <w:t xml:space="preserve">…/bartenders</w:t>
+      </w:r>
+      <w:r>
+        <w:t xml:space="preserve"> </w:t>
+      </w:r>
+      <w:r>
+        <w:t xml:space="preserve">(+</w:t>
+      </w:r>
+      <w:r>
+        <w:rPr>
+          <w:rStyle w:val="VerbatimChar"/>
+        </w:rPr>
+        <w:t xml:space="preserve">/[id]</w:t>
+      </w:r>
+      <w:r>
+        <w:t xml:space="preserve">,</w:t>
+      </w:r>
+      <w:r>
+        <w:t xml:space="preserve"> </w:t>
+      </w:r>
+      <w:r>
+        <w:rPr>
+          <w:rStyle w:val="VerbatimChar"/>
+        </w:rPr>
+        <w:t xml:space="preserve">/[id]/resend</w:t>
+      </w:r>
+      <w:r>
+        <w:t xml:space="preserve">),</w:t>
+      </w:r>
+      <w:r>
+        <w:t xml:space="preserve"> </w:t>
+      </w:r>
+      <w:r>
+        <w:rPr>
+          <w:rStyle w:val="VerbatimChar"/>
+        </w:rPr>
+        <w:t xml:space="preserve">…/activities/[id]</w:t>
+      </w:r>
+      <w:r>
+        <w:t xml:space="preserve"> </w:t>
+      </w:r>
+      <w:r>
+        <w:t xml:space="preserve">(+</w:t>
+      </w:r>
+      <w:r>
+        <w:rPr>
+          <w:rStyle w:val="VerbatimChar"/>
+        </w:rPr>
+        <w:t xml:space="preserve">/discounts</w:t>
+      </w:r>
+      <w:r>
+        <w:t xml:space="preserve">),</w:t>
+      </w:r>
+      <w:r>
+        <w:t xml:space="preserve"> </w:t>
+      </w:r>
+      <w:r>
+        <w:rPr>
+          <w:rStyle w:val="VerbatimChar"/>
+        </w:rPr>
+        <w:t xml:space="preserve">…/stats</w:t>
+      </w:r>
+      <w:r>
+        <w:t xml:space="preserve">,</w:t>
+      </w:r>
+      <w:r>
+        <w:t xml:space="preserve"> </w:t>
+      </w:r>
+      <w:r>
+        <w:rPr>
+          <w:rStyle w:val="VerbatimChar"/>
+        </w:rPr>
+        <w:t xml:space="preserve">…/invoices</w:t>
+      </w:r>
+      <w:r>
+        <w:t xml:space="preserve">;</w:t>
+      </w:r>
+      <w:r>
+        <w:t xml:space="preserve"> </w:t>
+      </w:r>
+      <w:r>
+        <w:rPr>
+          <w:rStyle w:val="VerbatimChar"/>
+        </w:rPr>
+        <w:t xml:space="preserve">/api/admin/members/[id]/roles</w:t>
+      </w:r>
+      <w:r>
+        <w:t xml:space="preserve">,</w:t>
+      </w:r>
+      <w:r>
+        <w:t xml:space="preserve"> </w:t>
+      </w:r>
+      <w:r>
+        <w:rPr>
+          <w:rStyle w:val="VerbatimChar"/>
+        </w:rPr>
+        <w:t xml:space="preserve">/api/admin/members/search</w:t>
+      </w:r>
+      <w:r>
+        <w:t xml:space="preserve">; and</w:t>
+      </w:r>
+      <w:r>
+        <w:t xml:space="preserve"> </w:t>
+      </w:r>
+      <w:r>
+        <w:rPr>
+          <w:rStyle w:val="VerbatimChar"/>
+        </w:rPr>
+        <w:t xml:space="preserve">POST /api/admin/invoices/export { scope }</w:t>
+      </w:r>
+      <w:r>
+        <w:t xml:space="preserve">.</w:t>
+      </w:r>
+    </w:p>
+    <w:bookmarkEnd w:id="144"/>
+    <w:bookmarkStart w:id="145" w:name="environment"/>
+    <w:p>
+      <w:pPr>
+        <w:pStyle w:val="Heading2"/>
+      </w:pPr>
+      <w:r>
+        <w:t xml:space="preserve">Environment</w:t>
+      </w:r>
+    </w:p>
+    <w:tbl>
+      <w:tblPr>
+        <w:tblStyle w:val="Table"/>
+        <w:tblW w:type="auto" w:w="0"/>
+        <w:tblLook w:firstRow="1" w:lastRow="0" w:firstColumn="0" w:lastColumn="0" w:noHBand="0" w:noVBand="0" w:val="0020"/>
+      </w:tblPr>
+      <w:tblGrid>
+        <w:gridCol w:w="2640"/>
+        <w:gridCol w:w="2640"/>
+        <w:gridCol w:w="2640"/>
+      </w:tblGrid>
+      <w:tr>
+        <w:trPr>
+          <w:tblHeader w:val="on"/>
+        </w:trPr>
+        <w:tc>
+          <w:tcPr/>
+          <w:p>
+            <w:pPr>
+              <w:pStyle w:val="Compact"/>
+            </w:pPr>
+            <w:r>
+              <w:t xml:space="preserve">Variable</w:t>
+            </w:r>
+          </w:p>
+        </w:tc>
+        <w:tc>
+          <w:tcPr/>
+          <w:p>
+            <w:pPr>
+              <w:pStyle w:val="Compact"/>
+            </w:pPr>
+            <w:r>
+              <w:t xml:space="preserve">Default</w:t>
+            </w:r>
+          </w:p>
+        </w:tc>
+        <w:tc>
+          <w:tcPr/>
+          <w:p>
+            <w:pPr>
+              <w:pStyle w:val="Compact"/>
+            </w:pPr>
+            <w:r>
+              <w:t xml:space="preserve">Purpose</w:t>
+            </w:r>
+          </w:p>
+        </w:tc>
+      </w:tr>
+      <w:tr>
+        <w:tc>
+          <w:tcPr/>
+          <w:p>
+            <w:pPr>
+              <w:pStyle w:val="Compact"/>
+            </w:pPr>
+            <w:r>
+              <w:rPr>
+                <w:rStyle w:val="VerbatimChar"/>
+              </w:rPr>
+              <w:t xml:space="preserve">NEXT_PUBLIC_PPP_CARD_READER_MODE</w:t>
+            </w:r>
+          </w:p>
+        </w:tc>
+        <w:tc>
+          <w:tcPr/>
+          <w:p>
+            <w:pPr>
+              <w:pStyle w:val="Compact"/>
+            </w:pPr>
+            <w:r>
+              <w:rPr>
+                <w:rStyle w:val="VerbatimChar"/>
+              </w:rPr>
+              <w:t xml:space="preserve">ws</w:t>
+            </w:r>
+            <w:r>
+              <w:t xml:space="preserve"> </w:t>
+            </w:r>
+            <w:r>
+              <w:t xml:space="preserve">(prod)</w:t>
+            </w:r>
+          </w:p>
+        </w:tc>
+        <w:tc>
+          <w:tcPr/>
+          <w:p>
+            <w:pPr>
+              <w:pStyle w:val="Compact"/>
+            </w:pPr>
+            <w:r>
+              <w:t xml:space="preserve">POS/login reader mode (</w:t>
+            </w:r>
+            <w:r>
+              <w:rPr>
+                <w:rStyle w:val="VerbatimChar"/>
+              </w:rPr>
+              <w:t xml:space="preserve">ws</w:t>
+            </w:r>
+            <w:r>
+              <w:t xml:space="preserve"> </w:t>
+            </w:r>
+            <w:r>
+              <w:t xml:space="preserve">or</w:t>
+            </w:r>
+            <w:r>
+              <w:t xml:space="preserve"> </w:t>
+            </w:r>
+            <w:r>
+              <w:rPr>
+                <w:rStyle w:val="VerbatimChar"/>
+              </w:rPr>
+              <w:t xml:space="preserve">hid</w:t>
+            </w:r>
+            <w:r>
+              <w:t xml:space="preserve">).</w:t>
+            </w:r>
+          </w:p>
+        </w:tc>
+      </w:tr>
+      <w:tr>
+        <w:tc>
+          <w:tcPr/>
+          <w:p>
+            <w:pPr>
+              <w:pStyle w:val="Compact"/>
+            </w:pPr>
+            <w:r>
+              <w:rPr>
+                <w:rStyle w:val="VerbatimChar"/>
+              </w:rPr>
+              <w:t xml:space="preserve">NEXT_PUBLIC_PPP_CARD_READER_WS_URL</w:t>
+            </w:r>
+          </w:p>
+        </w:tc>
+        <w:tc>
+          <w:tcPr/>
+          <w:p>
+            <w:pPr>
+              <w:pStyle w:val="Compact"/>
+            </w:pPr>
+            <w:r>
+              <w:rPr>
+                <w:rStyle w:val="VerbatimChar"/>
+              </w:rPr>
+              <w:t xml:space="preserve">ws://localhost:3000</w:t>
+            </w:r>
+          </w:p>
+        </w:tc>
+        <w:tc>
+          <w:tcPr/>
+          <w:p>
+            <w:pPr>
+              <w:pStyle w:val="Compact"/>
+            </w:pPr>
+            <w:r>
+              <w:t xml:space="preserve">POS WebSocket reader address.</w:t>
+            </w:r>
+          </w:p>
+        </w:tc>
+      </w:tr>
+      <w:tr>
+        <w:tc>
+          <w:tcPr/>
+          <w:p>
+            <w:pPr>
+              <w:pStyle w:val="Compact"/>
+            </w:pPr>
+            <w:r>
+              <w:rPr>
+                <w:rStyle w:val="VerbatimChar"/>
+              </w:rPr>
+              <w:t xml:space="preserve">CONGRESSUS_PPP_FOLDER_ID</w:t>
+            </w:r>
+          </w:p>
+        </w:tc>
+        <w:tc>
+          <w:tcPr/>
+          <w:p>
+            <w:pPr>
+              <w:pStyle w:val="Compact"/>
+            </w:pPr>
+            <w:r>
+              <w:rPr>
+                <w:rStyle w:val="VerbatimChar"/>
+              </w:rPr>
+              <w:t xml:space="preserve">8804</w:t>
+            </w:r>
+          </w:p>
+        </w:tc>
+        <w:tc>
+          <w:tcPr/>
+          <w:p>
+            <w:pPr>
+              <w:pStyle w:val="Compact"/>
+            </w:pPr>
+            <w:r>
+              <w:t xml:space="preserve">Overrides the PPP Congressus product folder.</w:t>
+            </w:r>
+          </w:p>
+        </w:tc>
+      </w:tr>
+    </w:tbl>
+    <w:p>
+      <w:pPr>
+        <w:pStyle w:val="BodyText"/>
+      </w:pPr>
+      <w:r>
+        <w:t xml:space="preserve">Bartender invite + card-verification emails reuse</w:t>
+      </w:r>
+      <w:r>
+        <w:t xml:space="preserve"> </w:t>
+      </w:r>
+      <w:r>
+        <w:rPr>
+          <w:rStyle w:val="VerbatimChar"/>
+        </w:rPr>
+        <w:t xml:space="preserve">EMAIL_FROM</w:t>
+      </w:r>
+      <w:r>
+        <w:t xml:space="preserve"> </w:t>
+      </w:r>
+      <w:r>
+        <w:t xml:space="preserve">/</w:t>
+      </w:r>
+      <w:r>
+        <w:t xml:space="preserve"> </w:t>
+      </w:r>
+      <w:r>
+        <w:rPr>
+          <w:rStyle w:val="VerbatimChar"/>
+        </w:rPr>
+        <w:t xml:space="preserve">BASE_URL</w:t>
+      </w:r>
+      <w:r>
+        <w:t xml:space="preserve"> </w:t>
+      </w:r>
+      <w:r>
+        <w:t xml:space="preserve">(see</w:t>
+      </w:r>
+      <w:r>
+        <w:t xml:space="preserve"> </w:t>
+      </w:r>
+      <w:hyperlink r:id="rId59">
+        <w:r>
+          <w:rPr>
+            <w:rStyle w:val="Hyperlink"/>
+          </w:rPr>
+          <w:t xml:space="preserve">DEPLOYMENT.md</w:t>
+        </w:r>
+      </w:hyperlink>
+      <w:r>
+        <w:t xml:space="preserve">).</w:t>
+      </w:r>
+    </w:p>
+    <w:p>
+      <w:r>
+        <w:br w:type="page"/>
+      </w:r>
+    </w:p>
+    <w:bookmarkEnd w:id="145"/>
+    <w:bookmarkEnd w:id="146"/>
+    <w:bookmarkStart w:id="160" w:name="security-model"/>
+    <w:p>
+      <w:pPr>
+        <w:pStyle w:val="Heading1"/>
+      </w:pPr>
+      <w:r>
+        <w:t xml:space="preserve">Security Model</w:t>
+      </w:r>
+    </w:p>
+    <w:p>
+      <w:pPr>
+        <w:pStyle w:val="FirstParagraph"/>
+      </w:pPr>
+      <w:r>
+        <w:t xml:space="preserve">The guiding rule:</w:t>
+      </w:r>
+      <w:r>
+        <w:t xml:space="preserve"> </w:t>
+      </w:r>
+      <w:r>
+        <w:rPr>
+          <w:b/>
+          <w:bCs/>
+        </w:rPr>
+        <w:t xml:space="preserve">no member or internal data is reachable without a valid</w:t>
+      </w:r>
+      <w:r>
+        <w:rPr>
+          <w:b/>
+          <w:bCs/>
+        </w:rPr>
+        <w:t xml:space="preserve"> </w:t>
+      </w:r>
+      <w:r>
+        <w:rPr>
+          <w:b/>
+          <w:bCs/>
+        </w:rPr>
+        <w:t xml:space="preserve">session.</w:t>
+      </w:r>
+      <w:r>
+        <w:t xml:space="preserve"> </w:t>
+      </w:r>
+      <w:r>
+        <w:t xml:space="preserve">This document explains how that's enforced and the deliberate</w:t>
+      </w:r>
+      <w:r>
+        <w:t xml:space="preserve"> </w:t>
+      </w:r>
+      <w:r>
+        <w:t xml:space="preserve">trade-offs made for a shared, physical kiosk.</w:t>
+      </w:r>
+    </w:p>
+    <w:bookmarkStart w:id="150" w:name="authentication--authorisation"/>
+    <w:p>
+      <w:pPr>
+        <w:pStyle w:val="Heading2"/>
+      </w:pPr>
+      <w:r>
+        <w:t xml:space="preserve">Authentication &amp; authorisation</w:t>
+      </w:r>
+    </w:p>
+    <w:bookmarkStart w:id="147" w:name="admin"/>
+    <w:p>
+      <w:pPr>
+        <w:pStyle w:val="Heading3"/>
+      </w:pPr>
+      <w:r>
+        <w:t xml:space="preserve">Admin</w:t>
+      </w:r>
+    </w:p>
+    <w:p>
+      <w:pPr>
+        <w:pStyle w:val="Compact"/>
+        <w:numPr>
+          <w:ilvl w:val="0"/>
+          <w:numId w:val="1045"/>
+        </w:numPr>
+      </w:pPr>
+      <w:r>
+        <w:t xml:space="preserve">Login (</w:t>
+      </w:r>
+      <w:r>
+        <w:rPr>
+          <w:rStyle w:val="VerbatimChar"/>
+        </w:rPr>
+        <w:t xml:space="preserve">POST /api/auth/login</w:t>
+      </w:r>
+      <w:r>
+        <w:t xml:space="preserve">) verifies a bcrypt password and sets an</w:t>
+      </w:r>
+      <w:r>
+        <w:t xml:space="preserve"> </w:t>
+      </w:r>
+      <w:r>
+        <w:rPr>
+          <w:b/>
+          <w:bCs/>
+        </w:rPr>
+        <w:t xml:space="preserve">httpOnly</w:t>
+      </w:r>
+      <w:r>
+        <w:t xml:space="preserve"> </w:t>
+      </w:r>
+      <w:r>
+        <w:rPr>
+          <w:rStyle w:val="VerbatimChar"/>
+        </w:rPr>
+        <w:t xml:space="preserve">session</w:t>
+      </w:r>
+      <w:r>
+        <w:t xml:space="preserve"> </w:t>
+      </w:r>
+      <w:r>
+        <w:t xml:space="preserve">cookie (7-day</w:t>
+      </w:r>
+      <w:r>
+        <w:t xml:space="preserve"> </w:t>
+      </w:r>
+      <w:r>
+        <w:rPr>
+          <w:rStyle w:val="VerbatimChar"/>
+        </w:rPr>
+        <w:t xml:space="preserve">Session</w:t>
+      </w:r>
+      <w:r>
+        <w:t xml:space="preserve"> </w:t>
+      </w:r>
+      <w:r>
+        <w:t xml:space="preserve">row).</w:t>
+      </w:r>
+    </w:p>
+    <w:p>
+      <w:pPr>
+        <w:pStyle w:val="Compact"/>
+        <w:numPr>
+          <w:ilvl w:val="0"/>
+          <w:numId w:val="1045"/>
+        </w:numPr>
+      </w:pPr>
+      <w:r>
+        <w:rPr>
+          <w:rStyle w:val="VerbatimChar"/>
+        </w:rPr>
+        <w:t xml:space="preserve">requireAdmin()</w:t>
+      </w:r>
+      <w:r>
+        <w:t xml:space="preserve"> </w:t>
+      </w:r>
+      <w:r>
+        <w:t xml:space="preserve">(</w:t>
+      </w:r>
+      <w:r>
+        <w:rPr>
+          <w:rStyle w:val="VerbatimChar"/>
+        </w:rPr>
+        <w:t xml:space="preserve">src/lib/auth.ts</w:t>
+      </w:r>
+      <w:r>
+        <w:t xml:space="preserve">) loads the session, checks it isn't expired,</w:t>
+      </w:r>
+      <w:r>
+        <w:t xml:space="preserve"> </w:t>
+      </w:r>
+      <w:r>
+        <w:t xml:space="preserve">and checks</w:t>
+      </w:r>
+      <w:r>
+        <w:t xml:space="preserve"> </w:t>
+      </w:r>
+      <w:r>
+        <w:rPr>
+          <w:rStyle w:val="VerbatimChar"/>
+        </w:rPr>
+        <w:t xml:space="preserve">role === "ADMIN"</w:t>
+      </w:r>
+      <w:r>
+        <w:t xml:space="preserve">.</w:t>
+      </w:r>
+      <w:r>
+        <w:t xml:space="preserve"> </w:t>
+      </w:r>
+      <w:r>
+        <w:rPr>
+          <w:b/>
+          <w:bCs/>
+        </w:rPr>
+        <w:t xml:space="preserve">Every</w:t>
+      </w:r>
+      <w:r>
+        <w:t xml:space="preserve"> </w:t>
+      </w:r>
+      <w:r>
+        <w:rPr>
+          <w:rStyle w:val="VerbatimChar"/>
+        </w:rPr>
+        <w:t xml:space="preserve">/api/admin/*</w:t>
+      </w:r>
+      <w:r>
+        <w:t xml:space="preserve"> </w:t>
+      </w:r>
+      <w:r>
+        <w:t xml:space="preserve">handler calls it.</w:t>
+      </w:r>
+    </w:p>
+    <w:p>
+      <w:pPr>
+        <w:pStyle w:val="Compact"/>
+        <w:numPr>
+          <w:ilvl w:val="0"/>
+          <w:numId w:val="1045"/>
+        </w:numPr>
+      </w:pPr>
+      <w:r>
+        <w:t xml:space="preserve">The admin pages are gated by a</w:t>
+      </w:r>
+      <w:r>
+        <w:t xml:space="preserve"> </w:t>
+      </w:r>
+      <w:r>
+        <w:rPr>
+          <w:b/>
+          <w:bCs/>
+        </w:rPr>
+        <w:t xml:space="preserve">server-side layout</w:t>
+      </w:r>
+      <w:r>
+        <w:t xml:space="preserve"> </w:t>
+      </w:r>
+      <w:r>
+        <w:t xml:space="preserve">(</w:t>
+      </w:r>
+      <w:r>
+        <w:rPr>
+          <w:rStyle w:val="VerbatimChar"/>
+        </w:rPr>
+        <w:t xml:space="preserve">requireAdmin()</w:t>
+      </w:r>
+      <w:r>
+        <w:t xml:space="preserve"> </w:t>
+      </w:r>
+      <w:r>
+        <w:t xml:space="preserve">→</w:t>
+      </w:r>
+      <w:r>
+        <w:t xml:space="preserve"> </w:t>
+      </w:r>
+      <w:r>
+        <w:rPr>
+          <w:rStyle w:val="VerbatimChar"/>
+        </w:rPr>
+        <w:t xml:space="preserve">redirect("/admin/login")</w:t>
+      </w:r>
+      <w:r>
+        <w:t xml:space="preserve">), so unauthenticated users never receive page HTML</w:t>
+      </w:r>
+      <w:r>
+        <w:t xml:space="preserve"> </w:t>
+      </w:r>
+      <w:r>
+        <w:t xml:space="preserve">or data — only a redirect.</w:t>
+      </w:r>
+    </w:p>
+    <w:p>
+      <w:pPr>
+        <w:pStyle w:val="Compact"/>
+        <w:numPr>
+          <w:ilvl w:val="0"/>
+          <w:numId w:val="1045"/>
+        </w:numPr>
+      </w:pPr>
+      <w:r>
+        <w:t xml:space="preserve">Middleware (</w:t>
+      </w:r>
+      <w:r>
+        <w:rPr>
+          <w:rStyle w:val="VerbatimChar"/>
+        </w:rPr>
+        <w:t xml:space="preserve">src/middleware.ts</w:t>
+      </w:r>
+      <w:r>
+        <w:t xml:space="preserve">) additionally requires the cookie to be present</w:t>
+      </w:r>
+      <w:r>
+        <w:t xml:space="preserve"> </w:t>
+      </w:r>
+      <w:r>
+        <w:t xml:space="preserve">on</w:t>
+      </w:r>
+      <w:r>
+        <w:t xml:space="preserve"> </w:t>
+      </w:r>
+      <w:r>
+        <w:rPr>
+          <w:rStyle w:val="VerbatimChar"/>
+        </w:rPr>
+        <w:t xml:space="preserve">/admin/*</w:t>
+      </w:r>
+      <w:r>
+        <w:t xml:space="preserve"> </w:t>
+      </w:r>
+      <w:r>
+        <w:t xml:space="preserve">and</w:t>
+      </w:r>
+      <w:r>
+        <w:t xml:space="preserve"> </w:t>
+      </w:r>
+      <w:r>
+        <w:rPr>
+          <w:rStyle w:val="VerbatimChar"/>
+        </w:rPr>
+        <w:t xml:space="preserve">/api/admin/*</w:t>
+      </w:r>
+      <w:r>
+        <w:t xml:space="preserve">. This is a fast pre-check; the real validation</w:t>
+      </w:r>
+      <w:r>
+        <w:t xml:space="preserve"> </w:t>
+      </w:r>
+      <w:r>
+        <w:t xml:space="preserve">is</w:t>
+      </w:r>
+      <w:r>
+        <w:t xml:space="preserve"> </w:t>
+      </w:r>
+      <w:r>
+        <w:rPr>
+          <w:rStyle w:val="VerbatimChar"/>
+        </w:rPr>
+        <w:t xml:space="preserve">requireAdmin()</w:t>
+      </w:r>
+      <w:r>
+        <w:t xml:space="preserve"> </w:t>
+      </w:r>
+      <w:r>
+        <w:t xml:space="preserve">(a forged/expired cookie passes middleware but is rejected</w:t>
+      </w:r>
+      <w:r>
+        <w:t xml:space="preserve"> </w:t>
+      </w:r>
+      <w:r>
+        <w:t xml:space="preserve">by the handler).</w:t>
+      </w:r>
+    </w:p>
+    <w:bookmarkEnd w:id="147"/>
+    <w:bookmarkStart w:id="148" w:name="shop-members"/>
+    <w:p>
+      <w:pPr>
+        <w:pStyle w:val="Heading3"/>
+      </w:pPr>
+      <w:r>
+        <w:t xml:space="preserve">Shop (members)</w:t>
+      </w:r>
+    </w:p>
+    <w:p>
+      <w:pPr>
+        <w:pStyle w:val="Compact"/>
+        <w:numPr>
+          <w:ilvl w:val="0"/>
+          <w:numId w:val="1046"/>
+        </w:numPr>
+      </w:pPr>
+      <w:r>
+        <w:t xml:space="preserve">A</w:t>
+      </w:r>
+      <w:r>
+        <w:t xml:space="preserve"> </w:t>
+      </w:r>
+      <w:r>
+        <w:rPr>
+          <w:rStyle w:val="VerbatimChar"/>
+        </w:rPr>
+        <w:t xml:space="preserve">ShopSession</w:t>
+      </w:r>
+      <w:r>
+        <w:t xml:space="preserve"> </w:t>
+      </w:r>
+      <w:r>
+        <w:t xml:space="preserve">token (random cuid) is created only by a</w:t>
+      </w:r>
+      <w:r>
+        <w:t xml:space="preserve"> </w:t>
+      </w:r>
+      <w:r>
+        <w:rPr>
+          <w:b/>
+          <w:bCs/>
+        </w:rPr>
+        <w:t xml:space="preserve">physical card tap</w:t>
+      </w:r>
+      <w:r>
+        <w:t xml:space="preserve"> </w:t>
+      </w:r>
+      <w:r>
+        <w:t xml:space="preserve">or an admin's</w:t>
+      </w:r>
+      <w:r>
+        <w:t xml:space="preserve"> </w:t>
+      </w:r>
+      <w:r>
+        <w:rPr>
+          <w:b/>
+          <w:bCs/>
+        </w:rPr>
+        <w:t xml:space="preserve">Enter store</w:t>
+      </w:r>
+      <w:r>
+        <w:t xml:space="preserve">. It lives in the</w:t>
+      </w:r>
+      <w:r>
+        <w:t xml:space="preserve"> </w:t>
+      </w:r>
+      <w:r>
+        <w:rPr>
+          <w:rStyle w:val="VerbatimChar"/>
+        </w:rPr>
+        <w:t xml:space="preserve">/shop/&lt;token&gt;</w:t>
+      </w:r>
+      <w:r>
+        <w:t xml:space="preserve"> </w:t>
+      </w:r>
+      <w:r>
+        <w:t xml:space="preserve">URL.</w:t>
+      </w:r>
+    </w:p>
+    <w:p>
+      <w:pPr>
+        <w:pStyle w:val="Compact"/>
+        <w:numPr>
+          <w:ilvl w:val="0"/>
+          <w:numId w:val="1046"/>
+        </w:numPr>
+      </w:pPr>
+      <w:r>
+        <w:rPr>
+          <w:rStyle w:val="VerbatimChar"/>
+        </w:rPr>
+        <w:t xml:space="preserve">/api/cart</w:t>
+      </w:r>
+      <w:r>
+        <w:t xml:space="preserve"> </w:t>
+      </w:r>
+      <w:r>
+        <w:t xml:space="preserve">and</w:t>
+      </w:r>
+      <w:r>
+        <w:t xml:space="preserve"> </w:t>
+      </w:r>
+      <w:r>
+        <w:rPr>
+          <w:rStyle w:val="VerbatimChar"/>
+        </w:rPr>
+        <w:t xml:space="preserve">/api/orders/confirm</w:t>
+      </w:r>
+      <w:r>
+        <w:t xml:space="preserve"> </w:t>
+      </w:r>
+      <w:r>
+        <w:t xml:space="preserve">require a valid, unexpired token.</w:t>
+      </w:r>
+    </w:p>
+    <w:p>
+      <w:pPr>
+        <w:pStyle w:val="Compact"/>
+        <w:numPr>
+          <w:ilvl w:val="0"/>
+          <w:numId w:val="1046"/>
+        </w:numPr>
+      </w:pPr>
+      <w:r>
+        <w:t xml:space="preserve">The member's first name is returned</w:t>
+      </w:r>
+      <w:r>
+        <w:t xml:space="preserve"> </w:t>
+      </w:r>
+      <w:r>
+        <w:rPr>
+          <w:b/>
+          <w:bCs/>
+        </w:rPr>
+        <w:t xml:space="preserve">only</w:t>
+      </w:r>
+      <w:r>
+        <w:t xml:space="preserve"> </w:t>
+      </w:r>
+      <w:r>
+        <w:t xml:space="preserve">by the token-scoped cart endpoint —</w:t>
+      </w:r>
+      <w:r>
+        <w:t xml:space="preserve"> </w:t>
+      </w:r>
+      <w:r>
+        <w:t xml:space="preserve">never by the public scan endpoint.</w:t>
+      </w:r>
+    </w:p>
+    <w:p>
+      <w:pPr>
+        <w:pStyle w:val="Compact"/>
+        <w:numPr>
+          <w:ilvl w:val="0"/>
+          <w:numId w:val="1046"/>
+        </w:numPr>
+      </w:pPr>
+      <w:r>
+        <w:rPr>
+          <w:b/>
+          <w:bCs/>
+        </w:rPr>
+        <w:t xml:space="preserve">Idle auto-reset:</w:t>
+      </w:r>
+      <w:r>
+        <w:t xml:space="preserve"> </w:t>
+      </w:r>
+      <w:r>
+        <w:t xml:space="preserve">the shop page deletes the session and returns to the tap</w:t>
+      </w:r>
+      <w:r>
+        <w:t xml:space="preserve"> </w:t>
+      </w:r>
+      <w:r>
+        <w:t xml:space="preserve">screen after ~60 s of inactivity (with a 15 s warning), so a member who walks</w:t>
+      </w:r>
+      <w:r>
+        <w:t xml:space="preserve"> </w:t>
+      </w:r>
+      <w:r>
+        <w:t xml:space="preserve">away can't leave their account open for the next person.</w:t>
+      </w:r>
+    </w:p>
+    <w:bookmarkEnd w:id="148"/>
+    <w:bookmarkStart w:id="149" w:name="card-verification"/>
+    <w:p>
+      <w:pPr>
+        <w:pStyle w:val="Heading3"/>
+      </w:pPr>
+      <w:r>
+        <w:t xml:space="preserve">Card verification</w:t>
+      </w:r>
+    </w:p>
+    <w:p>
+      <w:pPr>
+        <w:pStyle w:val="Compact"/>
+        <w:numPr>
+          <w:ilvl w:val="0"/>
+          <w:numId w:val="1047"/>
+        </w:numPr>
+      </w:pPr>
+      <w:r>
+        <w:rPr>
+          <w:rStyle w:val="VerbatimChar"/>
+        </w:rPr>
+        <w:t xml:space="preserve">CardRegistration</w:t>
+      </w:r>
+      <w:r>
+        <w:t xml:space="preserve"> </w:t>
+      </w:r>
+      <w:r>
+        <w:t xml:space="preserve">tokens are single-use and expire in 15 minutes.</w:t>
+      </w:r>
+    </w:p>
+    <w:p>
+      <w:pPr>
+        <w:pStyle w:val="Compact"/>
+        <w:numPr>
+          <w:ilvl w:val="0"/>
+          <w:numId w:val="1047"/>
+        </w:numPr>
+      </w:pPr>
+      <w:r>
+        <w:rPr>
+          <w:b/>
+          <w:bCs/>
+        </w:rPr>
+        <w:t xml:space="preserve">GET shows, POST acts:</w:t>
+      </w:r>
+      <w:r>
+        <w:t xml:space="preserve"> </w:t>
+      </w:r>
+      <w:r>
+        <w:t xml:space="preserve">the verification link is a GET that only renders a</w:t>
+      </w:r>
+      <w:r>
+        <w:t xml:space="preserve"> </w:t>
+      </w:r>
+      <w:r>
+        <w:t xml:space="preserve">confirmation page; the card is linked only by the subsequent POST. This defeats</w:t>
+      </w:r>
+      <w:r>
+        <w:t xml:space="preserve"> </w:t>
+      </w:r>
+      <w:r>
+        <w:rPr>
+          <w:b/>
+          <w:bCs/>
+        </w:rPr>
+        <w:t xml:space="preserve">email-client link pre-fetching</w:t>
+      </w:r>
+      <w:r>
+        <w:t xml:space="preserve"> </w:t>
+      </w:r>
+      <w:r>
+        <w:t xml:space="preserve">(Gmail/Outlook/Apple Mail fetch links to</w:t>
+      </w:r>
+      <w:r>
+        <w:t xml:space="preserve"> </w:t>
+      </w:r>
+      <w:r>
+        <w:t xml:space="preserve">scan them) — a GET that performed the action would link the card before the</w:t>
+      </w:r>
+      <w:r>
+        <w:t xml:space="preserve"> </w:t>
+      </w:r>
+      <w:r>
+        <w:t xml:space="preserve">member clicked.</w:t>
+      </w:r>
+    </w:p>
+    <w:bookmarkEnd w:id="149"/>
+    <w:bookmarkEnd w:id="150"/>
+    <w:bookmarkStart w:id="151" w:name="X77f42a2852d9dd86410b0545fad3e0fbb180833"/>
+    <w:p>
+      <w:pPr>
+        <w:pStyle w:val="Heading2"/>
+      </w:pPr>
+      <w:r>
+        <w:t xml:space="preserve">Public endpoints — and why they leak nothing</w:t>
+      </w:r>
+    </w:p>
+    <w:tbl>
+      <w:tblPr>
+        <w:tblStyle w:val="Table"/>
+        <w:tblW w:type="auto" w:w="0"/>
+        <w:tblLook w:firstRow="1" w:lastRow="0" w:firstColumn="0" w:lastColumn="0" w:noHBand="0" w:noVBand="0" w:val="0020"/>
+      </w:tblPr>
+      <w:tblGrid>
+        <w:gridCol w:w="3960"/>
+        <w:gridCol w:w="3960"/>
+      </w:tblGrid>
+      <w:tr>
+        <w:trPr>
+          <w:tblHeader w:val="on"/>
+        </w:trPr>
+        <w:tc>
+          <w:tcPr/>
+          <w:p>
+            <w:pPr>
+              <w:pStyle w:val="Compact"/>
+            </w:pPr>
+            <w:r>
               <w:t xml:space="preserve">Endpoint</w:t>
             </w:r>
           </w:p>
@@ -19684,8 +24832,8 @@
         </w:tc>
       </w:tr>
     </w:tbl>
-    <w:bookmarkEnd w:id="131"/>
-    <w:bookmarkStart w:id="132" w:name="rate-limiting"/>
+    <w:bookmarkEnd w:id="151"/>
+    <w:bookmarkStart w:id="152" w:name="rate-limiting"/>
     <w:p>
       <w:pPr>
         <w:pStyle w:val="Heading2"/>
@@ -19780,8 +24928,8 @@
         <w:t xml:space="preserve">a shared store (e.g. Redis).</w:t>
       </w:r>
     </w:p>
-    <w:bookmarkEnd w:id="132"/>
-    <w:bookmarkStart w:id="133" w:name="injection--output-safety"/>
+    <w:bookmarkEnd w:id="152"/>
+    <w:bookmarkStart w:id="153" w:name="injection--output-safety"/>
     <w:p>
       <w:pPr>
         <w:pStyle w:val="Heading2"/>
@@ -19795,7 +24943,7 @@
         <w:pStyle w:val="Compact"/>
         <w:numPr>
           <w:ilvl w:val="0"/>
-          <w:numId w:val="1041"/>
+          <w:numId w:val="1048"/>
         </w:numPr>
       </w:pPr>
       <w:r>
@@ -19807,7 +24955,7 @@
         <w:pStyle w:val="Compact"/>
         <w:numPr>
           <w:ilvl w:val="0"/>
-          <w:numId w:val="1041"/>
+          <w:numId w:val="1048"/>
         </w:numPr>
       </w:pPr>
       <w:r>
@@ -19859,7 +25007,7 @@
         <w:pStyle w:val="Compact"/>
         <w:numPr>
           <w:ilvl w:val="0"/>
-          <w:numId w:val="1041"/>
+          <w:numId w:val="1048"/>
         </w:numPr>
       </w:pPr>
       <w:r>
@@ -19887,8 +25035,8 @@
         <w:t xml:space="preserve">correctly.</w:t>
       </w:r>
     </w:p>
-    <w:bookmarkEnd w:id="133"/>
-    <w:bookmarkStart w:id="137" w:name="deliberate-trade-offs"/>
+    <w:bookmarkEnd w:id="153"/>
+    <w:bookmarkStart w:id="157" w:name="deliberate-trade-offs"/>
     <w:p>
       <w:pPr>
         <w:pStyle w:val="Heading2"/>
@@ -19897,7 +25045,7 @@
         <w:t xml:space="preserve">Deliberate trade-offs</w:t>
       </w:r>
     </w:p>
-    <w:bookmarkStart w:id="134" w:name="card-uids-arent-secret"/>
+    <w:bookmarkStart w:id="154" w:name="card-uids-arent-secret"/>
     <w:p>
       <w:pPr>
         <w:pStyle w:val="Heading3"/>
@@ -19941,8 +25089,8 @@
         <w:t xml:space="preserve">to the kiosk's IP at the network layer.</w:t>
       </w:r>
     </w:p>
-    <w:bookmarkEnd w:id="134"/>
-    <w:bookmarkStart w:id="135" w:name="email-not-found-vs-enumeration"/>
+    <w:bookmarkEnd w:id="154"/>
+    <w:bookmarkStart w:id="155" w:name="email-not-found-vs-enumeration"/>
     <w:p>
       <w:pPr>
         <w:pStyle w:val="Heading3"/>
@@ -20032,8 +25180,8 @@
         <w:t xml:space="preserve">.</w:t>
       </w:r>
     </w:p>
-    <w:bookmarkEnd w:id="135"/>
-    <w:bookmarkStart w:id="136" w:name="shop-token-is-a-bearer-token-in-the-url"/>
+    <w:bookmarkEnd w:id="155"/>
+    <w:bookmarkStart w:id="156" w:name="shop-token-is-a-bearer-token-in-the-url"/>
     <w:p>
       <w:pPr>
         <w:pStyle w:val="Heading3"/>
@@ -20095,9 +25243,9 @@
         <w:t xml:space="preserve">token instead of a cuid.</w:t>
       </w:r>
     </w:p>
-    <w:bookmarkEnd w:id="136"/>
-    <w:bookmarkEnd w:id="137"/>
-    <w:bookmarkStart w:id="138" w:name="prohibited--careful-operations"/>
+    <w:bookmarkEnd w:id="156"/>
+    <w:bookmarkEnd w:id="157"/>
+    <w:bookmarkStart w:id="158" w:name="prohibited--careful-operations"/>
     <w:p>
       <w:pPr>
         <w:pStyle w:val="Heading2"/>
@@ -20111,7 +25259,7 @@
         <w:pStyle w:val="Compact"/>
         <w:numPr>
           <w:ilvl w:val="0"/>
-          <w:numId w:val="1042"/>
+          <w:numId w:val="1049"/>
         </w:numPr>
       </w:pPr>
       <w:r>
@@ -20133,7 +25281,7 @@
         <w:pStyle w:val="Compact"/>
         <w:numPr>
           <w:ilvl w:val="0"/>
-          <w:numId w:val="1042"/>
+          <w:numId w:val="1049"/>
         </w:numPr>
       </w:pPr>
       <w:r>
@@ -20176,7 +25324,7 @@
         <w:pStyle w:val="Compact"/>
         <w:numPr>
           <w:ilvl w:val="0"/>
-          <w:numId w:val="1042"/>
+          <w:numId w:val="1049"/>
         </w:numPr>
       </w:pPr>
       <w:r>
@@ -20199,8 +25347,8 @@
         <w:t xml:space="preserve">intended for test-data cleanup only.</w:t>
       </w:r>
     </w:p>
-    <w:bookmarkEnd w:id="138"/>
-    <w:bookmarkStart w:id="139" w:name="audit-checklist"/>
+    <w:bookmarkEnd w:id="158"/>
+    <w:bookmarkStart w:id="159" w:name="audit-checklist"/>
     <w:p>
       <w:pPr>
         <w:pStyle w:val="Heading2"/>
@@ -20221,7 +25369,7 @@
       <w:pPr>
         <w:numPr>
           <w:ilvl w:val="0"/>
-          <w:numId w:val="1043"/>
+          <w:numId w:val="1050"/>
         </w:numPr>
       </w:pPr>
       <w:r>
@@ -20247,7 +25395,7 @@
       <w:pPr>
         <w:numPr>
           <w:ilvl w:val="0"/>
-          <w:numId w:val="1044"/>
+          <w:numId w:val="1051"/>
         </w:numPr>
       </w:pPr>
       <w:r>
@@ -20273,7 +25421,7 @@
       <w:pPr>
         <w:numPr>
           <w:ilvl w:val="0"/>
-          <w:numId w:val="1045"/>
+          <w:numId w:val="1052"/>
         </w:numPr>
       </w:pPr>
       <w:r>
@@ -20284,7 +25432,7 @@
       <w:pPr>
         <w:numPr>
           <w:ilvl w:val="0"/>
-          <w:numId w:val="1046"/>
+          <w:numId w:val="1053"/>
         </w:numPr>
       </w:pPr>
       <w:r>
@@ -20295,7 +25443,7 @@
       <w:pPr>
         <w:numPr>
           <w:ilvl w:val="0"/>
-          <w:numId w:val="1047"/>
+          <w:numId w:val="1054"/>
         </w:numPr>
       </w:pPr>
       <w:r>
@@ -20318,8 +25466,8 @@
         <w:t xml:space="preserve">forged-cookie requests both get 401/redirect.</w:t>
       </w:r>
     </w:p>
-    <w:bookmarkEnd w:id="139"/>
-    <w:bookmarkEnd w:id="140"/>
+    <w:bookmarkEnd w:id="159"/>
+    <w:bookmarkEnd w:id="160"/>
     <w:sectPr>
       <w:footnotePr>
         <w:numRestart w:val="eachSect"/>
@@ -21073,6 +26221,9 @@
     <w:abstractNumId w:val="991"/>
   </w:num>
   <w:num w:numId="1036">
+    <w:abstractNumId w:val="991"/>
+  </w:num>
+  <w:num w:numId="1037">
     <w:abstractNumId w:val="99411"/>
     <w:lvlOverride w:ilvl="0">
       <w:startOverride w:val="1"/>
@@ -21102,9 +26253,6 @@
       <w:startOverride w:val="1"/>
     </w:lvlOverride>
   </w:num>
-  <w:num w:numId="1037">
-    <w:abstractNumId w:val="991"/>
-  </w:num>
   <w:num w:numId="1038">
     <w:abstractNumId w:val="991"/>
   </w:num>
@@ -21112,7 +26260,34 @@
     <w:abstractNumId w:val="991"/>
   </w:num>
   <w:num w:numId="1040">
-    <w:abstractNumId w:val="991"/>
+    <w:abstractNumId w:val="99411"/>
+    <w:lvlOverride w:ilvl="0">
+      <w:startOverride w:val="1"/>
+    </w:lvlOverride>
+    <w:lvlOverride w:ilvl="1">
+      <w:startOverride w:val="1"/>
+    </w:lvlOverride>
+    <w:lvlOverride w:ilvl="2">
+      <w:startOverride w:val="1"/>
+    </w:lvlOverride>
+    <w:lvlOverride w:ilvl="3">
+      <w:startOverride w:val="1"/>
+    </w:lvlOverride>
+    <w:lvlOverride w:ilvl="4">
+      <w:startOverride w:val="1"/>
+    </w:lvlOverride>
+    <w:lvlOverride w:ilvl="5">
+      <w:startOverride w:val="1"/>
+    </w:lvlOverride>
+    <w:lvlOverride w:ilvl="6">
+      <w:startOverride w:val="1"/>
+    </w:lvlOverride>
+    <w:lvlOverride w:ilvl="7">
+      <w:startOverride w:val="1"/>
+    </w:lvlOverride>
+    <w:lvlOverride w:ilvl="8">
+      <w:startOverride w:val="1"/>
+    </w:lvlOverride>
   </w:num>
   <w:num w:numId="1041">
     <w:abstractNumId w:val="991"/>
@@ -21121,18 +26296,39 @@
     <w:abstractNumId w:val="991"/>
   </w:num>
   <w:num w:numId="1043">
+    <w:abstractNumId w:val="991"/>
+  </w:num>
+  <w:num w:numId="1044">
+    <w:abstractNumId w:val="991"/>
+  </w:num>
+  <w:num w:numId="1045">
+    <w:abstractNumId w:val="991"/>
+  </w:num>
+  <w:num w:numId="1046">
+    <w:abstractNumId w:val="991"/>
+  </w:num>
+  <w:num w:numId="1047">
+    <w:abstractNumId w:val="991"/>
+  </w:num>
+  <w:num w:numId="1048">
+    <w:abstractNumId w:val="991"/>
+  </w:num>
+  <w:num w:numId="1049">
+    <w:abstractNumId w:val="991"/>
+  </w:num>
+  <w:num w:numId="1050">
     <w:abstractNumId w:val="992"/>
   </w:num>
-  <w:num w:numId="1044">
+  <w:num w:numId="1051">
     <w:abstractNumId w:val="992"/>
   </w:num>
-  <w:num w:numId="1045">
+  <w:num w:numId="1052">
     <w:abstractNumId w:val="992"/>
   </w:num>
-  <w:num w:numId="1046">
+  <w:num w:numId="1053">
     <w:abstractNumId w:val="992"/>
   </w:num>
-  <w:num w:numId="1047">
+  <w:num w:numId="1054">
     <w:abstractNumId w:val="992"/>
   </w:num>
 </w:numbering>

--- a/docs/SSS-Documentation.docx
+++ b/docs/SSS-Documentation.docx
@@ -12742,6 +12742,110 @@
               <w:rPr>
                 <w:rStyle w:val="VerbatimChar"/>
               </w:rPr>
+              <w:t xml:space="preserve">ALEXIA_API_URL</w:t>
+            </w:r>
+          </w:p>
+        </w:tc>
+        <w:tc>
+          <w:tcPr/>
+          <w:p>
+            <w:pPr>
+              <w:pStyle w:val="Compact"/>
+            </w:pPr>
+            <w:r>
+              <w:t xml:space="preserve">–</w:t>
+            </w:r>
+          </w:p>
+        </w:tc>
+        <w:tc>
+          <w:tcPr/>
+          <w:p>
+            <w:pPr>
+              <w:pStyle w:val="Compact"/>
+            </w:pPr>
+            <w:r>
+              <w:rPr>
+                <w:rStyle w:val="VerbatimChar"/>
+              </w:rPr>
+              <w:t xml:space="preserve">https://alex.ia.utwente.nl/api/1/</w:t>
+            </w:r>
+          </w:p>
+        </w:tc>
+        <w:tc>
+          <w:tcPr/>
+          <w:p>
+            <w:pPr>
+              <w:pStyle w:val="Compact"/>
+            </w:pPr>
+            <w:r>
+              <w:t xml:space="preserve">Alexia JSON-RPC endpoint used to auto-import scheduled borrels (public, no auth).</w:t>
+            </w:r>
+          </w:p>
+        </w:tc>
+      </w:tr>
+      <w:tr>
+        <w:tc>
+          <w:tcPr/>
+          <w:p>
+            <w:pPr>
+              <w:pStyle w:val="Compact"/>
+            </w:pPr>
+            <w:r>
+              <w:rPr>
+                <w:rStyle w:val="VerbatimChar"/>
+              </w:rPr>
+              <w:t xml:space="preserve">ALEXIA_ORGANIZER</w:t>
+            </w:r>
+          </w:p>
+        </w:tc>
+        <w:tc>
+          <w:tcPr/>
+          <w:p>
+            <w:pPr>
+              <w:pStyle w:val="Compact"/>
+            </w:pPr>
+            <w:r>
+              <w:t xml:space="preserve">–</w:t>
+            </w:r>
+          </w:p>
+        </w:tc>
+        <w:tc>
+          <w:tcPr/>
+          <w:p>
+            <w:pPr>
+              <w:pStyle w:val="Compact"/>
+            </w:pPr>
+            <w:r>
+              <w:rPr>
+                <w:rStyle w:val="VerbatimChar"/>
+              </w:rPr>
+              <w:t xml:space="preserve">Stress</w:t>
+            </w:r>
+          </w:p>
+        </w:tc>
+        <w:tc>
+          <w:tcPr/>
+          <w:p>
+            <w:pPr>
+              <w:pStyle w:val="Compact"/>
+            </w:pPr>
+            <w:r>
+              <w:t xml:space="preserve">Only borrels with this organiser are imported.</w:t>
+            </w:r>
+          </w:p>
+        </w:tc>
+      </w:tr>
+      <w:tr>
+        <w:tc>
+          <w:tcPr/>
+          <w:p>
+            <w:pPr>
+              <w:pStyle w:val="Compact"/>
+            </w:pPr>
+            <w:r>
+              <w:rPr>
+                <w:rStyle w:val="VerbatimChar"/>
+              </w:rPr>
               <w:t xml:space="preserve">UPLOAD_DIR</w:t>
             </w:r>
           </w:p>
@@ -20195,7 +20299,7 @@
     </w:p>
     <w:bookmarkEnd w:id="130"/>
     <w:bookmarkEnd w:id="131"/>
-    <w:bookmarkStart w:id="146" w:name="ppp--bar-pos-drinks-at-activities"/>
+    <w:bookmarkStart w:id="148" w:name="ppp--bar-pos-drinks-at-activities"/>
     <w:p>
       <w:pPr>
         <w:pStyle w:val="Heading1"/>
@@ -20509,7 +20613,17 @@
               <w:pStyle w:val="Compact"/>
             </w:pPr>
             <w:r>
-              <w:t xml:space="preserve">Activity selector — open an existing borrel or create one</w:t>
+              <w:t xml:space="preserve">Activity selector — auto-imports scheduled borrels from Alexia, open one or create your own;</w:t>
+            </w:r>
+            <w:r>
+              <w:t xml:space="preserve"> </w:t>
+            </w:r>
+            <w:r>
+              <w:rPr>
+                <w:b/>
+                <w:bCs/>
+              </w:rPr>
+              <w:t xml:space="preserve">Log out</w:t>
             </w:r>
           </w:p>
         </w:tc>
@@ -20547,7 +20661,20 @@
               <w:pStyle w:val="Compact"/>
             </w:pPr>
             <w:r>
-              <w:t xml:space="preserve">The POS screen (cart, scan, regulars, specials toggle)</w:t>
+              <w:t xml:space="preserve">The POS screen (cart, scan, regulars, specials toggle,</w:t>
+            </w:r>
+            <w:r>
+              <w:t xml:space="preserve"> </w:t>
+            </w:r>
+            <w:r>
+              <w:rPr>
+                <w:b/>
+                <w:bCs/>
+              </w:rPr>
+              <w:t xml:space="preserve">Log out</w:t>
+            </w:r>
+            <w:r>
+              <w:t xml:space="preserve">)</w:t>
             </w:r>
           </w:p>
         </w:tc>
@@ -20920,7 +21047,23 @@
         <w:t xml:space="preserve"> </w:t>
       </w:r>
       <w:r>
-        <w:t xml:space="preserve">activity has specials), and the reader status dot.</w:t>
+        <w:t xml:space="preserve">activity has specials), the reader status dot, and a</w:t>
+      </w:r>
+      <w:r>
+        <w:t xml:space="preserve"> </w:t>
+      </w:r>
+      <w:r>
+        <w:rPr>
+          <w:b/>
+          <w:bCs/>
+        </w:rPr>
+        <w:t xml:space="preserve">Log out</w:t>
+      </w:r>
+      <w:r>
+        <w:t xml:space="preserve"> </w:t>
+      </w:r>
+      <w:r>
+        <w:t xml:space="preserve">button.</w:t>
       </w:r>
     </w:p>
     <w:p>
@@ -21235,7 +21378,7 @@
       </w:r>
     </w:p>
     <w:bookmarkEnd w:id="133"/>
-    <w:bookmarkStart w:id="138" w:name="pricing--discounts"/>
+    <w:bookmarkStart w:id="139" w:name="pricing--discounts"/>
     <w:p>
       <w:pPr>
         <w:pStyle w:val="Heading2"/>
@@ -21656,14 +21799,13 @@
       </w:r>
     </w:p>
     <w:bookmarkEnd w:id="137"/>
-    <w:bookmarkEnd w:id="138"/>
-    <w:bookmarkStart w:id="139" w:name="bartender-accounts"/>
-    <w:p>
-      <w:pPr>
-        <w:pStyle w:val="Heading2"/>
-      </w:pPr>
-      <w:r>
-        <w:t xml:space="preserve">Bartender accounts</w:t>
+    <w:bookmarkStart w:id="138" w:name="discount-reporting-budget-per-borrel"/>
+    <w:p>
+      <w:pPr>
+        <w:pStyle w:val="Heading3"/>
+      </w:pPr>
+      <w:r>
+        <w:t xml:space="preserve">Discount reporting (budget per borrel)</w:t>
       </w:r>
     </w:p>
     <w:p>
@@ -21671,20 +21813,108 @@
         <w:pStyle w:val="FirstParagraph"/>
       </w:pPr>
       <w:r>
-        <w:t xml:space="preserve">Managed under</w:t>
-      </w:r>
-      <w:r>
-        <w:t xml:space="preserve"> </w:t>
-      </w:r>
-      <w:r>
-        <w:rPr>
-          <w:b/>
-          <w:bCs/>
-        </w:rPr>
-        <w:t xml:space="preserve">Admin → PPP → Bartenders</w:t>
-      </w:r>
-      <w:r>
-        <w:t xml:space="preserve">.</w:t>
+        <w:t xml:space="preserve">Each invoice line</w:t>
+      </w:r>
+      <w:r>
+        <w:t xml:space="preserve"> </w:t>
+      </w:r>
+      <w:r>
+        <w:rPr>
+          <w:b/>
+          <w:bCs/>
+        </w:rPr>
+        <w:t xml:space="preserve">snapshots</w:t>
+      </w:r>
+      <w:r>
+        <w:t xml:space="preserve"> </w:t>
+      </w:r>
+      <w:r>
+        <w:t xml:space="preserve">its list price and the activity-special price that</w:t>
+      </w:r>
+      <w:r>
+        <w:t xml:space="preserve"> </w:t>
+      </w:r>
+      <w:r>
+        <w:t xml:space="preserve">applied (</w:t>
+      </w:r>
+      <w:r>
+        <w:rPr>
+          <w:rStyle w:val="VerbatimChar"/>
+        </w:rPr>
+        <w:t xml:space="preserve">PppInvoiceLine.listCents</w:t>
+      </w:r>
+      <w:r>
+        <w:t xml:space="preserve"> </w:t>
+      </w:r>
+      <w:r>
+        <w:t xml:space="preserve">/</w:t>
+      </w:r>
+      <w:r>
+        <w:t xml:space="preserve"> </w:t>
+      </w:r>
+      <w:r>
+        <w:rPr>
+          <w:rStyle w:val="VerbatimChar"/>
+        </w:rPr>
+        <w:t xml:space="preserve">specialCents</w:t>
+      </w:r>
+      <w:r>
+        <w:t xml:space="preserve">), so the discount given can be</w:t>
+      </w:r>
+      <w:r>
+        <w:t xml:space="preserve"> </w:t>
+      </w:r>
+      <w:r>
+        <w:t xml:space="preserve">reported accurately even after a special is toggled off mid-borrel. Two totals</w:t>
+      </w:r>
+      <w:r>
+        <w:t xml:space="preserve"> </w:t>
+      </w:r>
+      <w:r>
+        <w:t xml:space="preserve">(</w:t>
+      </w:r>
+      <w:r>
+        <w:rPr>
+          <w:rStyle w:val="VerbatimChar"/>
+        </w:rPr>
+        <w:t xml:space="preserve">sumLineDiscounts</w:t>
+      </w:r>
+      <w:r>
+        <w:t xml:space="preserve"> </w:t>
+      </w:r>
+      <w:r>
+        <w:t xml:space="preserve">in</w:t>
+      </w:r>
+      <w:r>
+        <w:t xml:space="preserve"> </w:t>
+      </w:r>
+      <w:r>
+        <w:rPr>
+          <w:rStyle w:val="VerbatimChar"/>
+        </w:rPr>
+        <w:t xml:space="preserve">roles.ts</w:t>
+      </w:r>
+      <w:r>
+        <w:t xml:space="preserve">) are shown on the admin Activities list, the</w:t>
+      </w:r>
+      <w:r>
+        <w:t xml:space="preserve"> </w:t>
+      </w:r>
+      <w:r>
+        <w:t xml:space="preserve">activity detail page, and</w:t>
+      </w:r>
+      <w:r>
+        <w:t xml:space="preserve"> </w:t>
+      </w:r>
+      <w:r>
+        <w:rPr>
+          <w:b/>
+          <w:bCs/>
+        </w:rPr>
+        <w:t xml:space="preserve">in a banner when an activity is closed</w:t>
+      </w:r>
+      <w:r>
+        <w:t xml:space="preserve">:</w:t>
       </w:r>
     </w:p>
     <w:p>
@@ -21700,139 +21930,13 @@
           <w:b/>
           <w:bCs/>
         </w:rPr>
-        <w:t xml:space="preserve">Create by email</w:t>
-      </w:r>
-      <w:r>
-        <w:t xml:space="preserve"> </w:t>
-      </w:r>
-      <w:r>
-        <w:t xml:space="preserve">—</w:t>
-      </w:r>
-      <w:r>
-        <w:t xml:space="preserve"> </w:t>
-      </w:r>
-      <w:r>
-        <w:rPr>
-          <w:rStyle w:val="VerbatimChar"/>
-        </w:rPr>
-        <w:t xml:space="preserve">POST /api/admin/ppp/bartenders</w:t>
-      </w:r>
-      <w:r>
-        <w:t xml:space="preserve"> </w:t>
-      </w:r>
-      <w:r>
-        <w:t xml:space="preserve">makes a</w:t>
-      </w:r>
-      <w:r>
-        <w:t xml:space="preserve"> </w:t>
-      </w:r>
-      <w:r>
-        <w:rPr>
-          <w:rStyle w:val="VerbatimChar"/>
-        </w:rPr>
-        <w:t xml:space="preserve">BARTENDER</w:t>
-      </w:r>
-      <w:r>
-        <w:t xml:space="preserve"> </w:t>
-      </w:r>
-      <w:r>
-        <w:rPr>
-          <w:rStyle w:val="VerbatimChar"/>
-        </w:rPr>
-        <w:t xml:space="preserve">User</w:t>
-      </w:r>
-      <w:r>
-        <w:t xml:space="preserve"> </w:t>
-      </w:r>
-      <w:r>
-        <w:t xml:space="preserve">with an unusable random password and emails a</w:t>
-      </w:r>
-      <w:r>
-        <w:t xml:space="preserve"> </w:t>
-      </w:r>
-      <w:r>
-        <w:rPr>
-          <w:b/>
-          <w:bCs/>
-        </w:rPr>
-        <w:t xml:space="preserve">set-password link</w:t>
-      </w:r>
-      <w:r>
-        <w:t xml:space="preserve">. The</w:t>
-      </w:r>
-      <w:r>
-        <w:t xml:space="preserve"> </w:t>
-      </w:r>
-      <w:r>
-        <w:t xml:space="preserve">link is a</w:t>
-      </w:r>
-      <w:r>
-        <w:t xml:space="preserve"> </w:t>
-      </w:r>
-      <w:r>
-        <w:rPr>
-          <w:rStyle w:val="VerbatimChar"/>
-        </w:rPr>
-        <w:t xml:space="preserve">PasswordSetupToken</w:t>
-      </w:r>
-      <w:r>
-        <w:t xml:space="preserve"> </w:t>
-      </w:r>
-      <w:r>
-        <w:t xml:space="preserve">that</w:t>
-      </w:r>
-      <w:r>
-        <w:t xml:space="preserve"> </w:t>
-      </w:r>
-      <w:r>
-        <w:rPr>
-          <w:b/>
-          <w:bCs/>
-        </w:rPr>
-        <w:t xml:space="preserve">never expires</w:t>
-      </w:r>
-      <w:r>
-        <w:t xml:space="preserve"> </w:t>
-      </w:r>
-      <w:r>
-        <w:t xml:space="preserve">and is</w:t>
-      </w:r>
-      <w:r>
-        <w:t xml:space="preserve"> </w:t>
-      </w:r>
-      <w:r>
-        <w:rPr>
-          <w:b/>
-          <w:bCs/>
-        </w:rPr>
-        <w:t xml:space="preserve">single-use</w:t>
-      </w:r>
-      <w:r>
-        <w:t xml:space="preserve"> </w:t>
-      </w:r>
-      <w:r>
-        <w:t xml:space="preserve">(consumed on completion).</w:t>
-      </w:r>
-      <w:r>
-        <w:t xml:space="preserve"> </w:t>
-      </w:r>
-      <w:r>
-        <w:rPr>
-          <w:rStyle w:val="VerbatimChar"/>
-        </w:rPr>
-        <w:t xml:space="preserve">/set-password</w:t>
-      </w:r>
-      <w:r>
-        <w:t xml:space="preserve"> </w:t>
-      </w:r>
-      <w:r>
-        <w:t xml:space="preserve">lets them choose a password and signs</w:t>
-      </w:r>
-      <w:r>
-        <w:t xml:space="preserve"> </w:t>
-      </w:r>
-      <w:r>
-        <w:t xml:space="preserve">them in; "Reset/Resend link" re-issues a fresh token.</w:t>
+        <w:t xml:space="preserve">Specials discount</w:t>
+      </w:r>
+      <w:r>
+        <w:t xml:space="preserve"> </w:t>
+      </w:r>
+      <w:r>
+        <w:t xml:space="preserve">— only the activity drink specials: Σ (list − special) × qty.</w:t>
       </w:r>
     </w:p>
     <w:p>
@@ -21848,6 +21952,208 @@
           <w:b/>
           <w:bCs/>
         </w:rPr>
+        <w:t xml:space="preserve">Total discount given</w:t>
+      </w:r>
+      <w:r>
+        <w:t xml:space="preserve"> </w:t>
+      </w:r>
+      <w:r>
+        <w:t xml:space="preserve">— everything (specials + roles/free drinks): Σ (list − charged) × qty.</w:t>
+      </w:r>
+    </w:p>
+    <w:bookmarkEnd w:id="138"/>
+    <w:bookmarkEnd w:id="139"/>
+    <w:bookmarkStart w:id="140" w:name="bartender-accounts"/>
+    <w:p>
+      <w:pPr>
+        <w:pStyle w:val="Heading2"/>
+      </w:pPr>
+      <w:r>
+        <w:t xml:space="preserve">Bartender accounts</w:t>
+      </w:r>
+    </w:p>
+    <w:p>
+      <w:pPr>
+        <w:pStyle w:val="FirstParagraph"/>
+      </w:pPr>
+      <w:r>
+        <w:t xml:space="preserve">Managed under</w:t>
+      </w:r>
+      <w:r>
+        <w:t xml:space="preserve"> </w:t>
+      </w:r>
+      <w:r>
+        <w:rPr>
+          <w:b/>
+          <w:bCs/>
+        </w:rPr>
+        <w:t xml:space="preserve">Admin → PPP → Bartenders</w:t>
+      </w:r>
+      <w:r>
+        <w:t xml:space="preserve">.</w:t>
+      </w:r>
+    </w:p>
+    <w:p>
+      <w:pPr>
+        <w:pStyle w:val="Compact"/>
+        <w:numPr>
+          <w:ilvl w:val="0"/>
+          <w:numId w:val="1042"/>
+        </w:numPr>
+      </w:pPr>
+      <w:r>
+        <w:rPr>
+          <w:b/>
+          <w:bCs/>
+        </w:rPr>
+        <w:t xml:space="preserve">Create by email</w:t>
+      </w:r>
+      <w:r>
+        <w:t xml:space="preserve"> </w:t>
+      </w:r>
+      <w:r>
+        <w:t xml:space="preserve">—</w:t>
+      </w:r>
+      <w:r>
+        <w:t xml:space="preserve"> </w:t>
+      </w:r>
+      <w:r>
+        <w:rPr>
+          <w:rStyle w:val="VerbatimChar"/>
+        </w:rPr>
+        <w:t xml:space="preserve">POST /api/admin/ppp/bartenders</w:t>
+      </w:r>
+      <w:r>
+        <w:t xml:space="preserve"> </w:t>
+      </w:r>
+      <w:r>
+        <w:t xml:space="preserve">makes a</w:t>
+      </w:r>
+      <w:r>
+        <w:t xml:space="preserve"> </w:t>
+      </w:r>
+      <w:r>
+        <w:rPr>
+          <w:rStyle w:val="VerbatimChar"/>
+        </w:rPr>
+        <w:t xml:space="preserve">BARTENDER</w:t>
+      </w:r>
+      <w:r>
+        <w:t xml:space="preserve"> </w:t>
+      </w:r>
+      <w:r>
+        <w:rPr>
+          <w:rStyle w:val="VerbatimChar"/>
+        </w:rPr>
+        <w:t xml:space="preserve">User</w:t>
+      </w:r>
+      <w:r>
+        <w:t xml:space="preserve"> </w:t>
+      </w:r>
+      <w:r>
+        <w:t xml:space="preserve">with an unusable random password and emails a</w:t>
+      </w:r>
+      <w:r>
+        <w:t xml:space="preserve"> </w:t>
+      </w:r>
+      <w:r>
+        <w:rPr>
+          <w:b/>
+          <w:bCs/>
+        </w:rPr>
+        <w:t xml:space="preserve">set-password link</w:t>
+      </w:r>
+      <w:r>
+        <w:t xml:space="preserve">. The</w:t>
+      </w:r>
+      <w:r>
+        <w:t xml:space="preserve"> </w:t>
+      </w:r>
+      <w:r>
+        <w:t xml:space="preserve">link is a</w:t>
+      </w:r>
+      <w:r>
+        <w:t xml:space="preserve"> </w:t>
+      </w:r>
+      <w:r>
+        <w:rPr>
+          <w:rStyle w:val="VerbatimChar"/>
+        </w:rPr>
+        <w:t xml:space="preserve">PasswordSetupToken</w:t>
+      </w:r>
+      <w:r>
+        <w:t xml:space="preserve"> </w:t>
+      </w:r>
+      <w:r>
+        <w:t xml:space="preserve">that</w:t>
+      </w:r>
+      <w:r>
+        <w:t xml:space="preserve"> </w:t>
+      </w:r>
+      <w:r>
+        <w:rPr>
+          <w:b/>
+          <w:bCs/>
+        </w:rPr>
+        <w:t xml:space="preserve">never expires</w:t>
+      </w:r>
+      <w:r>
+        <w:t xml:space="preserve"> </w:t>
+      </w:r>
+      <w:r>
+        <w:t xml:space="preserve">and is</w:t>
+      </w:r>
+      <w:r>
+        <w:t xml:space="preserve"> </w:t>
+      </w:r>
+      <w:r>
+        <w:rPr>
+          <w:b/>
+          <w:bCs/>
+        </w:rPr>
+        <w:t xml:space="preserve">single-use</w:t>
+      </w:r>
+      <w:r>
+        <w:t xml:space="preserve"> </w:t>
+      </w:r>
+      <w:r>
+        <w:t xml:space="preserve">(consumed on completion).</w:t>
+      </w:r>
+      <w:r>
+        <w:t xml:space="preserve"> </w:t>
+      </w:r>
+      <w:r>
+        <w:rPr>
+          <w:rStyle w:val="VerbatimChar"/>
+        </w:rPr>
+        <w:t xml:space="preserve">/set-password</w:t>
+      </w:r>
+      <w:r>
+        <w:t xml:space="preserve"> </w:t>
+      </w:r>
+      <w:r>
+        <w:t xml:space="preserve">lets them choose a password and signs</w:t>
+      </w:r>
+      <w:r>
+        <w:t xml:space="preserve"> </w:t>
+      </w:r>
+      <w:r>
+        <w:t xml:space="preserve">them in; "Reset/Resend link" re-issues a fresh token.</w:t>
+      </w:r>
+    </w:p>
+    <w:p>
+      <w:pPr>
+        <w:pStyle w:val="Compact"/>
+        <w:numPr>
+          <w:ilvl w:val="0"/>
+          <w:numId w:val="1042"/>
+        </w:numPr>
+      </w:pPr>
+      <w:r>
+        <w:rPr>
+          <w:b/>
+          <w:bCs/>
+        </w:rPr>
         <w:t xml:space="preserve">Link a member (card login)</w:t>
       </w:r>
       <w:r>
@@ -21942,8 +22248,8 @@
         <w:t xml:space="preserve">rate-limited (it's a convenience, weaker than the password).</w:t>
       </w:r>
     </w:p>
-    <w:bookmarkEnd w:id="139"/>
-    <w:bookmarkStart w:id="140" w:name="admin-pages-adminppp"/>
+    <w:bookmarkEnd w:id="140"/>
+    <w:bookmarkStart w:id="141" w:name="admin-pages-adminppp"/>
     <w:p>
       <w:pPr>
         <w:pStyle w:val="Heading2"/>
@@ -22138,7 +22444,39 @@
               <w:pStyle w:val="Compact"/>
             </w:pPr>
             <w:r>
-              <w:t xml:space="preserve">List borrels (create, close/reopen, rename, revenue + order counts, order list). Each links to its detail page.</w:t>
+              <w:t xml:space="preserve">List borrels (auto-synced from Alexia + manual), close/reopen, rename, revenue + order counts +</w:t>
+            </w:r>
+            <w:r>
+              <w:t xml:space="preserve"> </w:t>
+            </w:r>
+            <w:r>
+              <w:rPr>
+                <w:b/>
+                <w:bCs/>
+              </w:rPr>
+              <w:t xml:space="preserve">discount given</w:t>
+            </w:r>
+            <w:r>
+              <w:t xml:space="preserve"> </w:t>
+            </w:r>
+            <w:r>
+              <w:t xml:space="preserve">(specials / total), order list.</w:t>
+            </w:r>
+            <w:r>
+              <w:t xml:space="preserve"> </w:t>
+            </w:r>
+            <w:r>
+              <w:rPr>
+                <w:b/>
+                <w:bCs/>
+              </w:rPr>
+              <w:t xml:space="preserve">Closing</w:t>
+            </w:r>
+            <w:r>
+              <w:t xml:space="preserve"> </w:t>
+            </w:r>
+            <w:r>
+              <w:t xml:space="preserve">shows the discount totals. Each links to its detail page.</w:t>
             </w:r>
           </w:p>
         </w:tc>
@@ -22197,7 +22535,7 @@
               <w:t xml:space="preserve"> </w:t>
             </w:r>
             <w:r>
-              <w:t xml:space="preserve">(pick a drink, set a special price). Shows whether specials are currently active (toggled in the POS).</w:t>
+              <w:t xml:space="preserve">(pick a drink, set a special price) — can be done in advance for a future borrel. Shows order count + the two discount totals, and whether specials are active.</w:t>
             </w:r>
           </w:p>
         </w:tc>
@@ -22375,15 +22713,15 @@
         <w:pStyle w:val="Compact"/>
         <w:numPr>
           <w:ilvl w:val="0"/>
-          <w:numId w:val="1042"/>
+          <w:numId w:val="1043"/>
         </w:numPr>
       </w:pPr>
       <w:r>
         <w:t xml:space="preserve">a toggle picker per member).</w:t>
       </w:r>
     </w:p>
-    <w:bookmarkEnd w:id="140"/>
-    <w:bookmarkStart w:id="141" w:name="congressus"/>
+    <w:bookmarkEnd w:id="141"/>
+    <w:bookmarkStart w:id="142" w:name="congressus"/>
     <w:p>
       <w:pPr>
         <w:pStyle w:val="Heading2"/>
@@ -22422,7 +22760,7 @@
         <w:pStyle w:val="Compact"/>
         <w:numPr>
           <w:ilvl w:val="0"/>
-          <w:numId w:val="1043"/>
+          <w:numId w:val="1044"/>
         </w:numPr>
       </w:pPr>
       <w:r>
@@ -22504,7 +22842,7 @@
         <w:pStyle w:val="Compact"/>
         <w:numPr>
           <w:ilvl w:val="0"/>
-          <w:numId w:val="1043"/>
+          <w:numId w:val="1044"/>
         </w:numPr>
       </w:pPr>
       <w:r>
@@ -22589,7 +22927,7 @@
         <w:pStyle w:val="Compact"/>
         <w:numPr>
           <w:ilvl w:val="0"/>
-          <w:numId w:val="1043"/>
+          <w:numId w:val="1044"/>
         </w:numPr>
       </w:pPr>
       <w:r>
@@ -22748,13 +23086,506 @@
         <w:t xml:space="preserve">the Mendix fallback for lines without an offer id.</w:t>
       </w:r>
     </w:p>
-    <w:bookmarkEnd w:id="141"/>
-    <w:bookmarkStart w:id="143" w:name="data-model-ppp"/>
+    <w:bookmarkEnd w:id="142"/>
+    <w:bookmarkStart w:id="143" w:name="alexia-integration-scheduled-borrels"/>
     <w:p>
       <w:pPr>
         <w:pStyle w:val="Heading2"/>
       </w:pPr>
       <w:r>
+        <w:t xml:space="preserve">Alexia integration (scheduled borrels)</w:t>
+      </w:r>
+    </w:p>
+    <w:p>
+      <w:pPr>
+        <w:pStyle w:val="FirstParagraph"/>
+      </w:pPr>
+      <w:r>
+        <w:t xml:space="preserve">The drinks committee schedules borrels in</w:t>
+      </w:r>
+      <w:r>
+        <w:t xml:space="preserve"> </w:t>
+      </w:r>
+      <w:r>
+        <w:rPr>
+          <w:b/>
+          <w:bCs/>
+        </w:rPr>
+        <w:t xml:space="preserve">Alexia</w:t>
+      </w:r>
+      <w:r>
+        <w:t xml:space="preserve"> </w:t>
+      </w:r>
+      <w:r>
+        <w:t xml:space="preserve">(Inter-Actief's system,</w:t>
+      </w:r>
+      <w:r>
+        <w:t xml:space="preserve"> </w:t>
+      </w:r>
+      <w:r>
+        <w:rPr>
+          <w:rStyle w:val="VerbatimChar"/>
+        </w:rPr>
+        <w:t xml:space="preserve">alex.ia.utwente.nl</w:t>
+      </w:r>
+      <w:r>
+        <w:t xml:space="preserve">). PPP imports them so bartenders don't retype names and admins</w:t>
+      </w:r>
+      <w:r>
+        <w:t xml:space="preserve"> </w:t>
+      </w:r>
+      <w:r>
+        <w:t xml:space="preserve">can prepare specials in advance. Logic in</w:t>
+      </w:r>
+      <w:r>
+        <w:t xml:space="preserve"> </w:t>
+      </w:r>
+      <w:r>
+        <w:rPr>
+          <w:rStyle w:val="VerbatimChar"/>
+        </w:rPr>
+        <w:t xml:space="preserve">src/lib/alexia.ts</w:t>
+      </w:r>
+      <w:r>
+        <w:t xml:space="preserve">.</w:t>
+      </w:r>
+    </w:p>
+    <w:p>
+      <w:pPr>
+        <w:pStyle w:val="Compact"/>
+        <w:numPr>
+          <w:ilvl w:val="0"/>
+          <w:numId w:val="1045"/>
+        </w:numPr>
+      </w:pPr>
+      <w:r>
+        <w:rPr>
+          <w:b/>
+          <w:bCs/>
+        </w:rPr>
+        <w:t xml:space="preserve">Public, no auth</w:t>
+      </w:r>
+      <w:r>
+        <w:t xml:space="preserve"> </w:t>
+      </w:r>
+      <w:r>
+        <w:t xml:space="preserve">— Alexia's</w:t>
+      </w:r>
+      <w:r>
+        <w:t xml:space="preserve"> </w:t>
+      </w:r>
+      <w:r>
+        <w:rPr>
+          <w:rStyle w:val="VerbatimChar"/>
+        </w:rPr>
+        <w:t xml:space="preserve">event.upcoming_list</w:t>
+      </w:r>
+      <w:r>
+        <w:t xml:space="preserve"> </w:t>
+      </w:r>
+      <w:r>
+        <w:t xml:space="preserve">JSON-RPC method is public:</w:t>
+      </w:r>
+      <w:r>
+        <w:t xml:space="preserve"> </w:t>
+      </w:r>
+      <w:r>
+        <w:rPr>
+          <w:rStyle w:val="VerbatimChar"/>
+        </w:rPr>
+        <w:t xml:space="preserve">POST https://alex.ia.utwente.nl/api/1/</w:t>
+      </w:r>
+      <w:r>
+        <w:t xml:space="preserve"> </w:t>
+      </w:r>
+      <w:r>
+        <w:t xml:space="preserve">with</w:t>
+      </w:r>
+      <w:r>
+        <w:t xml:space="preserve"> </w:t>
+      </w:r>
+      <w:r>
+        <w:rPr>
+          <w:rStyle w:val="VerbatimChar"/>
+        </w:rPr>
+        <w:t xml:space="preserve">{"jsonrpc":"2.0","method":"event.upcoming_list","params":[true],"id":1}</w:t>
+      </w:r>
+      <w:r>
+        <w:t xml:space="preserve">. Events</w:t>
+      </w:r>
+      <w:r>
+        <w:t xml:space="preserve"> </w:t>
+      </w:r>
+      <w:r>
+        <w:t xml:space="preserve">carry</w:t>
+      </w:r>
+      <w:r>
+        <w:t xml:space="preserve"> </w:t>
+      </w:r>
+      <w:r>
+        <w:rPr>
+          <w:rStyle w:val="VerbatimChar"/>
+        </w:rPr>
+        <w:t xml:space="preserve">name</w:t>
+      </w:r>
+      <w:r>
+        <w:t xml:space="preserve">,</w:t>
+      </w:r>
+      <w:r>
+        <w:t xml:space="preserve"> </w:t>
+      </w:r>
+      <w:r>
+        <w:rPr>
+          <w:rStyle w:val="VerbatimChar"/>
+        </w:rPr>
+        <w:t xml:space="preserve">organizer</w:t>
+      </w:r>
+      <w:r>
+        <w:t xml:space="preserve">,</w:t>
+      </w:r>
+      <w:r>
+        <w:t xml:space="preserve"> </w:t>
+      </w:r>
+      <w:r>
+        <w:rPr>
+          <w:rStyle w:val="VerbatimChar"/>
+        </w:rPr>
+        <w:t xml:space="preserve">locations</w:t>
+      </w:r>
+      <w:r>
+        <w:t xml:space="preserve">,</w:t>
+      </w:r>
+      <w:r>
+        <w:t xml:space="preserve"> </w:t>
+      </w:r>
+      <w:r>
+        <w:rPr>
+          <w:rStyle w:val="VerbatimChar"/>
+        </w:rPr>
+        <w:t xml:space="preserve">starts_at</w:t>
+      </w:r>
+      <w:r>
+        <w:t xml:space="preserve">,</w:t>
+      </w:r>
+      <w:r>
+        <w:t xml:space="preserve"> </w:t>
+      </w:r>
+      <w:r>
+        <w:rPr>
+          <w:rStyle w:val="VerbatimChar"/>
+        </w:rPr>
+        <w:t xml:space="preserve">ends_at</w:t>
+      </w:r>
+      <w:r>
+        <w:t xml:space="preserve"> </w:t>
+      </w:r>
+      <w:r>
+        <w:t xml:space="preserve">— but</w:t>
+      </w:r>
+      <w:r>
+        <w:t xml:space="preserve"> </w:t>
+      </w:r>
+      <w:r>
+        <w:rPr>
+          <w:b/>
+          <w:bCs/>
+        </w:rPr>
+        <w:t xml:space="preserve">no id</w:t>
+      </w:r>
+      <w:r>
+        <w:t xml:space="preserve">.</w:t>
+      </w:r>
+    </w:p>
+    <w:p>
+      <w:pPr>
+        <w:pStyle w:val="Compact"/>
+        <w:numPr>
+          <w:ilvl w:val="0"/>
+          <w:numId w:val="1045"/>
+        </w:numPr>
+      </w:pPr>
+      <w:r>
+        <w:rPr>
+          <w:b/>
+          <w:bCs/>
+        </w:rPr>
+        <w:t xml:space="preserve">Auto-sync</w:t>
+      </w:r>
+      <w:r>
+        <w:t xml:space="preserve"> </w:t>
+      </w:r>
+      <w:r>
+        <w:t xml:space="preserve">—</w:t>
+      </w:r>
+      <w:r>
+        <w:t xml:space="preserve"> </w:t>
+      </w:r>
+      <w:r>
+        <w:rPr>
+          <w:rStyle w:val="VerbatimChar"/>
+        </w:rPr>
+        <w:t xml:space="preserve">POST /api/ppp/alexia/sync</w:t>
+      </w:r>
+      <w:r>
+        <w:t xml:space="preserve"> </w:t>
+      </w:r>
+      <w:r>
+        <w:t xml:space="preserve">keeps only</w:t>
+      </w:r>
+      <w:r>
+        <w:t xml:space="preserve"> </w:t>
+      </w:r>
+      <w:r>
+        <w:rPr>
+          <w:rStyle w:val="VerbatimChar"/>
+        </w:rPr>
+        <w:t xml:space="preserve">organizer === "Stress"</w:t>
+      </w:r>
+      <w:r>
+        <w:t xml:space="preserve"> </w:t>
+      </w:r>
+      <w:r>
+        <w:t xml:space="preserve">and</w:t>
+      </w:r>
+      <w:r>
+        <w:t xml:space="preserve"> </w:t>
+      </w:r>
+      <w:r>
+        <w:rPr>
+          <w:b/>
+          <w:bCs/>
+        </w:rPr>
+        <w:t xml:space="preserve">find-or-creates</w:t>
+      </w:r>
+      <w:r>
+        <w:t xml:space="preserve"> </w:t>
+      </w:r>
+      <w:r>
+        <w:t xml:space="preserve">a</w:t>
+      </w:r>
+      <w:r>
+        <w:t xml:space="preserve"> </w:t>
+      </w:r>
+      <w:r>
+        <w:rPr>
+          <w:rStyle w:val="VerbatimChar"/>
+        </w:rPr>
+        <w:t xml:space="preserve">PppActivity</w:t>
+      </w:r>
+      <w:r>
+        <w:t xml:space="preserve"> </w:t>
+      </w:r>
+      <w:r>
+        <w:t xml:space="preserve">for each (date =</w:t>
+      </w:r>
+      <w:r>
+        <w:t xml:space="preserve"> </w:t>
+      </w:r>
+      <w:r>
+        <w:rPr>
+          <w:rStyle w:val="VerbatimChar"/>
+        </w:rPr>
+        <w:t xml:space="preserve">starts_at</w:t>
+      </w:r>
+      <w:r>
+        <w:t xml:space="preserve">), matched by</w:t>
+      </w:r>
+      <w:r>
+        <w:t xml:space="preserve"> </w:t>
+      </w:r>
+      <w:r>
+        <w:rPr>
+          <w:b/>
+          <w:bCs/>
+        </w:rPr>
+        <w:t xml:space="preserve">name + calendar day</w:t>
+      </w:r>
+      <w:r>
+        <w:t xml:space="preserve"> </w:t>
+      </w:r>
+      <w:r>
+        <w:t xml:space="preserve">(no id exists). It runs when a bartender lands on</w:t>
+      </w:r>
+      <w:r>
+        <w:t xml:space="preserve"> </w:t>
+      </w:r>
+      <w:r>
+        <w:rPr>
+          <w:rStyle w:val="VerbatimChar"/>
+        </w:rPr>
+        <w:t xml:space="preserve">/ppp</w:t>
+      </w:r>
+      <w:r>
+        <w:t xml:space="preserve"> </w:t>
+      </w:r>
+      <w:r>
+        <w:rPr>
+          <w:b/>
+          <w:bCs/>
+        </w:rPr>
+        <w:t xml:space="preserve">and</w:t>
+      </w:r>
+      <w:r>
+        <w:t xml:space="preserve"> </w:t>
+      </w:r>
+      <w:r>
+        <w:t xml:space="preserve">when an admin opens</w:t>
+      </w:r>
+      <w:r>
+        <w:t xml:space="preserve"> </w:t>
+      </w:r>
+      <w:r>
+        <w:rPr>
+          <w:b/>
+          <w:bCs/>
+        </w:rPr>
+        <w:t xml:space="preserve">Admin → PPP → Activities</w:t>
+      </w:r>
+      <w:r>
+        <w:t xml:space="preserve">, so new borrels appear</w:t>
+      </w:r>
+      <w:r>
+        <w:t xml:space="preserve"> </w:t>
+      </w:r>
+      <w:r>
+        <w:t xml:space="preserve">automatically and the admin can pre-set specials on future ones.</w:t>
+      </w:r>
+    </w:p>
+    <w:p>
+      <w:pPr>
+        <w:pStyle w:val="Compact"/>
+        <w:numPr>
+          <w:ilvl w:val="0"/>
+          <w:numId w:val="1045"/>
+        </w:numPr>
+      </w:pPr>
+      <w:r>
+        <w:rPr>
+          <w:b/>
+          <w:bCs/>
+        </w:rPr>
+        <w:t xml:space="preserve">Idempotent + fail-soft</w:t>
+      </w:r>
+      <w:r>
+        <w:t xml:space="preserve"> </w:t>
+      </w:r>
+      <w:r>
+        <w:t xml:space="preserve">— re-syncing creates nothing new; any Alexia</w:t>
+      </w:r>
+      <w:r>
+        <w:t xml:space="preserve"> </w:t>
+      </w:r>
+      <w:r>
+        <w:t xml:space="preserve">error/timeout just yields no import and PPP keeps working.</w:t>
+      </w:r>
+    </w:p>
+    <w:p>
+      <w:pPr>
+        <w:pStyle w:val="Compact"/>
+        <w:numPr>
+          <w:ilvl w:val="0"/>
+          <w:numId w:val="1045"/>
+        </w:numPr>
+      </w:pPr>
+      <w:r>
+        <w:rPr>
+          <w:b/>
+          <w:bCs/>
+        </w:rPr>
+        <w:t xml:space="preserve">Caveat</w:t>
+      </w:r>
+      <w:r>
+        <w:t xml:space="preserve"> </w:t>
+      </w:r>
+      <w:r>
+        <w:t xml:space="preserve">— because matching is name + day,</w:t>
+      </w:r>
+      <w:r>
+        <w:t xml:space="preserve"> </w:t>
+      </w:r>
+      <w:r>
+        <w:rPr>
+          <w:b/>
+          <w:bCs/>
+        </w:rPr>
+        <w:t xml:space="preserve">renaming</w:t>
+      </w:r>
+      <w:r>
+        <w:t xml:space="preserve"> </w:t>
+      </w:r>
+      <w:r>
+        <w:t xml:space="preserve">an auto-imported</w:t>
+      </w:r>
+      <w:r>
+        <w:t xml:space="preserve"> </w:t>
+      </w:r>
+      <w:r>
+        <w:t xml:space="preserve">activity makes the next sync re-create the original (a duplicate). A stable Alexia</w:t>
+      </w:r>
+      <w:r>
+        <w:t xml:space="preserve"> </w:t>
+      </w:r>
+      <w:r>
+        <w:t xml:space="preserve">reference field would need a schema change.</w:t>
+      </w:r>
+    </w:p>
+    <w:p>
+      <w:pPr>
+        <w:pStyle w:val="FirstParagraph"/>
+      </w:pPr>
+      <w:r>
+        <w:t xml:space="preserve">Configurable via</w:t>
+      </w:r>
+      <w:r>
+        <w:t xml:space="preserve"> </w:t>
+      </w:r>
+      <w:r>
+        <w:rPr>
+          <w:rStyle w:val="VerbatimChar"/>
+        </w:rPr>
+        <w:t xml:space="preserve">ALEXIA_API_URL</w:t>
+      </w:r>
+      <w:r>
+        <w:t xml:space="preserve"> </w:t>
+      </w:r>
+      <w:r>
+        <w:t xml:space="preserve">and</w:t>
+      </w:r>
+      <w:r>
+        <w:t xml:space="preserve"> </w:t>
+      </w:r>
+      <w:r>
+        <w:rPr>
+          <w:rStyle w:val="VerbatimChar"/>
+        </w:rPr>
+        <w:t xml:space="preserve">ALEXIA_ORGANIZER</w:t>
+      </w:r>
+      <w:r>
+        <w:t xml:space="preserve"> </w:t>
+      </w:r>
+      <w:r>
+        <w:t xml:space="preserve">(default</w:t>
+      </w:r>
+      <w:r>
+        <w:t xml:space="preserve"> </w:t>
+      </w:r>
+      <w:r>
+        <w:rPr>
+          <w:rStyle w:val="VerbatimChar"/>
+        </w:rPr>
+        <w:t xml:space="preserve">Stress</w:t>
+      </w:r>
+      <w:r>
+        <w:t xml:space="preserve">).</w:t>
+      </w:r>
+    </w:p>
+    <w:bookmarkEnd w:id="143"/>
+    <w:bookmarkStart w:id="145" w:name="data-model-ppp"/>
+    <w:p>
+      <w:pPr>
+        <w:pStyle w:val="Heading2"/>
+      </w:pPr>
+      <w:r>
         <w:t xml:space="preserve">Data model (PPP)</w:t>
       </w:r>
     </w:p>
@@ -22768,7 +23599,7 @@
       <w:r>
         <w:t xml:space="preserve"> </w:t>
       </w:r>
-      <w:hyperlink r:id="rId142">
+      <w:hyperlink r:id="rId144">
         <w:r>
           <w:rPr>
             <w:rStyle w:val="Hyperlink"/>
@@ -22788,7 +23619,7 @@
         <w:pStyle w:val="Compact"/>
         <w:numPr>
           <w:ilvl w:val="0"/>
-          <w:numId w:val="1044"/>
+          <w:numId w:val="1046"/>
         </w:numPr>
       </w:pPr>
       <w:r>
@@ -22927,7 +23758,52 @@
         <w:t xml:space="preserve">PppInvoiceLine</w:t>
       </w:r>
       <w:r>
-        <w:t xml:space="preserve">.</w:t>
+        <w:t xml:space="preserve"> </w:t>
+      </w:r>
+      <w:r>
+        <w:t xml:space="preserve">(</w:t>
+      </w:r>
+      <w:r>
+        <w:rPr>
+          <w:rStyle w:val="VerbatimChar"/>
+        </w:rPr>
+        <w:t xml:space="preserve">unitCents</w:t>
+      </w:r>
+      <w:r>
+        <w:t xml:space="preserve"> </w:t>
+      </w:r>
+      <w:r>
+        <w:t xml:space="preserve">charged +</w:t>
+      </w:r>
+      <w:r>
+        <w:t xml:space="preserve"> </w:t>
+      </w:r>
+      <w:r>
+        <w:rPr>
+          <w:rStyle w:val="VerbatimChar"/>
+        </w:rPr>
+        <w:t xml:space="preserve">listCents?</w:t>
+      </w:r>
+      <w:r>
+        <w:t xml:space="preserve"> </w:t>
+      </w:r>
+      <w:r>
+        <w:t xml:space="preserve">/</w:t>
+      </w:r>
+      <w:r>
+        <w:t xml:space="preserve"> </w:t>
+      </w:r>
+      <w:r>
+        <w:rPr>
+          <w:rStyle w:val="VerbatimChar"/>
+        </w:rPr>
+        <w:t xml:space="preserve">specialCents?</w:t>
+      </w:r>
+      <w:r>
+        <w:t xml:space="preserve"> </w:t>
+      </w:r>
+      <w:r>
+        <w:t xml:space="preserve">snapshots for discount reporting).</w:t>
       </w:r>
     </w:p>
     <w:p>
@@ -22935,7 +23811,7 @@
         <w:pStyle w:val="Compact"/>
         <w:numPr>
           <w:ilvl w:val="0"/>
-          <w:numId w:val="1044"/>
+          <w:numId w:val="1046"/>
         </w:numPr>
       </w:pPr>
       <w:r>
@@ -22992,7 +23868,7 @@
         <w:pStyle w:val="Compact"/>
         <w:numPr>
           <w:ilvl w:val="0"/>
-          <w:numId w:val="1044"/>
+          <w:numId w:val="1046"/>
         </w:numPr>
       </w:pPr>
       <w:r>
@@ -23013,7 +23889,7 @@
         <w:pStyle w:val="Compact"/>
         <w:numPr>
           <w:ilvl w:val="0"/>
-          <w:numId w:val="1044"/>
+          <w:numId w:val="1046"/>
         </w:numPr>
       </w:pPr>
       <w:r>
@@ -23065,8 +23941,8 @@
         <w:t xml:space="preserve">unchanged for identity.</w:t>
       </w:r>
     </w:p>
-    <w:bookmarkEnd w:id="143"/>
-    <w:bookmarkStart w:id="144" w:name="api-reference-ppp"/>
+    <w:bookmarkEnd w:id="145"/>
+    <w:bookmarkStart w:id="146" w:name="api-reference-ppp"/>
     <w:p>
       <w:pPr>
         <w:pStyle w:val="Heading2"/>
@@ -23288,6 +24164,44 @@
               <w:pStyle w:val="Compact"/>
             </w:pPr>
             <w:r>
+              <w:t xml:space="preserve">POST</w:t>
+            </w:r>
+          </w:p>
+        </w:tc>
+        <w:tc>
+          <w:tcPr/>
+          <w:p>
+            <w:pPr>
+              <w:pStyle w:val="Compact"/>
+            </w:pPr>
+            <w:r>
+              <w:rPr>
+                <w:rStyle w:val="VerbatimChar"/>
+              </w:rPr>
+              <w:t xml:space="preserve">/api/ppp/alexia/sync</w:t>
+            </w:r>
+          </w:p>
+        </w:tc>
+        <w:tc>
+          <w:tcPr/>
+          <w:p>
+            <w:pPr>
+              <w:pStyle w:val="Compact"/>
+            </w:pPr>
+            <w:r>
+              <w:t xml:space="preserve">Import upcoming Stress borrels from Alexia</w:t>
+            </w:r>
+          </w:p>
+        </w:tc>
+      </w:tr>
+      <w:tr>
+        <w:tc>
+          <w:tcPr/>
+          <w:p>
+            <w:pPr>
+              <w:pStyle w:val="Compact"/>
+            </w:pPr>
+            <w:r>
               <w:t xml:space="preserve">GET</w:t>
             </w:r>
           </w:p>
@@ -23728,8 +24642,8 @@
         <w:t xml:space="preserve">.</w:t>
       </w:r>
     </w:p>
-    <w:bookmarkEnd w:id="144"/>
-    <w:bookmarkStart w:id="145" w:name="environment"/>
+    <w:bookmarkEnd w:id="146"/>
+    <w:bookmarkStart w:id="147" w:name="environment"/>
     <w:p>
       <w:pPr>
         <w:pStyle w:val="Heading2"/>
@@ -23940,6 +24854,88 @@
           </w:p>
         </w:tc>
       </w:tr>
+      <w:tr>
+        <w:tc>
+          <w:tcPr/>
+          <w:p>
+            <w:pPr>
+              <w:pStyle w:val="Compact"/>
+            </w:pPr>
+            <w:r>
+              <w:rPr>
+                <w:rStyle w:val="VerbatimChar"/>
+              </w:rPr>
+              <w:t xml:space="preserve">ALEXIA_API_URL</w:t>
+            </w:r>
+          </w:p>
+        </w:tc>
+        <w:tc>
+          <w:tcPr/>
+          <w:p>
+            <w:pPr>
+              <w:pStyle w:val="Compact"/>
+            </w:pPr>
+            <w:r>
+              <w:rPr>
+                <w:rStyle w:val="VerbatimChar"/>
+              </w:rPr>
+              <w:t xml:space="preserve">https://alex.ia.utwente.nl/api/1/</w:t>
+            </w:r>
+          </w:p>
+        </w:tc>
+        <w:tc>
+          <w:tcPr/>
+          <w:p>
+            <w:pPr>
+              <w:pStyle w:val="Compact"/>
+            </w:pPr>
+            <w:r>
+              <w:t xml:space="preserve">Alexia JSON-RPC endpoint for borrel sync.</w:t>
+            </w:r>
+          </w:p>
+        </w:tc>
+      </w:tr>
+      <w:tr>
+        <w:tc>
+          <w:tcPr/>
+          <w:p>
+            <w:pPr>
+              <w:pStyle w:val="Compact"/>
+            </w:pPr>
+            <w:r>
+              <w:rPr>
+                <w:rStyle w:val="VerbatimChar"/>
+              </w:rPr>
+              <w:t xml:space="preserve">ALEXIA_ORGANIZER</w:t>
+            </w:r>
+          </w:p>
+        </w:tc>
+        <w:tc>
+          <w:tcPr/>
+          <w:p>
+            <w:pPr>
+              <w:pStyle w:val="Compact"/>
+            </w:pPr>
+            <w:r>
+              <w:rPr>
+                <w:rStyle w:val="VerbatimChar"/>
+              </w:rPr>
+              <w:t xml:space="preserve">Stress</w:t>
+            </w:r>
+          </w:p>
+        </w:tc>
+        <w:tc>
+          <w:tcPr/>
+          <w:p>
+            <w:pPr>
+              <w:pStyle w:val="Compact"/>
+            </w:pPr>
+            <w:r>
+              <w:t xml:space="preserve">Only import borrels with this organiser.</w:t>
+            </w:r>
+          </w:p>
+        </w:tc>
+      </w:tr>
     </w:tbl>
     <w:p>
       <w:pPr>
@@ -23998,9 +24994,9 @@
         <w:br w:type="page"/>
       </w:r>
     </w:p>
-    <w:bookmarkEnd w:id="145"/>
-    <w:bookmarkEnd w:id="146"/>
-    <w:bookmarkStart w:id="160" w:name="security-model"/>
+    <w:bookmarkEnd w:id="147"/>
+    <w:bookmarkEnd w:id="148"/>
+    <w:bookmarkStart w:id="162" w:name="security-model"/>
     <w:p>
       <w:pPr>
         <w:pStyle w:val="Heading1"/>
@@ -24053,7 +25049,7 @@
         <w:t xml:space="preserve">trade-offs made for a shared, physical kiosk.</w:t>
       </w:r>
     </w:p>
-    <w:bookmarkStart w:id="150" w:name="authentication--authorisation"/>
+    <w:bookmarkStart w:id="152" w:name="authentication--authorisation"/>
     <w:p>
       <w:pPr>
         <w:pStyle w:val="Heading2"/>
@@ -24062,481 +25058,13 @@
         <w:t xml:space="preserve">Authentication &amp; authorisation</w:t>
       </w:r>
     </w:p>
-    <w:bookmarkStart w:id="147" w:name="admin"/>
+    <w:bookmarkStart w:id="149" w:name="admin"/>
     <w:p>
       <w:pPr>
         <w:pStyle w:val="Heading3"/>
       </w:pPr>
       <w:r>
         <w:t xml:space="preserve">Admin</w:t>
-      </w:r>
-    </w:p>
-    <w:p>
-      <w:pPr>
-        <w:pStyle w:val="Compact"/>
-        <w:numPr>
-          <w:ilvl w:val="0"/>
-          <w:numId w:val="1045"/>
-        </w:numPr>
-      </w:pPr>
-      <w:r>
-        <w:t xml:space="preserve">Login (</w:t>
-      </w:r>
-      <w:r>
-        <w:rPr>
-          <w:rStyle w:val="VerbatimChar"/>
-        </w:rPr>
-        <w:t xml:space="preserve">POST /api/auth/login</w:t>
-      </w:r>
-      <w:r>
-        <w:t xml:space="preserve">) verifies a bcrypt password and sets an</w:t>
-      </w:r>
-      <w:r>
-        <w:t xml:space="preserve"> </w:t>
-      </w:r>
-      <w:r>
-        <w:rPr>
-          <w:b/>
-          <w:bCs/>
-        </w:rPr>
-        <w:t xml:space="preserve">httpOnly</w:t>
-      </w:r>
-      <w:r>
-        <w:t xml:space="preserve"> </w:t>
-      </w:r>
-      <w:r>
-        <w:rPr>
-          <w:rStyle w:val="VerbatimChar"/>
-        </w:rPr>
-        <w:t xml:space="preserve">session</w:t>
-      </w:r>
-      <w:r>
-        <w:t xml:space="preserve"> </w:t>
-      </w:r>
-      <w:r>
-        <w:t xml:space="preserve">cookie (7-day</w:t>
-      </w:r>
-      <w:r>
-        <w:t xml:space="preserve"> </w:t>
-      </w:r>
-      <w:r>
-        <w:rPr>
-          <w:rStyle w:val="VerbatimChar"/>
-        </w:rPr>
-        <w:t xml:space="preserve">Session</w:t>
-      </w:r>
-      <w:r>
-        <w:t xml:space="preserve"> </w:t>
-      </w:r>
-      <w:r>
-        <w:t xml:space="preserve">row).</w:t>
-      </w:r>
-    </w:p>
-    <w:p>
-      <w:pPr>
-        <w:pStyle w:val="Compact"/>
-        <w:numPr>
-          <w:ilvl w:val="0"/>
-          <w:numId w:val="1045"/>
-        </w:numPr>
-      </w:pPr>
-      <w:r>
-        <w:rPr>
-          <w:rStyle w:val="VerbatimChar"/>
-        </w:rPr>
-        <w:t xml:space="preserve">requireAdmin()</w:t>
-      </w:r>
-      <w:r>
-        <w:t xml:space="preserve"> </w:t>
-      </w:r>
-      <w:r>
-        <w:t xml:space="preserve">(</w:t>
-      </w:r>
-      <w:r>
-        <w:rPr>
-          <w:rStyle w:val="VerbatimChar"/>
-        </w:rPr>
-        <w:t xml:space="preserve">src/lib/auth.ts</w:t>
-      </w:r>
-      <w:r>
-        <w:t xml:space="preserve">) loads the session, checks it isn't expired,</w:t>
-      </w:r>
-      <w:r>
-        <w:t xml:space="preserve"> </w:t>
-      </w:r>
-      <w:r>
-        <w:t xml:space="preserve">and checks</w:t>
-      </w:r>
-      <w:r>
-        <w:t xml:space="preserve"> </w:t>
-      </w:r>
-      <w:r>
-        <w:rPr>
-          <w:rStyle w:val="VerbatimChar"/>
-        </w:rPr>
-        <w:t xml:space="preserve">role === "ADMIN"</w:t>
-      </w:r>
-      <w:r>
-        <w:t xml:space="preserve">.</w:t>
-      </w:r>
-      <w:r>
-        <w:t xml:space="preserve"> </w:t>
-      </w:r>
-      <w:r>
-        <w:rPr>
-          <w:b/>
-          <w:bCs/>
-        </w:rPr>
-        <w:t xml:space="preserve">Every</w:t>
-      </w:r>
-      <w:r>
-        <w:t xml:space="preserve"> </w:t>
-      </w:r>
-      <w:r>
-        <w:rPr>
-          <w:rStyle w:val="VerbatimChar"/>
-        </w:rPr>
-        <w:t xml:space="preserve">/api/admin/*</w:t>
-      </w:r>
-      <w:r>
-        <w:t xml:space="preserve"> </w:t>
-      </w:r>
-      <w:r>
-        <w:t xml:space="preserve">handler calls it.</w:t>
-      </w:r>
-    </w:p>
-    <w:p>
-      <w:pPr>
-        <w:pStyle w:val="Compact"/>
-        <w:numPr>
-          <w:ilvl w:val="0"/>
-          <w:numId w:val="1045"/>
-        </w:numPr>
-      </w:pPr>
-      <w:r>
-        <w:t xml:space="preserve">The admin pages are gated by a</w:t>
-      </w:r>
-      <w:r>
-        <w:t xml:space="preserve"> </w:t>
-      </w:r>
-      <w:r>
-        <w:rPr>
-          <w:b/>
-          <w:bCs/>
-        </w:rPr>
-        <w:t xml:space="preserve">server-side layout</w:t>
-      </w:r>
-      <w:r>
-        <w:t xml:space="preserve"> </w:t>
-      </w:r>
-      <w:r>
-        <w:t xml:space="preserve">(</w:t>
-      </w:r>
-      <w:r>
-        <w:rPr>
-          <w:rStyle w:val="VerbatimChar"/>
-        </w:rPr>
-        <w:t xml:space="preserve">requireAdmin()</w:t>
-      </w:r>
-      <w:r>
-        <w:t xml:space="preserve"> </w:t>
-      </w:r>
-      <w:r>
-        <w:t xml:space="preserve">→</w:t>
-      </w:r>
-      <w:r>
-        <w:t xml:space="preserve"> </w:t>
-      </w:r>
-      <w:r>
-        <w:rPr>
-          <w:rStyle w:val="VerbatimChar"/>
-        </w:rPr>
-        <w:t xml:space="preserve">redirect("/admin/login")</w:t>
-      </w:r>
-      <w:r>
-        <w:t xml:space="preserve">), so unauthenticated users never receive page HTML</w:t>
-      </w:r>
-      <w:r>
-        <w:t xml:space="preserve"> </w:t>
-      </w:r>
-      <w:r>
-        <w:t xml:space="preserve">or data — only a redirect.</w:t>
-      </w:r>
-    </w:p>
-    <w:p>
-      <w:pPr>
-        <w:pStyle w:val="Compact"/>
-        <w:numPr>
-          <w:ilvl w:val="0"/>
-          <w:numId w:val="1045"/>
-        </w:numPr>
-      </w:pPr>
-      <w:r>
-        <w:t xml:space="preserve">Middleware (</w:t>
-      </w:r>
-      <w:r>
-        <w:rPr>
-          <w:rStyle w:val="VerbatimChar"/>
-        </w:rPr>
-        <w:t xml:space="preserve">src/middleware.ts</w:t>
-      </w:r>
-      <w:r>
-        <w:t xml:space="preserve">) additionally requires the cookie to be present</w:t>
-      </w:r>
-      <w:r>
-        <w:t xml:space="preserve"> </w:t>
-      </w:r>
-      <w:r>
-        <w:t xml:space="preserve">on</w:t>
-      </w:r>
-      <w:r>
-        <w:t xml:space="preserve"> </w:t>
-      </w:r>
-      <w:r>
-        <w:rPr>
-          <w:rStyle w:val="VerbatimChar"/>
-        </w:rPr>
-        <w:t xml:space="preserve">/admin/*</w:t>
-      </w:r>
-      <w:r>
-        <w:t xml:space="preserve"> </w:t>
-      </w:r>
-      <w:r>
-        <w:t xml:space="preserve">and</w:t>
-      </w:r>
-      <w:r>
-        <w:t xml:space="preserve"> </w:t>
-      </w:r>
-      <w:r>
-        <w:rPr>
-          <w:rStyle w:val="VerbatimChar"/>
-        </w:rPr>
-        <w:t xml:space="preserve">/api/admin/*</w:t>
-      </w:r>
-      <w:r>
-        <w:t xml:space="preserve">. This is a fast pre-check; the real validation</w:t>
-      </w:r>
-      <w:r>
-        <w:t xml:space="preserve"> </w:t>
-      </w:r>
-      <w:r>
-        <w:t xml:space="preserve">is</w:t>
-      </w:r>
-      <w:r>
-        <w:t xml:space="preserve"> </w:t>
-      </w:r>
-      <w:r>
-        <w:rPr>
-          <w:rStyle w:val="VerbatimChar"/>
-        </w:rPr>
-        <w:t xml:space="preserve">requireAdmin()</w:t>
-      </w:r>
-      <w:r>
-        <w:t xml:space="preserve"> </w:t>
-      </w:r>
-      <w:r>
-        <w:t xml:space="preserve">(a forged/expired cookie passes middleware but is rejected</w:t>
-      </w:r>
-      <w:r>
-        <w:t xml:space="preserve"> </w:t>
-      </w:r>
-      <w:r>
-        <w:t xml:space="preserve">by the handler).</w:t>
-      </w:r>
-    </w:p>
-    <w:bookmarkEnd w:id="147"/>
-    <w:bookmarkStart w:id="148" w:name="shop-members"/>
-    <w:p>
-      <w:pPr>
-        <w:pStyle w:val="Heading3"/>
-      </w:pPr>
-      <w:r>
-        <w:t xml:space="preserve">Shop (members)</w:t>
-      </w:r>
-    </w:p>
-    <w:p>
-      <w:pPr>
-        <w:pStyle w:val="Compact"/>
-        <w:numPr>
-          <w:ilvl w:val="0"/>
-          <w:numId w:val="1046"/>
-        </w:numPr>
-      </w:pPr>
-      <w:r>
-        <w:t xml:space="preserve">A</w:t>
-      </w:r>
-      <w:r>
-        <w:t xml:space="preserve"> </w:t>
-      </w:r>
-      <w:r>
-        <w:rPr>
-          <w:rStyle w:val="VerbatimChar"/>
-        </w:rPr>
-        <w:t xml:space="preserve">ShopSession</w:t>
-      </w:r>
-      <w:r>
-        <w:t xml:space="preserve"> </w:t>
-      </w:r>
-      <w:r>
-        <w:t xml:space="preserve">token (random cuid) is created only by a</w:t>
-      </w:r>
-      <w:r>
-        <w:t xml:space="preserve"> </w:t>
-      </w:r>
-      <w:r>
-        <w:rPr>
-          <w:b/>
-          <w:bCs/>
-        </w:rPr>
-        <w:t xml:space="preserve">physical card tap</w:t>
-      </w:r>
-      <w:r>
-        <w:t xml:space="preserve"> </w:t>
-      </w:r>
-      <w:r>
-        <w:t xml:space="preserve">or an admin's</w:t>
-      </w:r>
-      <w:r>
-        <w:t xml:space="preserve"> </w:t>
-      </w:r>
-      <w:r>
-        <w:rPr>
-          <w:b/>
-          <w:bCs/>
-        </w:rPr>
-        <w:t xml:space="preserve">Enter store</w:t>
-      </w:r>
-      <w:r>
-        <w:t xml:space="preserve">. It lives in the</w:t>
-      </w:r>
-      <w:r>
-        <w:t xml:space="preserve"> </w:t>
-      </w:r>
-      <w:r>
-        <w:rPr>
-          <w:rStyle w:val="VerbatimChar"/>
-        </w:rPr>
-        <w:t xml:space="preserve">/shop/&lt;token&gt;</w:t>
-      </w:r>
-      <w:r>
-        <w:t xml:space="preserve"> </w:t>
-      </w:r>
-      <w:r>
-        <w:t xml:space="preserve">URL.</w:t>
-      </w:r>
-    </w:p>
-    <w:p>
-      <w:pPr>
-        <w:pStyle w:val="Compact"/>
-        <w:numPr>
-          <w:ilvl w:val="0"/>
-          <w:numId w:val="1046"/>
-        </w:numPr>
-      </w:pPr>
-      <w:r>
-        <w:rPr>
-          <w:rStyle w:val="VerbatimChar"/>
-        </w:rPr>
-        <w:t xml:space="preserve">/api/cart</w:t>
-      </w:r>
-      <w:r>
-        <w:t xml:space="preserve"> </w:t>
-      </w:r>
-      <w:r>
-        <w:t xml:space="preserve">and</w:t>
-      </w:r>
-      <w:r>
-        <w:t xml:space="preserve"> </w:t>
-      </w:r>
-      <w:r>
-        <w:rPr>
-          <w:rStyle w:val="VerbatimChar"/>
-        </w:rPr>
-        <w:t xml:space="preserve">/api/orders/confirm</w:t>
-      </w:r>
-      <w:r>
-        <w:t xml:space="preserve"> </w:t>
-      </w:r>
-      <w:r>
-        <w:t xml:space="preserve">require a valid, unexpired token.</w:t>
-      </w:r>
-    </w:p>
-    <w:p>
-      <w:pPr>
-        <w:pStyle w:val="Compact"/>
-        <w:numPr>
-          <w:ilvl w:val="0"/>
-          <w:numId w:val="1046"/>
-        </w:numPr>
-      </w:pPr>
-      <w:r>
-        <w:t xml:space="preserve">The member's first name is returned</w:t>
-      </w:r>
-      <w:r>
-        <w:t xml:space="preserve"> </w:t>
-      </w:r>
-      <w:r>
-        <w:rPr>
-          <w:b/>
-          <w:bCs/>
-        </w:rPr>
-        <w:t xml:space="preserve">only</w:t>
-      </w:r>
-      <w:r>
-        <w:t xml:space="preserve"> </w:t>
-      </w:r>
-      <w:r>
-        <w:t xml:space="preserve">by the token-scoped cart endpoint —</w:t>
-      </w:r>
-      <w:r>
-        <w:t xml:space="preserve"> </w:t>
-      </w:r>
-      <w:r>
-        <w:t xml:space="preserve">never by the public scan endpoint.</w:t>
-      </w:r>
-    </w:p>
-    <w:p>
-      <w:pPr>
-        <w:pStyle w:val="Compact"/>
-        <w:numPr>
-          <w:ilvl w:val="0"/>
-          <w:numId w:val="1046"/>
-        </w:numPr>
-      </w:pPr>
-      <w:r>
-        <w:rPr>
-          <w:b/>
-          <w:bCs/>
-        </w:rPr>
-        <w:t xml:space="preserve">Idle auto-reset:</w:t>
-      </w:r>
-      <w:r>
-        <w:t xml:space="preserve"> </w:t>
-      </w:r>
-      <w:r>
-        <w:t xml:space="preserve">the shop page deletes the session and returns to the tap</w:t>
-      </w:r>
-      <w:r>
-        <w:t xml:space="preserve"> </w:t>
-      </w:r>
-      <w:r>
-        <w:t xml:space="preserve">screen after ~60 s of inactivity (with a 15 s warning), so a member who walks</w:t>
-      </w:r>
-      <w:r>
-        <w:t xml:space="preserve"> </w:t>
-      </w:r>
-      <w:r>
-        <w:t xml:space="preserve">away can't leave their account open for the next person.</w:t>
-      </w:r>
-    </w:p>
-    <w:bookmarkEnd w:id="148"/>
-    <w:bookmarkStart w:id="149" w:name="card-verification"/>
-    <w:p>
-      <w:pPr>
-        <w:pStyle w:val="Heading3"/>
-      </w:pPr>
-      <w:r>
-        <w:t xml:space="preserve">Card verification</w:t>
       </w:r>
     </w:p>
     <w:p>
@@ -24548,16 +25076,56 @@
         </w:numPr>
       </w:pPr>
       <w:r>
-        <w:rPr>
-          <w:rStyle w:val="VerbatimChar"/>
-        </w:rPr>
-        <w:t xml:space="preserve">CardRegistration</w:t>
-      </w:r>
-      <w:r>
-        <w:t xml:space="preserve"> </w:t>
-      </w:r>
-      <w:r>
-        <w:t xml:space="preserve">tokens are single-use and expire in 15 minutes.</w:t>
+        <w:t xml:space="preserve">Login (</w:t>
+      </w:r>
+      <w:r>
+        <w:rPr>
+          <w:rStyle w:val="VerbatimChar"/>
+        </w:rPr>
+        <w:t xml:space="preserve">POST /api/auth/login</w:t>
+      </w:r>
+      <w:r>
+        <w:t xml:space="preserve">) verifies a bcrypt password and sets an</w:t>
+      </w:r>
+      <w:r>
+        <w:t xml:space="preserve"> </w:t>
+      </w:r>
+      <w:r>
+        <w:rPr>
+          <w:b/>
+          <w:bCs/>
+        </w:rPr>
+        <w:t xml:space="preserve">httpOnly</w:t>
+      </w:r>
+      <w:r>
+        <w:t xml:space="preserve"> </w:t>
+      </w:r>
+      <w:r>
+        <w:rPr>
+          <w:rStyle w:val="VerbatimChar"/>
+        </w:rPr>
+        <w:t xml:space="preserve">session</w:t>
+      </w:r>
+      <w:r>
+        <w:t xml:space="preserve"> </w:t>
+      </w:r>
+      <w:r>
+        <w:t xml:space="preserve">cookie (7-day</w:t>
+      </w:r>
+      <w:r>
+        <w:t xml:space="preserve"> </w:t>
+      </w:r>
+      <w:r>
+        <w:rPr>
+          <w:rStyle w:val="VerbatimChar"/>
+        </w:rPr>
+        <w:t xml:space="preserve">Session</w:t>
+      </w:r>
+      <w:r>
+        <w:t xml:space="preserve"> </w:t>
+      </w:r>
+      <w:r>
+        <w:t xml:space="preserve">row).</w:t>
       </w:r>
     </w:p>
     <w:p>
@@ -24570,6 +25138,434 @@
       </w:pPr>
       <w:r>
         <w:rPr>
+          <w:rStyle w:val="VerbatimChar"/>
+        </w:rPr>
+        <w:t xml:space="preserve">requireAdmin()</w:t>
+      </w:r>
+      <w:r>
+        <w:t xml:space="preserve"> </w:t>
+      </w:r>
+      <w:r>
+        <w:t xml:space="preserve">(</w:t>
+      </w:r>
+      <w:r>
+        <w:rPr>
+          <w:rStyle w:val="VerbatimChar"/>
+        </w:rPr>
+        <w:t xml:space="preserve">src/lib/auth.ts</w:t>
+      </w:r>
+      <w:r>
+        <w:t xml:space="preserve">) loads the session, checks it isn't expired,</w:t>
+      </w:r>
+      <w:r>
+        <w:t xml:space="preserve"> </w:t>
+      </w:r>
+      <w:r>
+        <w:t xml:space="preserve">and checks</w:t>
+      </w:r>
+      <w:r>
+        <w:t xml:space="preserve"> </w:t>
+      </w:r>
+      <w:r>
+        <w:rPr>
+          <w:rStyle w:val="VerbatimChar"/>
+        </w:rPr>
+        <w:t xml:space="preserve">role === "ADMIN"</w:t>
+      </w:r>
+      <w:r>
+        <w:t xml:space="preserve">.</w:t>
+      </w:r>
+      <w:r>
+        <w:t xml:space="preserve"> </w:t>
+      </w:r>
+      <w:r>
+        <w:rPr>
+          <w:b/>
+          <w:bCs/>
+        </w:rPr>
+        <w:t xml:space="preserve">Every</w:t>
+      </w:r>
+      <w:r>
+        <w:t xml:space="preserve"> </w:t>
+      </w:r>
+      <w:r>
+        <w:rPr>
+          <w:rStyle w:val="VerbatimChar"/>
+        </w:rPr>
+        <w:t xml:space="preserve">/api/admin/*</w:t>
+      </w:r>
+      <w:r>
+        <w:t xml:space="preserve"> </w:t>
+      </w:r>
+      <w:r>
+        <w:t xml:space="preserve">handler calls it.</w:t>
+      </w:r>
+    </w:p>
+    <w:p>
+      <w:pPr>
+        <w:pStyle w:val="Compact"/>
+        <w:numPr>
+          <w:ilvl w:val="0"/>
+          <w:numId w:val="1047"/>
+        </w:numPr>
+      </w:pPr>
+      <w:r>
+        <w:t xml:space="preserve">The admin pages are gated by a</w:t>
+      </w:r>
+      <w:r>
+        <w:t xml:space="preserve"> </w:t>
+      </w:r>
+      <w:r>
+        <w:rPr>
+          <w:b/>
+          <w:bCs/>
+        </w:rPr>
+        <w:t xml:space="preserve">server-side layout</w:t>
+      </w:r>
+      <w:r>
+        <w:t xml:space="preserve"> </w:t>
+      </w:r>
+      <w:r>
+        <w:t xml:space="preserve">(</w:t>
+      </w:r>
+      <w:r>
+        <w:rPr>
+          <w:rStyle w:val="VerbatimChar"/>
+        </w:rPr>
+        <w:t xml:space="preserve">requireAdmin()</w:t>
+      </w:r>
+      <w:r>
+        <w:t xml:space="preserve"> </w:t>
+      </w:r>
+      <w:r>
+        <w:t xml:space="preserve">→</w:t>
+      </w:r>
+      <w:r>
+        <w:t xml:space="preserve"> </w:t>
+      </w:r>
+      <w:r>
+        <w:rPr>
+          <w:rStyle w:val="VerbatimChar"/>
+        </w:rPr>
+        <w:t xml:space="preserve">redirect("/admin/login")</w:t>
+      </w:r>
+      <w:r>
+        <w:t xml:space="preserve">), so unauthenticated users never receive page HTML</w:t>
+      </w:r>
+      <w:r>
+        <w:t xml:space="preserve"> </w:t>
+      </w:r>
+      <w:r>
+        <w:t xml:space="preserve">or data — only a redirect.</w:t>
+      </w:r>
+    </w:p>
+    <w:p>
+      <w:pPr>
+        <w:pStyle w:val="Compact"/>
+        <w:numPr>
+          <w:ilvl w:val="0"/>
+          <w:numId w:val="1047"/>
+        </w:numPr>
+      </w:pPr>
+      <w:r>
+        <w:t xml:space="preserve">Middleware (</w:t>
+      </w:r>
+      <w:r>
+        <w:rPr>
+          <w:rStyle w:val="VerbatimChar"/>
+        </w:rPr>
+        <w:t xml:space="preserve">src/middleware.ts</w:t>
+      </w:r>
+      <w:r>
+        <w:t xml:space="preserve">) additionally requires the cookie to be present</w:t>
+      </w:r>
+      <w:r>
+        <w:t xml:space="preserve"> </w:t>
+      </w:r>
+      <w:r>
+        <w:t xml:space="preserve">on</w:t>
+      </w:r>
+      <w:r>
+        <w:t xml:space="preserve"> </w:t>
+      </w:r>
+      <w:r>
+        <w:rPr>
+          <w:rStyle w:val="VerbatimChar"/>
+        </w:rPr>
+        <w:t xml:space="preserve">/admin/*</w:t>
+      </w:r>
+      <w:r>
+        <w:t xml:space="preserve"> </w:t>
+      </w:r>
+      <w:r>
+        <w:t xml:space="preserve">and</w:t>
+      </w:r>
+      <w:r>
+        <w:t xml:space="preserve"> </w:t>
+      </w:r>
+      <w:r>
+        <w:rPr>
+          <w:rStyle w:val="VerbatimChar"/>
+        </w:rPr>
+        <w:t xml:space="preserve">/api/admin/*</w:t>
+      </w:r>
+      <w:r>
+        <w:t xml:space="preserve">. This is a fast pre-check; the real validation</w:t>
+      </w:r>
+      <w:r>
+        <w:t xml:space="preserve"> </w:t>
+      </w:r>
+      <w:r>
+        <w:t xml:space="preserve">is</w:t>
+      </w:r>
+      <w:r>
+        <w:t xml:space="preserve"> </w:t>
+      </w:r>
+      <w:r>
+        <w:rPr>
+          <w:rStyle w:val="VerbatimChar"/>
+        </w:rPr>
+        <w:t xml:space="preserve">requireAdmin()</w:t>
+      </w:r>
+      <w:r>
+        <w:t xml:space="preserve"> </w:t>
+      </w:r>
+      <w:r>
+        <w:t xml:space="preserve">(a forged/expired cookie passes middleware but is rejected</w:t>
+      </w:r>
+      <w:r>
+        <w:t xml:space="preserve"> </w:t>
+      </w:r>
+      <w:r>
+        <w:t xml:space="preserve">by the handler).</w:t>
+      </w:r>
+    </w:p>
+    <w:bookmarkEnd w:id="149"/>
+    <w:bookmarkStart w:id="150" w:name="shop-members"/>
+    <w:p>
+      <w:pPr>
+        <w:pStyle w:val="Heading3"/>
+      </w:pPr>
+      <w:r>
+        <w:t xml:space="preserve">Shop (members)</w:t>
+      </w:r>
+    </w:p>
+    <w:p>
+      <w:pPr>
+        <w:pStyle w:val="Compact"/>
+        <w:numPr>
+          <w:ilvl w:val="0"/>
+          <w:numId w:val="1048"/>
+        </w:numPr>
+      </w:pPr>
+      <w:r>
+        <w:t xml:space="preserve">A</w:t>
+      </w:r>
+      <w:r>
+        <w:t xml:space="preserve"> </w:t>
+      </w:r>
+      <w:r>
+        <w:rPr>
+          <w:rStyle w:val="VerbatimChar"/>
+        </w:rPr>
+        <w:t xml:space="preserve">ShopSession</w:t>
+      </w:r>
+      <w:r>
+        <w:t xml:space="preserve"> </w:t>
+      </w:r>
+      <w:r>
+        <w:t xml:space="preserve">token (random cuid) is created only by a</w:t>
+      </w:r>
+      <w:r>
+        <w:t xml:space="preserve"> </w:t>
+      </w:r>
+      <w:r>
+        <w:rPr>
+          <w:b/>
+          <w:bCs/>
+        </w:rPr>
+        <w:t xml:space="preserve">physical card tap</w:t>
+      </w:r>
+      <w:r>
+        <w:t xml:space="preserve"> </w:t>
+      </w:r>
+      <w:r>
+        <w:t xml:space="preserve">or an admin's</w:t>
+      </w:r>
+      <w:r>
+        <w:t xml:space="preserve"> </w:t>
+      </w:r>
+      <w:r>
+        <w:rPr>
+          <w:b/>
+          <w:bCs/>
+        </w:rPr>
+        <w:t xml:space="preserve">Enter store</w:t>
+      </w:r>
+      <w:r>
+        <w:t xml:space="preserve">. It lives in the</w:t>
+      </w:r>
+      <w:r>
+        <w:t xml:space="preserve"> </w:t>
+      </w:r>
+      <w:r>
+        <w:rPr>
+          <w:rStyle w:val="VerbatimChar"/>
+        </w:rPr>
+        <w:t xml:space="preserve">/shop/&lt;token&gt;</w:t>
+      </w:r>
+      <w:r>
+        <w:t xml:space="preserve"> </w:t>
+      </w:r>
+      <w:r>
+        <w:t xml:space="preserve">URL.</w:t>
+      </w:r>
+    </w:p>
+    <w:p>
+      <w:pPr>
+        <w:pStyle w:val="Compact"/>
+        <w:numPr>
+          <w:ilvl w:val="0"/>
+          <w:numId w:val="1048"/>
+        </w:numPr>
+      </w:pPr>
+      <w:r>
+        <w:rPr>
+          <w:rStyle w:val="VerbatimChar"/>
+        </w:rPr>
+        <w:t xml:space="preserve">/api/cart</w:t>
+      </w:r>
+      <w:r>
+        <w:t xml:space="preserve"> </w:t>
+      </w:r>
+      <w:r>
+        <w:t xml:space="preserve">and</w:t>
+      </w:r>
+      <w:r>
+        <w:t xml:space="preserve"> </w:t>
+      </w:r>
+      <w:r>
+        <w:rPr>
+          <w:rStyle w:val="VerbatimChar"/>
+        </w:rPr>
+        <w:t xml:space="preserve">/api/orders/confirm</w:t>
+      </w:r>
+      <w:r>
+        <w:t xml:space="preserve"> </w:t>
+      </w:r>
+      <w:r>
+        <w:t xml:space="preserve">require a valid, unexpired token.</w:t>
+      </w:r>
+    </w:p>
+    <w:p>
+      <w:pPr>
+        <w:pStyle w:val="Compact"/>
+        <w:numPr>
+          <w:ilvl w:val="0"/>
+          <w:numId w:val="1048"/>
+        </w:numPr>
+      </w:pPr>
+      <w:r>
+        <w:t xml:space="preserve">The member's first name is returned</w:t>
+      </w:r>
+      <w:r>
+        <w:t xml:space="preserve"> </w:t>
+      </w:r>
+      <w:r>
+        <w:rPr>
+          <w:b/>
+          <w:bCs/>
+        </w:rPr>
+        <w:t xml:space="preserve">only</w:t>
+      </w:r>
+      <w:r>
+        <w:t xml:space="preserve"> </w:t>
+      </w:r>
+      <w:r>
+        <w:t xml:space="preserve">by the token-scoped cart endpoint —</w:t>
+      </w:r>
+      <w:r>
+        <w:t xml:space="preserve"> </w:t>
+      </w:r>
+      <w:r>
+        <w:t xml:space="preserve">never by the public scan endpoint.</w:t>
+      </w:r>
+    </w:p>
+    <w:p>
+      <w:pPr>
+        <w:pStyle w:val="Compact"/>
+        <w:numPr>
+          <w:ilvl w:val="0"/>
+          <w:numId w:val="1048"/>
+        </w:numPr>
+      </w:pPr>
+      <w:r>
+        <w:rPr>
+          <w:b/>
+          <w:bCs/>
+        </w:rPr>
+        <w:t xml:space="preserve">Idle auto-reset:</w:t>
+      </w:r>
+      <w:r>
+        <w:t xml:space="preserve"> </w:t>
+      </w:r>
+      <w:r>
+        <w:t xml:space="preserve">the shop page deletes the session and returns to the tap</w:t>
+      </w:r>
+      <w:r>
+        <w:t xml:space="preserve"> </w:t>
+      </w:r>
+      <w:r>
+        <w:t xml:space="preserve">screen after ~60 s of inactivity (with a 15 s warning), so a member who walks</w:t>
+      </w:r>
+      <w:r>
+        <w:t xml:space="preserve"> </w:t>
+      </w:r>
+      <w:r>
+        <w:t xml:space="preserve">away can't leave their account open for the next person.</w:t>
+      </w:r>
+    </w:p>
+    <w:bookmarkEnd w:id="150"/>
+    <w:bookmarkStart w:id="151" w:name="card-verification"/>
+    <w:p>
+      <w:pPr>
+        <w:pStyle w:val="Heading3"/>
+      </w:pPr>
+      <w:r>
+        <w:t xml:space="preserve">Card verification</w:t>
+      </w:r>
+    </w:p>
+    <w:p>
+      <w:pPr>
+        <w:pStyle w:val="Compact"/>
+        <w:numPr>
+          <w:ilvl w:val="0"/>
+          <w:numId w:val="1049"/>
+        </w:numPr>
+      </w:pPr>
+      <w:r>
+        <w:rPr>
+          <w:rStyle w:val="VerbatimChar"/>
+        </w:rPr>
+        <w:t xml:space="preserve">CardRegistration</w:t>
+      </w:r>
+      <w:r>
+        <w:t xml:space="preserve"> </w:t>
+      </w:r>
+      <w:r>
+        <w:t xml:space="preserve">tokens are single-use and expire in 15 minutes.</w:t>
+      </w:r>
+    </w:p>
+    <w:p>
+      <w:pPr>
+        <w:pStyle w:val="Compact"/>
+        <w:numPr>
+          <w:ilvl w:val="0"/>
+          <w:numId w:val="1049"/>
+        </w:numPr>
+      </w:pPr>
+      <w:r>
+        <w:rPr>
           <w:b/>
           <w:bCs/>
         </w:rPr>
@@ -24616,9 +25612,9 @@
         <w:t xml:space="preserve">member clicked.</w:t>
       </w:r>
     </w:p>
-    <w:bookmarkEnd w:id="149"/>
-    <w:bookmarkEnd w:id="150"/>
-    <w:bookmarkStart w:id="151" w:name="X77f42a2852d9dd86410b0545fad3e0fbb180833"/>
+    <w:bookmarkEnd w:id="151"/>
+    <w:bookmarkEnd w:id="152"/>
+    <w:bookmarkStart w:id="153" w:name="X77f42a2852d9dd86410b0545fad3e0fbb180833"/>
     <w:p>
       <w:pPr>
         <w:pStyle w:val="Heading2"/>
@@ -24832,8 +25828,8 @@
         </w:tc>
       </w:tr>
     </w:tbl>
-    <w:bookmarkEnd w:id="151"/>
-    <w:bookmarkStart w:id="152" w:name="rate-limiting"/>
+    <w:bookmarkEnd w:id="153"/>
+    <w:bookmarkStart w:id="154" w:name="rate-limiting"/>
     <w:p>
       <w:pPr>
         <w:pStyle w:val="Heading2"/>
@@ -24928,8 +25924,8 @@
         <w:t xml:space="preserve">a shared store (e.g. Redis).</w:t>
       </w:r>
     </w:p>
-    <w:bookmarkEnd w:id="152"/>
-    <w:bookmarkStart w:id="153" w:name="injection--output-safety"/>
+    <w:bookmarkEnd w:id="154"/>
+    <w:bookmarkStart w:id="155" w:name="injection--output-safety"/>
     <w:p>
       <w:pPr>
         <w:pStyle w:val="Heading2"/>
@@ -24941,480 +25937,428 @@
     <w:p>
       <w:pPr>
         <w:pStyle w:val="Compact"/>
-        <w:numPr>
-          <w:ilvl w:val="0"/>
-          <w:numId w:val="1048"/>
-        </w:numPr>
-      </w:pPr>
-      <w:r>
-        <w:t xml:space="preserve">React escapes all interpolated values in the kiosk/shop/admin pages.</w:t>
-      </w:r>
-    </w:p>
-    <w:p>
-      <w:pPr>
-        <w:pStyle w:val="Compact"/>
-        <w:numPr>
-          <w:ilvl w:val="0"/>
-          <w:numId w:val="1048"/>
-        </w:numPr>
-      </w:pPr>
-      <w:r>
-        <w:t xml:space="preserve">The card-verify pages are</w:t>
-      </w:r>
-      <w:r>
-        <w:t xml:space="preserve"> </w:t>
-      </w:r>
-      <w:r>
-        <w:rPr>
-          <w:b/>
-          <w:bCs/>
-        </w:rPr>
-        <w:t xml:space="preserve">hand-built HTML</w:t>
-      </w:r>
-      <w:r>
-        <w:t xml:space="preserve">, so member names and tokens are</w:t>
-      </w:r>
-      <w:r>
-        <w:t xml:space="preserve"> </w:t>
-      </w:r>
-      <w:r>
-        <w:t xml:space="preserve">passed through</w:t>
-      </w:r>
-      <w:r>
-        <w:t xml:space="preserve"> </w:t>
-      </w:r>
-      <w:r>
-        <w:rPr>
-          <w:rStyle w:val="VerbatimChar"/>
-        </w:rPr>
-        <w:t xml:space="preserve">escapeHtml()</w:t>
-      </w:r>
-      <w:r>
-        <w:t xml:space="preserve"> </w:t>
-      </w:r>
-      <w:r>
-        <w:t xml:space="preserve">before interpolation (prevents stored XSS from a</w:t>
-      </w:r>
-      <w:r>
-        <w:t xml:space="preserve"> </w:t>
-      </w:r>
-      <w:r>
-        <w:t xml:space="preserve">name synced out of Congressus).</w:t>
-      </w:r>
-    </w:p>
-    <w:p>
-      <w:pPr>
-        <w:pStyle w:val="Compact"/>
-        <w:numPr>
-          <w:ilvl w:val="0"/>
-          <w:numId w:val="1048"/>
-        </w:numPr>
-      </w:pPr>
-      <w:r>
-        <w:t xml:space="preserve">Those pages declare</w:t>
-      </w:r>
-      <w:r>
-        <w:t xml:space="preserve"> </w:t>
-      </w:r>
-      <w:r>
-        <w:rPr>
-          <w:rStyle w:val="VerbatimChar"/>
-        </w:rPr>
-        <w:t xml:space="preserve">charset=utf-8</w:t>
-      </w:r>
-      <w:r>
-        <w:t xml:space="preserve"> </w:t>
-      </w:r>
-      <w:r>
-        <w:t xml:space="preserve">(header + meta) so emoji/diacritics render</w:t>
-      </w:r>
-      <w:r>
-        <w:t xml:space="preserve"> </w:t>
-      </w:r>
-      <w:r>
-        <w:t xml:space="preserve">correctly.</w:t>
-      </w:r>
-    </w:p>
-    <w:bookmarkEnd w:id="153"/>
-    <w:bookmarkStart w:id="157" w:name="deliberate-trade-offs"/>
-    <w:p>
-      <w:pPr>
-        <w:pStyle w:val="Heading2"/>
-      </w:pPr>
-      <w:r>
-        <w:t xml:space="preserve">Deliberate trade-offs</w:t>
-      </w:r>
-    </w:p>
-    <w:bookmarkStart w:id="154" w:name="card-uids-arent-secret"/>
-    <w:p>
-      <w:pPr>
-        <w:pStyle w:val="Heading3"/>
-      </w:pPr>
-      <w:r>
-        <w:t xml:space="preserve">Card UIDs aren't secret</w:t>
-      </w:r>
-    </w:p>
-    <w:p>
-      <w:pPr>
-        <w:pStyle w:val="FirstParagraph"/>
-      </w:pPr>
-      <w:r>
-        <w:t xml:space="preserve">Any NFC reader can read a card UID, and the scan endpoint is necessarily</w:t>
-      </w:r>
-      <w:r>
-        <w:t xml:space="preserve"> </w:t>
-      </w:r>
-      <w:r>
-        <w:t xml:space="preserve">unauthenticated (the kiosk is a public web page). Mitigations: the scan endpoint</w:t>
-      </w:r>
-      <w:r>
-        <w:t xml:space="preserve"> </w:t>
-      </w:r>
-      <w:r>
-        <w:t xml:space="preserve">returns no member data and is rate-limited. For stronger protection, restrict</w:t>
-      </w:r>
-      <w:r>
-        <w:t xml:space="preserve"> </w:t>
-      </w:r>
-      <w:r>
-        <w:rPr>
-          <w:rStyle w:val="VerbatimChar"/>
-        </w:rPr>
-        <w:t xml:space="preserve">/api/card/scan</w:t>
-      </w:r>
-      <w:r>
-        <w:t xml:space="preserve"> </w:t>
-      </w:r>
-      <w:r>
-        <w:t xml:space="preserve">to the kiosk's IP at the network layer.</w:t>
-      </w:r>
-    </w:p>
-    <w:bookmarkEnd w:id="154"/>
-    <w:bookmarkStart w:id="155" w:name="email-not-found-vs-enumeration"/>
-    <w:p>
-      <w:pPr>
-        <w:pStyle w:val="Heading3"/>
-      </w:pPr>
-      <w:r>
-        <w:t xml:space="preserve">"Email not found" vs enumeration</w:t>
-      </w:r>
-    </w:p>
-    <w:p>
-      <w:pPr>
-        <w:pStyle w:val="FirstParagraph"/>
-      </w:pPr>
-      <w:r>
-        <w:t xml:space="preserve">The card-registration flow tells a user when their email matches no member</w:t>
-      </w:r>
-      <w:r>
-        <w:t xml:space="preserve"> </w:t>
-      </w:r>
-      <w:r>
-        <w:t xml:space="preserve">("Email not found"). This</w:t>
-      </w:r>
-      <w:r>
-        <w:t xml:space="preserve"> </w:t>
-      </w:r>
-      <w:r>
-        <w:rPr>
-          <w:b/>
-          <w:bCs/>
-        </w:rPr>
-        <w:t xml:space="preserve">re-introduces some email-enumeration ability</w:t>
-      </w:r>
-      <w:r>
-        <w:t xml:space="preserve"> </w:t>
-      </w:r>
-      <w:r>
-        <w:t xml:space="preserve">that a</w:t>
-      </w:r>
-      <w:r>
-        <w:t xml:space="preserve"> </w:t>
-      </w:r>
-      <w:r>
-        <w:t xml:space="preserve">uniform response would prevent. It was a conscious product choice: confused</w:t>
-      </w:r>
-      <w:r>
-        <w:t xml:space="preserve"> </w:t>
-      </w:r>
-      <w:r>
-        <w:t xml:space="preserve">members not knowing why nothing happened is a real problem at a kiosk, the kiosk</w:t>
-      </w:r>
-      <w:r>
-        <w:t xml:space="preserve"> </w:t>
-      </w:r>
-      <w:r>
-        <w:t xml:space="preserve">is physical, and the endpoint is rate-limited. If enumeration resistance becomes</w:t>
-      </w:r>
-      <w:r>
-        <w:t xml:space="preserve"> </w:t>
-      </w:r>
-      <w:r>
-        <w:t xml:space="preserve">more important than this UX, revert</w:t>
-      </w:r>
-      <w:r>
-        <w:t xml:space="preserve"> </w:t>
-      </w:r>
-      <w:r>
-        <w:rPr>
-          <w:rStyle w:val="VerbatimChar"/>
-        </w:rPr>
-        <w:t xml:space="preserve">card/register</w:t>
-      </w:r>
-      <w:r>
-        <w:t xml:space="preserve"> </w:t>
-      </w:r>
-      <w:r>
-        <w:t xml:space="preserve">to a uniform</w:t>
-      </w:r>
-      <w:r>
-        <w:t xml:space="preserve"> </w:t>
-      </w:r>
-      <w:r>
-        <w:rPr>
-          <w:rStyle w:val="VerbatimChar"/>
-        </w:rPr>
-        <w:t xml:space="preserve">{ ok: true }</w:t>
-      </w:r>
-      <w:r>
-        <w:t xml:space="preserve">.</w:t>
-      </w:r>
-    </w:p>
-    <w:bookmarkEnd w:id="155"/>
-    <w:bookmarkStart w:id="156" w:name="shop-token-is-a-bearer-token-in-the-url"/>
-    <w:p>
-      <w:pPr>
-        <w:pStyle w:val="Heading3"/>
-      </w:pPr>
-      <w:r>
-        <w:t xml:space="preserve">Shop token is a bearer token in the URL</w:t>
-      </w:r>
-    </w:p>
-    <w:p>
-      <w:pPr>
-        <w:pStyle w:val="FirstParagraph"/>
-      </w:pPr>
-      <w:r>
-        <w:t xml:space="preserve">Anyone holding a live</w:t>
-      </w:r>
-      <w:r>
-        <w:t xml:space="preserve"> </w:t>
-      </w:r>
-      <w:r>
-        <w:rPr>
-          <w:rStyle w:val="VerbatimChar"/>
-        </w:rPr>
-        <w:t xml:space="preserve">/shop/&lt;token&gt;</w:t>
-      </w:r>
-      <w:r>
-        <w:t xml:space="preserve"> </w:t>
-      </w:r>
-      <w:r>
-        <w:t xml:space="preserve">URL can act as that member until it expires</w:t>
-      </w:r>
-      <w:r>
-        <w:t xml:space="preserve"> </w:t>
-      </w:r>
-      <w:r>
-        <w:t xml:space="preserve">(10 min) or the order is confirmed. Tokens are random and per-tap (a new one each</w:t>
-      </w:r>
-      <w:r>
-        <w:t xml:space="preserve"> </w:t>
-      </w:r>
-      <w:r>
-        <w:t xml:space="preserve">scan), so they can't be guessed or reused. The idle auto-reset and short lifetime</w:t>
-      </w:r>
-      <w:r>
-        <w:t xml:space="preserve"> </w:t>
-      </w:r>
-      <w:r>
-        <w:t xml:space="preserve">bound the exposure. Stronger options (not currently implemented): move the token</w:t>
-      </w:r>
-      <w:r>
-        <w:t xml:space="preserve"> </w:t>
-      </w:r>
-      <w:r>
-        <w:t xml:space="preserve">into an httpOnly cookie so it can't be shared via URL, or use a crypto-random</w:t>
-      </w:r>
-      <w:r>
-        <w:t xml:space="preserve"> </w:t>
-      </w:r>
-      <w:r>
-        <w:t xml:space="preserve">token instead of a cuid.</w:t>
-      </w:r>
-    </w:p>
-    <w:bookmarkEnd w:id="156"/>
-    <w:bookmarkEnd w:id="157"/>
-    <w:bookmarkStart w:id="158" w:name="prohibited--careful-operations"/>
-    <w:p>
-      <w:pPr>
-        <w:pStyle w:val="Heading2"/>
-      </w:pPr>
-      <w:r>
-        <w:t xml:space="preserve">Prohibited / careful operations</w:t>
-      </w:r>
-    </w:p>
-    <w:p>
-      <w:pPr>
-        <w:pStyle w:val="Compact"/>
-        <w:numPr>
-          <w:ilvl w:val="0"/>
-          <w:numId w:val="1049"/>
-        </w:numPr>
-      </w:pPr>
-      <w:r>
-        <w:rPr>
-          <w:b/>
-          <w:bCs/>
-        </w:rPr>
-        <w:t xml:space="preserve">Member deletion</w:t>
-      </w:r>
-      <w:r>
-        <w:t xml:space="preserve"> </w:t>
-      </w:r>
-      <w:r>
-        <w:t xml:space="preserve">is blocked while invoices exist.</w:t>
-      </w:r>
-    </w:p>
-    <w:p>
-      <w:pPr>
-        <w:pStyle w:val="Compact"/>
-        <w:numPr>
-          <w:ilvl w:val="0"/>
-          <w:numId w:val="1049"/>
-        </w:numPr>
-      </w:pPr>
-      <w:r>
-        <w:rPr>
-          <w:b/>
-          <w:bCs/>
-        </w:rPr>
-        <w:t xml:space="preserve">Invoice edit/delete</w:t>
-      </w:r>
-      <w:r>
-        <w:t xml:space="preserve"> </w:t>
-      </w:r>
-      <w:r>
-        <w:t xml:space="preserve">is blocked once an invoice is</w:t>
-      </w:r>
-      <w:r>
-        <w:t xml:space="preserve"> </w:t>
-      </w:r>
-      <w:r>
-        <w:rPr>
-          <w:rStyle w:val="VerbatimChar"/>
-        </w:rPr>
-        <w:t xml:space="preserve">EXPORTED</w:t>
-      </w:r>
-      <w:r>
-        <w:t xml:space="preserve"> </w:t>
-      </w:r>
-      <w:r>
-        <w:t xml:space="preserve">(already billed</w:t>
-      </w:r>
-      <w:r>
-        <w:t xml:space="preserve"> </w:t>
-      </w:r>
-      <w:r>
-        <w:t xml:space="preserve">in Congressus).</w:t>
-      </w:r>
-    </w:p>
-    <w:p>
-      <w:pPr>
-        <w:pStyle w:val="Compact"/>
-        <w:numPr>
-          <w:ilvl w:val="0"/>
-          <w:numId w:val="1049"/>
-        </w:numPr>
-      </w:pPr>
-      <w:r>
-        <w:rPr>
-          <w:b/>
-          <w:bCs/>
-        </w:rPr>
-        <w:t xml:space="preserve">Bulk invoice clearing</w:t>
-      </w:r>
-      <w:r>
-        <w:t xml:space="preserve"> </w:t>
-      </w:r>
-      <w:r>
-        <w:t xml:space="preserve">requires a double confirmation in the UI and is</w:t>
-      </w:r>
-      <w:r>
-        <w:t xml:space="preserve"> </w:t>
-      </w:r>
-      <w:r>
-        <w:t xml:space="preserve">intended for test-data cleanup only.</w:t>
-      </w:r>
-    </w:p>
-    <w:bookmarkEnd w:id="158"/>
-    <w:bookmarkStart w:id="159" w:name="audit-checklist"/>
-    <w:p>
-      <w:pPr>
-        <w:pStyle w:val="Heading2"/>
-      </w:pPr>
-      <w:r>
-        <w:t xml:space="preserve">Audit checklist</w:t>
-      </w:r>
-    </w:p>
-    <w:p>
-      <w:pPr>
-        <w:pStyle w:val="FirstParagraph"/>
-      </w:pPr>
-      <w:r>
-        <w:t xml:space="preserve">When adding a new endpoint:</w:t>
-      </w:r>
-    </w:p>
-    <w:p>
-      <w:pPr>
         <w:numPr>
           <w:ilvl w:val="0"/>
           <w:numId w:val="1050"/>
         </w:numPr>
       </w:pPr>
       <w:r>
-        <w:t xml:space="preserve">Does it touch member/admin data? → call</w:t>
-      </w:r>
-      <w:r>
-        <w:t xml:space="preserve"> </w:t>
-      </w:r>
-      <w:r>
-        <w:rPr>
-          <w:rStyle w:val="VerbatimChar"/>
-        </w:rPr>
-        <w:t xml:space="preserve">requireAdmin()</w:t>
-      </w:r>
-      <w:r>
-        <w:t xml:space="preserve"> </w:t>
-      </w:r>
-      <w:r>
-        <w:t xml:space="preserve">(admin) or validate a token (shop/registration).</w:t>
-      </w:r>
-    </w:p>
-    <w:p>
-      <w:pPr>
+        <w:t xml:space="preserve">React escapes all interpolated values in the kiosk/shop/admin pages.</w:t>
+      </w:r>
+    </w:p>
+    <w:p>
+      <w:pPr>
+        <w:pStyle w:val="Compact"/>
+        <w:numPr>
+          <w:ilvl w:val="0"/>
+          <w:numId w:val="1050"/>
+        </w:numPr>
+      </w:pPr>
+      <w:r>
+        <w:t xml:space="preserve">The card-verify pages are</w:t>
+      </w:r>
+      <w:r>
+        <w:t xml:space="preserve"> </w:t>
+      </w:r>
+      <w:r>
+        <w:rPr>
+          <w:b/>
+          <w:bCs/>
+        </w:rPr>
+        <w:t xml:space="preserve">hand-built HTML</w:t>
+      </w:r>
+      <w:r>
+        <w:t xml:space="preserve">, so member names and tokens are</w:t>
+      </w:r>
+      <w:r>
+        <w:t xml:space="preserve"> </w:t>
+      </w:r>
+      <w:r>
+        <w:t xml:space="preserve">passed through</w:t>
+      </w:r>
+      <w:r>
+        <w:t xml:space="preserve"> </w:t>
+      </w:r>
+      <w:r>
+        <w:rPr>
+          <w:rStyle w:val="VerbatimChar"/>
+        </w:rPr>
+        <w:t xml:space="preserve">escapeHtml()</w:t>
+      </w:r>
+      <w:r>
+        <w:t xml:space="preserve"> </w:t>
+      </w:r>
+      <w:r>
+        <w:t xml:space="preserve">before interpolation (prevents stored XSS from a</w:t>
+      </w:r>
+      <w:r>
+        <w:t xml:space="preserve"> </w:t>
+      </w:r>
+      <w:r>
+        <w:t xml:space="preserve">name synced out of Congressus).</w:t>
+      </w:r>
+    </w:p>
+    <w:p>
+      <w:pPr>
+        <w:pStyle w:val="Compact"/>
+        <w:numPr>
+          <w:ilvl w:val="0"/>
+          <w:numId w:val="1050"/>
+        </w:numPr>
+      </w:pPr>
+      <w:r>
+        <w:t xml:space="preserve">Those pages declare</w:t>
+      </w:r>
+      <w:r>
+        <w:t xml:space="preserve"> </w:t>
+      </w:r>
+      <w:r>
+        <w:rPr>
+          <w:rStyle w:val="VerbatimChar"/>
+        </w:rPr>
+        <w:t xml:space="preserve">charset=utf-8</w:t>
+      </w:r>
+      <w:r>
+        <w:t xml:space="preserve"> </w:t>
+      </w:r>
+      <w:r>
+        <w:t xml:space="preserve">(header + meta) so emoji/diacritics render</w:t>
+      </w:r>
+      <w:r>
+        <w:t xml:space="preserve"> </w:t>
+      </w:r>
+      <w:r>
+        <w:t xml:space="preserve">correctly.</w:t>
+      </w:r>
+    </w:p>
+    <w:bookmarkEnd w:id="155"/>
+    <w:bookmarkStart w:id="159" w:name="deliberate-trade-offs"/>
+    <w:p>
+      <w:pPr>
+        <w:pStyle w:val="Heading2"/>
+      </w:pPr>
+      <w:r>
+        <w:t xml:space="preserve">Deliberate trade-offs</w:t>
+      </w:r>
+    </w:p>
+    <w:bookmarkStart w:id="156" w:name="card-uids-arent-secret"/>
+    <w:p>
+      <w:pPr>
+        <w:pStyle w:val="Heading3"/>
+      </w:pPr>
+      <w:r>
+        <w:t xml:space="preserve">Card UIDs aren't secret</w:t>
+      </w:r>
+    </w:p>
+    <w:p>
+      <w:pPr>
+        <w:pStyle w:val="FirstParagraph"/>
+      </w:pPr>
+      <w:r>
+        <w:t xml:space="preserve">Any NFC reader can read a card UID, and the scan endpoint is necessarily</w:t>
+      </w:r>
+      <w:r>
+        <w:t xml:space="preserve"> </w:t>
+      </w:r>
+      <w:r>
+        <w:t xml:space="preserve">unauthenticated (the kiosk is a public web page). Mitigations: the scan endpoint</w:t>
+      </w:r>
+      <w:r>
+        <w:t xml:space="preserve"> </w:t>
+      </w:r>
+      <w:r>
+        <w:t xml:space="preserve">returns no member data and is rate-limited. For stronger protection, restrict</w:t>
+      </w:r>
+      <w:r>
+        <w:t xml:space="preserve"> </w:t>
+      </w:r>
+      <w:r>
+        <w:rPr>
+          <w:rStyle w:val="VerbatimChar"/>
+        </w:rPr>
+        <w:t xml:space="preserve">/api/card/scan</w:t>
+      </w:r>
+      <w:r>
+        <w:t xml:space="preserve"> </w:t>
+      </w:r>
+      <w:r>
+        <w:t xml:space="preserve">to the kiosk's IP at the network layer.</w:t>
+      </w:r>
+    </w:p>
+    <w:bookmarkEnd w:id="156"/>
+    <w:bookmarkStart w:id="157" w:name="email-not-found-vs-enumeration"/>
+    <w:p>
+      <w:pPr>
+        <w:pStyle w:val="Heading3"/>
+      </w:pPr>
+      <w:r>
+        <w:t xml:space="preserve">"Email not found" vs enumeration</w:t>
+      </w:r>
+    </w:p>
+    <w:p>
+      <w:pPr>
+        <w:pStyle w:val="FirstParagraph"/>
+      </w:pPr>
+      <w:r>
+        <w:t xml:space="preserve">The card-registration flow tells a user when their email matches no member</w:t>
+      </w:r>
+      <w:r>
+        <w:t xml:space="preserve"> </w:t>
+      </w:r>
+      <w:r>
+        <w:t xml:space="preserve">("Email not found"). This</w:t>
+      </w:r>
+      <w:r>
+        <w:t xml:space="preserve"> </w:t>
+      </w:r>
+      <w:r>
+        <w:rPr>
+          <w:b/>
+          <w:bCs/>
+        </w:rPr>
+        <w:t xml:space="preserve">re-introduces some email-enumeration ability</w:t>
+      </w:r>
+      <w:r>
+        <w:t xml:space="preserve"> </w:t>
+      </w:r>
+      <w:r>
+        <w:t xml:space="preserve">that a</w:t>
+      </w:r>
+      <w:r>
+        <w:t xml:space="preserve"> </w:t>
+      </w:r>
+      <w:r>
+        <w:t xml:space="preserve">uniform response would prevent. It was a conscious product choice: confused</w:t>
+      </w:r>
+      <w:r>
+        <w:t xml:space="preserve"> </w:t>
+      </w:r>
+      <w:r>
+        <w:t xml:space="preserve">members not knowing why nothing happened is a real problem at a kiosk, the kiosk</w:t>
+      </w:r>
+      <w:r>
+        <w:t xml:space="preserve"> </w:t>
+      </w:r>
+      <w:r>
+        <w:t xml:space="preserve">is physical, and the endpoint is rate-limited. If enumeration resistance becomes</w:t>
+      </w:r>
+      <w:r>
+        <w:t xml:space="preserve"> </w:t>
+      </w:r>
+      <w:r>
+        <w:t xml:space="preserve">more important than this UX, revert</w:t>
+      </w:r>
+      <w:r>
+        <w:t xml:space="preserve"> </w:t>
+      </w:r>
+      <w:r>
+        <w:rPr>
+          <w:rStyle w:val="VerbatimChar"/>
+        </w:rPr>
+        <w:t xml:space="preserve">card/register</w:t>
+      </w:r>
+      <w:r>
+        <w:t xml:space="preserve"> </w:t>
+      </w:r>
+      <w:r>
+        <w:t xml:space="preserve">to a uniform</w:t>
+      </w:r>
+      <w:r>
+        <w:t xml:space="preserve"> </w:t>
+      </w:r>
+      <w:r>
+        <w:rPr>
+          <w:rStyle w:val="VerbatimChar"/>
+        </w:rPr>
+        <w:t xml:space="preserve">{ ok: true }</w:t>
+      </w:r>
+      <w:r>
+        <w:t xml:space="preserve">.</w:t>
+      </w:r>
+    </w:p>
+    <w:bookmarkEnd w:id="157"/>
+    <w:bookmarkStart w:id="158" w:name="shop-token-is-a-bearer-token-in-the-url"/>
+    <w:p>
+      <w:pPr>
+        <w:pStyle w:val="Heading3"/>
+      </w:pPr>
+      <w:r>
+        <w:t xml:space="preserve">Shop token is a bearer token in the URL</w:t>
+      </w:r>
+    </w:p>
+    <w:p>
+      <w:pPr>
+        <w:pStyle w:val="FirstParagraph"/>
+      </w:pPr>
+      <w:r>
+        <w:t xml:space="preserve">Anyone holding a live</w:t>
+      </w:r>
+      <w:r>
+        <w:t xml:space="preserve"> </w:t>
+      </w:r>
+      <w:r>
+        <w:rPr>
+          <w:rStyle w:val="VerbatimChar"/>
+        </w:rPr>
+        <w:t xml:space="preserve">/shop/&lt;token&gt;</w:t>
+      </w:r>
+      <w:r>
+        <w:t xml:space="preserve"> </w:t>
+      </w:r>
+      <w:r>
+        <w:t xml:space="preserve">URL can act as that member until it expires</w:t>
+      </w:r>
+      <w:r>
+        <w:t xml:space="preserve"> </w:t>
+      </w:r>
+      <w:r>
+        <w:t xml:space="preserve">(10 min) or the order is confirmed. Tokens are random and per-tap (a new one each</w:t>
+      </w:r>
+      <w:r>
+        <w:t xml:space="preserve"> </w:t>
+      </w:r>
+      <w:r>
+        <w:t xml:space="preserve">scan), so they can't be guessed or reused. The idle auto-reset and short lifetime</w:t>
+      </w:r>
+      <w:r>
+        <w:t xml:space="preserve"> </w:t>
+      </w:r>
+      <w:r>
+        <w:t xml:space="preserve">bound the exposure. Stronger options (not currently implemented): move the token</w:t>
+      </w:r>
+      <w:r>
+        <w:t xml:space="preserve"> </w:t>
+      </w:r>
+      <w:r>
+        <w:t xml:space="preserve">into an httpOnly cookie so it can't be shared via URL, or use a crypto-random</w:t>
+      </w:r>
+      <w:r>
+        <w:t xml:space="preserve"> </w:t>
+      </w:r>
+      <w:r>
+        <w:t xml:space="preserve">token instead of a cuid.</w:t>
+      </w:r>
+    </w:p>
+    <w:bookmarkEnd w:id="158"/>
+    <w:bookmarkEnd w:id="159"/>
+    <w:bookmarkStart w:id="160" w:name="prohibited--careful-operations"/>
+    <w:p>
+      <w:pPr>
+        <w:pStyle w:val="Heading2"/>
+      </w:pPr>
+      <w:r>
+        <w:t xml:space="preserve">Prohibited / careful operations</w:t>
+      </w:r>
+    </w:p>
+    <w:p>
+      <w:pPr>
+        <w:pStyle w:val="Compact"/>
         <w:numPr>
           <w:ilvl w:val="0"/>
           <w:numId w:val="1051"/>
         </w:numPr>
       </w:pPr>
       <w:r>
-        <w:t xml:space="preserve">Does it return more fields than the caller needs? →</w:t>
-      </w:r>
-      <w:r>
-        <w:t xml:space="preserve"> </w:t>
-      </w:r>
-      <w:r>
-        <w:rPr>
-          <w:rStyle w:val="VerbatimChar"/>
-        </w:rPr>
-        <w:t xml:space="preserve">select</w:t>
-      </w:r>
-      <w:r>
-        <w:t xml:space="preserve"> </w:t>
-      </w:r>
-      <w:r>
-        <w:t xml:space="preserve">only what's required.</w:t>
+        <w:rPr>
+          <w:b/>
+          <w:bCs/>
+        </w:rPr>
+        <w:t xml:space="preserve">Member deletion</w:t>
+      </w:r>
+      <w:r>
+        <w:t xml:space="preserve"> </w:t>
+      </w:r>
+      <w:r>
+        <w:t xml:space="preserve">is blocked while invoices exist.</w:t>
+      </w:r>
+    </w:p>
+    <w:p>
+      <w:pPr>
+        <w:pStyle w:val="Compact"/>
+        <w:numPr>
+          <w:ilvl w:val="0"/>
+          <w:numId w:val="1051"/>
+        </w:numPr>
+      </w:pPr>
+      <w:r>
+        <w:rPr>
+          <w:b/>
+          <w:bCs/>
+        </w:rPr>
+        <w:t xml:space="preserve">Invoice edit/delete</w:t>
+      </w:r>
+      <w:r>
+        <w:t xml:space="preserve"> </w:t>
+      </w:r>
+      <w:r>
+        <w:t xml:space="preserve">is blocked once an invoice is</w:t>
+      </w:r>
+      <w:r>
+        <w:t xml:space="preserve"> </w:t>
+      </w:r>
+      <w:r>
+        <w:rPr>
+          <w:rStyle w:val="VerbatimChar"/>
+        </w:rPr>
+        <w:t xml:space="preserve">EXPORTED</w:t>
+      </w:r>
+      <w:r>
+        <w:t xml:space="preserve"> </w:t>
+      </w:r>
+      <w:r>
+        <w:t xml:space="preserve">(already billed</w:t>
+      </w:r>
+      <w:r>
+        <w:t xml:space="preserve"> </w:t>
+      </w:r>
+      <w:r>
+        <w:t xml:space="preserve">in Congressus).</w:t>
+      </w:r>
+    </w:p>
+    <w:p>
+      <w:pPr>
+        <w:pStyle w:val="Compact"/>
+        <w:numPr>
+          <w:ilvl w:val="0"/>
+          <w:numId w:val="1051"/>
+        </w:numPr>
+      </w:pPr>
+      <w:r>
+        <w:rPr>
+          <w:b/>
+          <w:bCs/>
+        </w:rPr>
+        <w:t xml:space="preserve">Bulk invoice clearing</w:t>
+      </w:r>
+      <w:r>
+        <w:t xml:space="preserve"> </w:t>
+      </w:r>
+      <w:r>
+        <w:t xml:space="preserve">requires a double confirmation in the UI and is</w:t>
+      </w:r>
+      <w:r>
+        <w:t xml:space="preserve"> </w:t>
+      </w:r>
+      <w:r>
+        <w:t xml:space="preserve">intended for test-data cleanup only.</w:t>
+      </w:r>
+    </w:p>
+    <w:bookmarkEnd w:id="160"/>
+    <w:bookmarkStart w:id="161" w:name="audit-checklist"/>
+    <w:p>
+      <w:pPr>
+        <w:pStyle w:val="Heading2"/>
+      </w:pPr>
+      <w:r>
+        <w:t xml:space="preserve">Audit checklist</w:t>
+      </w:r>
+    </w:p>
+    <w:p>
+      <w:pPr>
+        <w:pStyle w:val="FirstParagraph"/>
+      </w:pPr>
+      <w:r>
+        <w:t xml:space="preserve">When adding a new endpoint:</w:t>
       </w:r>
     </w:p>
     <w:p>
@@ -25425,7 +26369,22 @@
         </w:numPr>
       </w:pPr>
       <w:r>
-        <w:t xml:space="preserve">Is it public and write-capable or enumeration-prone? → add rate limiting.</w:t>
+        <w:t xml:space="preserve">Does it touch member/admin data? → call</w:t>
+      </w:r>
+      <w:r>
+        <w:t xml:space="preserve"> </w:t>
+      </w:r>
+      <w:r>
+        <w:rPr>
+          <w:rStyle w:val="VerbatimChar"/>
+        </w:rPr>
+        <w:t xml:space="preserve">requireAdmin()</w:t>
+      </w:r>
+      <w:r>
+        <w:t xml:space="preserve"> </w:t>
+      </w:r>
+      <w:r>
+        <w:t xml:space="preserve">(admin) or validate a token (shop/registration).</w:t>
       </w:r>
     </w:p>
     <w:p>
@@ -25436,7 +26395,22 @@
         </w:numPr>
       </w:pPr>
       <w:r>
-        <w:t xml:space="preserve">Does it render raw HTML with external data? → escape it.</w:t>
+        <w:t xml:space="preserve">Does it return more fields than the caller needs? →</w:t>
+      </w:r>
+      <w:r>
+        <w:t xml:space="preserve"> </w:t>
+      </w:r>
+      <w:r>
+        <w:rPr>
+          <w:rStyle w:val="VerbatimChar"/>
+        </w:rPr>
+        <w:t xml:space="preserve">select</w:t>
+      </w:r>
+      <w:r>
+        <w:t xml:space="preserve"> </w:t>
+      </w:r>
+      <w:r>
+        <w:t xml:space="preserve">only what's required.</w:t>
       </w:r>
     </w:p>
     <w:p>
@@ -25447,6 +26421,28 @@
         </w:numPr>
       </w:pPr>
       <w:r>
+        <w:t xml:space="preserve">Is it public and write-capable or enumeration-prone? → add rate limiting.</w:t>
+      </w:r>
+    </w:p>
+    <w:p>
+      <w:pPr>
+        <w:numPr>
+          <w:ilvl w:val="0"/>
+          <w:numId w:val="1055"/>
+        </w:numPr>
+      </w:pPr>
+      <w:r>
+        <w:t xml:space="preserve">Does it render raw HTML with external data? → escape it.</w:t>
+      </w:r>
+    </w:p>
+    <w:p>
+      <w:pPr>
+        <w:numPr>
+          <w:ilvl w:val="0"/>
+          <w:numId w:val="1056"/>
+        </w:numPr>
+      </w:pPr>
+      <w:r>
         <w:t xml:space="preserve">Verify at runtime: unauthenticated</w:t>
       </w:r>
       <w:r>
@@ -25466,8 +26462,8 @@
         <w:t xml:space="preserve">forged-cookie requests both get 401/redirect.</w:t>
       </w:r>
     </w:p>
-    <w:bookmarkEnd w:id="159"/>
-    <w:bookmarkEnd w:id="160"/>
+    <w:bookmarkEnd w:id="161"/>
+    <w:bookmarkEnd w:id="162"/>
     <w:sectPr>
       <w:footnotePr>
         <w:numRestart w:val="eachSect"/>
@@ -26317,10 +27313,10 @@
     <w:abstractNumId w:val="991"/>
   </w:num>
   <w:num w:numId="1050">
-    <w:abstractNumId w:val="992"/>
+    <w:abstractNumId w:val="991"/>
   </w:num>
   <w:num w:numId="1051">
-    <w:abstractNumId w:val="992"/>
+    <w:abstractNumId w:val="991"/>
   </w:num>
   <w:num w:numId="1052">
     <w:abstractNumId w:val="992"/>
@@ -26329,6 +27325,12 @@
     <w:abstractNumId w:val="992"/>
   </w:num>
   <w:num w:numId="1054">
+    <w:abstractNumId w:val="992"/>
+  </w:num>
+  <w:num w:numId="1055">
+    <w:abstractNumId w:val="992"/>
+  </w:num>
+  <w:num w:numId="1056">
     <w:abstractNumId w:val="992"/>
   </w:num>
 </w:numbering>

--- a/docs/SSS-Documentation.docx
+++ b/docs/SSS-Documentation.docx
@@ -21879,7 +21879,7 @@
     </w:p>
     <w:bookmarkEnd w:id="133"/>
     <w:bookmarkEnd w:id="134"/>
-    <w:bookmarkStart w:id="153" w:name="ppp--bar-pos-drinks-at-activities"/>
+    <w:bookmarkStart w:id="154" w:name="ppp--bar-pos-drinks-at-activities"/>
     <w:p>
       <w:pPr>
         <w:pStyle w:val="Heading1"/>
@@ -23134,6 +23134,140 @@
         <w:pStyle w:val="FirstParagraph"/>
       </w:pPr>
       <w:r>
+        <w:rPr>
+          <w:b/>
+          <w:bCs/>
+        </w:rPr>
+        <w:t xml:space="preserve">Linking an unrecognised card.</w:t>
+      </w:r>
+      <w:r>
+        <w:t xml:space="preserve"> </w:t>
+      </w:r>
+      <w:r>
+        <w:t xml:space="preserve">If a scanned card isn't linked to a member yet,</w:t>
+      </w:r>
+      <w:r>
+        <w:t xml:space="preserve"> </w:t>
+      </w:r>
+      <w:r>
+        <w:t xml:space="preserve">the scan returns</w:t>
+      </w:r>
+      <w:r>
+        <w:t xml:space="preserve"> </w:t>
+      </w:r>
+      <w:r>
+        <w:rPr>
+          <w:rStyle w:val="VerbatimChar"/>
+        </w:rPr>
+        <w:t xml:space="preserve">{ unlinked: true, uid }</w:t>
+      </w:r>
+      <w:r>
+        <w:t xml:space="preserve"> </w:t>
+      </w:r>
+      <w:r>
+        <w:t xml:space="preserve">(not an error) and the cart shows a</w:t>
+      </w:r>
+      <w:r>
+        <w:t xml:space="preserve"> </w:t>
+      </w:r>
+      <w:r>
+        <w:rPr>
+          <w:b/>
+          <w:bCs/>
+        </w:rPr>
+        <w:t xml:space="preserve">"Card not linked yet"</w:t>
+      </w:r>
+      <w:r>
+        <w:t xml:space="preserve"> </w:t>
+      </w:r>
+      <w:r>
+        <w:t xml:space="preserve">prompt: the bartender searches the member by name</w:t>
+      </w:r>
+      <w:r>
+        <w:t xml:space="preserve"> </w:t>
+      </w:r>
+      <w:r>
+        <w:t xml:space="preserve">(</w:t>
+      </w:r>
+      <w:r>
+        <w:rPr>
+          <w:rStyle w:val="VerbatimChar"/>
+        </w:rPr>
+        <w:t xml:space="preserve">GET /api/ppp/members/search</w:t>
+      </w:r>
+      <w:r>
+        <w:t xml:space="preserve">) and taps</w:t>
+      </w:r>
+      <w:r>
+        <w:t xml:space="preserve"> </w:t>
+      </w:r>
+      <w:r>
+        <w:rPr>
+          <w:b/>
+          <w:bCs/>
+        </w:rPr>
+        <w:t xml:space="preserve">Link →</w:t>
+      </w:r>
+      <w:r>
+        <w:t xml:space="preserve">, which creates the shared</w:t>
+      </w:r>
+      <w:r>
+        <w:t xml:space="preserve"> </w:t>
+      </w:r>
+      <w:r>
+        <w:rPr>
+          <w:rStyle w:val="VerbatimChar"/>
+        </w:rPr>
+        <w:t xml:space="preserve">Card</w:t>
+      </w:r>
+      <w:r>
+        <w:t xml:space="preserve"> </w:t>
+      </w:r>
+      <w:r>
+        <w:t xml:space="preserve">(</w:t>
+      </w:r>
+      <w:r>
+        <w:rPr>
+          <w:rStyle w:val="VerbatimChar"/>
+        </w:rPr>
+        <w:t xml:space="preserve">POST /api/ppp/card/link</w:t>
+      </w:r>
+      <w:r>
+        <w:t xml:space="preserve">) and immediately sets that member as the charge</w:t>
+      </w:r>
+      <w:r>
+        <w:t xml:space="preserve"> </w:t>
+      </w:r>
+      <w:r>
+        <w:t xml:space="preserve">target. The card then works everywhere — bar and snack kiosk — exactly like one</w:t>
+      </w:r>
+      <w:r>
+        <w:t xml:space="preserve"> </w:t>
+      </w:r>
+      <w:r>
+        <w:t xml:space="preserve">linked via the kiosk's email flow; PPP keeps no card tables of its own. Linking a</w:t>
+      </w:r>
+      <w:r>
+        <w:t xml:space="preserve"> </w:t>
+      </w:r>
+      <w:r>
+        <w:t xml:space="preserve">card that's already linked is refused (</w:t>
+      </w:r>
+      <w:r>
+        <w:rPr>
+          <w:rStyle w:val="VerbatimChar"/>
+        </w:rPr>
+        <w:t xml:space="preserve">409</w:t>
+      </w:r>
+      <w:r>
+        <w:t xml:space="preserve">).</w:t>
+      </w:r>
+    </w:p>
+    <w:p>
+      <w:pPr>
+        <w:pStyle w:val="BodyText"/>
+      </w:pPr>
+      <w:r>
         <w:t xml:space="preserve">Card reader: uses the shared</w:t>
       </w:r>
       <w:r>
@@ -23953,7 +24087,7 @@
     </w:p>
     <w:bookmarkEnd w:id="137"/>
     <w:bookmarkEnd w:id="138"/>
-    <w:bookmarkStart w:id="144" w:name="pricing--discounts"/>
+    <w:bookmarkStart w:id="145" w:name="pricing--discounts"/>
     <w:p>
       <w:pPr>
         <w:pStyle w:val="Heading2"/>
@@ -24537,14 +24671,22 @@
       </w:r>
     </w:p>
     <w:bookmarkEnd w:id="143"/>
-    <w:bookmarkEnd w:id="144"/>
-    <w:bookmarkStart w:id="145" w:name="bartender-accounts"/>
-    <w:p>
-      <w:pPr>
-        <w:pStyle w:val="Heading2"/>
-      </w:pPr>
-      <w:r>
-        <w:t xml:space="preserve">Bartender accounts</w:t>
+    <w:bookmarkStart w:id="144" w:name="Xf0315f0e6993867b2a2e5e20e7c16d85903a818"/>
+    <w:p>
+      <w:pPr>
+        <w:pStyle w:val="Heading3"/>
+      </w:pPr>
+      <w:r>
+        <w:t xml:space="preserve">Bartender free drinks (</w:t>
+      </w:r>
+      <w:r>
+        <w:rPr>
+          <w:rStyle w:val="VerbatimChar"/>
+        </w:rPr>
+        <w:t xml:space="preserve">PppProductCategory.bartenderFree</w:t>
+      </w:r>
+      <w:r>
+        <w:t xml:space="preserve">)</w:t>
       </w:r>
     </w:p>
     <w:p>
@@ -24552,20 +24694,83 @@
         <w:pStyle w:val="FirstParagraph"/>
       </w:pPr>
       <w:r>
-        <w:t xml:space="preserve">Managed under</w:t>
-      </w:r>
-      <w:r>
-        <w:t xml:space="preserve"> </w:t>
-      </w:r>
-      <w:r>
-        <w:rPr>
-          <w:b/>
-          <w:bCs/>
-        </w:rPr>
-        <w:t xml:space="preserve">Admin → PPP → Bartenders</w:t>
-      </w:r>
-      <w:r>
-        <w:t xml:space="preserve">.</w:t>
+        <w:t xml:space="preserve">The bartender operating the POS drinks free from</w:t>
+      </w:r>
+      <w:r>
+        <w:t xml:space="preserve"> </w:t>
+      </w:r>
+      <w:r>
+        <w:rPr>
+          <w:b/>
+          <w:bCs/>
+        </w:rPr>
+        <w:t xml:space="preserve">bartender-free categories</w:t>
+      </w:r>
+      <w:r>
+        <w:t xml:space="preserve"> </w:t>
+      </w:r>
+      <w:r>
+        <w:t xml:space="preserve">when</w:t>
+      </w:r>
+      <w:r>
+        <w:t xml:space="preserve"> </w:t>
+      </w:r>
+      <w:r>
+        <w:t xml:space="preserve">they charge</w:t>
+      </w:r>
+      <w:r>
+        <w:t xml:space="preserve"> </w:t>
+      </w:r>
+      <w:r>
+        <w:rPr>
+          <w:b/>
+          <w:bCs/>
+        </w:rPr>
+        <w:t xml:space="preserve">their own card</w:t>
+      </w:r>
+      <w:r>
+        <w:t xml:space="preserve"> </w:t>
+      </w:r>
+      <w:r>
+        <w:t xml:space="preserve">— e.g. soft drinks &amp; 0.0% for the on-shift bartender.</w:t>
+      </w:r>
+      <w:r>
+        <w:t xml:space="preserve"> </w:t>
+      </w:r>
+      <w:r>
+        <w:t xml:space="preserve">Toggle a category free with the</w:t>
+      </w:r>
+      <w:r>
+        <w:t xml:space="preserve"> </w:t>
+      </w:r>
+      <w:r>
+        <w:rPr>
+          <w:b/>
+          <w:bCs/>
+        </w:rPr>
+        <w:t xml:space="preserve">🍺</w:t>
+      </w:r>
+      <w:r>
+        <w:t xml:space="preserve"> </w:t>
+      </w:r>
+      <w:r>
+        <w:t xml:space="preserve">button on</w:t>
+      </w:r>
+      <w:r>
+        <w:t xml:space="preserve"> </w:t>
+      </w:r>
+      <w:r>
+        <w:rPr>
+          <w:b/>
+          <w:bCs/>
+        </w:rPr>
+        <w:t xml:space="preserve">Admin → PPP → Drinks</w:t>
+      </w:r>
+      <w:r>
+        <w:t xml:space="preserve"> </w:t>
+      </w:r>
+      <w:r>
+        <w:t xml:space="preserve">(Categories).</w:t>
       </w:r>
     </w:p>
     <w:p>
@@ -24577,143 +24782,38 @@
         </w:numPr>
       </w:pPr>
       <w:r>
-        <w:rPr>
-          <w:b/>
-          <w:bCs/>
-        </w:rPr>
-        <w:t xml:space="preserve">Create by email</w:t>
-      </w:r>
-      <w:r>
-        <w:t xml:space="preserve"> </w:t>
-      </w:r>
-      <w:r>
-        <w:t xml:space="preserve">—</w:t>
-      </w:r>
-      <w:r>
-        <w:t xml:space="preserve"> </w:t>
-      </w:r>
-      <w:r>
-        <w:rPr>
-          <w:rStyle w:val="VerbatimChar"/>
-        </w:rPr>
-        <w:t xml:space="preserve">POST /api/admin/ppp/bartenders</w:t>
-      </w:r>
-      <w:r>
-        <w:t xml:space="preserve"> </w:t>
-      </w:r>
-      <w:r>
-        <w:t xml:space="preserve">makes a</w:t>
-      </w:r>
-      <w:r>
-        <w:t xml:space="preserve"> </w:t>
-      </w:r>
-      <w:r>
-        <w:rPr>
-          <w:rStyle w:val="VerbatimChar"/>
-        </w:rPr>
-        <w:t xml:space="preserve">BARTENDER</w:t>
-      </w:r>
-      <w:r>
-        <w:t xml:space="preserve"> </w:t>
-      </w:r>
-      <w:r>
-        <w:rPr>
-          <w:rStyle w:val="VerbatimChar"/>
-        </w:rPr>
-        <w:t xml:space="preserve">User</w:t>
-      </w:r>
-      <w:r>
-        <w:t xml:space="preserve"> </w:t>
-      </w:r>
-      <w:r>
-        <w:t xml:space="preserve">with an unusable random password and emails a</w:t>
-      </w:r>
-      <w:r>
-        <w:t xml:space="preserve"> </w:t>
-      </w:r>
-      <w:r>
-        <w:rPr>
-          <w:b/>
-          <w:bCs/>
-        </w:rPr>
-        <w:t xml:space="preserve">set-password link</w:t>
-      </w:r>
-      <w:r>
-        <w:t xml:space="preserve">. The</w:t>
-      </w:r>
-      <w:r>
-        <w:t xml:space="preserve"> </w:t>
-      </w:r>
-      <w:r>
-        <w:t xml:space="preserve">link is a</w:t>
-      </w:r>
-      <w:r>
-        <w:t xml:space="preserve"> </w:t>
-      </w:r>
-      <w:r>
-        <w:rPr>
-          <w:rStyle w:val="VerbatimChar"/>
-        </w:rPr>
-        <w:t xml:space="preserve">PasswordSetupToken</w:t>
-      </w:r>
-      <w:r>
-        <w:t xml:space="preserve"> </w:t>
-      </w:r>
-      <w:r>
-        <w:t xml:space="preserve">that</w:t>
-      </w:r>
-      <w:r>
-        <w:t xml:space="preserve"> </w:t>
-      </w:r>
-      <w:r>
-        <w:rPr>
-          <w:b/>
-          <w:bCs/>
-        </w:rPr>
-        <w:t xml:space="preserve">never expires</w:t>
-      </w:r>
-      <w:r>
-        <w:t xml:space="preserve"> </w:t>
-      </w:r>
-      <w:r>
-        <w:t xml:space="preserve">and is</w:t>
-      </w:r>
-      <w:r>
-        <w:t xml:space="preserve"> </w:t>
-      </w:r>
-      <w:r>
-        <w:rPr>
-          <w:b/>
-          <w:bCs/>
-        </w:rPr>
-        <w:t xml:space="preserve">single-use</w:t>
-      </w:r>
-      <w:r>
-        <w:t xml:space="preserve"> </w:t>
-      </w:r>
-      <w:r>
-        <w:t xml:space="preserve">(consumed on completion).</w:t>
-      </w:r>
-      <w:r>
-        <w:t xml:space="preserve"> </w:t>
-      </w:r>
-      <w:r>
-        <w:rPr>
-          <w:rStyle w:val="VerbatimChar"/>
-        </w:rPr>
-        <w:t xml:space="preserve">/set-password</w:t>
-      </w:r>
-      <w:r>
-        <w:t xml:space="preserve"> </w:t>
-      </w:r>
-      <w:r>
-        <w:t xml:space="preserve">lets them choose a password and signs</w:t>
-      </w:r>
-      <w:r>
-        <w:t xml:space="preserve"> </w:t>
-      </w:r>
-      <w:r>
-        <w:t xml:space="preserve">them in; "Reset/Resend link" re-issues a fresh token.</w:t>
+        <w:t xml:space="preserve">Keyed off the</w:t>
+      </w:r>
+      <w:r>
+        <w:t xml:space="preserve"> </w:t>
+      </w:r>
+      <w:r>
+        <w:rPr>
+          <w:b/>
+          <w:bCs/>
+        </w:rPr>
+        <w:t xml:space="preserve">logged-in user's linked member</w:t>
+      </w:r>
+      <w:r>
+        <w:t xml:space="preserve"> </w:t>
+      </w:r>
+      <w:r>
+        <w:t xml:space="preserve">(</w:t>
+      </w:r>
+      <w:r>
+        <w:rPr>
+          <w:rStyle w:val="VerbatimChar"/>
+        </w:rPr>
+        <w:t xml:space="preserve">GET /api/ppp/me</w:t>
+      </w:r>
+      <w:r>
+        <w:t xml:space="preserve">) vs the charge</w:t>
+      </w:r>
+      <w:r>
+        <w:t xml:space="preserve"> </w:t>
+      </w:r>
+      <w:r>
+        <w:t xml:space="preserve">target, so it can't be spoofed and only applies to the bartender's own card.</w:t>
       </w:r>
     </w:p>
     <w:p>
@@ -24725,6 +24825,297 @@
         </w:numPr>
       </w:pPr>
       <w:r>
+        <w:t xml:space="preserve">Priced authoritatively in the invoice route: a matching line is comped to</w:t>
+      </w:r>
+      <w:r>
+        <w:t xml:space="preserve"> </w:t>
+      </w:r>
+      <w:r>
+        <w:rPr>
+          <w:b/>
+          <w:bCs/>
+        </w:rPr>
+        <w:t xml:space="preserve">€0</w:t>
+      </w:r>
+      <w:r>
+        <w:t xml:space="preserve"> </w:t>
+      </w:r>
+      <w:r>
+        <w:t xml:space="preserve">and flagged</w:t>
+      </w:r>
+      <w:r>
+        <w:t xml:space="preserve"> </w:t>
+      </w:r>
+      <w:r>
+        <w:rPr>
+          <w:rStyle w:val="VerbatimChar"/>
+        </w:rPr>
+        <w:t xml:space="preserve">PppInvoiceLine.bartenderFree</w:t>
+      </w:r>
+      <w:r>
+        <w:t xml:space="preserve">, snapshotting</w:t>
+      </w:r>
+      <w:r>
+        <w:t xml:space="preserve"> </w:t>
+      </w:r>
+      <w:r>
+        <w:rPr>
+          <w:rStyle w:val="VerbatimChar"/>
+        </w:rPr>
+        <w:t xml:space="preserve">listCents</w:t>
+      </w:r>
+      <w:r>
+        <w:t xml:space="preserve">.</w:t>
+      </w:r>
+    </w:p>
+    <w:p>
+      <w:pPr>
+        <w:pStyle w:val="Compact"/>
+        <w:numPr>
+          <w:ilvl w:val="0"/>
+          <w:numId w:val="1047"/>
+        </w:numPr>
+      </w:pPr>
+      <w:r>
+        <w:t xml:space="preserve">The association covers these; the</w:t>
+      </w:r>
+      <w:r>
+        <w:t xml:space="preserve"> </w:t>
+      </w:r>
+      <w:r>
+        <w:rPr>
+          <w:b/>
+          <w:bCs/>
+        </w:rPr>
+        <w:t xml:space="preserve">PPP dashboard</w:t>
+      </w:r>
+      <w:r>
+        <w:t xml:space="preserve"> </w:t>
+      </w:r>
+      <w:r>
+        <w:t xml:space="preserve">shows a</w:t>
+      </w:r>
+      <w:r>
+        <w:t xml:space="preserve"> </w:t>
+      </w:r>
+      <w:r>
+        <w:rPr>
+          <w:b/>
+          <w:bCs/>
+        </w:rPr>
+        <w:t xml:space="preserve">"Bartender drinks"</w:t>
+      </w:r>
+      <w:r>
+        <w:t xml:space="preserve"> </w:t>
+      </w:r>
+      <w:r>
+        <w:t xml:space="preserve">KPI = Σ</w:t>
+      </w:r>
+      <w:r>
+        <w:t xml:space="preserve"> </w:t>
+      </w:r>
+      <w:r>
+        <w:rPr>
+          <w:rStyle w:val="VerbatimChar"/>
+        </w:rPr>
+        <w:t xml:space="preserve">listCents</w:t>
+      </w:r>
+      <w:r>
+        <w:t xml:space="preserve"> </w:t>
+      </w:r>
+      <w:r>
+        <w:t xml:space="preserve">of bartender-free lines (with the free-drink count).</w:t>
+      </w:r>
+    </w:p>
+    <w:bookmarkEnd w:id="144"/>
+    <w:bookmarkEnd w:id="145"/>
+    <w:bookmarkStart w:id="146" w:name="bartender-accounts"/>
+    <w:p>
+      <w:pPr>
+        <w:pStyle w:val="Heading2"/>
+      </w:pPr>
+      <w:r>
+        <w:t xml:space="preserve">Bartender accounts</w:t>
+      </w:r>
+    </w:p>
+    <w:p>
+      <w:pPr>
+        <w:pStyle w:val="FirstParagraph"/>
+      </w:pPr>
+      <w:r>
+        <w:t xml:space="preserve">Managed under</w:t>
+      </w:r>
+      <w:r>
+        <w:t xml:space="preserve"> </w:t>
+      </w:r>
+      <w:r>
+        <w:rPr>
+          <w:b/>
+          <w:bCs/>
+        </w:rPr>
+        <w:t xml:space="preserve">Admin → PPP → Bartenders</w:t>
+      </w:r>
+      <w:r>
+        <w:t xml:space="preserve">.</w:t>
+      </w:r>
+    </w:p>
+    <w:p>
+      <w:pPr>
+        <w:pStyle w:val="Compact"/>
+        <w:numPr>
+          <w:ilvl w:val="0"/>
+          <w:numId w:val="1048"/>
+        </w:numPr>
+      </w:pPr>
+      <w:r>
+        <w:rPr>
+          <w:b/>
+          <w:bCs/>
+        </w:rPr>
+        <w:t xml:space="preserve">Create by email</w:t>
+      </w:r>
+      <w:r>
+        <w:t xml:space="preserve"> </w:t>
+      </w:r>
+      <w:r>
+        <w:t xml:space="preserve">—</w:t>
+      </w:r>
+      <w:r>
+        <w:t xml:space="preserve"> </w:t>
+      </w:r>
+      <w:r>
+        <w:rPr>
+          <w:rStyle w:val="VerbatimChar"/>
+        </w:rPr>
+        <w:t xml:space="preserve">POST /api/admin/ppp/bartenders</w:t>
+      </w:r>
+      <w:r>
+        <w:t xml:space="preserve"> </w:t>
+      </w:r>
+      <w:r>
+        <w:t xml:space="preserve">makes a</w:t>
+      </w:r>
+      <w:r>
+        <w:t xml:space="preserve"> </w:t>
+      </w:r>
+      <w:r>
+        <w:rPr>
+          <w:rStyle w:val="VerbatimChar"/>
+        </w:rPr>
+        <w:t xml:space="preserve">BARTENDER</w:t>
+      </w:r>
+      <w:r>
+        <w:t xml:space="preserve"> </w:t>
+      </w:r>
+      <w:r>
+        <w:rPr>
+          <w:rStyle w:val="VerbatimChar"/>
+        </w:rPr>
+        <w:t xml:space="preserve">User</w:t>
+      </w:r>
+      <w:r>
+        <w:t xml:space="preserve"> </w:t>
+      </w:r>
+      <w:r>
+        <w:t xml:space="preserve">with an unusable random password and emails a</w:t>
+      </w:r>
+      <w:r>
+        <w:t xml:space="preserve"> </w:t>
+      </w:r>
+      <w:r>
+        <w:rPr>
+          <w:b/>
+          <w:bCs/>
+        </w:rPr>
+        <w:t xml:space="preserve">set-password link</w:t>
+      </w:r>
+      <w:r>
+        <w:t xml:space="preserve">. The</w:t>
+      </w:r>
+      <w:r>
+        <w:t xml:space="preserve"> </w:t>
+      </w:r>
+      <w:r>
+        <w:t xml:space="preserve">link is a</w:t>
+      </w:r>
+      <w:r>
+        <w:t xml:space="preserve"> </w:t>
+      </w:r>
+      <w:r>
+        <w:rPr>
+          <w:rStyle w:val="VerbatimChar"/>
+        </w:rPr>
+        <w:t xml:space="preserve">PasswordSetupToken</w:t>
+      </w:r>
+      <w:r>
+        <w:t xml:space="preserve"> </w:t>
+      </w:r>
+      <w:r>
+        <w:t xml:space="preserve">that</w:t>
+      </w:r>
+      <w:r>
+        <w:t xml:space="preserve"> </w:t>
+      </w:r>
+      <w:r>
+        <w:rPr>
+          <w:b/>
+          <w:bCs/>
+        </w:rPr>
+        <w:t xml:space="preserve">never expires</w:t>
+      </w:r>
+      <w:r>
+        <w:t xml:space="preserve"> </w:t>
+      </w:r>
+      <w:r>
+        <w:t xml:space="preserve">and is</w:t>
+      </w:r>
+      <w:r>
+        <w:t xml:space="preserve"> </w:t>
+      </w:r>
+      <w:r>
+        <w:rPr>
+          <w:b/>
+          <w:bCs/>
+        </w:rPr>
+        <w:t xml:space="preserve">single-use</w:t>
+      </w:r>
+      <w:r>
+        <w:t xml:space="preserve"> </w:t>
+      </w:r>
+      <w:r>
+        <w:t xml:space="preserve">(consumed on completion).</w:t>
+      </w:r>
+      <w:r>
+        <w:t xml:space="preserve"> </w:t>
+      </w:r>
+      <w:r>
+        <w:rPr>
+          <w:rStyle w:val="VerbatimChar"/>
+        </w:rPr>
+        <w:t xml:space="preserve">/set-password</w:t>
+      </w:r>
+      <w:r>
+        <w:t xml:space="preserve"> </w:t>
+      </w:r>
+      <w:r>
+        <w:t xml:space="preserve">lets them choose a password and signs</w:t>
+      </w:r>
+      <w:r>
+        <w:t xml:space="preserve"> </w:t>
+      </w:r>
+      <w:r>
+        <w:t xml:space="preserve">them in; "Reset/Resend link" re-issues a fresh token.</w:t>
+      </w:r>
+    </w:p>
+    <w:p>
+      <w:pPr>
+        <w:pStyle w:val="Compact"/>
+        <w:numPr>
+          <w:ilvl w:val="0"/>
+          <w:numId w:val="1048"/>
+        </w:numPr>
+      </w:pPr>
+      <w:r>
         <w:rPr>
           <w:b/>
           <w:bCs/>
@@ -24823,8 +25214,8 @@
         <w:t xml:space="preserve">rate-limited (it's a convenience, weaker than the password).</w:t>
       </w:r>
     </w:p>
-    <w:bookmarkEnd w:id="145"/>
-    <w:bookmarkStart w:id="146" w:name="admin-pages-adminppp"/>
+    <w:bookmarkEnd w:id="146"/>
+    <w:bookmarkStart w:id="147" w:name="admin-pages-adminppp"/>
     <w:p>
       <w:pPr>
         <w:pStyle w:val="Heading2"/>
@@ -24902,7 +25293,23 @@
               <w:pStyle w:val="Compact"/>
             </w:pPr>
             <w:r>
-              <w:t xml:space="preserve">Financials (revenue, drinks sold, orders, borrels, drinkers, avg) + rankings:</w:t>
+              <w:t xml:space="preserve">Financials (revenue, drinks sold, orders, borrels, drinkers, avg,</w:t>
+            </w:r>
+            <w:r>
+              <w:t xml:space="preserve"> </w:t>
+            </w:r>
+            <w:r>
+              <w:rPr>
+                <w:b/>
+                <w:bCs/>
+              </w:rPr>
+              <w:t xml:space="preserve">Bartender drinks</w:t>
+            </w:r>
+            <w:r>
+              <w:t xml:space="preserve"> </w:t>
+            </w:r>
+            <w:r>
+              <w:t xml:space="preserve">= association cost of comped bartender-free drinks) + rankings:</w:t>
             </w:r>
             <w:r>
               <w:t xml:space="preserve"> </w:t>
@@ -24934,7 +25341,23 @@
               <w:t xml:space="preserve"> </w:t>
             </w:r>
             <w:r>
-              <w:t xml:space="preserve">by drinks, most popular drinks. Range selector includes</w:t>
+              <w:t xml:space="preserve">by drinks, most popular drinks, and</w:t>
+            </w:r>
+            <w:r>
+              <w:t xml:space="preserve"> </w:t>
+            </w:r>
+            <w:r>
+              <w:rPr>
+                <w:b/>
+                <w:bCs/>
+              </w:rPr>
+              <w:t xml:space="preserve">Free drinks by role</w:t>
+            </w:r>
+            <w:r>
+              <w:t xml:space="preserve"> </w:t>
+            </w:r>
+            <w:r>
+              <w:t xml:space="preserve">— the association's cost of role-based free/discounted drinks split per role (e.g. Board = free drinks at list value, PilsCie = their discount); each line's discount is attributed to the role that granted it. Range selector includes</w:t>
             </w:r>
             <w:r>
               <w:t xml:space="preserve"> </w:t>
@@ -25336,15 +25759,15 @@
         <w:pStyle w:val="Compact"/>
         <w:numPr>
           <w:ilvl w:val="0"/>
-          <w:numId w:val="1048"/>
+          <w:numId w:val="1049"/>
         </w:numPr>
       </w:pPr>
       <w:r>
         <w:t xml:space="preserve">a toggle picker per member).</w:t>
       </w:r>
     </w:p>
-    <w:bookmarkEnd w:id="146"/>
-    <w:bookmarkStart w:id="147" w:name="congressus"/>
+    <w:bookmarkEnd w:id="147"/>
+    <w:bookmarkStart w:id="148" w:name="congressus"/>
     <w:p>
       <w:pPr>
         <w:pStyle w:val="Heading2"/>
@@ -25383,7 +25806,7 @@
         <w:pStyle w:val="Compact"/>
         <w:numPr>
           <w:ilvl w:val="0"/>
-          <w:numId w:val="1049"/>
+          <w:numId w:val="1050"/>
         </w:numPr>
       </w:pPr>
       <w:r>
@@ -25455,319 +25878,6 @@
           <w:rStyle w:val="VerbatimChar"/>
         </w:rPr>
         <w:t xml:space="preserve">congressusProductOfferId</w:t>
-      </w:r>
-      <w:r>
-        <w:t xml:space="preserve">.</w:t>
-      </w:r>
-    </w:p>
-    <w:p>
-      <w:pPr>
-        <w:pStyle w:val="Compact"/>
-        <w:numPr>
-          <w:ilvl w:val="0"/>
-          <w:numId w:val="1049"/>
-        </w:numPr>
-      </w:pPr>
-      <w:r>
-        <w:rPr>
-          <w:b/>
-          <w:bCs/>
-        </w:rPr>
-        <w:t xml:space="preserve">VAT cannot be set via the API</w:t>
-      </w:r>
-      <w:r>
-        <w:t xml:space="preserve"> </w:t>
-      </w:r>
-      <w:r>
-        <w:t xml:space="preserve">— every shape (</w:t>
-      </w:r>
-      <w:r>
-        <w:rPr>
-          <w:rStyle w:val="VerbatimChar"/>
-        </w:rPr>
-        <w:t xml:space="preserve">vat_category {…}</w:t>
-      </w:r>
-      <w:r>
-        <w:t xml:space="preserve">,</w:t>
-      </w:r>
-      <w:r>
-        <w:t xml:space="preserve"> </w:t>
-      </w:r>
-      <w:r>
-        <w:rPr>
-          <w:rStyle w:val="VerbatimChar"/>
-        </w:rPr>
-        <w:t xml:space="preserve">vat_percentage</w:t>
-      </w:r>
-      <w:r>
-        <w:t xml:space="preserve">, …) returns HTTP 500 server-side, so PPP products sync</w:t>
-      </w:r>
-      <w:r>
-        <w:t xml:space="preserve"> </w:t>
-      </w:r>
-      <w:r>
-        <w:rPr>
-          <w:b/>
-          <w:bCs/>
-        </w:rPr>
-        <w:t xml:space="preserve">without</w:t>
-      </w:r>
-      <w:r>
-        <w:rPr>
-          <w:b/>
-          <w:bCs/>
-        </w:rPr>
-        <w:t xml:space="preserve"> </w:t>
-      </w:r>
-      <w:r>
-        <w:rPr>
-          <w:b/>
-          <w:bCs/>
-        </w:rPr>
-        <w:t xml:space="preserve">VAT</w:t>
-      </w:r>
-      <w:r>
-        <w:t xml:space="preserve"> </w:t>
-      </w:r>
-      <w:r>
-        <w:t xml:space="preserve">(like SSS products, which are all unset). VAT is kept locally on</w:t>
-      </w:r>
-      <w:r>
-        <w:t xml:space="preserve"> </w:t>
-      </w:r>
-      <w:r>
-        <w:rPr>
-          <w:rStyle w:val="VerbatimChar"/>
-        </w:rPr>
-        <w:t xml:space="preserve">PppProduct.vatCategory</w:t>
-      </w:r>
-      <w:r>
-        <w:t xml:space="preserve">; set it in the Congressus UI if needed.</w:t>
-      </w:r>
-    </w:p>
-    <w:p>
-      <w:pPr>
-        <w:pStyle w:val="Compact"/>
-        <w:numPr>
-          <w:ilvl w:val="0"/>
-          <w:numId w:val="1049"/>
-        </w:numPr>
-      </w:pPr>
-      <w:r>
-        <w:rPr>
-          <w:b/>
-          <w:bCs/>
-        </w:rPr>
-        <w:t xml:space="preserve">Two-invoice export</w:t>
-      </w:r>
-      <w:r>
-        <w:t xml:space="preserve"> </w:t>
-      </w:r>
-      <w:r>
-        <w:t xml:space="preserve">—</w:t>
-      </w:r>
-      <w:r>
-        <w:t xml:space="preserve"> </w:t>
-      </w:r>
-      <w:r>
-        <w:rPr>
-          <w:rStyle w:val="VerbatimChar"/>
-        </w:rPr>
-        <w:t xml:space="preserve">POST /api/admin/invoices/export { scope }</w:t>
-      </w:r>
-      <w:r>
-        <w:t xml:space="preserve"> </w:t>
-      </w:r>
-      <w:r>
-        <w:t xml:space="preserve">(</w:t>
-      </w:r>
-      <w:r>
-        <w:rPr>
-          <w:rStyle w:val="VerbatimChar"/>
-        </w:rPr>
-        <w:t xml:space="preserve">sss</w:t>
-      </w:r>
-      <w:r>
-        <w:t xml:space="preserve"> </w:t>
-      </w:r>
-      <w:r>
-        <w:t xml:space="preserve">|</w:t>
-      </w:r>
-      <w:r>
-        <w:t xml:space="preserve"> </w:t>
-      </w:r>
-      <w:r>
-        <w:rPr>
-          <w:rStyle w:val="VerbatimChar"/>
-        </w:rPr>
-        <w:t xml:space="preserve">ppp</w:t>
-      </w:r>
-      <w:r>
-        <w:t xml:space="preserve"> </w:t>
-      </w:r>
-      <w:r>
-        <w:t xml:space="preserve">|</w:t>
-      </w:r>
-      <w:r>
-        <w:t xml:space="preserve"> </w:t>
-      </w:r>
-      <w:r>
-        <w:rPr>
-          <w:rStyle w:val="VerbatimChar"/>
-        </w:rPr>
-        <w:t xml:space="preserve">all</w:t>
-      </w:r>
-      <w:r>
-        <w:t xml:space="preserve">) creates</w:t>
-      </w:r>
-      <w:r>
-        <w:t xml:space="preserve"> </w:t>
-      </w:r>
-      <w:r>
-        <w:rPr>
-          <w:b/>
-          <w:bCs/>
-        </w:rPr>
-        <w:t xml:space="preserve">separate</w:t>
-      </w:r>
-      <w:r>
-        <w:t xml:space="preserve"> </w:t>
-      </w:r>
-      <w:r>
-        <w:t xml:space="preserve">Congressus invoices per member per month: an</w:t>
-      </w:r>
-      <w:r>
-        <w:t xml:space="preserve"> </w:t>
-      </w:r>
-      <w:r>
-        <w:rPr>
-          <w:rStyle w:val="VerbatimChar"/>
-        </w:rPr>
-        <w:t xml:space="preserve">"SSS &lt;month&gt;"</w:t>
-      </w:r>
-      <w:r>
-        <w:t xml:space="preserve"> </w:t>
-      </w:r>
-      <w:r>
-        <w:t xml:space="preserve">invoice and a</w:t>
-      </w:r>
-      <w:r>
-        <w:t xml:space="preserve"> </w:t>
-      </w:r>
-      <w:r>
-        <w:rPr>
-          <w:rStyle w:val="VerbatimChar"/>
-        </w:rPr>
-        <w:t xml:space="preserve">"PPP &lt;month&gt;"</w:t>
-      </w:r>
-      <w:r>
-        <w:t xml:space="preserve"> </w:t>
-      </w:r>
-      <w:r>
-        <w:t xml:space="preserve">invoice. PPP line descriptions</w:t>
-      </w:r>
-      <w:r>
-        <w:t xml:space="preserve"> </w:t>
-      </w:r>
-      <w:r>
-        <w:t xml:space="preserve">include the activity name (</w:t>
-      </w:r>
-      <w:r>
-        <w:rPr>
-          <w:rStyle w:val="VerbatimChar"/>
-        </w:rPr>
-        <w:t xml:space="preserve">"Pils – Borrel 28 jun"</w:t>
-      </w:r>
-      <w:r>
-        <w:t xml:space="preserve">); same product at different</w:t>
-      </w:r>
-      <w:r>
-        <w:t xml:space="preserve"> </w:t>
-      </w:r>
-      <w:r>
-        <w:t xml:space="preserve">activities/prices stays on separate lines. Both reuse</w:t>
-      </w:r>
-      <w:r>
-        <w:t xml:space="preserve"> </w:t>
-      </w:r>
-      <w:r>
-        <w:rPr>
-          <w:rStyle w:val="VerbatimChar"/>
-        </w:rPr>
-        <w:t xml:space="preserve">createSaleInvoice()</w:t>
-      </w:r>
-      <w:r>
-        <w:t xml:space="preserve"> </w:t>
-      </w:r>
-      <w:r>
-        <w:t xml:space="preserve">and</w:t>
-      </w:r>
-      <w:r>
-        <w:t xml:space="preserve"> </w:t>
-      </w:r>
-      <w:r>
-        <w:t xml:space="preserve">the Mendix fallback for lines without an offer id.</w:t>
-      </w:r>
-    </w:p>
-    <w:bookmarkEnd w:id="147"/>
-    <w:bookmarkStart w:id="148" w:name="alexia-integration-scheduled-borrels"/>
-    <w:p>
-      <w:pPr>
-        <w:pStyle w:val="Heading2"/>
-      </w:pPr>
-      <w:r>
-        <w:t xml:space="preserve">Alexia integration (scheduled borrels)</w:t>
-      </w:r>
-    </w:p>
-    <w:p>
-      <w:pPr>
-        <w:pStyle w:val="FirstParagraph"/>
-      </w:pPr>
-      <w:r>
-        <w:t xml:space="preserve">The drinks committee schedules borrels in</w:t>
-      </w:r>
-      <w:r>
-        <w:t xml:space="preserve"> </w:t>
-      </w:r>
-      <w:r>
-        <w:rPr>
-          <w:b/>
-          <w:bCs/>
-        </w:rPr>
-        <w:t xml:space="preserve">Alexia</w:t>
-      </w:r>
-      <w:r>
-        <w:t xml:space="preserve"> </w:t>
-      </w:r>
-      <w:r>
-        <w:t xml:space="preserve">(Inter-Actief's system,</w:t>
-      </w:r>
-      <w:r>
-        <w:t xml:space="preserve"> </w:t>
-      </w:r>
-      <w:r>
-        <w:rPr>
-          <w:rStyle w:val="VerbatimChar"/>
-        </w:rPr>
-        <w:t xml:space="preserve">alex.ia.utwente.nl</w:t>
-      </w:r>
-      <w:r>
-        <w:t xml:space="preserve">). PPP imports them so bartenders don't retype names and admins</w:t>
-      </w:r>
-      <w:r>
-        <w:t xml:space="preserve"> </w:t>
-      </w:r>
-      <w:r>
-        <w:t xml:space="preserve">can prepare specials in advance. Logic in</w:t>
-      </w:r>
-      <w:r>
-        <w:t xml:space="preserve"> </w:t>
-      </w:r>
-      <w:r>
-        <w:rPr>
-          <w:rStyle w:val="VerbatimChar"/>
-        </w:rPr>
-        <w:t xml:space="preserve">src/lib/alexia.ts</w:t>
       </w:r>
       <w:r>
         <w:t xml:space="preserve">.</w:t>
@@ -25786,70 +25896,19 @@
           <w:b/>
           <w:bCs/>
         </w:rPr>
-        <w:t xml:space="preserve">Public, no auth</w:t>
-      </w:r>
-      <w:r>
-        <w:t xml:space="preserve"> </w:t>
-      </w:r>
-      <w:r>
-        <w:t xml:space="preserve">— Alexia's</w:t>
-      </w:r>
-      <w:r>
-        <w:t xml:space="preserve"> </w:t>
-      </w:r>
-      <w:r>
-        <w:rPr>
-          <w:rStyle w:val="VerbatimChar"/>
-        </w:rPr>
-        <w:t xml:space="preserve">event.upcoming_list</w:t>
-      </w:r>
-      <w:r>
-        <w:t xml:space="preserve"> </w:t>
-      </w:r>
-      <w:r>
-        <w:t xml:space="preserve">JSON-RPC method is public:</w:t>
-      </w:r>
-      <w:r>
-        <w:t xml:space="preserve"> </w:t>
-      </w:r>
-      <w:r>
-        <w:rPr>
-          <w:rStyle w:val="VerbatimChar"/>
-        </w:rPr>
-        <w:t xml:space="preserve">POST https://alex.ia.utwente.nl/api/1/</w:t>
-      </w:r>
-      <w:r>
-        <w:t xml:space="preserve"> </w:t>
-      </w:r>
-      <w:r>
-        <w:t xml:space="preserve">with</w:t>
-      </w:r>
-      <w:r>
-        <w:t xml:space="preserve"> </w:t>
-      </w:r>
-      <w:r>
-        <w:rPr>
-          <w:rStyle w:val="VerbatimChar"/>
-        </w:rPr>
-        <w:t xml:space="preserve">{"jsonrpc":"2.0","method":"event.upcoming_list","params":[true],"id":1}</w:t>
-      </w:r>
-      <w:r>
-        <w:t xml:space="preserve">. Events</w:t>
-      </w:r>
-      <w:r>
-        <w:t xml:space="preserve"> </w:t>
-      </w:r>
-      <w:r>
-        <w:t xml:space="preserve">carry</w:t>
-      </w:r>
-      <w:r>
-        <w:t xml:space="preserve"> </w:t>
-      </w:r>
-      <w:r>
-        <w:rPr>
-          <w:rStyle w:val="VerbatimChar"/>
-        </w:rPr>
-        <w:t xml:space="preserve">name</w:t>
+        <w:t xml:space="preserve">VAT cannot be set via the API</w:t>
+      </w:r>
+      <w:r>
+        <w:t xml:space="preserve"> </w:t>
+      </w:r>
+      <w:r>
+        <w:t xml:space="preserve">— every shape (</w:t>
+      </w:r>
+      <w:r>
+        <w:rPr>
+          <w:rStyle w:val="VerbatimChar"/>
+        </w:rPr>
+        <w:t xml:space="preserve">vat_category {…}</w:t>
       </w:r>
       <w:r>
         <w:t xml:space="preserve">,</w:t>
@@ -25861,62 +25920,52 @@
         <w:rPr>
           <w:rStyle w:val="VerbatimChar"/>
         </w:rPr>
-        <w:t xml:space="preserve">organizer</w:t>
-      </w:r>
-      <w:r>
-        <w:t xml:space="preserve">,</w:t>
-      </w:r>
-      <w:r>
-        <w:t xml:space="preserve"> </w:t>
-      </w:r>
-      <w:r>
-        <w:rPr>
-          <w:rStyle w:val="VerbatimChar"/>
-        </w:rPr>
-        <w:t xml:space="preserve">locations</w:t>
-      </w:r>
-      <w:r>
-        <w:t xml:space="preserve">,</w:t>
-      </w:r>
-      <w:r>
-        <w:t xml:space="preserve"> </w:t>
-      </w:r>
-      <w:r>
-        <w:rPr>
-          <w:rStyle w:val="VerbatimChar"/>
-        </w:rPr>
-        <w:t xml:space="preserve">starts_at</w:t>
-      </w:r>
-      <w:r>
-        <w:t xml:space="preserve">,</w:t>
-      </w:r>
-      <w:r>
-        <w:t xml:space="preserve"> </w:t>
-      </w:r>
-      <w:r>
-        <w:rPr>
-          <w:rStyle w:val="VerbatimChar"/>
-        </w:rPr>
-        <w:t xml:space="preserve">ends_at</w:t>
-      </w:r>
-      <w:r>
-        <w:t xml:space="preserve"> </w:t>
-      </w:r>
-      <w:r>
-        <w:t xml:space="preserve">— but</w:t>
-      </w:r>
-      <w:r>
-        <w:t xml:space="preserve"> </w:t>
-      </w:r>
-      <w:r>
-        <w:rPr>
-          <w:b/>
-          <w:bCs/>
-        </w:rPr>
-        <w:t xml:space="preserve">no id</w:t>
-      </w:r>
-      <w:r>
-        <w:t xml:space="preserve">.</w:t>
+        <w:t xml:space="preserve">vat_percentage</w:t>
+      </w:r>
+      <w:r>
+        <w:t xml:space="preserve">, …) returns HTTP 500 server-side, so PPP products sync</w:t>
+      </w:r>
+      <w:r>
+        <w:t xml:space="preserve"> </w:t>
+      </w:r>
+      <w:r>
+        <w:rPr>
+          <w:b/>
+          <w:bCs/>
+        </w:rPr>
+        <w:t xml:space="preserve">without</w:t>
+      </w:r>
+      <w:r>
+        <w:rPr>
+          <w:b/>
+          <w:bCs/>
+        </w:rPr>
+        <w:t xml:space="preserve"> </w:t>
+      </w:r>
+      <w:r>
+        <w:rPr>
+          <w:b/>
+          <w:bCs/>
+        </w:rPr>
+        <w:t xml:space="preserve">VAT</w:t>
+      </w:r>
+      <w:r>
+        <w:t xml:space="preserve"> </w:t>
+      </w:r>
+      <w:r>
+        <w:t xml:space="preserve">(like SSS products, which are all unset). VAT is kept locally on</w:t>
+      </w:r>
+      <w:r>
+        <w:t xml:space="preserve"> </w:t>
+      </w:r>
+      <w:r>
+        <w:rPr>
+          <w:rStyle w:val="VerbatimChar"/>
+        </w:rPr>
+        <w:t xml:space="preserve">PppProduct.vatCategory</w:t>
+      </w:r>
+      <w:r>
+        <w:t xml:space="preserve">; set it in the Congressus UI if needed.</w:t>
       </w:r>
     </w:p>
     <w:p>
@@ -25932,7 +25981,7 @@
           <w:b/>
           <w:bCs/>
         </w:rPr>
-        <w:t xml:space="preserve">Auto-sync</w:t>
+        <w:t xml:space="preserve">Two-invoice export</w:t>
       </w:r>
       <w:r>
         <w:t xml:space="preserve"> </w:t>
@@ -25947,22 +25996,128 @@
         <w:rPr>
           <w:rStyle w:val="VerbatimChar"/>
         </w:rPr>
-        <w:t xml:space="preserve">POST /api/ppp/alexia/sync</w:t>
-      </w:r>
-      <w:r>
-        <w:t xml:space="preserve"> </w:t>
-      </w:r>
-      <w:r>
-        <w:t xml:space="preserve">keeps only</w:t>
-      </w:r>
-      <w:r>
-        <w:t xml:space="preserve"> </w:t>
-      </w:r>
-      <w:r>
-        <w:rPr>
-          <w:rStyle w:val="VerbatimChar"/>
-        </w:rPr>
-        <w:t xml:space="preserve">organizer === "Stress"</w:t>
+        <w:t xml:space="preserve">POST /api/admin/invoices/export { scope }</w:t>
+      </w:r>
+      <w:r>
+        <w:t xml:space="preserve"> </w:t>
+      </w:r>
+      <w:r>
+        <w:t xml:space="preserve">(</w:t>
+      </w:r>
+      <w:r>
+        <w:rPr>
+          <w:rStyle w:val="VerbatimChar"/>
+        </w:rPr>
+        <w:t xml:space="preserve">sss</w:t>
+      </w:r>
+      <w:r>
+        <w:t xml:space="preserve"> </w:t>
+      </w:r>
+      <w:r>
+        <w:t xml:space="preserve">|</w:t>
+      </w:r>
+      <w:r>
+        <w:t xml:space="preserve"> </w:t>
+      </w:r>
+      <w:r>
+        <w:rPr>
+          <w:rStyle w:val="VerbatimChar"/>
+        </w:rPr>
+        <w:t xml:space="preserve">ppp</w:t>
+      </w:r>
+      <w:r>
+        <w:t xml:space="preserve"> </w:t>
+      </w:r>
+      <w:r>
+        <w:t xml:space="preserve">|</w:t>
+      </w:r>
+      <w:r>
+        <w:t xml:space="preserve"> </w:t>
+      </w:r>
+      <w:r>
+        <w:rPr>
+          <w:rStyle w:val="VerbatimChar"/>
+        </w:rPr>
+        <w:t xml:space="preserve">all</w:t>
+      </w:r>
+      <w:r>
+        <w:t xml:space="preserve">) creates</w:t>
+      </w:r>
+      <w:r>
+        <w:t xml:space="preserve"> </w:t>
+      </w:r>
+      <w:r>
+        <w:rPr>
+          <w:b/>
+          <w:bCs/>
+        </w:rPr>
+        <w:t xml:space="preserve">separate</w:t>
+      </w:r>
+      <w:r>
+        <w:t xml:space="preserve"> </w:t>
+      </w:r>
+      <w:r>
+        <w:t xml:space="preserve">Congressus invoices per member per month: an</w:t>
+      </w:r>
+      <w:r>
+        <w:t xml:space="preserve"> </w:t>
+      </w:r>
+      <w:r>
+        <w:rPr>
+          <w:rStyle w:val="VerbatimChar"/>
+        </w:rPr>
+        <w:t xml:space="preserve">"SSS &lt;month&gt;"</w:t>
+      </w:r>
+      <w:r>
+        <w:t xml:space="preserve"> </w:t>
+      </w:r>
+      <w:r>
+        <w:t xml:space="preserve">invoice and a</w:t>
+      </w:r>
+      <w:r>
+        <w:t xml:space="preserve"> </w:t>
+      </w:r>
+      <w:r>
+        <w:rPr>
+          <w:rStyle w:val="VerbatimChar"/>
+        </w:rPr>
+        <w:t xml:space="preserve">"PPP &lt;month&gt;"</w:t>
+      </w:r>
+      <w:r>
+        <w:t xml:space="preserve"> </w:t>
+      </w:r>
+      <w:r>
+        <w:t xml:space="preserve">invoice. PPP line descriptions</w:t>
+      </w:r>
+      <w:r>
+        <w:t xml:space="preserve"> </w:t>
+      </w:r>
+      <w:r>
+        <w:t xml:space="preserve">include the activity name (</w:t>
+      </w:r>
+      <w:r>
+        <w:rPr>
+          <w:rStyle w:val="VerbatimChar"/>
+        </w:rPr>
+        <w:t xml:space="preserve">"Pils – Borrel 28 jun"</w:t>
+      </w:r>
+      <w:r>
+        <w:t xml:space="preserve">); same product at different</w:t>
+      </w:r>
+      <w:r>
+        <w:t xml:space="preserve"> </w:t>
+      </w:r>
+      <w:r>
+        <w:t xml:space="preserve">activities/prices stays on separate lines. Both reuse</w:t>
+      </w:r>
+      <w:r>
+        <w:t xml:space="preserve"> </w:t>
+      </w:r>
+      <w:r>
+        <w:rPr>
+          <w:rStyle w:val="VerbatimChar"/>
+        </w:rPr>
+        <w:t xml:space="preserve">createSaleInvoice()</w:t>
       </w:r>
       <w:r>
         <w:t xml:space="preserve"> </w:t>
@@ -25974,104 +26129,71 @@
         <w:t xml:space="preserve"> </w:t>
       </w:r>
       <w:r>
-        <w:rPr>
-          <w:b/>
-          <w:bCs/>
-        </w:rPr>
-        <w:t xml:space="preserve">find-or-creates</w:t>
-      </w:r>
-      <w:r>
-        <w:t xml:space="preserve"> </w:t>
-      </w:r>
-      <w:r>
-        <w:t xml:space="preserve">a</w:t>
-      </w:r>
-      <w:r>
-        <w:t xml:space="preserve"> </w:t>
-      </w:r>
-      <w:r>
-        <w:rPr>
-          <w:rStyle w:val="VerbatimChar"/>
-        </w:rPr>
-        <w:t xml:space="preserve">PppActivity</w:t>
-      </w:r>
-      <w:r>
-        <w:t xml:space="preserve"> </w:t>
-      </w:r>
-      <w:r>
-        <w:t xml:space="preserve">for each (date =</w:t>
-      </w:r>
-      <w:r>
-        <w:t xml:space="preserve"> </w:t>
-      </w:r>
-      <w:r>
-        <w:rPr>
-          <w:rStyle w:val="VerbatimChar"/>
-        </w:rPr>
-        <w:t xml:space="preserve">starts_at</w:t>
-      </w:r>
-      <w:r>
-        <w:t xml:space="preserve">), matched by</w:t>
-      </w:r>
-      <w:r>
-        <w:t xml:space="preserve"> </w:t>
-      </w:r>
-      <w:r>
-        <w:rPr>
-          <w:b/>
-          <w:bCs/>
-        </w:rPr>
-        <w:t xml:space="preserve">name + calendar day</w:t>
-      </w:r>
-      <w:r>
-        <w:t xml:space="preserve"> </w:t>
-      </w:r>
-      <w:r>
-        <w:t xml:space="preserve">(no id exists). It runs when a bartender lands on</w:t>
-      </w:r>
-      <w:r>
-        <w:t xml:space="preserve"> </w:t>
-      </w:r>
-      <w:r>
-        <w:rPr>
-          <w:rStyle w:val="VerbatimChar"/>
-        </w:rPr>
-        <w:t xml:space="preserve">/ppp</w:t>
-      </w:r>
-      <w:r>
-        <w:t xml:space="preserve"> </w:t>
-      </w:r>
-      <w:r>
-        <w:rPr>
-          <w:b/>
-          <w:bCs/>
-        </w:rPr>
-        <w:t xml:space="preserve">and</w:t>
-      </w:r>
-      <w:r>
-        <w:t xml:space="preserve"> </w:t>
-      </w:r>
-      <w:r>
-        <w:t xml:space="preserve">when an admin opens</w:t>
-      </w:r>
-      <w:r>
-        <w:t xml:space="preserve"> </w:t>
-      </w:r>
-      <w:r>
-        <w:rPr>
-          <w:b/>
-          <w:bCs/>
-        </w:rPr>
-        <w:t xml:space="preserve">Admin → PPP → Activities</w:t>
-      </w:r>
-      <w:r>
-        <w:t xml:space="preserve">, so new borrels appear</w:t>
-      </w:r>
-      <w:r>
-        <w:t xml:space="preserve"> </w:t>
-      </w:r>
-      <w:r>
-        <w:t xml:space="preserve">automatically and the admin can pre-set specials on future ones.</w:t>
+        <w:t xml:space="preserve">the Mendix fallback for lines without an offer id.</w:t>
+      </w:r>
+    </w:p>
+    <w:bookmarkEnd w:id="148"/>
+    <w:bookmarkStart w:id="149" w:name="alexia-integration-scheduled-borrels"/>
+    <w:p>
+      <w:pPr>
+        <w:pStyle w:val="Heading2"/>
+      </w:pPr>
+      <w:r>
+        <w:t xml:space="preserve">Alexia integration (scheduled borrels)</w:t>
+      </w:r>
+    </w:p>
+    <w:p>
+      <w:pPr>
+        <w:pStyle w:val="FirstParagraph"/>
+      </w:pPr>
+      <w:r>
+        <w:t xml:space="preserve">The drinks committee schedules borrels in</w:t>
+      </w:r>
+      <w:r>
+        <w:t xml:space="preserve"> </w:t>
+      </w:r>
+      <w:r>
+        <w:rPr>
+          <w:b/>
+          <w:bCs/>
+        </w:rPr>
+        <w:t xml:space="preserve">Alexia</w:t>
+      </w:r>
+      <w:r>
+        <w:t xml:space="preserve"> </w:t>
+      </w:r>
+      <w:r>
+        <w:t xml:space="preserve">(Inter-Actief's system,</w:t>
+      </w:r>
+      <w:r>
+        <w:t xml:space="preserve"> </w:t>
+      </w:r>
+      <w:r>
+        <w:rPr>
+          <w:rStyle w:val="VerbatimChar"/>
+        </w:rPr>
+        <w:t xml:space="preserve">alex.ia.utwente.nl</w:t>
+      </w:r>
+      <w:r>
+        <w:t xml:space="preserve">). PPP imports them so bartenders don't retype names and admins</w:t>
+      </w:r>
+      <w:r>
+        <w:t xml:space="preserve"> </w:t>
+      </w:r>
+      <w:r>
+        <w:t xml:space="preserve">can prepare specials in advance. Logic in</w:t>
+      </w:r>
+      <w:r>
+        <w:t xml:space="preserve"> </w:t>
+      </w:r>
+      <w:r>
+        <w:rPr>
+          <w:rStyle w:val="VerbatimChar"/>
+        </w:rPr>
+        <w:t xml:space="preserve">src/lib/alexia.ts</w:t>
+      </w:r>
+      <w:r>
+        <w:t xml:space="preserve">.</w:t>
       </w:r>
     </w:p>
     <w:p>
@@ -26079,7 +26201,7 @@
         <w:pStyle w:val="Compact"/>
         <w:numPr>
           <w:ilvl w:val="0"/>
-          <w:numId w:val="1050"/>
+          <w:numId w:val="1051"/>
         </w:numPr>
       </w:pPr>
       <w:r>
@@ -26087,19 +26209,137 @@
           <w:b/>
           <w:bCs/>
         </w:rPr>
-        <w:t xml:space="preserve">Idempotent + fail-soft</w:t>
-      </w:r>
-      <w:r>
-        <w:t xml:space="preserve"> </w:t>
-      </w:r>
-      <w:r>
-        <w:t xml:space="preserve">— re-syncing creates nothing new; any Alexia</w:t>
-      </w:r>
-      <w:r>
-        <w:t xml:space="preserve"> </w:t>
-      </w:r>
-      <w:r>
-        <w:t xml:space="preserve">error/timeout just yields no import and PPP keeps working.</w:t>
+        <w:t xml:space="preserve">Public, no auth</w:t>
+      </w:r>
+      <w:r>
+        <w:t xml:space="preserve"> </w:t>
+      </w:r>
+      <w:r>
+        <w:t xml:space="preserve">— Alexia's</w:t>
+      </w:r>
+      <w:r>
+        <w:t xml:space="preserve"> </w:t>
+      </w:r>
+      <w:r>
+        <w:rPr>
+          <w:rStyle w:val="VerbatimChar"/>
+        </w:rPr>
+        <w:t xml:space="preserve">event.upcoming_list</w:t>
+      </w:r>
+      <w:r>
+        <w:t xml:space="preserve"> </w:t>
+      </w:r>
+      <w:r>
+        <w:t xml:space="preserve">JSON-RPC method is public:</w:t>
+      </w:r>
+      <w:r>
+        <w:t xml:space="preserve"> </w:t>
+      </w:r>
+      <w:r>
+        <w:rPr>
+          <w:rStyle w:val="VerbatimChar"/>
+        </w:rPr>
+        <w:t xml:space="preserve">POST https://alex.ia.utwente.nl/api/1/</w:t>
+      </w:r>
+      <w:r>
+        <w:t xml:space="preserve"> </w:t>
+      </w:r>
+      <w:r>
+        <w:t xml:space="preserve">with</w:t>
+      </w:r>
+      <w:r>
+        <w:t xml:space="preserve"> </w:t>
+      </w:r>
+      <w:r>
+        <w:rPr>
+          <w:rStyle w:val="VerbatimChar"/>
+        </w:rPr>
+        <w:t xml:space="preserve">{"jsonrpc":"2.0","method":"event.upcoming_list","params":[true],"id":1}</w:t>
+      </w:r>
+      <w:r>
+        <w:t xml:space="preserve">. Events</w:t>
+      </w:r>
+      <w:r>
+        <w:t xml:space="preserve"> </w:t>
+      </w:r>
+      <w:r>
+        <w:t xml:space="preserve">carry</w:t>
+      </w:r>
+      <w:r>
+        <w:t xml:space="preserve"> </w:t>
+      </w:r>
+      <w:r>
+        <w:rPr>
+          <w:rStyle w:val="VerbatimChar"/>
+        </w:rPr>
+        <w:t xml:space="preserve">name</w:t>
+      </w:r>
+      <w:r>
+        <w:t xml:space="preserve">,</w:t>
+      </w:r>
+      <w:r>
+        <w:t xml:space="preserve"> </w:t>
+      </w:r>
+      <w:r>
+        <w:rPr>
+          <w:rStyle w:val="VerbatimChar"/>
+        </w:rPr>
+        <w:t xml:space="preserve">organizer</w:t>
+      </w:r>
+      <w:r>
+        <w:t xml:space="preserve">,</w:t>
+      </w:r>
+      <w:r>
+        <w:t xml:space="preserve"> </w:t>
+      </w:r>
+      <w:r>
+        <w:rPr>
+          <w:rStyle w:val="VerbatimChar"/>
+        </w:rPr>
+        <w:t xml:space="preserve">locations</w:t>
+      </w:r>
+      <w:r>
+        <w:t xml:space="preserve">,</w:t>
+      </w:r>
+      <w:r>
+        <w:t xml:space="preserve"> </w:t>
+      </w:r>
+      <w:r>
+        <w:rPr>
+          <w:rStyle w:val="VerbatimChar"/>
+        </w:rPr>
+        <w:t xml:space="preserve">starts_at</w:t>
+      </w:r>
+      <w:r>
+        <w:t xml:space="preserve">,</w:t>
+      </w:r>
+      <w:r>
+        <w:t xml:space="preserve"> </w:t>
+      </w:r>
+      <w:r>
+        <w:rPr>
+          <w:rStyle w:val="VerbatimChar"/>
+        </w:rPr>
+        <w:t xml:space="preserve">ends_at</w:t>
+      </w:r>
+      <w:r>
+        <w:t xml:space="preserve"> </w:t>
+      </w:r>
+      <w:r>
+        <w:t xml:space="preserve">— but</w:t>
+      </w:r>
+      <w:r>
+        <w:t xml:space="preserve"> </w:t>
+      </w:r>
+      <w:r>
+        <w:rPr>
+          <w:b/>
+          <w:bCs/>
+        </w:rPr>
+        <w:t xml:space="preserve">no id</w:t>
+      </w:r>
+      <w:r>
+        <w:t xml:space="preserve">.</w:t>
       </w:r>
     </w:p>
     <w:p>
@@ -26107,7 +26347,7 @@
         <w:pStyle w:val="Compact"/>
         <w:numPr>
           <w:ilvl w:val="0"/>
-          <w:numId w:val="1050"/>
+          <w:numId w:val="1051"/>
         </w:numPr>
       </w:pPr>
       <w:r>
@@ -26115,6 +26355,189 @@
           <w:b/>
           <w:bCs/>
         </w:rPr>
+        <w:t xml:space="preserve">Auto-sync</w:t>
+      </w:r>
+      <w:r>
+        <w:t xml:space="preserve"> </w:t>
+      </w:r>
+      <w:r>
+        <w:t xml:space="preserve">—</w:t>
+      </w:r>
+      <w:r>
+        <w:t xml:space="preserve"> </w:t>
+      </w:r>
+      <w:r>
+        <w:rPr>
+          <w:rStyle w:val="VerbatimChar"/>
+        </w:rPr>
+        <w:t xml:space="preserve">POST /api/ppp/alexia/sync</w:t>
+      </w:r>
+      <w:r>
+        <w:t xml:space="preserve"> </w:t>
+      </w:r>
+      <w:r>
+        <w:t xml:space="preserve">keeps only</w:t>
+      </w:r>
+      <w:r>
+        <w:t xml:space="preserve"> </w:t>
+      </w:r>
+      <w:r>
+        <w:rPr>
+          <w:rStyle w:val="VerbatimChar"/>
+        </w:rPr>
+        <w:t xml:space="preserve">organizer === "Stress"</w:t>
+      </w:r>
+      <w:r>
+        <w:t xml:space="preserve"> </w:t>
+      </w:r>
+      <w:r>
+        <w:t xml:space="preserve">and</w:t>
+      </w:r>
+      <w:r>
+        <w:t xml:space="preserve"> </w:t>
+      </w:r>
+      <w:r>
+        <w:rPr>
+          <w:b/>
+          <w:bCs/>
+        </w:rPr>
+        <w:t xml:space="preserve">find-or-creates</w:t>
+      </w:r>
+      <w:r>
+        <w:t xml:space="preserve"> </w:t>
+      </w:r>
+      <w:r>
+        <w:t xml:space="preserve">a</w:t>
+      </w:r>
+      <w:r>
+        <w:t xml:space="preserve"> </w:t>
+      </w:r>
+      <w:r>
+        <w:rPr>
+          <w:rStyle w:val="VerbatimChar"/>
+        </w:rPr>
+        <w:t xml:space="preserve">PppActivity</w:t>
+      </w:r>
+      <w:r>
+        <w:t xml:space="preserve"> </w:t>
+      </w:r>
+      <w:r>
+        <w:t xml:space="preserve">for each (date =</w:t>
+      </w:r>
+      <w:r>
+        <w:t xml:space="preserve"> </w:t>
+      </w:r>
+      <w:r>
+        <w:rPr>
+          <w:rStyle w:val="VerbatimChar"/>
+        </w:rPr>
+        <w:t xml:space="preserve">starts_at</w:t>
+      </w:r>
+      <w:r>
+        <w:t xml:space="preserve">), matched by</w:t>
+      </w:r>
+      <w:r>
+        <w:t xml:space="preserve"> </w:t>
+      </w:r>
+      <w:r>
+        <w:rPr>
+          <w:b/>
+          <w:bCs/>
+        </w:rPr>
+        <w:t xml:space="preserve">name + calendar day</w:t>
+      </w:r>
+      <w:r>
+        <w:t xml:space="preserve"> </w:t>
+      </w:r>
+      <w:r>
+        <w:t xml:space="preserve">(no id exists). It runs when a bartender lands on</w:t>
+      </w:r>
+      <w:r>
+        <w:t xml:space="preserve"> </w:t>
+      </w:r>
+      <w:r>
+        <w:rPr>
+          <w:rStyle w:val="VerbatimChar"/>
+        </w:rPr>
+        <w:t xml:space="preserve">/ppp</w:t>
+      </w:r>
+      <w:r>
+        <w:t xml:space="preserve"> </w:t>
+      </w:r>
+      <w:r>
+        <w:rPr>
+          <w:b/>
+          <w:bCs/>
+        </w:rPr>
+        <w:t xml:space="preserve">and</w:t>
+      </w:r>
+      <w:r>
+        <w:t xml:space="preserve"> </w:t>
+      </w:r>
+      <w:r>
+        <w:t xml:space="preserve">when an admin opens</w:t>
+      </w:r>
+      <w:r>
+        <w:t xml:space="preserve"> </w:t>
+      </w:r>
+      <w:r>
+        <w:rPr>
+          <w:b/>
+          <w:bCs/>
+        </w:rPr>
+        <w:t xml:space="preserve">Admin → PPP → Activities</w:t>
+      </w:r>
+      <w:r>
+        <w:t xml:space="preserve">, so new borrels appear</w:t>
+      </w:r>
+      <w:r>
+        <w:t xml:space="preserve"> </w:t>
+      </w:r>
+      <w:r>
+        <w:t xml:space="preserve">automatically and the admin can pre-set specials on future ones.</w:t>
+      </w:r>
+    </w:p>
+    <w:p>
+      <w:pPr>
+        <w:pStyle w:val="Compact"/>
+        <w:numPr>
+          <w:ilvl w:val="0"/>
+          <w:numId w:val="1051"/>
+        </w:numPr>
+      </w:pPr>
+      <w:r>
+        <w:rPr>
+          <w:b/>
+          <w:bCs/>
+        </w:rPr>
+        <w:t xml:space="preserve">Idempotent + fail-soft</w:t>
+      </w:r>
+      <w:r>
+        <w:t xml:space="preserve"> </w:t>
+      </w:r>
+      <w:r>
+        <w:t xml:space="preserve">— re-syncing creates nothing new; any Alexia</w:t>
+      </w:r>
+      <w:r>
+        <w:t xml:space="preserve"> </w:t>
+      </w:r>
+      <w:r>
+        <w:t xml:space="preserve">error/timeout just yields no import and PPP keeps working.</w:t>
+      </w:r>
+    </w:p>
+    <w:p>
+      <w:pPr>
+        <w:pStyle w:val="Compact"/>
+        <w:numPr>
+          <w:ilvl w:val="0"/>
+          <w:numId w:val="1051"/>
+        </w:numPr>
+      </w:pPr>
+      <w:r>
+        <w:rPr>
+          <w:b/>
+          <w:bCs/>
+        </w:rPr>
         <w:t xml:space="preserve">Caveat</w:t>
       </w:r>
       <w:r>
@@ -26202,8 +26625,8 @@
         <w:t xml:space="preserve">).</w:t>
       </w:r>
     </w:p>
-    <w:bookmarkEnd w:id="148"/>
-    <w:bookmarkStart w:id="150" w:name="data-model-ppp"/>
+    <w:bookmarkEnd w:id="149"/>
+    <w:bookmarkStart w:id="151" w:name="data-model-ppp"/>
     <w:p>
       <w:pPr>
         <w:pStyle w:val="Heading2"/>
@@ -26222,7 +26645,7 @@
       <w:r>
         <w:t xml:space="preserve"> </w:t>
       </w:r>
-      <w:hyperlink r:id="rId149">
+      <w:hyperlink r:id="rId150">
         <w:r>
           <w:rPr>
             <w:rStyle w:val="Hyperlink"/>
@@ -26242,7 +26665,7 @@
         <w:pStyle w:val="Compact"/>
         <w:numPr>
           <w:ilvl w:val="0"/>
-          <w:numId w:val="1051"/>
+          <w:numId w:val="1052"/>
         </w:numPr>
       </w:pPr>
       <w:r>
@@ -26252,6 +26675,48 @@
         <w:t xml:space="preserve">PppProductCategory</w:t>
       </w:r>
       <w:r>
+        <w:t xml:space="preserve"> </w:t>
+      </w:r>
+      <w:r>
+        <w:t xml:space="preserve">(</w:t>
+      </w:r>
+      <w:r>
+        <w:rPr>
+          <w:rStyle w:val="VerbatimChar"/>
+        </w:rPr>
+        <w:t xml:space="preserve">bartenderFree</w:t>
+      </w:r>
+      <w:r>
+        <w:t xml:space="preserve"> </w:t>
+      </w:r>
+      <w:r>
+        <w:t xml:space="preserve">→ drinks free for the on-shift bartender),</w:t>
+      </w:r>
+      <w:r>
+        <w:t xml:space="preserve"> </w:t>
+      </w:r>
+      <w:r>
+        <w:rPr>
+          <w:rStyle w:val="VerbatimChar"/>
+        </w:rPr>
+        <w:t xml:space="preserve">PppProduct</w:t>
+      </w:r>
+      <w:r>
+        <w:t xml:space="preserve"> </w:t>
+      </w:r>
+      <w:r>
+        <w:t xml:space="preserve">(price,</w:t>
+      </w:r>
+      <w:r>
+        <w:t xml:space="preserve"> </w:t>
+      </w:r>
+      <w:r>
+        <w:rPr>
+          <w:rStyle w:val="VerbatimChar"/>
+        </w:rPr>
+        <w:t xml:space="preserve">specialPrice?</w:t>
+      </w:r>
+      <w:r>
         <w:t xml:space="preserve">,</w:t>
       </w:r>
       <w:r>
@@ -26261,22 +26726,7 @@
         <w:rPr>
           <w:rStyle w:val="VerbatimChar"/>
         </w:rPr>
-        <w:t xml:space="preserve">PppProduct</w:t>
-      </w:r>
-      <w:r>
-        <w:t xml:space="preserve"> </w:t>
-      </w:r>
-      <w:r>
-        <w:t xml:space="preserve">(price,</w:t>
-      </w:r>
-      <w:r>
-        <w:t xml:space="preserve"> </w:t>
-      </w:r>
-      <w:r>
-        <w:rPr>
-          <w:rStyle w:val="VerbatimChar"/>
-        </w:rPr>
-        <w:t xml:space="preserve">specialPrice?</w:t>
+        <w:t xml:space="preserve">color?</w:t>
       </w:r>
       <w:r>
         <w:t xml:space="preserve">,</w:t>
@@ -26288,7 +26738,31 @@
         <w:rPr>
           <w:rStyle w:val="VerbatimChar"/>
         </w:rPr>
-        <w:t xml:space="preserve">color?</w:t>
+        <w:t xml:space="preserve">vatCategory</w:t>
+      </w:r>
+      <w:r>
+        <w:t xml:space="preserve">, Congressus ids),</w:t>
+      </w:r>
+      <w:r>
+        <w:t xml:space="preserve"> </w:t>
+      </w:r>
+      <w:r>
+        <w:rPr>
+          <w:rStyle w:val="VerbatimChar"/>
+        </w:rPr>
+        <w:t xml:space="preserve">PppActivity</w:t>
+      </w:r>
+      <w:r>
+        <w:t xml:space="preserve"> </w:t>
+      </w:r>
+      <w:r>
+        <w:t xml:space="preserve">(</w:t>
+      </w:r>
+      <w:r>
+        <w:rPr>
+          <w:rStyle w:val="VerbatimChar"/>
+        </w:rPr>
+        <w:t xml:space="preserve">status</w:t>
       </w:r>
       <w:r>
         <w:t xml:space="preserve">,</w:t>
@@ -26300,19 +26774,70 @@
         <w:rPr>
           <w:rStyle w:val="VerbatimChar"/>
         </w:rPr>
-        <w:t xml:space="preserve">vatCategory</w:t>
-      </w:r>
-      <w:r>
-        <w:t xml:space="preserve">, Congressus ids),</w:t>
-      </w:r>
-      <w:r>
-        <w:t xml:space="preserve"> </w:t>
-      </w:r>
-      <w:r>
-        <w:rPr>
-          <w:rStyle w:val="VerbatimChar"/>
-        </w:rPr>
-        <w:t xml:space="preserve">PppActivity</w:t>
+        <w:t xml:space="preserve">discountsActive</w:t>
+      </w:r>
+      <w:r>
+        <w:t xml:space="preserve">),</w:t>
+      </w:r>
+      <w:r>
+        <w:t xml:space="preserve"> </w:t>
+      </w:r>
+      <w:r>
+        <w:rPr>
+          <w:rStyle w:val="VerbatimChar"/>
+        </w:rPr>
+        <w:t xml:space="preserve">PppActivityDiscount</w:t>
+      </w:r>
+      <w:r>
+        <w:t xml:space="preserve"> </w:t>
+      </w:r>
+      <w:r>
+        <w:t xml:space="preserve">(per-activity per-product special price),</w:t>
+      </w:r>
+      <w:r>
+        <w:t xml:space="preserve"> </w:t>
+      </w:r>
+      <w:r>
+        <w:rPr>
+          <w:rStyle w:val="VerbatimChar"/>
+        </w:rPr>
+        <w:t xml:space="preserve">PppInvoice</w:t>
+      </w:r>
+      <w:r>
+        <w:t xml:space="preserve"> </w:t>
+      </w:r>
+      <w:r>
+        <w:t xml:space="preserve">(defaults to CONFIRMED, no CONCEPT;</w:t>
+      </w:r>
+      <w:r>
+        <w:t xml:space="preserve"> </w:t>
+      </w:r>
+      <w:r>
+        <w:rPr>
+          <w:rStyle w:val="VerbatimChar"/>
+        </w:rPr>
+        <w:t xml:space="preserve">createdById?</w:t>
+      </w:r>
+      <w:r>
+        <w:t xml:space="preserve"> </w:t>
+      </w:r>
+      <w:r>
+        <w:t xml:space="preserve">→ the bartender</w:t>
+      </w:r>
+      <w:r>
+        <w:t xml:space="preserve"> </w:t>
+      </w:r>
+      <w:r>
+        <w:t xml:space="preserve">who tapped the order),</w:t>
+      </w:r>
+      <w:r>
+        <w:t xml:space="preserve"> </w:t>
+      </w:r>
+      <w:r>
+        <w:rPr>
+          <w:rStyle w:val="VerbatimChar"/>
+        </w:rPr>
+        <w:t xml:space="preserve">PppInvoiceLine</w:t>
       </w:r>
       <w:r>
         <w:t xml:space="preserve"> </w:t>
@@ -26324,93 +26849,6 @@
         <w:rPr>
           <w:rStyle w:val="VerbatimChar"/>
         </w:rPr>
-        <w:t xml:space="preserve">status</w:t>
-      </w:r>
-      <w:r>
-        <w:t xml:space="preserve">,</w:t>
-      </w:r>
-      <w:r>
-        <w:t xml:space="preserve"> </w:t>
-      </w:r>
-      <w:r>
-        <w:rPr>
-          <w:rStyle w:val="VerbatimChar"/>
-        </w:rPr>
-        <w:t xml:space="preserve">discountsActive</w:t>
-      </w:r>
-      <w:r>
-        <w:t xml:space="preserve">),</w:t>
-      </w:r>
-      <w:r>
-        <w:t xml:space="preserve"> </w:t>
-      </w:r>
-      <w:r>
-        <w:rPr>
-          <w:rStyle w:val="VerbatimChar"/>
-        </w:rPr>
-        <w:t xml:space="preserve">PppActivityDiscount</w:t>
-      </w:r>
-      <w:r>
-        <w:t xml:space="preserve"> </w:t>
-      </w:r>
-      <w:r>
-        <w:t xml:space="preserve">(per-activity per-product special price),</w:t>
-      </w:r>
-      <w:r>
-        <w:t xml:space="preserve"> </w:t>
-      </w:r>
-      <w:r>
-        <w:rPr>
-          <w:rStyle w:val="VerbatimChar"/>
-        </w:rPr>
-        <w:t xml:space="preserve">PppInvoice</w:t>
-      </w:r>
-      <w:r>
-        <w:t xml:space="preserve"> </w:t>
-      </w:r>
-      <w:r>
-        <w:t xml:space="preserve">(defaults to CONFIRMED, no CONCEPT;</w:t>
-      </w:r>
-      <w:r>
-        <w:t xml:space="preserve"> </w:t>
-      </w:r>
-      <w:r>
-        <w:rPr>
-          <w:rStyle w:val="VerbatimChar"/>
-        </w:rPr>
-        <w:t xml:space="preserve">createdById?</w:t>
-      </w:r>
-      <w:r>
-        <w:t xml:space="preserve"> </w:t>
-      </w:r>
-      <w:r>
-        <w:t xml:space="preserve">→ the bartender</w:t>
-      </w:r>
-      <w:r>
-        <w:t xml:space="preserve"> </w:t>
-      </w:r>
-      <w:r>
-        <w:t xml:space="preserve">who tapped the order),</w:t>
-      </w:r>
-      <w:r>
-        <w:t xml:space="preserve"> </w:t>
-      </w:r>
-      <w:r>
-        <w:rPr>
-          <w:rStyle w:val="VerbatimChar"/>
-        </w:rPr>
-        <w:t xml:space="preserve">PppInvoiceLine</w:t>
-      </w:r>
-      <w:r>
-        <w:t xml:space="preserve"> </w:t>
-      </w:r>
-      <w:r>
-        <w:t xml:space="preserve">(</w:t>
-      </w:r>
-      <w:r>
-        <w:rPr>
-          <w:rStyle w:val="VerbatimChar"/>
-        </w:rPr>
         <w:t xml:space="preserve">unitCents</w:t>
       </w:r>
       <w:r>
@@ -26447,7 +26885,28 @@
         <w:t xml:space="preserve"> </w:t>
       </w:r>
       <w:r>
-        <w:t xml:space="preserve">snapshots for discount reporting).</w:t>
+        <w:t xml:space="preserve">snapshots for discount reporting +</w:t>
+      </w:r>
+      <w:r>
+        <w:t xml:space="preserve"> </w:t>
+      </w:r>
+      <w:r>
+        <w:rPr>
+          <w:rStyle w:val="VerbatimChar"/>
+        </w:rPr>
+        <w:t xml:space="preserve">bartenderFree</w:t>
+      </w:r>
+      <w:r>
+        <w:t xml:space="preserve"> </w:t>
+      </w:r>
+      <w:r>
+        <w:t xml:space="preserve">marking a</w:t>
+      </w:r>
+      <w:r>
+        <w:t xml:space="preserve"> </w:t>
+      </w:r>
+      <w:r>
+        <w:t xml:space="preserve">comped bartender line).</w:t>
       </w:r>
     </w:p>
     <w:p>
@@ -26455,7 +26914,7 @@
         <w:pStyle w:val="Compact"/>
         <w:numPr>
           <w:ilvl w:val="0"/>
-          <w:numId w:val="1051"/>
+          <w:numId w:val="1052"/>
         </w:numPr>
       </w:pPr>
       <w:r>
@@ -26512,7 +26971,7 @@
         <w:pStyle w:val="Compact"/>
         <w:numPr>
           <w:ilvl w:val="0"/>
-          <w:numId w:val="1051"/>
+          <w:numId w:val="1052"/>
         </w:numPr>
       </w:pPr>
       <w:r>
@@ -26533,7 +26992,7 @@
         <w:pStyle w:val="Compact"/>
         <w:numPr>
           <w:ilvl w:val="0"/>
-          <w:numId w:val="1051"/>
+          <w:numId w:val="1052"/>
         </w:numPr>
       </w:pPr>
       <w:r>
@@ -26585,8 +27044,8 @@
         <w:t xml:space="preserve">unchanged for identity.</w:t>
       </w:r>
     </w:p>
-    <w:bookmarkEnd w:id="150"/>
-    <w:bookmarkStart w:id="151" w:name="api-reference-ppp"/>
+    <w:bookmarkEnd w:id="151"/>
+    <w:bookmarkStart w:id="152" w:name="api-reference-ppp"/>
     <w:p>
       <w:pPr>
         <w:pStyle w:val="Heading2"/>
@@ -26871,7 +27330,57 @@
               <w:pStyle w:val="Compact"/>
             </w:pPr>
             <w:r>
-              <w:t xml:space="preserve">Published drinks for the POS</w:t>
+              <w:t xml:space="preserve">Published drinks for the POS (incl.</w:t>
+            </w:r>
+            <w:r>
+              <w:t xml:space="preserve"> </w:t>
+            </w:r>
+            <w:r>
+              <w:rPr>
+                <w:rStyle w:val="VerbatimChar"/>
+              </w:rPr>
+              <w:t xml:space="preserve">category.bartenderFree</w:t>
+            </w:r>
+            <w:r>
+              <w:t xml:space="preserve">)</w:t>
+            </w:r>
+          </w:p>
+        </w:tc>
+      </w:tr>
+      <w:tr>
+        <w:tc>
+          <w:tcPr/>
+          <w:p>
+            <w:pPr>
+              <w:pStyle w:val="Compact"/>
+            </w:pPr>
+            <w:r>
+              <w:t xml:space="preserve">GET</w:t>
+            </w:r>
+          </w:p>
+        </w:tc>
+        <w:tc>
+          <w:tcPr/>
+          <w:p>
+            <w:pPr>
+              <w:pStyle w:val="Compact"/>
+            </w:pPr>
+            <w:r>
+              <w:rPr>
+                <w:rStyle w:val="VerbatimChar"/>
+              </w:rPr>
+              <w:t xml:space="preserve">/api/ppp/me</w:t>
+            </w:r>
+          </w:p>
+        </w:tc>
+        <w:tc>
+          <w:tcPr/>
+          <w:p>
+            <w:pPr>
+              <w:pStyle w:val="Compact"/>
+            </w:pPr>
+            <w:r>
+              <w:t xml:space="preserve">The logged-in bartender's own linked member (for the free-drink rule)</w:t>
             </w:r>
           </w:p>
         </w:tc>
@@ -26909,7 +27418,128 @@
               <w:pStyle w:val="Compact"/>
             </w:pPr>
             <w:r>
-              <w:t xml:space="preserve">UID → member (name + roles) for charging</w:t>
+              <w:t xml:space="preserve">UID → member (name + roles); returns</w:t>
+            </w:r>
+            <w:r>
+              <w:t xml:space="preserve"> </w:t>
+            </w:r>
+            <w:r>
+              <w:rPr>
+                <w:rStyle w:val="VerbatimChar"/>
+              </w:rPr>
+              <w:t xml:space="preserve">{ unlinked, uid }</w:t>
+            </w:r>
+            <w:r>
+              <w:t xml:space="preserve"> </w:t>
+            </w:r>
+            <w:r>
+              <w:t xml:space="preserve">if the card isn't linked yet</w:t>
+            </w:r>
+          </w:p>
+        </w:tc>
+      </w:tr>
+      <w:tr>
+        <w:tc>
+          <w:tcPr/>
+          <w:p>
+            <w:pPr>
+              <w:pStyle w:val="Compact"/>
+            </w:pPr>
+            <w:r>
+              <w:t xml:space="preserve">GET</w:t>
+            </w:r>
+          </w:p>
+        </w:tc>
+        <w:tc>
+          <w:tcPr/>
+          <w:p>
+            <w:pPr>
+              <w:pStyle w:val="Compact"/>
+            </w:pPr>
+            <w:r>
+              <w:rPr>
+                <w:rStyle w:val="VerbatimChar"/>
+              </w:rPr>
+              <w:t xml:space="preserve">/api/ppp/members/search?q=</w:t>
+            </w:r>
+          </w:p>
+        </w:tc>
+        <w:tc>
+          <w:tcPr/>
+          <w:p>
+            <w:pPr>
+              <w:pStyle w:val="Compact"/>
+            </w:pPr>
+            <w:r>
+              <w:t xml:space="preserve">Member typeahead for linking an unrecognised card</w:t>
+            </w:r>
+          </w:p>
+        </w:tc>
+      </w:tr>
+      <w:tr>
+        <w:tc>
+          <w:tcPr/>
+          <w:p>
+            <w:pPr>
+              <w:pStyle w:val="Compact"/>
+            </w:pPr>
+            <w:r>
+              <w:t xml:space="preserve">POST</w:t>
+            </w:r>
+          </w:p>
+        </w:tc>
+        <w:tc>
+          <w:tcPr/>
+          <w:p>
+            <w:pPr>
+              <w:pStyle w:val="Compact"/>
+            </w:pPr>
+            <w:r>
+              <w:rPr>
+                <w:rStyle w:val="VerbatimChar"/>
+              </w:rPr>
+              <w:t xml:space="preserve">/api/ppp/card/link</w:t>
+            </w:r>
+          </w:p>
+        </w:tc>
+        <w:tc>
+          <w:tcPr/>
+          <w:p>
+            <w:pPr>
+              <w:pStyle w:val="Compact"/>
+            </w:pPr>
+            <w:r>
+              <w:t xml:space="preserve">Link a scanned card</w:t>
+            </w:r>
+            <w:r>
+              <w:t xml:space="preserve"> </w:t>
+            </w:r>
+            <w:r>
+              <w:rPr>
+                <w:rStyle w:val="VerbatimChar"/>
+              </w:rPr>
+              <w:t xml:space="preserve">{ uid, memberId }</w:t>
+            </w:r>
+            <w:r>
+              <w:t xml:space="preserve"> </w:t>
+            </w:r>
+            <w:r>
+              <w:t xml:space="preserve">→ member (name + roles);</w:t>
+            </w:r>
+            <w:r>
+              <w:t xml:space="preserve"> </w:t>
+            </w:r>
+            <w:r>
+              <w:rPr>
+                <w:rStyle w:val="VerbatimChar"/>
+              </w:rPr>
+              <w:t xml:space="preserve">409</w:t>
+            </w:r>
+            <w:r>
+              <w:t xml:space="preserve"> </w:t>
+            </w:r>
+            <w:r>
+              <w:t xml:space="preserve">if already linked</w:t>
             </w:r>
           </w:p>
         </w:tc>
@@ -27313,8 +27943,8 @@
         <w:t xml:space="preserve">.</w:t>
       </w:r>
     </w:p>
-    <w:bookmarkEnd w:id="151"/>
-    <w:bookmarkStart w:id="152" w:name="environment"/>
+    <w:bookmarkEnd w:id="152"/>
+    <w:bookmarkStart w:id="153" w:name="environment"/>
     <w:p>
       <w:pPr>
         <w:pStyle w:val="Heading2"/>
@@ -27686,9 +28316,9 @@
         <w:br w:type="page"/>
       </w:r>
     </w:p>
-    <w:bookmarkEnd w:id="152"/>
     <w:bookmarkEnd w:id="153"/>
-    <w:bookmarkStart w:id="167" w:name="security-model"/>
+    <w:bookmarkEnd w:id="154"/>
+    <w:bookmarkStart w:id="168" w:name="security-model"/>
     <w:p>
       <w:pPr>
         <w:pStyle w:val="Heading1"/>
@@ -27741,7 +28371,7 @@
         <w:t xml:space="preserve">trade-offs made for a shared, physical kiosk.</w:t>
       </w:r>
     </w:p>
-    <w:bookmarkStart w:id="157" w:name="authentication--authorisation"/>
+    <w:bookmarkStart w:id="158" w:name="authentication--authorisation"/>
     <w:p>
       <w:pPr>
         <w:pStyle w:val="Heading2"/>
@@ -27750,296 +28380,13 @@
         <w:t xml:space="preserve">Authentication &amp; authorisation</w:t>
       </w:r>
     </w:p>
-    <w:bookmarkStart w:id="154" w:name="admin"/>
+    <w:bookmarkStart w:id="155" w:name="admin"/>
     <w:p>
       <w:pPr>
         <w:pStyle w:val="Heading3"/>
       </w:pPr>
       <w:r>
         <w:t xml:space="preserve">Admin</w:t>
-      </w:r>
-    </w:p>
-    <w:p>
-      <w:pPr>
-        <w:pStyle w:val="Compact"/>
-        <w:numPr>
-          <w:ilvl w:val="0"/>
-          <w:numId w:val="1052"/>
-        </w:numPr>
-      </w:pPr>
-      <w:r>
-        <w:t xml:space="preserve">Login (</w:t>
-      </w:r>
-      <w:r>
-        <w:rPr>
-          <w:rStyle w:val="VerbatimChar"/>
-        </w:rPr>
-        <w:t xml:space="preserve">POST /api/auth/login</w:t>
-      </w:r>
-      <w:r>
-        <w:t xml:space="preserve">) verifies a bcrypt password and sets an</w:t>
-      </w:r>
-      <w:r>
-        <w:t xml:space="preserve"> </w:t>
-      </w:r>
-      <w:r>
-        <w:rPr>
-          <w:b/>
-          <w:bCs/>
-        </w:rPr>
-        <w:t xml:space="preserve">httpOnly</w:t>
-      </w:r>
-      <w:r>
-        <w:t xml:space="preserve"> </w:t>
-      </w:r>
-      <w:r>
-        <w:rPr>
-          <w:rStyle w:val="VerbatimChar"/>
-        </w:rPr>
-        <w:t xml:space="preserve">session</w:t>
-      </w:r>
-      <w:r>
-        <w:t xml:space="preserve"> </w:t>
-      </w:r>
-      <w:r>
-        <w:t xml:space="preserve">cookie (7-day</w:t>
-      </w:r>
-      <w:r>
-        <w:t xml:space="preserve"> </w:t>
-      </w:r>
-      <w:r>
-        <w:rPr>
-          <w:rStyle w:val="VerbatimChar"/>
-        </w:rPr>
-        <w:t xml:space="preserve">Session</w:t>
-      </w:r>
-      <w:r>
-        <w:t xml:space="preserve"> </w:t>
-      </w:r>
-      <w:r>
-        <w:t xml:space="preserve">row).</w:t>
-      </w:r>
-    </w:p>
-    <w:p>
-      <w:pPr>
-        <w:pStyle w:val="Compact"/>
-        <w:numPr>
-          <w:ilvl w:val="0"/>
-          <w:numId w:val="1052"/>
-        </w:numPr>
-      </w:pPr>
-      <w:r>
-        <w:rPr>
-          <w:rStyle w:val="VerbatimChar"/>
-        </w:rPr>
-        <w:t xml:space="preserve">requireAdmin()</w:t>
-      </w:r>
-      <w:r>
-        <w:t xml:space="preserve"> </w:t>
-      </w:r>
-      <w:r>
-        <w:t xml:space="preserve">(</w:t>
-      </w:r>
-      <w:r>
-        <w:rPr>
-          <w:rStyle w:val="VerbatimChar"/>
-        </w:rPr>
-        <w:t xml:space="preserve">src/lib/auth.ts</w:t>
-      </w:r>
-      <w:r>
-        <w:t xml:space="preserve">) loads the session, checks it isn't expired,</w:t>
-      </w:r>
-      <w:r>
-        <w:t xml:space="preserve"> </w:t>
-      </w:r>
-      <w:r>
-        <w:t xml:space="preserve">and checks</w:t>
-      </w:r>
-      <w:r>
-        <w:t xml:space="preserve"> </w:t>
-      </w:r>
-      <w:r>
-        <w:rPr>
-          <w:rStyle w:val="VerbatimChar"/>
-        </w:rPr>
-        <w:t xml:space="preserve">role === "ADMIN"</w:t>
-      </w:r>
-      <w:r>
-        <w:t xml:space="preserve">.</w:t>
-      </w:r>
-      <w:r>
-        <w:t xml:space="preserve"> </w:t>
-      </w:r>
-      <w:r>
-        <w:rPr>
-          <w:b/>
-          <w:bCs/>
-        </w:rPr>
-        <w:t xml:space="preserve">Every</w:t>
-      </w:r>
-      <w:r>
-        <w:t xml:space="preserve"> </w:t>
-      </w:r>
-      <w:r>
-        <w:rPr>
-          <w:rStyle w:val="VerbatimChar"/>
-        </w:rPr>
-        <w:t xml:space="preserve">/api/admin/*</w:t>
-      </w:r>
-      <w:r>
-        <w:t xml:space="preserve"> </w:t>
-      </w:r>
-      <w:r>
-        <w:t xml:space="preserve">handler calls it.</w:t>
-      </w:r>
-    </w:p>
-    <w:p>
-      <w:pPr>
-        <w:pStyle w:val="Compact"/>
-        <w:numPr>
-          <w:ilvl w:val="0"/>
-          <w:numId w:val="1052"/>
-        </w:numPr>
-      </w:pPr>
-      <w:r>
-        <w:t xml:space="preserve">The admin pages are gated by a</w:t>
-      </w:r>
-      <w:r>
-        <w:t xml:space="preserve"> </w:t>
-      </w:r>
-      <w:r>
-        <w:rPr>
-          <w:b/>
-          <w:bCs/>
-        </w:rPr>
-        <w:t xml:space="preserve">server-side layout</w:t>
-      </w:r>
-      <w:r>
-        <w:t xml:space="preserve"> </w:t>
-      </w:r>
-      <w:r>
-        <w:t xml:space="preserve">(</w:t>
-      </w:r>
-      <w:r>
-        <w:rPr>
-          <w:rStyle w:val="VerbatimChar"/>
-        </w:rPr>
-        <w:t xml:space="preserve">requireAdmin()</w:t>
-      </w:r>
-      <w:r>
-        <w:t xml:space="preserve"> </w:t>
-      </w:r>
-      <w:r>
-        <w:t xml:space="preserve">→</w:t>
-      </w:r>
-      <w:r>
-        <w:t xml:space="preserve"> </w:t>
-      </w:r>
-      <w:r>
-        <w:rPr>
-          <w:rStyle w:val="VerbatimChar"/>
-        </w:rPr>
-        <w:t xml:space="preserve">redirect("/admin/login")</w:t>
-      </w:r>
-      <w:r>
-        <w:t xml:space="preserve">), so unauthenticated users never receive page HTML</w:t>
-      </w:r>
-      <w:r>
-        <w:t xml:space="preserve"> </w:t>
-      </w:r>
-      <w:r>
-        <w:t xml:space="preserve">or data — only a redirect.</w:t>
-      </w:r>
-    </w:p>
-    <w:p>
-      <w:pPr>
-        <w:pStyle w:val="Compact"/>
-        <w:numPr>
-          <w:ilvl w:val="0"/>
-          <w:numId w:val="1052"/>
-        </w:numPr>
-      </w:pPr>
-      <w:r>
-        <w:t xml:space="preserve">Middleware (</w:t>
-      </w:r>
-      <w:r>
-        <w:rPr>
-          <w:rStyle w:val="VerbatimChar"/>
-        </w:rPr>
-        <w:t xml:space="preserve">src/middleware.ts</w:t>
-      </w:r>
-      <w:r>
-        <w:t xml:space="preserve">) additionally requires the cookie to be present</w:t>
-      </w:r>
-      <w:r>
-        <w:t xml:space="preserve"> </w:t>
-      </w:r>
-      <w:r>
-        <w:t xml:space="preserve">on</w:t>
-      </w:r>
-      <w:r>
-        <w:t xml:space="preserve"> </w:t>
-      </w:r>
-      <w:r>
-        <w:rPr>
-          <w:rStyle w:val="VerbatimChar"/>
-        </w:rPr>
-        <w:t xml:space="preserve">/admin/*</w:t>
-      </w:r>
-      <w:r>
-        <w:t xml:space="preserve"> </w:t>
-      </w:r>
-      <w:r>
-        <w:t xml:space="preserve">and</w:t>
-      </w:r>
-      <w:r>
-        <w:t xml:space="preserve"> </w:t>
-      </w:r>
-      <w:r>
-        <w:rPr>
-          <w:rStyle w:val="VerbatimChar"/>
-        </w:rPr>
-        <w:t xml:space="preserve">/api/admin/*</w:t>
-      </w:r>
-      <w:r>
-        <w:t xml:space="preserve">. This is a fast pre-check; the real validation</w:t>
-      </w:r>
-      <w:r>
-        <w:t xml:space="preserve"> </w:t>
-      </w:r>
-      <w:r>
-        <w:t xml:space="preserve">is</w:t>
-      </w:r>
-      <w:r>
-        <w:t xml:space="preserve"> </w:t>
-      </w:r>
-      <w:r>
-        <w:rPr>
-          <w:rStyle w:val="VerbatimChar"/>
-        </w:rPr>
-        <w:t xml:space="preserve">requireAdmin()</w:t>
-      </w:r>
-      <w:r>
-        <w:t xml:space="preserve"> </w:t>
-      </w:r>
-      <w:r>
-        <w:t xml:space="preserve">(a forged/expired cookie passes middleware but is rejected</w:t>
-      </w:r>
-      <w:r>
-        <w:t xml:space="preserve"> </w:t>
-      </w:r>
-      <w:r>
-        <w:t xml:space="preserve">by the handler).</w:t>
-      </w:r>
-    </w:p>
-    <w:bookmarkEnd w:id="154"/>
-    <w:bookmarkStart w:id="155" w:name="shop-members"/>
-    <w:p>
-      <w:pPr>
-        <w:pStyle w:val="Heading3"/>
-      </w:pPr>
-      <w:r>
-        <w:t xml:space="preserve">Shop (members)</w:t>
       </w:r>
     </w:p>
     <w:p>
@@ -28051,66 +28398,56 @@
         </w:numPr>
       </w:pPr>
       <w:r>
-        <w:t xml:space="preserve">A</w:t>
-      </w:r>
-      <w:r>
-        <w:t xml:space="preserve"> </w:t>
-      </w:r>
-      <w:r>
-        <w:rPr>
-          <w:rStyle w:val="VerbatimChar"/>
-        </w:rPr>
-        <w:t xml:space="preserve">ShopSession</w:t>
-      </w:r>
-      <w:r>
-        <w:t xml:space="preserve"> </w:t>
-      </w:r>
-      <w:r>
-        <w:t xml:space="preserve">token (random cuid) is created only by a</w:t>
-      </w:r>
-      <w:r>
-        <w:t xml:space="preserve"> </w:t>
-      </w:r>
-      <w:r>
-        <w:rPr>
-          <w:b/>
-          <w:bCs/>
-        </w:rPr>
-        <w:t xml:space="preserve">physical card tap</w:t>
-      </w:r>
-      <w:r>
-        <w:t xml:space="preserve"> </w:t>
-      </w:r>
-      <w:r>
-        <w:t xml:space="preserve">or an admin's</w:t>
-      </w:r>
-      <w:r>
-        <w:t xml:space="preserve"> </w:t>
-      </w:r>
-      <w:r>
-        <w:rPr>
-          <w:b/>
-          <w:bCs/>
-        </w:rPr>
-        <w:t xml:space="preserve">Enter store</w:t>
-      </w:r>
-      <w:r>
-        <w:t xml:space="preserve">. It lives in the</w:t>
-      </w:r>
-      <w:r>
-        <w:t xml:space="preserve"> </w:t>
-      </w:r>
-      <w:r>
-        <w:rPr>
-          <w:rStyle w:val="VerbatimChar"/>
-        </w:rPr>
-        <w:t xml:space="preserve">/shop/&lt;token&gt;</w:t>
-      </w:r>
-      <w:r>
-        <w:t xml:space="preserve"> </w:t>
-      </w:r>
-      <w:r>
-        <w:t xml:space="preserve">URL.</w:t>
+        <w:t xml:space="preserve">Login (</w:t>
+      </w:r>
+      <w:r>
+        <w:rPr>
+          <w:rStyle w:val="VerbatimChar"/>
+        </w:rPr>
+        <w:t xml:space="preserve">POST /api/auth/login</w:t>
+      </w:r>
+      <w:r>
+        <w:t xml:space="preserve">) verifies a bcrypt password and sets an</w:t>
+      </w:r>
+      <w:r>
+        <w:t xml:space="preserve"> </w:t>
+      </w:r>
+      <w:r>
+        <w:rPr>
+          <w:b/>
+          <w:bCs/>
+        </w:rPr>
+        <w:t xml:space="preserve">httpOnly</w:t>
+      </w:r>
+      <w:r>
+        <w:t xml:space="preserve"> </w:t>
+      </w:r>
+      <w:r>
+        <w:rPr>
+          <w:rStyle w:val="VerbatimChar"/>
+        </w:rPr>
+        <w:t xml:space="preserve">session</w:t>
+      </w:r>
+      <w:r>
+        <w:t xml:space="preserve"> </w:t>
+      </w:r>
+      <w:r>
+        <w:t xml:space="preserve">cookie (7-day</w:t>
+      </w:r>
+      <w:r>
+        <w:t xml:space="preserve"> </w:t>
+      </w:r>
+      <w:r>
+        <w:rPr>
+          <w:rStyle w:val="VerbatimChar"/>
+        </w:rPr>
+        <w:t xml:space="preserve">Session</w:t>
+      </w:r>
+      <w:r>
+        <w:t xml:space="preserve"> </w:t>
+      </w:r>
+      <w:r>
+        <w:t xml:space="preserve">row).</w:t>
       </w:r>
     </w:p>
     <w:p>
@@ -28125,28 +28462,65 @@
         <w:rPr>
           <w:rStyle w:val="VerbatimChar"/>
         </w:rPr>
-        <w:t xml:space="preserve">/api/cart</w:t>
-      </w:r>
-      <w:r>
-        <w:t xml:space="preserve"> </w:t>
-      </w:r>
-      <w:r>
-        <w:t xml:space="preserve">and</w:t>
-      </w:r>
-      <w:r>
-        <w:t xml:space="preserve"> </w:t>
-      </w:r>
-      <w:r>
-        <w:rPr>
-          <w:rStyle w:val="VerbatimChar"/>
-        </w:rPr>
-        <w:t xml:space="preserve">/api/orders/confirm</w:t>
-      </w:r>
-      <w:r>
-        <w:t xml:space="preserve"> </w:t>
-      </w:r>
-      <w:r>
-        <w:t xml:space="preserve">require a valid, unexpired token.</w:t>
+        <w:t xml:space="preserve">requireAdmin()</w:t>
+      </w:r>
+      <w:r>
+        <w:t xml:space="preserve"> </w:t>
+      </w:r>
+      <w:r>
+        <w:t xml:space="preserve">(</w:t>
+      </w:r>
+      <w:r>
+        <w:rPr>
+          <w:rStyle w:val="VerbatimChar"/>
+        </w:rPr>
+        <w:t xml:space="preserve">src/lib/auth.ts</w:t>
+      </w:r>
+      <w:r>
+        <w:t xml:space="preserve">) loads the session, checks it isn't expired,</w:t>
+      </w:r>
+      <w:r>
+        <w:t xml:space="preserve"> </w:t>
+      </w:r>
+      <w:r>
+        <w:t xml:space="preserve">and checks</w:t>
+      </w:r>
+      <w:r>
+        <w:t xml:space="preserve"> </w:t>
+      </w:r>
+      <w:r>
+        <w:rPr>
+          <w:rStyle w:val="VerbatimChar"/>
+        </w:rPr>
+        <w:t xml:space="preserve">role === "ADMIN"</w:t>
+      </w:r>
+      <w:r>
+        <w:t xml:space="preserve">.</w:t>
+      </w:r>
+      <w:r>
+        <w:t xml:space="preserve"> </w:t>
+      </w:r>
+      <w:r>
+        <w:rPr>
+          <w:b/>
+          <w:bCs/>
+        </w:rPr>
+        <w:t xml:space="preserve">Every</w:t>
+      </w:r>
+      <w:r>
+        <w:t xml:space="preserve"> </w:t>
+      </w:r>
+      <w:r>
+        <w:rPr>
+          <w:rStyle w:val="VerbatimChar"/>
+        </w:rPr>
+        <w:t xml:space="preserve">/api/admin/*</w:t>
+      </w:r>
+      <w:r>
+        <w:t xml:space="preserve"> </w:t>
+      </w:r>
+      <w:r>
+        <w:t xml:space="preserve">handler calls it.</w:t>
       </w:r>
     </w:p>
     <w:p>
@@ -28158,29 +28532,53 @@
         </w:numPr>
       </w:pPr>
       <w:r>
-        <w:t xml:space="preserve">The member's first name is returned</w:t>
-      </w:r>
-      <w:r>
-        <w:t xml:space="preserve"> </w:t>
-      </w:r>
-      <w:r>
-        <w:rPr>
-          <w:b/>
-          <w:bCs/>
-        </w:rPr>
-        <w:t xml:space="preserve">only</w:t>
-      </w:r>
-      <w:r>
-        <w:t xml:space="preserve"> </w:t>
-      </w:r>
-      <w:r>
-        <w:t xml:space="preserve">by the token-scoped cart endpoint —</w:t>
-      </w:r>
-      <w:r>
-        <w:t xml:space="preserve"> </w:t>
-      </w:r>
-      <w:r>
-        <w:t xml:space="preserve">never by the public scan endpoint.</w:t>
+        <w:t xml:space="preserve">The admin pages are gated by a</w:t>
+      </w:r>
+      <w:r>
+        <w:t xml:space="preserve"> </w:t>
+      </w:r>
+      <w:r>
+        <w:rPr>
+          <w:b/>
+          <w:bCs/>
+        </w:rPr>
+        <w:t xml:space="preserve">server-side layout</w:t>
+      </w:r>
+      <w:r>
+        <w:t xml:space="preserve"> </w:t>
+      </w:r>
+      <w:r>
+        <w:t xml:space="preserve">(</w:t>
+      </w:r>
+      <w:r>
+        <w:rPr>
+          <w:rStyle w:val="VerbatimChar"/>
+        </w:rPr>
+        <w:t xml:space="preserve">requireAdmin()</w:t>
+      </w:r>
+      <w:r>
+        <w:t xml:space="preserve"> </w:t>
+      </w:r>
+      <w:r>
+        <w:t xml:space="preserve">→</w:t>
+      </w:r>
+      <w:r>
+        <w:t xml:space="preserve"> </w:t>
+      </w:r>
+      <w:r>
+        <w:rPr>
+          <w:rStyle w:val="VerbatimChar"/>
+        </w:rPr>
+        <w:t xml:space="preserve">redirect("/admin/login")</w:t>
+      </w:r>
+      <w:r>
+        <w:t xml:space="preserve">), so unauthenticated users never receive page HTML</w:t>
+      </w:r>
+      <w:r>
+        <w:t xml:space="preserve"> </w:t>
+      </w:r>
+      <w:r>
+        <w:t xml:space="preserve">or data — only a redirect.</w:t>
       </w:r>
     </w:p>
     <w:p>
@@ -28192,39 +28590,86 @@
         </w:numPr>
       </w:pPr>
       <w:r>
-        <w:rPr>
-          <w:b/>
-          <w:bCs/>
-        </w:rPr>
-        <w:t xml:space="preserve">Idle auto-reset:</w:t>
-      </w:r>
-      <w:r>
-        <w:t xml:space="preserve"> </w:t>
-      </w:r>
-      <w:r>
-        <w:t xml:space="preserve">the shop page deletes the session and returns to the tap</w:t>
-      </w:r>
-      <w:r>
-        <w:t xml:space="preserve"> </w:t>
-      </w:r>
-      <w:r>
-        <w:t xml:space="preserve">screen after ~60 s of inactivity (with a 15 s warning), so a member who walks</w:t>
-      </w:r>
-      <w:r>
-        <w:t xml:space="preserve"> </w:t>
-      </w:r>
-      <w:r>
-        <w:t xml:space="preserve">away can't leave their account open for the next person.</w:t>
+        <w:t xml:space="preserve">Middleware (</w:t>
+      </w:r>
+      <w:r>
+        <w:rPr>
+          <w:rStyle w:val="VerbatimChar"/>
+        </w:rPr>
+        <w:t xml:space="preserve">src/middleware.ts</w:t>
+      </w:r>
+      <w:r>
+        <w:t xml:space="preserve">) additionally requires the cookie to be present</w:t>
+      </w:r>
+      <w:r>
+        <w:t xml:space="preserve"> </w:t>
+      </w:r>
+      <w:r>
+        <w:t xml:space="preserve">on</w:t>
+      </w:r>
+      <w:r>
+        <w:t xml:space="preserve"> </w:t>
+      </w:r>
+      <w:r>
+        <w:rPr>
+          <w:rStyle w:val="VerbatimChar"/>
+        </w:rPr>
+        <w:t xml:space="preserve">/admin/*</w:t>
+      </w:r>
+      <w:r>
+        <w:t xml:space="preserve"> </w:t>
+      </w:r>
+      <w:r>
+        <w:t xml:space="preserve">and</w:t>
+      </w:r>
+      <w:r>
+        <w:t xml:space="preserve"> </w:t>
+      </w:r>
+      <w:r>
+        <w:rPr>
+          <w:rStyle w:val="VerbatimChar"/>
+        </w:rPr>
+        <w:t xml:space="preserve">/api/admin/*</w:t>
+      </w:r>
+      <w:r>
+        <w:t xml:space="preserve">. This is a fast pre-check; the real validation</w:t>
+      </w:r>
+      <w:r>
+        <w:t xml:space="preserve"> </w:t>
+      </w:r>
+      <w:r>
+        <w:t xml:space="preserve">is</w:t>
+      </w:r>
+      <w:r>
+        <w:t xml:space="preserve"> </w:t>
+      </w:r>
+      <w:r>
+        <w:rPr>
+          <w:rStyle w:val="VerbatimChar"/>
+        </w:rPr>
+        <w:t xml:space="preserve">requireAdmin()</w:t>
+      </w:r>
+      <w:r>
+        <w:t xml:space="preserve"> </w:t>
+      </w:r>
+      <w:r>
+        <w:t xml:space="preserve">(a forged/expired cookie passes middleware but is rejected</w:t>
+      </w:r>
+      <w:r>
+        <w:t xml:space="preserve"> </w:t>
+      </w:r>
+      <w:r>
+        <w:t xml:space="preserve">by the handler).</w:t>
       </w:r>
     </w:p>
     <w:bookmarkEnd w:id="155"/>
-    <w:bookmarkStart w:id="156" w:name="card-verification"/>
+    <w:bookmarkStart w:id="156" w:name="shop-members"/>
     <w:p>
       <w:pPr>
         <w:pStyle w:val="Heading3"/>
       </w:pPr>
       <w:r>
-        <w:t xml:space="preserve">Card verification</w:t>
+        <w:t xml:space="preserve">Shop (members)</w:t>
       </w:r>
     </w:p>
     <w:p>
@@ -28236,16 +28681,66 @@
         </w:numPr>
       </w:pPr>
       <w:r>
-        <w:rPr>
-          <w:rStyle w:val="VerbatimChar"/>
-        </w:rPr>
-        <w:t xml:space="preserve">CardRegistration</w:t>
-      </w:r>
-      <w:r>
-        <w:t xml:space="preserve"> </w:t>
-      </w:r>
-      <w:r>
-        <w:t xml:space="preserve">tokens are single-use and expire in 15 minutes.</w:t>
+        <w:t xml:space="preserve">A</w:t>
+      </w:r>
+      <w:r>
+        <w:t xml:space="preserve"> </w:t>
+      </w:r>
+      <w:r>
+        <w:rPr>
+          <w:rStyle w:val="VerbatimChar"/>
+        </w:rPr>
+        <w:t xml:space="preserve">ShopSession</w:t>
+      </w:r>
+      <w:r>
+        <w:t xml:space="preserve"> </w:t>
+      </w:r>
+      <w:r>
+        <w:t xml:space="preserve">token (random cuid) is created only by a</w:t>
+      </w:r>
+      <w:r>
+        <w:t xml:space="preserve"> </w:t>
+      </w:r>
+      <w:r>
+        <w:rPr>
+          <w:b/>
+          <w:bCs/>
+        </w:rPr>
+        <w:t xml:space="preserve">physical card tap</w:t>
+      </w:r>
+      <w:r>
+        <w:t xml:space="preserve"> </w:t>
+      </w:r>
+      <w:r>
+        <w:t xml:space="preserve">or an admin's</w:t>
+      </w:r>
+      <w:r>
+        <w:t xml:space="preserve"> </w:t>
+      </w:r>
+      <w:r>
+        <w:rPr>
+          <w:b/>
+          <w:bCs/>
+        </w:rPr>
+        <w:t xml:space="preserve">Enter store</w:t>
+      </w:r>
+      <w:r>
+        <w:t xml:space="preserve">. It lives in the</w:t>
+      </w:r>
+      <w:r>
+        <w:t xml:space="preserve"> </w:t>
+      </w:r>
+      <w:r>
+        <w:rPr>
+          <w:rStyle w:val="VerbatimChar"/>
+        </w:rPr>
+        <w:t xml:space="preserve">/shop/&lt;token&gt;</w:t>
+      </w:r>
+      <w:r>
+        <w:t xml:space="preserve"> </w:t>
+      </w:r>
+      <w:r>
+        <w:t xml:space="preserve">URL.</w:t>
       </w:r>
     </w:p>
     <w:p>
@@ -28258,6 +28753,141 @@
       </w:pPr>
       <w:r>
         <w:rPr>
+          <w:rStyle w:val="VerbatimChar"/>
+        </w:rPr>
+        <w:t xml:space="preserve">/api/cart</w:t>
+      </w:r>
+      <w:r>
+        <w:t xml:space="preserve"> </w:t>
+      </w:r>
+      <w:r>
+        <w:t xml:space="preserve">and</w:t>
+      </w:r>
+      <w:r>
+        <w:t xml:space="preserve"> </w:t>
+      </w:r>
+      <w:r>
+        <w:rPr>
+          <w:rStyle w:val="VerbatimChar"/>
+        </w:rPr>
+        <w:t xml:space="preserve">/api/orders/confirm</w:t>
+      </w:r>
+      <w:r>
+        <w:t xml:space="preserve"> </w:t>
+      </w:r>
+      <w:r>
+        <w:t xml:space="preserve">require a valid, unexpired token.</w:t>
+      </w:r>
+    </w:p>
+    <w:p>
+      <w:pPr>
+        <w:pStyle w:val="Compact"/>
+        <w:numPr>
+          <w:ilvl w:val="0"/>
+          <w:numId w:val="1054"/>
+        </w:numPr>
+      </w:pPr>
+      <w:r>
+        <w:t xml:space="preserve">The member's first name is returned</w:t>
+      </w:r>
+      <w:r>
+        <w:t xml:space="preserve"> </w:t>
+      </w:r>
+      <w:r>
+        <w:rPr>
+          <w:b/>
+          <w:bCs/>
+        </w:rPr>
+        <w:t xml:space="preserve">only</w:t>
+      </w:r>
+      <w:r>
+        <w:t xml:space="preserve"> </w:t>
+      </w:r>
+      <w:r>
+        <w:t xml:space="preserve">by the token-scoped cart endpoint —</w:t>
+      </w:r>
+      <w:r>
+        <w:t xml:space="preserve"> </w:t>
+      </w:r>
+      <w:r>
+        <w:t xml:space="preserve">never by the public scan endpoint.</w:t>
+      </w:r>
+    </w:p>
+    <w:p>
+      <w:pPr>
+        <w:pStyle w:val="Compact"/>
+        <w:numPr>
+          <w:ilvl w:val="0"/>
+          <w:numId w:val="1054"/>
+        </w:numPr>
+      </w:pPr>
+      <w:r>
+        <w:rPr>
+          <w:b/>
+          <w:bCs/>
+        </w:rPr>
+        <w:t xml:space="preserve">Idle auto-reset:</w:t>
+      </w:r>
+      <w:r>
+        <w:t xml:space="preserve"> </w:t>
+      </w:r>
+      <w:r>
+        <w:t xml:space="preserve">the shop page deletes the session and returns to the tap</w:t>
+      </w:r>
+      <w:r>
+        <w:t xml:space="preserve"> </w:t>
+      </w:r>
+      <w:r>
+        <w:t xml:space="preserve">screen after ~60 s of inactivity (with a 15 s warning), so a member who walks</w:t>
+      </w:r>
+      <w:r>
+        <w:t xml:space="preserve"> </w:t>
+      </w:r>
+      <w:r>
+        <w:t xml:space="preserve">away can't leave their account open for the next person.</w:t>
+      </w:r>
+    </w:p>
+    <w:bookmarkEnd w:id="156"/>
+    <w:bookmarkStart w:id="157" w:name="card-verification"/>
+    <w:p>
+      <w:pPr>
+        <w:pStyle w:val="Heading3"/>
+      </w:pPr>
+      <w:r>
+        <w:t xml:space="preserve">Card verification</w:t>
+      </w:r>
+    </w:p>
+    <w:p>
+      <w:pPr>
+        <w:pStyle w:val="Compact"/>
+        <w:numPr>
+          <w:ilvl w:val="0"/>
+          <w:numId w:val="1055"/>
+        </w:numPr>
+      </w:pPr>
+      <w:r>
+        <w:rPr>
+          <w:rStyle w:val="VerbatimChar"/>
+        </w:rPr>
+        <w:t xml:space="preserve">CardRegistration</w:t>
+      </w:r>
+      <w:r>
+        <w:t xml:space="preserve"> </w:t>
+      </w:r>
+      <w:r>
+        <w:t xml:space="preserve">tokens are single-use and expire in 15 minutes.</w:t>
+      </w:r>
+    </w:p>
+    <w:p>
+      <w:pPr>
+        <w:pStyle w:val="Compact"/>
+        <w:numPr>
+          <w:ilvl w:val="0"/>
+          <w:numId w:val="1055"/>
+        </w:numPr>
+      </w:pPr>
+      <w:r>
+        <w:rPr>
           <w:b/>
           <w:bCs/>
         </w:rPr>
@@ -28304,9 +28934,9 @@
         <w:t xml:space="preserve">member clicked.</w:t>
       </w:r>
     </w:p>
-    <w:bookmarkEnd w:id="156"/>
     <w:bookmarkEnd w:id="157"/>
-    <w:bookmarkStart w:id="158" w:name="X77f42a2852d9dd86410b0545fad3e0fbb180833"/>
+    <w:bookmarkEnd w:id="158"/>
+    <w:bookmarkStart w:id="159" w:name="X77f42a2852d9dd86410b0545fad3e0fbb180833"/>
     <w:p>
       <w:pPr>
         <w:pStyle w:val="Heading2"/>
@@ -28520,8 +29150,8 @@
         </w:tc>
       </w:tr>
     </w:tbl>
-    <w:bookmarkEnd w:id="158"/>
-    <w:bookmarkStart w:id="159" w:name="rate-limiting"/>
+    <w:bookmarkEnd w:id="159"/>
+    <w:bookmarkStart w:id="160" w:name="rate-limiting"/>
     <w:p>
       <w:pPr>
         <w:pStyle w:val="Heading2"/>
@@ -28616,330 +29246,14 @@
         <w:t xml:space="preserve">a shared store (e.g. Redis).</w:t>
       </w:r>
     </w:p>
-    <w:bookmarkEnd w:id="159"/>
-    <w:bookmarkStart w:id="160" w:name="injection--output-safety"/>
+    <w:bookmarkEnd w:id="160"/>
+    <w:bookmarkStart w:id="161" w:name="injection--output-safety"/>
     <w:p>
       <w:pPr>
         <w:pStyle w:val="Heading2"/>
       </w:pPr>
       <w:r>
         <w:t xml:space="preserve">Injection &amp; output safety</w:t>
-      </w:r>
-    </w:p>
-    <w:p>
-      <w:pPr>
-        <w:pStyle w:val="Compact"/>
-        <w:numPr>
-          <w:ilvl w:val="0"/>
-          <w:numId w:val="1055"/>
-        </w:numPr>
-      </w:pPr>
-      <w:r>
-        <w:t xml:space="preserve">React escapes all interpolated values in the kiosk/shop/admin pages.</w:t>
-      </w:r>
-    </w:p>
-    <w:p>
-      <w:pPr>
-        <w:pStyle w:val="Compact"/>
-        <w:numPr>
-          <w:ilvl w:val="0"/>
-          <w:numId w:val="1055"/>
-        </w:numPr>
-      </w:pPr>
-      <w:r>
-        <w:t xml:space="preserve">The card-verify pages are</w:t>
-      </w:r>
-      <w:r>
-        <w:t xml:space="preserve"> </w:t>
-      </w:r>
-      <w:r>
-        <w:rPr>
-          <w:b/>
-          <w:bCs/>
-        </w:rPr>
-        <w:t xml:space="preserve">hand-built HTML</w:t>
-      </w:r>
-      <w:r>
-        <w:t xml:space="preserve">, so member names and tokens are</w:t>
-      </w:r>
-      <w:r>
-        <w:t xml:space="preserve"> </w:t>
-      </w:r>
-      <w:r>
-        <w:t xml:space="preserve">passed through</w:t>
-      </w:r>
-      <w:r>
-        <w:t xml:space="preserve"> </w:t>
-      </w:r>
-      <w:r>
-        <w:rPr>
-          <w:rStyle w:val="VerbatimChar"/>
-        </w:rPr>
-        <w:t xml:space="preserve">escapeHtml()</w:t>
-      </w:r>
-      <w:r>
-        <w:t xml:space="preserve"> </w:t>
-      </w:r>
-      <w:r>
-        <w:t xml:space="preserve">before interpolation (prevents stored XSS from a</w:t>
-      </w:r>
-      <w:r>
-        <w:t xml:space="preserve"> </w:t>
-      </w:r>
-      <w:r>
-        <w:t xml:space="preserve">name synced out of Congressus).</w:t>
-      </w:r>
-    </w:p>
-    <w:p>
-      <w:pPr>
-        <w:pStyle w:val="Compact"/>
-        <w:numPr>
-          <w:ilvl w:val="0"/>
-          <w:numId w:val="1055"/>
-        </w:numPr>
-      </w:pPr>
-      <w:r>
-        <w:t xml:space="preserve">Those pages declare</w:t>
-      </w:r>
-      <w:r>
-        <w:t xml:space="preserve"> </w:t>
-      </w:r>
-      <w:r>
-        <w:rPr>
-          <w:rStyle w:val="VerbatimChar"/>
-        </w:rPr>
-        <w:t xml:space="preserve">charset=utf-8</w:t>
-      </w:r>
-      <w:r>
-        <w:t xml:space="preserve"> </w:t>
-      </w:r>
-      <w:r>
-        <w:t xml:space="preserve">(header + meta) so emoji/diacritics render</w:t>
-      </w:r>
-      <w:r>
-        <w:t xml:space="preserve"> </w:t>
-      </w:r>
-      <w:r>
-        <w:t xml:space="preserve">correctly.</w:t>
-      </w:r>
-    </w:p>
-    <w:bookmarkEnd w:id="160"/>
-    <w:bookmarkStart w:id="164" w:name="deliberate-trade-offs"/>
-    <w:p>
-      <w:pPr>
-        <w:pStyle w:val="Heading2"/>
-      </w:pPr>
-      <w:r>
-        <w:t xml:space="preserve">Deliberate trade-offs</w:t>
-      </w:r>
-    </w:p>
-    <w:bookmarkStart w:id="161" w:name="card-uids-arent-secret"/>
-    <w:p>
-      <w:pPr>
-        <w:pStyle w:val="Heading3"/>
-      </w:pPr>
-      <w:r>
-        <w:t xml:space="preserve">Card UIDs aren't secret</w:t>
-      </w:r>
-    </w:p>
-    <w:p>
-      <w:pPr>
-        <w:pStyle w:val="FirstParagraph"/>
-      </w:pPr>
-      <w:r>
-        <w:t xml:space="preserve">Any NFC reader can read a card UID, and the scan endpoint is necessarily</w:t>
-      </w:r>
-      <w:r>
-        <w:t xml:space="preserve"> </w:t>
-      </w:r>
-      <w:r>
-        <w:t xml:space="preserve">unauthenticated (the kiosk is a public web page). Mitigations: the scan endpoint</w:t>
-      </w:r>
-      <w:r>
-        <w:t xml:space="preserve"> </w:t>
-      </w:r>
-      <w:r>
-        <w:t xml:space="preserve">returns no member data and is rate-limited. For stronger protection, restrict</w:t>
-      </w:r>
-      <w:r>
-        <w:t xml:space="preserve"> </w:t>
-      </w:r>
-      <w:r>
-        <w:rPr>
-          <w:rStyle w:val="VerbatimChar"/>
-        </w:rPr>
-        <w:t xml:space="preserve">/api/card/scan</w:t>
-      </w:r>
-      <w:r>
-        <w:t xml:space="preserve"> </w:t>
-      </w:r>
-      <w:r>
-        <w:t xml:space="preserve">to the kiosk's IP at the network layer.</w:t>
-      </w:r>
-    </w:p>
-    <w:bookmarkEnd w:id="161"/>
-    <w:bookmarkStart w:id="162" w:name="email-not-found-vs-enumeration"/>
-    <w:p>
-      <w:pPr>
-        <w:pStyle w:val="Heading3"/>
-      </w:pPr>
-      <w:r>
-        <w:t xml:space="preserve">"Email not found" vs enumeration</w:t>
-      </w:r>
-    </w:p>
-    <w:p>
-      <w:pPr>
-        <w:pStyle w:val="FirstParagraph"/>
-      </w:pPr>
-      <w:r>
-        <w:t xml:space="preserve">The card-registration flow tells a user when their email matches no member</w:t>
-      </w:r>
-      <w:r>
-        <w:t xml:space="preserve"> </w:t>
-      </w:r>
-      <w:r>
-        <w:t xml:space="preserve">("Email not found"). This</w:t>
-      </w:r>
-      <w:r>
-        <w:t xml:space="preserve"> </w:t>
-      </w:r>
-      <w:r>
-        <w:rPr>
-          <w:b/>
-          <w:bCs/>
-        </w:rPr>
-        <w:t xml:space="preserve">re-introduces some email-enumeration ability</w:t>
-      </w:r>
-      <w:r>
-        <w:t xml:space="preserve"> </w:t>
-      </w:r>
-      <w:r>
-        <w:t xml:space="preserve">that a</w:t>
-      </w:r>
-      <w:r>
-        <w:t xml:space="preserve"> </w:t>
-      </w:r>
-      <w:r>
-        <w:t xml:space="preserve">uniform response would prevent. It was a conscious product choice: confused</w:t>
-      </w:r>
-      <w:r>
-        <w:t xml:space="preserve"> </w:t>
-      </w:r>
-      <w:r>
-        <w:t xml:space="preserve">members not knowing why nothing happened is a real problem at a kiosk, the kiosk</w:t>
-      </w:r>
-      <w:r>
-        <w:t xml:space="preserve"> </w:t>
-      </w:r>
-      <w:r>
-        <w:t xml:space="preserve">is physical, and the endpoint is rate-limited. If enumeration resistance becomes</w:t>
-      </w:r>
-      <w:r>
-        <w:t xml:space="preserve"> </w:t>
-      </w:r>
-      <w:r>
-        <w:t xml:space="preserve">more important than this UX, revert</w:t>
-      </w:r>
-      <w:r>
-        <w:t xml:space="preserve"> </w:t>
-      </w:r>
-      <w:r>
-        <w:rPr>
-          <w:rStyle w:val="VerbatimChar"/>
-        </w:rPr>
-        <w:t xml:space="preserve">card/register</w:t>
-      </w:r>
-      <w:r>
-        <w:t xml:space="preserve"> </w:t>
-      </w:r>
-      <w:r>
-        <w:t xml:space="preserve">to a uniform</w:t>
-      </w:r>
-      <w:r>
-        <w:t xml:space="preserve"> </w:t>
-      </w:r>
-      <w:r>
-        <w:rPr>
-          <w:rStyle w:val="VerbatimChar"/>
-        </w:rPr>
-        <w:t xml:space="preserve">{ ok: true }</w:t>
-      </w:r>
-      <w:r>
-        <w:t xml:space="preserve">.</w:t>
-      </w:r>
-    </w:p>
-    <w:bookmarkEnd w:id="162"/>
-    <w:bookmarkStart w:id="163" w:name="shop-token-is-a-bearer-token-in-the-url"/>
-    <w:p>
-      <w:pPr>
-        <w:pStyle w:val="Heading3"/>
-      </w:pPr>
-      <w:r>
-        <w:t xml:space="preserve">Shop token is a bearer token in the URL</w:t>
-      </w:r>
-    </w:p>
-    <w:p>
-      <w:pPr>
-        <w:pStyle w:val="FirstParagraph"/>
-      </w:pPr>
-      <w:r>
-        <w:t xml:space="preserve">Anyone holding a live</w:t>
-      </w:r>
-      <w:r>
-        <w:t xml:space="preserve"> </w:t>
-      </w:r>
-      <w:r>
-        <w:rPr>
-          <w:rStyle w:val="VerbatimChar"/>
-        </w:rPr>
-        <w:t xml:space="preserve">/shop/&lt;token&gt;</w:t>
-      </w:r>
-      <w:r>
-        <w:t xml:space="preserve"> </w:t>
-      </w:r>
-      <w:r>
-        <w:t xml:space="preserve">URL can act as that member until it expires</w:t>
-      </w:r>
-      <w:r>
-        <w:t xml:space="preserve"> </w:t>
-      </w:r>
-      <w:r>
-        <w:t xml:space="preserve">(10 min) or the order is confirmed. Tokens are random and per-tap (a new one each</w:t>
-      </w:r>
-      <w:r>
-        <w:t xml:space="preserve"> </w:t>
-      </w:r>
-      <w:r>
-        <w:t xml:space="preserve">scan), so they can't be guessed or reused. The idle auto-reset and short lifetime</w:t>
-      </w:r>
-      <w:r>
-        <w:t xml:space="preserve"> </w:t>
-      </w:r>
-      <w:r>
-        <w:t xml:space="preserve">bound the exposure. Stronger options (not currently implemented): move the token</w:t>
-      </w:r>
-      <w:r>
-        <w:t xml:space="preserve"> </w:t>
-      </w:r>
-      <w:r>
-        <w:t xml:space="preserve">into an httpOnly cookie so it can't be shared via URL, or use a crypto-random</w:t>
-      </w:r>
-      <w:r>
-        <w:t xml:space="preserve"> </w:t>
-      </w:r>
-      <w:r>
-        <w:t xml:space="preserve">token instead of a cuid.</w:t>
-      </w:r>
-    </w:p>
-    <w:bookmarkEnd w:id="163"/>
-    <w:bookmarkEnd w:id="164"/>
-    <w:bookmarkStart w:id="165" w:name="prohibited--careful-operations"/>
-    <w:p>
-      <w:pPr>
-        <w:pStyle w:val="Heading2"/>
-      </w:pPr>
-      <w:r>
-        <w:t xml:space="preserve">Prohibited / careful operations</w:t>
       </w:r>
     </w:p>
     <w:p>
@@ -28951,17 +29265,7 @@
         </w:numPr>
       </w:pPr>
       <w:r>
-        <w:rPr>
-          <w:b/>
-          <w:bCs/>
-        </w:rPr>
-        <w:t xml:space="preserve">Member deletion</w:t>
-      </w:r>
-      <w:r>
-        <w:t xml:space="preserve"> </w:t>
-      </w:r>
-      <w:r>
-        <w:t xml:space="preserve">is blocked while invoices exist.</w:t>
+        <w:t xml:space="preserve">React escapes all interpolated values in the kiosk/shop/admin pages.</w:t>
       </w:r>
     </w:p>
     <w:p>
@@ -28973,38 +29277,47 @@
         </w:numPr>
       </w:pPr>
       <w:r>
-        <w:rPr>
-          <w:b/>
-          <w:bCs/>
-        </w:rPr>
-        <w:t xml:space="preserve">Invoice edit/delete</w:t>
-      </w:r>
-      <w:r>
-        <w:t xml:space="preserve"> </w:t>
-      </w:r>
-      <w:r>
-        <w:t xml:space="preserve">is blocked once an invoice is</w:t>
-      </w:r>
-      <w:r>
-        <w:t xml:space="preserve"> </w:t>
-      </w:r>
-      <w:r>
-        <w:rPr>
-          <w:rStyle w:val="VerbatimChar"/>
-        </w:rPr>
-        <w:t xml:space="preserve">EXPORTED</w:t>
-      </w:r>
-      <w:r>
-        <w:t xml:space="preserve"> </w:t>
-      </w:r>
-      <w:r>
-        <w:t xml:space="preserve">(already billed</w:t>
-      </w:r>
-      <w:r>
-        <w:t xml:space="preserve"> </w:t>
-      </w:r>
-      <w:r>
-        <w:t xml:space="preserve">in Congressus).</w:t>
+        <w:t xml:space="preserve">The card-verify pages are</w:t>
+      </w:r>
+      <w:r>
+        <w:t xml:space="preserve"> </w:t>
+      </w:r>
+      <w:r>
+        <w:rPr>
+          <w:b/>
+          <w:bCs/>
+        </w:rPr>
+        <w:t xml:space="preserve">hand-built HTML</w:t>
+      </w:r>
+      <w:r>
+        <w:t xml:space="preserve">, so member names and tokens are</w:t>
+      </w:r>
+      <w:r>
+        <w:t xml:space="preserve"> </w:t>
+      </w:r>
+      <w:r>
+        <w:t xml:space="preserve">passed through</w:t>
+      </w:r>
+      <w:r>
+        <w:t xml:space="preserve"> </w:t>
+      </w:r>
+      <w:r>
+        <w:rPr>
+          <w:rStyle w:val="VerbatimChar"/>
+        </w:rPr>
+        <w:t xml:space="preserve">escapeHtml()</w:t>
+      </w:r>
+      <w:r>
+        <w:t xml:space="preserve"> </w:t>
+      </w:r>
+      <w:r>
+        <w:t xml:space="preserve">before interpolation (prevents stored XSS from a</w:t>
+      </w:r>
+      <w:r>
+        <w:t xml:space="preserve"> </w:t>
+      </w:r>
+      <w:r>
+        <w:t xml:space="preserve">name synced out of Congressus).</w:t>
       </w:r>
     </w:p>
     <w:p>
@@ -29016,67 +29329,358 @@
         </w:numPr>
       </w:pPr>
       <w:r>
-        <w:rPr>
-          <w:b/>
-          <w:bCs/>
-        </w:rPr>
-        <w:t xml:space="preserve">Bulk invoice clearing</w:t>
-      </w:r>
-      <w:r>
-        <w:t xml:space="preserve"> </w:t>
-      </w:r>
-      <w:r>
-        <w:t xml:space="preserve">requires a double confirmation in the UI and is</w:t>
-      </w:r>
-      <w:r>
-        <w:t xml:space="preserve"> </w:t>
-      </w:r>
-      <w:r>
-        <w:t xml:space="preserve">intended for test-data cleanup only.</w:t>
-      </w:r>
-    </w:p>
+        <w:t xml:space="preserve">Those pages declare</w:t>
+      </w:r>
+      <w:r>
+        <w:t xml:space="preserve"> </w:t>
+      </w:r>
+      <w:r>
+        <w:rPr>
+          <w:rStyle w:val="VerbatimChar"/>
+        </w:rPr>
+        <w:t xml:space="preserve">charset=utf-8</w:t>
+      </w:r>
+      <w:r>
+        <w:t xml:space="preserve"> </w:t>
+      </w:r>
+      <w:r>
+        <w:t xml:space="preserve">(header + meta) so emoji/diacritics render</w:t>
+      </w:r>
+      <w:r>
+        <w:t xml:space="preserve"> </w:t>
+      </w:r>
+      <w:r>
+        <w:t xml:space="preserve">correctly.</w:t>
+      </w:r>
+    </w:p>
+    <w:bookmarkEnd w:id="161"/>
+    <w:bookmarkStart w:id="165" w:name="deliberate-trade-offs"/>
+    <w:p>
+      <w:pPr>
+        <w:pStyle w:val="Heading2"/>
+      </w:pPr>
+      <w:r>
+        <w:t xml:space="preserve">Deliberate trade-offs</w:t>
+      </w:r>
+    </w:p>
+    <w:bookmarkStart w:id="162" w:name="card-uids-arent-secret"/>
+    <w:p>
+      <w:pPr>
+        <w:pStyle w:val="Heading3"/>
+      </w:pPr>
+      <w:r>
+        <w:t xml:space="preserve">Card UIDs aren't secret</w:t>
+      </w:r>
+    </w:p>
+    <w:p>
+      <w:pPr>
+        <w:pStyle w:val="FirstParagraph"/>
+      </w:pPr>
+      <w:r>
+        <w:t xml:space="preserve">Any NFC reader can read a card UID, and the scan endpoint is necessarily</w:t>
+      </w:r>
+      <w:r>
+        <w:t xml:space="preserve"> </w:t>
+      </w:r>
+      <w:r>
+        <w:t xml:space="preserve">unauthenticated (the kiosk is a public web page). Mitigations: the scan endpoint</w:t>
+      </w:r>
+      <w:r>
+        <w:t xml:space="preserve"> </w:t>
+      </w:r>
+      <w:r>
+        <w:t xml:space="preserve">returns no member data and is rate-limited. For stronger protection, restrict</w:t>
+      </w:r>
+      <w:r>
+        <w:t xml:space="preserve"> </w:t>
+      </w:r>
+      <w:r>
+        <w:rPr>
+          <w:rStyle w:val="VerbatimChar"/>
+        </w:rPr>
+        <w:t xml:space="preserve">/api/card/scan</w:t>
+      </w:r>
+      <w:r>
+        <w:t xml:space="preserve"> </w:t>
+      </w:r>
+      <w:r>
+        <w:t xml:space="preserve">to the kiosk's IP at the network layer.</w:t>
+      </w:r>
+    </w:p>
+    <w:bookmarkEnd w:id="162"/>
+    <w:bookmarkStart w:id="163" w:name="email-not-found-vs-enumeration"/>
+    <w:p>
+      <w:pPr>
+        <w:pStyle w:val="Heading3"/>
+      </w:pPr>
+      <w:r>
+        <w:t xml:space="preserve">"Email not found" vs enumeration</w:t>
+      </w:r>
+    </w:p>
+    <w:p>
+      <w:pPr>
+        <w:pStyle w:val="FirstParagraph"/>
+      </w:pPr>
+      <w:r>
+        <w:t xml:space="preserve">The card-registration flow tells a user when their email matches no member</w:t>
+      </w:r>
+      <w:r>
+        <w:t xml:space="preserve"> </w:t>
+      </w:r>
+      <w:r>
+        <w:t xml:space="preserve">("Email not found"). This</w:t>
+      </w:r>
+      <w:r>
+        <w:t xml:space="preserve"> </w:t>
+      </w:r>
+      <w:r>
+        <w:rPr>
+          <w:b/>
+          <w:bCs/>
+        </w:rPr>
+        <w:t xml:space="preserve">re-introduces some email-enumeration ability</w:t>
+      </w:r>
+      <w:r>
+        <w:t xml:space="preserve"> </w:t>
+      </w:r>
+      <w:r>
+        <w:t xml:space="preserve">that a</w:t>
+      </w:r>
+      <w:r>
+        <w:t xml:space="preserve"> </w:t>
+      </w:r>
+      <w:r>
+        <w:t xml:space="preserve">uniform response would prevent. It was a conscious product choice: confused</w:t>
+      </w:r>
+      <w:r>
+        <w:t xml:space="preserve"> </w:t>
+      </w:r>
+      <w:r>
+        <w:t xml:space="preserve">members not knowing why nothing happened is a real problem at a kiosk, the kiosk</w:t>
+      </w:r>
+      <w:r>
+        <w:t xml:space="preserve"> </w:t>
+      </w:r>
+      <w:r>
+        <w:t xml:space="preserve">is physical, and the endpoint is rate-limited. If enumeration resistance becomes</w:t>
+      </w:r>
+      <w:r>
+        <w:t xml:space="preserve"> </w:t>
+      </w:r>
+      <w:r>
+        <w:t xml:space="preserve">more important than this UX, revert</w:t>
+      </w:r>
+      <w:r>
+        <w:t xml:space="preserve"> </w:t>
+      </w:r>
+      <w:r>
+        <w:rPr>
+          <w:rStyle w:val="VerbatimChar"/>
+        </w:rPr>
+        <w:t xml:space="preserve">card/register</w:t>
+      </w:r>
+      <w:r>
+        <w:t xml:space="preserve"> </w:t>
+      </w:r>
+      <w:r>
+        <w:t xml:space="preserve">to a uniform</w:t>
+      </w:r>
+      <w:r>
+        <w:t xml:space="preserve"> </w:t>
+      </w:r>
+      <w:r>
+        <w:rPr>
+          <w:rStyle w:val="VerbatimChar"/>
+        </w:rPr>
+        <w:t xml:space="preserve">{ ok: true }</w:t>
+      </w:r>
+      <w:r>
+        <w:t xml:space="preserve">.</w:t>
+      </w:r>
+    </w:p>
+    <w:bookmarkEnd w:id="163"/>
+    <w:bookmarkStart w:id="164" w:name="shop-token-is-a-bearer-token-in-the-url"/>
+    <w:p>
+      <w:pPr>
+        <w:pStyle w:val="Heading3"/>
+      </w:pPr>
+      <w:r>
+        <w:t xml:space="preserve">Shop token is a bearer token in the URL</w:t>
+      </w:r>
+    </w:p>
+    <w:p>
+      <w:pPr>
+        <w:pStyle w:val="FirstParagraph"/>
+      </w:pPr>
+      <w:r>
+        <w:t xml:space="preserve">Anyone holding a live</w:t>
+      </w:r>
+      <w:r>
+        <w:t xml:space="preserve"> </w:t>
+      </w:r>
+      <w:r>
+        <w:rPr>
+          <w:rStyle w:val="VerbatimChar"/>
+        </w:rPr>
+        <w:t xml:space="preserve">/shop/&lt;token&gt;</w:t>
+      </w:r>
+      <w:r>
+        <w:t xml:space="preserve"> </w:t>
+      </w:r>
+      <w:r>
+        <w:t xml:space="preserve">URL can act as that member until it expires</w:t>
+      </w:r>
+      <w:r>
+        <w:t xml:space="preserve"> </w:t>
+      </w:r>
+      <w:r>
+        <w:t xml:space="preserve">(10 min) or the order is confirmed. Tokens are random and per-tap (a new one each</w:t>
+      </w:r>
+      <w:r>
+        <w:t xml:space="preserve"> </w:t>
+      </w:r>
+      <w:r>
+        <w:t xml:space="preserve">scan), so they can't be guessed or reused. The idle auto-reset and short lifetime</w:t>
+      </w:r>
+      <w:r>
+        <w:t xml:space="preserve"> </w:t>
+      </w:r>
+      <w:r>
+        <w:t xml:space="preserve">bound the exposure. Stronger options (not currently implemented): move the token</w:t>
+      </w:r>
+      <w:r>
+        <w:t xml:space="preserve"> </w:t>
+      </w:r>
+      <w:r>
+        <w:t xml:space="preserve">into an httpOnly cookie so it can't be shared via URL, or use a crypto-random</w:t>
+      </w:r>
+      <w:r>
+        <w:t xml:space="preserve"> </w:t>
+      </w:r>
+      <w:r>
+        <w:t xml:space="preserve">token instead of a cuid.</w:t>
+      </w:r>
+    </w:p>
+    <w:bookmarkEnd w:id="164"/>
     <w:bookmarkEnd w:id="165"/>
-    <w:bookmarkStart w:id="166" w:name="audit-checklist"/>
+    <w:bookmarkStart w:id="166" w:name="prohibited--careful-operations"/>
     <w:p>
       <w:pPr>
         <w:pStyle w:val="Heading2"/>
       </w:pPr>
       <w:r>
-        <w:t xml:space="preserve">Audit checklist</w:t>
-      </w:r>
-    </w:p>
-    <w:p>
-      <w:pPr>
-        <w:pStyle w:val="FirstParagraph"/>
-      </w:pPr>
-      <w:r>
-        <w:t xml:space="preserve">When adding a new endpoint:</w:t>
-      </w:r>
-    </w:p>
-    <w:p>
-      <w:pPr>
+        <w:t xml:space="preserve">Prohibited / careful operations</w:t>
+      </w:r>
+    </w:p>
+    <w:p>
+      <w:pPr>
+        <w:pStyle w:val="Compact"/>
         <w:numPr>
           <w:ilvl w:val="0"/>
           <w:numId w:val="1057"/>
         </w:numPr>
       </w:pPr>
       <w:r>
-        <w:t xml:space="preserve">Does it touch member/admin data? → call</w:t>
-      </w:r>
-      <w:r>
-        <w:t xml:space="preserve"> </w:t>
-      </w:r>
-      <w:r>
-        <w:rPr>
-          <w:rStyle w:val="VerbatimChar"/>
-        </w:rPr>
-        <w:t xml:space="preserve">requireAdmin()</w:t>
-      </w:r>
-      <w:r>
-        <w:t xml:space="preserve"> </w:t>
-      </w:r>
-      <w:r>
-        <w:t xml:space="preserve">(admin) or validate a token (shop/registration).</w:t>
+        <w:rPr>
+          <w:b/>
+          <w:bCs/>
+        </w:rPr>
+        <w:t xml:space="preserve">Member deletion</w:t>
+      </w:r>
+      <w:r>
+        <w:t xml:space="preserve"> </w:t>
+      </w:r>
+      <w:r>
+        <w:t xml:space="preserve">is blocked while invoices exist.</w:t>
+      </w:r>
+    </w:p>
+    <w:p>
+      <w:pPr>
+        <w:pStyle w:val="Compact"/>
+        <w:numPr>
+          <w:ilvl w:val="0"/>
+          <w:numId w:val="1057"/>
+        </w:numPr>
+      </w:pPr>
+      <w:r>
+        <w:rPr>
+          <w:b/>
+          <w:bCs/>
+        </w:rPr>
+        <w:t xml:space="preserve">Invoice edit/delete</w:t>
+      </w:r>
+      <w:r>
+        <w:t xml:space="preserve"> </w:t>
+      </w:r>
+      <w:r>
+        <w:t xml:space="preserve">is blocked once an invoice is</w:t>
+      </w:r>
+      <w:r>
+        <w:t xml:space="preserve"> </w:t>
+      </w:r>
+      <w:r>
+        <w:rPr>
+          <w:rStyle w:val="VerbatimChar"/>
+        </w:rPr>
+        <w:t xml:space="preserve">EXPORTED</w:t>
+      </w:r>
+      <w:r>
+        <w:t xml:space="preserve"> </w:t>
+      </w:r>
+      <w:r>
+        <w:t xml:space="preserve">(already billed</w:t>
+      </w:r>
+      <w:r>
+        <w:t xml:space="preserve"> </w:t>
+      </w:r>
+      <w:r>
+        <w:t xml:space="preserve">in Congressus).</w:t>
+      </w:r>
+    </w:p>
+    <w:p>
+      <w:pPr>
+        <w:pStyle w:val="Compact"/>
+        <w:numPr>
+          <w:ilvl w:val="0"/>
+          <w:numId w:val="1057"/>
+        </w:numPr>
+      </w:pPr>
+      <w:r>
+        <w:rPr>
+          <w:b/>
+          <w:bCs/>
+        </w:rPr>
+        <w:t xml:space="preserve">Bulk invoice clearing</w:t>
+      </w:r>
+      <w:r>
+        <w:t xml:space="preserve"> </w:t>
+      </w:r>
+      <w:r>
+        <w:t xml:space="preserve">requires a double confirmation in the UI and is</w:t>
+      </w:r>
+      <w:r>
+        <w:t xml:space="preserve"> </w:t>
+      </w:r>
+      <w:r>
+        <w:t xml:space="preserve">intended for test-data cleanup only.</w:t>
+      </w:r>
+    </w:p>
+    <w:bookmarkEnd w:id="166"/>
+    <w:bookmarkStart w:id="167" w:name="audit-checklist"/>
+    <w:p>
+      <w:pPr>
+        <w:pStyle w:val="Heading2"/>
+      </w:pPr>
+      <w:r>
+        <w:t xml:space="preserve">Audit checklist</w:t>
+      </w:r>
+    </w:p>
+    <w:p>
+      <w:pPr>
+        <w:pStyle w:val="FirstParagraph"/>
+      </w:pPr>
+      <w:r>
+        <w:t xml:space="preserve">When adding a new endpoint:</w:t>
       </w:r>
     </w:p>
     <w:p>
@@ -29087,22 +29691,22 @@
         </w:numPr>
       </w:pPr>
       <w:r>
-        <w:t xml:space="preserve">Does it return more fields than the caller needs? →</w:t>
-      </w:r>
-      <w:r>
-        <w:t xml:space="preserve"> </w:t>
-      </w:r>
-      <w:r>
-        <w:rPr>
-          <w:rStyle w:val="VerbatimChar"/>
-        </w:rPr>
-        <w:t xml:space="preserve">select</w:t>
-      </w:r>
-      <w:r>
-        <w:t xml:space="preserve"> </w:t>
-      </w:r>
-      <w:r>
-        <w:t xml:space="preserve">only what's required.</w:t>
+        <w:t xml:space="preserve">Does it touch member/admin data? → call</w:t>
+      </w:r>
+      <w:r>
+        <w:t xml:space="preserve"> </w:t>
+      </w:r>
+      <w:r>
+        <w:rPr>
+          <w:rStyle w:val="VerbatimChar"/>
+        </w:rPr>
+        <w:t xml:space="preserve">requireAdmin()</w:t>
+      </w:r>
+      <w:r>
+        <w:t xml:space="preserve"> </w:t>
+      </w:r>
+      <w:r>
+        <w:t xml:space="preserve">(admin) or validate a token (shop/registration).</w:t>
       </w:r>
     </w:p>
     <w:p>
@@ -29113,7 +29717,22 @@
         </w:numPr>
       </w:pPr>
       <w:r>
-        <w:t xml:space="preserve">Is it public and write-capable or enumeration-prone? → add rate limiting.</w:t>
+        <w:t xml:space="preserve">Does it return more fields than the caller needs? →</w:t>
+      </w:r>
+      <w:r>
+        <w:t xml:space="preserve"> </w:t>
+      </w:r>
+      <w:r>
+        <w:rPr>
+          <w:rStyle w:val="VerbatimChar"/>
+        </w:rPr>
+        <w:t xml:space="preserve">select</w:t>
+      </w:r>
+      <w:r>
+        <w:t xml:space="preserve"> </w:t>
+      </w:r>
+      <w:r>
+        <w:t xml:space="preserve">only what's required.</w:t>
       </w:r>
     </w:p>
     <w:p>
@@ -29124,7 +29743,7 @@
         </w:numPr>
       </w:pPr>
       <w:r>
-        <w:t xml:space="preserve">Does it render raw HTML with external data? → escape it.</w:t>
+        <w:t xml:space="preserve">Is it public and write-capable or enumeration-prone? → add rate limiting.</w:t>
       </w:r>
     </w:p>
     <w:p>
@@ -29135,6 +29754,17 @@
         </w:numPr>
       </w:pPr>
       <w:r>
+        <w:t xml:space="preserve">Does it render raw HTML with external data? → escape it.</w:t>
+      </w:r>
+    </w:p>
+    <w:p>
+      <w:pPr>
+        <w:numPr>
+          <w:ilvl w:val="0"/>
+          <w:numId w:val="1062"/>
+        </w:numPr>
+      </w:pPr>
+      <w:r>
         <w:t xml:space="preserve">Verify at runtime: unauthenticated</w:t>
       </w:r>
       <w:r>
@@ -29154,8 +29784,8 @@
         <w:t xml:space="preserve">forged-cookie requests both get 401/redirect.</w:t>
       </w:r>
     </w:p>
-    <w:bookmarkEnd w:id="166"/>
     <w:bookmarkEnd w:id="167"/>
+    <w:bookmarkEnd w:id="168"/>
     <w:sectPr>
       <w:footnotePr>
         <w:numRestart w:val="eachSect"/>
@@ -30080,7 +30710,7 @@
     <w:abstractNumId w:val="991"/>
   </w:num>
   <w:num w:numId="1057">
-    <w:abstractNumId w:val="992"/>
+    <w:abstractNumId w:val="991"/>
   </w:num>
   <w:num w:numId="1058">
     <w:abstractNumId w:val="992"/>
@@ -30092,6 +30722,9 @@
     <w:abstractNumId w:val="992"/>
   </w:num>
   <w:num w:numId="1061">
+    <w:abstractNumId w:val="992"/>
+  </w:num>
+  <w:num w:numId="1062">
     <w:abstractNumId w:val="992"/>
   </w:num>
 </w:numbering>

--- a/docs/SSS-Documentation.docx
+++ b/docs/SSS-Documentation.docx
@@ -13476,6 +13476,58 @@
               <w:rPr>
                 <w:rStyle w:val="VerbatimChar"/>
               </w:rPr>
+              <w:t xml:space="preserve">SUMUP_API_KEY</w:t>
+            </w:r>
+          </w:p>
+        </w:tc>
+        <w:tc>
+          <w:tcPr/>
+          <w:p>
+            <w:pPr>
+              <w:pStyle w:val="Compact"/>
+            </w:pPr>
+            <w:r>
+              <w:t xml:space="preserve">–</w:t>
+            </w:r>
+          </w:p>
+        </w:tc>
+        <w:tc>
+          <w:tcPr/>
+          <w:p>
+            <w:pPr>
+              <w:pStyle w:val="Compact"/>
+            </w:pPr>
+            <w:r>
+              <w:rPr>
+                <w:rStyle w:val="VerbatimChar"/>
+              </w:rPr>
+              <w:t xml:space="preserve">sup_sk_…</w:t>
+            </w:r>
+          </w:p>
+        </w:tc>
+        <w:tc>
+          <w:tcPr/>
+          <w:p>
+            <w:pPr>
+              <w:pStyle w:val="Compact"/>
+            </w:pPr>
+            <w:r>
+              <w:t xml:space="preserve">SumUp secret API key (Bearer token) for pulling card revenue into a borrel's profit/loss. Fail-soft if unset (card revenue shows "n/a").</w:t>
+            </w:r>
+          </w:p>
+        </w:tc>
+      </w:tr>
+      <w:tr>
+        <w:tc>
+          <w:tcPr/>
+          <w:p>
+            <w:pPr>
+              <w:pStyle w:val="Compact"/>
+            </w:pPr>
+            <w:r>
+              <w:rPr>
+                <w:rStyle w:val="VerbatimChar"/>
+              </w:rPr>
               <w:t xml:space="preserve">UPLOAD_DIR</w:t>
             </w:r>
           </w:p>
@@ -21879,7 +21931,7 @@
     </w:p>
     <w:bookmarkEnd w:id="133"/>
     <w:bookmarkEnd w:id="134"/>
-    <w:bookmarkStart w:id="154" w:name="ppp--bar-pos-drinks-at-activities"/>
+    <w:bookmarkStart w:id="155" w:name="ppp--bar-pos-drinks-at-activities"/>
     <w:p>
       <w:pPr>
         <w:pStyle w:val="Heading1"/>
@@ -25578,10 +25630,23 @@
               <w:t xml:space="preserve">drink specials</w:t>
             </w:r>
             <w:r>
+              <w:t xml:space="preserve">, and see its full</w:t>
+            </w:r>
+            <w:r>
               <w:t xml:space="preserve"> </w:t>
             </w:r>
             <w:r>
-              <w:t xml:space="preserve">(pick a drink, set a special price) — can be done in advance for a future borrel. Shows order count + the two discount totals, and whether specials are active.</w:t>
+              <w:rPr>
+                <w:b/>
+                <w:bCs/>
+              </w:rPr>
+              <w:t xml:space="preserve">profit/loss</w:t>
+            </w:r>
+            <w:r>
+              <w:t xml:space="preserve"> </w:t>
+            </w:r>
+            <w:r>
+              <w:t xml:space="preserve">(see below): revenue, cost of goods, discounts, per-drink. Manage specials as before (also in advance for future borrels).</w:t>
             </w:r>
           </w:p>
         </w:tc>
@@ -25767,7 +25832,380 @@
       </w:r>
     </w:p>
     <w:bookmarkEnd w:id="147"/>
-    <w:bookmarkStart w:id="148" w:name="congressus"/>
+    <w:bookmarkStart w:id="148" w:name="activity-profitloss"/>
+    <w:p>
+      <w:pPr>
+        <w:pStyle w:val="Heading2"/>
+      </w:pPr>
+      <w:r>
+        <w:t xml:space="preserve">Activity profit/loss</w:t>
+      </w:r>
+    </w:p>
+    <w:p>
+      <w:pPr>
+        <w:pStyle w:val="FirstParagraph"/>
+      </w:pPr>
+      <w:r>
+        <w:t xml:space="preserve">The activity detail page shows a full</w:t>
+      </w:r>
+      <w:r>
+        <w:t xml:space="preserve"> </w:t>
+      </w:r>
+      <w:r>
+        <w:rPr>
+          <w:b/>
+          <w:bCs/>
+        </w:rPr>
+        <w:t xml:space="preserve">profit/loss</w:t>
+      </w:r>
+      <w:r>
+        <w:t xml:space="preserve"> </w:t>
+      </w:r>
+      <w:r>
+        <w:t xml:space="preserve">for a borrel:</w:t>
+      </w:r>
+    </w:p>
+    <w:p>
+      <w:pPr>
+        <w:pStyle w:val="Compact"/>
+        <w:numPr>
+          <w:ilvl w:val="0"/>
+          <w:numId w:val="1050"/>
+        </w:numPr>
+      </w:pPr>
+      <w:r>
+        <w:rPr>
+          <w:b/>
+          <w:bCs/>
+        </w:rPr>
+        <w:t xml:space="preserve">Revenue</w:t>
+      </w:r>
+      <w:r>
+        <w:t xml:space="preserve"> </w:t>
+      </w:r>
+      <w:r>
+        <w:t xml:space="preserve">=</w:t>
+      </w:r>
+      <w:r>
+        <w:t xml:space="preserve"> </w:t>
+      </w:r>
+      <w:r>
+        <w:rPr>
+          <w:b/>
+          <w:bCs/>
+        </w:rPr>
+        <w:t xml:space="preserve">member charges</w:t>
+      </w:r>
+      <w:r>
+        <w:t xml:space="preserve"> </w:t>
+      </w:r>
+      <w:r>
+        <w:t xml:space="preserve">(itemised PPP orders, billed via Congressus) +</w:t>
+      </w:r>
+      <w:r>
+        <w:t xml:space="preserve"> </w:t>
+      </w:r>
+      <w:r>
+        <w:rPr>
+          <w:b/>
+          <w:bCs/>
+        </w:rPr>
+        <w:t xml:space="preserve">card revenue from SumUp</w:t>
+      </w:r>
+      <w:r>
+        <w:t xml:space="preserve"> </w:t>
+      </w:r>
+      <w:r>
+        <w:t xml:space="preserve">(fetched live for the borrel's time window). Card/cash</w:t>
+      </w:r>
+      <w:r>
+        <w:t xml:space="preserve"> </w:t>
+      </w:r>
+      <w:r>
+        <w:t xml:space="preserve">sales aren't itemised per drink — only the SumUp total is known.</w:t>
+      </w:r>
+    </w:p>
+    <w:p>
+      <w:pPr>
+        <w:pStyle w:val="Compact"/>
+        <w:numPr>
+          <w:ilvl w:val="0"/>
+          <w:numId w:val="1050"/>
+        </w:numPr>
+      </w:pPr>
+      <w:r>
+        <w:rPr>
+          <w:b/>
+          <w:bCs/>
+        </w:rPr>
+        <w:t xml:space="preserve">Cost of goods</w:t>
+      </w:r>
+      <w:r>
+        <w:t xml:space="preserve"> </w:t>
+      </w:r>
+      <w:r>
+        <w:t xml:space="preserve">= the</w:t>
+      </w:r>
+      <w:r>
+        <w:t xml:space="preserve"> </w:t>
+      </w:r>
+      <w:r>
+        <w:rPr>
+          <w:b/>
+          <w:bCs/>
+        </w:rPr>
+        <w:t xml:space="preserve">SBZ usage</w:t>
+      </w:r>
+      <w:r>
+        <w:t xml:space="preserve"> </w:t>
+      </w:r>
+      <w:r>
+        <w:t xml:space="preserve">the admin enters (Alexia holds this but isn't</w:t>
+      </w:r>
+      <w:r>
+        <w:t xml:space="preserve"> </w:t>
+      </w:r>
+      <w:r>
+        <w:t xml:space="preserve">public, so it's entered manually):</w:t>
+      </w:r>
+      <w:r>
+        <w:t xml:space="preserve"> </w:t>
+      </w:r>
+      <w:r>
+        <w:rPr>
+          <w:b/>
+          <w:bCs/>
+        </w:rPr>
+        <w:t xml:space="preserve">kegs in kg</w:t>
+      </w:r>
+      <w:r>
+        <w:t xml:space="preserve"> </w:t>
+      </w:r>
+      <w:r>
+        <w:t xml:space="preserve">(≈ liters),</w:t>
+      </w:r>
+      <w:r>
+        <w:t xml:space="preserve"> </w:t>
+      </w:r>
+      <w:r>
+        <w:rPr>
+          <w:b/>
+          <w:bCs/>
+        </w:rPr>
+        <w:t xml:space="preserve">bottles/cans/shots</w:t>
+      </w:r>
+      <w:r>
+        <w:rPr>
+          <w:b/>
+          <w:bCs/>
+        </w:rPr>
+        <w:t xml:space="preserve"> </w:t>
+      </w:r>
+      <w:r>
+        <w:rPr>
+          <w:b/>
+          <w:bCs/>
+        </w:rPr>
+        <w:t xml:space="preserve">as units</w:t>
+      </w:r>
+      <w:r>
+        <w:t xml:space="preserve">, priced from the SBZ price list (</w:t>
+      </w:r>
+      <w:r>
+        <w:rPr>
+          <w:rStyle w:val="VerbatimChar"/>
+        </w:rPr>
+        <w:t xml:space="preserve">src/lib/sbz.ts</w:t>
+      </w:r>
+      <w:r>
+        <w:t xml:space="preserve"> </w:t>
+      </w:r>
+      <w:r>
+        <w:t xml:space="preserve">— the fixed cost</w:t>
+      </w:r>
+      <w:r>
+        <w:t xml:space="preserve"> </w:t>
+      </w:r>
+      <w:r>
+        <w:t xml:space="preserve">catalog, incl./excl. BTW per item; update it when SBZ revises prices).</w:t>
+      </w:r>
+    </w:p>
+    <w:p>
+      <w:pPr>
+        <w:pStyle w:val="Compact"/>
+        <w:numPr>
+          <w:ilvl w:val="0"/>
+          <w:numId w:val="1050"/>
+        </w:numPr>
+      </w:pPr>
+      <w:r>
+        <w:rPr>
+          <w:b/>
+          <w:bCs/>
+        </w:rPr>
+        <w:t xml:space="preserve">Net P/L</w:t>
+      </w:r>
+      <w:r>
+        <w:t xml:space="preserve"> </w:t>
+      </w:r>
+      <w:r>
+        <w:t xml:space="preserve">= revenue − cost of goods (incl. BTW).</w:t>
+      </w:r>
+    </w:p>
+    <w:p>
+      <w:pPr>
+        <w:pStyle w:val="Compact"/>
+        <w:numPr>
+          <w:ilvl w:val="0"/>
+          <w:numId w:val="1050"/>
+        </w:numPr>
+      </w:pPr>
+      <w:r>
+        <w:rPr>
+          <w:b/>
+          <w:bCs/>
+        </w:rPr>
+        <w:t xml:space="preserve">Discounts given</w:t>
+      </w:r>
+      <w:r>
+        <w:t xml:space="preserve"> </w:t>
+      </w:r>
+      <w:r>
+        <w:t xml:space="preserve">(the association's cost, already reflected in member charges):</w:t>
+      </w:r>
+      <w:r>
+        <w:t xml:space="preserve"> </w:t>
+      </w:r>
+      <w:r>
+        <w:t xml:space="preserve">drink specials, per-role (Board / PilsCie / …), and bartender free drinks.</w:t>
+      </w:r>
+    </w:p>
+    <w:p>
+      <w:pPr>
+        <w:pStyle w:val="Compact"/>
+        <w:numPr>
+          <w:ilvl w:val="0"/>
+          <w:numId w:val="1050"/>
+        </w:numPr>
+      </w:pPr>
+      <w:r>
+        <w:t xml:space="preserve">A</w:t>
+      </w:r>
+      <w:r>
+        <w:t xml:space="preserve"> </w:t>
+      </w:r>
+      <w:r>
+        <w:rPr>
+          <w:b/>
+          <w:bCs/>
+        </w:rPr>
+        <w:t xml:space="preserve">per-drink table</w:t>
+      </w:r>
+      <w:r>
+        <w:t xml:space="preserve"> </w:t>
+      </w:r>
+      <w:r>
+        <w:t xml:space="preserve">of member-charge sales (quantity, revenue, discount).</w:t>
+      </w:r>
+    </w:p>
+    <w:p>
+      <w:pPr>
+        <w:pStyle w:val="FirstParagraph"/>
+      </w:pPr>
+      <w:r>
+        <w:rPr>
+          <w:b/>
+          <w:bCs/>
+        </w:rPr>
+        <w:t xml:space="preserve">SumUp</w:t>
+      </w:r>
+      <w:r>
+        <w:t xml:space="preserve"> </w:t>
+      </w:r>
+      <w:r>
+        <w:t xml:space="preserve">(</w:t>
+      </w:r>
+      <w:r>
+        <w:rPr>
+          <w:rStyle w:val="VerbatimChar"/>
+        </w:rPr>
+        <w:t xml:space="preserve">src/lib/sumup.ts</w:t>
+      </w:r>
+      <w:r>
+        <w:t xml:space="preserve">): sums SUCCESSFUL card payments (minus refunds) between</w:t>
+      </w:r>
+      <w:r>
+        <w:t xml:space="preserve"> </w:t>
+      </w:r>
+      <w:r>
+        <w:t xml:space="preserve">the borrel's</w:t>
+      </w:r>
+      <w:r>
+        <w:t xml:space="preserve"> </w:t>
+      </w:r>
+      <w:r>
+        <w:rPr>
+          <w:rStyle w:val="VerbatimChar"/>
+        </w:rPr>
+        <w:t xml:space="preserve">startsAt</w:t>
+      </w:r>
+      <w:r>
+        <w:t xml:space="preserve">/</w:t>
+      </w:r>
+      <w:r>
+        <w:rPr>
+          <w:rStyle w:val="VerbatimChar"/>
+        </w:rPr>
+        <w:t xml:space="preserve">endsAt</w:t>
+      </w:r>
+      <w:r>
+        <w:t xml:space="preserve"> </w:t>
+      </w:r>
+      <w:r>
+        <w:t xml:space="preserve">(from Alexia; falls back to the</w:t>
+      </w:r>
+      <w:r>
+        <w:t xml:space="preserve"> </w:t>
+      </w:r>
+      <w:r>
+        <w:rPr>
+          <w:rStyle w:val="VerbatimChar"/>
+        </w:rPr>
+        <w:t xml:space="preserve">date</w:t>
+      </w:r>
+      <w:r>
+        <w:t xml:space="preserve"> </w:t>
+      </w:r>
+      <w:r>
+        <w:t xml:space="preserve">calendar day)</w:t>
+      </w:r>
+      <w:r>
+        <w:t xml:space="preserve"> </w:t>
+      </w:r>
+      <w:r>
+        <w:t xml:space="preserve">via the SumUp transactions API, using</w:t>
+      </w:r>
+      <w:r>
+        <w:t xml:space="preserve"> </w:t>
+      </w:r>
+      <w:r>
+        <w:rPr>
+          <w:rStyle w:val="VerbatimChar"/>
+        </w:rPr>
+        <w:t xml:space="preserve">SUMUP_API_KEY</w:t>
+      </w:r>
+      <w:r>
+        <w:t xml:space="preserve">. Fail-soft — no key or an error</w:t>
+      </w:r>
+      <w:r>
+        <w:t xml:space="preserve"> </w:t>
+      </w:r>
+      <w:r>
+        <w:t xml:space="preserve">shows card revenue as "n/a" and the rest of the P/L still renders.</w:t>
+      </w:r>
+    </w:p>
+    <w:bookmarkEnd w:id="148"/>
+    <w:bookmarkStart w:id="149" w:name="congressus"/>
     <w:p>
       <w:pPr>
         <w:pStyle w:val="Heading2"/>
@@ -25806,7 +26244,7 @@
         <w:pStyle w:val="Compact"/>
         <w:numPr>
           <w:ilvl w:val="0"/>
-          <w:numId w:val="1050"/>
+          <w:numId w:val="1051"/>
         </w:numPr>
       </w:pPr>
       <w:r>
@@ -25878,319 +26316,6 @@
           <w:rStyle w:val="VerbatimChar"/>
         </w:rPr>
         <w:t xml:space="preserve">congressusProductOfferId</w:t>
-      </w:r>
-      <w:r>
-        <w:t xml:space="preserve">.</w:t>
-      </w:r>
-    </w:p>
-    <w:p>
-      <w:pPr>
-        <w:pStyle w:val="Compact"/>
-        <w:numPr>
-          <w:ilvl w:val="0"/>
-          <w:numId w:val="1050"/>
-        </w:numPr>
-      </w:pPr>
-      <w:r>
-        <w:rPr>
-          <w:b/>
-          <w:bCs/>
-        </w:rPr>
-        <w:t xml:space="preserve">VAT cannot be set via the API</w:t>
-      </w:r>
-      <w:r>
-        <w:t xml:space="preserve"> </w:t>
-      </w:r>
-      <w:r>
-        <w:t xml:space="preserve">— every shape (</w:t>
-      </w:r>
-      <w:r>
-        <w:rPr>
-          <w:rStyle w:val="VerbatimChar"/>
-        </w:rPr>
-        <w:t xml:space="preserve">vat_category {…}</w:t>
-      </w:r>
-      <w:r>
-        <w:t xml:space="preserve">,</w:t>
-      </w:r>
-      <w:r>
-        <w:t xml:space="preserve"> </w:t>
-      </w:r>
-      <w:r>
-        <w:rPr>
-          <w:rStyle w:val="VerbatimChar"/>
-        </w:rPr>
-        <w:t xml:space="preserve">vat_percentage</w:t>
-      </w:r>
-      <w:r>
-        <w:t xml:space="preserve">, …) returns HTTP 500 server-side, so PPP products sync</w:t>
-      </w:r>
-      <w:r>
-        <w:t xml:space="preserve"> </w:t>
-      </w:r>
-      <w:r>
-        <w:rPr>
-          <w:b/>
-          <w:bCs/>
-        </w:rPr>
-        <w:t xml:space="preserve">without</w:t>
-      </w:r>
-      <w:r>
-        <w:rPr>
-          <w:b/>
-          <w:bCs/>
-        </w:rPr>
-        <w:t xml:space="preserve"> </w:t>
-      </w:r>
-      <w:r>
-        <w:rPr>
-          <w:b/>
-          <w:bCs/>
-        </w:rPr>
-        <w:t xml:space="preserve">VAT</w:t>
-      </w:r>
-      <w:r>
-        <w:t xml:space="preserve"> </w:t>
-      </w:r>
-      <w:r>
-        <w:t xml:space="preserve">(like SSS products, which are all unset). VAT is kept locally on</w:t>
-      </w:r>
-      <w:r>
-        <w:t xml:space="preserve"> </w:t>
-      </w:r>
-      <w:r>
-        <w:rPr>
-          <w:rStyle w:val="VerbatimChar"/>
-        </w:rPr>
-        <w:t xml:space="preserve">PppProduct.vatCategory</w:t>
-      </w:r>
-      <w:r>
-        <w:t xml:space="preserve">; set it in the Congressus UI if needed.</w:t>
-      </w:r>
-    </w:p>
-    <w:p>
-      <w:pPr>
-        <w:pStyle w:val="Compact"/>
-        <w:numPr>
-          <w:ilvl w:val="0"/>
-          <w:numId w:val="1050"/>
-        </w:numPr>
-      </w:pPr>
-      <w:r>
-        <w:rPr>
-          <w:b/>
-          <w:bCs/>
-        </w:rPr>
-        <w:t xml:space="preserve">Two-invoice export</w:t>
-      </w:r>
-      <w:r>
-        <w:t xml:space="preserve"> </w:t>
-      </w:r>
-      <w:r>
-        <w:t xml:space="preserve">—</w:t>
-      </w:r>
-      <w:r>
-        <w:t xml:space="preserve"> </w:t>
-      </w:r>
-      <w:r>
-        <w:rPr>
-          <w:rStyle w:val="VerbatimChar"/>
-        </w:rPr>
-        <w:t xml:space="preserve">POST /api/admin/invoices/export { scope }</w:t>
-      </w:r>
-      <w:r>
-        <w:t xml:space="preserve"> </w:t>
-      </w:r>
-      <w:r>
-        <w:t xml:space="preserve">(</w:t>
-      </w:r>
-      <w:r>
-        <w:rPr>
-          <w:rStyle w:val="VerbatimChar"/>
-        </w:rPr>
-        <w:t xml:space="preserve">sss</w:t>
-      </w:r>
-      <w:r>
-        <w:t xml:space="preserve"> </w:t>
-      </w:r>
-      <w:r>
-        <w:t xml:space="preserve">|</w:t>
-      </w:r>
-      <w:r>
-        <w:t xml:space="preserve"> </w:t>
-      </w:r>
-      <w:r>
-        <w:rPr>
-          <w:rStyle w:val="VerbatimChar"/>
-        </w:rPr>
-        <w:t xml:space="preserve">ppp</w:t>
-      </w:r>
-      <w:r>
-        <w:t xml:space="preserve"> </w:t>
-      </w:r>
-      <w:r>
-        <w:t xml:space="preserve">|</w:t>
-      </w:r>
-      <w:r>
-        <w:t xml:space="preserve"> </w:t>
-      </w:r>
-      <w:r>
-        <w:rPr>
-          <w:rStyle w:val="VerbatimChar"/>
-        </w:rPr>
-        <w:t xml:space="preserve">all</w:t>
-      </w:r>
-      <w:r>
-        <w:t xml:space="preserve">) creates</w:t>
-      </w:r>
-      <w:r>
-        <w:t xml:space="preserve"> </w:t>
-      </w:r>
-      <w:r>
-        <w:rPr>
-          <w:b/>
-          <w:bCs/>
-        </w:rPr>
-        <w:t xml:space="preserve">separate</w:t>
-      </w:r>
-      <w:r>
-        <w:t xml:space="preserve"> </w:t>
-      </w:r>
-      <w:r>
-        <w:t xml:space="preserve">Congressus invoices per member per month: an</w:t>
-      </w:r>
-      <w:r>
-        <w:t xml:space="preserve"> </w:t>
-      </w:r>
-      <w:r>
-        <w:rPr>
-          <w:rStyle w:val="VerbatimChar"/>
-        </w:rPr>
-        <w:t xml:space="preserve">"SSS &lt;month&gt;"</w:t>
-      </w:r>
-      <w:r>
-        <w:t xml:space="preserve"> </w:t>
-      </w:r>
-      <w:r>
-        <w:t xml:space="preserve">invoice and a</w:t>
-      </w:r>
-      <w:r>
-        <w:t xml:space="preserve"> </w:t>
-      </w:r>
-      <w:r>
-        <w:rPr>
-          <w:rStyle w:val="VerbatimChar"/>
-        </w:rPr>
-        <w:t xml:space="preserve">"PPP &lt;month&gt;"</w:t>
-      </w:r>
-      <w:r>
-        <w:t xml:space="preserve"> </w:t>
-      </w:r>
-      <w:r>
-        <w:t xml:space="preserve">invoice. PPP line descriptions</w:t>
-      </w:r>
-      <w:r>
-        <w:t xml:space="preserve"> </w:t>
-      </w:r>
-      <w:r>
-        <w:t xml:space="preserve">include the activity name (</w:t>
-      </w:r>
-      <w:r>
-        <w:rPr>
-          <w:rStyle w:val="VerbatimChar"/>
-        </w:rPr>
-        <w:t xml:space="preserve">"Pils – Borrel 28 jun"</w:t>
-      </w:r>
-      <w:r>
-        <w:t xml:space="preserve">); same product at different</w:t>
-      </w:r>
-      <w:r>
-        <w:t xml:space="preserve"> </w:t>
-      </w:r>
-      <w:r>
-        <w:t xml:space="preserve">activities/prices stays on separate lines. Both reuse</w:t>
-      </w:r>
-      <w:r>
-        <w:t xml:space="preserve"> </w:t>
-      </w:r>
-      <w:r>
-        <w:rPr>
-          <w:rStyle w:val="VerbatimChar"/>
-        </w:rPr>
-        <w:t xml:space="preserve">createSaleInvoice()</w:t>
-      </w:r>
-      <w:r>
-        <w:t xml:space="preserve"> </w:t>
-      </w:r>
-      <w:r>
-        <w:t xml:space="preserve">and</w:t>
-      </w:r>
-      <w:r>
-        <w:t xml:space="preserve"> </w:t>
-      </w:r>
-      <w:r>
-        <w:t xml:space="preserve">the Mendix fallback for lines without an offer id.</w:t>
-      </w:r>
-    </w:p>
-    <w:bookmarkEnd w:id="148"/>
-    <w:bookmarkStart w:id="149" w:name="alexia-integration-scheduled-borrels"/>
-    <w:p>
-      <w:pPr>
-        <w:pStyle w:val="Heading2"/>
-      </w:pPr>
-      <w:r>
-        <w:t xml:space="preserve">Alexia integration (scheduled borrels)</w:t>
-      </w:r>
-    </w:p>
-    <w:p>
-      <w:pPr>
-        <w:pStyle w:val="FirstParagraph"/>
-      </w:pPr>
-      <w:r>
-        <w:t xml:space="preserve">The drinks committee schedules borrels in</w:t>
-      </w:r>
-      <w:r>
-        <w:t xml:space="preserve"> </w:t>
-      </w:r>
-      <w:r>
-        <w:rPr>
-          <w:b/>
-          <w:bCs/>
-        </w:rPr>
-        <w:t xml:space="preserve">Alexia</w:t>
-      </w:r>
-      <w:r>
-        <w:t xml:space="preserve"> </w:t>
-      </w:r>
-      <w:r>
-        <w:t xml:space="preserve">(Inter-Actief's system,</w:t>
-      </w:r>
-      <w:r>
-        <w:t xml:space="preserve"> </w:t>
-      </w:r>
-      <w:r>
-        <w:rPr>
-          <w:rStyle w:val="VerbatimChar"/>
-        </w:rPr>
-        <w:t xml:space="preserve">alex.ia.utwente.nl</w:t>
-      </w:r>
-      <w:r>
-        <w:t xml:space="preserve">). PPP imports them so bartenders don't retype names and admins</w:t>
-      </w:r>
-      <w:r>
-        <w:t xml:space="preserve"> </w:t>
-      </w:r>
-      <w:r>
-        <w:t xml:space="preserve">can prepare specials in advance. Logic in</w:t>
-      </w:r>
-      <w:r>
-        <w:t xml:space="preserve"> </w:t>
-      </w:r>
-      <w:r>
-        <w:rPr>
-          <w:rStyle w:val="VerbatimChar"/>
-        </w:rPr>
-        <w:t xml:space="preserve">src/lib/alexia.ts</w:t>
       </w:r>
       <w:r>
         <w:t xml:space="preserve">.</w:t>
@@ -26209,70 +26334,19 @@
           <w:b/>
           <w:bCs/>
         </w:rPr>
-        <w:t xml:space="preserve">Public, no auth</w:t>
-      </w:r>
-      <w:r>
-        <w:t xml:space="preserve"> </w:t>
-      </w:r>
-      <w:r>
-        <w:t xml:space="preserve">— Alexia's</w:t>
-      </w:r>
-      <w:r>
-        <w:t xml:space="preserve"> </w:t>
-      </w:r>
-      <w:r>
-        <w:rPr>
-          <w:rStyle w:val="VerbatimChar"/>
-        </w:rPr>
-        <w:t xml:space="preserve">event.upcoming_list</w:t>
-      </w:r>
-      <w:r>
-        <w:t xml:space="preserve"> </w:t>
-      </w:r>
-      <w:r>
-        <w:t xml:space="preserve">JSON-RPC method is public:</w:t>
-      </w:r>
-      <w:r>
-        <w:t xml:space="preserve"> </w:t>
-      </w:r>
-      <w:r>
-        <w:rPr>
-          <w:rStyle w:val="VerbatimChar"/>
-        </w:rPr>
-        <w:t xml:space="preserve">POST https://alex.ia.utwente.nl/api/1/</w:t>
-      </w:r>
-      <w:r>
-        <w:t xml:space="preserve"> </w:t>
-      </w:r>
-      <w:r>
-        <w:t xml:space="preserve">with</w:t>
-      </w:r>
-      <w:r>
-        <w:t xml:space="preserve"> </w:t>
-      </w:r>
-      <w:r>
-        <w:rPr>
-          <w:rStyle w:val="VerbatimChar"/>
-        </w:rPr>
-        <w:t xml:space="preserve">{"jsonrpc":"2.0","method":"event.upcoming_list","params":[true],"id":1}</w:t>
-      </w:r>
-      <w:r>
-        <w:t xml:space="preserve">. Events</w:t>
-      </w:r>
-      <w:r>
-        <w:t xml:space="preserve"> </w:t>
-      </w:r>
-      <w:r>
-        <w:t xml:space="preserve">carry</w:t>
-      </w:r>
-      <w:r>
-        <w:t xml:space="preserve"> </w:t>
-      </w:r>
-      <w:r>
-        <w:rPr>
-          <w:rStyle w:val="VerbatimChar"/>
-        </w:rPr>
-        <w:t xml:space="preserve">name</w:t>
+        <w:t xml:space="preserve">VAT cannot be set via the API</w:t>
+      </w:r>
+      <w:r>
+        <w:t xml:space="preserve"> </w:t>
+      </w:r>
+      <w:r>
+        <w:t xml:space="preserve">— every shape (</w:t>
+      </w:r>
+      <w:r>
+        <w:rPr>
+          <w:rStyle w:val="VerbatimChar"/>
+        </w:rPr>
+        <w:t xml:space="preserve">vat_category {…}</w:t>
       </w:r>
       <w:r>
         <w:t xml:space="preserve">,</w:t>
@@ -26284,62 +26358,52 @@
         <w:rPr>
           <w:rStyle w:val="VerbatimChar"/>
         </w:rPr>
-        <w:t xml:space="preserve">organizer</w:t>
-      </w:r>
-      <w:r>
-        <w:t xml:space="preserve">,</w:t>
-      </w:r>
-      <w:r>
-        <w:t xml:space="preserve"> </w:t>
-      </w:r>
-      <w:r>
-        <w:rPr>
-          <w:rStyle w:val="VerbatimChar"/>
-        </w:rPr>
-        <w:t xml:space="preserve">locations</w:t>
-      </w:r>
-      <w:r>
-        <w:t xml:space="preserve">,</w:t>
-      </w:r>
-      <w:r>
-        <w:t xml:space="preserve"> </w:t>
-      </w:r>
-      <w:r>
-        <w:rPr>
-          <w:rStyle w:val="VerbatimChar"/>
-        </w:rPr>
-        <w:t xml:space="preserve">starts_at</w:t>
-      </w:r>
-      <w:r>
-        <w:t xml:space="preserve">,</w:t>
-      </w:r>
-      <w:r>
-        <w:t xml:space="preserve"> </w:t>
-      </w:r>
-      <w:r>
-        <w:rPr>
-          <w:rStyle w:val="VerbatimChar"/>
-        </w:rPr>
-        <w:t xml:space="preserve">ends_at</w:t>
-      </w:r>
-      <w:r>
-        <w:t xml:space="preserve"> </w:t>
-      </w:r>
-      <w:r>
-        <w:t xml:space="preserve">— but</w:t>
-      </w:r>
-      <w:r>
-        <w:t xml:space="preserve"> </w:t>
-      </w:r>
-      <w:r>
-        <w:rPr>
-          <w:b/>
-          <w:bCs/>
-        </w:rPr>
-        <w:t xml:space="preserve">no id</w:t>
-      </w:r>
-      <w:r>
-        <w:t xml:space="preserve">.</w:t>
+        <w:t xml:space="preserve">vat_percentage</w:t>
+      </w:r>
+      <w:r>
+        <w:t xml:space="preserve">, …) returns HTTP 500 server-side, so PPP products sync</w:t>
+      </w:r>
+      <w:r>
+        <w:t xml:space="preserve"> </w:t>
+      </w:r>
+      <w:r>
+        <w:rPr>
+          <w:b/>
+          <w:bCs/>
+        </w:rPr>
+        <w:t xml:space="preserve">without</w:t>
+      </w:r>
+      <w:r>
+        <w:rPr>
+          <w:b/>
+          <w:bCs/>
+        </w:rPr>
+        <w:t xml:space="preserve"> </w:t>
+      </w:r>
+      <w:r>
+        <w:rPr>
+          <w:b/>
+          <w:bCs/>
+        </w:rPr>
+        <w:t xml:space="preserve">VAT</w:t>
+      </w:r>
+      <w:r>
+        <w:t xml:space="preserve"> </w:t>
+      </w:r>
+      <w:r>
+        <w:t xml:space="preserve">(like SSS products, which are all unset). VAT is kept locally on</w:t>
+      </w:r>
+      <w:r>
+        <w:t xml:space="preserve"> </w:t>
+      </w:r>
+      <w:r>
+        <w:rPr>
+          <w:rStyle w:val="VerbatimChar"/>
+        </w:rPr>
+        <w:t xml:space="preserve">PppProduct.vatCategory</w:t>
+      </w:r>
+      <w:r>
+        <w:t xml:space="preserve">; set it in the Congressus UI if needed.</w:t>
       </w:r>
     </w:p>
     <w:p>
@@ -26355,7 +26419,7 @@
           <w:b/>
           <w:bCs/>
         </w:rPr>
-        <w:t xml:space="preserve">Auto-sync</w:t>
+        <w:t xml:space="preserve">Two-invoice export</w:t>
       </w:r>
       <w:r>
         <w:t xml:space="preserve"> </w:t>
@@ -26370,22 +26434,128 @@
         <w:rPr>
           <w:rStyle w:val="VerbatimChar"/>
         </w:rPr>
-        <w:t xml:space="preserve">POST /api/ppp/alexia/sync</w:t>
-      </w:r>
-      <w:r>
-        <w:t xml:space="preserve"> </w:t>
-      </w:r>
-      <w:r>
-        <w:t xml:space="preserve">keeps only</w:t>
-      </w:r>
-      <w:r>
-        <w:t xml:space="preserve"> </w:t>
-      </w:r>
-      <w:r>
-        <w:rPr>
-          <w:rStyle w:val="VerbatimChar"/>
-        </w:rPr>
-        <w:t xml:space="preserve">organizer === "Stress"</w:t>
+        <w:t xml:space="preserve">POST /api/admin/invoices/export { scope }</w:t>
+      </w:r>
+      <w:r>
+        <w:t xml:space="preserve"> </w:t>
+      </w:r>
+      <w:r>
+        <w:t xml:space="preserve">(</w:t>
+      </w:r>
+      <w:r>
+        <w:rPr>
+          <w:rStyle w:val="VerbatimChar"/>
+        </w:rPr>
+        <w:t xml:space="preserve">sss</w:t>
+      </w:r>
+      <w:r>
+        <w:t xml:space="preserve"> </w:t>
+      </w:r>
+      <w:r>
+        <w:t xml:space="preserve">|</w:t>
+      </w:r>
+      <w:r>
+        <w:t xml:space="preserve"> </w:t>
+      </w:r>
+      <w:r>
+        <w:rPr>
+          <w:rStyle w:val="VerbatimChar"/>
+        </w:rPr>
+        <w:t xml:space="preserve">ppp</w:t>
+      </w:r>
+      <w:r>
+        <w:t xml:space="preserve"> </w:t>
+      </w:r>
+      <w:r>
+        <w:t xml:space="preserve">|</w:t>
+      </w:r>
+      <w:r>
+        <w:t xml:space="preserve"> </w:t>
+      </w:r>
+      <w:r>
+        <w:rPr>
+          <w:rStyle w:val="VerbatimChar"/>
+        </w:rPr>
+        <w:t xml:space="preserve">all</w:t>
+      </w:r>
+      <w:r>
+        <w:t xml:space="preserve">) creates</w:t>
+      </w:r>
+      <w:r>
+        <w:t xml:space="preserve"> </w:t>
+      </w:r>
+      <w:r>
+        <w:rPr>
+          <w:b/>
+          <w:bCs/>
+        </w:rPr>
+        <w:t xml:space="preserve">separate</w:t>
+      </w:r>
+      <w:r>
+        <w:t xml:space="preserve"> </w:t>
+      </w:r>
+      <w:r>
+        <w:t xml:space="preserve">Congressus invoices per member per month: an</w:t>
+      </w:r>
+      <w:r>
+        <w:t xml:space="preserve"> </w:t>
+      </w:r>
+      <w:r>
+        <w:rPr>
+          <w:rStyle w:val="VerbatimChar"/>
+        </w:rPr>
+        <w:t xml:space="preserve">"SSS &lt;month&gt;"</w:t>
+      </w:r>
+      <w:r>
+        <w:t xml:space="preserve"> </w:t>
+      </w:r>
+      <w:r>
+        <w:t xml:space="preserve">invoice and a</w:t>
+      </w:r>
+      <w:r>
+        <w:t xml:space="preserve"> </w:t>
+      </w:r>
+      <w:r>
+        <w:rPr>
+          <w:rStyle w:val="VerbatimChar"/>
+        </w:rPr>
+        <w:t xml:space="preserve">"PPP &lt;month&gt;"</w:t>
+      </w:r>
+      <w:r>
+        <w:t xml:space="preserve"> </w:t>
+      </w:r>
+      <w:r>
+        <w:t xml:space="preserve">invoice. PPP line descriptions</w:t>
+      </w:r>
+      <w:r>
+        <w:t xml:space="preserve"> </w:t>
+      </w:r>
+      <w:r>
+        <w:t xml:space="preserve">include the activity name (</w:t>
+      </w:r>
+      <w:r>
+        <w:rPr>
+          <w:rStyle w:val="VerbatimChar"/>
+        </w:rPr>
+        <w:t xml:space="preserve">"Pils – Borrel 28 jun"</w:t>
+      </w:r>
+      <w:r>
+        <w:t xml:space="preserve">); same product at different</w:t>
+      </w:r>
+      <w:r>
+        <w:t xml:space="preserve"> </w:t>
+      </w:r>
+      <w:r>
+        <w:t xml:space="preserve">activities/prices stays on separate lines. Both reuse</w:t>
+      </w:r>
+      <w:r>
+        <w:t xml:space="preserve"> </w:t>
+      </w:r>
+      <w:r>
+        <w:rPr>
+          <w:rStyle w:val="VerbatimChar"/>
+        </w:rPr>
+        <w:t xml:space="preserve">createSaleInvoice()</w:t>
       </w:r>
       <w:r>
         <w:t xml:space="preserve"> </w:t>
@@ -26397,104 +26567,71 @@
         <w:t xml:space="preserve"> </w:t>
       </w:r>
       <w:r>
-        <w:rPr>
-          <w:b/>
-          <w:bCs/>
-        </w:rPr>
-        <w:t xml:space="preserve">find-or-creates</w:t>
-      </w:r>
-      <w:r>
-        <w:t xml:space="preserve"> </w:t>
-      </w:r>
-      <w:r>
-        <w:t xml:space="preserve">a</w:t>
-      </w:r>
-      <w:r>
-        <w:t xml:space="preserve"> </w:t>
-      </w:r>
-      <w:r>
-        <w:rPr>
-          <w:rStyle w:val="VerbatimChar"/>
-        </w:rPr>
-        <w:t xml:space="preserve">PppActivity</w:t>
-      </w:r>
-      <w:r>
-        <w:t xml:space="preserve"> </w:t>
-      </w:r>
-      <w:r>
-        <w:t xml:space="preserve">for each (date =</w:t>
-      </w:r>
-      <w:r>
-        <w:t xml:space="preserve"> </w:t>
-      </w:r>
-      <w:r>
-        <w:rPr>
-          <w:rStyle w:val="VerbatimChar"/>
-        </w:rPr>
-        <w:t xml:space="preserve">starts_at</w:t>
-      </w:r>
-      <w:r>
-        <w:t xml:space="preserve">), matched by</w:t>
-      </w:r>
-      <w:r>
-        <w:t xml:space="preserve"> </w:t>
-      </w:r>
-      <w:r>
-        <w:rPr>
-          <w:b/>
-          <w:bCs/>
-        </w:rPr>
-        <w:t xml:space="preserve">name + calendar day</w:t>
-      </w:r>
-      <w:r>
-        <w:t xml:space="preserve"> </w:t>
-      </w:r>
-      <w:r>
-        <w:t xml:space="preserve">(no id exists). It runs when a bartender lands on</w:t>
-      </w:r>
-      <w:r>
-        <w:t xml:space="preserve"> </w:t>
-      </w:r>
-      <w:r>
-        <w:rPr>
-          <w:rStyle w:val="VerbatimChar"/>
-        </w:rPr>
-        <w:t xml:space="preserve">/ppp</w:t>
-      </w:r>
-      <w:r>
-        <w:t xml:space="preserve"> </w:t>
-      </w:r>
-      <w:r>
-        <w:rPr>
-          <w:b/>
-          <w:bCs/>
-        </w:rPr>
-        <w:t xml:space="preserve">and</w:t>
-      </w:r>
-      <w:r>
-        <w:t xml:space="preserve"> </w:t>
-      </w:r>
-      <w:r>
-        <w:t xml:space="preserve">when an admin opens</w:t>
-      </w:r>
-      <w:r>
-        <w:t xml:space="preserve"> </w:t>
-      </w:r>
-      <w:r>
-        <w:rPr>
-          <w:b/>
-          <w:bCs/>
-        </w:rPr>
-        <w:t xml:space="preserve">Admin → PPP → Activities</w:t>
-      </w:r>
-      <w:r>
-        <w:t xml:space="preserve">, so new borrels appear</w:t>
-      </w:r>
-      <w:r>
-        <w:t xml:space="preserve"> </w:t>
-      </w:r>
-      <w:r>
-        <w:t xml:space="preserve">automatically and the admin can pre-set specials on future ones.</w:t>
+        <w:t xml:space="preserve">the Mendix fallback for lines without an offer id.</w:t>
+      </w:r>
+    </w:p>
+    <w:bookmarkEnd w:id="149"/>
+    <w:bookmarkStart w:id="150" w:name="alexia-integration-scheduled-borrels"/>
+    <w:p>
+      <w:pPr>
+        <w:pStyle w:val="Heading2"/>
+      </w:pPr>
+      <w:r>
+        <w:t xml:space="preserve">Alexia integration (scheduled borrels)</w:t>
+      </w:r>
+    </w:p>
+    <w:p>
+      <w:pPr>
+        <w:pStyle w:val="FirstParagraph"/>
+      </w:pPr>
+      <w:r>
+        <w:t xml:space="preserve">The drinks committee schedules borrels in</w:t>
+      </w:r>
+      <w:r>
+        <w:t xml:space="preserve"> </w:t>
+      </w:r>
+      <w:r>
+        <w:rPr>
+          <w:b/>
+          <w:bCs/>
+        </w:rPr>
+        <w:t xml:space="preserve">Alexia</w:t>
+      </w:r>
+      <w:r>
+        <w:t xml:space="preserve"> </w:t>
+      </w:r>
+      <w:r>
+        <w:t xml:space="preserve">(Inter-Actief's system,</w:t>
+      </w:r>
+      <w:r>
+        <w:t xml:space="preserve"> </w:t>
+      </w:r>
+      <w:r>
+        <w:rPr>
+          <w:rStyle w:val="VerbatimChar"/>
+        </w:rPr>
+        <w:t xml:space="preserve">alex.ia.utwente.nl</w:t>
+      </w:r>
+      <w:r>
+        <w:t xml:space="preserve">). PPP imports them so bartenders don't retype names and admins</w:t>
+      </w:r>
+      <w:r>
+        <w:t xml:space="preserve"> </w:t>
+      </w:r>
+      <w:r>
+        <w:t xml:space="preserve">can prepare specials in advance. Logic in</w:t>
+      </w:r>
+      <w:r>
+        <w:t xml:space="preserve"> </w:t>
+      </w:r>
+      <w:r>
+        <w:rPr>
+          <w:rStyle w:val="VerbatimChar"/>
+        </w:rPr>
+        <w:t xml:space="preserve">src/lib/alexia.ts</w:t>
+      </w:r>
+      <w:r>
+        <w:t xml:space="preserve">.</w:t>
       </w:r>
     </w:p>
     <w:p>
@@ -26502,7 +26639,7 @@
         <w:pStyle w:val="Compact"/>
         <w:numPr>
           <w:ilvl w:val="0"/>
-          <w:numId w:val="1051"/>
+          <w:numId w:val="1052"/>
         </w:numPr>
       </w:pPr>
       <w:r>
@@ -26510,19 +26647,137 @@
           <w:b/>
           <w:bCs/>
         </w:rPr>
-        <w:t xml:space="preserve">Idempotent + fail-soft</w:t>
-      </w:r>
-      <w:r>
-        <w:t xml:space="preserve"> </w:t>
-      </w:r>
-      <w:r>
-        <w:t xml:space="preserve">— re-syncing creates nothing new; any Alexia</w:t>
-      </w:r>
-      <w:r>
-        <w:t xml:space="preserve"> </w:t>
-      </w:r>
-      <w:r>
-        <w:t xml:space="preserve">error/timeout just yields no import and PPP keeps working.</w:t>
+        <w:t xml:space="preserve">Public, no auth</w:t>
+      </w:r>
+      <w:r>
+        <w:t xml:space="preserve"> </w:t>
+      </w:r>
+      <w:r>
+        <w:t xml:space="preserve">— Alexia's</w:t>
+      </w:r>
+      <w:r>
+        <w:t xml:space="preserve"> </w:t>
+      </w:r>
+      <w:r>
+        <w:rPr>
+          <w:rStyle w:val="VerbatimChar"/>
+        </w:rPr>
+        <w:t xml:space="preserve">event.upcoming_list</w:t>
+      </w:r>
+      <w:r>
+        <w:t xml:space="preserve"> </w:t>
+      </w:r>
+      <w:r>
+        <w:t xml:space="preserve">JSON-RPC method is public:</w:t>
+      </w:r>
+      <w:r>
+        <w:t xml:space="preserve"> </w:t>
+      </w:r>
+      <w:r>
+        <w:rPr>
+          <w:rStyle w:val="VerbatimChar"/>
+        </w:rPr>
+        <w:t xml:space="preserve">POST https://alex.ia.utwente.nl/api/1/</w:t>
+      </w:r>
+      <w:r>
+        <w:t xml:space="preserve"> </w:t>
+      </w:r>
+      <w:r>
+        <w:t xml:space="preserve">with</w:t>
+      </w:r>
+      <w:r>
+        <w:t xml:space="preserve"> </w:t>
+      </w:r>
+      <w:r>
+        <w:rPr>
+          <w:rStyle w:val="VerbatimChar"/>
+        </w:rPr>
+        <w:t xml:space="preserve">{"jsonrpc":"2.0","method":"event.upcoming_list","params":[true],"id":1}</w:t>
+      </w:r>
+      <w:r>
+        <w:t xml:space="preserve">. Events</w:t>
+      </w:r>
+      <w:r>
+        <w:t xml:space="preserve"> </w:t>
+      </w:r>
+      <w:r>
+        <w:t xml:space="preserve">carry</w:t>
+      </w:r>
+      <w:r>
+        <w:t xml:space="preserve"> </w:t>
+      </w:r>
+      <w:r>
+        <w:rPr>
+          <w:rStyle w:val="VerbatimChar"/>
+        </w:rPr>
+        <w:t xml:space="preserve">name</w:t>
+      </w:r>
+      <w:r>
+        <w:t xml:space="preserve">,</w:t>
+      </w:r>
+      <w:r>
+        <w:t xml:space="preserve"> </w:t>
+      </w:r>
+      <w:r>
+        <w:rPr>
+          <w:rStyle w:val="VerbatimChar"/>
+        </w:rPr>
+        <w:t xml:space="preserve">organizer</w:t>
+      </w:r>
+      <w:r>
+        <w:t xml:space="preserve">,</w:t>
+      </w:r>
+      <w:r>
+        <w:t xml:space="preserve"> </w:t>
+      </w:r>
+      <w:r>
+        <w:rPr>
+          <w:rStyle w:val="VerbatimChar"/>
+        </w:rPr>
+        <w:t xml:space="preserve">locations</w:t>
+      </w:r>
+      <w:r>
+        <w:t xml:space="preserve">,</w:t>
+      </w:r>
+      <w:r>
+        <w:t xml:space="preserve"> </w:t>
+      </w:r>
+      <w:r>
+        <w:rPr>
+          <w:rStyle w:val="VerbatimChar"/>
+        </w:rPr>
+        <w:t xml:space="preserve">starts_at</w:t>
+      </w:r>
+      <w:r>
+        <w:t xml:space="preserve">,</w:t>
+      </w:r>
+      <w:r>
+        <w:t xml:space="preserve"> </w:t>
+      </w:r>
+      <w:r>
+        <w:rPr>
+          <w:rStyle w:val="VerbatimChar"/>
+        </w:rPr>
+        <w:t xml:space="preserve">ends_at</w:t>
+      </w:r>
+      <w:r>
+        <w:t xml:space="preserve"> </w:t>
+      </w:r>
+      <w:r>
+        <w:t xml:space="preserve">— but</w:t>
+      </w:r>
+      <w:r>
+        <w:t xml:space="preserve"> </w:t>
+      </w:r>
+      <w:r>
+        <w:rPr>
+          <w:b/>
+          <w:bCs/>
+        </w:rPr>
+        <w:t xml:space="preserve">no id</w:t>
+      </w:r>
+      <w:r>
+        <w:t xml:space="preserve">.</w:t>
       </w:r>
     </w:p>
     <w:p>
@@ -26530,7 +26785,7 @@
         <w:pStyle w:val="Compact"/>
         <w:numPr>
           <w:ilvl w:val="0"/>
-          <w:numId w:val="1051"/>
+          <w:numId w:val="1052"/>
         </w:numPr>
       </w:pPr>
       <w:r>
@@ -26538,6 +26793,189 @@
           <w:b/>
           <w:bCs/>
         </w:rPr>
+        <w:t xml:space="preserve">Auto-sync</w:t>
+      </w:r>
+      <w:r>
+        <w:t xml:space="preserve"> </w:t>
+      </w:r>
+      <w:r>
+        <w:t xml:space="preserve">—</w:t>
+      </w:r>
+      <w:r>
+        <w:t xml:space="preserve"> </w:t>
+      </w:r>
+      <w:r>
+        <w:rPr>
+          <w:rStyle w:val="VerbatimChar"/>
+        </w:rPr>
+        <w:t xml:space="preserve">POST /api/ppp/alexia/sync</w:t>
+      </w:r>
+      <w:r>
+        <w:t xml:space="preserve"> </w:t>
+      </w:r>
+      <w:r>
+        <w:t xml:space="preserve">keeps only</w:t>
+      </w:r>
+      <w:r>
+        <w:t xml:space="preserve"> </w:t>
+      </w:r>
+      <w:r>
+        <w:rPr>
+          <w:rStyle w:val="VerbatimChar"/>
+        </w:rPr>
+        <w:t xml:space="preserve">organizer === "Stress"</w:t>
+      </w:r>
+      <w:r>
+        <w:t xml:space="preserve"> </w:t>
+      </w:r>
+      <w:r>
+        <w:t xml:space="preserve">and</w:t>
+      </w:r>
+      <w:r>
+        <w:t xml:space="preserve"> </w:t>
+      </w:r>
+      <w:r>
+        <w:rPr>
+          <w:b/>
+          <w:bCs/>
+        </w:rPr>
+        <w:t xml:space="preserve">find-or-creates</w:t>
+      </w:r>
+      <w:r>
+        <w:t xml:space="preserve"> </w:t>
+      </w:r>
+      <w:r>
+        <w:t xml:space="preserve">a</w:t>
+      </w:r>
+      <w:r>
+        <w:t xml:space="preserve"> </w:t>
+      </w:r>
+      <w:r>
+        <w:rPr>
+          <w:rStyle w:val="VerbatimChar"/>
+        </w:rPr>
+        <w:t xml:space="preserve">PppActivity</w:t>
+      </w:r>
+      <w:r>
+        <w:t xml:space="preserve"> </w:t>
+      </w:r>
+      <w:r>
+        <w:t xml:space="preserve">for each (date =</w:t>
+      </w:r>
+      <w:r>
+        <w:t xml:space="preserve"> </w:t>
+      </w:r>
+      <w:r>
+        <w:rPr>
+          <w:rStyle w:val="VerbatimChar"/>
+        </w:rPr>
+        <w:t xml:space="preserve">starts_at</w:t>
+      </w:r>
+      <w:r>
+        <w:t xml:space="preserve">), matched by</w:t>
+      </w:r>
+      <w:r>
+        <w:t xml:space="preserve"> </w:t>
+      </w:r>
+      <w:r>
+        <w:rPr>
+          <w:b/>
+          <w:bCs/>
+        </w:rPr>
+        <w:t xml:space="preserve">name + calendar day</w:t>
+      </w:r>
+      <w:r>
+        <w:t xml:space="preserve"> </w:t>
+      </w:r>
+      <w:r>
+        <w:t xml:space="preserve">(no id exists). It runs when a bartender lands on</w:t>
+      </w:r>
+      <w:r>
+        <w:t xml:space="preserve"> </w:t>
+      </w:r>
+      <w:r>
+        <w:rPr>
+          <w:rStyle w:val="VerbatimChar"/>
+        </w:rPr>
+        <w:t xml:space="preserve">/ppp</w:t>
+      </w:r>
+      <w:r>
+        <w:t xml:space="preserve"> </w:t>
+      </w:r>
+      <w:r>
+        <w:rPr>
+          <w:b/>
+          <w:bCs/>
+        </w:rPr>
+        <w:t xml:space="preserve">and</w:t>
+      </w:r>
+      <w:r>
+        <w:t xml:space="preserve"> </w:t>
+      </w:r>
+      <w:r>
+        <w:t xml:space="preserve">when an admin opens</w:t>
+      </w:r>
+      <w:r>
+        <w:t xml:space="preserve"> </w:t>
+      </w:r>
+      <w:r>
+        <w:rPr>
+          <w:b/>
+          <w:bCs/>
+        </w:rPr>
+        <w:t xml:space="preserve">Admin → PPP → Activities</w:t>
+      </w:r>
+      <w:r>
+        <w:t xml:space="preserve">, so new borrels appear</w:t>
+      </w:r>
+      <w:r>
+        <w:t xml:space="preserve"> </w:t>
+      </w:r>
+      <w:r>
+        <w:t xml:space="preserve">automatically and the admin can pre-set specials on future ones.</w:t>
+      </w:r>
+    </w:p>
+    <w:p>
+      <w:pPr>
+        <w:pStyle w:val="Compact"/>
+        <w:numPr>
+          <w:ilvl w:val="0"/>
+          <w:numId w:val="1052"/>
+        </w:numPr>
+      </w:pPr>
+      <w:r>
+        <w:rPr>
+          <w:b/>
+          <w:bCs/>
+        </w:rPr>
+        <w:t xml:space="preserve">Idempotent + fail-soft</w:t>
+      </w:r>
+      <w:r>
+        <w:t xml:space="preserve"> </w:t>
+      </w:r>
+      <w:r>
+        <w:t xml:space="preserve">— re-syncing creates nothing new; any Alexia</w:t>
+      </w:r>
+      <w:r>
+        <w:t xml:space="preserve"> </w:t>
+      </w:r>
+      <w:r>
+        <w:t xml:space="preserve">error/timeout just yields no import and PPP keeps working.</w:t>
+      </w:r>
+    </w:p>
+    <w:p>
+      <w:pPr>
+        <w:pStyle w:val="Compact"/>
+        <w:numPr>
+          <w:ilvl w:val="0"/>
+          <w:numId w:val="1052"/>
+        </w:numPr>
+      </w:pPr>
+      <w:r>
+        <w:rPr>
+          <w:b/>
+          <w:bCs/>
+        </w:rPr>
         <w:t xml:space="preserve">Caveat</w:t>
       </w:r>
       <w:r>
@@ -26625,8 +27063,8 @@
         <w:t xml:space="preserve">).</w:t>
       </w:r>
     </w:p>
-    <w:bookmarkEnd w:id="149"/>
-    <w:bookmarkStart w:id="151" w:name="data-model-ppp"/>
+    <w:bookmarkEnd w:id="150"/>
+    <w:bookmarkStart w:id="152" w:name="data-model-ppp"/>
     <w:p>
       <w:pPr>
         <w:pStyle w:val="Heading2"/>
@@ -26645,7 +27083,7 @@
       <w:r>
         <w:t xml:space="preserve"> </w:t>
       </w:r>
-      <w:hyperlink r:id="rId150">
+      <w:hyperlink r:id="rId151">
         <w:r>
           <w:rPr>
             <w:rStyle w:val="Hyperlink"/>
@@ -26665,7 +27103,7 @@
         <w:pStyle w:val="Compact"/>
         <w:numPr>
           <w:ilvl w:val="0"/>
-          <w:numId w:val="1052"/>
+          <w:numId w:val="1053"/>
         </w:numPr>
       </w:pPr>
       <w:r>
@@ -26777,7 +27215,85 @@
         <w:t xml:space="preserve">discountsActive</w:t>
       </w:r>
       <w:r>
-        <w:t xml:space="preserve">),</w:t>
+        <w:t xml:space="preserve">,</w:t>
+      </w:r>
+      <w:r>
+        <w:t xml:space="preserve"> </w:t>
+      </w:r>
+      <w:r>
+        <w:rPr>
+          <w:rStyle w:val="VerbatimChar"/>
+        </w:rPr>
+        <w:t xml:space="preserve">startsAt?</w:t>
+      </w:r>
+      <w:r>
+        <w:t xml:space="preserve">/</w:t>
+      </w:r>
+      <w:r>
+        <w:rPr>
+          <w:rStyle w:val="VerbatimChar"/>
+        </w:rPr>
+        <w:t xml:space="preserve">endsAt?</w:t>
+      </w:r>
+      <w:r>
+        <w:t xml:space="preserve"> </w:t>
+      </w:r>
+      <w:r>
+        <w:t xml:space="preserve">for the SumUp</w:t>
+      </w:r>
+      <w:r>
+        <w:t xml:space="preserve"> </w:t>
+      </w:r>
+      <w:r>
+        <w:t xml:space="preserve">window),</w:t>
+      </w:r>
+      <w:r>
+        <w:t xml:space="preserve"> </w:t>
+      </w:r>
+      <w:r>
+        <w:rPr>
+          <w:rStyle w:val="VerbatimChar"/>
+        </w:rPr>
+        <w:t xml:space="preserve">PppActivityUsage</w:t>
+      </w:r>
+      <w:r>
+        <w:t xml:space="preserve"> </w:t>
+      </w:r>
+      <w:r>
+        <w:t xml:space="preserve">(per-activity SBZ usage:</w:t>
+      </w:r>
+      <w:r>
+        <w:t xml:space="preserve"> </w:t>
+      </w:r>
+      <w:r>
+        <w:rPr>
+          <w:rStyle w:val="VerbatimChar"/>
+        </w:rPr>
+        <w:t xml:space="preserve">sbzKey</w:t>
+      </w:r>
+      <w:r>
+        <w:t xml:space="preserve"> </w:t>
+      </w:r>
+      <w:r>
+        <w:t xml:space="preserve">+</w:t>
+      </w:r>
+      <w:r>
+        <w:t xml:space="preserve"> </w:t>
+      </w:r>
+      <w:r>
+        <w:rPr>
+          <w:rStyle w:val="VerbatimChar"/>
+        </w:rPr>
+        <w:t xml:space="preserve">quantity</w:t>
+      </w:r>
+      <w:r>
+        <w:t xml:space="preserve">, for</w:t>
+      </w:r>
+      <w:r>
+        <w:t xml:space="preserve"> </w:t>
+      </w:r>
+      <w:r>
+        <w:t xml:space="preserve">the P/L cost of goods),</w:t>
       </w:r>
       <w:r>
         <w:t xml:space="preserve"> </w:t>
@@ -26914,7 +27430,7 @@
         <w:pStyle w:val="Compact"/>
         <w:numPr>
           <w:ilvl w:val="0"/>
-          <w:numId w:val="1052"/>
+          <w:numId w:val="1053"/>
         </w:numPr>
       </w:pPr>
       <w:r>
@@ -26971,7 +27487,7 @@
         <w:pStyle w:val="Compact"/>
         <w:numPr>
           <w:ilvl w:val="0"/>
-          <w:numId w:val="1052"/>
+          <w:numId w:val="1053"/>
         </w:numPr>
       </w:pPr>
       <w:r>
@@ -26992,7 +27508,7 @@
         <w:pStyle w:val="Compact"/>
         <w:numPr>
           <w:ilvl w:val="0"/>
-          <w:numId w:val="1052"/>
+          <w:numId w:val="1053"/>
         </w:numPr>
       </w:pPr>
       <w:r>
@@ -27044,8 +27560,8 @@
         <w:t xml:space="preserve">unchanged for identity.</w:t>
       </w:r>
     </w:p>
-    <w:bookmarkEnd w:id="151"/>
-    <w:bookmarkStart w:id="152" w:name="api-reference-ppp"/>
+    <w:bookmarkEnd w:id="152"/>
+    <w:bookmarkStart w:id="153" w:name="api-reference-ppp"/>
     <w:p>
       <w:pPr>
         <w:pStyle w:val="Heading2"/>
@@ -27859,7 +28375,13 @@
         <w:t xml:space="preserve"> </w:t>
       </w:r>
       <w:r>
-        <w:t xml:space="preserve">(+</w:t>
+        <w:t xml:space="preserve">(GET = detail + P/L,</w:t>
+      </w:r>
+      <w:r>
+        <w:t xml:space="preserve"> </w:t>
+      </w:r>
+      <w:r>
+        <w:t xml:space="preserve">PUT = save SBZ usage; +</w:t>
       </w:r>
       <w:r>
         <w:rPr>
@@ -27868,6 +28390,42 @@
         <w:t xml:space="preserve">/discounts</w:t>
       </w:r>
       <w:r>
+        <w:t xml:space="preserve">, +</w:t>
+      </w:r>
+      <w:r>
+        <w:rPr>
+          <w:rStyle w:val="VerbatimChar"/>
+        </w:rPr>
+        <w:t xml:space="preserve">/sumup</w:t>
+      </w:r>
+      <w:r>
+        <w:t xml:space="preserve"> </w:t>
+      </w:r>
+      <w:r>
+        <w:t xml:space="preserve">= live card revenue),</w:t>
+      </w:r>
+      <w:r>
+        <w:t xml:space="preserve"> </w:t>
+      </w:r>
+      <w:r>
+        <w:rPr>
+          <w:rStyle w:val="VerbatimChar"/>
+        </w:rPr>
+        <w:t xml:space="preserve">…/stats</w:t>
+      </w:r>
+      <w:r>
+        <w:t xml:space="preserve"> </w:t>
+      </w:r>
+      <w:r>
+        <w:t xml:space="preserve">(</w:t>
+      </w:r>
+      <w:r>
+        <w:rPr>
+          <w:rStyle w:val="VerbatimChar"/>
+        </w:rPr>
+        <w:t xml:space="preserve">?range=…|since_export</w:t>
+      </w:r>
+      <w:r>
         <w:t xml:space="preserve">),</w:t>
       </w:r>
       <w:r>
@@ -27877,30 +28435,6 @@
         <w:rPr>
           <w:rStyle w:val="VerbatimChar"/>
         </w:rPr>
-        <w:t xml:space="preserve">…/stats</w:t>
-      </w:r>
-      <w:r>
-        <w:t xml:space="preserve"> </w:t>
-      </w:r>
-      <w:r>
-        <w:t xml:space="preserve">(</w:t>
-      </w:r>
-      <w:r>
-        <w:rPr>
-          <w:rStyle w:val="VerbatimChar"/>
-        </w:rPr>
-        <w:t xml:space="preserve">?range=…|since_export</w:t>
-      </w:r>
-      <w:r>
-        <w:t xml:space="preserve">),</w:t>
-      </w:r>
-      <w:r>
-        <w:t xml:space="preserve"> </w:t>
-      </w:r>
-      <w:r>
-        <w:rPr>
-          <w:rStyle w:val="VerbatimChar"/>
-        </w:rPr>
         <w:t xml:space="preserve">…/invoices</w:t>
       </w:r>
       <w:r>
@@ -27943,8 +28477,8 @@
         <w:t xml:space="preserve">.</w:t>
       </w:r>
     </w:p>
-    <w:bookmarkEnd w:id="152"/>
-    <w:bookmarkStart w:id="153" w:name="environment"/>
+    <w:bookmarkEnd w:id="153"/>
+    <w:bookmarkStart w:id="154" w:name="environment"/>
     <w:p>
       <w:pPr>
         <w:pStyle w:val="Heading2"/>
@@ -28258,6 +28792,53 @@
           </w:p>
         </w:tc>
       </w:tr>
+      <w:tr>
+        <w:tc>
+          <w:tcPr/>
+          <w:p>
+            <w:pPr>
+              <w:pStyle w:val="Compact"/>
+            </w:pPr>
+            <w:r>
+              <w:rPr>
+                <w:rStyle w:val="VerbatimChar"/>
+              </w:rPr>
+              <w:t xml:space="preserve">SUMUP_API_KEY</w:t>
+            </w:r>
+          </w:p>
+        </w:tc>
+        <w:tc>
+          <w:tcPr/>
+          <w:p>
+            <w:pPr>
+              <w:pStyle w:val="Compact"/>
+            </w:pPr>
+            <w:r>
+              <w:t xml:space="preserve">–</w:t>
+            </w:r>
+          </w:p>
+        </w:tc>
+        <w:tc>
+          <w:tcPr/>
+          <w:p>
+            <w:pPr>
+              <w:pStyle w:val="Compact"/>
+            </w:pPr>
+            <w:r>
+              <w:t xml:space="preserve">SumUp secret API key (</w:t>
+            </w:r>
+            <w:r>
+              <w:rPr>
+                <w:rStyle w:val="VerbatimChar"/>
+              </w:rPr>
+              <w:t xml:space="preserve">sup_sk_…</w:t>
+            </w:r>
+            <w:r>
+              <w:t xml:space="preserve">), used as a Bearer token to pull card revenue for the activity P/L. Fail-soft if unset.</w:t>
+            </w:r>
+          </w:p>
+        </w:tc>
+      </w:tr>
     </w:tbl>
     <w:p>
       <w:pPr>
@@ -28316,9 +28897,9 @@
         <w:br w:type="page"/>
       </w:r>
     </w:p>
-    <w:bookmarkEnd w:id="153"/>
     <w:bookmarkEnd w:id="154"/>
-    <w:bookmarkStart w:id="168" w:name="security-model"/>
+    <w:bookmarkEnd w:id="155"/>
+    <w:bookmarkStart w:id="169" w:name="security-model"/>
     <w:p>
       <w:pPr>
         <w:pStyle w:val="Heading1"/>
@@ -28371,7 +28952,7 @@
         <w:t xml:space="preserve">trade-offs made for a shared, physical kiosk.</w:t>
       </w:r>
     </w:p>
-    <w:bookmarkStart w:id="158" w:name="authentication--authorisation"/>
+    <w:bookmarkStart w:id="159" w:name="authentication--authorisation"/>
     <w:p>
       <w:pPr>
         <w:pStyle w:val="Heading2"/>
@@ -28380,296 +28961,13 @@
         <w:t xml:space="preserve">Authentication &amp; authorisation</w:t>
       </w:r>
     </w:p>
-    <w:bookmarkStart w:id="155" w:name="admin"/>
+    <w:bookmarkStart w:id="156" w:name="admin"/>
     <w:p>
       <w:pPr>
         <w:pStyle w:val="Heading3"/>
       </w:pPr>
       <w:r>
         <w:t xml:space="preserve">Admin</w:t>
-      </w:r>
-    </w:p>
-    <w:p>
-      <w:pPr>
-        <w:pStyle w:val="Compact"/>
-        <w:numPr>
-          <w:ilvl w:val="0"/>
-          <w:numId w:val="1053"/>
-        </w:numPr>
-      </w:pPr>
-      <w:r>
-        <w:t xml:space="preserve">Login (</w:t>
-      </w:r>
-      <w:r>
-        <w:rPr>
-          <w:rStyle w:val="VerbatimChar"/>
-        </w:rPr>
-        <w:t xml:space="preserve">POST /api/auth/login</w:t>
-      </w:r>
-      <w:r>
-        <w:t xml:space="preserve">) verifies a bcrypt password and sets an</w:t>
-      </w:r>
-      <w:r>
-        <w:t xml:space="preserve"> </w:t>
-      </w:r>
-      <w:r>
-        <w:rPr>
-          <w:b/>
-          <w:bCs/>
-        </w:rPr>
-        <w:t xml:space="preserve">httpOnly</w:t>
-      </w:r>
-      <w:r>
-        <w:t xml:space="preserve"> </w:t>
-      </w:r>
-      <w:r>
-        <w:rPr>
-          <w:rStyle w:val="VerbatimChar"/>
-        </w:rPr>
-        <w:t xml:space="preserve">session</w:t>
-      </w:r>
-      <w:r>
-        <w:t xml:space="preserve"> </w:t>
-      </w:r>
-      <w:r>
-        <w:t xml:space="preserve">cookie (7-day</w:t>
-      </w:r>
-      <w:r>
-        <w:t xml:space="preserve"> </w:t>
-      </w:r>
-      <w:r>
-        <w:rPr>
-          <w:rStyle w:val="VerbatimChar"/>
-        </w:rPr>
-        <w:t xml:space="preserve">Session</w:t>
-      </w:r>
-      <w:r>
-        <w:t xml:space="preserve"> </w:t>
-      </w:r>
-      <w:r>
-        <w:t xml:space="preserve">row).</w:t>
-      </w:r>
-    </w:p>
-    <w:p>
-      <w:pPr>
-        <w:pStyle w:val="Compact"/>
-        <w:numPr>
-          <w:ilvl w:val="0"/>
-          <w:numId w:val="1053"/>
-        </w:numPr>
-      </w:pPr>
-      <w:r>
-        <w:rPr>
-          <w:rStyle w:val="VerbatimChar"/>
-        </w:rPr>
-        <w:t xml:space="preserve">requireAdmin()</w:t>
-      </w:r>
-      <w:r>
-        <w:t xml:space="preserve"> </w:t>
-      </w:r>
-      <w:r>
-        <w:t xml:space="preserve">(</w:t>
-      </w:r>
-      <w:r>
-        <w:rPr>
-          <w:rStyle w:val="VerbatimChar"/>
-        </w:rPr>
-        <w:t xml:space="preserve">src/lib/auth.ts</w:t>
-      </w:r>
-      <w:r>
-        <w:t xml:space="preserve">) loads the session, checks it isn't expired,</w:t>
-      </w:r>
-      <w:r>
-        <w:t xml:space="preserve"> </w:t>
-      </w:r>
-      <w:r>
-        <w:t xml:space="preserve">and checks</w:t>
-      </w:r>
-      <w:r>
-        <w:t xml:space="preserve"> </w:t>
-      </w:r>
-      <w:r>
-        <w:rPr>
-          <w:rStyle w:val="VerbatimChar"/>
-        </w:rPr>
-        <w:t xml:space="preserve">role === "ADMIN"</w:t>
-      </w:r>
-      <w:r>
-        <w:t xml:space="preserve">.</w:t>
-      </w:r>
-      <w:r>
-        <w:t xml:space="preserve"> </w:t>
-      </w:r>
-      <w:r>
-        <w:rPr>
-          <w:b/>
-          <w:bCs/>
-        </w:rPr>
-        <w:t xml:space="preserve">Every</w:t>
-      </w:r>
-      <w:r>
-        <w:t xml:space="preserve"> </w:t>
-      </w:r>
-      <w:r>
-        <w:rPr>
-          <w:rStyle w:val="VerbatimChar"/>
-        </w:rPr>
-        <w:t xml:space="preserve">/api/admin/*</w:t>
-      </w:r>
-      <w:r>
-        <w:t xml:space="preserve"> </w:t>
-      </w:r>
-      <w:r>
-        <w:t xml:space="preserve">handler calls it.</w:t>
-      </w:r>
-    </w:p>
-    <w:p>
-      <w:pPr>
-        <w:pStyle w:val="Compact"/>
-        <w:numPr>
-          <w:ilvl w:val="0"/>
-          <w:numId w:val="1053"/>
-        </w:numPr>
-      </w:pPr>
-      <w:r>
-        <w:t xml:space="preserve">The admin pages are gated by a</w:t>
-      </w:r>
-      <w:r>
-        <w:t xml:space="preserve"> </w:t>
-      </w:r>
-      <w:r>
-        <w:rPr>
-          <w:b/>
-          <w:bCs/>
-        </w:rPr>
-        <w:t xml:space="preserve">server-side layout</w:t>
-      </w:r>
-      <w:r>
-        <w:t xml:space="preserve"> </w:t>
-      </w:r>
-      <w:r>
-        <w:t xml:space="preserve">(</w:t>
-      </w:r>
-      <w:r>
-        <w:rPr>
-          <w:rStyle w:val="VerbatimChar"/>
-        </w:rPr>
-        <w:t xml:space="preserve">requireAdmin()</w:t>
-      </w:r>
-      <w:r>
-        <w:t xml:space="preserve"> </w:t>
-      </w:r>
-      <w:r>
-        <w:t xml:space="preserve">→</w:t>
-      </w:r>
-      <w:r>
-        <w:t xml:space="preserve"> </w:t>
-      </w:r>
-      <w:r>
-        <w:rPr>
-          <w:rStyle w:val="VerbatimChar"/>
-        </w:rPr>
-        <w:t xml:space="preserve">redirect("/admin/login")</w:t>
-      </w:r>
-      <w:r>
-        <w:t xml:space="preserve">), so unauthenticated users never receive page HTML</w:t>
-      </w:r>
-      <w:r>
-        <w:t xml:space="preserve"> </w:t>
-      </w:r>
-      <w:r>
-        <w:t xml:space="preserve">or data — only a redirect.</w:t>
-      </w:r>
-    </w:p>
-    <w:p>
-      <w:pPr>
-        <w:pStyle w:val="Compact"/>
-        <w:numPr>
-          <w:ilvl w:val="0"/>
-          <w:numId w:val="1053"/>
-        </w:numPr>
-      </w:pPr>
-      <w:r>
-        <w:t xml:space="preserve">Middleware (</w:t>
-      </w:r>
-      <w:r>
-        <w:rPr>
-          <w:rStyle w:val="VerbatimChar"/>
-        </w:rPr>
-        <w:t xml:space="preserve">src/middleware.ts</w:t>
-      </w:r>
-      <w:r>
-        <w:t xml:space="preserve">) additionally requires the cookie to be present</w:t>
-      </w:r>
-      <w:r>
-        <w:t xml:space="preserve"> </w:t>
-      </w:r>
-      <w:r>
-        <w:t xml:space="preserve">on</w:t>
-      </w:r>
-      <w:r>
-        <w:t xml:space="preserve"> </w:t>
-      </w:r>
-      <w:r>
-        <w:rPr>
-          <w:rStyle w:val="VerbatimChar"/>
-        </w:rPr>
-        <w:t xml:space="preserve">/admin/*</w:t>
-      </w:r>
-      <w:r>
-        <w:t xml:space="preserve"> </w:t>
-      </w:r>
-      <w:r>
-        <w:t xml:space="preserve">and</w:t>
-      </w:r>
-      <w:r>
-        <w:t xml:space="preserve"> </w:t>
-      </w:r>
-      <w:r>
-        <w:rPr>
-          <w:rStyle w:val="VerbatimChar"/>
-        </w:rPr>
-        <w:t xml:space="preserve">/api/admin/*</w:t>
-      </w:r>
-      <w:r>
-        <w:t xml:space="preserve">. This is a fast pre-check; the real validation</w:t>
-      </w:r>
-      <w:r>
-        <w:t xml:space="preserve"> </w:t>
-      </w:r>
-      <w:r>
-        <w:t xml:space="preserve">is</w:t>
-      </w:r>
-      <w:r>
-        <w:t xml:space="preserve"> </w:t>
-      </w:r>
-      <w:r>
-        <w:rPr>
-          <w:rStyle w:val="VerbatimChar"/>
-        </w:rPr>
-        <w:t xml:space="preserve">requireAdmin()</w:t>
-      </w:r>
-      <w:r>
-        <w:t xml:space="preserve"> </w:t>
-      </w:r>
-      <w:r>
-        <w:t xml:space="preserve">(a forged/expired cookie passes middleware but is rejected</w:t>
-      </w:r>
-      <w:r>
-        <w:t xml:space="preserve"> </w:t>
-      </w:r>
-      <w:r>
-        <w:t xml:space="preserve">by the handler).</w:t>
-      </w:r>
-    </w:p>
-    <w:bookmarkEnd w:id="155"/>
-    <w:bookmarkStart w:id="156" w:name="shop-members"/>
-    <w:p>
-      <w:pPr>
-        <w:pStyle w:val="Heading3"/>
-      </w:pPr>
-      <w:r>
-        <w:t xml:space="preserve">Shop (members)</w:t>
       </w:r>
     </w:p>
     <w:p>
@@ -28681,66 +28979,56 @@
         </w:numPr>
       </w:pPr>
       <w:r>
-        <w:t xml:space="preserve">A</w:t>
-      </w:r>
-      <w:r>
-        <w:t xml:space="preserve"> </w:t>
-      </w:r>
-      <w:r>
-        <w:rPr>
-          <w:rStyle w:val="VerbatimChar"/>
-        </w:rPr>
-        <w:t xml:space="preserve">ShopSession</w:t>
-      </w:r>
-      <w:r>
-        <w:t xml:space="preserve"> </w:t>
-      </w:r>
-      <w:r>
-        <w:t xml:space="preserve">token (random cuid) is created only by a</w:t>
-      </w:r>
-      <w:r>
-        <w:t xml:space="preserve"> </w:t>
-      </w:r>
-      <w:r>
-        <w:rPr>
-          <w:b/>
-          <w:bCs/>
-        </w:rPr>
-        <w:t xml:space="preserve">physical card tap</w:t>
-      </w:r>
-      <w:r>
-        <w:t xml:space="preserve"> </w:t>
-      </w:r>
-      <w:r>
-        <w:t xml:space="preserve">or an admin's</w:t>
-      </w:r>
-      <w:r>
-        <w:t xml:space="preserve"> </w:t>
-      </w:r>
-      <w:r>
-        <w:rPr>
-          <w:b/>
-          <w:bCs/>
-        </w:rPr>
-        <w:t xml:space="preserve">Enter store</w:t>
-      </w:r>
-      <w:r>
-        <w:t xml:space="preserve">. It lives in the</w:t>
-      </w:r>
-      <w:r>
-        <w:t xml:space="preserve"> </w:t>
-      </w:r>
-      <w:r>
-        <w:rPr>
-          <w:rStyle w:val="VerbatimChar"/>
-        </w:rPr>
-        <w:t xml:space="preserve">/shop/&lt;token&gt;</w:t>
-      </w:r>
-      <w:r>
-        <w:t xml:space="preserve"> </w:t>
-      </w:r>
-      <w:r>
-        <w:t xml:space="preserve">URL.</w:t>
+        <w:t xml:space="preserve">Login (</w:t>
+      </w:r>
+      <w:r>
+        <w:rPr>
+          <w:rStyle w:val="VerbatimChar"/>
+        </w:rPr>
+        <w:t xml:space="preserve">POST /api/auth/login</w:t>
+      </w:r>
+      <w:r>
+        <w:t xml:space="preserve">) verifies a bcrypt password and sets an</w:t>
+      </w:r>
+      <w:r>
+        <w:t xml:space="preserve"> </w:t>
+      </w:r>
+      <w:r>
+        <w:rPr>
+          <w:b/>
+          <w:bCs/>
+        </w:rPr>
+        <w:t xml:space="preserve">httpOnly</w:t>
+      </w:r>
+      <w:r>
+        <w:t xml:space="preserve"> </w:t>
+      </w:r>
+      <w:r>
+        <w:rPr>
+          <w:rStyle w:val="VerbatimChar"/>
+        </w:rPr>
+        <w:t xml:space="preserve">session</w:t>
+      </w:r>
+      <w:r>
+        <w:t xml:space="preserve"> </w:t>
+      </w:r>
+      <w:r>
+        <w:t xml:space="preserve">cookie (7-day</w:t>
+      </w:r>
+      <w:r>
+        <w:t xml:space="preserve"> </w:t>
+      </w:r>
+      <w:r>
+        <w:rPr>
+          <w:rStyle w:val="VerbatimChar"/>
+        </w:rPr>
+        <w:t xml:space="preserve">Session</w:t>
+      </w:r>
+      <w:r>
+        <w:t xml:space="preserve"> </w:t>
+      </w:r>
+      <w:r>
+        <w:t xml:space="preserve">row).</w:t>
       </w:r>
     </w:p>
     <w:p>
@@ -28755,28 +29043,65 @@
         <w:rPr>
           <w:rStyle w:val="VerbatimChar"/>
         </w:rPr>
-        <w:t xml:space="preserve">/api/cart</w:t>
-      </w:r>
-      <w:r>
-        <w:t xml:space="preserve"> </w:t>
-      </w:r>
-      <w:r>
-        <w:t xml:space="preserve">and</w:t>
-      </w:r>
-      <w:r>
-        <w:t xml:space="preserve"> </w:t>
-      </w:r>
-      <w:r>
-        <w:rPr>
-          <w:rStyle w:val="VerbatimChar"/>
-        </w:rPr>
-        <w:t xml:space="preserve">/api/orders/confirm</w:t>
-      </w:r>
-      <w:r>
-        <w:t xml:space="preserve"> </w:t>
-      </w:r>
-      <w:r>
-        <w:t xml:space="preserve">require a valid, unexpired token.</w:t>
+        <w:t xml:space="preserve">requireAdmin()</w:t>
+      </w:r>
+      <w:r>
+        <w:t xml:space="preserve"> </w:t>
+      </w:r>
+      <w:r>
+        <w:t xml:space="preserve">(</w:t>
+      </w:r>
+      <w:r>
+        <w:rPr>
+          <w:rStyle w:val="VerbatimChar"/>
+        </w:rPr>
+        <w:t xml:space="preserve">src/lib/auth.ts</w:t>
+      </w:r>
+      <w:r>
+        <w:t xml:space="preserve">) loads the session, checks it isn't expired,</w:t>
+      </w:r>
+      <w:r>
+        <w:t xml:space="preserve"> </w:t>
+      </w:r>
+      <w:r>
+        <w:t xml:space="preserve">and checks</w:t>
+      </w:r>
+      <w:r>
+        <w:t xml:space="preserve"> </w:t>
+      </w:r>
+      <w:r>
+        <w:rPr>
+          <w:rStyle w:val="VerbatimChar"/>
+        </w:rPr>
+        <w:t xml:space="preserve">role === "ADMIN"</w:t>
+      </w:r>
+      <w:r>
+        <w:t xml:space="preserve">.</w:t>
+      </w:r>
+      <w:r>
+        <w:t xml:space="preserve"> </w:t>
+      </w:r>
+      <w:r>
+        <w:rPr>
+          <w:b/>
+          <w:bCs/>
+        </w:rPr>
+        <w:t xml:space="preserve">Every</w:t>
+      </w:r>
+      <w:r>
+        <w:t xml:space="preserve"> </w:t>
+      </w:r>
+      <w:r>
+        <w:rPr>
+          <w:rStyle w:val="VerbatimChar"/>
+        </w:rPr>
+        <w:t xml:space="preserve">/api/admin/*</w:t>
+      </w:r>
+      <w:r>
+        <w:t xml:space="preserve"> </w:t>
+      </w:r>
+      <w:r>
+        <w:t xml:space="preserve">handler calls it.</w:t>
       </w:r>
     </w:p>
     <w:p>
@@ -28788,29 +29113,53 @@
         </w:numPr>
       </w:pPr>
       <w:r>
-        <w:t xml:space="preserve">The member's first name is returned</w:t>
-      </w:r>
-      <w:r>
-        <w:t xml:space="preserve"> </w:t>
-      </w:r>
-      <w:r>
-        <w:rPr>
-          <w:b/>
-          <w:bCs/>
-        </w:rPr>
-        <w:t xml:space="preserve">only</w:t>
-      </w:r>
-      <w:r>
-        <w:t xml:space="preserve"> </w:t>
-      </w:r>
-      <w:r>
-        <w:t xml:space="preserve">by the token-scoped cart endpoint —</w:t>
-      </w:r>
-      <w:r>
-        <w:t xml:space="preserve"> </w:t>
-      </w:r>
-      <w:r>
-        <w:t xml:space="preserve">never by the public scan endpoint.</w:t>
+        <w:t xml:space="preserve">The admin pages are gated by a</w:t>
+      </w:r>
+      <w:r>
+        <w:t xml:space="preserve"> </w:t>
+      </w:r>
+      <w:r>
+        <w:rPr>
+          <w:b/>
+          <w:bCs/>
+        </w:rPr>
+        <w:t xml:space="preserve">server-side layout</w:t>
+      </w:r>
+      <w:r>
+        <w:t xml:space="preserve"> </w:t>
+      </w:r>
+      <w:r>
+        <w:t xml:space="preserve">(</w:t>
+      </w:r>
+      <w:r>
+        <w:rPr>
+          <w:rStyle w:val="VerbatimChar"/>
+        </w:rPr>
+        <w:t xml:space="preserve">requireAdmin()</w:t>
+      </w:r>
+      <w:r>
+        <w:t xml:space="preserve"> </w:t>
+      </w:r>
+      <w:r>
+        <w:t xml:space="preserve">→</w:t>
+      </w:r>
+      <w:r>
+        <w:t xml:space="preserve"> </w:t>
+      </w:r>
+      <w:r>
+        <w:rPr>
+          <w:rStyle w:val="VerbatimChar"/>
+        </w:rPr>
+        <w:t xml:space="preserve">redirect("/admin/login")</w:t>
+      </w:r>
+      <w:r>
+        <w:t xml:space="preserve">), so unauthenticated users never receive page HTML</w:t>
+      </w:r>
+      <w:r>
+        <w:t xml:space="preserve"> </w:t>
+      </w:r>
+      <w:r>
+        <w:t xml:space="preserve">or data — only a redirect.</w:t>
       </w:r>
     </w:p>
     <w:p>
@@ -28822,39 +29171,86 @@
         </w:numPr>
       </w:pPr>
       <w:r>
-        <w:rPr>
-          <w:b/>
-          <w:bCs/>
-        </w:rPr>
-        <w:t xml:space="preserve">Idle auto-reset:</w:t>
-      </w:r>
-      <w:r>
-        <w:t xml:space="preserve"> </w:t>
-      </w:r>
-      <w:r>
-        <w:t xml:space="preserve">the shop page deletes the session and returns to the tap</w:t>
-      </w:r>
-      <w:r>
-        <w:t xml:space="preserve"> </w:t>
-      </w:r>
-      <w:r>
-        <w:t xml:space="preserve">screen after ~60 s of inactivity (with a 15 s warning), so a member who walks</w:t>
-      </w:r>
-      <w:r>
-        <w:t xml:space="preserve"> </w:t>
-      </w:r>
-      <w:r>
-        <w:t xml:space="preserve">away can't leave their account open for the next person.</w:t>
+        <w:t xml:space="preserve">Middleware (</w:t>
+      </w:r>
+      <w:r>
+        <w:rPr>
+          <w:rStyle w:val="VerbatimChar"/>
+        </w:rPr>
+        <w:t xml:space="preserve">src/middleware.ts</w:t>
+      </w:r>
+      <w:r>
+        <w:t xml:space="preserve">) additionally requires the cookie to be present</w:t>
+      </w:r>
+      <w:r>
+        <w:t xml:space="preserve"> </w:t>
+      </w:r>
+      <w:r>
+        <w:t xml:space="preserve">on</w:t>
+      </w:r>
+      <w:r>
+        <w:t xml:space="preserve"> </w:t>
+      </w:r>
+      <w:r>
+        <w:rPr>
+          <w:rStyle w:val="VerbatimChar"/>
+        </w:rPr>
+        <w:t xml:space="preserve">/admin/*</w:t>
+      </w:r>
+      <w:r>
+        <w:t xml:space="preserve"> </w:t>
+      </w:r>
+      <w:r>
+        <w:t xml:space="preserve">and</w:t>
+      </w:r>
+      <w:r>
+        <w:t xml:space="preserve"> </w:t>
+      </w:r>
+      <w:r>
+        <w:rPr>
+          <w:rStyle w:val="VerbatimChar"/>
+        </w:rPr>
+        <w:t xml:space="preserve">/api/admin/*</w:t>
+      </w:r>
+      <w:r>
+        <w:t xml:space="preserve">. This is a fast pre-check; the real validation</w:t>
+      </w:r>
+      <w:r>
+        <w:t xml:space="preserve"> </w:t>
+      </w:r>
+      <w:r>
+        <w:t xml:space="preserve">is</w:t>
+      </w:r>
+      <w:r>
+        <w:t xml:space="preserve"> </w:t>
+      </w:r>
+      <w:r>
+        <w:rPr>
+          <w:rStyle w:val="VerbatimChar"/>
+        </w:rPr>
+        <w:t xml:space="preserve">requireAdmin()</w:t>
+      </w:r>
+      <w:r>
+        <w:t xml:space="preserve"> </w:t>
+      </w:r>
+      <w:r>
+        <w:t xml:space="preserve">(a forged/expired cookie passes middleware but is rejected</w:t>
+      </w:r>
+      <w:r>
+        <w:t xml:space="preserve"> </w:t>
+      </w:r>
+      <w:r>
+        <w:t xml:space="preserve">by the handler).</w:t>
       </w:r>
     </w:p>
     <w:bookmarkEnd w:id="156"/>
-    <w:bookmarkStart w:id="157" w:name="card-verification"/>
+    <w:bookmarkStart w:id="157" w:name="shop-members"/>
     <w:p>
       <w:pPr>
         <w:pStyle w:val="Heading3"/>
       </w:pPr>
       <w:r>
-        <w:t xml:space="preserve">Card verification</w:t>
+        <w:t xml:space="preserve">Shop (members)</w:t>
       </w:r>
     </w:p>
     <w:p>
@@ -28866,16 +29262,66 @@
         </w:numPr>
       </w:pPr>
       <w:r>
-        <w:rPr>
-          <w:rStyle w:val="VerbatimChar"/>
-        </w:rPr>
-        <w:t xml:space="preserve">CardRegistration</w:t>
-      </w:r>
-      <w:r>
-        <w:t xml:space="preserve"> </w:t>
-      </w:r>
-      <w:r>
-        <w:t xml:space="preserve">tokens are single-use and expire in 15 minutes.</w:t>
+        <w:t xml:space="preserve">A</w:t>
+      </w:r>
+      <w:r>
+        <w:t xml:space="preserve"> </w:t>
+      </w:r>
+      <w:r>
+        <w:rPr>
+          <w:rStyle w:val="VerbatimChar"/>
+        </w:rPr>
+        <w:t xml:space="preserve">ShopSession</w:t>
+      </w:r>
+      <w:r>
+        <w:t xml:space="preserve"> </w:t>
+      </w:r>
+      <w:r>
+        <w:t xml:space="preserve">token (random cuid) is created only by a</w:t>
+      </w:r>
+      <w:r>
+        <w:t xml:space="preserve"> </w:t>
+      </w:r>
+      <w:r>
+        <w:rPr>
+          <w:b/>
+          <w:bCs/>
+        </w:rPr>
+        <w:t xml:space="preserve">physical card tap</w:t>
+      </w:r>
+      <w:r>
+        <w:t xml:space="preserve"> </w:t>
+      </w:r>
+      <w:r>
+        <w:t xml:space="preserve">or an admin's</w:t>
+      </w:r>
+      <w:r>
+        <w:t xml:space="preserve"> </w:t>
+      </w:r>
+      <w:r>
+        <w:rPr>
+          <w:b/>
+          <w:bCs/>
+        </w:rPr>
+        <w:t xml:space="preserve">Enter store</w:t>
+      </w:r>
+      <w:r>
+        <w:t xml:space="preserve">. It lives in the</w:t>
+      </w:r>
+      <w:r>
+        <w:t xml:space="preserve"> </w:t>
+      </w:r>
+      <w:r>
+        <w:rPr>
+          <w:rStyle w:val="VerbatimChar"/>
+        </w:rPr>
+        <w:t xml:space="preserve">/shop/&lt;token&gt;</w:t>
+      </w:r>
+      <w:r>
+        <w:t xml:space="preserve"> </w:t>
+      </w:r>
+      <w:r>
+        <w:t xml:space="preserve">URL.</w:t>
       </w:r>
     </w:p>
     <w:p>
@@ -28888,6 +29334,141 @@
       </w:pPr>
       <w:r>
         <w:rPr>
+          <w:rStyle w:val="VerbatimChar"/>
+        </w:rPr>
+        <w:t xml:space="preserve">/api/cart</w:t>
+      </w:r>
+      <w:r>
+        <w:t xml:space="preserve"> </w:t>
+      </w:r>
+      <w:r>
+        <w:t xml:space="preserve">and</w:t>
+      </w:r>
+      <w:r>
+        <w:t xml:space="preserve"> </w:t>
+      </w:r>
+      <w:r>
+        <w:rPr>
+          <w:rStyle w:val="VerbatimChar"/>
+        </w:rPr>
+        <w:t xml:space="preserve">/api/orders/confirm</w:t>
+      </w:r>
+      <w:r>
+        <w:t xml:space="preserve"> </w:t>
+      </w:r>
+      <w:r>
+        <w:t xml:space="preserve">require a valid, unexpired token.</w:t>
+      </w:r>
+    </w:p>
+    <w:p>
+      <w:pPr>
+        <w:pStyle w:val="Compact"/>
+        <w:numPr>
+          <w:ilvl w:val="0"/>
+          <w:numId w:val="1055"/>
+        </w:numPr>
+      </w:pPr>
+      <w:r>
+        <w:t xml:space="preserve">The member's first name is returned</w:t>
+      </w:r>
+      <w:r>
+        <w:t xml:space="preserve"> </w:t>
+      </w:r>
+      <w:r>
+        <w:rPr>
+          <w:b/>
+          <w:bCs/>
+        </w:rPr>
+        <w:t xml:space="preserve">only</w:t>
+      </w:r>
+      <w:r>
+        <w:t xml:space="preserve"> </w:t>
+      </w:r>
+      <w:r>
+        <w:t xml:space="preserve">by the token-scoped cart endpoint —</w:t>
+      </w:r>
+      <w:r>
+        <w:t xml:space="preserve"> </w:t>
+      </w:r>
+      <w:r>
+        <w:t xml:space="preserve">never by the public scan endpoint.</w:t>
+      </w:r>
+    </w:p>
+    <w:p>
+      <w:pPr>
+        <w:pStyle w:val="Compact"/>
+        <w:numPr>
+          <w:ilvl w:val="0"/>
+          <w:numId w:val="1055"/>
+        </w:numPr>
+      </w:pPr>
+      <w:r>
+        <w:rPr>
+          <w:b/>
+          <w:bCs/>
+        </w:rPr>
+        <w:t xml:space="preserve">Idle auto-reset:</w:t>
+      </w:r>
+      <w:r>
+        <w:t xml:space="preserve"> </w:t>
+      </w:r>
+      <w:r>
+        <w:t xml:space="preserve">the shop page deletes the session and returns to the tap</w:t>
+      </w:r>
+      <w:r>
+        <w:t xml:space="preserve"> </w:t>
+      </w:r>
+      <w:r>
+        <w:t xml:space="preserve">screen after ~60 s of inactivity (with a 15 s warning), so a member who walks</w:t>
+      </w:r>
+      <w:r>
+        <w:t xml:space="preserve"> </w:t>
+      </w:r>
+      <w:r>
+        <w:t xml:space="preserve">away can't leave their account open for the next person.</w:t>
+      </w:r>
+    </w:p>
+    <w:bookmarkEnd w:id="157"/>
+    <w:bookmarkStart w:id="158" w:name="card-verification"/>
+    <w:p>
+      <w:pPr>
+        <w:pStyle w:val="Heading3"/>
+      </w:pPr>
+      <w:r>
+        <w:t xml:space="preserve">Card verification</w:t>
+      </w:r>
+    </w:p>
+    <w:p>
+      <w:pPr>
+        <w:pStyle w:val="Compact"/>
+        <w:numPr>
+          <w:ilvl w:val="0"/>
+          <w:numId w:val="1056"/>
+        </w:numPr>
+      </w:pPr>
+      <w:r>
+        <w:rPr>
+          <w:rStyle w:val="VerbatimChar"/>
+        </w:rPr>
+        <w:t xml:space="preserve">CardRegistration</w:t>
+      </w:r>
+      <w:r>
+        <w:t xml:space="preserve"> </w:t>
+      </w:r>
+      <w:r>
+        <w:t xml:space="preserve">tokens are single-use and expire in 15 minutes.</w:t>
+      </w:r>
+    </w:p>
+    <w:p>
+      <w:pPr>
+        <w:pStyle w:val="Compact"/>
+        <w:numPr>
+          <w:ilvl w:val="0"/>
+          <w:numId w:val="1056"/>
+        </w:numPr>
+      </w:pPr>
+      <w:r>
+        <w:rPr>
           <w:b/>
           <w:bCs/>
         </w:rPr>
@@ -28934,9 +29515,9 @@
         <w:t xml:space="preserve">member clicked.</w:t>
       </w:r>
     </w:p>
-    <w:bookmarkEnd w:id="157"/>
     <w:bookmarkEnd w:id="158"/>
-    <w:bookmarkStart w:id="159" w:name="X77f42a2852d9dd86410b0545fad3e0fbb180833"/>
+    <w:bookmarkEnd w:id="159"/>
+    <w:bookmarkStart w:id="160" w:name="X77f42a2852d9dd86410b0545fad3e0fbb180833"/>
     <w:p>
       <w:pPr>
         <w:pStyle w:val="Heading2"/>
@@ -29150,8 +29731,8 @@
         </w:tc>
       </w:tr>
     </w:tbl>
-    <w:bookmarkEnd w:id="159"/>
-    <w:bookmarkStart w:id="160" w:name="rate-limiting"/>
+    <w:bookmarkEnd w:id="160"/>
+    <w:bookmarkStart w:id="161" w:name="rate-limiting"/>
     <w:p>
       <w:pPr>
         <w:pStyle w:val="Heading2"/>
@@ -29246,330 +29827,14 @@
         <w:t xml:space="preserve">a shared store (e.g. Redis).</w:t>
       </w:r>
     </w:p>
-    <w:bookmarkEnd w:id="160"/>
-    <w:bookmarkStart w:id="161" w:name="injection--output-safety"/>
+    <w:bookmarkEnd w:id="161"/>
+    <w:bookmarkStart w:id="162" w:name="injection--output-safety"/>
     <w:p>
       <w:pPr>
         <w:pStyle w:val="Heading2"/>
       </w:pPr>
       <w:r>
         <w:t xml:space="preserve">Injection &amp; output safety</w:t>
-      </w:r>
-    </w:p>
-    <w:p>
-      <w:pPr>
-        <w:pStyle w:val="Compact"/>
-        <w:numPr>
-          <w:ilvl w:val="0"/>
-          <w:numId w:val="1056"/>
-        </w:numPr>
-      </w:pPr>
-      <w:r>
-        <w:t xml:space="preserve">React escapes all interpolated values in the kiosk/shop/admin pages.</w:t>
-      </w:r>
-    </w:p>
-    <w:p>
-      <w:pPr>
-        <w:pStyle w:val="Compact"/>
-        <w:numPr>
-          <w:ilvl w:val="0"/>
-          <w:numId w:val="1056"/>
-        </w:numPr>
-      </w:pPr>
-      <w:r>
-        <w:t xml:space="preserve">The card-verify pages are</w:t>
-      </w:r>
-      <w:r>
-        <w:t xml:space="preserve"> </w:t>
-      </w:r>
-      <w:r>
-        <w:rPr>
-          <w:b/>
-          <w:bCs/>
-        </w:rPr>
-        <w:t xml:space="preserve">hand-built HTML</w:t>
-      </w:r>
-      <w:r>
-        <w:t xml:space="preserve">, so member names and tokens are</w:t>
-      </w:r>
-      <w:r>
-        <w:t xml:space="preserve"> </w:t>
-      </w:r>
-      <w:r>
-        <w:t xml:space="preserve">passed through</w:t>
-      </w:r>
-      <w:r>
-        <w:t xml:space="preserve"> </w:t>
-      </w:r>
-      <w:r>
-        <w:rPr>
-          <w:rStyle w:val="VerbatimChar"/>
-        </w:rPr>
-        <w:t xml:space="preserve">escapeHtml()</w:t>
-      </w:r>
-      <w:r>
-        <w:t xml:space="preserve"> </w:t>
-      </w:r>
-      <w:r>
-        <w:t xml:space="preserve">before interpolation (prevents stored XSS from a</w:t>
-      </w:r>
-      <w:r>
-        <w:t xml:space="preserve"> </w:t>
-      </w:r>
-      <w:r>
-        <w:t xml:space="preserve">name synced out of Congressus).</w:t>
-      </w:r>
-    </w:p>
-    <w:p>
-      <w:pPr>
-        <w:pStyle w:val="Compact"/>
-        <w:numPr>
-          <w:ilvl w:val="0"/>
-          <w:numId w:val="1056"/>
-        </w:numPr>
-      </w:pPr>
-      <w:r>
-        <w:t xml:space="preserve">Those pages declare</w:t>
-      </w:r>
-      <w:r>
-        <w:t xml:space="preserve"> </w:t>
-      </w:r>
-      <w:r>
-        <w:rPr>
-          <w:rStyle w:val="VerbatimChar"/>
-        </w:rPr>
-        <w:t xml:space="preserve">charset=utf-8</w:t>
-      </w:r>
-      <w:r>
-        <w:t xml:space="preserve"> </w:t>
-      </w:r>
-      <w:r>
-        <w:t xml:space="preserve">(header + meta) so emoji/diacritics render</w:t>
-      </w:r>
-      <w:r>
-        <w:t xml:space="preserve"> </w:t>
-      </w:r>
-      <w:r>
-        <w:t xml:space="preserve">correctly.</w:t>
-      </w:r>
-    </w:p>
-    <w:bookmarkEnd w:id="161"/>
-    <w:bookmarkStart w:id="165" w:name="deliberate-trade-offs"/>
-    <w:p>
-      <w:pPr>
-        <w:pStyle w:val="Heading2"/>
-      </w:pPr>
-      <w:r>
-        <w:t xml:space="preserve">Deliberate trade-offs</w:t>
-      </w:r>
-    </w:p>
-    <w:bookmarkStart w:id="162" w:name="card-uids-arent-secret"/>
-    <w:p>
-      <w:pPr>
-        <w:pStyle w:val="Heading3"/>
-      </w:pPr>
-      <w:r>
-        <w:t xml:space="preserve">Card UIDs aren't secret</w:t>
-      </w:r>
-    </w:p>
-    <w:p>
-      <w:pPr>
-        <w:pStyle w:val="FirstParagraph"/>
-      </w:pPr>
-      <w:r>
-        <w:t xml:space="preserve">Any NFC reader can read a card UID, and the scan endpoint is necessarily</w:t>
-      </w:r>
-      <w:r>
-        <w:t xml:space="preserve"> </w:t>
-      </w:r>
-      <w:r>
-        <w:t xml:space="preserve">unauthenticated (the kiosk is a public web page). Mitigations: the scan endpoint</w:t>
-      </w:r>
-      <w:r>
-        <w:t xml:space="preserve"> </w:t>
-      </w:r>
-      <w:r>
-        <w:t xml:space="preserve">returns no member data and is rate-limited. For stronger protection, restrict</w:t>
-      </w:r>
-      <w:r>
-        <w:t xml:space="preserve"> </w:t>
-      </w:r>
-      <w:r>
-        <w:rPr>
-          <w:rStyle w:val="VerbatimChar"/>
-        </w:rPr>
-        <w:t xml:space="preserve">/api/card/scan</w:t>
-      </w:r>
-      <w:r>
-        <w:t xml:space="preserve"> </w:t>
-      </w:r>
-      <w:r>
-        <w:t xml:space="preserve">to the kiosk's IP at the network layer.</w:t>
-      </w:r>
-    </w:p>
-    <w:bookmarkEnd w:id="162"/>
-    <w:bookmarkStart w:id="163" w:name="email-not-found-vs-enumeration"/>
-    <w:p>
-      <w:pPr>
-        <w:pStyle w:val="Heading3"/>
-      </w:pPr>
-      <w:r>
-        <w:t xml:space="preserve">"Email not found" vs enumeration</w:t>
-      </w:r>
-    </w:p>
-    <w:p>
-      <w:pPr>
-        <w:pStyle w:val="FirstParagraph"/>
-      </w:pPr>
-      <w:r>
-        <w:t xml:space="preserve">The card-registration flow tells a user when their email matches no member</w:t>
-      </w:r>
-      <w:r>
-        <w:t xml:space="preserve"> </w:t>
-      </w:r>
-      <w:r>
-        <w:t xml:space="preserve">("Email not found"). This</w:t>
-      </w:r>
-      <w:r>
-        <w:t xml:space="preserve"> </w:t>
-      </w:r>
-      <w:r>
-        <w:rPr>
-          <w:b/>
-          <w:bCs/>
-        </w:rPr>
-        <w:t xml:space="preserve">re-introduces some email-enumeration ability</w:t>
-      </w:r>
-      <w:r>
-        <w:t xml:space="preserve"> </w:t>
-      </w:r>
-      <w:r>
-        <w:t xml:space="preserve">that a</w:t>
-      </w:r>
-      <w:r>
-        <w:t xml:space="preserve"> </w:t>
-      </w:r>
-      <w:r>
-        <w:t xml:space="preserve">uniform response would prevent. It was a conscious product choice: confused</w:t>
-      </w:r>
-      <w:r>
-        <w:t xml:space="preserve"> </w:t>
-      </w:r>
-      <w:r>
-        <w:t xml:space="preserve">members not knowing why nothing happened is a real problem at a kiosk, the kiosk</w:t>
-      </w:r>
-      <w:r>
-        <w:t xml:space="preserve"> </w:t>
-      </w:r>
-      <w:r>
-        <w:t xml:space="preserve">is physical, and the endpoint is rate-limited. If enumeration resistance becomes</w:t>
-      </w:r>
-      <w:r>
-        <w:t xml:space="preserve"> </w:t>
-      </w:r>
-      <w:r>
-        <w:t xml:space="preserve">more important than this UX, revert</w:t>
-      </w:r>
-      <w:r>
-        <w:t xml:space="preserve"> </w:t>
-      </w:r>
-      <w:r>
-        <w:rPr>
-          <w:rStyle w:val="VerbatimChar"/>
-        </w:rPr>
-        <w:t xml:space="preserve">card/register</w:t>
-      </w:r>
-      <w:r>
-        <w:t xml:space="preserve"> </w:t>
-      </w:r>
-      <w:r>
-        <w:t xml:space="preserve">to a uniform</w:t>
-      </w:r>
-      <w:r>
-        <w:t xml:space="preserve"> </w:t>
-      </w:r>
-      <w:r>
-        <w:rPr>
-          <w:rStyle w:val="VerbatimChar"/>
-        </w:rPr>
-        <w:t xml:space="preserve">{ ok: true }</w:t>
-      </w:r>
-      <w:r>
-        <w:t xml:space="preserve">.</w:t>
-      </w:r>
-    </w:p>
-    <w:bookmarkEnd w:id="163"/>
-    <w:bookmarkStart w:id="164" w:name="shop-token-is-a-bearer-token-in-the-url"/>
-    <w:p>
-      <w:pPr>
-        <w:pStyle w:val="Heading3"/>
-      </w:pPr>
-      <w:r>
-        <w:t xml:space="preserve">Shop token is a bearer token in the URL</w:t>
-      </w:r>
-    </w:p>
-    <w:p>
-      <w:pPr>
-        <w:pStyle w:val="FirstParagraph"/>
-      </w:pPr>
-      <w:r>
-        <w:t xml:space="preserve">Anyone holding a live</w:t>
-      </w:r>
-      <w:r>
-        <w:t xml:space="preserve"> </w:t>
-      </w:r>
-      <w:r>
-        <w:rPr>
-          <w:rStyle w:val="VerbatimChar"/>
-        </w:rPr>
-        <w:t xml:space="preserve">/shop/&lt;token&gt;</w:t>
-      </w:r>
-      <w:r>
-        <w:t xml:space="preserve"> </w:t>
-      </w:r>
-      <w:r>
-        <w:t xml:space="preserve">URL can act as that member until it expires</w:t>
-      </w:r>
-      <w:r>
-        <w:t xml:space="preserve"> </w:t>
-      </w:r>
-      <w:r>
-        <w:t xml:space="preserve">(10 min) or the order is confirmed. Tokens are random and per-tap (a new one each</w:t>
-      </w:r>
-      <w:r>
-        <w:t xml:space="preserve"> </w:t>
-      </w:r>
-      <w:r>
-        <w:t xml:space="preserve">scan), so they can't be guessed or reused. The idle auto-reset and short lifetime</w:t>
-      </w:r>
-      <w:r>
-        <w:t xml:space="preserve"> </w:t>
-      </w:r>
-      <w:r>
-        <w:t xml:space="preserve">bound the exposure. Stronger options (not currently implemented): move the token</w:t>
-      </w:r>
-      <w:r>
-        <w:t xml:space="preserve"> </w:t>
-      </w:r>
-      <w:r>
-        <w:t xml:space="preserve">into an httpOnly cookie so it can't be shared via URL, or use a crypto-random</w:t>
-      </w:r>
-      <w:r>
-        <w:t xml:space="preserve"> </w:t>
-      </w:r>
-      <w:r>
-        <w:t xml:space="preserve">token instead of a cuid.</w:t>
-      </w:r>
-    </w:p>
-    <w:bookmarkEnd w:id="164"/>
-    <w:bookmarkEnd w:id="165"/>
-    <w:bookmarkStart w:id="166" w:name="prohibited--careful-operations"/>
-    <w:p>
-      <w:pPr>
-        <w:pStyle w:val="Heading2"/>
-      </w:pPr>
-      <w:r>
-        <w:t xml:space="preserve">Prohibited / careful operations</w:t>
       </w:r>
     </w:p>
     <w:p>
@@ -29581,17 +29846,7 @@
         </w:numPr>
       </w:pPr>
       <w:r>
-        <w:rPr>
-          <w:b/>
-          <w:bCs/>
-        </w:rPr>
-        <w:t xml:space="preserve">Member deletion</w:t>
-      </w:r>
-      <w:r>
-        <w:t xml:space="preserve"> </w:t>
-      </w:r>
-      <w:r>
-        <w:t xml:space="preserve">is blocked while invoices exist.</w:t>
+        <w:t xml:space="preserve">React escapes all interpolated values in the kiosk/shop/admin pages.</w:t>
       </w:r>
     </w:p>
     <w:p>
@@ -29603,38 +29858,47 @@
         </w:numPr>
       </w:pPr>
       <w:r>
-        <w:rPr>
-          <w:b/>
-          <w:bCs/>
-        </w:rPr>
-        <w:t xml:space="preserve">Invoice edit/delete</w:t>
-      </w:r>
-      <w:r>
-        <w:t xml:space="preserve"> </w:t>
-      </w:r>
-      <w:r>
-        <w:t xml:space="preserve">is blocked once an invoice is</w:t>
-      </w:r>
-      <w:r>
-        <w:t xml:space="preserve"> </w:t>
-      </w:r>
-      <w:r>
-        <w:rPr>
-          <w:rStyle w:val="VerbatimChar"/>
-        </w:rPr>
-        <w:t xml:space="preserve">EXPORTED</w:t>
-      </w:r>
-      <w:r>
-        <w:t xml:space="preserve"> </w:t>
-      </w:r>
-      <w:r>
-        <w:t xml:space="preserve">(already billed</w:t>
-      </w:r>
-      <w:r>
-        <w:t xml:space="preserve"> </w:t>
-      </w:r>
-      <w:r>
-        <w:t xml:space="preserve">in Congressus).</w:t>
+        <w:t xml:space="preserve">The card-verify pages are</w:t>
+      </w:r>
+      <w:r>
+        <w:t xml:space="preserve"> </w:t>
+      </w:r>
+      <w:r>
+        <w:rPr>
+          <w:b/>
+          <w:bCs/>
+        </w:rPr>
+        <w:t xml:space="preserve">hand-built HTML</w:t>
+      </w:r>
+      <w:r>
+        <w:t xml:space="preserve">, so member names and tokens are</w:t>
+      </w:r>
+      <w:r>
+        <w:t xml:space="preserve"> </w:t>
+      </w:r>
+      <w:r>
+        <w:t xml:space="preserve">passed through</w:t>
+      </w:r>
+      <w:r>
+        <w:t xml:space="preserve"> </w:t>
+      </w:r>
+      <w:r>
+        <w:rPr>
+          <w:rStyle w:val="VerbatimChar"/>
+        </w:rPr>
+        <w:t xml:space="preserve">escapeHtml()</w:t>
+      </w:r>
+      <w:r>
+        <w:t xml:space="preserve"> </w:t>
+      </w:r>
+      <w:r>
+        <w:t xml:space="preserve">before interpolation (prevents stored XSS from a</w:t>
+      </w:r>
+      <w:r>
+        <w:t xml:space="preserve"> </w:t>
+      </w:r>
+      <w:r>
+        <w:t xml:space="preserve">name synced out of Congressus).</w:t>
       </w:r>
     </w:p>
     <w:p>
@@ -29646,67 +29910,358 @@
         </w:numPr>
       </w:pPr>
       <w:r>
-        <w:rPr>
-          <w:b/>
-          <w:bCs/>
-        </w:rPr>
-        <w:t xml:space="preserve">Bulk invoice clearing</w:t>
-      </w:r>
-      <w:r>
-        <w:t xml:space="preserve"> </w:t>
-      </w:r>
-      <w:r>
-        <w:t xml:space="preserve">requires a double confirmation in the UI and is</w:t>
-      </w:r>
-      <w:r>
-        <w:t xml:space="preserve"> </w:t>
-      </w:r>
-      <w:r>
-        <w:t xml:space="preserve">intended for test-data cleanup only.</w:t>
-      </w:r>
-    </w:p>
+        <w:t xml:space="preserve">Those pages declare</w:t>
+      </w:r>
+      <w:r>
+        <w:t xml:space="preserve"> </w:t>
+      </w:r>
+      <w:r>
+        <w:rPr>
+          <w:rStyle w:val="VerbatimChar"/>
+        </w:rPr>
+        <w:t xml:space="preserve">charset=utf-8</w:t>
+      </w:r>
+      <w:r>
+        <w:t xml:space="preserve"> </w:t>
+      </w:r>
+      <w:r>
+        <w:t xml:space="preserve">(header + meta) so emoji/diacritics render</w:t>
+      </w:r>
+      <w:r>
+        <w:t xml:space="preserve"> </w:t>
+      </w:r>
+      <w:r>
+        <w:t xml:space="preserve">correctly.</w:t>
+      </w:r>
+    </w:p>
+    <w:bookmarkEnd w:id="162"/>
+    <w:bookmarkStart w:id="166" w:name="deliberate-trade-offs"/>
+    <w:p>
+      <w:pPr>
+        <w:pStyle w:val="Heading2"/>
+      </w:pPr>
+      <w:r>
+        <w:t xml:space="preserve">Deliberate trade-offs</w:t>
+      </w:r>
+    </w:p>
+    <w:bookmarkStart w:id="163" w:name="card-uids-arent-secret"/>
+    <w:p>
+      <w:pPr>
+        <w:pStyle w:val="Heading3"/>
+      </w:pPr>
+      <w:r>
+        <w:t xml:space="preserve">Card UIDs aren't secret</w:t>
+      </w:r>
+    </w:p>
+    <w:p>
+      <w:pPr>
+        <w:pStyle w:val="FirstParagraph"/>
+      </w:pPr>
+      <w:r>
+        <w:t xml:space="preserve">Any NFC reader can read a card UID, and the scan endpoint is necessarily</w:t>
+      </w:r>
+      <w:r>
+        <w:t xml:space="preserve"> </w:t>
+      </w:r>
+      <w:r>
+        <w:t xml:space="preserve">unauthenticated (the kiosk is a public web page). Mitigations: the scan endpoint</w:t>
+      </w:r>
+      <w:r>
+        <w:t xml:space="preserve"> </w:t>
+      </w:r>
+      <w:r>
+        <w:t xml:space="preserve">returns no member data and is rate-limited. For stronger protection, restrict</w:t>
+      </w:r>
+      <w:r>
+        <w:t xml:space="preserve"> </w:t>
+      </w:r>
+      <w:r>
+        <w:rPr>
+          <w:rStyle w:val="VerbatimChar"/>
+        </w:rPr>
+        <w:t xml:space="preserve">/api/card/scan</w:t>
+      </w:r>
+      <w:r>
+        <w:t xml:space="preserve"> </w:t>
+      </w:r>
+      <w:r>
+        <w:t xml:space="preserve">to the kiosk's IP at the network layer.</w:t>
+      </w:r>
+    </w:p>
+    <w:bookmarkEnd w:id="163"/>
+    <w:bookmarkStart w:id="164" w:name="email-not-found-vs-enumeration"/>
+    <w:p>
+      <w:pPr>
+        <w:pStyle w:val="Heading3"/>
+      </w:pPr>
+      <w:r>
+        <w:t xml:space="preserve">"Email not found" vs enumeration</w:t>
+      </w:r>
+    </w:p>
+    <w:p>
+      <w:pPr>
+        <w:pStyle w:val="FirstParagraph"/>
+      </w:pPr>
+      <w:r>
+        <w:t xml:space="preserve">The card-registration flow tells a user when their email matches no member</w:t>
+      </w:r>
+      <w:r>
+        <w:t xml:space="preserve"> </w:t>
+      </w:r>
+      <w:r>
+        <w:t xml:space="preserve">("Email not found"). This</w:t>
+      </w:r>
+      <w:r>
+        <w:t xml:space="preserve"> </w:t>
+      </w:r>
+      <w:r>
+        <w:rPr>
+          <w:b/>
+          <w:bCs/>
+        </w:rPr>
+        <w:t xml:space="preserve">re-introduces some email-enumeration ability</w:t>
+      </w:r>
+      <w:r>
+        <w:t xml:space="preserve"> </w:t>
+      </w:r>
+      <w:r>
+        <w:t xml:space="preserve">that a</w:t>
+      </w:r>
+      <w:r>
+        <w:t xml:space="preserve"> </w:t>
+      </w:r>
+      <w:r>
+        <w:t xml:space="preserve">uniform response would prevent. It was a conscious product choice: confused</w:t>
+      </w:r>
+      <w:r>
+        <w:t xml:space="preserve"> </w:t>
+      </w:r>
+      <w:r>
+        <w:t xml:space="preserve">members not knowing why nothing happened is a real problem at a kiosk, the kiosk</w:t>
+      </w:r>
+      <w:r>
+        <w:t xml:space="preserve"> </w:t>
+      </w:r>
+      <w:r>
+        <w:t xml:space="preserve">is physical, and the endpoint is rate-limited. If enumeration resistance becomes</w:t>
+      </w:r>
+      <w:r>
+        <w:t xml:space="preserve"> </w:t>
+      </w:r>
+      <w:r>
+        <w:t xml:space="preserve">more important than this UX, revert</w:t>
+      </w:r>
+      <w:r>
+        <w:t xml:space="preserve"> </w:t>
+      </w:r>
+      <w:r>
+        <w:rPr>
+          <w:rStyle w:val="VerbatimChar"/>
+        </w:rPr>
+        <w:t xml:space="preserve">card/register</w:t>
+      </w:r>
+      <w:r>
+        <w:t xml:space="preserve"> </w:t>
+      </w:r>
+      <w:r>
+        <w:t xml:space="preserve">to a uniform</w:t>
+      </w:r>
+      <w:r>
+        <w:t xml:space="preserve"> </w:t>
+      </w:r>
+      <w:r>
+        <w:rPr>
+          <w:rStyle w:val="VerbatimChar"/>
+        </w:rPr>
+        <w:t xml:space="preserve">{ ok: true }</w:t>
+      </w:r>
+      <w:r>
+        <w:t xml:space="preserve">.</w:t>
+      </w:r>
+    </w:p>
+    <w:bookmarkEnd w:id="164"/>
+    <w:bookmarkStart w:id="165" w:name="shop-token-is-a-bearer-token-in-the-url"/>
+    <w:p>
+      <w:pPr>
+        <w:pStyle w:val="Heading3"/>
+      </w:pPr>
+      <w:r>
+        <w:t xml:space="preserve">Shop token is a bearer token in the URL</w:t>
+      </w:r>
+    </w:p>
+    <w:p>
+      <w:pPr>
+        <w:pStyle w:val="FirstParagraph"/>
+      </w:pPr>
+      <w:r>
+        <w:t xml:space="preserve">Anyone holding a live</w:t>
+      </w:r>
+      <w:r>
+        <w:t xml:space="preserve"> </w:t>
+      </w:r>
+      <w:r>
+        <w:rPr>
+          <w:rStyle w:val="VerbatimChar"/>
+        </w:rPr>
+        <w:t xml:space="preserve">/shop/&lt;token&gt;</w:t>
+      </w:r>
+      <w:r>
+        <w:t xml:space="preserve"> </w:t>
+      </w:r>
+      <w:r>
+        <w:t xml:space="preserve">URL can act as that member until it expires</w:t>
+      </w:r>
+      <w:r>
+        <w:t xml:space="preserve"> </w:t>
+      </w:r>
+      <w:r>
+        <w:t xml:space="preserve">(10 min) or the order is confirmed. Tokens are random and per-tap (a new one each</w:t>
+      </w:r>
+      <w:r>
+        <w:t xml:space="preserve"> </w:t>
+      </w:r>
+      <w:r>
+        <w:t xml:space="preserve">scan), so they can't be guessed or reused. The idle auto-reset and short lifetime</w:t>
+      </w:r>
+      <w:r>
+        <w:t xml:space="preserve"> </w:t>
+      </w:r>
+      <w:r>
+        <w:t xml:space="preserve">bound the exposure. Stronger options (not currently implemented): move the token</w:t>
+      </w:r>
+      <w:r>
+        <w:t xml:space="preserve"> </w:t>
+      </w:r>
+      <w:r>
+        <w:t xml:space="preserve">into an httpOnly cookie so it can't be shared via URL, or use a crypto-random</w:t>
+      </w:r>
+      <w:r>
+        <w:t xml:space="preserve"> </w:t>
+      </w:r>
+      <w:r>
+        <w:t xml:space="preserve">token instead of a cuid.</w:t>
+      </w:r>
+    </w:p>
+    <w:bookmarkEnd w:id="165"/>
     <w:bookmarkEnd w:id="166"/>
-    <w:bookmarkStart w:id="167" w:name="audit-checklist"/>
+    <w:bookmarkStart w:id="167" w:name="prohibited--careful-operations"/>
     <w:p>
       <w:pPr>
         <w:pStyle w:val="Heading2"/>
       </w:pPr>
       <w:r>
-        <w:t xml:space="preserve">Audit checklist</w:t>
-      </w:r>
-    </w:p>
-    <w:p>
-      <w:pPr>
-        <w:pStyle w:val="FirstParagraph"/>
-      </w:pPr>
-      <w:r>
-        <w:t xml:space="preserve">When adding a new endpoint:</w:t>
-      </w:r>
-    </w:p>
-    <w:p>
-      <w:pPr>
+        <w:t xml:space="preserve">Prohibited / careful operations</w:t>
+      </w:r>
+    </w:p>
+    <w:p>
+      <w:pPr>
+        <w:pStyle w:val="Compact"/>
         <w:numPr>
           <w:ilvl w:val="0"/>
           <w:numId w:val="1058"/>
         </w:numPr>
       </w:pPr>
       <w:r>
-        <w:t xml:space="preserve">Does it touch member/admin data? → call</w:t>
-      </w:r>
-      <w:r>
-        <w:t xml:space="preserve"> </w:t>
-      </w:r>
-      <w:r>
-        <w:rPr>
-          <w:rStyle w:val="VerbatimChar"/>
-        </w:rPr>
-        <w:t xml:space="preserve">requireAdmin()</w:t>
-      </w:r>
-      <w:r>
-        <w:t xml:space="preserve"> </w:t>
-      </w:r>
-      <w:r>
-        <w:t xml:space="preserve">(admin) or validate a token (shop/registration).</w:t>
+        <w:rPr>
+          <w:b/>
+          <w:bCs/>
+        </w:rPr>
+        <w:t xml:space="preserve">Member deletion</w:t>
+      </w:r>
+      <w:r>
+        <w:t xml:space="preserve"> </w:t>
+      </w:r>
+      <w:r>
+        <w:t xml:space="preserve">is blocked while invoices exist.</w:t>
+      </w:r>
+    </w:p>
+    <w:p>
+      <w:pPr>
+        <w:pStyle w:val="Compact"/>
+        <w:numPr>
+          <w:ilvl w:val="0"/>
+          <w:numId w:val="1058"/>
+        </w:numPr>
+      </w:pPr>
+      <w:r>
+        <w:rPr>
+          <w:b/>
+          <w:bCs/>
+        </w:rPr>
+        <w:t xml:space="preserve">Invoice edit/delete</w:t>
+      </w:r>
+      <w:r>
+        <w:t xml:space="preserve"> </w:t>
+      </w:r>
+      <w:r>
+        <w:t xml:space="preserve">is blocked once an invoice is</w:t>
+      </w:r>
+      <w:r>
+        <w:t xml:space="preserve"> </w:t>
+      </w:r>
+      <w:r>
+        <w:rPr>
+          <w:rStyle w:val="VerbatimChar"/>
+        </w:rPr>
+        <w:t xml:space="preserve">EXPORTED</w:t>
+      </w:r>
+      <w:r>
+        <w:t xml:space="preserve"> </w:t>
+      </w:r>
+      <w:r>
+        <w:t xml:space="preserve">(already billed</w:t>
+      </w:r>
+      <w:r>
+        <w:t xml:space="preserve"> </w:t>
+      </w:r>
+      <w:r>
+        <w:t xml:space="preserve">in Congressus).</w:t>
+      </w:r>
+    </w:p>
+    <w:p>
+      <w:pPr>
+        <w:pStyle w:val="Compact"/>
+        <w:numPr>
+          <w:ilvl w:val="0"/>
+          <w:numId w:val="1058"/>
+        </w:numPr>
+      </w:pPr>
+      <w:r>
+        <w:rPr>
+          <w:b/>
+          <w:bCs/>
+        </w:rPr>
+        <w:t xml:space="preserve">Bulk invoice clearing</w:t>
+      </w:r>
+      <w:r>
+        <w:t xml:space="preserve"> </w:t>
+      </w:r>
+      <w:r>
+        <w:t xml:space="preserve">requires a double confirmation in the UI and is</w:t>
+      </w:r>
+      <w:r>
+        <w:t xml:space="preserve"> </w:t>
+      </w:r>
+      <w:r>
+        <w:t xml:space="preserve">intended for test-data cleanup only.</w:t>
+      </w:r>
+    </w:p>
+    <w:bookmarkEnd w:id="167"/>
+    <w:bookmarkStart w:id="168" w:name="audit-checklist"/>
+    <w:p>
+      <w:pPr>
+        <w:pStyle w:val="Heading2"/>
+      </w:pPr>
+      <w:r>
+        <w:t xml:space="preserve">Audit checklist</w:t>
+      </w:r>
+    </w:p>
+    <w:p>
+      <w:pPr>
+        <w:pStyle w:val="FirstParagraph"/>
+      </w:pPr>
+      <w:r>
+        <w:t xml:space="preserve">When adding a new endpoint:</w:t>
       </w:r>
     </w:p>
     <w:p>
@@ -29717,22 +30272,22 @@
         </w:numPr>
       </w:pPr>
       <w:r>
-        <w:t xml:space="preserve">Does it return more fields than the caller needs? →</w:t>
-      </w:r>
-      <w:r>
-        <w:t xml:space="preserve"> </w:t>
-      </w:r>
-      <w:r>
-        <w:rPr>
-          <w:rStyle w:val="VerbatimChar"/>
-        </w:rPr>
-        <w:t xml:space="preserve">select</w:t>
-      </w:r>
-      <w:r>
-        <w:t xml:space="preserve"> </w:t>
-      </w:r>
-      <w:r>
-        <w:t xml:space="preserve">only what's required.</w:t>
+        <w:t xml:space="preserve">Does it touch member/admin data? → call</w:t>
+      </w:r>
+      <w:r>
+        <w:t xml:space="preserve"> </w:t>
+      </w:r>
+      <w:r>
+        <w:rPr>
+          <w:rStyle w:val="VerbatimChar"/>
+        </w:rPr>
+        <w:t xml:space="preserve">requireAdmin()</w:t>
+      </w:r>
+      <w:r>
+        <w:t xml:space="preserve"> </w:t>
+      </w:r>
+      <w:r>
+        <w:t xml:space="preserve">(admin) or validate a token (shop/registration).</w:t>
       </w:r>
     </w:p>
     <w:p>
@@ -29743,7 +30298,22 @@
         </w:numPr>
       </w:pPr>
       <w:r>
-        <w:t xml:space="preserve">Is it public and write-capable or enumeration-prone? → add rate limiting.</w:t>
+        <w:t xml:space="preserve">Does it return more fields than the caller needs? →</w:t>
+      </w:r>
+      <w:r>
+        <w:t xml:space="preserve"> </w:t>
+      </w:r>
+      <w:r>
+        <w:rPr>
+          <w:rStyle w:val="VerbatimChar"/>
+        </w:rPr>
+        <w:t xml:space="preserve">select</w:t>
+      </w:r>
+      <w:r>
+        <w:t xml:space="preserve"> </w:t>
+      </w:r>
+      <w:r>
+        <w:t xml:space="preserve">only what's required.</w:t>
       </w:r>
     </w:p>
     <w:p>
@@ -29754,7 +30324,7 @@
         </w:numPr>
       </w:pPr>
       <w:r>
-        <w:t xml:space="preserve">Does it render raw HTML with external data? → escape it.</w:t>
+        <w:t xml:space="preserve">Is it public and write-capable or enumeration-prone? → add rate limiting.</w:t>
       </w:r>
     </w:p>
     <w:p>
@@ -29765,6 +30335,17 @@
         </w:numPr>
       </w:pPr>
       <w:r>
+        <w:t xml:space="preserve">Does it render raw HTML with external data? → escape it.</w:t>
+      </w:r>
+    </w:p>
+    <w:p>
+      <w:pPr>
+        <w:numPr>
+          <w:ilvl w:val="0"/>
+          <w:numId w:val="1063"/>
+        </w:numPr>
+      </w:pPr>
+      <w:r>
         <w:t xml:space="preserve">Verify at runtime: unauthenticated</w:t>
       </w:r>
       <w:r>
@@ -29784,8 +30365,8 @@
         <w:t xml:space="preserve">forged-cookie requests both get 401/redirect.</w:t>
       </w:r>
     </w:p>
-    <w:bookmarkEnd w:id="167"/>
     <w:bookmarkEnd w:id="168"/>
+    <w:bookmarkEnd w:id="169"/>
     <w:sectPr>
       <w:footnotePr>
         <w:numRestart w:val="eachSect"/>
@@ -30713,7 +31294,7 @@
     <w:abstractNumId w:val="991"/>
   </w:num>
   <w:num w:numId="1058">
-    <w:abstractNumId w:val="992"/>
+    <w:abstractNumId w:val="991"/>
   </w:num>
   <w:num w:numId="1059">
     <w:abstractNumId w:val="992"/>
@@ -30725,6 +31306,9 @@
     <w:abstractNumId w:val="992"/>
   </w:num>
   <w:num w:numId="1062">
+    <w:abstractNumId w:val="992"/>
+  </w:num>
+  <w:num w:numId="1063">
     <w:abstractNumId w:val="992"/>
   </w:num>
 </w:numbering>

--- a/docs/SSS-Documentation.docx
+++ b/docs/SSS-Documentation.docx
@@ -25916,13 +25916,65 @@
         <w:t xml:space="preserve"> </w:t>
       </w:r>
       <w:r>
-        <w:t xml:space="preserve">(fetched live for the borrel's time window). Card/cash</w:t>
-      </w:r>
-      <w:r>
-        <w:t xml:space="preserve"> </w:t>
-      </w:r>
-      <w:r>
-        <w:t xml:space="preserve">sales aren't itemised per drink — only the SumUp total is known.</w:t>
+        <w:t xml:space="preserve">(fetched live for the borrel's time window). SumUp</w:t>
+      </w:r>
+      <w:r>
+        <w:t xml:space="preserve"> </w:t>
+      </w:r>
+      <w:r>
+        <w:t xml:space="preserve">records the</w:t>
+      </w:r>
+      <w:r>
+        <w:t xml:space="preserve"> </w:t>
+      </w:r>
+      <w:r>
+        <w:rPr>
+          <w:b/>
+          <w:bCs/>
+        </w:rPr>
+        <w:t xml:space="preserve">drink</w:t>
+      </w:r>
+      <w:r>
+        <w:t xml:space="preserve"> </w:t>
+      </w:r>
+      <w:r>
+        <w:t xml:space="preserve">on each card payment, so card revenue is attributed</w:t>
+      </w:r>
+      <w:r>
+        <w:t xml:space="preserve"> </w:t>
+      </w:r>
+      <w:r>
+        <w:rPr>
+          <w:b/>
+          <w:bCs/>
+        </w:rPr>
+        <w:t xml:space="preserve">per</w:t>
+      </w:r>
+      <w:r>
+        <w:rPr>
+          <w:b/>
+          <w:bCs/>
+        </w:rPr>
+        <w:t xml:space="preserve"> </w:t>
+      </w:r>
+      <w:r>
+        <w:rPr>
+          <w:b/>
+          <w:bCs/>
+        </w:rPr>
+        <w:t xml:space="preserve">drink</w:t>
+      </w:r>
+      <w:r>
+        <w:t xml:space="preserve"> </w:t>
+      </w:r>
+      <w:r>
+        <w:t xml:space="preserve">and merged with member charges. (Card payments made before SumUp's product</w:t>
+      </w:r>
+      <w:r>
+        <w:t xml:space="preserve"> </w:t>
+      </w:r>
+      <w:r>
+        <w:t xml:space="preserve">catalog was set up have no drink name and show as "Card (unlabelled)".)</w:t>
       </w:r>
     </w:p>
     <w:p>
@@ -26105,7 +26157,13 @@
         <w:t xml:space="preserve"> </w:t>
       </w:r>
       <w:r>
-        <w:t xml:space="preserve">of member-charge sales (quantity, revenue, discount).</w:t>
+        <w:t xml:space="preserve">merging member charges + SumUp card sales (member/card</w:t>
+      </w:r>
+      <w:r>
+        <w:t xml:space="preserve"> </w:t>
+      </w:r>
+      <w:r>
+        <w:t xml:space="preserve">quantities, total revenue, discount) so you can see each drink's profit picture.</w:t>
       </w:r>
     </w:p>
     <w:p>
@@ -26132,7 +26190,7 @@
         <w:t xml:space="preserve">src/lib/sumup.ts</w:t>
       </w:r>
       <w:r>
-        <w:t xml:space="preserve">): sums SUCCESSFUL card payments (minus refunds) between</w:t>
+        <w:t xml:space="preserve">): finds SUCCESSFUL card payments (minus refunds) between</w:t>
       </w:r>
       <w:r>
         <w:t xml:space="preserve"> </w:t>
@@ -26183,7 +26241,26 @@
         <w:t xml:space="preserve"> </w:t>
       </w:r>
       <w:r>
-        <w:t xml:space="preserve">via the SumUp transactions API, using</w:t>
+        <w:t xml:space="preserve">and fetches each transaction's detail for its line items, aggregating</w:t>
+      </w:r>
+      <w:r>
+        <w:t xml:space="preserve"> </w:t>
+      </w:r>
+      <w:r>
+        <w:rPr>
+          <w:b/>
+          <w:bCs/>
+        </w:rPr>
+        <w:t xml:space="preserve">per drink</w:t>
+      </w:r>
+      <w:r>
+        <w:t xml:space="preserve">.</w:t>
+      </w:r>
+      <w:r>
+        <w:t xml:space="preserve"> </w:t>
+      </w:r>
+      <w:r>
+        <w:t xml:space="preserve">Uses</w:t>
       </w:r>
       <w:r>
         <w:t xml:space="preserve"> </w:t>
@@ -26195,13 +26272,13 @@
         <w:t xml:space="preserve">SUMUP_API_KEY</w:t>
       </w:r>
       <w:r>
-        <w:t xml:space="preserve">. Fail-soft — no key or an error</w:t>
-      </w:r>
-      <w:r>
-        <w:t xml:space="preserve"> </w:t>
-      </w:r>
-      <w:r>
-        <w:t xml:space="preserve">shows card revenue as "n/a" and the rest of the P/L still renders.</w:t>
+        <w:t xml:space="preserve">. Fail-soft — no key or an error shows card revenue as "n/a" and</w:t>
+      </w:r>
+      <w:r>
+        <w:t xml:space="preserve"> </w:t>
+      </w:r>
+      <w:r>
+        <w:t xml:space="preserve">the rest of the P/L still renders.</w:t>
       </w:r>
     </w:p>
     <w:bookmarkEnd w:id="148"/>

--- a/docs/SSS-Documentation.docx
+++ b/docs/SSS-Documentation.docx
@@ -26009,16 +26009,7 @@
         <w:t xml:space="preserve">SBZ usage</w:t>
       </w:r>
       <w:r>
-        <w:t xml:space="preserve"> </w:t>
-      </w:r>
-      <w:r>
-        <w:t xml:space="preserve">the admin enters (Alexia holds this but isn't</w:t>
-      </w:r>
-      <w:r>
-        <w:t xml:space="preserve"> </w:t>
-      </w:r>
-      <w:r>
-        <w:t xml:space="preserve">public, so it's entered manually):</w:t>
+        <w:t xml:space="preserve">:</w:t>
       </w:r>
       <w:r>
         <w:t xml:space="preserve"> </w:t>
@@ -26044,21 +26035,21 @@
           <w:b/>
           <w:bCs/>
         </w:rPr>
-        <w:t xml:space="preserve">bottles/cans/shots</w:t>
-      </w:r>
-      <w:r>
-        <w:rPr>
-          <w:b/>
-          <w:bCs/>
-        </w:rPr>
-        <w:t xml:space="preserve"> </w:t>
-      </w:r>
-      <w:r>
-        <w:rPr>
-          <w:b/>
-          <w:bCs/>
-        </w:rPr>
-        <w:t xml:space="preserve">as units</w:t>
+        <w:t xml:space="preserve">bottles/cans/</w:t>
+      </w:r>
+      <w:r>
+        <w:rPr>
+          <w:b/>
+          <w:bCs/>
+        </w:rPr>
+        <w:t xml:space="preserve"> </w:t>
+      </w:r>
+      <w:r>
+        <w:rPr>
+          <w:b/>
+          <w:bCs/>
+        </w:rPr>
+        <w:t xml:space="preserve">shots as units</w:t>
       </w:r>
       <w:r>
         <w:t xml:space="preserve">, priced from the SBZ price list (</w:t>
@@ -26079,7 +26070,93 @@
         <w:t xml:space="preserve"> </w:t>
       </w:r>
       <w:r>
-        <w:t xml:space="preserve">catalog, incl./excl. BTW per item; update it when SBZ revises prices).</w:t>
+        <w:t xml:space="preserve">catalog, incl./excl. BTW per item; update it when SBZ revises prices). Enter it by</w:t>
+      </w:r>
+      <w:r>
+        <w:t xml:space="preserve"> </w:t>
+      </w:r>
+      <w:r>
+        <w:t xml:space="preserve">hand, or</w:t>
+      </w:r>
+      <w:r>
+        <w:t xml:space="preserve"> </w:t>
+      </w:r>
+      <w:r>
+        <w:rPr>
+          <w:b/>
+          <w:bCs/>
+        </w:rPr>
+        <w:t xml:space="preserve">upload the Alexia "Verbruiksformulier" PDF</w:t>
+      </w:r>
+      <w:r>
+        <w:t xml:space="preserve"> </w:t>
+      </w:r>
+      <w:r>
+        <w:t xml:space="preserve">to auto-fill: it's parsed</w:t>
+      </w:r>
+      <w:r>
+        <w:t xml:space="preserve"> </w:t>
+      </w:r>
+      <w:r>
+        <w:t xml:space="preserve">server-side (</w:t>
+      </w:r>
+      <w:r>
+        <w:rPr>
+          <w:rStyle w:val="VerbatimChar"/>
+        </w:rPr>
+        <w:t xml:space="preserve">src/lib/verbruik.ts</w:t>
+      </w:r>
+      <w:r>
+        <w:t xml:space="preserve"> </w:t>
+      </w:r>
+      <w:r>
+        <w:t xml:space="preserve">via</w:t>
+      </w:r>
+      <w:r>
+        <w:t xml:space="preserve"> </w:t>
+      </w:r>
+      <w:r>
+        <w:rPr>
+          <w:rStyle w:val="VerbatimChar"/>
+        </w:rPr>
+        <w:t xml:space="preserve">unpdf</w:t>
+      </w:r>
+      <w:r>
+        <w:t xml:space="preserve">) — the "Verbruik" unit counts and</w:t>
+      </w:r>
+      <w:r>
+        <w:t xml:space="preserve"> </w:t>
+      </w:r>
+      <w:r>
+        <w:t xml:space="preserve">"Fustbier" keg weights (Totaal Gewicht kg) are read and mapped to SBZ items;</w:t>
+      </w:r>
+      <w:r>
+        <w:t xml:space="preserve"> </w:t>
+      </w:r>
+      <w:r>
+        <w:t xml:space="preserve">unmatched lines are flagged so the admin assigns them.</w:t>
+      </w:r>
+      <w:r>
+        <w:t xml:space="preserve"> </w:t>
+      </w:r>
+      <w:r>
+        <w:rPr>
+          <w:b/>
+          <w:bCs/>
+        </w:rPr>
+        <w:t xml:space="preserve">The PDF is not stored</w:t>
+      </w:r>
+      <w:r>
+        <w:t xml:space="preserve"> </w:t>
+      </w:r>
+      <w:r>
+        <w:t xml:space="preserve">—</w:t>
+      </w:r>
+      <w:r>
+        <w:t xml:space="preserve"> </w:t>
+      </w:r>
+      <w:r>
+        <w:t xml:space="preserve">only the extracted numbers pre-fill the form for review before Save.</w:t>
       </w:r>
     </w:p>
     <w:p>
@@ -28479,7 +28556,25 @@
         <w:t xml:space="preserve"> </w:t>
       </w:r>
       <w:r>
-        <w:t xml:space="preserve">= live card revenue),</w:t>
+        <w:t xml:space="preserve">= live card revenue, +</w:t>
+      </w:r>
+      <w:r>
+        <w:rPr>
+          <w:rStyle w:val="VerbatimChar"/>
+        </w:rPr>
+        <w:t xml:space="preserve">/import</w:t>
+      </w:r>
+      <w:r>
+        <w:t xml:space="preserve"> </w:t>
+      </w:r>
+      <w:r>
+        <w:t xml:space="preserve">=</w:t>
+      </w:r>
+      <w:r>
+        <w:t xml:space="preserve"> </w:t>
+      </w:r>
+      <w:r>
+        <w:t xml:space="preserve">extract usage from an uploaded Alexia PDF),</w:t>
       </w:r>
       <w:r>
         <w:t xml:space="preserve"> </w:t>

--- a/docs/SSS-Documentation.docx
+++ b/docs/SSS-Documentation.docx
@@ -25345,7 +25345,71 @@
               <w:pStyle w:val="Compact"/>
             </w:pPr>
             <w:r>
-              <w:t xml:space="preserve">Financials (revenue, drinks sold, orders, borrels, drinkers, avg,</w:t>
+              <w:t xml:space="preserve">A</w:t>
+            </w:r>
+            <w:r>
+              <w:t xml:space="preserve"> </w:t>
+            </w:r>
+            <w:r>
+              <w:rPr>
+                <w:b/>
+                <w:bCs/>
+              </w:rPr>
+              <w:t xml:space="preserve">Profit / loss</w:t>
+            </w:r>
+            <w:r>
+              <w:t xml:space="preserve"> </w:t>
+            </w:r>
+            <w:r>
+              <w:t xml:space="preserve">block for the range —</w:t>
+            </w:r>
+            <w:r>
+              <w:t xml:space="preserve"> </w:t>
+            </w:r>
+            <w:r>
+              <w:rPr>
+                <w:b/>
+                <w:bCs/>
+              </w:rPr>
+              <w:t xml:space="preserve">income split PPP (member) + SumUp (card)</w:t>
+            </w:r>
+            <w:r>
+              <w:t xml:space="preserve"> </w:t>
+            </w:r>
+            <w:r>
+              <w:t xml:space="preserve">minus</w:t>
+            </w:r>
+            <w:r>
+              <w:t xml:space="preserve"> </w:t>
+            </w:r>
+            <w:r>
+              <w:rPr>
+                <w:b/>
+                <w:bCs/>
+              </w:rPr>
+              <w:t xml:space="preserve">cost of goods</w:t>
+            </w:r>
+            <w:r>
+              <w:t xml:space="preserve"> </w:t>
+            </w:r>
+            <w:r>
+              <w:t xml:space="preserve">(summed SBZ usage) = one</w:t>
+            </w:r>
+            <w:r>
+              <w:t xml:space="preserve"> </w:t>
+            </w:r>
+            <w:r>
+              <w:rPr>
+                <w:b/>
+                <w:bCs/>
+              </w:rPr>
+              <w:t xml:space="preserve">net P/L</w:t>
+            </w:r>
+            <w:r>
+              <w:t xml:space="preserve"> </w:t>
+            </w:r>
+            <w:r>
+              <w:t xml:space="preserve">number (SumUp loads separately). Plus financials (revenue, drinks sold, orders, borrels, drinkers, avg,</w:t>
             </w:r>
             <w:r>
               <w:t xml:space="preserve"> </w:t>
@@ -28598,7 +28662,31 @@
         <w:t xml:space="preserve">?range=…|since_export</w:t>
       </w:r>
       <w:r>
-        <w:t xml:space="preserve">),</w:t>
+        <w:t xml:space="preserve">; returns</w:t>
+      </w:r>
+      <w:r>
+        <w:t xml:space="preserve"> </w:t>
+      </w:r>
+      <w:r>
+        <w:rPr>
+          <w:rStyle w:val="VerbatimChar"/>
+        </w:rPr>
+        <w:t xml:space="preserve">cogsInclCents</w:t>
+      </w:r>
+      <w:r>
+        <w:t xml:space="preserve">) +</w:t>
+      </w:r>
+      <w:r>
+        <w:rPr>
+          <w:rStyle w:val="VerbatimChar"/>
+        </w:rPr>
+        <w:t xml:space="preserve">/stats/sumup</w:t>
+      </w:r>
+      <w:r>
+        <w:t xml:space="preserve"> </w:t>
+      </w:r>
+      <w:r>
+        <w:t xml:space="preserve">(range card-income total),</w:t>
       </w:r>
       <w:r>
         <w:t xml:space="preserve"> </w:t>

--- a/docs/SSS-Documentation.docx
+++ b/docs/SSS-Documentation.docx
@@ -25590,7 +25590,23 @@
               <w:pStyle w:val="Compact"/>
             </w:pPr>
             <w:r>
-              <w:t xml:space="preserve">List borrels (auto-synced from Alexia + manual), close/reopen, rename, revenue + order counts +</w:t>
+              <w:t xml:space="preserve">List borrels (auto-synced from Alexia + manual), close/reopen, rename,</w:t>
+            </w:r>
+            <w:r>
+              <w:t xml:space="preserve"> </w:t>
+            </w:r>
+            <w:r>
+              <w:rPr>
+                <w:b/>
+                <w:bCs/>
+              </w:rPr>
+              <w:t xml:space="preserve">revenue + cost of goods</w:t>
+            </w:r>
+            <w:r>
+              <w:t xml:space="preserve"> </w:t>
+            </w:r>
+            <w:r>
+              <w:t xml:space="preserve">(large, per event) + order counts +</w:t>
             </w:r>
             <w:r>
               <w:t xml:space="preserve"> </w:t>

--- a/docs/SSS-Documentation.docx
+++ b/docs/SSS-Documentation.docx
@@ -26214,29 +26214,59 @@
         <w:t xml:space="preserve"> </w:t>
       </w:r>
       <w:r>
-        <w:t xml:space="preserve">unmatched lines are flagged so the admin assigns them.</w:t>
-      </w:r>
-      <w:r>
-        <w:t xml:space="preserve"> </w:t>
-      </w:r>
-      <w:r>
-        <w:rPr>
-          <w:b/>
-          <w:bCs/>
-        </w:rPr>
-        <w:t xml:space="preserve">The PDF is not stored</w:t>
-      </w:r>
-      <w:r>
-        <w:t xml:space="preserve"> </w:t>
-      </w:r>
-      <w:r>
-        <w:t xml:space="preserve">—</w:t>
-      </w:r>
-      <w:r>
-        <w:t xml:space="preserve"> </w:t>
-      </w:r>
-      <w:r>
-        <w:t xml:space="preserve">only the extracted numbers pre-fill the form for review before Save.</w:t>
+        <w:t xml:space="preserve">unmatched lines are flagged so the admin assigns them. Numbers</w:t>
+      </w:r>
+      <w:r>
+        <w:t xml:space="preserve"> </w:t>
+      </w:r>
+      <w:r>
+        <w:rPr>
+          <w:b/>
+          <w:bCs/>
+        </w:rPr>
+        <w:t xml:space="preserve">add onto</w:t>
+      </w:r>
+      <w:r>
+        <w:t xml:space="preserve"> </w:t>
+      </w:r>
+      <w:r>
+        <w:t xml:space="preserve">the</w:t>
+      </w:r>
+      <w:r>
+        <w:t xml:space="preserve"> </w:t>
+      </w:r>
+      <w:r>
+        <w:t xml:space="preserve">current form values, so uploading a second document accumulates.</w:t>
+      </w:r>
+      <w:r>
+        <w:t xml:space="preserve"> </w:t>
+      </w:r>
+      <w:r>
+        <w:rPr>
+          <w:b/>
+          <w:bCs/>
+        </w:rPr>
+        <w:t xml:space="preserve">The PDF is not</w:t>
+      </w:r>
+      <w:r>
+        <w:rPr>
+          <w:b/>
+          <w:bCs/>
+        </w:rPr>
+        <w:t xml:space="preserve"> </w:t>
+      </w:r>
+      <w:r>
+        <w:rPr>
+          <w:b/>
+          <w:bCs/>
+        </w:rPr>
+        <w:t xml:space="preserve">stored</w:t>
+      </w:r>
+      <w:r>
+        <w:t xml:space="preserve"> </w:t>
+      </w:r>
+      <w:r>
+        <w:t xml:space="preserve">— only the extracted numbers pre-fill the form for review before Save.</w:t>
       </w:r>
     </w:p>
     <w:p>

--- a/docs/SSS-Documentation.docx
+++ b/docs/SSS-Documentation.docx
@@ -7852,7 +7852,7 @@
     </w:p>
     <w:bookmarkEnd w:id="60"/>
     <w:bookmarkEnd w:id="61"/>
-    <w:bookmarkStart w:id="94" w:name="api-reference"/>
+    <w:bookmarkStart w:id="96" w:name="api-reference"/>
     <w:p>
       <w:pPr>
         <w:pStyle w:val="Heading1"/>
@@ -9525,7 +9525,7 @@
     </w:p>
     <w:bookmarkEnd w:id="76"/>
     <w:bookmarkEnd w:id="77"/>
-    <w:bookmarkStart w:id="93" w:name="admin--all-require-an-admin-session"/>
+    <w:bookmarkStart w:id="95" w:name="admin--all-require-an-admin-session"/>
     <w:p>
       <w:pPr>
         <w:pStyle w:val="Heading2"/>
@@ -10937,7 +10937,7 @@
       </w:r>
     </w:p>
     <w:bookmarkEnd w:id="79"/>
-    <w:bookmarkStart w:id="80" w:name="delete-apiadminmembersid"/>
+    <w:bookmarkStart w:id="80" w:name="get-apiadminmembersid"/>
     <w:p>
       <w:pPr>
         <w:pStyle w:val="Heading3"/>
@@ -10946,6 +10946,184 @@
         <w:rPr>
           <w:rStyle w:val="VerbatimChar"/>
         </w:rPr>
+        <w:t xml:space="preserve">GET /api/admin/members/[id]</w:t>
+      </w:r>
+    </w:p>
+    <w:p>
+      <w:pPr>
+        <w:pStyle w:val="FirstParagraph"/>
+      </w:pPr>
+      <w:r>
+        <w:t xml:space="preserve">Member dashboard data: member (roles, cards with UIDs),</w:t>
+      </w:r>
+      <w:r>
+        <w:t xml:space="preserve"> </w:t>
+      </w:r>
+      <w:r>
+        <w:rPr>
+          <w:rStyle w:val="VerbatimChar"/>
+        </w:rPr>
+        <w:t xml:space="preserve">sss</w:t>
+      </w:r>
+      <w:r>
+        <w:t xml:space="preserve">/</w:t>
+      </w:r>
+      <w:r>
+        <w:rPr>
+          <w:rStyle w:val="VerbatimChar"/>
+        </w:rPr>
+        <w:t xml:space="preserve">ppp</w:t>
+      </w:r>
+      <w:r>
+        <w:t xml:space="preserve"> </w:t>
+      </w:r>
+      <w:r>
+        <w:t xml:space="preserve">totals</w:t>
+      </w:r>
+      <w:r>
+        <w:t xml:space="preserve"> </w:t>
+      </w:r>
+      <w:r>
+        <w:t xml:space="preserve">(</w:t>
+      </w:r>
+      <w:r>
+        <w:rPr>
+          <w:rStyle w:val="VerbatimChar"/>
+        </w:rPr>
+        <w:t xml:space="preserve">spentCents</w:t>
+      </w:r>
+      <w:r>
+        <w:t xml:space="preserve">,</w:t>
+      </w:r>
+      <w:r>
+        <w:t xml:space="preserve"> </w:t>
+      </w:r>
+      <w:r>
+        <w:rPr>
+          <w:rStyle w:val="VerbatimChar"/>
+        </w:rPr>
+        <w:t xml:space="preserve">openCents</w:t>
+      </w:r>
+      <w:r>
+        <w:t xml:space="preserve"> </w:t>
+      </w:r>
+      <w:r>
+        <w:t xml:space="preserve">= confirmed but not yet exported,</w:t>
+      </w:r>
+      <w:r>
+        <w:t xml:space="preserve"> </w:t>
+      </w:r>
+      <w:r>
+        <w:rPr>
+          <w:rStyle w:val="VerbatimChar"/>
+        </w:rPr>
+        <w:t xml:space="preserve">orders</w:t>
+      </w:r>
+      <w:r>
+        <w:t xml:space="preserve">) and</w:t>
+      </w:r>
+      <w:r>
+        <w:t xml:space="preserve"> </w:t>
+      </w:r>
+      <w:r>
+        <w:rPr>
+          <w:rStyle w:val="VerbatimChar"/>
+        </w:rPr>
+        <w:t xml:space="preserve">purchases</w:t>
+      </w:r>
+      <w:r>
+        <w:t xml:space="preserve"> </w:t>
+      </w:r>
+      <w:r>
+        <w:t xml:space="preserve">— every confirmed/exported SSS + PPP invoice with lines, newest first.</w:t>
+      </w:r>
+      <w:r>
+        <w:t xml:space="preserve"> </w:t>
+      </w:r>
+      <w:r>
+        <w:t xml:space="preserve">Page:</w:t>
+      </w:r>
+      <w:r>
+        <w:t xml:space="preserve"> </w:t>
+      </w:r>
+      <w:r>
+        <w:rPr>
+          <w:rStyle w:val="VerbatimChar"/>
+        </w:rPr>
+        <w:t xml:space="preserve">/admin/members/[id]</w:t>
+      </w:r>
+      <w:r>
+        <w:t xml:space="preserve"> </w:t>
+      </w:r>
+      <w:r>
+        <w:t xml:space="preserve">(linked from the Members list).</w:t>
+      </w:r>
+    </w:p>
+    <w:bookmarkEnd w:id="80"/>
+    <w:bookmarkStart w:id="81" w:name="delete-apiadminmembersidcardscardid"/>
+    <w:p>
+      <w:pPr>
+        <w:pStyle w:val="Heading3"/>
+      </w:pPr>
+      <w:r>
+        <w:rPr>
+          <w:rStyle w:val="VerbatimChar"/>
+        </w:rPr>
+        <w:t xml:space="preserve">DELETE /api/admin/members/[id]/cards/[cardId]</w:t>
+      </w:r>
+    </w:p>
+    <w:p>
+      <w:pPr>
+        <w:pStyle w:val="FirstParagraph"/>
+      </w:pPr>
+      <w:r>
+        <w:t xml:space="preserve">Unlinks one card (e.g. a</w:t>
+      </w:r>
+      <w:r>
+        <w:t xml:space="preserve"> </w:t>
+      </w:r>
+      <w:r>
+        <w:rPr>
+          <w:b/>
+          <w:bCs/>
+        </w:rPr>
+        <w:t xml:space="preserve">lost card</w:t>
+      </w:r>
+      <w:r>
+        <w:t xml:space="preserve">): deletes only that</w:t>
+      </w:r>
+      <w:r>
+        <w:t xml:space="preserve"> </w:t>
+      </w:r>
+      <w:r>
+        <w:rPr>
+          <w:rStyle w:val="VerbatimChar"/>
+        </w:rPr>
+        <w:t xml:space="preserve">Card</w:t>
+      </w:r>
+      <w:r>
+        <w:t xml:space="preserve"> </w:t>
+      </w:r>
+      <w:r>
+        <w:t xml:space="preserve">row. The member,</w:t>
+      </w:r>
+      <w:r>
+        <w:t xml:space="preserve"> </w:t>
+      </w:r>
+      <w:r>
+        <w:t xml:space="preserve">invoices and history stay; the UID becomes unregistered and can be linked again.</w:t>
+      </w:r>
+    </w:p>
+    <w:bookmarkEnd w:id="81"/>
+    <w:bookmarkStart w:id="82" w:name="delete-apiadminmembersid"/>
+    <w:p>
+      <w:pPr>
+        <w:pStyle w:val="Heading3"/>
+      </w:pPr>
+      <w:r>
+        <w:rPr>
+          <w:rStyle w:val="VerbatimChar"/>
+        </w:rPr>
         <w:t xml:space="preserve">DELETE /api/admin/members/[id]</w:t>
       </w:r>
     </w:p>
@@ -10978,8 +11156,8 @@
         <w:t xml:space="preserve">member has any invoices.</w:t>
       </w:r>
     </w:p>
-    <w:bookmarkEnd w:id="80"/>
-    <w:bookmarkStart w:id="81" w:name="post-apiadminmembersidshop"/>
+    <w:bookmarkEnd w:id="82"/>
+    <w:bookmarkStart w:id="83" w:name="post-apiadminmembersidshop"/>
     <w:p>
       <w:pPr>
         <w:pStyle w:val="Heading3"/>
@@ -11042,8 +11220,8 @@
         <w:t xml:space="preserve">.</w:t>
       </w:r>
     </w:p>
-    <w:bookmarkEnd w:id="81"/>
-    <w:bookmarkStart w:id="82" w:name="post-apiadminmemberssync"/>
+    <w:bookmarkEnd w:id="83"/>
+    <w:bookmarkStart w:id="84" w:name="post-apiadminmemberssync"/>
     <w:p>
       <w:pPr>
         <w:pStyle w:val="Heading3"/>
@@ -11081,8 +11259,8 @@
         <w:t xml:space="preserve">.</w:t>
       </w:r>
     </w:p>
-    <w:bookmarkEnd w:id="82"/>
-    <w:bookmarkStart w:id="83" w:name="get-apiadminproducts"/>
+    <w:bookmarkEnd w:id="84"/>
+    <w:bookmarkStart w:id="85" w:name="get-apiadminproducts"/>
     <w:p>
       <w:pPr>
         <w:pStyle w:val="Heading3"/>
@@ -11102,8 +11280,8 @@
         <w:t xml:space="preserve">All products (incl. archived) with categories.</w:t>
       </w:r>
     </w:p>
-    <w:bookmarkEnd w:id="83"/>
-    <w:bookmarkStart w:id="84" w:name="post-apiadminproducts"/>
+    <w:bookmarkEnd w:id="85"/>
+    <w:bookmarkStart w:id="86" w:name="post-apiadminproducts"/>
     <w:p>
       <w:pPr>
         <w:pStyle w:val="Heading3"/>
@@ -11172,8 +11350,8 @@
         <w:t xml:space="preserve">is returned.</w:t>
       </w:r>
     </w:p>
-    <w:bookmarkEnd w:id="84"/>
-    <w:bookmarkStart w:id="85" w:name="patch-apiadminproductsid"/>
+    <w:bookmarkEnd w:id="86"/>
+    <w:bookmarkStart w:id="87" w:name="patch-apiadminproductsid"/>
     <w:p>
       <w:pPr>
         <w:pStyle w:val="Heading3"/>
@@ -11244,8 +11422,8 @@
         <w:t xml:space="preserve">Name/price changes are synced to Congressus.</w:t>
       </w:r>
     </w:p>
-    <w:bookmarkEnd w:id="85"/>
-    <w:bookmarkStart w:id="86" w:name="post-apiadminproductsidimage"/>
+    <w:bookmarkEnd w:id="87"/>
+    <w:bookmarkStart w:id="88" w:name="post-apiadminproductsidimage"/>
     <w:p>
       <w:pPr>
         <w:pStyle w:val="Heading3"/>
@@ -11298,8 +11476,8 @@
         <w:t xml:space="preserve">. Accepts JPG/PNG/WebP/GIF.</w:t>
       </w:r>
     </w:p>
-    <w:bookmarkEnd w:id="86"/>
-    <w:bookmarkStart w:id="87" w:name="post-apiadminsync-product-offers"/>
+    <w:bookmarkEnd w:id="88"/>
+    <w:bookmarkStart w:id="89" w:name="post-apiadminsync-product-offers"/>
     <w:p>
       <w:pPr>
         <w:pStyle w:val="Heading3"/>
@@ -11346,8 +11524,8 @@
         <w:t xml:space="preserve">folder + local products for debugging.</w:t>
       </w:r>
     </w:p>
-    <w:bookmarkEnd w:id="87"/>
-    <w:bookmarkStart w:id="88" w:name="X6e9001e3427582ce1443020dd7207927e2e4182"/>
+    <w:bookmarkEnd w:id="89"/>
+    <w:bookmarkStart w:id="90" w:name="X6e9001e3427582ce1443020dd7207927e2e4182"/>
     <w:p>
       <w:pPr>
         <w:pStyle w:val="Heading3"/>
@@ -11367,8 +11545,8 @@
         <w:t xml:space="preserve">Invoices of that status with member and lines.</w:t>
       </w:r>
     </w:p>
-    <w:bookmarkEnd w:id="88"/>
-    <w:bookmarkStart w:id="89" w:name="X52dd00b31d6de4d1adea2c3b9fa7443ab4941c1"/>
+    <w:bookmarkEnd w:id="90"/>
+    <w:bookmarkStart w:id="91" w:name="X52dd00b31d6de4d1adea2c3b9fa7443ab4941c1"/>
     <w:p>
       <w:pPr>
         <w:pStyle w:val="Heading3"/>
@@ -11416,8 +11594,8 @@
         <w:t xml:space="preserve">.</w:t>
       </w:r>
     </w:p>
-    <w:bookmarkEnd w:id="89"/>
-    <w:bookmarkStart w:id="90" w:name="patch-apiadmininvoicesid"/>
+    <w:bookmarkEnd w:id="91"/>
+    <w:bookmarkStart w:id="92" w:name="patch-apiadmininvoicesid"/>
     <w:p>
       <w:pPr>
         <w:pStyle w:val="Heading3"/>
@@ -11500,8 +11678,8 @@
         <w:t xml:space="preserve">.</w:t>
       </w:r>
     </w:p>
-    <w:bookmarkEnd w:id="90"/>
-    <w:bookmarkStart w:id="91" w:name="delete-apiadmininvoicesid"/>
+    <w:bookmarkEnd w:id="92"/>
+    <w:bookmarkStart w:id="93" w:name="delete-apiadmininvoicesid"/>
     <w:p>
       <w:pPr>
         <w:pStyle w:val="Heading3"/>
@@ -11548,8 +11726,8 @@
         <w:t xml:space="preserve">.</w:t>
       </w:r>
     </w:p>
-    <w:bookmarkEnd w:id="91"/>
-    <w:bookmarkStart w:id="92" w:name="post-apiadmininvoicesexport"/>
+    <w:bookmarkEnd w:id="93"/>
+    <w:bookmarkStart w:id="94" w:name="post-apiadmininvoicesexport"/>
     <w:p>
       <w:pPr>
         <w:pStyle w:val="Heading3"/>
@@ -11804,10 +11982,10 @@
         <w:br w:type="page"/>
       </w:r>
     </w:p>
-    <w:bookmarkEnd w:id="92"/>
-    <w:bookmarkEnd w:id="93"/>
     <w:bookmarkEnd w:id="94"/>
-    <w:bookmarkStart w:id="106" w:name="deployment"/>
+    <w:bookmarkEnd w:id="95"/>
+    <w:bookmarkEnd w:id="96"/>
+    <w:bookmarkStart w:id="108" w:name="deployment"/>
     <w:p>
       <w:pPr>
         <w:pStyle w:val="Heading1"/>
@@ -11872,7 +12050,7 @@
         <w:t xml:space="preserve">for product images.</w:t>
       </w:r>
     </w:p>
-    <w:bookmarkStart w:id="95" w:name="build--start"/>
+    <w:bookmarkStart w:id="97" w:name="build--start"/>
     <w:p>
       <w:pPr>
         <w:pStyle w:val="Heading2"/>
@@ -12225,8 +12403,8 @@
         <w:t xml:space="preserve">.</w:t>
       </w:r>
     </w:p>
-    <w:bookmarkEnd w:id="95"/>
-    <w:bookmarkStart w:id="99" w:name="environment-variables"/>
+    <w:bookmarkEnd w:id="97"/>
+    <w:bookmarkStart w:id="101" w:name="environment-variables"/>
     <w:p>
       <w:pPr>
         <w:pStyle w:val="Heading2"/>
@@ -13683,7 +13861,7 @@
         </w:tc>
       </w:tr>
     </w:tbl>
-    <w:bookmarkStart w:id="96" w:name="Xcb9fb8e9b51d6756401591e907f7cb6deec43ac"/>
+    <w:bookmarkStart w:id="98" w:name="Xcb9fb8e9b51d6756401591e907f7cb6deec43ac"/>
     <w:p>
       <w:pPr>
         <w:pStyle w:val="Heading3"/>
@@ -13814,8 +13992,8 @@
         <w:t xml:space="preserve">— keep both set and equal.</w:t>
       </w:r>
     </w:p>
-    <w:bookmarkEnd w:id="96"/>
-    <w:bookmarkStart w:id="97" w:name="custom-domain-51vonl"/>
+    <w:bookmarkEnd w:id="98"/>
+    <w:bookmarkStart w:id="99" w:name="custom-domain-51vonl"/>
     <w:p>
       <w:pPr>
         <w:pStyle w:val="Heading3"/>
@@ -14063,8 +14241,8 @@
         <w:t xml:space="preserve">).</w:t>
       </w:r>
     </w:p>
-    <w:bookmarkEnd w:id="97"/>
-    <w:bookmarkStart w:id="98" w:name="bar-pos-vanity-domain-ppp51vonl"/>
+    <w:bookmarkEnd w:id="99"/>
+    <w:bookmarkStart w:id="100" w:name="bar-pos-vanity-domain-ppp51vonl"/>
     <w:p>
       <w:pPr>
         <w:pStyle w:val="Heading3"/>
@@ -14343,9 +14521,9 @@
         <w:t xml:space="preserve">, where cookies, the PWA manifest and the cert all live.</w:t>
       </w:r>
     </w:p>
-    <w:bookmarkEnd w:id="98"/>
-    <w:bookmarkEnd w:id="99"/>
-    <w:bookmarkStart w:id="100" w:name="email-deliverability-verification-emails"/>
+    <w:bookmarkEnd w:id="100"/>
+    <w:bookmarkEnd w:id="101"/>
+    <w:bookmarkStart w:id="102" w:name="email-deliverability-verification-emails"/>
     <w:p>
       <w:pPr>
         <w:pStyle w:val="Heading2"/>
@@ -14751,8 +14929,8 @@
         <w:t xml:space="preserve">.</w:t>
       </w:r>
     </w:p>
-    <w:bookmarkEnd w:id="100"/>
-    <w:bookmarkStart w:id="101" w:name="persistent-volume-product-images"/>
+    <w:bookmarkEnd w:id="102"/>
+    <w:bookmarkStart w:id="103" w:name="persistent-volume-product-images"/>
     <w:p>
       <w:pPr>
         <w:pStyle w:val="Heading2"/>
@@ -14997,8 +15175,8 @@
         <w:t xml:space="preserve">volume — only user-uploaded images do.</w:t>
       </w:r>
     </w:p>
-    <w:bookmarkEnd w:id="101"/>
-    <w:bookmarkStart w:id="102" w:name="first-time-setup"/>
+    <w:bookmarkEnd w:id="103"/>
+    <w:bookmarkStart w:id="104" w:name="first-time-setup"/>
     <w:p>
       <w:pPr>
         <w:pStyle w:val="Heading2"/>
@@ -15121,8 +15299,8 @@
         <w:t xml:space="preserve">— add your snacks (each one also creates a Congressus product).</w:t>
       </w:r>
     </w:p>
-    <w:bookmarkEnd w:id="102"/>
-    <w:bookmarkStart w:id="103" w:name="deploying-changes"/>
+    <w:bookmarkEnd w:id="104"/>
+    <w:bookmarkStart w:id="105" w:name="deploying-changes"/>
     <w:p>
       <w:pPr>
         <w:pStyle w:val="Heading2"/>
@@ -15219,8 +15397,8 @@
         <w:t xml:space="preserve">must pass for the deploy to go live.</w:t>
       </w:r>
     </w:p>
-    <w:bookmarkEnd w:id="103"/>
-    <w:bookmarkStart w:id="105" w:name="local-development"/>
+    <w:bookmarkEnd w:id="105"/>
+    <w:bookmarkStart w:id="107" w:name="local-development"/>
     <w:p>
       <w:pPr>
         <w:pStyle w:val="Heading2"/>
@@ -15361,7 +15539,7 @@
       <w:r>
         <w:t xml:space="preserve"> </w:t>
       </w:r>
-      <w:hyperlink r:id="rId104">
+      <w:hyperlink r:id="rId106">
         <w:r>
           <w:rPr>
             <w:rStyle w:val="Hyperlink"/>
@@ -15378,9 +15556,9 @@
         <w:br w:type="page"/>
       </w:r>
     </w:p>
-    <w:bookmarkEnd w:id="105"/>
-    <w:bookmarkEnd w:id="106"/>
-    <w:bookmarkStart w:id="117" w:name="card-reader--kiosk-setup"/>
+    <w:bookmarkEnd w:id="107"/>
+    <w:bookmarkEnd w:id="108"/>
+    <w:bookmarkStart w:id="119" w:name="card-reader--kiosk-setup"/>
     <w:p>
       <w:pPr>
         <w:pStyle w:val="Heading1"/>
@@ -15915,7 +16093,7 @@
         <w:t xml:space="preserve">. See the Web NFC section below.</w:t>
       </w:r>
     </w:p>
-    <w:bookmarkStart w:id="107" w:name="ipad--tablet-kiosk-hid-keyboard-wedge"/>
+    <w:bookmarkStart w:id="109" w:name="ipad--tablet-kiosk-hid-keyboard-wedge"/>
     <w:p>
       <w:pPr>
         <w:pStyle w:val="Heading2"/>
@@ -16432,8 +16610,8 @@
         <w:t xml:space="preserve">— then every device stays in sync automatically.</w:t>
       </w:r>
     </w:p>
-    <w:bookmarkEnd w:id="107"/>
-    <w:bookmarkStart w:id="109" w:name="android-phone-kiosk-web-nfc--nfc-mode"/>
+    <w:bookmarkEnd w:id="109"/>
+    <w:bookmarkStart w:id="111" w:name="android-phone-kiosk-web-nfc--nfc-mode"/>
     <w:p>
       <w:pPr>
         <w:pStyle w:val="Heading2"/>
@@ -16518,7 +16696,7 @@
       <w:r>
         <w:t xml:space="preserve"> </w:t>
       </w:r>
-      <w:hyperlink r:id="rId108">
+      <w:hyperlink r:id="rId110">
         <w:r>
           <w:rPr>
             <w:rStyle w:val="Hyperlink"/>
@@ -16915,8 +17093,8 @@
         <w:t xml:space="preserve">.</w:t>
       </w:r>
     </w:p>
-    <w:bookmarkEnd w:id="109"/>
-    <w:bookmarkStart w:id="110" w:name="laptop-kiosk-arago-websocket"/>
+    <w:bookmarkEnd w:id="111"/>
+    <w:bookmarkStart w:id="112" w:name="laptop-kiosk-arago-websocket"/>
     <w:p>
       <w:pPr>
         <w:pStyle w:val="Heading2"/>
@@ -16966,8 +17144,8 @@
         <w:t xml:space="preserve">directly.</w:t>
       </w:r>
     </w:p>
-    <w:bookmarkEnd w:id="110"/>
-    <w:bookmarkStart w:id="111" w:name="how-it-works"/>
+    <w:bookmarkEnd w:id="112"/>
+    <w:bookmarkStart w:id="113" w:name="how-it-works"/>
     <w:p>
       <w:pPr>
         <w:pStyle w:val="Heading2"/>
@@ -17254,8 +17432,8 @@
         <w:t xml:space="preserve">, and the page auto-reconnects every 3 seconds.</w:t>
       </w:r>
     </w:p>
-    <w:bookmarkEnd w:id="111"/>
-    <w:bookmarkStart w:id="114" w:name="kiosk-laptop-setup"/>
+    <w:bookmarkEnd w:id="113"/>
+    <w:bookmarkStart w:id="116" w:name="kiosk-laptop-setup"/>
     <w:p>
       <w:pPr>
         <w:pStyle w:val="Heading2"/>
@@ -17400,7 +17578,7 @@
         <w:t xml:space="preserve">right value.</w:t>
       </w:r>
     </w:p>
-    <w:bookmarkStart w:id="112" w:name="port-conflict-warning"/>
+    <w:bookmarkStart w:id="114" w:name="port-conflict-warning"/>
     <w:p>
       <w:pPr>
         <w:pStyle w:val="Heading3"/>
@@ -17502,8 +17680,8 @@
         <w:t xml:space="preserve">free for the reader.</w:t>
       </w:r>
     </w:p>
-    <w:bookmarkEnd w:id="112"/>
-    <w:bookmarkStart w:id="113" w:name="ws-vs-wss"/>
+    <w:bookmarkEnd w:id="114"/>
+    <w:bookmarkStart w:id="115" w:name="ws-vs-wss"/>
     <w:p>
       <w:pPr>
         <w:pStyle w:val="Heading3"/>
@@ -17589,9 +17767,9 @@
         <w:t xml:space="preserve">reader over the network — that would be blocked as mixed content.</w:t>
       </w:r>
     </w:p>
-    <w:bookmarkEnd w:id="113"/>
-    <w:bookmarkEnd w:id="114"/>
-    <w:bookmarkStart w:id="115" w:name="card-uids"/>
+    <w:bookmarkEnd w:id="115"/>
+    <w:bookmarkEnd w:id="116"/>
+    <w:bookmarkStart w:id="117" w:name="card-uids"/>
     <w:p>
       <w:pPr>
         <w:pStyle w:val="Heading2"/>
@@ -17660,8 +17838,8 @@
         <w:t xml:space="preserve">.</w:t>
       </w:r>
     </w:p>
-    <w:bookmarkEnd w:id="115"/>
-    <w:bookmarkStart w:id="116" w:name="testing-without-a-reader"/>
+    <w:bookmarkEnd w:id="117"/>
+    <w:bookmarkStart w:id="118" w:name="testing-without-a-reader"/>
     <w:p>
       <w:pPr>
         <w:pStyle w:val="Heading2"/>
@@ -18179,9 +18357,9 @@
         <w:br w:type="page"/>
       </w:r>
     </w:p>
-    <w:bookmarkEnd w:id="116"/>
-    <w:bookmarkEnd w:id="117"/>
-    <w:bookmarkStart w:id="127" w:name="congressus-integration"/>
+    <w:bookmarkEnd w:id="118"/>
+    <w:bookmarkEnd w:id="119"/>
+    <w:bookmarkStart w:id="129" w:name="congressus-integration"/>
     <w:p>
       <w:pPr>
         <w:pStyle w:val="Heading1"/>
@@ -18491,7 +18669,7 @@
         <w:t xml:space="preserve">) — see below.</w:t>
       </w:r>
     </w:p>
-    <w:bookmarkStart w:id="118" w:name="members-congressus--sss"/>
+    <w:bookmarkStart w:id="120" w:name="members-congressus--sss"/>
     <w:p>
       <w:pPr>
         <w:pStyle w:val="Heading2"/>
@@ -18589,8 +18767,8 @@
         <w:t xml:space="preserve">(email is the unique key used for card linking).</w:t>
       </w:r>
     </w:p>
-    <w:bookmarkEnd w:id="118"/>
-    <w:bookmarkStart w:id="121" w:name="products-sss--congressus"/>
+    <w:bookmarkEnd w:id="120"/>
+    <w:bookmarkStart w:id="123" w:name="products-sss--congressus"/>
     <w:p>
       <w:pPr>
         <w:pStyle w:val="Heading2"/>
@@ -18644,7 +18822,7 @@
         <w:t xml:space="preserve">). Name/price edits sync too.</w:t>
       </w:r>
     </w:p>
-    <w:bookmarkStart w:id="119" w:name="warning-the-product-id-vs-offer-id-quirk"/>
+    <w:bookmarkStart w:id="121" w:name="warning-the-product-id-vs-offer-id-quirk"/>
     <w:p>
       <w:pPr>
         <w:pStyle w:val="Heading3"/>
@@ -18936,8 +19114,8 @@
         <w:t xml:space="preserve">.</w:t>
       </w:r>
     </w:p>
-    <w:bookmarkEnd w:id="119"/>
-    <w:bookmarkStart w:id="120" w:name="backfilling-existing-products"/>
+    <w:bookmarkEnd w:id="121"/>
+    <w:bookmarkStart w:id="122" w:name="backfilling-existing-products"/>
     <w:p>
       <w:pPr>
         <w:pStyle w:val="Heading3"/>
@@ -18972,9 +19150,9 @@
         <w:t xml:space="preserve">.</w:t>
       </w:r>
     </w:p>
-    <w:bookmarkEnd w:id="120"/>
-    <w:bookmarkEnd w:id="121"/>
-    <w:bookmarkStart w:id="123" w:name="sale-invoices-sss--congressus"/>
+    <w:bookmarkEnd w:id="122"/>
+    <w:bookmarkEnd w:id="123"/>
+    <w:bookmarkStart w:id="125" w:name="sale-invoices-sss--congressus"/>
     <w:p>
       <w:pPr>
         <w:pStyle w:val="Heading2"/>
@@ -19252,7 +19430,7 @@
         <w:t xml:space="preserve">.</w:t>
       </w:r>
     </w:p>
-    <w:bookmarkStart w:id="122" w:name="warning-the-500-instead-of-400-quirk"/>
+    <w:bookmarkStart w:id="124" w:name="warning-the-500-instead-of-400-quirk"/>
     <w:p>
       <w:pPr>
         <w:pStyle w:val="Heading3"/>
@@ -19358,9 +19536,9 @@
         <w:t xml:space="preserve">array in the initial create call.</w:t>
       </w:r>
     </w:p>
-    <w:bookmarkEnd w:id="122"/>
-    <w:bookmarkEnd w:id="123"/>
-    <w:bookmarkStart w:id="124" w:name="the-sss-purchases-mendix-fallback"/>
+    <w:bookmarkEnd w:id="124"/>
+    <w:bookmarkEnd w:id="125"/>
+    <w:bookmarkStart w:id="126" w:name="the-sss-purchases-mendix-fallback"/>
     <w:p>
       <w:pPr>
         <w:pStyle w:val="Heading2"/>
@@ -19410,8 +19588,8 @@
         <w:t xml:space="preserve">products have offer ids, invoices show real product line items instead.</w:t>
       </w:r>
     </w:p>
-    <w:bookmarkEnd w:id="124"/>
-    <w:bookmarkStart w:id="125" w:name="Xcbc730bcd032a0e57daa67cba6c562d436e893f"/>
+    <w:bookmarkEnd w:id="126"/>
+    <w:bookmarkStart w:id="127" w:name="Xcbc730bcd032a0e57daa67cba6c562d436e893f"/>
     <w:p>
       <w:pPr>
         <w:pStyle w:val="Heading2"/>
@@ -19976,8 +20154,8 @@
         <w:t xml:space="preserve">with the returned id.</w:t>
       </w:r>
     </w:p>
-    <w:bookmarkEnd w:id="125"/>
-    <w:bookmarkStart w:id="126" w:name="quick-reference-of-quirks"/>
+    <w:bookmarkEnd w:id="127"/>
+    <w:bookmarkStart w:id="128" w:name="quick-reference-of-quirks"/>
     <w:p>
       <w:pPr>
         <w:pStyle w:val="Heading2"/>
@@ -20427,9 +20605,9 @@
         <w:br w:type="page"/>
       </w:r>
     </w:p>
-    <w:bookmarkEnd w:id="126"/>
-    <w:bookmarkEnd w:id="127"/>
-    <w:bookmarkStart w:id="134" w:name="admin-guide-for-the-board"/>
+    <w:bookmarkEnd w:id="128"/>
+    <w:bookmarkEnd w:id="129"/>
+    <w:bookmarkStart w:id="136" w:name="admin-guide-for-the-board"/>
     <w:p>
       <w:pPr>
         <w:pStyle w:val="Heading1"/>
@@ -20469,7 +20647,7 @@
         <w:t xml:space="preserve">and Invoices, plus links back to the Kiosk and Log out.</w:t>
       </w:r>
     </w:p>
-    <w:bookmarkStart w:id="128" w:name="dashboard"/>
+    <w:bookmarkStart w:id="130" w:name="dashboard"/>
     <w:p>
       <w:pPr>
         <w:pStyle w:val="Heading2"/>
@@ -20686,8 +20864,8 @@
         <w:t xml:space="preserve">purchases in the chosen period.</w:t>
       </w:r>
     </w:p>
-    <w:bookmarkEnd w:id="128"/>
-    <w:bookmarkStart w:id="129" w:name="members"/>
+    <w:bookmarkEnd w:id="130"/>
+    <w:bookmarkStart w:id="131" w:name="members"/>
     <w:p>
       <w:pPr>
         <w:pStyle w:val="Heading2"/>
@@ -20765,35 +20943,89 @@
           <w:b/>
           <w:bCs/>
         </w:rPr>
-        <w:t xml:space="preserve">🛒 Enter store</w:t>
-      </w:r>
-      <w:r>
-        <w:t xml:space="preserve"> </w:t>
-      </w:r>
-      <w:r>
-        <w:t xml:space="preserve">— opens the kiosk shop</w:t>
-      </w:r>
-      <w:r>
-        <w:t xml:space="preserve"> </w:t>
-      </w:r>
-      <w:r>
-        <w:rPr>
-          <w:b/>
-          <w:bCs/>
-        </w:rPr>
-        <w:t xml:space="preserve">as that member</w:t>
-      </w:r>
-      <w:r>
-        <w:t xml:space="preserve"> </w:t>
-      </w:r>
-      <w:r>
-        <w:t xml:space="preserve">so you can place an</w:t>
-      </w:r>
-      <w:r>
-        <w:t xml:space="preserve"> </w:t>
-      </w:r>
-      <w:r>
-        <w:t xml:space="preserve">order on their behalf (e.g. manual sale). It behaves exactly like a card tap.</w:t>
+        <w:t xml:space="preserve">📊 Dashboard</w:t>
+      </w:r>
+      <w:r>
+        <w:t xml:space="preserve"> </w:t>
+      </w:r>
+      <w:r>
+        <w:t xml:space="preserve">(or click the name) — the member's page: total spend split</w:t>
+      </w:r>
+      <w:r>
+        <w:t xml:space="preserve"> </w:t>
+      </w:r>
+      <w:r>
+        <w:rPr>
+          <w:b/>
+          <w:bCs/>
+        </w:rPr>
+        <w:t xml:space="preserve">SSS / PPP</w:t>
+      </w:r>
+      <w:r>
+        <w:t xml:space="preserve">, the</w:t>
+      </w:r>
+      <w:r>
+        <w:t xml:space="preserve"> </w:t>
+      </w:r>
+      <w:r>
+        <w:rPr>
+          <w:b/>
+          <w:bCs/>
+        </w:rPr>
+        <w:t xml:space="preserve">open invoice</w:t>
+      </w:r>
+      <w:r>
+        <w:t xml:space="preserve"> </w:t>
+      </w:r>
+      <w:r>
+        <w:t xml:space="preserve">(confirmed but not yet exported to</w:t>
+      </w:r>
+      <w:r>
+        <w:t xml:space="preserve"> </w:t>
+      </w:r>
+      <w:r>
+        <w:t xml:space="preserve">Congressus), every past purchase (filter All / SSS / PPP; each marked Open or</w:t>
+      </w:r>
+      <w:r>
+        <w:t xml:space="preserve"> </w:t>
+      </w:r>
+      <w:r>
+        <w:t xml:space="preserve">Exported), their</w:t>
+      </w:r>
+      <w:r>
+        <w:t xml:space="preserve"> </w:t>
+      </w:r>
+      <w:r>
+        <w:rPr>
+          <w:b/>
+          <w:bCs/>
+        </w:rPr>
+        <w:t xml:space="preserve">linked cards with UIDs</w:t>
+      </w:r>
+      <w:r>
+        <w:t xml:space="preserve">, and</w:t>
+      </w:r>
+      <w:r>
+        <w:t xml:space="preserve"> </w:t>
+      </w:r>
+      <w:r>
+        <w:rPr>
+          <w:b/>
+          <w:bCs/>
+        </w:rPr>
+        <w:t xml:space="preserve">🎟️ Edit roles</w:t>
+      </w:r>
+      <w:r>
+        <w:t xml:space="preserve"> </w:t>
+      </w:r>
+      <w:r>
+        <w:t xml:space="preserve">to add/remove</w:t>
+      </w:r>
+      <w:r>
+        <w:t xml:space="preserve"> </w:t>
+      </w:r>
+      <w:r>
+        <w:t xml:space="preserve">roles (bar drink discounts) — saved immediately.</w:t>
       </w:r>
     </w:p>
     <w:p>
@@ -20809,6 +21041,100 @@
           <w:b/>
           <w:bCs/>
         </w:rPr>
+        <w:t xml:space="preserve">Lost card → Unlink</w:t>
+      </w:r>
+      <w:r>
+        <w:t xml:space="preserve"> </w:t>
+      </w:r>
+      <w:r>
+        <w:t xml:space="preserve">— on the member dashboard,</w:t>
+      </w:r>
+      <w:r>
+        <w:t xml:space="preserve"> </w:t>
+      </w:r>
+      <w:r>
+        <w:rPr>
+          <w:b/>
+          <w:bCs/>
+        </w:rPr>
+        <w:t xml:space="preserve">Unlink</w:t>
+      </w:r>
+      <w:r>
+        <w:t xml:space="preserve"> </w:t>
+      </w:r>
+      <w:r>
+        <w:t xml:space="preserve">removes just that</w:t>
+      </w:r>
+      <w:r>
+        <w:t xml:space="preserve"> </w:t>
+      </w:r>
+      <w:r>
+        <w:t xml:space="preserve">card. It stops working immediately; the member and their history are kept. The</w:t>
+      </w:r>
+      <w:r>
+        <w:t xml:space="preserve"> </w:t>
+      </w:r>
+      <w:r>
+        <w:t xml:space="preserve">member can link a new (or the found) card again via the normal flow.</w:t>
+      </w:r>
+    </w:p>
+    <w:p>
+      <w:pPr>
+        <w:pStyle w:val="Compact"/>
+        <w:numPr>
+          <w:ilvl w:val="0"/>
+          <w:numId w:val="1037"/>
+        </w:numPr>
+      </w:pPr>
+      <w:r>
+        <w:rPr>
+          <w:b/>
+          <w:bCs/>
+        </w:rPr>
+        <w:t xml:space="preserve">🛒 Enter store</w:t>
+      </w:r>
+      <w:r>
+        <w:t xml:space="preserve"> </w:t>
+      </w:r>
+      <w:r>
+        <w:t xml:space="preserve">— opens the kiosk shop</w:t>
+      </w:r>
+      <w:r>
+        <w:t xml:space="preserve"> </w:t>
+      </w:r>
+      <w:r>
+        <w:rPr>
+          <w:b/>
+          <w:bCs/>
+        </w:rPr>
+        <w:t xml:space="preserve">as that member</w:t>
+      </w:r>
+      <w:r>
+        <w:t xml:space="preserve"> </w:t>
+      </w:r>
+      <w:r>
+        <w:t xml:space="preserve">so you can place an</w:t>
+      </w:r>
+      <w:r>
+        <w:t xml:space="preserve"> </w:t>
+      </w:r>
+      <w:r>
+        <w:t xml:space="preserve">order on their behalf (e.g. manual sale). It behaves exactly like a card tap.</w:t>
+      </w:r>
+    </w:p>
+    <w:p>
+      <w:pPr>
+        <w:pStyle w:val="Compact"/>
+        <w:numPr>
+          <w:ilvl w:val="0"/>
+          <w:numId w:val="1037"/>
+        </w:numPr>
+      </w:pPr>
+      <w:r>
+        <w:rPr>
+          <w:b/>
+          <w:bCs/>
+        </w:rPr>
         <w:t xml:space="preserve">Delete</w:t>
       </w:r>
       <w:r>
@@ -20838,8 +21164,8 @@
         <w:t xml:space="preserve">link cards from the admin panel.</w:t>
       </w:r>
     </w:p>
-    <w:bookmarkEnd w:id="129"/>
-    <w:bookmarkStart w:id="130" w:name="products"/>
+    <w:bookmarkEnd w:id="131"/>
+    <w:bookmarkStart w:id="132" w:name="products"/>
     <w:p>
       <w:pPr>
         <w:pStyle w:val="Heading2"/>
@@ -21465,8 +21791,8 @@
         <w:t xml:space="preserve">— hides a product you no longer sell.</w:t>
       </w:r>
     </w:p>
-    <w:bookmarkEnd w:id="130"/>
-    <w:bookmarkStart w:id="131" w:name="invoices"/>
+    <w:bookmarkEnd w:id="132"/>
+    <w:bookmarkStart w:id="133" w:name="invoices"/>
     <w:p>
       <w:pPr>
         <w:pStyle w:val="Heading2"/>
@@ -21698,8 +22024,8 @@
         <w:t xml:space="preserve">corrections after export must be made in Congressus directly.</w:t>
       </w:r>
     </w:p>
-    <w:bookmarkEnd w:id="131"/>
-    <w:bookmarkStart w:id="132" w:name="typical-monthly-routine"/>
+    <w:bookmarkEnd w:id="133"/>
+    <w:bookmarkStart w:id="134" w:name="typical-monthly-routine"/>
     <w:p>
       <w:pPr>
         <w:pStyle w:val="Heading2"/>
@@ -21792,8 +22118,8 @@
         <w:t xml:space="preserve">Verify the new invoices in Congressus.</w:t>
       </w:r>
     </w:p>
-    <w:bookmarkEnd w:id="132"/>
-    <w:bookmarkStart w:id="133" w:name="Xdfdd6fef4644c16841a13fbca3b793942ebb4aa"/>
+    <w:bookmarkEnd w:id="134"/>
+    <w:bookmarkStart w:id="135" w:name="Xdfdd6fef4644c16841a13fbca3b793942ebb4aa"/>
     <w:p>
       <w:pPr>
         <w:pStyle w:val="Heading2"/>
@@ -21929,9 +22255,9 @@
         <w:br w:type="page"/>
       </w:r>
     </w:p>
-    <w:bookmarkEnd w:id="133"/>
-    <w:bookmarkEnd w:id="134"/>
-    <w:bookmarkStart w:id="155" w:name="ppp--bar-pos-drinks-at-activities"/>
+    <w:bookmarkEnd w:id="135"/>
+    <w:bookmarkEnd w:id="136"/>
+    <w:bookmarkStart w:id="157" w:name="ppp--bar-pos-drinks-at-activities"/>
     <w:p>
       <w:pPr>
         <w:pStyle w:val="Heading1"/>
@@ -22106,7 +22432,7 @@
         <w:t xml:space="preserve">  Member card ──tap──▶ Bar POS ──confirm──▶ PppInvoice ──monthly──▶ Congressus ("PPP &lt;month&gt;")</w:t>
       </w:r>
     </w:p>
-    <w:bookmarkStart w:id="135" w:name="surfaces"/>
+    <w:bookmarkStart w:id="137" w:name="surfaces"/>
     <w:p>
       <w:pPr>
         <w:pStyle w:val="Heading2"/>
@@ -22528,8 +22854,8 @@
         <w:t xml:space="preserve">is public).</w:t>
       </w:r>
     </w:p>
-    <w:bookmarkEnd w:id="135"/>
-    <w:bookmarkStart w:id="138" w:name="the-pos-screen-pppactivityid"/>
+    <w:bookmarkEnd w:id="137"/>
+    <w:bookmarkStart w:id="140" w:name="the-pos-screen-pppactivityid"/>
     <w:p>
       <w:pPr>
         <w:pStyle w:val="Heading2"/>
@@ -22949,62 +23275,68 @@
           <w:b/>
           <w:bCs/>
         </w:rPr>
-        <w:t xml:space="preserve">Bottom (left column)</w:t>
-      </w:r>
-      <w:r>
-        <w:t xml:space="preserve"> </w:t>
-      </w:r>
-      <w:r>
-        <w:t xml:space="preserve">—</w:t>
-      </w:r>
-      <w:r>
-        <w:t xml:space="preserve"> </w:t>
-      </w:r>
-      <w:r>
-        <w:rPr>
-          <w:b/>
-          <w:bCs/>
-        </w:rPr>
-        <w:t xml:space="preserve">Regulars</w:t>
-      </w:r>
-      <w:r>
-        <w:t xml:space="preserve">: large circular buttons of members who</w:t>
-      </w:r>
-      <w:r>
-        <w:t xml:space="preserve"> </w:t>
-      </w:r>
-      <w:r>
-        <w:t xml:space="preserve">have ordered at this borrel, most orders first. Tap one to charge them</w:t>
-      </w:r>
-      <w:r>
-        <w:t xml:space="preserve"> </w:t>
-      </w:r>
-      <w:r>
-        <w:rPr>
-          <w:b/>
-          <w:bCs/>
-        </w:rPr>
-        <w:t xml:space="preserve">without</w:t>
-      </w:r>
-      <w:r>
-        <w:rPr>
-          <w:b/>
-          <w:bCs/>
-        </w:rPr>
-        <w:t xml:space="preserve"> </w:t>
-      </w:r>
-      <w:r>
-        <w:rPr>
-          <w:b/>
-          <w:bCs/>
-        </w:rPr>
-        <w:t xml:space="preserve">scanning</w:t>
-      </w:r>
-      <w:r>
-        <w:t xml:space="preserve"> </w:t>
-      </w:r>
-      <w:r>
-        <w:t xml:space="preserve">a card.</w:t>
+        <w:t xml:space="preserve">Idle sign-out</w:t>
+      </w:r>
+      <w:r>
+        <w:t xml:space="preserve"> </w:t>
+      </w:r>
+      <w:r>
+        <w:t xml:space="preserve">— if no order is confirmed on the POS for</w:t>
+      </w:r>
+      <w:r>
+        <w:t xml:space="preserve"> </w:t>
+      </w:r>
+      <w:r>
+        <w:rPr>
+          <w:b/>
+          <w:bCs/>
+        </w:rPr>
+        <w:t xml:space="preserve">1 hour</w:t>
+      </w:r>
+      <w:r>
+        <w:t xml:space="preserve"> </w:t>
+      </w:r>
+      <w:r>
+        <w:t xml:space="preserve">(counted</w:t>
+      </w:r>
+      <w:r>
+        <w:t xml:space="preserve"> </w:t>
+      </w:r>
+      <w:r>
+        <w:t xml:space="preserve">from opening the borrel or the last order), the bartender is signed out (server</w:t>
+      </w:r>
+      <w:r>
+        <w:t xml:space="preserve"> </w:t>
+      </w:r>
+      <w:r>
+        <w:t xml:space="preserve">session deleted) and sent to</w:t>
+      </w:r>
+      <w:r>
+        <w:t xml:space="preserve"> </w:t>
+      </w:r>
+      <w:r>
+        <w:rPr>
+          <w:rStyle w:val="VerbatimChar"/>
+        </w:rPr>
+        <w:t xml:space="preserve">/ppp/login</w:t>
+      </w:r>
+      <w:r>
+        <w:t xml:space="preserve"> </w:t>
+      </w:r>
+      <w:r>
+        <w:t xml:space="preserve">with a notice, ending the borrel on that</w:t>
+      </w:r>
+      <w:r>
+        <w:t xml:space="preserve"> </w:t>
+      </w:r>
+      <w:r>
+        <w:t xml:space="preserve">device. A red banner warns during the last 5 minutes. The clock is wall-time</w:t>
+      </w:r>
+      <w:r>
+        <w:t xml:space="preserve"> </w:t>
+      </w:r>
+      <w:r>
+        <w:t xml:space="preserve">based, so a phone that slept through the hour signs out as soon as it wakes.</w:t>
       </w:r>
     </w:p>
     <w:p>
@@ -23020,6 +23352,77 @@
           <w:b/>
           <w:bCs/>
         </w:rPr>
+        <w:t xml:space="preserve">Bottom (left column)</w:t>
+      </w:r>
+      <w:r>
+        <w:t xml:space="preserve"> </w:t>
+      </w:r>
+      <w:r>
+        <w:t xml:space="preserve">—</w:t>
+      </w:r>
+      <w:r>
+        <w:t xml:space="preserve"> </w:t>
+      </w:r>
+      <w:r>
+        <w:rPr>
+          <w:b/>
+          <w:bCs/>
+        </w:rPr>
+        <w:t xml:space="preserve">Regulars</w:t>
+      </w:r>
+      <w:r>
+        <w:t xml:space="preserve">: large circular buttons of members who</w:t>
+      </w:r>
+      <w:r>
+        <w:t xml:space="preserve"> </w:t>
+      </w:r>
+      <w:r>
+        <w:t xml:space="preserve">have ordered at this borrel, most orders first. Tap one to charge them</w:t>
+      </w:r>
+      <w:r>
+        <w:t xml:space="preserve"> </w:t>
+      </w:r>
+      <w:r>
+        <w:rPr>
+          <w:b/>
+          <w:bCs/>
+        </w:rPr>
+        <w:t xml:space="preserve">without</w:t>
+      </w:r>
+      <w:r>
+        <w:rPr>
+          <w:b/>
+          <w:bCs/>
+        </w:rPr>
+        <w:t xml:space="preserve"> </w:t>
+      </w:r>
+      <w:r>
+        <w:rPr>
+          <w:b/>
+          <w:bCs/>
+        </w:rPr>
+        <w:t xml:space="preserve">scanning</w:t>
+      </w:r>
+      <w:r>
+        <w:t xml:space="preserve"> </w:t>
+      </w:r>
+      <w:r>
+        <w:t xml:space="preserve">a card.</w:t>
+      </w:r>
+    </w:p>
+    <w:p>
+      <w:pPr>
+        <w:pStyle w:val="Compact"/>
+        <w:numPr>
+          <w:ilvl w:val="0"/>
+          <w:numId w:val="1043"/>
+        </w:numPr>
+      </w:pPr>
+      <w:r>
+        <w:rPr>
+          <w:b/>
+          <w:bCs/>
+        </w:rPr>
         <w:t xml:space="preserve">History tab</w:t>
       </w:r>
       <w:r>
@@ -23428,7 +23831,7 @@
         <w:t xml:space="preserve">query, same as the kiosk.</w:t>
       </w:r>
     </w:p>
-    <w:bookmarkStart w:id="137" w:name="android-phone-as-an-nfc-kiosk-modenfc"/>
+    <w:bookmarkStart w:id="139" w:name="android-phone-as-an-nfc-kiosk-modenfc"/>
     <w:p>
       <w:pPr>
         <w:pStyle w:val="Heading3"/>
@@ -23593,7 +23996,7 @@
       <w:r>
         <w:t xml:space="preserve"> </w:t>
       </w:r>
-      <w:hyperlink r:id="rId108">
+      <w:hyperlink r:id="rId110">
         <w:r>
           <w:rPr>
             <w:rStyle w:val="Hyperlink"/>
@@ -24125,7 +24528,7 @@
       <w:r>
         <w:t xml:space="preserve"> </w:t>
       </w:r>
-      <w:hyperlink r:id="rId136">
+      <w:hyperlink r:id="rId138">
         <w:r>
           <w:rPr>
             <w:rStyle w:val="Hyperlink"/>
@@ -24137,9 +24540,9 @@
         <w:t xml:space="preserve">.</w:t>
       </w:r>
     </w:p>
-    <w:bookmarkEnd w:id="137"/>
-    <w:bookmarkEnd w:id="138"/>
-    <w:bookmarkStart w:id="145" w:name="pricing--discounts"/>
+    <w:bookmarkEnd w:id="139"/>
+    <w:bookmarkEnd w:id="140"/>
+    <w:bookmarkStart w:id="147" w:name="pricing--discounts"/>
     <w:p>
       <w:pPr>
         <w:pStyle w:val="Heading2"/>
@@ -24201,7 +24604,7 @@
         <w:t xml:space="preserve">— the client never sets prices.</w:t>
       </w:r>
     </w:p>
-    <w:bookmarkStart w:id="139" w:name="member-roles-memberrole"/>
+    <w:bookmarkStart w:id="141" w:name="member-roles-memberrole"/>
     <w:p>
       <w:pPr>
         <w:pStyle w:val="Heading3"/>
@@ -24299,8 +24702,8 @@
         <w:t xml:space="preserve">footing. Examples: Board = 100 % (free), PilsCie = €0.75 off, Bartenders = 25 %.</w:t>
       </w:r>
     </w:p>
-    <w:bookmarkEnd w:id="139"/>
-    <w:bookmarkStart w:id="140" w:name="Xdc2cc5689f60cdecc95c97ccb849e07d18c3f1b"/>
+    <w:bookmarkEnd w:id="141"/>
+    <w:bookmarkStart w:id="142" w:name="Xdc2cc5689f60cdecc95c97ccb849e07d18c3f1b"/>
     <w:p>
       <w:pPr>
         <w:pStyle w:val="Heading3"/>
@@ -24362,8 +24765,8 @@
         <w:t xml:space="preserve">(so an already-discounted drink doesn't also get €0.75 off).</w:t>
       </w:r>
     </w:p>
-    <w:bookmarkEnd w:id="140"/>
-    <w:bookmarkStart w:id="141" w:name="Xda7dac18422d7a5f8c5c30b94cce3929299f78b"/>
+    <w:bookmarkEnd w:id="142"/>
+    <w:bookmarkStart w:id="143" w:name="Xda7dac18422d7a5f8c5c30b94cce3929299f78b"/>
     <w:p>
       <w:pPr>
         <w:pStyle w:val="Heading3"/>
@@ -24433,8 +24836,8 @@
         <w:t xml:space="preserve">percentage role discounts apply on top.</w:t>
       </w:r>
     </w:p>
-    <w:bookmarkEnd w:id="141"/>
-    <w:bookmarkStart w:id="142" w:name="X52d93846910a4db1f279ccfc2712d1574c029da"/>
+    <w:bookmarkEnd w:id="143"/>
+    <w:bookmarkStart w:id="144" w:name="X52d93846910a4db1f279ccfc2712d1574c029da"/>
     <w:p>
       <w:pPr>
         <w:pStyle w:val="Heading3"/>
@@ -24559,8 +24962,8 @@
         <w:t xml:space="preserve">price  = base − bestRoleDiscount(base, roles, ignoreFixed = isSpecial)   (never &lt; 0)</w:t>
       </w:r>
     </w:p>
-    <w:bookmarkEnd w:id="142"/>
-    <w:bookmarkStart w:id="143" w:name="discount-reporting-budget-per-borrel"/>
+    <w:bookmarkEnd w:id="144"/>
+    <w:bookmarkStart w:id="145" w:name="discount-reporting-budget-per-borrel"/>
     <w:p>
       <w:pPr>
         <w:pStyle w:val="Heading3"/>
@@ -24722,8 +25125,8 @@
         <w:t xml:space="preserve">— everything (specials + roles/free drinks): Σ (list − charged) × qty.</w:t>
       </w:r>
     </w:p>
-    <w:bookmarkEnd w:id="143"/>
-    <w:bookmarkStart w:id="144" w:name="Xf0315f0e6993867b2a2e5e20e7c16d85903a818"/>
+    <w:bookmarkEnd w:id="145"/>
+    <w:bookmarkStart w:id="146" w:name="Xf0315f0e6993867b2a2e5e20e7c16d85903a818"/>
     <w:p>
       <w:pPr>
         <w:pStyle w:val="Heading3"/>
@@ -24979,9 +25382,9 @@
         <w:t xml:space="preserve">of bartender-free lines (with the free-drink count).</w:t>
       </w:r>
     </w:p>
-    <w:bookmarkEnd w:id="144"/>
-    <w:bookmarkEnd w:id="145"/>
-    <w:bookmarkStart w:id="146" w:name="bartender-accounts"/>
+    <w:bookmarkEnd w:id="146"/>
+    <w:bookmarkEnd w:id="147"/>
+    <w:bookmarkStart w:id="148" w:name="bartender-accounts"/>
     <w:p>
       <w:pPr>
         <w:pStyle w:val="Heading2"/>
@@ -25266,8 +25669,8 @@
         <w:t xml:space="preserve">rate-limited (it's a convenience, weaker than the password).</w:t>
       </w:r>
     </w:p>
-    <w:bookmarkEnd w:id="146"/>
-    <w:bookmarkStart w:id="147" w:name="admin-pages-adminppp"/>
+    <w:bookmarkEnd w:id="148"/>
+    <w:bookmarkStart w:id="149" w:name="admin-pages-adminppp"/>
     <w:p>
       <w:pPr>
         <w:pStyle w:val="Heading2"/>
@@ -25361,7 +25764,23 @@
               <w:t xml:space="preserve"> </w:t>
             </w:r>
             <w:r>
-              <w:t xml:space="preserve">block for the range —</w:t>
+              <w:t xml:space="preserve">block for the range covering</w:t>
+            </w:r>
+            <w:r>
+              <w:t xml:space="preserve"> </w:t>
+            </w:r>
+            <w:r>
+              <w:rPr>
+                <w:b/>
+                <w:bCs/>
+              </w:rPr>
+              <w:t xml:space="preserve">only borrels with cost of goods uploaded</w:t>
+            </w:r>
+            <w:r>
+              <w:t xml:space="preserve"> </w:t>
+            </w:r>
+            <w:r>
+              <w:t xml:space="preserve">(so income and costs describe the same borrels) —</w:t>
             </w:r>
             <w:r>
               <w:t xml:space="preserve"> </w:t>
@@ -25409,7 +25828,23 @@
               <w:t xml:space="preserve"> </w:t>
             </w:r>
             <w:r>
-              <w:t xml:space="preserve">number (SumUp loads separately). Plus financials (revenue, drinks sold, orders, borrels, drinkers, avg,</w:t>
+              <w:t xml:space="preserve">number. SumUp loads separately and comes from each borrel's</w:t>
+            </w:r>
+            <w:r>
+              <w:t xml:space="preserve"> </w:t>
+            </w:r>
+            <w:r>
+              <w:rPr>
+                <w:b/>
+                <w:bCs/>
+              </w:rPr>
+              <w:t xml:space="preserve">saved snapshot</w:t>
+            </w:r>
+            <w:r>
+              <w:t xml:space="preserve"> </w:t>
+            </w:r>
+            <w:r>
+              <w:t xml:space="preserve">(see below); only today's borrels hit the SumUp API. The general Revenue KPI still counts all orders. Plus financials (revenue, drinks sold, orders, borrels, drinkers, avg,</w:t>
             </w:r>
             <w:r>
               <w:t xml:space="preserve"> </w:t>
@@ -25911,8 +26346,8 @@
         <w:t xml:space="preserve">a toggle picker per member).</w:t>
       </w:r>
     </w:p>
-    <w:bookmarkEnd w:id="147"/>
-    <w:bookmarkStart w:id="148" w:name="activity-profitloss"/>
+    <w:bookmarkEnd w:id="149"/>
+    <w:bookmarkStart w:id="150" w:name="activity-profitloss"/>
     <w:p>
       <w:pPr>
         <w:pStyle w:val="Heading2"/>
@@ -26468,8 +26903,160 @@
         <w:t xml:space="preserve">the rest of the P/L still renders.</w:t>
       </w:r>
     </w:p>
-    <w:bookmarkEnd w:id="148"/>
-    <w:bookmarkStart w:id="149" w:name="congressus"/>
+    <w:p>
+      <w:pPr>
+        <w:pStyle w:val="BodyText"/>
+      </w:pPr>
+      <w:r>
+        <w:rPr>
+          <w:b/>
+          <w:bCs/>
+        </w:rPr>
+        <w:t xml:space="preserve">Saved SumUp snapshot</w:t>
+      </w:r>
+      <w:r>
+        <w:t xml:space="preserve"> </w:t>
+      </w:r>
+      <w:r>
+        <w:t xml:space="preserve">(</w:t>
+      </w:r>
+      <w:r>
+        <w:rPr>
+          <w:rStyle w:val="VerbatimChar"/>
+        </w:rPr>
+        <w:t xml:space="preserve">PppActivitySumup</w:t>
+      </w:r>
+      <w:r>
+        <w:t xml:space="preserve">,</w:t>
+      </w:r>
+      <w:r>
+        <w:t xml:space="preserve"> </w:t>
+      </w:r>
+      <w:r>
+        <w:rPr>
+          <w:rStyle w:val="VerbatimChar"/>
+        </w:rPr>
+        <w:t xml:space="preserve">src/lib/activity-sumup.ts</w:t>
+      </w:r>
+      <w:r>
+        <w:t xml:space="preserve">): card sales</w:t>
+      </w:r>
+      <w:r>
+        <w:t xml:space="preserve"> </w:t>
+      </w:r>
+      <w:r>
+        <w:t xml:space="preserve">for a past borrel don't change, so they're fetched</w:t>
+      </w:r>
+      <w:r>
+        <w:t xml:space="preserve"> </w:t>
+      </w:r>
+      <w:r>
+        <w:rPr>
+          <w:b/>
+          <w:bCs/>
+        </w:rPr>
+        <w:t xml:space="preserve">live on the day</w:t>
+      </w:r>
+      <w:r>
+        <w:t xml:space="preserve"> </w:t>
+      </w:r>
+      <w:r>
+        <w:t xml:space="preserve">and</w:t>
+      </w:r>
+      <w:r>
+        <w:t xml:space="preserve"> </w:t>
+      </w:r>
+      <w:r>
+        <w:rPr>
+          <w:b/>
+          <w:bCs/>
+        </w:rPr>
+        <w:t xml:space="preserve">saved the</w:t>
+      </w:r>
+      <w:r>
+        <w:rPr>
+          <w:b/>
+          <w:bCs/>
+        </w:rPr>
+        <w:t xml:space="preserve"> </w:t>
+      </w:r>
+      <w:r>
+        <w:rPr>
+          <w:b/>
+          <w:bCs/>
+        </w:rPr>
+        <w:t xml:space="preserve">day after</w:t>
+      </w:r>
+      <w:r>
+        <w:t xml:space="preserve"> </w:t>
+      </w:r>
+      <w:r>
+        <w:t xml:space="preserve">(once both the borrel's end and the midnight after its start have passed,</w:t>
+      </w:r>
+      <w:r>
+        <w:t xml:space="preserve"> </w:t>
+      </w:r>
+      <w:r>
+        <w:t xml:space="preserve">+1 h margin — so a borrel running past midnight is saved after it actually ends).</w:t>
+      </w:r>
+      <w:r>
+        <w:t xml:space="preserve"> </w:t>
+      </w:r>
+      <w:r>
+        <w:t xml:space="preserve">From then on the detail page and dashboard read the stored figures instead of calling</w:t>
+      </w:r>
+      <w:r>
+        <w:t xml:space="preserve"> </w:t>
+      </w:r>
+      <w:r>
+        <w:t xml:space="preserve">SumUp; the hint shows "live" or "saved</w:t>
+      </w:r>
+      <w:r>
+        <w:t xml:space="preserve"> </w:t>
+      </w:r>
+      <w:r>
+        <w:t xml:space="preserve">".</w:t>
+      </w:r>
+      <w:r>
+        <w:t xml:space="preserve"> </w:t>
+      </w:r>
+      <w:r>
+        <w:rPr>
+          <w:b/>
+          <w:bCs/>
+        </w:rPr>
+        <w:t xml:space="preserve">↻ Re-fetch SumUp</w:t>
+      </w:r>
+      <w:r>
+        <w:t xml:space="preserve"> </w:t>
+      </w:r>
+      <w:r>
+        <w:t xml:space="preserve">on the detail</w:t>
+      </w:r>
+      <w:r>
+        <w:t xml:space="preserve"> </w:t>
+      </w:r>
+      <w:r>
+        <w:t xml:space="preserve">page (</w:t>
+      </w:r>
+      <w:r>
+        <w:rPr>
+          <w:rStyle w:val="VerbatimChar"/>
+        </w:rPr>
+        <w:t xml:space="preserve">GET …/sumup?refresh=1</w:t>
+      </w:r>
+      <w:r>
+        <w:t xml:space="preserve">) re-fetches and overwrites the snapshot, e.g. after a</w:t>
+      </w:r>
+      <w:r>
+        <w:t xml:space="preserve"> </w:t>
+      </w:r>
+      <w:r>
+        <w:t xml:space="preserve">late refund.</w:t>
+      </w:r>
+    </w:p>
+    <w:bookmarkEnd w:id="150"/>
+    <w:bookmarkStart w:id="151" w:name="congressus"/>
     <w:p>
       <w:pPr>
         <w:pStyle w:val="Heading2"/>
@@ -26834,8 +27421,8 @@
         <w:t xml:space="preserve">the Mendix fallback for lines without an offer id.</w:t>
       </w:r>
     </w:p>
-    <w:bookmarkEnd w:id="149"/>
-    <w:bookmarkStart w:id="150" w:name="alexia-integration-scheduled-borrels"/>
+    <w:bookmarkEnd w:id="151"/>
+    <w:bookmarkStart w:id="152" w:name="alexia-integration-scheduled-borrels"/>
     <w:p>
       <w:pPr>
         <w:pStyle w:val="Heading2"/>
@@ -27327,8 +27914,8 @@
         <w:t xml:space="preserve">).</w:t>
       </w:r>
     </w:p>
-    <w:bookmarkEnd w:id="150"/>
-    <w:bookmarkStart w:id="152" w:name="data-model-ppp"/>
+    <w:bookmarkEnd w:id="152"/>
+    <w:bookmarkStart w:id="154" w:name="data-model-ppp"/>
     <w:p>
       <w:pPr>
         <w:pStyle w:val="Heading2"/>
@@ -27347,7 +27934,7 @@
       <w:r>
         <w:t xml:space="preserve"> </w:t>
       </w:r>
-      <w:hyperlink r:id="rId151">
+      <w:hyperlink r:id="rId153">
         <w:r>
           <w:rPr>
             <w:rStyle w:val="Hyperlink"/>
@@ -27824,8 +28411,8 @@
         <w:t xml:space="preserve">unchanged for identity.</w:t>
       </w:r>
     </w:p>
-    <w:bookmarkEnd w:id="152"/>
-    <w:bookmarkStart w:id="153" w:name="api-reference-ppp"/>
+    <w:bookmarkEnd w:id="154"/>
+    <w:bookmarkStart w:id="155" w:name="api-reference-ppp"/>
     <w:p>
       <w:pPr>
         <w:pStyle w:val="Heading2"/>
@@ -28783,8 +29370,8 @@
         <w:t xml:space="preserve">.</w:t>
       </w:r>
     </w:p>
-    <w:bookmarkEnd w:id="153"/>
-    <w:bookmarkStart w:id="154" w:name="environment"/>
+    <w:bookmarkEnd w:id="155"/>
+    <w:bookmarkStart w:id="156" w:name="environment"/>
     <w:p>
       <w:pPr>
         <w:pStyle w:val="Heading2"/>
@@ -29203,9 +29790,9 @@
         <w:br w:type="page"/>
       </w:r>
     </w:p>
-    <w:bookmarkEnd w:id="154"/>
-    <w:bookmarkEnd w:id="155"/>
-    <w:bookmarkStart w:id="169" w:name="security-model"/>
+    <w:bookmarkEnd w:id="156"/>
+    <w:bookmarkEnd w:id="157"/>
+    <w:bookmarkStart w:id="171" w:name="security-model"/>
     <w:p>
       <w:pPr>
         <w:pStyle w:val="Heading1"/>
@@ -29258,7 +29845,7 @@
         <w:t xml:space="preserve">trade-offs made for a shared, physical kiosk.</w:t>
       </w:r>
     </w:p>
-    <w:bookmarkStart w:id="159" w:name="authentication--authorisation"/>
+    <w:bookmarkStart w:id="161" w:name="authentication--authorisation"/>
     <w:p>
       <w:pPr>
         <w:pStyle w:val="Heading2"/>
@@ -29267,7 +29854,7 @@
         <w:t xml:space="preserve">Authentication &amp; authorisation</w:t>
       </w:r>
     </w:p>
-    <w:bookmarkStart w:id="156" w:name="admin"/>
+    <w:bookmarkStart w:id="158" w:name="admin"/>
     <w:p>
       <w:pPr>
         <w:pStyle w:val="Heading3"/>
@@ -29549,8 +30136,8 @@
         <w:t xml:space="preserve">by the handler).</w:t>
       </w:r>
     </w:p>
-    <w:bookmarkEnd w:id="156"/>
-    <w:bookmarkStart w:id="157" w:name="shop-members"/>
+    <w:bookmarkEnd w:id="158"/>
+    <w:bookmarkStart w:id="159" w:name="shop-members"/>
     <w:p>
       <w:pPr>
         <w:pStyle w:val="Heading3"/>
@@ -29734,8 +30321,8 @@
         <w:t xml:space="preserve">away can't leave their account open for the next person.</w:t>
       </w:r>
     </w:p>
-    <w:bookmarkEnd w:id="157"/>
-    <w:bookmarkStart w:id="158" w:name="card-verification"/>
+    <w:bookmarkEnd w:id="159"/>
+    <w:bookmarkStart w:id="160" w:name="card-verification"/>
     <w:p>
       <w:pPr>
         <w:pStyle w:val="Heading3"/>
@@ -29821,9 +30408,9 @@
         <w:t xml:space="preserve">member clicked.</w:t>
       </w:r>
     </w:p>
-    <w:bookmarkEnd w:id="158"/>
-    <w:bookmarkEnd w:id="159"/>
-    <w:bookmarkStart w:id="160" w:name="X77f42a2852d9dd86410b0545fad3e0fbb180833"/>
+    <w:bookmarkEnd w:id="160"/>
+    <w:bookmarkEnd w:id="161"/>
+    <w:bookmarkStart w:id="162" w:name="X77f42a2852d9dd86410b0545fad3e0fbb180833"/>
     <w:p>
       <w:pPr>
         <w:pStyle w:val="Heading2"/>
@@ -30037,8 +30624,8 @@
         </w:tc>
       </w:tr>
     </w:tbl>
-    <w:bookmarkEnd w:id="160"/>
-    <w:bookmarkStart w:id="161" w:name="rate-limiting"/>
+    <w:bookmarkEnd w:id="162"/>
+    <w:bookmarkStart w:id="163" w:name="rate-limiting"/>
     <w:p>
       <w:pPr>
         <w:pStyle w:val="Heading2"/>
@@ -30133,8 +30720,8 @@
         <w:t xml:space="preserve">a shared store (e.g. Redis).</w:t>
       </w:r>
     </w:p>
-    <w:bookmarkEnd w:id="161"/>
-    <w:bookmarkStart w:id="162" w:name="injection--output-safety"/>
+    <w:bookmarkEnd w:id="163"/>
+    <w:bookmarkStart w:id="164" w:name="injection--output-safety"/>
     <w:p>
       <w:pPr>
         <w:pStyle w:val="Heading2"/>
@@ -30240,8 +30827,8 @@
         <w:t xml:space="preserve">correctly.</w:t>
       </w:r>
     </w:p>
-    <w:bookmarkEnd w:id="162"/>
-    <w:bookmarkStart w:id="166" w:name="deliberate-trade-offs"/>
+    <w:bookmarkEnd w:id="164"/>
+    <w:bookmarkStart w:id="168" w:name="deliberate-trade-offs"/>
     <w:p>
       <w:pPr>
         <w:pStyle w:val="Heading2"/>
@@ -30250,7 +30837,7 @@
         <w:t xml:space="preserve">Deliberate trade-offs</w:t>
       </w:r>
     </w:p>
-    <w:bookmarkStart w:id="163" w:name="card-uids-arent-secret"/>
+    <w:bookmarkStart w:id="165" w:name="card-uids-arent-secret"/>
     <w:p>
       <w:pPr>
         <w:pStyle w:val="Heading3"/>
@@ -30294,8 +30881,8 @@
         <w:t xml:space="preserve">to the kiosk's IP at the network layer.</w:t>
       </w:r>
     </w:p>
-    <w:bookmarkEnd w:id="163"/>
-    <w:bookmarkStart w:id="164" w:name="email-not-found-vs-enumeration"/>
+    <w:bookmarkEnd w:id="165"/>
+    <w:bookmarkStart w:id="166" w:name="email-not-found-vs-enumeration"/>
     <w:p>
       <w:pPr>
         <w:pStyle w:val="Heading3"/>
@@ -30385,8 +30972,8 @@
         <w:t xml:space="preserve">.</w:t>
       </w:r>
     </w:p>
-    <w:bookmarkEnd w:id="164"/>
-    <w:bookmarkStart w:id="165" w:name="shop-token-is-a-bearer-token-in-the-url"/>
+    <w:bookmarkEnd w:id="166"/>
+    <w:bookmarkStart w:id="167" w:name="shop-token-is-a-bearer-token-in-the-url"/>
     <w:p>
       <w:pPr>
         <w:pStyle w:val="Heading3"/>
@@ -30448,9 +31035,9 @@
         <w:t xml:space="preserve">token instead of a cuid.</w:t>
       </w:r>
     </w:p>
-    <w:bookmarkEnd w:id="165"/>
-    <w:bookmarkEnd w:id="166"/>
-    <w:bookmarkStart w:id="167" w:name="prohibited--careful-operations"/>
+    <w:bookmarkEnd w:id="167"/>
+    <w:bookmarkEnd w:id="168"/>
+    <w:bookmarkStart w:id="169" w:name="prohibited--careful-operations"/>
     <w:p>
       <w:pPr>
         <w:pStyle w:val="Heading2"/>
@@ -30552,8 +31139,8 @@
         <w:t xml:space="preserve">intended for test-data cleanup only.</w:t>
       </w:r>
     </w:p>
-    <w:bookmarkEnd w:id="167"/>
-    <w:bookmarkStart w:id="168" w:name="audit-checklist"/>
+    <w:bookmarkEnd w:id="169"/>
+    <w:bookmarkStart w:id="170" w:name="audit-checklist"/>
     <w:p>
       <w:pPr>
         <w:pStyle w:val="Heading2"/>
@@ -30671,8 +31258,8 @@
         <w:t xml:space="preserve">forged-cookie requests both get 401/redirect.</w:t>
       </w:r>
     </w:p>
-    <w:bookmarkEnd w:id="168"/>
-    <w:bookmarkEnd w:id="169"/>
+    <w:bookmarkEnd w:id="170"/>
+    <w:bookmarkEnd w:id="171"/>
     <w:sectPr>
       <w:footnotePr>
         <w:numRestart w:val="eachSect"/>

--- a/docs/SSS-Documentation.docx
+++ b/docs/SSS-Documentation.docx
@@ -11238,7 +11238,51 @@
         <w:pStyle w:val="FirstParagraph"/>
       </w:pPr>
       <w:r>
-        <w:t xml:space="preserve">Pulls all Primary + Secondary members from Congressus and upserts them.</w:t>
+        <w:t xml:space="preserve">Pulls all Primary + Secondary members from Congressus and upserts them, then</w:t>
+      </w:r>
+      <w:r>
+        <w:t xml:space="preserve"> </w:t>
+      </w:r>
+      <w:r>
+        <w:t xml:space="preserve">prunes members missing from that list:</w:t>
+      </w:r>
+      <w:r>
+        <w:t xml:space="preserve"> </w:t>
+      </w:r>
+      <w:r>
+        <w:rPr>
+          <w:b/>
+          <w:bCs/>
+        </w:rPr>
+        <w:t xml:space="preserve">deleted</w:t>
+      </w:r>
+      <w:r>
+        <w:t xml:space="preserve"> </w:t>
+      </w:r>
+      <w:r>
+        <w:t xml:space="preserve">if they have no invoices (and no</w:t>
+      </w:r>
+      <w:r>
+        <w:t xml:space="preserve"> </w:t>
+      </w:r>
+      <w:r>
+        <w:t xml:space="preserve">bartender login), otherwise</w:t>
+      </w:r>
+      <w:r>
+        <w:t xml:space="preserve"> </w:t>
+      </w:r>
+      <w:r>
+        <w:rPr>
+          <w:b/>
+          <w:bCs/>
+        </w:rPr>
+        <w:t xml:space="preserve">deactivated</w:t>
+      </w:r>
+      <w:r>
+        <w:t xml:space="preserve"> </w:t>
+      </w:r>
+      <w:r>
+        <w:t xml:space="preserve">(purchases blocked; history kept).</w:t>
       </w:r>
       <w:r>
         <w:t xml:space="preserve"> </w:t>
@@ -11253,10 +11297,76 @@
         <w:rPr>
           <w:rStyle w:val="VerbatimChar"/>
         </w:rPr>
-        <w:t xml:space="preserve">{ created, updated, skipped, total }</w:t>
-      </w:r>
-      <w:r>
-        <w:t xml:space="preserve">.</w:t>
+        <w:t xml:space="preserve">{ created, updated, skipped, total, deleted, deactivated, openInvoices: [{ name, openCents }], pruneSkipped }</w:t>
+      </w:r>
+      <w:r>
+        <w:t xml:space="preserve"> </w:t>
+      </w:r>
+      <w:r>
+        <w:t xml:space="preserve">—</w:t>
+      </w:r>
+      <w:r>
+        <w:t xml:space="preserve"> </w:t>
+      </w:r>
+      <w:r>
+        <w:rPr>
+          <w:rStyle w:val="VerbatimChar"/>
+        </w:rPr>
+        <w:t xml:space="preserve">openInvoices</w:t>
+      </w:r>
+      <w:r>
+        <w:t xml:space="preserve"> </w:t>
+      </w:r>
+      <w:r>
+        <w:t xml:space="preserve">= deactivated members with</w:t>
+      </w:r>
+      <w:r>
+        <w:t xml:space="preserve"> </w:t>
+      </w:r>
+      <w:r>
+        <w:t xml:space="preserve">unexported (CONFIRMED) orders;</w:t>
+      </w:r>
+      <w:r>
+        <w:t xml:space="preserve"> </w:t>
+      </w:r>
+      <w:r>
+        <w:rPr>
+          <w:rStyle w:val="VerbatimChar"/>
+        </w:rPr>
+        <w:t xml:space="preserve">pruneSkipped</w:t>
+      </w:r>
+      <w:r>
+        <w:t xml:space="preserve"> </w:t>
+      </w:r>
+      <w:r>
+        <w:t xml:space="preserve">is a message when the safety guard</w:t>
+      </w:r>
+      <w:r>
+        <w:t xml:space="preserve"> </w:t>
+      </w:r>
+      <w:r>
+        <w:t xml:space="preserve">(empty list or &lt; half the active members) skipped the clean-up.</w:t>
+      </w:r>
+      <w:r>
+        <w:t xml:space="preserve"> </w:t>
+      </w:r>
+      <w:r>
+        <w:rPr>
+          <w:rStyle w:val="VerbatimChar"/>
+        </w:rPr>
+        <w:t xml:space="preserve">502</w:t>
+      </w:r>
+      <w:r>
+        <w:t xml:space="preserve"> </w:t>
+      </w:r>
+      <w:r>
+        <w:t xml:space="preserve">if the</w:t>
+      </w:r>
+      <w:r>
+        <w:t xml:space="preserve"> </w:t>
+      </w:r>
+      <w:r>
+        <w:t xml:space="preserve">Congressus fetch fails (nothing changed).</w:t>
       </w:r>
     </w:p>
     <w:bookmarkEnd w:id="84"/>
@@ -20927,7 +21037,89 @@
         <w:t xml:space="preserve"> </w:t>
       </w:r>
       <w:r>
-        <w:t xml:space="preserve">members are flagged and cannot link cards.</w:t>
+        <w:t xml:space="preserve">members are flagged and cannot link cards. Members</w:t>
+      </w:r>
+      <w:r>
+        <w:t xml:space="preserve"> </w:t>
+      </w:r>
+      <w:r>
+        <w:rPr>
+          <w:b/>
+          <w:bCs/>
+        </w:rPr>
+        <w:t xml:space="preserve">no longer in Congressus</w:t>
+      </w:r>
+      <w:r>
+        <w:t xml:space="preserve"> </w:t>
+      </w:r>
+      <w:r>
+        <w:t xml:space="preserve">(removed there, or no longer a Primary/Secondary member) are cleaned up: those</w:t>
+      </w:r>
+      <w:r>
+        <w:t xml:space="preserve"> </w:t>
+      </w:r>
+      <w:r>
+        <w:t xml:space="preserve">with no purchases are</w:t>
+      </w:r>
+      <w:r>
+        <w:t xml:space="preserve"> </w:t>
+      </w:r>
+      <w:r>
+        <w:rPr>
+          <w:b/>
+          <w:bCs/>
+        </w:rPr>
+        <w:t xml:space="preserve">removed</w:t>
+      </w:r>
+      <w:r>
+        <w:t xml:space="preserve">; those with purchase history are</w:t>
+      </w:r>
+      <w:r>
+        <w:t xml:space="preserve"> </w:t>
+      </w:r>
+      <w:r>
+        <w:rPr>
+          <w:b/>
+          <w:bCs/>
+        </w:rPr>
+        <w:t xml:space="preserve">deactivated</w:t>
+      </w:r>
+      <w:r>
+        <w:t xml:space="preserve"> </w:t>
+      </w:r>
+      <w:r>
+        <w:t xml:space="preserve">— they can't buy anymore, but their history and open invoice are</w:t>
+      </w:r>
+      <w:r>
+        <w:t xml:space="preserve"> </w:t>
+      </w:r>
+      <w:r>
+        <w:t xml:space="preserve">kept. The result lists anyone who still has an</w:t>
+      </w:r>
+      <w:r>
+        <w:t xml:space="preserve"> </w:t>
+      </w:r>
+      <w:r>
+        <w:rPr>
+          <w:b/>
+          <w:bCs/>
+        </w:rPr>
+        <w:t xml:space="preserve">unexported balance</w:t>
+      </w:r>
+      <w:r>
+        <w:t xml:space="preserve">, so you can</w:t>
+      </w:r>
+      <w:r>
+        <w:t xml:space="preserve"> </w:t>
+      </w:r>
+      <w:r>
+        <w:t xml:space="preserve">invoice them. Safety: if Congressus returns nothing or fewer than half the</w:t>
+      </w:r>
+      <w:r>
+        <w:t xml:space="preserve"> </w:t>
+      </w:r>
+      <w:r>
+        <w:t xml:space="preserve">currently active members, the clean-up is skipped (nothing is removed).</w:t>
       </w:r>
     </w:p>
     <w:p>

--- a/docs/SSS-Documentation.docx
+++ b/docs/SSS-Documentation.docx
@@ -26282,6 +26282,106 @@
             </w:r>
             <w:r>
               <w:t xml:space="preserve">shows the discount totals. Each links to its detail page.</w:t>
+            </w:r>
+          </w:p>
+        </w:tc>
+      </w:tr>
+      <w:tr>
+        <w:tc>
+          <w:tcPr/>
+          <w:p>
+            <w:pPr>
+              <w:pStyle w:val="Compact"/>
+            </w:pPr>
+            <w:r>
+              <w:rPr>
+                <w:b/>
+                <w:bCs/>
+              </w:rPr>
+              <w:t xml:space="preserve">Delete activity</w:t>
+            </w:r>
+          </w:p>
+        </w:tc>
+        <w:tc>
+          <w:tcPr/>
+          <w:p>
+            <w:pPr>
+              <w:pStyle w:val="Compact"/>
+            </w:pPr>
+            <w:r>
+              <w:t xml:space="preserve">On the Activities list,</w:t>
+            </w:r>
+            <w:r>
+              <w:t xml:space="preserve"> </w:t>
+            </w:r>
+            <w:r>
+              <w:rPr>
+                <w:b/>
+                <w:bCs/>
+              </w:rPr>
+              <w:t xml:space="preserve">Delete</w:t>
+            </w:r>
+            <w:r>
+              <w:t xml:space="preserve"> </w:t>
+            </w:r>
+            <w:r>
+              <w:t xml:space="preserve">removes an activity that has</w:t>
+            </w:r>
+            <w:r>
+              <w:t xml:space="preserve"> </w:t>
+            </w:r>
+            <w:r>
+              <w:rPr>
+                <w:b/>
+                <w:bCs/>
+              </w:rPr>
+              <w:t xml:space="preserve">no PPP orders</w:t>
+            </w:r>
+            <w:r>
+              <w:t xml:space="preserve"> </w:t>
+            </w:r>
+            <w:r>
+              <w:t xml:space="preserve">— e.g. an external activity or a free drink synced from Alexia. It's disabled (and the API returns</w:t>
+            </w:r>
+            <w:r>
+              <w:t xml:space="preserve"> </w:t>
+            </w:r>
+            <w:r>
+              <w:rPr>
+                <w:rStyle w:val="VerbatimChar"/>
+              </w:rPr>
+              <w:t xml:space="preserve">409</w:t>
+            </w:r>
+            <w:r>
+              <w:t xml:space="preserve">) once an activity has orders. Its specials, usage and saved SumUp go with it. Because Alexia events have no id (matched by name + day), the deleted event's key is stored in</w:t>
+            </w:r>
+            <w:r>
+              <w:t xml:space="preserve"> </w:t>
+            </w:r>
+            <w:r>
+              <w:rPr>
+                <w:rStyle w:val="VerbatimChar"/>
+              </w:rPr>
+              <w:t xml:space="preserve">PppDismissedEvent</w:t>
+            </w:r>
+            <w:r>
+              <w:t xml:space="preserve"> </w:t>
+            </w:r>
+            <w:r>
+              <w:t xml:space="preserve">so the</w:t>
+            </w:r>
+            <w:r>
+              <w:t xml:space="preserve"> </w:t>
+            </w:r>
+            <w:r>
+              <w:rPr>
+                <w:b/>
+                <w:bCs/>
+              </w:rPr>
+              <w:t xml:space="preserve">Alexia sync never re-imports it</w:t>
+            </w:r>
+            <w:r>
+              <w:t xml:space="preserve">.</w:t>
             </w:r>
           </w:p>
         </w:tc>

--- a/docs/SSS-Documentation.docx
+++ b/docs/SSS-Documentation.docx
@@ -26227,13 +26227,42 @@
                 <w:b/>
                 <w:bCs/>
               </w:rPr>
-              <w:t xml:space="preserve">revenue + cost of goods</w:t>
+              <w:t xml:space="preserve">total revenue (PPP member orders + SumUp card)</w:t>
             </w:r>
             <w:r>
               <w:t xml:space="preserve"> </w:t>
             </w:r>
             <w:r>
-              <w:t xml:space="preserve">(large, per event) + order counts +</w:t>
+              <w:t xml:space="preserve">with the split underneath,</w:t>
+            </w:r>
+            <w:r>
+              <w:t xml:space="preserve"> </w:t>
+            </w:r>
+            <w:r>
+              <w:rPr>
+                <w:b/>
+                <w:bCs/>
+              </w:rPr>
+              <w:t xml:space="preserve">cost of goods</w:t>
+            </w:r>
+            <w:r>
+              <w:t xml:space="preserve">, and a</w:t>
+            </w:r>
+            <w:r>
+              <w:t xml:space="preserve"> </w:t>
+            </w:r>
+            <w:r>
+              <w:rPr>
+                <w:b/>
+                <w:bCs/>
+              </w:rPr>
+              <w:t xml:space="preserve">green ▲ profit / red ▼ loss</w:t>
+            </w:r>
+            <w:r>
+              <w:t xml:space="preserve"> </w:t>
+            </w:r>
+            <w:r>
+              <w:t xml:space="preserve">badge when costs are uploaded (large, per event). SumUp comes from each borrel's saved snapshot; past borrels not saved yet are fetched once in the background (which saves them) + order counts +</w:t>
             </w:r>
             <w:r>
               <w:t xml:space="preserve"> </w:t>

--- a/docs/SSS-Documentation.docx
+++ b/docs/SSS-Documentation.docx
@@ -24891,7 +24891,150 @@
         <w:t xml:space="preserve"> </w:t>
       </w:r>
       <w:r>
-        <w:t xml:space="preserve">footing. Examples: Board = 100 % (free), PilsCie = €0.75 off, Bartenders = 25 %.</w:t>
+        <w:t xml:space="preserve">footing. Examples: Board = 100 % (free), PilsCie = €0.72 off, Bartenders = 25 %.</w:t>
+      </w:r>
+    </w:p>
+    <w:p>
+      <w:pPr>
+        <w:pStyle w:val="BodyText"/>
+      </w:pPr>
+      <w:r>
+        <w:rPr>
+          <w:b/>
+          <w:bCs/>
+        </w:rPr>
+        <w:t xml:space="preserve">Own drink only</w:t>
+      </w:r>
+      <w:r>
+        <w:t xml:space="preserve"> </w:t>
+      </w:r>
+      <w:r>
+        <w:t xml:space="preserve">(</w:t>
+      </w:r>
+      <w:r>
+        <w:rPr>
+          <w:rStyle w:val="VerbatimChar"/>
+        </w:rPr>
+        <w:t xml:space="preserve">MemberRole.ownDrinkOnly</w:t>
+      </w:r>
+      <w:r>
+        <w:t xml:space="preserve">, on for PilsCie): the role's discount</w:t>
+      </w:r>
+      <w:r>
+        <w:t xml:space="preserve"> </w:t>
+      </w:r>
+      <w:r>
+        <w:t xml:space="preserve">applies to</w:t>
+      </w:r>
+      <w:r>
+        <w:t xml:space="preserve"> </w:t>
+      </w:r>
+      <w:r>
+        <w:rPr>
+          <w:b/>
+          <w:bCs/>
+        </w:rPr>
+        <w:t xml:space="preserve">one drink per order</w:t>
+      </w:r>
+      <w:r>
+        <w:t xml:space="preserve"> </w:t>
+      </w:r>
+      <w:r>
+        <w:t xml:space="preserve">— the member's own — and the rest of the order is</w:t>
+      </w:r>
+      <w:r>
+        <w:t xml:space="preserve"> </w:t>
+      </w:r>
+      <w:r>
+        <w:t xml:space="preserve">charged at the normal price. So a PilsCie member buying 3 beers (1 for themselves, 2</w:t>
+      </w:r>
+      <w:r>
+        <w:t xml:space="preserve"> </w:t>
+      </w:r>
+      <w:r>
+        <w:t xml:space="preserve">for friends) pays 1 discounted + 2 full price. The discounted unit is the one where</w:t>
+      </w:r>
+      <w:r>
+        <w:t xml:space="preserve"> </w:t>
+      </w:r>
+      <w:r>
+        <w:t xml:space="preserve">they save the most; other roles they hold (every-drink roles) still apply to the</w:t>
+      </w:r>
+      <w:r>
+        <w:t xml:space="preserve"> </w:t>
+      </w:r>
+      <w:r>
+        <w:t xml:space="preserve">rest. Pricing is done for the whole order in</w:t>
+      </w:r>
+      <w:r>
+        <w:t xml:space="preserve"> </w:t>
+      </w:r>
+      <w:r>
+        <w:rPr>
+          <w:rStyle w:val="VerbatimChar"/>
+        </w:rPr>
+        <w:t xml:space="preserve">priceOrder()</w:t>
+      </w:r>
+      <w:r>
+        <w:t xml:space="preserve"> </w:t>
+      </w:r>
+      <w:r>
+        <w:t xml:space="preserve">(</w:t>
+      </w:r>
+      <w:r>
+        <w:rPr>
+          <w:rStyle w:val="VerbatimChar"/>
+        </w:rPr>
+        <w:t xml:space="preserve">src/lib/roles.ts</w:t>
+      </w:r>
+      <w:r>
+        <w:t xml:space="preserve">),</w:t>
+      </w:r>
+      <w:r>
+        <w:t xml:space="preserve"> </w:t>
+      </w:r>
+      <w:r>
+        <w:t xml:space="preserve">server-side at confirm and identically in the POS cart (which shows "1 own drink</w:t>
+      </w:r>
+      <w:r>
+        <w:t xml:space="preserve"> </w:t>
+      </w:r>
+      <w:r>
+        <w:t xml:space="preserve">discounted · 2 full price"); such a line is stored split (1 × discounted + rest ×</w:t>
+      </w:r>
+      <w:r>
+        <w:t xml:space="preserve"> </w:t>
+      </w:r>
+      <w:r>
+        <w:t xml:space="preserve">full). Role-cost reports credit only the discount actually given</w:t>
+      </w:r>
+      <w:r>
+        <w:t xml:space="preserve"> </w:t>
+      </w:r>
+      <w:r>
+        <w:t xml:space="preserve">(</w:t>
+      </w:r>
+      <w:r>
+        <w:rPr>
+          <w:rStyle w:val="VerbatimChar"/>
+        </w:rPr>
+        <w:t xml:space="preserve">attributeRoleDiscount()</w:t>
+      </w:r>
+      <w:r>
+        <w:t xml:space="preserve">). Toggle it per role on</w:t>
+      </w:r>
+      <w:r>
+        <w:t xml:space="preserve"> </w:t>
+      </w:r>
+      <w:r>
+        <w:rPr>
+          <w:b/>
+          <w:bCs/>
+        </w:rPr>
+        <w:t xml:space="preserve">Member roles</w:t>
+      </w:r>
+      <w:r>
+        <w:t xml:space="preserve">.</w:t>
       </w:r>
     </w:p>
     <w:bookmarkEnd w:id="141"/>

--- a/docs/SSS-Documentation.docx
+++ b/docs/SSS-Documentation.docx
@@ -22449,7 +22449,7 @@
     </w:p>
     <w:bookmarkEnd w:id="135"/>
     <w:bookmarkEnd w:id="136"/>
-    <w:bookmarkStart w:id="157" w:name="ppp--bar-pos-drinks-at-activities"/>
+    <w:bookmarkStart w:id="158" w:name="ppp--bar-pos-drinks-at-activities"/>
     <w:p>
       <w:pPr>
         <w:pStyle w:val="Heading1"/>
@@ -26005,7 +26005,493 @@
       </w:r>
     </w:p>
     <w:bookmarkEnd w:id="148"/>
-    <w:bookmarkStart w:id="149" w:name="admin-pages-adminppp"/>
+    <w:bookmarkStart w:id="149" w:name="sbz-prices-cost-of-goods"/>
+    <w:p>
+      <w:pPr>
+        <w:pStyle w:val="Heading2"/>
+      </w:pPr>
+      <w:r>
+        <w:t xml:space="preserve">SBZ prices (cost of goods)</w:t>
+      </w:r>
+    </w:p>
+    <w:p>
+      <w:pPr>
+        <w:pStyle w:val="FirstParagraph"/>
+      </w:pPr>
+      <w:r>
+        <w:t xml:space="preserve">What the association pays SBZ per drink lives in the database as</w:t>
+      </w:r>
+      <w:r>
+        <w:t xml:space="preserve"> </w:t>
+      </w:r>
+      <w:r>
+        <w:rPr>
+          <w:b/>
+          <w:bCs/>
+        </w:rPr>
+        <w:t xml:space="preserve">versioned price</w:t>
+      </w:r>
+      <w:r>
+        <w:rPr>
+          <w:b/>
+          <w:bCs/>
+        </w:rPr>
+        <w:t xml:space="preserve"> </w:t>
+      </w:r>
+      <w:r>
+        <w:rPr>
+          <w:b/>
+          <w:bCs/>
+        </w:rPr>
+        <w:t xml:space="preserve">lists</w:t>
+      </w:r>
+      <w:r>
+        <w:t xml:space="preserve"> </w:t>
+      </w:r>
+      <w:r>
+        <w:t xml:space="preserve">(</w:t>
+      </w:r>
+      <w:r>
+        <w:rPr>
+          <w:rStyle w:val="VerbatimChar"/>
+        </w:rPr>
+        <w:t xml:space="preserve">SbzPriceList</w:t>
+      </w:r>
+      <w:r>
+        <w:t xml:space="preserve"> </w:t>
+      </w:r>
+      <w:r>
+        <w:t xml:space="preserve">+</w:t>
+      </w:r>
+      <w:r>
+        <w:t xml:space="preserve"> </w:t>
+      </w:r>
+      <w:r>
+        <w:rPr>
+          <w:rStyle w:val="VerbatimChar"/>
+        </w:rPr>
+        <w:t xml:space="preserve">SbzPrice</w:t>
+      </w:r>
+      <w:r>
+        <w:t xml:space="preserve">), managed on</w:t>
+      </w:r>
+      <w:r>
+        <w:t xml:space="preserve"> </w:t>
+      </w:r>
+      <w:r>
+        <w:rPr>
+          <w:b/>
+          <w:bCs/>
+        </w:rPr>
+        <w:t xml:space="preserve">Admin → PPP → SBZ prices</w:t>
+      </w:r>
+      <w:r>
+        <w:t xml:space="preserve"> </w:t>
+      </w:r>
+      <w:r>
+        <w:t xml:space="preserve">(</w:t>
+      </w:r>
+      <w:r>
+        <w:rPr>
+          <w:rStyle w:val="VerbatimChar"/>
+        </w:rPr>
+        <w:t xml:space="preserve">/admin/ppp/sbz</w:t>
+      </w:r>
+      <w:r>
+        <w:t xml:space="preserve">):</w:t>
+      </w:r>
+    </w:p>
+    <w:p>
+      <w:pPr>
+        <w:pStyle w:val="Compact"/>
+        <w:numPr>
+          <w:ilvl w:val="0"/>
+          <w:numId w:val="1049"/>
+        </w:numPr>
+      </w:pPr>
+      <w:r>
+        <w:t xml:space="preserve">Each list is</w:t>
+      </w:r>
+      <w:r>
+        <w:t xml:space="preserve"> </w:t>
+      </w:r>
+      <w:r>
+        <w:rPr>
+          <w:b/>
+          <w:bCs/>
+        </w:rPr>
+        <w:t xml:space="preserve">valid from a date</w:t>
+      </w:r>
+      <w:r>
+        <w:t xml:space="preserve"> </w:t>
+      </w:r>
+      <w:r>
+        <w:t xml:space="preserve">until the next list starts. A borrel's cost of</w:t>
+      </w:r>
+      <w:r>
+        <w:t xml:space="preserve"> </w:t>
+      </w:r>
+      <w:r>
+        <w:t xml:space="preserve">goods always uses the list valid on the</w:t>
+      </w:r>
+      <w:r>
+        <w:t xml:space="preserve"> </w:t>
+      </w:r>
+      <w:r>
+        <w:rPr>
+          <w:b/>
+          <w:bCs/>
+        </w:rPr>
+        <w:t xml:space="preserve">borrel's date</w:t>
+      </w:r>
+      <w:r>
+        <w:t xml:space="preserve"> </w:t>
+      </w:r>
+      <w:r>
+        <w:t xml:space="preserve">— so a new price list</w:t>
+      </w:r>
+      <w:r>
+        <w:t xml:space="preserve"> </w:t>
+      </w:r>
+      <w:r>
+        <w:t xml:space="preserve">never changes the cost of earlier borrels. The base list ("SBZ price list (April</w:t>
+      </w:r>
+      <w:r>
+        <w:t xml:space="preserve"> </w:t>
+      </w:r>
+      <w:r>
+        <w:t xml:space="preserve">2026)", seeded by the migration from the old hard-coded catalog) covers everything</w:t>
+      </w:r>
+      <w:r>
+        <w:t xml:space="preserve"> </w:t>
+      </w:r>
+      <w:r>
+        <w:t xml:space="preserve">before the first newer list and can't be deleted.</w:t>
+      </w:r>
+    </w:p>
+    <w:p>
+      <w:pPr>
+        <w:pStyle w:val="Compact"/>
+        <w:numPr>
+          <w:ilvl w:val="0"/>
+          <w:numId w:val="1049"/>
+        </w:numPr>
+      </w:pPr>
+      <w:r>
+        <w:rPr>
+          <w:b/>
+          <w:bCs/>
+        </w:rPr>
+        <w:t xml:space="preserve">Upload price list PDF</w:t>
+      </w:r>
+      <w:r>
+        <w:t xml:space="preserve"> </w:t>
+      </w:r>
+      <w:r>
+        <w:t xml:space="preserve">— the SBZ PDF (e.g. "SBZ price list effective 01/10/2026</w:t>
+      </w:r>
+      <w:r>
+        <w:t xml:space="preserve"> </w:t>
+      </w:r>
+      <w:r>
+        <w:t xml:space="preserve">(V2)") is parsed in memory (</w:t>
+      </w:r>
+      <w:r>
+        <w:rPr>
+          <w:rStyle w:val="VerbatimChar"/>
+        </w:rPr>
+        <w:t xml:space="preserve">src/lib/sbz-pdf.ts</w:t>
+      </w:r>
+      <w:r>
+        <w:t xml:space="preserve">, file not stored): each row's</w:t>
+      </w:r>
+      <w:r>
+        <w:t xml:space="preserve"> </w:t>
+      </w:r>
+      <w:r>
+        <w:rPr>
+          <w:b/>
+          <w:bCs/>
+        </w:rPr>
+        <w:t xml:space="preserve">New</w:t>
+      </w:r>
+      <w:r>
+        <w:t xml:space="preserve"> </w:t>
+      </w:r>
+      <w:r>
+        <w:t xml:space="preserve">excl./incl. price is matched to an existing item by name (unit-aware; the</w:t>
+      </w:r>
+      <w:r>
+        <w:t xml:space="preserve"> </w:t>
+      </w:r>
+      <w:r>
+        <w:t xml:space="preserve">row's</w:t>
+      </w:r>
+      <w:r>
+        <w:t xml:space="preserve"> </w:t>
+      </w:r>
+      <w:r>
+        <w:rPr>
+          <w:b/>
+          <w:bCs/>
+        </w:rPr>
+        <w:t xml:space="preserve">Old</w:t>
+      </w:r>
+      <w:r>
+        <w:t xml:space="preserve"> </w:t>
+      </w:r>
+      <w:r>
+        <w:t xml:space="preserve">price is used as a tie-breaker), the</w:t>
+      </w:r>
+      <w:r>
+        <w:t xml:space="preserve"> </w:t>
+      </w:r>
+      <w:r>
+        <w:rPr>
+          <w:b/>
+          <w:bCs/>
+        </w:rPr>
+        <w:t xml:space="preserve">valid-from date</w:t>
+      </w:r>
+      <w:r>
+        <w:t xml:space="preserve"> </w:t>
+      </w:r>
+      <w:r>
+        <w:t xml:space="preserve">is read from</w:t>
+      </w:r>
+      <w:r>
+        <w:t xml:space="preserve"> </w:t>
+      </w:r>
+      <w:r>
+        <w:t xml:space="preserve">the "effective dd/mm/yyyy" header. A review screen shows every item as</w:t>
+      </w:r>
+      <w:r>
+        <w:t xml:space="preserve"> </w:t>
+      </w:r>
+      <w:r>
+        <w:rPr>
+          <w:i/>
+          <w:iCs/>
+        </w:rPr>
+        <w:t xml:space="preserve">price</w:t>
+      </w:r>
+      <w:r>
+        <w:rPr>
+          <w:i/>
+          <w:iCs/>
+        </w:rPr>
+        <w:t xml:space="preserve"> </w:t>
+      </w:r>
+      <w:r>
+        <w:rPr>
+          <w:i/>
+          <w:iCs/>
+        </w:rPr>
+        <w:t xml:space="preserve">changed</w:t>
+      </w:r>
+      <w:r>
+        <w:t xml:space="preserve"> </w:t>
+      </w:r>
+      <w:r>
+        <w:t xml:space="preserve">(old → new),</w:t>
+      </w:r>
+      <w:r>
+        <w:t xml:space="preserve"> </w:t>
+      </w:r>
+      <w:r>
+        <w:rPr>
+          <w:i/>
+          <w:iCs/>
+        </w:rPr>
+        <w:t xml:space="preserve">same price</w:t>
+      </w:r>
+      <w:r>
+        <w:t xml:space="preserve">,</w:t>
+      </w:r>
+      <w:r>
+        <w:t xml:space="preserve"> </w:t>
+      </w:r>
+      <w:r>
+        <w:rPr>
+          <w:i/>
+          <w:iCs/>
+        </w:rPr>
+        <w:t xml:space="preserve">new item</w:t>
+      </w:r>
+      <w:r>
+        <w:t xml:space="preserve">, or</w:t>
+      </w:r>
+      <w:r>
+        <w:t xml:space="preserve"> </w:t>
+      </w:r>
+      <w:r>
+        <w:rPr>
+          <w:i/>
+          <w:iCs/>
+        </w:rPr>
+        <w:t xml:space="preserve">not in PDF — kept</w:t>
+      </w:r>
+      <w:r>
+        <w:t xml:space="preserve">; adjust if</w:t>
+      </w:r>
+      <w:r>
+        <w:t xml:space="preserve"> </w:t>
+      </w:r>
+      <w:r>
+        <w:t xml:space="preserve">needed, then save.</w:t>
+      </w:r>
+    </w:p>
+    <w:p>
+      <w:pPr>
+        <w:pStyle w:val="Compact"/>
+        <w:numPr>
+          <w:ilvl w:val="0"/>
+          <w:numId w:val="1049"/>
+        </w:numPr>
+      </w:pPr>
+      <w:r>
+        <w:rPr>
+          <w:b/>
+          <w:bCs/>
+        </w:rPr>
+        <w:t xml:space="preserve">Edit prices</w:t>
+      </w:r>
+      <w:r>
+        <w:t xml:space="preserve"> </w:t>
+      </w:r>
+      <w:r>
+        <w:t xml:space="preserve">— edit any price/VAT/name, add or remove items, and save as a list</w:t>
+      </w:r>
+      <w:r>
+        <w:t xml:space="preserve"> </w:t>
+      </w:r>
+      <w:r>
+        <w:t xml:space="preserve">valid from a chosen date (default today). Saving on a date that already has a list</w:t>
+      </w:r>
+      <w:r>
+        <w:t xml:space="preserve"> </w:t>
+      </w:r>
+      <w:r>
+        <w:rPr>
+          <w:b/>
+          <w:bCs/>
+        </w:rPr>
+        <w:t xml:space="preserve">replaces</w:t>
+      </w:r>
+      <w:r>
+        <w:t xml:space="preserve"> </w:t>
+      </w:r>
+      <w:r>
+        <w:t xml:space="preserve">that list (to correct a mistake); otherwise a new version is added.</w:t>
+      </w:r>
+    </w:p>
+    <w:p>
+      <w:pPr>
+        <w:pStyle w:val="Compact"/>
+        <w:numPr>
+          <w:ilvl w:val="0"/>
+          <w:numId w:val="1049"/>
+        </w:numPr>
+      </w:pPr>
+      <w:r>
+        <w:t xml:space="preserve">Older versions can be viewed and (except the base) deleted — borrels they covered</w:t>
+      </w:r>
+      <w:r>
+        <w:t xml:space="preserve"> </w:t>
+      </w:r>
+      <w:r>
+        <w:t xml:space="preserve">fall back to the previous list.</w:t>
+      </w:r>
+    </w:p>
+    <w:p>
+      <w:pPr>
+        <w:pStyle w:val="Compact"/>
+        <w:numPr>
+          <w:ilvl w:val="0"/>
+          <w:numId w:val="1049"/>
+        </w:numPr>
+      </w:pPr>
+      <w:r>
+        <w:t xml:space="preserve">Item</w:t>
+      </w:r>
+      <w:r>
+        <w:t xml:space="preserve"> </w:t>
+      </w:r>
+      <w:r>
+        <w:rPr>
+          <w:b/>
+          <w:bCs/>
+        </w:rPr>
+        <w:t xml:space="preserve">keys</w:t>
+      </w:r>
+      <w:r>
+        <w:t xml:space="preserve"> </w:t>
+      </w:r>
+      <w:r>
+        <w:t xml:space="preserve">stay the same across versions (usage is stored against them). If an</w:t>
+      </w:r>
+      <w:r>
+        <w:t xml:space="preserve"> </w:t>
+      </w:r>
+      <w:r>
+        <w:t xml:space="preserve">item is dropped from a later list, borrels with usage of it keep its last known</w:t>
+      </w:r>
+      <w:r>
+        <w:t xml:space="preserve"> </w:t>
+      </w:r>
+      <w:r>
+        <w:t xml:space="preserve">price. Kegs are per</w:t>
+      </w:r>
+      <w:r>
+        <w:t xml:space="preserve"> </w:t>
+      </w:r>
+      <w:r>
+        <w:rPr>
+          <w:b/>
+          <w:bCs/>
+        </w:rPr>
+        <w:t xml:space="preserve">liter</w:t>
+      </w:r>
+      <w:r>
+        <w:t xml:space="preserve"> </w:t>
+      </w:r>
+      <w:r>
+        <w:t xml:space="preserve">(usage entered in kg ≈ liters), the rest per</w:t>
+      </w:r>
+      <w:r>
+        <w:t xml:space="preserve"> </w:t>
+      </w:r>
+      <w:r>
+        <w:rPr>
+          <w:b/>
+          <w:bCs/>
+        </w:rPr>
+        <w:t xml:space="preserve">unit</w:t>
+      </w:r>
+      <w:r>
+        <w:t xml:space="preserve">.</w:t>
+      </w:r>
+    </w:p>
+    <w:p>
+      <w:pPr>
+        <w:pStyle w:val="Compact"/>
+        <w:numPr>
+          <w:ilvl w:val="0"/>
+          <w:numId w:val="1049"/>
+        </w:numPr>
+      </w:pPr>
+      <w:r>
+        <w:t xml:space="preserve">The usage form and the Alexia usage-PDF import on a borrel's page use the list</w:t>
+      </w:r>
+      <w:r>
+        <w:t xml:space="preserve"> </w:t>
+      </w:r>
+      <w:r>
+        <w:t xml:space="preserve">valid on that borrel's date; the page names which list applies.</w:t>
+      </w:r>
+    </w:p>
+    <w:bookmarkEnd w:id="149"/>
+    <w:bookmarkStart w:id="150" w:name="admin-pages-adminppp"/>
     <w:p>
       <w:pPr>
         <w:pStyle w:val="Heading2"/>
@@ -26642,6 +27128,48 @@
                 <w:b/>
                 <w:bCs/>
               </w:rPr>
+              <w:t xml:space="preserve">SBZ prices</w:t>
+            </w:r>
+          </w:p>
+        </w:tc>
+        <w:tc>
+          <w:tcPr/>
+          <w:p>
+            <w:pPr>
+              <w:pStyle w:val="Compact"/>
+            </w:pPr>
+            <w:r>
+              <w:t xml:space="preserve">The cost prices paid to SBZ, as versioned price lists — view, edit, upload the SBZ PDF; each list applies from its date onward. See</w:t>
+            </w:r>
+            <w:r>
+              <w:t xml:space="preserve"> </w:t>
+            </w:r>
+            <w:hyperlink w:anchor="sbz-prices-cost-of-goods">
+              <w:r>
+                <w:rPr>
+                  <w:rStyle w:val="Hyperlink"/>
+                </w:rPr>
+                <w:t xml:space="preserve">SBZ prices</w:t>
+              </w:r>
+            </w:hyperlink>
+            <w:r>
+              <w:t xml:space="preserve">.</w:t>
+            </w:r>
+          </w:p>
+        </w:tc>
+      </w:tr>
+      <w:tr>
+        <w:tc>
+          <w:tcPr/>
+          <w:p>
+            <w:pPr>
+              <w:pStyle w:val="Compact"/>
+            </w:pPr>
+            <w:r>
+              <w:rPr>
+                <w:b/>
+                <w:bCs/>
+              </w:rPr>
               <w:t xml:space="preserve">Member roles</w:t>
             </w:r>
           </w:p>
@@ -26803,15 +27331,15 @@
         <w:pStyle w:val="Compact"/>
         <w:numPr>
           <w:ilvl w:val="0"/>
-          <w:numId w:val="1049"/>
+          <w:numId w:val="1050"/>
         </w:numPr>
       </w:pPr>
       <w:r>
         <w:t xml:space="preserve">a toggle picker per member).</w:t>
       </w:r>
     </w:p>
-    <w:bookmarkEnd w:id="149"/>
-    <w:bookmarkStart w:id="150" w:name="activity-profitloss"/>
+    <w:bookmarkEnd w:id="150"/>
+    <w:bookmarkStart w:id="151" w:name="activity-profitloss"/>
     <w:p>
       <w:pPr>
         <w:pStyle w:val="Heading2"/>
@@ -26849,7 +27377,7 @@
         <w:pStyle w:val="Compact"/>
         <w:numPr>
           <w:ilvl w:val="0"/>
-          <w:numId w:val="1050"/>
+          <w:numId w:val="1051"/>
         </w:numPr>
       </w:pPr>
       <w:r>
@@ -26961,7 +27489,7 @@
         <w:pStyle w:val="Compact"/>
         <w:numPr>
           <w:ilvl w:val="0"/>
-          <w:numId w:val="1050"/>
+          <w:numId w:val="1051"/>
         </w:numPr>
       </w:pPr>
       <w:r>
@@ -27031,25 +27559,37 @@
         <w:t xml:space="preserve">shots as units</w:t>
       </w:r>
       <w:r>
-        <w:t xml:space="preserve">, priced from the SBZ price list (</w:t>
-      </w:r>
-      <w:r>
-        <w:rPr>
-          <w:rStyle w:val="VerbatimChar"/>
-        </w:rPr>
-        <w:t xml:space="preserve">src/lib/sbz.ts</w:t>
-      </w:r>
-      <w:r>
-        <w:t xml:space="preserve"> </w:t>
-      </w:r>
-      <w:r>
-        <w:t xml:space="preserve">— the fixed cost</w:t>
-      </w:r>
-      <w:r>
-        <w:t xml:space="preserve"> </w:t>
-      </w:r>
-      <w:r>
-        <w:t xml:space="preserve">catalog, incl./excl. BTW per item; update it when SBZ revises prices). Enter it by</w:t>
+        <w:t xml:space="preserve">, priced from the</w:t>
+      </w:r>
+      <w:r>
+        <w:t xml:space="preserve"> </w:t>
+      </w:r>
+      <w:r>
+        <w:rPr>
+          <w:b/>
+          <w:bCs/>
+        </w:rPr>
+        <w:t xml:space="preserve">SBZ price list valid on the borrel's date</w:t>
+      </w:r>
+      <w:r>
+        <w:t xml:space="preserve"> </w:t>
+      </w:r>
+      <w:r>
+        <w:t xml:space="preserve">(see</w:t>
+      </w:r>
+      <w:r>
+        <w:t xml:space="preserve"> </w:t>
+      </w:r>
+      <w:hyperlink w:anchor="sbz-prices-cost-of-goods">
+        <w:r>
+          <w:rPr>
+            <w:rStyle w:val="Hyperlink"/>
+          </w:rPr>
+          <w:t xml:space="preserve">SBZ prices</w:t>
+        </w:r>
+      </w:hyperlink>
+      <w:r>
+        <w:t xml:space="preserve">), incl./excl. BTW per item. Enter it by</w:t>
       </w:r>
       <w:r>
         <w:t xml:space="preserve"> </w:t>
@@ -27173,7 +27713,7 @@
         <w:pStyle w:val="Compact"/>
         <w:numPr>
           <w:ilvl w:val="0"/>
-          <w:numId w:val="1050"/>
+          <w:numId w:val="1051"/>
         </w:numPr>
       </w:pPr>
       <w:r>
@@ -27195,7 +27735,7 @@
         <w:pStyle w:val="Compact"/>
         <w:numPr>
           <w:ilvl w:val="0"/>
-          <w:numId w:val="1050"/>
+          <w:numId w:val="1051"/>
         </w:numPr>
       </w:pPr>
       <w:r>
@@ -27223,7 +27763,7 @@
         <w:pStyle w:val="Compact"/>
         <w:numPr>
           <w:ilvl w:val="0"/>
-          <w:numId w:val="1050"/>
+          <w:numId w:val="1051"/>
         </w:numPr>
       </w:pPr>
       <w:r>
@@ -27519,8 +28059,8 @@
         <w:t xml:space="preserve">late refund.</w:t>
       </w:r>
     </w:p>
-    <w:bookmarkEnd w:id="150"/>
-    <w:bookmarkStart w:id="151" w:name="congressus"/>
+    <w:bookmarkEnd w:id="151"/>
+    <w:bookmarkStart w:id="152" w:name="congressus"/>
     <w:p>
       <w:pPr>
         <w:pStyle w:val="Heading2"/>
@@ -27559,7 +28099,7 @@
         <w:pStyle w:val="Compact"/>
         <w:numPr>
           <w:ilvl w:val="0"/>
-          <w:numId w:val="1051"/>
+          <w:numId w:val="1052"/>
         </w:numPr>
       </w:pPr>
       <w:r>
@@ -27631,319 +28171,6 @@
           <w:rStyle w:val="VerbatimChar"/>
         </w:rPr>
         <w:t xml:space="preserve">congressusProductOfferId</w:t>
-      </w:r>
-      <w:r>
-        <w:t xml:space="preserve">.</w:t>
-      </w:r>
-    </w:p>
-    <w:p>
-      <w:pPr>
-        <w:pStyle w:val="Compact"/>
-        <w:numPr>
-          <w:ilvl w:val="0"/>
-          <w:numId w:val="1051"/>
-        </w:numPr>
-      </w:pPr>
-      <w:r>
-        <w:rPr>
-          <w:b/>
-          <w:bCs/>
-        </w:rPr>
-        <w:t xml:space="preserve">VAT cannot be set via the API</w:t>
-      </w:r>
-      <w:r>
-        <w:t xml:space="preserve"> </w:t>
-      </w:r>
-      <w:r>
-        <w:t xml:space="preserve">— every shape (</w:t>
-      </w:r>
-      <w:r>
-        <w:rPr>
-          <w:rStyle w:val="VerbatimChar"/>
-        </w:rPr>
-        <w:t xml:space="preserve">vat_category {…}</w:t>
-      </w:r>
-      <w:r>
-        <w:t xml:space="preserve">,</w:t>
-      </w:r>
-      <w:r>
-        <w:t xml:space="preserve"> </w:t>
-      </w:r>
-      <w:r>
-        <w:rPr>
-          <w:rStyle w:val="VerbatimChar"/>
-        </w:rPr>
-        <w:t xml:space="preserve">vat_percentage</w:t>
-      </w:r>
-      <w:r>
-        <w:t xml:space="preserve">, …) returns HTTP 500 server-side, so PPP products sync</w:t>
-      </w:r>
-      <w:r>
-        <w:t xml:space="preserve"> </w:t>
-      </w:r>
-      <w:r>
-        <w:rPr>
-          <w:b/>
-          <w:bCs/>
-        </w:rPr>
-        <w:t xml:space="preserve">without</w:t>
-      </w:r>
-      <w:r>
-        <w:rPr>
-          <w:b/>
-          <w:bCs/>
-        </w:rPr>
-        <w:t xml:space="preserve"> </w:t>
-      </w:r>
-      <w:r>
-        <w:rPr>
-          <w:b/>
-          <w:bCs/>
-        </w:rPr>
-        <w:t xml:space="preserve">VAT</w:t>
-      </w:r>
-      <w:r>
-        <w:t xml:space="preserve"> </w:t>
-      </w:r>
-      <w:r>
-        <w:t xml:space="preserve">(like SSS products, which are all unset). VAT is kept locally on</w:t>
-      </w:r>
-      <w:r>
-        <w:t xml:space="preserve"> </w:t>
-      </w:r>
-      <w:r>
-        <w:rPr>
-          <w:rStyle w:val="VerbatimChar"/>
-        </w:rPr>
-        <w:t xml:space="preserve">PppProduct.vatCategory</w:t>
-      </w:r>
-      <w:r>
-        <w:t xml:space="preserve">; set it in the Congressus UI if needed.</w:t>
-      </w:r>
-    </w:p>
-    <w:p>
-      <w:pPr>
-        <w:pStyle w:val="Compact"/>
-        <w:numPr>
-          <w:ilvl w:val="0"/>
-          <w:numId w:val="1051"/>
-        </w:numPr>
-      </w:pPr>
-      <w:r>
-        <w:rPr>
-          <w:b/>
-          <w:bCs/>
-        </w:rPr>
-        <w:t xml:space="preserve">Two-invoice export</w:t>
-      </w:r>
-      <w:r>
-        <w:t xml:space="preserve"> </w:t>
-      </w:r>
-      <w:r>
-        <w:t xml:space="preserve">—</w:t>
-      </w:r>
-      <w:r>
-        <w:t xml:space="preserve"> </w:t>
-      </w:r>
-      <w:r>
-        <w:rPr>
-          <w:rStyle w:val="VerbatimChar"/>
-        </w:rPr>
-        <w:t xml:space="preserve">POST /api/admin/invoices/export { scope }</w:t>
-      </w:r>
-      <w:r>
-        <w:t xml:space="preserve"> </w:t>
-      </w:r>
-      <w:r>
-        <w:t xml:space="preserve">(</w:t>
-      </w:r>
-      <w:r>
-        <w:rPr>
-          <w:rStyle w:val="VerbatimChar"/>
-        </w:rPr>
-        <w:t xml:space="preserve">sss</w:t>
-      </w:r>
-      <w:r>
-        <w:t xml:space="preserve"> </w:t>
-      </w:r>
-      <w:r>
-        <w:t xml:space="preserve">|</w:t>
-      </w:r>
-      <w:r>
-        <w:t xml:space="preserve"> </w:t>
-      </w:r>
-      <w:r>
-        <w:rPr>
-          <w:rStyle w:val="VerbatimChar"/>
-        </w:rPr>
-        <w:t xml:space="preserve">ppp</w:t>
-      </w:r>
-      <w:r>
-        <w:t xml:space="preserve"> </w:t>
-      </w:r>
-      <w:r>
-        <w:t xml:space="preserve">|</w:t>
-      </w:r>
-      <w:r>
-        <w:t xml:space="preserve"> </w:t>
-      </w:r>
-      <w:r>
-        <w:rPr>
-          <w:rStyle w:val="VerbatimChar"/>
-        </w:rPr>
-        <w:t xml:space="preserve">all</w:t>
-      </w:r>
-      <w:r>
-        <w:t xml:space="preserve">) creates</w:t>
-      </w:r>
-      <w:r>
-        <w:t xml:space="preserve"> </w:t>
-      </w:r>
-      <w:r>
-        <w:rPr>
-          <w:b/>
-          <w:bCs/>
-        </w:rPr>
-        <w:t xml:space="preserve">separate</w:t>
-      </w:r>
-      <w:r>
-        <w:t xml:space="preserve"> </w:t>
-      </w:r>
-      <w:r>
-        <w:t xml:space="preserve">Congressus invoices per member per month: an</w:t>
-      </w:r>
-      <w:r>
-        <w:t xml:space="preserve"> </w:t>
-      </w:r>
-      <w:r>
-        <w:rPr>
-          <w:rStyle w:val="VerbatimChar"/>
-        </w:rPr>
-        <w:t xml:space="preserve">"SSS &lt;month&gt;"</w:t>
-      </w:r>
-      <w:r>
-        <w:t xml:space="preserve"> </w:t>
-      </w:r>
-      <w:r>
-        <w:t xml:space="preserve">invoice and a</w:t>
-      </w:r>
-      <w:r>
-        <w:t xml:space="preserve"> </w:t>
-      </w:r>
-      <w:r>
-        <w:rPr>
-          <w:rStyle w:val="VerbatimChar"/>
-        </w:rPr>
-        <w:t xml:space="preserve">"PPP &lt;month&gt;"</w:t>
-      </w:r>
-      <w:r>
-        <w:t xml:space="preserve"> </w:t>
-      </w:r>
-      <w:r>
-        <w:t xml:space="preserve">invoice. PPP line descriptions</w:t>
-      </w:r>
-      <w:r>
-        <w:t xml:space="preserve"> </w:t>
-      </w:r>
-      <w:r>
-        <w:t xml:space="preserve">include the activity name (</w:t>
-      </w:r>
-      <w:r>
-        <w:rPr>
-          <w:rStyle w:val="VerbatimChar"/>
-        </w:rPr>
-        <w:t xml:space="preserve">"Pils – Borrel 28 jun"</w:t>
-      </w:r>
-      <w:r>
-        <w:t xml:space="preserve">); same product at different</w:t>
-      </w:r>
-      <w:r>
-        <w:t xml:space="preserve"> </w:t>
-      </w:r>
-      <w:r>
-        <w:t xml:space="preserve">activities/prices stays on separate lines. Both reuse</w:t>
-      </w:r>
-      <w:r>
-        <w:t xml:space="preserve"> </w:t>
-      </w:r>
-      <w:r>
-        <w:rPr>
-          <w:rStyle w:val="VerbatimChar"/>
-        </w:rPr>
-        <w:t xml:space="preserve">createSaleInvoice()</w:t>
-      </w:r>
-      <w:r>
-        <w:t xml:space="preserve"> </w:t>
-      </w:r>
-      <w:r>
-        <w:t xml:space="preserve">and</w:t>
-      </w:r>
-      <w:r>
-        <w:t xml:space="preserve"> </w:t>
-      </w:r>
-      <w:r>
-        <w:t xml:space="preserve">the Mendix fallback for lines without an offer id.</w:t>
-      </w:r>
-    </w:p>
-    <w:bookmarkEnd w:id="151"/>
-    <w:bookmarkStart w:id="152" w:name="alexia-integration-scheduled-borrels"/>
-    <w:p>
-      <w:pPr>
-        <w:pStyle w:val="Heading2"/>
-      </w:pPr>
-      <w:r>
-        <w:t xml:space="preserve">Alexia integration (scheduled borrels)</w:t>
-      </w:r>
-    </w:p>
-    <w:p>
-      <w:pPr>
-        <w:pStyle w:val="FirstParagraph"/>
-      </w:pPr>
-      <w:r>
-        <w:t xml:space="preserve">The drinks committee schedules borrels in</w:t>
-      </w:r>
-      <w:r>
-        <w:t xml:space="preserve"> </w:t>
-      </w:r>
-      <w:r>
-        <w:rPr>
-          <w:b/>
-          <w:bCs/>
-        </w:rPr>
-        <w:t xml:space="preserve">Alexia</w:t>
-      </w:r>
-      <w:r>
-        <w:t xml:space="preserve"> </w:t>
-      </w:r>
-      <w:r>
-        <w:t xml:space="preserve">(Inter-Actief's system,</w:t>
-      </w:r>
-      <w:r>
-        <w:t xml:space="preserve"> </w:t>
-      </w:r>
-      <w:r>
-        <w:rPr>
-          <w:rStyle w:val="VerbatimChar"/>
-        </w:rPr>
-        <w:t xml:space="preserve">alex.ia.utwente.nl</w:t>
-      </w:r>
-      <w:r>
-        <w:t xml:space="preserve">). PPP imports them so bartenders don't retype names and admins</w:t>
-      </w:r>
-      <w:r>
-        <w:t xml:space="preserve"> </w:t>
-      </w:r>
-      <w:r>
-        <w:t xml:space="preserve">can prepare specials in advance. Logic in</w:t>
-      </w:r>
-      <w:r>
-        <w:t xml:space="preserve"> </w:t>
-      </w:r>
-      <w:r>
-        <w:rPr>
-          <w:rStyle w:val="VerbatimChar"/>
-        </w:rPr>
-        <w:t xml:space="preserve">src/lib/alexia.ts</w:t>
       </w:r>
       <w:r>
         <w:t xml:space="preserve">.</w:t>
@@ -27962,70 +28189,19 @@
           <w:b/>
           <w:bCs/>
         </w:rPr>
-        <w:t xml:space="preserve">Public, no auth</w:t>
-      </w:r>
-      <w:r>
-        <w:t xml:space="preserve"> </w:t>
-      </w:r>
-      <w:r>
-        <w:t xml:space="preserve">— Alexia's</w:t>
-      </w:r>
-      <w:r>
-        <w:t xml:space="preserve"> </w:t>
-      </w:r>
-      <w:r>
-        <w:rPr>
-          <w:rStyle w:val="VerbatimChar"/>
-        </w:rPr>
-        <w:t xml:space="preserve">event.upcoming_list</w:t>
-      </w:r>
-      <w:r>
-        <w:t xml:space="preserve"> </w:t>
-      </w:r>
-      <w:r>
-        <w:t xml:space="preserve">JSON-RPC method is public:</w:t>
-      </w:r>
-      <w:r>
-        <w:t xml:space="preserve"> </w:t>
-      </w:r>
-      <w:r>
-        <w:rPr>
-          <w:rStyle w:val="VerbatimChar"/>
-        </w:rPr>
-        <w:t xml:space="preserve">POST https://alex.ia.utwente.nl/api/1/</w:t>
-      </w:r>
-      <w:r>
-        <w:t xml:space="preserve"> </w:t>
-      </w:r>
-      <w:r>
-        <w:t xml:space="preserve">with</w:t>
-      </w:r>
-      <w:r>
-        <w:t xml:space="preserve"> </w:t>
-      </w:r>
-      <w:r>
-        <w:rPr>
-          <w:rStyle w:val="VerbatimChar"/>
-        </w:rPr>
-        <w:t xml:space="preserve">{"jsonrpc":"2.0","method":"event.upcoming_list","params":[true],"id":1}</w:t>
-      </w:r>
-      <w:r>
-        <w:t xml:space="preserve">. Events</w:t>
-      </w:r>
-      <w:r>
-        <w:t xml:space="preserve"> </w:t>
-      </w:r>
-      <w:r>
-        <w:t xml:space="preserve">carry</w:t>
-      </w:r>
-      <w:r>
-        <w:t xml:space="preserve"> </w:t>
-      </w:r>
-      <w:r>
-        <w:rPr>
-          <w:rStyle w:val="VerbatimChar"/>
-        </w:rPr>
-        <w:t xml:space="preserve">name</w:t>
+        <w:t xml:space="preserve">VAT cannot be set via the API</w:t>
+      </w:r>
+      <w:r>
+        <w:t xml:space="preserve"> </w:t>
+      </w:r>
+      <w:r>
+        <w:t xml:space="preserve">— every shape (</w:t>
+      </w:r>
+      <w:r>
+        <w:rPr>
+          <w:rStyle w:val="VerbatimChar"/>
+        </w:rPr>
+        <w:t xml:space="preserve">vat_category {…}</w:t>
       </w:r>
       <w:r>
         <w:t xml:space="preserve">,</w:t>
@@ -28037,62 +28213,52 @@
         <w:rPr>
           <w:rStyle w:val="VerbatimChar"/>
         </w:rPr>
-        <w:t xml:space="preserve">organizer</w:t>
-      </w:r>
-      <w:r>
-        <w:t xml:space="preserve">,</w:t>
-      </w:r>
-      <w:r>
-        <w:t xml:space="preserve"> </w:t>
-      </w:r>
-      <w:r>
-        <w:rPr>
-          <w:rStyle w:val="VerbatimChar"/>
-        </w:rPr>
-        <w:t xml:space="preserve">locations</w:t>
-      </w:r>
-      <w:r>
-        <w:t xml:space="preserve">,</w:t>
-      </w:r>
-      <w:r>
-        <w:t xml:space="preserve"> </w:t>
-      </w:r>
-      <w:r>
-        <w:rPr>
-          <w:rStyle w:val="VerbatimChar"/>
-        </w:rPr>
-        <w:t xml:space="preserve">starts_at</w:t>
-      </w:r>
-      <w:r>
-        <w:t xml:space="preserve">,</w:t>
-      </w:r>
-      <w:r>
-        <w:t xml:space="preserve"> </w:t>
-      </w:r>
-      <w:r>
-        <w:rPr>
-          <w:rStyle w:val="VerbatimChar"/>
-        </w:rPr>
-        <w:t xml:space="preserve">ends_at</w:t>
-      </w:r>
-      <w:r>
-        <w:t xml:space="preserve"> </w:t>
-      </w:r>
-      <w:r>
-        <w:t xml:space="preserve">— but</w:t>
-      </w:r>
-      <w:r>
-        <w:t xml:space="preserve"> </w:t>
-      </w:r>
-      <w:r>
-        <w:rPr>
-          <w:b/>
-          <w:bCs/>
-        </w:rPr>
-        <w:t xml:space="preserve">no id</w:t>
-      </w:r>
-      <w:r>
-        <w:t xml:space="preserve">.</w:t>
+        <w:t xml:space="preserve">vat_percentage</w:t>
+      </w:r>
+      <w:r>
+        <w:t xml:space="preserve">, …) returns HTTP 500 server-side, so PPP products sync</w:t>
+      </w:r>
+      <w:r>
+        <w:t xml:space="preserve"> </w:t>
+      </w:r>
+      <w:r>
+        <w:rPr>
+          <w:b/>
+          <w:bCs/>
+        </w:rPr>
+        <w:t xml:space="preserve">without</w:t>
+      </w:r>
+      <w:r>
+        <w:rPr>
+          <w:b/>
+          <w:bCs/>
+        </w:rPr>
+        <w:t xml:space="preserve"> </w:t>
+      </w:r>
+      <w:r>
+        <w:rPr>
+          <w:b/>
+          <w:bCs/>
+        </w:rPr>
+        <w:t xml:space="preserve">VAT</w:t>
+      </w:r>
+      <w:r>
+        <w:t xml:space="preserve"> </w:t>
+      </w:r>
+      <w:r>
+        <w:t xml:space="preserve">(like SSS products, which are all unset). VAT is kept locally on</w:t>
+      </w:r>
+      <w:r>
+        <w:t xml:space="preserve"> </w:t>
+      </w:r>
+      <w:r>
+        <w:rPr>
+          <w:rStyle w:val="VerbatimChar"/>
+        </w:rPr>
+        <w:t xml:space="preserve">PppProduct.vatCategory</w:t>
+      </w:r>
+      <w:r>
+        <w:t xml:space="preserve">; set it in the Congressus UI if needed.</w:t>
       </w:r>
     </w:p>
     <w:p>
@@ -28108,7 +28274,7 @@
           <w:b/>
           <w:bCs/>
         </w:rPr>
-        <w:t xml:space="preserve">Auto-sync</w:t>
+        <w:t xml:space="preserve">Two-invoice export</w:t>
       </w:r>
       <w:r>
         <w:t xml:space="preserve"> </w:t>
@@ -28123,22 +28289,128 @@
         <w:rPr>
           <w:rStyle w:val="VerbatimChar"/>
         </w:rPr>
-        <w:t xml:space="preserve">POST /api/ppp/alexia/sync</w:t>
-      </w:r>
-      <w:r>
-        <w:t xml:space="preserve"> </w:t>
-      </w:r>
-      <w:r>
-        <w:t xml:space="preserve">keeps only</w:t>
-      </w:r>
-      <w:r>
-        <w:t xml:space="preserve"> </w:t>
-      </w:r>
-      <w:r>
-        <w:rPr>
-          <w:rStyle w:val="VerbatimChar"/>
-        </w:rPr>
-        <w:t xml:space="preserve">organizer === "Stress"</w:t>
+        <w:t xml:space="preserve">POST /api/admin/invoices/export { scope }</w:t>
+      </w:r>
+      <w:r>
+        <w:t xml:space="preserve"> </w:t>
+      </w:r>
+      <w:r>
+        <w:t xml:space="preserve">(</w:t>
+      </w:r>
+      <w:r>
+        <w:rPr>
+          <w:rStyle w:val="VerbatimChar"/>
+        </w:rPr>
+        <w:t xml:space="preserve">sss</w:t>
+      </w:r>
+      <w:r>
+        <w:t xml:space="preserve"> </w:t>
+      </w:r>
+      <w:r>
+        <w:t xml:space="preserve">|</w:t>
+      </w:r>
+      <w:r>
+        <w:t xml:space="preserve"> </w:t>
+      </w:r>
+      <w:r>
+        <w:rPr>
+          <w:rStyle w:val="VerbatimChar"/>
+        </w:rPr>
+        <w:t xml:space="preserve">ppp</w:t>
+      </w:r>
+      <w:r>
+        <w:t xml:space="preserve"> </w:t>
+      </w:r>
+      <w:r>
+        <w:t xml:space="preserve">|</w:t>
+      </w:r>
+      <w:r>
+        <w:t xml:space="preserve"> </w:t>
+      </w:r>
+      <w:r>
+        <w:rPr>
+          <w:rStyle w:val="VerbatimChar"/>
+        </w:rPr>
+        <w:t xml:space="preserve">all</w:t>
+      </w:r>
+      <w:r>
+        <w:t xml:space="preserve">) creates</w:t>
+      </w:r>
+      <w:r>
+        <w:t xml:space="preserve"> </w:t>
+      </w:r>
+      <w:r>
+        <w:rPr>
+          <w:b/>
+          <w:bCs/>
+        </w:rPr>
+        <w:t xml:space="preserve">separate</w:t>
+      </w:r>
+      <w:r>
+        <w:t xml:space="preserve"> </w:t>
+      </w:r>
+      <w:r>
+        <w:t xml:space="preserve">Congressus invoices per member per month: an</w:t>
+      </w:r>
+      <w:r>
+        <w:t xml:space="preserve"> </w:t>
+      </w:r>
+      <w:r>
+        <w:rPr>
+          <w:rStyle w:val="VerbatimChar"/>
+        </w:rPr>
+        <w:t xml:space="preserve">"SSS &lt;month&gt;"</w:t>
+      </w:r>
+      <w:r>
+        <w:t xml:space="preserve"> </w:t>
+      </w:r>
+      <w:r>
+        <w:t xml:space="preserve">invoice and a</w:t>
+      </w:r>
+      <w:r>
+        <w:t xml:space="preserve"> </w:t>
+      </w:r>
+      <w:r>
+        <w:rPr>
+          <w:rStyle w:val="VerbatimChar"/>
+        </w:rPr>
+        <w:t xml:space="preserve">"PPP &lt;month&gt;"</w:t>
+      </w:r>
+      <w:r>
+        <w:t xml:space="preserve"> </w:t>
+      </w:r>
+      <w:r>
+        <w:t xml:space="preserve">invoice. PPP line descriptions</w:t>
+      </w:r>
+      <w:r>
+        <w:t xml:space="preserve"> </w:t>
+      </w:r>
+      <w:r>
+        <w:t xml:space="preserve">include the activity name (</w:t>
+      </w:r>
+      <w:r>
+        <w:rPr>
+          <w:rStyle w:val="VerbatimChar"/>
+        </w:rPr>
+        <w:t xml:space="preserve">"Pils – Borrel 28 jun"</w:t>
+      </w:r>
+      <w:r>
+        <w:t xml:space="preserve">); same product at different</w:t>
+      </w:r>
+      <w:r>
+        <w:t xml:space="preserve"> </w:t>
+      </w:r>
+      <w:r>
+        <w:t xml:space="preserve">activities/prices stays on separate lines. Both reuse</w:t>
+      </w:r>
+      <w:r>
+        <w:t xml:space="preserve"> </w:t>
+      </w:r>
+      <w:r>
+        <w:rPr>
+          <w:rStyle w:val="VerbatimChar"/>
+        </w:rPr>
+        <w:t xml:space="preserve">createSaleInvoice()</w:t>
       </w:r>
       <w:r>
         <w:t xml:space="preserve"> </w:t>
@@ -28150,104 +28422,71 @@
         <w:t xml:space="preserve"> </w:t>
       </w:r>
       <w:r>
-        <w:rPr>
-          <w:b/>
-          <w:bCs/>
-        </w:rPr>
-        <w:t xml:space="preserve">find-or-creates</w:t>
-      </w:r>
-      <w:r>
-        <w:t xml:space="preserve"> </w:t>
-      </w:r>
-      <w:r>
-        <w:t xml:space="preserve">a</w:t>
-      </w:r>
-      <w:r>
-        <w:t xml:space="preserve"> </w:t>
-      </w:r>
-      <w:r>
-        <w:rPr>
-          <w:rStyle w:val="VerbatimChar"/>
-        </w:rPr>
-        <w:t xml:space="preserve">PppActivity</w:t>
-      </w:r>
-      <w:r>
-        <w:t xml:space="preserve"> </w:t>
-      </w:r>
-      <w:r>
-        <w:t xml:space="preserve">for each (date =</w:t>
-      </w:r>
-      <w:r>
-        <w:t xml:space="preserve"> </w:t>
-      </w:r>
-      <w:r>
-        <w:rPr>
-          <w:rStyle w:val="VerbatimChar"/>
-        </w:rPr>
-        <w:t xml:space="preserve">starts_at</w:t>
-      </w:r>
-      <w:r>
-        <w:t xml:space="preserve">), matched by</w:t>
-      </w:r>
-      <w:r>
-        <w:t xml:space="preserve"> </w:t>
-      </w:r>
-      <w:r>
-        <w:rPr>
-          <w:b/>
-          <w:bCs/>
-        </w:rPr>
-        <w:t xml:space="preserve">name + calendar day</w:t>
-      </w:r>
-      <w:r>
-        <w:t xml:space="preserve"> </w:t>
-      </w:r>
-      <w:r>
-        <w:t xml:space="preserve">(no id exists). It runs when a bartender lands on</w:t>
-      </w:r>
-      <w:r>
-        <w:t xml:space="preserve"> </w:t>
-      </w:r>
-      <w:r>
-        <w:rPr>
-          <w:rStyle w:val="VerbatimChar"/>
-        </w:rPr>
-        <w:t xml:space="preserve">/ppp</w:t>
-      </w:r>
-      <w:r>
-        <w:t xml:space="preserve"> </w:t>
-      </w:r>
-      <w:r>
-        <w:rPr>
-          <w:b/>
-          <w:bCs/>
-        </w:rPr>
-        <w:t xml:space="preserve">and</w:t>
-      </w:r>
-      <w:r>
-        <w:t xml:space="preserve"> </w:t>
-      </w:r>
-      <w:r>
-        <w:t xml:space="preserve">when an admin opens</w:t>
-      </w:r>
-      <w:r>
-        <w:t xml:space="preserve"> </w:t>
-      </w:r>
-      <w:r>
-        <w:rPr>
-          <w:b/>
-          <w:bCs/>
-        </w:rPr>
-        <w:t xml:space="preserve">Admin → PPP → Activities</w:t>
-      </w:r>
-      <w:r>
-        <w:t xml:space="preserve">, so new borrels appear</w:t>
-      </w:r>
-      <w:r>
-        <w:t xml:space="preserve"> </w:t>
-      </w:r>
-      <w:r>
-        <w:t xml:space="preserve">automatically and the admin can pre-set specials on future ones.</w:t>
+        <w:t xml:space="preserve">the Mendix fallback for lines without an offer id.</w:t>
+      </w:r>
+    </w:p>
+    <w:bookmarkEnd w:id="152"/>
+    <w:bookmarkStart w:id="153" w:name="alexia-integration-scheduled-borrels"/>
+    <w:p>
+      <w:pPr>
+        <w:pStyle w:val="Heading2"/>
+      </w:pPr>
+      <w:r>
+        <w:t xml:space="preserve">Alexia integration (scheduled borrels)</w:t>
+      </w:r>
+    </w:p>
+    <w:p>
+      <w:pPr>
+        <w:pStyle w:val="FirstParagraph"/>
+      </w:pPr>
+      <w:r>
+        <w:t xml:space="preserve">The drinks committee schedules borrels in</w:t>
+      </w:r>
+      <w:r>
+        <w:t xml:space="preserve"> </w:t>
+      </w:r>
+      <w:r>
+        <w:rPr>
+          <w:b/>
+          <w:bCs/>
+        </w:rPr>
+        <w:t xml:space="preserve">Alexia</w:t>
+      </w:r>
+      <w:r>
+        <w:t xml:space="preserve"> </w:t>
+      </w:r>
+      <w:r>
+        <w:t xml:space="preserve">(Inter-Actief's system,</w:t>
+      </w:r>
+      <w:r>
+        <w:t xml:space="preserve"> </w:t>
+      </w:r>
+      <w:r>
+        <w:rPr>
+          <w:rStyle w:val="VerbatimChar"/>
+        </w:rPr>
+        <w:t xml:space="preserve">alex.ia.utwente.nl</w:t>
+      </w:r>
+      <w:r>
+        <w:t xml:space="preserve">). PPP imports them so bartenders don't retype names and admins</w:t>
+      </w:r>
+      <w:r>
+        <w:t xml:space="preserve"> </w:t>
+      </w:r>
+      <w:r>
+        <w:t xml:space="preserve">can prepare specials in advance. Logic in</w:t>
+      </w:r>
+      <w:r>
+        <w:t xml:space="preserve"> </w:t>
+      </w:r>
+      <w:r>
+        <w:rPr>
+          <w:rStyle w:val="VerbatimChar"/>
+        </w:rPr>
+        <w:t xml:space="preserve">src/lib/alexia.ts</w:t>
+      </w:r>
+      <w:r>
+        <w:t xml:space="preserve">.</w:t>
       </w:r>
     </w:p>
     <w:p>
@@ -28255,7 +28494,7 @@
         <w:pStyle w:val="Compact"/>
         <w:numPr>
           <w:ilvl w:val="0"/>
-          <w:numId w:val="1052"/>
+          <w:numId w:val="1053"/>
         </w:numPr>
       </w:pPr>
       <w:r>
@@ -28263,19 +28502,137 @@
           <w:b/>
           <w:bCs/>
         </w:rPr>
-        <w:t xml:space="preserve">Idempotent + fail-soft</w:t>
-      </w:r>
-      <w:r>
-        <w:t xml:space="preserve"> </w:t>
-      </w:r>
-      <w:r>
-        <w:t xml:space="preserve">— re-syncing creates nothing new; any Alexia</w:t>
-      </w:r>
-      <w:r>
-        <w:t xml:space="preserve"> </w:t>
-      </w:r>
-      <w:r>
-        <w:t xml:space="preserve">error/timeout just yields no import and PPP keeps working.</w:t>
+        <w:t xml:space="preserve">Public, no auth</w:t>
+      </w:r>
+      <w:r>
+        <w:t xml:space="preserve"> </w:t>
+      </w:r>
+      <w:r>
+        <w:t xml:space="preserve">— Alexia's</w:t>
+      </w:r>
+      <w:r>
+        <w:t xml:space="preserve"> </w:t>
+      </w:r>
+      <w:r>
+        <w:rPr>
+          <w:rStyle w:val="VerbatimChar"/>
+        </w:rPr>
+        <w:t xml:space="preserve">event.upcoming_list</w:t>
+      </w:r>
+      <w:r>
+        <w:t xml:space="preserve"> </w:t>
+      </w:r>
+      <w:r>
+        <w:t xml:space="preserve">JSON-RPC method is public:</w:t>
+      </w:r>
+      <w:r>
+        <w:t xml:space="preserve"> </w:t>
+      </w:r>
+      <w:r>
+        <w:rPr>
+          <w:rStyle w:val="VerbatimChar"/>
+        </w:rPr>
+        <w:t xml:space="preserve">POST https://alex.ia.utwente.nl/api/1/</w:t>
+      </w:r>
+      <w:r>
+        <w:t xml:space="preserve"> </w:t>
+      </w:r>
+      <w:r>
+        <w:t xml:space="preserve">with</w:t>
+      </w:r>
+      <w:r>
+        <w:t xml:space="preserve"> </w:t>
+      </w:r>
+      <w:r>
+        <w:rPr>
+          <w:rStyle w:val="VerbatimChar"/>
+        </w:rPr>
+        <w:t xml:space="preserve">{"jsonrpc":"2.0","method":"event.upcoming_list","params":[true],"id":1}</w:t>
+      </w:r>
+      <w:r>
+        <w:t xml:space="preserve">. Events</w:t>
+      </w:r>
+      <w:r>
+        <w:t xml:space="preserve"> </w:t>
+      </w:r>
+      <w:r>
+        <w:t xml:space="preserve">carry</w:t>
+      </w:r>
+      <w:r>
+        <w:t xml:space="preserve"> </w:t>
+      </w:r>
+      <w:r>
+        <w:rPr>
+          <w:rStyle w:val="VerbatimChar"/>
+        </w:rPr>
+        <w:t xml:space="preserve">name</w:t>
+      </w:r>
+      <w:r>
+        <w:t xml:space="preserve">,</w:t>
+      </w:r>
+      <w:r>
+        <w:t xml:space="preserve"> </w:t>
+      </w:r>
+      <w:r>
+        <w:rPr>
+          <w:rStyle w:val="VerbatimChar"/>
+        </w:rPr>
+        <w:t xml:space="preserve">organizer</w:t>
+      </w:r>
+      <w:r>
+        <w:t xml:space="preserve">,</w:t>
+      </w:r>
+      <w:r>
+        <w:t xml:space="preserve"> </w:t>
+      </w:r>
+      <w:r>
+        <w:rPr>
+          <w:rStyle w:val="VerbatimChar"/>
+        </w:rPr>
+        <w:t xml:space="preserve">locations</w:t>
+      </w:r>
+      <w:r>
+        <w:t xml:space="preserve">,</w:t>
+      </w:r>
+      <w:r>
+        <w:t xml:space="preserve"> </w:t>
+      </w:r>
+      <w:r>
+        <w:rPr>
+          <w:rStyle w:val="VerbatimChar"/>
+        </w:rPr>
+        <w:t xml:space="preserve">starts_at</w:t>
+      </w:r>
+      <w:r>
+        <w:t xml:space="preserve">,</w:t>
+      </w:r>
+      <w:r>
+        <w:t xml:space="preserve"> </w:t>
+      </w:r>
+      <w:r>
+        <w:rPr>
+          <w:rStyle w:val="VerbatimChar"/>
+        </w:rPr>
+        <w:t xml:space="preserve">ends_at</w:t>
+      </w:r>
+      <w:r>
+        <w:t xml:space="preserve"> </w:t>
+      </w:r>
+      <w:r>
+        <w:t xml:space="preserve">— but</w:t>
+      </w:r>
+      <w:r>
+        <w:t xml:space="preserve"> </w:t>
+      </w:r>
+      <w:r>
+        <w:rPr>
+          <w:b/>
+          <w:bCs/>
+        </w:rPr>
+        <w:t xml:space="preserve">no id</w:t>
+      </w:r>
+      <w:r>
+        <w:t xml:space="preserve">.</w:t>
       </w:r>
     </w:p>
     <w:p>
@@ -28283,7 +28640,7 @@
         <w:pStyle w:val="Compact"/>
         <w:numPr>
           <w:ilvl w:val="0"/>
-          <w:numId w:val="1052"/>
+          <w:numId w:val="1053"/>
         </w:numPr>
       </w:pPr>
       <w:r>
@@ -28291,6 +28648,189 @@
           <w:b/>
           <w:bCs/>
         </w:rPr>
+        <w:t xml:space="preserve">Auto-sync</w:t>
+      </w:r>
+      <w:r>
+        <w:t xml:space="preserve"> </w:t>
+      </w:r>
+      <w:r>
+        <w:t xml:space="preserve">—</w:t>
+      </w:r>
+      <w:r>
+        <w:t xml:space="preserve"> </w:t>
+      </w:r>
+      <w:r>
+        <w:rPr>
+          <w:rStyle w:val="VerbatimChar"/>
+        </w:rPr>
+        <w:t xml:space="preserve">POST /api/ppp/alexia/sync</w:t>
+      </w:r>
+      <w:r>
+        <w:t xml:space="preserve"> </w:t>
+      </w:r>
+      <w:r>
+        <w:t xml:space="preserve">keeps only</w:t>
+      </w:r>
+      <w:r>
+        <w:t xml:space="preserve"> </w:t>
+      </w:r>
+      <w:r>
+        <w:rPr>
+          <w:rStyle w:val="VerbatimChar"/>
+        </w:rPr>
+        <w:t xml:space="preserve">organizer === "Stress"</w:t>
+      </w:r>
+      <w:r>
+        <w:t xml:space="preserve"> </w:t>
+      </w:r>
+      <w:r>
+        <w:t xml:space="preserve">and</w:t>
+      </w:r>
+      <w:r>
+        <w:t xml:space="preserve"> </w:t>
+      </w:r>
+      <w:r>
+        <w:rPr>
+          <w:b/>
+          <w:bCs/>
+        </w:rPr>
+        <w:t xml:space="preserve">find-or-creates</w:t>
+      </w:r>
+      <w:r>
+        <w:t xml:space="preserve"> </w:t>
+      </w:r>
+      <w:r>
+        <w:t xml:space="preserve">a</w:t>
+      </w:r>
+      <w:r>
+        <w:t xml:space="preserve"> </w:t>
+      </w:r>
+      <w:r>
+        <w:rPr>
+          <w:rStyle w:val="VerbatimChar"/>
+        </w:rPr>
+        <w:t xml:space="preserve">PppActivity</w:t>
+      </w:r>
+      <w:r>
+        <w:t xml:space="preserve"> </w:t>
+      </w:r>
+      <w:r>
+        <w:t xml:space="preserve">for each (date =</w:t>
+      </w:r>
+      <w:r>
+        <w:t xml:space="preserve"> </w:t>
+      </w:r>
+      <w:r>
+        <w:rPr>
+          <w:rStyle w:val="VerbatimChar"/>
+        </w:rPr>
+        <w:t xml:space="preserve">starts_at</w:t>
+      </w:r>
+      <w:r>
+        <w:t xml:space="preserve">), matched by</w:t>
+      </w:r>
+      <w:r>
+        <w:t xml:space="preserve"> </w:t>
+      </w:r>
+      <w:r>
+        <w:rPr>
+          <w:b/>
+          <w:bCs/>
+        </w:rPr>
+        <w:t xml:space="preserve">name + calendar day</w:t>
+      </w:r>
+      <w:r>
+        <w:t xml:space="preserve"> </w:t>
+      </w:r>
+      <w:r>
+        <w:t xml:space="preserve">(no id exists). It runs when a bartender lands on</w:t>
+      </w:r>
+      <w:r>
+        <w:t xml:space="preserve"> </w:t>
+      </w:r>
+      <w:r>
+        <w:rPr>
+          <w:rStyle w:val="VerbatimChar"/>
+        </w:rPr>
+        <w:t xml:space="preserve">/ppp</w:t>
+      </w:r>
+      <w:r>
+        <w:t xml:space="preserve"> </w:t>
+      </w:r>
+      <w:r>
+        <w:rPr>
+          <w:b/>
+          <w:bCs/>
+        </w:rPr>
+        <w:t xml:space="preserve">and</w:t>
+      </w:r>
+      <w:r>
+        <w:t xml:space="preserve"> </w:t>
+      </w:r>
+      <w:r>
+        <w:t xml:space="preserve">when an admin opens</w:t>
+      </w:r>
+      <w:r>
+        <w:t xml:space="preserve"> </w:t>
+      </w:r>
+      <w:r>
+        <w:rPr>
+          <w:b/>
+          <w:bCs/>
+        </w:rPr>
+        <w:t xml:space="preserve">Admin → PPP → Activities</w:t>
+      </w:r>
+      <w:r>
+        <w:t xml:space="preserve">, so new borrels appear</w:t>
+      </w:r>
+      <w:r>
+        <w:t xml:space="preserve"> </w:t>
+      </w:r>
+      <w:r>
+        <w:t xml:space="preserve">automatically and the admin can pre-set specials on future ones.</w:t>
+      </w:r>
+    </w:p>
+    <w:p>
+      <w:pPr>
+        <w:pStyle w:val="Compact"/>
+        <w:numPr>
+          <w:ilvl w:val="0"/>
+          <w:numId w:val="1053"/>
+        </w:numPr>
+      </w:pPr>
+      <w:r>
+        <w:rPr>
+          <w:b/>
+          <w:bCs/>
+        </w:rPr>
+        <w:t xml:space="preserve">Idempotent + fail-soft</w:t>
+      </w:r>
+      <w:r>
+        <w:t xml:space="preserve"> </w:t>
+      </w:r>
+      <w:r>
+        <w:t xml:space="preserve">— re-syncing creates nothing new; any Alexia</w:t>
+      </w:r>
+      <w:r>
+        <w:t xml:space="preserve"> </w:t>
+      </w:r>
+      <w:r>
+        <w:t xml:space="preserve">error/timeout just yields no import and PPP keeps working.</w:t>
+      </w:r>
+    </w:p>
+    <w:p>
+      <w:pPr>
+        <w:pStyle w:val="Compact"/>
+        <w:numPr>
+          <w:ilvl w:val="0"/>
+          <w:numId w:val="1053"/>
+        </w:numPr>
+      </w:pPr>
+      <w:r>
+        <w:rPr>
+          <w:b/>
+          <w:bCs/>
+        </w:rPr>
         <w:t xml:space="preserve">Caveat</w:t>
       </w:r>
       <w:r>
@@ -28378,8 +28918,8 @@
         <w:t xml:space="preserve">).</w:t>
       </w:r>
     </w:p>
-    <w:bookmarkEnd w:id="152"/>
-    <w:bookmarkStart w:id="154" w:name="data-model-ppp"/>
+    <w:bookmarkEnd w:id="153"/>
+    <w:bookmarkStart w:id="155" w:name="data-model-ppp"/>
     <w:p>
       <w:pPr>
         <w:pStyle w:val="Heading2"/>
@@ -28398,7 +28938,7 @@
       <w:r>
         <w:t xml:space="preserve"> </w:t>
       </w:r>
-      <w:hyperlink r:id="rId153">
+      <w:hyperlink r:id="rId154">
         <w:r>
           <w:rPr>
             <w:rStyle w:val="Hyperlink"/>
@@ -28418,7 +28958,7 @@
         <w:pStyle w:val="Compact"/>
         <w:numPr>
           <w:ilvl w:val="0"/>
-          <w:numId w:val="1053"/>
+          <w:numId w:val="1054"/>
         </w:numPr>
       </w:pPr>
       <w:r>
@@ -28609,6 +29149,108 @@
       </w:r>
       <w:r>
         <w:t xml:space="preserve">the P/L cost of goods),</w:t>
+      </w:r>
+      <w:r>
+        <w:t xml:space="preserve"> </w:t>
+      </w:r>
+      <w:r>
+        <w:rPr>
+          <w:rStyle w:val="VerbatimChar"/>
+        </w:rPr>
+        <w:t xml:space="preserve">SbzPriceList</w:t>
+      </w:r>
+      <w:r>
+        <w:t xml:space="preserve"> </w:t>
+      </w:r>
+      <w:r>
+        <w:t xml:space="preserve">(</w:t>
+      </w:r>
+      <w:r>
+        <w:rPr>
+          <w:rStyle w:val="VerbatimChar"/>
+        </w:rPr>
+        <w:t xml:space="preserve">validFrom</w:t>
+      </w:r>
+      <w:r>
+        <w:t xml:space="preserve"> </w:t>
+      </w:r>
+      <w:r>
+        <w:t xml:space="preserve">unique,</w:t>
+      </w:r>
+      <w:r>
+        <w:t xml:space="preserve"> </w:t>
+      </w:r>
+      <w:r>
+        <w:rPr>
+          <w:rStyle w:val="VerbatimChar"/>
+        </w:rPr>
+        <w:t xml:space="preserve">label</w:t>
+      </w:r>
+      <w:r>
+        <w:t xml:space="preserve">,</w:t>
+      </w:r>
+      <w:r>
+        <w:t xml:space="preserve"> </w:t>
+      </w:r>
+      <w:r>
+        <w:rPr>
+          <w:rStyle w:val="VerbatimChar"/>
+        </w:rPr>
+        <w:t xml:space="preserve">source</w:t>
+      </w:r>
+      <w:r>
+        <w:t xml:space="preserve">) +</w:t>
+      </w:r>
+      <w:r>
+        <w:t xml:space="preserve"> </w:t>
+      </w:r>
+      <w:r>
+        <w:rPr>
+          <w:rStyle w:val="VerbatimChar"/>
+        </w:rPr>
+        <w:t xml:space="preserve">SbzPrice</w:t>
+      </w:r>
+      <w:r>
+        <w:t xml:space="preserve"> </w:t>
+      </w:r>
+      <w:r>
+        <w:t xml:space="preserve">(</w:t>
+      </w:r>
+      <w:r>
+        <w:rPr>
+          <w:rStyle w:val="VerbatimChar"/>
+        </w:rPr>
+        <w:t xml:space="preserve">key</w:t>
+      </w:r>
+      <w:r>
+        <w:t xml:space="preserve">, name, section,</w:t>
+      </w:r>
+      <w:r>
+        <w:t xml:space="preserve"> </w:t>
+      </w:r>
+      <w:r>
+        <w:rPr>
+          <w:rStyle w:val="VerbatimChar"/>
+        </w:rPr>
+        <w:t xml:space="preserve">unit</w:t>
+      </w:r>
+      <w:r>
+        <w:t xml:space="preserve"> </w:t>
+      </w:r>
+      <w:r>
+        <w:t xml:space="preserve">LITER|UNIT,</w:t>
+      </w:r>
+      <w:r>
+        <w:t xml:space="preserve"> </w:t>
+      </w:r>
+      <w:r>
+        <w:rPr>
+          <w:rStyle w:val="VerbatimChar"/>
+        </w:rPr>
+        <w:t xml:space="preserve">vatRate</w:t>
+      </w:r>
+      <w:r>
+        <w:t xml:space="preserve">, excl./incl. cents),</w:t>
       </w:r>
       <w:r>
         <w:t xml:space="preserve"> </w:t>
@@ -28745,7 +29387,7 @@
         <w:pStyle w:val="Compact"/>
         <w:numPr>
           <w:ilvl w:val="0"/>
-          <w:numId w:val="1053"/>
+          <w:numId w:val="1054"/>
         </w:numPr>
       </w:pPr>
       <w:r>
@@ -28802,7 +29444,7 @@
         <w:pStyle w:val="Compact"/>
         <w:numPr>
           <w:ilvl w:val="0"/>
-          <w:numId w:val="1053"/>
+          <w:numId w:val="1054"/>
         </w:numPr>
       </w:pPr>
       <w:r>
@@ -28823,7 +29465,7 @@
         <w:pStyle w:val="Compact"/>
         <w:numPr>
           <w:ilvl w:val="0"/>
-          <w:numId w:val="1053"/>
+          <w:numId w:val="1054"/>
         </w:numPr>
       </w:pPr>
       <w:r>
@@ -28875,8 +29517,8 @@
         <w:t xml:space="preserve">unchanged for identity.</w:t>
       </w:r>
     </w:p>
-    <w:bookmarkEnd w:id="154"/>
-    <w:bookmarkStart w:id="155" w:name="api-reference-ppp"/>
+    <w:bookmarkEnd w:id="155"/>
+    <w:bookmarkStart w:id="156" w:name="api-reference-ppp"/>
     <w:p>
       <w:pPr>
         <w:pStyle w:val="Heading2"/>
@@ -29744,6 +30386,63 @@
         <w:rPr>
           <w:rStyle w:val="VerbatimChar"/>
         </w:rPr>
+        <w:t xml:space="preserve">…/sbz</w:t>
+      </w:r>
+      <w:r>
+        <w:t xml:space="preserve"> </w:t>
+      </w:r>
+      <w:r>
+        <w:t xml:space="preserve">(GET = all price lists +</w:t>
+      </w:r>
+      <w:r>
+        <w:t xml:space="preserve"> </w:t>
+      </w:r>
+      <w:r>
+        <w:t xml:space="preserve">current; POST = save a list valid from a date, replacing one on the same date),</w:t>
+      </w:r>
+      <w:r>
+        <w:t xml:space="preserve"> </w:t>
+      </w:r>
+      <w:r>
+        <w:rPr>
+          <w:rStyle w:val="VerbatimChar"/>
+        </w:rPr>
+        <w:t xml:space="preserve">…/sbz/[id]</w:t>
+      </w:r>
+      <w:r>
+        <w:t xml:space="preserve"> </w:t>
+      </w:r>
+      <w:r>
+        <w:t xml:space="preserve">(DELETE a version, not the base),</w:t>
+      </w:r>
+      <w:r>
+        <w:t xml:space="preserve"> </w:t>
+      </w:r>
+      <w:r>
+        <w:rPr>
+          <w:rStyle w:val="VerbatimChar"/>
+        </w:rPr>
+        <w:t xml:space="preserve">…/sbz/parse</w:t>
+      </w:r>
+      <w:r>
+        <w:t xml:space="preserve"> </w:t>
+      </w:r>
+      <w:r>
+        <w:t xml:space="preserve">(POST an SBZ PDF →</w:t>
+      </w:r>
+      <w:r>
+        <w:t xml:space="preserve"> </w:t>
+      </w:r>
+      <w:r>
+        <w:t xml:space="preserve">matched rows + valid-from date, nothing saved),</w:t>
+      </w:r>
+      <w:r>
+        <w:t xml:space="preserve"> </w:t>
+      </w:r>
+      <w:r>
+        <w:rPr>
+          <w:rStyle w:val="VerbatimChar"/>
+        </w:rPr>
         <w:t xml:space="preserve">…/stats</w:t>
       </w:r>
       <w:r>
@@ -29834,8 +30533,8 @@
         <w:t xml:space="preserve">.</w:t>
       </w:r>
     </w:p>
-    <w:bookmarkEnd w:id="155"/>
-    <w:bookmarkStart w:id="156" w:name="environment"/>
+    <w:bookmarkEnd w:id="156"/>
+    <w:bookmarkStart w:id="157" w:name="environment"/>
     <w:p>
       <w:pPr>
         <w:pStyle w:val="Heading2"/>
@@ -30254,9 +30953,9 @@
         <w:br w:type="page"/>
       </w:r>
     </w:p>
-    <w:bookmarkEnd w:id="156"/>
     <w:bookmarkEnd w:id="157"/>
-    <w:bookmarkStart w:id="171" w:name="security-model"/>
+    <w:bookmarkEnd w:id="158"/>
+    <w:bookmarkStart w:id="172" w:name="security-model"/>
     <w:p>
       <w:pPr>
         <w:pStyle w:val="Heading1"/>
@@ -30309,7 +31008,7 @@
         <w:t xml:space="preserve">trade-offs made for a shared, physical kiosk.</w:t>
       </w:r>
     </w:p>
-    <w:bookmarkStart w:id="161" w:name="authentication--authorisation"/>
+    <w:bookmarkStart w:id="162" w:name="authentication--authorisation"/>
     <w:p>
       <w:pPr>
         <w:pStyle w:val="Heading2"/>
@@ -30318,296 +31017,13 @@
         <w:t xml:space="preserve">Authentication &amp; authorisation</w:t>
       </w:r>
     </w:p>
-    <w:bookmarkStart w:id="158" w:name="admin"/>
+    <w:bookmarkStart w:id="159" w:name="admin"/>
     <w:p>
       <w:pPr>
         <w:pStyle w:val="Heading3"/>
       </w:pPr>
       <w:r>
         <w:t xml:space="preserve">Admin</w:t>
-      </w:r>
-    </w:p>
-    <w:p>
-      <w:pPr>
-        <w:pStyle w:val="Compact"/>
-        <w:numPr>
-          <w:ilvl w:val="0"/>
-          <w:numId w:val="1054"/>
-        </w:numPr>
-      </w:pPr>
-      <w:r>
-        <w:t xml:space="preserve">Login (</w:t>
-      </w:r>
-      <w:r>
-        <w:rPr>
-          <w:rStyle w:val="VerbatimChar"/>
-        </w:rPr>
-        <w:t xml:space="preserve">POST /api/auth/login</w:t>
-      </w:r>
-      <w:r>
-        <w:t xml:space="preserve">) verifies a bcrypt password and sets an</w:t>
-      </w:r>
-      <w:r>
-        <w:t xml:space="preserve"> </w:t>
-      </w:r>
-      <w:r>
-        <w:rPr>
-          <w:b/>
-          <w:bCs/>
-        </w:rPr>
-        <w:t xml:space="preserve">httpOnly</w:t>
-      </w:r>
-      <w:r>
-        <w:t xml:space="preserve"> </w:t>
-      </w:r>
-      <w:r>
-        <w:rPr>
-          <w:rStyle w:val="VerbatimChar"/>
-        </w:rPr>
-        <w:t xml:space="preserve">session</w:t>
-      </w:r>
-      <w:r>
-        <w:t xml:space="preserve"> </w:t>
-      </w:r>
-      <w:r>
-        <w:t xml:space="preserve">cookie (7-day</w:t>
-      </w:r>
-      <w:r>
-        <w:t xml:space="preserve"> </w:t>
-      </w:r>
-      <w:r>
-        <w:rPr>
-          <w:rStyle w:val="VerbatimChar"/>
-        </w:rPr>
-        <w:t xml:space="preserve">Session</w:t>
-      </w:r>
-      <w:r>
-        <w:t xml:space="preserve"> </w:t>
-      </w:r>
-      <w:r>
-        <w:t xml:space="preserve">row).</w:t>
-      </w:r>
-    </w:p>
-    <w:p>
-      <w:pPr>
-        <w:pStyle w:val="Compact"/>
-        <w:numPr>
-          <w:ilvl w:val="0"/>
-          <w:numId w:val="1054"/>
-        </w:numPr>
-      </w:pPr>
-      <w:r>
-        <w:rPr>
-          <w:rStyle w:val="VerbatimChar"/>
-        </w:rPr>
-        <w:t xml:space="preserve">requireAdmin()</w:t>
-      </w:r>
-      <w:r>
-        <w:t xml:space="preserve"> </w:t>
-      </w:r>
-      <w:r>
-        <w:t xml:space="preserve">(</w:t>
-      </w:r>
-      <w:r>
-        <w:rPr>
-          <w:rStyle w:val="VerbatimChar"/>
-        </w:rPr>
-        <w:t xml:space="preserve">src/lib/auth.ts</w:t>
-      </w:r>
-      <w:r>
-        <w:t xml:space="preserve">) loads the session, checks it isn't expired,</w:t>
-      </w:r>
-      <w:r>
-        <w:t xml:space="preserve"> </w:t>
-      </w:r>
-      <w:r>
-        <w:t xml:space="preserve">and checks</w:t>
-      </w:r>
-      <w:r>
-        <w:t xml:space="preserve"> </w:t>
-      </w:r>
-      <w:r>
-        <w:rPr>
-          <w:rStyle w:val="VerbatimChar"/>
-        </w:rPr>
-        <w:t xml:space="preserve">role === "ADMIN"</w:t>
-      </w:r>
-      <w:r>
-        <w:t xml:space="preserve">.</w:t>
-      </w:r>
-      <w:r>
-        <w:t xml:space="preserve"> </w:t>
-      </w:r>
-      <w:r>
-        <w:rPr>
-          <w:b/>
-          <w:bCs/>
-        </w:rPr>
-        <w:t xml:space="preserve">Every</w:t>
-      </w:r>
-      <w:r>
-        <w:t xml:space="preserve"> </w:t>
-      </w:r>
-      <w:r>
-        <w:rPr>
-          <w:rStyle w:val="VerbatimChar"/>
-        </w:rPr>
-        <w:t xml:space="preserve">/api/admin/*</w:t>
-      </w:r>
-      <w:r>
-        <w:t xml:space="preserve"> </w:t>
-      </w:r>
-      <w:r>
-        <w:t xml:space="preserve">handler calls it.</w:t>
-      </w:r>
-    </w:p>
-    <w:p>
-      <w:pPr>
-        <w:pStyle w:val="Compact"/>
-        <w:numPr>
-          <w:ilvl w:val="0"/>
-          <w:numId w:val="1054"/>
-        </w:numPr>
-      </w:pPr>
-      <w:r>
-        <w:t xml:space="preserve">The admin pages are gated by a</w:t>
-      </w:r>
-      <w:r>
-        <w:t xml:space="preserve"> </w:t>
-      </w:r>
-      <w:r>
-        <w:rPr>
-          <w:b/>
-          <w:bCs/>
-        </w:rPr>
-        <w:t xml:space="preserve">server-side layout</w:t>
-      </w:r>
-      <w:r>
-        <w:t xml:space="preserve"> </w:t>
-      </w:r>
-      <w:r>
-        <w:t xml:space="preserve">(</w:t>
-      </w:r>
-      <w:r>
-        <w:rPr>
-          <w:rStyle w:val="VerbatimChar"/>
-        </w:rPr>
-        <w:t xml:space="preserve">requireAdmin()</w:t>
-      </w:r>
-      <w:r>
-        <w:t xml:space="preserve"> </w:t>
-      </w:r>
-      <w:r>
-        <w:t xml:space="preserve">→</w:t>
-      </w:r>
-      <w:r>
-        <w:t xml:space="preserve"> </w:t>
-      </w:r>
-      <w:r>
-        <w:rPr>
-          <w:rStyle w:val="VerbatimChar"/>
-        </w:rPr>
-        <w:t xml:space="preserve">redirect("/admin/login")</w:t>
-      </w:r>
-      <w:r>
-        <w:t xml:space="preserve">), so unauthenticated users never receive page HTML</w:t>
-      </w:r>
-      <w:r>
-        <w:t xml:space="preserve"> </w:t>
-      </w:r>
-      <w:r>
-        <w:t xml:space="preserve">or data — only a redirect.</w:t>
-      </w:r>
-    </w:p>
-    <w:p>
-      <w:pPr>
-        <w:pStyle w:val="Compact"/>
-        <w:numPr>
-          <w:ilvl w:val="0"/>
-          <w:numId w:val="1054"/>
-        </w:numPr>
-      </w:pPr>
-      <w:r>
-        <w:t xml:space="preserve">Middleware (</w:t>
-      </w:r>
-      <w:r>
-        <w:rPr>
-          <w:rStyle w:val="VerbatimChar"/>
-        </w:rPr>
-        <w:t xml:space="preserve">src/middleware.ts</w:t>
-      </w:r>
-      <w:r>
-        <w:t xml:space="preserve">) additionally requires the cookie to be present</w:t>
-      </w:r>
-      <w:r>
-        <w:t xml:space="preserve"> </w:t>
-      </w:r>
-      <w:r>
-        <w:t xml:space="preserve">on</w:t>
-      </w:r>
-      <w:r>
-        <w:t xml:space="preserve"> </w:t>
-      </w:r>
-      <w:r>
-        <w:rPr>
-          <w:rStyle w:val="VerbatimChar"/>
-        </w:rPr>
-        <w:t xml:space="preserve">/admin/*</w:t>
-      </w:r>
-      <w:r>
-        <w:t xml:space="preserve"> </w:t>
-      </w:r>
-      <w:r>
-        <w:t xml:space="preserve">and</w:t>
-      </w:r>
-      <w:r>
-        <w:t xml:space="preserve"> </w:t>
-      </w:r>
-      <w:r>
-        <w:rPr>
-          <w:rStyle w:val="VerbatimChar"/>
-        </w:rPr>
-        <w:t xml:space="preserve">/api/admin/*</w:t>
-      </w:r>
-      <w:r>
-        <w:t xml:space="preserve">. This is a fast pre-check; the real validation</w:t>
-      </w:r>
-      <w:r>
-        <w:t xml:space="preserve"> </w:t>
-      </w:r>
-      <w:r>
-        <w:t xml:space="preserve">is</w:t>
-      </w:r>
-      <w:r>
-        <w:t xml:space="preserve"> </w:t>
-      </w:r>
-      <w:r>
-        <w:rPr>
-          <w:rStyle w:val="VerbatimChar"/>
-        </w:rPr>
-        <w:t xml:space="preserve">requireAdmin()</w:t>
-      </w:r>
-      <w:r>
-        <w:t xml:space="preserve"> </w:t>
-      </w:r>
-      <w:r>
-        <w:t xml:space="preserve">(a forged/expired cookie passes middleware but is rejected</w:t>
-      </w:r>
-      <w:r>
-        <w:t xml:space="preserve"> </w:t>
-      </w:r>
-      <w:r>
-        <w:t xml:space="preserve">by the handler).</w:t>
-      </w:r>
-    </w:p>
-    <w:bookmarkEnd w:id="158"/>
-    <w:bookmarkStart w:id="159" w:name="shop-members"/>
-    <w:p>
-      <w:pPr>
-        <w:pStyle w:val="Heading3"/>
-      </w:pPr>
-      <w:r>
-        <w:t xml:space="preserve">Shop (members)</w:t>
       </w:r>
     </w:p>
     <w:p>
@@ -30619,66 +31035,56 @@
         </w:numPr>
       </w:pPr>
       <w:r>
-        <w:t xml:space="preserve">A</w:t>
-      </w:r>
-      <w:r>
-        <w:t xml:space="preserve"> </w:t>
-      </w:r>
-      <w:r>
-        <w:rPr>
-          <w:rStyle w:val="VerbatimChar"/>
-        </w:rPr>
-        <w:t xml:space="preserve">ShopSession</w:t>
-      </w:r>
-      <w:r>
-        <w:t xml:space="preserve"> </w:t>
-      </w:r>
-      <w:r>
-        <w:t xml:space="preserve">token (random cuid) is created only by a</w:t>
-      </w:r>
-      <w:r>
-        <w:t xml:space="preserve"> </w:t>
-      </w:r>
-      <w:r>
-        <w:rPr>
-          <w:b/>
-          <w:bCs/>
-        </w:rPr>
-        <w:t xml:space="preserve">physical card tap</w:t>
-      </w:r>
-      <w:r>
-        <w:t xml:space="preserve"> </w:t>
-      </w:r>
-      <w:r>
-        <w:t xml:space="preserve">or an admin's</w:t>
-      </w:r>
-      <w:r>
-        <w:t xml:space="preserve"> </w:t>
-      </w:r>
-      <w:r>
-        <w:rPr>
-          <w:b/>
-          <w:bCs/>
-        </w:rPr>
-        <w:t xml:space="preserve">Enter store</w:t>
-      </w:r>
-      <w:r>
-        <w:t xml:space="preserve">. It lives in the</w:t>
-      </w:r>
-      <w:r>
-        <w:t xml:space="preserve"> </w:t>
-      </w:r>
-      <w:r>
-        <w:rPr>
-          <w:rStyle w:val="VerbatimChar"/>
-        </w:rPr>
-        <w:t xml:space="preserve">/shop/&lt;token&gt;</w:t>
-      </w:r>
-      <w:r>
-        <w:t xml:space="preserve"> </w:t>
-      </w:r>
-      <w:r>
-        <w:t xml:space="preserve">URL.</w:t>
+        <w:t xml:space="preserve">Login (</w:t>
+      </w:r>
+      <w:r>
+        <w:rPr>
+          <w:rStyle w:val="VerbatimChar"/>
+        </w:rPr>
+        <w:t xml:space="preserve">POST /api/auth/login</w:t>
+      </w:r>
+      <w:r>
+        <w:t xml:space="preserve">) verifies a bcrypt password and sets an</w:t>
+      </w:r>
+      <w:r>
+        <w:t xml:space="preserve"> </w:t>
+      </w:r>
+      <w:r>
+        <w:rPr>
+          <w:b/>
+          <w:bCs/>
+        </w:rPr>
+        <w:t xml:space="preserve">httpOnly</w:t>
+      </w:r>
+      <w:r>
+        <w:t xml:space="preserve"> </w:t>
+      </w:r>
+      <w:r>
+        <w:rPr>
+          <w:rStyle w:val="VerbatimChar"/>
+        </w:rPr>
+        <w:t xml:space="preserve">session</w:t>
+      </w:r>
+      <w:r>
+        <w:t xml:space="preserve"> </w:t>
+      </w:r>
+      <w:r>
+        <w:t xml:space="preserve">cookie (7-day</w:t>
+      </w:r>
+      <w:r>
+        <w:t xml:space="preserve"> </w:t>
+      </w:r>
+      <w:r>
+        <w:rPr>
+          <w:rStyle w:val="VerbatimChar"/>
+        </w:rPr>
+        <w:t xml:space="preserve">Session</w:t>
+      </w:r>
+      <w:r>
+        <w:t xml:space="preserve"> </w:t>
+      </w:r>
+      <w:r>
+        <w:t xml:space="preserve">row).</w:t>
       </w:r>
     </w:p>
     <w:p>
@@ -30693,28 +31099,65 @@
         <w:rPr>
           <w:rStyle w:val="VerbatimChar"/>
         </w:rPr>
-        <w:t xml:space="preserve">/api/cart</w:t>
-      </w:r>
-      <w:r>
-        <w:t xml:space="preserve"> </w:t>
-      </w:r>
-      <w:r>
-        <w:t xml:space="preserve">and</w:t>
-      </w:r>
-      <w:r>
-        <w:t xml:space="preserve"> </w:t>
-      </w:r>
-      <w:r>
-        <w:rPr>
-          <w:rStyle w:val="VerbatimChar"/>
-        </w:rPr>
-        <w:t xml:space="preserve">/api/orders/confirm</w:t>
-      </w:r>
-      <w:r>
-        <w:t xml:space="preserve"> </w:t>
-      </w:r>
-      <w:r>
-        <w:t xml:space="preserve">require a valid, unexpired token.</w:t>
+        <w:t xml:space="preserve">requireAdmin()</w:t>
+      </w:r>
+      <w:r>
+        <w:t xml:space="preserve"> </w:t>
+      </w:r>
+      <w:r>
+        <w:t xml:space="preserve">(</w:t>
+      </w:r>
+      <w:r>
+        <w:rPr>
+          <w:rStyle w:val="VerbatimChar"/>
+        </w:rPr>
+        <w:t xml:space="preserve">src/lib/auth.ts</w:t>
+      </w:r>
+      <w:r>
+        <w:t xml:space="preserve">) loads the session, checks it isn't expired,</w:t>
+      </w:r>
+      <w:r>
+        <w:t xml:space="preserve"> </w:t>
+      </w:r>
+      <w:r>
+        <w:t xml:space="preserve">and checks</w:t>
+      </w:r>
+      <w:r>
+        <w:t xml:space="preserve"> </w:t>
+      </w:r>
+      <w:r>
+        <w:rPr>
+          <w:rStyle w:val="VerbatimChar"/>
+        </w:rPr>
+        <w:t xml:space="preserve">role === "ADMIN"</w:t>
+      </w:r>
+      <w:r>
+        <w:t xml:space="preserve">.</w:t>
+      </w:r>
+      <w:r>
+        <w:t xml:space="preserve"> </w:t>
+      </w:r>
+      <w:r>
+        <w:rPr>
+          <w:b/>
+          <w:bCs/>
+        </w:rPr>
+        <w:t xml:space="preserve">Every</w:t>
+      </w:r>
+      <w:r>
+        <w:t xml:space="preserve"> </w:t>
+      </w:r>
+      <w:r>
+        <w:rPr>
+          <w:rStyle w:val="VerbatimChar"/>
+        </w:rPr>
+        <w:t xml:space="preserve">/api/admin/*</w:t>
+      </w:r>
+      <w:r>
+        <w:t xml:space="preserve"> </w:t>
+      </w:r>
+      <w:r>
+        <w:t xml:space="preserve">handler calls it.</w:t>
       </w:r>
     </w:p>
     <w:p>
@@ -30726,29 +31169,53 @@
         </w:numPr>
       </w:pPr>
       <w:r>
-        <w:t xml:space="preserve">The member's first name is returned</w:t>
-      </w:r>
-      <w:r>
-        <w:t xml:space="preserve"> </w:t>
-      </w:r>
-      <w:r>
-        <w:rPr>
-          <w:b/>
-          <w:bCs/>
-        </w:rPr>
-        <w:t xml:space="preserve">only</w:t>
-      </w:r>
-      <w:r>
-        <w:t xml:space="preserve"> </w:t>
-      </w:r>
-      <w:r>
-        <w:t xml:space="preserve">by the token-scoped cart endpoint —</w:t>
-      </w:r>
-      <w:r>
-        <w:t xml:space="preserve"> </w:t>
-      </w:r>
-      <w:r>
-        <w:t xml:space="preserve">never by the public scan endpoint.</w:t>
+        <w:t xml:space="preserve">The admin pages are gated by a</w:t>
+      </w:r>
+      <w:r>
+        <w:t xml:space="preserve"> </w:t>
+      </w:r>
+      <w:r>
+        <w:rPr>
+          <w:b/>
+          <w:bCs/>
+        </w:rPr>
+        <w:t xml:space="preserve">server-side layout</w:t>
+      </w:r>
+      <w:r>
+        <w:t xml:space="preserve"> </w:t>
+      </w:r>
+      <w:r>
+        <w:t xml:space="preserve">(</w:t>
+      </w:r>
+      <w:r>
+        <w:rPr>
+          <w:rStyle w:val="VerbatimChar"/>
+        </w:rPr>
+        <w:t xml:space="preserve">requireAdmin()</w:t>
+      </w:r>
+      <w:r>
+        <w:t xml:space="preserve"> </w:t>
+      </w:r>
+      <w:r>
+        <w:t xml:space="preserve">→</w:t>
+      </w:r>
+      <w:r>
+        <w:t xml:space="preserve"> </w:t>
+      </w:r>
+      <w:r>
+        <w:rPr>
+          <w:rStyle w:val="VerbatimChar"/>
+        </w:rPr>
+        <w:t xml:space="preserve">redirect("/admin/login")</w:t>
+      </w:r>
+      <w:r>
+        <w:t xml:space="preserve">), so unauthenticated users never receive page HTML</w:t>
+      </w:r>
+      <w:r>
+        <w:t xml:space="preserve"> </w:t>
+      </w:r>
+      <w:r>
+        <w:t xml:space="preserve">or data — only a redirect.</w:t>
       </w:r>
     </w:p>
     <w:p>
@@ -30760,39 +31227,86 @@
         </w:numPr>
       </w:pPr>
       <w:r>
-        <w:rPr>
-          <w:b/>
-          <w:bCs/>
-        </w:rPr>
-        <w:t xml:space="preserve">Idle auto-reset:</w:t>
-      </w:r>
-      <w:r>
-        <w:t xml:space="preserve"> </w:t>
-      </w:r>
-      <w:r>
-        <w:t xml:space="preserve">the shop page deletes the session and returns to the tap</w:t>
-      </w:r>
-      <w:r>
-        <w:t xml:space="preserve"> </w:t>
-      </w:r>
-      <w:r>
-        <w:t xml:space="preserve">screen after ~60 s of inactivity (with a 15 s warning), so a member who walks</w:t>
-      </w:r>
-      <w:r>
-        <w:t xml:space="preserve"> </w:t>
-      </w:r>
-      <w:r>
-        <w:t xml:space="preserve">away can't leave their account open for the next person.</w:t>
+        <w:t xml:space="preserve">Middleware (</w:t>
+      </w:r>
+      <w:r>
+        <w:rPr>
+          <w:rStyle w:val="VerbatimChar"/>
+        </w:rPr>
+        <w:t xml:space="preserve">src/middleware.ts</w:t>
+      </w:r>
+      <w:r>
+        <w:t xml:space="preserve">) additionally requires the cookie to be present</w:t>
+      </w:r>
+      <w:r>
+        <w:t xml:space="preserve"> </w:t>
+      </w:r>
+      <w:r>
+        <w:t xml:space="preserve">on</w:t>
+      </w:r>
+      <w:r>
+        <w:t xml:space="preserve"> </w:t>
+      </w:r>
+      <w:r>
+        <w:rPr>
+          <w:rStyle w:val="VerbatimChar"/>
+        </w:rPr>
+        <w:t xml:space="preserve">/admin/*</w:t>
+      </w:r>
+      <w:r>
+        <w:t xml:space="preserve"> </w:t>
+      </w:r>
+      <w:r>
+        <w:t xml:space="preserve">and</w:t>
+      </w:r>
+      <w:r>
+        <w:t xml:space="preserve"> </w:t>
+      </w:r>
+      <w:r>
+        <w:rPr>
+          <w:rStyle w:val="VerbatimChar"/>
+        </w:rPr>
+        <w:t xml:space="preserve">/api/admin/*</w:t>
+      </w:r>
+      <w:r>
+        <w:t xml:space="preserve">. This is a fast pre-check; the real validation</w:t>
+      </w:r>
+      <w:r>
+        <w:t xml:space="preserve"> </w:t>
+      </w:r>
+      <w:r>
+        <w:t xml:space="preserve">is</w:t>
+      </w:r>
+      <w:r>
+        <w:t xml:space="preserve"> </w:t>
+      </w:r>
+      <w:r>
+        <w:rPr>
+          <w:rStyle w:val="VerbatimChar"/>
+        </w:rPr>
+        <w:t xml:space="preserve">requireAdmin()</w:t>
+      </w:r>
+      <w:r>
+        <w:t xml:space="preserve"> </w:t>
+      </w:r>
+      <w:r>
+        <w:t xml:space="preserve">(a forged/expired cookie passes middleware but is rejected</w:t>
+      </w:r>
+      <w:r>
+        <w:t xml:space="preserve"> </w:t>
+      </w:r>
+      <w:r>
+        <w:t xml:space="preserve">by the handler).</w:t>
       </w:r>
     </w:p>
     <w:bookmarkEnd w:id="159"/>
-    <w:bookmarkStart w:id="160" w:name="card-verification"/>
+    <w:bookmarkStart w:id="160" w:name="shop-members"/>
     <w:p>
       <w:pPr>
         <w:pStyle w:val="Heading3"/>
       </w:pPr>
       <w:r>
-        <w:t xml:space="preserve">Card verification</w:t>
+        <w:t xml:space="preserve">Shop (members)</w:t>
       </w:r>
     </w:p>
     <w:p>
@@ -30804,16 +31318,66 @@
         </w:numPr>
       </w:pPr>
       <w:r>
-        <w:rPr>
-          <w:rStyle w:val="VerbatimChar"/>
-        </w:rPr>
-        <w:t xml:space="preserve">CardRegistration</w:t>
-      </w:r>
-      <w:r>
-        <w:t xml:space="preserve"> </w:t>
-      </w:r>
-      <w:r>
-        <w:t xml:space="preserve">tokens are single-use and expire in 15 minutes.</w:t>
+        <w:t xml:space="preserve">A</w:t>
+      </w:r>
+      <w:r>
+        <w:t xml:space="preserve"> </w:t>
+      </w:r>
+      <w:r>
+        <w:rPr>
+          <w:rStyle w:val="VerbatimChar"/>
+        </w:rPr>
+        <w:t xml:space="preserve">ShopSession</w:t>
+      </w:r>
+      <w:r>
+        <w:t xml:space="preserve"> </w:t>
+      </w:r>
+      <w:r>
+        <w:t xml:space="preserve">token (random cuid) is created only by a</w:t>
+      </w:r>
+      <w:r>
+        <w:t xml:space="preserve"> </w:t>
+      </w:r>
+      <w:r>
+        <w:rPr>
+          <w:b/>
+          <w:bCs/>
+        </w:rPr>
+        <w:t xml:space="preserve">physical card tap</w:t>
+      </w:r>
+      <w:r>
+        <w:t xml:space="preserve"> </w:t>
+      </w:r>
+      <w:r>
+        <w:t xml:space="preserve">or an admin's</w:t>
+      </w:r>
+      <w:r>
+        <w:t xml:space="preserve"> </w:t>
+      </w:r>
+      <w:r>
+        <w:rPr>
+          <w:b/>
+          <w:bCs/>
+        </w:rPr>
+        <w:t xml:space="preserve">Enter store</w:t>
+      </w:r>
+      <w:r>
+        <w:t xml:space="preserve">. It lives in the</w:t>
+      </w:r>
+      <w:r>
+        <w:t xml:space="preserve"> </w:t>
+      </w:r>
+      <w:r>
+        <w:rPr>
+          <w:rStyle w:val="VerbatimChar"/>
+        </w:rPr>
+        <w:t xml:space="preserve">/shop/&lt;token&gt;</w:t>
+      </w:r>
+      <w:r>
+        <w:t xml:space="preserve"> </w:t>
+      </w:r>
+      <w:r>
+        <w:t xml:space="preserve">URL.</w:t>
       </w:r>
     </w:p>
     <w:p>
@@ -30826,6 +31390,141 @@
       </w:pPr>
       <w:r>
         <w:rPr>
+          <w:rStyle w:val="VerbatimChar"/>
+        </w:rPr>
+        <w:t xml:space="preserve">/api/cart</w:t>
+      </w:r>
+      <w:r>
+        <w:t xml:space="preserve"> </w:t>
+      </w:r>
+      <w:r>
+        <w:t xml:space="preserve">and</w:t>
+      </w:r>
+      <w:r>
+        <w:t xml:space="preserve"> </w:t>
+      </w:r>
+      <w:r>
+        <w:rPr>
+          <w:rStyle w:val="VerbatimChar"/>
+        </w:rPr>
+        <w:t xml:space="preserve">/api/orders/confirm</w:t>
+      </w:r>
+      <w:r>
+        <w:t xml:space="preserve"> </w:t>
+      </w:r>
+      <w:r>
+        <w:t xml:space="preserve">require a valid, unexpired token.</w:t>
+      </w:r>
+    </w:p>
+    <w:p>
+      <w:pPr>
+        <w:pStyle w:val="Compact"/>
+        <w:numPr>
+          <w:ilvl w:val="0"/>
+          <w:numId w:val="1056"/>
+        </w:numPr>
+      </w:pPr>
+      <w:r>
+        <w:t xml:space="preserve">The member's first name is returned</w:t>
+      </w:r>
+      <w:r>
+        <w:t xml:space="preserve"> </w:t>
+      </w:r>
+      <w:r>
+        <w:rPr>
+          <w:b/>
+          <w:bCs/>
+        </w:rPr>
+        <w:t xml:space="preserve">only</w:t>
+      </w:r>
+      <w:r>
+        <w:t xml:space="preserve"> </w:t>
+      </w:r>
+      <w:r>
+        <w:t xml:space="preserve">by the token-scoped cart endpoint —</w:t>
+      </w:r>
+      <w:r>
+        <w:t xml:space="preserve"> </w:t>
+      </w:r>
+      <w:r>
+        <w:t xml:space="preserve">never by the public scan endpoint.</w:t>
+      </w:r>
+    </w:p>
+    <w:p>
+      <w:pPr>
+        <w:pStyle w:val="Compact"/>
+        <w:numPr>
+          <w:ilvl w:val="0"/>
+          <w:numId w:val="1056"/>
+        </w:numPr>
+      </w:pPr>
+      <w:r>
+        <w:rPr>
+          <w:b/>
+          <w:bCs/>
+        </w:rPr>
+        <w:t xml:space="preserve">Idle auto-reset:</w:t>
+      </w:r>
+      <w:r>
+        <w:t xml:space="preserve"> </w:t>
+      </w:r>
+      <w:r>
+        <w:t xml:space="preserve">the shop page deletes the session and returns to the tap</w:t>
+      </w:r>
+      <w:r>
+        <w:t xml:space="preserve"> </w:t>
+      </w:r>
+      <w:r>
+        <w:t xml:space="preserve">screen after ~60 s of inactivity (with a 15 s warning), so a member who walks</w:t>
+      </w:r>
+      <w:r>
+        <w:t xml:space="preserve"> </w:t>
+      </w:r>
+      <w:r>
+        <w:t xml:space="preserve">away can't leave their account open for the next person.</w:t>
+      </w:r>
+    </w:p>
+    <w:bookmarkEnd w:id="160"/>
+    <w:bookmarkStart w:id="161" w:name="card-verification"/>
+    <w:p>
+      <w:pPr>
+        <w:pStyle w:val="Heading3"/>
+      </w:pPr>
+      <w:r>
+        <w:t xml:space="preserve">Card verification</w:t>
+      </w:r>
+    </w:p>
+    <w:p>
+      <w:pPr>
+        <w:pStyle w:val="Compact"/>
+        <w:numPr>
+          <w:ilvl w:val="0"/>
+          <w:numId w:val="1057"/>
+        </w:numPr>
+      </w:pPr>
+      <w:r>
+        <w:rPr>
+          <w:rStyle w:val="VerbatimChar"/>
+        </w:rPr>
+        <w:t xml:space="preserve">CardRegistration</w:t>
+      </w:r>
+      <w:r>
+        <w:t xml:space="preserve"> </w:t>
+      </w:r>
+      <w:r>
+        <w:t xml:space="preserve">tokens are single-use and expire in 15 minutes.</w:t>
+      </w:r>
+    </w:p>
+    <w:p>
+      <w:pPr>
+        <w:pStyle w:val="Compact"/>
+        <w:numPr>
+          <w:ilvl w:val="0"/>
+          <w:numId w:val="1057"/>
+        </w:numPr>
+      </w:pPr>
+      <w:r>
+        <w:rPr>
           <w:b/>
           <w:bCs/>
         </w:rPr>
@@ -30872,9 +31571,9 @@
         <w:t xml:space="preserve">member clicked.</w:t>
       </w:r>
     </w:p>
-    <w:bookmarkEnd w:id="160"/>
     <w:bookmarkEnd w:id="161"/>
-    <w:bookmarkStart w:id="162" w:name="X77f42a2852d9dd86410b0545fad3e0fbb180833"/>
+    <w:bookmarkEnd w:id="162"/>
+    <w:bookmarkStart w:id="163" w:name="X77f42a2852d9dd86410b0545fad3e0fbb180833"/>
     <w:p>
       <w:pPr>
         <w:pStyle w:val="Heading2"/>
@@ -31088,8 +31787,8 @@
         </w:tc>
       </w:tr>
     </w:tbl>
-    <w:bookmarkEnd w:id="162"/>
-    <w:bookmarkStart w:id="163" w:name="rate-limiting"/>
+    <w:bookmarkEnd w:id="163"/>
+    <w:bookmarkStart w:id="164" w:name="rate-limiting"/>
     <w:p>
       <w:pPr>
         <w:pStyle w:val="Heading2"/>
@@ -31184,330 +31883,14 @@
         <w:t xml:space="preserve">a shared store (e.g. Redis).</w:t>
       </w:r>
     </w:p>
-    <w:bookmarkEnd w:id="163"/>
-    <w:bookmarkStart w:id="164" w:name="injection--output-safety"/>
+    <w:bookmarkEnd w:id="164"/>
+    <w:bookmarkStart w:id="165" w:name="injection--output-safety"/>
     <w:p>
       <w:pPr>
         <w:pStyle w:val="Heading2"/>
       </w:pPr>
       <w:r>
         <w:t xml:space="preserve">Injection &amp; output safety</w:t>
-      </w:r>
-    </w:p>
-    <w:p>
-      <w:pPr>
-        <w:pStyle w:val="Compact"/>
-        <w:numPr>
-          <w:ilvl w:val="0"/>
-          <w:numId w:val="1057"/>
-        </w:numPr>
-      </w:pPr>
-      <w:r>
-        <w:t xml:space="preserve">React escapes all interpolated values in the kiosk/shop/admin pages.</w:t>
-      </w:r>
-    </w:p>
-    <w:p>
-      <w:pPr>
-        <w:pStyle w:val="Compact"/>
-        <w:numPr>
-          <w:ilvl w:val="0"/>
-          <w:numId w:val="1057"/>
-        </w:numPr>
-      </w:pPr>
-      <w:r>
-        <w:t xml:space="preserve">The card-verify pages are</w:t>
-      </w:r>
-      <w:r>
-        <w:t xml:space="preserve"> </w:t>
-      </w:r>
-      <w:r>
-        <w:rPr>
-          <w:b/>
-          <w:bCs/>
-        </w:rPr>
-        <w:t xml:space="preserve">hand-built HTML</w:t>
-      </w:r>
-      <w:r>
-        <w:t xml:space="preserve">, so member names and tokens are</w:t>
-      </w:r>
-      <w:r>
-        <w:t xml:space="preserve"> </w:t>
-      </w:r>
-      <w:r>
-        <w:t xml:space="preserve">passed through</w:t>
-      </w:r>
-      <w:r>
-        <w:t xml:space="preserve"> </w:t>
-      </w:r>
-      <w:r>
-        <w:rPr>
-          <w:rStyle w:val="VerbatimChar"/>
-        </w:rPr>
-        <w:t xml:space="preserve">escapeHtml()</w:t>
-      </w:r>
-      <w:r>
-        <w:t xml:space="preserve"> </w:t>
-      </w:r>
-      <w:r>
-        <w:t xml:space="preserve">before interpolation (prevents stored XSS from a</w:t>
-      </w:r>
-      <w:r>
-        <w:t xml:space="preserve"> </w:t>
-      </w:r>
-      <w:r>
-        <w:t xml:space="preserve">name synced out of Congressus).</w:t>
-      </w:r>
-    </w:p>
-    <w:p>
-      <w:pPr>
-        <w:pStyle w:val="Compact"/>
-        <w:numPr>
-          <w:ilvl w:val="0"/>
-          <w:numId w:val="1057"/>
-        </w:numPr>
-      </w:pPr>
-      <w:r>
-        <w:t xml:space="preserve">Those pages declare</w:t>
-      </w:r>
-      <w:r>
-        <w:t xml:space="preserve"> </w:t>
-      </w:r>
-      <w:r>
-        <w:rPr>
-          <w:rStyle w:val="VerbatimChar"/>
-        </w:rPr>
-        <w:t xml:space="preserve">charset=utf-8</w:t>
-      </w:r>
-      <w:r>
-        <w:t xml:space="preserve"> </w:t>
-      </w:r>
-      <w:r>
-        <w:t xml:space="preserve">(header + meta) so emoji/diacritics render</w:t>
-      </w:r>
-      <w:r>
-        <w:t xml:space="preserve"> </w:t>
-      </w:r>
-      <w:r>
-        <w:t xml:space="preserve">correctly.</w:t>
-      </w:r>
-    </w:p>
-    <w:bookmarkEnd w:id="164"/>
-    <w:bookmarkStart w:id="168" w:name="deliberate-trade-offs"/>
-    <w:p>
-      <w:pPr>
-        <w:pStyle w:val="Heading2"/>
-      </w:pPr>
-      <w:r>
-        <w:t xml:space="preserve">Deliberate trade-offs</w:t>
-      </w:r>
-    </w:p>
-    <w:bookmarkStart w:id="165" w:name="card-uids-arent-secret"/>
-    <w:p>
-      <w:pPr>
-        <w:pStyle w:val="Heading3"/>
-      </w:pPr>
-      <w:r>
-        <w:t xml:space="preserve">Card UIDs aren't secret</w:t>
-      </w:r>
-    </w:p>
-    <w:p>
-      <w:pPr>
-        <w:pStyle w:val="FirstParagraph"/>
-      </w:pPr>
-      <w:r>
-        <w:t xml:space="preserve">Any NFC reader can read a card UID, and the scan endpoint is necessarily</w:t>
-      </w:r>
-      <w:r>
-        <w:t xml:space="preserve"> </w:t>
-      </w:r>
-      <w:r>
-        <w:t xml:space="preserve">unauthenticated (the kiosk is a public web page). Mitigations: the scan endpoint</w:t>
-      </w:r>
-      <w:r>
-        <w:t xml:space="preserve"> </w:t>
-      </w:r>
-      <w:r>
-        <w:t xml:space="preserve">returns no member data and is rate-limited. For stronger protection, restrict</w:t>
-      </w:r>
-      <w:r>
-        <w:t xml:space="preserve"> </w:t>
-      </w:r>
-      <w:r>
-        <w:rPr>
-          <w:rStyle w:val="VerbatimChar"/>
-        </w:rPr>
-        <w:t xml:space="preserve">/api/card/scan</w:t>
-      </w:r>
-      <w:r>
-        <w:t xml:space="preserve"> </w:t>
-      </w:r>
-      <w:r>
-        <w:t xml:space="preserve">to the kiosk's IP at the network layer.</w:t>
-      </w:r>
-    </w:p>
-    <w:bookmarkEnd w:id="165"/>
-    <w:bookmarkStart w:id="166" w:name="email-not-found-vs-enumeration"/>
-    <w:p>
-      <w:pPr>
-        <w:pStyle w:val="Heading3"/>
-      </w:pPr>
-      <w:r>
-        <w:t xml:space="preserve">"Email not found" vs enumeration</w:t>
-      </w:r>
-    </w:p>
-    <w:p>
-      <w:pPr>
-        <w:pStyle w:val="FirstParagraph"/>
-      </w:pPr>
-      <w:r>
-        <w:t xml:space="preserve">The card-registration flow tells a user when their email matches no member</w:t>
-      </w:r>
-      <w:r>
-        <w:t xml:space="preserve"> </w:t>
-      </w:r>
-      <w:r>
-        <w:t xml:space="preserve">("Email not found"). This</w:t>
-      </w:r>
-      <w:r>
-        <w:t xml:space="preserve"> </w:t>
-      </w:r>
-      <w:r>
-        <w:rPr>
-          <w:b/>
-          <w:bCs/>
-        </w:rPr>
-        <w:t xml:space="preserve">re-introduces some email-enumeration ability</w:t>
-      </w:r>
-      <w:r>
-        <w:t xml:space="preserve"> </w:t>
-      </w:r>
-      <w:r>
-        <w:t xml:space="preserve">that a</w:t>
-      </w:r>
-      <w:r>
-        <w:t xml:space="preserve"> </w:t>
-      </w:r>
-      <w:r>
-        <w:t xml:space="preserve">uniform response would prevent. It was a conscious product choice: confused</w:t>
-      </w:r>
-      <w:r>
-        <w:t xml:space="preserve"> </w:t>
-      </w:r>
-      <w:r>
-        <w:t xml:space="preserve">members not knowing why nothing happened is a real problem at a kiosk, the kiosk</w:t>
-      </w:r>
-      <w:r>
-        <w:t xml:space="preserve"> </w:t>
-      </w:r>
-      <w:r>
-        <w:t xml:space="preserve">is physical, and the endpoint is rate-limited. If enumeration resistance becomes</w:t>
-      </w:r>
-      <w:r>
-        <w:t xml:space="preserve"> </w:t>
-      </w:r>
-      <w:r>
-        <w:t xml:space="preserve">more important than this UX, revert</w:t>
-      </w:r>
-      <w:r>
-        <w:t xml:space="preserve"> </w:t>
-      </w:r>
-      <w:r>
-        <w:rPr>
-          <w:rStyle w:val="VerbatimChar"/>
-        </w:rPr>
-        <w:t xml:space="preserve">card/register</w:t>
-      </w:r>
-      <w:r>
-        <w:t xml:space="preserve"> </w:t>
-      </w:r>
-      <w:r>
-        <w:t xml:space="preserve">to a uniform</w:t>
-      </w:r>
-      <w:r>
-        <w:t xml:space="preserve"> </w:t>
-      </w:r>
-      <w:r>
-        <w:rPr>
-          <w:rStyle w:val="VerbatimChar"/>
-        </w:rPr>
-        <w:t xml:space="preserve">{ ok: true }</w:t>
-      </w:r>
-      <w:r>
-        <w:t xml:space="preserve">.</w:t>
-      </w:r>
-    </w:p>
-    <w:bookmarkEnd w:id="166"/>
-    <w:bookmarkStart w:id="167" w:name="shop-token-is-a-bearer-token-in-the-url"/>
-    <w:p>
-      <w:pPr>
-        <w:pStyle w:val="Heading3"/>
-      </w:pPr>
-      <w:r>
-        <w:t xml:space="preserve">Shop token is a bearer token in the URL</w:t>
-      </w:r>
-    </w:p>
-    <w:p>
-      <w:pPr>
-        <w:pStyle w:val="FirstParagraph"/>
-      </w:pPr>
-      <w:r>
-        <w:t xml:space="preserve">Anyone holding a live</w:t>
-      </w:r>
-      <w:r>
-        <w:t xml:space="preserve"> </w:t>
-      </w:r>
-      <w:r>
-        <w:rPr>
-          <w:rStyle w:val="VerbatimChar"/>
-        </w:rPr>
-        <w:t xml:space="preserve">/shop/&lt;token&gt;</w:t>
-      </w:r>
-      <w:r>
-        <w:t xml:space="preserve"> </w:t>
-      </w:r>
-      <w:r>
-        <w:t xml:space="preserve">URL can act as that member until it expires</w:t>
-      </w:r>
-      <w:r>
-        <w:t xml:space="preserve"> </w:t>
-      </w:r>
-      <w:r>
-        <w:t xml:space="preserve">(10 min) or the order is confirmed. Tokens are random and per-tap (a new one each</w:t>
-      </w:r>
-      <w:r>
-        <w:t xml:space="preserve"> </w:t>
-      </w:r>
-      <w:r>
-        <w:t xml:space="preserve">scan), so they can't be guessed or reused. The idle auto-reset and short lifetime</w:t>
-      </w:r>
-      <w:r>
-        <w:t xml:space="preserve"> </w:t>
-      </w:r>
-      <w:r>
-        <w:t xml:space="preserve">bound the exposure. Stronger options (not currently implemented): move the token</w:t>
-      </w:r>
-      <w:r>
-        <w:t xml:space="preserve"> </w:t>
-      </w:r>
-      <w:r>
-        <w:t xml:space="preserve">into an httpOnly cookie so it can't be shared via URL, or use a crypto-random</w:t>
-      </w:r>
-      <w:r>
-        <w:t xml:space="preserve"> </w:t>
-      </w:r>
-      <w:r>
-        <w:t xml:space="preserve">token instead of a cuid.</w:t>
-      </w:r>
-    </w:p>
-    <w:bookmarkEnd w:id="167"/>
-    <w:bookmarkEnd w:id="168"/>
-    <w:bookmarkStart w:id="169" w:name="prohibited--careful-operations"/>
-    <w:p>
-      <w:pPr>
-        <w:pStyle w:val="Heading2"/>
-      </w:pPr>
-      <w:r>
-        <w:t xml:space="preserve">Prohibited / careful operations</w:t>
       </w:r>
     </w:p>
     <w:p>
@@ -31519,17 +31902,7 @@
         </w:numPr>
       </w:pPr>
       <w:r>
-        <w:rPr>
-          <w:b/>
-          <w:bCs/>
-        </w:rPr>
-        <w:t xml:space="preserve">Member deletion</w:t>
-      </w:r>
-      <w:r>
-        <w:t xml:space="preserve"> </w:t>
-      </w:r>
-      <w:r>
-        <w:t xml:space="preserve">is blocked while invoices exist.</w:t>
+        <w:t xml:space="preserve">React escapes all interpolated values in the kiosk/shop/admin pages.</w:t>
       </w:r>
     </w:p>
     <w:p>
@@ -31541,38 +31914,47 @@
         </w:numPr>
       </w:pPr>
       <w:r>
-        <w:rPr>
-          <w:b/>
-          <w:bCs/>
-        </w:rPr>
-        <w:t xml:space="preserve">Invoice edit/delete</w:t>
-      </w:r>
-      <w:r>
-        <w:t xml:space="preserve"> </w:t>
-      </w:r>
-      <w:r>
-        <w:t xml:space="preserve">is blocked once an invoice is</w:t>
-      </w:r>
-      <w:r>
-        <w:t xml:space="preserve"> </w:t>
-      </w:r>
-      <w:r>
-        <w:rPr>
-          <w:rStyle w:val="VerbatimChar"/>
-        </w:rPr>
-        <w:t xml:space="preserve">EXPORTED</w:t>
-      </w:r>
-      <w:r>
-        <w:t xml:space="preserve"> </w:t>
-      </w:r>
-      <w:r>
-        <w:t xml:space="preserve">(already billed</w:t>
-      </w:r>
-      <w:r>
-        <w:t xml:space="preserve"> </w:t>
-      </w:r>
-      <w:r>
-        <w:t xml:space="preserve">in Congressus).</w:t>
+        <w:t xml:space="preserve">The card-verify pages are</w:t>
+      </w:r>
+      <w:r>
+        <w:t xml:space="preserve"> </w:t>
+      </w:r>
+      <w:r>
+        <w:rPr>
+          <w:b/>
+          <w:bCs/>
+        </w:rPr>
+        <w:t xml:space="preserve">hand-built HTML</w:t>
+      </w:r>
+      <w:r>
+        <w:t xml:space="preserve">, so member names and tokens are</w:t>
+      </w:r>
+      <w:r>
+        <w:t xml:space="preserve"> </w:t>
+      </w:r>
+      <w:r>
+        <w:t xml:space="preserve">passed through</w:t>
+      </w:r>
+      <w:r>
+        <w:t xml:space="preserve"> </w:t>
+      </w:r>
+      <w:r>
+        <w:rPr>
+          <w:rStyle w:val="VerbatimChar"/>
+        </w:rPr>
+        <w:t xml:space="preserve">escapeHtml()</w:t>
+      </w:r>
+      <w:r>
+        <w:t xml:space="preserve"> </w:t>
+      </w:r>
+      <w:r>
+        <w:t xml:space="preserve">before interpolation (prevents stored XSS from a</w:t>
+      </w:r>
+      <w:r>
+        <w:t xml:space="preserve"> </w:t>
+      </w:r>
+      <w:r>
+        <w:t xml:space="preserve">name synced out of Congressus).</w:t>
       </w:r>
     </w:p>
     <w:p>
@@ -31584,67 +31966,358 @@
         </w:numPr>
       </w:pPr>
       <w:r>
-        <w:rPr>
-          <w:b/>
-          <w:bCs/>
-        </w:rPr>
-        <w:t xml:space="preserve">Bulk invoice clearing</w:t>
-      </w:r>
-      <w:r>
-        <w:t xml:space="preserve"> </w:t>
-      </w:r>
-      <w:r>
-        <w:t xml:space="preserve">requires a double confirmation in the UI and is</w:t>
-      </w:r>
-      <w:r>
-        <w:t xml:space="preserve"> </w:t>
-      </w:r>
-      <w:r>
-        <w:t xml:space="preserve">intended for test-data cleanup only.</w:t>
-      </w:r>
-    </w:p>
+        <w:t xml:space="preserve">Those pages declare</w:t>
+      </w:r>
+      <w:r>
+        <w:t xml:space="preserve"> </w:t>
+      </w:r>
+      <w:r>
+        <w:rPr>
+          <w:rStyle w:val="VerbatimChar"/>
+        </w:rPr>
+        <w:t xml:space="preserve">charset=utf-8</w:t>
+      </w:r>
+      <w:r>
+        <w:t xml:space="preserve"> </w:t>
+      </w:r>
+      <w:r>
+        <w:t xml:space="preserve">(header + meta) so emoji/diacritics render</w:t>
+      </w:r>
+      <w:r>
+        <w:t xml:space="preserve"> </w:t>
+      </w:r>
+      <w:r>
+        <w:t xml:space="preserve">correctly.</w:t>
+      </w:r>
+    </w:p>
+    <w:bookmarkEnd w:id="165"/>
+    <w:bookmarkStart w:id="169" w:name="deliberate-trade-offs"/>
+    <w:p>
+      <w:pPr>
+        <w:pStyle w:val="Heading2"/>
+      </w:pPr>
+      <w:r>
+        <w:t xml:space="preserve">Deliberate trade-offs</w:t>
+      </w:r>
+    </w:p>
+    <w:bookmarkStart w:id="166" w:name="card-uids-arent-secret"/>
+    <w:p>
+      <w:pPr>
+        <w:pStyle w:val="Heading3"/>
+      </w:pPr>
+      <w:r>
+        <w:t xml:space="preserve">Card UIDs aren't secret</w:t>
+      </w:r>
+    </w:p>
+    <w:p>
+      <w:pPr>
+        <w:pStyle w:val="FirstParagraph"/>
+      </w:pPr>
+      <w:r>
+        <w:t xml:space="preserve">Any NFC reader can read a card UID, and the scan endpoint is necessarily</w:t>
+      </w:r>
+      <w:r>
+        <w:t xml:space="preserve"> </w:t>
+      </w:r>
+      <w:r>
+        <w:t xml:space="preserve">unauthenticated (the kiosk is a public web page). Mitigations: the scan endpoint</w:t>
+      </w:r>
+      <w:r>
+        <w:t xml:space="preserve"> </w:t>
+      </w:r>
+      <w:r>
+        <w:t xml:space="preserve">returns no member data and is rate-limited. For stronger protection, restrict</w:t>
+      </w:r>
+      <w:r>
+        <w:t xml:space="preserve"> </w:t>
+      </w:r>
+      <w:r>
+        <w:rPr>
+          <w:rStyle w:val="VerbatimChar"/>
+        </w:rPr>
+        <w:t xml:space="preserve">/api/card/scan</w:t>
+      </w:r>
+      <w:r>
+        <w:t xml:space="preserve"> </w:t>
+      </w:r>
+      <w:r>
+        <w:t xml:space="preserve">to the kiosk's IP at the network layer.</w:t>
+      </w:r>
+    </w:p>
+    <w:bookmarkEnd w:id="166"/>
+    <w:bookmarkStart w:id="167" w:name="email-not-found-vs-enumeration"/>
+    <w:p>
+      <w:pPr>
+        <w:pStyle w:val="Heading3"/>
+      </w:pPr>
+      <w:r>
+        <w:t xml:space="preserve">"Email not found" vs enumeration</w:t>
+      </w:r>
+    </w:p>
+    <w:p>
+      <w:pPr>
+        <w:pStyle w:val="FirstParagraph"/>
+      </w:pPr>
+      <w:r>
+        <w:t xml:space="preserve">The card-registration flow tells a user when their email matches no member</w:t>
+      </w:r>
+      <w:r>
+        <w:t xml:space="preserve"> </w:t>
+      </w:r>
+      <w:r>
+        <w:t xml:space="preserve">("Email not found"). This</w:t>
+      </w:r>
+      <w:r>
+        <w:t xml:space="preserve"> </w:t>
+      </w:r>
+      <w:r>
+        <w:rPr>
+          <w:b/>
+          <w:bCs/>
+        </w:rPr>
+        <w:t xml:space="preserve">re-introduces some email-enumeration ability</w:t>
+      </w:r>
+      <w:r>
+        <w:t xml:space="preserve"> </w:t>
+      </w:r>
+      <w:r>
+        <w:t xml:space="preserve">that a</w:t>
+      </w:r>
+      <w:r>
+        <w:t xml:space="preserve"> </w:t>
+      </w:r>
+      <w:r>
+        <w:t xml:space="preserve">uniform response would prevent. It was a conscious product choice: confused</w:t>
+      </w:r>
+      <w:r>
+        <w:t xml:space="preserve"> </w:t>
+      </w:r>
+      <w:r>
+        <w:t xml:space="preserve">members not knowing why nothing happened is a real problem at a kiosk, the kiosk</w:t>
+      </w:r>
+      <w:r>
+        <w:t xml:space="preserve"> </w:t>
+      </w:r>
+      <w:r>
+        <w:t xml:space="preserve">is physical, and the endpoint is rate-limited. If enumeration resistance becomes</w:t>
+      </w:r>
+      <w:r>
+        <w:t xml:space="preserve"> </w:t>
+      </w:r>
+      <w:r>
+        <w:t xml:space="preserve">more important than this UX, revert</w:t>
+      </w:r>
+      <w:r>
+        <w:t xml:space="preserve"> </w:t>
+      </w:r>
+      <w:r>
+        <w:rPr>
+          <w:rStyle w:val="VerbatimChar"/>
+        </w:rPr>
+        <w:t xml:space="preserve">card/register</w:t>
+      </w:r>
+      <w:r>
+        <w:t xml:space="preserve"> </w:t>
+      </w:r>
+      <w:r>
+        <w:t xml:space="preserve">to a uniform</w:t>
+      </w:r>
+      <w:r>
+        <w:t xml:space="preserve"> </w:t>
+      </w:r>
+      <w:r>
+        <w:rPr>
+          <w:rStyle w:val="VerbatimChar"/>
+        </w:rPr>
+        <w:t xml:space="preserve">{ ok: true }</w:t>
+      </w:r>
+      <w:r>
+        <w:t xml:space="preserve">.</w:t>
+      </w:r>
+    </w:p>
+    <w:bookmarkEnd w:id="167"/>
+    <w:bookmarkStart w:id="168" w:name="shop-token-is-a-bearer-token-in-the-url"/>
+    <w:p>
+      <w:pPr>
+        <w:pStyle w:val="Heading3"/>
+      </w:pPr>
+      <w:r>
+        <w:t xml:space="preserve">Shop token is a bearer token in the URL</w:t>
+      </w:r>
+    </w:p>
+    <w:p>
+      <w:pPr>
+        <w:pStyle w:val="FirstParagraph"/>
+      </w:pPr>
+      <w:r>
+        <w:t xml:space="preserve">Anyone holding a live</w:t>
+      </w:r>
+      <w:r>
+        <w:t xml:space="preserve"> </w:t>
+      </w:r>
+      <w:r>
+        <w:rPr>
+          <w:rStyle w:val="VerbatimChar"/>
+        </w:rPr>
+        <w:t xml:space="preserve">/shop/&lt;token&gt;</w:t>
+      </w:r>
+      <w:r>
+        <w:t xml:space="preserve"> </w:t>
+      </w:r>
+      <w:r>
+        <w:t xml:space="preserve">URL can act as that member until it expires</w:t>
+      </w:r>
+      <w:r>
+        <w:t xml:space="preserve"> </w:t>
+      </w:r>
+      <w:r>
+        <w:t xml:space="preserve">(10 min) or the order is confirmed. Tokens are random and per-tap (a new one each</w:t>
+      </w:r>
+      <w:r>
+        <w:t xml:space="preserve"> </w:t>
+      </w:r>
+      <w:r>
+        <w:t xml:space="preserve">scan), so they can't be guessed or reused. The idle auto-reset and short lifetime</w:t>
+      </w:r>
+      <w:r>
+        <w:t xml:space="preserve"> </w:t>
+      </w:r>
+      <w:r>
+        <w:t xml:space="preserve">bound the exposure. Stronger options (not currently implemented): move the token</w:t>
+      </w:r>
+      <w:r>
+        <w:t xml:space="preserve"> </w:t>
+      </w:r>
+      <w:r>
+        <w:t xml:space="preserve">into an httpOnly cookie so it can't be shared via URL, or use a crypto-random</w:t>
+      </w:r>
+      <w:r>
+        <w:t xml:space="preserve"> </w:t>
+      </w:r>
+      <w:r>
+        <w:t xml:space="preserve">token instead of a cuid.</w:t>
+      </w:r>
+    </w:p>
+    <w:bookmarkEnd w:id="168"/>
     <w:bookmarkEnd w:id="169"/>
-    <w:bookmarkStart w:id="170" w:name="audit-checklist"/>
+    <w:bookmarkStart w:id="170" w:name="prohibited--careful-operations"/>
     <w:p>
       <w:pPr>
         <w:pStyle w:val="Heading2"/>
       </w:pPr>
       <w:r>
-        <w:t xml:space="preserve">Audit checklist</w:t>
-      </w:r>
-    </w:p>
-    <w:p>
-      <w:pPr>
-        <w:pStyle w:val="FirstParagraph"/>
-      </w:pPr>
-      <w:r>
-        <w:t xml:space="preserve">When adding a new endpoint:</w:t>
-      </w:r>
-    </w:p>
-    <w:p>
-      <w:pPr>
+        <w:t xml:space="preserve">Prohibited / careful operations</w:t>
+      </w:r>
+    </w:p>
+    <w:p>
+      <w:pPr>
+        <w:pStyle w:val="Compact"/>
         <w:numPr>
           <w:ilvl w:val="0"/>
           <w:numId w:val="1059"/>
         </w:numPr>
       </w:pPr>
       <w:r>
-        <w:t xml:space="preserve">Does it touch member/admin data? → call</w:t>
-      </w:r>
-      <w:r>
-        <w:t xml:space="preserve"> </w:t>
-      </w:r>
-      <w:r>
-        <w:rPr>
-          <w:rStyle w:val="VerbatimChar"/>
-        </w:rPr>
-        <w:t xml:space="preserve">requireAdmin()</w:t>
-      </w:r>
-      <w:r>
-        <w:t xml:space="preserve"> </w:t>
-      </w:r>
-      <w:r>
-        <w:t xml:space="preserve">(admin) or validate a token (shop/registration).</w:t>
+        <w:rPr>
+          <w:b/>
+          <w:bCs/>
+        </w:rPr>
+        <w:t xml:space="preserve">Member deletion</w:t>
+      </w:r>
+      <w:r>
+        <w:t xml:space="preserve"> </w:t>
+      </w:r>
+      <w:r>
+        <w:t xml:space="preserve">is blocked while invoices exist.</w:t>
+      </w:r>
+    </w:p>
+    <w:p>
+      <w:pPr>
+        <w:pStyle w:val="Compact"/>
+        <w:numPr>
+          <w:ilvl w:val="0"/>
+          <w:numId w:val="1059"/>
+        </w:numPr>
+      </w:pPr>
+      <w:r>
+        <w:rPr>
+          <w:b/>
+          <w:bCs/>
+        </w:rPr>
+        <w:t xml:space="preserve">Invoice edit/delete</w:t>
+      </w:r>
+      <w:r>
+        <w:t xml:space="preserve"> </w:t>
+      </w:r>
+      <w:r>
+        <w:t xml:space="preserve">is blocked once an invoice is</w:t>
+      </w:r>
+      <w:r>
+        <w:t xml:space="preserve"> </w:t>
+      </w:r>
+      <w:r>
+        <w:rPr>
+          <w:rStyle w:val="VerbatimChar"/>
+        </w:rPr>
+        <w:t xml:space="preserve">EXPORTED</w:t>
+      </w:r>
+      <w:r>
+        <w:t xml:space="preserve"> </w:t>
+      </w:r>
+      <w:r>
+        <w:t xml:space="preserve">(already billed</w:t>
+      </w:r>
+      <w:r>
+        <w:t xml:space="preserve"> </w:t>
+      </w:r>
+      <w:r>
+        <w:t xml:space="preserve">in Congressus).</w:t>
+      </w:r>
+    </w:p>
+    <w:p>
+      <w:pPr>
+        <w:pStyle w:val="Compact"/>
+        <w:numPr>
+          <w:ilvl w:val="0"/>
+          <w:numId w:val="1059"/>
+        </w:numPr>
+      </w:pPr>
+      <w:r>
+        <w:rPr>
+          <w:b/>
+          <w:bCs/>
+        </w:rPr>
+        <w:t xml:space="preserve">Bulk invoice clearing</w:t>
+      </w:r>
+      <w:r>
+        <w:t xml:space="preserve"> </w:t>
+      </w:r>
+      <w:r>
+        <w:t xml:space="preserve">requires a double confirmation in the UI and is</w:t>
+      </w:r>
+      <w:r>
+        <w:t xml:space="preserve"> </w:t>
+      </w:r>
+      <w:r>
+        <w:t xml:space="preserve">intended for test-data cleanup only.</w:t>
+      </w:r>
+    </w:p>
+    <w:bookmarkEnd w:id="170"/>
+    <w:bookmarkStart w:id="171" w:name="audit-checklist"/>
+    <w:p>
+      <w:pPr>
+        <w:pStyle w:val="Heading2"/>
+      </w:pPr>
+      <w:r>
+        <w:t xml:space="preserve">Audit checklist</w:t>
+      </w:r>
+    </w:p>
+    <w:p>
+      <w:pPr>
+        <w:pStyle w:val="FirstParagraph"/>
+      </w:pPr>
+      <w:r>
+        <w:t xml:space="preserve">When adding a new endpoint:</w:t>
       </w:r>
     </w:p>
     <w:p>
@@ -31655,22 +32328,22 @@
         </w:numPr>
       </w:pPr>
       <w:r>
-        <w:t xml:space="preserve">Does it return more fields than the caller needs? →</w:t>
-      </w:r>
-      <w:r>
-        <w:t xml:space="preserve"> </w:t>
-      </w:r>
-      <w:r>
-        <w:rPr>
-          <w:rStyle w:val="VerbatimChar"/>
-        </w:rPr>
-        <w:t xml:space="preserve">select</w:t>
-      </w:r>
-      <w:r>
-        <w:t xml:space="preserve"> </w:t>
-      </w:r>
-      <w:r>
-        <w:t xml:space="preserve">only what's required.</w:t>
+        <w:t xml:space="preserve">Does it touch member/admin data? → call</w:t>
+      </w:r>
+      <w:r>
+        <w:t xml:space="preserve"> </w:t>
+      </w:r>
+      <w:r>
+        <w:rPr>
+          <w:rStyle w:val="VerbatimChar"/>
+        </w:rPr>
+        <w:t xml:space="preserve">requireAdmin()</w:t>
+      </w:r>
+      <w:r>
+        <w:t xml:space="preserve"> </w:t>
+      </w:r>
+      <w:r>
+        <w:t xml:space="preserve">(admin) or validate a token (shop/registration).</w:t>
       </w:r>
     </w:p>
     <w:p>
@@ -31681,7 +32354,22 @@
         </w:numPr>
       </w:pPr>
       <w:r>
-        <w:t xml:space="preserve">Is it public and write-capable or enumeration-prone? → add rate limiting.</w:t>
+        <w:t xml:space="preserve">Does it return more fields than the caller needs? →</w:t>
+      </w:r>
+      <w:r>
+        <w:t xml:space="preserve"> </w:t>
+      </w:r>
+      <w:r>
+        <w:rPr>
+          <w:rStyle w:val="VerbatimChar"/>
+        </w:rPr>
+        <w:t xml:space="preserve">select</w:t>
+      </w:r>
+      <w:r>
+        <w:t xml:space="preserve"> </w:t>
+      </w:r>
+      <w:r>
+        <w:t xml:space="preserve">only what's required.</w:t>
       </w:r>
     </w:p>
     <w:p>
@@ -31692,7 +32380,7 @@
         </w:numPr>
       </w:pPr>
       <w:r>
-        <w:t xml:space="preserve">Does it render raw HTML with external data? → escape it.</w:t>
+        <w:t xml:space="preserve">Is it public and write-capable or enumeration-prone? → add rate limiting.</w:t>
       </w:r>
     </w:p>
     <w:p>
@@ -31703,6 +32391,17 @@
         </w:numPr>
       </w:pPr>
       <w:r>
+        <w:t xml:space="preserve">Does it render raw HTML with external data? → escape it.</w:t>
+      </w:r>
+    </w:p>
+    <w:p>
+      <w:pPr>
+        <w:numPr>
+          <w:ilvl w:val="0"/>
+          <w:numId w:val="1064"/>
+        </w:numPr>
+      </w:pPr>
+      <w:r>
         <w:t xml:space="preserve">Verify at runtime: unauthenticated</w:t>
       </w:r>
       <w:r>
@@ -31722,8 +32421,8 @@
         <w:t xml:space="preserve">forged-cookie requests both get 401/redirect.</w:t>
       </w:r>
     </w:p>
-    <w:bookmarkEnd w:id="170"/>
     <w:bookmarkEnd w:id="171"/>
+    <w:bookmarkEnd w:id="172"/>
     <w:sectPr>
       <w:footnotePr>
         <w:numRestart w:val="eachSect"/>
@@ -32654,7 +33353,7 @@
     <w:abstractNumId w:val="991"/>
   </w:num>
   <w:num w:numId="1059">
-    <w:abstractNumId w:val="992"/>
+    <w:abstractNumId w:val="991"/>
   </w:num>
   <w:num w:numId="1060">
     <w:abstractNumId w:val="992"/>
@@ -32666,6 +33365,9 @@
     <w:abstractNumId w:val="992"/>
   </w:num>
   <w:num w:numId="1063">
+    <w:abstractNumId w:val="992"/>
+  </w:num>
+  <w:num w:numId="1064">
     <w:abstractNumId w:val="992"/>
   </w:num>
 </w:numbering>

--- a/docs/SSS-Documentation.docx
+++ b/docs/SSS-Documentation.docx
@@ -27281,6 +27281,71 @@
             </w:r>
             <w:r>
               <w:t xml:space="preserve">; delete/clear test data.</w:t>
+            </w:r>
+            <w:r>
+              <w:t xml:space="preserve"> </w:t>
+            </w:r>
+            <w:r>
+              <w:rPr>
+                <w:b/>
+                <w:bCs/>
+              </w:rPr>
+              <w:t xml:space="preserve">Edit</w:t>
+            </w:r>
+            <w:r>
+              <w:t xml:space="preserve"> </w:t>
+            </w:r>
+            <w:r>
+              <w:t xml:space="preserve">a pending (not yet exported) order: change quantities, remove lines (removing all deletes the order), and</w:t>
+            </w:r>
+            <w:r>
+              <w:t xml:space="preserve"> </w:t>
+            </w:r>
+            <w:r>
+              <w:rPr>
+                <w:b/>
+                <w:bCs/>
+              </w:rPr>
+              <w:t xml:space="preserve">Remove discount</w:t>
+            </w:r>
+            <w:r>
+              <w:t xml:space="preserve"> </w:t>
+            </w:r>
+            <w:r>
+              <w:t xml:space="preserve">on a line — it's then charged at the drink's normal list price (drops the borrel special, role discount such as PilsCie/Board, or bartender free drink) and counts as undiscounted in all reports. Each discounted line shows why it was discounted.</w:t>
+            </w:r>
+            <w:r>
+              <w:t xml:space="preserve"> </w:t>
+            </w:r>
+            <w:r>
+              <w:rPr>
+                <w:rStyle w:val="VerbatimChar"/>
+              </w:rPr>
+              <w:t xml:space="preserve">PATCH /api/admin/ppp/invoices/[id]</w:t>
+            </w:r>
+            <w:r>
+              <w:t xml:space="preserve"> </w:t>
+            </w:r>
+            <w:r>
+              <w:rPr>
+                <w:rStyle w:val="VerbatimChar"/>
+              </w:rPr>
+              <w:t xml:space="preserve">{ lines: [{ id, quantity?, removeDiscount? }] }</w:t>
+            </w:r>
+            <w:r>
+              <w:t xml:space="preserve">; exported orders return</w:t>
+            </w:r>
+            <w:r>
+              <w:t xml:space="preserve"> </w:t>
+            </w:r>
+            <w:r>
+              <w:rPr>
+                <w:rStyle w:val="VerbatimChar"/>
+              </w:rPr>
+              <w:t xml:space="preserve">409</w:t>
+            </w:r>
+            <w:r>
+              <w:t xml:space="preserve">.</w:t>
             </w:r>
           </w:p>
         </w:tc>

--- a/docs/SSS-Documentation.docx
+++ b/docs/SSS-Documentation.docx
@@ -7852,7 +7852,7 @@
     </w:p>
     <w:bookmarkEnd w:id="60"/>
     <w:bookmarkEnd w:id="61"/>
-    <w:bookmarkStart w:id="96" w:name="api-reference"/>
+    <w:bookmarkStart w:id="97" w:name="api-reference"/>
     <w:p>
       <w:pPr>
         <w:pStyle w:val="Heading1"/>
@@ -9525,7 +9525,7 @@
     </w:p>
     <w:bookmarkEnd w:id="76"/>
     <w:bookmarkEnd w:id="77"/>
-    <w:bookmarkStart w:id="95" w:name="admin--all-require-an-admin-session"/>
+    <w:bookmarkStart w:id="96" w:name="admin--all-require-an-admin-session"/>
     <w:p>
       <w:pPr>
         <w:pStyle w:val="Heading2"/>
@@ -11854,7 +11854,7 @@
         <w:pStyle w:val="FirstParagraph"/>
       </w:pPr>
       <w:r>
-        <w:t xml:space="preserve">Groups</w:t>
+        <w:t xml:space="preserve">Atomically claims all</w:t>
       </w:r>
       <w:r>
         <w:t xml:space="preserve"> </w:t>
@@ -11869,13 +11869,28 @@
         <w:t xml:space="preserve"> </w:t>
       </w:r>
       <w:r>
-        <w:t xml:space="preserve">invoices by member × calendar month and creates one Congressus</w:t>
-      </w:r>
-      <w:r>
-        <w:t xml:space="preserve"> </w:t>
-      </w:r>
-      <w:r>
-        <w:t xml:space="preserve">sale-invoice per group, then marks them</w:t>
+        <w:t xml:space="preserve">invoices of the scope (</w:t>
+      </w:r>
+      <w:r>
+        <w:rPr>
+          <w:rStyle w:val="VerbatimChar"/>
+        </w:rPr>
+        <w:t xml:space="preserve">CONFIRMED → EXPORTING</w:t>
+      </w:r>
+      <w:r>
+        <w:t xml:space="preserve">,</w:t>
+      </w:r>
+      <w:r>
+        <w:t xml:space="preserve"> </w:t>
+      </w:r>
+      <w:r>
+        <w:t xml:space="preserve">tagged with this run's id — a concurrent run gets none), groups them by member ×</w:t>
+      </w:r>
+      <w:r>
+        <w:t xml:space="preserve"> </w:t>
+      </w:r>
+      <w:r>
+        <w:t xml:space="preserve">calendar month and creates one Congressus sale-invoice per group, then marks them</w:t>
       </w:r>
       <w:r>
         <w:t xml:space="preserve"> </w:t>
@@ -11887,6 +11902,57 @@
         <w:t xml:space="preserve">EXPORTED</w:t>
       </w:r>
       <w:r>
+        <w:t xml:space="preserve">. A Congressus 4xx returns that group to</w:t>
+      </w:r>
+      <w:r>
+        <w:t xml:space="preserve"> </w:t>
+      </w:r>
+      <w:r>
+        <w:rPr>
+          <w:rStyle w:val="VerbatimChar"/>
+        </w:rPr>
+        <w:t xml:space="preserve">CONFIRMED</w:t>
+      </w:r>
+      <w:r>
+        <w:t xml:space="preserve">; an unknown outcome</w:t>
+      </w:r>
+      <w:r>
+        <w:t xml:space="preserve"> </w:t>
+      </w:r>
+      <w:r>
+        <w:t xml:space="preserve">(timeout/5xx/network/DB failure after success) leaves it</w:t>
+      </w:r>
+      <w:r>
+        <w:t xml:space="preserve"> </w:t>
+      </w:r>
+      <w:r>
+        <w:rPr>
+          <w:rStyle w:val="VerbatimChar"/>
+        </w:rPr>
+        <w:t xml:space="preserve">EXPORTING</w:t>
+      </w:r>
+      <w:r>
+        <w:t xml:space="preserve"> </w:t>
+      </w:r>
+      <w:r>
+        <w:t xml:space="preserve">and counts it</w:t>
+      </w:r>
+      <w:r>
+        <w:t xml:space="preserve"> </w:t>
+      </w:r>
+      <w:r>
+        <w:t xml:space="preserve">in</w:t>
+      </w:r>
+      <w:r>
+        <w:t xml:space="preserve"> </w:t>
+      </w:r>
+      <w:r>
+        <w:rPr>
+          <w:rStyle w:val="VerbatimChar"/>
+        </w:rPr>
+        <w:t xml:space="preserve">needsCheck</w:t>
+      </w:r>
+      <w:r>
         <w:t xml:space="preserve">.</w:t>
       </w:r>
     </w:p>
@@ -12054,6 +12120,42 @@
         <w:rPr>
           <w:rStyle w:val="DataTypeTok"/>
         </w:rPr>
+        <w:t xml:space="preserve">"needsCheck"</w:t>
+      </w:r>
+      <w:r>
+        <w:rPr>
+          <w:rStyle w:val="FunctionTok"/>
+        </w:rPr>
+        <w:t xml:space="preserve">:</w:t>
+      </w:r>
+      <w:r>
+        <w:rPr>
+          <w:rStyle w:val="NormalTok"/>
+        </w:rPr>
+        <w:t xml:space="preserve"> </w:t>
+      </w:r>
+      <w:r>
+        <w:rPr>
+          <w:rStyle w:val="DecValTok"/>
+        </w:rPr>
+        <w:t xml:space="preserve">0</w:t>
+      </w:r>
+      <w:r>
+        <w:rPr>
+          <w:rStyle w:val="FunctionTok"/>
+        </w:rPr>
+        <w:t xml:space="preserve">,</w:t>
+      </w:r>
+      <w:r>
+        <w:rPr>
+          <w:rStyle w:val="NormalTok"/>
+        </w:rPr>
+        <w:t xml:space="preserve"> </w:t>
+      </w:r>
+      <w:r>
+        <w:rPr>
+          <w:rStyle w:val="DataTypeTok"/>
+        </w:rPr>
         <w:t xml:space="preserve">"errors"</w:t>
       </w:r>
       <w:r>
@@ -12087,15 +12189,105 @@
         <w:t xml:space="preserve">}</w:t>
       </w:r>
     </w:p>
+    <w:bookmarkEnd w:id="94"/>
+    <w:bookmarkStart w:id="95" w:name="post-apiadmininvoicesreconcile"/>
+    <w:p>
+      <w:pPr>
+        <w:pStyle w:val="Heading3"/>
+      </w:pPr>
+      <w:r>
+        <w:rPr>
+          <w:rStyle w:val="VerbatimChar"/>
+        </w:rPr>
+        <w:t xml:space="preserve">POST /api/admin/invoices/reconcile</w:t>
+      </w:r>
+    </w:p>
+    <w:p>
+      <w:pPr>
+        <w:pStyle w:val="FirstParagraph"/>
+      </w:pPr>
+      <w:r>
+        <w:t xml:space="preserve">Resolve orders stuck in</w:t>
+      </w:r>
+      <w:r>
+        <w:t xml:space="preserve"> </w:t>
+      </w:r>
+      <w:r>
+        <w:rPr>
+          <w:rStyle w:val="VerbatimChar"/>
+        </w:rPr>
+        <w:t xml:space="preserve">EXPORTING</w:t>
+      </w:r>
+      <w:r>
+        <w:t xml:space="preserve"> </w:t>
+      </w:r>
+      <w:r>
+        <w:t xml:space="preserve">after checking Congressus.</w:t>
+      </w:r>
+      <w:r>
+        <w:t xml:space="preserve"> </w:t>
+      </w:r>
+      <w:r>
+        <w:t xml:space="preserve">Body</w:t>
+      </w:r>
+      <w:r>
+        <w:t xml:space="preserve"> </w:t>
+      </w:r>
+      <w:r>
+        <w:rPr>
+          <w:rStyle w:val="VerbatimChar"/>
+        </w:rPr>
+        <w:t xml:space="preserve">{ system: "sss"|"ppp", ids: [...], action: "exported"|"pending", congressusInvoiceId? }</w:t>
+      </w:r>
+      <w:r>
+        <w:t xml:space="preserve">.</w:t>
+      </w:r>
+      <w:r>
+        <w:t xml:space="preserve"> </w:t>
+      </w:r>
+      <w:r>
+        <w:t xml:space="preserve">Only claims older than 10 minutes;</w:t>
+      </w:r>
+      <w:r>
+        <w:t xml:space="preserve"> </w:t>
+      </w:r>
+      <w:r>
+        <w:rPr>
+          <w:rStyle w:val="VerbatimChar"/>
+        </w:rPr>
+        <w:t xml:space="preserve">409</w:t>
+      </w:r>
+      <w:r>
+        <w:t xml:space="preserve"> </w:t>
+      </w:r>
+      <w:r>
+        <w:t xml:space="preserve">otherwise. The invoice lists accept</w:t>
+      </w:r>
+      <w:r>
+        <w:t xml:space="preserve"> </w:t>
+      </w:r>
+      <w:r>
+        <w:rPr>
+          <w:rStyle w:val="VerbatimChar"/>
+        </w:rPr>
+        <w:t xml:space="preserve">?status=EXPORTING</w:t>
+      </w:r>
+      <w:r>
+        <w:t xml:space="preserve"> </w:t>
+      </w:r>
+      <w:r>
+        <w:t xml:space="preserve">to list them.</w:t>
+      </w:r>
+    </w:p>
     <w:p>
       <w:r>
         <w:br w:type="page"/>
       </w:r>
     </w:p>
-    <w:bookmarkEnd w:id="94"/>
     <w:bookmarkEnd w:id="95"/>
     <w:bookmarkEnd w:id="96"/>
-    <w:bookmarkStart w:id="108" w:name="deployment"/>
+    <w:bookmarkEnd w:id="97"/>
+    <w:bookmarkStart w:id="109" w:name="deployment"/>
     <w:p>
       <w:pPr>
         <w:pStyle w:val="Heading1"/>
@@ -12160,7 +12352,7 @@
         <w:t xml:space="preserve">for product images.</w:t>
       </w:r>
     </w:p>
-    <w:bookmarkStart w:id="97" w:name="build--start"/>
+    <w:bookmarkStart w:id="98" w:name="build--start"/>
     <w:p>
       <w:pPr>
         <w:pStyle w:val="Heading2"/>
@@ -12513,8 +12705,8 @@
         <w:t xml:space="preserve">.</w:t>
       </w:r>
     </w:p>
-    <w:bookmarkEnd w:id="97"/>
-    <w:bookmarkStart w:id="101" w:name="environment-variables"/>
+    <w:bookmarkEnd w:id="98"/>
+    <w:bookmarkStart w:id="102" w:name="environment-variables"/>
     <w:p>
       <w:pPr>
         <w:pStyle w:val="Heading2"/>
@@ -13971,7 +14163,7 @@
         </w:tc>
       </w:tr>
     </w:tbl>
-    <w:bookmarkStart w:id="98" w:name="Xcb9fb8e9b51d6756401591e907f7cb6deec43ac"/>
+    <w:bookmarkStart w:id="99" w:name="Xcb9fb8e9b51d6756401591e907f7cb6deec43ac"/>
     <w:p>
       <w:pPr>
         <w:pStyle w:val="Heading3"/>
@@ -14102,8 +14294,8 @@
         <w:t xml:space="preserve">— keep both set and equal.</w:t>
       </w:r>
     </w:p>
-    <w:bookmarkEnd w:id="98"/>
-    <w:bookmarkStart w:id="99" w:name="custom-domain-51vonl"/>
+    <w:bookmarkEnd w:id="99"/>
+    <w:bookmarkStart w:id="100" w:name="custom-domain-51vonl"/>
     <w:p>
       <w:pPr>
         <w:pStyle w:val="Heading3"/>
@@ -14351,8 +14543,8 @@
         <w:t xml:space="preserve">).</w:t>
       </w:r>
     </w:p>
-    <w:bookmarkEnd w:id="99"/>
-    <w:bookmarkStart w:id="100" w:name="bar-pos-vanity-domain-ppp51vonl"/>
+    <w:bookmarkEnd w:id="100"/>
+    <w:bookmarkStart w:id="101" w:name="bar-pos-vanity-domain-ppp51vonl"/>
     <w:p>
       <w:pPr>
         <w:pStyle w:val="Heading3"/>
@@ -14631,9 +14823,9 @@
         <w:t xml:space="preserve">, where cookies, the PWA manifest and the cert all live.</w:t>
       </w:r>
     </w:p>
-    <w:bookmarkEnd w:id="100"/>
     <w:bookmarkEnd w:id="101"/>
-    <w:bookmarkStart w:id="102" w:name="email-deliverability-verification-emails"/>
+    <w:bookmarkEnd w:id="102"/>
+    <w:bookmarkStart w:id="103" w:name="email-deliverability-verification-emails"/>
     <w:p>
       <w:pPr>
         <w:pStyle w:val="Heading2"/>
@@ -15039,8 +15231,8 @@
         <w:t xml:space="preserve">.</w:t>
       </w:r>
     </w:p>
-    <w:bookmarkEnd w:id="102"/>
-    <w:bookmarkStart w:id="103" w:name="persistent-volume-product-images"/>
+    <w:bookmarkEnd w:id="103"/>
+    <w:bookmarkStart w:id="104" w:name="persistent-volume-product-images"/>
     <w:p>
       <w:pPr>
         <w:pStyle w:val="Heading2"/>
@@ -15285,8 +15477,8 @@
         <w:t xml:space="preserve">volume — only user-uploaded images do.</w:t>
       </w:r>
     </w:p>
-    <w:bookmarkEnd w:id="103"/>
-    <w:bookmarkStart w:id="104" w:name="first-time-setup"/>
+    <w:bookmarkEnd w:id="104"/>
+    <w:bookmarkStart w:id="105" w:name="first-time-setup"/>
     <w:p>
       <w:pPr>
         <w:pStyle w:val="Heading2"/>
@@ -15409,8 +15601,8 @@
         <w:t xml:space="preserve">— add your snacks (each one also creates a Congressus product).</w:t>
       </w:r>
     </w:p>
-    <w:bookmarkEnd w:id="104"/>
-    <w:bookmarkStart w:id="105" w:name="deploying-changes"/>
+    <w:bookmarkEnd w:id="105"/>
+    <w:bookmarkStart w:id="106" w:name="deploying-changes"/>
     <w:p>
       <w:pPr>
         <w:pStyle w:val="Heading2"/>
@@ -15507,8 +15699,8 @@
         <w:t xml:space="preserve">must pass for the deploy to go live.</w:t>
       </w:r>
     </w:p>
-    <w:bookmarkEnd w:id="105"/>
-    <w:bookmarkStart w:id="107" w:name="local-development"/>
+    <w:bookmarkEnd w:id="106"/>
+    <w:bookmarkStart w:id="108" w:name="local-development"/>
     <w:p>
       <w:pPr>
         <w:pStyle w:val="Heading2"/>
@@ -15649,7 +15841,7 @@
       <w:r>
         <w:t xml:space="preserve"> </w:t>
       </w:r>
-      <w:hyperlink r:id="rId106">
+      <w:hyperlink r:id="rId107">
         <w:r>
           <w:rPr>
             <w:rStyle w:val="Hyperlink"/>
@@ -15666,9 +15858,9 @@
         <w:br w:type="page"/>
       </w:r>
     </w:p>
-    <w:bookmarkEnd w:id="107"/>
     <w:bookmarkEnd w:id="108"/>
-    <w:bookmarkStart w:id="119" w:name="card-reader--kiosk-setup"/>
+    <w:bookmarkEnd w:id="109"/>
+    <w:bookmarkStart w:id="120" w:name="card-reader--kiosk-setup"/>
     <w:p>
       <w:pPr>
         <w:pStyle w:val="Heading1"/>
@@ -16203,7 +16395,7 @@
         <w:t xml:space="preserve">. See the Web NFC section below.</w:t>
       </w:r>
     </w:p>
-    <w:bookmarkStart w:id="109" w:name="ipad--tablet-kiosk-hid-keyboard-wedge"/>
+    <w:bookmarkStart w:id="110" w:name="ipad--tablet-kiosk-hid-keyboard-wedge"/>
     <w:p>
       <w:pPr>
         <w:pStyle w:val="Heading2"/>
@@ -16720,8 +16912,8 @@
         <w:t xml:space="preserve">— then every device stays in sync automatically.</w:t>
       </w:r>
     </w:p>
-    <w:bookmarkEnd w:id="109"/>
-    <w:bookmarkStart w:id="111" w:name="android-phone-kiosk-web-nfc--nfc-mode"/>
+    <w:bookmarkEnd w:id="110"/>
+    <w:bookmarkStart w:id="112" w:name="android-phone-kiosk-web-nfc--nfc-mode"/>
     <w:p>
       <w:pPr>
         <w:pStyle w:val="Heading2"/>
@@ -16806,7 +16998,7 @@
       <w:r>
         <w:t xml:space="preserve"> </w:t>
       </w:r>
-      <w:hyperlink r:id="rId110">
+      <w:hyperlink r:id="rId111">
         <w:r>
           <w:rPr>
             <w:rStyle w:val="Hyperlink"/>
@@ -17203,8 +17395,8 @@
         <w:t xml:space="preserve">.</w:t>
       </w:r>
     </w:p>
-    <w:bookmarkEnd w:id="111"/>
-    <w:bookmarkStart w:id="112" w:name="laptop-kiosk-arago-websocket"/>
+    <w:bookmarkEnd w:id="112"/>
+    <w:bookmarkStart w:id="113" w:name="laptop-kiosk-arago-websocket"/>
     <w:p>
       <w:pPr>
         <w:pStyle w:val="Heading2"/>
@@ -17254,8 +17446,8 @@
         <w:t xml:space="preserve">directly.</w:t>
       </w:r>
     </w:p>
-    <w:bookmarkEnd w:id="112"/>
-    <w:bookmarkStart w:id="113" w:name="how-it-works"/>
+    <w:bookmarkEnd w:id="113"/>
+    <w:bookmarkStart w:id="114" w:name="how-it-works"/>
     <w:p>
       <w:pPr>
         <w:pStyle w:val="Heading2"/>
@@ -17542,8 +17734,8 @@
         <w:t xml:space="preserve">, and the page auto-reconnects every 3 seconds.</w:t>
       </w:r>
     </w:p>
-    <w:bookmarkEnd w:id="113"/>
-    <w:bookmarkStart w:id="116" w:name="kiosk-laptop-setup"/>
+    <w:bookmarkEnd w:id="114"/>
+    <w:bookmarkStart w:id="117" w:name="kiosk-laptop-setup"/>
     <w:p>
       <w:pPr>
         <w:pStyle w:val="Heading2"/>
@@ -17688,7 +17880,7 @@
         <w:t xml:space="preserve">right value.</w:t>
       </w:r>
     </w:p>
-    <w:bookmarkStart w:id="114" w:name="port-conflict-warning"/>
+    <w:bookmarkStart w:id="115" w:name="port-conflict-warning"/>
     <w:p>
       <w:pPr>
         <w:pStyle w:val="Heading3"/>
@@ -17790,8 +17982,8 @@
         <w:t xml:space="preserve">free for the reader.</w:t>
       </w:r>
     </w:p>
-    <w:bookmarkEnd w:id="114"/>
-    <w:bookmarkStart w:id="115" w:name="ws-vs-wss"/>
+    <w:bookmarkEnd w:id="115"/>
+    <w:bookmarkStart w:id="116" w:name="ws-vs-wss"/>
     <w:p>
       <w:pPr>
         <w:pStyle w:val="Heading3"/>
@@ -17877,9 +18069,9 @@
         <w:t xml:space="preserve">reader over the network — that would be blocked as mixed content.</w:t>
       </w:r>
     </w:p>
-    <w:bookmarkEnd w:id="115"/>
     <w:bookmarkEnd w:id="116"/>
-    <w:bookmarkStart w:id="117" w:name="card-uids"/>
+    <w:bookmarkEnd w:id="117"/>
+    <w:bookmarkStart w:id="118" w:name="card-uids"/>
     <w:p>
       <w:pPr>
         <w:pStyle w:val="Heading2"/>
@@ -17948,8 +18140,8 @@
         <w:t xml:space="preserve">.</w:t>
       </w:r>
     </w:p>
-    <w:bookmarkEnd w:id="117"/>
-    <w:bookmarkStart w:id="118" w:name="testing-without-a-reader"/>
+    <w:bookmarkEnd w:id="118"/>
+    <w:bookmarkStart w:id="119" w:name="testing-without-a-reader"/>
     <w:p>
       <w:pPr>
         <w:pStyle w:val="Heading2"/>
@@ -18467,9 +18659,9 @@
         <w:br w:type="page"/>
       </w:r>
     </w:p>
-    <w:bookmarkEnd w:id="118"/>
     <w:bookmarkEnd w:id="119"/>
-    <w:bookmarkStart w:id="129" w:name="congressus-integration"/>
+    <w:bookmarkEnd w:id="120"/>
+    <w:bookmarkStart w:id="130" w:name="congressus-integration"/>
     <w:p>
       <w:pPr>
         <w:pStyle w:val="Heading1"/>
@@ -18779,7 +18971,7 @@
         <w:t xml:space="preserve">) — see below.</w:t>
       </w:r>
     </w:p>
-    <w:bookmarkStart w:id="120" w:name="members-congressus--sss"/>
+    <w:bookmarkStart w:id="121" w:name="members-congressus--sss"/>
     <w:p>
       <w:pPr>
         <w:pStyle w:val="Heading2"/>
@@ -18877,8 +19069,8 @@
         <w:t xml:space="preserve">(email is the unique key used for card linking).</w:t>
       </w:r>
     </w:p>
-    <w:bookmarkEnd w:id="120"/>
-    <w:bookmarkStart w:id="123" w:name="products-sss--congressus"/>
+    <w:bookmarkEnd w:id="121"/>
+    <w:bookmarkStart w:id="124" w:name="products-sss--congressus"/>
     <w:p>
       <w:pPr>
         <w:pStyle w:val="Heading2"/>
@@ -18932,7 +19124,7 @@
         <w:t xml:space="preserve">). Name/price edits sync too.</w:t>
       </w:r>
     </w:p>
-    <w:bookmarkStart w:id="121" w:name="warning-the-product-id-vs-offer-id-quirk"/>
+    <w:bookmarkStart w:id="122" w:name="warning-the-product-id-vs-offer-id-quirk"/>
     <w:p>
       <w:pPr>
         <w:pStyle w:val="Heading3"/>
@@ -19224,8 +19416,8 @@
         <w:t xml:space="preserve">.</w:t>
       </w:r>
     </w:p>
-    <w:bookmarkEnd w:id="121"/>
-    <w:bookmarkStart w:id="122" w:name="backfilling-existing-products"/>
+    <w:bookmarkEnd w:id="122"/>
+    <w:bookmarkStart w:id="123" w:name="backfilling-existing-products"/>
     <w:p>
       <w:pPr>
         <w:pStyle w:val="Heading3"/>
@@ -19260,9 +19452,9 @@
         <w:t xml:space="preserve">.</w:t>
       </w:r>
     </w:p>
-    <w:bookmarkEnd w:id="122"/>
     <w:bookmarkEnd w:id="123"/>
-    <w:bookmarkStart w:id="125" w:name="sale-invoices-sss--congressus"/>
+    <w:bookmarkEnd w:id="124"/>
+    <w:bookmarkStart w:id="126" w:name="sale-invoices-sss--congressus"/>
     <w:p>
       <w:pPr>
         <w:pStyle w:val="Heading2"/>
@@ -19540,7 +19732,7 @@
         <w:t xml:space="preserve">.</w:t>
       </w:r>
     </w:p>
-    <w:bookmarkStart w:id="124" w:name="warning-the-500-instead-of-400-quirk"/>
+    <w:bookmarkStart w:id="125" w:name="warning-the-500-instead-of-400-quirk"/>
     <w:p>
       <w:pPr>
         <w:pStyle w:val="Heading3"/>
@@ -19646,9 +19838,9 @@
         <w:t xml:space="preserve">array in the initial create call.</w:t>
       </w:r>
     </w:p>
-    <w:bookmarkEnd w:id="124"/>
     <w:bookmarkEnd w:id="125"/>
-    <w:bookmarkStart w:id="126" w:name="the-sss-purchases-mendix-fallback"/>
+    <w:bookmarkEnd w:id="126"/>
+    <w:bookmarkStart w:id="127" w:name="the-sss-purchases-mendix-fallback"/>
     <w:p>
       <w:pPr>
         <w:pStyle w:val="Heading2"/>
@@ -19698,8 +19890,8 @@
         <w:t xml:space="preserve">products have offer ids, invoices show real product line items instead.</w:t>
       </w:r>
     </w:p>
-    <w:bookmarkEnd w:id="126"/>
-    <w:bookmarkStart w:id="127" w:name="Xcbc730bcd032a0e57daa67cba6c562d436e893f"/>
+    <w:bookmarkEnd w:id="127"/>
+    <w:bookmarkStart w:id="128" w:name="Xcbc730bcd032a0e57daa67cba6c562d436e893f"/>
     <w:p>
       <w:pPr>
         <w:pStyle w:val="Heading2"/>
@@ -20264,8 +20456,8 @@
         <w:t xml:space="preserve">with the returned id.</w:t>
       </w:r>
     </w:p>
-    <w:bookmarkEnd w:id="127"/>
-    <w:bookmarkStart w:id="128" w:name="quick-reference-of-quirks"/>
+    <w:bookmarkEnd w:id="128"/>
+    <w:bookmarkStart w:id="129" w:name="quick-reference-of-quirks"/>
     <w:p>
       <w:pPr>
         <w:pStyle w:val="Heading2"/>
@@ -20715,9 +20907,9 @@
         <w:br w:type="page"/>
       </w:r>
     </w:p>
-    <w:bookmarkEnd w:id="128"/>
     <w:bookmarkEnd w:id="129"/>
-    <w:bookmarkStart w:id="136" w:name="admin-guide-for-the-board"/>
+    <w:bookmarkEnd w:id="130"/>
+    <w:bookmarkStart w:id="137" w:name="admin-guide-for-the-board"/>
     <w:p>
       <w:pPr>
         <w:pStyle w:val="Heading1"/>
@@ -20757,7 +20949,7 @@
         <w:t xml:space="preserve">and Invoices, plus links back to the Kiosk and Log out.</w:t>
       </w:r>
     </w:p>
-    <w:bookmarkStart w:id="130" w:name="dashboard"/>
+    <w:bookmarkStart w:id="131" w:name="dashboard"/>
     <w:p>
       <w:pPr>
         <w:pStyle w:val="Heading2"/>
@@ -20974,8 +21166,8 @@
         <w:t xml:space="preserve">purchases in the chosen period.</w:t>
       </w:r>
     </w:p>
-    <w:bookmarkEnd w:id="130"/>
-    <w:bookmarkStart w:id="131" w:name="members"/>
+    <w:bookmarkEnd w:id="131"/>
+    <w:bookmarkStart w:id="132" w:name="members"/>
     <w:p>
       <w:pPr>
         <w:pStyle w:val="Heading2"/>
@@ -21356,8 +21548,8 @@
         <w:t xml:space="preserve">link cards from the admin panel.</w:t>
       </w:r>
     </w:p>
-    <w:bookmarkEnd w:id="131"/>
-    <w:bookmarkStart w:id="132" w:name="products"/>
+    <w:bookmarkEnd w:id="132"/>
+    <w:bookmarkStart w:id="133" w:name="products"/>
     <w:p>
       <w:pPr>
         <w:pStyle w:val="Heading2"/>
@@ -21983,8 +22175,8 @@
         <w:t xml:space="preserve">— hides a product you no longer sell.</w:t>
       </w:r>
     </w:p>
-    <w:bookmarkEnd w:id="132"/>
-    <w:bookmarkStart w:id="133" w:name="invoices"/>
+    <w:bookmarkEnd w:id="133"/>
+    <w:bookmarkStart w:id="134" w:name="invoices"/>
     <w:p>
       <w:pPr>
         <w:pStyle w:val="Heading2"/>
@@ -22216,8 +22408,8 @@
         <w:t xml:space="preserve">corrections after export must be made in Congressus directly.</w:t>
       </w:r>
     </w:p>
-    <w:bookmarkEnd w:id="133"/>
-    <w:bookmarkStart w:id="134" w:name="typical-monthly-routine"/>
+    <w:bookmarkEnd w:id="134"/>
+    <w:bookmarkStart w:id="135" w:name="typical-monthly-routine"/>
     <w:p>
       <w:pPr>
         <w:pStyle w:val="Heading2"/>
@@ -22310,8 +22502,8 @@
         <w:t xml:space="preserve">Verify the new invoices in Congressus.</w:t>
       </w:r>
     </w:p>
-    <w:bookmarkEnd w:id="134"/>
-    <w:bookmarkStart w:id="135" w:name="Xdfdd6fef4644c16841a13fbca3b793942ebb4aa"/>
+    <w:bookmarkEnd w:id="135"/>
+    <w:bookmarkStart w:id="136" w:name="Xdfdd6fef4644c16841a13fbca3b793942ebb4aa"/>
     <w:p>
       <w:pPr>
         <w:pStyle w:val="Heading2"/>
@@ -22447,9 +22639,9 @@
         <w:br w:type="page"/>
       </w:r>
     </w:p>
-    <w:bookmarkEnd w:id="135"/>
     <w:bookmarkEnd w:id="136"/>
-    <w:bookmarkStart w:id="158" w:name="ppp--bar-pos-drinks-at-activities"/>
+    <w:bookmarkEnd w:id="137"/>
+    <w:bookmarkStart w:id="159" w:name="ppp--bar-pos-drinks-at-activities"/>
     <w:p>
       <w:pPr>
         <w:pStyle w:val="Heading1"/>
@@ -22624,7 +22816,7 @@
         <w:t xml:space="preserve">  Member card ──tap──▶ Bar POS ──confirm──▶ PppInvoice ──monthly──▶ Congressus ("PPP &lt;month&gt;")</w:t>
       </w:r>
     </w:p>
-    <w:bookmarkStart w:id="137" w:name="surfaces"/>
+    <w:bookmarkStart w:id="138" w:name="surfaces"/>
     <w:p>
       <w:pPr>
         <w:pStyle w:val="Heading2"/>
@@ -23046,8 +23238,8 @@
         <w:t xml:space="preserve">is public).</w:t>
       </w:r>
     </w:p>
-    <w:bookmarkEnd w:id="137"/>
-    <w:bookmarkStart w:id="140" w:name="the-pos-screen-pppactivityid"/>
+    <w:bookmarkEnd w:id="138"/>
+    <w:bookmarkStart w:id="141" w:name="the-pos-screen-pppactivityid"/>
     <w:p>
       <w:pPr>
         <w:pStyle w:val="Heading2"/>
@@ -23544,62 +23736,64 @@
           <w:b/>
           <w:bCs/>
         </w:rPr>
-        <w:t xml:space="preserve">Bottom (left column)</w:t>
-      </w:r>
-      <w:r>
-        <w:t xml:space="preserve"> </w:t>
-      </w:r>
-      <w:r>
-        <w:t xml:space="preserve">—</w:t>
-      </w:r>
-      <w:r>
-        <w:t xml:space="preserve"> </w:t>
-      </w:r>
-      <w:r>
-        <w:rPr>
-          <w:b/>
-          <w:bCs/>
-        </w:rPr>
-        <w:t xml:space="preserve">Regulars</w:t>
-      </w:r>
-      <w:r>
-        <w:t xml:space="preserve">: large circular buttons of members who</w:t>
-      </w:r>
-      <w:r>
-        <w:t xml:space="preserve"> </w:t>
-      </w:r>
-      <w:r>
-        <w:t xml:space="preserve">have ordered at this borrel, most orders first. Tap one to charge them</w:t>
-      </w:r>
-      <w:r>
-        <w:t xml:space="preserve"> </w:t>
-      </w:r>
-      <w:r>
-        <w:rPr>
-          <w:b/>
-          <w:bCs/>
-        </w:rPr>
-        <w:t xml:space="preserve">without</w:t>
-      </w:r>
-      <w:r>
-        <w:rPr>
-          <w:b/>
-          <w:bCs/>
-        </w:rPr>
-        <w:t xml:space="preserve"> </w:t>
-      </w:r>
-      <w:r>
-        <w:rPr>
-          <w:b/>
-          <w:bCs/>
-        </w:rPr>
-        <w:t xml:space="preserve">scanning</w:t>
-      </w:r>
-      <w:r>
-        <w:t xml:space="preserve"> </w:t>
-      </w:r>
-      <w:r>
-        <w:t xml:space="preserve">a card.</w:t>
+        <w:t xml:space="preserve">Session ended overlay</w:t>
+      </w:r>
+      <w:r>
+        <w:t xml:space="preserve"> </w:t>
+      </w:r>
+      <w:r>
+        <w:t xml:space="preserve">— card logins are short server-side sessions (sliding</w:t>
+      </w:r>
+      <w:r>
+        <w:t xml:space="preserve"> </w:t>
+      </w:r>
+      <w:r>
+        <w:t xml:space="preserve">2 h, max 16 h; see SECURITY.md). If the session ends while the POS is open, any</w:t>
+      </w:r>
+      <w:r>
+        <w:t xml:space="preserve"> </w:t>
+      </w:r>
+      <w:r>
+        <w:t xml:space="preserve">request returning 401 (re-checked once, to ignore a stale poll) shows</w:t>
+      </w:r>
+      <w:r>
+        <w:t xml:space="preserve"> </w:t>
+      </w:r>
+      <w:r>
+        <w:rPr>
+          <w:b/>
+          <w:bCs/>
+        </w:rPr>
+        <w:t xml:space="preserve">"Session</w:t>
+      </w:r>
+      <w:r>
+        <w:rPr>
+          <w:b/>
+          <w:bCs/>
+        </w:rPr>
+        <w:t xml:space="preserve"> </w:t>
+      </w:r>
+      <w:r>
+        <w:rPr>
+          <w:b/>
+          <w:bCs/>
+        </w:rPr>
+        <w:t xml:space="preserve">ended — tap a bartender card"</w:t>
+      </w:r>
+      <w:r>
+        <w:t xml:space="preserve">; the next tap signs in again in place and keeps</w:t>
+      </w:r>
+      <w:r>
+        <w:t xml:space="preserve"> </w:t>
+      </w:r>
+      <w:r>
+        <w:t xml:space="preserve">the cart and selected member. A confirm that hit the ended session says "Not</w:t>
+      </w:r>
+      <w:r>
+        <w:t xml:space="preserve"> </w:t>
+      </w:r>
+      <w:r>
+        <w:t xml:space="preserve">charged — please confirm again".</w:t>
       </w:r>
     </w:p>
     <w:p>
@@ -23615,6 +23809,77 @@
           <w:b/>
           <w:bCs/>
         </w:rPr>
+        <w:t xml:space="preserve">Bottom (left column)</w:t>
+      </w:r>
+      <w:r>
+        <w:t xml:space="preserve"> </w:t>
+      </w:r>
+      <w:r>
+        <w:t xml:space="preserve">—</w:t>
+      </w:r>
+      <w:r>
+        <w:t xml:space="preserve"> </w:t>
+      </w:r>
+      <w:r>
+        <w:rPr>
+          <w:b/>
+          <w:bCs/>
+        </w:rPr>
+        <w:t xml:space="preserve">Regulars</w:t>
+      </w:r>
+      <w:r>
+        <w:t xml:space="preserve">: large circular buttons of members who</w:t>
+      </w:r>
+      <w:r>
+        <w:t xml:space="preserve"> </w:t>
+      </w:r>
+      <w:r>
+        <w:t xml:space="preserve">have ordered at this borrel, most orders first. Tap one to charge them</w:t>
+      </w:r>
+      <w:r>
+        <w:t xml:space="preserve"> </w:t>
+      </w:r>
+      <w:r>
+        <w:rPr>
+          <w:b/>
+          <w:bCs/>
+        </w:rPr>
+        <w:t xml:space="preserve">without</w:t>
+      </w:r>
+      <w:r>
+        <w:rPr>
+          <w:b/>
+          <w:bCs/>
+        </w:rPr>
+        <w:t xml:space="preserve"> </w:t>
+      </w:r>
+      <w:r>
+        <w:rPr>
+          <w:b/>
+          <w:bCs/>
+        </w:rPr>
+        <w:t xml:space="preserve">scanning</w:t>
+      </w:r>
+      <w:r>
+        <w:t xml:space="preserve"> </w:t>
+      </w:r>
+      <w:r>
+        <w:t xml:space="preserve">a card.</w:t>
+      </w:r>
+    </w:p>
+    <w:p>
+      <w:pPr>
+        <w:pStyle w:val="Compact"/>
+        <w:numPr>
+          <w:ilvl w:val="0"/>
+          <w:numId w:val="1043"/>
+        </w:numPr>
+      </w:pPr>
+      <w:r>
+        <w:rPr>
+          <w:b/>
+          <w:bCs/>
+        </w:rPr>
         <w:t xml:space="preserve">History tab</w:t>
       </w:r>
       <w:r>
@@ -24023,7 +24288,7 @@
         <w:t xml:space="preserve">query, same as the kiosk.</w:t>
       </w:r>
     </w:p>
-    <w:bookmarkStart w:id="139" w:name="android-phone-as-an-nfc-kiosk-modenfc"/>
+    <w:bookmarkStart w:id="140" w:name="android-phone-as-an-nfc-kiosk-modenfc"/>
     <w:p>
       <w:pPr>
         <w:pStyle w:val="Heading3"/>
@@ -24188,7 +24453,7 @@
       <w:r>
         <w:t xml:space="preserve"> </w:t>
       </w:r>
-      <w:hyperlink r:id="rId110">
+      <w:hyperlink r:id="rId111">
         <w:r>
           <w:rPr>
             <w:rStyle w:val="Hyperlink"/>
@@ -24720,7 +24985,7 @@
       <w:r>
         <w:t xml:space="preserve"> </w:t>
       </w:r>
-      <w:hyperlink r:id="rId138">
+      <w:hyperlink r:id="rId139">
         <w:r>
           <w:rPr>
             <w:rStyle w:val="Hyperlink"/>
@@ -24732,9 +24997,9 @@
         <w:t xml:space="preserve">.</w:t>
       </w:r>
     </w:p>
-    <w:bookmarkEnd w:id="139"/>
     <w:bookmarkEnd w:id="140"/>
-    <w:bookmarkStart w:id="147" w:name="pricing--discounts"/>
+    <w:bookmarkEnd w:id="141"/>
+    <w:bookmarkStart w:id="148" w:name="pricing--discounts"/>
     <w:p>
       <w:pPr>
         <w:pStyle w:val="Heading2"/>
@@ -24796,7 +25061,7 @@
         <w:t xml:space="preserve">— the client never sets prices.</w:t>
       </w:r>
     </w:p>
-    <w:bookmarkStart w:id="141" w:name="member-roles-memberrole"/>
+    <w:bookmarkStart w:id="142" w:name="member-roles-memberrole"/>
     <w:p>
       <w:pPr>
         <w:pStyle w:val="Heading3"/>
@@ -25037,8 +25302,8 @@
         <w:t xml:space="preserve">.</w:t>
       </w:r>
     </w:p>
-    <w:bookmarkEnd w:id="141"/>
-    <w:bookmarkStart w:id="142" w:name="Xdc2cc5689f60cdecc95c97ccb849e07d18c3f1b"/>
+    <w:bookmarkEnd w:id="142"/>
+    <w:bookmarkStart w:id="143" w:name="Xdc2cc5689f60cdecc95c97ccb849e07d18c3f1b"/>
     <w:p>
       <w:pPr>
         <w:pStyle w:val="Heading3"/>
@@ -25100,8 +25365,8 @@
         <w:t xml:space="preserve">(so an already-discounted drink doesn't also get €0.75 off).</w:t>
       </w:r>
     </w:p>
-    <w:bookmarkEnd w:id="142"/>
-    <w:bookmarkStart w:id="143" w:name="Xda7dac18422d7a5f8c5c30b94cce3929299f78b"/>
+    <w:bookmarkEnd w:id="143"/>
+    <w:bookmarkStart w:id="144" w:name="Xda7dac18422d7a5f8c5c30b94cce3929299f78b"/>
     <w:p>
       <w:pPr>
         <w:pStyle w:val="Heading3"/>
@@ -25171,8 +25436,8 @@
         <w:t xml:space="preserve">percentage role discounts apply on top.</w:t>
       </w:r>
     </w:p>
-    <w:bookmarkEnd w:id="143"/>
-    <w:bookmarkStart w:id="144" w:name="X52d93846910a4db1f279ccfc2712d1574c029da"/>
+    <w:bookmarkEnd w:id="144"/>
+    <w:bookmarkStart w:id="145" w:name="X52d93846910a4db1f279ccfc2712d1574c029da"/>
     <w:p>
       <w:pPr>
         <w:pStyle w:val="Heading3"/>
@@ -25297,8 +25562,8 @@
         <w:t xml:space="preserve">price  = base − bestRoleDiscount(base, roles, ignoreFixed = isSpecial)   (never &lt; 0)</w:t>
       </w:r>
     </w:p>
-    <w:bookmarkEnd w:id="144"/>
-    <w:bookmarkStart w:id="145" w:name="discount-reporting-budget-per-borrel"/>
+    <w:bookmarkEnd w:id="145"/>
+    <w:bookmarkStart w:id="146" w:name="discount-reporting-budget-per-borrel"/>
     <w:p>
       <w:pPr>
         <w:pStyle w:val="Heading3"/>
@@ -25460,8 +25725,8 @@
         <w:t xml:space="preserve">— everything (specials + roles/free drinks): Σ (list − charged) × qty.</w:t>
       </w:r>
     </w:p>
-    <w:bookmarkEnd w:id="145"/>
-    <w:bookmarkStart w:id="146" w:name="Xf0315f0e6993867b2a2e5e20e7c16d85903a818"/>
+    <w:bookmarkEnd w:id="146"/>
+    <w:bookmarkStart w:id="147" w:name="Xf0315f0e6993867b2a2e5e20e7c16d85903a818"/>
     <w:p>
       <w:pPr>
         <w:pStyle w:val="Heading3"/>
@@ -25717,9 +25982,9 @@
         <w:t xml:space="preserve">of bartender-free lines (with the free-drink count).</w:t>
       </w:r>
     </w:p>
-    <w:bookmarkEnd w:id="146"/>
     <w:bookmarkEnd w:id="147"/>
-    <w:bookmarkStart w:id="148" w:name="bartender-accounts"/>
+    <w:bookmarkEnd w:id="148"/>
+    <w:bookmarkStart w:id="149" w:name="bartender-accounts"/>
     <w:p>
       <w:pPr>
         <w:pStyle w:val="Heading2"/>
@@ -26004,8 +26269,8 @@
         <w:t xml:space="preserve">rate-limited (it's a convenience, weaker than the password).</w:t>
       </w:r>
     </w:p>
-    <w:bookmarkEnd w:id="148"/>
-    <w:bookmarkStart w:id="149" w:name="sbz-prices-cost-of-goods"/>
+    <w:bookmarkEnd w:id="149"/>
+    <w:bookmarkStart w:id="150" w:name="sbz-prices-cost-of-goods"/>
     <w:p>
       <w:pPr>
         <w:pStyle w:val="Heading2"/>
@@ -26490,8 +26755,8 @@
         <w:t xml:space="preserve">valid on that borrel's date; the page names which list applies.</w:t>
       </w:r>
     </w:p>
-    <w:bookmarkEnd w:id="149"/>
-    <w:bookmarkStart w:id="150" w:name="admin-pages-adminppp"/>
+    <w:bookmarkEnd w:id="150"/>
+    <w:bookmarkStart w:id="151" w:name="admin-pages-adminppp"/>
     <w:p>
       <w:pPr>
         <w:pStyle w:val="Heading2"/>
@@ -27403,8 +27668,8 @@
         <w:t xml:space="preserve">a toggle picker per member).</w:t>
       </w:r>
     </w:p>
-    <w:bookmarkEnd w:id="150"/>
-    <w:bookmarkStart w:id="151" w:name="activity-profitloss"/>
+    <w:bookmarkEnd w:id="151"/>
+    <w:bookmarkStart w:id="152" w:name="activity-profitloss"/>
     <w:p>
       <w:pPr>
         <w:pStyle w:val="Heading2"/>
@@ -28124,8 +28389,8 @@
         <w:t xml:space="preserve">late refund.</w:t>
       </w:r>
     </w:p>
-    <w:bookmarkEnd w:id="151"/>
-    <w:bookmarkStart w:id="152" w:name="congressus"/>
+    <w:bookmarkEnd w:id="152"/>
+    <w:bookmarkStart w:id="153" w:name="congressus"/>
     <w:p>
       <w:pPr>
         <w:pStyle w:val="Heading2"/>
@@ -28490,8 +28755,8 @@
         <w:t xml:space="preserve">the Mendix fallback for lines without an offer id.</w:t>
       </w:r>
     </w:p>
-    <w:bookmarkEnd w:id="152"/>
-    <w:bookmarkStart w:id="153" w:name="alexia-integration-scheduled-borrels"/>
+    <w:bookmarkEnd w:id="153"/>
+    <w:bookmarkStart w:id="154" w:name="alexia-integration-scheduled-borrels"/>
     <w:p>
       <w:pPr>
         <w:pStyle w:val="Heading2"/>
@@ -28983,8 +29248,8 @@
         <w:t xml:space="preserve">).</w:t>
       </w:r>
     </w:p>
-    <w:bookmarkEnd w:id="153"/>
-    <w:bookmarkStart w:id="155" w:name="data-model-ppp"/>
+    <w:bookmarkEnd w:id="154"/>
+    <w:bookmarkStart w:id="156" w:name="data-model-ppp"/>
     <w:p>
       <w:pPr>
         <w:pStyle w:val="Heading2"/>
@@ -29003,7 +29268,7 @@
       <w:r>
         <w:t xml:space="preserve"> </w:t>
       </w:r>
-      <w:hyperlink r:id="rId154">
+      <w:hyperlink r:id="rId155">
         <w:r>
           <w:rPr>
             <w:rStyle w:val="Hyperlink"/>
@@ -29582,8 +29847,8 @@
         <w:t xml:space="preserve">unchanged for identity.</w:t>
       </w:r>
     </w:p>
-    <w:bookmarkEnd w:id="155"/>
-    <w:bookmarkStart w:id="156" w:name="api-reference-ppp"/>
+    <w:bookmarkEnd w:id="156"/>
+    <w:bookmarkStart w:id="157" w:name="api-reference-ppp"/>
     <w:p>
       <w:pPr>
         <w:pStyle w:val="Heading2"/>
@@ -30598,8 +30863,8 @@
         <w:t xml:space="preserve">.</w:t>
       </w:r>
     </w:p>
-    <w:bookmarkEnd w:id="156"/>
-    <w:bookmarkStart w:id="157" w:name="environment"/>
+    <w:bookmarkEnd w:id="157"/>
+    <w:bookmarkStart w:id="158" w:name="environment"/>
     <w:p>
       <w:pPr>
         <w:pStyle w:val="Heading2"/>
@@ -31018,9 +31283,9 @@
         <w:br w:type="page"/>
       </w:r>
     </w:p>
-    <w:bookmarkEnd w:id="157"/>
     <w:bookmarkEnd w:id="158"/>
-    <w:bookmarkStart w:id="172" w:name="security-model"/>
+    <w:bookmarkEnd w:id="159"/>
+    <w:bookmarkStart w:id="175" w:name="security-model"/>
     <w:p>
       <w:pPr>
         <w:pStyle w:val="Heading1"/>
@@ -31073,7 +31338,7 @@
         <w:t xml:space="preserve">trade-offs made for a shared, physical kiosk.</w:t>
       </w:r>
     </w:p>
-    <w:bookmarkStart w:id="162" w:name="authentication--authorisation"/>
+    <w:bookmarkStart w:id="164" w:name="authentication--authorisation"/>
     <w:p>
       <w:pPr>
         <w:pStyle w:val="Heading2"/>
@@ -31082,7 +31347,7 @@
         <w:t xml:space="preserve">Authentication &amp; authorisation</w:t>
       </w:r>
     </w:p>
-    <w:bookmarkStart w:id="159" w:name="admin"/>
+    <w:bookmarkStart w:id="160" w:name="admin"/>
     <w:p>
       <w:pPr>
         <w:pStyle w:val="Heading3"/>
@@ -31122,6 +31387,34 @@
         <w:t xml:space="preserve">httpOnly</w:t>
       </w:r>
       <w:r>
+        <w:t xml:space="preserve">,</w:t>
+      </w:r>
+      <w:r>
+        <w:t xml:space="preserve"> </w:t>
+      </w:r>
+      <w:r>
+        <w:rPr>
+          <w:b/>
+          <w:bCs/>
+        </w:rPr>
+        <w:t xml:space="preserve">Secure</w:t>
+      </w:r>
+      <w:r>
+        <w:t xml:space="preserve"> </w:t>
+      </w:r>
+      <w:r>
+        <w:t xml:space="preserve">(in production),</w:t>
+      </w:r>
+      <w:r>
+        <w:t xml:space="preserve"> </w:t>
+      </w:r>
+      <w:r>
+        <w:rPr>
+          <w:rStyle w:val="VerbatimChar"/>
+        </w:rPr>
+        <w:t xml:space="preserve">SameSite=Lax</w:t>
+      </w:r>
+      <w:r>
         <w:t xml:space="preserve"> </w:t>
       </w:r>
       <w:r>
@@ -31134,7 +31427,13 @@
         <w:t xml:space="preserve"> </w:t>
       </w:r>
       <w:r>
-        <w:t xml:space="preserve">cookie (7-day</w:t>
+        <w:t xml:space="preserve">cookie</w:t>
+      </w:r>
+      <w:r>
+        <w:t xml:space="preserve"> </w:t>
+      </w:r>
+      <w:r>
+        <w:t xml:space="preserve">(7-day</w:t>
       </w:r>
       <w:r>
         <w:t xml:space="preserve"> </w:t>
@@ -31149,7 +31448,61 @@
         <w:t xml:space="preserve"> </w:t>
       </w:r>
       <w:r>
-        <w:t xml:space="preserve">row).</w:t>
+        <w:t xml:space="preserve">row,</w:t>
+      </w:r>
+      <w:r>
+        <w:t xml:space="preserve"> </w:t>
+      </w:r>
+      <w:r>
+        <w:rPr>
+          <w:rStyle w:val="VerbatimChar"/>
+        </w:rPr>
+        <w:t xml:space="preserve">kind: "password"</w:t>
+      </w:r>
+      <w:r>
+        <w:t xml:space="preserve">). All logins go through</w:t>
+      </w:r>
+      <w:r>
+        <w:t xml:space="preserve"> </w:t>
+      </w:r>
+      <w:r>
+        <w:rPr>
+          <w:rStyle w:val="VerbatimChar"/>
+        </w:rPr>
+        <w:t xml:space="preserve">createSession()</w:t>
+      </w:r>
+      <w:r>
+        <w:t xml:space="preserve"> </w:t>
+      </w:r>
+      <w:r>
+        <w:t xml:space="preserve">/</w:t>
+      </w:r>
+      <w:r>
+        <w:t xml:space="preserve"> </w:t>
+      </w:r>
+      <w:r>
+        <w:rPr>
+          <w:rStyle w:val="VerbatimChar"/>
+        </w:rPr>
+        <w:t xml:space="preserve">setSessionCookie()</w:t>
+      </w:r>
+      <w:r>
+        <w:t xml:space="preserve"> </w:t>
+      </w:r>
+      <w:r>
+        <w:t xml:space="preserve">in</w:t>
+      </w:r>
+      <w:r>
+        <w:t xml:space="preserve"> </w:t>
+      </w:r>
+      <w:r>
+        <w:rPr>
+          <w:rStyle w:val="VerbatimChar"/>
+        </w:rPr>
+        <w:t xml:space="preserve">src/lib/auth.ts</w:t>
+      </w:r>
+      <w:r>
+        <w:t xml:space="preserve">.</w:t>
       </w:r>
     </w:p>
     <w:p>
@@ -31364,14 +31717,14 @@
         <w:t xml:space="preserve">by the handler).</w:t>
       </w:r>
     </w:p>
-    <w:bookmarkEnd w:id="159"/>
-    <w:bookmarkStart w:id="160" w:name="shop-members"/>
+    <w:bookmarkEnd w:id="160"/>
+    <w:bookmarkStart w:id="161" w:name="bar-pos-bartenders"/>
     <w:p>
       <w:pPr>
         <w:pStyle w:val="Heading3"/>
       </w:pPr>
       <w:r>
-        <w:t xml:space="preserve">Shop (members)</w:t>
+        <w:t xml:space="preserve">Bar POS (bartenders)</w:t>
       </w:r>
     </w:p>
     <w:p>
@@ -31383,66 +31736,97 @@
         </w:numPr>
       </w:pPr>
       <w:r>
-        <w:t xml:space="preserve">A</w:t>
-      </w:r>
-      <w:r>
-        <w:t xml:space="preserve"> </w:t>
-      </w:r>
-      <w:r>
-        <w:rPr>
-          <w:rStyle w:val="VerbatimChar"/>
-        </w:rPr>
-        <w:t xml:space="preserve">ShopSession</w:t>
-      </w:r>
-      <w:r>
-        <w:t xml:space="preserve"> </w:t>
-      </w:r>
-      <w:r>
-        <w:t xml:space="preserve">token (random cuid) is created only by a</w:t>
-      </w:r>
-      <w:r>
-        <w:t xml:space="preserve"> </w:t>
-      </w:r>
-      <w:r>
-        <w:rPr>
-          <w:b/>
-          <w:bCs/>
-        </w:rPr>
-        <w:t xml:space="preserve">physical card tap</w:t>
-      </w:r>
-      <w:r>
-        <w:t xml:space="preserve"> </w:t>
-      </w:r>
-      <w:r>
-        <w:t xml:space="preserve">or an admin's</w:t>
-      </w:r>
-      <w:r>
-        <w:t xml:space="preserve"> </w:t>
-      </w:r>
-      <w:r>
-        <w:rPr>
-          <w:b/>
-          <w:bCs/>
-        </w:rPr>
-        <w:t xml:space="preserve">Enter store</w:t>
-      </w:r>
-      <w:r>
-        <w:t xml:space="preserve">. It lives in the</w:t>
-      </w:r>
-      <w:r>
-        <w:t xml:space="preserve"> </w:t>
-      </w:r>
-      <w:r>
-        <w:rPr>
-          <w:rStyle w:val="VerbatimChar"/>
-        </w:rPr>
-        <w:t xml:space="preserve">/shop/&lt;token&gt;</w:t>
-      </w:r>
-      <w:r>
-        <w:t xml:space="preserve"> </w:t>
-      </w:r>
-      <w:r>
-        <w:t xml:space="preserve">URL.</w:t>
+        <w:rPr>
+          <w:b/>
+          <w:bCs/>
+        </w:rPr>
+        <w:t xml:space="preserve">Card login</w:t>
+      </w:r>
+      <w:r>
+        <w:t xml:space="preserve"> </w:t>
+      </w:r>
+      <w:r>
+        <w:t xml:space="preserve">(</w:t>
+      </w:r>
+      <w:r>
+        <w:rPr>
+          <w:rStyle w:val="VerbatimChar"/>
+        </w:rPr>
+        <w:t xml:space="preserve">POST /api/auth/card-login</w:t>
+      </w:r>
+      <w:r>
+        <w:t xml:space="preserve">) creates a short</w:t>
+      </w:r>
+      <w:r>
+        <w:t xml:space="preserve"> </w:t>
+      </w:r>
+      <w:r>
+        <w:rPr>
+          <w:rStyle w:val="VerbatimChar"/>
+        </w:rPr>
+        <w:t xml:space="preserve">kind: "card"</w:t>
+      </w:r>
+      <w:r>
+        <w:t xml:space="preserve"> </w:t>
+      </w:r>
+      <w:r>
+        <w:t xml:space="preserve">session:</w:t>
+      </w:r>
+      <w:r>
+        <w:t xml:space="preserve"> </w:t>
+      </w:r>
+      <w:r>
+        <w:rPr>
+          <w:b/>
+          <w:bCs/>
+        </w:rPr>
+        <w:t xml:space="preserve">sliding 2 h</w:t>
+      </w:r>
+      <w:r>
+        <w:t xml:space="preserve"> </w:t>
+      </w:r>
+      <w:r>
+        <w:t xml:space="preserve">— each request extends it (the open POS polls every</w:t>
+      </w:r>
+      <w:r>
+        <w:t xml:space="preserve"> </w:t>
+      </w:r>
+      <w:r>
+        <w:t xml:space="preserve">10 s, so it stays alive while in use) — and</w:t>
+      </w:r>
+      <w:r>
+        <w:t xml:space="preserve"> </w:t>
+      </w:r>
+      <w:r>
+        <w:rPr>
+          <w:b/>
+          <w:bCs/>
+        </w:rPr>
+        <w:t xml:space="preserve">never longer than 16 h</w:t>
+      </w:r>
+      <w:r>
+        <w:t xml:space="preserve"> </w:t>
+      </w:r>
+      <w:r>
+        <w:t xml:space="preserve">after the</w:t>
+      </w:r>
+      <w:r>
+        <w:t xml:space="preserve"> </w:t>
+      </w:r>
+      <w:r>
+        <w:t xml:space="preserve">tap. A card login therefore can't linger on the shared bar PC into the next</w:t>
+      </w:r>
+      <w:r>
+        <w:t xml:space="preserve"> </w:t>
+      </w:r>
+      <w:r>
+        <w:t xml:space="preserve">borrel. (Before this, all sessions lasted 7 days, so last week's login expired</w:t>
+      </w:r>
+      <w:r>
+        <w:t xml:space="preserve"> </w:t>
+      </w:r>
+      <w:r>
+        <w:t xml:space="preserve">in the middle of the next weekly borrel, making charges fail with "Unauthorized".)</w:t>
       </w:r>
     </w:p>
     <w:p>
@@ -31454,31 +31838,40 @@
         </w:numPr>
       </w:pPr>
       <w:r>
-        <w:rPr>
-          <w:rStyle w:val="VerbatimChar"/>
-        </w:rPr>
-        <w:t xml:space="preserve">/api/cart</w:t>
-      </w:r>
-      <w:r>
-        <w:t xml:space="preserve"> </w:t>
-      </w:r>
-      <w:r>
-        <w:t xml:space="preserve">and</w:t>
-      </w:r>
-      <w:r>
-        <w:t xml:space="preserve"> </w:t>
-      </w:r>
-      <w:r>
-        <w:rPr>
-          <w:rStyle w:val="VerbatimChar"/>
-        </w:rPr>
-        <w:t xml:space="preserve">/api/orders/confirm</w:t>
-      </w:r>
-      <w:r>
-        <w:t xml:space="preserve"> </w:t>
-      </w:r>
-      <w:r>
-        <w:t xml:space="preserve">require a valid, unexpired token.</w:t>
+        <w:t xml:space="preserve">When the session ends while the POS is open, the POS shows</w:t>
+      </w:r>
+      <w:r>
+        <w:t xml:space="preserve"> </w:t>
+      </w:r>
+      <w:r>
+        <w:rPr>
+          <w:b/>
+          <w:bCs/>
+        </w:rPr>
+        <w:t xml:space="preserve">"Session ended — tap</w:t>
+      </w:r>
+      <w:r>
+        <w:rPr>
+          <w:b/>
+          <w:bCs/>
+        </w:rPr>
+        <w:t xml:space="preserve"> </w:t>
+      </w:r>
+      <w:r>
+        <w:rPr>
+          <w:b/>
+          <w:bCs/>
+        </w:rPr>
+        <w:t xml:space="preserve">a bartender card"</w:t>
+      </w:r>
+      <w:r>
+        <w:t xml:space="preserve">; the next tap signs in again in place, keeping the cart and</w:t>
+      </w:r>
+      <w:r>
+        <w:t xml:space="preserve"> </w:t>
+      </w:r>
+      <w:r>
+        <w:t xml:space="preserve">selected member. A fresh page load with an ended session redirects to the login.</w:t>
       </w:r>
     </w:p>
     <w:p>
@@ -31490,73 +31883,17 @@
         </w:numPr>
       </w:pPr>
       <w:r>
-        <w:t xml:space="preserve">The member's first name is returned</w:t>
-      </w:r>
-      <w:r>
-        <w:t xml:space="preserve"> </w:t>
-      </w:r>
-      <w:r>
-        <w:rPr>
-          <w:b/>
-          <w:bCs/>
-        </w:rPr>
-        <w:t xml:space="preserve">only</w:t>
-      </w:r>
-      <w:r>
-        <w:t xml:space="preserve"> </w:t>
-      </w:r>
-      <w:r>
-        <w:t xml:space="preserve">by the token-scoped cart endpoint —</w:t>
-      </w:r>
-      <w:r>
-        <w:t xml:space="preserve"> </w:t>
-      </w:r>
-      <w:r>
-        <w:t xml:space="preserve">never by the public scan endpoint.</w:t>
-      </w:r>
-    </w:p>
-    <w:p>
-      <w:pPr>
-        <w:pStyle w:val="Compact"/>
-        <w:numPr>
-          <w:ilvl w:val="0"/>
-          <w:numId w:val="1056"/>
-        </w:numPr>
-      </w:pPr>
-      <w:r>
-        <w:rPr>
-          <w:b/>
-          <w:bCs/>
-        </w:rPr>
-        <w:t xml:space="preserve">Idle auto-reset:</w:t>
-      </w:r>
-      <w:r>
-        <w:t xml:space="preserve"> </w:t>
-      </w:r>
-      <w:r>
-        <w:t xml:space="preserve">the shop page deletes the session and returns to the tap</w:t>
-      </w:r>
-      <w:r>
-        <w:t xml:space="preserve"> </w:t>
-      </w:r>
-      <w:r>
-        <w:t xml:space="preserve">screen after ~60 s of inactivity (with a 15 s warning), so a member who walks</w:t>
-      </w:r>
-      <w:r>
-        <w:t xml:space="preserve"> </w:t>
-      </w:r>
-      <w:r>
-        <w:t xml:space="preserve">away can't leave their account open for the next person.</w:t>
-      </w:r>
-    </w:p>
-    <w:bookmarkEnd w:id="160"/>
-    <w:bookmarkStart w:id="161" w:name="card-verification"/>
+        <w:t xml:space="preserve">Plus the client-side idle sign-out after 1 h without orders (see PPP.md).</w:t>
+      </w:r>
+    </w:p>
+    <w:bookmarkEnd w:id="161"/>
+    <w:bookmarkStart w:id="162" w:name="shop-members"/>
     <w:p>
       <w:pPr>
         <w:pStyle w:val="Heading3"/>
       </w:pPr>
       <w:r>
-        <w:t xml:space="preserve">Card verification</w:t>
+        <w:t xml:space="preserve">Shop (members)</w:t>
       </w:r>
     </w:p>
     <w:p>
@@ -31568,16 +31905,66 @@
         </w:numPr>
       </w:pPr>
       <w:r>
-        <w:rPr>
-          <w:rStyle w:val="VerbatimChar"/>
-        </w:rPr>
-        <w:t xml:space="preserve">CardRegistration</w:t>
-      </w:r>
-      <w:r>
-        <w:t xml:space="preserve"> </w:t>
-      </w:r>
-      <w:r>
-        <w:t xml:space="preserve">tokens are single-use and expire in 15 minutes.</w:t>
+        <w:t xml:space="preserve">A</w:t>
+      </w:r>
+      <w:r>
+        <w:t xml:space="preserve"> </w:t>
+      </w:r>
+      <w:r>
+        <w:rPr>
+          <w:rStyle w:val="VerbatimChar"/>
+        </w:rPr>
+        <w:t xml:space="preserve">ShopSession</w:t>
+      </w:r>
+      <w:r>
+        <w:t xml:space="preserve"> </w:t>
+      </w:r>
+      <w:r>
+        <w:t xml:space="preserve">token (random cuid) is created only by a</w:t>
+      </w:r>
+      <w:r>
+        <w:t xml:space="preserve"> </w:t>
+      </w:r>
+      <w:r>
+        <w:rPr>
+          <w:b/>
+          <w:bCs/>
+        </w:rPr>
+        <w:t xml:space="preserve">physical card tap</w:t>
+      </w:r>
+      <w:r>
+        <w:t xml:space="preserve"> </w:t>
+      </w:r>
+      <w:r>
+        <w:t xml:space="preserve">or an admin's</w:t>
+      </w:r>
+      <w:r>
+        <w:t xml:space="preserve"> </w:t>
+      </w:r>
+      <w:r>
+        <w:rPr>
+          <w:b/>
+          <w:bCs/>
+        </w:rPr>
+        <w:t xml:space="preserve">Enter store</w:t>
+      </w:r>
+      <w:r>
+        <w:t xml:space="preserve">. It lives in the</w:t>
+      </w:r>
+      <w:r>
+        <w:t xml:space="preserve"> </w:t>
+      </w:r>
+      <w:r>
+        <w:rPr>
+          <w:rStyle w:val="VerbatimChar"/>
+        </w:rPr>
+        <w:t xml:space="preserve">/shop/&lt;token&gt;</w:t>
+      </w:r>
+      <w:r>
+        <w:t xml:space="preserve"> </w:t>
+      </w:r>
+      <w:r>
+        <w:t xml:space="preserve">URL.</w:t>
       </w:r>
     </w:p>
     <w:p>
@@ -31590,6 +31977,141 @@
       </w:pPr>
       <w:r>
         <w:rPr>
+          <w:rStyle w:val="VerbatimChar"/>
+        </w:rPr>
+        <w:t xml:space="preserve">/api/cart</w:t>
+      </w:r>
+      <w:r>
+        <w:t xml:space="preserve"> </w:t>
+      </w:r>
+      <w:r>
+        <w:t xml:space="preserve">and</w:t>
+      </w:r>
+      <w:r>
+        <w:t xml:space="preserve"> </w:t>
+      </w:r>
+      <w:r>
+        <w:rPr>
+          <w:rStyle w:val="VerbatimChar"/>
+        </w:rPr>
+        <w:t xml:space="preserve">/api/orders/confirm</w:t>
+      </w:r>
+      <w:r>
+        <w:t xml:space="preserve"> </w:t>
+      </w:r>
+      <w:r>
+        <w:t xml:space="preserve">require a valid, unexpired token.</w:t>
+      </w:r>
+    </w:p>
+    <w:p>
+      <w:pPr>
+        <w:pStyle w:val="Compact"/>
+        <w:numPr>
+          <w:ilvl w:val="0"/>
+          <w:numId w:val="1057"/>
+        </w:numPr>
+      </w:pPr>
+      <w:r>
+        <w:t xml:space="preserve">The member's first name is returned</w:t>
+      </w:r>
+      <w:r>
+        <w:t xml:space="preserve"> </w:t>
+      </w:r>
+      <w:r>
+        <w:rPr>
+          <w:b/>
+          <w:bCs/>
+        </w:rPr>
+        <w:t xml:space="preserve">only</w:t>
+      </w:r>
+      <w:r>
+        <w:t xml:space="preserve"> </w:t>
+      </w:r>
+      <w:r>
+        <w:t xml:space="preserve">by the token-scoped cart endpoint —</w:t>
+      </w:r>
+      <w:r>
+        <w:t xml:space="preserve"> </w:t>
+      </w:r>
+      <w:r>
+        <w:t xml:space="preserve">never by the public scan endpoint.</w:t>
+      </w:r>
+    </w:p>
+    <w:p>
+      <w:pPr>
+        <w:pStyle w:val="Compact"/>
+        <w:numPr>
+          <w:ilvl w:val="0"/>
+          <w:numId w:val="1057"/>
+        </w:numPr>
+      </w:pPr>
+      <w:r>
+        <w:rPr>
+          <w:b/>
+          <w:bCs/>
+        </w:rPr>
+        <w:t xml:space="preserve">Idle auto-reset:</w:t>
+      </w:r>
+      <w:r>
+        <w:t xml:space="preserve"> </w:t>
+      </w:r>
+      <w:r>
+        <w:t xml:space="preserve">the shop page deletes the session and returns to the tap</w:t>
+      </w:r>
+      <w:r>
+        <w:t xml:space="preserve"> </w:t>
+      </w:r>
+      <w:r>
+        <w:t xml:space="preserve">screen after ~60 s of inactivity (with a 15 s warning), so a member who walks</w:t>
+      </w:r>
+      <w:r>
+        <w:t xml:space="preserve"> </w:t>
+      </w:r>
+      <w:r>
+        <w:t xml:space="preserve">away can't leave their account open for the next person.</w:t>
+      </w:r>
+    </w:p>
+    <w:bookmarkEnd w:id="162"/>
+    <w:bookmarkStart w:id="163" w:name="card-verification"/>
+    <w:p>
+      <w:pPr>
+        <w:pStyle w:val="Heading3"/>
+      </w:pPr>
+      <w:r>
+        <w:t xml:space="preserve">Card verification</w:t>
+      </w:r>
+    </w:p>
+    <w:p>
+      <w:pPr>
+        <w:pStyle w:val="Compact"/>
+        <w:numPr>
+          <w:ilvl w:val="0"/>
+          <w:numId w:val="1058"/>
+        </w:numPr>
+      </w:pPr>
+      <w:r>
+        <w:rPr>
+          <w:rStyle w:val="VerbatimChar"/>
+        </w:rPr>
+        <w:t xml:space="preserve">CardRegistration</w:t>
+      </w:r>
+      <w:r>
+        <w:t xml:space="preserve"> </w:t>
+      </w:r>
+      <w:r>
+        <w:t xml:space="preserve">tokens are single-use and expire in 15 minutes.</w:t>
+      </w:r>
+    </w:p>
+    <w:p>
+      <w:pPr>
+        <w:pStyle w:val="Compact"/>
+        <w:numPr>
+          <w:ilvl w:val="0"/>
+          <w:numId w:val="1058"/>
+        </w:numPr>
+      </w:pPr>
+      <w:r>
+        <w:rPr>
           <w:b/>
           <w:bCs/>
         </w:rPr>
@@ -31636,9 +32158,9 @@
         <w:t xml:space="preserve">member clicked.</w:t>
       </w:r>
     </w:p>
-    <w:bookmarkEnd w:id="161"/>
-    <w:bookmarkEnd w:id="162"/>
-    <w:bookmarkStart w:id="163" w:name="X77f42a2852d9dd86410b0545fad3e0fbb180833"/>
+    <w:bookmarkEnd w:id="163"/>
+    <w:bookmarkEnd w:id="164"/>
+    <w:bookmarkStart w:id="165" w:name="X77f42a2852d9dd86410b0545fad3e0fbb180833"/>
     <w:p>
       <w:pPr>
         <w:pStyle w:val="Heading2"/>
@@ -31852,8 +32374,8 @@
         </w:tc>
       </w:tr>
     </w:tbl>
-    <w:bookmarkEnd w:id="163"/>
-    <w:bookmarkStart w:id="164" w:name="rate-limiting"/>
+    <w:bookmarkEnd w:id="165"/>
+    <w:bookmarkStart w:id="166" w:name="rate-limiting"/>
     <w:p>
       <w:pPr>
         <w:pStyle w:val="Heading2"/>
@@ -31948,330 +32470,14 @@
         <w:t xml:space="preserve">a shared store (e.g. Redis).</w:t>
       </w:r>
     </w:p>
-    <w:bookmarkEnd w:id="164"/>
-    <w:bookmarkStart w:id="165" w:name="injection--output-safety"/>
+    <w:bookmarkEnd w:id="166"/>
+    <w:bookmarkStart w:id="167" w:name="injection--output-safety"/>
     <w:p>
       <w:pPr>
         <w:pStyle w:val="Heading2"/>
       </w:pPr>
       <w:r>
         <w:t xml:space="preserve">Injection &amp; output safety</w:t>
-      </w:r>
-    </w:p>
-    <w:p>
-      <w:pPr>
-        <w:pStyle w:val="Compact"/>
-        <w:numPr>
-          <w:ilvl w:val="0"/>
-          <w:numId w:val="1058"/>
-        </w:numPr>
-      </w:pPr>
-      <w:r>
-        <w:t xml:space="preserve">React escapes all interpolated values in the kiosk/shop/admin pages.</w:t>
-      </w:r>
-    </w:p>
-    <w:p>
-      <w:pPr>
-        <w:pStyle w:val="Compact"/>
-        <w:numPr>
-          <w:ilvl w:val="0"/>
-          <w:numId w:val="1058"/>
-        </w:numPr>
-      </w:pPr>
-      <w:r>
-        <w:t xml:space="preserve">The card-verify pages are</w:t>
-      </w:r>
-      <w:r>
-        <w:t xml:space="preserve"> </w:t>
-      </w:r>
-      <w:r>
-        <w:rPr>
-          <w:b/>
-          <w:bCs/>
-        </w:rPr>
-        <w:t xml:space="preserve">hand-built HTML</w:t>
-      </w:r>
-      <w:r>
-        <w:t xml:space="preserve">, so member names and tokens are</w:t>
-      </w:r>
-      <w:r>
-        <w:t xml:space="preserve"> </w:t>
-      </w:r>
-      <w:r>
-        <w:t xml:space="preserve">passed through</w:t>
-      </w:r>
-      <w:r>
-        <w:t xml:space="preserve"> </w:t>
-      </w:r>
-      <w:r>
-        <w:rPr>
-          <w:rStyle w:val="VerbatimChar"/>
-        </w:rPr>
-        <w:t xml:space="preserve">escapeHtml()</w:t>
-      </w:r>
-      <w:r>
-        <w:t xml:space="preserve"> </w:t>
-      </w:r>
-      <w:r>
-        <w:t xml:space="preserve">before interpolation (prevents stored XSS from a</w:t>
-      </w:r>
-      <w:r>
-        <w:t xml:space="preserve"> </w:t>
-      </w:r>
-      <w:r>
-        <w:t xml:space="preserve">name synced out of Congressus).</w:t>
-      </w:r>
-    </w:p>
-    <w:p>
-      <w:pPr>
-        <w:pStyle w:val="Compact"/>
-        <w:numPr>
-          <w:ilvl w:val="0"/>
-          <w:numId w:val="1058"/>
-        </w:numPr>
-      </w:pPr>
-      <w:r>
-        <w:t xml:space="preserve">Those pages declare</w:t>
-      </w:r>
-      <w:r>
-        <w:t xml:space="preserve"> </w:t>
-      </w:r>
-      <w:r>
-        <w:rPr>
-          <w:rStyle w:val="VerbatimChar"/>
-        </w:rPr>
-        <w:t xml:space="preserve">charset=utf-8</w:t>
-      </w:r>
-      <w:r>
-        <w:t xml:space="preserve"> </w:t>
-      </w:r>
-      <w:r>
-        <w:t xml:space="preserve">(header + meta) so emoji/diacritics render</w:t>
-      </w:r>
-      <w:r>
-        <w:t xml:space="preserve"> </w:t>
-      </w:r>
-      <w:r>
-        <w:t xml:space="preserve">correctly.</w:t>
-      </w:r>
-    </w:p>
-    <w:bookmarkEnd w:id="165"/>
-    <w:bookmarkStart w:id="169" w:name="deliberate-trade-offs"/>
-    <w:p>
-      <w:pPr>
-        <w:pStyle w:val="Heading2"/>
-      </w:pPr>
-      <w:r>
-        <w:t xml:space="preserve">Deliberate trade-offs</w:t>
-      </w:r>
-    </w:p>
-    <w:bookmarkStart w:id="166" w:name="card-uids-arent-secret"/>
-    <w:p>
-      <w:pPr>
-        <w:pStyle w:val="Heading3"/>
-      </w:pPr>
-      <w:r>
-        <w:t xml:space="preserve">Card UIDs aren't secret</w:t>
-      </w:r>
-    </w:p>
-    <w:p>
-      <w:pPr>
-        <w:pStyle w:val="FirstParagraph"/>
-      </w:pPr>
-      <w:r>
-        <w:t xml:space="preserve">Any NFC reader can read a card UID, and the scan endpoint is necessarily</w:t>
-      </w:r>
-      <w:r>
-        <w:t xml:space="preserve"> </w:t>
-      </w:r>
-      <w:r>
-        <w:t xml:space="preserve">unauthenticated (the kiosk is a public web page). Mitigations: the scan endpoint</w:t>
-      </w:r>
-      <w:r>
-        <w:t xml:space="preserve"> </w:t>
-      </w:r>
-      <w:r>
-        <w:t xml:space="preserve">returns no member data and is rate-limited. For stronger protection, restrict</w:t>
-      </w:r>
-      <w:r>
-        <w:t xml:space="preserve"> </w:t>
-      </w:r>
-      <w:r>
-        <w:rPr>
-          <w:rStyle w:val="VerbatimChar"/>
-        </w:rPr>
-        <w:t xml:space="preserve">/api/card/scan</w:t>
-      </w:r>
-      <w:r>
-        <w:t xml:space="preserve"> </w:t>
-      </w:r>
-      <w:r>
-        <w:t xml:space="preserve">to the kiosk's IP at the network layer.</w:t>
-      </w:r>
-    </w:p>
-    <w:bookmarkEnd w:id="166"/>
-    <w:bookmarkStart w:id="167" w:name="email-not-found-vs-enumeration"/>
-    <w:p>
-      <w:pPr>
-        <w:pStyle w:val="Heading3"/>
-      </w:pPr>
-      <w:r>
-        <w:t xml:space="preserve">"Email not found" vs enumeration</w:t>
-      </w:r>
-    </w:p>
-    <w:p>
-      <w:pPr>
-        <w:pStyle w:val="FirstParagraph"/>
-      </w:pPr>
-      <w:r>
-        <w:t xml:space="preserve">The card-registration flow tells a user when their email matches no member</w:t>
-      </w:r>
-      <w:r>
-        <w:t xml:space="preserve"> </w:t>
-      </w:r>
-      <w:r>
-        <w:t xml:space="preserve">("Email not found"). This</w:t>
-      </w:r>
-      <w:r>
-        <w:t xml:space="preserve"> </w:t>
-      </w:r>
-      <w:r>
-        <w:rPr>
-          <w:b/>
-          <w:bCs/>
-        </w:rPr>
-        <w:t xml:space="preserve">re-introduces some email-enumeration ability</w:t>
-      </w:r>
-      <w:r>
-        <w:t xml:space="preserve"> </w:t>
-      </w:r>
-      <w:r>
-        <w:t xml:space="preserve">that a</w:t>
-      </w:r>
-      <w:r>
-        <w:t xml:space="preserve"> </w:t>
-      </w:r>
-      <w:r>
-        <w:t xml:space="preserve">uniform response would prevent. It was a conscious product choice: confused</w:t>
-      </w:r>
-      <w:r>
-        <w:t xml:space="preserve"> </w:t>
-      </w:r>
-      <w:r>
-        <w:t xml:space="preserve">members not knowing why nothing happened is a real problem at a kiosk, the kiosk</w:t>
-      </w:r>
-      <w:r>
-        <w:t xml:space="preserve"> </w:t>
-      </w:r>
-      <w:r>
-        <w:t xml:space="preserve">is physical, and the endpoint is rate-limited. If enumeration resistance becomes</w:t>
-      </w:r>
-      <w:r>
-        <w:t xml:space="preserve"> </w:t>
-      </w:r>
-      <w:r>
-        <w:t xml:space="preserve">more important than this UX, revert</w:t>
-      </w:r>
-      <w:r>
-        <w:t xml:space="preserve"> </w:t>
-      </w:r>
-      <w:r>
-        <w:rPr>
-          <w:rStyle w:val="VerbatimChar"/>
-        </w:rPr>
-        <w:t xml:space="preserve">card/register</w:t>
-      </w:r>
-      <w:r>
-        <w:t xml:space="preserve"> </w:t>
-      </w:r>
-      <w:r>
-        <w:t xml:space="preserve">to a uniform</w:t>
-      </w:r>
-      <w:r>
-        <w:t xml:space="preserve"> </w:t>
-      </w:r>
-      <w:r>
-        <w:rPr>
-          <w:rStyle w:val="VerbatimChar"/>
-        </w:rPr>
-        <w:t xml:space="preserve">{ ok: true }</w:t>
-      </w:r>
-      <w:r>
-        <w:t xml:space="preserve">.</w:t>
-      </w:r>
-    </w:p>
-    <w:bookmarkEnd w:id="167"/>
-    <w:bookmarkStart w:id="168" w:name="shop-token-is-a-bearer-token-in-the-url"/>
-    <w:p>
-      <w:pPr>
-        <w:pStyle w:val="Heading3"/>
-      </w:pPr>
-      <w:r>
-        <w:t xml:space="preserve">Shop token is a bearer token in the URL</w:t>
-      </w:r>
-    </w:p>
-    <w:p>
-      <w:pPr>
-        <w:pStyle w:val="FirstParagraph"/>
-      </w:pPr>
-      <w:r>
-        <w:t xml:space="preserve">Anyone holding a live</w:t>
-      </w:r>
-      <w:r>
-        <w:t xml:space="preserve"> </w:t>
-      </w:r>
-      <w:r>
-        <w:rPr>
-          <w:rStyle w:val="VerbatimChar"/>
-        </w:rPr>
-        <w:t xml:space="preserve">/shop/&lt;token&gt;</w:t>
-      </w:r>
-      <w:r>
-        <w:t xml:space="preserve"> </w:t>
-      </w:r>
-      <w:r>
-        <w:t xml:space="preserve">URL can act as that member until it expires</w:t>
-      </w:r>
-      <w:r>
-        <w:t xml:space="preserve"> </w:t>
-      </w:r>
-      <w:r>
-        <w:t xml:space="preserve">(10 min) or the order is confirmed. Tokens are random and per-tap (a new one each</w:t>
-      </w:r>
-      <w:r>
-        <w:t xml:space="preserve"> </w:t>
-      </w:r>
-      <w:r>
-        <w:t xml:space="preserve">scan), so they can't be guessed or reused. The idle auto-reset and short lifetime</w:t>
-      </w:r>
-      <w:r>
-        <w:t xml:space="preserve"> </w:t>
-      </w:r>
-      <w:r>
-        <w:t xml:space="preserve">bound the exposure. Stronger options (not currently implemented): move the token</w:t>
-      </w:r>
-      <w:r>
-        <w:t xml:space="preserve"> </w:t>
-      </w:r>
-      <w:r>
-        <w:t xml:space="preserve">into an httpOnly cookie so it can't be shared via URL, or use a crypto-random</w:t>
-      </w:r>
-      <w:r>
-        <w:t xml:space="preserve"> </w:t>
-      </w:r>
-      <w:r>
-        <w:t xml:space="preserve">token instead of a cuid.</w:t>
-      </w:r>
-    </w:p>
-    <w:bookmarkEnd w:id="168"/>
-    <w:bookmarkEnd w:id="169"/>
-    <w:bookmarkStart w:id="170" w:name="prohibited--careful-operations"/>
-    <w:p>
-      <w:pPr>
-        <w:pStyle w:val="Heading2"/>
-      </w:pPr>
-      <w:r>
-        <w:t xml:space="preserve">Prohibited / careful operations</w:t>
       </w:r>
     </w:p>
     <w:p>
@@ -32283,17 +32489,7 @@
         </w:numPr>
       </w:pPr>
       <w:r>
-        <w:rPr>
-          <w:b/>
-          <w:bCs/>
-        </w:rPr>
-        <w:t xml:space="preserve">Member deletion</w:t>
-      </w:r>
-      <w:r>
-        <w:t xml:space="preserve"> </w:t>
-      </w:r>
-      <w:r>
-        <w:t xml:space="preserve">is blocked while invoices exist.</w:t>
+        <w:t xml:space="preserve">React escapes all interpolated values in the kiosk/shop/admin pages.</w:t>
       </w:r>
     </w:p>
     <w:p>
@@ -32305,38 +32501,47 @@
         </w:numPr>
       </w:pPr>
       <w:r>
-        <w:rPr>
-          <w:b/>
-          <w:bCs/>
-        </w:rPr>
-        <w:t xml:space="preserve">Invoice edit/delete</w:t>
-      </w:r>
-      <w:r>
-        <w:t xml:space="preserve"> </w:t>
-      </w:r>
-      <w:r>
-        <w:t xml:space="preserve">is blocked once an invoice is</w:t>
-      </w:r>
-      <w:r>
-        <w:t xml:space="preserve"> </w:t>
-      </w:r>
-      <w:r>
-        <w:rPr>
-          <w:rStyle w:val="VerbatimChar"/>
-        </w:rPr>
-        <w:t xml:space="preserve">EXPORTED</w:t>
-      </w:r>
-      <w:r>
-        <w:t xml:space="preserve"> </w:t>
-      </w:r>
-      <w:r>
-        <w:t xml:space="preserve">(already billed</w:t>
-      </w:r>
-      <w:r>
-        <w:t xml:space="preserve"> </w:t>
-      </w:r>
-      <w:r>
-        <w:t xml:space="preserve">in Congressus).</w:t>
+        <w:t xml:space="preserve">The card-verify pages are</w:t>
+      </w:r>
+      <w:r>
+        <w:t xml:space="preserve"> </w:t>
+      </w:r>
+      <w:r>
+        <w:rPr>
+          <w:b/>
+          <w:bCs/>
+        </w:rPr>
+        <w:t xml:space="preserve">hand-built HTML</w:t>
+      </w:r>
+      <w:r>
+        <w:t xml:space="preserve">, so member names and tokens are</w:t>
+      </w:r>
+      <w:r>
+        <w:t xml:space="preserve"> </w:t>
+      </w:r>
+      <w:r>
+        <w:t xml:space="preserve">passed through</w:t>
+      </w:r>
+      <w:r>
+        <w:t xml:space="preserve"> </w:t>
+      </w:r>
+      <w:r>
+        <w:rPr>
+          <w:rStyle w:val="VerbatimChar"/>
+        </w:rPr>
+        <w:t xml:space="preserve">escapeHtml()</w:t>
+      </w:r>
+      <w:r>
+        <w:t xml:space="preserve"> </w:t>
+      </w:r>
+      <w:r>
+        <w:t xml:space="preserve">before interpolation (prevents stored XSS from a</w:t>
+      </w:r>
+      <w:r>
+        <w:t xml:space="preserve"> </w:t>
+      </w:r>
+      <w:r>
+        <w:t xml:space="preserve">name synced out of Congressus).</w:t>
       </w:r>
     </w:p>
     <w:p>
@@ -32348,67 +32553,642 @@
         </w:numPr>
       </w:pPr>
       <w:r>
-        <w:rPr>
-          <w:b/>
-          <w:bCs/>
-        </w:rPr>
-        <w:t xml:space="preserve">Bulk invoice clearing</w:t>
-      </w:r>
-      <w:r>
-        <w:t xml:space="preserve"> </w:t>
-      </w:r>
-      <w:r>
-        <w:t xml:space="preserve">requires a double confirmation in the UI and is</w:t>
-      </w:r>
-      <w:r>
-        <w:t xml:space="preserve"> </w:t>
-      </w:r>
-      <w:r>
-        <w:t xml:space="preserve">intended for test-data cleanup only.</w:t>
+        <w:t xml:space="preserve">Those pages declare</w:t>
+      </w:r>
+      <w:r>
+        <w:t xml:space="preserve"> </w:t>
+      </w:r>
+      <w:r>
+        <w:rPr>
+          <w:rStyle w:val="VerbatimChar"/>
+        </w:rPr>
+        <w:t xml:space="preserve">charset=utf-8</w:t>
+      </w:r>
+      <w:r>
+        <w:t xml:space="preserve"> </w:t>
+      </w:r>
+      <w:r>
+        <w:t xml:space="preserve">(header + meta) so emoji/diacritics render</w:t>
+      </w:r>
+      <w:r>
+        <w:t xml:space="preserve"> </w:t>
+      </w:r>
+      <w:r>
+        <w:t xml:space="preserve">correctly.</w:t>
+      </w:r>
+    </w:p>
+    <w:bookmarkEnd w:id="167"/>
+    <w:bookmarkStart w:id="168" w:name="http-security-headers"/>
+    <w:p>
+      <w:pPr>
+        <w:pStyle w:val="Heading2"/>
+      </w:pPr>
+      <w:r>
+        <w:t xml:space="preserve">HTTP security headers</w:t>
+      </w:r>
+    </w:p>
+    <w:p>
+      <w:pPr>
+        <w:pStyle w:val="FirstParagraph"/>
+      </w:pPr>
+      <w:r>
+        <w:t xml:space="preserve">Set for every response in</w:t>
+      </w:r>
+      <w:r>
+        <w:t xml:space="preserve"> </w:t>
+      </w:r>
+      <w:r>
+        <w:rPr>
+          <w:rStyle w:val="VerbatimChar"/>
+        </w:rPr>
+        <w:t xml:space="preserve">next.config.ts</w:t>
+      </w:r>
+      <w:r>
+        <w:t xml:space="preserve">:</w:t>
+      </w:r>
+      <w:r>
+        <w:t xml:space="preserve"> </w:t>
+      </w:r>
+      <w:r>
+        <w:rPr>
+          <w:rStyle w:val="VerbatimChar"/>
+        </w:rPr>
+        <w:t xml:space="preserve">Strict-Transport-Security</w:t>
+      </w:r>
+      <w:r>
+        <w:t xml:space="preserve"> </w:t>
+      </w:r>
+      <w:r>
+        <w:t xml:space="preserve">(1 year, includeSubDomains),</w:t>
+      </w:r>
+      <w:r>
+        <w:t xml:space="preserve"> </w:t>
+      </w:r>
+      <w:r>
+        <w:rPr>
+          <w:rStyle w:val="VerbatimChar"/>
+        </w:rPr>
+        <w:t xml:space="preserve">X-Content-Type-Options: nosniff</w:t>
+      </w:r>
+      <w:r>
+        <w:t xml:space="preserve">,</w:t>
+      </w:r>
+      <w:r>
+        <w:t xml:space="preserve"> </w:t>
+      </w:r>
+      <w:r>
+        <w:rPr>
+          <w:rStyle w:val="VerbatimChar"/>
+        </w:rPr>
+        <w:t xml:space="preserve">Referrer-Policy: strict-origin-when-cross-origin</w:t>
+      </w:r>
+      <w:r>
+        <w:t xml:space="preserve">,</w:t>
+      </w:r>
+      <w:r>
+        <w:t xml:space="preserve"> </w:t>
+      </w:r>
+      <w:r>
+        <w:rPr>
+          <w:rStyle w:val="VerbatimChar"/>
+        </w:rPr>
+        <w:t xml:space="preserve">X-Frame-Options: DENY</w:t>
+      </w:r>
+      <w:r>
+        <w:t xml:space="preserve"> </w:t>
+      </w:r>
+      <w:r>
+        <w:t xml:space="preserve">and a</w:t>
+      </w:r>
+      <w:r>
+        <w:t xml:space="preserve"> </w:t>
+      </w:r>
+      <w:r>
+        <w:t xml:space="preserve">CSP with</w:t>
+      </w:r>
+      <w:r>
+        <w:t xml:space="preserve"> </w:t>
+      </w:r>
+      <w:r>
+        <w:rPr>
+          <w:rStyle w:val="VerbatimChar"/>
+        </w:rPr>
+        <w:t xml:space="preserve">frame-ancestors 'none'; base-uri 'self'; object-src 'none'</w:t>
+      </w:r>
+      <w:r>
+        <w:t xml:space="preserve">. Token-bearing</w:t>
+      </w:r>
+      <w:r>
+        <w:t xml:space="preserve"> </w:t>
+      </w:r>
+      <w:r>
+        <w:t xml:space="preserve">routes (</w:t>
+      </w:r>
+      <w:r>
+        <w:rPr>
+          <w:rStyle w:val="VerbatimChar"/>
+        </w:rPr>
+        <w:t xml:space="preserve">/api/card/verify</w:t>
+      </w:r>
+      <w:r>
+        <w:t xml:space="preserve">,</w:t>
+      </w:r>
+      <w:r>
+        <w:t xml:space="preserve"> </w:t>
+      </w:r>
+      <w:r>
+        <w:rPr>
+          <w:rStyle w:val="VerbatimChar"/>
+        </w:rPr>
+        <w:t xml:space="preserve">/api/auth/*</w:t>
+      </w:r>
+      <w:r>
+        <w:t xml:space="preserve">,</w:t>
+      </w:r>
+      <w:r>
+        <w:t xml:space="preserve"> </w:t>
+      </w:r>
+      <w:r>
+        <w:rPr>
+          <w:rStyle w:val="VerbatimChar"/>
+        </w:rPr>
+        <w:t xml:space="preserve">/set-password</w:t>
+      </w:r>
+      <w:r>
+        <w:t xml:space="preserve">,</w:t>
+      </w:r>
+      <w:r>
+        <w:t xml:space="preserve"> </w:t>
+      </w:r>
+      <w:r>
+        <w:rPr>
+          <w:rStyle w:val="VerbatimChar"/>
+        </w:rPr>
+        <w:t xml:space="preserve">/shop/*</w:t>
+      </w:r>
+      <w:r>
+        <w:t xml:space="preserve">) add</w:t>
+      </w:r>
+      <w:r>
+        <w:t xml:space="preserve"> </w:t>
+      </w:r>
+      <w:r>
+        <w:rPr>
+          <w:rStyle w:val="VerbatimChar"/>
+        </w:rPr>
+        <w:t xml:space="preserve">Cache-Control: no-store</w:t>
+      </w:r>
+      <w:r>
+        <w:t xml:space="preserve">. (A full script CSP needs nonces for Next's inline</w:t>
+      </w:r>
+      <w:r>
+        <w:t xml:space="preserve"> </w:t>
+      </w:r>
+      <w:r>
+        <w:t xml:space="preserve">scripts — not done yet.)</w:t>
+      </w:r>
+    </w:p>
+    <w:bookmarkEnd w:id="168"/>
+    <w:bookmarkStart w:id="172" w:name="deliberate-trade-offs"/>
+    <w:p>
+      <w:pPr>
+        <w:pStyle w:val="Heading2"/>
+      </w:pPr>
+      <w:r>
+        <w:t xml:space="preserve">Deliberate trade-offs</w:t>
+      </w:r>
+    </w:p>
+    <w:bookmarkStart w:id="169" w:name="card-uids-arent-secret"/>
+    <w:p>
+      <w:pPr>
+        <w:pStyle w:val="Heading3"/>
+      </w:pPr>
+      <w:r>
+        <w:t xml:space="preserve">Card UIDs aren't secret</w:t>
+      </w:r>
+    </w:p>
+    <w:p>
+      <w:pPr>
+        <w:pStyle w:val="FirstParagraph"/>
+      </w:pPr>
+      <w:r>
+        <w:t xml:space="preserve">Any NFC reader can read a card UID, and the scan endpoint is necessarily</w:t>
+      </w:r>
+      <w:r>
+        <w:t xml:space="preserve"> </w:t>
+      </w:r>
+      <w:r>
+        <w:t xml:space="preserve">unauthenticated (the kiosk is a public web page). Mitigations: the scan endpoint</w:t>
+      </w:r>
+      <w:r>
+        <w:t xml:space="preserve"> </w:t>
+      </w:r>
+      <w:r>
+        <w:t xml:space="preserve">returns no member data and is rate-limited. For stronger protection, restrict</w:t>
+      </w:r>
+      <w:r>
+        <w:t xml:space="preserve"> </w:t>
+      </w:r>
+      <w:r>
+        <w:rPr>
+          <w:rStyle w:val="VerbatimChar"/>
+        </w:rPr>
+        <w:t xml:space="preserve">/api/card/scan</w:t>
+      </w:r>
+      <w:r>
+        <w:t xml:space="preserve"> </w:t>
+      </w:r>
+      <w:r>
+        <w:t xml:space="preserve">to the kiosk's IP at the network layer.</w:t>
+      </w:r>
+    </w:p>
+    <w:bookmarkEnd w:id="169"/>
+    <w:bookmarkStart w:id="170" w:name="email-not-found-vs-enumeration"/>
+    <w:p>
+      <w:pPr>
+        <w:pStyle w:val="Heading3"/>
+      </w:pPr>
+      <w:r>
+        <w:t xml:space="preserve">"Email not found" vs enumeration</w:t>
+      </w:r>
+    </w:p>
+    <w:p>
+      <w:pPr>
+        <w:pStyle w:val="FirstParagraph"/>
+      </w:pPr>
+      <w:r>
+        <w:t xml:space="preserve">The card-registration flow tells a user when their email matches no member</w:t>
+      </w:r>
+      <w:r>
+        <w:t xml:space="preserve"> </w:t>
+      </w:r>
+      <w:r>
+        <w:t xml:space="preserve">("Email not found"). This</w:t>
+      </w:r>
+      <w:r>
+        <w:t xml:space="preserve"> </w:t>
+      </w:r>
+      <w:r>
+        <w:rPr>
+          <w:b/>
+          <w:bCs/>
+        </w:rPr>
+        <w:t xml:space="preserve">re-introduces some email-enumeration ability</w:t>
+      </w:r>
+      <w:r>
+        <w:t xml:space="preserve"> </w:t>
+      </w:r>
+      <w:r>
+        <w:t xml:space="preserve">that a</w:t>
+      </w:r>
+      <w:r>
+        <w:t xml:space="preserve"> </w:t>
+      </w:r>
+      <w:r>
+        <w:t xml:space="preserve">uniform response would prevent. It was a conscious product choice: confused</w:t>
+      </w:r>
+      <w:r>
+        <w:t xml:space="preserve"> </w:t>
+      </w:r>
+      <w:r>
+        <w:t xml:space="preserve">members not knowing why nothing happened is a real problem at a kiosk, the kiosk</w:t>
+      </w:r>
+      <w:r>
+        <w:t xml:space="preserve"> </w:t>
+      </w:r>
+      <w:r>
+        <w:t xml:space="preserve">is physical, and the endpoint is rate-limited. If enumeration resistance becomes</w:t>
+      </w:r>
+      <w:r>
+        <w:t xml:space="preserve"> </w:t>
+      </w:r>
+      <w:r>
+        <w:t xml:space="preserve">more important than this UX, revert</w:t>
+      </w:r>
+      <w:r>
+        <w:t xml:space="preserve"> </w:t>
+      </w:r>
+      <w:r>
+        <w:rPr>
+          <w:rStyle w:val="VerbatimChar"/>
+        </w:rPr>
+        <w:t xml:space="preserve">card/register</w:t>
+      </w:r>
+      <w:r>
+        <w:t xml:space="preserve"> </w:t>
+      </w:r>
+      <w:r>
+        <w:t xml:space="preserve">to a uniform</w:t>
+      </w:r>
+      <w:r>
+        <w:t xml:space="preserve"> </w:t>
+      </w:r>
+      <w:r>
+        <w:rPr>
+          <w:rStyle w:val="VerbatimChar"/>
+        </w:rPr>
+        <w:t xml:space="preserve">{ ok: true }</w:t>
+      </w:r>
+      <w:r>
+        <w:t xml:space="preserve">.</w:t>
       </w:r>
     </w:p>
     <w:bookmarkEnd w:id="170"/>
-    <w:bookmarkStart w:id="171" w:name="audit-checklist"/>
+    <w:bookmarkStart w:id="171" w:name="shop-token-is-a-bearer-token-in-the-url"/>
+    <w:p>
+      <w:pPr>
+        <w:pStyle w:val="Heading3"/>
+      </w:pPr>
+      <w:r>
+        <w:t xml:space="preserve">Shop token is a bearer token in the URL</w:t>
+      </w:r>
+    </w:p>
+    <w:p>
+      <w:pPr>
+        <w:pStyle w:val="FirstParagraph"/>
+      </w:pPr>
+      <w:r>
+        <w:t xml:space="preserve">Anyone holding a live</w:t>
+      </w:r>
+      <w:r>
+        <w:t xml:space="preserve"> </w:t>
+      </w:r>
+      <w:r>
+        <w:rPr>
+          <w:rStyle w:val="VerbatimChar"/>
+        </w:rPr>
+        <w:t xml:space="preserve">/shop/&lt;token&gt;</w:t>
+      </w:r>
+      <w:r>
+        <w:t xml:space="preserve"> </w:t>
+      </w:r>
+      <w:r>
+        <w:t xml:space="preserve">URL can act as that member until it expires</w:t>
+      </w:r>
+      <w:r>
+        <w:t xml:space="preserve"> </w:t>
+      </w:r>
+      <w:r>
+        <w:t xml:space="preserve">(10 min) or the order is confirmed. Tokens are random and per-tap (a new one each</w:t>
+      </w:r>
+      <w:r>
+        <w:t xml:space="preserve"> </w:t>
+      </w:r>
+      <w:r>
+        <w:t xml:space="preserve">scan), so they can't be guessed or reused. The idle auto-reset and short lifetime</w:t>
+      </w:r>
+      <w:r>
+        <w:t xml:space="preserve"> </w:t>
+      </w:r>
+      <w:r>
+        <w:t xml:space="preserve">bound the exposure. Stronger options (not currently implemented): move the token</w:t>
+      </w:r>
+      <w:r>
+        <w:t xml:space="preserve"> </w:t>
+      </w:r>
+      <w:r>
+        <w:t xml:space="preserve">into an httpOnly cookie so it can't be shared via URL, or use a crypto-random</w:t>
+      </w:r>
+      <w:r>
+        <w:t xml:space="preserve"> </w:t>
+      </w:r>
+      <w:r>
+        <w:t xml:space="preserve">token instead of a cuid.</w:t>
+      </w:r>
+    </w:p>
+    <w:bookmarkEnd w:id="171"/>
+    <w:bookmarkEnd w:id="172"/>
+    <w:bookmarkStart w:id="173" w:name="prohibited--careful-operations"/>
     <w:p>
       <w:pPr>
         <w:pStyle w:val="Heading2"/>
       </w:pPr>
       <w:r>
-        <w:t xml:space="preserve">Audit checklist</w:t>
-      </w:r>
-    </w:p>
-    <w:p>
-      <w:pPr>
-        <w:pStyle w:val="FirstParagraph"/>
-      </w:pPr>
-      <w:r>
-        <w:t xml:space="preserve">When adding a new endpoint:</w:t>
-      </w:r>
-    </w:p>
-    <w:p>
-      <w:pPr>
+        <w:t xml:space="preserve">Prohibited / careful operations</w:t>
+      </w:r>
+    </w:p>
+    <w:p>
+      <w:pPr>
+        <w:pStyle w:val="Compact"/>
         <w:numPr>
           <w:ilvl w:val="0"/>
           <w:numId w:val="1060"/>
         </w:numPr>
       </w:pPr>
       <w:r>
-        <w:t xml:space="preserve">Does it touch member/admin data? → call</w:t>
-      </w:r>
-      <w:r>
-        <w:t xml:space="preserve"> </w:t>
-      </w:r>
-      <w:r>
-        <w:rPr>
-          <w:rStyle w:val="VerbatimChar"/>
-        </w:rPr>
-        <w:t xml:space="preserve">requireAdmin()</w:t>
-      </w:r>
-      <w:r>
-        <w:t xml:space="preserve"> </w:t>
-      </w:r>
-      <w:r>
-        <w:t xml:space="preserve">(admin) or validate a token (shop/registration).</w:t>
+        <w:rPr>
+          <w:b/>
+          <w:bCs/>
+        </w:rPr>
+        <w:t xml:space="preserve">Member deletion</w:t>
+      </w:r>
+      <w:r>
+        <w:t xml:space="preserve"> </w:t>
+      </w:r>
+      <w:r>
+        <w:t xml:space="preserve">is blocked while invoices exist.</w:t>
+      </w:r>
+    </w:p>
+    <w:p>
+      <w:pPr>
+        <w:pStyle w:val="Compact"/>
+        <w:numPr>
+          <w:ilvl w:val="0"/>
+          <w:numId w:val="1060"/>
+        </w:numPr>
+      </w:pPr>
+      <w:r>
+        <w:rPr>
+          <w:b/>
+          <w:bCs/>
+        </w:rPr>
+        <w:t xml:space="preserve">Invoice edit/delete</w:t>
+      </w:r>
+      <w:r>
+        <w:t xml:space="preserve"> </w:t>
+      </w:r>
+      <w:r>
+        <w:t xml:space="preserve">is blocked once an invoice is</w:t>
+      </w:r>
+      <w:r>
+        <w:t xml:space="preserve"> </w:t>
+      </w:r>
+      <w:r>
+        <w:rPr>
+          <w:rStyle w:val="VerbatimChar"/>
+        </w:rPr>
+        <w:t xml:space="preserve">EXPORTED</w:t>
+      </w:r>
+      <w:r>
+        <w:t xml:space="preserve"> </w:t>
+      </w:r>
+      <w:r>
+        <w:t xml:space="preserve">(already billed</w:t>
+      </w:r>
+      <w:r>
+        <w:t xml:space="preserve"> </w:t>
+      </w:r>
+      <w:r>
+        <w:t xml:space="preserve">in Congressus) or</w:t>
+      </w:r>
+      <w:r>
+        <w:t xml:space="preserve"> </w:t>
+      </w:r>
+      <w:r>
+        <w:rPr>
+          <w:rStyle w:val="VerbatimChar"/>
+        </w:rPr>
+        <w:t xml:space="preserve">EXPORTING</w:t>
+      </w:r>
+      <w:r>
+        <w:t xml:space="preserve">.</w:t>
+      </w:r>
+    </w:p>
+    <w:p>
+      <w:pPr>
+        <w:pStyle w:val="Compact"/>
+        <w:numPr>
+          <w:ilvl w:val="0"/>
+          <w:numId w:val="1060"/>
+        </w:numPr>
+      </w:pPr>
+      <w:r>
+        <w:rPr>
+          <w:b/>
+          <w:bCs/>
+        </w:rPr>
+        <w:t xml:space="preserve">Export is never duplicated:</w:t>
+      </w:r>
+      <w:r>
+        <w:t xml:space="preserve"> </w:t>
+      </w:r>
+      <w:r>
+        <w:t xml:space="preserve">each export run atomically claims the orders it</w:t>
+      </w:r>
+      <w:r>
+        <w:t xml:space="preserve"> </w:t>
+      </w:r>
+      <w:r>
+        <w:t xml:space="preserve">exports (</w:t>
+      </w:r>
+      <w:r>
+        <w:rPr>
+          <w:rStyle w:val="VerbatimChar"/>
+        </w:rPr>
+        <w:t xml:space="preserve">CONFIRMED → EXPORTING</w:t>
+      </w:r>
+      <w:r>
+        <w:t xml:space="preserve"> </w:t>
+      </w:r>
+      <w:r>
+        <w:t xml:space="preserve">+ run id) before calling Congressus, so a</w:t>
+      </w:r>
+      <w:r>
+        <w:t xml:space="preserve"> </w:t>
+      </w:r>
+      <w:r>
+        <w:t xml:space="preserve">concurrent run, double-click or retry can't bill them again. If the outcome is</w:t>
+      </w:r>
+      <w:r>
+        <w:t xml:space="preserve"> </w:t>
+      </w:r>
+      <w:r>
+        <w:t xml:space="preserve">unknown (timeout, 5xx, crash, DB write failure after success) the orders stay</w:t>
+      </w:r>
+      <w:r>
+        <w:t xml:space="preserve"> </w:t>
+      </w:r>
+      <w:r>
+        <w:rPr>
+          <w:rStyle w:val="VerbatimChar"/>
+        </w:rPr>
+        <w:t xml:space="preserve">EXPORTING</w:t>
+      </w:r>
+      <w:r>
+        <w:t xml:space="preserve"> </w:t>
+      </w:r>
+      <w:r>
+        <w:t xml:space="preserve">and the invoices pages show a</w:t>
+      </w:r>
+      <w:r>
+        <w:t xml:space="preserve"> </w:t>
+      </w:r>
+      <w:r>
+        <w:rPr>
+          <w:b/>
+          <w:bCs/>
+        </w:rPr>
+        <w:t xml:space="preserve">"needs check"</w:t>
+      </w:r>
+      <w:r>
+        <w:t xml:space="preserve"> </w:t>
+      </w:r>
+      <w:r>
+        <w:t xml:space="preserve">warning; an admin</w:t>
+      </w:r>
+      <w:r>
+        <w:t xml:space="preserve"> </w:t>
+      </w:r>
+      <w:r>
+        <w:t xml:space="preserve">checks Congressus and resolves them (mark exported / back to pending) — allowed</w:t>
+      </w:r>
+      <w:r>
+        <w:t xml:space="preserve"> </w:t>
+      </w:r>
+      <w:r>
+        <w:t xml:space="preserve">only 10+ minutes after the claim. A clear rejection (4xx) returns them to pending</w:t>
+      </w:r>
+      <w:r>
+        <w:t xml:space="preserve"> </w:t>
+      </w:r>
+      <w:r>
+        <w:t xml:space="preserve">automatically.</w:t>
+      </w:r>
+    </w:p>
+    <w:p>
+      <w:pPr>
+        <w:pStyle w:val="Compact"/>
+        <w:numPr>
+          <w:ilvl w:val="0"/>
+          <w:numId w:val="1060"/>
+        </w:numPr>
+      </w:pPr>
+      <w:r>
+        <w:rPr>
+          <w:b/>
+          <w:bCs/>
+        </w:rPr>
+        <w:t xml:space="preserve">Bulk invoice clearing</w:t>
+      </w:r>
+      <w:r>
+        <w:t xml:space="preserve"> </w:t>
+      </w:r>
+      <w:r>
+        <w:t xml:space="preserve">requires a double confirmation in the UI and is</w:t>
+      </w:r>
+      <w:r>
+        <w:t xml:space="preserve"> </w:t>
+      </w:r>
+      <w:r>
+        <w:t xml:space="preserve">intended for test-data cleanup only.</w:t>
+      </w:r>
+    </w:p>
+    <w:bookmarkEnd w:id="173"/>
+    <w:bookmarkStart w:id="174" w:name="audit-checklist"/>
+    <w:p>
+      <w:pPr>
+        <w:pStyle w:val="Heading2"/>
+      </w:pPr>
+      <w:r>
+        <w:t xml:space="preserve">Audit checklist</w:t>
+      </w:r>
+    </w:p>
+    <w:p>
+      <w:pPr>
+        <w:pStyle w:val="FirstParagraph"/>
+      </w:pPr>
+      <w:r>
+        <w:t xml:space="preserve">When adding a new endpoint:</w:t>
       </w:r>
     </w:p>
     <w:p>
@@ -32419,22 +33199,22 @@
         </w:numPr>
       </w:pPr>
       <w:r>
-        <w:t xml:space="preserve">Does it return more fields than the caller needs? →</w:t>
-      </w:r>
-      <w:r>
-        <w:t xml:space="preserve"> </w:t>
-      </w:r>
-      <w:r>
-        <w:rPr>
-          <w:rStyle w:val="VerbatimChar"/>
-        </w:rPr>
-        <w:t xml:space="preserve">select</w:t>
-      </w:r>
-      <w:r>
-        <w:t xml:space="preserve"> </w:t>
-      </w:r>
-      <w:r>
-        <w:t xml:space="preserve">only what's required.</w:t>
+        <w:t xml:space="preserve">Does it touch member/admin data? → call</w:t>
+      </w:r>
+      <w:r>
+        <w:t xml:space="preserve"> </w:t>
+      </w:r>
+      <w:r>
+        <w:rPr>
+          <w:rStyle w:val="VerbatimChar"/>
+        </w:rPr>
+        <w:t xml:space="preserve">requireAdmin()</w:t>
+      </w:r>
+      <w:r>
+        <w:t xml:space="preserve"> </w:t>
+      </w:r>
+      <w:r>
+        <w:t xml:space="preserve">(admin) or validate a token (shop/registration).</w:t>
       </w:r>
     </w:p>
     <w:p>
@@ -32445,7 +33225,22 @@
         </w:numPr>
       </w:pPr>
       <w:r>
-        <w:t xml:space="preserve">Is it public and write-capable or enumeration-prone? → add rate limiting.</w:t>
+        <w:t xml:space="preserve">Does it return more fields than the caller needs? →</w:t>
+      </w:r>
+      <w:r>
+        <w:t xml:space="preserve"> </w:t>
+      </w:r>
+      <w:r>
+        <w:rPr>
+          <w:rStyle w:val="VerbatimChar"/>
+        </w:rPr>
+        <w:t xml:space="preserve">select</w:t>
+      </w:r>
+      <w:r>
+        <w:t xml:space="preserve"> </w:t>
+      </w:r>
+      <w:r>
+        <w:t xml:space="preserve">only what's required.</w:t>
       </w:r>
     </w:p>
     <w:p>
@@ -32456,7 +33251,7 @@
         </w:numPr>
       </w:pPr>
       <w:r>
-        <w:t xml:space="preserve">Does it render raw HTML with external data? → escape it.</w:t>
+        <w:t xml:space="preserve">Is it public and write-capable or enumeration-prone? → add rate limiting.</w:t>
       </w:r>
     </w:p>
     <w:p>
@@ -32467,6 +33262,17 @@
         </w:numPr>
       </w:pPr>
       <w:r>
+        <w:t xml:space="preserve">Does it render raw HTML with external data? → escape it.</w:t>
+      </w:r>
+    </w:p>
+    <w:p>
+      <w:pPr>
+        <w:numPr>
+          <w:ilvl w:val="0"/>
+          <w:numId w:val="1065"/>
+        </w:numPr>
+      </w:pPr>
+      <w:r>
         <w:t xml:space="preserve">Verify at runtime: unauthenticated</w:t>
       </w:r>
       <w:r>
@@ -32486,8 +33292,8 @@
         <w:t xml:space="preserve">forged-cookie requests both get 401/redirect.</w:t>
       </w:r>
     </w:p>
-    <w:bookmarkEnd w:id="171"/>
-    <w:bookmarkEnd w:id="172"/>
+    <w:bookmarkEnd w:id="174"/>
+    <w:bookmarkEnd w:id="175"/>
     <w:sectPr>
       <w:footnotePr>
         <w:numRestart w:val="eachSect"/>
@@ -33421,7 +34227,7 @@
     <w:abstractNumId w:val="991"/>
   </w:num>
   <w:num w:numId="1060">
-    <w:abstractNumId w:val="992"/>
+    <w:abstractNumId w:val="991"/>
   </w:num>
   <w:num w:numId="1061">
     <w:abstractNumId w:val="992"/>
@@ -33433,6 +34239,9 @@
     <w:abstractNumId w:val="992"/>
   </w:num>
   <w:num w:numId="1064">
+    <w:abstractNumId w:val="992"/>
+  </w:num>
+  <w:num w:numId="1065">
     <w:abstractNumId w:val="992"/>
   </w:num>
 </w:numbering>

--- a/docs/SSS-Documentation.docx
+++ b/docs/SSS-Documentation.docx
@@ -3171,7 +3171,7 @@
         <w:rPr>
           <w:rStyle w:val="VerbatimChar"/>
         </w:rPr>
-        <w:t xml:space="preserve">Admin → Invoices → Export to Congressus:</w:t>
+        <w:t xml:space="preserve">Admin → Invoices → Export SSS + PPP to Congressus:</w:t>
       </w:r>
       <w:r>
         <w:br/>
@@ -3180,7 +3180,7 @@
         <w:rPr>
           <w:rStyle w:val="VerbatimChar"/>
         </w:rPr>
-        <w:t xml:space="preserve">  group CONFIRMED invoices by member × calendar month</w:t>
+        <w:t xml:space="preserve">  claim all CONFIRMED SSS + PPP orders (→ EXPORTING), group by member × month</w:t>
       </w:r>
       <w:r>
         <w:br/>
@@ -3189,7 +3189,16 @@
         <w:rPr>
           <w:rStyle w:val="VerbatimChar"/>
         </w:rPr>
-        <w:t xml:space="preserve">  → one Congressus sale-invoice per group (workflow 605, direct debit)</w:t>
+        <w:t xml:space="preserve">  → one Congressus sale-invoice per group, snacks + drinks together</w:t>
+      </w:r>
+      <w:r>
+        <w:br/>
+      </w:r>
+      <w:r>
+        <w:rPr>
+          <w:rStyle w:val="VerbatimChar"/>
+        </w:rPr>
+        <w:t xml:space="preserve">    ("SSS &amp; PPP &lt;month&gt;", workflow 605, direct debit)</w:t>
       </w:r>
       <w:r>
         <w:br/>
@@ -11869,7 +11878,23 @@
         <w:t xml:space="preserve"> </w:t>
       </w:r>
       <w:r>
-        <w:t xml:space="preserve">invoices of the scope (</w:t>
+        <w:t xml:space="preserve">SSS</w:t>
+      </w:r>
+      <w:r>
+        <w:t xml:space="preserve"> </w:t>
+      </w:r>
+      <w:r>
+        <w:rPr>
+          <w:b/>
+          <w:bCs/>
+        </w:rPr>
+        <w:t xml:space="preserve">and</w:t>
+      </w:r>
+      <w:r>
+        <w:t xml:space="preserve"> </w:t>
+      </w:r>
+      <w:r>
+        <w:t xml:space="preserve">PPP orders (</w:t>
       </w:r>
       <w:r>
         <w:rPr>
@@ -11890,7 +11915,38 @@
         <w:t xml:space="preserve"> </w:t>
       </w:r>
       <w:r>
-        <w:t xml:space="preserve">calendar month and creates one Congressus sale-invoice per group, then marks them</w:t>
+        <w:t xml:space="preserve">calendar month and creates</w:t>
+      </w:r>
+      <w:r>
+        <w:t xml:space="preserve"> </w:t>
+      </w:r>
+      <w:r>
+        <w:rPr>
+          <w:b/>
+          <w:bCs/>
+        </w:rPr>
+        <w:t xml:space="preserve">one</w:t>
+      </w:r>
+      <w:r>
+        <w:t xml:space="preserve"> </w:t>
+      </w:r>
+      <w:r>
+        <w:t xml:space="preserve">Congressus sale-invoice per group with both the</w:t>
+      </w:r>
+      <w:r>
+        <w:t xml:space="preserve"> </w:t>
+      </w:r>
+      <w:r>
+        <w:t xml:space="preserve">snack and drink lines (</w:t>
+      </w:r>
+      <w:r>
+        <w:rPr>
+          <w:rStyle w:val="VerbatimChar"/>
+        </w:rPr>
+        <w:t xml:space="preserve">"SSS &amp; PPP &lt;month&gt;"</w:t>
+      </w:r>
+      <w:r>
+        <w:t xml:space="preserve">), then marks them</w:t>
       </w:r>
       <w:r>
         <w:t xml:space="preserve"> </w:t>
@@ -11902,7 +11958,13 @@
         <w:t xml:space="preserve">EXPORTED</w:t>
       </w:r>
       <w:r>
-        <w:t xml:space="preserve">. A Congressus 4xx returns that group to</w:t>
+        <w:t xml:space="preserve">. A</w:t>
+      </w:r>
+      <w:r>
+        <w:t xml:space="preserve"> </w:t>
+      </w:r>
+      <w:r>
+        <w:t xml:space="preserve">Congressus 4xx returns that group to</w:t>
       </w:r>
       <w:r>
         <w:t xml:space="preserve"> </w:t>
@@ -11953,7 +12015,7 @@
         <w:t xml:space="preserve">needsCheck</w:t>
       </w:r>
       <w:r>
-        <w:t xml:space="preserve">.</w:t>
+        <w:t xml:space="preserve">. No body.</w:t>
       </w:r>
     </w:p>
     <w:p>
@@ -12030,6 +12092,78 @@
         <w:rPr>
           <w:rStyle w:val="DecValTok"/>
         </w:rPr>
+        <w:t xml:space="preserve">18</w:t>
+      </w:r>
+      <w:r>
+        <w:rPr>
+          <w:rStyle w:val="FunctionTok"/>
+        </w:rPr>
+        <w:t xml:space="preserve">,</w:t>
+      </w:r>
+      <w:r>
+        <w:rPr>
+          <w:rStyle w:val="NormalTok"/>
+        </w:rPr>
+        <w:t xml:space="preserve"> </w:t>
+      </w:r>
+      <w:r>
+        <w:rPr>
+          <w:rStyle w:val="DataTypeTok"/>
+        </w:rPr>
+        <w:t xml:space="preserve">"sssOrders"</w:t>
+      </w:r>
+      <w:r>
+        <w:rPr>
+          <w:rStyle w:val="FunctionTok"/>
+        </w:rPr>
+        <w:t xml:space="preserve">:</w:t>
+      </w:r>
+      <w:r>
+        <w:rPr>
+          <w:rStyle w:val="NormalTok"/>
+        </w:rPr>
+        <w:t xml:space="preserve"> </w:t>
+      </w:r>
+      <w:r>
+        <w:rPr>
+          <w:rStyle w:val="DecValTok"/>
+        </w:rPr>
+        <w:t xml:space="preserve">6</w:t>
+      </w:r>
+      <w:r>
+        <w:rPr>
+          <w:rStyle w:val="FunctionTok"/>
+        </w:rPr>
+        <w:t xml:space="preserve">,</w:t>
+      </w:r>
+      <w:r>
+        <w:rPr>
+          <w:rStyle w:val="NormalTok"/>
+        </w:rPr>
+        <w:t xml:space="preserve"> </w:t>
+      </w:r>
+      <w:r>
+        <w:rPr>
+          <w:rStyle w:val="DataTypeTok"/>
+        </w:rPr>
+        <w:t xml:space="preserve">"pppOrders"</w:t>
+      </w:r>
+      <w:r>
+        <w:rPr>
+          <w:rStyle w:val="FunctionTok"/>
+        </w:rPr>
+        <w:t xml:space="preserve">:</w:t>
+      </w:r>
+      <w:r>
+        <w:rPr>
+          <w:rStyle w:val="NormalTok"/>
+        </w:rPr>
+        <w:t xml:space="preserve"> </w:t>
+      </w:r>
+      <w:r>
+        <w:rPr>
+          <w:rStyle w:val="DecValTok"/>
+        </w:rPr>
         <w:t xml:space="preserve">12</w:t>
       </w:r>
       <w:r>
@@ -12066,7 +12200,7 @@
         <w:rPr>
           <w:rStyle w:val="DecValTok"/>
         </w:rPr>
-        <w:t xml:space="preserve">3</w:t>
+        <w:t xml:space="preserve">5</w:t>
       </w:r>
       <w:r>
         <w:rPr>
@@ -12237,10 +12371,19 @@
         <w:rPr>
           <w:rStyle w:val="VerbatimChar"/>
         </w:rPr>
-        <w:t xml:space="preserve">{ system: "sss"|"ppp", ids: [...], action: "exported"|"pending", congressusInvoiceId? }</w:t>
-      </w:r>
-      <w:r>
-        <w:t xml:space="preserve">.</w:t>
+        <w:t xml:space="preserve">{ sssIds: [...], pppIds: [...], action: "exported"|"pending", congressusInvoiceId? }</w:t>
+      </w:r>
+      <w:r>
+        <w:t xml:space="preserve"> </w:t>
+      </w:r>
+      <w:r>
+        <w:t xml:space="preserve">—</w:t>
+      </w:r>
+      <w:r>
+        <w:t xml:space="preserve"> </w:t>
+      </w:r>
+      <w:r>
+        <w:t xml:space="preserve">a combined invoice's SSS and PPP orders are resolved together.</w:t>
       </w:r>
       <w:r>
         <w:t xml:space="preserve"> </w:t>
@@ -18943,17 +19086,23 @@
         <w:t xml:space="preserve">webshop/ppp</w:t>
       </w:r>
       <w:r>
-        <w:t xml:space="preserve">), and the export produces a</w:t>
-      </w:r>
-      <w:r>
-        <w:t xml:space="preserve"> </w:t>
-      </w:r>
-      <w:r>
-        <w:rPr>
-          <w:b/>
-          <w:bCs/>
-        </w:rPr>
-        <w:t xml:space="preserve">separate</w:t>
+        <w:t xml:space="preserve">). The export puts a member's</w:t>
+      </w:r>
+      <w:r>
+        <w:t xml:space="preserve"> </w:t>
+      </w:r>
+      <w:r>
+        <w:t xml:space="preserve">snacks AND drinks of a month on</w:t>
+      </w:r>
+      <w:r>
+        <w:t xml:space="preserve"> </w:t>
+      </w:r>
+      <w:r>
+        <w:rPr>
+          <w:b/>
+          <w:bCs/>
+        </w:rPr>
+        <w:t xml:space="preserve">one</w:t>
       </w:r>
       <w:r>
         <w:t xml:space="preserve"> </w:t>
@@ -18965,10 +19114,16 @@
         <w:rPr>
           <w:rStyle w:val="VerbatimChar"/>
         </w:rPr>
-        <w:t xml:space="preserve">"PPP &lt;month&gt;"</w:t>
-      </w:r>
-      <w:r>
-        <w:t xml:space="preserve">) — see below.</w:t>
+        <w:t xml:space="preserve">"SSS &amp; PPP &lt;month&gt;"</w:t>
+      </w:r>
+      <w:r>
+        <w:t xml:space="preserve">)</w:t>
+      </w:r>
+      <w:r>
+        <w:t xml:space="preserve"> </w:t>
+      </w:r>
+      <w:r>
+        <w:t xml:space="preserve">— see below.</w:t>
       </w:r>
     </w:p>
     <w:bookmarkStart w:id="121" w:name="members-congressus--sss"/>
@@ -19471,10 +19626,13 @@
         <w:rPr>
           <w:rStyle w:val="VerbatimChar"/>
         </w:rPr>
-        <w:t xml:space="preserve">Invoices → Export to Congressus</w:t>
-      </w:r>
-      <w:r>
-        <w:t xml:space="preserve">:</w:t>
+        <w:t xml:space="preserve">Invoices → Export SSS + PPP to Congressus</w:t>
+      </w:r>
+      <w:r>
+        <w:t xml:space="preserve"> </w:t>
+      </w:r>
+      <w:r>
+        <w:t xml:space="preserve">(same action on both invoices pages):</w:t>
       </w:r>
     </w:p>
     <w:p>
@@ -19486,7 +19644,7 @@
         </w:numPr>
       </w:pPr>
       <w:r>
-        <w:t xml:space="preserve">Group all</w:t>
+        <w:t xml:space="preserve">Claim and group all</w:t>
       </w:r>
       <w:r>
         <w:t xml:space="preserve"> </w:t>
@@ -19501,20 +19659,53 @@
         <w:t xml:space="preserve"> </w:t>
       </w:r>
       <w:r>
-        <w:t xml:space="preserve">invoices by</w:t>
-      </w:r>
-      <w:r>
-        <w:t xml:space="preserve"> </w:t>
-      </w:r>
-      <w:r>
-        <w:rPr>
-          <w:b/>
-          <w:bCs/>
-        </w:rPr>
-        <w:t xml:space="preserve">member × calendar month</w:t>
-      </w:r>
-      <w:r>
-        <w:t xml:space="preserve">.</w:t>
+        <w:t xml:space="preserve">SSS</w:t>
+      </w:r>
+      <w:r>
+        <w:t xml:space="preserve"> </w:t>
+      </w:r>
+      <w:r>
+        <w:rPr>
+          <w:b/>
+          <w:bCs/>
+        </w:rPr>
+        <w:t xml:space="preserve">and</w:t>
+      </w:r>
+      <w:r>
+        <w:t xml:space="preserve"> </w:t>
+      </w:r>
+      <w:r>
+        <w:t xml:space="preserve">PPP orders by</w:t>
+      </w:r>
+      <w:r>
+        <w:t xml:space="preserve"> </w:t>
+      </w:r>
+      <w:r>
+        <w:rPr>
+          <w:b/>
+          <w:bCs/>
+        </w:rPr>
+        <w:t xml:space="preserve">member × calendar</w:t>
+      </w:r>
+      <w:r>
+        <w:rPr>
+          <w:b/>
+          <w:bCs/>
+        </w:rPr>
+        <w:t xml:space="preserve"> </w:t>
+      </w:r>
+      <w:r>
+        <w:rPr>
+          <w:b/>
+          <w:bCs/>
+        </w:rPr>
+        <w:t xml:space="preserve">month</w:t>
+      </w:r>
+      <w:r>
+        <w:t xml:space="preserve"> </w:t>
+      </w:r>
+      <w:r>
+        <w:t xml:space="preserve">(see SECURITY.md for the duplicate-proof claim).</w:t>
       </w:r>
     </w:p>
     <w:p>
@@ -19580,13 +19771,19 @@
         <w:rPr>
           <w:rStyle w:val="VerbatimChar"/>
         </w:rPr>
-        <w:t xml:space="preserve">invoice_reference: "SSS &lt;month&gt; &lt;year&gt;"</w:t>
-      </w:r>
-      <w:r>
-        <w:t xml:space="preserve"> </w:t>
-      </w:r>
-      <w:r>
-        <w:t xml:space="preserve">(Dutch locale, e.g. "SSS juni 2026")</w:t>
+        <w:t xml:space="preserve">invoice_reference: "SSS &amp; PPP &lt;month&gt; &lt;year&gt;"</w:t>
+      </w:r>
+      <w:r>
+        <w:t xml:space="preserve"> </w:t>
+      </w:r>
+      <w:r>
+        <w:t xml:space="preserve">(Dutch locale, e.g.</w:t>
+      </w:r>
+      <w:r>
+        <w:t xml:space="preserve"> </w:t>
+      </w:r>
+      <w:r>
+        <w:t xml:space="preserve">"SSS &amp; PPP juni 2026") — snack and drink lines on the same invoice</w:t>
       </w:r>
     </w:p>
     <w:p>
@@ -20266,7 +20463,7 @@
           <w:b/>
           <w:bCs/>
         </w:rPr>
-        <w:t xml:space="preserve">Two separate invoices</w:t>
+        <w:t xml:space="preserve">One combined invoice</w:t>
       </w:r>
       <w:r>
         <w:t xml:space="preserve"> </w:t>
@@ -20281,40 +20478,19 @@
         <w:rPr>
           <w:rStyle w:val="VerbatimChar"/>
         </w:rPr>
-        <w:t xml:space="preserve">POST /api/admin/invoices/export { scope }</w:t>
-      </w:r>
-      <w:r>
-        <w:t xml:space="preserve"> </w:t>
-      </w:r>
-      <w:r>
-        <w:t xml:space="preserve">(</w:t>
-      </w:r>
-      <w:r>
-        <w:rPr>
-          <w:rStyle w:val="VerbatimChar"/>
-        </w:rPr>
-        <w:t xml:space="preserve">sss</w:t>
-      </w:r>
-      <w:r>
-        <w:t xml:space="preserve">|</w:t>
-      </w:r>
-      <w:r>
-        <w:rPr>
-          <w:rStyle w:val="VerbatimChar"/>
-        </w:rPr>
-        <w:t xml:space="preserve">ppp</w:t>
-      </w:r>
-      <w:r>
-        <w:t xml:space="preserve">|</w:t>
-      </w:r>
-      <w:r>
-        <w:rPr>
-          <w:rStyle w:val="VerbatimChar"/>
-        </w:rPr>
-        <w:t xml:space="preserve">all</w:t>
-      </w:r>
-      <w:r>
-        <w:t xml:space="preserve">) groups</w:t>
+        <w:t xml:space="preserve">POST /api/admin/invoices/export</w:t>
+      </w:r>
+      <w:r>
+        <w:t xml:space="preserve"> </w:t>
+      </w:r>
+      <w:r>
+        <w:t xml:space="preserve">(from either</w:t>
+      </w:r>
+      <w:r>
+        <w:t xml:space="preserve"> </w:t>
+      </w:r>
+      <w:r>
+        <w:t xml:space="preserve">invoices page, "Export SSS + PPP to Congressus") groups ALL</w:t>
       </w:r>
       <w:r>
         <w:t xml:space="preserve"> </w:t>
@@ -20329,86 +20505,59 @@
         <w:t xml:space="preserve"> </w:t>
       </w:r>
       <w:r>
-        <w:t xml:space="preserve">invoices by member × month and creates one</w:t>
-      </w:r>
-      <w:r>
-        <w:t xml:space="preserve"> </w:t>
-      </w:r>
-      <w:r>
-        <w:t xml:space="preserve">Congressus sale-invoice per group</w:t>
-      </w:r>
-      <w:r>
-        <w:t xml:space="preserve"> </w:t>
-      </w:r>
-      <w:r>
-        <w:rPr>
-          <w:b/>
-          <w:bCs/>
-        </w:rPr>
-        <w:t xml:space="preserve">per system</w:t>
-      </w:r>
-      <w:r>
-        <w:t xml:space="preserve">:</w:t>
-      </w:r>
-      <w:r>
-        <w:t xml:space="preserve"> </w:t>
-      </w:r>
-      <w:r>
-        <w:rPr>
-          <w:rStyle w:val="VerbatimChar"/>
-        </w:rPr>
-        <w:t xml:space="preserve">"SSS &lt;month&gt;"</w:t>
-      </w:r>
-      <w:r>
-        <w:t xml:space="preserve"> </w:t>
-      </w:r>
-      <w:r>
-        <w:t xml:space="preserve">from</w:t>
-      </w:r>
-      <w:r>
-        <w:t xml:space="preserve"> </w:t>
-      </w:r>
-      <w:r>
-        <w:rPr>
-          <w:rStyle w:val="VerbatimChar"/>
-        </w:rPr>
-        <w:t xml:space="preserve">SaleInvoice</w:t>
-      </w:r>
-      <w:r>
-        <w:t xml:space="preserve">,</w:t>
-      </w:r>
-      <w:r>
-        <w:t xml:space="preserve"> </w:t>
-      </w:r>
-      <w:r>
-        <w:rPr>
-          <w:rStyle w:val="VerbatimChar"/>
-        </w:rPr>
-        <w:t xml:space="preserve">"PPP &lt;month&gt;"</w:t>
-      </w:r>
-      <w:r>
-        <w:t xml:space="preserve"> </w:t>
-      </w:r>
-      <w:r>
-        <w:t xml:space="preserve">from</w:t>
-      </w:r>
-      <w:r>
-        <w:t xml:space="preserve"> </w:t>
-      </w:r>
-      <w:r>
-        <w:rPr>
-          <w:rStyle w:val="VerbatimChar"/>
-        </w:rPr>
-        <w:t xml:space="preserve">PppInvoice</w:t>
-      </w:r>
-      <w:r>
-        <w:t xml:space="preserve">. PPP line descriptions append the</w:t>
-      </w:r>
-      <w:r>
-        <w:t xml:space="preserve"> </w:t>
-      </w:r>
-      <w:r>
-        <w:t xml:space="preserve">activity name (</w:t>
+        <w:t xml:space="preserve">SSS and</w:t>
+      </w:r>
+      <w:r>
+        <w:t xml:space="preserve"> </w:t>
+      </w:r>
+      <w:r>
+        <w:t xml:space="preserve">PPP orders by member × month and creates</w:t>
+      </w:r>
+      <w:r>
+        <w:t xml:space="preserve"> </w:t>
+      </w:r>
+      <w:r>
+        <w:rPr>
+          <w:b/>
+          <w:bCs/>
+        </w:rPr>
+        <w:t xml:space="preserve">one</w:t>
+      </w:r>
+      <w:r>
+        <w:t xml:space="preserve"> </w:t>
+      </w:r>
+      <w:r>
+        <w:t xml:space="preserve">Congressus sale-invoice per group,</w:t>
+      </w:r>
+      <w:r>
+        <w:t xml:space="preserve"> </w:t>
+      </w:r>
+      <w:r>
+        <w:t xml:space="preserve">reference</w:t>
+      </w:r>
+      <w:r>
+        <w:t xml:space="preserve"> </w:t>
+      </w:r>
+      <w:r>
+        <w:rPr>
+          <w:rStyle w:val="VerbatimChar"/>
+        </w:rPr>
+        <w:t xml:space="preserve">"SSS &amp; PPP &lt;month&gt;"</w:t>
+      </w:r>
+      <w:r>
+        <w:t xml:space="preserve">, holding both the snack lines and the drink lines —</w:t>
+      </w:r>
+      <w:r>
+        <w:t xml:space="preserve"> </w:t>
+      </w:r>
+      <w:r>
+        <w:t xml:space="preserve">so a member gets one invoice and one direct debit. PPP line descriptions include</w:t>
+      </w:r>
+      <w:r>
+        <w:t xml:space="preserve"> </w:t>
+      </w:r>
+      <w:r>
+        <w:t xml:space="preserve">the activity name (</w:t>
       </w:r>
       <w:r>
         <w:rPr>
@@ -20417,28 +20566,19 @@
         <w:t xml:space="preserve">"Pils – Borrel 28 jun"</w:t>
       </w:r>
       <w:r>
-        <w:t xml:space="preserve">). Both reuse</w:t>
-      </w:r>
-      <w:r>
-        <w:t xml:space="preserve"> </w:t>
-      </w:r>
-      <w:r>
-        <w:rPr>
-          <w:rStyle w:val="VerbatimChar"/>
-        </w:rPr>
-        <w:t xml:space="preserve">createSaleInvoice()</w:t>
-      </w:r>
-      <w:r>
-        <w:t xml:space="preserve"> </w:t>
-      </w:r>
-      <w:r>
-        <w:t xml:space="preserve">and the</w:t>
-      </w:r>
-      <w:r>
-        <w:t xml:space="preserve"> </w:t>
-      </w:r>
-      <w:r>
-        <w:t xml:space="preserve">Mendix fallback. Source rows are marked</w:t>
+        <w:t xml:space="preserve">); the same product at different</w:t>
+      </w:r>
+      <w:r>
+        <w:t xml:space="preserve"> </w:t>
+      </w:r>
+      <w:r>
+        <w:t xml:space="preserve">activities/prices stays on separate lines. Every line keeps its own offer id;</w:t>
+      </w:r>
+      <w:r>
+        <w:t xml:space="preserve"> </w:t>
+      </w:r>
+      <w:r>
+        <w:t xml:space="preserve">lines without one use the Mendix fallback. Source rows (both tables) are marked</w:t>
       </w:r>
       <w:r>
         <w:t xml:space="preserve"> </w:t>
@@ -20453,7 +20593,7 @@
         <w:t xml:space="preserve"> </w:t>
       </w:r>
       <w:r>
-        <w:t xml:space="preserve">with the returned id.</w:t>
+        <w:t xml:space="preserve">with the same Congressus invoice id.</w:t>
       </w:r>
     </w:p>
     <w:bookmarkEnd w:id="128"/>
@@ -22319,35 +22459,67 @@
           <w:b/>
           <w:bCs/>
         </w:rPr>
-        <w:t xml:space="preserve">Export to Congressus</w:t>
-      </w:r>
-      <w:r>
-        <w:t xml:space="preserve"> </w:t>
-      </w:r>
-      <w:r>
-        <w:t xml:space="preserve">— bills all pending invoices. They are grouped into</w:t>
-      </w:r>
-      <w:r>
-        <w:t xml:space="preserve"> </w:t>
-      </w:r>
-      <w:r>
-        <w:rPr>
-          <w:b/>
-          <w:bCs/>
-        </w:rPr>
-        <w:t xml:space="preserve">one Congressus invoice per member per month</w:t>
-      </w:r>
-      <w:r>
-        <w:t xml:space="preserve"> </w:t>
-      </w:r>
-      <w:r>
-        <w:t xml:space="preserve">and then move to the Exported</w:t>
-      </w:r>
-      <w:r>
-        <w:t xml:space="preserve"> </w:t>
-      </w:r>
-      <w:r>
-        <w:t xml:space="preserve">tab. Run this once per billing cycle (e.g. monthly).</w:t>
+        <w:t xml:space="preserve">Export SSS + PPP to Congressus</w:t>
+      </w:r>
+      <w:r>
+        <w:t xml:space="preserve"> </w:t>
+      </w:r>
+      <w:r>
+        <w:t xml:space="preserve">(same button on the SSS and PPP invoices</w:t>
+      </w:r>
+      <w:r>
+        <w:t xml:space="preserve"> </w:t>
+      </w:r>
+      <w:r>
+        <w:t xml:space="preserve">pages) — bills ALL pending snack and drink orders together:</w:t>
+      </w:r>
+      <w:r>
+        <w:t xml:space="preserve"> </w:t>
+      </w:r>
+      <w:r>
+        <w:rPr>
+          <w:b/>
+          <w:bCs/>
+        </w:rPr>
+        <w:t xml:space="preserve">one Congressus</w:t>
+      </w:r>
+      <w:r>
+        <w:rPr>
+          <w:b/>
+          <w:bCs/>
+        </w:rPr>
+        <w:t xml:space="preserve"> </w:t>
+      </w:r>
+      <w:r>
+        <w:rPr>
+          <w:b/>
+          <w:bCs/>
+        </w:rPr>
+        <w:t xml:space="preserve">invoice per member per month</w:t>
+      </w:r>
+      <w:r>
+        <w:t xml:space="preserve"> </w:t>
+      </w:r>
+      <w:r>
+        <w:t xml:space="preserve">("SSS &amp; PPP</w:t>
+      </w:r>
+      <w:r>
+        <w:t xml:space="preserve"> </w:t>
+      </w:r>
+      <w:r>
+        <w:t xml:space="preserve">") with both their snacks and</w:t>
+      </w:r>
+      <w:r>
+        <w:t xml:space="preserve"> </w:t>
+      </w:r>
+      <w:r>
+        <w:t xml:space="preserve">drinks, so each member gets one invoice and one direct debit. The orders then</w:t>
+      </w:r>
+      <w:r>
+        <w:t xml:space="preserve"> </w:t>
+      </w:r>
+      <w:r>
+        <w:t xml:space="preserve">move to the Exported tab. Run this once per billing cycle (e.g. monthly).</w:t>
       </w:r>
     </w:p>
     <w:p>
@@ -22363,6 +22535,83 @@
           <w:b/>
           <w:bCs/>
         </w:rPr>
+        <w:t xml:space="preserve">⚠️ needs a check</w:t>
+      </w:r>
+      <w:r>
+        <w:t xml:space="preserve"> </w:t>
+      </w:r>
+      <w:r>
+        <w:t xml:space="preserve">— if Congressus didn't clearly answer (e.g. a timeout), the</w:t>
+      </w:r>
+      <w:r>
+        <w:t xml:space="preserve"> </w:t>
+      </w:r>
+      <w:r>
+        <w:t xml:space="preserve">affected orders are locked and listed in a warning at the top. Check in Congressus</w:t>
+      </w:r>
+      <w:r>
+        <w:t xml:space="preserve"> </w:t>
+      </w:r>
+      <w:r>
+        <w:t xml:space="preserve">whether that member has the invoice, then click</w:t>
+      </w:r>
+      <w:r>
+        <w:t xml:space="preserve"> </w:t>
+      </w:r>
+      <w:r>
+        <w:rPr>
+          <w:b/>
+          <w:bCs/>
+        </w:rPr>
+        <w:t xml:space="preserve">It's in Congressus → mark</w:t>
+      </w:r>
+      <w:r>
+        <w:rPr>
+          <w:b/>
+          <w:bCs/>
+        </w:rPr>
+        <w:t xml:space="preserve"> </w:t>
+      </w:r>
+      <w:r>
+        <w:rPr>
+          <w:b/>
+          <w:bCs/>
+        </w:rPr>
+        <w:t xml:space="preserve">exported</w:t>
+      </w:r>
+      <w:r>
+        <w:t xml:space="preserve"> </w:t>
+      </w:r>
+      <w:r>
+        <w:t xml:space="preserve">or</w:t>
+      </w:r>
+      <w:r>
+        <w:t xml:space="preserve"> </w:t>
+      </w:r>
+      <w:r>
+        <w:rPr>
+          <w:b/>
+          <w:bCs/>
+        </w:rPr>
+        <w:t xml:space="preserve">Not in Congressus → back to pending</w:t>
+      </w:r>
+      <w:r>
+        <w:t xml:space="preserve">.</w:t>
+      </w:r>
+    </w:p>
+    <w:p>
+      <w:pPr>
+        <w:pStyle w:val="Compact"/>
+        <w:numPr>
+          <w:ilvl w:val="0"/>
+          <w:numId w:val="1040"/>
+        </w:numPr>
+      </w:pPr>
+      <w:r>
+        <w:rPr>
+          <w:b/>
+          <w:bCs/>
+        </w:rPr>
         <w:t xml:space="preserve">Clear all … (test data)</w:t>
       </w:r>
       <w:r>
@@ -22481,13 +22730,13 @@
           <w:b/>
           <w:bCs/>
         </w:rPr>
-        <w:t xml:space="preserve">Invoices → Export to Congressus</w:t>
-      </w:r>
-      <w:r>
-        <w:t xml:space="preserve"> </w:t>
-      </w:r>
-      <w:r>
-        <w:t xml:space="preserve">to bill the month's purchases.</w:t>
+        <w:t xml:space="preserve">Invoices → Export SSS + PPP to Congressus</w:t>
+      </w:r>
+      <w:r>
+        <w:t xml:space="preserve"> </w:t>
+      </w:r>
+      <w:r>
+        <w:t xml:space="preserve">to bill the month's snacks and drinks.</w:t>
       </w:r>
     </w:p>
     <w:p>
@@ -22813,7 +23062,7 @@
         <w:rPr>
           <w:rStyle w:val="VerbatimChar"/>
         </w:rPr>
-        <w:t xml:space="preserve">  Member card ──tap──▶ Bar POS ──confirm──▶ PppInvoice ──monthly──▶ Congressus ("PPP &lt;month&gt;")</w:t>
+        <w:t xml:space="preserve">  Member card ──tap──▶ Bar POS ──confirm──▶ PppInvoice ──monthly──▶ Congressus ("SSS &amp; PPP &lt;month&gt;")</w:t>
       </w:r>
     </w:p>
     <w:bookmarkStart w:id="138" w:name="surfaces"/>
@@ -27542,10 +27791,13 @@
                 <w:b/>
                 <w:bCs/>
               </w:rPr>
-              <w:t xml:space="preserve">Export PPP to Congressus</w:t>
-            </w:r>
-            <w:r>
-              <w:t xml:space="preserve">; delete/clear test data.</w:t>
+              <w:t xml:space="preserve">Export SSS + PPP to Congressus</w:t>
+            </w:r>
+            <w:r>
+              <w:t xml:space="preserve"> </w:t>
+            </w:r>
+            <w:r>
+              <w:t xml:space="preserve">(one combined invoice per member per month — same action as on the SSS page); delete/clear test data.</w:t>
             </w:r>
             <w:r>
               <w:t xml:space="preserve"> </w:t>
@@ -28604,7 +28856,7 @@
           <w:b/>
           <w:bCs/>
         </w:rPr>
-        <w:t xml:space="preserve">Two-invoice export</w:t>
+        <w:t xml:space="preserve">One combined invoice</w:t>
       </w:r>
       <w:r>
         <w:t xml:space="preserve"> </w:t>
@@ -28619,104 +28871,86 @@
         <w:rPr>
           <w:rStyle w:val="VerbatimChar"/>
         </w:rPr>
-        <w:t xml:space="preserve">POST /api/admin/invoices/export { scope }</w:t>
-      </w:r>
-      <w:r>
-        <w:t xml:space="preserve"> </w:t>
-      </w:r>
-      <w:r>
-        <w:t xml:space="preserve">(</w:t>
-      </w:r>
-      <w:r>
-        <w:rPr>
-          <w:rStyle w:val="VerbatimChar"/>
-        </w:rPr>
-        <w:t xml:space="preserve">sss</w:t>
-      </w:r>
-      <w:r>
-        <w:t xml:space="preserve"> </w:t>
-      </w:r>
-      <w:r>
-        <w:t xml:space="preserve">|</w:t>
-      </w:r>
-      <w:r>
-        <w:t xml:space="preserve"> </w:t>
-      </w:r>
-      <w:r>
-        <w:rPr>
-          <w:rStyle w:val="VerbatimChar"/>
-        </w:rPr>
-        <w:t xml:space="preserve">ppp</w:t>
-      </w:r>
-      <w:r>
-        <w:t xml:space="preserve"> </w:t>
-      </w:r>
-      <w:r>
-        <w:t xml:space="preserve">|</w:t>
-      </w:r>
-      <w:r>
-        <w:t xml:space="preserve"> </w:t>
-      </w:r>
-      <w:r>
-        <w:rPr>
-          <w:rStyle w:val="VerbatimChar"/>
-        </w:rPr>
-        <w:t xml:space="preserve">all</w:t>
-      </w:r>
-      <w:r>
-        <w:t xml:space="preserve">) creates</w:t>
-      </w:r>
-      <w:r>
-        <w:t xml:space="preserve"> </w:t>
-      </w:r>
-      <w:r>
-        <w:rPr>
-          <w:b/>
-          <w:bCs/>
-        </w:rPr>
-        <w:t xml:space="preserve">separate</w:t>
-      </w:r>
-      <w:r>
-        <w:t xml:space="preserve"> </w:t>
-      </w:r>
-      <w:r>
-        <w:t xml:space="preserve">Congressus invoices per member per month: an</w:t>
-      </w:r>
-      <w:r>
-        <w:t xml:space="preserve"> </w:t>
-      </w:r>
-      <w:r>
-        <w:rPr>
-          <w:rStyle w:val="VerbatimChar"/>
-        </w:rPr>
-        <w:t xml:space="preserve">"SSS &lt;month&gt;"</w:t>
-      </w:r>
-      <w:r>
-        <w:t xml:space="preserve"> </w:t>
-      </w:r>
-      <w:r>
-        <w:t xml:space="preserve">invoice and a</w:t>
-      </w:r>
-      <w:r>
-        <w:t xml:space="preserve"> </w:t>
-      </w:r>
-      <w:r>
-        <w:rPr>
-          <w:rStyle w:val="VerbatimChar"/>
-        </w:rPr>
-        <w:t xml:space="preserve">"PPP &lt;month&gt;"</w:t>
-      </w:r>
-      <w:r>
-        <w:t xml:space="preserve"> </w:t>
-      </w:r>
-      <w:r>
-        <w:t xml:space="preserve">invoice. PPP line descriptions</w:t>
-      </w:r>
-      <w:r>
-        <w:t xml:space="preserve"> </w:t>
-      </w:r>
-      <w:r>
-        <w:t xml:space="preserve">include the activity name (</w:t>
+        <w:t xml:space="preserve">POST /api/admin/invoices/export</w:t>
+      </w:r>
+      <w:r>
+        <w:t xml:space="preserve"> </w:t>
+      </w:r>
+      <w:r>
+        <w:t xml:space="preserve">(from either</w:t>
+      </w:r>
+      <w:r>
+        <w:t xml:space="preserve"> </w:t>
+      </w:r>
+      <w:r>
+        <w:t xml:space="preserve">invoices page, "Export SSS + PPP to Congressus") groups ALL</w:t>
+      </w:r>
+      <w:r>
+        <w:t xml:space="preserve"> </w:t>
+      </w:r>
+      <w:r>
+        <w:rPr>
+          <w:rStyle w:val="VerbatimChar"/>
+        </w:rPr>
+        <w:t xml:space="preserve">CONFIRMED</w:t>
+      </w:r>
+      <w:r>
+        <w:t xml:space="preserve"> </w:t>
+      </w:r>
+      <w:r>
+        <w:t xml:space="preserve">SSS and</w:t>
+      </w:r>
+      <w:r>
+        <w:t xml:space="preserve"> </w:t>
+      </w:r>
+      <w:r>
+        <w:t xml:space="preserve">PPP orders by member × month and creates</w:t>
+      </w:r>
+      <w:r>
+        <w:t xml:space="preserve"> </w:t>
+      </w:r>
+      <w:r>
+        <w:rPr>
+          <w:b/>
+          <w:bCs/>
+        </w:rPr>
+        <w:t xml:space="preserve">one</w:t>
+      </w:r>
+      <w:r>
+        <w:t xml:space="preserve"> </w:t>
+      </w:r>
+      <w:r>
+        <w:t xml:space="preserve">Congressus sale-invoice per group,</w:t>
+      </w:r>
+      <w:r>
+        <w:t xml:space="preserve"> </w:t>
+      </w:r>
+      <w:r>
+        <w:t xml:space="preserve">reference</w:t>
+      </w:r>
+      <w:r>
+        <w:t xml:space="preserve"> </w:t>
+      </w:r>
+      <w:r>
+        <w:rPr>
+          <w:rStyle w:val="VerbatimChar"/>
+        </w:rPr>
+        <w:t xml:space="preserve">"SSS &amp; PPP &lt;month&gt;"</w:t>
+      </w:r>
+      <w:r>
+        <w:t xml:space="preserve">, holding both the snack lines and the drink lines —</w:t>
+      </w:r>
+      <w:r>
+        <w:t xml:space="preserve"> </w:t>
+      </w:r>
+      <w:r>
+        <w:t xml:space="preserve">so a member gets one invoice and one direct debit. PPP line descriptions include</w:t>
+      </w:r>
+      <w:r>
+        <w:t xml:space="preserve"> </w:t>
+      </w:r>
+      <w:r>
+        <w:t xml:space="preserve">the activity name (</w:t>
       </w:r>
       <w:r>
         <w:rPr>
@@ -28725,34 +28959,34 @@
         <w:t xml:space="preserve">"Pils – Borrel 28 jun"</w:t>
       </w:r>
       <w:r>
-        <w:t xml:space="preserve">); same product at different</w:t>
-      </w:r>
-      <w:r>
-        <w:t xml:space="preserve"> </w:t>
-      </w:r>
-      <w:r>
-        <w:t xml:space="preserve">activities/prices stays on separate lines. Both reuse</w:t>
-      </w:r>
-      <w:r>
-        <w:t xml:space="preserve"> </w:t>
-      </w:r>
-      <w:r>
-        <w:rPr>
-          <w:rStyle w:val="VerbatimChar"/>
-        </w:rPr>
-        <w:t xml:space="preserve">createSaleInvoice()</w:t>
-      </w:r>
-      <w:r>
-        <w:t xml:space="preserve"> </w:t>
-      </w:r>
-      <w:r>
-        <w:t xml:space="preserve">and</w:t>
-      </w:r>
-      <w:r>
-        <w:t xml:space="preserve"> </w:t>
-      </w:r>
-      <w:r>
-        <w:t xml:space="preserve">the Mendix fallback for lines without an offer id.</w:t>
+        <w:t xml:space="preserve">); the same product at different</w:t>
+      </w:r>
+      <w:r>
+        <w:t xml:space="preserve"> </w:t>
+      </w:r>
+      <w:r>
+        <w:t xml:space="preserve">activities/prices stays on separate lines. Every line keeps its own offer id;</w:t>
+      </w:r>
+      <w:r>
+        <w:t xml:space="preserve"> </w:t>
+      </w:r>
+      <w:r>
+        <w:t xml:space="preserve">lines without one use the Mendix fallback. Source rows (both tables) are marked</w:t>
+      </w:r>
+      <w:r>
+        <w:t xml:space="preserve"> </w:t>
+      </w:r>
+      <w:r>
+        <w:rPr>
+          <w:rStyle w:val="VerbatimChar"/>
+        </w:rPr>
+        <w:t xml:space="preserve">EXPORTED</w:t>
+      </w:r>
+      <w:r>
+        <w:t xml:space="preserve"> </w:t>
+      </w:r>
+      <w:r>
+        <w:t xml:space="preserve">with the same Congressus invoice id.</w:t>
       </w:r>
     </w:p>
     <w:bookmarkEnd w:id="153"/>

--- a/docs/SSS-Documentation.docx
+++ b/docs/SSS-Documentation.docx
@@ -21049,7 +21049,7 @@
     </w:p>
     <w:bookmarkEnd w:id="129"/>
     <w:bookmarkEnd w:id="130"/>
-    <w:bookmarkStart w:id="137" w:name="admin-guide-for-the-board"/>
+    <w:bookmarkStart w:id="138" w:name="admin-guide-for-the-board"/>
     <w:p>
       <w:pPr>
         <w:pStyle w:val="Heading1"/>
@@ -22658,13 +22658,43 @@
       </w:r>
     </w:p>
     <w:bookmarkEnd w:id="134"/>
-    <w:bookmarkStart w:id="135" w:name="typical-monthly-routine"/>
+    <w:bookmarkStart w:id="135" w:name="external-cards-bar"/>
     <w:p>
       <w:pPr>
         <w:pStyle w:val="Heading2"/>
       </w:pPr>
       <w:r>
-        <w:t xml:space="preserve">Typical monthly routine</w:t>
+        <w:t xml:space="preserve">External cards (bar)</w:t>
+      </w:r>
+    </w:p>
+    <w:p>
+      <w:pPr>
+        <w:pStyle w:val="FirstParagraph"/>
+      </w:pPr>
+      <w:r>
+        <w:t xml:space="preserve">For external parties at a borrel: give them an</w:t>
+      </w:r>
+      <w:r>
+        <w:t xml:space="preserve"> </w:t>
+      </w:r>
+      <w:r>
+        <w:rPr>
+          <w:b/>
+          <w:bCs/>
+        </w:rPr>
+        <w:t xml:space="preserve">external card</w:t>
+      </w:r>
+      <w:r>
+        <w:t xml:space="preserve"> </w:t>
+      </w:r>
+      <w:r>
+        <w:t xml:space="preserve">— a bar card not</w:t>
+      </w:r>
+      <w:r>
+        <w:t xml:space="preserve"> </w:t>
+      </w:r>
+      <w:r>
+        <w:t xml:space="preserve">linked to any member.</w:t>
       </w:r>
     </w:p>
     <w:p>
@@ -22680,13 +22710,59 @@
           <w:b/>
           <w:bCs/>
         </w:rPr>
-        <w:t xml:space="preserve">Members → Sync from Congressus</w:t>
-      </w:r>
-      <w:r>
-        <w:t xml:space="preserve"> </w:t>
-      </w:r>
-      <w:r>
-        <w:t xml:space="preserve">(catch new/changed members).</w:t>
+        <w:t xml:space="preserve">PPP → External cards:</w:t>
+      </w:r>
+      <w:r>
+        <w:t xml:space="preserve"> </w:t>
+      </w:r>
+      <w:r>
+        <w:t xml:space="preserve">tap the card into the UID field, name it,</w:t>
+      </w:r>
+      <w:r>
+        <w:t xml:space="preserve"> </w:t>
+      </w:r>
+      <w:r>
+        <w:rPr>
+          <w:b/>
+          <w:bCs/>
+        </w:rPr>
+        <w:t xml:space="preserve">Add card</w:t>
+      </w:r>
+      <w:r>
+        <w:t xml:space="preserve">.</w:t>
+      </w:r>
+      <w:r>
+        <w:t xml:space="preserve"> </w:t>
+      </w:r>
+      <w:r>
+        <w:t xml:space="preserve">(At the bar, a bartender can also scan an unknown card →</w:t>
+      </w:r>
+      <w:r>
+        <w:t xml:space="preserve"> </w:t>
+      </w:r>
+      <w:r>
+        <w:rPr>
+          <w:b/>
+          <w:bCs/>
+        </w:rPr>
+        <w:t xml:space="preserve">Not a member — use as</w:t>
+      </w:r>
+      <w:r>
+        <w:rPr>
+          <w:b/>
+          <w:bCs/>
+        </w:rPr>
+        <w:t xml:space="preserve"> </w:t>
+      </w:r>
+      <w:r>
+        <w:rPr>
+          <w:b/>
+          <w:bCs/>
+        </w:rPr>
+        <w:t xml:space="preserve">external card</w:t>
+      </w:r>
+      <w:r>
+        <w:t xml:space="preserve">.)</w:t>
       </w:r>
     </w:p>
     <w:p>
@@ -22698,23 +22774,45 @@
         </w:numPr>
       </w:pPr>
       <w:r>
-        <w:t xml:space="preserve">Check the</w:t>
-      </w:r>
-      <w:r>
-        <w:t xml:space="preserve"> </w:t>
-      </w:r>
-      <w:r>
-        <w:rPr>
-          <w:b/>
-          <w:bCs/>
-        </w:rPr>
-        <w:t xml:space="preserve">Dashboard</w:t>
-      </w:r>
-      <w:r>
-        <w:t xml:space="preserve"> </w:t>
-      </w:r>
-      <w:r>
-        <w:t xml:space="preserve">for the month.</w:t>
+        <w:t xml:space="preserve">At the bar, drinks on that card go on the</w:t>
+      </w:r>
+      <w:r>
+        <w:t xml:space="preserve"> </w:t>
+      </w:r>
+      <w:r>
+        <w:rPr>
+          <w:b/>
+          <w:bCs/>
+        </w:rPr>
+        <w:t xml:space="preserve">borrel's external tab</w:t>
+      </w:r>
+      <w:r>
+        <w:t xml:space="preserve"> </w:t>
+      </w:r>
+      <w:r>
+        <w:t xml:space="preserve">(shown at</w:t>
+      </w:r>
+      <w:r>
+        <w:t xml:space="preserve"> </w:t>
+      </w:r>
+      <w:r>
+        <w:t xml:space="preserve">internal prices; no specials or discounts). They are</w:t>
+      </w:r>
+      <w:r>
+        <w:t xml:space="preserve"> </w:t>
+      </w:r>
+      <w:r>
+        <w:rPr>
+          <w:b/>
+          <w:bCs/>
+        </w:rPr>
+        <w:t xml:space="preserve">not</w:t>
+      </w:r>
+      <w:r>
+        <w:t xml:space="preserve"> </w:t>
+      </w:r>
+      <w:r>
+        <w:t xml:space="preserve">billed via Congressus.</w:t>
       </w:r>
     </w:p>
     <w:p>
@@ -22726,17 +22824,96 @@
         </w:numPr>
       </w:pPr>
       <w:r>
-        <w:rPr>
-          <w:b/>
-          <w:bCs/>
-        </w:rPr>
-        <w:t xml:space="preserve">Invoices → Export SSS + PPP to Congressus</w:t>
-      </w:r>
-      <w:r>
-        <w:t xml:space="preserve"> </w:t>
-      </w:r>
-      <w:r>
-        <w:t xml:space="preserve">to bill the month's snacks and drinks.</w:t>
+        <w:t xml:space="preserve">After the borrel:</w:t>
+      </w:r>
+      <w:r>
+        <w:t xml:space="preserve"> </w:t>
+      </w:r>
+      <w:r>
+        <w:rPr>
+          <w:b/>
+          <w:bCs/>
+        </w:rPr>
+        <w:t xml:space="preserve">Activities → Details / P&amp;L → External cards</w:t>
+      </w:r>
+      <w:r>
+        <w:t xml:space="preserve">. Enter a</w:t>
+      </w:r>
+      <w:r>
+        <w:t xml:space="preserve"> </w:t>
+      </w:r>
+      <w:r>
+        <w:rPr>
+          <w:b/>
+          <w:bCs/>
+        </w:rPr>
+        <w:t xml:space="preserve">Title</w:t>
+      </w:r>
+      <w:r>
+        <w:t xml:space="preserve"> </w:t>
+      </w:r>
+      <w:r>
+        <w:t xml:space="preserve">(e.g. the party's name and date), choose the</w:t>
+      </w:r>
+      <w:r>
+        <w:t xml:space="preserve"> </w:t>
+      </w:r>
+      <w:r>
+        <w:rPr>
+          <w:b/>
+          <w:bCs/>
+        </w:rPr>
+        <w:t xml:space="preserve">Price level</w:t>
+      </w:r>
+      <w:r>
+        <w:t xml:space="preserve"> </w:t>
+      </w:r>
+      <w:r>
+        <w:t xml:space="preserve">—</w:t>
+      </w:r>
+      <w:r>
+        <w:t xml:space="preserve"> </w:t>
+      </w:r>
+      <w:r>
+        <w:t xml:space="preserve">Internal, Internal + 10%, Tussen (1.5×) or External (2×) — check the breakdown and</w:t>
+      </w:r>
+      <w:r>
+        <w:t xml:space="preserve"> </w:t>
+      </w:r>
+      <w:r>
+        <w:rPr>
+          <w:b/>
+          <w:bCs/>
+        </w:rPr>
+        <w:t xml:space="preserve">⬇ Download PDF</w:t>
+      </w:r>
+      <w:r>
+        <w:t xml:space="preserve">: title, borrel, every drink with unit and total prices excl. and</w:t>
+      </w:r>
+      <w:r>
+        <w:t xml:space="preserve"> </w:t>
+      </w:r>
+      <w:r>
+        <w:t xml:space="preserve">incl. VAT, VAT per rate and the total. Send it to the party and invoice it</w:t>
+      </w:r>
+      <w:r>
+        <w:t xml:space="preserve"> </w:t>
+      </w:r>
+      <w:r>
+        <w:t xml:space="preserve">yourself. Wrong taps can be removed under</w:t>
+      </w:r>
+      <w:r>
+        <w:t xml:space="preserve"> </w:t>
+      </w:r>
+      <w:r>
+        <w:rPr>
+          <w:b/>
+          <w:bCs/>
+        </w:rPr>
+        <w:t xml:space="preserve">Show orders</w:t>
+      </w:r>
+      <w:r>
+        <w:t xml:space="preserve">.</w:t>
       </w:r>
     </w:p>
     <w:p>
@@ -22748,17 +22925,109 @@
         </w:numPr>
       </w:pPr>
       <w:r>
-        <w:t xml:space="preserve">Verify the new invoices in Congressus.</w:t>
+        <w:rPr>
+          <w:b/>
+          <w:bCs/>
+        </w:rPr>
+        <w:t xml:space="preserve">Profit:</w:t>
+      </w:r>
+      <w:r>
+        <w:t xml:space="preserve"> </w:t>
+      </w:r>
+      <w:r>
+        <w:t xml:space="preserve">only the drinks at</w:t>
+      </w:r>
+      <w:r>
+        <w:t xml:space="preserve"> </w:t>
+      </w:r>
+      <w:r>
+        <w:rPr>
+          <w:b/>
+          <w:bCs/>
+        </w:rPr>
+        <w:t xml:space="preserve">internal prices</w:t>
+      </w:r>
+      <w:r>
+        <w:t xml:space="preserve"> </w:t>
+      </w:r>
+      <w:r>
+        <w:t xml:space="preserve">count in the borrel's and the</w:t>
+      </w:r>
+      <w:r>
+        <w:t xml:space="preserve"> </w:t>
+      </w:r>
+      <w:r>
+        <w:t xml:space="preserve">dashboard's profit/loss. The</w:t>
+      </w:r>
+      <w:r>
+        <w:t xml:space="preserve"> </w:t>
+      </w:r>
+      <w:r>
+        <w:rPr>
+          <w:b/>
+          <w:bCs/>
+        </w:rPr>
+        <w:t xml:space="preserve">markup</w:t>
+      </w:r>
+      <w:r>
+        <w:t xml:space="preserve"> </w:t>
+      </w:r>
+      <w:r>
+        <w:t xml:space="preserve">of Internal + 10%, Tussen or External on top</w:t>
+      </w:r>
+      <w:r>
+        <w:t xml:space="preserve"> </w:t>
+      </w:r>
+      <w:r>
+        <w:t xml:space="preserve">of that is</w:t>
+      </w:r>
+      <w:r>
+        <w:t xml:space="preserve"> </w:t>
+      </w:r>
+      <w:r>
+        <w:rPr>
+          <w:b/>
+          <w:bCs/>
+        </w:rPr>
+        <w:t xml:space="preserve">AB profit</w:t>
+      </w:r>
+      <w:r>
+        <w:t xml:space="preserve"> </w:t>
+      </w:r>
+      <w:r>
+        <w:t xml:space="preserve">— shown separately as</w:t>
+      </w:r>
+      <w:r>
+        <w:t xml:space="preserve"> </w:t>
+      </w:r>
+      <w:r>
+        <w:rPr>
+          <w:b/>
+          <w:bCs/>
+        </w:rPr>
+        <w:t xml:space="preserve">AB Profit (via PPP)</w:t>
+      </w:r>
+      <w:r>
+        <w:t xml:space="preserve"> </w:t>
+      </w:r>
+      <w:r>
+        <w:t xml:space="preserve">on the PPP</w:t>
+      </w:r>
+      <w:r>
+        <w:t xml:space="preserve"> </w:t>
+      </w:r>
+      <w:r>
+        <w:t xml:space="preserve">dashboard, never in the P/L.</w:t>
       </w:r>
     </w:p>
     <w:bookmarkEnd w:id="135"/>
-    <w:bookmarkStart w:id="136" w:name="Xdfdd6fef4644c16841a13fbca3b793942ebb4aa"/>
+    <w:bookmarkStart w:id="136" w:name="typical-monthly-routine"/>
     <w:p>
       <w:pPr>
         <w:pStyle w:val="Heading2"/>
       </w:pPr>
       <w:r>
-        <w:t xml:space="preserve">Member-facing flows (what members experience)</w:t>
+        <w:t xml:space="preserve">Typical monthly routine</w:t>
       </w:r>
     </w:p>
     <w:p>
@@ -22774,19 +23043,13 @@
           <w:b/>
           <w:bCs/>
         </w:rPr>
-        <w:t xml:space="preserve">Tap a registered card</w:t>
-      </w:r>
-      <w:r>
-        <w:t xml:space="preserve"> </w:t>
-      </w:r>
-      <w:r>
-        <w:t xml:space="preserve">→ the shop opens, greets them by name, they pick</w:t>
-      </w:r>
-      <w:r>
-        <w:t xml:space="preserve"> </w:t>
-      </w:r>
-      <w:r>
-        <w:t xml:space="preserve">snacks and confirm. It auto-returns to the tap screen after ~1 minute idle.</w:t>
+        <w:t xml:space="preserve">Members → Sync from Congressus</w:t>
+      </w:r>
+      <w:r>
+        <w:t xml:space="preserve"> </w:t>
+      </w:r>
+      <w:r>
+        <w:t xml:space="preserve">(catch new/changed members).</w:t>
       </w:r>
     </w:p>
     <w:p>
@@ -22798,61 +23061,23 @@
         </w:numPr>
       </w:pPr>
       <w:r>
-        <w:rPr>
-          <w:b/>
-          <w:bCs/>
-        </w:rPr>
-        <w:t xml:space="preserve">Tap an unregistered card</w:t>
-      </w:r>
-      <w:r>
-        <w:t xml:space="preserve"> </w:t>
-      </w:r>
-      <w:r>
-        <w:t xml:space="preserve">→ they enter their</w:t>
-      </w:r>
-      <w:r>
-        <w:t xml:space="preserve"> </w:t>
-      </w:r>
-      <w:r>
-        <w:rPr>
-          <w:b/>
-          <w:bCs/>
-        </w:rPr>
-        <w:t xml:space="preserve">Stress website email</w:t>
-      </w:r>
-      <w:r>
-        <w:t xml:space="preserve"> </w:t>
-      </w:r>
-      <w:r>
-        <w:t xml:space="preserve">→ they</w:t>
-      </w:r>
-      <w:r>
-        <w:t xml:space="preserve"> </w:t>
-      </w:r>
-      <w:r>
-        <w:t xml:space="preserve">get a verification email → they click</w:t>
-      </w:r>
-      <w:r>
-        <w:t xml:space="preserve"> </w:t>
-      </w:r>
-      <w:r>
-        <w:rPr>
-          <w:b/>
-          <w:bCs/>
-        </w:rPr>
-        <w:t xml:space="preserve">Yes, link my card</w:t>
-      </w:r>
-      <w:r>
-        <w:t xml:space="preserve"> </w:t>
-      </w:r>
-      <w:r>
-        <w:t xml:space="preserve">on their phone →</w:t>
-      </w:r>
-      <w:r>
-        <w:t xml:space="preserve"> </w:t>
-      </w:r>
-      <w:r>
-        <w:t xml:space="preserve">the card is linked. They then tap again at the kiosk to shop.</w:t>
+        <w:t xml:space="preserve">Check the</w:t>
+      </w:r>
+      <w:r>
+        <w:t xml:space="preserve"> </w:t>
+      </w:r>
+      <w:r>
+        <w:rPr>
+          <w:b/>
+          <w:bCs/>
+        </w:rPr>
+        <w:t xml:space="preserve">Dashboard</w:t>
+      </w:r>
+      <w:r>
+        <w:t xml:space="preserve"> </w:t>
+      </w:r>
+      <w:r>
+        <w:t xml:space="preserve">for the month.</w:t>
       </w:r>
     </w:p>
     <w:p>
@@ -22868,6 +23093,144 @@
           <w:b/>
           <w:bCs/>
         </w:rPr>
+        <w:t xml:space="preserve">Invoices → Export SSS + PPP to Congressus</w:t>
+      </w:r>
+      <w:r>
+        <w:t xml:space="preserve"> </w:t>
+      </w:r>
+      <w:r>
+        <w:t xml:space="preserve">to bill the month's snacks and drinks.</w:t>
+      </w:r>
+    </w:p>
+    <w:p>
+      <w:pPr>
+        <w:pStyle w:val="Compact"/>
+        <w:numPr>
+          <w:ilvl w:val="0"/>
+          <w:numId w:val="1042"/>
+        </w:numPr>
+      </w:pPr>
+      <w:r>
+        <w:t xml:space="preserve">Verify the new invoices in Congressus.</w:t>
+      </w:r>
+    </w:p>
+    <w:bookmarkEnd w:id="136"/>
+    <w:bookmarkStart w:id="137" w:name="Xdfdd6fef4644c16841a13fbca3b793942ebb4aa"/>
+    <w:p>
+      <w:pPr>
+        <w:pStyle w:val="Heading2"/>
+      </w:pPr>
+      <w:r>
+        <w:t xml:space="preserve">Member-facing flows (what members experience)</w:t>
+      </w:r>
+    </w:p>
+    <w:p>
+      <w:pPr>
+        <w:pStyle w:val="Compact"/>
+        <w:numPr>
+          <w:ilvl w:val="0"/>
+          <w:numId w:val="1043"/>
+        </w:numPr>
+      </w:pPr>
+      <w:r>
+        <w:rPr>
+          <w:b/>
+          <w:bCs/>
+        </w:rPr>
+        <w:t xml:space="preserve">Tap a registered card</w:t>
+      </w:r>
+      <w:r>
+        <w:t xml:space="preserve"> </w:t>
+      </w:r>
+      <w:r>
+        <w:t xml:space="preserve">→ the shop opens, greets them by name, they pick</w:t>
+      </w:r>
+      <w:r>
+        <w:t xml:space="preserve"> </w:t>
+      </w:r>
+      <w:r>
+        <w:t xml:space="preserve">snacks and confirm. It auto-returns to the tap screen after ~1 minute idle.</w:t>
+      </w:r>
+    </w:p>
+    <w:p>
+      <w:pPr>
+        <w:pStyle w:val="Compact"/>
+        <w:numPr>
+          <w:ilvl w:val="0"/>
+          <w:numId w:val="1043"/>
+        </w:numPr>
+      </w:pPr>
+      <w:r>
+        <w:rPr>
+          <w:b/>
+          <w:bCs/>
+        </w:rPr>
+        <w:t xml:space="preserve">Tap an unregistered card</w:t>
+      </w:r>
+      <w:r>
+        <w:t xml:space="preserve"> </w:t>
+      </w:r>
+      <w:r>
+        <w:t xml:space="preserve">→ they enter their</w:t>
+      </w:r>
+      <w:r>
+        <w:t xml:space="preserve"> </w:t>
+      </w:r>
+      <w:r>
+        <w:rPr>
+          <w:b/>
+          <w:bCs/>
+        </w:rPr>
+        <w:t xml:space="preserve">Stress website email</w:t>
+      </w:r>
+      <w:r>
+        <w:t xml:space="preserve"> </w:t>
+      </w:r>
+      <w:r>
+        <w:t xml:space="preserve">→ they</w:t>
+      </w:r>
+      <w:r>
+        <w:t xml:space="preserve"> </w:t>
+      </w:r>
+      <w:r>
+        <w:t xml:space="preserve">get a verification email → they click</w:t>
+      </w:r>
+      <w:r>
+        <w:t xml:space="preserve"> </w:t>
+      </w:r>
+      <w:r>
+        <w:rPr>
+          <w:b/>
+          <w:bCs/>
+        </w:rPr>
+        <w:t xml:space="preserve">Yes, link my card</w:t>
+      </w:r>
+      <w:r>
+        <w:t xml:space="preserve"> </w:t>
+      </w:r>
+      <w:r>
+        <w:t xml:space="preserve">on their phone →</w:t>
+      </w:r>
+      <w:r>
+        <w:t xml:space="preserve"> </w:t>
+      </w:r>
+      <w:r>
+        <w:t xml:space="preserve">the card is linked. They then tap again at the kiosk to shop.</w:t>
+      </w:r>
+    </w:p>
+    <w:p>
+      <w:pPr>
+        <w:pStyle w:val="Compact"/>
+        <w:numPr>
+          <w:ilvl w:val="0"/>
+          <w:numId w:val="1043"/>
+        </w:numPr>
+      </w:pPr>
+      <w:r>
+        <w:rPr>
+          <w:b/>
+          <w:bCs/>
+        </w:rPr>
         <w:t xml:space="preserve">"Email not found"</w:t>
       </w:r>
       <w:r>
@@ -22888,9 +23251,9 @@
         <w:br w:type="page"/>
       </w:r>
     </w:p>
-    <w:bookmarkEnd w:id="136"/>
     <w:bookmarkEnd w:id="137"/>
-    <w:bookmarkStart w:id="159" w:name="ppp--bar-pos-drinks-at-activities"/>
+    <w:bookmarkEnd w:id="138"/>
+    <w:bookmarkStart w:id="161" w:name="ppp--bar-pos-drinks-at-activities"/>
     <w:p>
       <w:pPr>
         <w:pStyle w:val="Heading1"/>
@@ -23065,7 +23428,7 @@
         <w:t xml:space="preserve">  Member card ──tap──▶ Bar POS ──confirm──▶ PppInvoice ──monthly──▶ Congressus ("SSS &amp; PPP &lt;month&gt;")</w:t>
       </w:r>
     </w:p>
-    <w:bookmarkStart w:id="138" w:name="surfaces"/>
+    <w:bookmarkStart w:id="139" w:name="surfaces"/>
     <w:p>
       <w:pPr>
         <w:pStyle w:val="Heading2"/>
@@ -23487,8 +23850,8 @@
         <w:t xml:space="preserve">is public).</w:t>
       </w:r>
     </w:p>
-    <w:bookmarkEnd w:id="138"/>
-    <w:bookmarkStart w:id="141" w:name="the-pos-screen-pppactivityid"/>
+    <w:bookmarkEnd w:id="139"/>
+    <w:bookmarkStart w:id="142" w:name="the-pos-screen-pppactivityid"/>
     <w:p>
       <w:pPr>
         <w:pStyle w:val="Heading2"/>
@@ -23620,566 +23983,6 @@
       </w:r>
       <w:r>
         <w:t xml:space="preserve">POS. The columns:</w:t>
-      </w:r>
-    </w:p>
-    <w:p>
-      <w:pPr>
-        <w:pStyle w:val="Compact"/>
-        <w:numPr>
-          <w:ilvl w:val="0"/>
-          <w:numId w:val="1043"/>
-        </w:numPr>
-      </w:pPr>
-      <w:r>
-        <w:rPr>
-          <w:b/>
-          <w:bCs/>
-        </w:rPr>
-        <w:t xml:space="preserve">Left</w:t>
-      </w:r>
-      <w:r>
-        <w:t xml:space="preserve"> </w:t>
-      </w:r>
-      <w:r>
-        <w:t xml:space="preserve">— category tabs + a grid of drink tiles (tap to add). Tiles can carry a</w:t>
-      </w:r>
-      <w:r>
-        <w:t xml:space="preserve"> </w:t>
-      </w:r>
-      <w:r>
-        <w:t xml:space="preserve">background</w:t>
-      </w:r>
-      <w:r>
-        <w:t xml:space="preserve"> </w:t>
-      </w:r>
-      <w:r>
-        <w:rPr>
-          <w:b/>
-          <w:bCs/>
-        </w:rPr>
-        <w:t xml:space="preserve">colour</w:t>
-      </w:r>
-      <w:r>
-        <w:t xml:space="preserve"> </w:t>
-      </w:r>
-      <w:r>
-        <w:t xml:space="preserve">and show a</w:t>
-      </w:r>
-      <w:r>
-        <w:t xml:space="preserve"> </w:t>
-      </w:r>
-      <w:r>
-        <w:rPr>
-          <w:b/>
-          <w:bCs/>
-        </w:rPr>
-        <w:t xml:space="preserve">SPECIAL</w:t>
-      </w:r>
-      <w:r>
-        <w:t xml:space="preserve"> </w:t>
-      </w:r>
-      <w:r>
-        <w:t xml:space="preserve">badge + struck price when an</w:t>
-      </w:r>
-      <w:r>
-        <w:t xml:space="preserve"> </w:t>
-      </w:r>
-      <w:r>
-        <w:t xml:space="preserve">activity special is active. The</w:t>
-      </w:r>
-      <w:r>
-        <w:t xml:space="preserve"> </w:t>
-      </w:r>
-      <w:r>
-        <w:rPr>
-          <w:b/>
-          <w:bCs/>
-        </w:rPr>
-        <w:t xml:space="preserve">All</w:t>
-      </w:r>
-      <w:r>
-        <w:t xml:space="preserve"> </w:t>
-      </w:r>
-      <w:r>
-        <w:t xml:space="preserve">tab is sorted</w:t>
-      </w:r>
-      <w:r>
-        <w:t xml:space="preserve"> </w:t>
-      </w:r>
-      <w:r>
-        <w:rPr>
-          <w:b/>
-          <w:bCs/>
-        </w:rPr>
-        <w:t xml:space="preserve">most-purchased first</w:t>
-      </w:r>
-      <w:r>
-        <w:t xml:space="preserve"> </w:t>
-      </w:r>
-      <w:r>
-        <w:t xml:space="preserve">(from this borrel's order history) so the popular drinks stay under the thumb.</w:t>
-      </w:r>
-    </w:p>
-    <w:p>
-      <w:pPr>
-        <w:pStyle w:val="Compact"/>
-        <w:numPr>
-          <w:ilvl w:val="0"/>
-          <w:numId w:val="1043"/>
-        </w:numPr>
-      </w:pPr>
-      <w:r>
-        <w:rPr>
-          <w:b/>
-          <w:bCs/>
-        </w:rPr>
-        <w:t xml:space="preserve">Right</w:t>
-      </w:r>
-      <w:r>
-        <w:t xml:space="preserve"> </w:t>
-      </w:r>
-      <w:r>
-        <w:t xml:space="preserve">— the cart: the member being charged (with their role-discount chips),</w:t>
-      </w:r>
-      <w:r>
-        <w:t xml:space="preserve"> </w:t>
-      </w:r>
-      <w:r>
-        <w:t xml:space="preserve">line items with big</w:t>
-      </w:r>
-      <w:r>
-        <w:t xml:space="preserve"> </w:t>
-      </w:r>
-      <w:r>
-        <w:rPr>
-          <w:rStyle w:val="VerbatimChar"/>
-        </w:rPr>
-        <w:t xml:space="preserve">− qty +</w:t>
-      </w:r>
-      <w:r>
-        <w:t xml:space="preserve"> </w:t>
-      </w:r>
-      <w:r>
-        <w:t xml:space="preserve">steppers, the live total (struck gross + final),</w:t>
-      </w:r>
-      <w:r>
-        <w:t xml:space="preserve"> </w:t>
-      </w:r>
-      <w:r>
-        <w:t xml:space="preserve">and a large</w:t>
-      </w:r>
-      <w:r>
-        <w:t xml:space="preserve"> </w:t>
-      </w:r>
-      <w:r>
-        <w:rPr>
-          <w:b/>
-          <w:bCs/>
-        </w:rPr>
-        <w:t xml:space="preserve">Confirm</w:t>
-      </w:r>
-      <w:r>
-        <w:t xml:space="preserve"> </w:t>
-      </w:r>
-      <w:r>
-        <w:t xml:space="preserve">button.</w:t>
-      </w:r>
-      <w:r>
-        <w:t xml:space="preserve"> </w:t>
-      </w:r>
-      <w:r>
-        <w:rPr>
-          <w:b/>
-          <w:bCs/>
-        </w:rPr>
-        <w:t xml:space="preserve">Clear cart</w:t>
-      </w:r>
-      <w:r>
-        <w:t xml:space="preserve"> </w:t>
-      </w:r>
-      <w:r>
-        <w:t xml:space="preserve">sits at the top of the cart.</w:t>
-      </w:r>
-    </w:p>
-    <w:p>
-      <w:pPr>
-        <w:pStyle w:val="Compact"/>
-        <w:numPr>
-          <w:ilvl w:val="0"/>
-          <w:numId w:val="1043"/>
-        </w:numPr>
-      </w:pPr>
-      <w:r>
-        <w:rPr>
-          <w:b/>
-          <w:bCs/>
-        </w:rPr>
-        <w:t xml:space="preserve">Header</w:t>
-      </w:r>
-      <w:r>
-        <w:t xml:space="preserve"> </w:t>
-      </w:r>
-      <w:r>
-        <w:t xml:space="preserve">— activity name/status, a</w:t>
-      </w:r>
-      <w:r>
-        <w:t xml:space="preserve"> </w:t>
-      </w:r>
-      <w:r>
-        <w:rPr>
-          <w:b/>
-          <w:bCs/>
-        </w:rPr>
-        <w:t xml:space="preserve">Specials ON/OFF</w:t>
-      </w:r>
-      <w:r>
-        <w:t xml:space="preserve"> </w:t>
-      </w:r>
-      <w:r>
-        <w:t xml:space="preserve">toggle (when the</w:t>
-      </w:r>
-      <w:r>
-        <w:t xml:space="preserve"> </w:t>
-      </w:r>
-      <w:r>
-        <w:t xml:space="preserve">activity has specials), the reader status, and an</w:t>
-      </w:r>
-      <w:r>
-        <w:t xml:space="preserve"> </w:t>
-      </w:r>
-      <w:r>
-        <w:rPr>
-          <w:b/>
-          <w:bCs/>
-        </w:rPr>
-        <w:t xml:space="preserve">End Borrel</w:t>
-      </w:r>
-      <w:r>
-        <w:t xml:space="preserve"> </w:t>
-      </w:r>
-      <w:r>
-        <w:t xml:space="preserve">button (returns</w:t>
-      </w:r>
-      <w:r>
-        <w:t xml:space="preserve"> </w:t>
-      </w:r>
-      <w:r>
-        <w:t xml:space="preserve">to the activity list; logging out lives on the selector). On a phone, the Cart</w:t>
-      </w:r>
-      <w:r>
-        <w:t xml:space="preserve"> </w:t>
-      </w:r>
-      <w:r>
-        <w:t xml:space="preserve">view also shows a</w:t>
-      </w:r>
-      <w:r>
-        <w:t xml:space="preserve"> </w:t>
-      </w:r>
-      <w:r>
-        <w:rPr>
-          <w:b/>
-          <w:bCs/>
-        </w:rPr>
-        <w:t xml:space="preserve">← Drinks</w:t>
-      </w:r>
-      <w:r>
-        <w:t xml:space="preserve"> </w:t>
-      </w:r>
-      <w:r>
-        <w:t xml:space="preserve">back-arrow so the bottom tabs aren't the only way</w:t>
-      </w:r>
-      <w:r>
-        <w:t xml:space="preserve"> </w:t>
-      </w:r>
-      <w:r>
-        <w:t xml:space="preserve">back — an accidental tap there is harmless, unlike leaving the borrel.</w:t>
-      </w:r>
-    </w:p>
-    <w:p>
-      <w:pPr>
-        <w:pStyle w:val="Compact"/>
-        <w:numPr>
-          <w:ilvl w:val="0"/>
-          <w:numId w:val="1043"/>
-        </w:numPr>
-      </w:pPr>
-      <w:r>
-        <w:rPr>
-          <w:b/>
-          <w:bCs/>
-        </w:rPr>
-        <w:t xml:space="preserve">Idle sign-out</w:t>
-      </w:r>
-      <w:r>
-        <w:t xml:space="preserve"> </w:t>
-      </w:r>
-      <w:r>
-        <w:t xml:space="preserve">— if no order is confirmed on the POS for</w:t>
-      </w:r>
-      <w:r>
-        <w:t xml:space="preserve"> </w:t>
-      </w:r>
-      <w:r>
-        <w:rPr>
-          <w:b/>
-          <w:bCs/>
-        </w:rPr>
-        <w:t xml:space="preserve">1 hour</w:t>
-      </w:r>
-      <w:r>
-        <w:t xml:space="preserve"> </w:t>
-      </w:r>
-      <w:r>
-        <w:t xml:space="preserve">(counted</w:t>
-      </w:r>
-      <w:r>
-        <w:t xml:space="preserve"> </w:t>
-      </w:r>
-      <w:r>
-        <w:t xml:space="preserve">from opening the borrel or the last order), the bartender is signed out (server</w:t>
-      </w:r>
-      <w:r>
-        <w:t xml:space="preserve"> </w:t>
-      </w:r>
-      <w:r>
-        <w:t xml:space="preserve">session deleted) and sent to</w:t>
-      </w:r>
-      <w:r>
-        <w:t xml:space="preserve"> </w:t>
-      </w:r>
-      <w:r>
-        <w:rPr>
-          <w:rStyle w:val="VerbatimChar"/>
-        </w:rPr>
-        <w:t xml:space="preserve">/ppp/login</w:t>
-      </w:r>
-      <w:r>
-        <w:t xml:space="preserve"> </w:t>
-      </w:r>
-      <w:r>
-        <w:t xml:space="preserve">with a notice, ending the borrel on that</w:t>
-      </w:r>
-      <w:r>
-        <w:t xml:space="preserve"> </w:t>
-      </w:r>
-      <w:r>
-        <w:t xml:space="preserve">device. A red banner warns during the last 5 minutes. The clock is wall-time</w:t>
-      </w:r>
-      <w:r>
-        <w:t xml:space="preserve"> </w:t>
-      </w:r>
-      <w:r>
-        <w:t xml:space="preserve">based, so a phone that slept through the hour signs out as soon as it wakes.</w:t>
-      </w:r>
-    </w:p>
-    <w:p>
-      <w:pPr>
-        <w:pStyle w:val="Compact"/>
-        <w:numPr>
-          <w:ilvl w:val="0"/>
-          <w:numId w:val="1043"/>
-        </w:numPr>
-      </w:pPr>
-      <w:r>
-        <w:rPr>
-          <w:b/>
-          <w:bCs/>
-        </w:rPr>
-        <w:t xml:space="preserve">Session ended overlay</w:t>
-      </w:r>
-      <w:r>
-        <w:t xml:space="preserve"> </w:t>
-      </w:r>
-      <w:r>
-        <w:t xml:space="preserve">— card logins are short server-side sessions (sliding</w:t>
-      </w:r>
-      <w:r>
-        <w:t xml:space="preserve"> </w:t>
-      </w:r>
-      <w:r>
-        <w:t xml:space="preserve">2 h, max 16 h; see SECURITY.md). If the session ends while the POS is open, any</w:t>
-      </w:r>
-      <w:r>
-        <w:t xml:space="preserve"> </w:t>
-      </w:r>
-      <w:r>
-        <w:t xml:space="preserve">request returning 401 (re-checked once, to ignore a stale poll) shows</w:t>
-      </w:r>
-      <w:r>
-        <w:t xml:space="preserve"> </w:t>
-      </w:r>
-      <w:r>
-        <w:rPr>
-          <w:b/>
-          <w:bCs/>
-        </w:rPr>
-        <w:t xml:space="preserve">"Session</w:t>
-      </w:r>
-      <w:r>
-        <w:rPr>
-          <w:b/>
-          <w:bCs/>
-        </w:rPr>
-        <w:t xml:space="preserve"> </w:t>
-      </w:r>
-      <w:r>
-        <w:rPr>
-          <w:b/>
-          <w:bCs/>
-        </w:rPr>
-        <w:t xml:space="preserve">ended — tap a bartender card"</w:t>
-      </w:r>
-      <w:r>
-        <w:t xml:space="preserve">; the next tap signs in again in place and keeps</w:t>
-      </w:r>
-      <w:r>
-        <w:t xml:space="preserve"> </w:t>
-      </w:r>
-      <w:r>
-        <w:t xml:space="preserve">the cart and selected member. A confirm that hit the ended session says "Not</w:t>
-      </w:r>
-      <w:r>
-        <w:t xml:space="preserve"> </w:t>
-      </w:r>
-      <w:r>
-        <w:t xml:space="preserve">charged — please confirm again".</w:t>
-      </w:r>
-    </w:p>
-    <w:p>
-      <w:pPr>
-        <w:pStyle w:val="Compact"/>
-        <w:numPr>
-          <w:ilvl w:val="0"/>
-          <w:numId w:val="1043"/>
-        </w:numPr>
-      </w:pPr>
-      <w:r>
-        <w:rPr>
-          <w:b/>
-          <w:bCs/>
-        </w:rPr>
-        <w:t xml:space="preserve">Bottom (left column)</w:t>
-      </w:r>
-      <w:r>
-        <w:t xml:space="preserve"> </w:t>
-      </w:r>
-      <w:r>
-        <w:t xml:space="preserve">—</w:t>
-      </w:r>
-      <w:r>
-        <w:t xml:space="preserve"> </w:t>
-      </w:r>
-      <w:r>
-        <w:rPr>
-          <w:b/>
-          <w:bCs/>
-        </w:rPr>
-        <w:t xml:space="preserve">Regulars</w:t>
-      </w:r>
-      <w:r>
-        <w:t xml:space="preserve">: large circular buttons of members who</w:t>
-      </w:r>
-      <w:r>
-        <w:t xml:space="preserve"> </w:t>
-      </w:r>
-      <w:r>
-        <w:t xml:space="preserve">have ordered at this borrel, most orders first. Tap one to charge them</w:t>
-      </w:r>
-      <w:r>
-        <w:t xml:space="preserve"> </w:t>
-      </w:r>
-      <w:r>
-        <w:rPr>
-          <w:b/>
-          <w:bCs/>
-        </w:rPr>
-        <w:t xml:space="preserve">without</w:t>
-      </w:r>
-      <w:r>
-        <w:rPr>
-          <w:b/>
-          <w:bCs/>
-        </w:rPr>
-        <w:t xml:space="preserve"> </w:t>
-      </w:r>
-      <w:r>
-        <w:rPr>
-          <w:b/>
-          <w:bCs/>
-        </w:rPr>
-        <w:t xml:space="preserve">scanning</w:t>
-      </w:r>
-      <w:r>
-        <w:t xml:space="preserve"> </w:t>
-      </w:r>
-      <w:r>
-        <w:t xml:space="preserve">a card.</w:t>
-      </w:r>
-    </w:p>
-    <w:p>
-      <w:pPr>
-        <w:pStyle w:val="Compact"/>
-        <w:numPr>
-          <w:ilvl w:val="0"/>
-          <w:numId w:val="1043"/>
-        </w:numPr>
-      </w:pPr>
-      <w:r>
-        <w:rPr>
-          <w:b/>
-          <w:bCs/>
-        </w:rPr>
-        <w:t xml:space="preserve">History tab</w:t>
-      </w:r>
-      <w:r>
-        <w:t xml:space="preserve"> </w:t>
-      </w:r>
-      <w:r>
-        <w:t xml:space="preserve">— live order feed for the activity (polls every 10 s).</w:t>
-      </w:r>
-    </w:p>
-    <w:p>
-      <w:pPr>
-        <w:pStyle w:val="FirstParagraph"/>
-      </w:pPr>
-      <w:r>
-        <w:t xml:space="preserve">On the phone, NFC</w:t>
-      </w:r>
-      <w:r>
-        <w:t xml:space="preserve"> </w:t>
-      </w:r>
-      <w:r>
-        <w:rPr>
-          <w:b/>
-          <w:bCs/>
-        </w:rPr>
-        <w:t xml:space="preserve">auto-arms</w:t>
-      </w:r>
-      <w:r>
-        <w:t xml:space="preserve"> </w:t>
-      </w:r>
-      <w:r>
-        <w:t xml:space="preserve">on the POS if it was already granted at login</w:t>
-      </w:r>
-      <w:r>
-        <w:t xml:space="preserve"> </w:t>
-      </w:r>
-      <w:r>
-        <w:t xml:space="preserve">(via the Permissions API), so there's no second "Enable NFC" tap — the POS is</w:t>
-      </w:r>
-      <w:r>
-        <w:t xml:space="preserve"> </w:t>
-      </w:r>
-      <w:r>
-        <w:t xml:space="preserve">ready to scan the moment it opens.</w:t>
-      </w:r>
-    </w:p>
-    <w:p>
-      <w:pPr>
-        <w:pStyle w:val="BodyText"/>
-      </w:pPr>
-      <w:r>
-        <w:t xml:space="preserve">Identifying the member (three ways, all set the same "charge target"):</w:t>
       </w:r>
     </w:p>
     <w:p>
@@ -24195,49 +23998,89 @@
           <w:b/>
           <w:bCs/>
         </w:rPr>
-        <w:t xml:space="preserve">Card scan</w:t>
-      </w:r>
-      <w:r>
-        <w:t xml:space="preserve"> </w:t>
-      </w:r>
-      <w:r>
-        <w:t xml:space="preserve">—</w:t>
-      </w:r>
-      <w:r>
-        <w:t xml:space="preserve"> </w:t>
-      </w:r>
-      <w:r>
-        <w:rPr>
-          <w:rStyle w:val="VerbatimChar"/>
-        </w:rPr>
-        <w:t xml:space="preserve">POST /api/ppp/card/scan</w:t>
-      </w:r>
-      <w:r>
-        <w:t xml:space="preserve"> </w:t>
-      </w:r>
-      <w:r>
-        <w:t xml:space="preserve">(same</w:t>
-      </w:r>
-      <w:r>
-        <w:t xml:space="preserve"> </w:t>
-      </w:r>
-      <w:r>
-        <w:rPr>
-          <w:rStyle w:val="VerbatimChar"/>
-        </w:rPr>
-        <w:t xml:space="preserve">Card → Member</w:t>
-      </w:r>
-      <w:r>
-        <w:t xml:space="preserve"> </w:t>
-      </w:r>
-      <w:r>
-        <w:t xml:space="preserve">lookup as the</w:t>
-      </w:r>
-      <w:r>
-        <w:t xml:space="preserve"> </w:t>
-      </w:r>
-      <w:r>
-        <w:t xml:space="preserve">kiosk); returns the member name + roles so discounts show before confirming.</w:t>
+        <w:t xml:space="preserve">Left</w:t>
+      </w:r>
+      <w:r>
+        <w:t xml:space="preserve"> </w:t>
+      </w:r>
+      <w:r>
+        <w:t xml:space="preserve">— category tabs + a grid of drink tiles (tap to add). Tiles can carry a</w:t>
+      </w:r>
+      <w:r>
+        <w:t xml:space="preserve"> </w:t>
+      </w:r>
+      <w:r>
+        <w:t xml:space="preserve">background</w:t>
+      </w:r>
+      <w:r>
+        <w:t xml:space="preserve"> </w:t>
+      </w:r>
+      <w:r>
+        <w:rPr>
+          <w:b/>
+          <w:bCs/>
+        </w:rPr>
+        <w:t xml:space="preserve">colour</w:t>
+      </w:r>
+      <w:r>
+        <w:t xml:space="preserve"> </w:t>
+      </w:r>
+      <w:r>
+        <w:t xml:space="preserve">and show a</w:t>
+      </w:r>
+      <w:r>
+        <w:t xml:space="preserve"> </w:t>
+      </w:r>
+      <w:r>
+        <w:rPr>
+          <w:b/>
+          <w:bCs/>
+        </w:rPr>
+        <w:t xml:space="preserve">SPECIAL</w:t>
+      </w:r>
+      <w:r>
+        <w:t xml:space="preserve"> </w:t>
+      </w:r>
+      <w:r>
+        <w:t xml:space="preserve">badge + struck price when an</w:t>
+      </w:r>
+      <w:r>
+        <w:t xml:space="preserve"> </w:t>
+      </w:r>
+      <w:r>
+        <w:t xml:space="preserve">activity special is active. The</w:t>
+      </w:r>
+      <w:r>
+        <w:t xml:space="preserve"> </w:t>
+      </w:r>
+      <w:r>
+        <w:rPr>
+          <w:b/>
+          <w:bCs/>
+        </w:rPr>
+        <w:t xml:space="preserve">All</w:t>
+      </w:r>
+      <w:r>
+        <w:t xml:space="preserve"> </w:t>
+      </w:r>
+      <w:r>
+        <w:t xml:space="preserve">tab is sorted</w:t>
+      </w:r>
+      <w:r>
+        <w:t xml:space="preserve"> </w:t>
+      </w:r>
+      <w:r>
+        <w:rPr>
+          <w:b/>
+          <w:bCs/>
+        </w:rPr>
+        <w:t xml:space="preserve">most-purchased first</w:t>
+      </w:r>
+      <w:r>
+        <w:t xml:space="preserve"> </w:t>
+      </w:r>
+      <w:r>
+        <w:t xml:space="preserve">(from this borrel's order history) so the popular drinks stay under the thumb.</w:t>
       </w:r>
     </w:p>
     <w:p>
@@ -24253,13 +24096,72 @@
           <w:b/>
           <w:bCs/>
         </w:rPr>
-        <w:t xml:space="preserve">Regulars button</w:t>
-      </w:r>
-      <w:r>
-        <w:t xml:space="preserve"> </w:t>
-      </w:r>
-      <w:r>
-        <w:t xml:space="preserve">— one tap, no scan.</w:t>
+        <w:t xml:space="preserve">Right</w:t>
+      </w:r>
+      <w:r>
+        <w:t xml:space="preserve"> </w:t>
+      </w:r>
+      <w:r>
+        <w:t xml:space="preserve">— the cart: the member being charged (with their role-discount chips),</w:t>
+      </w:r>
+      <w:r>
+        <w:t xml:space="preserve"> </w:t>
+      </w:r>
+      <w:r>
+        <w:t xml:space="preserve">line items with big</w:t>
+      </w:r>
+      <w:r>
+        <w:t xml:space="preserve"> </w:t>
+      </w:r>
+      <w:r>
+        <w:rPr>
+          <w:rStyle w:val="VerbatimChar"/>
+        </w:rPr>
+        <w:t xml:space="preserve">− qty +</w:t>
+      </w:r>
+      <w:r>
+        <w:t xml:space="preserve"> </w:t>
+      </w:r>
+      <w:r>
+        <w:t xml:space="preserve">steppers, the live total (struck gross + final),</w:t>
+      </w:r>
+      <w:r>
+        <w:t xml:space="preserve"> </w:t>
+      </w:r>
+      <w:r>
+        <w:t xml:space="preserve">and a large</w:t>
+      </w:r>
+      <w:r>
+        <w:t xml:space="preserve"> </w:t>
+      </w:r>
+      <w:r>
+        <w:rPr>
+          <w:b/>
+          <w:bCs/>
+        </w:rPr>
+        <w:t xml:space="preserve">Confirm</w:t>
+      </w:r>
+      <w:r>
+        <w:t xml:space="preserve"> </w:t>
+      </w:r>
+      <w:r>
+        <w:t xml:space="preserve">button.</w:t>
+      </w:r>
+      <w:r>
+        <w:t xml:space="preserve"> </w:t>
+      </w:r>
+      <w:r>
+        <w:rPr>
+          <w:b/>
+          <w:bCs/>
+        </w:rPr>
+        <w:t xml:space="preserve">Clear cart</w:t>
+      </w:r>
+      <w:r>
+        <w:t xml:space="preserve"> </w:t>
+      </w:r>
+      <w:r>
+        <w:t xml:space="preserve">sits at the top of the cart.</w:t>
       </w:r>
     </w:p>
     <w:p>
@@ -24271,6 +24173,467 @@
         </w:numPr>
       </w:pPr>
       <w:r>
+        <w:rPr>
+          <w:b/>
+          <w:bCs/>
+        </w:rPr>
+        <w:t xml:space="preserve">Header</w:t>
+      </w:r>
+      <w:r>
+        <w:t xml:space="preserve"> </w:t>
+      </w:r>
+      <w:r>
+        <w:t xml:space="preserve">— activity name/status, a</w:t>
+      </w:r>
+      <w:r>
+        <w:t xml:space="preserve"> </w:t>
+      </w:r>
+      <w:r>
+        <w:rPr>
+          <w:b/>
+          <w:bCs/>
+        </w:rPr>
+        <w:t xml:space="preserve">Specials ON/OFF</w:t>
+      </w:r>
+      <w:r>
+        <w:t xml:space="preserve"> </w:t>
+      </w:r>
+      <w:r>
+        <w:t xml:space="preserve">toggle (when the</w:t>
+      </w:r>
+      <w:r>
+        <w:t xml:space="preserve"> </w:t>
+      </w:r>
+      <w:r>
+        <w:t xml:space="preserve">activity has specials), the reader status, and an</w:t>
+      </w:r>
+      <w:r>
+        <w:t xml:space="preserve"> </w:t>
+      </w:r>
+      <w:r>
+        <w:rPr>
+          <w:b/>
+          <w:bCs/>
+        </w:rPr>
+        <w:t xml:space="preserve">End Borrel</w:t>
+      </w:r>
+      <w:r>
+        <w:t xml:space="preserve"> </w:t>
+      </w:r>
+      <w:r>
+        <w:t xml:space="preserve">button (returns</w:t>
+      </w:r>
+      <w:r>
+        <w:t xml:space="preserve"> </w:t>
+      </w:r>
+      <w:r>
+        <w:t xml:space="preserve">to the activity list; logging out lives on the selector). On a phone, the Cart</w:t>
+      </w:r>
+      <w:r>
+        <w:t xml:space="preserve"> </w:t>
+      </w:r>
+      <w:r>
+        <w:t xml:space="preserve">view also shows a</w:t>
+      </w:r>
+      <w:r>
+        <w:t xml:space="preserve"> </w:t>
+      </w:r>
+      <w:r>
+        <w:rPr>
+          <w:b/>
+          <w:bCs/>
+        </w:rPr>
+        <w:t xml:space="preserve">← Drinks</w:t>
+      </w:r>
+      <w:r>
+        <w:t xml:space="preserve"> </w:t>
+      </w:r>
+      <w:r>
+        <w:t xml:space="preserve">back-arrow so the bottom tabs aren't the only way</w:t>
+      </w:r>
+      <w:r>
+        <w:t xml:space="preserve"> </w:t>
+      </w:r>
+      <w:r>
+        <w:t xml:space="preserve">back — an accidental tap there is harmless, unlike leaving the borrel.</w:t>
+      </w:r>
+    </w:p>
+    <w:p>
+      <w:pPr>
+        <w:pStyle w:val="Compact"/>
+        <w:numPr>
+          <w:ilvl w:val="0"/>
+          <w:numId w:val="1044"/>
+        </w:numPr>
+      </w:pPr>
+      <w:r>
+        <w:rPr>
+          <w:b/>
+          <w:bCs/>
+        </w:rPr>
+        <w:t xml:space="preserve">Idle sign-out</w:t>
+      </w:r>
+      <w:r>
+        <w:t xml:space="preserve"> </w:t>
+      </w:r>
+      <w:r>
+        <w:t xml:space="preserve">— if no order is confirmed on the POS for</w:t>
+      </w:r>
+      <w:r>
+        <w:t xml:space="preserve"> </w:t>
+      </w:r>
+      <w:r>
+        <w:rPr>
+          <w:b/>
+          <w:bCs/>
+        </w:rPr>
+        <w:t xml:space="preserve">1 hour</w:t>
+      </w:r>
+      <w:r>
+        <w:t xml:space="preserve"> </w:t>
+      </w:r>
+      <w:r>
+        <w:t xml:space="preserve">(counted</w:t>
+      </w:r>
+      <w:r>
+        <w:t xml:space="preserve"> </w:t>
+      </w:r>
+      <w:r>
+        <w:t xml:space="preserve">from opening the borrel or the last order), the bartender is signed out (server</w:t>
+      </w:r>
+      <w:r>
+        <w:t xml:space="preserve"> </w:t>
+      </w:r>
+      <w:r>
+        <w:t xml:space="preserve">session deleted) and sent to</w:t>
+      </w:r>
+      <w:r>
+        <w:t xml:space="preserve"> </w:t>
+      </w:r>
+      <w:r>
+        <w:rPr>
+          <w:rStyle w:val="VerbatimChar"/>
+        </w:rPr>
+        <w:t xml:space="preserve">/ppp/login</w:t>
+      </w:r>
+      <w:r>
+        <w:t xml:space="preserve"> </w:t>
+      </w:r>
+      <w:r>
+        <w:t xml:space="preserve">with a notice, ending the borrel on that</w:t>
+      </w:r>
+      <w:r>
+        <w:t xml:space="preserve"> </w:t>
+      </w:r>
+      <w:r>
+        <w:t xml:space="preserve">device. A red banner warns during the last 5 minutes. The clock is wall-time</w:t>
+      </w:r>
+      <w:r>
+        <w:t xml:space="preserve"> </w:t>
+      </w:r>
+      <w:r>
+        <w:t xml:space="preserve">based, so a phone that slept through the hour signs out as soon as it wakes.</w:t>
+      </w:r>
+    </w:p>
+    <w:p>
+      <w:pPr>
+        <w:pStyle w:val="Compact"/>
+        <w:numPr>
+          <w:ilvl w:val="0"/>
+          <w:numId w:val="1044"/>
+        </w:numPr>
+      </w:pPr>
+      <w:r>
+        <w:rPr>
+          <w:b/>
+          <w:bCs/>
+        </w:rPr>
+        <w:t xml:space="preserve">Session ended overlay</w:t>
+      </w:r>
+      <w:r>
+        <w:t xml:space="preserve"> </w:t>
+      </w:r>
+      <w:r>
+        <w:t xml:space="preserve">— card logins are short server-side sessions (sliding</w:t>
+      </w:r>
+      <w:r>
+        <w:t xml:space="preserve"> </w:t>
+      </w:r>
+      <w:r>
+        <w:t xml:space="preserve">2 h, max 16 h; see SECURITY.md). If the session ends while the POS is open, any</w:t>
+      </w:r>
+      <w:r>
+        <w:t xml:space="preserve"> </w:t>
+      </w:r>
+      <w:r>
+        <w:t xml:space="preserve">request returning 401 (re-checked once, to ignore a stale poll) shows</w:t>
+      </w:r>
+      <w:r>
+        <w:t xml:space="preserve"> </w:t>
+      </w:r>
+      <w:r>
+        <w:rPr>
+          <w:b/>
+          <w:bCs/>
+        </w:rPr>
+        <w:t xml:space="preserve">"Session</w:t>
+      </w:r>
+      <w:r>
+        <w:rPr>
+          <w:b/>
+          <w:bCs/>
+        </w:rPr>
+        <w:t xml:space="preserve"> </w:t>
+      </w:r>
+      <w:r>
+        <w:rPr>
+          <w:b/>
+          <w:bCs/>
+        </w:rPr>
+        <w:t xml:space="preserve">ended — tap a bartender card"</w:t>
+      </w:r>
+      <w:r>
+        <w:t xml:space="preserve">; the next tap signs in again in place and keeps</w:t>
+      </w:r>
+      <w:r>
+        <w:t xml:space="preserve"> </w:t>
+      </w:r>
+      <w:r>
+        <w:t xml:space="preserve">the cart and selected member. A confirm that hit the ended session says "Not</w:t>
+      </w:r>
+      <w:r>
+        <w:t xml:space="preserve"> </w:t>
+      </w:r>
+      <w:r>
+        <w:t xml:space="preserve">charged — please confirm again".</w:t>
+      </w:r>
+    </w:p>
+    <w:p>
+      <w:pPr>
+        <w:pStyle w:val="Compact"/>
+        <w:numPr>
+          <w:ilvl w:val="0"/>
+          <w:numId w:val="1044"/>
+        </w:numPr>
+      </w:pPr>
+      <w:r>
+        <w:rPr>
+          <w:b/>
+          <w:bCs/>
+        </w:rPr>
+        <w:t xml:space="preserve">Bottom (left column)</w:t>
+      </w:r>
+      <w:r>
+        <w:t xml:space="preserve"> </w:t>
+      </w:r>
+      <w:r>
+        <w:t xml:space="preserve">—</w:t>
+      </w:r>
+      <w:r>
+        <w:t xml:space="preserve"> </w:t>
+      </w:r>
+      <w:r>
+        <w:rPr>
+          <w:b/>
+          <w:bCs/>
+        </w:rPr>
+        <w:t xml:space="preserve">Regulars</w:t>
+      </w:r>
+      <w:r>
+        <w:t xml:space="preserve">: large circular buttons of members who</w:t>
+      </w:r>
+      <w:r>
+        <w:t xml:space="preserve"> </w:t>
+      </w:r>
+      <w:r>
+        <w:t xml:space="preserve">have ordered at this borrel, most orders first. Tap one to charge them</w:t>
+      </w:r>
+      <w:r>
+        <w:t xml:space="preserve"> </w:t>
+      </w:r>
+      <w:r>
+        <w:rPr>
+          <w:b/>
+          <w:bCs/>
+        </w:rPr>
+        <w:t xml:space="preserve">without</w:t>
+      </w:r>
+      <w:r>
+        <w:rPr>
+          <w:b/>
+          <w:bCs/>
+        </w:rPr>
+        <w:t xml:space="preserve"> </w:t>
+      </w:r>
+      <w:r>
+        <w:rPr>
+          <w:b/>
+          <w:bCs/>
+        </w:rPr>
+        <w:t xml:space="preserve">scanning</w:t>
+      </w:r>
+      <w:r>
+        <w:t xml:space="preserve"> </w:t>
+      </w:r>
+      <w:r>
+        <w:t xml:space="preserve">a card.</w:t>
+      </w:r>
+    </w:p>
+    <w:p>
+      <w:pPr>
+        <w:pStyle w:val="Compact"/>
+        <w:numPr>
+          <w:ilvl w:val="0"/>
+          <w:numId w:val="1044"/>
+        </w:numPr>
+      </w:pPr>
+      <w:r>
+        <w:rPr>
+          <w:b/>
+          <w:bCs/>
+        </w:rPr>
+        <w:t xml:space="preserve">History tab</w:t>
+      </w:r>
+      <w:r>
+        <w:t xml:space="preserve"> </w:t>
+      </w:r>
+      <w:r>
+        <w:t xml:space="preserve">— live order feed for the activity (polls every 10 s).</w:t>
+      </w:r>
+    </w:p>
+    <w:p>
+      <w:pPr>
+        <w:pStyle w:val="FirstParagraph"/>
+      </w:pPr>
+      <w:r>
+        <w:t xml:space="preserve">On the phone, NFC</w:t>
+      </w:r>
+      <w:r>
+        <w:t xml:space="preserve"> </w:t>
+      </w:r>
+      <w:r>
+        <w:rPr>
+          <w:b/>
+          <w:bCs/>
+        </w:rPr>
+        <w:t xml:space="preserve">auto-arms</w:t>
+      </w:r>
+      <w:r>
+        <w:t xml:space="preserve"> </w:t>
+      </w:r>
+      <w:r>
+        <w:t xml:space="preserve">on the POS if it was already granted at login</w:t>
+      </w:r>
+      <w:r>
+        <w:t xml:space="preserve"> </w:t>
+      </w:r>
+      <w:r>
+        <w:t xml:space="preserve">(via the Permissions API), so there's no second "Enable NFC" tap — the POS is</w:t>
+      </w:r>
+      <w:r>
+        <w:t xml:space="preserve"> </w:t>
+      </w:r>
+      <w:r>
+        <w:t xml:space="preserve">ready to scan the moment it opens.</w:t>
+      </w:r>
+    </w:p>
+    <w:p>
+      <w:pPr>
+        <w:pStyle w:val="BodyText"/>
+      </w:pPr>
+      <w:r>
+        <w:t xml:space="preserve">Identifying the member (three ways, all set the same "charge target"):</w:t>
+      </w:r>
+    </w:p>
+    <w:p>
+      <w:pPr>
+        <w:pStyle w:val="Compact"/>
+        <w:numPr>
+          <w:ilvl w:va